--- a/docs/99-output/MyERP_SRS.docx
+++ b/docs/99-output/MyERP_SRS.docx
@@ -1020,12 +1020,1588 @@
       </w:r>
     </w:p>
     <w:p>
+      <w:pPr>
+        <w:pStyle w:val="Heading4"/>
+      </w:pPr>
+      <w:r>
+        <w:t xml:space="preserve">4.1.1.8 Settings</w:t>
+      </w:r>
+    </w:p>
+    <w:p>
+      <w:pPr>
+        <w:pStyle w:val="Heading5"/>
+      </w:pPr>
+      <w:r>
+        <w:t xml:space="preserve">4.1.1.8.20 Company Management</w:t>
+      </w:r>
+    </w:p>
+    <w:tbl>
+      <w:tblPr>
+        <w:tblStyle w:val="TableGrid"/>
+        <w:tblW w:w="9345" w:type="dxa"/>
+        <w:jc w:val="left"/>
+        <w:tblBorders>
+          <w:top w:val="single" w:color="000000" w:sz="8" w:space="0"/>
+          <w:left w:val="single" w:color="000000" w:sz="8" w:space="0"/>
+          <w:bottom w:val="single" w:color="000000" w:sz="8" w:space="0"/>
+          <w:right w:val="single" w:color="000000" w:sz="8" w:space="0"/>
+          <w:insideH w:val="single" w:color="000000" w:sz="8" w:space="0"/>
+          <w:insideV w:val="single" w:color="000000" w:sz="8" w:space="0"/>
+        </w:tblBorders>
+        <w:tblLayout w:type="fixed"/>
+        <w:tblCellMar>
+          <w:top w:w="100" w:type="dxa"/>
+          <w:left w:w="100" w:type="dxa"/>
+          <w:bottom w:w="100" w:type="dxa"/>
+          <w:right w:w="100" w:type="dxa"/>
+        </w:tblCellMar>
+      </w:tblPr>
+      <w:tblGrid>
+        <w:gridCol w:w="2220"/>
+        <w:gridCol w:w="3525"/>
+        <w:gridCol w:w="2370"/>
+        <w:gridCol w:w="1230"/>
+      </w:tblGrid>
+      <w:tr>
+        <w:trPr>
+          <w:trHeight w:val="465" w:hRule="atLeast"/>
+        </w:trPr>
+        <w:tc>
+          <w:tcPr>
+            <w:tcW w:w="2220" w:type="dxa"/>
+          </w:tcPr>
+          <w:p>
+            <w:pPr/>
+            <w:r>
+              <w:rPr>
+                <w:b/>
+              </w:rPr>
+              <w:t xml:space="preserve">Requirement ID</w:t>
+            </w:r>
+          </w:p>
+        </w:tc>
+        <w:tc>
+          <w:tcPr>
+            <w:tcW w:w="3525" w:type="dxa"/>
+          </w:tcPr>
+          <w:p>
+            <w:pPr/>
+            <w:r>
+              <w:t xml:space="preserve">REQ_F4118.20.1</w:t>
+            </w:r>
+          </w:p>
+        </w:tc>
+        <w:tc>
+          <w:tcPr>
+            <w:tcW w:w="2370" w:type="dxa"/>
+          </w:tcPr>
+          <w:p>
+            <w:pPr/>
+            <w:r>
+              <w:rPr>
+                <w:b/>
+              </w:rPr>
+              <w:t xml:space="preserve">Version</w:t>
+            </w:r>
+          </w:p>
+        </w:tc>
+        <w:tc>
+          <w:tcPr>
+            <w:tcW w:w="1230" w:type="dxa"/>
+          </w:tcPr>
+          <w:p>
+            <w:pPr/>
+            <w:r>
+              <w:t xml:space="preserve">1.0</w:t>
+            </w:r>
+          </w:p>
+        </w:tc>
+      </w:tr>
+      <w:tr>
+        <w:trPr>
+          <w:trHeight w:val="465" w:hRule="atLeast"/>
+        </w:trPr>
+        <w:tc>
+          <w:tcPr>
+            <w:tcW w:w="2220" w:type="dxa"/>
+          </w:tcPr>
+          <w:p>
+            <w:pPr/>
+            <w:r>
+              <w:rPr>
+                <w:b/>
+              </w:rPr>
+              <w:t xml:space="preserve">Description</w:t>
+            </w:r>
+          </w:p>
+        </w:tc>
+        <w:tc>
+          <w:tcPr>
+            <w:tcW w:w="7125" w:type="dxa"/>
+            <w:gridSpan w:val="3"/>
+          </w:tcPr>
+          <w:p>
+            <w:pPr/>
+            <w:r>
+              <w:t xml:space="preserve">System should allow authorized users to view company details.</w:t>
+            </w:r>
+          </w:p>
+        </w:tc>
+      </w:tr>
+      <w:tr>
+        <w:trPr>
+          <w:trHeight w:val="465" w:hRule="atLeast"/>
+        </w:trPr>
+        <w:tc>
+          <w:tcPr>
+            <w:tcW w:w="2220" w:type="dxa"/>
+          </w:tcPr>
+          <w:p>
+            <w:pPr/>
+            <w:r>
+              <w:rPr>
+                <w:b/>
+              </w:rPr>
+              <w:t xml:space="preserve">Author</w:t>
+            </w:r>
+          </w:p>
+        </w:tc>
+        <w:tc>
+          <w:tcPr>
+            <w:tcW w:w="7125" w:type="dxa"/>
+            <w:gridSpan w:val="3"/>
+          </w:tcPr>
+          <w:p>
+            <w:pPr/>
+            <w:r>
+              <w:t xml:space="preserve">Developer</w:t>
+            </w:r>
+          </w:p>
+        </w:tc>
+      </w:tr>
+    </w:tbl>
+    <w:p/>
+    <w:tbl>
+      <w:tblPr>
+        <w:tblStyle w:val="TableGrid"/>
+        <w:tblW w:w="9345" w:type="dxa"/>
+        <w:jc w:val="left"/>
+        <w:tblBorders>
+          <w:top w:val="single" w:color="000000" w:sz="8" w:space="0"/>
+          <w:left w:val="single" w:color="000000" w:sz="8" w:space="0"/>
+          <w:bottom w:val="single" w:color="000000" w:sz="8" w:space="0"/>
+          <w:right w:val="single" w:color="000000" w:sz="8" w:space="0"/>
+          <w:insideH w:val="single" w:color="000000" w:sz="8" w:space="0"/>
+          <w:insideV w:val="single" w:color="000000" w:sz="8" w:space="0"/>
+        </w:tblBorders>
+        <w:tblLayout w:type="fixed"/>
+        <w:tblCellMar>
+          <w:top w:w="100" w:type="dxa"/>
+          <w:left w:w="100" w:type="dxa"/>
+          <w:bottom w:w="100" w:type="dxa"/>
+          <w:right w:w="100" w:type="dxa"/>
+        </w:tblCellMar>
+      </w:tblPr>
+      <w:tblGrid>
+        <w:gridCol w:w="2220"/>
+        <w:gridCol w:w="3525"/>
+        <w:gridCol w:w="2370"/>
+        <w:gridCol w:w="1230"/>
+      </w:tblGrid>
+      <w:tr>
+        <w:trPr>
+          <w:trHeight w:val="465" w:hRule="atLeast"/>
+        </w:trPr>
+        <w:tc>
+          <w:tcPr>
+            <w:tcW w:w="2220" w:type="dxa"/>
+          </w:tcPr>
+          <w:p>
+            <w:pPr/>
+            <w:r>
+              <w:rPr>
+                <w:b/>
+              </w:rPr>
+              <w:t xml:space="preserve">Requirement ID</w:t>
+            </w:r>
+          </w:p>
+        </w:tc>
+        <w:tc>
+          <w:tcPr>
+            <w:tcW w:w="3525" w:type="dxa"/>
+          </w:tcPr>
+          <w:p>
+            <w:pPr/>
+            <w:r>
+              <w:t xml:space="preserve">REQ_F4118.20.2</w:t>
+            </w:r>
+          </w:p>
+        </w:tc>
+        <w:tc>
+          <w:tcPr>
+            <w:tcW w:w="2370" w:type="dxa"/>
+          </w:tcPr>
+          <w:p>
+            <w:pPr/>
+            <w:r>
+              <w:rPr>
+                <w:b/>
+              </w:rPr>
+              <w:t xml:space="preserve">Version</w:t>
+            </w:r>
+          </w:p>
+        </w:tc>
+        <w:tc>
+          <w:tcPr>
+            <w:tcW w:w="1230" w:type="dxa"/>
+          </w:tcPr>
+          <w:p>
+            <w:pPr/>
+            <w:r>
+              <w:t xml:space="preserve">1.0</w:t>
+            </w:r>
+          </w:p>
+        </w:tc>
+      </w:tr>
+      <w:tr>
+        <w:trPr>
+          <w:trHeight w:val="465" w:hRule="atLeast"/>
+        </w:trPr>
+        <w:tc>
+          <w:tcPr>
+            <w:tcW w:w="2220" w:type="dxa"/>
+          </w:tcPr>
+          <w:p>
+            <w:pPr/>
+            <w:r>
+              <w:rPr>
+                <w:b/>
+              </w:rPr>
+              <w:t xml:space="preserve">Description</w:t>
+            </w:r>
+          </w:p>
+        </w:tc>
+        <w:tc>
+          <w:tcPr>
+            <w:tcW w:w="7125" w:type="dxa"/>
+            <w:gridSpan w:val="3"/>
+          </w:tcPr>
+          <w:p>
+            <w:pPr/>
+            <w:r>
+              <w:t xml:space="preserve">System should allow authorized users to create a company.</w:t>
+            </w:r>
+          </w:p>
+        </w:tc>
+      </w:tr>
+      <w:tr>
+        <w:trPr>
+          <w:trHeight w:val="465" w:hRule="atLeast"/>
+        </w:trPr>
+        <w:tc>
+          <w:tcPr>
+            <w:tcW w:w="2220" w:type="dxa"/>
+          </w:tcPr>
+          <w:p>
+            <w:pPr/>
+            <w:r>
+              <w:rPr>
+                <w:b/>
+              </w:rPr>
+              <w:t xml:space="preserve">Author</w:t>
+            </w:r>
+          </w:p>
+        </w:tc>
+        <w:tc>
+          <w:tcPr>
+            <w:tcW w:w="7125" w:type="dxa"/>
+            <w:gridSpan w:val="3"/>
+          </w:tcPr>
+          <w:p>
+            <w:pPr/>
+            <w:r>
+              <w:t xml:space="preserve">Developer</w:t>
+            </w:r>
+          </w:p>
+        </w:tc>
+      </w:tr>
+    </w:tbl>
+    <w:p/>
+    <w:tbl>
+      <w:tblPr>
+        <w:tblStyle w:val="TableGrid"/>
+        <w:tblW w:w="9345" w:type="dxa"/>
+        <w:jc w:val="left"/>
+        <w:tblBorders>
+          <w:top w:val="single" w:color="000000" w:sz="8" w:space="0"/>
+          <w:left w:val="single" w:color="000000" w:sz="8" w:space="0"/>
+          <w:bottom w:val="single" w:color="000000" w:sz="8" w:space="0"/>
+          <w:right w:val="single" w:color="000000" w:sz="8" w:space="0"/>
+          <w:insideH w:val="single" w:color="000000" w:sz="8" w:space="0"/>
+          <w:insideV w:val="single" w:color="000000" w:sz="8" w:space="0"/>
+        </w:tblBorders>
+        <w:tblLayout w:type="fixed"/>
+        <w:tblCellMar>
+          <w:top w:w="100" w:type="dxa"/>
+          <w:left w:w="100" w:type="dxa"/>
+          <w:bottom w:w="100" w:type="dxa"/>
+          <w:right w:w="100" w:type="dxa"/>
+        </w:tblCellMar>
+      </w:tblPr>
+      <w:tblGrid>
+        <w:gridCol w:w="2220"/>
+        <w:gridCol w:w="3525"/>
+        <w:gridCol w:w="2370"/>
+        <w:gridCol w:w="1230"/>
+      </w:tblGrid>
+      <w:tr>
+        <w:trPr>
+          <w:trHeight w:val="465" w:hRule="atLeast"/>
+        </w:trPr>
+        <w:tc>
+          <w:tcPr>
+            <w:tcW w:w="2220" w:type="dxa"/>
+          </w:tcPr>
+          <w:p>
+            <w:pPr/>
+            <w:r>
+              <w:rPr>
+                <w:b/>
+              </w:rPr>
+              <w:t xml:space="preserve">Requirement ID</w:t>
+            </w:r>
+          </w:p>
+        </w:tc>
+        <w:tc>
+          <w:tcPr>
+            <w:tcW w:w="3525" w:type="dxa"/>
+          </w:tcPr>
+          <w:p>
+            <w:pPr/>
+            <w:r>
+              <w:t xml:space="preserve">REQ_F4118.20.3</w:t>
+            </w:r>
+          </w:p>
+        </w:tc>
+        <w:tc>
+          <w:tcPr>
+            <w:tcW w:w="2370" w:type="dxa"/>
+          </w:tcPr>
+          <w:p>
+            <w:pPr/>
+            <w:r>
+              <w:rPr>
+                <w:b/>
+              </w:rPr>
+              <w:t xml:space="preserve">Version</w:t>
+            </w:r>
+          </w:p>
+        </w:tc>
+        <w:tc>
+          <w:tcPr>
+            <w:tcW w:w="1230" w:type="dxa"/>
+          </w:tcPr>
+          <w:p>
+            <w:pPr/>
+            <w:r>
+              <w:t xml:space="preserve">1.0</w:t>
+            </w:r>
+          </w:p>
+        </w:tc>
+      </w:tr>
+      <w:tr>
+        <w:trPr>
+          <w:trHeight w:val="465" w:hRule="atLeast"/>
+        </w:trPr>
+        <w:tc>
+          <w:tcPr>
+            <w:tcW w:w="2220" w:type="dxa"/>
+          </w:tcPr>
+          <w:p>
+            <w:pPr/>
+            <w:r>
+              <w:rPr>
+                <w:b/>
+              </w:rPr>
+              <w:t xml:space="preserve">Description</w:t>
+            </w:r>
+          </w:p>
+        </w:tc>
+        <w:tc>
+          <w:tcPr>
+            <w:tcW w:w="7125" w:type="dxa"/>
+            <w:gridSpan w:val="3"/>
+          </w:tcPr>
+          <w:p>
+            <w:pPr/>
+            <w:r>
+              <w:t xml:space="preserve">System should allow authorized users to edit a company.</w:t>
+            </w:r>
+          </w:p>
+        </w:tc>
+      </w:tr>
+      <w:tr>
+        <w:trPr>
+          <w:trHeight w:val="465" w:hRule="atLeast"/>
+        </w:trPr>
+        <w:tc>
+          <w:tcPr>
+            <w:tcW w:w="2220" w:type="dxa"/>
+          </w:tcPr>
+          <w:p>
+            <w:pPr/>
+            <w:r>
+              <w:rPr>
+                <w:b/>
+              </w:rPr>
+              <w:t xml:space="preserve">Author</w:t>
+            </w:r>
+          </w:p>
+        </w:tc>
+        <w:tc>
+          <w:tcPr>
+            <w:tcW w:w="7125" w:type="dxa"/>
+            <w:gridSpan w:val="3"/>
+          </w:tcPr>
+          <w:p>
+            <w:pPr/>
+            <w:r>
+              <w:t xml:space="preserve">Developer</w:t>
+            </w:r>
+          </w:p>
+        </w:tc>
+      </w:tr>
+    </w:tbl>
+    <w:p/>
+    <w:tbl>
+      <w:tblPr>
+        <w:tblStyle w:val="TableGrid"/>
+        <w:tblW w:w="9345" w:type="dxa"/>
+        <w:jc w:val="left"/>
+        <w:tblBorders>
+          <w:top w:val="single" w:color="000000" w:sz="8" w:space="0"/>
+          <w:left w:val="single" w:color="000000" w:sz="8" w:space="0"/>
+          <w:bottom w:val="single" w:color="000000" w:sz="8" w:space="0"/>
+          <w:right w:val="single" w:color="000000" w:sz="8" w:space="0"/>
+          <w:insideH w:val="single" w:color="000000" w:sz="8" w:space="0"/>
+          <w:insideV w:val="single" w:color="000000" w:sz="8" w:space="0"/>
+        </w:tblBorders>
+        <w:tblLayout w:type="fixed"/>
+        <w:tblCellMar>
+          <w:top w:w="100" w:type="dxa"/>
+          <w:left w:w="100" w:type="dxa"/>
+          <w:bottom w:w="100" w:type="dxa"/>
+          <w:right w:w="100" w:type="dxa"/>
+        </w:tblCellMar>
+      </w:tblPr>
+      <w:tblGrid>
+        <w:gridCol w:w="2220"/>
+        <w:gridCol w:w="3525"/>
+        <w:gridCol w:w="2370"/>
+        <w:gridCol w:w="1230"/>
+      </w:tblGrid>
+      <w:tr>
+        <w:trPr>
+          <w:trHeight w:val="465" w:hRule="atLeast"/>
+        </w:trPr>
+        <w:tc>
+          <w:tcPr>
+            <w:tcW w:w="2220" w:type="dxa"/>
+          </w:tcPr>
+          <w:p>
+            <w:pPr/>
+            <w:r>
+              <w:rPr>
+                <w:b/>
+              </w:rPr>
+              <w:t xml:space="preserve">Requirement ID</w:t>
+            </w:r>
+          </w:p>
+        </w:tc>
+        <w:tc>
+          <w:tcPr>
+            <w:tcW w:w="3525" w:type="dxa"/>
+          </w:tcPr>
+          <w:p>
+            <w:pPr/>
+            <w:r>
+              <w:t xml:space="preserve">REQ_F4118.20.4</w:t>
+            </w:r>
+          </w:p>
+        </w:tc>
+        <w:tc>
+          <w:tcPr>
+            <w:tcW w:w="2370" w:type="dxa"/>
+          </w:tcPr>
+          <w:p>
+            <w:pPr/>
+            <w:r>
+              <w:rPr>
+                <w:b/>
+              </w:rPr>
+              <w:t xml:space="preserve">Version</w:t>
+            </w:r>
+          </w:p>
+        </w:tc>
+        <w:tc>
+          <w:tcPr>
+            <w:tcW w:w="1230" w:type="dxa"/>
+          </w:tcPr>
+          <w:p>
+            <w:pPr/>
+            <w:r>
+              <w:t xml:space="preserve">1.0</w:t>
+            </w:r>
+          </w:p>
+        </w:tc>
+      </w:tr>
+      <w:tr>
+        <w:trPr>
+          <w:trHeight w:val="465" w:hRule="atLeast"/>
+        </w:trPr>
+        <w:tc>
+          <w:tcPr>
+            <w:tcW w:w="2220" w:type="dxa"/>
+          </w:tcPr>
+          <w:p>
+            <w:pPr/>
+            <w:r>
+              <w:rPr>
+                <w:b/>
+              </w:rPr>
+              <w:t xml:space="preserve">Description</w:t>
+            </w:r>
+          </w:p>
+        </w:tc>
+        <w:tc>
+          <w:tcPr>
+            <w:tcW w:w="7125" w:type="dxa"/>
+            <w:gridSpan w:val="3"/>
+          </w:tcPr>
+          <w:p>
+            <w:pPr/>
+            <w:r>
+              <w:t xml:space="preserve">System should allow authorized users to deactivate a company.</w:t>
+            </w:r>
+          </w:p>
+        </w:tc>
+      </w:tr>
+      <w:tr>
+        <w:trPr>
+          <w:trHeight w:val="465" w:hRule="atLeast"/>
+        </w:trPr>
+        <w:tc>
+          <w:tcPr>
+            <w:tcW w:w="2220" w:type="dxa"/>
+          </w:tcPr>
+          <w:p>
+            <w:pPr/>
+            <w:r>
+              <w:rPr>
+                <w:b/>
+              </w:rPr>
+              <w:t xml:space="preserve">Author</w:t>
+            </w:r>
+          </w:p>
+        </w:tc>
+        <w:tc>
+          <w:tcPr>
+            <w:tcW w:w="7125" w:type="dxa"/>
+            <w:gridSpan w:val="3"/>
+          </w:tcPr>
+          <w:p>
+            <w:pPr/>
+            <w:r>
+              <w:t xml:space="preserve">Developer</w:t>
+            </w:r>
+          </w:p>
+        </w:tc>
+      </w:tr>
+    </w:tbl>
+    <w:p/>
+    <w:p>
+      <w:pPr>
+        <w:pStyle w:val="Heading5"/>
+      </w:pPr>
+      <w:r>
+        <w:t xml:space="preserve">4.1.1.8.21 Branch Management</w:t>
+      </w:r>
+    </w:p>
+    <w:tbl>
+      <w:tblPr>
+        <w:tblStyle w:val="TableGrid"/>
+        <w:tblW w:w="9345" w:type="dxa"/>
+        <w:jc w:val="left"/>
+        <w:tblBorders>
+          <w:top w:val="single" w:color="000000" w:sz="8" w:space="0"/>
+          <w:left w:val="single" w:color="000000" w:sz="8" w:space="0"/>
+          <w:bottom w:val="single" w:color="000000" w:sz="8" w:space="0"/>
+          <w:right w:val="single" w:color="000000" w:sz="8" w:space="0"/>
+          <w:insideH w:val="single" w:color="000000" w:sz="8" w:space="0"/>
+          <w:insideV w:val="single" w:color="000000" w:sz="8" w:space="0"/>
+        </w:tblBorders>
+        <w:tblLayout w:type="fixed"/>
+        <w:tblCellMar>
+          <w:top w:w="100" w:type="dxa"/>
+          <w:left w:w="100" w:type="dxa"/>
+          <w:bottom w:w="100" w:type="dxa"/>
+          <w:right w:w="100" w:type="dxa"/>
+        </w:tblCellMar>
+      </w:tblPr>
+      <w:tblGrid>
+        <w:gridCol w:w="2220"/>
+        <w:gridCol w:w="3525"/>
+        <w:gridCol w:w="2370"/>
+        <w:gridCol w:w="1230"/>
+      </w:tblGrid>
+      <w:tr>
+        <w:trPr>
+          <w:trHeight w:val="465" w:hRule="atLeast"/>
+        </w:trPr>
+        <w:tc>
+          <w:tcPr>
+            <w:tcW w:w="2220" w:type="dxa"/>
+          </w:tcPr>
+          <w:p>
+            <w:pPr/>
+            <w:r>
+              <w:rPr>
+                <w:b/>
+              </w:rPr>
+              <w:t xml:space="preserve">Requirement ID</w:t>
+            </w:r>
+          </w:p>
+        </w:tc>
+        <w:tc>
+          <w:tcPr>
+            <w:tcW w:w="3525" w:type="dxa"/>
+          </w:tcPr>
+          <w:p>
+            <w:pPr/>
+            <w:r>
+              <w:t xml:space="preserve">REQ_F4118.21.1</w:t>
+            </w:r>
+          </w:p>
+        </w:tc>
+        <w:tc>
+          <w:tcPr>
+            <w:tcW w:w="2370" w:type="dxa"/>
+          </w:tcPr>
+          <w:p>
+            <w:pPr/>
+            <w:r>
+              <w:rPr>
+                <w:b/>
+              </w:rPr>
+              <w:t xml:space="preserve">Version</w:t>
+            </w:r>
+          </w:p>
+        </w:tc>
+        <w:tc>
+          <w:tcPr>
+            <w:tcW w:w="1230" w:type="dxa"/>
+          </w:tcPr>
+          <w:p>
+            <w:pPr/>
+            <w:r>
+              <w:t xml:space="preserve">1.0</w:t>
+            </w:r>
+          </w:p>
+        </w:tc>
+      </w:tr>
+      <w:tr>
+        <w:trPr>
+          <w:trHeight w:val="465" w:hRule="atLeast"/>
+        </w:trPr>
+        <w:tc>
+          <w:tcPr>
+            <w:tcW w:w="2220" w:type="dxa"/>
+          </w:tcPr>
+          <w:p>
+            <w:pPr/>
+            <w:r>
+              <w:rPr>
+                <w:b/>
+              </w:rPr>
+              <w:t xml:space="preserve">Description</w:t>
+            </w:r>
+          </w:p>
+        </w:tc>
+        <w:tc>
+          <w:tcPr>
+            <w:tcW w:w="7125" w:type="dxa"/>
+            <w:gridSpan w:val="3"/>
+          </w:tcPr>
+          <w:p>
+            <w:pPr/>
+            <w:r>
+              <w:t xml:space="preserve">System should allow authorized users to view branches in the selected company.</w:t>
+            </w:r>
+          </w:p>
+        </w:tc>
+      </w:tr>
+      <w:tr>
+        <w:trPr>
+          <w:trHeight w:val="465" w:hRule="atLeast"/>
+        </w:trPr>
+        <w:tc>
+          <w:tcPr>
+            <w:tcW w:w="2220" w:type="dxa"/>
+          </w:tcPr>
+          <w:p>
+            <w:pPr/>
+            <w:r>
+              <w:rPr>
+                <w:b/>
+              </w:rPr>
+              <w:t xml:space="preserve">Author</w:t>
+            </w:r>
+          </w:p>
+        </w:tc>
+        <w:tc>
+          <w:tcPr>
+            <w:tcW w:w="7125" w:type="dxa"/>
+            <w:gridSpan w:val="3"/>
+          </w:tcPr>
+          <w:p>
+            <w:pPr/>
+            <w:r>
+              <w:t xml:space="preserve">Developer</w:t>
+            </w:r>
+          </w:p>
+        </w:tc>
+      </w:tr>
+    </w:tbl>
+    <w:p/>
+    <w:tbl>
+      <w:tblPr>
+        <w:tblStyle w:val="TableGrid"/>
+        <w:tblW w:w="9345" w:type="dxa"/>
+        <w:jc w:val="left"/>
+        <w:tblBorders>
+          <w:top w:val="single" w:color="000000" w:sz="8" w:space="0"/>
+          <w:left w:val="single" w:color="000000" w:sz="8" w:space="0"/>
+          <w:bottom w:val="single" w:color="000000" w:sz="8" w:space="0"/>
+          <w:right w:val="single" w:color="000000" w:sz="8" w:space="0"/>
+          <w:insideH w:val="single" w:color="000000" w:sz="8" w:space="0"/>
+          <w:insideV w:val="single" w:color="000000" w:sz="8" w:space="0"/>
+        </w:tblBorders>
+        <w:tblLayout w:type="fixed"/>
+        <w:tblCellMar>
+          <w:top w:w="100" w:type="dxa"/>
+          <w:left w:w="100" w:type="dxa"/>
+          <w:bottom w:w="100" w:type="dxa"/>
+          <w:right w:w="100" w:type="dxa"/>
+        </w:tblCellMar>
+      </w:tblPr>
+      <w:tblGrid>
+        <w:gridCol w:w="2220"/>
+        <w:gridCol w:w="3525"/>
+        <w:gridCol w:w="2370"/>
+        <w:gridCol w:w="1230"/>
+      </w:tblGrid>
+      <w:tr>
+        <w:trPr>
+          <w:trHeight w:val="465" w:hRule="atLeast"/>
+        </w:trPr>
+        <w:tc>
+          <w:tcPr>
+            <w:tcW w:w="2220" w:type="dxa"/>
+          </w:tcPr>
+          <w:p>
+            <w:pPr/>
+            <w:r>
+              <w:rPr>
+                <w:b/>
+              </w:rPr>
+              <w:t xml:space="preserve">Requirement ID</w:t>
+            </w:r>
+          </w:p>
+        </w:tc>
+        <w:tc>
+          <w:tcPr>
+            <w:tcW w:w="3525" w:type="dxa"/>
+          </w:tcPr>
+          <w:p>
+            <w:pPr/>
+            <w:r>
+              <w:t xml:space="preserve">REQ_F4118.21.2</w:t>
+            </w:r>
+          </w:p>
+        </w:tc>
+        <w:tc>
+          <w:tcPr>
+            <w:tcW w:w="2370" w:type="dxa"/>
+          </w:tcPr>
+          <w:p>
+            <w:pPr/>
+            <w:r>
+              <w:rPr>
+                <w:b/>
+              </w:rPr>
+              <w:t xml:space="preserve">Version</w:t>
+            </w:r>
+          </w:p>
+        </w:tc>
+        <w:tc>
+          <w:tcPr>
+            <w:tcW w:w="1230" w:type="dxa"/>
+          </w:tcPr>
+          <w:p>
+            <w:pPr/>
+            <w:r>
+              <w:t xml:space="preserve">1.0</w:t>
+            </w:r>
+          </w:p>
+        </w:tc>
+      </w:tr>
+      <w:tr>
+        <w:trPr>
+          <w:trHeight w:val="465" w:hRule="atLeast"/>
+        </w:trPr>
+        <w:tc>
+          <w:tcPr>
+            <w:tcW w:w="2220" w:type="dxa"/>
+          </w:tcPr>
+          <w:p>
+            <w:pPr/>
+            <w:r>
+              <w:rPr>
+                <w:b/>
+              </w:rPr>
+              <w:t xml:space="preserve">Description</w:t>
+            </w:r>
+          </w:p>
+        </w:tc>
+        <w:tc>
+          <w:tcPr>
+            <w:tcW w:w="7125" w:type="dxa"/>
+            <w:gridSpan w:val="3"/>
+          </w:tcPr>
+          <w:p>
+            <w:pPr/>
+            <w:r>
+              <w:t xml:space="preserve">System should allow authorized users to create a branch.</w:t>
+            </w:r>
+          </w:p>
+        </w:tc>
+      </w:tr>
+      <w:tr>
+        <w:trPr>
+          <w:trHeight w:val="465" w:hRule="atLeast"/>
+        </w:trPr>
+        <w:tc>
+          <w:tcPr>
+            <w:tcW w:w="2220" w:type="dxa"/>
+          </w:tcPr>
+          <w:p>
+            <w:pPr/>
+            <w:r>
+              <w:rPr>
+                <w:b/>
+              </w:rPr>
+              <w:t xml:space="preserve">Author</w:t>
+            </w:r>
+          </w:p>
+        </w:tc>
+        <w:tc>
+          <w:tcPr>
+            <w:tcW w:w="7125" w:type="dxa"/>
+            <w:gridSpan w:val="3"/>
+          </w:tcPr>
+          <w:p>
+            <w:pPr/>
+            <w:r>
+              <w:t xml:space="preserve">Developer</w:t>
+            </w:r>
+          </w:p>
+        </w:tc>
+      </w:tr>
+    </w:tbl>
+    <w:p/>
+    <w:tbl>
+      <w:tblPr>
+        <w:tblStyle w:val="TableGrid"/>
+        <w:tblW w:w="9345" w:type="dxa"/>
+        <w:jc w:val="left"/>
+        <w:tblBorders>
+          <w:top w:val="single" w:color="000000" w:sz="8" w:space="0"/>
+          <w:left w:val="single" w:color="000000" w:sz="8" w:space="0"/>
+          <w:bottom w:val="single" w:color="000000" w:sz="8" w:space="0"/>
+          <w:right w:val="single" w:color="000000" w:sz="8" w:space="0"/>
+          <w:insideH w:val="single" w:color="000000" w:sz="8" w:space="0"/>
+          <w:insideV w:val="single" w:color="000000" w:sz="8" w:space="0"/>
+        </w:tblBorders>
+        <w:tblLayout w:type="fixed"/>
+        <w:tblCellMar>
+          <w:top w:w="100" w:type="dxa"/>
+          <w:left w:w="100" w:type="dxa"/>
+          <w:bottom w:w="100" w:type="dxa"/>
+          <w:right w:w="100" w:type="dxa"/>
+        </w:tblCellMar>
+      </w:tblPr>
+      <w:tblGrid>
+        <w:gridCol w:w="2220"/>
+        <w:gridCol w:w="3525"/>
+        <w:gridCol w:w="2370"/>
+        <w:gridCol w:w="1230"/>
+      </w:tblGrid>
+      <w:tr>
+        <w:trPr>
+          <w:trHeight w:val="465" w:hRule="atLeast"/>
+        </w:trPr>
+        <w:tc>
+          <w:tcPr>
+            <w:tcW w:w="2220" w:type="dxa"/>
+          </w:tcPr>
+          <w:p>
+            <w:pPr/>
+            <w:r>
+              <w:rPr>
+                <w:b/>
+              </w:rPr>
+              <w:t xml:space="preserve">Requirement ID</w:t>
+            </w:r>
+          </w:p>
+        </w:tc>
+        <w:tc>
+          <w:tcPr>
+            <w:tcW w:w="3525" w:type="dxa"/>
+          </w:tcPr>
+          <w:p>
+            <w:pPr/>
+            <w:r>
+              <w:t xml:space="preserve">REQ_F4118.21.3</w:t>
+            </w:r>
+          </w:p>
+        </w:tc>
+        <w:tc>
+          <w:tcPr>
+            <w:tcW w:w="2370" w:type="dxa"/>
+          </w:tcPr>
+          <w:p>
+            <w:pPr/>
+            <w:r>
+              <w:rPr>
+                <w:b/>
+              </w:rPr>
+              <w:t xml:space="preserve">Version</w:t>
+            </w:r>
+          </w:p>
+        </w:tc>
+        <w:tc>
+          <w:tcPr>
+            <w:tcW w:w="1230" w:type="dxa"/>
+          </w:tcPr>
+          <w:p>
+            <w:pPr/>
+            <w:r>
+              <w:t xml:space="preserve">1.0</w:t>
+            </w:r>
+          </w:p>
+        </w:tc>
+      </w:tr>
+      <w:tr>
+        <w:trPr>
+          <w:trHeight w:val="465" w:hRule="atLeast"/>
+        </w:trPr>
+        <w:tc>
+          <w:tcPr>
+            <w:tcW w:w="2220" w:type="dxa"/>
+          </w:tcPr>
+          <w:p>
+            <w:pPr/>
+            <w:r>
+              <w:rPr>
+                <w:b/>
+              </w:rPr>
+              <w:t xml:space="preserve">Description</w:t>
+            </w:r>
+          </w:p>
+        </w:tc>
+        <w:tc>
+          <w:tcPr>
+            <w:tcW w:w="7125" w:type="dxa"/>
+            <w:gridSpan w:val="3"/>
+          </w:tcPr>
+          <w:p>
+            <w:pPr/>
+            <w:r>
+              <w:t xml:space="preserve">System should allow authorized users to edit or deactivate a branch.</w:t>
+            </w:r>
+          </w:p>
+        </w:tc>
+      </w:tr>
+      <w:tr>
+        <w:trPr>
+          <w:trHeight w:val="465" w:hRule="atLeast"/>
+        </w:trPr>
+        <w:tc>
+          <w:tcPr>
+            <w:tcW w:w="2220" w:type="dxa"/>
+          </w:tcPr>
+          <w:p>
+            <w:pPr/>
+            <w:r>
+              <w:rPr>
+                <w:b/>
+              </w:rPr>
+              <w:t xml:space="preserve">Author</w:t>
+            </w:r>
+          </w:p>
+        </w:tc>
+        <w:tc>
+          <w:tcPr>
+            <w:tcW w:w="7125" w:type="dxa"/>
+            <w:gridSpan w:val="3"/>
+          </w:tcPr>
+          <w:p>
+            <w:pPr/>
+            <w:r>
+              <w:t xml:space="preserve">Developer</w:t>
+            </w:r>
+          </w:p>
+        </w:tc>
+      </w:tr>
+    </w:tbl>
+    <w:p/>
+    <w:p>
+      <w:pPr>
+        <w:pStyle w:val="Heading5"/>
+      </w:pPr>
+      <w:r>
+        <w:t xml:space="preserve">4.1.1.8.22 Department Management</w:t>
+      </w:r>
+    </w:p>
+    <w:tbl>
+      <w:tblPr>
+        <w:tblStyle w:val="TableGrid"/>
+        <w:tblW w:w="9345" w:type="dxa"/>
+        <w:jc w:val="left"/>
+        <w:tblBorders>
+          <w:top w:val="single" w:color="000000" w:sz="8" w:space="0"/>
+          <w:left w:val="single" w:color="000000" w:sz="8" w:space="0"/>
+          <w:bottom w:val="single" w:color="000000" w:sz="8" w:space="0"/>
+          <w:right w:val="single" w:color="000000" w:sz="8" w:space="0"/>
+          <w:insideH w:val="single" w:color="000000" w:sz="8" w:space="0"/>
+          <w:insideV w:val="single" w:color="000000" w:sz="8" w:space="0"/>
+        </w:tblBorders>
+        <w:tblLayout w:type="fixed"/>
+        <w:tblCellMar>
+          <w:top w:w="100" w:type="dxa"/>
+          <w:left w:w="100" w:type="dxa"/>
+          <w:bottom w:w="100" w:type="dxa"/>
+          <w:right w:w="100" w:type="dxa"/>
+        </w:tblCellMar>
+      </w:tblPr>
+      <w:tblGrid>
+        <w:gridCol w:w="2220"/>
+        <w:gridCol w:w="3525"/>
+        <w:gridCol w:w="2370"/>
+        <w:gridCol w:w="1230"/>
+      </w:tblGrid>
+      <w:tr>
+        <w:trPr>
+          <w:trHeight w:val="465" w:hRule="atLeast"/>
+        </w:trPr>
+        <w:tc>
+          <w:tcPr>
+            <w:tcW w:w="2220" w:type="dxa"/>
+          </w:tcPr>
+          <w:p>
+            <w:pPr/>
+            <w:r>
+              <w:rPr>
+                <w:b/>
+              </w:rPr>
+              <w:t xml:space="preserve">Requirement ID</w:t>
+            </w:r>
+          </w:p>
+        </w:tc>
+        <w:tc>
+          <w:tcPr>
+            <w:tcW w:w="3525" w:type="dxa"/>
+          </w:tcPr>
+          <w:p>
+            <w:pPr/>
+            <w:r>
+              <w:t xml:space="preserve">REQ_F4118.22.1</w:t>
+            </w:r>
+          </w:p>
+        </w:tc>
+        <w:tc>
+          <w:tcPr>
+            <w:tcW w:w="2370" w:type="dxa"/>
+          </w:tcPr>
+          <w:p>
+            <w:pPr/>
+            <w:r>
+              <w:rPr>
+                <w:b/>
+              </w:rPr>
+              <w:t xml:space="preserve">Version</w:t>
+            </w:r>
+          </w:p>
+        </w:tc>
+        <w:tc>
+          <w:tcPr>
+            <w:tcW w:w="1230" w:type="dxa"/>
+          </w:tcPr>
+          <w:p>
+            <w:pPr/>
+            <w:r>
+              <w:t xml:space="preserve">1.0</w:t>
+            </w:r>
+          </w:p>
+        </w:tc>
+      </w:tr>
+      <w:tr>
+        <w:trPr>
+          <w:trHeight w:val="465" w:hRule="atLeast"/>
+        </w:trPr>
+        <w:tc>
+          <w:tcPr>
+            <w:tcW w:w="2220" w:type="dxa"/>
+          </w:tcPr>
+          <w:p>
+            <w:pPr/>
+            <w:r>
+              <w:rPr>
+                <w:b/>
+              </w:rPr>
+              <w:t xml:space="preserve">Description</w:t>
+            </w:r>
+          </w:p>
+        </w:tc>
+        <w:tc>
+          <w:tcPr>
+            <w:tcW w:w="7125" w:type="dxa"/>
+            <w:gridSpan w:val="3"/>
+          </w:tcPr>
+          <w:p>
+            <w:pPr/>
+            <w:r>
+              <w:t xml:space="preserve">System should allow authorized users to view departments in the selected company.</w:t>
+            </w:r>
+          </w:p>
+        </w:tc>
+      </w:tr>
+      <w:tr>
+        <w:trPr>
+          <w:trHeight w:val="465" w:hRule="atLeast"/>
+        </w:trPr>
+        <w:tc>
+          <w:tcPr>
+            <w:tcW w:w="2220" w:type="dxa"/>
+          </w:tcPr>
+          <w:p>
+            <w:pPr/>
+            <w:r>
+              <w:rPr>
+                <w:b/>
+              </w:rPr>
+              <w:t xml:space="preserve">Author</w:t>
+            </w:r>
+          </w:p>
+        </w:tc>
+        <w:tc>
+          <w:tcPr>
+            <w:tcW w:w="7125" w:type="dxa"/>
+            <w:gridSpan w:val="3"/>
+          </w:tcPr>
+          <w:p>
+            <w:pPr/>
+            <w:r>
+              <w:t xml:space="preserve">Developer</w:t>
+            </w:r>
+          </w:p>
+        </w:tc>
+      </w:tr>
+    </w:tbl>
+    <w:p/>
+    <w:tbl>
+      <w:tblPr>
+        <w:tblStyle w:val="TableGrid"/>
+        <w:tblW w:w="9345" w:type="dxa"/>
+        <w:jc w:val="left"/>
+        <w:tblBorders>
+          <w:top w:val="single" w:color="000000" w:sz="8" w:space="0"/>
+          <w:left w:val="single" w:color="000000" w:sz="8" w:space="0"/>
+          <w:bottom w:val="single" w:color="000000" w:sz="8" w:space="0"/>
+          <w:right w:val="single" w:color="000000" w:sz="8" w:space="0"/>
+          <w:insideH w:val="single" w:color="000000" w:sz="8" w:space="0"/>
+          <w:insideV w:val="single" w:color="000000" w:sz="8" w:space="0"/>
+        </w:tblBorders>
+        <w:tblLayout w:type="fixed"/>
+        <w:tblCellMar>
+          <w:top w:w="100" w:type="dxa"/>
+          <w:left w:w="100" w:type="dxa"/>
+          <w:bottom w:w="100" w:type="dxa"/>
+          <w:right w:w="100" w:type="dxa"/>
+        </w:tblCellMar>
+      </w:tblPr>
+      <w:tblGrid>
+        <w:gridCol w:w="2220"/>
+        <w:gridCol w:w="3525"/>
+        <w:gridCol w:w="2370"/>
+        <w:gridCol w:w="1230"/>
+      </w:tblGrid>
+      <w:tr>
+        <w:trPr>
+          <w:trHeight w:val="465" w:hRule="atLeast"/>
+        </w:trPr>
+        <w:tc>
+          <w:tcPr>
+            <w:tcW w:w="2220" w:type="dxa"/>
+          </w:tcPr>
+          <w:p>
+            <w:pPr/>
+            <w:r>
+              <w:rPr>
+                <w:b/>
+              </w:rPr>
+              <w:t xml:space="preserve">Requirement ID</w:t>
+            </w:r>
+          </w:p>
+        </w:tc>
+        <w:tc>
+          <w:tcPr>
+            <w:tcW w:w="3525" w:type="dxa"/>
+          </w:tcPr>
+          <w:p>
+            <w:pPr/>
+            <w:r>
+              <w:t xml:space="preserve">REQ_F4118.22.2</w:t>
+            </w:r>
+          </w:p>
+        </w:tc>
+        <w:tc>
+          <w:tcPr>
+            <w:tcW w:w="2370" w:type="dxa"/>
+          </w:tcPr>
+          <w:p>
+            <w:pPr/>
+            <w:r>
+              <w:rPr>
+                <w:b/>
+              </w:rPr>
+              <w:t xml:space="preserve">Version</w:t>
+            </w:r>
+          </w:p>
+        </w:tc>
+        <w:tc>
+          <w:tcPr>
+            <w:tcW w:w="1230" w:type="dxa"/>
+          </w:tcPr>
+          <w:p>
+            <w:pPr/>
+            <w:r>
+              <w:t xml:space="preserve">1.0</w:t>
+            </w:r>
+          </w:p>
+        </w:tc>
+      </w:tr>
+      <w:tr>
+        <w:trPr>
+          <w:trHeight w:val="465" w:hRule="atLeast"/>
+        </w:trPr>
+        <w:tc>
+          <w:tcPr>
+            <w:tcW w:w="2220" w:type="dxa"/>
+          </w:tcPr>
+          <w:p>
+            <w:pPr/>
+            <w:r>
+              <w:rPr>
+                <w:b/>
+              </w:rPr>
+              <w:t xml:space="preserve">Description</w:t>
+            </w:r>
+          </w:p>
+        </w:tc>
+        <w:tc>
+          <w:tcPr>
+            <w:tcW w:w="7125" w:type="dxa"/>
+            <w:gridSpan w:val="3"/>
+          </w:tcPr>
+          <w:p>
+            <w:pPr/>
+            <w:r>
+              <w:t xml:space="preserve">System should allow authorized users to create a department under a branch or parent department.</w:t>
+            </w:r>
+          </w:p>
+        </w:tc>
+      </w:tr>
+      <w:tr>
+        <w:trPr>
+          <w:trHeight w:val="465" w:hRule="atLeast"/>
+        </w:trPr>
+        <w:tc>
+          <w:tcPr>
+            <w:tcW w:w="2220" w:type="dxa"/>
+          </w:tcPr>
+          <w:p>
+            <w:pPr/>
+            <w:r>
+              <w:rPr>
+                <w:b/>
+              </w:rPr>
+              <w:t xml:space="preserve">Author</w:t>
+            </w:r>
+          </w:p>
+        </w:tc>
+        <w:tc>
+          <w:tcPr>
+            <w:tcW w:w="7125" w:type="dxa"/>
+            <w:gridSpan w:val="3"/>
+          </w:tcPr>
+          <w:p>
+            <w:pPr/>
+            <w:r>
+              <w:t xml:space="preserve">Developer</w:t>
+            </w:r>
+          </w:p>
+        </w:tc>
+      </w:tr>
+    </w:tbl>
+    <w:p/>
+    <w:tbl>
+      <w:tblPr>
+        <w:tblStyle w:val="TableGrid"/>
+        <w:tblW w:w="9345" w:type="dxa"/>
+        <w:jc w:val="left"/>
+        <w:tblBorders>
+          <w:top w:val="single" w:color="000000" w:sz="8" w:space="0"/>
+          <w:left w:val="single" w:color="000000" w:sz="8" w:space="0"/>
+          <w:bottom w:val="single" w:color="000000" w:sz="8" w:space="0"/>
+          <w:right w:val="single" w:color="000000" w:sz="8" w:space="0"/>
+          <w:insideH w:val="single" w:color="000000" w:sz="8" w:space="0"/>
+          <w:insideV w:val="single" w:color="000000" w:sz="8" w:space="0"/>
+        </w:tblBorders>
+        <w:tblLayout w:type="fixed"/>
+        <w:tblCellMar>
+          <w:top w:w="100" w:type="dxa"/>
+          <w:left w:w="100" w:type="dxa"/>
+          <w:bottom w:w="100" w:type="dxa"/>
+          <w:right w:w="100" w:type="dxa"/>
+        </w:tblCellMar>
+      </w:tblPr>
+      <w:tblGrid>
+        <w:gridCol w:w="2220"/>
+        <w:gridCol w:w="3525"/>
+        <w:gridCol w:w="2370"/>
+        <w:gridCol w:w="1230"/>
+      </w:tblGrid>
+      <w:tr>
+        <w:trPr>
+          <w:trHeight w:val="465" w:hRule="atLeast"/>
+        </w:trPr>
+        <w:tc>
+          <w:tcPr>
+            <w:tcW w:w="2220" w:type="dxa"/>
+          </w:tcPr>
+          <w:p>
+            <w:pPr/>
+            <w:r>
+              <w:rPr>
+                <w:b/>
+              </w:rPr>
+              <w:t xml:space="preserve">Requirement ID</w:t>
+            </w:r>
+          </w:p>
+        </w:tc>
+        <w:tc>
+          <w:tcPr>
+            <w:tcW w:w="3525" w:type="dxa"/>
+          </w:tcPr>
+          <w:p>
+            <w:pPr/>
+            <w:r>
+              <w:t xml:space="preserve">REQ_F4118.22.3</w:t>
+            </w:r>
+          </w:p>
+        </w:tc>
+        <w:tc>
+          <w:tcPr>
+            <w:tcW w:w="2370" w:type="dxa"/>
+          </w:tcPr>
+          <w:p>
+            <w:pPr/>
+            <w:r>
+              <w:rPr>
+                <w:b/>
+              </w:rPr>
+              <w:t xml:space="preserve">Version</w:t>
+            </w:r>
+          </w:p>
+        </w:tc>
+        <w:tc>
+          <w:tcPr>
+            <w:tcW w:w="1230" w:type="dxa"/>
+          </w:tcPr>
+          <w:p>
+            <w:pPr/>
+            <w:r>
+              <w:t xml:space="preserve">1.0</w:t>
+            </w:r>
+          </w:p>
+        </w:tc>
+      </w:tr>
+      <w:tr>
+        <w:trPr>
+          <w:trHeight w:val="465" w:hRule="atLeast"/>
+        </w:trPr>
+        <w:tc>
+          <w:tcPr>
+            <w:tcW w:w="2220" w:type="dxa"/>
+          </w:tcPr>
+          <w:p>
+            <w:pPr/>
+            <w:r>
+              <w:rPr>
+                <w:b/>
+              </w:rPr>
+              <w:t xml:space="preserve">Description</w:t>
+            </w:r>
+          </w:p>
+        </w:tc>
+        <w:tc>
+          <w:tcPr>
+            <w:tcW w:w="7125" w:type="dxa"/>
+            <w:gridSpan w:val="3"/>
+          </w:tcPr>
+          <w:p>
+            <w:pPr/>
+            <w:r>
+              <w:t xml:space="preserve">System should allow authorized users to edit or deactivate a department.</w:t>
+            </w:r>
+          </w:p>
+        </w:tc>
+      </w:tr>
+      <w:tr>
+        <w:trPr>
+          <w:trHeight w:val="465" w:hRule="atLeast"/>
+        </w:trPr>
+        <w:tc>
+          <w:tcPr>
+            <w:tcW w:w="2220" w:type="dxa"/>
+          </w:tcPr>
+          <w:p>
+            <w:pPr/>
+            <w:r>
+              <w:rPr>
+                <w:b/>
+              </w:rPr>
+              <w:t xml:space="preserve">Author</w:t>
+            </w:r>
+          </w:p>
+        </w:tc>
+        <w:tc>
+          <w:tcPr>
+            <w:tcW w:w="7125" w:type="dxa"/>
+            <w:gridSpan w:val="3"/>
+          </w:tcPr>
+          <w:p>
+            <w:pPr/>
+            <w:r>
+              <w:t xml:space="preserve">Developer</w:t>
+            </w:r>
+          </w:p>
+        </w:tc>
+      </w:tr>
+    </w:tbl>
+    <w:p/>
+    <w:p>
+      <w:pPr>
+        <w:pStyle w:val="Heading2"/>
+      </w:pPr>
+      <w:r>
+        <w:t xml:space="preserve">4.2 Non-Functional Requirements</w:t>
+      </w:r>
+    </w:p>
+    <w:p>
+      <w:pPr>
+        <w:pStyle w:val="Heading3"/>
+      </w:pPr>
+      <w:r>
+        <w:t xml:space="preserve">4.2.1 Performance</w:t>
+      </w:r>
+    </w:p>
+    <w:p>
       <w:pPr/>
       <w:r>
         <w:rPr>
           <w:i/>
         </w:rPr>
-        <w:t xml:space="preserve">[Pending] No functional requirements have been defined yet.</w:t>
+        <w:t xml:space="preserve">[Pending] This section will be generated from docs/05-doc-sources/srs/ch4-2-1-performance.md.</w:t>
+      </w:r>
+    </w:p>
+    <w:p>
+      <w:pPr>
+        <w:pStyle w:val="Heading3"/>
+      </w:pPr>
+      <w:r>
+        <w:t xml:space="preserve">4.2.2 Security</w:t>
+      </w:r>
+    </w:p>
+    <w:p>
+      <w:pPr/>
+      <w:r>
+        <w:rPr>
+          <w:i/>
+        </w:rPr>
+        <w:t xml:space="preserve">[Pending] This section will be generated from docs/05-doc-sources/srs/ch4-2-2-security.md.</w:t>
+      </w:r>
+    </w:p>
+    <w:p>
+      <w:pPr>
+        <w:pStyle w:val="Heading3"/>
+      </w:pPr>
+      <w:r>
+        <w:t xml:space="preserve">4.2.3 Quality</w:t>
+      </w:r>
+    </w:p>
+    <w:p>
+      <w:pPr/>
+      <w:r>
+        <w:rPr>
+          <w:i/>
+        </w:rPr>
+        <w:t xml:space="preserve">[Pending] This section will be generated from docs/05-doc-sources/srs/ch4-2-3-quality.md.</w:t>
+      </w:r>
+    </w:p>
+    <w:p>
+      <w:pPr>
+        <w:pStyle w:val="Heading3"/>
+      </w:pPr>
+      <w:r>
+        <w:t xml:space="preserve">4.2.4 Availability</w:t>
+      </w:r>
+    </w:p>
+    <w:p>
+      <w:pPr/>
+      <w:r>
+        <w:rPr>
+          <w:i/>
+        </w:rPr>
+        <w:t xml:space="preserve">[Pending] This section will be generated from docs/05-doc-sources/srs/ch4-2-4-availability.md.</w:t>
+      </w:r>
+    </w:p>
+    <w:p>
+      <w:pPr>
+        <w:pStyle w:val="Heading3"/>
+      </w:pPr>
+      <w:r>
+        <w:t xml:space="preserve">4.2.5 Testability</w:t>
+      </w:r>
+    </w:p>
+    <w:p>
+      <w:pPr/>
+      <w:r>
+        <w:rPr>
+          <w:i/>
+        </w:rPr>
+        <w:t xml:space="preserve">[Pending] This section will be generated from docs/05-doc-sources/srs/ch4-2-5-testability.md.</w:t>
       </w:r>
     </w:p>
     <w:p>
@@ -1033,7 +2609,528 @@
         <w:pStyle w:val="Heading2"/>
       </w:pPr>
       <w:r>
-        <w:t xml:space="preserve">4.2 Non-Functional Requirements</w:t>
+        <w:t xml:space="preserve">4.3 Data Structure</w:t>
+      </w:r>
+    </w:p>
+    <w:p>
+      <w:pPr/>
+      <w:r>
+        <w:rPr>
+          <w:i/>
+        </w:rPr>
+        <w:t xml:space="preserve">[Pending] This section will be generated from docs/05-doc-sources/srs/ch4-3-intro.md.</w:t>
+      </w:r>
+    </w:p>
+    <w:tbl>
+      <w:tblPr>
+        <w:tblStyle w:val="TableGrid"/>
+        <w:tblW w:w="9360" w:type="dxa"/>
+        <w:jc w:val="left"/>
+        <w:tblBorders>
+          <w:top w:val="single" w:color="000000" w:sz="8" w:space="0"/>
+          <w:left w:val="single" w:color="000000" w:sz="8" w:space="0"/>
+          <w:bottom w:val="single" w:color="000000" w:sz="8" w:space="0"/>
+          <w:right w:val="single" w:color="000000" w:sz="8" w:space="0"/>
+          <w:insideH w:val="single" w:color="000000" w:sz="8" w:space="0"/>
+          <w:insideV w:val="single" w:color="000000" w:sz="8" w:space="0"/>
+        </w:tblBorders>
+        <w:tblLayout w:type="fixed"/>
+        <w:tblCellMar>
+          <w:top w:w="100" w:type="dxa"/>
+          <w:left w:w="100" w:type="dxa"/>
+          <w:bottom w:w="100" w:type="dxa"/>
+          <w:right w:w="100" w:type="dxa"/>
+        </w:tblCellMar>
+      </w:tblPr>
+      <w:tblGrid>
+        <w:gridCol w:w="2340"/>
+        <w:gridCol w:w="2340"/>
+        <w:gridCol w:w="2340"/>
+        <w:gridCol w:w="2340"/>
+      </w:tblGrid>
+      <w:tr>
+        <w:tc>
+          <w:tcPr>
+            <w:tcW w:w="2340" w:type="dxa"/>
+          </w:tcPr>
+          <w:p>
+            <w:pPr/>
+            <w:r>
+              <w:rPr>
+                <w:b/>
+              </w:rPr>
+              <w:t xml:space="preserve">Requirement ID</w:t>
+            </w:r>
+          </w:p>
+        </w:tc>
+        <w:tc>
+          <w:tcPr>
+            <w:tcW w:w="2340" w:type="dxa"/>
+          </w:tcPr>
+          <w:p>
+            <w:pPr/>
+            <w:r>
+              <w:t xml:space="preserve">REQ_DS43.20</w:t>
+            </w:r>
+          </w:p>
+        </w:tc>
+        <w:tc>
+          <w:tcPr>
+            <w:tcW w:w="2340" w:type="dxa"/>
+          </w:tcPr>
+          <w:p>
+            <w:pPr/>
+            <w:r>
+              <w:rPr>
+                <w:b/>
+              </w:rPr>
+              <w:t xml:space="preserve">Version</w:t>
+            </w:r>
+          </w:p>
+        </w:tc>
+        <w:tc>
+          <w:tcPr>
+            <w:tcW w:w="2340" w:type="dxa"/>
+          </w:tcPr>
+          <w:p>
+            <w:pPr/>
+            <w:r>
+              <w:t xml:space="preserve">1.0</w:t>
+            </w:r>
+          </w:p>
+        </w:tc>
+      </w:tr>
+      <w:tr>
+        <w:tc>
+          <w:tcPr>
+            <w:tcW w:w="2340" w:type="dxa"/>
+          </w:tcPr>
+          <w:p>
+            <w:pPr/>
+            <w:r>
+              <w:rPr>
+                <w:b/>
+              </w:rPr>
+              <w:t xml:space="preserve">Table Name</w:t>
+            </w:r>
+          </w:p>
+        </w:tc>
+        <w:tc>
+          <w:tcPr>
+            <w:tcW w:w="7020" w:type="dxa"/>
+            <w:gridSpan w:val="3"/>
+          </w:tcPr>
+          <w:p>
+            <w:pPr/>
+            <w:r>
+              <w:t xml:space="preserve">sys_company</w:t>
+            </w:r>
+          </w:p>
+        </w:tc>
+      </w:tr>
+      <w:tr>
+        <w:tc>
+          <w:tcPr>
+            <w:tcW w:w="2340" w:type="dxa"/>
+          </w:tcPr>
+          <w:p>
+            <w:pPr/>
+            <w:r>
+              <w:rPr>
+                <w:b/>
+              </w:rPr>
+              <w:t xml:space="preserve">Description</w:t>
+            </w:r>
+          </w:p>
+        </w:tc>
+        <w:tc>
+          <w:tcPr>
+            <w:tcW w:w="7020" w:type="dxa"/>
+            <w:gridSpan w:val="3"/>
+          </w:tcPr>
+          <w:p>
+            <w:pPr/>
+            <w:r>
+              <w:t xml:space="preserve">Company isolation root; globally unique code, audit, version and soft deletion.</w:t>
+            </w:r>
+          </w:p>
+        </w:tc>
+      </w:tr>
+      <w:tr>
+        <w:tc>
+          <w:tcPr>
+            <w:tcW w:w="2340" w:type="dxa"/>
+          </w:tcPr>
+          <w:p>
+            <w:pPr/>
+            <w:r>
+              <w:rPr>
+                <w:b/>
+              </w:rPr>
+              <w:t xml:space="preserve">Author</w:t>
+            </w:r>
+          </w:p>
+        </w:tc>
+        <w:tc>
+          <w:tcPr>
+            <w:tcW w:w="7020" w:type="dxa"/>
+            <w:gridSpan w:val="3"/>
+          </w:tcPr>
+          <w:p>
+            <w:pPr/>
+            <w:r>
+              <w:t xml:space="preserve">Developer</w:t>
+            </w:r>
+          </w:p>
+        </w:tc>
+      </w:tr>
+    </w:tbl>
+    <w:p/>
+    <w:tbl>
+      <w:tblPr>
+        <w:tblStyle w:val="TableGrid"/>
+        <w:tblW w:w="9360" w:type="dxa"/>
+        <w:jc w:val="left"/>
+        <w:tblBorders>
+          <w:top w:val="single" w:color="000000" w:sz="8" w:space="0"/>
+          <w:left w:val="single" w:color="000000" w:sz="8" w:space="0"/>
+          <w:bottom w:val="single" w:color="000000" w:sz="8" w:space="0"/>
+          <w:right w:val="single" w:color="000000" w:sz="8" w:space="0"/>
+          <w:insideH w:val="single" w:color="000000" w:sz="8" w:space="0"/>
+          <w:insideV w:val="single" w:color="000000" w:sz="8" w:space="0"/>
+        </w:tblBorders>
+        <w:tblLayout w:type="fixed"/>
+        <w:tblCellMar>
+          <w:top w:w="100" w:type="dxa"/>
+          <w:left w:w="100" w:type="dxa"/>
+          <w:bottom w:w="100" w:type="dxa"/>
+          <w:right w:w="100" w:type="dxa"/>
+        </w:tblCellMar>
+      </w:tblPr>
+      <w:tblGrid>
+        <w:gridCol w:w="2340"/>
+        <w:gridCol w:w="2340"/>
+        <w:gridCol w:w="2340"/>
+        <w:gridCol w:w="2340"/>
+      </w:tblGrid>
+      <w:tr>
+        <w:tc>
+          <w:tcPr>
+            <w:tcW w:w="2340" w:type="dxa"/>
+          </w:tcPr>
+          <w:p>
+            <w:pPr/>
+            <w:r>
+              <w:rPr>
+                <w:b/>
+              </w:rPr>
+              <w:t xml:space="preserve">Requirement ID</w:t>
+            </w:r>
+          </w:p>
+        </w:tc>
+        <w:tc>
+          <w:tcPr>
+            <w:tcW w:w="2340" w:type="dxa"/>
+          </w:tcPr>
+          <w:p>
+            <w:pPr/>
+            <w:r>
+              <w:t xml:space="preserve">REQ_DS43.22</w:t>
+            </w:r>
+          </w:p>
+        </w:tc>
+        <w:tc>
+          <w:tcPr>
+            <w:tcW w:w="2340" w:type="dxa"/>
+          </w:tcPr>
+          <w:p>
+            <w:pPr/>
+            <w:r>
+              <w:rPr>
+                <w:b/>
+              </w:rPr>
+              <w:t xml:space="preserve">Version</w:t>
+            </w:r>
+          </w:p>
+        </w:tc>
+        <w:tc>
+          <w:tcPr>
+            <w:tcW w:w="2340" w:type="dxa"/>
+          </w:tcPr>
+          <w:p>
+            <w:pPr/>
+            <w:r>
+              <w:t xml:space="preserve">1.0</w:t>
+            </w:r>
+          </w:p>
+        </w:tc>
+      </w:tr>
+      <w:tr>
+        <w:tc>
+          <w:tcPr>
+            <w:tcW w:w="2340" w:type="dxa"/>
+          </w:tcPr>
+          <w:p>
+            <w:pPr/>
+            <w:r>
+              <w:rPr>
+                <w:b/>
+              </w:rPr>
+              <w:t xml:space="preserve">Table Name</w:t>
+            </w:r>
+          </w:p>
+        </w:tc>
+        <w:tc>
+          <w:tcPr>
+            <w:tcW w:w="7020" w:type="dxa"/>
+            <w:gridSpan w:val="3"/>
+          </w:tcPr>
+          <w:p>
+            <w:pPr/>
+            <w:r>
+              <w:t xml:space="preserve">sys_department</w:t>
+            </w:r>
+          </w:p>
+        </w:tc>
+      </w:tr>
+      <w:tr>
+        <w:tc>
+          <w:tcPr>
+            <w:tcW w:w="2340" w:type="dxa"/>
+          </w:tcPr>
+          <w:p>
+            <w:pPr/>
+            <w:r>
+              <w:rPr>
+                <w:b/>
+              </w:rPr>
+              <w:t xml:space="preserve">Description</w:t>
+            </w:r>
+          </w:p>
+        </w:tc>
+        <w:tc>
+          <w:tcPr>
+            <w:tcW w:w="7020" w:type="dxa"/>
+            <w:gridSpan w:val="3"/>
+          </w:tcPr>
+          <w:p>
+            <w:pPr/>
+            <w:r>
+              <w:t xml:space="preserve">Department master scoped to a company, optionally linked to a branch and parent department.</w:t>
+            </w:r>
+          </w:p>
+        </w:tc>
+      </w:tr>
+      <w:tr>
+        <w:tc>
+          <w:tcPr>
+            <w:tcW w:w="2340" w:type="dxa"/>
+          </w:tcPr>
+          <w:p>
+            <w:pPr/>
+            <w:r>
+              <w:rPr>
+                <w:b/>
+              </w:rPr>
+              <w:t xml:space="preserve">Author</w:t>
+            </w:r>
+          </w:p>
+        </w:tc>
+        <w:tc>
+          <w:tcPr>
+            <w:tcW w:w="7020" w:type="dxa"/>
+            <w:gridSpan w:val="3"/>
+          </w:tcPr>
+          <w:p>
+            <w:pPr/>
+            <w:r>
+              <w:t xml:space="preserve">Developer</w:t>
+            </w:r>
+          </w:p>
+        </w:tc>
+      </w:tr>
+    </w:tbl>
+    <w:p/>
+    <w:tbl>
+      <w:tblPr>
+        <w:tblStyle w:val="TableGrid"/>
+        <w:tblW w:w="9360" w:type="dxa"/>
+        <w:jc w:val="left"/>
+        <w:tblBorders>
+          <w:top w:val="single" w:color="000000" w:sz="8" w:space="0"/>
+          <w:left w:val="single" w:color="000000" w:sz="8" w:space="0"/>
+          <w:bottom w:val="single" w:color="000000" w:sz="8" w:space="0"/>
+          <w:right w:val="single" w:color="000000" w:sz="8" w:space="0"/>
+          <w:insideH w:val="single" w:color="000000" w:sz="8" w:space="0"/>
+          <w:insideV w:val="single" w:color="000000" w:sz="8" w:space="0"/>
+        </w:tblBorders>
+        <w:tblLayout w:type="fixed"/>
+        <w:tblCellMar>
+          <w:top w:w="100" w:type="dxa"/>
+          <w:left w:w="100" w:type="dxa"/>
+          <w:bottom w:w="100" w:type="dxa"/>
+          <w:right w:w="100" w:type="dxa"/>
+        </w:tblCellMar>
+      </w:tblPr>
+      <w:tblGrid>
+        <w:gridCol w:w="2340"/>
+        <w:gridCol w:w="2340"/>
+        <w:gridCol w:w="2340"/>
+        <w:gridCol w:w="2340"/>
+      </w:tblGrid>
+      <w:tr>
+        <w:tc>
+          <w:tcPr>
+            <w:tcW w:w="2340" w:type="dxa"/>
+          </w:tcPr>
+          <w:p>
+            <w:pPr/>
+            <w:r>
+              <w:rPr>
+                <w:b/>
+              </w:rPr>
+              <w:t xml:space="preserve">Requirement ID</w:t>
+            </w:r>
+          </w:p>
+        </w:tc>
+        <w:tc>
+          <w:tcPr>
+            <w:tcW w:w="2340" w:type="dxa"/>
+          </w:tcPr>
+          <w:p>
+            <w:pPr/>
+            <w:r>
+              <w:t xml:space="preserve">REQ_DS43.89</w:t>
+            </w:r>
+          </w:p>
+        </w:tc>
+        <w:tc>
+          <w:tcPr>
+            <w:tcW w:w="2340" w:type="dxa"/>
+          </w:tcPr>
+          <w:p>
+            <w:pPr/>
+            <w:r>
+              <w:rPr>
+                <w:b/>
+              </w:rPr>
+              <w:t xml:space="preserve">Version</w:t>
+            </w:r>
+          </w:p>
+        </w:tc>
+        <w:tc>
+          <w:tcPr>
+            <w:tcW w:w="2340" w:type="dxa"/>
+          </w:tcPr>
+          <w:p>
+            <w:pPr/>
+            <w:r>
+              <w:t xml:space="preserve">1.0</w:t>
+            </w:r>
+          </w:p>
+        </w:tc>
+      </w:tr>
+      <w:tr>
+        <w:tc>
+          <w:tcPr>
+            <w:tcW w:w="2340" w:type="dxa"/>
+          </w:tcPr>
+          <w:p>
+            <w:pPr/>
+            <w:r>
+              <w:rPr>
+                <w:b/>
+              </w:rPr>
+              <w:t xml:space="preserve">Table Name</w:t>
+            </w:r>
+          </w:p>
+        </w:tc>
+        <w:tc>
+          <w:tcPr>
+            <w:tcW w:w="7020" w:type="dxa"/>
+            <w:gridSpan w:val="3"/>
+          </w:tcPr>
+          <w:p>
+            <w:pPr/>
+            <w:r>
+              <w:t xml:space="preserve">sys_branch</w:t>
+            </w:r>
+          </w:p>
+        </w:tc>
+      </w:tr>
+      <w:tr>
+        <w:tc>
+          <w:tcPr>
+            <w:tcW w:w="2340" w:type="dxa"/>
+          </w:tcPr>
+          <w:p>
+            <w:pPr/>
+            <w:r>
+              <w:rPr>
+                <w:b/>
+              </w:rPr>
+              <w:t xml:space="preserve">Description</w:t>
+            </w:r>
+          </w:p>
+        </w:tc>
+        <w:tc>
+          <w:tcPr>
+            <w:tcW w:w="7020" w:type="dxa"/>
+            <w:gridSpan w:val="3"/>
+          </w:tcPr>
+          <w:p>
+            <w:pPr/>
+            <w:r>
+              <w:t xml:space="preserve">Branch master scoped to a company.</w:t>
+            </w:r>
+          </w:p>
+        </w:tc>
+      </w:tr>
+      <w:tr>
+        <w:tc>
+          <w:tcPr>
+            <w:tcW w:w="2340" w:type="dxa"/>
+          </w:tcPr>
+          <w:p>
+            <w:pPr/>
+            <w:r>
+              <w:rPr>
+                <w:b/>
+              </w:rPr>
+              <w:t xml:space="preserve">Author</w:t>
+            </w:r>
+          </w:p>
+        </w:tc>
+        <w:tc>
+          <w:tcPr>
+            <w:tcW w:w="7020" w:type="dxa"/>
+            <w:gridSpan w:val="3"/>
+          </w:tcPr>
+          <w:p>
+            <w:pPr/>
+            <w:r>
+              <w:t xml:space="preserve">Developer</w:t>
+            </w:r>
+          </w:p>
+        </w:tc>
+      </w:tr>
+    </w:tbl>
+    <w:p/>
+    <w:p>
+      <w:pPr>
+        <w:pStyle w:val="Heading2"/>
+      </w:pPr>
+      <w:r>
+        <w:t xml:space="preserve">4.4 User Interface Requirements</w:t>
+      </w:r>
+    </w:p>
+    <w:p>
+      <w:pPr/>
+      <w:r>
+        <w:rPr>
+          <w:i/>
+        </w:rPr>
+        <w:t xml:space="preserve">[Pending] This section will be generated from docs/05-doc-sources/srs/ch4-4-intro.md.</w:t>
       </w:r>
     </w:p>
     <w:p>
@@ -1041,7 +3138,1501 @@
         <w:pStyle w:val="Heading3"/>
       </w:pPr>
       <w:r>
-        <w:t xml:space="preserve">4.2.1 Performance</w:t>
+        <w:t xml:space="preserve">4.4.1 User Portal</w:t>
+      </w:r>
+    </w:p>
+    <w:p>
+      <w:pPr>
+        <w:pStyle w:val="Heading4"/>
+      </w:pPr>
+      <w:r>
+        <w:t xml:space="preserve">4.4.1.8 Settings Module</w:t>
+      </w:r>
+    </w:p>
+    <w:p>
+      <w:pPr>
+        <w:pStyle w:val="Heading5"/>
+      </w:pPr>
+      <w:r>
+        <w:t xml:space="preserve">4.4.1.8.58 Company View Interface</w:t>
+      </w:r>
+    </w:p>
+    <w:tbl>
+      <w:tblPr>
+        <w:tblStyle w:val="TableGrid"/>
+        <w:tblW w:w="9360" w:type="dxa"/>
+        <w:jc w:val="left"/>
+        <w:tblBorders>
+          <w:top w:val="single" w:color="000000" w:sz="6" w:space="0"/>
+          <w:left w:val="single" w:color="000000" w:sz="6" w:space="0"/>
+          <w:bottom w:val="single" w:color="000000" w:sz="6" w:space="0"/>
+          <w:right w:val="single" w:color="000000" w:sz="6" w:space="0"/>
+          <w:insideH w:val="single" w:color="000000" w:sz="6" w:space="0"/>
+          <w:insideV w:val="single" w:color="000000" w:sz="6" w:space="0"/>
+        </w:tblBorders>
+        <w:tblLayout w:type="fixed"/>
+        <w:tblCellMar>
+          <w:top w:w="100" w:type="dxa"/>
+          <w:left w:w="100" w:type="dxa"/>
+          <w:bottom w:w="100" w:type="dxa"/>
+          <w:right w:w="100" w:type="dxa"/>
+        </w:tblCellMar>
+      </w:tblPr>
+      <w:tblGrid>
+        <w:gridCol w:w="2340"/>
+        <w:gridCol w:w="2340"/>
+        <w:gridCol w:w="2340"/>
+        <w:gridCol w:w="2340"/>
+      </w:tblGrid>
+      <w:tr>
+        <w:tc>
+          <w:tcPr>
+            <w:tcW w:w="2340" w:type="dxa"/>
+          </w:tcPr>
+          <w:p>
+            <w:pPr/>
+            <w:r>
+              <w:rPr>
+                <w:b/>
+              </w:rPr>
+              <w:t xml:space="preserve">Requirement ID</w:t>
+            </w:r>
+          </w:p>
+        </w:tc>
+        <w:tc>
+          <w:tcPr>
+            <w:tcW w:w="2340" w:type="dxa"/>
+          </w:tcPr>
+          <w:p>
+            <w:pPr/>
+            <w:r>
+              <w:t xml:space="preserve">REQ_IO_A8.58.1</w:t>
+            </w:r>
+          </w:p>
+        </w:tc>
+        <w:tc>
+          <w:tcPr>
+            <w:tcW w:w="2340" w:type="dxa"/>
+          </w:tcPr>
+          <w:p>
+            <w:pPr/>
+            <w:r>
+              <w:rPr>
+                <w:b/>
+              </w:rPr>
+              <w:t xml:space="preserve">Version</w:t>
+            </w:r>
+          </w:p>
+        </w:tc>
+        <w:tc>
+          <w:tcPr>
+            <w:tcW w:w="2340" w:type="dxa"/>
+          </w:tcPr>
+          <w:p>
+            <w:pPr/>
+            <w:r>
+              <w:t xml:space="preserve">1.0</w:t>
+            </w:r>
+          </w:p>
+        </w:tc>
+      </w:tr>
+      <w:tr>
+        <w:tc>
+          <w:tcPr>
+            <w:tcW w:w="2340" w:type="dxa"/>
+          </w:tcPr>
+          <w:p>
+            <w:pPr/>
+            <w:r>
+              <w:rPr>
+                <w:b/>
+              </w:rPr>
+              <w:t xml:space="preserve">Item</w:t>
+            </w:r>
+          </w:p>
+        </w:tc>
+        <w:tc>
+          <w:tcPr>
+            <w:tcW w:w="7020" w:type="dxa"/>
+            <w:gridSpan w:val="3"/>
+          </w:tcPr>
+          <w:p>
+            <w:pPr/>
+            <w:r>
+              <w:t xml:space="preserve">Company Code (Input)</w:t>
+            </w:r>
+          </w:p>
+        </w:tc>
+      </w:tr>
+      <w:tr>
+        <w:tc>
+          <w:tcPr>
+            <w:tcW w:w="2340" w:type="dxa"/>
+          </w:tcPr>
+          <w:p>
+            <w:pPr/>
+            <w:r>
+              <w:rPr>
+                <w:b/>
+              </w:rPr>
+              <w:t xml:space="preserve">Description</w:t>
+            </w:r>
+          </w:p>
+        </w:tc>
+        <w:tc>
+          <w:tcPr>
+            <w:tcW w:w="7020" w:type="dxa"/>
+            <w:gridSpan w:val="3"/>
+          </w:tcPr>
+          <w:p>
+            <w:pPr/>
+            <w:r>
+              <w:t xml:space="preserve">公司代碼</w:t>
+            </w:r>
+          </w:p>
+        </w:tc>
+      </w:tr>
+      <w:tr>
+        <w:tc>
+          <w:tcPr>
+            <w:tcW w:w="2340" w:type="dxa"/>
+          </w:tcPr>
+          <w:p>
+            <w:pPr/>
+            <w:r>
+              <w:rPr>
+                <w:b/>
+              </w:rPr>
+              <w:t xml:space="preserve">Purpose</w:t>
+            </w:r>
+          </w:p>
+        </w:tc>
+        <w:tc>
+          <w:tcPr>
+            <w:tcW w:w="7020" w:type="dxa"/>
+            <w:gridSpan w:val="3"/>
+          </w:tcPr>
+          <w:p>
+            <w:pPr/>
+            <w:r>
+              <w:t xml:space="preserve">唯一識別公司</w:t>
+            </w:r>
+          </w:p>
+        </w:tc>
+      </w:tr>
+      <w:tr>
+        <w:tc>
+          <w:tcPr>
+            <w:tcW w:w="2340" w:type="dxa"/>
+          </w:tcPr>
+          <w:p>
+            <w:pPr/>
+            <w:r>
+              <w:rPr>
+                <w:b/>
+              </w:rPr>
+              <w:t xml:space="preserve">Format</w:t>
+            </w:r>
+          </w:p>
+        </w:tc>
+        <w:tc>
+          <w:tcPr>
+            <w:tcW w:w="2340" w:type="dxa"/>
+          </w:tcPr>
+          <w:p>
+            <w:pPr/>
+            <w:r>
+              <w:t xml:space="preserve">VARCHAR(30)</w:t>
+            </w:r>
+          </w:p>
+        </w:tc>
+        <w:tc>
+          <w:tcPr>
+            <w:tcW w:w="2340" w:type="dxa"/>
+          </w:tcPr>
+          <w:p>
+            <w:pPr/>
+            <w:r>
+              <w:rPr>
+                <w:b/>
+              </w:rPr>
+              <w:t xml:space="preserve">Valid Range</w:t>
+            </w:r>
+          </w:p>
+        </w:tc>
+        <w:tc>
+          <w:tcPr>
+            <w:tcW w:w="2340" w:type="dxa"/>
+          </w:tcPr>
+          <w:p>
+            <w:pPr/>
+            <w:r>
+              <w:t xml:space="preserve">1–30 字元</w:t>
+            </w:r>
+          </w:p>
+        </w:tc>
+      </w:tr>
+      <w:tr>
+        <w:tc>
+          <w:tcPr>
+            <w:tcW w:w="2340" w:type="dxa"/>
+          </w:tcPr>
+          <w:p>
+            <w:pPr/>
+            <w:r>
+              <w:rPr>
+                <w:b/>
+              </w:rPr>
+              <w:t xml:space="preserve">Related I/O</w:t>
+            </w:r>
+          </w:p>
+        </w:tc>
+        <w:tc>
+          <w:tcPr>
+            <w:tcW w:w="7020" w:type="dxa"/>
+            <w:gridSpan w:val="3"/>
+          </w:tcPr>
+          <w:p>
+            <w:pPr/>
+            <w:r>
+              <w:t xml:space="preserve">None</w:t>
+            </w:r>
+          </w:p>
+        </w:tc>
+      </w:tr>
+      <w:tr>
+        <w:tc>
+          <w:tcPr>
+            <w:tcW w:w="2340" w:type="dxa"/>
+          </w:tcPr>
+          <w:p>
+            <w:pPr/>
+            <w:r>
+              <w:rPr>
+                <w:b/>
+              </w:rPr>
+              <w:t xml:space="preserve">Author</w:t>
+            </w:r>
+          </w:p>
+        </w:tc>
+        <w:tc>
+          <w:tcPr>
+            <w:tcW w:w="7020" w:type="dxa"/>
+            <w:gridSpan w:val="3"/>
+          </w:tcPr>
+          <w:p>
+            <w:pPr/>
+            <w:r>
+              <w:t xml:space="preserve">Developer</w:t>
+            </w:r>
+          </w:p>
+        </w:tc>
+      </w:tr>
+    </w:tbl>
+    <w:p/>
+    <w:tbl>
+      <w:tblPr>
+        <w:tblStyle w:val="TableGrid"/>
+        <w:tblW w:w="9360" w:type="dxa"/>
+        <w:jc w:val="left"/>
+        <w:tblBorders>
+          <w:top w:val="single" w:color="000000" w:sz="6" w:space="0"/>
+          <w:left w:val="single" w:color="000000" w:sz="6" w:space="0"/>
+          <w:bottom w:val="single" w:color="000000" w:sz="6" w:space="0"/>
+          <w:right w:val="single" w:color="000000" w:sz="6" w:space="0"/>
+          <w:insideH w:val="single" w:color="000000" w:sz="6" w:space="0"/>
+          <w:insideV w:val="single" w:color="000000" w:sz="6" w:space="0"/>
+        </w:tblBorders>
+        <w:tblLayout w:type="fixed"/>
+        <w:tblCellMar>
+          <w:top w:w="100" w:type="dxa"/>
+          <w:left w:w="100" w:type="dxa"/>
+          <w:bottom w:w="100" w:type="dxa"/>
+          <w:right w:w="100" w:type="dxa"/>
+        </w:tblCellMar>
+      </w:tblPr>
+      <w:tblGrid>
+        <w:gridCol w:w="2340"/>
+        <w:gridCol w:w="2340"/>
+        <w:gridCol w:w="2340"/>
+        <w:gridCol w:w="2340"/>
+      </w:tblGrid>
+      <w:tr>
+        <w:tc>
+          <w:tcPr>
+            <w:tcW w:w="2340" w:type="dxa"/>
+          </w:tcPr>
+          <w:p>
+            <w:pPr/>
+            <w:r>
+              <w:rPr>
+                <w:b/>
+              </w:rPr>
+              <w:t xml:space="preserve">Requirement ID</w:t>
+            </w:r>
+          </w:p>
+        </w:tc>
+        <w:tc>
+          <w:tcPr>
+            <w:tcW w:w="2340" w:type="dxa"/>
+          </w:tcPr>
+          <w:p>
+            <w:pPr/>
+            <w:r>
+              <w:t xml:space="preserve">REQ_IO_A8.58.2</w:t>
+            </w:r>
+          </w:p>
+        </w:tc>
+        <w:tc>
+          <w:tcPr>
+            <w:tcW w:w="2340" w:type="dxa"/>
+          </w:tcPr>
+          <w:p>
+            <w:pPr/>
+            <w:r>
+              <w:rPr>
+                <w:b/>
+              </w:rPr>
+              <w:t xml:space="preserve">Version</w:t>
+            </w:r>
+          </w:p>
+        </w:tc>
+        <w:tc>
+          <w:tcPr>
+            <w:tcW w:w="2340" w:type="dxa"/>
+          </w:tcPr>
+          <w:p>
+            <w:pPr/>
+            <w:r>
+              <w:t xml:space="preserve">1.0</w:t>
+            </w:r>
+          </w:p>
+        </w:tc>
+      </w:tr>
+      <w:tr>
+        <w:tc>
+          <w:tcPr>
+            <w:tcW w:w="2340" w:type="dxa"/>
+          </w:tcPr>
+          <w:p>
+            <w:pPr/>
+            <w:r>
+              <w:rPr>
+                <w:b/>
+              </w:rPr>
+              <w:t xml:space="preserve">Item</w:t>
+            </w:r>
+          </w:p>
+        </w:tc>
+        <w:tc>
+          <w:tcPr>
+            <w:tcW w:w="7020" w:type="dxa"/>
+            <w:gridSpan w:val="3"/>
+          </w:tcPr>
+          <w:p>
+            <w:pPr/>
+            <w:r>
+              <w:t xml:space="preserve">Company Name (Input)</w:t>
+            </w:r>
+          </w:p>
+        </w:tc>
+      </w:tr>
+      <w:tr>
+        <w:tc>
+          <w:tcPr>
+            <w:tcW w:w="2340" w:type="dxa"/>
+          </w:tcPr>
+          <w:p>
+            <w:pPr/>
+            <w:r>
+              <w:rPr>
+                <w:b/>
+              </w:rPr>
+              <w:t xml:space="preserve">Description</w:t>
+            </w:r>
+          </w:p>
+        </w:tc>
+        <w:tc>
+          <w:tcPr>
+            <w:tcW w:w="7020" w:type="dxa"/>
+            <w:gridSpan w:val="3"/>
+          </w:tcPr>
+          <w:p>
+            <w:pPr/>
+            <w:r>
+              <w:t xml:space="preserve">公司名稱</w:t>
+            </w:r>
+          </w:p>
+        </w:tc>
+      </w:tr>
+      <w:tr>
+        <w:tc>
+          <w:tcPr>
+            <w:tcW w:w="2340" w:type="dxa"/>
+          </w:tcPr>
+          <w:p>
+            <w:pPr/>
+            <w:r>
+              <w:rPr>
+                <w:b/>
+              </w:rPr>
+              <w:t xml:space="preserve">Purpose</w:t>
+            </w:r>
+          </w:p>
+        </w:tc>
+        <w:tc>
+          <w:tcPr>
+            <w:tcW w:w="7020" w:type="dxa"/>
+            <w:gridSpan w:val="3"/>
+          </w:tcPr>
+          <w:p>
+            <w:pPr/>
+            <w:r>
+              <w:t xml:space="preserve">顯示公司</w:t>
+            </w:r>
+          </w:p>
+        </w:tc>
+      </w:tr>
+      <w:tr>
+        <w:tc>
+          <w:tcPr>
+            <w:tcW w:w="2340" w:type="dxa"/>
+          </w:tcPr>
+          <w:p>
+            <w:pPr/>
+            <w:r>
+              <w:rPr>
+                <w:b/>
+              </w:rPr>
+              <w:t xml:space="preserve">Format</w:t>
+            </w:r>
+          </w:p>
+        </w:tc>
+        <w:tc>
+          <w:tcPr>
+            <w:tcW w:w="2340" w:type="dxa"/>
+          </w:tcPr>
+          <w:p>
+            <w:pPr/>
+            <w:r>
+              <w:t xml:space="preserve">NVARCHAR(200)</w:t>
+            </w:r>
+          </w:p>
+        </w:tc>
+        <w:tc>
+          <w:tcPr>
+            <w:tcW w:w="2340" w:type="dxa"/>
+          </w:tcPr>
+          <w:p>
+            <w:pPr/>
+            <w:r>
+              <w:rPr>
+                <w:b/>
+              </w:rPr>
+              <w:t xml:space="preserve">Valid Range</w:t>
+            </w:r>
+          </w:p>
+        </w:tc>
+        <w:tc>
+          <w:tcPr>
+            <w:tcW w:w="2340" w:type="dxa"/>
+          </w:tcPr>
+          <w:p>
+            <w:pPr/>
+            <w:r>
+              <w:t xml:space="preserve">1–200 字元</w:t>
+            </w:r>
+          </w:p>
+        </w:tc>
+      </w:tr>
+      <w:tr>
+        <w:tc>
+          <w:tcPr>
+            <w:tcW w:w="2340" w:type="dxa"/>
+          </w:tcPr>
+          <w:p>
+            <w:pPr/>
+            <w:r>
+              <w:rPr>
+                <w:b/>
+              </w:rPr>
+              <w:t xml:space="preserve">Related I/O</w:t>
+            </w:r>
+          </w:p>
+        </w:tc>
+        <w:tc>
+          <w:tcPr>
+            <w:tcW w:w="7020" w:type="dxa"/>
+            <w:gridSpan w:val="3"/>
+          </w:tcPr>
+          <w:p>
+            <w:pPr/>
+            <w:r>
+              <w:t xml:space="preserve">None</w:t>
+            </w:r>
+          </w:p>
+        </w:tc>
+      </w:tr>
+      <w:tr>
+        <w:tc>
+          <w:tcPr>
+            <w:tcW w:w="2340" w:type="dxa"/>
+          </w:tcPr>
+          <w:p>
+            <w:pPr/>
+            <w:r>
+              <w:rPr>
+                <w:b/>
+              </w:rPr>
+              <w:t xml:space="preserve">Author</w:t>
+            </w:r>
+          </w:p>
+        </w:tc>
+        <w:tc>
+          <w:tcPr>
+            <w:tcW w:w="7020" w:type="dxa"/>
+            <w:gridSpan w:val="3"/>
+          </w:tcPr>
+          <w:p>
+            <w:pPr/>
+            <w:r>
+              <w:t xml:space="preserve">Developer</w:t>
+            </w:r>
+          </w:p>
+        </w:tc>
+      </w:tr>
+    </w:tbl>
+    <w:p/>
+    <w:p>
+      <w:pPr>
+        <w:pStyle w:val="Heading5"/>
+      </w:pPr>
+      <w:r>
+        <w:t xml:space="preserve">4.4.1.8.59 Branch View Interface</w:t>
+      </w:r>
+    </w:p>
+    <w:tbl>
+      <w:tblPr>
+        <w:tblStyle w:val="TableGrid"/>
+        <w:tblW w:w="9360" w:type="dxa"/>
+        <w:jc w:val="left"/>
+        <w:tblBorders>
+          <w:top w:val="single" w:color="000000" w:sz="6" w:space="0"/>
+          <w:left w:val="single" w:color="000000" w:sz="6" w:space="0"/>
+          <w:bottom w:val="single" w:color="000000" w:sz="6" w:space="0"/>
+          <w:right w:val="single" w:color="000000" w:sz="6" w:space="0"/>
+          <w:insideH w:val="single" w:color="000000" w:sz="6" w:space="0"/>
+          <w:insideV w:val="single" w:color="000000" w:sz="6" w:space="0"/>
+        </w:tblBorders>
+        <w:tblLayout w:type="fixed"/>
+        <w:tblCellMar>
+          <w:top w:w="100" w:type="dxa"/>
+          <w:left w:w="100" w:type="dxa"/>
+          <w:bottom w:w="100" w:type="dxa"/>
+          <w:right w:w="100" w:type="dxa"/>
+        </w:tblCellMar>
+      </w:tblPr>
+      <w:tblGrid>
+        <w:gridCol w:w="2340"/>
+        <w:gridCol w:w="2340"/>
+        <w:gridCol w:w="2340"/>
+        <w:gridCol w:w="2340"/>
+      </w:tblGrid>
+      <w:tr>
+        <w:tc>
+          <w:tcPr>
+            <w:tcW w:w="2340" w:type="dxa"/>
+          </w:tcPr>
+          <w:p>
+            <w:pPr/>
+            <w:r>
+              <w:rPr>
+                <w:b/>
+              </w:rPr>
+              <w:t xml:space="preserve">Requirement ID</w:t>
+            </w:r>
+          </w:p>
+        </w:tc>
+        <w:tc>
+          <w:tcPr>
+            <w:tcW w:w="2340" w:type="dxa"/>
+          </w:tcPr>
+          <w:p>
+            <w:pPr/>
+            <w:r>
+              <w:t xml:space="preserve">REQ_IO_A8.59.1</w:t>
+            </w:r>
+          </w:p>
+        </w:tc>
+        <w:tc>
+          <w:tcPr>
+            <w:tcW w:w="2340" w:type="dxa"/>
+          </w:tcPr>
+          <w:p>
+            <w:pPr/>
+            <w:r>
+              <w:rPr>
+                <w:b/>
+              </w:rPr>
+              <w:t xml:space="preserve">Version</w:t>
+            </w:r>
+          </w:p>
+        </w:tc>
+        <w:tc>
+          <w:tcPr>
+            <w:tcW w:w="2340" w:type="dxa"/>
+          </w:tcPr>
+          <w:p>
+            <w:pPr/>
+            <w:r>
+              <w:t xml:space="preserve">1.0</w:t>
+            </w:r>
+          </w:p>
+        </w:tc>
+      </w:tr>
+      <w:tr>
+        <w:tc>
+          <w:tcPr>
+            <w:tcW w:w="2340" w:type="dxa"/>
+          </w:tcPr>
+          <w:p>
+            <w:pPr/>
+            <w:r>
+              <w:rPr>
+                <w:b/>
+              </w:rPr>
+              <w:t xml:space="preserve">Item</w:t>
+            </w:r>
+          </w:p>
+        </w:tc>
+        <w:tc>
+          <w:tcPr>
+            <w:tcW w:w="7020" w:type="dxa"/>
+            <w:gridSpan w:val="3"/>
+          </w:tcPr>
+          <w:p>
+            <w:pPr/>
+            <w:r>
+              <w:t xml:space="preserve">Branch Code (Input)</w:t>
+            </w:r>
+          </w:p>
+        </w:tc>
+      </w:tr>
+      <w:tr>
+        <w:tc>
+          <w:tcPr>
+            <w:tcW w:w="2340" w:type="dxa"/>
+          </w:tcPr>
+          <w:p>
+            <w:pPr/>
+            <w:r>
+              <w:rPr>
+                <w:b/>
+              </w:rPr>
+              <w:t xml:space="preserve">Description</w:t>
+            </w:r>
+          </w:p>
+        </w:tc>
+        <w:tc>
+          <w:tcPr>
+            <w:tcW w:w="7020" w:type="dxa"/>
+            <w:gridSpan w:val="3"/>
+          </w:tcPr>
+          <w:p>
+            <w:pPr/>
+            <w:r>
+              <w:t xml:space="preserve">分店代碼</w:t>
+            </w:r>
+          </w:p>
+        </w:tc>
+      </w:tr>
+      <w:tr>
+        <w:tc>
+          <w:tcPr>
+            <w:tcW w:w="2340" w:type="dxa"/>
+          </w:tcPr>
+          <w:p>
+            <w:pPr/>
+            <w:r>
+              <w:rPr>
+                <w:b/>
+              </w:rPr>
+              <w:t xml:space="preserve">Purpose</w:t>
+            </w:r>
+          </w:p>
+        </w:tc>
+        <w:tc>
+          <w:tcPr>
+            <w:tcW w:w="7020" w:type="dxa"/>
+            <w:gridSpan w:val="3"/>
+          </w:tcPr>
+          <w:p>
+            <w:pPr/>
+            <w:r>
+              <w:t xml:space="preserve">公司內唯一</w:t>
+            </w:r>
+          </w:p>
+        </w:tc>
+      </w:tr>
+      <w:tr>
+        <w:tc>
+          <w:tcPr>
+            <w:tcW w:w="2340" w:type="dxa"/>
+          </w:tcPr>
+          <w:p>
+            <w:pPr/>
+            <w:r>
+              <w:rPr>
+                <w:b/>
+              </w:rPr>
+              <w:t xml:space="preserve">Format</w:t>
+            </w:r>
+          </w:p>
+        </w:tc>
+        <w:tc>
+          <w:tcPr>
+            <w:tcW w:w="2340" w:type="dxa"/>
+          </w:tcPr>
+          <w:p>
+            <w:pPr/>
+            <w:r>
+              <w:t xml:space="preserve">VARCHAR(30)</w:t>
+            </w:r>
+          </w:p>
+        </w:tc>
+        <w:tc>
+          <w:tcPr>
+            <w:tcW w:w="2340" w:type="dxa"/>
+          </w:tcPr>
+          <w:p>
+            <w:pPr/>
+            <w:r>
+              <w:rPr>
+                <w:b/>
+              </w:rPr>
+              <w:t xml:space="preserve">Valid Range</w:t>
+            </w:r>
+          </w:p>
+        </w:tc>
+        <w:tc>
+          <w:tcPr>
+            <w:tcW w:w="2340" w:type="dxa"/>
+          </w:tcPr>
+          <w:p>
+            <w:pPr/>
+            <w:r>
+              <w:t xml:space="preserve">1–30 字元</w:t>
+            </w:r>
+          </w:p>
+        </w:tc>
+      </w:tr>
+      <w:tr>
+        <w:tc>
+          <w:tcPr>
+            <w:tcW w:w="2340" w:type="dxa"/>
+          </w:tcPr>
+          <w:p>
+            <w:pPr/>
+            <w:r>
+              <w:rPr>
+                <w:b/>
+              </w:rPr>
+              <w:t xml:space="preserve">Related I/O</w:t>
+            </w:r>
+          </w:p>
+        </w:tc>
+        <w:tc>
+          <w:tcPr>
+            <w:tcW w:w="7020" w:type="dxa"/>
+            <w:gridSpan w:val="3"/>
+          </w:tcPr>
+          <w:p>
+            <w:pPr/>
+            <w:r>
+              <w:t xml:space="preserve">None</w:t>
+            </w:r>
+          </w:p>
+        </w:tc>
+      </w:tr>
+      <w:tr>
+        <w:tc>
+          <w:tcPr>
+            <w:tcW w:w="2340" w:type="dxa"/>
+          </w:tcPr>
+          <w:p>
+            <w:pPr/>
+            <w:r>
+              <w:rPr>
+                <w:b/>
+              </w:rPr>
+              <w:t xml:space="preserve">Author</w:t>
+            </w:r>
+          </w:p>
+        </w:tc>
+        <w:tc>
+          <w:tcPr>
+            <w:tcW w:w="7020" w:type="dxa"/>
+            <w:gridSpan w:val="3"/>
+          </w:tcPr>
+          <w:p>
+            <w:pPr/>
+            <w:r>
+              <w:t xml:space="preserve">Developer</w:t>
+            </w:r>
+          </w:p>
+        </w:tc>
+      </w:tr>
+    </w:tbl>
+    <w:p/>
+    <w:p>
+      <w:pPr>
+        <w:pStyle w:val="Heading5"/>
+      </w:pPr>
+      <w:r>
+        <w:t xml:space="preserve">4.4.1.8.60 Department View Interface</w:t>
+      </w:r>
+    </w:p>
+    <w:tbl>
+      <w:tblPr>
+        <w:tblStyle w:val="TableGrid"/>
+        <w:tblW w:w="9360" w:type="dxa"/>
+        <w:jc w:val="left"/>
+        <w:tblBorders>
+          <w:top w:val="single" w:color="000000" w:sz="6" w:space="0"/>
+          <w:left w:val="single" w:color="000000" w:sz="6" w:space="0"/>
+          <w:bottom w:val="single" w:color="000000" w:sz="6" w:space="0"/>
+          <w:right w:val="single" w:color="000000" w:sz="6" w:space="0"/>
+          <w:insideH w:val="single" w:color="000000" w:sz="6" w:space="0"/>
+          <w:insideV w:val="single" w:color="000000" w:sz="6" w:space="0"/>
+        </w:tblBorders>
+        <w:tblLayout w:type="fixed"/>
+        <w:tblCellMar>
+          <w:top w:w="100" w:type="dxa"/>
+          <w:left w:w="100" w:type="dxa"/>
+          <w:bottom w:w="100" w:type="dxa"/>
+          <w:right w:w="100" w:type="dxa"/>
+        </w:tblCellMar>
+      </w:tblPr>
+      <w:tblGrid>
+        <w:gridCol w:w="2340"/>
+        <w:gridCol w:w="2340"/>
+        <w:gridCol w:w="2340"/>
+        <w:gridCol w:w="2340"/>
+      </w:tblGrid>
+      <w:tr>
+        <w:tc>
+          <w:tcPr>
+            <w:tcW w:w="2340" w:type="dxa"/>
+          </w:tcPr>
+          <w:p>
+            <w:pPr/>
+            <w:r>
+              <w:rPr>
+                <w:b/>
+              </w:rPr>
+              <w:t xml:space="preserve">Requirement ID</w:t>
+            </w:r>
+          </w:p>
+        </w:tc>
+        <w:tc>
+          <w:tcPr>
+            <w:tcW w:w="2340" w:type="dxa"/>
+          </w:tcPr>
+          <w:p>
+            <w:pPr/>
+            <w:r>
+              <w:t xml:space="preserve">REQ_IO_A8.60.1</w:t>
+            </w:r>
+          </w:p>
+        </w:tc>
+        <w:tc>
+          <w:tcPr>
+            <w:tcW w:w="2340" w:type="dxa"/>
+          </w:tcPr>
+          <w:p>
+            <w:pPr/>
+            <w:r>
+              <w:rPr>
+                <w:b/>
+              </w:rPr>
+              <w:t xml:space="preserve">Version</w:t>
+            </w:r>
+          </w:p>
+        </w:tc>
+        <w:tc>
+          <w:tcPr>
+            <w:tcW w:w="2340" w:type="dxa"/>
+          </w:tcPr>
+          <w:p>
+            <w:pPr/>
+            <w:r>
+              <w:t xml:space="preserve">1.0</w:t>
+            </w:r>
+          </w:p>
+        </w:tc>
+      </w:tr>
+      <w:tr>
+        <w:tc>
+          <w:tcPr>
+            <w:tcW w:w="2340" w:type="dxa"/>
+          </w:tcPr>
+          <w:p>
+            <w:pPr/>
+            <w:r>
+              <w:rPr>
+                <w:b/>
+              </w:rPr>
+              <w:t xml:space="preserve">Item</w:t>
+            </w:r>
+          </w:p>
+        </w:tc>
+        <w:tc>
+          <w:tcPr>
+            <w:tcW w:w="7020" w:type="dxa"/>
+            <w:gridSpan w:val="3"/>
+          </w:tcPr>
+          <w:p>
+            <w:pPr/>
+            <w:r>
+              <w:t xml:space="preserve">Department Code (Input)</w:t>
+            </w:r>
+          </w:p>
+        </w:tc>
+      </w:tr>
+      <w:tr>
+        <w:tc>
+          <w:tcPr>
+            <w:tcW w:w="2340" w:type="dxa"/>
+          </w:tcPr>
+          <w:p>
+            <w:pPr/>
+            <w:r>
+              <w:rPr>
+                <w:b/>
+              </w:rPr>
+              <w:t xml:space="preserve">Description</w:t>
+            </w:r>
+          </w:p>
+        </w:tc>
+        <w:tc>
+          <w:tcPr>
+            <w:tcW w:w="7020" w:type="dxa"/>
+            <w:gridSpan w:val="3"/>
+          </w:tcPr>
+          <w:p>
+            <w:pPr/>
+            <w:r>
+              <w:t xml:space="preserve">部門代碼</w:t>
+            </w:r>
+          </w:p>
+        </w:tc>
+      </w:tr>
+      <w:tr>
+        <w:tc>
+          <w:tcPr>
+            <w:tcW w:w="2340" w:type="dxa"/>
+          </w:tcPr>
+          <w:p>
+            <w:pPr/>
+            <w:r>
+              <w:rPr>
+                <w:b/>
+              </w:rPr>
+              <w:t xml:space="preserve">Purpose</w:t>
+            </w:r>
+          </w:p>
+        </w:tc>
+        <w:tc>
+          <w:tcPr>
+            <w:tcW w:w="7020" w:type="dxa"/>
+            <w:gridSpan w:val="3"/>
+          </w:tcPr>
+          <w:p>
+            <w:pPr/>
+            <w:r>
+              <w:t xml:space="preserve">公司內唯一</w:t>
+            </w:r>
+          </w:p>
+        </w:tc>
+      </w:tr>
+      <w:tr>
+        <w:tc>
+          <w:tcPr>
+            <w:tcW w:w="2340" w:type="dxa"/>
+          </w:tcPr>
+          <w:p>
+            <w:pPr/>
+            <w:r>
+              <w:rPr>
+                <w:b/>
+              </w:rPr>
+              <w:t xml:space="preserve">Format</w:t>
+            </w:r>
+          </w:p>
+        </w:tc>
+        <w:tc>
+          <w:tcPr>
+            <w:tcW w:w="2340" w:type="dxa"/>
+          </w:tcPr>
+          <w:p>
+            <w:pPr/>
+            <w:r>
+              <w:t xml:space="preserve">VARCHAR(30)</w:t>
+            </w:r>
+          </w:p>
+        </w:tc>
+        <w:tc>
+          <w:tcPr>
+            <w:tcW w:w="2340" w:type="dxa"/>
+          </w:tcPr>
+          <w:p>
+            <w:pPr/>
+            <w:r>
+              <w:rPr>
+                <w:b/>
+              </w:rPr>
+              <w:t xml:space="preserve">Valid Range</w:t>
+            </w:r>
+          </w:p>
+        </w:tc>
+        <w:tc>
+          <w:tcPr>
+            <w:tcW w:w="2340" w:type="dxa"/>
+          </w:tcPr>
+          <w:p>
+            <w:pPr/>
+            <w:r>
+              <w:t xml:space="preserve">1–30 字元</w:t>
+            </w:r>
+          </w:p>
+        </w:tc>
+      </w:tr>
+      <w:tr>
+        <w:tc>
+          <w:tcPr>
+            <w:tcW w:w="2340" w:type="dxa"/>
+          </w:tcPr>
+          <w:p>
+            <w:pPr/>
+            <w:r>
+              <w:rPr>
+                <w:b/>
+              </w:rPr>
+              <w:t xml:space="preserve">Related I/O</w:t>
+            </w:r>
+          </w:p>
+        </w:tc>
+        <w:tc>
+          <w:tcPr>
+            <w:tcW w:w="7020" w:type="dxa"/>
+            <w:gridSpan w:val="3"/>
+          </w:tcPr>
+          <w:p>
+            <w:pPr/>
+            <w:r>
+              <w:t xml:space="preserve">None</w:t>
+            </w:r>
+          </w:p>
+        </w:tc>
+      </w:tr>
+      <w:tr>
+        <w:tc>
+          <w:tcPr>
+            <w:tcW w:w="2340" w:type="dxa"/>
+          </w:tcPr>
+          <w:p>
+            <w:pPr/>
+            <w:r>
+              <w:rPr>
+                <w:b/>
+              </w:rPr>
+              <w:t xml:space="preserve">Author</w:t>
+            </w:r>
+          </w:p>
+        </w:tc>
+        <w:tc>
+          <w:tcPr>
+            <w:tcW w:w="7020" w:type="dxa"/>
+            <w:gridSpan w:val="3"/>
+          </w:tcPr>
+          <w:p>
+            <w:pPr/>
+            <w:r>
+              <w:t xml:space="preserve">Developer</w:t>
+            </w:r>
+          </w:p>
+        </w:tc>
+      </w:tr>
+    </w:tbl>
+    <w:p/>
+    <w:tbl>
+      <w:tblPr>
+        <w:tblStyle w:val="TableGrid"/>
+        <w:tblW w:w="9360" w:type="dxa"/>
+        <w:jc w:val="left"/>
+        <w:tblBorders>
+          <w:top w:val="single" w:color="000000" w:sz="6" w:space="0"/>
+          <w:left w:val="single" w:color="000000" w:sz="6" w:space="0"/>
+          <w:bottom w:val="single" w:color="000000" w:sz="6" w:space="0"/>
+          <w:right w:val="single" w:color="000000" w:sz="6" w:space="0"/>
+          <w:insideH w:val="single" w:color="000000" w:sz="6" w:space="0"/>
+          <w:insideV w:val="single" w:color="000000" w:sz="6" w:space="0"/>
+        </w:tblBorders>
+        <w:tblLayout w:type="fixed"/>
+        <w:tblCellMar>
+          <w:top w:w="100" w:type="dxa"/>
+          <w:left w:w="100" w:type="dxa"/>
+          <w:bottom w:w="100" w:type="dxa"/>
+          <w:right w:w="100" w:type="dxa"/>
+        </w:tblCellMar>
+      </w:tblPr>
+      <w:tblGrid>
+        <w:gridCol w:w="2340"/>
+        <w:gridCol w:w="2340"/>
+        <w:gridCol w:w="2340"/>
+        <w:gridCol w:w="2340"/>
+      </w:tblGrid>
+      <w:tr>
+        <w:tc>
+          <w:tcPr>
+            <w:tcW w:w="2340" w:type="dxa"/>
+          </w:tcPr>
+          <w:p>
+            <w:pPr/>
+            <w:r>
+              <w:rPr>
+                <w:b/>
+              </w:rPr>
+              <w:t xml:space="preserve">Requirement ID</w:t>
+            </w:r>
+          </w:p>
+        </w:tc>
+        <w:tc>
+          <w:tcPr>
+            <w:tcW w:w="2340" w:type="dxa"/>
+          </w:tcPr>
+          <w:p>
+            <w:pPr/>
+            <w:r>
+              <w:t xml:space="preserve">REQ_IO_A8.60.2</w:t>
+            </w:r>
+          </w:p>
+        </w:tc>
+        <w:tc>
+          <w:tcPr>
+            <w:tcW w:w="2340" w:type="dxa"/>
+          </w:tcPr>
+          <w:p>
+            <w:pPr/>
+            <w:r>
+              <w:rPr>
+                <w:b/>
+              </w:rPr>
+              <w:t xml:space="preserve">Version</w:t>
+            </w:r>
+          </w:p>
+        </w:tc>
+        <w:tc>
+          <w:tcPr>
+            <w:tcW w:w="2340" w:type="dxa"/>
+          </w:tcPr>
+          <w:p>
+            <w:pPr/>
+            <w:r>
+              <w:t xml:space="preserve">1.0</w:t>
+            </w:r>
+          </w:p>
+        </w:tc>
+      </w:tr>
+      <w:tr>
+        <w:tc>
+          <w:tcPr>
+            <w:tcW w:w="2340" w:type="dxa"/>
+          </w:tcPr>
+          <w:p>
+            <w:pPr/>
+            <w:r>
+              <w:rPr>
+                <w:b/>
+              </w:rPr>
+              <w:t xml:space="preserve">Item</w:t>
+            </w:r>
+          </w:p>
+        </w:tc>
+        <w:tc>
+          <w:tcPr>
+            <w:tcW w:w="7020" w:type="dxa"/>
+            <w:gridSpan w:val="3"/>
+          </w:tcPr>
+          <w:p>
+            <w:pPr/>
+            <w:r>
+              <w:t xml:space="preserve">Parent Department (Dropdown)</w:t>
+            </w:r>
+          </w:p>
+        </w:tc>
+      </w:tr>
+      <w:tr>
+        <w:tc>
+          <w:tcPr>
+            <w:tcW w:w="2340" w:type="dxa"/>
+          </w:tcPr>
+          <w:p>
+            <w:pPr/>
+            <w:r>
+              <w:rPr>
+                <w:b/>
+              </w:rPr>
+              <w:t xml:space="preserve">Description</w:t>
+            </w:r>
+          </w:p>
+        </w:tc>
+        <w:tc>
+          <w:tcPr>
+            <w:tcW w:w="7020" w:type="dxa"/>
+            <w:gridSpan w:val="3"/>
+          </w:tcPr>
+          <w:p>
+            <w:pPr/>
+            <w:r>
+              <w:t xml:space="preserve">上級部門</w:t>
+            </w:r>
+          </w:p>
+        </w:tc>
+      </w:tr>
+      <w:tr>
+        <w:tc>
+          <w:tcPr>
+            <w:tcW w:w="2340" w:type="dxa"/>
+          </w:tcPr>
+          <w:p>
+            <w:pPr/>
+            <w:r>
+              <w:rPr>
+                <w:b/>
+              </w:rPr>
+              <w:t xml:space="preserve">Purpose</w:t>
+            </w:r>
+          </w:p>
+        </w:tc>
+        <w:tc>
+          <w:tcPr>
+            <w:tcW w:w="7020" w:type="dxa"/>
+            <w:gridSpan w:val="3"/>
+          </w:tcPr>
+          <w:p>
+            <w:pPr/>
+            <w:r>
+              <w:t xml:space="preserve">建立層級</w:t>
+            </w:r>
+          </w:p>
+        </w:tc>
+      </w:tr>
+      <w:tr>
+        <w:tc>
+          <w:tcPr>
+            <w:tcW w:w="2340" w:type="dxa"/>
+          </w:tcPr>
+          <w:p>
+            <w:pPr/>
+            <w:r>
+              <w:rPr>
+                <w:b/>
+              </w:rPr>
+              <w:t xml:space="preserve">Format</w:t>
+            </w:r>
+          </w:p>
+        </w:tc>
+        <w:tc>
+          <w:tcPr>
+            <w:tcW w:w="2340" w:type="dxa"/>
+          </w:tcPr>
+          <w:p>
+            <w:pPr/>
+            <w:r>
+              <w:t xml:space="preserve">bigint ID</w:t>
+            </w:r>
+          </w:p>
+        </w:tc>
+        <w:tc>
+          <w:tcPr>
+            <w:tcW w:w="2340" w:type="dxa"/>
+          </w:tcPr>
+          <w:p>
+            <w:pPr/>
+            <w:r>
+              <w:rPr>
+                <w:b/>
+              </w:rPr>
+              <w:t xml:space="preserve">Valid Range</w:t>
+            </w:r>
+          </w:p>
+        </w:tc>
+        <w:tc>
+          <w:tcPr>
+            <w:tcW w:w="2340" w:type="dxa"/>
+          </w:tcPr>
+          <w:p>
+            <w:pPr/>
+            <w:r>
+              <w:t xml:space="preserve">同公司啟用部門</w:t>
+            </w:r>
+          </w:p>
+        </w:tc>
+      </w:tr>
+      <w:tr>
+        <w:tc>
+          <w:tcPr>
+            <w:tcW w:w="2340" w:type="dxa"/>
+          </w:tcPr>
+          <w:p>
+            <w:pPr/>
+            <w:r>
+              <w:rPr>
+                <w:b/>
+              </w:rPr>
+              <w:t xml:space="preserve">Related I/O</w:t>
+            </w:r>
+          </w:p>
+        </w:tc>
+        <w:tc>
+          <w:tcPr>
+            <w:tcW w:w="7020" w:type="dxa"/>
+            <w:gridSpan w:val="3"/>
+          </w:tcPr>
+          <w:p>
+            <w:pPr/>
+            <w:r>
+              <w:t xml:space="preserve">None</w:t>
+            </w:r>
+          </w:p>
+        </w:tc>
+      </w:tr>
+      <w:tr>
+        <w:tc>
+          <w:tcPr>
+            <w:tcW w:w="2340" w:type="dxa"/>
+          </w:tcPr>
+          <w:p>
+            <w:pPr/>
+            <w:r>
+              <w:rPr>
+                <w:b/>
+              </w:rPr>
+              <w:t xml:space="preserve">Author</w:t>
+            </w:r>
+          </w:p>
+        </w:tc>
+        <w:tc>
+          <w:tcPr>
+            <w:tcW w:w="7020" w:type="dxa"/>
+            <w:gridSpan w:val="3"/>
+          </w:tcPr>
+          <w:p>
+            <w:pPr/>
+            <w:r>
+              <w:t xml:space="preserve">Developer</w:t>
+            </w:r>
+          </w:p>
+        </w:tc>
+      </w:tr>
+    </w:tbl>
+    <w:p/>
+    <w:p>
+      <w:pPr>
+        <w:pStyle w:val="Heading2"/>
+      </w:pPr>
+      <w:r>
+        <w:t xml:space="preserve">4.5 User Interface Prototype</w:t>
+      </w:r>
+    </w:p>
+    <w:p>
+      <w:pPr>
+        <w:pStyle w:val="Heading3"/>
+      </w:pPr>
+      <w:r>
+        <w:t xml:space="preserve">4.5.1 User Portal</w:t>
+      </w:r>
+    </w:p>
+    <w:p>
+      <w:pPr>
+        <w:pStyle w:val="Heading4"/>
+      </w:pPr>
+      <w:r>
+        <w:t xml:space="preserve">4.5.1.8 Settings Module</w:t>
+      </w:r>
+    </w:p>
+    <w:p>
+      <w:pPr>
+        <w:pStyle w:val="Heading5"/>
+      </w:pPr>
+      <w:r>
+        <w:t xml:space="preserve">4.5.1.8.58 Company View Interface</w:t>
+      </w:r>
+    </w:p>
+    <w:p>
+      <w:pPr>
+        <w:jc w:val="center"/>
+      </w:pPr>
+      <w:r>
+        <w:rPr>
+          <w:i/>
+        </w:rPr>
+        <w:t xml:space="preserve">[Pending] Prototype screenshot of Company View Interface.</w:t>
+      </w:r>
+    </w:p>
+    <w:p>
+      <w:pPr>
+        <w:pStyle w:val="Heading5"/>
+      </w:pPr>
+      <w:r>
+        <w:t xml:space="preserve">4.5.1.8.59 Branch View Interface</w:t>
+      </w:r>
+    </w:p>
+    <w:p>
+      <w:pPr>
+        <w:jc w:val="center"/>
+      </w:pPr>
+      <w:r>
+        <w:rPr>
+          <w:i/>
+        </w:rPr>
+        <w:t xml:space="preserve">[Pending] Prototype screenshot of Branch View Interface.</w:t>
+      </w:r>
+    </w:p>
+    <w:p>
+      <w:pPr>
+        <w:pStyle w:val="Heading5"/>
+      </w:pPr>
+      <w:r>
+        <w:t xml:space="preserve">4.5.1.8.60 Department View Interface</w:t>
+      </w:r>
+    </w:p>
+    <w:p>
+      <w:pPr>
+        <w:jc w:val="center"/>
+      </w:pPr>
+      <w:r>
+        <w:rPr>
+          <w:i/>
+        </w:rPr>
+        <w:t xml:space="preserve">[Pending] Prototype screenshot of Department View Interface.</w:t>
+      </w:r>
+    </w:p>
+    <w:p>
+      <w:pPr>
+        <w:pStyle w:val="Heading2"/>
+      </w:pPr>
+      <w:r>
+        <w:t xml:space="preserve">4.6 Project Planning</w:t>
+      </w:r>
+    </w:p>
+    <w:p>
+      <w:pPr>
+        <w:pStyle w:val="Heading3"/>
+      </w:pPr>
+      <w:r>
+        <w:t xml:space="preserve">4.6.1 Agile Scrum methodology</w:t>
       </w:r>
     </w:p>
     <w:p>
@@ -1050,7 +4641,7 @@
         <w:rPr>
           <w:i/>
         </w:rPr>
-        <w:t xml:space="preserve">[Pending] This section will be generated from docs/05-doc-sources/srs/ch4-2-1-performance.md.</w:t>
+        <w:t xml:space="preserve">[Pending] This section will be generated from docs/05-doc-sources/srs/ch4-6-1-scrum.md.</w:t>
       </w:r>
     </w:p>
     <w:p>
@@ -1058,7 +4649,7 @@
         <w:pStyle w:val="Heading3"/>
       </w:pPr>
       <w:r>
-        <w:t xml:space="preserve">4.2.2 Security</w:t>
+        <w:t xml:space="preserve">4.6.2 Timeline</w:t>
       </w:r>
     </w:p>
     <w:p>
@@ -1067,7 +4658,7 @@
         <w:rPr>
           <w:i/>
         </w:rPr>
-        <w:t xml:space="preserve">[Pending] This section will be generated from docs/05-doc-sources/srs/ch4-2-2-security.md.</w:t>
+        <w:t xml:space="preserve">[Pending] This section will be generated from docs/05-doc-sources/srs/ch4-6-2-timeline.md.</w:t>
       </w:r>
     </w:p>
     <w:p>
@@ -1075,7 +4666,7 @@
         <w:pStyle w:val="Heading3"/>
       </w:pPr>
       <w:r>
-        <w:t xml:space="preserve">4.2.3 Quality</w:t>
+        <w:t xml:space="preserve">4.6.3 Human Resources and Skills Needs</w:t>
       </w:r>
     </w:p>
     <w:p>
@@ -1084,7 +4675,7 @@
         <w:rPr>
           <w:i/>
         </w:rPr>
-        <w:t xml:space="preserve">[Pending] This section will be generated from docs/05-doc-sources/srs/ch4-2-3-quality.md.</w:t>
+        <w:t xml:space="preserve">[Pending] This section will be generated from docs/05-doc-sources/srs/ch4-6-3-human-resources.md.</w:t>
       </w:r>
     </w:p>
     <w:p>
@@ -1092,7 +4683,7 @@
         <w:pStyle w:val="Heading3"/>
       </w:pPr>
       <w:r>
-        <w:t xml:space="preserve">4.2.4 Availability</w:t>
+        <w:t xml:space="preserve">4.6.4 Budget Allocation</w:t>
       </w:r>
     </w:p>
     <w:p>
@@ -1101,7 +4692,7 @@
         <w:rPr>
           <w:i/>
         </w:rPr>
-        <w:t xml:space="preserve">[Pending] This section will be generated from docs/05-doc-sources/srs/ch4-2-4-availability.md.</w:t>
+        <w:t xml:space="preserve">[Pending] This section will be generated from docs/05-doc-sources/srs/ch4-6-4-budget.md.</w:t>
       </w:r>
     </w:p>
     <w:p>
@@ -1109,7 +4700,7 @@
         <w:pStyle w:val="Heading3"/>
       </w:pPr>
       <w:r>
-        <w:t xml:space="preserve">4.2.5 Testability</w:t>
+        <w:t xml:space="preserve">4.6.5 Product Design Specification</w:t>
       </w:r>
     </w:p>
     <w:p>
@@ -1118,189 +4709,11 @@
         <w:rPr>
           <w:i/>
         </w:rPr>
-        <w:t xml:space="preserve">[Pending] This section will be generated from docs/05-doc-sources/srs/ch4-2-5-testability.md.</w:t>
-      </w:r>
-    </w:p>
-    <w:p>
-      <w:pPr>
-        <w:pStyle w:val="Heading2"/>
-      </w:pPr>
-      <w:r>
-        <w:t xml:space="preserve">4.3 Data Structure</w:t>
-      </w:r>
-    </w:p>
-    <w:p>
-      <w:pPr/>
-      <w:r>
-        <w:rPr>
-          <w:i/>
-        </w:rPr>
-        <w:t xml:space="preserve">[Pending] This section will be generated from docs/05-doc-sources/srs/ch4-3-intro.md.</w:t>
-      </w:r>
-    </w:p>
-    <w:p>
-      <w:pPr/>
-      <w:r>
-        <w:rPr>
-          <w:i/>
-        </w:rPr>
-        <w:t xml:space="preserve">[Pending] No data structures have been defined yet.</w:t>
-      </w:r>
-    </w:p>
-    <w:p>
-      <w:pPr>
-        <w:pStyle w:val="Heading2"/>
-      </w:pPr>
-      <w:r>
-        <w:t xml:space="preserve">4.4 User Interface Requirements</w:t>
-      </w:r>
-    </w:p>
-    <w:p>
-      <w:pPr/>
-      <w:r>
-        <w:rPr>
-          <w:i/>
-        </w:rPr>
-        <w:t xml:space="preserve">[Pending] This section will be generated from docs/05-doc-sources/srs/ch4-4-intro.md.</w:t>
-      </w:r>
-    </w:p>
-    <w:p>
-      <w:pPr>
-        <w:pStyle w:val="Heading3"/>
-      </w:pPr>
-      <w:r>
-        <w:t xml:space="preserve">4.4.1 User Portal</w:t>
-      </w:r>
-    </w:p>
-    <w:p>
-      <w:pPr/>
-      <w:r>
-        <w:rPr>
-          <w:i/>
-        </w:rPr>
-        <w:t xml:space="preserve">[Pending] No user interfaces have been defined yet.</w:t>
-      </w:r>
-    </w:p>
-    <w:p>
-      <w:pPr>
-        <w:pStyle w:val="Heading2"/>
-      </w:pPr>
-      <w:r>
-        <w:t xml:space="preserve">4.5 User Interface Prototype</w:t>
-      </w:r>
-    </w:p>
-    <w:p>
-      <w:pPr>
-        <w:pStyle w:val="Heading3"/>
-      </w:pPr>
-      <w:r>
-        <w:t xml:space="preserve">4.5.1 User Portal</w:t>
-      </w:r>
-    </w:p>
-    <w:p>
-      <w:pPr/>
-      <w:r>
-        <w:rPr>
-          <w:i/>
-        </w:rPr>
-        <w:t xml:space="preserve">[Pending] No user interfaces have been defined yet.</w:t>
-      </w:r>
-    </w:p>
-    <w:p>
-      <w:pPr>
-        <w:pStyle w:val="Heading2"/>
-      </w:pPr>
-      <w:r>
-        <w:t xml:space="preserve">4.6 Project Planning</w:t>
-      </w:r>
-    </w:p>
-    <w:p>
-      <w:pPr>
-        <w:pStyle w:val="Heading3"/>
-      </w:pPr>
-      <w:r>
-        <w:t xml:space="preserve">4.6.1 Agile Scrum methodology</w:t>
-      </w:r>
-    </w:p>
-    <w:p>
-      <w:pPr/>
-      <w:r>
-        <w:rPr>
-          <w:i/>
-        </w:rPr>
-        <w:t xml:space="preserve">[Pending] This section will be generated from docs/05-doc-sources/srs/ch4-6-1-scrum.md.</w:t>
-      </w:r>
-    </w:p>
-    <w:p>
-      <w:pPr>
-        <w:pStyle w:val="Heading3"/>
-      </w:pPr>
-      <w:r>
-        <w:t xml:space="preserve">4.6.2 Timeline</w:t>
-      </w:r>
-    </w:p>
-    <w:p>
-      <w:pPr/>
-      <w:r>
-        <w:rPr>
-          <w:i/>
-        </w:rPr>
-        <w:t xml:space="preserve">[Pending] This section will be generated from docs/05-doc-sources/srs/ch4-6-2-timeline.md.</w:t>
-      </w:r>
-    </w:p>
-    <w:p>
-      <w:pPr>
-        <w:pStyle w:val="Heading3"/>
-      </w:pPr>
-      <w:r>
-        <w:t xml:space="preserve">4.6.3 Human Resources and Skills Needs</w:t>
-      </w:r>
-    </w:p>
-    <w:p>
-      <w:pPr/>
-      <w:r>
-        <w:rPr>
-          <w:i/>
-        </w:rPr>
-        <w:t xml:space="preserve">[Pending] This section will be generated from docs/05-doc-sources/srs/ch4-6-3-human-resources.md.</w:t>
-      </w:r>
-    </w:p>
-    <w:p>
-      <w:pPr>
-        <w:pStyle w:val="Heading3"/>
-      </w:pPr>
-      <w:r>
-        <w:t xml:space="preserve">4.6.4 Budget Allocation</w:t>
-      </w:r>
-    </w:p>
-    <w:p>
-      <w:pPr/>
-      <w:r>
-        <w:rPr>
-          <w:i/>
-        </w:rPr>
-        <w:t xml:space="preserve">[Pending] This section will be generated from docs/05-doc-sources/srs/ch4-6-4-budget.md.</w:t>
-      </w:r>
-    </w:p>
-    <w:p>
-      <w:pPr>
-        <w:pStyle w:val="Heading3"/>
-      </w:pPr>
-      <w:r>
-        <w:t xml:space="preserve">4.6.5 Product Design Specification</w:t>
-      </w:r>
-    </w:p>
-    <w:p>
-      <w:pPr/>
-      <w:r>
-        <w:rPr>
-          <w:i/>
-        </w:rPr>
         <w:t xml:space="preserve">[Pending] This section will be generated from docs/05-doc-sources/srs/ch4-6-5-product-design.md.</w:t>
       </w:r>
     </w:p>
     <w:sectPr>
-      <w:footerReference xmlns:r="http://schemas.openxmlformats.org/officeDocument/2006/relationships" w:type="default" r:id="R220660d794de4df2"/>
+      <w:footerReference xmlns:r="http://schemas.openxmlformats.org/officeDocument/2006/relationships" w:type="default" r:id="Rb5dc62ad61e944c6"/>
       <w:pgSz w:w="11906" w:h="16838"/>
       <w:pgMar w:top="1440" w:right="1440" w:bottom="1440" w:left="1440" w:header="720" w:footer="720" w:gutter="0"/>
     </w:sectPr>

--- a/docs/99-output/MyERP_SRS.docx
+++ b/docs/99-output/MyERP_SRS.docx
@@ -4713,7 +4713,7 @@
       </w:r>
     </w:p>
     <w:sectPr>
-      <w:footerReference xmlns:r="http://schemas.openxmlformats.org/officeDocument/2006/relationships" w:type="default" r:id="Rb5dc62ad61e944c6"/>
+      <w:footerReference xmlns:r="http://schemas.openxmlformats.org/officeDocument/2006/relationships" w:type="default" r:id="R912afd1ecf1e4e2d"/>
       <w:pgSz w:w="11906" w:h="16838"/>
       <w:pgMar w:top="1440" w:right="1440" w:bottom="1440" w:left="1440" w:header="720" w:footer="720" w:gutter="0"/>
     </w:sectPr>

--- a/docs/99-output/MyERP_SRS.docx
+++ b/docs/99-output/MyERP_SRS.docx
@@ -1258,7 +1258,7 @@
           <w:p>
             <w:pPr/>
             <w:r>
-              <w:t xml:space="preserve">1.0</w:t>
+              <w:t xml:space="preserve">1.1</w:t>
             </w:r>
           </w:p>
         </w:tc>
@@ -3367,7 +3367,7 @@
           <w:p>
             <w:pPr/>
             <w:r>
-              <w:t xml:space="preserve">1–30 字元</w:t>
+              <w:t xml:space="preserve">1–30 字元；ASCII 英文、數字、-、_</w:t>
             </w:r>
           </w:p>
         </w:tc>
@@ -3921,7 +3921,7 @@
           <w:p>
             <w:pPr/>
             <w:r>
-              <w:t xml:space="preserve">1–30 字元</w:t>
+              <w:t xml:space="preserve">1–30 字元；ASCII 英文、數字、-、_</w:t>
             </w:r>
           </w:p>
         </w:tc>
@@ -4202,7 +4202,7 @@
           <w:p>
             <w:pPr/>
             <w:r>
-              <w:t xml:space="preserve">1–30 字元</w:t>
+              <w:t xml:space="preserve">1–30 字元；ASCII 英文、數字、-、_</w:t>
             </w:r>
           </w:p>
         </w:tc>
@@ -4713,7 +4713,7 @@
       </w:r>
     </w:p>
     <w:sectPr>
-      <w:footerReference xmlns:r="http://schemas.openxmlformats.org/officeDocument/2006/relationships" w:type="default" r:id="R912afd1ecf1e4e2d"/>
+      <w:footerReference xmlns:r="http://schemas.openxmlformats.org/officeDocument/2006/relationships" w:type="default" r:id="R4fe9942cf4b74391"/>
       <w:pgSz w:w="11906" w:h="16838"/>
       <w:pgMar w:top="1440" w:right="1440" w:bottom="1440" w:left="1440" w:header="720" w:footer="720" w:gutter="0"/>
     </w:sectPr>

--- a/docs/99-output/MyERP_SRS.docx
+++ b/docs/99-output/MyERP_SRS.docx
@@ -4713,7 +4713,7 @@
       </w:r>
     </w:p>
     <w:sectPr>
-      <w:footerReference xmlns:r="http://schemas.openxmlformats.org/officeDocument/2006/relationships" w:type="default" r:id="R4fe9942cf4b74391"/>
+      <w:footerReference xmlns:r="http://schemas.openxmlformats.org/officeDocument/2006/relationships" w:type="default" r:id="R671f204221704608"/>
       <w:pgSz w:w="11906" w:h="16838"/>
       <w:pgMar w:top="1440" w:right="1440" w:bottom="1440" w:left="1440" w:header="720" w:footer="720" w:gutter="0"/>
     </w:sectPr>

--- a/docs/99-output/MyERP_SRS.docx
+++ b/docs/99-output/MyERP_SRS.docx
@@ -4713,7 +4713,7 @@
       </w:r>
     </w:p>
     <w:sectPr>
-      <w:footerReference xmlns:r="http://schemas.openxmlformats.org/officeDocument/2006/relationships" w:type="default" r:id="R671f204221704608"/>
+      <w:footerReference xmlns:r="http://schemas.openxmlformats.org/officeDocument/2006/relationships" w:type="default" r:id="R8efb248ee9854ed2"/>
       <w:pgSz w:w="11906" w:h="16838"/>
       <w:pgMar w:top="1440" w:right="1440" w:bottom="1440" w:left="1440" w:header="720" w:footer="720" w:gutter="0"/>
     </w:sectPr>

--- a/docs/99-output/MyERP_SRS.docx
+++ b/docs/99-output/MyERP_SRS.docx
@@ -1112,7 +1112,7 @@
           <w:p>
             <w:pPr/>
             <w:r>
-              <w:t xml:space="preserve">1.0</w:t>
+              <w:t xml:space="preserve">1.1</w:t>
             </w:r>
           </w:p>
         </w:tc>
@@ -4713,7 +4713,7 @@
       </w:r>
     </w:p>
     <w:sectPr>
-      <w:footerReference xmlns:r="http://schemas.openxmlformats.org/officeDocument/2006/relationships" w:type="default" r:id="R8efb248ee9854ed2"/>
+      <w:footerReference xmlns:r="http://schemas.openxmlformats.org/officeDocument/2006/relationships" w:type="default" r:id="Rd27b821520614884"/>
       <w:pgSz w:w="11906" w:h="16838"/>
       <w:pgMar w:top="1440" w:right="1440" w:bottom="1440" w:left="1440" w:header="720" w:footer="720" w:gutter="0"/>
     </w:sectPr>

--- a/docs/99-output/MyERP_SRS.docx
+++ b/docs/99-output/MyERP_SRS.docx
@@ -2513,6 +2513,2366 @@
     <w:p/>
     <w:p>
       <w:pPr>
+        <w:pStyle w:val="Heading5"/>
+      </w:pPr>
+      <w:r>
+        <w:t xml:space="preserve">4.1.1.8.23 User Identity and Password Security</w:t>
+      </w:r>
+    </w:p>
+    <w:tbl>
+      <w:tblPr>
+        <w:tblStyle w:val="TableGrid"/>
+        <w:tblW w:w="9345" w:type="dxa"/>
+        <w:jc w:val="left"/>
+        <w:tblBorders>
+          <w:top w:val="single" w:color="000000" w:sz="8" w:space="0"/>
+          <w:left w:val="single" w:color="000000" w:sz="8" w:space="0"/>
+          <w:bottom w:val="single" w:color="000000" w:sz="8" w:space="0"/>
+          <w:right w:val="single" w:color="000000" w:sz="8" w:space="0"/>
+          <w:insideH w:val="single" w:color="000000" w:sz="8" w:space="0"/>
+          <w:insideV w:val="single" w:color="000000" w:sz="8" w:space="0"/>
+        </w:tblBorders>
+        <w:tblLayout w:type="fixed"/>
+        <w:tblCellMar>
+          <w:top w:w="100" w:type="dxa"/>
+          <w:left w:w="100" w:type="dxa"/>
+          <w:bottom w:w="100" w:type="dxa"/>
+          <w:right w:w="100" w:type="dxa"/>
+        </w:tblCellMar>
+      </w:tblPr>
+      <w:tblGrid>
+        <w:gridCol w:w="2220"/>
+        <w:gridCol w:w="3525"/>
+        <w:gridCol w:w="2370"/>
+        <w:gridCol w:w="1230"/>
+      </w:tblGrid>
+      <w:tr>
+        <w:trPr>
+          <w:trHeight w:val="465" w:hRule="atLeast"/>
+        </w:trPr>
+        <w:tc>
+          <w:tcPr>
+            <w:tcW w:w="2220" w:type="dxa"/>
+          </w:tcPr>
+          <w:p>
+            <w:pPr/>
+            <w:r>
+              <w:rPr>
+                <w:b/>
+              </w:rPr>
+              <w:t xml:space="preserve">Requirement ID</w:t>
+            </w:r>
+          </w:p>
+        </w:tc>
+        <w:tc>
+          <w:tcPr>
+            <w:tcW w:w="3525" w:type="dxa"/>
+          </w:tcPr>
+          <w:p>
+            <w:pPr/>
+            <w:r>
+              <w:t xml:space="preserve">REQ_F4118.23.1</w:t>
+            </w:r>
+          </w:p>
+        </w:tc>
+        <w:tc>
+          <w:tcPr>
+            <w:tcW w:w="2370" w:type="dxa"/>
+          </w:tcPr>
+          <w:p>
+            <w:pPr/>
+            <w:r>
+              <w:rPr>
+                <w:b/>
+              </w:rPr>
+              <w:t xml:space="preserve">Version</w:t>
+            </w:r>
+          </w:p>
+        </w:tc>
+        <w:tc>
+          <w:tcPr>
+            <w:tcW w:w="1230" w:type="dxa"/>
+          </w:tcPr>
+          <w:p>
+            <w:pPr/>
+            <w:r>
+              <w:t xml:space="preserve">1.0</w:t>
+            </w:r>
+          </w:p>
+        </w:tc>
+      </w:tr>
+      <w:tr>
+        <w:trPr>
+          <w:trHeight w:val="465" w:hRule="atLeast"/>
+        </w:trPr>
+        <w:tc>
+          <w:tcPr>
+            <w:tcW w:w="2220" w:type="dxa"/>
+          </w:tcPr>
+          <w:p>
+            <w:pPr/>
+            <w:r>
+              <w:rPr>
+                <w:b/>
+              </w:rPr>
+              <w:t xml:space="preserve">Description</w:t>
+            </w:r>
+          </w:p>
+        </w:tc>
+        <w:tc>
+          <w:tcPr>
+            <w:tcW w:w="7125" w:type="dxa"/>
+            <w:gridSpan w:val="3"/>
+          </w:tcPr>
+          <w:p>
+            <w:pPr/>
+            <w:r>
+              <w:t xml:space="preserve">System should allow authorized users to create a unique user identity.</w:t>
+            </w:r>
+          </w:p>
+        </w:tc>
+      </w:tr>
+      <w:tr>
+        <w:trPr>
+          <w:trHeight w:val="465" w:hRule="atLeast"/>
+        </w:trPr>
+        <w:tc>
+          <w:tcPr>
+            <w:tcW w:w="2220" w:type="dxa"/>
+          </w:tcPr>
+          <w:p>
+            <w:pPr/>
+            <w:r>
+              <w:rPr>
+                <w:b/>
+              </w:rPr>
+              <w:t xml:space="preserve">Author</w:t>
+            </w:r>
+          </w:p>
+        </w:tc>
+        <w:tc>
+          <w:tcPr>
+            <w:tcW w:w="7125" w:type="dxa"/>
+            <w:gridSpan w:val="3"/>
+          </w:tcPr>
+          <w:p>
+            <w:pPr/>
+            <w:r>
+              <w:t xml:space="preserve">Developer</w:t>
+            </w:r>
+          </w:p>
+        </w:tc>
+      </w:tr>
+    </w:tbl>
+    <w:p/>
+    <w:tbl>
+      <w:tblPr>
+        <w:tblStyle w:val="TableGrid"/>
+        <w:tblW w:w="9345" w:type="dxa"/>
+        <w:jc w:val="left"/>
+        <w:tblBorders>
+          <w:top w:val="single" w:color="000000" w:sz="8" w:space="0"/>
+          <w:left w:val="single" w:color="000000" w:sz="8" w:space="0"/>
+          <w:bottom w:val="single" w:color="000000" w:sz="8" w:space="0"/>
+          <w:right w:val="single" w:color="000000" w:sz="8" w:space="0"/>
+          <w:insideH w:val="single" w:color="000000" w:sz="8" w:space="0"/>
+          <w:insideV w:val="single" w:color="000000" w:sz="8" w:space="0"/>
+        </w:tblBorders>
+        <w:tblLayout w:type="fixed"/>
+        <w:tblCellMar>
+          <w:top w:w="100" w:type="dxa"/>
+          <w:left w:w="100" w:type="dxa"/>
+          <w:bottom w:w="100" w:type="dxa"/>
+          <w:right w:w="100" w:type="dxa"/>
+        </w:tblCellMar>
+      </w:tblPr>
+      <w:tblGrid>
+        <w:gridCol w:w="2220"/>
+        <w:gridCol w:w="3525"/>
+        <w:gridCol w:w="2370"/>
+        <w:gridCol w:w="1230"/>
+      </w:tblGrid>
+      <w:tr>
+        <w:trPr>
+          <w:trHeight w:val="465" w:hRule="atLeast"/>
+        </w:trPr>
+        <w:tc>
+          <w:tcPr>
+            <w:tcW w:w="2220" w:type="dxa"/>
+          </w:tcPr>
+          <w:p>
+            <w:pPr/>
+            <w:r>
+              <w:rPr>
+                <w:b/>
+              </w:rPr>
+              <w:t xml:space="preserve">Requirement ID</w:t>
+            </w:r>
+          </w:p>
+        </w:tc>
+        <w:tc>
+          <w:tcPr>
+            <w:tcW w:w="3525" w:type="dxa"/>
+          </w:tcPr>
+          <w:p>
+            <w:pPr/>
+            <w:r>
+              <w:t xml:space="preserve">REQ_F4118.23.2</w:t>
+            </w:r>
+          </w:p>
+        </w:tc>
+        <w:tc>
+          <w:tcPr>
+            <w:tcW w:w="2370" w:type="dxa"/>
+          </w:tcPr>
+          <w:p>
+            <w:pPr/>
+            <w:r>
+              <w:rPr>
+                <w:b/>
+              </w:rPr>
+              <w:t xml:space="preserve">Version</w:t>
+            </w:r>
+          </w:p>
+        </w:tc>
+        <w:tc>
+          <w:tcPr>
+            <w:tcW w:w="1230" w:type="dxa"/>
+          </w:tcPr>
+          <w:p>
+            <w:pPr/>
+            <w:r>
+              <w:t xml:space="preserve">1.0</w:t>
+            </w:r>
+          </w:p>
+        </w:tc>
+      </w:tr>
+      <w:tr>
+        <w:trPr>
+          <w:trHeight w:val="465" w:hRule="atLeast"/>
+        </w:trPr>
+        <w:tc>
+          <w:tcPr>
+            <w:tcW w:w="2220" w:type="dxa"/>
+          </w:tcPr>
+          <w:p>
+            <w:pPr/>
+            <w:r>
+              <w:rPr>
+                <w:b/>
+              </w:rPr>
+              <w:t xml:space="preserve">Description</w:t>
+            </w:r>
+          </w:p>
+        </w:tc>
+        <w:tc>
+          <w:tcPr>
+            <w:tcW w:w="7125" w:type="dxa"/>
+            <w:gridSpan w:val="3"/>
+          </w:tcPr>
+          <w:p>
+            <w:pPr/>
+            <w:r>
+              <w:t xml:space="preserve">System should enforce a configurable password policy.</w:t>
+            </w:r>
+          </w:p>
+        </w:tc>
+      </w:tr>
+      <w:tr>
+        <w:trPr>
+          <w:trHeight w:val="465" w:hRule="atLeast"/>
+        </w:trPr>
+        <w:tc>
+          <w:tcPr>
+            <w:tcW w:w="2220" w:type="dxa"/>
+          </w:tcPr>
+          <w:p>
+            <w:pPr/>
+            <w:r>
+              <w:rPr>
+                <w:b/>
+              </w:rPr>
+              <w:t xml:space="preserve">Author</w:t>
+            </w:r>
+          </w:p>
+        </w:tc>
+        <w:tc>
+          <w:tcPr>
+            <w:tcW w:w="7125" w:type="dxa"/>
+            <w:gridSpan w:val="3"/>
+          </w:tcPr>
+          <w:p>
+            <w:pPr/>
+            <w:r>
+              <w:t xml:space="preserve">Developer</w:t>
+            </w:r>
+          </w:p>
+        </w:tc>
+      </w:tr>
+    </w:tbl>
+    <w:p/>
+    <w:tbl>
+      <w:tblPr>
+        <w:tblStyle w:val="TableGrid"/>
+        <w:tblW w:w="9345" w:type="dxa"/>
+        <w:jc w:val="left"/>
+        <w:tblBorders>
+          <w:top w:val="single" w:color="000000" w:sz="8" w:space="0"/>
+          <w:left w:val="single" w:color="000000" w:sz="8" w:space="0"/>
+          <w:bottom w:val="single" w:color="000000" w:sz="8" w:space="0"/>
+          <w:right w:val="single" w:color="000000" w:sz="8" w:space="0"/>
+          <w:insideH w:val="single" w:color="000000" w:sz="8" w:space="0"/>
+          <w:insideV w:val="single" w:color="000000" w:sz="8" w:space="0"/>
+        </w:tblBorders>
+        <w:tblLayout w:type="fixed"/>
+        <w:tblCellMar>
+          <w:top w:w="100" w:type="dxa"/>
+          <w:left w:w="100" w:type="dxa"/>
+          <w:bottom w:w="100" w:type="dxa"/>
+          <w:right w:w="100" w:type="dxa"/>
+        </w:tblCellMar>
+      </w:tblPr>
+      <w:tblGrid>
+        <w:gridCol w:w="2220"/>
+        <w:gridCol w:w="3525"/>
+        <w:gridCol w:w="2370"/>
+        <w:gridCol w:w="1230"/>
+      </w:tblGrid>
+      <w:tr>
+        <w:trPr>
+          <w:trHeight w:val="465" w:hRule="atLeast"/>
+        </w:trPr>
+        <w:tc>
+          <w:tcPr>
+            <w:tcW w:w="2220" w:type="dxa"/>
+          </w:tcPr>
+          <w:p>
+            <w:pPr/>
+            <w:r>
+              <w:rPr>
+                <w:b/>
+              </w:rPr>
+              <w:t xml:space="preserve">Requirement ID</w:t>
+            </w:r>
+          </w:p>
+        </w:tc>
+        <w:tc>
+          <w:tcPr>
+            <w:tcW w:w="3525" w:type="dxa"/>
+          </w:tcPr>
+          <w:p>
+            <w:pPr/>
+            <w:r>
+              <w:t xml:space="preserve">REQ_F4118.23.3</w:t>
+            </w:r>
+          </w:p>
+        </w:tc>
+        <w:tc>
+          <w:tcPr>
+            <w:tcW w:w="2370" w:type="dxa"/>
+          </w:tcPr>
+          <w:p>
+            <w:pPr/>
+            <w:r>
+              <w:rPr>
+                <w:b/>
+              </w:rPr>
+              <w:t xml:space="preserve">Version</w:t>
+            </w:r>
+          </w:p>
+        </w:tc>
+        <w:tc>
+          <w:tcPr>
+            <w:tcW w:w="1230" w:type="dxa"/>
+          </w:tcPr>
+          <w:p>
+            <w:pPr/>
+            <w:r>
+              <w:t xml:space="preserve">1.0</w:t>
+            </w:r>
+          </w:p>
+        </w:tc>
+      </w:tr>
+      <w:tr>
+        <w:trPr>
+          <w:trHeight w:val="465" w:hRule="atLeast"/>
+        </w:trPr>
+        <w:tc>
+          <w:tcPr>
+            <w:tcW w:w="2220" w:type="dxa"/>
+          </w:tcPr>
+          <w:p>
+            <w:pPr/>
+            <w:r>
+              <w:rPr>
+                <w:b/>
+              </w:rPr>
+              <w:t xml:space="preserve">Description</w:t>
+            </w:r>
+          </w:p>
+        </w:tc>
+        <w:tc>
+          <w:tcPr>
+            <w:tcW w:w="7125" w:type="dxa"/>
+            <w:gridSpan w:val="3"/>
+          </w:tcPr>
+          <w:p>
+            <w:pPr/>
+            <w:r>
+              <w:t xml:space="preserve">System should lock an account after five consecutive failed password attempts.</w:t>
+            </w:r>
+          </w:p>
+        </w:tc>
+      </w:tr>
+      <w:tr>
+        <w:trPr>
+          <w:trHeight w:val="465" w:hRule="atLeast"/>
+        </w:trPr>
+        <w:tc>
+          <w:tcPr>
+            <w:tcW w:w="2220" w:type="dxa"/>
+          </w:tcPr>
+          <w:p>
+            <w:pPr/>
+            <w:r>
+              <w:rPr>
+                <w:b/>
+              </w:rPr>
+              <w:t xml:space="preserve">Author</w:t>
+            </w:r>
+          </w:p>
+        </w:tc>
+        <w:tc>
+          <w:tcPr>
+            <w:tcW w:w="7125" w:type="dxa"/>
+            <w:gridSpan w:val="3"/>
+          </w:tcPr>
+          <w:p>
+            <w:pPr/>
+            <w:r>
+              <w:t xml:space="preserve">Developer</w:t>
+            </w:r>
+          </w:p>
+        </w:tc>
+      </w:tr>
+    </w:tbl>
+    <w:p/>
+    <w:tbl>
+      <w:tblPr>
+        <w:tblStyle w:val="TableGrid"/>
+        <w:tblW w:w="9345" w:type="dxa"/>
+        <w:jc w:val="left"/>
+        <w:tblBorders>
+          <w:top w:val="single" w:color="000000" w:sz="8" w:space="0"/>
+          <w:left w:val="single" w:color="000000" w:sz="8" w:space="0"/>
+          <w:bottom w:val="single" w:color="000000" w:sz="8" w:space="0"/>
+          <w:right w:val="single" w:color="000000" w:sz="8" w:space="0"/>
+          <w:insideH w:val="single" w:color="000000" w:sz="8" w:space="0"/>
+          <w:insideV w:val="single" w:color="000000" w:sz="8" w:space="0"/>
+        </w:tblBorders>
+        <w:tblLayout w:type="fixed"/>
+        <w:tblCellMar>
+          <w:top w:w="100" w:type="dxa"/>
+          <w:left w:w="100" w:type="dxa"/>
+          <w:bottom w:w="100" w:type="dxa"/>
+          <w:right w:w="100" w:type="dxa"/>
+        </w:tblCellMar>
+      </w:tblPr>
+      <w:tblGrid>
+        <w:gridCol w:w="2220"/>
+        <w:gridCol w:w="3525"/>
+        <w:gridCol w:w="2370"/>
+        <w:gridCol w:w="1230"/>
+      </w:tblGrid>
+      <w:tr>
+        <w:trPr>
+          <w:trHeight w:val="465" w:hRule="atLeast"/>
+        </w:trPr>
+        <w:tc>
+          <w:tcPr>
+            <w:tcW w:w="2220" w:type="dxa"/>
+          </w:tcPr>
+          <w:p>
+            <w:pPr/>
+            <w:r>
+              <w:rPr>
+                <w:b/>
+              </w:rPr>
+              <w:t xml:space="preserve">Requirement ID</w:t>
+            </w:r>
+          </w:p>
+        </w:tc>
+        <w:tc>
+          <w:tcPr>
+            <w:tcW w:w="3525" w:type="dxa"/>
+          </w:tcPr>
+          <w:p>
+            <w:pPr/>
+            <w:r>
+              <w:t xml:space="preserve">REQ_F4118.23.4</w:t>
+            </w:r>
+          </w:p>
+        </w:tc>
+        <w:tc>
+          <w:tcPr>
+            <w:tcW w:w="2370" w:type="dxa"/>
+          </w:tcPr>
+          <w:p>
+            <w:pPr/>
+            <w:r>
+              <w:rPr>
+                <w:b/>
+              </w:rPr>
+              <w:t xml:space="preserve">Version</w:t>
+            </w:r>
+          </w:p>
+        </w:tc>
+        <w:tc>
+          <w:tcPr>
+            <w:tcW w:w="1230" w:type="dxa"/>
+          </w:tcPr>
+          <w:p>
+            <w:pPr/>
+            <w:r>
+              <w:t xml:space="preserve">1.0</w:t>
+            </w:r>
+          </w:p>
+        </w:tc>
+      </w:tr>
+      <w:tr>
+        <w:trPr>
+          <w:trHeight w:val="465" w:hRule="atLeast"/>
+        </w:trPr>
+        <w:tc>
+          <w:tcPr>
+            <w:tcW w:w="2220" w:type="dxa"/>
+          </w:tcPr>
+          <w:p>
+            <w:pPr/>
+            <w:r>
+              <w:rPr>
+                <w:b/>
+              </w:rPr>
+              <w:t xml:space="preserve">Description</w:t>
+            </w:r>
+          </w:p>
+        </w:tc>
+        <w:tc>
+          <w:tcPr>
+            <w:tcW w:w="7125" w:type="dxa"/>
+            <w:gridSpan w:val="3"/>
+          </w:tcPr>
+          <w:p>
+            <w:pPr/>
+            <w:r>
+              <w:t xml:space="preserve">System should determine whether a user's password has expired.</w:t>
+            </w:r>
+          </w:p>
+        </w:tc>
+      </w:tr>
+      <w:tr>
+        <w:trPr>
+          <w:trHeight w:val="465" w:hRule="atLeast"/>
+        </w:trPr>
+        <w:tc>
+          <w:tcPr>
+            <w:tcW w:w="2220" w:type="dxa"/>
+          </w:tcPr>
+          <w:p>
+            <w:pPr/>
+            <w:r>
+              <w:rPr>
+                <w:b/>
+              </w:rPr>
+              <w:t xml:space="preserve">Author</w:t>
+            </w:r>
+          </w:p>
+        </w:tc>
+        <w:tc>
+          <w:tcPr>
+            <w:tcW w:w="7125" w:type="dxa"/>
+            <w:gridSpan w:val="3"/>
+          </w:tcPr>
+          <w:p>
+            <w:pPr/>
+            <w:r>
+              <w:t xml:space="preserve">Developer</w:t>
+            </w:r>
+          </w:p>
+        </w:tc>
+      </w:tr>
+    </w:tbl>
+    <w:p/>
+    <w:p>
+      <w:pPr>
+        <w:pStyle w:val="Heading5"/>
+      </w:pPr>
+      <w:r>
+        <w:t xml:space="preserve">4.1.1.8.24 Login, Token and Captcha</w:t>
+      </w:r>
+    </w:p>
+    <w:tbl>
+      <w:tblPr>
+        <w:tblStyle w:val="TableGrid"/>
+        <w:tblW w:w="9345" w:type="dxa"/>
+        <w:jc w:val="left"/>
+        <w:tblBorders>
+          <w:top w:val="single" w:color="000000" w:sz="8" w:space="0"/>
+          <w:left w:val="single" w:color="000000" w:sz="8" w:space="0"/>
+          <w:bottom w:val="single" w:color="000000" w:sz="8" w:space="0"/>
+          <w:right w:val="single" w:color="000000" w:sz="8" w:space="0"/>
+          <w:insideH w:val="single" w:color="000000" w:sz="8" w:space="0"/>
+          <w:insideV w:val="single" w:color="000000" w:sz="8" w:space="0"/>
+        </w:tblBorders>
+        <w:tblLayout w:type="fixed"/>
+        <w:tblCellMar>
+          <w:top w:w="100" w:type="dxa"/>
+          <w:left w:w="100" w:type="dxa"/>
+          <w:bottom w:w="100" w:type="dxa"/>
+          <w:right w:w="100" w:type="dxa"/>
+        </w:tblCellMar>
+      </w:tblPr>
+      <w:tblGrid>
+        <w:gridCol w:w="2220"/>
+        <w:gridCol w:w="3525"/>
+        <w:gridCol w:w="2370"/>
+        <w:gridCol w:w="1230"/>
+      </w:tblGrid>
+      <w:tr>
+        <w:trPr>
+          <w:trHeight w:val="465" w:hRule="atLeast"/>
+        </w:trPr>
+        <w:tc>
+          <w:tcPr>
+            <w:tcW w:w="2220" w:type="dxa"/>
+          </w:tcPr>
+          <w:p>
+            <w:pPr/>
+            <w:r>
+              <w:rPr>
+                <w:b/>
+              </w:rPr>
+              <w:t xml:space="preserve">Requirement ID</w:t>
+            </w:r>
+          </w:p>
+        </w:tc>
+        <w:tc>
+          <w:tcPr>
+            <w:tcW w:w="3525" w:type="dxa"/>
+          </w:tcPr>
+          <w:p>
+            <w:pPr/>
+            <w:r>
+              <w:t xml:space="preserve">REQ_F4118.24.1</w:t>
+            </w:r>
+          </w:p>
+        </w:tc>
+        <w:tc>
+          <w:tcPr>
+            <w:tcW w:w="2370" w:type="dxa"/>
+          </w:tcPr>
+          <w:p>
+            <w:pPr/>
+            <w:r>
+              <w:rPr>
+                <w:b/>
+              </w:rPr>
+              <w:t xml:space="preserve">Version</w:t>
+            </w:r>
+          </w:p>
+        </w:tc>
+        <w:tc>
+          <w:tcPr>
+            <w:tcW w:w="1230" w:type="dxa"/>
+          </w:tcPr>
+          <w:p>
+            <w:pPr/>
+            <w:r>
+              <w:t xml:space="preserve">1.0</w:t>
+            </w:r>
+          </w:p>
+        </w:tc>
+      </w:tr>
+      <w:tr>
+        <w:trPr>
+          <w:trHeight w:val="465" w:hRule="atLeast"/>
+        </w:trPr>
+        <w:tc>
+          <w:tcPr>
+            <w:tcW w:w="2220" w:type="dxa"/>
+          </w:tcPr>
+          <w:p>
+            <w:pPr/>
+            <w:r>
+              <w:rPr>
+                <w:b/>
+              </w:rPr>
+              <w:t xml:space="preserve">Description</w:t>
+            </w:r>
+          </w:p>
+        </w:tc>
+        <w:tc>
+          <w:tcPr>
+            <w:tcW w:w="7125" w:type="dxa"/>
+            <w:gridSpan w:val="3"/>
+          </w:tcPr>
+          <w:p>
+            <w:pPr/>
+            <w:r>
+              <w:t xml:space="preserve">System should allow a user to log in with username, password and a numeric captcha.</w:t>
+            </w:r>
+          </w:p>
+        </w:tc>
+      </w:tr>
+      <w:tr>
+        <w:trPr>
+          <w:trHeight w:val="465" w:hRule="atLeast"/>
+        </w:trPr>
+        <w:tc>
+          <w:tcPr>
+            <w:tcW w:w="2220" w:type="dxa"/>
+          </w:tcPr>
+          <w:p>
+            <w:pPr/>
+            <w:r>
+              <w:rPr>
+                <w:b/>
+              </w:rPr>
+              <w:t xml:space="preserve">Author</w:t>
+            </w:r>
+          </w:p>
+        </w:tc>
+        <w:tc>
+          <w:tcPr>
+            <w:tcW w:w="7125" w:type="dxa"/>
+            <w:gridSpan w:val="3"/>
+          </w:tcPr>
+          <w:p>
+            <w:pPr/>
+            <w:r>
+              <w:t xml:space="preserve">Developer</w:t>
+            </w:r>
+          </w:p>
+        </w:tc>
+      </w:tr>
+    </w:tbl>
+    <w:p/>
+    <w:tbl>
+      <w:tblPr>
+        <w:tblStyle w:val="TableGrid"/>
+        <w:tblW w:w="9345" w:type="dxa"/>
+        <w:jc w:val="left"/>
+        <w:tblBorders>
+          <w:top w:val="single" w:color="000000" w:sz="8" w:space="0"/>
+          <w:left w:val="single" w:color="000000" w:sz="8" w:space="0"/>
+          <w:bottom w:val="single" w:color="000000" w:sz="8" w:space="0"/>
+          <w:right w:val="single" w:color="000000" w:sz="8" w:space="0"/>
+          <w:insideH w:val="single" w:color="000000" w:sz="8" w:space="0"/>
+          <w:insideV w:val="single" w:color="000000" w:sz="8" w:space="0"/>
+        </w:tblBorders>
+        <w:tblLayout w:type="fixed"/>
+        <w:tblCellMar>
+          <w:top w:w="100" w:type="dxa"/>
+          <w:left w:w="100" w:type="dxa"/>
+          <w:bottom w:w="100" w:type="dxa"/>
+          <w:right w:w="100" w:type="dxa"/>
+        </w:tblCellMar>
+      </w:tblPr>
+      <w:tblGrid>
+        <w:gridCol w:w="2220"/>
+        <w:gridCol w:w="3525"/>
+        <w:gridCol w:w="2370"/>
+        <w:gridCol w:w="1230"/>
+      </w:tblGrid>
+      <w:tr>
+        <w:trPr>
+          <w:trHeight w:val="465" w:hRule="atLeast"/>
+        </w:trPr>
+        <w:tc>
+          <w:tcPr>
+            <w:tcW w:w="2220" w:type="dxa"/>
+          </w:tcPr>
+          <w:p>
+            <w:pPr/>
+            <w:r>
+              <w:rPr>
+                <w:b/>
+              </w:rPr>
+              <w:t xml:space="preserve">Requirement ID</w:t>
+            </w:r>
+          </w:p>
+        </w:tc>
+        <w:tc>
+          <w:tcPr>
+            <w:tcW w:w="3525" w:type="dxa"/>
+          </w:tcPr>
+          <w:p>
+            <w:pPr/>
+            <w:r>
+              <w:t xml:space="preserve">REQ_F4118.24.2</w:t>
+            </w:r>
+          </w:p>
+        </w:tc>
+        <w:tc>
+          <w:tcPr>
+            <w:tcW w:w="2370" w:type="dxa"/>
+          </w:tcPr>
+          <w:p>
+            <w:pPr/>
+            <w:r>
+              <w:rPr>
+                <w:b/>
+              </w:rPr>
+              <w:t xml:space="preserve">Version</w:t>
+            </w:r>
+          </w:p>
+        </w:tc>
+        <w:tc>
+          <w:tcPr>
+            <w:tcW w:w="1230" w:type="dxa"/>
+          </w:tcPr>
+          <w:p>
+            <w:pPr/>
+            <w:r>
+              <w:t xml:space="preserve">1.0</w:t>
+            </w:r>
+          </w:p>
+        </w:tc>
+      </w:tr>
+      <w:tr>
+        <w:trPr>
+          <w:trHeight w:val="465" w:hRule="atLeast"/>
+        </w:trPr>
+        <w:tc>
+          <w:tcPr>
+            <w:tcW w:w="2220" w:type="dxa"/>
+          </w:tcPr>
+          <w:p>
+            <w:pPr/>
+            <w:r>
+              <w:rPr>
+                <w:b/>
+              </w:rPr>
+              <w:t xml:space="preserve">Description</w:t>
+            </w:r>
+          </w:p>
+        </w:tc>
+        <w:tc>
+          <w:tcPr>
+            <w:tcW w:w="7125" w:type="dxa"/>
+            <w:gridSpan w:val="3"/>
+          </w:tcPr>
+          <w:p>
+            <w:pPr/>
+            <w:r>
+              <w:t xml:space="preserve">System should issue a 15-minute access token and a 7-day rotating refresh token.</w:t>
+            </w:r>
+          </w:p>
+        </w:tc>
+      </w:tr>
+      <w:tr>
+        <w:trPr>
+          <w:trHeight w:val="465" w:hRule="atLeast"/>
+        </w:trPr>
+        <w:tc>
+          <w:tcPr>
+            <w:tcW w:w="2220" w:type="dxa"/>
+          </w:tcPr>
+          <w:p>
+            <w:pPr/>
+            <w:r>
+              <w:rPr>
+                <w:b/>
+              </w:rPr>
+              <w:t xml:space="preserve">Author</w:t>
+            </w:r>
+          </w:p>
+        </w:tc>
+        <w:tc>
+          <w:tcPr>
+            <w:tcW w:w="7125" w:type="dxa"/>
+            <w:gridSpan w:val="3"/>
+          </w:tcPr>
+          <w:p>
+            <w:pPr/>
+            <w:r>
+              <w:t xml:space="preserve">Developer</w:t>
+            </w:r>
+          </w:p>
+        </w:tc>
+      </w:tr>
+    </w:tbl>
+    <w:p/>
+    <w:tbl>
+      <w:tblPr>
+        <w:tblStyle w:val="TableGrid"/>
+        <w:tblW w:w="9345" w:type="dxa"/>
+        <w:jc w:val="left"/>
+        <w:tblBorders>
+          <w:top w:val="single" w:color="000000" w:sz="8" w:space="0"/>
+          <w:left w:val="single" w:color="000000" w:sz="8" w:space="0"/>
+          <w:bottom w:val="single" w:color="000000" w:sz="8" w:space="0"/>
+          <w:right w:val="single" w:color="000000" w:sz="8" w:space="0"/>
+          <w:insideH w:val="single" w:color="000000" w:sz="8" w:space="0"/>
+          <w:insideV w:val="single" w:color="000000" w:sz="8" w:space="0"/>
+        </w:tblBorders>
+        <w:tblLayout w:type="fixed"/>
+        <w:tblCellMar>
+          <w:top w:w="100" w:type="dxa"/>
+          <w:left w:w="100" w:type="dxa"/>
+          <w:bottom w:w="100" w:type="dxa"/>
+          <w:right w:w="100" w:type="dxa"/>
+        </w:tblCellMar>
+      </w:tblPr>
+      <w:tblGrid>
+        <w:gridCol w:w="2220"/>
+        <w:gridCol w:w="3525"/>
+        <w:gridCol w:w="2370"/>
+        <w:gridCol w:w="1230"/>
+      </w:tblGrid>
+      <w:tr>
+        <w:trPr>
+          <w:trHeight w:val="465" w:hRule="atLeast"/>
+        </w:trPr>
+        <w:tc>
+          <w:tcPr>
+            <w:tcW w:w="2220" w:type="dxa"/>
+          </w:tcPr>
+          <w:p>
+            <w:pPr/>
+            <w:r>
+              <w:rPr>
+                <w:b/>
+              </w:rPr>
+              <w:t xml:space="preserve">Requirement ID</w:t>
+            </w:r>
+          </w:p>
+        </w:tc>
+        <w:tc>
+          <w:tcPr>
+            <w:tcW w:w="3525" w:type="dxa"/>
+          </w:tcPr>
+          <w:p>
+            <w:pPr/>
+            <w:r>
+              <w:t xml:space="preserve">REQ_F4118.24.3</w:t>
+            </w:r>
+          </w:p>
+        </w:tc>
+        <w:tc>
+          <w:tcPr>
+            <w:tcW w:w="2370" w:type="dxa"/>
+          </w:tcPr>
+          <w:p>
+            <w:pPr/>
+            <w:r>
+              <w:rPr>
+                <w:b/>
+              </w:rPr>
+              <w:t xml:space="preserve">Version</w:t>
+            </w:r>
+          </w:p>
+        </w:tc>
+        <w:tc>
+          <w:tcPr>
+            <w:tcW w:w="1230" w:type="dxa"/>
+          </w:tcPr>
+          <w:p>
+            <w:pPr/>
+            <w:r>
+              <w:t xml:space="preserve">1.0</w:t>
+            </w:r>
+          </w:p>
+        </w:tc>
+      </w:tr>
+      <w:tr>
+        <w:trPr>
+          <w:trHeight w:val="465" w:hRule="atLeast"/>
+        </w:trPr>
+        <w:tc>
+          <w:tcPr>
+            <w:tcW w:w="2220" w:type="dxa"/>
+          </w:tcPr>
+          <w:p>
+            <w:pPr/>
+            <w:r>
+              <w:rPr>
+                <w:b/>
+              </w:rPr>
+              <w:t xml:space="preserve">Description</w:t>
+            </w:r>
+          </w:p>
+        </w:tc>
+        <w:tc>
+          <w:tcPr>
+            <w:tcW w:w="7125" w:type="dxa"/>
+            <w:gridSpan w:val="3"/>
+          </w:tcPr>
+          <w:p>
+            <w:pPr/>
+            <w:r>
+              <w:t xml:space="preserve">System should allow a logged-in user to log out and invalidate the refresh token.</w:t>
+            </w:r>
+          </w:p>
+        </w:tc>
+      </w:tr>
+      <w:tr>
+        <w:trPr>
+          <w:trHeight w:val="465" w:hRule="atLeast"/>
+        </w:trPr>
+        <w:tc>
+          <w:tcPr>
+            <w:tcW w:w="2220" w:type="dxa"/>
+          </w:tcPr>
+          <w:p>
+            <w:pPr/>
+            <w:r>
+              <w:rPr>
+                <w:b/>
+              </w:rPr>
+              <w:t xml:space="preserve">Author</w:t>
+            </w:r>
+          </w:p>
+        </w:tc>
+        <w:tc>
+          <w:tcPr>
+            <w:tcW w:w="7125" w:type="dxa"/>
+            <w:gridSpan w:val="3"/>
+          </w:tcPr>
+          <w:p>
+            <w:pPr/>
+            <w:r>
+              <w:t xml:space="preserve">Developer</w:t>
+            </w:r>
+          </w:p>
+        </w:tc>
+      </w:tr>
+    </w:tbl>
+    <w:p/>
+    <w:tbl>
+      <w:tblPr>
+        <w:tblStyle w:val="TableGrid"/>
+        <w:tblW w:w="9345" w:type="dxa"/>
+        <w:jc w:val="left"/>
+        <w:tblBorders>
+          <w:top w:val="single" w:color="000000" w:sz="8" w:space="0"/>
+          <w:left w:val="single" w:color="000000" w:sz="8" w:space="0"/>
+          <w:bottom w:val="single" w:color="000000" w:sz="8" w:space="0"/>
+          <w:right w:val="single" w:color="000000" w:sz="8" w:space="0"/>
+          <w:insideH w:val="single" w:color="000000" w:sz="8" w:space="0"/>
+          <w:insideV w:val="single" w:color="000000" w:sz="8" w:space="0"/>
+        </w:tblBorders>
+        <w:tblLayout w:type="fixed"/>
+        <w:tblCellMar>
+          <w:top w:w="100" w:type="dxa"/>
+          <w:left w:w="100" w:type="dxa"/>
+          <w:bottom w:w="100" w:type="dxa"/>
+          <w:right w:w="100" w:type="dxa"/>
+        </w:tblCellMar>
+      </w:tblPr>
+      <w:tblGrid>
+        <w:gridCol w:w="2220"/>
+        <w:gridCol w:w="3525"/>
+        <w:gridCol w:w="2370"/>
+        <w:gridCol w:w="1230"/>
+      </w:tblGrid>
+      <w:tr>
+        <w:trPr>
+          <w:trHeight w:val="465" w:hRule="atLeast"/>
+        </w:trPr>
+        <w:tc>
+          <w:tcPr>
+            <w:tcW w:w="2220" w:type="dxa"/>
+          </w:tcPr>
+          <w:p>
+            <w:pPr/>
+            <w:r>
+              <w:rPr>
+                <w:b/>
+              </w:rPr>
+              <w:t xml:space="preserve">Requirement ID</w:t>
+            </w:r>
+          </w:p>
+        </w:tc>
+        <w:tc>
+          <w:tcPr>
+            <w:tcW w:w="3525" w:type="dxa"/>
+          </w:tcPr>
+          <w:p>
+            <w:pPr/>
+            <w:r>
+              <w:t xml:space="preserve">REQ_F4118.24.4</w:t>
+            </w:r>
+          </w:p>
+        </w:tc>
+        <w:tc>
+          <w:tcPr>
+            <w:tcW w:w="2370" w:type="dxa"/>
+          </w:tcPr>
+          <w:p>
+            <w:pPr/>
+            <w:r>
+              <w:rPr>
+                <w:b/>
+              </w:rPr>
+              <w:t xml:space="preserve">Version</w:t>
+            </w:r>
+          </w:p>
+        </w:tc>
+        <w:tc>
+          <w:tcPr>
+            <w:tcW w:w="1230" w:type="dxa"/>
+          </w:tcPr>
+          <w:p>
+            <w:pPr/>
+            <w:r>
+              <w:t xml:space="preserve">1.0</w:t>
+            </w:r>
+          </w:p>
+        </w:tc>
+      </w:tr>
+      <w:tr>
+        <w:trPr>
+          <w:trHeight w:val="465" w:hRule="atLeast"/>
+        </w:trPr>
+        <w:tc>
+          <w:tcPr>
+            <w:tcW w:w="2220" w:type="dxa"/>
+          </w:tcPr>
+          <w:p>
+            <w:pPr/>
+            <w:r>
+              <w:rPr>
+                <w:b/>
+              </w:rPr>
+              <w:t xml:space="preserve">Description</w:t>
+            </w:r>
+          </w:p>
+        </w:tc>
+        <w:tc>
+          <w:tcPr>
+            <w:tcW w:w="7125" w:type="dxa"/>
+            <w:gridSpan w:val="3"/>
+          </w:tcPr>
+          <w:p>
+            <w:pPr/>
+            <w:r>
+              <w:t xml:space="preserve">System should provide a development-only captcha master code with startup protection.</w:t>
+            </w:r>
+          </w:p>
+        </w:tc>
+      </w:tr>
+      <w:tr>
+        <w:trPr>
+          <w:trHeight w:val="465" w:hRule="atLeast"/>
+        </w:trPr>
+        <w:tc>
+          <w:tcPr>
+            <w:tcW w:w="2220" w:type="dxa"/>
+          </w:tcPr>
+          <w:p>
+            <w:pPr/>
+            <w:r>
+              <w:rPr>
+                <w:b/>
+              </w:rPr>
+              <w:t xml:space="preserve">Author</w:t>
+            </w:r>
+          </w:p>
+        </w:tc>
+        <w:tc>
+          <w:tcPr>
+            <w:tcW w:w="7125" w:type="dxa"/>
+            <w:gridSpan w:val="3"/>
+          </w:tcPr>
+          <w:p>
+            <w:pPr/>
+            <w:r>
+              <w:t xml:space="preserve">Developer</w:t>
+            </w:r>
+          </w:p>
+        </w:tc>
+      </w:tr>
+    </w:tbl>
+    <w:p/>
+    <w:tbl>
+      <w:tblPr>
+        <w:tblStyle w:val="TableGrid"/>
+        <w:tblW w:w="9345" w:type="dxa"/>
+        <w:jc w:val="left"/>
+        <w:tblBorders>
+          <w:top w:val="single" w:color="000000" w:sz="8" w:space="0"/>
+          <w:left w:val="single" w:color="000000" w:sz="8" w:space="0"/>
+          <w:bottom w:val="single" w:color="000000" w:sz="8" w:space="0"/>
+          <w:right w:val="single" w:color="000000" w:sz="8" w:space="0"/>
+          <w:insideH w:val="single" w:color="000000" w:sz="8" w:space="0"/>
+          <w:insideV w:val="single" w:color="000000" w:sz="8" w:space="0"/>
+        </w:tblBorders>
+        <w:tblLayout w:type="fixed"/>
+        <w:tblCellMar>
+          <w:top w:w="100" w:type="dxa"/>
+          <w:left w:w="100" w:type="dxa"/>
+          <w:bottom w:w="100" w:type="dxa"/>
+          <w:right w:w="100" w:type="dxa"/>
+        </w:tblCellMar>
+      </w:tblPr>
+      <w:tblGrid>
+        <w:gridCol w:w="2220"/>
+        <w:gridCol w:w="3525"/>
+        <w:gridCol w:w="2370"/>
+        <w:gridCol w:w="1230"/>
+      </w:tblGrid>
+      <w:tr>
+        <w:trPr>
+          <w:trHeight w:val="465" w:hRule="atLeast"/>
+        </w:trPr>
+        <w:tc>
+          <w:tcPr>
+            <w:tcW w:w="2220" w:type="dxa"/>
+          </w:tcPr>
+          <w:p>
+            <w:pPr/>
+            <w:r>
+              <w:rPr>
+                <w:b/>
+              </w:rPr>
+              <w:t xml:space="preserve">Requirement ID</w:t>
+            </w:r>
+          </w:p>
+        </w:tc>
+        <w:tc>
+          <w:tcPr>
+            <w:tcW w:w="3525" w:type="dxa"/>
+          </w:tcPr>
+          <w:p>
+            <w:pPr/>
+            <w:r>
+              <w:t xml:space="preserve">REQ_F4118.24.5</w:t>
+            </w:r>
+          </w:p>
+        </w:tc>
+        <w:tc>
+          <w:tcPr>
+            <w:tcW w:w="2370" w:type="dxa"/>
+          </w:tcPr>
+          <w:p>
+            <w:pPr/>
+            <w:r>
+              <w:rPr>
+                <w:b/>
+              </w:rPr>
+              <w:t xml:space="preserve">Version</w:t>
+            </w:r>
+          </w:p>
+        </w:tc>
+        <w:tc>
+          <w:tcPr>
+            <w:tcW w:w="1230" w:type="dxa"/>
+          </w:tcPr>
+          <w:p>
+            <w:pPr/>
+            <w:r>
+              <w:t xml:space="preserve">1.0</w:t>
+            </w:r>
+          </w:p>
+        </w:tc>
+      </w:tr>
+      <w:tr>
+        <w:trPr>
+          <w:trHeight w:val="465" w:hRule="atLeast"/>
+        </w:trPr>
+        <w:tc>
+          <w:tcPr>
+            <w:tcW w:w="2220" w:type="dxa"/>
+          </w:tcPr>
+          <w:p>
+            <w:pPr/>
+            <w:r>
+              <w:rPr>
+                <w:b/>
+              </w:rPr>
+              <w:t xml:space="preserve">Description</w:t>
+            </w:r>
+          </w:p>
+        </w:tc>
+        <w:tc>
+          <w:tcPr>
+            <w:tcW w:w="7125" w:type="dxa"/>
+            <w:gridSpan w:val="3"/>
+          </w:tcPr>
+          <w:p>
+            <w:pPr/>
+            <w:r>
+              <w:t xml:space="preserve">System should provide a trilingual login page that keeps the session and refreshes tokens automatically.</w:t>
+            </w:r>
+          </w:p>
+        </w:tc>
+      </w:tr>
+      <w:tr>
+        <w:trPr>
+          <w:trHeight w:val="465" w:hRule="atLeast"/>
+        </w:trPr>
+        <w:tc>
+          <w:tcPr>
+            <w:tcW w:w="2220" w:type="dxa"/>
+          </w:tcPr>
+          <w:p>
+            <w:pPr/>
+            <w:r>
+              <w:rPr>
+                <w:b/>
+              </w:rPr>
+              <w:t xml:space="preserve">Author</w:t>
+            </w:r>
+          </w:p>
+        </w:tc>
+        <w:tc>
+          <w:tcPr>
+            <w:tcW w:w="7125" w:type="dxa"/>
+            <w:gridSpan w:val="3"/>
+          </w:tcPr>
+          <w:p>
+            <w:pPr/>
+            <w:r>
+              <w:t xml:space="preserve">Developer</w:t>
+            </w:r>
+          </w:p>
+        </w:tc>
+      </w:tr>
+    </w:tbl>
+    <w:p/>
+    <w:p>
+      <w:pPr>
+        <w:pStyle w:val="Heading5"/>
+      </w:pPr>
+      <w:r>
+        <w:t xml:space="preserve">4.1.1.8.25 Role, Permission and Data Scope</w:t>
+      </w:r>
+    </w:p>
+    <w:tbl>
+      <w:tblPr>
+        <w:tblStyle w:val="TableGrid"/>
+        <w:tblW w:w="9345" w:type="dxa"/>
+        <w:jc w:val="left"/>
+        <w:tblBorders>
+          <w:top w:val="single" w:color="000000" w:sz="8" w:space="0"/>
+          <w:left w:val="single" w:color="000000" w:sz="8" w:space="0"/>
+          <w:bottom w:val="single" w:color="000000" w:sz="8" w:space="0"/>
+          <w:right w:val="single" w:color="000000" w:sz="8" w:space="0"/>
+          <w:insideH w:val="single" w:color="000000" w:sz="8" w:space="0"/>
+          <w:insideV w:val="single" w:color="000000" w:sz="8" w:space="0"/>
+        </w:tblBorders>
+        <w:tblLayout w:type="fixed"/>
+        <w:tblCellMar>
+          <w:top w:w="100" w:type="dxa"/>
+          <w:left w:w="100" w:type="dxa"/>
+          <w:bottom w:w="100" w:type="dxa"/>
+          <w:right w:w="100" w:type="dxa"/>
+        </w:tblCellMar>
+      </w:tblPr>
+      <w:tblGrid>
+        <w:gridCol w:w="2220"/>
+        <w:gridCol w:w="3525"/>
+        <w:gridCol w:w="2370"/>
+        <w:gridCol w:w="1230"/>
+      </w:tblGrid>
+      <w:tr>
+        <w:trPr>
+          <w:trHeight w:val="465" w:hRule="atLeast"/>
+        </w:trPr>
+        <w:tc>
+          <w:tcPr>
+            <w:tcW w:w="2220" w:type="dxa"/>
+          </w:tcPr>
+          <w:p>
+            <w:pPr/>
+            <w:r>
+              <w:rPr>
+                <w:b/>
+              </w:rPr>
+              <w:t xml:space="preserve">Requirement ID</w:t>
+            </w:r>
+          </w:p>
+        </w:tc>
+        <w:tc>
+          <w:tcPr>
+            <w:tcW w:w="3525" w:type="dxa"/>
+          </w:tcPr>
+          <w:p>
+            <w:pPr/>
+            <w:r>
+              <w:t xml:space="preserve">REQ_F4118.25.1</w:t>
+            </w:r>
+          </w:p>
+        </w:tc>
+        <w:tc>
+          <w:tcPr>
+            <w:tcW w:w="2370" w:type="dxa"/>
+          </w:tcPr>
+          <w:p>
+            <w:pPr/>
+            <w:r>
+              <w:rPr>
+                <w:b/>
+              </w:rPr>
+              <w:t xml:space="preserve">Version</w:t>
+            </w:r>
+          </w:p>
+        </w:tc>
+        <w:tc>
+          <w:tcPr>
+            <w:tcW w:w="1230" w:type="dxa"/>
+          </w:tcPr>
+          <w:p>
+            <w:pPr/>
+            <w:r>
+              <w:t xml:space="preserve">1.0</w:t>
+            </w:r>
+          </w:p>
+        </w:tc>
+      </w:tr>
+      <w:tr>
+        <w:trPr>
+          <w:trHeight w:val="465" w:hRule="atLeast"/>
+        </w:trPr>
+        <w:tc>
+          <w:tcPr>
+            <w:tcW w:w="2220" w:type="dxa"/>
+          </w:tcPr>
+          <w:p>
+            <w:pPr/>
+            <w:r>
+              <w:rPr>
+                <w:b/>
+              </w:rPr>
+              <w:t xml:space="preserve">Description</w:t>
+            </w:r>
+          </w:p>
+        </w:tc>
+        <w:tc>
+          <w:tcPr>
+            <w:tcW w:w="7125" w:type="dxa"/>
+            <w:gridSpan w:val="3"/>
+          </w:tcPr>
+          <w:p>
+            <w:pPr/>
+            <w:r>
+              <w:t xml:space="preserve">System should allow authorized users to view roles and the permission catalog.</w:t>
+            </w:r>
+          </w:p>
+        </w:tc>
+      </w:tr>
+      <w:tr>
+        <w:trPr>
+          <w:trHeight w:val="465" w:hRule="atLeast"/>
+        </w:trPr>
+        <w:tc>
+          <w:tcPr>
+            <w:tcW w:w="2220" w:type="dxa"/>
+          </w:tcPr>
+          <w:p>
+            <w:pPr/>
+            <w:r>
+              <w:rPr>
+                <w:b/>
+              </w:rPr>
+              <w:t xml:space="preserve">Author</w:t>
+            </w:r>
+          </w:p>
+        </w:tc>
+        <w:tc>
+          <w:tcPr>
+            <w:tcW w:w="7125" w:type="dxa"/>
+            <w:gridSpan w:val="3"/>
+          </w:tcPr>
+          <w:p>
+            <w:pPr/>
+            <w:r>
+              <w:t xml:space="preserve">Developer</w:t>
+            </w:r>
+          </w:p>
+        </w:tc>
+      </w:tr>
+    </w:tbl>
+    <w:p/>
+    <w:tbl>
+      <w:tblPr>
+        <w:tblStyle w:val="TableGrid"/>
+        <w:tblW w:w="9345" w:type="dxa"/>
+        <w:jc w:val="left"/>
+        <w:tblBorders>
+          <w:top w:val="single" w:color="000000" w:sz="8" w:space="0"/>
+          <w:left w:val="single" w:color="000000" w:sz="8" w:space="0"/>
+          <w:bottom w:val="single" w:color="000000" w:sz="8" w:space="0"/>
+          <w:right w:val="single" w:color="000000" w:sz="8" w:space="0"/>
+          <w:insideH w:val="single" w:color="000000" w:sz="8" w:space="0"/>
+          <w:insideV w:val="single" w:color="000000" w:sz="8" w:space="0"/>
+        </w:tblBorders>
+        <w:tblLayout w:type="fixed"/>
+        <w:tblCellMar>
+          <w:top w:w="100" w:type="dxa"/>
+          <w:left w:w="100" w:type="dxa"/>
+          <w:bottom w:w="100" w:type="dxa"/>
+          <w:right w:w="100" w:type="dxa"/>
+        </w:tblCellMar>
+      </w:tblPr>
+      <w:tblGrid>
+        <w:gridCol w:w="2220"/>
+        <w:gridCol w:w="3525"/>
+        <w:gridCol w:w="2370"/>
+        <w:gridCol w:w="1230"/>
+      </w:tblGrid>
+      <w:tr>
+        <w:trPr>
+          <w:trHeight w:val="465" w:hRule="atLeast"/>
+        </w:trPr>
+        <w:tc>
+          <w:tcPr>
+            <w:tcW w:w="2220" w:type="dxa"/>
+          </w:tcPr>
+          <w:p>
+            <w:pPr/>
+            <w:r>
+              <w:rPr>
+                <w:b/>
+              </w:rPr>
+              <w:t xml:space="preserve">Requirement ID</w:t>
+            </w:r>
+          </w:p>
+        </w:tc>
+        <w:tc>
+          <w:tcPr>
+            <w:tcW w:w="3525" w:type="dxa"/>
+          </w:tcPr>
+          <w:p>
+            <w:pPr/>
+            <w:r>
+              <w:t xml:space="preserve">REQ_F4118.25.2</w:t>
+            </w:r>
+          </w:p>
+        </w:tc>
+        <w:tc>
+          <w:tcPr>
+            <w:tcW w:w="2370" w:type="dxa"/>
+          </w:tcPr>
+          <w:p>
+            <w:pPr/>
+            <w:r>
+              <w:rPr>
+                <w:b/>
+              </w:rPr>
+              <w:t xml:space="preserve">Version</w:t>
+            </w:r>
+          </w:p>
+        </w:tc>
+        <w:tc>
+          <w:tcPr>
+            <w:tcW w:w="1230" w:type="dxa"/>
+          </w:tcPr>
+          <w:p>
+            <w:pPr/>
+            <w:r>
+              <w:t xml:space="preserve">1.0</w:t>
+            </w:r>
+          </w:p>
+        </w:tc>
+      </w:tr>
+      <w:tr>
+        <w:trPr>
+          <w:trHeight w:val="465" w:hRule="atLeast"/>
+        </w:trPr>
+        <w:tc>
+          <w:tcPr>
+            <w:tcW w:w="2220" w:type="dxa"/>
+          </w:tcPr>
+          <w:p>
+            <w:pPr/>
+            <w:r>
+              <w:rPr>
+                <w:b/>
+              </w:rPr>
+              <w:t xml:space="preserve">Description</w:t>
+            </w:r>
+          </w:p>
+        </w:tc>
+        <w:tc>
+          <w:tcPr>
+            <w:tcW w:w="7125" w:type="dxa"/>
+            <w:gridSpan w:val="3"/>
+          </w:tcPr>
+          <w:p>
+            <w:pPr/>
+            <w:r>
+              <w:t xml:space="preserve">System should allow authorized users to create a role with permissions and a data scope.</w:t>
+            </w:r>
+          </w:p>
+        </w:tc>
+      </w:tr>
+      <w:tr>
+        <w:trPr>
+          <w:trHeight w:val="465" w:hRule="atLeast"/>
+        </w:trPr>
+        <w:tc>
+          <w:tcPr>
+            <w:tcW w:w="2220" w:type="dxa"/>
+          </w:tcPr>
+          <w:p>
+            <w:pPr/>
+            <w:r>
+              <w:rPr>
+                <w:b/>
+              </w:rPr>
+              <w:t xml:space="preserve">Author</w:t>
+            </w:r>
+          </w:p>
+        </w:tc>
+        <w:tc>
+          <w:tcPr>
+            <w:tcW w:w="7125" w:type="dxa"/>
+            <w:gridSpan w:val="3"/>
+          </w:tcPr>
+          <w:p>
+            <w:pPr/>
+            <w:r>
+              <w:t xml:space="preserve">Developer</w:t>
+            </w:r>
+          </w:p>
+        </w:tc>
+      </w:tr>
+    </w:tbl>
+    <w:p/>
+    <w:tbl>
+      <w:tblPr>
+        <w:tblStyle w:val="TableGrid"/>
+        <w:tblW w:w="9345" w:type="dxa"/>
+        <w:jc w:val="left"/>
+        <w:tblBorders>
+          <w:top w:val="single" w:color="000000" w:sz="8" w:space="0"/>
+          <w:left w:val="single" w:color="000000" w:sz="8" w:space="0"/>
+          <w:bottom w:val="single" w:color="000000" w:sz="8" w:space="0"/>
+          <w:right w:val="single" w:color="000000" w:sz="8" w:space="0"/>
+          <w:insideH w:val="single" w:color="000000" w:sz="8" w:space="0"/>
+          <w:insideV w:val="single" w:color="000000" w:sz="8" w:space="0"/>
+        </w:tblBorders>
+        <w:tblLayout w:type="fixed"/>
+        <w:tblCellMar>
+          <w:top w:w="100" w:type="dxa"/>
+          <w:left w:w="100" w:type="dxa"/>
+          <w:bottom w:w="100" w:type="dxa"/>
+          <w:right w:w="100" w:type="dxa"/>
+        </w:tblCellMar>
+      </w:tblPr>
+      <w:tblGrid>
+        <w:gridCol w:w="2220"/>
+        <w:gridCol w:w="3525"/>
+        <w:gridCol w:w="2370"/>
+        <w:gridCol w:w="1230"/>
+      </w:tblGrid>
+      <w:tr>
+        <w:trPr>
+          <w:trHeight w:val="465" w:hRule="atLeast"/>
+        </w:trPr>
+        <w:tc>
+          <w:tcPr>
+            <w:tcW w:w="2220" w:type="dxa"/>
+          </w:tcPr>
+          <w:p>
+            <w:pPr/>
+            <w:r>
+              <w:rPr>
+                <w:b/>
+              </w:rPr>
+              <w:t xml:space="preserve">Requirement ID</w:t>
+            </w:r>
+          </w:p>
+        </w:tc>
+        <w:tc>
+          <w:tcPr>
+            <w:tcW w:w="3525" w:type="dxa"/>
+          </w:tcPr>
+          <w:p>
+            <w:pPr/>
+            <w:r>
+              <w:t xml:space="preserve">REQ_F4118.25.3</w:t>
+            </w:r>
+          </w:p>
+        </w:tc>
+        <w:tc>
+          <w:tcPr>
+            <w:tcW w:w="2370" w:type="dxa"/>
+          </w:tcPr>
+          <w:p>
+            <w:pPr/>
+            <w:r>
+              <w:rPr>
+                <w:b/>
+              </w:rPr>
+              <w:t xml:space="preserve">Version</w:t>
+            </w:r>
+          </w:p>
+        </w:tc>
+        <w:tc>
+          <w:tcPr>
+            <w:tcW w:w="1230" w:type="dxa"/>
+          </w:tcPr>
+          <w:p>
+            <w:pPr/>
+            <w:r>
+              <w:t xml:space="preserve">1.0</w:t>
+            </w:r>
+          </w:p>
+        </w:tc>
+      </w:tr>
+      <w:tr>
+        <w:trPr>
+          <w:trHeight w:val="465" w:hRule="atLeast"/>
+        </w:trPr>
+        <w:tc>
+          <w:tcPr>
+            <w:tcW w:w="2220" w:type="dxa"/>
+          </w:tcPr>
+          <w:p>
+            <w:pPr/>
+            <w:r>
+              <w:rPr>
+                <w:b/>
+              </w:rPr>
+              <w:t xml:space="preserve">Description</w:t>
+            </w:r>
+          </w:p>
+        </w:tc>
+        <w:tc>
+          <w:tcPr>
+            <w:tcW w:w="7125" w:type="dxa"/>
+            <w:gridSpan w:val="3"/>
+          </w:tcPr>
+          <w:p>
+            <w:pPr/>
+            <w:r>
+              <w:t xml:space="preserve">System should allow authorized users to edit or deactivate a role.</w:t>
+            </w:r>
+          </w:p>
+        </w:tc>
+      </w:tr>
+      <w:tr>
+        <w:trPr>
+          <w:trHeight w:val="465" w:hRule="atLeast"/>
+        </w:trPr>
+        <w:tc>
+          <w:tcPr>
+            <w:tcW w:w="2220" w:type="dxa"/>
+          </w:tcPr>
+          <w:p>
+            <w:pPr/>
+            <w:r>
+              <w:rPr>
+                <w:b/>
+              </w:rPr>
+              <w:t xml:space="preserve">Author</w:t>
+            </w:r>
+          </w:p>
+        </w:tc>
+        <w:tc>
+          <w:tcPr>
+            <w:tcW w:w="7125" w:type="dxa"/>
+            <w:gridSpan w:val="3"/>
+          </w:tcPr>
+          <w:p>
+            <w:pPr/>
+            <w:r>
+              <w:t xml:space="preserve">Developer</w:t>
+            </w:r>
+          </w:p>
+        </w:tc>
+      </w:tr>
+    </w:tbl>
+    <w:p/>
+    <w:tbl>
+      <w:tblPr>
+        <w:tblStyle w:val="TableGrid"/>
+        <w:tblW w:w="9345" w:type="dxa"/>
+        <w:jc w:val="left"/>
+        <w:tblBorders>
+          <w:top w:val="single" w:color="000000" w:sz="8" w:space="0"/>
+          <w:left w:val="single" w:color="000000" w:sz="8" w:space="0"/>
+          <w:bottom w:val="single" w:color="000000" w:sz="8" w:space="0"/>
+          <w:right w:val="single" w:color="000000" w:sz="8" w:space="0"/>
+          <w:insideH w:val="single" w:color="000000" w:sz="8" w:space="0"/>
+          <w:insideV w:val="single" w:color="000000" w:sz="8" w:space="0"/>
+        </w:tblBorders>
+        <w:tblLayout w:type="fixed"/>
+        <w:tblCellMar>
+          <w:top w:w="100" w:type="dxa"/>
+          <w:left w:w="100" w:type="dxa"/>
+          <w:bottom w:w="100" w:type="dxa"/>
+          <w:right w:w="100" w:type="dxa"/>
+        </w:tblCellMar>
+      </w:tblPr>
+      <w:tblGrid>
+        <w:gridCol w:w="2220"/>
+        <w:gridCol w:w="3525"/>
+        <w:gridCol w:w="2370"/>
+        <w:gridCol w:w="1230"/>
+      </w:tblGrid>
+      <w:tr>
+        <w:trPr>
+          <w:trHeight w:val="465" w:hRule="atLeast"/>
+        </w:trPr>
+        <w:tc>
+          <w:tcPr>
+            <w:tcW w:w="2220" w:type="dxa"/>
+          </w:tcPr>
+          <w:p>
+            <w:pPr/>
+            <w:r>
+              <w:rPr>
+                <w:b/>
+              </w:rPr>
+              <w:t xml:space="preserve">Requirement ID</w:t>
+            </w:r>
+          </w:p>
+        </w:tc>
+        <w:tc>
+          <w:tcPr>
+            <w:tcW w:w="3525" w:type="dxa"/>
+          </w:tcPr>
+          <w:p>
+            <w:pPr/>
+            <w:r>
+              <w:t xml:space="preserve">REQ_F4118.25.4</w:t>
+            </w:r>
+          </w:p>
+        </w:tc>
+        <w:tc>
+          <w:tcPr>
+            <w:tcW w:w="2370" w:type="dxa"/>
+          </w:tcPr>
+          <w:p>
+            <w:pPr/>
+            <w:r>
+              <w:rPr>
+                <w:b/>
+              </w:rPr>
+              <w:t xml:space="preserve">Version</w:t>
+            </w:r>
+          </w:p>
+        </w:tc>
+        <w:tc>
+          <w:tcPr>
+            <w:tcW w:w="1230" w:type="dxa"/>
+          </w:tcPr>
+          <w:p>
+            <w:pPr/>
+            <w:r>
+              <w:t xml:space="preserve">1.0</w:t>
+            </w:r>
+          </w:p>
+        </w:tc>
+      </w:tr>
+      <w:tr>
+        <w:trPr>
+          <w:trHeight w:val="465" w:hRule="atLeast"/>
+        </w:trPr>
+        <w:tc>
+          <w:tcPr>
+            <w:tcW w:w="2220" w:type="dxa"/>
+          </w:tcPr>
+          <w:p>
+            <w:pPr/>
+            <w:r>
+              <w:rPr>
+                <w:b/>
+              </w:rPr>
+              <w:t xml:space="preserve">Description</w:t>
+            </w:r>
+          </w:p>
+        </w:tc>
+        <w:tc>
+          <w:tcPr>
+            <w:tcW w:w="7125" w:type="dxa"/>
+            <w:gridSpan w:val="3"/>
+          </w:tcPr>
+          <w:p>
+            <w:pPr/>
+            <w:r>
+              <w:t xml:space="preserve">System should allow authorized users to delete an unused role.</w:t>
+            </w:r>
+          </w:p>
+        </w:tc>
+      </w:tr>
+      <w:tr>
+        <w:trPr>
+          <w:trHeight w:val="465" w:hRule="atLeast"/>
+        </w:trPr>
+        <w:tc>
+          <w:tcPr>
+            <w:tcW w:w="2220" w:type="dxa"/>
+          </w:tcPr>
+          <w:p>
+            <w:pPr/>
+            <w:r>
+              <w:rPr>
+                <w:b/>
+              </w:rPr>
+              <w:t xml:space="preserve">Author</w:t>
+            </w:r>
+          </w:p>
+        </w:tc>
+        <w:tc>
+          <w:tcPr>
+            <w:tcW w:w="7125" w:type="dxa"/>
+            <w:gridSpan w:val="3"/>
+          </w:tcPr>
+          <w:p>
+            <w:pPr/>
+            <w:r>
+              <w:t xml:space="preserve">Developer</w:t>
+            </w:r>
+          </w:p>
+        </w:tc>
+      </w:tr>
+    </w:tbl>
+    <w:p/>
+    <w:tbl>
+      <w:tblPr>
+        <w:tblStyle w:val="TableGrid"/>
+        <w:tblW w:w="9345" w:type="dxa"/>
+        <w:jc w:val="left"/>
+        <w:tblBorders>
+          <w:top w:val="single" w:color="000000" w:sz="8" w:space="0"/>
+          <w:left w:val="single" w:color="000000" w:sz="8" w:space="0"/>
+          <w:bottom w:val="single" w:color="000000" w:sz="8" w:space="0"/>
+          <w:right w:val="single" w:color="000000" w:sz="8" w:space="0"/>
+          <w:insideH w:val="single" w:color="000000" w:sz="8" w:space="0"/>
+          <w:insideV w:val="single" w:color="000000" w:sz="8" w:space="0"/>
+        </w:tblBorders>
+        <w:tblLayout w:type="fixed"/>
+        <w:tblCellMar>
+          <w:top w:w="100" w:type="dxa"/>
+          <w:left w:w="100" w:type="dxa"/>
+          <w:bottom w:w="100" w:type="dxa"/>
+          <w:right w:w="100" w:type="dxa"/>
+        </w:tblCellMar>
+      </w:tblPr>
+      <w:tblGrid>
+        <w:gridCol w:w="2220"/>
+        <w:gridCol w:w="3525"/>
+        <w:gridCol w:w="2370"/>
+        <w:gridCol w:w="1230"/>
+      </w:tblGrid>
+      <w:tr>
+        <w:trPr>
+          <w:trHeight w:val="465" w:hRule="atLeast"/>
+        </w:trPr>
+        <w:tc>
+          <w:tcPr>
+            <w:tcW w:w="2220" w:type="dxa"/>
+          </w:tcPr>
+          <w:p>
+            <w:pPr/>
+            <w:r>
+              <w:rPr>
+                <w:b/>
+              </w:rPr>
+              <w:t xml:space="preserve">Requirement ID</w:t>
+            </w:r>
+          </w:p>
+        </w:tc>
+        <w:tc>
+          <w:tcPr>
+            <w:tcW w:w="3525" w:type="dxa"/>
+          </w:tcPr>
+          <w:p>
+            <w:pPr/>
+            <w:r>
+              <w:t xml:space="preserve">REQ_F4118.25.5</w:t>
+            </w:r>
+          </w:p>
+        </w:tc>
+        <w:tc>
+          <w:tcPr>
+            <w:tcW w:w="2370" w:type="dxa"/>
+          </w:tcPr>
+          <w:p>
+            <w:pPr/>
+            <w:r>
+              <w:rPr>
+                <w:b/>
+              </w:rPr>
+              <w:t xml:space="preserve">Version</w:t>
+            </w:r>
+          </w:p>
+        </w:tc>
+        <w:tc>
+          <w:tcPr>
+            <w:tcW w:w="1230" w:type="dxa"/>
+          </w:tcPr>
+          <w:p>
+            <w:pPr/>
+            <w:r>
+              <w:t xml:space="preserve">1.0</w:t>
+            </w:r>
+          </w:p>
+        </w:tc>
+      </w:tr>
+      <w:tr>
+        <w:trPr>
+          <w:trHeight w:val="465" w:hRule="atLeast"/>
+        </w:trPr>
+        <w:tc>
+          <w:tcPr>
+            <w:tcW w:w="2220" w:type="dxa"/>
+          </w:tcPr>
+          <w:p>
+            <w:pPr/>
+            <w:r>
+              <w:rPr>
+                <w:b/>
+              </w:rPr>
+              <w:t xml:space="preserve">Description</w:t>
+            </w:r>
+          </w:p>
+        </w:tc>
+        <w:tc>
+          <w:tcPr>
+            <w:tcW w:w="7125" w:type="dxa"/>
+            <w:gridSpan w:val="3"/>
+          </w:tcPr>
+          <w:p>
+            <w:pPr/>
+            <w:r>
+              <w:t xml:space="preserve">System should enforce permission codes on every API with the backend as the authority.</w:t>
+            </w:r>
+          </w:p>
+        </w:tc>
+      </w:tr>
+      <w:tr>
+        <w:trPr>
+          <w:trHeight w:val="465" w:hRule="atLeast"/>
+        </w:trPr>
+        <w:tc>
+          <w:tcPr>
+            <w:tcW w:w="2220" w:type="dxa"/>
+          </w:tcPr>
+          <w:p>
+            <w:pPr/>
+            <w:r>
+              <w:rPr>
+                <w:b/>
+              </w:rPr>
+              <w:t xml:space="preserve">Author</w:t>
+            </w:r>
+          </w:p>
+        </w:tc>
+        <w:tc>
+          <w:tcPr>
+            <w:tcW w:w="7125" w:type="dxa"/>
+            <w:gridSpan w:val="3"/>
+          </w:tcPr>
+          <w:p>
+            <w:pPr/>
+            <w:r>
+              <w:t xml:space="preserve">Developer</w:t>
+            </w:r>
+          </w:p>
+        </w:tc>
+      </w:tr>
+    </w:tbl>
+    <w:p/>
+    <w:tbl>
+      <w:tblPr>
+        <w:tblStyle w:val="TableGrid"/>
+        <w:tblW w:w="9345" w:type="dxa"/>
+        <w:jc w:val="left"/>
+        <w:tblBorders>
+          <w:top w:val="single" w:color="000000" w:sz="8" w:space="0"/>
+          <w:left w:val="single" w:color="000000" w:sz="8" w:space="0"/>
+          <w:bottom w:val="single" w:color="000000" w:sz="8" w:space="0"/>
+          <w:right w:val="single" w:color="000000" w:sz="8" w:space="0"/>
+          <w:insideH w:val="single" w:color="000000" w:sz="8" w:space="0"/>
+          <w:insideV w:val="single" w:color="000000" w:sz="8" w:space="0"/>
+        </w:tblBorders>
+        <w:tblLayout w:type="fixed"/>
+        <w:tblCellMar>
+          <w:top w:w="100" w:type="dxa"/>
+          <w:left w:w="100" w:type="dxa"/>
+          <w:bottom w:w="100" w:type="dxa"/>
+          <w:right w:w="100" w:type="dxa"/>
+        </w:tblCellMar>
+      </w:tblPr>
+      <w:tblGrid>
+        <w:gridCol w:w="2220"/>
+        <w:gridCol w:w="3525"/>
+        <w:gridCol w:w="2370"/>
+        <w:gridCol w:w="1230"/>
+      </w:tblGrid>
+      <w:tr>
+        <w:trPr>
+          <w:trHeight w:val="465" w:hRule="atLeast"/>
+        </w:trPr>
+        <w:tc>
+          <w:tcPr>
+            <w:tcW w:w="2220" w:type="dxa"/>
+          </w:tcPr>
+          <w:p>
+            <w:pPr/>
+            <w:r>
+              <w:rPr>
+                <w:b/>
+              </w:rPr>
+              <w:t xml:space="preserve">Requirement ID</w:t>
+            </w:r>
+          </w:p>
+        </w:tc>
+        <w:tc>
+          <w:tcPr>
+            <w:tcW w:w="3525" w:type="dxa"/>
+          </w:tcPr>
+          <w:p>
+            <w:pPr/>
+            <w:r>
+              <w:t xml:space="preserve">REQ_F4118.25.6</w:t>
+            </w:r>
+          </w:p>
+        </w:tc>
+        <w:tc>
+          <w:tcPr>
+            <w:tcW w:w="2370" w:type="dxa"/>
+          </w:tcPr>
+          <w:p>
+            <w:pPr/>
+            <w:r>
+              <w:rPr>
+                <w:b/>
+              </w:rPr>
+              <w:t xml:space="preserve">Version</w:t>
+            </w:r>
+          </w:p>
+        </w:tc>
+        <w:tc>
+          <w:tcPr>
+            <w:tcW w:w="1230" w:type="dxa"/>
+          </w:tcPr>
+          <w:p>
+            <w:pPr/>
+            <w:r>
+              <w:t xml:space="preserve">1.0</w:t>
+            </w:r>
+          </w:p>
+        </w:tc>
+      </w:tr>
+      <w:tr>
+        <w:trPr>
+          <w:trHeight w:val="465" w:hRule="atLeast"/>
+        </w:trPr>
+        <w:tc>
+          <w:tcPr>
+            <w:tcW w:w="2220" w:type="dxa"/>
+          </w:tcPr>
+          <w:p>
+            <w:pPr/>
+            <w:r>
+              <w:rPr>
+                <w:b/>
+              </w:rPr>
+              <w:t xml:space="preserve">Description</w:t>
+            </w:r>
+          </w:p>
+        </w:tc>
+        <w:tc>
+          <w:tcPr>
+            <w:tcW w:w="7125" w:type="dxa"/>
+            <w:gridSpan w:val="3"/>
+          </w:tcPr>
+          <w:p>
+            <w:pPr/>
+            <w:r>
+              <w:t xml:space="preserve">System should allow authorized users to grant a user access to a company with roles, organization and default company.</w:t>
+            </w:r>
+          </w:p>
+        </w:tc>
+      </w:tr>
+      <w:tr>
+        <w:trPr>
+          <w:trHeight w:val="465" w:hRule="atLeast"/>
+        </w:trPr>
+        <w:tc>
+          <w:tcPr>
+            <w:tcW w:w="2220" w:type="dxa"/>
+          </w:tcPr>
+          <w:p>
+            <w:pPr/>
+            <w:r>
+              <w:rPr>
+                <w:b/>
+              </w:rPr>
+              <w:t xml:space="preserve">Author</w:t>
+            </w:r>
+          </w:p>
+        </w:tc>
+        <w:tc>
+          <w:tcPr>
+            <w:tcW w:w="7125" w:type="dxa"/>
+            <w:gridSpan w:val="3"/>
+          </w:tcPr>
+          <w:p>
+            <w:pPr/>
+            <w:r>
+              <w:t xml:space="preserve">Developer</w:t>
+            </w:r>
+          </w:p>
+        </w:tc>
+      </w:tr>
+    </w:tbl>
+    <w:p/>
+    <w:tbl>
+      <w:tblPr>
+        <w:tblStyle w:val="TableGrid"/>
+        <w:tblW w:w="9345" w:type="dxa"/>
+        <w:jc w:val="left"/>
+        <w:tblBorders>
+          <w:top w:val="single" w:color="000000" w:sz="8" w:space="0"/>
+          <w:left w:val="single" w:color="000000" w:sz="8" w:space="0"/>
+          <w:bottom w:val="single" w:color="000000" w:sz="8" w:space="0"/>
+          <w:right w:val="single" w:color="000000" w:sz="8" w:space="0"/>
+          <w:insideH w:val="single" w:color="000000" w:sz="8" w:space="0"/>
+          <w:insideV w:val="single" w:color="000000" w:sz="8" w:space="0"/>
+        </w:tblBorders>
+        <w:tblLayout w:type="fixed"/>
+        <w:tblCellMar>
+          <w:top w:w="100" w:type="dxa"/>
+          <w:left w:w="100" w:type="dxa"/>
+          <w:bottom w:w="100" w:type="dxa"/>
+          <w:right w:w="100" w:type="dxa"/>
+        </w:tblCellMar>
+      </w:tblPr>
+      <w:tblGrid>
+        <w:gridCol w:w="2220"/>
+        <w:gridCol w:w="3525"/>
+        <w:gridCol w:w="2370"/>
+        <w:gridCol w:w="1230"/>
+      </w:tblGrid>
+      <w:tr>
+        <w:trPr>
+          <w:trHeight w:val="465" w:hRule="atLeast"/>
+        </w:trPr>
+        <w:tc>
+          <w:tcPr>
+            <w:tcW w:w="2220" w:type="dxa"/>
+          </w:tcPr>
+          <w:p>
+            <w:pPr/>
+            <w:r>
+              <w:rPr>
+                <w:b/>
+              </w:rPr>
+              <w:t xml:space="preserve">Requirement ID</w:t>
+            </w:r>
+          </w:p>
+        </w:tc>
+        <w:tc>
+          <w:tcPr>
+            <w:tcW w:w="3525" w:type="dxa"/>
+          </w:tcPr>
+          <w:p>
+            <w:pPr/>
+            <w:r>
+              <w:t xml:space="preserve">REQ_F4118.25.7</w:t>
+            </w:r>
+          </w:p>
+        </w:tc>
+        <w:tc>
+          <w:tcPr>
+            <w:tcW w:w="2370" w:type="dxa"/>
+          </w:tcPr>
+          <w:p>
+            <w:pPr/>
+            <w:r>
+              <w:rPr>
+                <w:b/>
+              </w:rPr>
+              <w:t xml:space="preserve">Version</w:t>
+            </w:r>
+          </w:p>
+        </w:tc>
+        <w:tc>
+          <w:tcPr>
+            <w:tcW w:w="1230" w:type="dxa"/>
+          </w:tcPr>
+          <w:p>
+            <w:pPr/>
+            <w:r>
+              <w:t xml:space="preserve">1.0</w:t>
+            </w:r>
+          </w:p>
+        </w:tc>
+      </w:tr>
+      <w:tr>
+        <w:trPr>
+          <w:trHeight w:val="465" w:hRule="atLeast"/>
+        </w:trPr>
+        <w:tc>
+          <w:tcPr>
+            <w:tcW w:w="2220" w:type="dxa"/>
+          </w:tcPr>
+          <w:p>
+            <w:pPr/>
+            <w:r>
+              <w:rPr>
+                <w:b/>
+              </w:rPr>
+              <w:t xml:space="preserve">Description</w:t>
+            </w:r>
+          </w:p>
+        </w:tc>
+        <w:tc>
+          <w:tcPr>
+            <w:tcW w:w="7125" w:type="dxa"/>
+            <w:gridSpan w:val="3"/>
+          </w:tcPr>
+          <w:p>
+            <w:pPr/>
+            <w:r>
+              <w:t xml:space="preserve">System should resolve the user's effective permissions and data scope per company and hide unauthorized UI.</w:t>
+            </w:r>
+          </w:p>
+        </w:tc>
+      </w:tr>
+      <w:tr>
+        <w:trPr>
+          <w:trHeight w:val="465" w:hRule="atLeast"/>
+        </w:trPr>
+        <w:tc>
+          <w:tcPr>
+            <w:tcW w:w="2220" w:type="dxa"/>
+          </w:tcPr>
+          <w:p>
+            <w:pPr/>
+            <w:r>
+              <w:rPr>
+                <w:b/>
+              </w:rPr>
+              <w:t xml:space="preserve">Author</w:t>
+            </w:r>
+          </w:p>
+        </w:tc>
+        <w:tc>
+          <w:tcPr>
+            <w:tcW w:w="7125" w:type="dxa"/>
+            <w:gridSpan w:val="3"/>
+          </w:tcPr>
+          <w:p>
+            <w:pPr/>
+            <w:r>
+              <w:t xml:space="preserve">Developer</w:t>
+            </w:r>
+          </w:p>
+        </w:tc>
+      </w:tr>
+    </w:tbl>
+    <w:p/>
+    <w:p>
+      <w:pPr>
         <w:pStyle w:val="Heading2"/>
       </w:pPr>
       <w:r>
@@ -3000,6 +5360,171 @@
           <w:p>
             <w:pPr/>
             <w:r>
+              <w:t xml:space="preserve">REQ_DS43.82</w:t>
+            </w:r>
+          </w:p>
+        </w:tc>
+        <w:tc>
+          <w:tcPr>
+            <w:tcW w:w="2340" w:type="dxa"/>
+          </w:tcPr>
+          <w:p>
+            <w:pPr/>
+            <w:r>
+              <w:rPr>
+                <w:b/>
+              </w:rPr>
+              <w:t xml:space="preserve">Version</w:t>
+            </w:r>
+          </w:p>
+        </w:tc>
+        <w:tc>
+          <w:tcPr>
+            <w:tcW w:w="2340" w:type="dxa"/>
+          </w:tcPr>
+          <w:p>
+            <w:pPr/>
+            <w:r>
+              <w:t xml:space="preserve">1.0</w:t>
+            </w:r>
+          </w:p>
+        </w:tc>
+      </w:tr>
+      <w:tr>
+        <w:tc>
+          <w:tcPr>
+            <w:tcW w:w="2340" w:type="dxa"/>
+          </w:tcPr>
+          <w:p>
+            <w:pPr/>
+            <w:r>
+              <w:rPr>
+                <w:b/>
+              </w:rPr>
+              <w:t xml:space="preserve">Table Name</w:t>
+            </w:r>
+          </w:p>
+        </w:tc>
+        <w:tc>
+          <w:tcPr>
+            <w:tcW w:w="7020" w:type="dxa"/>
+            <w:gridSpan w:val="3"/>
+          </w:tcPr>
+          <w:p>
+            <w:pPr/>
+            <w:r>
+              <w:t xml:space="preserve">sys_user</w:t>
+            </w:r>
+          </w:p>
+        </w:tc>
+      </w:tr>
+      <w:tr>
+        <w:tc>
+          <w:tcPr>
+            <w:tcW w:w="2340" w:type="dxa"/>
+          </w:tcPr>
+          <w:p>
+            <w:pPr/>
+            <w:r>
+              <w:rPr>
+                <w:b/>
+              </w:rPr>
+              <w:t xml:space="preserve">Description</w:t>
+            </w:r>
+          </w:p>
+        </w:tc>
+        <w:tc>
+          <w:tcPr>
+            <w:tcW w:w="7020" w:type="dxa"/>
+            <w:gridSpan w:val="3"/>
+          </w:tcPr>
+          <w:p>
+            <w:pPr/>
+            <w:r>
+              <w:t xml:space="preserve">Global login identities with password hash, failure count, lockout and audit fields.</w:t>
+            </w:r>
+          </w:p>
+        </w:tc>
+      </w:tr>
+      <w:tr>
+        <w:tc>
+          <w:tcPr>
+            <w:tcW w:w="2340" w:type="dxa"/>
+          </w:tcPr>
+          <w:p>
+            <w:pPr/>
+            <w:r>
+              <w:rPr>
+                <w:b/>
+              </w:rPr>
+              <w:t xml:space="preserve">Author</w:t>
+            </w:r>
+          </w:p>
+        </w:tc>
+        <w:tc>
+          <w:tcPr>
+            <w:tcW w:w="7020" w:type="dxa"/>
+            <w:gridSpan w:val="3"/>
+          </w:tcPr>
+          <w:p>
+            <w:pPr/>
+            <w:r>
+              <w:t xml:space="preserve">Developer</w:t>
+            </w:r>
+          </w:p>
+        </w:tc>
+      </w:tr>
+    </w:tbl>
+    <w:p/>
+    <w:tbl>
+      <w:tblPr>
+        <w:tblStyle w:val="TableGrid"/>
+        <w:tblW w:w="9360" w:type="dxa"/>
+        <w:jc w:val="left"/>
+        <w:tblBorders>
+          <w:top w:val="single" w:color="000000" w:sz="8" w:space="0"/>
+          <w:left w:val="single" w:color="000000" w:sz="8" w:space="0"/>
+          <w:bottom w:val="single" w:color="000000" w:sz="8" w:space="0"/>
+          <w:right w:val="single" w:color="000000" w:sz="8" w:space="0"/>
+          <w:insideH w:val="single" w:color="000000" w:sz="8" w:space="0"/>
+          <w:insideV w:val="single" w:color="000000" w:sz="8" w:space="0"/>
+        </w:tblBorders>
+        <w:tblLayout w:type="fixed"/>
+        <w:tblCellMar>
+          <w:top w:w="100" w:type="dxa"/>
+          <w:left w:w="100" w:type="dxa"/>
+          <w:bottom w:w="100" w:type="dxa"/>
+          <w:right w:w="100" w:type="dxa"/>
+        </w:tblCellMar>
+      </w:tblPr>
+      <w:tblGrid>
+        <w:gridCol w:w="2340"/>
+        <w:gridCol w:w="2340"/>
+        <w:gridCol w:w="2340"/>
+        <w:gridCol w:w="2340"/>
+      </w:tblGrid>
+      <w:tr>
+        <w:tc>
+          <w:tcPr>
+            <w:tcW w:w="2340" w:type="dxa"/>
+          </w:tcPr>
+          <w:p>
+            <w:pPr/>
+            <w:r>
+              <w:rPr>
+                <w:b/>
+              </w:rPr>
+              <w:t xml:space="preserve">Requirement ID</w:t>
+            </w:r>
+          </w:p>
+        </w:tc>
+        <w:tc>
+          <w:tcPr>
+            <w:tcW w:w="2340" w:type="dxa"/>
+          </w:tcPr>
+          <w:p>
+            <w:pPr/>
+            <w:r>
               <w:t xml:space="preserve">REQ_DS43.89</w:t>
             </w:r>
           </w:p>
@@ -3082,6 +5607,666 @@
             <w:pPr/>
             <w:r>
               <w:t xml:space="preserve">Branch master scoped to a company.</w:t>
+            </w:r>
+          </w:p>
+        </w:tc>
+      </w:tr>
+      <w:tr>
+        <w:tc>
+          <w:tcPr>
+            <w:tcW w:w="2340" w:type="dxa"/>
+          </w:tcPr>
+          <w:p>
+            <w:pPr/>
+            <w:r>
+              <w:rPr>
+                <w:b/>
+              </w:rPr>
+              <w:t xml:space="preserve">Author</w:t>
+            </w:r>
+          </w:p>
+        </w:tc>
+        <w:tc>
+          <w:tcPr>
+            <w:tcW w:w="7020" w:type="dxa"/>
+            <w:gridSpan w:val="3"/>
+          </w:tcPr>
+          <w:p>
+            <w:pPr/>
+            <w:r>
+              <w:t xml:space="preserve">Developer</w:t>
+            </w:r>
+          </w:p>
+        </w:tc>
+      </w:tr>
+    </w:tbl>
+    <w:p/>
+    <w:tbl>
+      <w:tblPr>
+        <w:tblStyle w:val="TableGrid"/>
+        <w:tblW w:w="9360" w:type="dxa"/>
+        <w:jc w:val="left"/>
+        <w:tblBorders>
+          <w:top w:val="single" w:color="000000" w:sz="8" w:space="0"/>
+          <w:left w:val="single" w:color="000000" w:sz="8" w:space="0"/>
+          <w:bottom w:val="single" w:color="000000" w:sz="8" w:space="0"/>
+          <w:right w:val="single" w:color="000000" w:sz="8" w:space="0"/>
+          <w:insideH w:val="single" w:color="000000" w:sz="8" w:space="0"/>
+          <w:insideV w:val="single" w:color="000000" w:sz="8" w:space="0"/>
+        </w:tblBorders>
+        <w:tblLayout w:type="fixed"/>
+        <w:tblCellMar>
+          <w:top w:w="100" w:type="dxa"/>
+          <w:left w:w="100" w:type="dxa"/>
+          <w:bottom w:w="100" w:type="dxa"/>
+          <w:right w:w="100" w:type="dxa"/>
+        </w:tblCellMar>
+      </w:tblPr>
+      <w:tblGrid>
+        <w:gridCol w:w="2340"/>
+        <w:gridCol w:w="2340"/>
+        <w:gridCol w:w="2340"/>
+        <w:gridCol w:w="2340"/>
+      </w:tblGrid>
+      <w:tr>
+        <w:tc>
+          <w:tcPr>
+            <w:tcW w:w="2340" w:type="dxa"/>
+          </w:tcPr>
+          <w:p>
+            <w:pPr/>
+            <w:r>
+              <w:rPr>
+                <w:b/>
+              </w:rPr>
+              <w:t xml:space="preserve">Requirement ID</w:t>
+            </w:r>
+          </w:p>
+        </w:tc>
+        <w:tc>
+          <w:tcPr>
+            <w:tcW w:w="2340" w:type="dxa"/>
+          </w:tcPr>
+          <w:p>
+            <w:pPr/>
+            <w:r>
+              <w:t xml:space="preserve">REQ_DS43.90</w:t>
+            </w:r>
+          </w:p>
+        </w:tc>
+        <w:tc>
+          <w:tcPr>
+            <w:tcW w:w="2340" w:type="dxa"/>
+          </w:tcPr>
+          <w:p>
+            <w:pPr/>
+            <w:r>
+              <w:rPr>
+                <w:b/>
+              </w:rPr>
+              <w:t xml:space="preserve">Version</w:t>
+            </w:r>
+          </w:p>
+        </w:tc>
+        <w:tc>
+          <w:tcPr>
+            <w:tcW w:w="2340" w:type="dxa"/>
+          </w:tcPr>
+          <w:p>
+            <w:pPr/>
+            <w:r>
+              <w:t xml:space="preserve">1.0</w:t>
+            </w:r>
+          </w:p>
+        </w:tc>
+      </w:tr>
+      <w:tr>
+        <w:tc>
+          <w:tcPr>
+            <w:tcW w:w="2340" w:type="dxa"/>
+          </w:tcPr>
+          <w:p>
+            <w:pPr/>
+            <w:r>
+              <w:rPr>
+                <w:b/>
+              </w:rPr>
+              <w:t xml:space="preserve">Table Name</w:t>
+            </w:r>
+          </w:p>
+        </w:tc>
+        <w:tc>
+          <w:tcPr>
+            <w:tcW w:w="7020" w:type="dxa"/>
+            <w:gridSpan w:val="3"/>
+          </w:tcPr>
+          <w:p>
+            <w:pPr/>
+            <w:r>
+              <w:t xml:space="preserve">sys_role</w:t>
+            </w:r>
+          </w:p>
+        </w:tc>
+      </w:tr>
+      <w:tr>
+        <w:tc>
+          <w:tcPr>
+            <w:tcW w:w="2340" w:type="dxa"/>
+          </w:tcPr>
+          <w:p>
+            <w:pPr/>
+            <w:r>
+              <w:rPr>
+                <w:b/>
+              </w:rPr>
+              <w:t xml:space="preserve">Description</w:t>
+            </w:r>
+          </w:p>
+        </w:tc>
+        <w:tc>
+          <w:tcPr>
+            <w:tcW w:w="7020" w:type="dxa"/>
+            <w:gridSpan w:val="3"/>
+          </w:tcPr>
+          <w:p>
+            <w:pPr/>
+            <w:r>
+              <w:t xml:space="preserve">System-wide role definitions with data scope, full-access flag, audit, version and soft deletion.</w:t>
+            </w:r>
+          </w:p>
+        </w:tc>
+      </w:tr>
+      <w:tr>
+        <w:tc>
+          <w:tcPr>
+            <w:tcW w:w="2340" w:type="dxa"/>
+          </w:tcPr>
+          <w:p>
+            <w:pPr/>
+            <w:r>
+              <w:rPr>
+                <w:b/>
+              </w:rPr>
+              <w:t xml:space="preserve">Author</w:t>
+            </w:r>
+          </w:p>
+        </w:tc>
+        <w:tc>
+          <w:tcPr>
+            <w:tcW w:w="7020" w:type="dxa"/>
+            <w:gridSpan w:val="3"/>
+          </w:tcPr>
+          <w:p>
+            <w:pPr/>
+            <w:r>
+              <w:t xml:space="preserve">Developer</w:t>
+            </w:r>
+          </w:p>
+        </w:tc>
+      </w:tr>
+    </w:tbl>
+    <w:p/>
+    <w:tbl>
+      <w:tblPr>
+        <w:tblStyle w:val="TableGrid"/>
+        <w:tblW w:w="9360" w:type="dxa"/>
+        <w:jc w:val="left"/>
+        <w:tblBorders>
+          <w:top w:val="single" w:color="000000" w:sz="8" w:space="0"/>
+          <w:left w:val="single" w:color="000000" w:sz="8" w:space="0"/>
+          <w:bottom w:val="single" w:color="000000" w:sz="8" w:space="0"/>
+          <w:right w:val="single" w:color="000000" w:sz="8" w:space="0"/>
+          <w:insideH w:val="single" w:color="000000" w:sz="8" w:space="0"/>
+          <w:insideV w:val="single" w:color="000000" w:sz="8" w:space="0"/>
+        </w:tblBorders>
+        <w:tblLayout w:type="fixed"/>
+        <w:tblCellMar>
+          <w:top w:w="100" w:type="dxa"/>
+          <w:left w:w="100" w:type="dxa"/>
+          <w:bottom w:w="100" w:type="dxa"/>
+          <w:right w:w="100" w:type="dxa"/>
+        </w:tblCellMar>
+      </w:tblPr>
+      <w:tblGrid>
+        <w:gridCol w:w="2340"/>
+        <w:gridCol w:w="2340"/>
+        <w:gridCol w:w="2340"/>
+        <w:gridCol w:w="2340"/>
+      </w:tblGrid>
+      <w:tr>
+        <w:tc>
+          <w:tcPr>
+            <w:tcW w:w="2340" w:type="dxa"/>
+          </w:tcPr>
+          <w:p>
+            <w:pPr/>
+            <w:r>
+              <w:rPr>
+                <w:b/>
+              </w:rPr>
+              <w:t xml:space="preserve">Requirement ID</w:t>
+            </w:r>
+          </w:p>
+        </w:tc>
+        <w:tc>
+          <w:tcPr>
+            <w:tcW w:w="2340" w:type="dxa"/>
+          </w:tcPr>
+          <w:p>
+            <w:pPr/>
+            <w:r>
+              <w:t xml:space="preserve">REQ_DS43.91</w:t>
+            </w:r>
+          </w:p>
+        </w:tc>
+        <w:tc>
+          <w:tcPr>
+            <w:tcW w:w="2340" w:type="dxa"/>
+          </w:tcPr>
+          <w:p>
+            <w:pPr/>
+            <w:r>
+              <w:rPr>
+                <w:b/>
+              </w:rPr>
+              <w:t xml:space="preserve">Version</w:t>
+            </w:r>
+          </w:p>
+        </w:tc>
+        <w:tc>
+          <w:tcPr>
+            <w:tcW w:w="2340" w:type="dxa"/>
+          </w:tcPr>
+          <w:p>
+            <w:pPr/>
+            <w:r>
+              <w:t xml:space="preserve">1.0</w:t>
+            </w:r>
+          </w:p>
+        </w:tc>
+      </w:tr>
+      <w:tr>
+        <w:tc>
+          <w:tcPr>
+            <w:tcW w:w="2340" w:type="dxa"/>
+          </w:tcPr>
+          <w:p>
+            <w:pPr/>
+            <w:r>
+              <w:rPr>
+                <w:b/>
+              </w:rPr>
+              <w:t xml:space="preserve">Table Name</w:t>
+            </w:r>
+          </w:p>
+        </w:tc>
+        <w:tc>
+          <w:tcPr>
+            <w:tcW w:w="7020" w:type="dxa"/>
+            <w:gridSpan w:val="3"/>
+          </w:tcPr>
+          <w:p>
+            <w:pPr/>
+            <w:r>
+              <w:t xml:space="preserve">sys_role_permission</w:t>
+            </w:r>
+          </w:p>
+        </w:tc>
+      </w:tr>
+      <w:tr>
+        <w:tc>
+          <w:tcPr>
+            <w:tcW w:w="2340" w:type="dxa"/>
+          </w:tcPr>
+          <w:p>
+            <w:pPr/>
+            <w:r>
+              <w:rPr>
+                <w:b/>
+              </w:rPr>
+              <w:t xml:space="preserve">Description</w:t>
+            </w:r>
+          </w:p>
+        </w:tc>
+        <w:tc>
+          <w:tcPr>
+            <w:tcW w:w="7020" w:type="dxa"/>
+            <w:gridSpan w:val="3"/>
+          </w:tcPr>
+          <w:p>
+            <w:pPr/>
+            <w:r>
+              <w:t xml:space="preserve">Permission codes granted by each role.</w:t>
+            </w:r>
+          </w:p>
+        </w:tc>
+      </w:tr>
+      <w:tr>
+        <w:tc>
+          <w:tcPr>
+            <w:tcW w:w="2340" w:type="dxa"/>
+          </w:tcPr>
+          <w:p>
+            <w:pPr/>
+            <w:r>
+              <w:rPr>
+                <w:b/>
+              </w:rPr>
+              <w:t xml:space="preserve">Author</w:t>
+            </w:r>
+          </w:p>
+        </w:tc>
+        <w:tc>
+          <w:tcPr>
+            <w:tcW w:w="7020" w:type="dxa"/>
+            <w:gridSpan w:val="3"/>
+          </w:tcPr>
+          <w:p>
+            <w:pPr/>
+            <w:r>
+              <w:t xml:space="preserve">Developer</w:t>
+            </w:r>
+          </w:p>
+        </w:tc>
+      </w:tr>
+    </w:tbl>
+    <w:p/>
+    <w:tbl>
+      <w:tblPr>
+        <w:tblStyle w:val="TableGrid"/>
+        <w:tblW w:w="9360" w:type="dxa"/>
+        <w:jc w:val="left"/>
+        <w:tblBorders>
+          <w:top w:val="single" w:color="000000" w:sz="8" w:space="0"/>
+          <w:left w:val="single" w:color="000000" w:sz="8" w:space="0"/>
+          <w:bottom w:val="single" w:color="000000" w:sz="8" w:space="0"/>
+          <w:right w:val="single" w:color="000000" w:sz="8" w:space="0"/>
+          <w:insideH w:val="single" w:color="000000" w:sz="8" w:space="0"/>
+          <w:insideV w:val="single" w:color="000000" w:sz="8" w:space="0"/>
+        </w:tblBorders>
+        <w:tblLayout w:type="fixed"/>
+        <w:tblCellMar>
+          <w:top w:w="100" w:type="dxa"/>
+          <w:left w:w="100" w:type="dxa"/>
+          <w:bottom w:w="100" w:type="dxa"/>
+          <w:right w:w="100" w:type="dxa"/>
+        </w:tblCellMar>
+      </w:tblPr>
+      <w:tblGrid>
+        <w:gridCol w:w="2340"/>
+        <w:gridCol w:w="2340"/>
+        <w:gridCol w:w="2340"/>
+        <w:gridCol w:w="2340"/>
+      </w:tblGrid>
+      <w:tr>
+        <w:tc>
+          <w:tcPr>
+            <w:tcW w:w="2340" w:type="dxa"/>
+          </w:tcPr>
+          <w:p>
+            <w:pPr/>
+            <w:r>
+              <w:rPr>
+                <w:b/>
+              </w:rPr>
+              <w:t xml:space="preserve">Requirement ID</w:t>
+            </w:r>
+          </w:p>
+        </w:tc>
+        <w:tc>
+          <w:tcPr>
+            <w:tcW w:w="2340" w:type="dxa"/>
+          </w:tcPr>
+          <w:p>
+            <w:pPr/>
+            <w:r>
+              <w:t xml:space="preserve">REQ_DS43.92</w:t>
+            </w:r>
+          </w:p>
+        </w:tc>
+        <w:tc>
+          <w:tcPr>
+            <w:tcW w:w="2340" w:type="dxa"/>
+          </w:tcPr>
+          <w:p>
+            <w:pPr/>
+            <w:r>
+              <w:rPr>
+                <w:b/>
+              </w:rPr>
+              <w:t xml:space="preserve">Version</w:t>
+            </w:r>
+          </w:p>
+        </w:tc>
+        <w:tc>
+          <w:tcPr>
+            <w:tcW w:w="2340" w:type="dxa"/>
+          </w:tcPr>
+          <w:p>
+            <w:pPr/>
+            <w:r>
+              <w:t xml:space="preserve">1.0</w:t>
+            </w:r>
+          </w:p>
+        </w:tc>
+      </w:tr>
+      <w:tr>
+        <w:tc>
+          <w:tcPr>
+            <w:tcW w:w="2340" w:type="dxa"/>
+          </w:tcPr>
+          <w:p>
+            <w:pPr/>
+            <w:r>
+              <w:rPr>
+                <w:b/>
+              </w:rPr>
+              <w:t xml:space="preserve">Table Name</w:t>
+            </w:r>
+          </w:p>
+        </w:tc>
+        <w:tc>
+          <w:tcPr>
+            <w:tcW w:w="7020" w:type="dxa"/>
+            <w:gridSpan w:val="3"/>
+          </w:tcPr>
+          <w:p>
+            <w:pPr/>
+            <w:r>
+              <w:t xml:space="preserve">sys_user_company</w:t>
+            </w:r>
+          </w:p>
+        </w:tc>
+      </w:tr>
+      <w:tr>
+        <w:tc>
+          <w:tcPr>
+            <w:tcW w:w="2340" w:type="dxa"/>
+          </w:tcPr>
+          <w:p>
+            <w:pPr/>
+            <w:r>
+              <w:rPr>
+                <w:b/>
+              </w:rPr>
+              <w:t xml:space="preserve">Description</w:t>
+            </w:r>
+          </w:p>
+        </w:tc>
+        <w:tc>
+          <w:tcPr>
+            <w:tcW w:w="7020" w:type="dxa"/>
+            <w:gridSpan w:val="3"/>
+          </w:tcPr>
+          <w:p>
+            <w:pPr/>
+            <w:r>
+              <w:t xml:space="preserve">Companies a user may access, with branch and department placement and the default company.</w:t>
+            </w:r>
+          </w:p>
+        </w:tc>
+      </w:tr>
+      <w:tr>
+        <w:tc>
+          <w:tcPr>
+            <w:tcW w:w="2340" w:type="dxa"/>
+          </w:tcPr>
+          <w:p>
+            <w:pPr/>
+            <w:r>
+              <w:rPr>
+                <w:b/>
+              </w:rPr>
+              <w:t xml:space="preserve">Author</w:t>
+            </w:r>
+          </w:p>
+        </w:tc>
+        <w:tc>
+          <w:tcPr>
+            <w:tcW w:w="7020" w:type="dxa"/>
+            <w:gridSpan w:val="3"/>
+          </w:tcPr>
+          <w:p>
+            <w:pPr/>
+            <w:r>
+              <w:t xml:space="preserve">Developer</w:t>
+            </w:r>
+          </w:p>
+        </w:tc>
+      </w:tr>
+    </w:tbl>
+    <w:p/>
+    <w:tbl>
+      <w:tblPr>
+        <w:tblStyle w:val="TableGrid"/>
+        <w:tblW w:w="9360" w:type="dxa"/>
+        <w:jc w:val="left"/>
+        <w:tblBorders>
+          <w:top w:val="single" w:color="000000" w:sz="8" w:space="0"/>
+          <w:left w:val="single" w:color="000000" w:sz="8" w:space="0"/>
+          <w:bottom w:val="single" w:color="000000" w:sz="8" w:space="0"/>
+          <w:right w:val="single" w:color="000000" w:sz="8" w:space="0"/>
+          <w:insideH w:val="single" w:color="000000" w:sz="8" w:space="0"/>
+          <w:insideV w:val="single" w:color="000000" w:sz="8" w:space="0"/>
+        </w:tblBorders>
+        <w:tblLayout w:type="fixed"/>
+        <w:tblCellMar>
+          <w:top w:w="100" w:type="dxa"/>
+          <w:left w:w="100" w:type="dxa"/>
+          <w:bottom w:w="100" w:type="dxa"/>
+          <w:right w:w="100" w:type="dxa"/>
+        </w:tblCellMar>
+      </w:tblPr>
+      <w:tblGrid>
+        <w:gridCol w:w="2340"/>
+        <w:gridCol w:w="2340"/>
+        <w:gridCol w:w="2340"/>
+        <w:gridCol w:w="2340"/>
+      </w:tblGrid>
+      <w:tr>
+        <w:tc>
+          <w:tcPr>
+            <w:tcW w:w="2340" w:type="dxa"/>
+          </w:tcPr>
+          <w:p>
+            <w:pPr/>
+            <w:r>
+              <w:rPr>
+                <w:b/>
+              </w:rPr>
+              <w:t xml:space="preserve">Requirement ID</w:t>
+            </w:r>
+          </w:p>
+        </w:tc>
+        <w:tc>
+          <w:tcPr>
+            <w:tcW w:w="2340" w:type="dxa"/>
+          </w:tcPr>
+          <w:p>
+            <w:pPr/>
+            <w:r>
+              <w:t xml:space="preserve">REQ_DS43.93</w:t>
+            </w:r>
+          </w:p>
+        </w:tc>
+        <w:tc>
+          <w:tcPr>
+            <w:tcW w:w="2340" w:type="dxa"/>
+          </w:tcPr>
+          <w:p>
+            <w:pPr/>
+            <w:r>
+              <w:rPr>
+                <w:b/>
+              </w:rPr>
+              <w:t xml:space="preserve">Version</w:t>
+            </w:r>
+          </w:p>
+        </w:tc>
+        <w:tc>
+          <w:tcPr>
+            <w:tcW w:w="2340" w:type="dxa"/>
+          </w:tcPr>
+          <w:p>
+            <w:pPr/>
+            <w:r>
+              <w:t xml:space="preserve">1.0</w:t>
+            </w:r>
+          </w:p>
+        </w:tc>
+      </w:tr>
+      <w:tr>
+        <w:tc>
+          <w:tcPr>
+            <w:tcW w:w="2340" w:type="dxa"/>
+          </w:tcPr>
+          <w:p>
+            <w:pPr/>
+            <w:r>
+              <w:rPr>
+                <w:b/>
+              </w:rPr>
+              <w:t xml:space="preserve">Table Name</w:t>
+            </w:r>
+          </w:p>
+        </w:tc>
+        <w:tc>
+          <w:tcPr>
+            <w:tcW w:w="7020" w:type="dxa"/>
+            <w:gridSpan w:val="3"/>
+          </w:tcPr>
+          <w:p>
+            <w:pPr/>
+            <w:r>
+              <w:t xml:space="preserve">sys_user_role</w:t>
+            </w:r>
+          </w:p>
+        </w:tc>
+      </w:tr>
+      <w:tr>
+        <w:tc>
+          <w:tcPr>
+            <w:tcW w:w="2340" w:type="dxa"/>
+          </w:tcPr>
+          <w:p>
+            <w:pPr/>
+            <w:r>
+              <w:rPr>
+                <w:b/>
+              </w:rPr>
+              <w:t xml:space="preserve">Description</w:t>
+            </w:r>
+          </w:p>
+        </w:tc>
+        <w:tc>
+          <w:tcPr>
+            <w:tcW w:w="7020" w:type="dxa"/>
+            <w:gridSpan w:val="3"/>
+          </w:tcPr>
+          <w:p>
+            <w:pPr/>
+            <w:r>
+              <w:t xml:space="preserve">Roles assigned to a user within a company.</w:t>
             </w:r>
           </w:p>
         </w:tc>
@@ -4540,6 +7725,2206 @@
     <w:p/>
     <w:p>
       <w:pPr>
+        <w:pStyle w:val="Heading5"/>
+      </w:pPr>
+      <w:r>
+        <w:t xml:space="preserve">4.4.1.8.61 User Identity Create Interface</w:t>
+      </w:r>
+    </w:p>
+    <w:tbl>
+      <w:tblPr>
+        <w:tblStyle w:val="TableGrid"/>
+        <w:tblW w:w="9360" w:type="dxa"/>
+        <w:jc w:val="left"/>
+        <w:tblBorders>
+          <w:top w:val="single" w:color="000000" w:sz="6" w:space="0"/>
+          <w:left w:val="single" w:color="000000" w:sz="6" w:space="0"/>
+          <w:bottom w:val="single" w:color="000000" w:sz="6" w:space="0"/>
+          <w:right w:val="single" w:color="000000" w:sz="6" w:space="0"/>
+          <w:insideH w:val="single" w:color="000000" w:sz="6" w:space="0"/>
+          <w:insideV w:val="single" w:color="000000" w:sz="6" w:space="0"/>
+        </w:tblBorders>
+        <w:tblLayout w:type="fixed"/>
+        <w:tblCellMar>
+          <w:top w:w="100" w:type="dxa"/>
+          <w:left w:w="100" w:type="dxa"/>
+          <w:bottom w:w="100" w:type="dxa"/>
+          <w:right w:w="100" w:type="dxa"/>
+        </w:tblCellMar>
+      </w:tblPr>
+      <w:tblGrid>
+        <w:gridCol w:w="2340"/>
+        <w:gridCol w:w="2340"/>
+        <w:gridCol w:w="2340"/>
+        <w:gridCol w:w="2340"/>
+      </w:tblGrid>
+      <w:tr>
+        <w:tc>
+          <w:tcPr>
+            <w:tcW w:w="2340" w:type="dxa"/>
+          </w:tcPr>
+          <w:p>
+            <w:pPr/>
+            <w:r>
+              <w:rPr>
+                <w:b/>
+              </w:rPr>
+              <w:t xml:space="preserve">Requirement ID</w:t>
+            </w:r>
+          </w:p>
+        </w:tc>
+        <w:tc>
+          <w:tcPr>
+            <w:tcW w:w="2340" w:type="dxa"/>
+          </w:tcPr>
+          <w:p>
+            <w:pPr/>
+            <w:r>
+              <w:t xml:space="preserve">REQ_IO_A8.61.1</w:t>
+            </w:r>
+          </w:p>
+        </w:tc>
+        <w:tc>
+          <w:tcPr>
+            <w:tcW w:w="2340" w:type="dxa"/>
+          </w:tcPr>
+          <w:p>
+            <w:pPr/>
+            <w:r>
+              <w:rPr>
+                <w:b/>
+              </w:rPr>
+              <w:t xml:space="preserve">Version</w:t>
+            </w:r>
+          </w:p>
+        </w:tc>
+        <w:tc>
+          <w:tcPr>
+            <w:tcW w:w="2340" w:type="dxa"/>
+          </w:tcPr>
+          <w:p>
+            <w:pPr/>
+            <w:r>
+              <w:t xml:space="preserve">1.0</w:t>
+            </w:r>
+          </w:p>
+        </w:tc>
+      </w:tr>
+      <w:tr>
+        <w:tc>
+          <w:tcPr>
+            <w:tcW w:w="2340" w:type="dxa"/>
+          </w:tcPr>
+          <w:p>
+            <w:pPr/>
+            <w:r>
+              <w:rPr>
+                <w:b/>
+              </w:rPr>
+              <w:t xml:space="preserve">Item</w:t>
+            </w:r>
+          </w:p>
+        </w:tc>
+        <w:tc>
+          <w:tcPr>
+            <w:tcW w:w="7020" w:type="dxa"/>
+            <w:gridSpan w:val="3"/>
+          </w:tcPr>
+          <w:p>
+            <w:pPr/>
+            <w:r>
+              <w:t xml:space="preserve">Username (Input)</w:t>
+            </w:r>
+          </w:p>
+        </w:tc>
+      </w:tr>
+      <w:tr>
+        <w:tc>
+          <w:tcPr>
+            <w:tcW w:w="2340" w:type="dxa"/>
+          </w:tcPr>
+          <w:p>
+            <w:pPr/>
+            <w:r>
+              <w:rPr>
+                <w:b/>
+              </w:rPr>
+              <w:t xml:space="preserve">Description</w:t>
+            </w:r>
+          </w:p>
+        </w:tc>
+        <w:tc>
+          <w:tcPr>
+            <w:tcW w:w="7020" w:type="dxa"/>
+            <w:gridSpan w:val="3"/>
+          </w:tcPr>
+          <w:p>
+            <w:pPr/>
+            <w:r>
+              <w:t xml:space="preserve">帳號</w:t>
+            </w:r>
+          </w:p>
+        </w:tc>
+      </w:tr>
+      <w:tr>
+        <w:tc>
+          <w:tcPr>
+            <w:tcW w:w="2340" w:type="dxa"/>
+          </w:tcPr>
+          <w:p>
+            <w:pPr/>
+            <w:r>
+              <w:rPr>
+                <w:b/>
+              </w:rPr>
+              <w:t xml:space="preserve">Purpose</w:t>
+            </w:r>
+          </w:p>
+        </w:tc>
+        <w:tc>
+          <w:tcPr>
+            <w:tcW w:w="7020" w:type="dxa"/>
+            <w:gridSpan w:val="3"/>
+          </w:tcPr>
+          <w:p>
+            <w:pPr/>
+            <w:r>
+              <w:t xml:space="preserve">建立登入身分</w:t>
+            </w:r>
+          </w:p>
+        </w:tc>
+      </w:tr>
+      <w:tr>
+        <w:tc>
+          <w:tcPr>
+            <w:tcW w:w="2340" w:type="dxa"/>
+          </w:tcPr>
+          <w:p>
+            <w:pPr/>
+            <w:r>
+              <w:rPr>
+                <w:b/>
+              </w:rPr>
+              <w:t xml:space="preserve">Format</w:t>
+            </w:r>
+          </w:p>
+        </w:tc>
+        <w:tc>
+          <w:tcPr>
+            <w:tcW w:w="2340" w:type="dxa"/>
+          </w:tcPr>
+          <w:p>
+            <w:pPr/>
+            <w:r>
+              <w:t xml:space="preserve">ASCII text</w:t>
+            </w:r>
+          </w:p>
+        </w:tc>
+        <w:tc>
+          <w:tcPr>
+            <w:tcW w:w="2340" w:type="dxa"/>
+          </w:tcPr>
+          <w:p>
+            <w:pPr/>
+            <w:r>
+              <w:rPr>
+                <w:b/>
+              </w:rPr>
+              <w:t xml:space="preserve">Valid Range</w:t>
+            </w:r>
+          </w:p>
+        </w:tc>
+        <w:tc>
+          <w:tcPr>
+            <w:tcW w:w="2340" w:type="dxa"/>
+          </w:tcPr>
+          <w:p>
+            <w:pPr/>
+            <w:r>
+              <w:t xml:space="preserve">3–100 字元，字母／數字／點／底線／連字號</w:t>
+            </w:r>
+          </w:p>
+        </w:tc>
+      </w:tr>
+      <w:tr>
+        <w:tc>
+          <w:tcPr>
+            <w:tcW w:w="2340" w:type="dxa"/>
+          </w:tcPr>
+          <w:p>
+            <w:pPr/>
+            <w:r>
+              <w:rPr>
+                <w:b/>
+              </w:rPr>
+              <w:t xml:space="preserve">Related I/O</w:t>
+            </w:r>
+          </w:p>
+        </w:tc>
+        <w:tc>
+          <w:tcPr>
+            <w:tcW w:w="7020" w:type="dxa"/>
+            <w:gridSpan w:val="3"/>
+          </w:tcPr>
+          <w:p>
+            <w:pPr/>
+            <w:r>
+              <w:t xml:space="preserve">None</w:t>
+            </w:r>
+          </w:p>
+        </w:tc>
+      </w:tr>
+      <w:tr>
+        <w:tc>
+          <w:tcPr>
+            <w:tcW w:w="2340" w:type="dxa"/>
+          </w:tcPr>
+          <w:p>
+            <w:pPr/>
+            <w:r>
+              <w:rPr>
+                <w:b/>
+              </w:rPr>
+              <w:t xml:space="preserve">Author</w:t>
+            </w:r>
+          </w:p>
+        </w:tc>
+        <w:tc>
+          <w:tcPr>
+            <w:tcW w:w="7020" w:type="dxa"/>
+            <w:gridSpan w:val="3"/>
+          </w:tcPr>
+          <w:p>
+            <w:pPr/>
+            <w:r>
+              <w:t xml:space="preserve">Developer</w:t>
+            </w:r>
+          </w:p>
+        </w:tc>
+      </w:tr>
+    </w:tbl>
+    <w:p/>
+    <w:tbl>
+      <w:tblPr>
+        <w:tblStyle w:val="TableGrid"/>
+        <w:tblW w:w="9360" w:type="dxa"/>
+        <w:jc w:val="left"/>
+        <w:tblBorders>
+          <w:top w:val="single" w:color="000000" w:sz="6" w:space="0"/>
+          <w:left w:val="single" w:color="000000" w:sz="6" w:space="0"/>
+          <w:bottom w:val="single" w:color="000000" w:sz="6" w:space="0"/>
+          <w:right w:val="single" w:color="000000" w:sz="6" w:space="0"/>
+          <w:insideH w:val="single" w:color="000000" w:sz="6" w:space="0"/>
+          <w:insideV w:val="single" w:color="000000" w:sz="6" w:space="0"/>
+        </w:tblBorders>
+        <w:tblLayout w:type="fixed"/>
+        <w:tblCellMar>
+          <w:top w:w="100" w:type="dxa"/>
+          <w:left w:w="100" w:type="dxa"/>
+          <w:bottom w:w="100" w:type="dxa"/>
+          <w:right w:w="100" w:type="dxa"/>
+        </w:tblCellMar>
+      </w:tblPr>
+      <w:tblGrid>
+        <w:gridCol w:w="2340"/>
+        <w:gridCol w:w="2340"/>
+        <w:gridCol w:w="2340"/>
+        <w:gridCol w:w="2340"/>
+      </w:tblGrid>
+      <w:tr>
+        <w:tc>
+          <w:tcPr>
+            <w:tcW w:w="2340" w:type="dxa"/>
+          </w:tcPr>
+          <w:p>
+            <w:pPr/>
+            <w:r>
+              <w:rPr>
+                <w:b/>
+              </w:rPr>
+              <w:t xml:space="preserve">Requirement ID</w:t>
+            </w:r>
+          </w:p>
+        </w:tc>
+        <w:tc>
+          <w:tcPr>
+            <w:tcW w:w="2340" w:type="dxa"/>
+          </w:tcPr>
+          <w:p>
+            <w:pPr/>
+            <w:r>
+              <w:t xml:space="preserve">REQ_IO_A8.61.2</w:t>
+            </w:r>
+          </w:p>
+        </w:tc>
+        <w:tc>
+          <w:tcPr>
+            <w:tcW w:w="2340" w:type="dxa"/>
+          </w:tcPr>
+          <w:p>
+            <w:pPr/>
+            <w:r>
+              <w:rPr>
+                <w:b/>
+              </w:rPr>
+              <w:t xml:space="preserve">Version</w:t>
+            </w:r>
+          </w:p>
+        </w:tc>
+        <w:tc>
+          <w:tcPr>
+            <w:tcW w:w="2340" w:type="dxa"/>
+          </w:tcPr>
+          <w:p>
+            <w:pPr/>
+            <w:r>
+              <w:t xml:space="preserve">1.0</w:t>
+            </w:r>
+          </w:p>
+        </w:tc>
+      </w:tr>
+      <w:tr>
+        <w:tc>
+          <w:tcPr>
+            <w:tcW w:w="2340" w:type="dxa"/>
+          </w:tcPr>
+          <w:p>
+            <w:pPr/>
+            <w:r>
+              <w:rPr>
+                <w:b/>
+              </w:rPr>
+              <w:t xml:space="preserve">Item</w:t>
+            </w:r>
+          </w:p>
+        </w:tc>
+        <w:tc>
+          <w:tcPr>
+            <w:tcW w:w="7020" w:type="dxa"/>
+            <w:gridSpan w:val="3"/>
+          </w:tcPr>
+          <w:p>
+            <w:pPr/>
+            <w:r>
+              <w:t xml:space="preserve">Password (Input)</w:t>
+            </w:r>
+          </w:p>
+        </w:tc>
+      </w:tr>
+      <w:tr>
+        <w:tc>
+          <w:tcPr>
+            <w:tcW w:w="2340" w:type="dxa"/>
+          </w:tcPr>
+          <w:p>
+            <w:pPr/>
+            <w:r>
+              <w:rPr>
+                <w:b/>
+              </w:rPr>
+              <w:t xml:space="preserve">Description</w:t>
+            </w:r>
+          </w:p>
+        </w:tc>
+        <w:tc>
+          <w:tcPr>
+            <w:tcW w:w="7020" w:type="dxa"/>
+            <w:gridSpan w:val="3"/>
+          </w:tcPr>
+          <w:p>
+            <w:pPr/>
+            <w:r>
+              <w:t xml:space="preserve">初始密碼</w:t>
+            </w:r>
+          </w:p>
+        </w:tc>
+      </w:tr>
+      <w:tr>
+        <w:tc>
+          <w:tcPr>
+            <w:tcW w:w="2340" w:type="dxa"/>
+          </w:tcPr>
+          <w:p>
+            <w:pPr/>
+            <w:r>
+              <w:rPr>
+                <w:b/>
+              </w:rPr>
+              <w:t xml:space="preserve">Purpose</w:t>
+            </w:r>
+          </w:p>
+        </w:tc>
+        <w:tc>
+          <w:tcPr>
+            <w:tcW w:w="7020" w:type="dxa"/>
+            <w:gridSpan w:val="3"/>
+          </w:tcPr>
+          <w:p>
+            <w:pPr/>
+            <w:r>
+              <w:t xml:space="preserve">依目前政策驗證，提交後清空</w:t>
+            </w:r>
+          </w:p>
+        </w:tc>
+      </w:tr>
+      <w:tr>
+        <w:tc>
+          <w:tcPr>
+            <w:tcW w:w="2340" w:type="dxa"/>
+          </w:tcPr>
+          <w:p>
+            <w:pPr/>
+            <w:r>
+              <w:rPr>
+                <w:b/>
+              </w:rPr>
+              <w:t xml:space="preserve">Format</w:t>
+            </w:r>
+          </w:p>
+        </w:tc>
+        <w:tc>
+          <w:tcPr>
+            <w:tcW w:w="2340" w:type="dxa"/>
+          </w:tcPr>
+          <w:p>
+            <w:pPr/>
+            <w:r>
+              <w:t xml:space="preserve">Password text</w:t>
+            </w:r>
+          </w:p>
+        </w:tc>
+        <w:tc>
+          <w:tcPr>
+            <w:tcW w:w="2340" w:type="dxa"/>
+          </w:tcPr>
+          <w:p>
+            <w:pPr/>
+            <w:r>
+              <w:rPr>
+                <w:b/>
+              </w:rPr>
+              <w:t xml:space="preserve">Valid Range</w:t>
+            </w:r>
+          </w:p>
+        </w:tc>
+        <w:tc>
+          <w:tcPr>
+            <w:tcW w:w="2340" w:type="dxa"/>
+          </w:tcPr>
+          <w:p>
+            <w:pPr/>
+            <w:r>
+              <w:t xml:space="preserve">預設 12–128 字元</w:t>
+            </w:r>
+          </w:p>
+        </w:tc>
+      </w:tr>
+      <w:tr>
+        <w:tc>
+          <w:tcPr>
+            <w:tcW w:w="2340" w:type="dxa"/>
+          </w:tcPr>
+          <w:p>
+            <w:pPr/>
+            <w:r>
+              <w:rPr>
+                <w:b/>
+              </w:rPr>
+              <w:t xml:space="preserve">Related I/O</w:t>
+            </w:r>
+          </w:p>
+        </w:tc>
+        <w:tc>
+          <w:tcPr>
+            <w:tcW w:w="7020" w:type="dxa"/>
+            <w:gridSpan w:val="3"/>
+          </w:tcPr>
+          <w:p>
+            <w:pPr/>
+            <w:r>
+              <w:t xml:space="preserve">None</w:t>
+            </w:r>
+          </w:p>
+        </w:tc>
+      </w:tr>
+      <w:tr>
+        <w:tc>
+          <w:tcPr>
+            <w:tcW w:w="2340" w:type="dxa"/>
+          </w:tcPr>
+          <w:p>
+            <w:pPr/>
+            <w:r>
+              <w:rPr>
+                <w:b/>
+              </w:rPr>
+              <w:t xml:space="preserve">Author</w:t>
+            </w:r>
+          </w:p>
+        </w:tc>
+        <w:tc>
+          <w:tcPr>
+            <w:tcW w:w="7020" w:type="dxa"/>
+            <w:gridSpan w:val="3"/>
+          </w:tcPr>
+          <w:p>
+            <w:pPr/>
+            <w:r>
+              <w:t xml:space="preserve">Developer</w:t>
+            </w:r>
+          </w:p>
+        </w:tc>
+      </w:tr>
+    </w:tbl>
+    <w:p/>
+    <w:p>
+      <w:pPr>
+        <w:pStyle w:val="Heading5"/>
+      </w:pPr>
+      <w:r>
+        <w:t xml:space="preserve">4.4.1.8.62 Login Interface</w:t>
+      </w:r>
+    </w:p>
+    <w:tbl>
+      <w:tblPr>
+        <w:tblStyle w:val="TableGrid"/>
+        <w:tblW w:w="9360" w:type="dxa"/>
+        <w:jc w:val="left"/>
+        <w:tblBorders>
+          <w:top w:val="single" w:color="000000" w:sz="6" w:space="0"/>
+          <w:left w:val="single" w:color="000000" w:sz="6" w:space="0"/>
+          <w:bottom w:val="single" w:color="000000" w:sz="6" w:space="0"/>
+          <w:right w:val="single" w:color="000000" w:sz="6" w:space="0"/>
+          <w:insideH w:val="single" w:color="000000" w:sz="6" w:space="0"/>
+          <w:insideV w:val="single" w:color="000000" w:sz="6" w:space="0"/>
+        </w:tblBorders>
+        <w:tblLayout w:type="fixed"/>
+        <w:tblCellMar>
+          <w:top w:w="100" w:type="dxa"/>
+          <w:left w:w="100" w:type="dxa"/>
+          <w:bottom w:w="100" w:type="dxa"/>
+          <w:right w:w="100" w:type="dxa"/>
+        </w:tblCellMar>
+      </w:tblPr>
+      <w:tblGrid>
+        <w:gridCol w:w="2340"/>
+        <w:gridCol w:w="2340"/>
+        <w:gridCol w:w="2340"/>
+        <w:gridCol w:w="2340"/>
+      </w:tblGrid>
+      <w:tr>
+        <w:tc>
+          <w:tcPr>
+            <w:tcW w:w="2340" w:type="dxa"/>
+          </w:tcPr>
+          <w:p>
+            <w:pPr/>
+            <w:r>
+              <w:rPr>
+                <w:b/>
+              </w:rPr>
+              <w:t xml:space="preserve">Requirement ID</w:t>
+            </w:r>
+          </w:p>
+        </w:tc>
+        <w:tc>
+          <w:tcPr>
+            <w:tcW w:w="2340" w:type="dxa"/>
+          </w:tcPr>
+          <w:p>
+            <w:pPr/>
+            <w:r>
+              <w:t xml:space="preserve">REQ_IO_A8.62.1</w:t>
+            </w:r>
+          </w:p>
+        </w:tc>
+        <w:tc>
+          <w:tcPr>
+            <w:tcW w:w="2340" w:type="dxa"/>
+          </w:tcPr>
+          <w:p>
+            <w:pPr/>
+            <w:r>
+              <w:rPr>
+                <w:b/>
+              </w:rPr>
+              <w:t xml:space="preserve">Version</w:t>
+            </w:r>
+          </w:p>
+        </w:tc>
+        <w:tc>
+          <w:tcPr>
+            <w:tcW w:w="2340" w:type="dxa"/>
+          </w:tcPr>
+          <w:p>
+            <w:pPr/>
+            <w:r>
+              <w:t xml:space="preserve">1.0</w:t>
+            </w:r>
+          </w:p>
+        </w:tc>
+      </w:tr>
+      <w:tr>
+        <w:tc>
+          <w:tcPr>
+            <w:tcW w:w="2340" w:type="dxa"/>
+          </w:tcPr>
+          <w:p>
+            <w:pPr/>
+            <w:r>
+              <w:rPr>
+                <w:b/>
+              </w:rPr>
+              <w:t xml:space="preserve">Item</w:t>
+            </w:r>
+          </w:p>
+        </w:tc>
+        <w:tc>
+          <w:tcPr>
+            <w:tcW w:w="7020" w:type="dxa"/>
+            <w:gridSpan w:val="3"/>
+          </w:tcPr>
+          <w:p>
+            <w:pPr/>
+            <w:r>
+              <w:t xml:space="preserve">Username (Input)</w:t>
+            </w:r>
+          </w:p>
+        </w:tc>
+      </w:tr>
+      <w:tr>
+        <w:tc>
+          <w:tcPr>
+            <w:tcW w:w="2340" w:type="dxa"/>
+          </w:tcPr>
+          <w:p>
+            <w:pPr/>
+            <w:r>
+              <w:rPr>
+                <w:b/>
+              </w:rPr>
+              <w:t xml:space="preserve">Description</w:t>
+            </w:r>
+          </w:p>
+        </w:tc>
+        <w:tc>
+          <w:tcPr>
+            <w:tcW w:w="7020" w:type="dxa"/>
+            <w:gridSpan w:val="3"/>
+          </w:tcPr>
+          <w:p>
+            <w:pPr/>
+            <w:r>
+              <w:t xml:space="preserve">帳號</w:t>
+            </w:r>
+          </w:p>
+        </w:tc>
+      </w:tr>
+      <w:tr>
+        <w:tc>
+          <w:tcPr>
+            <w:tcW w:w="2340" w:type="dxa"/>
+          </w:tcPr>
+          <w:p>
+            <w:pPr/>
+            <w:r>
+              <w:rPr>
+                <w:b/>
+              </w:rPr>
+              <w:t xml:space="preserve">Purpose</w:t>
+            </w:r>
+          </w:p>
+        </w:tc>
+        <w:tc>
+          <w:tcPr>
+            <w:tcW w:w="7020" w:type="dxa"/>
+            <w:gridSpan w:val="3"/>
+          </w:tcPr>
+          <w:p>
+            <w:pPr/>
+            <w:r>
+              <w:t xml:space="preserve">登入身分</w:t>
+            </w:r>
+          </w:p>
+        </w:tc>
+      </w:tr>
+      <w:tr>
+        <w:tc>
+          <w:tcPr>
+            <w:tcW w:w="2340" w:type="dxa"/>
+          </w:tcPr>
+          <w:p>
+            <w:pPr/>
+            <w:r>
+              <w:rPr>
+                <w:b/>
+              </w:rPr>
+              <w:t xml:space="preserve">Format</w:t>
+            </w:r>
+          </w:p>
+        </w:tc>
+        <w:tc>
+          <w:tcPr>
+            <w:tcW w:w="2340" w:type="dxa"/>
+          </w:tcPr>
+          <w:p>
+            <w:pPr/>
+            <w:r>
+              <w:t xml:space="preserve">Text，autocomplete=username</w:t>
+            </w:r>
+          </w:p>
+        </w:tc>
+        <w:tc>
+          <w:tcPr>
+            <w:tcW w:w="2340" w:type="dxa"/>
+          </w:tcPr>
+          <w:p>
+            <w:pPr/>
+            <w:r>
+              <w:rPr>
+                <w:b/>
+              </w:rPr>
+              <w:t xml:space="preserve">Valid Range</w:t>
+            </w:r>
+          </w:p>
+        </w:tc>
+        <w:tc>
+          <w:tcPr>
+            <w:tcW w:w="2340" w:type="dxa"/>
+          </w:tcPr>
+          <w:p>
+            <w:pPr/>
+            <w:r>
+              <w:t xml:space="preserve">必填、非空白，最多 100 字元；送出前去除前後空白</w:t>
+            </w:r>
+          </w:p>
+        </w:tc>
+      </w:tr>
+      <w:tr>
+        <w:tc>
+          <w:tcPr>
+            <w:tcW w:w="2340" w:type="dxa"/>
+          </w:tcPr>
+          <w:p>
+            <w:pPr/>
+            <w:r>
+              <w:rPr>
+                <w:b/>
+              </w:rPr>
+              <w:t xml:space="preserve">Related I/O</w:t>
+            </w:r>
+          </w:p>
+        </w:tc>
+        <w:tc>
+          <w:tcPr>
+            <w:tcW w:w="7020" w:type="dxa"/>
+            <w:gridSpan w:val="3"/>
+          </w:tcPr>
+          <w:p>
+            <w:pPr/>
+            <w:r>
+              <w:t xml:space="preserve">None</w:t>
+            </w:r>
+          </w:p>
+        </w:tc>
+      </w:tr>
+      <w:tr>
+        <w:tc>
+          <w:tcPr>
+            <w:tcW w:w="2340" w:type="dxa"/>
+          </w:tcPr>
+          <w:p>
+            <w:pPr/>
+            <w:r>
+              <w:rPr>
+                <w:b/>
+              </w:rPr>
+              <w:t xml:space="preserve">Author</w:t>
+            </w:r>
+          </w:p>
+        </w:tc>
+        <w:tc>
+          <w:tcPr>
+            <w:tcW w:w="7020" w:type="dxa"/>
+            <w:gridSpan w:val="3"/>
+          </w:tcPr>
+          <w:p>
+            <w:pPr/>
+            <w:r>
+              <w:t xml:space="preserve">Developer</w:t>
+            </w:r>
+          </w:p>
+        </w:tc>
+      </w:tr>
+    </w:tbl>
+    <w:p/>
+    <w:tbl>
+      <w:tblPr>
+        <w:tblStyle w:val="TableGrid"/>
+        <w:tblW w:w="9360" w:type="dxa"/>
+        <w:jc w:val="left"/>
+        <w:tblBorders>
+          <w:top w:val="single" w:color="000000" w:sz="6" w:space="0"/>
+          <w:left w:val="single" w:color="000000" w:sz="6" w:space="0"/>
+          <w:bottom w:val="single" w:color="000000" w:sz="6" w:space="0"/>
+          <w:right w:val="single" w:color="000000" w:sz="6" w:space="0"/>
+          <w:insideH w:val="single" w:color="000000" w:sz="6" w:space="0"/>
+          <w:insideV w:val="single" w:color="000000" w:sz="6" w:space="0"/>
+        </w:tblBorders>
+        <w:tblLayout w:type="fixed"/>
+        <w:tblCellMar>
+          <w:top w:w="100" w:type="dxa"/>
+          <w:left w:w="100" w:type="dxa"/>
+          <w:bottom w:w="100" w:type="dxa"/>
+          <w:right w:w="100" w:type="dxa"/>
+        </w:tblCellMar>
+      </w:tblPr>
+      <w:tblGrid>
+        <w:gridCol w:w="2340"/>
+        <w:gridCol w:w="2340"/>
+        <w:gridCol w:w="2340"/>
+        <w:gridCol w:w="2340"/>
+      </w:tblGrid>
+      <w:tr>
+        <w:tc>
+          <w:tcPr>
+            <w:tcW w:w="2340" w:type="dxa"/>
+          </w:tcPr>
+          <w:p>
+            <w:pPr/>
+            <w:r>
+              <w:rPr>
+                <w:b/>
+              </w:rPr>
+              <w:t xml:space="preserve">Requirement ID</w:t>
+            </w:r>
+          </w:p>
+        </w:tc>
+        <w:tc>
+          <w:tcPr>
+            <w:tcW w:w="2340" w:type="dxa"/>
+          </w:tcPr>
+          <w:p>
+            <w:pPr/>
+            <w:r>
+              <w:t xml:space="preserve">REQ_IO_A8.62.2</w:t>
+            </w:r>
+          </w:p>
+        </w:tc>
+        <w:tc>
+          <w:tcPr>
+            <w:tcW w:w="2340" w:type="dxa"/>
+          </w:tcPr>
+          <w:p>
+            <w:pPr/>
+            <w:r>
+              <w:rPr>
+                <w:b/>
+              </w:rPr>
+              <w:t xml:space="preserve">Version</w:t>
+            </w:r>
+          </w:p>
+        </w:tc>
+        <w:tc>
+          <w:tcPr>
+            <w:tcW w:w="2340" w:type="dxa"/>
+          </w:tcPr>
+          <w:p>
+            <w:pPr/>
+            <w:r>
+              <w:t xml:space="preserve">1.0</w:t>
+            </w:r>
+          </w:p>
+        </w:tc>
+      </w:tr>
+      <w:tr>
+        <w:tc>
+          <w:tcPr>
+            <w:tcW w:w="2340" w:type="dxa"/>
+          </w:tcPr>
+          <w:p>
+            <w:pPr/>
+            <w:r>
+              <w:rPr>
+                <w:b/>
+              </w:rPr>
+              <w:t xml:space="preserve">Item</w:t>
+            </w:r>
+          </w:p>
+        </w:tc>
+        <w:tc>
+          <w:tcPr>
+            <w:tcW w:w="7020" w:type="dxa"/>
+            <w:gridSpan w:val="3"/>
+          </w:tcPr>
+          <w:p>
+            <w:pPr/>
+            <w:r>
+              <w:t xml:space="preserve">Password (Input)</w:t>
+            </w:r>
+          </w:p>
+        </w:tc>
+      </w:tr>
+      <w:tr>
+        <w:tc>
+          <w:tcPr>
+            <w:tcW w:w="2340" w:type="dxa"/>
+          </w:tcPr>
+          <w:p>
+            <w:pPr/>
+            <w:r>
+              <w:rPr>
+                <w:b/>
+              </w:rPr>
+              <w:t xml:space="preserve">Description</w:t>
+            </w:r>
+          </w:p>
+        </w:tc>
+        <w:tc>
+          <w:tcPr>
+            <w:tcW w:w="7020" w:type="dxa"/>
+            <w:gridSpan w:val="3"/>
+          </w:tcPr>
+          <w:p>
+            <w:pPr/>
+            <w:r>
+              <w:t xml:space="preserve">密碼</w:t>
+            </w:r>
+          </w:p>
+        </w:tc>
+      </w:tr>
+      <w:tr>
+        <w:tc>
+          <w:tcPr>
+            <w:tcW w:w="2340" w:type="dxa"/>
+          </w:tcPr>
+          <w:p>
+            <w:pPr/>
+            <w:r>
+              <w:rPr>
+                <w:b/>
+              </w:rPr>
+              <w:t xml:space="preserve">Purpose</w:t>
+            </w:r>
+          </w:p>
+        </w:tc>
+        <w:tc>
+          <w:tcPr>
+            <w:tcW w:w="7020" w:type="dxa"/>
+            <w:gridSpan w:val="3"/>
+          </w:tcPr>
+          <w:p>
+            <w:pPr/>
+            <w:r>
+              <w:t xml:space="preserve">驗證身分</w:t>
+            </w:r>
+          </w:p>
+        </w:tc>
+      </w:tr>
+      <w:tr>
+        <w:tc>
+          <w:tcPr>
+            <w:tcW w:w="2340" w:type="dxa"/>
+          </w:tcPr>
+          <w:p>
+            <w:pPr/>
+            <w:r>
+              <w:rPr>
+                <w:b/>
+              </w:rPr>
+              <w:t xml:space="preserve">Format</w:t>
+            </w:r>
+          </w:p>
+        </w:tc>
+        <w:tc>
+          <w:tcPr>
+            <w:tcW w:w="2340" w:type="dxa"/>
+          </w:tcPr>
+          <w:p>
+            <w:pPr/>
+            <w:r>
+              <w:t xml:space="preserve">Password，autocomplete=current-password</w:t>
+            </w:r>
+          </w:p>
+        </w:tc>
+        <w:tc>
+          <w:tcPr>
+            <w:tcW w:w="2340" w:type="dxa"/>
+          </w:tcPr>
+          <w:p>
+            <w:pPr/>
+            <w:r>
+              <w:rPr>
+                <w:b/>
+              </w:rPr>
+              <w:t xml:space="preserve">Valid Range</w:t>
+            </w:r>
+          </w:p>
+        </w:tc>
+        <w:tc>
+          <w:tcPr>
+            <w:tcW w:w="2340" w:type="dxa"/>
+          </w:tcPr>
+          <w:p>
+            <w:pPr/>
+            <w:r>
+              <w:t xml:space="preserve">必填，最多 128 字元；失敗後清空</w:t>
+            </w:r>
+          </w:p>
+        </w:tc>
+      </w:tr>
+      <w:tr>
+        <w:tc>
+          <w:tcPr>
+            <w:tcW w:w="2340" w:type="dxa"/>
+          </w:tcPr>
+          <w:p>
+            <w:pPr/>
+            <w:r>
+              <w:rPr>
+                <w:b/>
+              </w:rPr>
+              <w:t xml:space="preserve">Related I/O</w:t>
+            </w:r>
+          </w:p>
+        </w:tc>
+        <w:tc>
+          <w:tcPr>
+            <w:tcW w:w="7020" w:type="dxa"/>
+            <w:gridSpan w:val="3"/>
+          </w:tcPr>
+          <w:p>
+            <w:pPr/>
+            <w:r>
+              <w:t xml:space="preserve">None</w:t>
+            </w:r>
+          </w:p>
+        </w:tc>
+      </w:tr>
+      <w:tr>
+        <w:tc>
+          <w:tcPr>
+            <w:tcW w:w="2340" w:type="dxa"/>
+          </w:tcPr>
+          <w:p>
+            <w:pPr/>
+            <w:r>
+              <w:rPr>
+                <w:b/>
+              </w:rPr>
+              <w:t xml:space="preserve">Author</w:t>
+            </w:r>
+          </w:p>
+        </w:tc>
+        <w:tc>
+          <w:tcPr>
+            <w:tcW w:w="7020" w:type="dxa"/>
+            <w:gridSpan w:val="3"/>
+          </w:tcPr>
+          <w:p>
+            <w:pPr/>
+            <w:r>
+              <w:t xml:space="preserve">Developer</w:t>
+            </w:r>
+          </w:p>
+        </w:tc>
+      </w:tr>
+    </w:tbl>
+    <w:p/>
+    <w:tbl>
+      <w:tblPr>
+        <w:tblStyle w:val="TableGrid"/>
+        <w:tblW w:w="9360" w:type="dxa"/>
+        <w:jc w:val="left"/>
+        <w:tblBorders>
+          <w:top w:val="single" w:color="000000" w:sz="6" w:space="0"/>
+          <w:left w:val="single" w:color="000000" w:sz="6" w:space="0"/>
+          <w:bottom w:val="single" w:color="000000" w:sz="6" w:space="0"/>
+          <w:right w:val="single" w:color="000000" w:sz="6" w:space="0"/>
+          <w:insideH w:val="single" w:color="000000" w:sz="6" w:space="0"/>
+          <w:insideV w:val="single" w:color="000000" w:sz="6" w:space="0"/>
+        </w:tblBorders>
+        <w:tblLayout w:type="fixed"/>
+        <w:tblCellMar>
+          <w:top w:w="100" w:type="dxa"/>
+          <w:left w:w="100" w:type="dxa"/>
+          <w:bottom w:w="100" w:type="dxa"/>
+          <w:right w:w="100" w:type="dxa"/>
+        </w:tblCellMar>
+      </w:tblPr>
+      <w:tblGrid>
+        <w:gridCol w:w="2340"/>
+        <w:gridCol w:w="2340"/>
+        <w:gridCol w:w="2340"/>
+        <w:gridCol w:w="2340"/>
+      </w:tblGrid>
+      <w:tr>
+        <w:tc>
+          <w:tcPr>
+            <w:tcW w:w="2340" w:type="dxa"/>
+          </w:tcPr>
+          <w:p>
+            <w:pPr/>
+            <w:r>
+              <w:rPr>
+                <w:b/>
+              </w:rPr>
+              <w:t xml:space="preserve">Requirement ID</w:t>
+            </w:r>
+          </w:p>
+        </w:tc>
+        <w:tc>
+          <w:tcPr>
+            <w:tcW w:w="2340" w:type="dxa"/>
+          </w:tcPr>
+          <w:p>
+            <w:pPr/>
+            <w:r>
+              <w:t xml:space="preserve">REQ_IO_A8.62.3</w:t>
+            </w:r>
+          </w:p>
+        </w:tc>
+        <w:tc>
+          <w:tcPr>
+            <w:tcW w:w="2340" w:type="dxa"/>
+          </w:tcPr>
+          <w:p>
+            <w:pPr/>
+            <w:r>
+              <w:rPr>
+                <w:b/>
+              </w:rPr>
+              <w:t xml:space="preserve">Version</w:t>
+            </w:r>
+          </w:p>
+        </w:tc>
+        <w:tc>
+          <w:tcPr>
+            <w:tcW w:w="2340" w:type="dxa"/>
+          </w:tcPr>
+          <w:p>
+            <w:pPr/>
+            <w:r>
+              <w:t xml:space="preserve">1.0</w:t>
+            </w:r>
+          </w:p>
+        </w:tc>
+      </w:tr>
+      <w:tr>
+        <w:tc>
+          <w:tcPr>
+            <w:tcW w:w="2340" w:type="dxa"/>
+          </w:tcPr>
+          <w:p>
+            <w:pPr/>
+            <w:r>
+              <w:rPr>
+                <w:b/>
+              </w:rPr>
+              <w:t xml:space="preserve">Item</w:t>
+            </w:r>
+          </w:p>
+        </w:tc>
+        <w:tc>
+          <w:tcPr>
+            <w:tcW w:w="7020" w:type="dxa"/>
+            <w:gridSpan w:val="3"/>
+          </w:tcPr>
+          <w:p>
+            <w:pPr/>
+            <w:r>
+              <w:t xml:space="preserve">Captcha Code (Input)</w:t>
+            </w:r>
+          </w:p>
+        </w:tc>
+      </w:tr>
+      <w:tr>
+        <w:tc>
+          <w:tcPr>
+            <w:tcW w:w="2340" w:type="dxa"/>
+          </w:tcPr>
+          <w:p>
+            <w:pPr/>
+            <w:r>
+              <w:rPr>
+                <w:b/>
+              </w:rPr>
+              <w:t xml:space="preserve">Description</w:t>
+            </w:r>
+          </w:p>
+        </w:tc>
+        <w:tc>
+          <w:tcPr>
+            <w:tcW w:w="7020" w:type="dxa"/>
+            <w:gridSpan w:val="3"/>
+          </w:tcPr>
+          <w:p>
+            <w:pPr/>
+            <w:r>
+              <w:t xml:space="preserve">驗證碼</w:t>
+            </w:r>
+          </w:p>
+        </w:tc>
+      </w:tr>
+      <w:tr>
+        <w:tc>
+          <w:tcPr>
+            <w:tcW w:w="2340" w:type="dxa"/>
+          </w:tcPr>
+          <w:p>
+            <w:pPr/>
+            <w:r>
+              <w:rPr>
+                <w:b/>
+              </w:rPr>
+              <w:t xml:space="preserve">Purpose</w:t>
+            </w:r>
+          </w:p>
+        </w:tc>
+        <w:tc>
+          <w:tcPr>
+            <w:tcW w:w="7020" w:type="dxa"/>
+            <w:gridSpan w:val="3"/>
+          </w:tcPr>
+          <w:p>
+            <w:pPr/>
+            <w:r>
+              <w:t xml:space="preserve">防自動化登入</w:t>
+            </w:r>
+          </w:p>
+        </w:tc>
+      </w:tr>
+      <w:tr>
+        <w:tc>
+          <w:tcPr>
+            <w:tcW w:w="2340" w:type="dxa"/>
+          </w:tcPr>
+          <w:p>
+            <w:pPr/>
+            <w:r>
+              <w:rPr>
+                <w:b/>
+              </w:rPr>
+              <w:t xml:space="preserve">Format</w:t>
+            </w:r>
+          </w:p>
+        </w:tc>
+        <w:tc>
+          <w:tcPr>
+            <w:tcW w:w="2340" w:type="dxa"/>
+          </w:tcPr>
+          <w:p>
+            <w:pPr/>
+            <w:r>
+              <w:t xml:space="preserve">數字，inputmode=numeric</w:t>
+            </w:r>
+          </w:p>
+        </w:tc>
+        <w:tc>
+          <w:tcPr>
+            <w:tcW w:w="2340" w:type="dxa"/>
+          </w:tcPr>
+          <w:p>
+            <w:pPr/>
+            <w:r>
+              <w:rPr>
+                <w:b/>
+              </w:rPr>
+              <w:t xml:space="preserve">Valid Range</w:t>
+            </w:r>
+          </w:p>
+        </w:tc>
+        <w:tc>
+          <w:tcPr>
+            <w:tcW w:w="2340" w:type="dxa"/>
+          </w:tcPr>
+          <w:p>
+            <w:pPr/>
+            <w:r>
+              <w:t xml:space="preserve">4–6 位數字（非數字自動移除）</w:t>
+            </w:r>
+          </w:p>
+        </w:tc>
+      </w:tr>
+      <w:tr>
+        <w:tc>
+          <w:tcPr>
+            <w:tcW w:w="2340" w:type="dxa"/>
+          </w:tcPr>
+          <w:p>
+            <w:pPr/>
+            <w:r>
+              <w:rPr>
+                <w:b/>
+              </w:rPr>
+              <w:t xml:space="preserve">Related I/O</w:t>
+            </w:r>
+          </w:p>
+        </w:tc>
+        <w:tc>
+          <w:tcPr>
+            <w:tcW w:w="7020" w:type="dxa"/>
+            <w:gridSpan w:val="3"/>
+          </w:tcPr>
+          <w:p>
+            <w:pPr/>
+            <w:r>
+              <w:t xml:space="preserve">REQ_IO_A8.62.4</w:t>
+            </w:r>
+          </w:p>
+        </w:tc>
+      </w:tr>
+      <w:tr>
+        <w:tc>
+          <w:tcPr>
+            <w:tcW w:w="2340" w:type="dxa"/>
+          </w:tcPr>
+          <w:p>
+            <w:pPr/>
+            <w:r>
+              <w:rPr>
+                <w:b/>
+              </w:rPr>
+              <w:t xml:space="preserve">Author</w:t>
+            </w:r>
+          </w:p>
+        </w:tc>
+        <w:tc>
+          <w:tcPr>
+            <w:tcW w:w="7020" w:type="dxa"/>
+            <w:gridSpan w:val="3"/>
+          </w:tcPr>
+          <w:p>
+            <w:pPr/>
+            <w:r>
+              <w:t xml:space="preserve">Developer</w:t>
+            </w:r>
+          </w:p>
+        </w:tc>
+      </w:tr>
+    </w:tbl>
+    <w:p/>
+    <w:tbl>
+      <w:tblPr>
+        <w:tblStyle w:val="TableGrid"/>
+        <w:tblW w:w="9360" w:type="dxa"/>
+        <w:jc w:val="left"/>
+        <w:tblBorders>
+          <w:top w:val="single" w:color="000000" w:sz="6" w:space="0"/>
+          <w:left w:val="single" w:color="000000" w:sz="6" w:space="0"/>
+          <w:bottom w:val="single" w:color="000000" w:sz="6" w:space="0"/>
+          <w:right w:val="single" w:color="000000" w:sz="6" w:space="0"/>
+          <w:insideH w:val="single" w:color="000000" w:sz="6" w:space="0"/>
+          <w:insideV w:val="single" w:color="000000" w:sz="6" w:space="0"/>
+        </w:tblBorders>
+        <w:tblLayout w:type="fixed"/>
+        <w:tblCellMar>
+          <w:top w:w="100" w:type="dxa"/>
+          <w:left w:w="100" w:type="dxa"/>
+          <w:bottom w:w="100" w:type="dxa"/>
+          <w:right w:w="100" w:type="dxa"/>
+        </w:tblCellMar>
+      </w:tblPr>
+      <w:tblGrid>
+        <w:gridCol w:w="2340"/>
+        <w:gridCol w:w="2340"/>
+        <w:gridCol w:w="2340"/>
+        <w:gridCol w:w="2340"/>
+      </w:tblGrid>
+      <w:tr>
+        <w:tc>
+          <w:tcPr>
+            <w:tcW w:w="2340" w:type="dxa"/>
+          </w:tcPr>
+          <w:p>
+            <w:pPr/>
+            <w:r>
+              <w:rPr>
+                <w:b/>
+              </w:rPr>
+              <w:t xml:space="preserve">Requirement ID</w:t>
+            </w:r>
+          </w:p>
+        </w:tc>
+        <w:tc>
+          <w:tcPr>
+            <w:tcW w:w="2340" w:type="dxa"/>
+          </w:tcPr>
+          <w:p>
+            <w:pPr/>
+            <w:r>
+              <w:t xml:space="preserve">REQ_IO_A8.62.4</w:t>
+            </w:r>
+          </w:p>
+        </w:tc>
+        <w:tc>
+          <w:tcPr>
+            <w:tcW w:w="2340" w:type="dxa"/>
+          </w:tcPr>
+          <w:p>
+            <w:pPr/>
+            <w:r>
+              <w:rPr>
+                <w:b/>
+              </w:rPr>
+              <w:t xml:space="preserve">Version</w:t>
+            </w:r>
+          </w:p>
+        </w:tc>
+        <w:tc>
+          <w:tcPr>
+            <w:tcW w:w="2340" w:type="dxa"/>
+          </w:tcPr>
+          <w:p>
+            <w:pPr/>
+            <w:r>
+              <w:t xml:space="preserve">1.0</w:t>
+            </w:r>
+          </w:p>
+        </w:tc>
+      </w:tr>
+      <w:tr>
+        <w:tc>
+          <w:tcPr>
+            <w:tcW w:w="2340" w:type="dxa"/>
+          </w:tcPr>
+          <w:p>
+            <w:pPr/>
+            <w:r>
+              <w:rPr>
+                <w:b/>
+              </w:rPr>
+              <w:t xml:space="preserve">Item</w:t>
+            </w:r>
+          </w:p>
+        </w:tc>
+        <w:tc>
+          <w:tcPr>
+            <w:tcW w:w="7020" w:type="dxa"/>
+            <w:gridSpan w:val="3"/>
+          </w:tcPr>
+          <w:p>
+            <w:pPr/>
+            <w:r>
+              <w:t xml:space="preserve">Captcha Image (Button)</w:t>
+            </w:r>
+          </w:p>
+        </w:tc>
+      </w:tr>
+      <w:tr>
+        <w:tc>
+          <w:tcPr>
+            <w:tcW w:w="2340" w:type="dxa"/>
+          </w:tcPr>
+          <w:p>
+            <w:pPr/>
+            <w:r>
+              <w:rPr>
+                <w:b/>
+              </w:rPr>
+              <w:t xml:space="preserve">Description</w:t>
+            </w:r>
+          </w:p>
+        </w:tc>
+        <w:tc>
+          <w:tcPr>
+            <w:tcW w:w="7020" w:type="dxa"/>
+            <w:gridSpan w:val="3"/>
+          </w:tcPr>
+          <w:p>
+            <w:pPr/>
+            <w:r>
+              <w:t xml:space="preserve">驗證碼圖片</w:t>
+            </w:r>
+          </w:p>
+        </w:tc>
+      </w:tr>
+      <w:tr>
+        <w:tc>
+          <w:tcPr>
+            <w:tcW w:w="2340" w:type="dxa"/>
+          </w:tcPr>
+          <w:p>
+            <w:pPr/>
+            <w:r>
+              <w:rPr>
+                <w:b/>
+              </w:rPr>
+              <w:t xml:space="preserve">Purpose</w:t>
+            </w:r>
+          </w:p>
+        </w:tc>
+        <w:tc>
+          <w:tcPr>
+            <w:tcW w:w="7020" w:type="dxa"/>
+            <w:gridSpan w:val="3"/>
+          </w:tcPr>
+          <w:p>
+            <w:pPr/>
+            <w:r>
+              <w:t xml:space="preserve">顯示題目，點擊換圖</w:t>
+            </w:r>
+          </w:p>
+        </w:tc>
+      </w:tr>
+      <w:tr>
+        <w:tc>
+          <w:tcPr>
+            <w:tcW w:w="2340" w:type="dxa"/>
+          </w:tcPr>
+          <w:p>
+            <w:pPr/>
+            <w:r>
+              <w:rPr>
+                <w:b/>
+              </w:rPr>
+              <w:t xml:space="preserve">Format</w:t>
+            </w:r>
+          </w:p>
+        </w:tc>
+        <w:tc>
+          <w:tcPr>
+            <w:tcW w:w="2340" w:type="dxa"/>
+          </w:tcPr>
+          <w:p>
+            <w:pPr/>
+            <w:r>
+              <w:t xml:space="preserve">SVG data URI</w:t>
+            </w:r>
+          </w:p>
+        </w:tc>
+        <w:tc>
+          <w:tcPr>
+            <w:tcW w:w="2340" w:type="dxa"/>
+          </w:tcPr>
+          <w:p>
+            <w:pPr/>
+            <w:r>
+              <w:rPr>
+                <w:b/>
+              </w:rPr>
+              <w:t xml:space="preserve">Valid Range</w:t>
+            </w:r>
+          </w:p>
+        </w:tc>
+        <w:tc>
+          <w:tcPr>
+            <w:tcW w:w="2340" w:type="dxa"/>
+          </w:tcPr>
+          <w:p>
+            <w:pPr/>
+            <w:r>
+              <w:t xml:space="preserve">每次送出失敗後自動換新</w:t>
+            </w:r>
+          </w:p>
+        </w:tc>
+      </w:tr>
+      <w:tr>
+        <w:tc>
+          <w:tcPr>
+            <w:tcW w:w="2340" w:type="dxa"/>
+          </w:tcPr>
+          <w:p>
+            <w:pPr/>
+            <w:r>
+              <w:rPr>
+                <w:b/>
+              </w:rPr>
+              <w:t xml:space="preserve">Related I/O</w:t>
+            </w:r>
+          </w:p>
+        </w:tc>
+        <w:tc>
+          <w:tcPr>
+            <w:tcW w:w="7020" w:type="dxa"/>
+            <w:gridSpan w:val="3"/>
+          </w:tcPr>
+          <w:p>
+            <w:pPr/>
+            <w:r>
+              <w:t xml:space="preserve">None</w:t>
+            </w:r>
+          </w:p>
+        </w:tc>
+      </w:tr>
+      <w:tr>
+        <w:tc>
+          <w:tcPr>
+            <w:tcW w:w="2340" w:type="dxa"/>
+          </w:tcPr>
+          <w:p>
+            <w:pPr/>
+            <w:r>
+              <w:rPr>
+                <w:b/>
+              </w:rPr>
+              <w:t xml:space="preserve">Author</w:t>
+            </w:r>
+          </w:p>
+        </w:tc>
+        <w:tc>
+          <w:tcPr>
+            <w:tcW w:w="7020" w:type="dxa"/>
+            <w:gridSpan w:val="3"/>
+          </w:tcPr>
+          <w:p>
+            <w:pPr/>
+            <w:r>
+              <w:t xml:space="preserve">Developer</w:t>
+            </w:r>
+          </w:p>
+        </w:tc>
+      </w:tr>
+    </w:tbl>
+    <w:p/>
+    <w:tbl>
+      <w:tblPr>
+        <w:tblStyle w:val="TableGrid"/>
+        <w:tblW w:w="9360" w:type="dxa"/>
+        <w:jc w:val="left"/>
+        <w:tblBorders>
+          <w:top w:val="single" w:color="000000" w:sz="6" w:space="0"/>
+          <w:left w:val="single" w:color="000000" w:sz="6" w:space="0"/>
+          <w:bottom w:val="single" w:color="000000" w:sz="6" w:space="0"/>
+          <w:right w:val="single" w:color="000000" w:sz="6" w:space="0"/>
+          <w:insideH w:val="single" w:color="000000" w:sz="6" w:space="0"/>
+          <w:insideV w:val="single" w:color="000000" w:sz="6" w:space="0"/>
+        </w:tblBorders>
+        <w:tblLayout w:type="fixed"/>
+        <w:tblCellMar>
+          <w:top w:w="100" w:type="dxa"/>
+          <w:left w:w="100" w:type="dxa"/>
+          <w:bottom w:w="100" w:type="dxa"/>
+          <w:right w:w="100" w:type="dxa"/>
+        </w:tblCellMar>
+      </w:tblPr>
+      <w:tblGrid>
+        <w:gridCol w:w="2340"/>
+        <w:gridCol w:w="2340"/>
+        <w:gridCol w:w="2340"/>
+        <w:gridCol w:w="2340"/>
+      </w:tblGrid>
+      <w:tr>
+        <w:tc>
+          <w:tcPr>
+            <w:tcW w:w="2340" w:type="dxa"/>
+          </w:tcPr>
+          <w:p>
+            <w:pPr/>
+            <w:r>
+              <w:rPr>
+                <w:b/>
+              </w:rPr>
+              <w:t xml:space="preserve">Requirement ID</w:t>
+            </w:r>
+          </w:p>
+        </w:tc>
+        <w:tc>
+          <w:tcPr>
+            <w:tcW w:w="2340" w:type="dxa"/>
+          </w:tcPr>
+          <w:p>
+            <w:pPr/>
+            <w:r>
+              <w:t xml:space="preserve">REQ_IO_A8.62.5</w:t>
+            </w:r>
+          </w:p>
+        </w:tc>
+        <w:tc>
+          <w:tcPr>
+            <w:tcW w:w="2340" w:type="dxa"/>
+          </w:tcPr>
+          <w:p>
+            <w:pPr/>
+            <w:r>
+              <w:rPr>
+                <w:b/>
+              </w:rPr>
+              <w:t xml:space="preserve">Version</w:t>
+            </w:r>
+          </w:p>
+        </w:tc>
+        <w:tc>
+          <w:tcPr>
+            <w:tcW w:w="2340" w:type="dxa"/>
+          </w:tcPr>
+          <w:p>
+            <w:pPr/>
+            <w:r>
+              <w:t xml:space="preserve">1.0</w:t>
+            </w:r>
+          </w:p>
+        </w:tc>
+      </w:tr>
+      <w:tr>
+        <w:tc>
+          <w:tcPr>
+            <w:tcW w:w="2340" w:type="dxa"/>
+          </w:tcPr>
+          <w:p>
+            <w:pPr/>
+            <w:r>
+              <w:rPr>
+                <w:b/>
+              </w:rPr>
+              <w:t xml:space="preserve">Item</w:t>
+            </w:r>
+          </w:p>
+        </w:tc>
+        <w:tc>
+          <w:tcPr>
+            <w:tcW w:w="7020" w:type="dxa"/>
+            <w:gridSpan w:val="3"/>
+          </w:tcPr>
+          <w:p>
+            <w:pPr/>
+            <w:r>
+              <w:t xml:space="preserve">Sign In (Button)</w:t>
+            </w:r>
+          </w:p>
+        </w:tc>
+      </w:tr>
+      <w:tr>
+        <w:tc>
+          <w:tcPr>
+            <w:tcW w:w="2340" w:type="dxa"/>
+          </w:tcPr>
+          <w:p>
+            <w:pPr/>
+            <w:r>
+              <w:rPr>
+                <w:b/>
+              </w:rPr>
+              <w:t xml:space="preserve">Description</w:t>
+            </w:r>
+          </w:p>
+        </w:tc>
+        <w:tc>
+          <w:tcPr>
+            <w:tcW w:w="7020" w:type="dxa"/>
+            <w:gridSpan w:val="3"/>
+          </w:tcPr>
+          <w:p>
+            <w:pPr/>
+            <w:r>
+              <w:t xml:space="preserve">登入</w:t>
+            </w:r>
+          </w:p>
+        </w:tc>
+      </w:tr>
+      <w:tr>
+        <w:tc>
+          <w:tcPr>
+            <w:tcW w:w="2340" w:type="dxa"/>
+          </w:tcPr>
+          <w:p>
+            <w:pPr/>
+            <w:r>
+              <w:rPr>
+                <w:b/>
+              </w:rPr>
+              <w:t xml:space="preserve">Purpose</w:t>
+            </w:r>
+          </w:p>
+        </w:tc>
+        <w:tc>
+          <w:tcPr>
+            <w:tcW w:w="7020" w:type="dxa"/>
+            <w:gridSpan w:val="3"/>
+          </w:tcPr>
+          <w:p>
+            <w:pPr/>
+            <w:r>
+              <w:t xml:space="preserve">送出</w:t>
+            </w:r>
+          </w:p>
+        </w:tc>
+      </w:tr>
+      <w:tr>
+        <w:tc>
+          <w:tcPr>
+            <w:tcW w:w="2340" w:type="dxa"/>
+          </w:tcPr>
+          <w:p>
+            <w:pPr/>
+            <w:r>
+              <w:rPr>
+                <w:b/>
+              </w:rPr>
+              <w:t xml:space="preserve">Format</w:t>
+            </w:r>
+          </w:p>
+        </w:tc>
+        <w:tc>
+          <w:tcPr>
+            <w:tcW w:w="2340" w:type="dxa"/>
+          </w:tcPr>
+          <w:p>
+            <w:pPr/>
+            <w:r>
+              <w:t xml:space="preserve">Button</w:t>
+            </w:r>
+          </w:p>
+        </w:tc>
+        <w:tc>
+          <w:tcPr>
+            <w:tcW w:w="2340" w:type="dxa"/>
+          </w:tcPr>
+          <w:p>
+            <w:pPr/>
+            <w:r>
+              <w:rPr>
+                <w:b/>
+              </w:rPr>
+              <w:t xml:space="preserve">Valid Range</w:t>
+            </w:r>
+          </w:p>
+        </w:tc>
+        <w:tc>
+          <w:tcPr>
+            <w:tcW w:w="2340" w:type="dxa"/>
+          </w:tcPr>
+          <w:p>
+            <w:pPr/>
+            <w:r>
+              <w:t xml:space="preserve">送出中顯示載入狀態，不可重複送出</w:t>
+            </w:r>
+          </w:p>
+        </w:tc>
+      </w:tr>
+      <w:tr>
+        <w:tc>
+          <w:tcPr>
+            <w:tcW w:w="2340" w:type="dxa"/>
+          </w:tcPr>
+          <w:p>
+            <w:pPr/>
+            <w:r>
+              <w:rPr>
+                <w:b/>
+              </w:rPr>
+              <w:t xml:space="preserve">Related I/O</w:t>
+            </w:r>
+          </w:p>
+        </w:tc>
+        <w:tc>
+          <w:tcPr>
+            <w:tcW w:w="7020" w:type="dxa"/>
+            <w:gridSpan w:val="3"/>
+          </w:tcPr>
+          <w:p>
+            <w:pPr/>
+            <w:r>
+              <w:t xml:space="preserve">None</w:t>
+            </w:r>
+          </w:p>
+        </w:tc>
+      </w:tr>
+      <w:tr>
+        <w:tc>
+          <w:tcPr>
+            <w:tcW w:w="2340" w:type="dxa"/>
+          </w:tcPr>
+          <w:p>
+            <w:pPr/>
+            <w:r>
+              <w:rPr>
+                <w:b/>
+              </w:rPr>
+              <w:t xml:space="preserve">Author</w:t>
+            </w:r>
+          </w:p>
+        </w:tc>
+        <w:tc>
+          <w:tcPr>
+            <w:tcW w:w="7020" w:type="dxa"/>
+            <w:gridSpan w:val="3"/>
+          </w:tcPr>
+          <w:p>
+            <w:pPr/>
+            <w:r>
+              <w:t xml:space="preserve">Developer</w:t>
+            </w:r>
+          </w:p>
+        </w:tc>
+      </w:tr>
+    </w:tbl>
+    <w:p/>
+    <w:tbl>
+      <w:tblPr>
+        <w:tblStyle w:val="TableGrid"/>
+        <w:tblW w:w="9360" w:type="dxa"/>
+        <w:jc w:val="left"/>
+        <w:tblBorders>
+          <w:top w:val="single" w:color="000000" w:sz="6" w:space="0"/>
+          <w:left w:val="single" w:color="000000" w:sz="6" w:space="0"/>
+          <w:bottom w:val="single" w:color="000000" w:sz="6" w:space="0"/>
+          <w:right w:val="single" w:color="000000" w:sz="6" w:space="0"/>
+          <w:insideH w:val="single" w:color="000000" w:sz="6" w:space="0"/>
+          <w:insideV w:val="single" w:color="000000" w:sz="6" w:space="0"/>
+        </w:tblBorders>
+        <w:tblLayout w:type="fixed"/>
+        <w:tblCellMar>
+          <w:top w:w="100" w:type="dxa"/>
+          <w:left w:w="100" w:type="dxa"/>
+          <w:bottom w:w="100" w:type="dxa"/>
+          <w:right w:w="100" w:type="dxa"/>
+        </w:tblCellMar>
+      </w:tblPr>
+      <w:tblGrid>
+        <w:gridCol w:w="2340"/>
+        <w:gridCol w:w="2340"/>
+        <w:gridCol w:w="2340"/>
+        <w:gridCol w:w="2340"/>
+      </w:tblGrid>
+      <w:tr>
+        <w:tc>
+          <w:tcPr>
+            <w:tcW w:w="2340" w:type="dxa"/>
+          </w:tcPr>
+          <w:p>
+            <w:pPr/>
+            <w:r>
+              <w:rPr>
+                <w:b/>
+              </w:rPr>
+              <w:t xml:space="preserve">Requirement ID</w:t>
+            </w:r>
+          </w:p>
+        </w:tc>
+        <w:tc>
+          <w:tcPr>
+            <w:tcW w:w="2340" w:type="dxa"/>
+          </w:tcPr>
+          <w:p>
+            <w:pPr/>
+            <w:r>
+              <w:t xml:space="preserve">REQ_IO_A8.62.6</w:t>
+            </w:r>
+          </w:p>
+        </w:tc>
+        <w:tc>
+          <w:tcPr>
+            <w:tcW w:w="2340" w:type="dxa"/>
+          </w:tcPr>
+          <w:p>
+            <w:pPr/>
+            <w:r>
+              <w:rPr>
+                <w:b/>
+              </w:rPr>
+              <w:t xml:space="preserve">Version</w:t>
+            </w:r>
+          </w:p>
+        </w:tc>
+        <w:tc>
+          <w:tcPr>
+            <w:tcW w:w="2340" w:type="dxa"/>
+          </w:tcPr>
+          <w:p>
+            <w:pPr/>
+            <w:r>
+              <w:t xml:space="preserve">1.0</w:t>
+            </w:r>
+          </w:p>
+        </w:tc>
+      </w:tr>
+      <w:tr>
+        <w:tc>
+          <w:tcPr>
+            <w:tcW w:w="2340" w:type="dxa"/>
+          </w:tcPr>
+          <w:p>
+            <w:pPr/>
+            <w:r>
+              <w:rPr>
+                <w:b/>
+              </w:rPr>
+              <w:t xml:space="preserve">Item</w:t>
+            </w:r>
+          </w:p>
+        </w:tc>
+        <w:tc>
+          <w:tcPr>
+            <w:tcW w:w="7020" w:type="dxa"/>
+            <w:gridSpan w:val="3"/>
+          </w:tcPr>
+          <w:p>
+            <w:pPr/>
+            <w:r>
+              <w:t xml:space="preserve">Error Message (Alert)</w:t>
+            </w:r>
+          </w:p>
+        </w:tc>
+      </w:tr>
+      <w:tr>
+        <w:tc>
+          <w:tcPr>
+            <w:tcW w:w="2340" w:type="dxa"/>
+          </w:tcPr>
+          <w:p>
+            <w:pPr/>
+            <w:r>
+              <w:rPr>
+                <w:b/>
+              </w:rPr>
+              <w:t xml:space="preserve">Description</w:t>
+            </w:r>
+          </w:p>
+        </w:tc>
+        <w:tc>
+          <w:tcPr>
+            <w:tcW w:w="7020" w:type="dxa"/>
+            <w:gridSpan w:val="3"/>
+          </w:tcPr>
+          <w:p>
+            <w:pPr/>
+            <w:r>
+              <w:t xml:space="preserve">錯誤訊息</w:t>
+            </w:r>
+          </w:p>
+        </w:tc>
+      </w:tr>
+      <w:tr>
+        <w:tc>
+          <w:tcPr>
+            <w:tcW w:w="2340" w:type="dxa"/>
+          </w:tcPr>
+          <w:p>
+            <w:pPr/>
+            <w:r>
+              <w:rPr>
+                <w:b/>
+              </w:rPr>
+              <w:t xml:space="preserve">Purpose</w:t>
+            </w:r>
+          </w:p>
+        </w:tc>
+        <w:tc>
+          <w:tcPr>
+            <w:tcW w:w="7020" w:type="dxa"/>
+            <w:gridSpan w:val="3"/>
+          </w:tcPr>
+          <w:p>
+            <w:pPr/>
+            <w:r>
+              <w:t xml:space="preserve">顯示 errors.&lt;errorCode&gt;</w:t>
+            </w:r>
+          </w:p>
+        </w:tc>
+      </w:tr>
+      <w:tr>
+        <w:tc>
+          <w:tcPr>
+            <w:tcW w:w="2340" w:type="dxa"/>
+          </w:tcPr>
+          <w:p>
+            <w:pPr/>
+            <w:r>
+              <w:rPr>
+                <w:b/>
+              </w:rPr>
+              <w:t xml:space="preserve">Format</w:t>
+            </w:r>
+          </w:p>
+        </w:tc>
+        <w:tc>
+          <w:tcPr>
+            <w:tcW w:w="2340" w:type="dxa"/>
+          </w:tcPr>
+          <w:p>
+            <w:pPr/>
+            <w:r>
+              <w:t xml:space="preserve">Text</w:t>
+            </w:r>
+          </w:p>
+        </w:tc>
+        <w:tc>
+          <w:tcPr>
+            <w:tcW w:w="2340" w:type="dxa"/>
+          </w:tcPr>
+          <w:p>
+            <w:pPr/>
+            <w:r>
+              <w:rPr>
+                <w:b/>
+              </w:rPr>
+              <w:t xml:space="preserve">Valid Range</w:t>
+            </w:r>
+          </w:p>
+        </w:tc>
+        <w:tc>
+          <w:tcPr>
+            <w:tcW w:w="2340" w:type="dxa"/>
+          </w:tcPr>
+          <w:p>
+            <w:pPr/>
+            <w:r>
+              <w:t xml:space="preserve">INVALID_CREDENTIALS／CAPTCHA_INVALID／PASSWORD_EXPIRED／VALIDATION_FAILED／網路／未知</w:t>
+            </w:r>
+          </w:p>
+        </w:tc>
+      </w:tr>
+      <w:tr>
+        <w:tc>
+          <w:tcPr>
+            <w:tcW w:w="2340" w:type="dxa"/>
+          </w:tcPr>
+          <w:p>
+            <w:pPr/>
+            <w:r>
+              <w:rPr>
+                <w:b/>
+              </w:rPr>
+              <w:t xml:space="preserve">Related I/O</w:t>
+            </w:r>
+          </w:p>
+        </w:tc>
+        <w:tc>
+          <w:tcPr>
+            <w:tcW w:w="7020" w:type="dxa"/>
+            <w:gridSpan w:val="3"/>
+          </w:tcPr>
+          <w:p>
+            <w:pPr/>
+            <w:r>
+              <w:t xml:space="preserve">None</w:t>
+            </w:r>
+          </w:p>
+        </w:tc>
+      </w:tr>
+      <w:tr>
+        <w:tc>
+          <w:tcPr>
+            <w:tcW w:w="2340" w:type="dxa"/>
+          </w:tcPr>
+          <w:p>
+            <w:pPr/>
+            <w:r>
+              <w:rPr>
+                <w:b/>
+              </w:rPr>
+              <w:t xml:space="preserve">Author</w:t>
+            </w:r>
+          </w:p>
+        </w:tc>
+        <w:tc>
+          <w:tcPr>
+            <w:tcW w:w="7020" w:type="dxa"/>
+            <w:gridSpan w:val="3"/>
+          </w:tcPr>
+          <w:p>
+            <w:pPr/>
+            <w:r>
+              <w:t xml:space="preserve">Developer</w:t>
+            </w:r>
+          </w:p>
+        </w:tc>
+      </w:tr>
+    </w:tbl>
+    <w:p/>
+    <w:p>
+      <w:pPr>
         <w:pStyle w:val="Heading2"/>
       </w:pPr>
       <w:r>
@@ -4621,6 +10006,44 @@
     </w:p>
     <w:p>
       <w:pPr>
+        <w:pStyle w:val="Heading5"/>
+      </w:pPr>
+      <w:r>
+        <w:t xml:space="preserve">4.5.1.8.61 User Identity Create Interface</w:t>
+      </w:r>
+    </w:p>
+    <w:p>
+      <w:pPr>
+        <w:jc w:val="center"/>
+      </w:pPr>
+      <w:r>
+        <w:rPr>
+          <w:i/>
+        </w:rPr>
+        <w:t xml:space="preserve">[Pending] Prototype screenshot of User Identity Create Interface.</w:t>
+      </w:r>
+    </w:p>
+    <w:p>
+      <w:pPr>
+        <w:pStyle w:val="Heading5"/>
+      </w:pPr>
+      <w:r>
+        <w:t xml:space="preserve">4.5.1.8.62 Login Interface</w:t>
+      </w:r>
+    </w:p>
+    <w:p>
+      <w:pPr>
+        <w:jc w:val="center"/>
+      </w:pPr>
+      <w:r>
+        <w:rPr>
+          <w:i/>
+        </w:rPr>
+        <w:t xml:space="preserve">[Pending] Prototype screenshot of Login Interface.</w:t>
+      </w:r>
+    </w:p>
+    <w:p>
+      <w:pPr>
         <w:pStyle w:val="Heading2"/>
       </w:pPr>
       <w:r>
@@ -4713,7 +10136,7 @@
       </w:r>
     </w:p>
     <w:sectPr>
-      <w:footerReference xmlns:r="http://schemas.openxmlformats.org/officeDocument/2006/relationships" w:type="default" r:id="Rd27b821520614884"/>
+      <w:footerReference xmlns:r="http://schemas.openxmlformats.org/officeDocument/2006/relationships" w:type="default" r:id="Rb0f4581c90cf446b"/>
       <w:pgSz w:w="11906" w:h="16838"/>
       <w:pgMar w:top="1440" w:right="1440" w:bottom="1440" w:left="1440" w:header="720" w:footer="720" w:gutter="0"/>
     </w:sectPr>

--- a/docs/99-output/MyERP_SRS.docx
+++ b/docs/99-output/MyERP_SRS.docx
@@ -1112,7 +1112,7 @@
           <w:p>
             <w:pPr/>
             <w:r>
-              <w:t xml:space="preserve">1.1</w:t>
+              <w:t xml:space="preserve">1.2</w:t>
             </w:r>
           </w:p>
         </w:tc>
@@ -1258,7 +1258,7 @@
           <w:p>
             <w:pPr/>
             <w:r>
-              <w:t xml:space="preserve">1.1</w:t>
+              <w:t xml:space="preserve">1.2</w:t>
             </w:r>
           </w:p>
         </w:tc>
@@ -1404,7 +1404,7 @@
           <w:p>
             <w:pPr/>
             <w:r>
-              <w:t xml:space="preserve">1.0</w:t>
+              <w:t xml:space="preserve">1.1</w:t>
             </w:r>
           </w:p>
         </w:tc>
@@ -10136,7 +10136,7 @@
       </w:r>
     </w:p>
     <w:sectPr>
-      <w:footerReference xmlns:r="http://schemas.openxmlformats.org/officeDocument/2006/relationships" w:type="default" r:id="Rb0f4581c90cf446b"/>
+      <w:footerReference xmlns:r="http://schemas.openxmlformats.org/officeDocument/2006/relationships" w:type="default" r:id="Raea46d1d1f4041b5"/>
       <w:pgSz w:w="11906" w:h="16838"/>
       <w:pgMar w:top="1440" w:right="1440" w:bottom="1440" w:left="1440" w:header="720" w:footer="720" w:gutter="0"/>
     </w:sectPr>

--- a/docs/99-output/MyERP_SRS.docx
+++ b/docs/99-output/MyERP_SRS.docx
@@ -68,7 +68,7 @@
         <w:jc w:val="center"/>
       </w:pPr>
       <w:r>
-        <w:t xml:space="preserve">Date: 10 October 2026</w:t>
+        <w:t xml:space="preserve">Date: 11 October 2026</w:t>
       </w:r>
     </w:p>
     <w:p/>
@@ -3103,14 +3103,6 @@
       </w:tr>
     </w:tbl>
     <w:p/>
-    <w:p>
-      <w:pPr>
-        <w:pStyle w:val="Heading5"/>
-      </w:pPr>
-      <w:r>
-        <w:t xml:space="preserve">4.1.1.8.24 Login, Token and Captcha</w:t>
-      </w:r>
-    </w:p>
     <w:tbl>
       <w:tblPr>
         <w:tblStyle w:val="TableGrid"/>
@@ -3163,7 +3155,7 @@
           <w:p>
             <w:pPr/>
             <w:r>
-              <w:t xml:space="preserve">REQ_F4118.24.1</w:t>
+              <w:t xml:space="preserve">REQ_F4118.23.5</w:t>
             </w:r>
           </w:p>
         </w:tc>
@@ -3219,7 +3211,7 @@
           <w:p>
             <w:pPr/>
             <w:r>
-              <w:t xml:space="preserve">System should allow a user to log in with username, password and a numeric captcha.</w:t>
+              <w:t xml:space="preserve">System should list the users of the current company with paging, keyword and sorting.</w:t>
             </w:r>
           </w:p>
         </w:tc>
@@ -3309,7 +3301,7 @@
           <w:p>
             <w:pPr/>
             <w:r>
-              <w:t xml:space="preserve">REQ_F4118.24.2</w:t>
+              <w:t xml:space="preserve">REQ_F4118.23.6</w:t>
             </w:r>
           </w:p>
         </w:tc>
@@ -3365,7 +3357,7 @@
           <w:p>
             <w:pPr/>
             <w:r>
-              <w:t xml:space="preserve">System should issue a 15-minute access token and a 7-day rotating refresh token.</w:t>
+              <w:t xml:space="preserve">System should allow authorized users to create a user in the current company.</w:t>
             </w:r>
           </w:p>
         </w:tc>
@@ -3455,7 +3447,7 @@
           <w:p>
             <w:pPr/>
             <w:r>
-              <w:t xml:space="preserve">REQ_F4118.24.3</w:t>
+              <w:t xml:space="preserve">REQ_F4118.23.7</w:t>
             </w:r>
           </w:p>
         </w:tc>
@@ -3511,7 +3503,7 @@
           <w:p>
             <w:pPr/>
             <w:r>
-              <w:t xml:space="preserve">System should allow a logged-in user to log out and invalidate the refresh token.</w:t>
+              <w:t xml:space="preserve">System should allow authorized users to activate or deactivate a user.</w:t>
             </w:r>
           </w:p>
         </w:tc>
@@ -3601,7 +3593,7 @@
           <w:p>
             <w:pPr/>
             <w:r>
-              <w:t xml:space="preserve">REQ_F4118.24.4</w:t>
+              <w:t xml:space="preserve">REQ_F4118.23.8</w:t>
             </w:r>
           </w:p>
         </w:tc>
@@ -3657,7 +3649,161 @@
           <w:p>
             <w:pPr/>
             <w:r>
-              <w:t xml:space="preserve">System should provide a development-only captcha master code with startup protection.</w:t>
+              <w:t xml:space="preserve">System should allow authorized users to reset a password and unlock a locked user.</w:t>
+            </w:r>
+          </w:p>
+        </w:tc>
+      </w:tr>
+      <w:tr>
+        <w:trPr>
+          <w:trHeight w:val="465" w:hRule="atLeast"/>
+        </w:trPr>
+        <w:tc>
+          <w:tcPr>
+            <w:tcW w:w="2220" w:type="dxa"/>
+          </w:tcPr>
+          <w:p>
+            <w:pPr/>
+            <w:r>
+              <w:rPr>
+                <w:b/>
+              </w:rPr>
+              <w:t xml:space="preserve">Author</w:t>
+            </w:r>
+          </w:p>
+        </w:tc>
+        <w:tc>
+          <w:tcPr>
+            <w:tcW w:w="7125" w:type="dxa"/>
+            <w:gridSpan w:val="3"/>
+          </w:tcPr>
+          <w:p>
+            <w:pPr/>
+            <w:r>
+              <w:t xml:space="preserve">Developer</w:t>
+            </w:r>
+          </w:p>
+        </w:tc>
+      </w:tr>
+    </w:tbl>
+    <w:p/>
+    <w:p>
+      <w:pPr>
+        <w:pStyle w:val="Heading5"/>
+      </w:pPr>
+      <w:r>
+        <w:t xml:space="preserve">4.1.1.8.24 Login, Token and Captcha</w:t>
+      </w:r>
+    </w:p>
+    <w:tbl>
+      <w:tblPr>
+        <w:tblStyle w:val="TableGrid"/>
+        <w:tblW w:w="9345" w:type="dxa"/>
+        <w:jc w:val="left"/>
+        <w:tblBorders>
+          <w:top w:val="single" w:color="000000" w:sz="8" w:space="0"/>
+          <w:left w:val="single" w:color="000000" w:sz="8" w:space="0"/>
+          <w:bottom w:val="single" w:color="000000" w:sz="8" w:space="0"/>
+          <w:right w:val="single" w:color="000000" w:sz="8" w:space="0"/>
+          <w:insideH w:val="single" w:color="000000" w:sz="8" w:space="0"/>
+          <w:insideV w:val="single" w:color="000000" w:sz="8" w:space="0"/>
+        </w:tblBorders>
+        <w:tblLayout w:type="fixed"/>
+        <w:tblCellMar>
+          <w:top w:w="100" w:type="dxa"/>
+          <w:left w:w="100" w:type="dxa"/>
+          <w:bottom w:w="100" w:type="dxa"/>
+          <w:right w:w="100" w:type="dxa"/>
+        </w:tblCellMar>
+      </w:tblPr>
+      <w:tblGrid>
+        <w:gridCol w:w="2220"/>
+        <w:gridCol w:w="3525"/>
+        <w:gridCol w:w="2370"/>
+        <w:gridCol w:w="1230"/>
+      </w:tblGrid>
+      <w:tr>
+        <w:trPr>
+          <w:trHeight w:val="465" w:hRule="atLeast"/>
+        </w:trPr>
+        <w:tc>
+          <w:tcPr>
+            <w:tcW w:w="2220" w:type="dxa"/>
+          </w:tcPr>
+          <w:p>
+            <w:pPr/>
+            <w:r>
+              <w:rPr>
+                <w:b/>
+              </w:rPr>
+              <w:t xml:space="preserve">Requirement ID</w:t>
+            </w:r>
+          </w:p>
+        </w:tc>
+        <w:tc>
+          <w:tcPr>
+            <w:tcW w:w="3525" w:type="dxa"/>
+          </w:tcPr>
+          <w:p>
+            <w:pPr/>
+            <w:r>
+              <w:t xml:space="preserve">REQ_F4118.24.1</w:t>
+            </w:r>
+          </w:p>
+        </w:tc>
+        <w:tc>
+          <w:tcPr>
+            <w:tcW w:w="2370" w:type="dxa"/>
+          </w:tcPr>
+          <w:p>
+            <w:pPr/>
+            <w:r>
+              <w:rPr>
+                <w:b/>
+              </w:rPr>
+              <w:t xml:space="preserve">Version</w:t>
+            </w:r>
+          </w:p>
+        </w:tc>
+        <w:tc>
+          <w:tcPr>
+            <w:tcW w:w="1230" w:type="dxa"/>
+          </w:tcPr>
+          <w:p>
+            <w:pPr/>
+            <w:r>
+              <w:t xml:space="preserve">1.0</w:t>
+            </w:r>
+          </w:p>
+        </w:tc>
+      </w:tr>
+      <w:tr>
+        <w:trPr>
+          <w:trHeight w:val="465" w:hRule="atLeast"/>
+        </w:trPr>
+        <w:tc>
+          <w:tcPr>
+            <w:tcW w:w="2220" w:type="dxa"/>
+          </w:tcPr>
+          <w:p>
+            <w:pPr/>
+            <w:r>
+              <w:rPr>
+                <w:b/>
+              </w:rPr>
+              <w:t xml:space="preserve">Description</w:t>
+            </w:r>
+          </w:p>
+        </w:tc>
+        <w:tc>
+          <w:tcPr>
+            <w:tcW w:w="7125" w:type="dxa"/>
+            <w:gridSpan w:val="3"/>
+          </w:tcPr>
+          <w:p>
+            <w:pPr/>
+            <w:r>
+              <w:t xml:space="preserve">System should allow a user to log in with username, password and a numeric captcha.</w:t>
             </w:r>
           </w:p>
         </w:tc>
@@ -3747,7 +3893,7 @@
           <w:p>
             <w:pPr/>
             <w:r>
-              <w:t xml:space="preserve">REQ_F4118.24.5</w:t>
+              <w:t xml:space="preserve">REQ_F4118.24.2</w:t>
             </w:r>
           </w:p>
         </w:tc>
@@ -3803,161 +3949,7 @@
           <w:p>
             <w:pPr/>
             <w:r>
-              <w:t xml:space="preserve">System should provide a trilingual login page that keeps the session and refreshes tokens automatically.</w:t>
-            </w:r>
-          </w:p>
-        </w:tc>
-      </w:tr>
-      <w:tr>
-        <w:trPr>
-          <w:trHeight w:val="465" w:hRule="atLeast"/>
-        </w:trPr>
-        <w:tc>
-          <w:tcPr>
-            <w:tcW w:w="2220" w:type="dxa"/>
-          </w:tcPr>
-          <w:p>
-            <w:pPr/>
-            <w:r>
-              <w:rPr>
-                <w:b/>
-              </w:rPr>
-              <w:t xml:space="preserve">Author</w:t>
-            </w:r>
-          </w:p>
-        </w:tc>
-        <w:tc>
-          <w:tcPr>
-            <w:tcW w:w="7125" w:type="dxa"/>
-            <w:gridSpan w:val="3"/>
-          </w:tcPr>
-          <w:p>
-            <w:pPr/>
-            <w:r>
-              <w:t xml:space="preserve">Developer</w:t>
-            </w:r>
-          </w:p>
-        </w:tc>
-      </w:tr>
-    </w:tbl>
-    <w:p/>
-    <w:p>
-      <w:pPr>
-        <w:pStyle w:val="Heading5"/>
-      </w:pPr>
-      <w:r>
-        <w:t xml:space="preserve">4.1.1.8.25 Role, Permission and Data Scope</w:t>
-      </w:r>
-    </w:p>
-    <w:tbl>
-      <w:tblPr>
-        <w:tblStyle w:val="TableGrid"/>
-        <w:tblW w:w="9345" w:type="dxa"/>
-        <w:jc w:val="left"/>
-        <w:tblBorders>
-          <w:top w:val="single" w:color="000000" w:sz="8" w:space="0"/>
-          <w:left w:val="single" w:color="000000" w:sz="8" w:space="0"/>
-          <w:bottom w:val="single" w:color="000000" w:sz="8" w:space="0"/>
-          <w:right w:val="single" w:color="000000" w:sz="8" w:space="0"/>
-          <w:insideH w:val="single" w:color="000000" w:sz="8" w:space="0"/>
-          <w:insideV w:val="single" w:color="000000" w:sz="8" w:space="0"/>
-        </w:tblBorders>
-        <w:tblLayout w:type="fixed"/>
-        <w:tblCellMar>
-          <w:top w:w="100" w:type="dxa"/>
-          <w:left w:w="100" w:type="dxa"/>
-          <w:bottom w:w="100" w:type="dxa"/>
-          <w:right w:w="100" w:type="dxa"/>
-        </w:tblCellMar>
-      </w:tblPr>
-      <w:tblGrid>
-        <w:gridCol w:w="2220"/>
-        <w:gridCol w:w="3525"/>
-        <w:gridCol w:w="2370"/>
-        <w:gridCol w:w="1230"/>
-      </w:tblGrid>
-      <w:tr>
-        <w:trPr>
-          <w:trHeight w:val="465" w:hRule="atLeast"/>
-        </w:trPr>
-        <w:tc>
-          <w:tcPr>
-            <w:tcW w:w="2220" w:type="dxa"/>
-          </w:tcPr>
-          <w:p>
-            <w:pPr/>
-            <w:r>
-              <w:rPr>
-                <w:b/>
-              </w:rPr>
-              <w:t xml:space="preserve">Requirement ID</w:t>
-            </w:r>
-          </w:p>
-        </w:tc>
-        <w:tc>
-          <w:tcPr>
-            <w:tcW w:w="3525" w:type="dxa"/>
-          </w:tcPr>
-          <w:p>
-            <w:pPr/>
-            <w:r>
-              <w:t xml:space="preserve">REQ_F4118.25.1</w:t>
-            </w:r>
-          </w:p>
-        </w:tc>
-        <w:tc>
-          <w:tcPr>
-            <w:tcW w:w="2370" w:type="dxa"/>
-          </w:tcPr>
-          <w:p>
-            <w:pPr/>
-            <w:r>
-              <w:rPr>
-                <w:b/>
-              </w:rPr>
-              <w:t xml:space="preserve">Version</w:t>
-            </w:r>
-          </w:p>
-        </w:tc>
-        <w:tc>
-          <w:tcPr>
-            <w:tcW w:w="1230" w:type="dxa"/>
-          </w:tcPr>
-          <w:p>
-            <w:pPr/>
-            <w:r>
-              <w:t xml:space="preserve">1.0</w:t>
-            </w:r>
-          </w:p>
-        </w:tc>
-      </w:tr>
-      <w:tr>
-        <w:trPr>
-          <w:trHeight w:val="465" w:hRule="atLeast"/>
-        </w:trPr>
-        <w:tc>
-          <w:tcPr>
-            <w:tcW w:w="2220" w:type="dxa"/>
-          </w:tcPr>
-          <w:p>
-            <w:pPr/>
-            <w:r>
-              <w:rPr>
-                <w:b/>
-              </w:rPr>
-              <w:t xml:space="preserve">Description</w:t>
-            </w:r>
-          </w:p>
-        </w:tc>
-        <w:tc>
-          <w:tcPr>
-            <w:tcW w:w="7125" w:type="dxa"/>
-            <w:gridSpan w:val="3"/>
-          </w:tcPr>
-          <w:p>
-            <w:pPr/>
-            <w:r>
-              <w:t xml:space="preserve">System should allow authorized users to view roles and the permission catalog.</w:t>
+              <w:t xml:space="preserve">System should issue a 15-minute access token and a 7-day rotating refresh token.</w:t>
             </w:r>
           </w:p>
         </w:tc>
@@ -4047,7 +4039,7 @@
           <w:p>
             <w:pPr/>
             <w:r>
-              <w:t xml:space="preserve">REQ_F4118.25.2</w:t>
+              <w:t xml:space="preserve">REQ_F4118.24.3</w:t>
             </w:r>
           </w:p>
         </w:tc>
@@ -4103,7 +4095,7 @@
           <w:p>
             <w:pPr/>
             <w:r>
-              <w:t xml:space="preserve">System should allow authorized users to create a role with permissions and a data scope.</w:t>
+              <w:t xml:space="preserve">System should allow a logged-in user to log out and invalidate the refresh token.</w:t>
             </w:r>
           </w:p>
         </w:tc>
@@ -4193,7 +4185,7 @@
           <w:p>
             <w:pPr/>
             <w:r>
-              <w:t xml:space="preserve">REQ_F4118.25.3</w:t>
+              <w:t xml:space="preserve">REQ_F4118.24.4</w:t>
             </w:r>
           </w:p>
         </w:tc>
@@ -4249,7 +4241,7 @@
           <w:p>
             <w:pPr/>
             <w:r>
-              <w:t xml:space="preserve">System should allow authorized users to edit or deactivate a role.</w:t>
+              <w:t xml:space="preserve">System should provide a development-only captcha master code with startup protection.</w:t>
             </w:r>
           </w:p>
         </w:tc>
@@ -4339,7 +4331,7 @@
           <w:p>
             <w:pPr/>
             <w:r>
-              <w:t xml:space="preserve">REQ_F4118.25.4</w:t>
+              <w:t xml:space="preserve">REQ_F4118.24.5</w:t>
             </w:r>
           </w:p>
         </w:tc>
@@ -4395,7 +4387,161 @@
           <w:p>
             <w:pPr/>
             <w:r>
-              <w:t xml:space="preserve">System should allow authorized users to delete an unused role.</w:t>
+              <w:t xml:space="preserve">System should provide a trilingual login page that keeps the session and refreshes tokens automatically.</w:t>
+            </w:r>
+          </w:p>
+        </w:tc>
+      </w:tr>
+      <w:tr>
+        <w:trPr>
+          <w:trHeight w:val="465" w:hRule="atLeast"/>
+        </w:trPr>
+        <w:tc>
+          <w:tcPr>
+            <w:tcW w:w="2220" w:type="dxa"/>
+          </w:tcPr>
+          <w:p>
+            <w:pPr/>
+            <w:r>
+              <w:rPr>
+                <w:b/>
+              </w:rPr>
+              <w:t xml:space="preserve">Author</w:t>
+            </w:r>
+          </w:p>
+        </w:tc>
+        <w:tc>
+          <w:tcPr>
+            <w:tcW w:w="7125" w:type="dxa"/>
+            <w:gridSpan w:val="3"/>
+          </w:tcPr>
+          <w:p>
+            <w:pPr/>
+            <w:r>
+              <w:t xml:space="preserve">Developer</w:t>
+            </w:r>
+          </w:p>
+        </w:tc>
+      </w:tr>
+    </w:tbl>
+    <w:p/>
+    <w:p>
+      <w:pPr>
+        <w:pStyle w:val="Heading5"/>
+      </w:pPr>
+      <w:r>
+        <w:t xml:space="preserve">4.1.1.8.25 Role, Permission and Data Scope</w:t>
+      </w:r>
+    </w:p>
+    <w:tbl>
+      <w:tblPr>
+        <w:tblStyle w:val="TableGrid"/>
+        <w:tblW w:w="9345" w:type="dxa"/>
+        <w:jc w:val="left"/>
+        <w:tblBorders>
+          <w:top w:val="single" w:color="000000" w:sz="8" w:space="0"/>
+          <w:left w:val="single" w:color="000000" w:sz="8" w:space="0"/>
+          <w:bottom w:val="single" w:color="000000" w:sz="8" w:space="0"/>
+          <w:right w:val="single" w:color="000000" w:sz="8" w:space="0"/>
+          <w:insideH w:val="single" w:color="000000" w:sz="8" w:space="0"/>
+          <w:insideV w:val="single" w:color="000000" w:sz="8" w:space="0"/>
+        </w:tblBorders>
+        <w:tblLayout w:type="fixed"/>
+        <w:tblCellMar>
+          <w:top w:w="100" w:type="dxa"/>
+          <w:left w:w="100" w:type="dxa"/>
+          <w:bottom w:w="100" w:type="dxa"/>
+          <w:right w:w="100" w:type="dxa"/>
+        </w:tblCellMar>
+      </w:tblPr>
+      <w:tblGrid>
+        <w:gridCol w:w="2220"/>
+        <w:gridCol w:w="3525"/>
+        <w:gridCol w:w="2370"/>
+        <w:gridCol w:w="1230"/>
+      </w:tblGrid>
+      <w:tr>
+        <w:trPr>
+          <w:trHeight w:val="465" w:hRule="atLeast"/>
+        </w:trPr>
+        <w:tc>
+          <w:tcPr>
+            <w:tcW w:w="2220" w:type="dxa"/>
+          </w:tcPr>
+          <w:p>
+            <w:pPr/>
+            <w:r>
+              <w:rPr>
+                <w:b/>
+              </w:rPr>
+              <w:t xml:space="preserve">Requirement ID</w:t>
+            </w:r>
+          </w:p>
+        </w:tc>
+        <w:tc>
+          <w:tcPr>
+            <w:tcW w:w="3525" w:type="dxa"/>
+          </w:tcPr>
+          <w:p>
+            <w:pPr/>
+            <w:r>
+              <w:t xml:space="preserve">REQ_F4118.25.1</w:t>
+            </w:r>
+          </w:p>
+        </w:tc>
+        <w:tc>
+          <w:tcPr>
+            <w:tcW w:w="2370" w:type="dxa"/>
+          </w:tcPr>
+          <w:p>
+            <w:pPr/>
+            <w:r>
+              <w:rPr>
+                <w:b/>
+              </w:rPr>
+              <w:t xml:space="preserve">Version</w:t>
+            </w:r>
+          </w:p>
+        </w:tc>
+        <w:tc>
+          <w:tcPr>
+            <w:tcW w:w="1230" w:type="dxa"/>
+          </w:tcPr>
+          <w:p>
+            <w:pPr/>
+            <w:r>
+              <w:t xml:space="preserve">1.0</w:t>
+            </w:r>
+          </w:p>
+        </w:tc>
+      </w:tr>
+      <w:tr>
+        <w:trPr>
+          <w:trHeight w:val="465" w:hRule="atLeast"/>
+        </w:trPr>
+        <w:tc>
+          <w:tcPr>
+            <w:tcW w:w="2220" w:type="dxa"/>
+          </w:tcPr>
+          <w:p>
+            <w:pPr/>
+            <w:r>
+              <w:rPr>
+                <w:b/>
+              </w:rPr>
+              <w:t xml:space="preserve">Description</w:t>
+            </w:r>
+          </w:p>
+        </w:tc>
+        <w:tc>
+          <w:tcPr>
+            <w:tcW w:w="7125" w:type="dxa"/>
+            <w:gridSpan w:val="3"/>
+          </w:tcPr>
+          <w:p>
+            <w:pPr/>
+            <w:r>
+              <w:t xml:space="preserve">System should allow authorized users to view roles and the permission catalog.</w:t>
             </w:r>
           </w:p>
         </w:tc>
@@ -4485,7 +4631,7 @@
           <w:p>
             <w:pPr/>
             <w:r>
-              <w:t xml:space="preserve">REQ_F4118.25.5</w:t>
+              <w:t xml:space="preserve">REQ_F4118.25.2</w:t>
             </w:r>
           </w:p>
         </w:tc>
@@ -4541,7 +4687,7 @@
           <w:p>
             <w:pPr/>
             <w:r>
-              <w:t xml:space="preserve">System should enforce permission codes on every API with the backend as the authority.</w:t>
+              <w:t xml:space="preserve">System should allow authorized users to create a role with permissions and a data scope.</w:t>
             </w:r>
           </w:p>
         </w:tc>
@@ -4631,7 +4777,7 @@
           <w:p>
             <w:pPr/>
             <w:r>
-              <w:t xml:space="preserve">REQ_F4118.25.6</w:t>
+              <w:t xml:space="preserve">REQ_F4118.25.3</w:t>
             </w:r>
           </w:p>
         </w:tc>
@@ -4687,7 +4833,7 @@
           <w:p>
             <w:pPr/>
             <w:r>
-              <w:t xml:space="preserve">System should allow authorized users to grant a user access to a company with roles, organization and default company.</w:t>
+              <w:t xml:space="preserve">System should allow authorized users to edit or deactivate a role.</w:t>
             </w:r>
           </w:p>
         </w:tc>
@@ -4777,6 +4923,444 @@
           <w:p>
             <w:pPr/>
             <w:r>
+              <w:t xml:space="preserve">REQ_F4118.25.4</w:t>
+            </w:r>
+          </w:p>
+        </w:tc>
+        <w:tc>
+          <w:tcPr>
+            <w:tcW w:w="2370" w:type="dxa"/>
+          </w:tcPr>
+          <w:p>
+            <w:pPr/>
+            <w:r>
+              <w:rPr>
+                <w:b/>
+              </w:rPr>
+              <w:t xml:space="preserve">Version</w:t>
+            </w:r>
+          </w:p>
+        </w:tc>
+        <w:tc>
+          <w:tcPr>
+            <w:tcW w:w="1230" w:type="dxa"/>
+          </w:tcPr>
+          <w:p>
+            <w:pPr/>
+            <w:r>
+              <w:t xml:space="preserve">1.0</w:t>
+            </w:r>
+          </w:p>
+        </w:tc>
+      </w:tr>
+      <w:tr>
+        <w:trPr>
+          <w:trHeight w:val="465" w:hRule="atLeast"/>
+        </w:trPr>
+        <w:tc>
+          <w:tcPr>
+            <w:tcW w:w="2220" w:type="dxa"/>
+          </w:tcPr>
+          <w:p>
+            <w:pPr/>
+            <w:r>
+              <w:rPr>
+                <w:b/>
+              </w:rPr>
+              <w:t xml:space="preserve">Description</w:t>
+            </w:r>
+          </w:p>
+        </w:tc>
+        <w:tc>
+          <w:tcPr>
+            <w:tcW w:w="7125" w:type="dxa"/>
+            <w:gridSpan w:val="3"/>
+          </w:tcPr>
+          <w:p>
+            <w:pPr/>
+            <w:r>
+              <w:t xml:space="preserve">System should allow authorized users to delete an unused role.</w:t>
+            </w:r>
+          </w:p>
+        </w:tc>
+      </w:tr>
+      <w:tr>
+        <w:trPr>
+          <w:trHeight w:val="465" w:hRule="atLeast"/>
+        </w:trPr>
+        <w:tc>
+          <w:tcPr>
+            <w:tcW w:w="2220" w:type="dxa"/>
+          </w:tcPr>
+          <w:p>
+            <w:pPr/>
+            <w:r>
+              <w:rPr>
+                <w:b/>
+              </w:rPr>
+              <w:t xml:space="preserve">Author</w:t>
+            </w:r>
+          </w:p>
+        </w:tc>
+        <w:tc>
+          <w:tcPr>
+            <w:tcW w:w="7125" w:type="dxa"/>
+            <w:gridSpan w:val="3"/>
+          </w:tcPr>
+          <w:p>
+            <w:pPr/>
+            <w:r>
+              <w:t xml:space="preserve">Developer</w:t>
+            </w:r>
+          </w:p>
+        </w:tc>
+      </w:tr>
+    </w:tbl>
+    <w:p/>
+    <w:tbl>
+      <w:tblPr>
+        <w:tblStyle w:val="TableGrid"/>
+        <w:tblW w:w="9345" w:type="dxa"/>
+        <w:jc w:val="left"/>
+        <w:tblBorders>
+          <w:top w:val="single" w:color="000000" w:sz="8" w:space="0"/>
+          <w:left w:val="single" w:color="000000" w:sz="8" w:space="0"/>
+          <w:bottom w:val="single" w:color="000000" w:sz="8" w:space="0"/>
+          <w:right w:val="single" w:color="000000" w:sz="8" w:space="0"/>
+          <w:insideH w:val="single" w:color="000000" w:sz="8" w:space="0"/>
+          <w:insideV w:val="single" w:color="000000" w:sz="8" w:space="0"/>
+        </w:tblBorders>
+        <w:tblLayout w:type="fixed"/>
+        <w:tblCellMar>
+          <w:top w:w="100" w:type="dxa"/>
+          <w:left w:w="100" w:type="dxa"/>
+          <w:bottom w:w="100" w:type="dxa"/>
+          <w:right w:w="100" w:type="dxa"/>
+        </w:tblCellMar>
+      </w:tblPr>
+      <w:tblGrid>
+        <w:gridCol w:w="2220"/>
+        <w:gridCol w:w="3525"/>
+        <w:gridCol w:w="2370"/>
+        <w:gridCol w:w="1230"/>
+      </w:tblGrid>
+      <w:tr>
+        <w:trPr>
+          <w:trHeight w:val="465" w:hRule="atLeast"/>
+        </w:trPr>
+        <w:tc>
+          <w:tcPr>
+            <w:tcW w:w="2220" w:type="dxa"/>
+          </w:tcPr>
+          <w:p>
+            <w:pPr/>
+            <w:r>
+              <w:rPr>
+                <w:b/>
+              </w:rPr>
+              <w:t xml:space="preserve">Requirement ID</w:t>
+            </w:r>
+          </w:p>
+        </w:tc>
+        <w:tc>
+          <w:tcPr>
+            <w:tcW w:w="3525" w:type="dxa"/>
+          </w:tcPr>
+          <w:p>
+            <w:pPr/>
+            <w:r>
+              <w:t xml:space="preserve">REQ_F4118.25.5</w:t>
+            </w:r>
+          </w:p>
+        </w:tc>
+        <w:tc>
+          <w:tcPr>
+            <w:tcW w:w="2370" w:type="dxa"/>
+          </w:tcPr>
+          <w:p>
+            <w:pPr/>
+            <w:r>
+              <w:rPr>
+                <w:b/>
+              </w:rPr>
+              <w:t xml:space="preserve">Version</w:t>
+            </w:r>
+          </w:p>
+        </w:tc>
+        <w:tc>
+          <w:tcPr>
+            <w:tcW w:w="1230" w:type="dxa"/>
+          </w:tcPr>
+          <w:p>
+            <w:pPr/>
+            <w:r>
+              <w:t xml:space="preserve">1.0</w:t>
+            </w:r>
+          </w:p>
+        </w:tc>
+      </w:tr>
+      <w:tr>
+        <w:trPr>
+          <w:trHeight w:val="465" w:hRule="atLeast"/>
+        </w:trPr>
+        <w:tc>
+          <w:tcPr>
+            <w:tcW w:w="2220" w:type="dxa"/>
+          </w:tcPr>
+          <w:p>
+            <w:pPr/>
+            <w:r>
+              <w:rPr>
+                <w:b/>
+              </w:rPr>
+              <w:t xml:space="preserve">Description</w:t>
+            </w:r>
+          </w:p>
+        </w:tc>
+        <w:tc>
+          <w:tcPr>
+            <w:tcW w:w="7125" w:type="dxa"/>
+            <w:gridSpan w:val="3"/>
+          </w:tcPr>
+          <w:p>
+            <w:pPr/>
+            <w:r>
+              <w:t xml:space="preserve">System should enforce permission codes on every API with the backend as the authority.</w:t>
+            </w:r>
+          </w:p>
+        </w:tc>
+      </w:tr>
+      <w:tr>
+        <w:trPr>
+          <w:trHeight w:val="465" w:hRule="atLeast"/>
+        </w:trPr>
+        <w:tc>
+          <w:tcPr>
+            <w:tcW w:w="2220" w:type="dxa"/>
+          </w:tcPr>
+          <w:p>
+            <w:pPr/>
+            <w:r>
+              <w:rPr>
+                <w:b/>
+              </w:rPr>
+              <w:t xml:space="preserve">Author</w:t>
+            </w:r>
+          </w:p>
+        </w:tc>
+        <w:tc>
+          <w:tcPr>
+            <w:tcW w:w="7125" w:type="dxa"/>
+            <w:gridSpan w:val="3"/>
+          </w:tcPr>
+          <w:p>
+            <w:pPr/>
+            <w:r>
+              <w:t xml:space="preserve">Developer</w:t>
+            </w:r>
+          </w:p>
+        </w:tc>
+      </w:tr>
+    </w:tbl>
+    <w:p/>
+    <w:tbl>
+      <w:tblPr>
+        <w:tblStyle w:val="TableGrid"/>
+        <w:tblW w:w="9345" w:type="dxa"/>
+        <w:jc w:val="left"/>
+        <w:tblBorders>
+          <w:top w:val="single" w:color="000000" w:sz="8" w:space="0"/>
+          <w:left w:val="single" w:color="000000" w:sz="8" w:space="0"/>
+          <w:bottom w:val="single" w:color="000000" w:sz="8" w:space="0"/>
+          <w:right w:val="single" w:color="000000" w:sz="8" w:space="0"/>
+          <w:insideH w:val="single" w:color="000000" w:sz="8" w:space="0"/>
+          <w:insideV w:val="single" w:color="000000" w:sz="8" w:space="0"/>
+        </w:tblBorders>
+        <w:tblLayout w:type="fixed"/>
+        <w:tblCellMar>
+          <w:top w:w="100" w:type="dxa"/>
+          <w:left w:w="100" w:type="dxa"/>
+          <w:bottom w:w="100" w:type="dxa"/>
+          <w:right w:w="100" w:type="dxa"/>
+        </w:tblCellMar>
+      </w:tblPr>
+      <w:tblGrid>
+        <w:gridCol w:w="2220"/>
+        <w:gridCol w:w="3525"/>
+        <w:gridCol w:w="2370"/>
+        <w:gridCol w:w="1230"/>
+      </w:tblGrid>
+      <w:tr>
+        <w:trPr>
+          <w:trHeight w:val="465" w:hRule="atLeast"/>
+        </w:trPr>
+        <w:tc>
+          <w:tcPr>
+            <w:tcW w:w="2220" w:type="dxa"/>
+          </w:tcPr>
+          <w:p>
+            <w:pPr/>
+            <w:r>
+              <w:rPr>
+                <w:b/>
+              </w:rPr>
+              <w:t xml:space="preserve">Requirement ID</w:t>
+            </w:r>
+          </w:p>
+        </w:tc>
+        <w:tc>
+          <w:tcPr>
+            <w:tcW w:w="3525" w:type="dxa"/>
+          </w:tcPr>
+          <w:p>
+            <w:pPr/>
+            <w:r>
+              <w:t xml:space="preserve">REQ_F4118.25.6</w:t>
+            </w:r>
+          </w:p>
+        </w:tc>
+        <w:tc>
+          <w:tcPr>
+            <w:tcW w:w="2370" w:type="dxa"/>
+          </w:tcPr>
+          <w:p>
+            <w:pPr/>
+            <w:r>
+              <w:rPr>
+                <w:b/>
+              </w:rPr>
+              <w:t xml:space="preserve">Version</w:t>
+            </w:r>
+          </w:p>
+        </w:tc>
+        <w:tc>
+          <w:tcPr>
+            <w:tcW w:w="1230" w:type="dxa"/>
+          </w:tcPr>
+          <w:p>
+            <w:pPr/>
+            <w:r>
+              <w:t xml:space="preserve">1.0</w:t>
+            </w:r>
+          </w:p>
+        </w:tc>
+      </w:tr>
+      <w:tr>
+        <w:trPr>
+          <w:trHeight w:val="465" w:hRule="atLeast"/>
+        </w:trPr>
+        <w:tc>
+          <w:tcPr>
+            <w:tcW w:w="2220" w:type="dxa"/>
+          </w:tcPr>
+          <w:p>
+            <w:pPr/>
+            <w:r>
+              <w:rPr>
+                <w:b/>
+              </w:rPr>
+              <w:t xml:space="preserve">Description</w:t>
+            </w:r>
+          </w:p>
+        </w:tc>
+        <w:tc>
+          <w:tcPr>
+            <w:tcW w:w="7125" w:type="dxa"/>
+            <w:gridSpan w:val="3"/>
+          </w:tcPr>
+          <w:p>
+            <w:pPr/>
+            <w:r>
+              <w:t xml:space="preserve">System should allow authorized users to grant a user access to a company with roles, organization and default company.</w:t>
+            </w:r>
+          </w:p>
+        </w:tc>
+      </w:tr>
+      <w:tr>
+        <w:trPr>
+          <w:trHeight w:val="465" w:hRule="atLeast"/>
+        </w:trPr>
+        <w:tc>
+          <w:tcPr>
+            <w:tcW w:w="2220" w:type="dxa"/>
+          </w:tcPr>
+          <w:p>
+            <w:pPr/>
+            <w:r>
+              <w:rPr>
+                <w:b/>
+              </w:rPr>
+              <w:t xml:space="preserve">Author</w:t>
+            </w:r>
+          </w:p>
+        </w:tc>
+        <w:tc>
+          <w:tcPr>
+            <w:tcW w:w="7125" w:type="dxa"/>
+            <w:gridSpan w:val="3"/>
+          </w:tcPr>
+          <w:p>
+            <w:pPr/>
+            <w:r>
+              <w:t xml:space="preserve">Developer</w:t>
+            </w:r>
+          </w:p>
+        </w:tc>
+      </w:tr>
+    </w:tbl>
+    <w:p/>
+    <w:tbl>
+      <w:tblPr>
+        <w:tblStyle w:val="TableGrid"/>
+        <w:tblW w:w="9345" w:type="dxa"/>
+        <w:jc w:val="left"/>
+        <w:tblBorders>
+          <w:top w:val="single" w:color="000000" w:sz="8" w:space="0"/>
+          <w:left w:val="single" w:color="000000" w:sz="8" w:space="0"/>
+          <w:bottom w:val="single" w:color="000000" w:sz="8" w:space="0"/>
+          <w:right w:val="single" w:color="000000" w:sz="8" w:space="0"/>
+          <w:insideH w:val="single" w:color="000000" w:sz="8" w:space="0"/>
+          <w:insideV w:val="single" w:color="000000" w:sz="8" w:space="0"/>
+        </w:tblBorders>
+        <w:tblLayout w:type="fixed"/>
+        <w:tblCellMar>
+          <w:top w:w="100" w:type="dxa"/>
+          <w:left w:w="100" w:type="dxa"/>
+          <w:bottom w:w="100" w:type="dxa"/>
+          <w:right w:w="100" w:type="dxa"/>
+        </w:tblCellMar>
+      </w:tblPr>
+      <w:tblGrid>
+        <w:gridCol w:w="2220"/>
+        <w:gridCol w:w="3525"/>
+        <w:gridCol w:w="2370"/>
+        <w:gridCol w:w="1230"/>
+      </w:tblGrid>
+      <w:tr>
+        <w:trPr>
+          <w:trHeight w:val="465" w:hRule="atLeast"/>
+        </w:trPr>
+        <w:tc>
+          <w:tcPr>
+            <w:tcW w:w="2220" w:type="dxa"/>
+          </w:tcPr>
+          <w:p>
+            <w:pPr/>
+            <w:r>
+              <w:rPr>
+                <w:b/>
+              </w:rPr>
+              <w:t xml:space="preserve">Requirement ID</w:t>
+            </w:r>
+          </w:p>
+        </w:tc>
+        <w:tc>
+          <w:tcPr>
+            <w:tcW w:w="3525" w:type="dxa"/>
+          </w:tcPr>
+          <w:p>
+            <w:pPr/>
+            <w:r>
               <w:t xml:space="preserve">REQ_F4118.25.7</w:t>
             </w:r>
           </w:p>
@@ -7941,7 +8525,7 @@
           <w:p>
             <w:pPr/>
             <w:r>
-              <w:t xml:space="preserve">3–100 字元，字母／數字／點／底線／連字號</w:t>
+              <w:t xml:space="preserve">去除前後空白後 3–100 字元，字母／數字／點／底線／連字號；不分大小寫唯一</w:t>
             </w:r>
           </w:p>
         </w:tc>
@@ -8189,7 +8773,7 @@
           <w:p>
             <w:pPr/>
             <w:r>
-              <w:t xml:space="preserve">Password text</w:t>
+              <w:t xml:space="preserve">Password，autocomplete=new-password</w:t>
             </w:r>
           </w:p>
         </w:tc>
@@ -8214,7 +8798,7 @@
           <w:p>
             <w:pPr/>
             <w:r>
-              <w:t xml:space="preserve">預設 12–128 字元</w:t>
+              <w:t xml:space="preserve">必填，最多 128 字元；其餘依政策（預設 12 字元以上，含大小寫、數字、符號），不符時顯示政策說明</w:t>
             </w:r>
           </w:p>
         </w:tc>
@@ -8242,288 +8826,7 @@
           <w:p>
             <w:pPr/>
             <w:r>
-              <w:t xml:space="preserve">None</w:t>
-            </w:r>
-          </w:p>
-        </w:tc>
-      </w:tr>
-      <w:tr>
-        <w:tc>
-          <w:tcPr>
-            <w:tcW w:w="2340" w:type="dxa"/>
-          </w:tcPr>
-          <w:p>
-            <w:pPr/>
-            <w:r>
-              <w:rPr>
-                <w:b/>
-              </w:rPr>
-              <w:t xml:space="preserve">Author</w:t>
-            </w:r>
-          </w:p>
-        </w:tc>
-        <w:tc>
-          <w:tcPr>
-            <w:tcW w:w="7020" w:type="dxa"/>
-            <w:gridSpan w:val="3"/>
-          </w:tcPr>
-          <w:p>
-            <w:pPr/>
-            <w:r>
-              <w:t xml:space="preserve">Developer</w:t>
-            </w:r>
-          </w:p>
-        </w:tc>
-      </w:tr>
-    </w:tbl>
-    <w:p/>
-    <w:p>
-      <w:pPr>
-        <w:pStyle w:val="Heading5"/>
-      </w:pPr>
-      <w:r>
-        <w:t xml:space="preserve">4.4.1.8.62 Login Interface</w:t>
-      </w:r>
-    </w:p>
-    <w:tbl>
-      <w:tblPr>
-        <w:tblStyle w:val="TableGrid"/>
-        <w:tblW w:w="9360" w:type="dxa"/>
-        <w:jc w:val="left"/>
-        <w:tblBorders>
-          <w:top w:val="single" w:color="000000" w:sz="6" w:space="0"/>
-          <w:left w:val="single" w:color="000000" w:sz="6" w:space="0"/>
-          <w:bottom w:val="single" w:color="000000" w:sz="6" w:space="0"/>
-          <w:right w:val="single" w:color="000000" w:sz="6" w:space="0"/>
-          <w:insideH w:val="single" w:color="000000" w:sz="6" w:space="0"/>
-          <w:insideV w:val="single" w:color="000000" w:sz="6" w:space="0"/>
-        </w:tblBorders>
-        <w:tblLayout w:type="fixed"/>
-        <w:tblCellMar>
-          <w:top w:w="100" w:type="dxa"/>
-          <w:left w:w="100" w:type="dxa"/>
-          <w:bottom w:w="100" w:type="dxa"/>
-          <w:right w:w="100" w:type="dxa"/>
-        </w:tblCellMar>
-      </w:tblPr>
-      <w:tblGrid>
-        <w:gridCol w:w="2340"/>
-        <w:gridCol w:w="2340"/>
-        <w:gridCol w:w="2340"/>
-        <w:gridCol w:w="2340"/>
-      </w:tblGrid>
-      <w:tr>
-        <w:tc>
-          <w:tcPr>
-            <w:tcW w:w="2340" w:type="dxa"/>
-          </w:tcPr>
-          <w:p>
-            <w:pPr/>
-            <w:r>
-              <w:rPr>
-                <w:b/>
-              </w:rPr>
-              <w:t xml:space="preserve">Requirement ID</w:t>
-            </w:r>
-          </w:p>
-        </w:tc>
-        <w:tc>
-          <w:tcPr>
-            <w:tcW w:w="2340" w:type="dxa"/>
-          </w:tcPr>
-          <w:p>
-            <w:pPr/>
-            <w:r>
-              <w:t xml:space="preserve">REQ_IO_A8.62.1</w:t>
-            </w:r>
-          </w:p>
-        </w:tc>
-        <w:tc>
-          <w:tcPr>
-            <w:tcW w:w="2340" w:type="dxa"/>
-          </w:tcPr>
-          <w:p>
-            <w:pPr/>
-            <w:r>
-              <w:rPr>
-                <w:b/>
-              </w:rPr>
-              <w:t xml:space="preserve">Version</w:t>
-            </w:r>
-          </w:p>
-        </w:tc>
-        <w:tc>
-          <w:tcPr>
-            <w:tcW w:w="2340" w:type="dxa"/>
-          </w:tcPr>
-          <w:p>
-            <w:pPr/>
-            <w:r>
-              <w:t xml:space="preserve">1.0</w:t>
-            </w:r>
-          </w:p>
-        </w:tc>
-      </w:tr>
-      <w:tr>
-        <w:tc>
-          <w:tcPr>
-            <w:tcW w:w="2340" w:type="dxa"/>
-          </w:tcPr>
-          <w:p>
-            <w:pPr/>
-            <w:r>
-              <w:rPr>
-                <w:b/>
-              </w:rPr>
-              <w:t xml:space="preserve">Item</w:t>
-            </w:r>
-          </w:p>
-        </w:tc>
-        <w:tc>
-          <w:tcPr>
-            <w:tcW w:w="7020" w:type="dxa"/>
-            <w:gridSpan w:val="3"/>
-          </w:tcPr>
-          <w:p>
-            <w:pPr/>
-            <w:r>
-              <w:t xml:space="preserve">Username (Input)</w:t>
-            </w:r>
-          </w:p>
-        </w:tc>
-      </w:tr>
-      <w:tr>
-        <w:tc>
-          <w:tcPr>
-            <w:tcW w:w="2340" w:type="dxa"/>
-          </w:tcPr>
-          <w:p>
-            <w:pPr/>
-            <w:r>
-              <w:rPr>
-                <w:b/>
-              </w:rPr>
-              <w:t xml:space="preserve">Description</w:t>
-            </w:r>
-          </w:p>
-        </w:tc>
-        <w:tc>
-          <w:tcPr>
-            <w:tcW w:w="7020" w:type="dxa"/>
-            <w:gridSpan w:val="3"/>
-          </w:tcPr>
-          <w:p>
-            <w:pPr/>
-            <w:r>
-              <w:t xml:space="preserve">帳號</w:t>
-            </w:r>
-          </w:p>
-        </w:tc>
-      </w:tr>
-      <w:tr>
-        <w:tc>
-          <w:tcPr>
-            <w:tcW w:w="2340" w:type="dxa"/>
-          </w:tcPr>
-          <w:p>
-            <w:pPr/>
-            <w:r>
-              <w:rPr>
-                <w:b/>
-              </w:rPr>
-              <w:t xml:space="preserve">Purpose</w:t>
-            </w:r>
-          </w:p>
-        </w:tc>
-        <w:tc>
-          <w:tcPr>
-            <w:tcW w:w="7020" w:type="dxa"/>
-            <w:gridSpan w:val="3"/>
-          </w:tcPr>
-          <w:p>
-            <w:pPr/>
-            <w:r>
-              <w:t xml:space="preserve">登入身分</w:t>
-            </w:r>
-          </w:p>
-        </w:tc>
-      </w:tr>
-      <w:tr>
-        <w:tc>
-          <w:tcPr>
-            <w:tcW w:w="2340" w:type="dxa"/>
-          </w:tcPr>
-          <w:p>
-            <w:pPr/>
-            <w:r>
-              <w:rPr>
-                <w:b/>
-              </w:rPr>
-              <w:t xml:space="preserve">Format</w:t>
-            </w:r>
-          </w:p>
-        </w:tc>
-        <w:tc>
-          <w:tcPr>
-            <w:tcW w:w="2340" w:type="dxa"/>
-          </w:tcPr>
-          <w:p>
-            <w:pPr/>
-            <w:r>
-              <w:t xml:space="preserve">Text，autocomplete=username</w:t>
-            </w:r>
-          </w:p>
-        </w:tc>
-        <w:tc>
-          <w:tcPr>
-            <w:tcW w:w="2340" w:type="dxa"/>
-          </w:tcPr>
-          <w:p>
-            <w:pPr/>
-            <w:r>
-              <w:rPr>
-                <w:b/>
-              </w:rPr>
-              <w:t xml:space="preserve">Valid Range</w:t>
-            </w:r>
-          </w:p>
-        </w:tc>
-        <w:tc>
-          <w:tcPr>
-            <w:tcW w:w="2340" w:type="dxa"/>
-          </w:tcPr>
-          <w:p>
-            <w:pPr/>
-            <w:r>
-              <w:t xml:space="preserve">必填、非空白，最多 100 字元；送出前去除前後空白</w:t>
-            </w:r>
-          </w:p>
-        </w:tc>
-      </w:tr>
-      <w:tr>
-        <w:tc>
-          <w:tcPr>
-            <w:tcW w:w="2340" w:type="dxa"/>
-          </w:tcPr>
-          <w:p>
-            <w:pPr/>
-            <w:r>
-              <w:rPr>
-                <w:b/>
-              </w:rPr>
-              <w:t xml:space="preserve">Related I/O</w:t>
-            </w:r>
-          </w:p>
-        </w:tc>
-        <w:tc>
-          <w:tcPr>
-            <w:tcW w:w="7020" w:type="dxa"/>
-            <w:gridSpan w:val="3"/>
-          </w:tcPr>
-          <w:p>
-            <w:pPr/>
-            <w:r>
-              <w:t xml:space="preserve">None</w:t>
+              <w:t xml:space="preserve">REQ_IO_A8.61.3</w:t>
             </w:r>
           </w:p>
         </w:tc>
@@ -8607,7 +8910,7 @@
           <w:p>
             <w:pPr/>
             <w:r>
-              <w:t xml:space="preserve">REQ_IO_A8.62.2</w:t>
+              <w:t xml:space="preserve">REQ_IO_A8.61.3</w:t>
             </w:r>
           </w:p>
         </w:tc>
@@ -8660,7 +8963,7 @@
           <w:p>
             <w:pPr/>
             <w:r>
-              <w:t xml:space="preserve">Password (Input)</w:t>
+              <w:t xml:space="preserve">Confirm Password (Input)</w:t>
             </w:r>
           </w:p>
         </w:tc>
@@ -8688,7 +8991,7 @@
           <w:p>
             <w:pPr/>
             <w:r>
-              <w:t xml:space="preserve">密碼</w:t>
+              <w:t xml:space="preserve">確認密碼</w:t>
             </w:r>
           </w:p>
         </w:tc>
@@ -8716,7 +9019,7 @@
           <w:p>
             <w:pPr/>
             <w:r>
-              <w:t xml:space="preserve">驗證身分</w:t>
+              <w:t xml:space="preserve">防止輸入錯誤</w:t>
             </w:r>
           </w:p>
         </w:tc>
@@ -8743,7 +9046,7 @@
           <w:p>
             <w:pPr/>
             <w:r>
-              <w:t xml:space="preserve">Password，autocomplete=current-password</w:t>
+              <w:t xml:space="preserve">Password</w:t>
             </w:r>
           </w:p>
         </w:tc>
@@ -8768,7 +9071,288 @@
           <w:p>
             <w:pPr/>
             <w:r>
-              <w:t xml:space="preserve">必填，最多 128 字元；失敗後清空</w:t>
+              <w:t xml:space="preserve">須與密碼相同</w:t>
+            </w:r>
+          </w:p>
+        </w:tc>
+      </w:tr>
+      <w:tr>
+        <w:tc>
+          <w:tcPr>
+            <w:tcW w:w="2340" w:type="dxa"/>
+          </w:tcPr>
+          <w:p>
+            <w:pPr/>
+            <w:r>
+              <w:rPr>
+                <w:b/>
+              </w:rPr>
+              <w:t xml:space="preserve">Related I/O</w:t>
+            </w:r>
+          </w:p>
+        </w:tc>
+        <w:tc>
+          <w:tcPr>
+            <w:tcW w:w="7020" w:type="dxa"/>
+            <w:gridSpan w:val="3"/>
+          </w:tcPr>
+          <w:p>
+            <w:pPr/>
+            <w:r>
+              <w:t xml:space="preserve">REQ_IO_A8.61.2</w:t>
+            </w:r>
+          </w:p>
+        </w:tc>
+      </w:tr>
+      <w:tr>
+        <w:tc>
+          <w:tcPr>
+            <w:tcW w:w="2340" w:type="dxa"/>
+          </w:tcPr>
+          <w:p>
+            <w:pPr/>
+            <w:r>
+              <w:rPr>
+                <w:b/>
+              </w:rPr>
+              <w:t xml:space="preserve">Author</w:t>
+            </w:r>
+          </w:p>
+        </w:tc>
+        <w:tc>
+          <w:tcPr>
+            <w:tcW w:w="7020" w:type="dxa"/>
+            <w:gridSpan w:val="3"/>
+          </w:tcPr>
+          <w:p>
+            <w:pPr/>
+            <w:r>
+              <w:t xml:space="preserve">Developer</w:t>
+            </w:r>
+          </w:p>
+        </w:tc>
+      </w:tr>
+    </w:tbl>
+    <w:p/>
+    <w:p>
+      <w:pPr>
+        <w:pStyle w:val="Heading5"/>
+      </w:pPr>
+      <w:r>
+        <w:t xml:space="preserve">4.4.1.8.62 Login Interface</w:t>
+      </w:r>
+    </w:p>
+    <w:tbl>
+      <w:tblPr>
+        <w:tblStyle w:val="TableGrid"/>
+        <w:tblW w:w="9360" w:type="dxa"/>
+        <w:jc w:val="left"/>
+        <w:tblBorders>
+          <w:top w:val="single" w:color="000000" w:sz="6" w:space="0"/>
+          <w:left w:val="single" w:color="000000" w:sz="6" w:space="0"/>
+          <w:bottom w:val="single" w:color="000000" w:sz="6" w:space="0"/>
+          <w:right w:val="single" w:color="000000" w:sz="6" w:space="0"/>
+          <w:insideH w:val="single" w:color="000000" w:sz="6" w:space="0"/>
+          <w:insideV w:val="single" w:color="000000" w:sz="6" w:space="0"/>
+        </w:tblBorders>
+        <w:tblLayout w:type="fixed"/>
+        <w:tblCellMar>
+          <w:top w:w="100" w:type="dxa"/>
+          <w:left w:w="100" w:type="dxa"/>
+          <w:bottom w:w="100" w:type="dxa"/>
+          <w:right w:w="100" w:type="dxa"/>
+        </w:tblCellMar>
+      </w:tblPr>
+      <w:tblGrid>
+        <w:gridCol w:w="2340"/>
+        <w:gridCol w:w="2340"/>
+        <w:gridCol w:w="2340"/>
+        <w:gridCol w:w="2340"/>
+      </w:tblGrid>
+      <w:tr>
+        <w:tc>
+          <w:tcPr>
+            <w:tcW w:w="2340" w:type="dxa"/>
+          </w:tcPr>
+          <w:p>
+            <w:pPr/>
+            <w:r>
+              <w:rPr>
+                <w:b/>
+              </w:rPr>
+              <w:t xml:space="preserve">Requirement ID</w:t>
+            </w:r>
+          </w:p>
+        </w:tc>
+        <w:tc>
+          <w:tcPr>
+            <w:tcW w:w="2340" w:type="dxa"/>
+          </w:tcPr>
+          <w:p>
+            <w:pPr/>
+            <w:r>
+              <w:t xml:space="preserve">REQ_IO_A8.62.1</w:t>
+            </w:r>
+          </w:p>
+        </w:tc>
+        <w:tc>
+          <w:tcPr>
+            <w:tcW w:w="2340" w:type="dxa"/>
+          </w:tcPr>
+          <w:p>
+            <w:pPr/>
+            <w:r>
+              <w:rPr>
+                <w:b/>
+              </w:rPr>
+              <w:t xml:space="preserve">Version</w:t>
+            </w:r>
+          </w:p>
+        </w:tc>
+        <w:tc>
+          <w:tcPr>
+            <w:tcW w:w="2340" w:type="dxa"/>
+          </w:tcPr>
+          <w:p>
+            <w:pPr/>
+            <w:r>
+              <w:t xml:space="preserve">1.0</w:t>
+            </w:r>
+          </w:p>
+        </w:tc>
+      </w:tr>
+      <w:tr>
+        <w:tc>
+          <w:tcPr>
+            <w:tcW w:w="2340" w:type="dxa"/>
+          </w:tcPr>
+          <w:p>
+            <w:pPr/>
+            <w:r>
+              <w:rPr>
+                <w:b/>
+              </w:rPr>
+              <w:t xml:space="preserve">Item</w:t>
+            </w:r>
+          </w:p>
+        </w:tc>
+        <w:tc>
+          <w:tcPr>
+            <w:tcW w:w="7020" w:type="dxa"/>
+            <w:gridSpan w:val="3"/>
+          </w:tcPr>
+          <w:p>
+            <w:pPr/>
+            <w:r>
+              <w:t xml:space="preserve">Username (Input)</w:t>
+            </w:r>
+          </w:p>
+        </w:tc>
+      </w:tr>
+      <w:tr>
+        <w:tc>
+          <w:tcPr>
+            <w:tcW w:w="2340" w:type="dxa"/>
+          </w:tcPr>
+          <w:p>
+            <w:pPr/>
+            <w:r>
+              <w:rPr>
+                <w:b/>
+              </w:rPr>
+              <w:t xml:space="preserve">Description</w:t>
+            </w:r>
+          </w:p>
+        </w:tc>
+        <w:tc>
+          <w:tcPr>
+            <w:tcW w:w="7020" w:type="dxa"/>
+            <w:gridSpan w:val="3"/>
+          </w:tcPr>
+          <w:p>
+            <w:pPr/>
+            <w:r>
+              <w:t xml:space="preserve">帳號</w:t>
+            </w:r>
+          </w:p>
+        </w:tc>
+      </w:tr>
+      <w:tr>
+        <w:tc>
+          <w:tcPr>
+            <w:tcW w:w="2340" w:type="dxa"/>
+          </w:tcPr>
+          <w:p>
+            <w:pPr/>
+            <w:r>
+              <w:rPr>
+                <w:b/>
+              </w:rPr>
+              <w:t xml:space="preserve">Purpose</w:t>
+            </w:r>
+          </w:p>
+        </w:tc>
+        <w:tc>
+          <w:tcPr>
+            <w:tcW w:w="7020" w:type="dxa"/>
+            <w:gridSpan w:val="3"/>
+          </w:tcPr>
+          <w:p>
+            <w:pPr/>
+            <w:r>
+              <w:t xml:space="preserve">登入身分</w:t>
+            </w:r>
+          </w:p>
+        </w:tc>
+      </w:tr>
+      <w:tr>
+        <w:tc>
+          <w:tcPr>
+            <w:tcW w:w="2340" w:type="dxa"/>
+          </w:tcPr>
+          <w:p>
+            <w:pPr/>
+            <w:r>
+              <w:rPr>
+                <w:b/>
+              </w:rPr>
+              <w:t xml:space="preserve">Format</w:t>
+            </w:r>
+          </w:p>
+        </w:tc>
+        <w:tc>
+          <w:tcPr>
+            <w:tcW w:w="2340" w:type="dxa"/>
+          </w:tcPr>
+          <w:p>
+            <w:pPr/>
+            <w:r>
+              <w:t xml:space="preserve">Text，autocomplete=username</w:t>
+            </w:r>
+          </w:p>
+        </w:tc>
+        <w:tc>
+          <w:tcPr>
+            <w:tcW w:w="2340" w:type="dxa"/>
+          </w:tcPr>
+          <w:p>
+            <w:pPr/>
+            <w:r>
+              <w:rPr>
+                <w:b/>
+              </w:rPr>
+              <w:t xml:space="preserve">Valid Range</w:t>
+            </w:r>
+          </w:p>
+        </w:tc>
+        <w:tc>
+          <w:tcPr>
+            <w:tcW w:w="2340" w:type="dxa"/>
+          </w:tcPr>
+          <w:p>
+            <w:pPr/>
+            <w:r>
+              <w:t xml:space="preserve">必填、非空白，最多 100 字元；送出前去除前後空白</w:t>
             </w:r>
           </w:p>
         </w:tc>
@@ -8880,7 +9464,7 @@
           <w:p>
             <w:pPr/>
             <w:r>
-              <w:t xml:space="preserve">REQ_IO_A8.62.3</w:t>
+              <w:t xml:space="preserve">REQ_IO_A8.62.2</w:t>
             </w:r>
           </w:p>
         </w:tc>
@@ -8933,7 +9517,7 @@
           <w:p>
             <w:pPr/>
             <w:r>
-              <w:t xml:space="preserve">Captcha Code (Input)</w:t>
+              <w:t xml:space="preserve">Password (Input)</w:t>
             </w:r>
           </w:p>
         </w:tc>
@@ -8961,7 +9545,7 @@
           <w:p>
             <w:pPr/>
             <w:r>
-              <w:t xml:space="preserve">驗證碼</w:t>
+              <w:t xml:space="preserve">密碼</w:t>
             </w:r>
           </w:p>
         </w:tc>
@@ -8989,7 +9573,7 @@
           <w:p>
             <w:pPr/>
             <w:r>
-              <w:t xml:space="preserve">防自動化登入</w:t>
+              <w:t xml:space="preserve">驗證身分</w:t>
             </w:r>
           </w:p>
         </w:tc>
@@ -9016,7 +9600,7 @@
           <w:p>
             <w:pPr/>
             <w:r>
-              <w:t xml:space="preserve">數字，inputmode=numeric</w:t>
+              <w:t xml:space="preserve">Password，autocomplete=current-password</w:t>
             </w:r>
           </w:p>
         </w:tc>
@@ -9041,7 +9625,7 @@
           <w:p>
             <w:pPr/>
             <w:r>
-              <w:t xml:space="preserve">4–6 位數字（非數字自動移除）</w:t>
+              <w:t xml:space="preserve">必填，最多 128 字元；失敗後清空</w:t>
             </w:r>
           </w:p>
         </w:tc>
@@ -9069,7 +9653,7 @@
           <w:p>
             <w:pPr/>
             <w:r>
-              <w:t xml:space="preserve">REQ_IO_A8.62.4</w:t>
+              <w:t xml:space="preserve">None</w:t>
             </w:r>
           </w:p>
         </w:tc>
@@ -9153,196 +9737,196 @@
           <w:p>
             <w:pPr/>
             <w:r>
+              <w:t xml:space="preserve">REQ_IO_A8.62.3</w:t>
+            </w:r>
+          </w:p>
+        </w:tc>
+        <w:tc>
+          <w:tcPr>
+            <w:tcW w:w="2340" w:type="dxa"/>
+          </w:tcPr>
+          <w:p>
+            <w:pPr/>
+            <w:r>
+              <w:rPr>
+                <w:b/>
+              </w:rPr>
+              <w:t xml:space="preserve">Version</w:t>
+            </w:r>
+          </w:p>
+        </w:tc>
+        <w:tc>
+          <w:tcPr>
+            <w:tcW w:w="2340" w:type="dxa"/>
+          </w:tcPr>
+          <w:p>
+            <w:pPr/>
+            <w:r>
+              <w:t xml:space="preserve">1.0</w:t>
+            </w:r>
+          </w:p>
+        </w:tc>
+      </w:tr>
+      <w:tr>
+        <w:tc>
+          <w:tcPr>
+            <w:tcW w:w="2340" w:type="dxa"/>
+          </w:tcPr>
+          <w:p>
+            <w:pPr/>
+            <w:r>
+              <w:rPr>
+                <w:b/>
+              </w:rPr>
+              <w:t xml:space="preserve">Item</w:t>
+            </w:r>
+          </w:p>
+        </w:tc>
+        <w:tc>
+          <w:tcPr>
+            <w:tcW w:w="7020" w:type="dxa"/>
+            <w:gridSpan w:val="3"/>
+          </w:tcPr>
+          <w:p>
+            <w:pPr/>
+            <w:r>
+              <w:t xml:space="preserve">Captcha Code (Input)</w:t>
+            </w:r>
+          </w:p>
+        </w:tc>
+      </w:tr>
+      <w:tr>
+        <w:tc>
+          <w:tcPr>
+            <w:tcW w:w="2340" w:type="dxa"/>
+          </w:tcPr>
+          <w:p>
+            <w:pPr/>
+            <w:r>
+              <w:rPr>
+                <w:b/>
+              </w:rPr>
+              <w:t xml:space="preserve">Description</w:t>
+            </w:r>
+          </w:p>
+        </w:tc>
+        <w:tc>
+          <w:tcPr>
+            <w:tcW w:w="7020" w:type="dxa"/>
+            <w:gridSpan w:val="3"/>
+          </w:tcPr>
+          <w:p>
+            <w:pPr/>
+            <w:r>
+              <w:t xml:space="preserve">驗證碼</w:t>
+            </w:r>
+          </w:p>
+        </w:tc>
+      </w:tr>
+      <w:tr>
+        <w:tc>
+          <w:tcPr>
+            <w:tcW w:w="2340" w:type="dxa"/>
+          </w:tcPr>
+          <w:p>
+            <w:pPr/>
+            <w:r>
+              <w:rPr>
+                <w:b/>
+              </w:rPr>
+              <w:t xml:space="preserve">Purpose</w:t>
+            </w:r>
+          </w:p>
+        </w:tc>
+        <w:tc>
+          <w:tcPr>
+            <w:tcW w:w="7020" w:type="dxa"/>
+            <w:gridSpan w:val="3"/>
+          </w:tcPr>
+          <w:p>
+            <w:pPr/>
+            <w:r>
+              <w:t xml:space="preserve">防自動化登入</w:t>
+            </w:r>
+          </w:p>
+        </w:tc>
+      </w:tr>
+      <w:tr>
+        <w:tc>
+          <w:tcPr>
+            <w:tcW w:w="2340" w:type="dxa"/>
+          </w:tcPr>
+          <w:p>
+            <w:pPr/>
+            <w:r>
+              <w:rPr>
+                <w:b/>
+              </w:rPr>
+              <w:t xml:space="preserve">Format</w:t>
+            </w:r>
+          </w:p>
+        </w:tc>
+        <w:tc>
+          <w:tcPr>
+            <w:tcW w:w="2340" w:type="dxa"/>
+          </w:tcPr>
+          <w:p>
+            <w:pPr/>
+            <w:r>
+              <w:t xml:space="preserve">數字，inputmode=numeric</w:t>
+            </w:r>
+          </w:p>
+        </w:tc>
+        <w:tc>
+          <w:tcPr>
+            <w:tcW w:w="2340" w:type="dxa"/>
+          </w:tcPr>
+          <w:p>
+            <w:pPr/>
+            <w:r>
+              <w:rPr>
+                <w:b/>
+              </w:rPr>
+              <w:t xml:space="preserve">Valid Range</w:t>
+            </w:r>
+          </w:p>
+        </w:tc>
+        <w:tc>
+          <w:tcPr>
+            <w:tcW w:w="2340" w:type="dxa"/>
+          </w:tcPr>
+          <w:p>
+            <w:pPr/>
+            <w:r>
+              <w:t xml:space="preserve">4–6 位數字（非數字自動移除）</w:t>
+            </w:r>
+          </w:p>
+        </w:tc>
+      </w:tr>
+      <w:tr>
+        <w:tc>
+          <w:tcPr>
+            <w:tcW w:w="2340" w:type="dxa"/>
+          </w:tcPr>
+          <w:p>
+            <w:pPr/>
+            <w:r>
+              <w:rPr>
+                <w:b/>
+              </w:rPr>
+              <w:t xml:space="preserve">Related I/O</w:t>
+            </w:r>
+          </w:p>
+        </w:tc>
+        <w:tc>
+          <w:tcPr>
+            <w:tcW w:w="7020" w:type="dxa"/>
+            <w:gridSpan w:val="3"/>
+          </w:tcPr>
+          <w:p>
+            <w:pPr/>
+            <w:r>
               <w:t xml:space="preserve">REQ_IO_A8.62.4</w:t>
-            </w:r>
-          </w:p>
-        </w:tc>
-        <w:tc>
-          <w:tcPr>
-            <w:tcW w:w="2340" w:type="dxa"/>
-          </w:tcPr>
-          <w:p>
-            <w:pPr/>
-            <w:r>
-              <w:rPr>
-                <w:b/>
-              </w:rPr>
-              <w:t xml:space="preserve">Version</w:t>
-            </w:r>
-          </w:p>
-        </w:tc>
-        <w:tc>
-          <w:tcPr>
-            <w:tcW w:w="2340" w:type="dxa"/>
-          </w:tcPr>
-          <w:p>
-            <w:pPr/>
-            <w:r>
-              <w:t xml:space="preserve">1.0</w:t>
-            </w:r>
-          </w:p>
-        </w:tc>
-      </w:tr>
-      <w:tr>
-        <w:tc>
-          <w:tcPr>
-            <w:tcW w:w="2340" w:type="dxa"/>
-          </w:tcPr>
-          <w:p>
-            <w:pPr/>
-            <w:r>
-              <w:rPr>
-                <w:b/>
-              </w:rPr>
-              <w:t xml:space="preserve">Item</w:t>
-            </w:r>
-          </w:p>
-        </w:tc>
-        <w:tc>
-          <w:tcPr>
-            <w:tcW w:w="7020" w:type="dxa"/>
-            <w:gridSpan w:val="3"/>
-          </w:tcPr>
-          <w:p>
-            <w:pPr/>
-            <w:r>
-              <w:t xml:space="preserve">Captcha Image (Button)</w:t>
-            </w:r>
-          </w:p>
-        </w:tc>
-      </w:tr>
-      <w:tr>
-        <w:tc>
-          <w:tcPr>
-            <w:tcW w:w="2340" w:type="dxa"/>
-          </w:tcPr>
-          <w:p>
-            <w:pPr/>
-            <w:r>
-              <w:rPr>
-                <w:b/>
-              </w:rPr>
-              <w:t xml:space="preserve">Description</w:t>
-            </w:r>
-          </w:p>
-        </w:tc>
-        <w:tc>
-          <w:tcPr>
-            <w:tcW w:w="7020" w:type="dxa"/>
-            <w:gridSpan w:val="3"/>
-          </w:tcPr>
-          <w:p>
-            <w:pPr/>
-            <w:r>
-              <w:t xml:space="preserve">驗證碼圖片</w:t>
-            </w:r>
-          </w:p>
-        </w:tc>
-      </w:tr>
-      <w:tr>
-        <w:tc>
-          <w:tcPr>
-            <w:tcW w:w="2340" w:type="dxa"/>
-          </w:tcPr>
-          <w:p>
-            <w:pPr/>
-            <w:r>
-              <w:rPr>
-                <w:b/>
-              </w:rPr>
-              <w:t xml:space="preserve">Purpose</w:t>
-            </w:r>
-          </w:p>
-        </w:tc>
-        <w:tc>
-          <w:tcPr>
-            <w:tcW w:w="7020" w:type="dxa"/>
-            <w:gridSpan w:val="3"/>
-          </w:tcPr>
-          <w:p>
-            <w:pPr/>
-            <w:r>
-              <w:t xml:space="preserve">顯示題目，點擊換圖</w:t>
-            </w:r>
-          </w:p>
-        </w:tc>
-      </w:tr>
-      <w:tr>
-        <w:tc>
-          <w:tcPr>
-            <w:tcW w:w="2340" w:type="dxa"/>
-          </w:tcPr>
-          <w:p>
-            <w:pPr/>
-            <w:r>
-              <w:rPr>
-                <w:b/>
-              </w:rPr>
-              <w:t xml:space="preserve">Format</w:t>
-            </w:r>
-          </w:p>
-        </w:tc>
-        <w:tc>
-          <w:tcPr>
-            <w:tcW w:w="2340" w:type="dxa"/>
-          </w:tcPr>
-          <w:p>
-            <w:pPr/>
-            <w:r>
-              <w:t xml:space="preserve">SVG data URI</w:t>
-            </w:r>
-          </w:p>
-        </w:tc>
-        <w:tc>
-          <w:tcPr>
-            <w:tcW w:w="2340" w:type="dxa"/>
-          </w:tcPr>
-          <w:p>
-            <w:pPr/>
-            <w:r>
-              <w:rPr>
-                <w:b/>
-              </w:rPr>
-              <w:t xml:space="preserve">Valid Range</w:t>
-            </w:r>
-          </w:p>
-        </w:tc>
-        <w:tc>
-          <w:tcPr>
-            <w:tcW w:w="2340" w:type="dxa"/>
-          </w:tcPr>
-          <w:p>
-            <w:pPr/>
-            <w:r>
-              <w:t xml:space="preserve">每次送出失敗後自動換新</w:t>
-            </w:r>
-          </w:p>
-        </w:tc>
-      </w:tr>
-      <w:tr>
-        <w:tc>
-          <w:tcPr>
-            <w:tcW w:w="2340" w:type="dxa"/>
-          </w:tcPr>
-          <w:p>
-            <w:pPr/>
-            <w:r>
-              <w:rPr>
-                <w:b/>
-              </w:rPr>
-              <w:t xml:space="preserve">Related I/O</w:t>
-            </w:r>
-          </w:p>
-        </w:tc>
-        <w:tc>
-          <w:tcPr>
-            <w:tcW w:w="7020" w:type="dxa"/>
-            <w:gridSpan w:val="3"/>
-          </w:tcPr>
-          <w:p>
-            <w:pPr/>
-            <w:r>
-              <w:t xml:space="preserve">None</w:t>
             </w:r>
           </w:p>
         </w:tc>
@@ -9426,7 +10010,7 @@
           <w:p>
             <w:pPr/>
             <w:r>
-              <w:t xml:space="preserve">REQ_IO_A8.62.5</w:t>
+              <w:t xml:space="preserve">REQ_IO_A8.62.4</w:t>
             </w:r>
           </w:p>
         </w:tc>
@@ -9479,7 +10063,7 @@
           <w:p>
             <w:pPr/>
             <w:r>
-              <w:t xml:space="preserve">Sign In (Button)</w:t>
+              <w:t xml:space="preserve">Captcha Image (Button)</w:t>
             </w:r>
           </w:p>
         </w:tc>
@@ -9507,7 +10091,7 @@
           <w:p>
             <w:pPr/>
             <w:r>
-              <w:t xml:space="preserve">登入</w:t>
+              <w:t xml:space="preserve">驗證碼圖片</w:t>
             </w:r>
           </w:p>
         </w:tc>
@@ -9535,7 +10119,7 @@
           <w:p>
             <w:pPr/>
             <w:r>
-              <w:t xml:space="preserve">送出</w:t>
+              <w:t xml:space="preserve">顯示題目，點擊換圖</w:t>
             </w:r>
           </w:p>
         </w:tc>
@@ -9562,7 +10146,7 @@
           <w:p>
             <w:pPr/>
             <w:r>
-              <w:t xml:space="preserve">Button</w:t>
+              <w:t xml:space="preserve">SVG data URI</w:t>
             </w:r>
           </w:p>
         </w:tc>
@@ -9587,7 +10171,7 @@
           <w:p>
             <w:pPr/>
             <w:r>
-              <w:t xml:space="preserve">送出中顯示載入狀態，不可重複送出</w:t>
+              <w:t xml:space="preserve">每次送出失敗後自動換新</w:t>
             </w:r>
           </w:p>
         </w:tc>
@@ -9699,6 +10283,279 @@
           <w:p>
             <w:pPr/>
             <w:r>
+              <w:t xml:space="preserve">REQ_IO_A8.62.5</w:t>
+            </w:r>
+          </w:p>
+        </w:tc>
+        <w:tc>
+          <w:tcPr>
+            <w:tcW w:w="2340" w:type="dxa"/>
+          </w:tcPr>
+          <w:p>
+            <w:pPr/>
+            <w:r>
+              <w:rPr>
+                <w:b/>
+              </w:rPr>
+              <w:t xml:space="preserve">Version</w:t>
+            </w:r>
+          </w:p>
+        </w:tc>
+        <w:tc>
+          <w:tcPr>
+            <w:tcW w:w="2340" w:type="dxa"/>
+          </w:tcPr>
+          <w:p>
+            <w:pPr/>
+            <w:r>
+              <w:t xml:space="preserve">1.0</w:t>
+            </w:r>
+          </w:p>
+        </w:tc>
+      </w:tr>
+      <w:tr>
+        <w:tc>
+          <w:tcPr>
+            <w:tcW w:w="2340" w:type="dxa"/>
+          </w:tcPr>
+          <w:p>
+            <w:pPr/>
+            <w:r>
+              <w:rPr>
+                <w:b/>
+              </w:rPr>
+              <w:t xml:space="preserve">Item</w:t>
+            </w:r>
+          </w:p>
+        </w:tc>
+        <w:tc>
+          <w:tcPr>
+            <w:tcW w:w="7020" w:type="dxa"/>
+            <w:gridSpan w:val="3"/>
+          </w:tcPr>
+          <w:p>
+            <w:pPr/>
+            <w:r>
+              <w:t xml:space="preserve">Sign In (Button)</w:t>
+            </w:r>
+          </w:p>
+        </w:tc>
+      </w:tr>
+      <w:tr>
+        <w:tc>
+          <w:tcPr>
+            <w:tcW w:w="2340" w:type="dxa"/>
+          </w:tcPr>
+          <w:p>
+            <w:pPr/>
+            <w:r>
+              <w:rPr>
+                <w:b/>
+              </w:rPr>
+              <w:t xml:space="preserve">Description</w:t>
+            </w:r>
+          </w:p>
+        </w:tc>
+        <w:tc>
+          <w:tcPr>
+            <w:tcW w:w="7020" w:type="dxa"/>
+            <w:gridSpan w:val="3"/>
+          </w:tcPr>
+          <w:p>
+            <w:pPr/>
+            <w:r>
+              <w:t xml:space="preserve">登入</w:t>
+            </w:r>
+          </w:p>
+        </w:tc>
+      </w:tr>
+      <w:tr>
+        <w:tc>
+          <w:tcPr>
+            <w:tcW w:w="2340" w:type="dxa"/>
+          </w:tcPr>
+          <w:p>
+            <w:pPr/>
+            <w:r>
+              <w:rPr>
+                <w:b/>
+              </w:rPr>
+              <w:t xml:space="preserve">Purpose</w:t>
+            </w:r>
+          </w:p>
+        </w:tc>
+        <w:tc>
+          <w:tcPr>
+            <w:tcW w:w="7020" w:type="dxa"/>
+            <w:gridSpan w:val="3"/>
+          </w:tcPr>
+          <w:p>
+            <w:pPr/>
+            <w:r>
+              <w:t xml:space="preserve">送出</w:t>
+            </w:r>
+          </w:p>
+        </w:tc>
+      </w:tr>
+      <w:tr>
+        <w:tc>
+          <w:tcPr>
+            <w:tcW w:w="2340" w:type="dxa"/>
+          </w:tcPr>
+          <w:p>
+            <w:pPr/>
+            <w:r>
+              <w:rPr>
+                <w:b/>
+              </w:rPr>
+              <w:t xml:space="preserve">Format</w:t>
+            </w:r>
+          </w:p>
+        </w:tc>
+        <w:tc>
+          <w:tcPr>
+            <w:tcW w:w="2340" w:type="dxa"/>
+          </w:tcPr>
+          <w:p>
+            <w:pPr/>
+            <w:r>
+              <w:t xml:space="preserve">Button</w:t>
+            </w:r>
+          </w:p>
+        </w:tc>
+        <w:tc>
+          <w:tcPr>
+            <w:tcW w:w="2340" w:type="dxa"/>
+          </w:tcPr>
+          <w:p>
+            <w:pPr/>
+            <w:r>
+              <w:rPr>
+                <w:b/>
+              </w:rPr>
+              <w:t xml:space="preserve">Valid Range</w:t>
+            </w:r>
+          </w:p>
+        </w:tc>
+        <w:tc>
+          <w:tcPr>
+            <w:tcW w:w="2340" w:type="dxa"/>
+          </w:tcPr>
+          <w:p>
+            <w:pPr/>
+            <w:r>
+              <w:t xml:space="preserve">送出中顯示載入狀態，不可重複送出</w:t>
+            </w:r>
+          </w:p>
+        </w:tc>
+      </w:tr>
+      <w:tr>
+        <w:tc>
+          <w:tcPr>
+            <w:tcW w:w="2340" w:type="dxa"/>
+          </w:tcPr>
+          <w:p>
+            <w:pPr/>
+            <w:r>
+              <w:rPr>
+                <w:b/>
+              </w:rPr>
+              <w:t xml:space="preserve">Related I/O</w:t>
+            </w:r>
+          </w:p>
+        </w:tc>
+        <w:tc>
+          <w:tcPr>
+            <w:tcW w:w="7020" w:type="dxa"/>
+            <w:gridSpan w:val="3"/>
+          </w:tcPr>
+          <w:p>
+            <w:pPr/>
+            <w:r>
+              <w:t xml:space="preserve">None</w:t>
+            </w:r>
+          </w:p>
+        </w:tc>
+      </w:tr>
+      <w:tr>
+        <w:tc>
+          <w:tcPr>
+            <w:tcW w:w="2340" w:type="dxa"/>
+          </w:tcPr>
+          <w:p>
+            <w:pPr/>
+            <w:r>
+              <w:rPr>
+                <w:b/>
+              </w:rPr>
+              <w:t xml:space="preserve">Author</w:t>
+            </w:r>
+          </w:p>
+        </w:tc>
+        <w:tc>
+          <w:tcPr>
+            <w:tcW w:w="7020" w:type="dxa"/>
+            <w:gridSpan w:val="3"/>
+          </w:tcPr>
+          <w:p>
+            <w:pPr/>
+            <w:r>
+              <w:t xml:space="preserve">Developer</w:t>
+            </w:r>
+          </w:p>
+        </w:tc>
+      </w:tr>
+    </w:tbl>
+    <w:p/>
+    <w:tbl>
+      <w:tblPr>
+        <w:tblStyle w:val="TableGrid"/>
+        <w:tblW w:w="9360" w:type="dxa"/>
+        <w:jc w:val="left"/>
+        <w:tblBorders>
+          <w:top w:val="single" w:color="000000" w:sz="6" w:space="0"/>
+          <w:left w:val="single" w:color="000000" w:sz="6" w:space="0"/>
+          <w:bottom w:val="single" w:color="000000" w:sz="6" w:space="0"/>
+          <w:right w:val="single" w:color="000000" w:sz="6" w:space="0"/>
+          <w:insideH w:val="single" w:color="000000" w:sz="6" w:space="0"/>
+          <w:insideV w:val="single" w:color="000000" w:sz="6" w:space="0"/>
+        </w:tblBorders>
+        <w:tblLayout w:type="fixed"/>
+        <w:tblCellMar>
+          <w:top w:w="100" w:type="dxa"/>
+          <w:left w:w="100" w:type="dxa"/>
+          <w:bottom w:w="100" w:type="dxa"/>
+          <w:right w:w="100" w:type="dxa"/>
+        </w:tblCellMar>
+      </w:tblPr>
+      <w:tblGrid>
+        <w:gridCol w:w="2340"/>
+        <w:gridCol w:w="2340"/>
+        <w:gridCol w:w="2340"/>
+        <w:gridCol w:w="2340"/>
+      </w:tblGrid>
+      <w:tr>
+        <w:tc>
+          <w:tcPr>
+            <w:tcW w:w="2340" w:type="dxa"/>
+          </w:tcPr>
+          <w:p>
+            <w:pPr/>
+            <w:r>
+              <w:rPr>
+                <w:b/>
+              </w:rPr>
+              <w:t xml:space="preserve">Requirement ID</w:t>
+            </w:r>
+          </w:p>
+        </w:tc>
+        <w:tc>
+          <w:tcPr>
+            <w:tcW w:w="2340" w:type="dxa"/>
+          </w:tcPr>
+          <w:p>
+            <w:pPr/>
+            <w:r>
               <w:t xml:space="preserve">REQ_IO_A8.62.6</w:t>
             </w:r>
           </w:p>
@@ -9889,6 +10746,1379 @@
             <w:pPr/>
             <w:r>
               <w:t xml:space="preserve">None</w:t>
+            </w:r>
+          </w:p>
+        </w:tc>
+      </w:tr>
+      <w:tr>
+        <w:tc>
+          <w:tcPr>
+            <w:tcW w:w="2340" w:type="dxa"/>
+          </w:tcPr>
+          <w:p>
+            <w:pPr/>
+            <w:r>
+              <w:rPr>
+                <w:b/>
+              </w:rPr>
+              <w:t xml:space="preserve">Author</w:t>
+            </w:r>
+          </w:p>
+        </w:tc>
+        <w:tc>
+          <w:tcPr>
+            <w:tcW w:w="7020" w:type="dxa"/>
+            <w:gridSpan w:val="3"/>
+          </w:tcPr>
+          <w:p>
+            <w:pPr/>
+            <w:r>
+              <w:t xml:space="preserve">Developer</w:t>
+            </w:r>
+          </w:p>
+        </w:tc>
+      </w:tr>
+    </w:tbl>
+    <w:p/>
+    <w:p>
+      <w:pPr>
+        <w:pStyle w:val="Heading5"/>
+      </w:pPr>
+      <w:r>
+        <w:t xml:space="preserve">4.4.1.8.63 User Maintenance Interface</w:t>
+      </w:r>
+    </w:p>
+    <w:tbl>
+      <w:tblPr>
+        <w:tblStyle w:val="TableGrid"/>
+        <w:tblW w:w="9360" w:type="dxa"/>
+        <w:jc w:val="left"/>
+        <w:tblBorders>
+          <w:top w:val="single" w:color="000000" w:sz="6" w:space="0"/>
+          <w:left w:val="single" w:color="000000" w:sz="6" w:space="0"/>
+          <w:bottom w:val="single" w:color="000000" w:sz="6" w:space="0"/>
+          <w:right w:val="single" w:color="000000" w:sz="6" w:space="0"/>
+          <w:insideH w:val="single" w:color="000000" w:sz="6" w:space="0"/>
+          <w:insideV w:val="single" w:color="000000" w:sz="6" w:space="0"/>
+        </w:tblBorders>
+        <w:tblLayout w:type="fixed"/>
+        <w:tblCellMar>
+          <w:top w:w="100" w:type="dxa"/>
+          <w:left w:w="100" w:type="dxa"/>
+          <w:bottom w:w="100" w:type="dxa"/>
+          <w:right w:w="100" w:type="dxa"/>
+        </w:tblCellMar>
+      </w:tblPr>
+      <w:tblGrid>
+        <w:gridCol w:w="2340"/>
+        <w:gridCol w:w="2340"/>
+        <w:gridCol w:w="2340"/>
+        <w:gridCol w:w="2340"/>
+      </w:tblGrid>
+      <w:tr>
+        <w:tc>
+          <w:tcPr>
+            <w:tcW w:w="2340" w:type="dxa"/>
+          </w:tcPr>
+          <w:p>
+            <w:pPr/>
+            <w:r>
+              <w:rPr>
+                <w:b/>
+              </w:rPr>
+              <w:t xml:space="preserve">Requirement ID</w:t>
+            </w:r>
+          </w:p>
+        </w:tc>
+        <w:tc>
+          <w:tcPr>
+            <w:tcW w:w="2340" w:type="dxa"/>
+          </w:tcPr>
+          <w:p>
+            <w:pPr/>
+            <w:r>
+              <w:t xml:space="preserve">REQ_IO_A8.63.1</w:t>
+            </w:r>
+          </w:p>
+        </w:tc>
+        <w:tc>
+          <w:tcPr>
+            <w:tcW w:w="2340" w:type="dxa"/>
+          </w:tcPr>
+          <w:p>
+            <w:pPr/>
+            <w:r>
+              <w:rPr>
+                <w:b/>
+              </w:rPr>
+              <w:t xml:space="preserve">Version</w:t>
+            </w:r>
+          </w:p>
+        </w:tc>
+        <w:tc>
+          <w:tcPr>
+            <w:tcW w:w="2340" w:type="dxa"/>
+          </w:tcPr>
+          <w:p>
+            <w:pPr/>
+            <w:r>
+              <w:t xml:space="preserve">1.0</w:t>
+            </w:r>
+          </w:p>
+        </w:tc>
+      </w:tr>
+      <w:tr>
+        <w:tc>
+          <w:tcPr>
+            <w:tcW w:w="2340" w:type="dxa"/>
+          </w:tcPr>
+          <w:p>
+            <w:pPr/>
+            <w:r>
+              <w:rPr>
+                <w:b/>
+              </w:rPr>
+              <w:t xml:space="preserve">Item</w:t>
+            </w:r>
+          </w:p>
+        </w:tc>
+        <w:tc>
+          <w:tcPr>
+            <w:tcW w:w="7020" w:type="dxa"/>
+            <w:gridSpan w:val="3"/>
+          </w:tcPr>
+          <w:p>
+            <w:pPr/>
+            <w:r>
+              <w:t xml:space="preserve">Keyword (Input)</w:t>
+            </w:r>
+          </w:p>
+        </w:tc>
+      </w:tr>
+      <w:tr>
+        <w:tc>
+          <w:tcPr>
+            <w:tcW w:w="2340" w:type="dxa"/>
+          </w:tcPr>
+          <w:p>
+            <w:pPr/>
+            <w:r>
+              <w:rPr>
+                <w:b/>
+              </w:rPr>
+              <w:t xml:space="preserve">Description</w:t>
+            </w:r>
+          </w:p>
+        </w:tc>
+        <w:tc>
+          <w:tcPr>
+            <w:tcW w:w="7020" w:type="dxa"/>
+            <w:gridSpan w:val="3"/>
+          </w:tcPr>
+          <w:p>
+            <w:pPr/>
+            <w:r>
+              <w:t xml:space="preserve">搜尋帳號</w:t>
+            </w:r>
+          </w:p>
+        </w:tc>
+      </w:tr>
+      <w:tr>
+        <w:tc>
+          <w:tcPr>
+            <w:tcW w:w="2340" w:type="dxa"/>
+          </w:tcPr>
+          <w:p>
+            <w:pPr/>
+            <w:r>
+              <w:rPr>
+                <w:b/>
+              </w:rPr>
+              <w:t xml:space="preserve">Purpose</w:t>
+            </w:r>
+          </w:p>
+        </w:tc>
+        <w:tc>
+          <w:tcPr>
+            <w:tcW w:w="7020" w:type="dxa"/>
+            <w:gridSpan w:val="3"/>
+          </w:tcPr>
+          <w:p>
+            <w:pPr/>
+            <w:r>
+              <w:t xml:space="preserve">篩選列表</w:t>
+            </w:r>
+          </w:p>
+        </w:tc>
+      </w:tr>
+      <w:tr>
+        <w:tc>
+          <w:tcPr>
+            <w:tcW w:w="2340" w:type="dxa"/>
+          </w:tcPr>
+          <w:p>
+            <w:pPr/>
+            <w:r>
+              <w:rPr>
+                <w:b/>
+              </w:rPr>
+              <w:t xml:space="preserve">Format</w:t>
+            </w:r>
+          </w:p>
+        </w:tc>
+        <w:tc>
+          <w:tcPr>
+            <w:tcW w:w="2340" w:type="dxa"/>
+          </w:tcPr>
+          <w:p>
+            <w:pPr/>
+            <w:r>
+              <w:t xml:space="preserve">Text</w:t>
+            </w:r>
+          </w:p>
+        </w:tc>
+        <w:tc>
+          <w:tcPr>
+            <w:tcW w:w="2340" w:type="dxa"/>
+          </w:tcPr>
+          <w:p>
+            <w:pPr/>
+            <w:r>
+              <w:rPr>
+                <w:b/>
+              </w:rPr>
+              <w:t xml:space="preserve">Valid Range</w:t>
+            </w:r>
+          </w:p>
+        </w:tc>
+        <w:tc>
+          <w:tcPr>
+            <w:tcW w:w="2340" w:type="dxa"/>
+          </w:tcPr>
+          <w:p>
+            <w:pPr/>
+            <w:r>
+              <w:t xml:space="preserve">去除前後空白，不分大小寫</w:t>
+            </w:r>
+          </w:p>
+        </w:tc>
+      </w:tr>
+      <w:tr>
+        <w:tc>
+          <w:tcPr>
+            <w:tcW w:w="2340" w:type="dxa"/>
+          </w:tcPr>
+          <w:p>
+            <w:pPr/>
+            <w:r>
+              <w:rPr>
+                <w:b/>
+              </w:rPr>
+              <w:t xml:space="preserve">Related I/O</w:t>
+            </w:r>
+          </w:p>
+        </w:tc>
+        <w:tc>
+          <w:tcPr>
+            <w:tcW w:w="7020" w:type="dxa"/>
+            <w:gridSpan w:val="3"/>
+          </w:tcPr>
+          <w:p>
+            <w:pPr/>
+            <w:r>
+              <w:t xml:space="preserve">None</w:t>
+            </w:r>
+          </w:p>
+        </w:tc>
+      </w:tr>
+      <w:tr>
+        <w:tc>
+          <w:tcPr>
+            <w:tcW w:w="2340" w:type="dxa"/>
+          </w:tcPr>
+          <w:p>
+            <w:pPr/>
+            <w:r>
+              <w:rPr>
+                <w:b/>
+              </w:rPr>
+              <w:t xml:space="preserve">Author</w:t>
+            </w:r>
+          </w:p>
+        </w:tc>
+        <w:tc>
+          <w:tcPr>
+            <w:tcW w:w="7020" w:type="dxa"/>
+            <w:gridSpan w:val="3"/>
+          </w:tcPr>
+          <w:p>
+            <w:pPr/>
+            <w:r>
+              <w:t xml:space="preserve">Developer</w:t>
+            </w:r>
+          </w:p>
+        </w:tc>
+      </w:tr>
+    </w:tbl>
+    <w:p/>
+    <w:tbl>
+      <w:tblPr>
+        <w:tblStyle w:val="TableGrid"/>
+        <w:tblW w:w="9360" w:type="dxa"/>
+        <w:jc w:val="left"/>
+        <w:tblBorders>
+          <w:top w:val="single" w:color="000000" w:sz="6" w:space="0"/>
+          <w:left w:val="single" w:color="000000" w:sz="6" w:space="0"/>
+          <w:bottom w:val="single" w:color="000000" w:sz="6" w:space="0"/>
+          <w:right w:val="single" w:color="000000" w:sz="6" w:space="0"/>
+          <w:insideH w:val="single" w:color="000000" w:sz="6" w:space="0"/>
+          <w:insideV w:val="single" w:color="000000" w:sz="6" w:space="0"/>
+        </w:tblBorders>
+        <w:tblLayout w:type="fixed"/>
+        <w:tblCellMar>
+          <w:top w:w="100" w:type="dxa"/>
+          <w:left w:w="100" w:type="dxa"/>
+          <w:bottom w:w="100" w:type="dxa"/>
+          <w:right w:w="100" w:type="dxa"/>
+        </w:tblCellMar>
+      </w:tblPr>
+      <w:tblGrid>
+        <w:gridCol w:w="2340"/>
+        <w:gridCol w:w="2340"/>
+        <w:gridCol w:w="2340"/>
+        <w:gridCol w:w="2340"/>
+      </w:tblGrid>
+      <w:tr>
+        <w:tc>
+          <w:tcPr>
+            <w:tcW w:w="2340" w:type="dxa"/>
+          </w:tcPr>
+          <w:p>
+            <w:pPr/>
+            <w:r>
+              <w:rPr>
+                <w:b/>
+              </w:rPr>
+              <w:t xml:space="preserve">Requirement ID</w:t>
+            </w:r>
+          </w:p>
+        </w:tc>
+        <w:tc>
+          <w:tcPr>
+            <w:tcW w:w="2340" w:type="dxa"/>
+          </w:tcPr>
+          <w:p>
+            <w:pPr/>
+            <w:r>
+              <w:t xml:space="preserve">REQ_IO_A8.63.2</w:t>
+            </w:r>
+          </w:p>
+        </w:tc>
+        <w:tc>
+          <w:tcPr>
+            <w:tcW w:w="2340" w:type="dxa"/>
+          </w:tcPr>
+          <w:p>
+            <w:pPr/>
+            <w:r>
+              <w:rPr>
+                <w:b/>
+              </w:rPr>
+              <w:t xml:space="preserve">Version</w:t>
+            </w:r>
+          </w:p>
+        </w:tc>
+        <w:tc>
+          <w:tcPr>
+            <w:tcW w:w="2340" w:type="dxa"/>
+          </w:tcPr>
+          <w:p>
+            <w:pPr/>
+            <w:r>
+              <w:t xml:space="preserve">1.0</w:t>
+            </w:r>
+          </w:p>
+        </w:tc>
+      </w:tr>
+      <w:tr>
+        <w:tc>
+          <w:tcPr>
+            <w:tcW w:w="2340" w:type="dxa"/>
+          </w:tcPr>
+          <w:p>
+            <w:pPr/>
+            <w:r>
+              <w:rPr>
+                <w:b/>
+              </w:rPr>
+              <w:t xml:space="preserve">Item</w:t>
+            </w:r>
+          </w:p>
+        </w:tc>
+        <w:tc>
+          <w:tcPr>
+            <w:tcW w:w="7020" w:type="dxa"/>
+            <w:gridSpan w:val="3"/>
+          </w:tcPr>
+          <w:p>
+            <w:pPr/>
+            <w:r>
+              <w:t xml:space="preserve">Status (Tag)</w:t>
+            </w:r>
+          </w:p>
+        </w:tc>
+      </w:tr>
+      <w:tr>
+        <w:tc>
+          <w:tcPr>
+            <w:tcW w:w="2340" w:type="dxa"/>
+          </w:tcPr>
+          <w:p>
+            <w:pPr/>
+            <w:r>
+              <w:rPr>
+                <w:b/>
+              </w:rPr>
+              <w:t xml:space="preserve">Description</w:t>
+            </w:r>
+          </w:p>
+        </w:tc>
+        <w:tc>
+          <w:tcPr>
+            <w:tcW w:w="7020" w:type="dxa"/>
+            <w:gridSpan w:val="3"/>
+          </w:tcPr>
+          <w:p>
+            <w:pPr/>
+            <w:r>
+              <w:t xml:space="preserve">狀態</w:t>
+            </w:r>
+          </w:p>
+        </w:tc>
+      </w:tr>
+      <w:tr>
+        <w:tc>
+          <w:tcPr>
+            <w:tcW w:w="2340" w:type="dxa"/>
+          </w:tcPr>
+          <w:p>
+            <w:pPr/>
+            <w:r>
+              <w:rPr>
+                <w:b/>
+              </w:rPr>
+              <w:t xml:space="preserve">Purpose</w:t>
+            </w:r>
+          </w:p>
+        </w:tc>
+        <w:tc>
+          <w:tcPr>
+            <w:tcW w:w="7020" w:type="dxa"/>
+            <w:gridSpan w:val="3"/>
+          </w:tcPr>
+          <w:p>
+            <w:pPr/>
+            <w:r>
+              <w:t xml:space="preserve">顯示啟用、鎖定、密碼過期</w:t>
+            </w:r>
+          </w:p>
+        </w:tc>
+      </w:tr>
+      <w:tr>
+        <w:tc>
+          <w:tcPr>
+            <w:tcW w:w="2340" w:type="dxa"/>
+          </w:tcPr>
+          <w:p>
+            <w:pPr/>
+            <w:r>
+              <w:rPr>
+                <w:b/>
+              </w:rPr>
+              <w:t xml:space="preserve">Format</w:t>
+            </w:r>
+          </w:p>
+        </w:tc>
+        <w:tc>
+          <w:tcPr>
+            <w:tcW w:w="2340" w:type="dxa"/>
+          </w:tcPr>
+          <w:p>
+            <w:pPr/>
+            <w:r>
+              <w:t xml:space="preserve">Tag</w:t>
+            </w:r>
+          </w:p>
+        </w:tc>
+        <w:tc>
+          <w:tcPr>
+            <w:tcW w:w="2340" w:type="dxa"/>
+          </w:tcPr>
+          <w:p>
+            <w:pPr/>
+            <w:r>
+              <w:rPr>
+                <w:b/>
+              </w:rPr>
+              <w:t xml:space="preserve">Valid Range</w:t>
+            </w:r>
+          </w:p>
+        </w:tc>
+        <w:tc>
+          <w:tcPr>
+            <w:tcW w:w="2340" w:type="dxa"/>
+          </w:tcPr>
+          <w:p>
+            <w:pPr/>
+            <w:r>
+              <w:t xml:space="preserve">啟用／停用；已鎖定；密碼已過期</w:t>
+            </w:r>
+          </w:p>
+        </w:tc>
+      </w:tr>
+      <w:tr>
+        <w:tc>
+          <w:tcPr>
+            <w:tcW w:w="2340" w:type="dxa"/>
+          </w:tcPr>
+          <w:p>
+            <w:pPr/>
+            <w:r>
+              <w:rPr>
+                <w:b/>
+              </w:rPr>
+              <w:t xml:space="preserve">Related I/O</w:t>
+            </w:r>
+          </w:p>
+        </w:tc>
+        <w:tc>
+          <w:tcPr>
+            <w:tcW w:w="7020" w:type="dxa"/>
+            <w:gridSpan w:val="3"/>
+          </w:tcPr>
+          <w:p>
+            <w:pPr/>
+            <w:r>
+              <w:t xml:space="preserve">None</w:t>
+            </w:r>
+          </w:p>
+        </w:tc>
+      </w:tr>
+      <w:tr>
+        <w:tc>
+          <w:tcPr>
+            <w:tcW w:w="2340" w:type="dxa"/>
+          </w:tcPr>
+          <w:p>
+            <w:pPr/>
+            <w:r>
+              <w:rPr>
+                <w:b/>
+              </w:rPr>
+              <w:t xml:space="preserve">Author</w:t>
+            </w:r>
+          </w:p>
+        </w:tc>
+        <w:tc>
+          <w:tcPr>
+            <w:tcW w:w="7020" w:type="dxa"/>
+            <w:gridSpan w:val="3"/>
+          </w:tcPr>
+          <w:p>
+            <w:pPr/>
+            <w:r>
+              <w:t xml:space="preserve">Developer</w:t>
+            </w:r>
+          </w:p>
+        </w:tc>
+      </w:tr>
+    </w:tbl>
+    <w:p/>
+    <w:tbl>
+      <w:tblPr>
+        <w:tblStyle w:val="TableGrid"/>
+        <w:tblW w:w="9360" w:type="dxa"/>
+        <w:jc w:val="left"/>
+        <w:tblBorders>
+          <w:top w:val="single" w:color="000000" w:sz="6" w:space="0"/>
+          <w:left w:val="single" w:color="000000" w:sz="6" w:space="0"/>
+          <w:bottom w:val="single" w:color="000000" w:sz="6" w:space="0"/>
+          <w:right w:val="single" w:color="000000" w:sz="6" w:space="0"/>
+          <w:insideH w:val="single" w:color="000000" w:sz="6" w:space="0"/>
+          <w:insideV w:val="single" w:color="000000" w:sz="6" w:space="0"/>
+        </w:tblBorders>
+        <w:tblLayout w:type="fixed"/>
+        <w:tblCellMar>
+          <w:top w:w="100" w:type="dxa"/>
+          <w:left w:w="100" w:type="dxa"/>
+          <w:bottom w:w="100" w:type="dxa"/>
+          <w:right w:w="100" w:type="dxa"/>
+        </w:tblCellMar>
+      </w:tblPr>
+      <w:tblGrid>
+        <w:gridCol w:w="2340"/>
+        <w:gridCol w:w="2340"/>
+        <w:gridCol w:w="2340"/>
+        <w:gridCol w:w="2340"/>
+      </w:tblGrid>
+      <w:tr>
+        <w:tc>
+          <w:tcPr>
+            <w:tcW w:w="2340" w:type="dxa"/>
+          </w:tcPr>
+          <w:p>
+            <w:pPr/>
+            <w:r>
+              <w:rPr>
+                <w:b/>
+              </w:rPr>
+              <w:t xml:space="preserve">Requirement ID</w:t>
+            </w:r>
+          </w:p>
+        </w:tc>
+        <w:tc>
+          <w:tcPr>
+            <w:tcW w:w="2340" w:type="dxa"/>
+          </w:tcPr>
+          <w:p>
+            <w:pPr/>
+            <w:r>
+              <w:t xml:space="preserve">REQ_IO_A8.63.3</w:t>
+            </w:r>
+          </w:p>
+        </w:tc>
+        <w:tc>
+          <w:tcPr>
+            <w:tcW w:w="2340" w:type="dxa"/>
+          </w:tcPr>
+          <w:p>
+            <w:pPr/>
+            <w:r>
+              <w:rPr>
+                <w:b/>
+              </w:rPr>
+              <w:t xml:space="preserve">Version</w:t>
+            </w:r>
+          </w:p>
+        </w:tc>
+        <w:tc>
+          <w:tcPr>
+            <w:tcW w:w="2340" w:type="dxa"/>
+          </w:tcPr>
+          <w:p>
+            <w:pPr/>
+            <w:r>
+              <w:t xml:space="preserve">1.0</w:t>
+            </w:r>
+          </w:p>
+        </w:tc>
+      </w:tr>
+      <w:tr>
+        <w:tc>
+          <w:tcPr>
+            <w:tcW w:w="2340" w:type="dxa"/>
+          </w:tcPr>
+          <w:p>
+            <w:pPr/>
+            <w:r>
+              <w:rPr>
+                <w:b/>
+              </w:rPr>
+              <w:t xml:space="preserve">Item</w:t>
+            </w:r>
+          </w:p>
+        </w:tc>
+        <w:tc>
+          <w:tcPr>
+            <w:tcW w:w="7020" w:type="dxa"/>
+            <w:gridSpan w:val="3"/>
+          </w:tcPr>
+          <w:p>
+            <w:pPr/>
+            <w:r>
+              <w:t xml:space="preserve">Activate / Deactivate (Button)</w:t>
+            </w:r>
+          </w:p>
+        </w:tc>
+      </w:tr>
+      <w:tr>
+        <w:tc>
+          <w:tcPr>
+            <w:tcW w:w="2340" w:type="dxa"/>
+          </w:tcPr>
+          <w:p>
+            <w:pPr/>
+            <w:r>
+              <w:rPr>
+                <w:b/>
+              </w:rPr>
+              <w:t xml:space="preserve">Description</w:t>
+            </w:r>
+          </w:p>
+        </w:tc>
+        <w:tc>
+          <w:tcPr>
+            <w:tcW w:w="7020" w:type="dxa"/>
+            <w:gridSpan w:val="3"/>
+          </w:tcPr>
+          <w:p>
+            <w:pPr/>
+            <w:r>
+              <w:t xml:space="preserve">啟用／停用</w:t>
+            </w:r>
+          </w:p>
+        </w:tc>
+      </w:tr>
+      <w:tr>
+        <w:tc>
+          <w:tcPr>
+            <w:tcW w:w="2340" w:type="dxa"/>
+          </w:tcPr>
+          <w:p>
+            <w:pPr/>
+            <w:r>
+              <w:rPr>
+                <w:b/>
+              </w:rPr>
+              <w:t xml:space="preserve">Purpose</w:t>
+            </w:r>
+          </w:p>
+        </w:tc>
+        <w:tc>
+          <w:tcPr>
+            <w:tcW w:w="7020" w:type="dxa"/>
+            <w:gridSpan w:val="3"/>
+          </w:tcPr>
+          <w:p>
+            <w:pPr/>
+            <w:r>
+              <w:t xml:space="preserve">切換帳號狀態</w:t>
+            </w:r>
+          </w:p>
+        </w:tc>
+      </w:tr>
+      <w:tr>
+        <w:tc>
+          <w:tcPr>
+            <w:tcW w:w="2340" w:type="dxa"/>
+          </w:tcPr>
+          <w:p>
+            <w:pPr/>
+            <w:r>
+              <w:rPr>
+                <w:b/>
+              </w:rPr>
+              <w:t xml:space="preserve">Format</w:t>
+            </w:r>
+          </w:p>
+        </w:tc>
+        <w:tc>
+          <w:tcPr>
+            <w:tcW w:w="2340" w:type="dxa"/>
+          </w:tcPr>
+          <w:p>
+            <w:pPr/>
+            <w:r>
+              <w:t xml:space="preserve">Button</w:t>
+            </w:r>
+          </w:p>
+        </w:tc>
+        <w:tc>
+          <w:tcPr>
+            <w:tcW w:w="2340" w:type="dxa"/>
+          </w:tcPr>
+          <w:p>
+            <w:pPr/>
+            <w:r>
+              <w:rPr>
+                <w:b/>
+              </w:rPr>
+              <w:t xml:space="preserve">Valid Range</w:t>
+            </w:r>
+          </w:p>
+        </w:tc>
+        <w:tc>
+          <w:tcPr>
+            <w:tcW w:w="2340" w:type="dxa"/>
+          </w:tcPr>
+          <w:p>
+            <w:pPr/>
+            <w:r>
+              <w:t xml:space="preserve">帶讀取時的 version；不可停用自己</w:t>
+            </w:r>
+          </w:p>
+        </w:tc>
+      </w:tr>
+      <w:tr>
+        <w:tc>
+          <w:tcPr>
+            <w:tcW w:w="2340" w:type="dxa"/>
+          </w:tcPr>
+          <w:p>
+            <w:pPr/>
+            <w:r>
+              <w:rPr>
+                <w:b/>
+              </w:rPr>
+              <w:t xml:space="preserve">Related I/O</w:t>
+            </w:r>
+          </w:p>
+        </w:tc>
+        <w:tc>
+          <w:tcPr>
+            <w:tcW w:w="7020" w:type="dxa"/>
+            <w:gridSpan w:val="3"/>
+          </w:tcPr>
+          <w:p>
+            <w:pPr/>
+            <w:r>
+              <w:t xml:space="preserve">None</w:t>
+            </w:r>
+          </w:p>
+        </w:tc>
+      </w:tr>
+      <w:tr>
+        <w:tc>
+          <w:tcPr>
+            <w:tcW w:w="2340" w:type="dxa"/>
+          </w:tcPr>
+          <w:p>
+            <w:pPr/>
+            <w:r>
+              <w:rPr>
+                <w:b/>
+              </w:rPr>
+              <w:t xml:space="preserve">Author</w:t>
+            </w:r>
+          </w:p>
+        </w:tc>
+        <w:tc>
+          <w:tcPr>
+            <w:tcW w:w="7020" w:type="dxa"/>
+            <w:gridSpan w:val="3"/>
+          </w:tcPr>
+          <w:p>
+            <w:pPr/>
+            <w:r>
+              <w:t xml:space="preserve">Developer</w:t>
+            </w:r>
+          </w:p>
+        </w:tc>
+      </w:tr>
+    </w:tbl>
+    <w:p/>
+    <w:tbl>
+      <w:tblPr>
+        <w:tblStyle w:val="TableGrid"/>
+        <w:tblW w:w="9360" w:type="dxa"/>
+        <w:jc w:val="left"/>
+        <w:tblBorders>
+          <w:top w:val="single" w:color="000000" w:sz="6" w:space="0"/>
+          <w:left w:val="single" w:color="000000" w:sz="6" w:space="0"/>
+          <w:bottom w:val="single" w:color="000000" w:sz="6" w:space="0"/>
+          <w:right w:val="single" w:color="000000" w:sz="6" w:space="0"/>
+          <w:insideH w:val="single" w:color="000000" w:sz="6" w:space="0"/>
+          <w:insideV w:val="single" w:color="000000" w:sz="6" w:space="0"/>
+        </w:tblBorders>
+        <w:tblLayout w:type="fixed"/>
+        <w:tblCellMar>
+          <w:top w:w="100" w:type="dxa"/>
+          <w:left w:w="100" w:type="dxa"/>
+          <w:bottom w:w="100" w:type="dxa"/>
+          <w:right w:w="100" w:type="dxa"/>
+        </w:tblCellMar>
+      </w:tblPr>
+      <w:tblGrid>
+        <w:gridCol w:w="2340"/>
+        <w:gridCol w:w="2340"/>
+        <w:gridCol w:w="2340"/>
+        <w:gridCol w:w="2340"/>
+      </w:tblGrid>
+      <w:tr>
+        <w:tc>
+          <w:tcPr>
+            <w:tcW w:w="2340" w:type="dxa"/>
+          </w:tcPr>
+          <w:p>
+            <w:pPr/>
+            <w:r>
+              <w:rPr>
+                <w:b/>
+              </w:rPr>
+              <w:t xml:space="preserve">Requirement ID</w:t>
+            </w:r>
+          </w:p>
+        </w:tc>
+        <w:tc>
+          <w:tcPr>
+            <w:tcW w:w="2340" w:type="dxa"/>
+          </w:tcPr>
+          <w:p>
+            <w:pPr/>
+            <w:r>
+              <w:t xml:space="preserve">REQ_IO_A8.63.4</w:t>
+            </w:r>
+          </w:p>
+        </w:tc>
+        <w:tc>
+          <w:tcPr>
+            <w:tcW w:w="2340" w:type="dxa"/>
+          </w:tcPr>
+          <w:p>
+            <w:pPr/>
+            <w:r>
+              <w:rPr>
+                <w:b/>
+              </w:rPr>
+              <w:t xml:space="preserve">Version</w:t>
+            </w:r>
+          </w:p>
+        </w:tc>
+        <w:tc>
+          <w:tcPr>
+            <w:tcW w:w="2340" w:type="dxa"/>
+          </w:tcPr>
+          <w:p>
+            <w:pPr/>
+            <w:r>
+              <w:t xml:space="preserve">1.0</w:t>
+            </w:r>
+          </w:p>
+        </w:tc>
+      </w:tr>
+      <w:tr>
+        <w:tc>
+          <w:tcPr>
+            <w:tcW w:w="2340" w:type="dxa"/>
+          </w:tcPr>
+          <w:p>
+            <w:pPr/>
+            <w:r>
+              <w:rPr>
+                <w:b/>
+              </w:rPr>
+              <w:t xml:space="preserve">Item</w:t>
+            </w:r>
+          </w:p>
+        </w:tc>
+        <w:tc>
+          <w:tcPr>
+            <w:tcW w:w="7020" w:type="dxa"/>
+            <w:gridSpan w:val="3"/>
+          </w:tcPr>
+          <w:p>
+            <w:pPr/>
+            <w:r>
+              <w:t xml:space="preserve">Unlock (Button)</w:t>
+            </w:r>
+          </w:p>
+        </w:tc>
+      </w:tr>
+      <w:tr>
+        <w:tc>
+          <w:tcPr>
+            <w:tcW w:w="2340" w:type="dxa"/>
+          </w:tcPr>
+          <w:p>
+            <w:pPr/>
+            <w:r>
+              <w:rPr>
+                <w:b/>
+              </w:rPr>
+              <w:t xml:space="preserve">Description</w:t>
+            </w:r>
+          </w:p>
+        </w:tc>
+        <w:tc>
+          <w:tcPr>
+            <w:tcW w:w="7020" w:type="dxa"/>
+            <w:gridSpan w:val="3"/>
+          </w:tcPr>
+          <w:p>
+            <w:pPr/>
+            <w:r>
+              <w:t xml:space="preserve">解鎖</w:t>
+            </w:r>
+          </w:p>
+        </w:tc>
+      </w:tr>
+      <w:tr>
+        <w:tc>
+          <w:tcPr>
+            <w:tcW w:w="2340" w:type="dxa"/>
+          </w:tcPr>
+          <w:p>
+            <w:pPr/>
+            <w:r>
+              <w:rPr>
+                <w:b/>
+              </w:rPr>
+              <w:t xml:space="preserve">Purpose</w:t>
+            </w:r>
+          </w:p>
+        </w:tc>
+        <w:tc>
+          <w:tcPr>
+            <w:tcW w:w="7020" w:type="dxa"/>
+            <w:gridSpan w:val="3"/>
+          </w:tcPr>
+          <w:p>
+            <w:pPr/>
+            <w:r>
+              <w:t xml:space="preserve">清除鎖定</w:t>
+            </w:r>
+          </w:p>
+        </w:tc>
+      </w:tr>
+      <w:tr>
+        <w:tc>
+          <w:tcPr>
+            <w:tcW w:w="2340" w:type="dxa"/>
+          </w:tcPr>
+          <w:p>
+            <w:pPr/>
+            <w:r>
+              <w:rPr>
+                <w:b/>
+              </w:rPr>
+              <w:t xml:space="preserve">Format</w:t>
+            </w:r>
+          </w:p>
+        </w:tc>
+        <w:tc>
+          <w:tcPr>
+            <w:tcW w:w="2340" w:type="dxa"/>
+          </w:tcPr>
+          <w:p>
+            <w:pPr/>
+            <w:r>
+              <w:t xml:space="preserve">Button</w:t>
+            </w:r>
+          </w:p>
+        </w:tc>
+        <w:tc>
+          <w:tcPr>
+            <w:tcW w:w="2340" w:type="dxa"/>
+          </w:tcPr>
+          <w:p>
+            <w:pPr/>
+            <w:r>
+              <w:rPr>
+                <w:b/>
+              </w:rPr>
+              <w:t xml:space="preserve">Valid Range</w:t>
+            </w:r>
+          </w:p>
+        </w:tc>
+        <w:tc>
+          <w:tcPr>
+            <w:tcW w:w="2340" w:type="dxa"/>
+          </w:tcPr>
+          <w:p>
+            <w:pPr/>
+            <w:r>
+              <w:t xml:space="preserve">只在已鎖定時顯示</w:t>
+            </w:r>
+          </w:p>
+        </w:tc>
+      </w:tr>
+      <w:tr>
+        <w:tc>
+          <w:tcPr>
+            <w:tcW w:w="2340" w:type="dxa"/>
+          </w:tcPr>
+          <w:p>
+            <w:pPr/>
+            <w:r>
+              <w:rPr>
+                <w:b/>
+              </w:rPr>
+              <w:t xml:space="preserve">Related I/O</w:t>
+            </w:r>
+          </w:p>
+        </w:tc>
+        <w:tc>
+          <w:tcPr>
+            <w:tcW w:w="7020" w:type="dxa"/>
+            <w:gridSpan w:val="3"/>
+          </w:tcPr>
+          <w:p>
+            <w:pPr/>
+            <w:r>
+              <w:t xml:space="preserve">None</w:t>
+            </w:r>
+          </w:p>
+        </w:tc>
+      </w:tr>
+      <w:tr>
+        <w:tc>
+          <w:tcPr>
+            <w:tcW w:w="2340" w:type="dxa"/>
+          </w:tcPr>
+          <w:p>
+            <w:pPr/>
+            <w:r>
+              <w:rPr>
+                <w:b/>
+              </w:rPr>
+              <w:t xml:space="preserve">Author</w:t>
+            </w:r>
+          </w:p>
+        </w:tc>
+        <w:tc>
+          <w:tcPr>
+            <w:tcW w:w="7020" w:type="dxa"/>
+            <w:gridSpan w:val="3"/>
+          </w:tcPr>
+          <w:p>
+            <w:pPr/>
+            <w:r>
+              <w:t xml:space="preserve">Developer</w:t>
+            </w:r>
+          </w:p>
+        </w:tc>
+      </w:tr>
+    </w:tbl>
+    <w:p/>
+    <w:tbl>
+      <w:tblPr>
+        <w:tblStyle w:val="TableGrid"/>
+        <w:tblW w:w="9360" w:type="dxa"/>
+        <w:jc w:val="left"/>
+        <w:tblBorders>
+          <w:top w:val="single" w:color="000000" w:sz="6" w:space="0"/>
+          <w:left w:val="single" w:color="000000" w:sz="6" w:space="0"/>
+          <w:bottom w:val="single" w:color="000000" w:sz="6" w:space="0"/>
+          <w:right w:val="single" w:color="000000" w:sz="6" w:space="0"/>
+          <w:insideH w:val="single" w:color="000000" w:sz="6" w:space="0"/>
+          <w:insideV w:val="single" w:color="000000" w:sz="6" w:space="0"/>
+        </w:tblBorders>
+        <w:tblLayout w:type="fixed"/>
+        <w:tblCellMar>
+          <w:top w:w="100" w:type="dxa"/>
+          <w:left w:w="100" w:type="dxa"/>
+          <w:bottom w:w="100" w:type="dxa"/>
+          <w:right w:w="100" w:type="dxa"/>
+        </w:tblCellMar>
+      </w:tblPr>
+      <w:tblGrid>
+        <w:gridCol w:w="2340"/>
+        <w:gridCol w:w="2340"/>
+        <w:gridCol w:w="2340"/>
+        <w:gridCol w:w="2340"/>
+      </w:tblGrid>
+      <w:tr>
+        <w:tc>
+          <w:tcPr>
+            <w:tcW w:w="2340" w:type="dxa"/>
+          </w:tcPr>
+          <w:p>
+            <w:pPr/>
+            <w:r>
+              <w:rPr>
+                <w:b/>
+              </w:rPr>
+              <w:t xml:space="preserve">Requirement ID</w:t>
+            </w:r>
+          </w:p>
+        </w:tc>
+        <w:tc>
+          <w:tcPr>
+            <w:tcW w:w="2340" w:type="dxa"/>
+          </w:tcPr>
+          <w:p>
+            <w:pPr/>
+            <w:r>
+              <w:t xml:space="preserve">REQ_IO_A8.63.5</w:t>
+            </w:r>
+          </w:p>
+        </w:tc>
+        <w:tc>
+          <w:tcPr>
+            <w:tcW w:w="2340" w:type="dxa"/>
+          </w:tcPr>
+          <w:p>
+            <w:pPr/>
+            <w:r>
+              <w:rPr>
+                <w:b/>
+              </w:rPr>
+              <w:t xml:space="preserve">Version</w:t>
+            </w:r>
+          </w:p>
+        </w:tc>
+        <w:tc>
+          <w:tcPr>
+            <w:tcW w:w="2340" w:type="dxa"/>
+          </w:tcPr>
+          <w:p>
+            <w:pPr/>
+            <w:r>
+              <w:t xml:space="preserve">1.0</w:t>
+            </w:r>
+          </w:p>
+        </w:tc>
+      </w:tr>
+      <w:tr>
+        <w:tc>
+          <w:tcPr>
+            <w:tcW w:w="2340" w:type="dxa"/>
+          </w:tcPr>
+          <w:p>
+            <w:pPr/>
+            <w:r>
+              <w:rPr>
+                <w:b/>
+              </w:rPr>
+              <w:t xml:space="preserve">Item</w:t>
+            </w:r>
+          </w:p>
+        </w:tc>
+        <w:tc>
+          <w:tcPr>
+            <w:tcW w:w="7020" w:type="dxa"/>
+            <w:gridSpan w:val="3"/>
+          </w:tcPr>
+          <w:p>
+            <w:pPr/>
+            <w:r>
+              <w:t xml:space="preserve">Reset Password (Button)</w:t>
+            </w:r>
+          </w:p>
+        </w:tc>
+      </w:tr>
+      <w:tr>
+        <w:tc>
+          <w:tcPr>
+            <w:tcW w:w="2340" w:type="dxa"/>
+          </w:tcPr>
+          <w:p>
+            <w:pPr/>
+            <w:r>
+              <w:rPr>
+                <w:b/>
+              </w:rPr>
+              <w:t xml:space="preserve">Description</w:t>
+            </w:r>
+          </w:p>
+        </w:tc>
+        <w:tc>
+          <w:tcPr>
+            <w:tcW w:w="7020" w:type="dxa"/>
+            <w:gridSpan w:val="3"/>
+          </w:tcPr>
+          <w:p>
+            <w:pPr/>
+            <w:r>
+              <w:t xml:space="preserve">重設密碼</w:t>
+            </w:r>
+          </w:p>
+        </w:tc>
+      </w:tr>
+      <w:tr>
+        <w:tc>
+          <w:tcPr>
+            <w:tcW w:w="2340" w:type="dxa"/>
+          </w:tcPr>
+          <w:p>
+            <w:pPr/>
+            <w:r>
+              <w:rPr>
+                <w:b/>
+              </w:rPr>
+              <w:t xml:space="preserve">Purpose</w:t>
+            </w:r>
+          </w:p>
+        </w:tc>
+        <w:tc>
+          <w:tcPr>
+            <w:tcW w:w="7020" w:type="dxa"/>
+            <w:gridSpan w:val="3"/>
+          </w:tcPr>
+          <w:p>
+            <w:pPr/>
+            <w:r>
+              <w:t xml:space="preserve">開啟重設對話框</w:t>
+            </w:r>
+          </w:p>
+        </w:tc>
+      </w:tr>
+      <w:tr>
+        <w:tc>
+          <w:tcPr>
+            <w:tcW w:w="2340" w:type="dxa"/>
+          </w:tcPr>
+          <w:p>
+            <w:pPr/>
+            <w:r>
+              <w:rPr>
+                <w:b/>
+              </w:rPr>
+              <w:t xml:space="preserve">Format</w:t>
+            </w:r>
+          </w:p>
+        </w:tc>
+        <w:tc>
+          <w:tcPr>
+            <w:tcW w:w="2340" w:type="dxa"/>
+          </w:tcPr>
+          <w:p>
+            <w:pPr/>
+            <w:r>
+              <w:t xml:space="preserve">Button</w:t>
+            </w:r>
+          </w:p>
+        </w:tc>
+        <w:tc>
+          <w:tcPr>
+            <w:tcW w:w="2340" w:type="dxa"/>
+          </w:tcPr>
+          <w:p>
+            <w:pPr/>
+            <w:r>
+              <w:rPr>
+                <w:b/>
+              </w:rPr>
+              <w:t xml:space="preserve">Valid Range</w:t>
+            </w:r>
+          </w:p>
+        </w:tc>
+        <w:tc>
+          <w:tcPr>
+            <w:tcW w:w="2340" w:type="dxa"/>
+          </w:tcPr>
+          <w:p>
+            <w:pPr/>
+            <w:r>
+              <w:t xml:space="preserve">新密碼依政策驗證，成功後清除鎖定並重新起算到期</w:t>
+            </w:r>
+          </w:p>
+        </w:tc>
+      </w:tr>
+      <w:tr>
+        <w:tc>
+          <w:tcPr>
+            <w:tcW w:w="2340" w:type="dxa"/>
+          </w:tcPr>
+          <w:p>
+            <w:pPr/>
+            <w:r>
+              <w:rPr>
+                <w:b/>
+              </w:rPr>
+              <w:t xml:space="preserve">Related I/O</w:t>
+            </w:r>
+          </w:p>
+        </w:tc>
+        <w:tc>
+          <w:tcPr>
+            <w:tcW w:w="7020" w:type="dxa"/>
+            <w:gridSpan w:val="3"/>
+          </w:tcPr>
+          <w:p>
+            <w:pPr/>
+            <w:r>
+              <w:t xml:space="preserve">REQ_IO_A8.61.2</w:t>
             </w:r>
           </w:p>
         </w:tc>
@@ -10044,6 +12274,25 @@
     </w:p>
     <w:p>
       <w:pPr>
+        <w:pStyle w:val="Heading5"/>
+      </w:pPr>
+      <w:r>
+        <w:t xml:space="preserve">4.5.1.8.63 User Maintenance Interface</w:t>
+      </w:r>
+    </w:p>
+    <w:p>
+      <w:pPr>
+        <w:jc w:val="center"/>
+      </w:pPr>
+      <w:r>
+        <w:rPr>
+          <w:i/>
+        </w:rPr>
+        <w:t xml:space="preserve">[Pending] Prototype screenshot of User Maintenance Interface.</w:t>
+      </w:r>
+    </w:p>
+    <w:p>
+      <w:pPr>
         <w:pStyle w:val="Heading2"/>
       </w:pPr>
       <w:r>
@@ -10136,7 +12385,7 @@
       </w:r>
     </w:p>
     <w:sectPr>
-      <w:footerReference xmlns:r="http://schemas.openxmlformats.org/officeDocument/2006/relationships" w:type="default" r:id="Raea46d1d1f4041b5"/>
+      <w:footerReference xmlns:r="http://schemas.openxmlformats.org/officeDocument/2006/relationships" w:type="default" r:id="Re46990307fc0405c"/>
       <w:pgSz w:w="11906" w:h="16838"/>
       <w:pgMar w:top="1440" w:right="1440" w:bottom="1440" w:left="1440" w:header="720" w:footer="720" w:gutter="0"/>
     </w:sectPr>

--- a/docs/99-output/MyERP_SRS.docx
+++ b/docs/99-output/MyERP_SRS.docx
@@ -5455,6 +5455,1182 @@
       </w:tr>
     </w:tbl>
     <w:p/>
+    <w:tbl>
+      <w:tblPr>
+        <w:tblStyle w:val="TableGrid"/>
+        <w:tblW w:w="9345" w:type="dxa"/>
+        <w:jc w:val="left"/>
+        <w:tblBorders>
+          <w:top w:val="single" w:color="000000" w:sz="8" w:space="0"/>
+          <w:left w:val="single" w:color="000000" w:sz="8" w:space="0"/>
+          <w:bottom w:val="single" w:color="000000" w:sz="8" w:space="0"/>
+          <w:right w:val="single" w:color="000000" w:sz="8" w:space="0"/>
+          <w:insideH w:val="single" w:color="000000" w:sz="8" w:space="0"/>
+          <w:insideV w:val="single" w:color="000000" w:sz="8" w:space="0"/>
+        </w:tblBorders>
+        <w:tblLayout w:type="fixed"/>
+        <w:tblCellMar>
+          <w:top w:w="100" w:type="dxa"/>
+          <w:left w:w="100" w:type="dxa"/>
+          <w:bottom w:w="100" w:type="dxa"/>
+          <w:right w:w="100" w:type="dxa"/>
+        </w:tblCellMar>
+      </w:tblPr>
+      <w:tblGrid>
+        <w:gridCol w:w="2220"/>
+        <w:gridCol w:w="3525"/>
+        <w:gridCol w:w="2370"/>
+        <w:gridCol w:w="1230"/>
+      </w:tblGrid>
+      <w:tr>
+        <w:trPr>
+          <w:trHeight w:val="465" w:hRule="atLeast"/>
+        </w:trPr>
+        <w:tc>
+          <w:tcPr>
+            <w:tcW w:w="2220" w:type="dxa"/>
+          </w:tcPr>
+          <w:p>
+            <w:pPr/>
+            <w:r>
+              <w:rPr>
+                <w:b/>
+              </w:rPr>
+              <w:t xml:space="preserve">Requirement ID</w:t>
+            </w:r>
+          </w:p>
+        </w:tc>
+        <w:tc>
+          <w:tcPr>
+            <w:tcW w:w="3525" w:type="dxa"/>
+          </w:tcPr>
+          <w:p>
+            <w:pPr/>
+            <w:r>
+              <w:t xml:space="preserve">REQ_F4118.25.8</w:t>
+            </w:r>
+          </w:p>
+        </w:tc>
+        <w:tc>
+          <w:tcPr>
+            <w:tcW w:w="2370" w:type="dxa"/>
+          </w:tcPr>
+          <w:p>
+            <w:pPr/>
+            <w:r>
+              <w:rPr>
+                <w:b/>
+              </w:rPr>
+              <w:t xml:space="preserve">Version</w:t>
+            </w:r>
+          </w:p>
+        </w:tc>
+        <w:tc>
+          <w:tcPr>
+            <w:tcW w:w="1230" w:type="dxa"/>
+          </w:tcPr>
+          <w:p>
+            <w:pPr/>
+            <w:r>
+              <w:t xml:space="preserve">1.0</w:t>
+            </w:r>
+          </w:p>
+        </w:tc>
+      </w:tr>
+      <w:tr>
+        <w:trPr>
+          <w:trHeight w:val="465" w:hRule="atLeast"/>
+        </w:trPr>
+        <w:tc>
+          <w:tcPr>
+            <w:tcW w:w="2220" w:type="dxa"/>
+          </w:tcPr>
+          <w:p>
+            <w:pPr/>
+            <w:r>
+              <w:rPr>
+                <w:b/>
+              </w:rPr>
+              <w:t xml:space="preserve">Description</w:t>
+            </w:r>
+          </w:p>
+        </w:tc>
+        <w:tc>
+          <w:tcPr>
+            <w:tcW w:w="7125" w:type="dxa"/>
+            <w:gridSpan w:val="3"/>
+          </w:tcPr>
+          <w:p>
+            <w:pPr/>
+            <w:r>
+              <w:t xml:space="preserve">System should allow authorized users to view a user's company access, organization and roles.</w:t>
+            </w:r>
+          </w:p>
+        </w:tc>
+      </w:tr>
+      <w:tr>
+        <w:trPr>
+          <w:trHeight w:val="465" w:hRule="atLeast"/>
+        </w:trPr>
+        <w:tc>
+          <w:tcPr>
+            <w:tcW w:w="2220" w:type="dxa"/>
+          </w:tcPr>
+          <w:p>
+            <w:pPr/>
+            <w:r>
+              <w:rPr>
+                <w:b/>
+              </w:rPr>
+              <w:t xml:space="preserve">Author</w:t>
+            </w:r>
+          </w:p>
+        </w:tc>
+        <w:tc>
+          <w:tcPr>
+            <w:tcW w:w="7125" w:type="dxa"/>
+            <w:gridSpan w:val="3"/>
+          </w:tcPr>
+          <w:p>
+            <w:pPr/>
+            <w:r>
+              <w:t xml:space="preserve">Developer</w:t>
+            </w:r>
+          </w:p>
+        </w:tc>
+      </w:tr>
+    </w:tbl>
+    <w:p/>
+    <w:p>
+      <w:pPr>
+        <w:pStyle w:val="Heading5"/>
+      </w:pPr>
+      <w:r>
+        <w:t xml:space="preserve">4.1.1.8.26 Web Security Middleware</w:t>
+      </w:r>
+    </w:p>
+    <w:tbl>
+      <w:tblPr>
+        <w:tblStyle w:val="TableGrid"/>
+        <w:tblW w:w="9345" w:type="dxa"/>
+        <w:jc w:val="left"/>
+        <w:tblBorders>
+          <w:top w:val="single" w:color="000000" w:sz="8" w:space="0"/>
+          <w:left w:val="single" w:color="000000" w:sz="8" w:space="0"/>
+          <w:bottom w:val="single" w:color="000000" w:sz="8" w:space="0"/>
+          <w:right w:val="single" w:color="000000" w:sz="8" w:space="0"/>
+          <w:insideH w:val="single" w:color="000000" w:sz="8" w:space="0"/>
+          <w:insideV w:val="single" w:color="000000" w:sz="8" w:space="0"/>
+        </w:tblBorders>
+        <w:tblLayout w:type="fixed"/>
+        <w:tblCellMar>
+          <w:top w:w="100" w:type="dxa"/>
+          <w:left w:w="100" w:type="dxa"/>
+          <w:bottom w:w="100" w:type="dxa"/>
+          <w:right w:w="100" w:type="dxa"/>
+        </w:tblCellMar>
+      </w:tblPr>
+      <w:tblGrid>
+        <w:gridCol w:w="2220"/>
+        <w:gridCol w:w="3525"/>
+        <w:gridCol w:w="2370"/>
+        <w:gridCol w:w="1230"/>
+      </w:tblGrid>
+      <w:tr>
+        <w:trPr>
+          <w:trHeight w:val="465" w:hRule="atLeast"/>
+        </w:trPr>
+        <w:tc>
+          <w:tcPr>
+            <w:tcW w:w="2220" w:type="dxa"/>
+          </w:tcPr>
+          <w:p>
+            <w:pPr/>
+            <w:r>
+              <w:rPr>
+                <w:b/>
+              </w:rPr>
+              <w:t xml:space="preserve">Requirement ID</w:t>
+            </w:r>
+          </w:p>
+        </w:tc>
+        <w:tc>
+          <w:tcPr>
+            <w:tcW w:w="3525" w:type="dxa"/>
+          </w:tcPr>
+          <w:p>
+            <w:pPr/>
+            <w:r>
+              <w:t xml:space="preserve">REQ_F4118.26.1</w:t>
+            </w:r>
+          </w:p>
+        </w:tc>
+        <w:tc>
+          <w:tcPr>
+            <w:tcW w:w="2370" w:type="dxa"/>
+          </w:tcPr>
+          <w:p>
+            <w:pPr/>
+            <w:r>
+              <w:rPr>
+                <w:b/>
+              </w:rPr>
+              <w:t xml:space="preserve">Version</w:t>
+            </w:r>
+          </w:p>
+        </w:tc>
+        <w:tc>
+          <w:tcPr>
+            <w:tcW w:w="1230" w:type="dxa"/>
+          </w:tcPr>
+          <w:p>
+            <w:pPr/>
+            <w:r>
+              <w:t xml:space="preserve">1.0</w:t>
+            </w:r>
+          </w:p>
+        </w:tc>
+      </w:tr>
+      <w:tr>
+        <w:trPr>
+          <w:trHeight w:val="465" w:hRule="atLeast"/>
+        </w:trPr>
+        <w:tc>
+          <w:tcPr>
+            <w:tcW w:w="2220" w:type="dxa"/>
+          </w:tcPr>
+          <w:p>
+            <w:pPr/>
+            <w:r>
+              <w:rPr>
+                <w:b/>
+              </w:rPr>
+              <w:t xml:space="preserve">Description</w:t>
+            </w:r>
+          </w:p>
+        </w:tc>
+        <w:tc>
+          <w:tcPr>
+            <w:tcW w:w="7125" w:type="dxa"/>
+            <w:gridSpan w:val="3"/>
+          </w:tcPr>
+          <w:p>
+            <w:pPr/>
+            <w:r>
+              <w:t xml:space="preserve">System should enforce HTTPS with HSTS outside the development environment.</w:t>
+            </w:r>
+          </w:p>
+        </w:tc>
+      </w:tr>
+      <w:tr>
+        <w:trPr>
+          <w:trHeight w:val="465" w:hRule="atLeast"/>
+        </w:trPr>
+        <w:tc>
+          <w:tcPr>
+            <w:tcW w:w="2220" w:type="dxa"/>
+          </w:tcPr>
+          <w:p>
+            <w:pPr/>
+            <w:r>
+              <w:rPr>
+                <w:b/>
+              </w:rPr>
+              <w:t xml:space="preserve">Author</w:t>
+            </w:r>
+          </w:p>
+        </w:tc>
+        <w:tc>
+          <w:tcPr>
+            <w:tcW w:w="7125" w:type="dxa"/>
+            <w:gridSpan w:val="3"/>
+          </w:tcPr>
+          <w:p>
+            <w:pPr/>
+            <w:r>
+              <w:t xml:space="preserve">Developer</w:t>
+            </w:r>
+          </w:p>
+        </w:tc>
+      </w:tr>
+    </w:tbl>
+    <w:p/>
+    <w:tbl>
+      <w:tblPr>
+        <w:tblStyle w:val="TableGrid"/>
+        <w:tblW w:w="9345" w:type="dxa"/>
+        <w:jc w:val="left"/>
+        <w:tblBorders>
+          <w:top w:val="single" w:color="000000" w:sz="8" w:space="0"/>
+          <w:left w:val="single" w:color="000000" w:sz="8" w:space="0"/>
+          <w:bottom w:val="single" w:color="000000" w:sz="8" w:space="0"/>
+          <w:right w:val="single" w:color="000000" w:sz="8" w:space="0"/>
+          <w:insideH w:val="single" w:color="000000" w:sz="8" w:space="0"/>
+          <w:insideV w:val="single" w:color="000000" w:sz="8" w:space="0"/>
+        </w:tblBorders>
+        <w:tblLayout w:type="fixed"/>
+        <w:tblCellMar>
+          <w:top w:w="100" w:type="dxa"/>
+          <w:left w:w="100" w:type="dxa"/>
+          <w:bottom w:w="100" w:type="dxa"/>
+          <w:right w:w="100" w:type="dxa"/>
+        </w:tblCellMar>
+      </w:tblPr>
+      <w:tblGrid>
+        <w:gridCol w:w="2220"/>
+        <w:gridCol w:w="3525"/>
+        <w:gridCol w:w="2370"/>
+        <w:gridCol w:w="1230"/>
+      </w:tblGrid>
+      <w:tr>
+        <w:trPr>
+          <w:trHeight w:val="465" w:hRule="atLeast"/>
+        </w:trPr>
+        <w:tc>
+          <w:tcPr>
+            <w:tcW w:w="2220" w:type="dxa"/>
+          </w:tcPr>
+          <w:p>
+            <w:pPr/>
+            <w:r>
+              <w:rPr>
+                <w:b/>
+              </w:rPr>
+              <w:t xml:space="preserve">Requirement ID</w:t>
+            </w:r>
+          </w:p>
+        </w:tc>
+        <w:tc>
+          <w:tcPr>
+            <w:tcW w:w="3525" w:type="dxa"/>
+          </w:tcPr>
+          <w:p>
+            <w:pPr/>
+            <w:r>
+              <w:t xml:space="preserve">REQ_F4118.26.2</w:t>
+            </w:r>
+          </w:p>
+        </w:tc>
+        <w:tc>
+          <w:tcPr>
+            <w:tcW w:w="2370" w:type="dxa"/>
+          </w:tcPr>
+          <w:p>
+            <w:pPr/>
+            <w:r>
+              <w:rPr>
+                <w:b/>
+              </w:rPr>
+              <w:t xml:space="preserve">Version</w:t>
+            </w:r>
+          </w:p>
+        </w:tc>
+        <w:tc>
+          <w:tcPr>
+            <w:tcW w:w="1230" w:type="dxa"/>
+          </w:tcPr>
+          <w:p>
+            <w:pPr/>
+            <w:r>
+              <w:t xml:space="preserve">1.0</w:t>
+            </w:r>
+          </w:p>
+        </w:tc>
+      </w:tr>
+      <w:tr>
+        <w:trPr>
+          <w:trHeight w:val="465" w:hRule="atLeast"/>
+        </w:trPr>
+        <w:tc>
+          <w:tcPr>
+            <w:tcW w:w="2220" w:type="dxa"/>
+          </w:tcPr>
+          <w:p>
+            <w:pPr/>
+            <w:r>
+              <w:rPr>
+                <w:b/>
+              </w:rPr>
+              <w:t xml:space="preserve">Description</w:t>
+            </w:r>
+          </w:p>
+        </w:tc>
+        <w:tc>
+          <w:tcPr>
+            <w:tcW w:w="7125" w:type="dxa"/>
+            <w:gridSpan w:val="3"/>
+          </w:tcPr>
+          <w:p>
+            <w:pPr/>
+            <w:r>
+              <w:t xml:space="preserve">System should allow cross-origin requests only from configured frontend origins.</w:t>
+            </w:r>
+          </w:p>
+        </w:tc>
+      </w:tr>
+      <w:tr>
+        <w:trPr>
+          <w:trHeight w:val="465" w:hRule="atLeast"/>
+        </w:trPr>
+        <w:tc>
+          <w:tcPr>
+            <w:tcW w:w="2220" w:type="dxa"/>
+          </w:tcPr>
+          <w:p>
+            <w:pPr/>
+            <w:r>
+              <w:rPr>
+                <w:b/>
+              </w:rPr>
+              <w:t xml:space="preserve">Author</w:t>
+            </w:r>
+          </w:p>
+        </w:tc>
+        <w:tc>
+          <w:tcPr>
+            <w:tcW w:w="7125" w:type="dxa"/>
+            <w:gridSpan w:val="3"/>
+          </w:tcPr>
+          <w:p>
+            <w:pPr/>
+            <w:r>
+              <w:t xml:space="preserve">Developer</w:t>
+            </w:r>
+          </w:p>
+        </w:tc>
+      </w:tr>
+    </w:tbl>
+    <w:p/>
+    <w:tbl>
+      <w:tblPr>
+        <w:tblStyle w:val="TableGrid"/>
+        <w:tblW w:w="9345" w:type="dxa"/>
+        <w:jc w:val="left"/>
+        <w:tblBorders>
+          <w:top w:val="single" w:color="000000" w:sz="8" w:space="0"/>
+          <w:left w:val="single" w:color="000000" w:sz="8" w:space="0"/>
+          <w:bottom w:val="single" w:color="000000" w:sz="8" w:space="0"/>
+          <w:right w:val="single" w:color="000000" w:sz="8" w:space="0"/>
+          <w:insideH w:val="single" w:color="000000" w:sz="8" w:space="0"/>
+          <w:insideV w:val="single" w:color="000000" w:sz="8" w:space="0"/>
+        </w:tblBorders>
+        <w:tblLayout w:type="fixed"/>
+        <w:tblCellMar>
+          <w:top w:w="100" w:type="dxa"/>
+          <w:left w:w="100" w:type="dxa"/>
+          <w:bottom w:w="100" w:type="dxa"/>
+          <w:right w:w="100" w:type="dxa"/>
+        </w:tblCellMar>
+      </w:tblPr>
+      <w:tblGrid>
+        <w:gridCol w:w="2220"/>
+        <w:gridCol w:w="3525"/>
+        <w:gridCol w:w="2370"/>
+        <w:gridCol w:w="1230"/>
+      </w:tblGrid>
+      <w:tr>
+        <w:trPr>
+          <w:trHeight w:val="465" w:hRule="atLeast"/>
+        </w:trPr>
+        <w:tc>
+          <w:tcPr>
+            <w:tcW w:w="2220" w:type="dxa"/>
+          </w:tcPr>
+          <w:p>
+            <w:pPr/>
+            <w:r>
+              <w:rPr>
+                <w:b/>
+              </w:rPr>
+              <w:t xml:space="preserve">Requirement ID</w:t>
+            </w:r>
+          </w:p>
+        </w:tc>
+        <w:tc>
+          <w:tcPr>
+            <w:tcW w:w="3525" w:type="dxa"/>
+          </w:tcPr>
+          <w:p>
+            <w:pPr/>
+            <w:r>
+              <w:t xml:space="preserve">REQ_F4118.26.3</w:t>
+            </w:r>
+          </w:p>
+        </w:tc>
+        <w:tc>
+          <w:tcPr>
+            <w:tcW w:w="2370" w:type="dxa"/>
+          </w:tcPr>
+          <w:p>
+            <w:pPr/>
+            <w:r>
+              <w:rPr>
+                <w:b/>
+              </w:rPr>
+              <w:t xml:space="preserve">Version</w:t>
+            </w:r>
+          </w:p>
+        </w:tc>
+        <w:tc>
+          <w:tcPr>
+            <w:tcW w:w="1230" w:type="dxa"/>
+          </w:tcPr>
+          <w:p>
+            <w:pPr/>
+            <w:r>
+              <w:t xml:space="preserve">1.0</w:t>
+            </w:r>
+          </w:p>
+        </w:tc>
+      </w:tr>
+      <w:tr>
+        <w:trPr>
+          <w:trHeight w:val="465" w:hRule="atLeast"/>
+        </w:trPr>
+        <w:tc>
+          <w:tcPr>
+            <w:tcW w:w="2220" w:type="dxa"/>
+          </w:tcPr>
+          <w:p>
+            <w:pPr/>
+            <w:r>
+              <w:rPr>
+                <w:b/>
+              </w:rPr>
+              <w:t xml:space="preserve">Description</w:t>
+            </w:r>
+          </w:p>
+        </w:tc>
+        <w:tc>
+          <w:tcPr>
+            <w:tcW w:w="7125" w:type="dxa"/>
+            <w:gridSpan w:val="3"/>
+          </w:tcPr>
+          <w:p>
+            <w:pPr/>
+            <w:r>
+              <w:t xml:space="preserve">System should rate-limit login, token refresh and captcha requests per client IP.</w:t>
+            </w:r>
+          </w:p>
+        </w:tc>
+      </w:tr>
+      <w:tr>
+        <w:trPr>
+          <w:trHeight w:val="465" w:hRule="atLeast"/>
+        </w:trPr>
+        <w:tc>
+          <w:tcPr>
+            <w:tcW w:w="2220" w:type="dxa"/>
+          </w:tcPr>
+          <w:p>
+            <w:pPr/>
+            <w:r>
+              <w:rPr>
+                <w:b/>
+              </w:rPr>
+              <w:t xml:space="preserve">Author</w:t>
+            </w:r>
+          </w:p>
+        </w:tc>
+        <w:tc>
+          <w:tcPr>
+            <w:tcW w:w="7125" w:type="dxa"/>
+            <w:gridSpan w:val="3"/>
+          </w:tcPr>
+          <w:p>
+            <w:pPr/>
+            <w:r>
+              <w:t xml:space="preserve">Developer</w:t>
+            </w:r>
+          </w:p>
+        </w:tc>
+      </w:tr>
+    </w:tbl>
+    <w:p/>
+    <w:tbl>
+      <w:tblPr>
+        <w:tblStyle w:val="TableGrid"/>
+        <w:tblW w:w="9345" w:type="dxa"/>
+        <w:jc w:val="left"/>
+        <w:tblBorders>
+          <w:top w:val="single" w:color="000000" w:sz="8" w:space="0"/>
+          <w:left w:val="single" w:color="000000" w:sz="8" w:space="0"/>
+          <w:bottom w:val="single" w:color="000000" w:sz="8" w:space="0"/>
+          <w:right w:val="single" w:color="000000" w:sz="8" w:space="0"/>
+          <w:insideH w:val="single" w:color="000000" w:sz="8" w:space="0"/>
+          <w:insideV w:val="single" w:color="000000" w:sz="8" w:space="0"/>
+        </w:tblBorders>
+        <w:tblLayout w:type="fixed"/>
+        <w:tblCellMar>
+          <w:top w:w="100" w:type="dxa"/>
+          <w:left w:w="100" w:type="dxa"/>
+          <w:bottom w:w="100" w:type="dxa"/>
+          <w:right w:w="100" w:type="dxa"/>
+        </w:tblCellMar>
+      </w:tblPr>
+      <w:tblGrid>
+        <w:gridCol w:w="2220"/>
+        <w:gridCol w:w="3525"/>
+        <w:gridCol w:w="2370"/>
+        <w:gridCol w:w="1230"/>
+      </w:tblGrid>
+      <w:tr>
+        <w:trPr>
+          <w:trHeight w:val="465" w:hRule="atLeast"/>
+        </w:trPr>
+        <w:tc>
+          <w:tcPr>
+            <w:tcW w:w="2220" w:type="dxa"/>
+          </w:tcPr>
+          <w:p>
+            <w:pPr/>
+            <w:r>
+              <w:rPr>
+                <w:b/>
+              </w:rPr>
+              <w:t xml:space="preserve">Requirement ID</w:t>
+            </w:r>
+          </w:p>
+        </w:tc>
+        <w:tc>
+          <w:tcPr>
+            <w:tcW w:w="3525" w:type="dxa"/>
+          </w:tcPr>
+          <w:p>
+            <w:pPr/>
+            <w:r>
+              <w:t xml:space="preserve">REQ_F4118.26.4</w:t>
+            </w:r>
+          </w:p>
+        </w:tc>
+        <w:tc>
+          <w:tcPr>
+            <w:tcW w:w="2370" w:type="dxa"/>
+          </w:tcPr>
+          <w:p>
+            <w:pPr/>
+            <w:r>
+              <w:rPr>
+                <w:b/>
+              </w:rPr>
+              <w:t xml:space="preserve">Version</w:t>
+            </w:r>
+          </w:p>
+        </w:tc>
+        <w:tc>
+          <w:tcPr>
+            <w:tcW w:w="1230" w:type="dxa"/>
+          </w:tcPr>
+          <w:p>
+            <w:pPr/>
+            <w:r>
+              <w:t xml:space="preserve">1.0</w:t>
+            </w:r>
+          </w:p>
+        </w:tc>
+      </w:tr>
+      <w:tr>
+        <w:trPr>
+          <w:trHeight w:val="465" w:hRule="atLeast"/>
+        </w:trPr>
+        <w:tc>
+          <w:tcPr>
+            <w:tcW w:w="2220" w:type="dxa"/>
+          </w:tcPr>
+          <w:p>
+            <w:pPr/>
+            <w:r>
+              <w:rPr>
+                <w:b/>
+              </w:rPr>
+              <w:t xml:space="preserve">Description</w:t>
+            </w:r>
+          </w:p>
+        </w:tc>
+        <w:tc>
+          <w:tcPr>
+            <w:tcW w:w="7125" w:type="dxa"/>
+            <w:gridSpan w:val="3"/>
+          </w:tcPr>
+          <w:p>
+            <w:pPr/>
+            <w:r>
+              <w:t xml:space="preserve">System should rate-limit authenticated API requests per user.</w:t>
+            </w:r>
+          </w:p>
+        </w:tc>
+      </w:tr>
+      <w:tr>
+        <w:trPr>
+          <w:trHeight w:val="465" w:hRule="atLeast"/>
+        </w:trPr>
+        <w:tc>
+          <w:tcPr>
+            <w:tcW w:w="2220" w:type="dxa"/>
+          </w:tcPr>
+          <w:p>
+            <w:pPr/>
+            <w:r>
+              <w:rPr>
+                <w:b/>
+              </w:rPr>
+              <w:t xml:space="preserve">Author</w:t>
+            </w:r>
+          </w:p>
+        </w:tc>
+        <w:tc>
+          <w:tcPr>
+            <w:tcW w:w="7125" w:type="dxa"/>
+            <w:gridSpan w:val="3"/>
+          </w:tcPr>
+          <w:p>
+            <w:pPr/>
+            <w:r>
+              <w:t xml:space="preserve">Developer</w:t>
+            </w:r>
+          </w:p>
+        </w:tc>
+      </w:tr>
+    </w:tbl>
+    <w:p/>
+    <w:tbl>
+      <w:tblPr>
+        <w:tblStyle w:val="TableGrid"/>
+        <w:tblW w:w="9345" w:type="dxa"/>
+        <w:jc w:val="left"/>
+        <w:tblBorders>
+          <w:top w:val="single" w:color="000000" w:sz="8" w:space="0"/>
+          <w:left w:val="single" w:color="000000" w:sz="8" w:space="0"/>
+          <w:bottom w:val="single" w:color="000000" w:sz="8" w:space="0"/>
+          <w:right w:val="single" w:color="000000" w:sz="8" w:space="0"/>
+          <w:insideH w:val="single" w:color="000000" w:sz="8" w:space="0"/>
+          <w:insideV w:val="single" w:color="000000" w:sz="8" w:space="0"/>
+        </w:tblBorders>
+        <w:tblLayout w:type="fixed"/>
+        <w:tblCellMar>
+          <w:top w:w="100" w:type="dxa"/>
+          <w:left w:w="100" w:type="dxa"/>
+          <w:bottom w:w="100" w:type="dxa"/>
+          <w:right w:w="100" w:type="dxa"/>
+        </w:tblCellMar>
+      </w:tblPr>
+      <w:tblGrid>
+        <w:gridCol w:w="2220"/>
+        <w:gridCol w:w="3525"/>
+        <w:gridCol w:w="2370"/>
+        <w:gridCol w:w="1230"/>
+      </w:tblGrid>
+      <w:tr>
+        <w:trPr>
+          <w:trHeight w:val="465" w:hRule="atLeast"/>
+        </w:trPr>
+        <w:tc>
+          <w:tcPr>
+            <w:tcW w:w="2220" w:type="dxa"/>
+          </w:tcPr>
+          <w:p>
+            <w:pPr/>
+            <w:r>
+              <w:rPr>
+                <w:b/>
+              </w:rPr>
+              <w:t xml:space="preserve">Requirement ID</w:t>
+            </w:r>
+          </w:p>
+        </w:tc>
+        <w:tc>
+          <w:tcPr>
+            <w:tcW w:w="3525" w:type="dxa"/>
+          </w:tcPr>
+          <w:p>
+            <w:pPr/>
+            <w:r>
+              <w:t xml:space="preserve">REQ_F4118.26.5</w:t>
+            </w:r>
+          </w:p>
+        </w:tc>
+        <w:tc>
+          <w:tcPr>
+            <w:tcW w:w="2370" w:type="dxa"/>
+          </w:tcPr>
+          <w:p>
+            <w:pPr/>
+            <w:r>
+              <w:rPr>
+                <w:b/>
+              </w:rPr>
+              <w:t xml:space="preserve">Version</w:t>
+            </w:r>
+          </w:p>
+        </w:tc>
+        <w:tc>
+          <w:tcPr>
+            <w:tcW w:w="1230" w:type="dxa"/>
+          </w:tcPr>
+          <w:p>
+            <w:pPr/>
+            <w:r>
+              <w:t xml:space="preserve">1.0</w:t>
+            </w:r>
+          </w:p>
+        </w:tc>
+      </w:tr>
+      <w:tr>
+        <w:trPr>
+          <w:trHeight w:val="465" w:hRule="atLeast"/>
+        </w:trPr>
+        <w:tc>
+          <w:tcPr>
+            <w:tcW w:w="2220" w:type="dxa"/>
+          </w:tcPr>
+          <w:p>
+            <w:pPr/>
+            <w:r>
+              <w:rPr>
+                <w:b/>
+              </w:rPr>
+              <w:t xml:space="preserve">Description</w:t>
+            </w:r>
+          </w:p>
+        </w:tc>
+        <w:tc>
+          <w:tcPr>
+            <w:tcW w:w="7125" w:type="dxa"/>
+            <w:gridSpan w:val="3"/>
+          </w:tcPr>
+          <w:p>
+            <w:pPr/>
+            <w:r>
+              <w:t xml:space="preserve">System should add security headers to every API response.</w:t>
+            </w:r>
+          </w:p>
+        </w:tc>
+      </w:tr>
+      <w:tr>
+        <w:trPr>
+          <w:trHeight w:val="465" w:hRule="atLeast"/>
+        </w:trPr>
+        <w:tc>
+          <w:tcPr>
+            <w:tcW w:w="2220" w:type="dxa"/>
+          </w:tcPr>
+          <w:p>
+            <w:pPr/>
+            <w:r>
+              <w:rPr>
+                <w:b/>
+              </w:rPr>
+              <w:t xml:space="preserve">Author</w:t>
+            </w:r>
+          </w:p>
+        </w:tc>
+        <w:tc>
+          <w:tcPr>
+            <w:tcW w:w="7125" w:type="dxa"/>
+            <w:gridSpan w:val="3"/>
+          </w:tcPr>
+          <w:p>
+            <w:pPr/>
+            <w:r>
+              <w:t xml:space="preserve">Developer</w:t>
+            </w:r>
+          </w:p>
+        </w:tc>
+      </w:tr>
+    </w:tbl>
+    <w:p/>
+    <w:tbl>
+      <w:tblPr>
+        <w:tblStyle w:val="TableGrid"/>
+        <w:tblW w:w="9345" w:type="dxa"/>
+        <w:jc w:val="left"/>
+        <w:tblBorders>
+          <w:top w:val="single" w:color="000000" w:sz="8" w:space="0"/>
+          <w:left w:val="single" w:color="000000" w:sz="8" w:space="0"/>
+          <w:bottom w:val="single" w:color="000000" w:sz="8" w:space="0"/>
+          <w:right w:val="single" w:color="000000" w:sz="8" w:space="0"/>
+          <w:insideH w:val="single" w:color="000000" w:sz="8" w:space="0"/>
+          <w:insideV w:val="single" w:color="000000" w:sz="8" w:space="0"/>
+        </w:tblBorders>
+        <w:tblLayout w:type="fixed"/>
+        <w:tblCellMar>
+          <w:top w:w="100" w:type="dxa"/>
+          <w:left w:w="100" w:type="dxa"/>
+          <w:bottom w:w="100" w:type="dxa"/>
+          <w:right w:w="100" w:type="dxa"/>
+        </w:tblCellMar>
+      </w:tblPr>
+      <w:tblGrid>
+        <w:gridCol w:w="2220"/>
+        <w:gridCol w:w="3525"/>
+        <w:gridCol w:w="2370"/>
+        <w:gridCol w:w="1230"/>
+      </w:tblGrid>
+      <w:tr>
+        <w:trPr>
+          <w:trHeight w:val="465" w:hRule="atLeast"/>
+        </w:trPr>
+        <w:tc>
+          <w:tcPr>
+            <w:tcW w:w="2220" w:type="dxa"/>
+          </w:tcPr>
+          <w:p>
+            <w:pPr/>
+            <w:r>
+              <w:rPr>
+                <w:b/>
+              </w:rPr>
+              <w:t xml:space="preserve">Requirement ID</w:t>
+            </w:r>
+          </w:p>
+        </w:tc>
+        <w:tc>
+          <w:tcPr>
+            <w:tcW w:w="3525" w:type="dxa"/>
+          </w:tcPr>
+          <w:p>
+            <w:pPr/>
+            <w:r>
+              <w:t xml:space="preserve">REQ_F4118.26.6</w:t>
+            </w:r>
+          </w:p>
+        </w:tc>
+        <w:tc>
+          <w:tcPr>
+            <w:tcW w:w="2370" w:type="dxa"/>
+          </w:tcPr>
+          <w:p>
+            <w:pPr/>
+            <w:r>
+              <w:rPr>
+                <w:b/>
+              </w:rPr>
+              <w:t xml:space="preserve">Version</w:t>
+            </w:r>
+          </w:p>
+        </w:tc>
+        <w:tc>
+          <w:tcPr>
+            <w:tcW w:w="1230" w:type="dxa"/>
+          </w:tcPr>
+          <w:p>
+            <w:pPr/>
+            <w:r>
+              <w:t xml:space="preserve">1.0</w:t>
+            </w:r>
+          </w:p>
+        </w:tc>
+      </w:tr>
+      <w:tr>
+        <w:trPr>
+          <w:trHeight w:val="465" w:hRule="atLeast"/>
+        </w:trPr>
+        <w:tc>
+          <w:tcPr>
+            <w:tcW w:w="2220" w:type="dxa"/>
+          </w:tcPr>
+          <w:p>
+            <w:pPr/>
+            <w:r>
+              <w:rPr>
+                <w:b/>
+              </w:rPr>
+              <w:t xml:space="preserve">Description</w:t>
+            </w:r>
+          </w:p>
+        </w:tc>
+        <w:tc>
+          <w:tcPr>
+            <w:tcW w:w="7125" w:type="dxa"/>
+            <w:gridSpan w:val="3"/>
+          </w:tcPr>
+          <w:p>
+            <w:pPr/>
+            <w:r>
+              <w:t xml:space="preserve">System should honour X-Forwarded-For only from configured proxies.</w:t>
+            </w:r>
+          </w:p>
+        </w:tc>
+      </w:tr>
+      <w:tr>
+        <w:trPr>
+          <w:trHeight w:val="465" w:hRule="atLeast"/>
+        </w:trPr>
+        <w:tc>
+          <w:tcPr>
+            <w:tcW w:w="2220" w:type="dxa"/>
+          </w:tcPr>
+          <w:p>
+            <w:pPr/>
+            <w:r>
+              <w:rPr>
+                <w:b/>
+              </w:rPr>
+              <w:t xml:space="preserve">Author</w:t>
+            </w:r>
+          </w:p>
+        </w:tc>
+        <w:tc>
+          <w:tcPr>
+            <w:tcW w:w="7125" w:type="dxa"/>
+            <w:gridSpan w:val="3"/>
+          </w:tcPr>
+          <w:p>
+            <w:pPr/>
+            <w:r>
+              <w:t xml:space="preserve">Developer</w:t>
+            </w:r>
+          </w:p>
+        </w:tc>
+      </w:tr>
+    </w:tbl>
+    <w:p/>
+    <w:tbl>
+      <w:tblPr>
+        <w:tblStyle w:val="TableGrid"/>
+        <w:tblW w:w="9345" w:type="dxa"/>
+        <w:jc w:val="left"/>
+        <w:tblBorders>
+          <w:top w:val="single" w:color="000000" w:sz="8" w:space="0"/>
+          <w:left w:val="single" w:color="000000" w:sz="8" w:space="0"/>
+          <w:bottom w:val="single" w:color="000000" w:sz="8" w:space="0"/>
+          <w:right w:val="single" w:color="000000" w:sz="8" w:space="0"/>
+          <w:insideH w:val="single" w:color="000000" w:sz="8" w:space="0"/>
+          <w:insideV w:val="single" w:color="000000" w:sz="8" w:space="0"/>
+        </w:tblBorders>
+        <w:tblLayout w:type="fixed"/>
+        <w:tblCellMar>
+          <w:top w:w="100" w:type="dxa"/>
+          <w:left w:w="100" w:type="dxa"/>
+          <w:bottom w:w="100" w:type="dxa"/>
+          <w:right w:w="100" w:type="dxa"/>
+        </w:tblCellMar>
+      </w:tblPr>
+      <w:tblGrid>
+        <w:gridCol w:w="2220"/>
+        <w:gridCol w:w="3525"/>
+        <w:gridCol w:w="2370"/>
+        <w:gridCol w:w="1230"/>
+      </w:tblGrid>
+      <w:tr>
+        <w:trPr>
+          <w:trHeight w:val="465" w:hRule="atLeast"/>
+        </w:trPr>
+        <w:tc>
+          <w:tcPr>
+            <w:tcW w:w="2220" w:type="dxa"/>
+          </w:tcPr>
+          <w:p>
+            <w:pPr/>
+            <w:r>
+              <w:rPr>
+                <w:b/>
+              </w:rPr>
+              <w:t xml:space="preserve">Requirement ID</w:t>
+            </w:r>
+          </w:p>
+        </w:tc>
+        <w:tc>
+          <w:tcPr>
+            <w:tcW w:w="3525" w:type="dxa"/>
+          </w:tcPr>
+          <w:p>
+            <w:pPr/>
+            <w:r>
+              <w:t xml:space="preserve">REQ_F4118.26.7</w:t>
+            </w:r>
+          </w:p>
+        </w:tc>
+        <w:tc>
+          <w:tcPr>
+            <w:tcW w:w="2370" w:type="dxa"/>
+          </w:tcPr>
+          <w:p>
+            <w:pPr/>
+            <w:r>
+              <w:rPr>
+                <w:b/>
+              </w:rPr>
+              <w:t xml:space="preserve">Version</w:t>
+            </w:r>
+          </w:p>
+        </w:tc>
+        <w:tc>
+          <w:tcPr>
+            <w:tcW w:w="1230" w:type="dxa"/>
+          </w:tcPr>
+          <w:p>
+            <w:pPr/>
+            <w:r>
+              <w:t xml:space="preserve">1.0</w:t>
+            </w:r>
+          </w:p>
+        </w:tc>
+      </w:tr>
+      <w:tr>
+        <w:trPr>
+          <w:trHeight w:val="465" w:hRule="atLeast"/>
+        </w:trPr>
+        <w:tc>
+          <w:tcPr>
+            <w:tcW w:w="2220" w:type="dxa"/>
+          </w:tcPr>
+          <w:p>
+            <w:pPr/>
+            <w:r>
+              <w:rPr>
+                <w:b/>
+              </w:rPr>
+              <w:t xml:space="preserve">Description</w:t>
+            </w:r>
+          </w:p>
+        </w:tc>
+        <w:tc>
+          <w:tcPr>
+            <w:tcW w:w="7125" w:type="dxa"/>
+            <w:gridSpan w:val="3"/>
+          </w:tcPr>
+          <w:p>
+            <w:pPr/>
+            <w:r>
+              <w:t xml:space="preserve">System should show a trilingual "too many requests" message when an API call is rate-limited.</w:t>
+            </w:r>
+          </w:p>
+        </w:tc>
+      </w:tr>
+      <w:tr>
+        <w:trPr>
+          <w:trHeight w:val="465" w:hRule="atLeast"/>
+        </w:trPr>
+        <w:tc>
+          <w:tcPr>
+            <w:tcW w:w="2220" w:type="dxa"/>
+          </w:tcPr>
+          <w:p>
+            <w:pPr/>
+            <w:r>
+              <w:rPr>
+                <w:b/>
+              </w:rPr>
+              <w:t xml:space="preserve">Author</w:t>
+            </w:r>
+          </w:p>
+        </w:tc>
+        <w:tc>
+          <w:tcPr>
+            <w:tcW w:w="7125" w:type="dxa"/>
+            <w:gridSpan w:val="3"/>
+          </w:tcPr>
+          <w:p>
+            <w:pPr/>
+            <w:r>
+              <w:t xml:space="preserve">Developer</w:t>
+            </w:r>
+          </w:p>
+        </w:tc>
+      </w:tr>
+    </w:tbl>
+    <w:p/>
     <w:p>
       <w:pPr>
         <w:pStyle w:val="Heading2"/>
@@ -12119,6 +13295,3025 @@
             <w:pPr/>
             <w:r>
               <w:t xml:space="preserve">REQ_IO_A8.61.2</w:t>
+            </w:r>
+          </w:p>
+        </w:tc>
+      </w:tr>
+      <w:tr>
+        <w:tc>
+          <w:tcPr>
+            <w:tcW w:w="2340" w:type="dxa"/>
+          </w:tcPr>
+          <w:p>
+            <w:pPr/>
+            <w:r>
+              <w:rPr>
+                <w:b/>
+              </w:rPr>
+              <w:t xml:space="preserve">Author</w:t>
+            </w:r>
+          </w:p>
+        </w:tc>
+        <w:tc>
+          <w:tcPr>
+            <w:tcW w:w="7020" w:type="dxa"/>
+            <w:gridSpan w:val="3"/>
+          </w:tcPr>
+          <w:p>
+            <w:pPr/>
+            <w:r>
+              <w:t xml:space="preserve">Developer</w:t>
+            </w:r>
+          </w:p>
+        </w:tc>
+      </w:tr>
+    </w:tbl>
+    <w:p/>
+    <w:p>
+      <w:pPr>
+        <w:pStyle w:val="Heading5"/>
+      </w:pPr>
+      <w:r>
+        <w:t xml:space="preserve">4.4.1.8.64 Role Maintenance Interface</w:t>
+      </w:r>
+    </w:p>
+    <w:tbl>
+      <w:tblPr>
+        <w:tblStyle w:val="TableGrid"/>
+        <w:tblW w:w="9360" w:type="dxa"/>
+        <w:jc w:val="left"/>
+        <w:tblBorders>
+          <w:top w:val="single" w:color="000000" w:sz="6" w:space="0"/>
+          <w:left w:val="single" w:color="000000" w:sz="6" w:space="0"/>
+          <w:bottom w:val="single" w:color="000000" w:sz="6" w:space="0"/>
+          <w:right w:val="single" w:color="000000" w:sz="6" w:space="0"/>
+          <w:insideH w:val="single" w:color="000000" w:sz="6" w:space="0"/>
+          <w:insideV w:val="single" w:color="000000" w:sz="6" w:space="0"/>
+        </w:tblBorders>
+        <w:tblLayout w:type="fixed"/>
+        <w:tblCellMar>
+          <w:top w:w="100" w:type="dxa"/>
+          <w:left w:w="100" w:type="dxa"/>
+          <w:bottom w:w="100" w:type="dxa"/>
+          <w:right w:w="100" w:type="dxa"/>
+        </w:tblCellMar>
+      </w:tblPr>
+      <w:tblGrid>
+        <w:gridCol w:w="2340"/>
+        <w:gridCol w:w="2340"/>
+        <w:gridCol w:w="2340"/>
+        <w:gridCol w:w="2340"/>
+      </w:tblGrid>
+      <w:tr>
+        <w:tc>
+          <w:tcPr>
+            <w:tcW w:w="2340" w:type="dxa"/>
+          </w:tcPr>
+          <w:p>
+            <w:pPr/>
+            <w:r>
+              <w:rPr>
+                <w:b/>
+              </w:rPr>
+              <w:t xml:space="preserve">Requirement ID</w:t>
+            </w:r>
+          </w:p>
+        </w:tc>
+        <w:tc>
+          <w:tcPr>
+            <w:tcW w:w="2340" w:type="dxa"/>
+          </w:tcPr>
+          <w:p>
+            <w:pPr/>
+            <w:r>
+              <w:t xml:space="preserve">REQ_IO_A8.64.1</w:t>
+            </w:r>
+          </w:p>
+        </w:tc>
+        <w:tc>
+          <w:tcPr>
+            <w:tcW w:w="2340" w:type="dxa"/>
+          </w:tcPr>
+          <w:p>
+            <w:pPr/>
+            <w:r>
+              <w:rPr>
+                <w:b/>
+              </w:rPr>
+              <w:t xml:space="preserve">Version</w:t>
+            </w:r>
+          </w:p>
+        </w:tc>
+        <w:tc>
+          <w:tcPr>
+            <w:tcW w:w="2340" w:type="dxa"/>
+          </w:tcPr>
+          <w:p>
+            <w:pPr/>
+            <w:r>
+              <w:t xml:space="preserve">1.0</w:t>
+            </w:r>
+          </w:p>
+        </w:tc>
+      </w:tr>
+      <w:tr>
+        <w:tc>
+          <w:tcPr>
+            <w:tcW w:w="2340" w:type="dxa"/>
+          </w:tcPr>
+          <w:p>
+            <w:pPr/>
+            <w:r>
+              <w:rPr>
+                <w:b/>
+              </w:rPr>
+              <w:t xml:space="preserve">Item</w:t>
+            </w:r>
+          </w:p>
+        </w:tc>
+        <w:tc>
+          <w:tcPr>
+            <w:tcW w:w="7020" w:type="dxa"/>
+            <w:gridSpan w:val="3"/>
+          </w:tcPr>
+          <w:p>
+            <w:pPr/>
+            <w:r>
+              <w:t xml:space="preserve">Role Code (Input)</w:t>
+            </w:r>
+          </w:p>
+        </w:tc>
+      </w:tr>
+      <w:tr>
+        <w:tc>
+          <w:tcPr>
+            <w:tcW w:w="2340" w:type="dxa"/>
+          </w:tcPr>
+          <w:p>
+            <w:pPr/>
+            <w:r>
+              <w:rPr>
+                <w:b/>
+              </w:rPr>
+              <w:t xml:space="preserve">Description</w:t>
+            </w:r>
+          </w:p>
+        </w:tc>
+        <w:tc>
+          <w:tcPr>
+            <w:tcW w:w="7020" w:type="dxa"/>
+            <w:gridSpan w:val="3"/>
+          </w:tcPr>
+          <w:p>
+            <w:pPr/>
+            <w:r>
+              <w:t xml:space="preserve">角色代碼</w:t>
+            </w:r>
+          </w:p>
+        </w:tc>
+      </w:tr>
+      <w:tr>
+        <w:tc>
+          <w:tcPr>
+            <w:tcW w:w="2340" w:type="dxa"/>
+          </w:tcPr>
+          <w:p>
+            <w:pPr/>
+            <w:r>
+              <w:rPr>
+                <w:b/>
+              </w:rPr>
+              <w:t xml:space="preserve">Purpose</w:t>
+            </w:r>
+          </w:p>
+        </w:tc>
+        <w:tc>
+          <w:tcPr>
+            <w:tcW w:w="7020" w:type="dxa"/>
+            <w:gridSpan w:val="3"/>
+          </w:tcPr>
+          <w:p>
+            <w:pPr/>
+            <w:r>
+              <w:t xml:space="preserve">全系統唯一識別角色</w:t>
+            </w:r>
+          </w:p>
+        </w:tc>
+      </w:tr>
+      <w:tr>
+        <w:tc>
+          <w:tcPr>
+            <w:tcW w:w="2340" w:type="dxa"/>
+          </w:tcPr>
+          <w:p>
+            <w:pPr/>
+            <w:r>
+              <w:rPr>
+                <w:b/>
+              </w:rPr>
+              <w:t xml:space="preserve">Format</w:t>
+            </w:r>
+          </w:p>
+        </w:tc>
+        <w:tc>
+          <w:tcPr>
+            <w:tcW w:w="2340" w:type="dxa"/>
+          </w:tcPr>
+          <w:p>
+            <w:pPr/>
+            <w:r>
+              <w:t xml:space="preserve">VARCHAR(50)</w:t>
+            </w:r>
+          </w:p>
+        </w:tc>
+        <w:tc>
+          <w:tcPr>
+            <w:tcW w:w="2340" w:type="dxa"/>
+          </w:tcPr>
+          <w:p>
+            <w:pPr/>
+            <w:r>
+              <w:rPr>
+                <w:b/>
+              </w:rPr>
+              <w:t xml:space="preserve">Valid Range</w:t>
+            </w:r>
+          </w:p>
+        </w:tc>
+        <w:tc>
+          <w:tcPr>
+            <w:tcW w:w="2340" w:type="dxa"/>
+          </w:tcPr>
+          <w:p>
+            <w:pPr/>
+            <w:r>
+              <w:t xml:space="preserve">1–50 字元；ASCII 英文、數字、-、_；保存為大寫；建立後不可修改</w:t>
+            </w:r>
+          </w:p>
+        </w:tc>
+      </w:tr>
+      <w:tr>
+        <w:tc>
+          <w:tcPr>
+            <w:tcW w:w="2340" w:type="dxa"/>
+          </w:tcPr>
+          <w:p>
+            <w:pPr/>
+            <w:r>
+              <w:rPr>
+                <w:b/>
+              </w:rPr>
+              <w:t xml:space="preserve">Related I/O</w:t>
+            </w:r>
+          </w:p>
+        </w:tc>
+        <w:tc>
+          <w:tcPr>
+            <w:tcW w:w="7020" w:type="dxa"/>
+            <w:gridSpan w:val="3"/>
+          </w:tcPr>
+          <w:p>
+            <w:pPr/>
+            <w:r>
+              <w:t xml:space="preserve">None</w:t>
+            </w:r>
+          </w:p>
+        </w:tc>
+      </w:tr>
+      <w:tr>
+        <w:tc>
+          <w:tcPr>
+            <w:tcW w:w="2340" w:type="dxa"/>
+          </w:tcPr>
+          <w:p>
+            <w:pPr/>
+            <w:r>
+              <w:rPr>
+                <w:b/>
+              </w:rPr>
+              <w:t xml:space="preserve">Author</w:t>
+            </w:r>
+          </w:p>
+        </w:tc>
+        <w:tc>
+          <w:tcPr>
+            <w:tcW w:w="7020" w:type="dxa"/>
+            <w:gridSpan w:val="3"/>
+          </w:tcPr>
+          <w:p>
+            <w:pPr/>
+            <w:r>
+              <w:t xml:space="preserve">Developer</w:t>
+            </w:r>
+          </w:p>
+        </w:tc>
+      </w:tr>
+    </w:tbl>
+    <w:p/>
+    <w:tbl>
+      <w:tblPr>
+        <w:tblStyle w:val="TableGrid"/>
+        <w:tblW w:w="9360" w:type="dxa"/>
+        <w:jc w:val="left"/>
+        <w:tblBorders>
+          <w:top w:val="single" w:color="000000" w:sz="6" w:space="0"/>
+          <w:left w:val="single" w:color="000000" w:sz="6" w:space="0"/>
+          <w:bottom w:val="single" w:color="000000" w:sz="6" w:space="0"/>
+          <w:right w:val="single" w:color="000000" w:sz="6" w:space="0"/>
+          <w:insideH w:val="single" w:color="000000" w:sz="6" w:space="0"/>
+          <w:insideV w:val="single" w:color="000000" w:sz="6" w:space="0"/>
+        </w:tblBorders>
+        <w:tblLayout w:type="fixed"/>
+        <w:tblCellMar>
+          <w:top w:w="100" w:type="dxa"/>
+          <w:left w:w="100" w:type="dxa"/>
+          <w:bottom w:w="100" w:type="dxa"/>
+          <w:right w:w="100" w:type="dxa"/>
+        </w:tblCellMar>
+      </w:tblPr>
+      <w:tblGrid>
+        <w:gridCol w:w="2340"/>
+        <w:gridCol w:w="2340"/>
+        <w:gridCol w:w="2340"/>
+        <w:gridCol w:w="2340"/>
+      </w:tblGrid>
+      <w:tr>
+        <w:tc>
+          <w:tcPr>
+            <w:tcW w:w="2340" w:type="dxa"/>
+          </w:tcPr>
+          <w:p>
+            <w:pPr/>
+            <w:r>
+              <w:rPr>
+                <w:b/>
+              </w:rPr>
+              <w:t xml:space="preserve">Requirement ID</w:t>
+            </w:r>
+          </w:p>
+        </w:tc>
+        <w:tc>
+          <w:tcPr>
+            <w:tcW w:w="2340" w:type="dxa"/>
+          </w:tcPr>
+          <w:p>
+            <w:pPr/>
+            <w:r>
+              <w:t xml:space="preserve">REQ_IO_A8.64.2</w:t>
+            </w:r>
+          </w:p>
+        </w:tc>
+        <w:tc>
+          <w:tcPr>
+            <w:tcW w:w="2340" w:type="dxa"/>
+          </w:tcPr>
+          <w:p>
+            <w:pPr/>
+            <w:r>
+              <w:rPr>
+                <w:b/>
+              </w:rPr>
+              <w:t xml:space="preserve">Version</w:t>
+            </w:r>
+          </w:p>
+        </w:tc>
+        <w:tc>
+          <w:tcPr>
+            <w:tcW w:w="2340" w:type="dxa"/>
+          </w:tcPr>
+          <w:p>
+            <w:pPr/>
+            <w:r>
+              <w:t xml:space="preserve">1.0</w:t>
+            </w:r>
+          </w:p>
+        </w:tc>
+      </w:tr>
+      <w:tr>
+        <w:tc>
+          <w:tcPr>
+            <w:tcW w:w="2340" w:type="dxa"/>
+          </w:tcPr>
+          <w:p>
+            <w:pPr/>
+            <w:r>
+              <w:rPr>
+                <w:b/>
+              </w:rPr>
+              <w:t xml:space="preserve">Item</w:t>
+            </w:r>
+          </w:p>
+        </w:tc>
+        <w:tc>
+          <w:tcPr>
+            <w:tcW w:w="7020" w:type="dxa"/>
+            <w:gridSpan w:val="3"/>
+          </w:tcPr>
+          <w:p>
+            <w:pPr/>
+            <w:r>
+              <w:t xml:space="preserve">Role Name (Input)</w:t>
+            </w:r>
+          </w:p>
+        </w:tc>
+      </w:tr>
+      <w:tr>
+        <w:tc>
+          <w:tcPr>
+            <w:tcW w:w="2340" w:type="dxa"/>
+          </w:tcPr>
+          <w:p>
+            <w:pPr/>
+            <w:r>
+              <w:rPr>
+                <w:b/>
+              </w:rPr>
+              <w:t xml:space="preserve">Description</w:t>
+            </w:r>
+          </w:p>
+        </w:tc>
+        <w:tc>
+          <w:tcPr>
+            <w:tcW w:w="7020" w:type="dxa"/>
+            <w:gridSpan w:val="3"/>
+          </w:tcPr>
+          <w:p>
+            <w:pPr/>
+            <w:r>
+              <w:t xml:space="preserve">角色名稱</w:t>
+            </w:r>
+          </w:p>
+        </w:tc>
+      </w:tr>
+      <w:tr>
+        <w:tc>
+          <w:tcPr>
+            <w:tcW w:w="2340" w:type="dxa"/>
+          </w:tcPr>
+          <w:p>
+            <w:pPr/>
+            <w:r>
+              <w:rPr>
+                <w:b/>
+              </w:rPr>
+              <w:t xml:space="preserve">Purpose</w:t>
+            </w:r>
+          </w:p>
+        </w:tc>
+        <w:tc>
+          <w:tcPr>
+            <w:tcW w:w="7020" w:type="dxa"/>
+            <w:gridSpan w:val="3"/>
+          </w:tcPr>
+          <w:p>
+            <w:pPr/>
+            <w:r>
+              <w:t xml:space="preserve">顯示角色</w:t>
+            </w:r>
+          </w:p>
+        </w:tc>
+      </w:tr>
+      <w:tr>
+        <w:tc>
+          <w:tcPr>
+            <w:tcW w:w="2340" w:type="dxa"/>
+          </w:tcPr>
+          <w:p>
+            <w:pPr/>
+            <w:r>
+              <w:rPr>
+                <w:b/>
+              </w:rPr>
+              <w:t xml:space="preserve">Format</w:t>
+            </w:r>
+          </w:p>
+        </w:tc>
+        <w:tc>
+          <w:tcPr>
+            <w:tcW w:w="2340" w:type="dxa"/>
+          </w:tcPr>
+          <w:p>
+            <w:pPr/>
+            <w:r>
+              <w:t xml:space="preserve">NVARCHAR(200)</w:t>
+            </w:r>
+          </w:p>
+        </w:tc>
+        <w:tc>
+          <w:tcPr>
+            <w:tcW w:w="2340" w:type="dxa"/>
+          </w:tcPr>
+          <w:p>
+            <w:pPr/>
+            <w:r>
+              <w:rPr>
+                <w:b/>
+              </w:rPr>
+              <w:t xml:space="preserve">Valid Range</w:t>
+            </w:r>
+          </w:p>
+        </w:tc>
+        <w:tc>
+          <w:tcPr>
+            <w:tcW w:w="2340" w:type="dxa"/>
+          </w:tcPr>
+          <w:p>
+            <w:pPr/>
+            <w:r>
+              <w:t xml:space="preserve">去除空白後 1–200 字元</w:t>
+            </w:r>
+          </w:p>
+        </w:tc>
+      </w:tr>
+      <w:tr>
+        <w:tc>
+          <w:tcPr>
+            <w:tcW w:w="2340" w:type="dxa"/>
+          </w:tcPr>
+          <w:p>
+            <w:pPr/>
+            <w:r>
+              <w:rPr>
+                <w:b/>
+              </w:rPr>
+              <w:t xml:space="preserve">Related I/O</w:t>
+            </w:r>
+          </w:p>
+        </w:tc>
+        <w:tc>
+          <w:tcPr>
+            <w:tcW w:w="7020" w:type="dxa"/>
+            <w:gridSpan w:val="3"/>
+          </w:tcPr>
+          <w:p>
+            <w:pPr/>
+            <w:r>
+              <w:t xml:space="preserve">None</w:t>
+            </w:r>
+          </w:p>
+        </w:tc>
+      </w:tr>
+      <w:tr>
+        <w:tc>
+          <w:tcPr>
+            <w:tcW w:w="2340" w:type="dxa"/>
+          </w:tcPr>
+          <w:p>
+            <w:pPr/>
+            <w:r>
+              <w:rPr>
+                <w:b/>
+              </w:rPr>
+              <w:t xml:space="preserve">Author</w:t>
+            </w:r>
+          </w:p>
+        </w:tc>
+        <w:tc>
+          <w:tcPr>
+            <w:tcW w:w="7020" w:type="dxa"/>
+            <w:gridSpan w:val="3"/>
+          </w:tcPr>
+          <w:p>
+            <w:pPr/>
+            <w:r>
+              <w:t xml:space="preserve">Developer</w:t>
+            </w:r>
+          </w:p>
+        </w:tc>
+      </w:tr>
+    </w:tbl>
+    <w:p/>
+    <w:tbl>
+      <w:tblPr>
+        <w:tblStyle w:val="TableGrid"/>
+        <w:tblW w:w="9360" w:type="dxa"/>
+        <w:jc w:val="left"/>
+        <w:tblBorders>
+          <w:top w:val="single" w:color="000000" w:sz="6" w:space="0"/>
+          <w:left w:val="single" w:color="000000" w:sz="6" w:space="0"/>
+          <w:bottom w:val="single" w:color="000000" w:sz="6" w:space="0"/>
+          <w:right w:val="single" w:color="000000" w:sz="6" w:space="0"/>
+          <w:insideH w:val="single" w:color="000000" w:sz="6" w:space="0"/>
+          <w:insideV w:val="single" w:color="000000" w:sz="6" w:space="0"/>
+        </w:tblBorders>
+        <w:tblLayout w:type="fixed"/>
+        <w:tblCellMar>
+          <w:top w:w="100" w:type="dxa"/>
+          <w:left w:w="100" w:type="dxa"/>
+          <w:bottom w:w="100" w:type="dxa"/>
+          <w:right w:w="100" w:type="dxa"/>
+        </w:tblCellMar>
+      </w:tblPr>
+      <w:tblGrid>
+        <w:gridCol w:w="2340"/>
+        <w:gridCol w:w="2340"/>
+        <w:gridCol w:w="2340"/>
+        <w:gridCol w:w="2340"/>
+      </w:tblGrid>
+      <w:tr>
+        <w:tc>
+          <w:tcPr>
+            <w:tcW w:w="2340" w:type="dxa"/>
+          </w:tcPr>
+          <w:p>
+            <w:pPr/>
+            <w:r>
+              <w:rPr>
+                <w:b/>
+              </w:rPr>
+              <w:t xml:space="preserve">Requirement ID</w:t>
+            </w:r>
+          </w:p>
+        </w:tc>
+        <w:tc>
+          <w:tcPr>
+            <w:tcW w:w="2340" w:type="dxa"/>
+          </w:tcPr>
+          <w:p>
+            <w:pPr/>
+            <w:r>
+              <w:t xml:space="preserve">REQ_IO_A8.64.3</w:t>
+            </w:r>
+          </w:p>
+        </w:tc>
+        <w:tc>
+          <w:tcPr>
+            <w:tcW w:w="2340" w:type="dxa"/>
+          </w:tcPr>
+          <w:p>
+            <w:pPr/>
+            <w:r>
+              <w:rPr>
+                <w:b/>
+              </w:rPr>
+              <w:t xml:space="preserve">Version</w:t>
+            </w:r>
+          </w:p>
+        </w:tc>
+        <w:tc>
+          <w:tcPr>
+            <w:tcW w:w="2340" w:type="dxa"/>
+          </w:tcPr>
+          <w:p>
+            <w:pPr/>
+            <w:r>
+              <w:t xml:space="preserve">1.0</w:t>
+            </w:r>
+          </w:p>
+        </w:tc>
+      </w:tr>
+      <w:tr>
+        <w:tc>
+          <w:tcPr>
+            <w:tcW w:w="2340" w:type="dxa"/>
+          </w:tcPr>
+          <w:p>
+            <w:pPr/>
+            <w:r>
+              <w:rPr>
+                <w:b/>
+              </w:rPr>
+              <w:t xml:space="preserve">Item</w:t>
+            </w:r>
+          </w:p>
+        </w:tc>
+        <w:tc>
+          <w:tcPr>
+            <w:tcW w:w="7020" w:type="dxa"/>
+            <w:gridSpan w:val="3"/>
+          </w:tcPr>
+          <w:p>
+            <w:pPr/>
+            <w:r>
+              <w:t xml:space="preserve">Data Scope (Dropdown)</w:t>
+            </w:r>
+          </w:p>
+        </w:tc>
+      </w:tr>
+      <w:tr>
+        <w:tc>
+          <w:tcPr>
+            <w:tcW w:w="2340" w:type="dxa"/>
+          </w:tcPr>
+          <w:p>
+            <w:pPr/>
+            <w:r>
+              <w:rPr>
+                <w:b/>
+              </w:rPr>
+              <w:t xml:space="preserve">Description</w:t>
+            </w:r>
+          </w:p>
+        </w:tc>
+        <w:tc>
+          <w:tcPr>
+            <w:tcW w:w="7020" w:type="dxa"/>
+            <w:gridSpan w:val="3"/>
+          </w:tcPr>
+          <w:p>
+            <w:pPr/>
+            <w:r>
+              <w:t xml:space="preserve">資料範圍</w:t>
+            </w:r>
+          </w:p>
+        </w:tc>
+      </w:tr>
+      <w:tr>
+        <w:tc>
+          <w:tcPr>
+            <w:tcW w:w="2340" w:type="dxa"/>
+          </w:tcPr>
+          <w:p>
+            <w:pPr/>
+            <w:r>
+              <w:rPr>
+                <w:b/>
+              </w:rPr>
+              <w:t xml:space="preserve">Purpose</w:t>
+            </w:r>
+          </w:p>
+        </w:tc>
+        <w:tc>
+          <w:tcPr>
+            <w:tcW w:w="7020" w:type="dxa"/>
+            <w:gridSpan w:val="3"/>
+          </w:tcPr>
+          <w:p>
+            <w:pPr/>
+            <w:r>
+              <w:t xml:space="preserve">決定可見單據範圍</w:t>
+            </w:r>
+          </w:p>
+        </w:tc>
+      </w:tr>
+      <w:tr>
+        <w:tc>
+          <w:tcPr>
+            <w:tcW w:w="2340" w:type="dxa"/>
+          </w:tcPr>
+          <w:p>
+            <w:pPr/>
+            <w:r>
+              <w:rPr>
+                <w:b/>
+              </w:rPr>
+              <w:t xml:space="preserve">Format</w:t>
+            </w:r>
+          </w:p>
+        </w:tc>
+        <w:tc>
+          <w:tcPr>
+            <w:tcW w:w="2340" w:type="dxa"/>
+          </w:tcPr>
+          <w:p>
+            <w:pPr/>
+            <w:r>
+              <w:t xml:space="preserve">Self／Department／Branch／Company</w:t>
+            </w:r>
+          </w:p>
+        </w:tc>
+        <w:tc>
+          <w:tcPr>
+            <w:tcW w:w="2340" w:type="dxa"/>
+          </w:tcPr>
+          <w:p>
+            <w:pPr/>
+            <w:r>
+              <w:rPr>
+                <w:b/>
+              </w:rPr>
+              <w:t xml:space="preserve">Valid Range</w:t>
+            </w:r>
+          </w:p>
+        </w:tc>
+        <w:tc>
+          <w:tcPr>
+            <w:tcW w:w="2340" w:type="dxa"/>
+          </w:tcPr>
+          <w:p>
+            <w:pPr/>
+            <w:r>
+              <w:t xml:space="preserve">必選，預設本人</w:t>
+            </w:r>
+          </w:p>
+        </w:tc>
+      </w:tr>
+      <w:tr>
+        <w:tc>
+          <w:tcPr>
+            <w:tcW w:w="2340" w:type="dxa"/>
+          </w:tcPr>
+          <w:p>
+            <w:pPr/>
+            <w:r>
+              <w:rPr>
+                <w:b/>
+              </w:rPr>
+              <w:t xml:space="preserve">Related I/O</w:t>
+            </w:r>
+          </w:p>
+        </w:tc>
+        <w:tc>
+          <w:tcPr>
+            <w:tcW w:w="7020" w:type="dxa"/>
+            <w:gridSpan w:val="3"/>
+          </w:tcPr>
+          <w:p>
+            <w:pPr/>
+            <w:r>
+              <w:t xml:space="preserve">None</w:t>
+            </w:r>
+          </w:p>
+        </w:tc>
+      </w:tr>
+      <w:tr>
+        <w:tc>
+          <w:tcPr>
+            <w:tcW w:w="2340" w:type="dxa"/>
+          </w:tcPr>
+          <w:p>
+            <w:pPr/>
+            <w:r>
+              <w:rPr>
+                <w:b/>
+              </w:rPr>
+              <w:t xml:space="preserve">Author</w:t>
+            </w:r>
+          </w:p>
+        </w:tc>
+        <w:tc>
+          <w:tcPr>
+            <w:tcW w:w="7020" w:type="dxa"/>
+            <w:gridSpan w:val="3"/>
+          </w:tcPr>
+          <w:p>
+            <w:pPr/>
+            <w:r>
+              <w:t xml:space="preserve">Developer</w:t>
+            </w:r>
+          </w:p>
+        </w:tc>
+      </w:tr>
+    </w:tbl>
+    <w:p/>
+    <w:tbl>
+      <w:tblPr>
+        <w:tblStyle w:val="TableGrid"/>
+        <w:tblW w:w="9360" w:type="dxa"/>
+        <w:jc w:val="left"/>
+        <w:tblBorders>
+          <w:top w:val="single" w:color="000000" w:sz="6" w:space="0"/>
+          <w:left w:val="single" w:color="000000" w:sz="6" w:space="0"/>
+          <w:bottom w:val="single" w:color="000000" w:sz="6" w:space="0"/>
+          <w:right w:val="single" w:color="000000" w:sz="6" w:space="0"/>
+          <w:insideH w:val="single" w:color="000000" w:sz="6" w:space="0"/>
+          <w:insideV w:val="single" w:color="000000" w:sz="6" w:space="0"/>
+        </w:tblBorders>
+        <w:tblLayout w:type="fixed"/>
+        <w:tblCellMar>
+          <w:top w:w="100" w:type="dxa"/>
+          <w:left w:w="100" w:type="dxa"/>
+          <w:bottom w:w="100" w:type="dxa"/>
+          <w:right w:w="100" w:type="dxa"/>
+        </w:tblCellMar>
+      </w:tblPr>
+      <w:tblGrid>
+        <w:gridCol w:w="2340"/>
+        <w:gridCol w:w="2340"/>
+        <w:gridCol w:w="2340"/>
+        <w:gridCol w:w="2340"/>
+      </w:tblGrid>
+      <w:tr>
+        <w:tc>
+          <w:tcPr>
+            <w:tcW w:w="2340" w:type="dxa"/>
+          </w:tcPr>
+          <w:p>
+            <w:pPr/>
+            <w:r>
+              <w:rPr>
+                <w:b/>
+              </w:rPr>
+              <w:t xml:space="preserve">Requirement ID</w:t>
+            </w:r>
+          </w:p>
+        </w:tc>
+        <w:tc>
+          <w:tcPr>
+            <w:tcW w:w="2340" w:type="dxa"/>
+          </w:tcPr>
+          <w:p>
+            <w:pPr/>
+            <w:r>
+              <w:t xml:space="preserve">REQ_IO_A8.64.4</w:t>
+            </w:r>
+          </w:p>
+        </w:tc>
+        <w:tc>
+          <w:tcPr>
+            <w:tcW w:w="2340" w:type="dxa"/>
+          </w:tcPr>
+          <w:p>
+            <w:pPr/>
+            <w:r>
+              <w:rPr>
+                <w:b/>
+              </w:rPr>
+              <w:t xml:space="preserve">Version</w:t>
+            </w:r>
+          </w:p>
+        </w:tc>
+        <w:tc>
+          <w:tcPr>
+            <w:tcW w:w="2340" w:type="dxa"/>
+          </w:tcPr>
+          <w:p>
+            <w:pPr/>
+            <w:r>
+              <w:t xml:space="preserve">1.0</w:t>
+            </w:r>
+          </w:p>
+        </w:tc>
+      </w:tr>
+      <w:tr>
+        <w:tc>
+          <w:tcPr>
+            <w:tcW w:w="2340" w:type="dxa"/>
+          </w:tcPr>
+          <w:p>
+            <w:pPr/>
+            <w:r>
+              <w:rPr>
+                <w:b/>
+              </w:rPr>
+              <w:t xml:space="preserve">Item</w:t>
+            </w:r>
+          </w:p>
+        </w:tc>
+        <w:tc>
+          <w:tcPr>
+            <w:tcW w:w="7020" w:type="dxa"/>
+            <w:gridSpan w:val="3"/>
+          </w:tcPr>
+          <w:p>
+            <w:pPr/>
+            <w:r>
+              <w:t xml:space="preserve">Full Access (Checkbox)</w:t>
+            </w:r>
+          </w:p>
+        </w:tc>
+      </w:tr>
+      <w:tr>
+        <w:tc>
+          <w:tcPr>
+            <w:tcW w:w="2340" w:type="dxa"/>
+          </w:tcPr>
+          <w:p>
+            <w:pPr/>
+            <w:r>
+              <w:rPr>
+                <w:b/>
+              </w:rPr>
+              <w:t xml:space="preserve">Description</w:t>
+            </w:r>
+          </w:p>
+        </w:tc>
+        <w:tc>
+          <w:tcPr>
+            <w:tcW w:w="7020" w:type="dxa"/>
+            <w:gridSpan w:val="3"/>
+          </w:tcPr>
+          <w:p>
+            <w:pPr/>
+            <w:r>
+              <w:t xml:space="preserve">全權</w:t>
+            </w:r>
+          </w:p>
+        </w:tc>
+      </w:tr>
+      <w:tr>
+        <w:tc>
+          <w:tcPr>
+            <w:tcW w:w="2340" w:type="dxa"/>
+          </w:tcPr>
+          <w:p>
+            <w:pPr/>
+            <w:r>
+              <w:rPr>
+                <w:b/>
+              </w:rPr>
+              <w:t xml:space="preserve">Purpose</w:t>
+            </w:r>
+          </w:p>
+        </w:tc>
+        <w:tc>
+          <w:tcPr>
+            <w:tcW w:w="7020" w:type="dxa"/>
+            <w:gridSpan w:val="3"/>
+          </w:tcPr>
+          <w:p>
+            <w:pPr/>
+            <w:r>
+              <w:t xml:space="preserve">擁有全部權限</w:t>
+            </w:r>
+          </w:p>
+        </w:tc>
+      </w:tr>
+      <w:tr>
+        <w:tc>
+          <w:tcPr>
+            <w:tcW w:w="2340" w:type="dxa"/>
+          </w:tcPr>
+          <w:p>
+            <w:pPr/>
+            <w:r>
+              <w:rPr>
+                <w:b/>
+              </w:rPr>
+              <w:t xml:space="preserve">Format</w:t>
+            </w:r>
+          </w:p>
+        </w:tc>
+        <w:tc>
+          <w:tcPr>
+            <w:tcW w:w="2340" w:type="dxa"/>
+          </w:tcPr>
+          <w:p>
+            <w:pPr/>
+            <w:r>
+              <w:t xml:space="preserve">Boolean</w:t>
+            </w:r>
+          </w:p>
+        </w:tc>
+        <w:tc>
+          <w:tcPr>
+            <w:tcW w:w="2340" w:type="dxa"/>
+          </w:tcPr>
+          <w:p>
+            <w:pPr/>
+            <w:r>
+              <w:rPr>
+                <w:b/>
+              </w:rPr>
+              <w:t xml:space="preserve">Valid Range</w:t>
+            </w:r>
+          </w:p>
+        </w:tc>
+        <w:tc>
+          <w:tcPr>
+            <w:tcW w:w="2340" w:type="dxa"/>
+          </w:tcPr>
+          <w:p>
+            <w:pPr/>
+            <w:r>
+              <w:t xml:space="preserve">勾選時權限清單停用</w:t>
+            </w:r>
+          </w:p>
+        </w:tc>
+      </w:tr>
+      <w:tr>
+        <w:tc>
+          <w:tcPr>
+            <w:tcW w:w="2340" w:type="dxa"/>
+          </w:tcPr>
+          <w:p>
+            <w:pPr/>
+            <w:r>
+              <w:rPr>
+                <w:b/>
+              </w:rPr>
+              <w:t xml:space="preserve">Related I/O</w:t>
+            </w:r>
+          </w:p>
+        </w:tc>
+        <w:tc>
+          <w:tcPr>
+            <w:tcW w:w="7020" w:type="dxa"/>
+            <w:gridSpan w:val="3"/>
+          </w:tcPr>
+          <w:p>
+            <w:pPr/>
+            <w:r>
+              <w:t xml:space="preserve">REQ_IO_A8.64.5</w:t>
+            </w:r>
+          </w:p>
+        </w:tc>
+      </w:tr>
+      <w:tr>
+        <w:tc>
+          <w:tcPr>
+            <w:tcW w:w="2340" w:type="dxa"/>
+          </w:tcPr>
+          <w:p>
+            <w:pPr/>
+            <w:r>
+              <w:rPr>
+                <w:b/>
+              </w:rPr>
+              <w:t xml:space="preserve">Author</w:t>
+            </w:r>
+          </w:p>
+        </w:tc>
+        <w:tc>
+          <w:tcPr>
+            <w:tcW w:w="7020" w:type="dxa"/>
+            <w:gridSpan w:val="3"/>
+          </w:tcPr>
+          <w:p>
+            <w:pPr/>
+            <w:r>
+              <w:t xml:space="preserve">Developer</w:t>
+            </w:r>
+          </w:p>
+        </w:tc>
+      </w:tr>
+    </w:tbl>
+    <w:p/>
+    <w:tbl>
+      <w:tblPr>
+        <w:tblStyle w:val="TableGrid"/>
+        <w:tblW w:w="9360" w:type="dxa"/>
+        <w:jc w:val="left"/>
+        <w:tblBorders>
+          <w:top w:val="single" w:color="000000" w:sz="6" w:space="0"/>
+          <w:left w:val="single" w:color="000000" w:sz="6" w:space="0"/>
+          <w:bottom w:val="single" w:color="000000" w:sz="6" w:space="0"/>
+          <w:right w:val="single" w:color="000000" w:sz="6" w:space="0"/>
+          <w:insideH w:val="single" w:color="000000" w:sz="6" w:space="0"/>
+          <w:insideV w:val="single" w:color="000000" w:sz="6" w:space="0"/>
+        </w:tblBorders>
+        <w:tblLayout w:type="fixed"/>
+        <w:tblCellMar>
+          <w:top w:w="100" w:type="dxa"/>
+          <w:left w:w="100" w:type="dxa"/>
+          <w:bottom w:w="100" w:type="dxa"/>
+          <w:right w:w="100" w:type="dxa"/>
+        </w:tblCellMar>
+      </w:tblPr>
+      <w:tblGrid>
+        <w:gridCol w:w="2340"/>
+        <w:gridCol w:w="2340"/>
+        <w:gridCol w:w="2340"/>
+        <w:gridCol w:w="2340"/>
+      </w:tblGrid>
+      <w:tr>
+        <w:tc>
+          <w:tcPr>
+            <w:tcW w:w="2340" w:type="dxa"/>
+          </w:tcPr>
+          <w:p>
+            <w:pPr/>
+            <w:r>
+              <w:rPr>
+                <w:b/>
+              </w:rPr>
+              <w:t xml:space="preserve">Requirement ID</w:t>
+            </w:r>
+          </w:p>
+        </w:tc>
+        <w:tc>
+          <w:tcPr>
+            <w:tcW w:w="2340" w:type="dxa"/>
+          </w:tcPr>
+          <w:p>
+            <w:pPr/>
+            <w:r>
+              <w:t xml:space="preserve">REQ_IO_A8.64.5</w:t>
+            </w:r>
+          </w:p>
+        </w:tc>
+        <w:tc>
+          <w:tcPr>
+            <w:tcW w:w="2340" w:type="dxa"/>
+          </w:tcPr>
+          <w:p>
+            <w:pPr/>
+            <w:r>
+              <w:rPr>
+                <w:b/>
+              </w:rPr>
+              <w:t xml:space="preserve">Version</w:t>
+            </w:r>
+          </w:p>
+        </w:tc>
+        <w:tc>
+          <w:tcPr>
+            <w:tcW w:w="2340" w:type="dxa"/>
+          </w:tcPr>
+          <w:p>
+            <w:pPr/>
+            <w:r>
+              <w:t xml:space="preserve">1.0</w:t>
+            </w:r>
+          </w:p>
+        </w:tc>
+      </w:tr>
+      <w:tr>
+        <w:tc>
+          <w:tcPr>
+            <w:tcW w:w="2340" w:type="dxa"/>
+          </w:tcPr>
+          <w:p>
+            <w:pPr/>
+            <w:r>
+              <w:rPr>
+                <w:b/>
+              </w:rPr>
+              <w:t xml:space="preserve">Item</w:t>
+            </w:r>
+          </w:p>
+        </w:tc>
+        <w:tc>
+          <w:tcPr>
+            <w:tcW w:w="7020" w:type="dxa"/>
+            <w:gridSpan w:val="3"/>
+          </w:tcPr>
+          <w:p>
+            <w:pPr/>
+            <w:r>
+              <w:t xml:space="preserve">Permissions (Checkbox group)</w:t>
+            </w:r>
+          </w:p>
+        </w:tc>
+      </w:tr>
+      <w:tr>
+        <w:tc>
+          <w:tcPr>
+            <w:tcW w:w="2340" w:type="dxa"/>
+          </w:tcPr>
+          <w:p>
+            <w:pPr/>
+            <w:r>
+              <w:rPr>
+                <w:b/>
+              </w:rPr>
+              <w:t xml:space="preserve">Description</w:t>
+            </w:r>
+          </w:p>
+        </w:tc>
+        <w:tc>
+          <w:tcPr>
+            <w:tcW w:w="7020" w:type="dxa"/>
+            <w:gridSpan w:val="3"/>
+          </w:tcPr>
+          <w:p>
+            <w:pPr/>
+            <w:r>
+              <w:t xml:space="preserve">權限</w:t>
+            </w:r>
+          </w:p>
+        </w:tc>
+      </w:tr>
+      <w:tr>
+        <w:tc>
+          <w:tcPr>
+            <w:tcW w:w="2340" w:type="dxa"/>
+          </w:tcPr>
+          <w:p>
+            <w:pPr/>
+            <w:r>
+              <w:rPr>
+                <w:b/>
+              </w:rPr>
+              <w:t xml:space="preserve">Purpose</w:t>
+            </w:r>
+          </w:p>
+        </w:tc>
+        <w:tc>
+          <w:tcPr>
+            <w:tcW w:w="7020" w:type="dxa"/>
+            <w:gridSpan w:val="3"/>
+          </w:tcPr>
+          <w:p>
+            <w:pPr/>
+            <w:r>
+              <w:t xml:space="preserve">依模組勾選權限代碼</w:t>
+            </w:r>
+          </w:p>
+        </w:tc>
+      </w:tr>
+      <w:tr>
+        <w:tc>
+          <w:tcPr>
+            <w:tcW w:w="2340" w:type="dxa"/>
+          </w:tcPr>
+          <w:p>
+            <w:pPr/>
+            <w:r>
+              <w:rPr>
+                <w:b/>
+              </w:rPr>
+              <w:t xml:space="preserve">Format</w:t>
+            </w:r>
+          </w:p>
+        </w:tc>
+        <w:tc>
+          <w:tcPr>
+            <w:tcW w:w="2340" w:type="dxa"/>
+          </w:tcPr>
+          <w:p>
+            <w:pPr/>
+            <w:r>
+              <w:t xml:space="preserve">模組.資源.動作</w:t>
+            </w:r>
+          </w:p>
+        </w:tc>
+        <w:tc>
+          <w:tcPr>
+            <w:tcW w:w="2340" w:type="dxa"/>
+          </w:tcPr>
+          <w:p>
+            <w:pPr/>
+            <w:r>
+              <w:rPr>
+                <w:b/>
+              </w:rPr>
+              <w:t xml:space="preserve">Valid Range</w:t>
+            </w:r>
+          </w:p>
+        </w:tc>
+        <w:tc>
+          <w:tcPr>
+            <w:tcW w:w="2340" w:type="dxa"/>
+          </w:tcPr>
+          <w:p>
+            <w:pPr/>
+            <w:r>
+              <w:t xml:space="preserve">只可選權限目錄內的代碼；模組可全選</w:t>
+            </w:r>
+          </w:p>
+        </w:tc>
+      </w:tr>
+      <w:tr>
+        <w:tc>
+          <w:tcPr>
+            <w:tcW w:w="2340" w:type="dxa"/>
+          </w:tcPr>
+          <w:p>
+            <w:pPr/>
+            <w:r>
+              <w:rPr>
+                <w:b/>
+              </w:rPr>
+              <w:t xml:space="preserve">Related I/O</w:t>
+            </w:r>
+          </w:p>
+        </w:tc>
+        <w:tc>
+          <w:tcPr>
+            <w:tcW w:w="7020" w:type="dxa"/>
+            <w:gridSpan w:val="3"/>
+          </w:tcPr>
+          <w:p>
+            <w:pPr/>
+            <w:r>
+              <w:t xml:space="preserve">REQ_IO_A8.64.4</w:t>
+            </w:r>
+          </w:p>
+        </w:tc>
+      </w:tr>
+      <w:tr>
+        <w:tc>
+          <w:tcPr>
+            <w:tcW w:w="2340" w:type="dxa"/>
+          </w:tcPr>
+          <w:p>
+            <w:pPr/>
+            <w:r>
+              <w:rPr>
+                <w:b/>
+              </w:rPr>
+              <w:t xml:space="preserve">Author</w:t>
+            </w:r>
+          </w:p>
+        </w:tc>
+        <w:tc>
+          <w:tcPr>
+            <w:tcW w:w="7020" w:type="dxa"/>
+            <w:gridSpan w:val="3"/>
+          </w:tcPr>
+          <w:p>
+            <w:pPr/>
+            <w:r>
+              <w:t xml:space="preserve">Developer</w:t>
+            </w:r>
+          </w:p>
+        </w:tc>
+      </w:tr>
+    </w:tbl>
+    <w:p/>
+    <w:tbl>
+      <w:tblPr>
+        <w:tblStyle w:val="TableGrid"/>
+        <w:tblW w:w="9360" w:type="dxa"/>
+        <w:jc w:val="left"/>
+        <w:tblBorders>
+          <w:top w:val="single" w:color="000000" w:sz="6" w:space="0"/>
+          <w:left w:val="single" w:color="000000" w:sz="6" w:space="0"/>
+          <w:bottom w:val="single" w:color="000000" w:sz="6" w:space="0"/>
+          <w:right w:val="single" w:color="000000" w:sz="6" w:space="0"/>
+          <w:insideH w:val="single" w:color="000000" w:sz="6" w:space="0"/>
+          <w:insideV w:val="single" w:color="000000" w:sz="6" w:space="0"/>
+        </w:tblBorders>
+        <w:tblLayout w:type="fixed"/>
+        <w:tblCellMar>
+          <w:top w:w="100" w:type="dxa"/>
+          <w:left w:w="100" w:type="dxa"/>
+          <w:bottom w:w="100" w:type="dxa"/>
+          <w:right w:w="100" w:type="dxa"/>
+        </w:tblCellMar>
+      </w:tblPr>
+      <w:tblGrid>
+        <w:gridCol w:w="2340"/>
+        <w:gridCol w:w="2340"/>
+        <w:gridCol w:w="2340"/>
+        <w:gridCol w:w="2340"/>
+      </w:tblGrid>
+      <w:tr>
+        <w:tc>
+          <w:tcPr>
+            <w:tcW w:w="2340" w:type="dxa"/>
+          </w:tcPr>
+          <w:p>
+            <w:pPr/>
+            <w:r>
+              <w:rPr>
+                <w:b/>
+              </w:rPr>
+              <w:t xml:space="preserve">Requirement ID</w:t>
+            </w:r>
+          </w:p>
+        </w:tc>
+        <w:tc>
+          <w:tcPr>
+            <w:tcW w:w="2340" w:type="dxa"/>
+          </w:tcPr>
+          <w:p>
+            <w:pPr/>
+            <w:r>
+              <w:t xml:space="preserve">REQ_IO_A8.64.6</w:t>
+            </w:r>
+          </w:p>
+        </w:tc>
+        <w:tc>
+          <w:tcPr>
+            <w:tcW w:w="2340" w:type="dxa"/>
+          </w:tcPr>
+          <w:p>
+            <w:pPr/>
+            <w:r>
+              <w:rPr>
+                <w:b/>
+              </w:rPr>
+              <w:t xml:space="preserve">Version</w:t>
+            </w:r>
+          </w:p>
+        </w:tc>
+        <w:tc>
+          <w:tcPr>
+            <w:tcW w:w="2340" w:type="dxa"/>
+          </w:tcPr>
+          <w:p>
+            <w:pPr/>
+            <w:r>
+              <w:t xml:space="preserve">1.0</w:t>
+            </w:r>
+          </w:p>
+        </w:tc>
+      </w:tr>
+      <w:tr>
+        <w:tc>
+          <w:tcPr>
+            <w:tcW w:w="2340" w:type="dxa"/>
+          </w:tcPr>
+          <w:p>
+            <w:pPr/>
+            <w:r>
+              <w:rPr>
+                <w:b/>
+              </w:rPr>
+              <w:t xml:space="preserve">Item</w:t>
+            </w:r>
+          </w:p>
+        </w:tc>
+        <w:tc>
+          <w:tcPr>
+            <w:tcW w:w="7020" w:type="dxa"/>
+            <w:gridSpan w:val="3"/>
+          </w:tcPr>
+          <w:p>
+            <w:pPr/>
+            <w:r>
+              <w:t xml:space="preserve">Delete (Button)</w:t>
+            </w:r>
+          </w:p>
+        </w:tc>
+      </w:tr>
+      <w:tr>
+        <w:tc>
+          <w:tcPr>
+            <w:tcW w:w="2340" w:type="dxa"/>
+          </w:tcPr>
+          <w:p>
+            <w:pPr/>
+            <w:r>
+              <w:rPr>
+                <w:b/>
+              </w:rPr>
+              <w:t xml:space="preserve">Description</w:t>
+            </w:r>
+          </w:p>
+        </w:tc>
+        <w:tc>
+          <w:tcPr>
+            <w:tcW w:w="7020" w:type="dxa"/>
+            <w:gridSpan w:val="3"/>
+          </w:tcPr>
+          <w:p>
+            <w:pPr/>
+            <w:r>
+              <w:t xml:space="preserve">刪除</w:t>
+            </w:r>
+          </w:p>
+        </w:tc>
+      </w:tr>
+      <w:tr>
+        <w:tc>
+          <w:tcPr>
+            <w:tcW w:w="2340" w:type="dxa"/>
+          </w:tcPr>
+          <w:p>
+            <w:pPr/>
+            <w:r>
+              <w:rPr>
+                <w:b/>
+              </w:rPr>
+              <w:t xml:space="preserve">Purpose</w:t>
+            </w:r>
+          </w:p>
+        </w:tc>
+        <w:tc>
+          <w:tcPr>
+            <w:tcW w:w="7020" w:type="dxa"/>
+            <w:gridSpan w:val="3"/>
+          </w:tcPr>
+          <w:p>
+            <w:pPr/>
+            <w:r>
+              <w:t xml:space="preserve">軟刪除未使用的角色</w:t>
+            </w:r>
+          </w:p>
+        </w:tc>
+      </w:tr>
+      <w:tr>
+        <w:tc>
+          <w:tcPr>
+            <w:tcW w:w="2340" w:type="dxa"/>
+          </w:tcPr>
+          <w:p>
+            <w:pPr/>
+            <w:r>
+              <w:rPr>
+                <w:b/>
+              </w:rPr>
+              <w:t xml:space="preserve">Format</w:t>
+            </w:r>
+          </w:p>
+        </w:tc>
+        <w:tc>
+          <w:tcPr>
+            <w:tcW w:w="2340" w:type="dxa"/>
+          </w:tcPr>
+          <w:p>
+            <w:pPr/>
+            <w:r>
+              <w:t xml:space="preserve">Button + popconfirm</w:t>
+            </w:r>
+          </w:p>
+        </w:tc>
+        <w:tc>
+          <w:tcPr>
+            <w:tcW w:w="2340" w:type="dxa"/>
+          </w:tcPr>
+          <w:p>
+            <w:pPr/>
+            <w:r>
+              <w:rPr>
+                <w:b/>
+              </w:rPr>
+              <w:t xml:space="preserve">Valid Range</w:t>
+            </w:r>
+          </w:p>
+        </w:tc>
+        <w:tc>
+          <w:tcPr>
+            <w:tcW w:w="2340" w:type="dxa"/>
+          </w:tcPr>
+          <w:p>
+            <w:pPr/>
+            <w:r>
+              <w:t xml:space="preserve">帶 version；使用中回 SYS.ROLE.IN_USE</w:t>
+            </w:r>
+          </w:p>
+        </w:tc>
+      </w:tr>
+      <w:tr>
+        <w:tc>
+          <w:tcPr>
+            <w:tcW w:w="2340" w:type="dxa"/>
+          </w:tcPr>
+          <w:p>
+            <w:pPr/>
+            <w:r>
+              <w:rPr>
+                <w:b/>
+              </w:rPr>
+              <w:t xml:space="preserve">Related I/O</w:t>
+            </w:r>
+          </w:p>
+        </w:tc>
+        <w:tc>
+          <w:tcPr>
+            <w:tcW w:w="7020" w:type="dxa"/>
+            <w:gridSpan w:val="3"/>
+          </w:tcPr>
+          <w:p>
+            <w:pPr/>
+            <w:r>
+              <w:t xml:space="preserve">None</w:t>
+            </w:r>
+          </w:p>
+        </w:tc>
+      </w:tr>
+      <w:tr>
+        <w:tc>
+          <w:tcPr>
+            <w:tcW w:w="2340" w:type="dxa"/>
+          </w:tcPr>
+          <w:p>
+            <w:pPr/>
+            <w:r>
+              <w:rPr>
+                <w:b/>
+              </w:rPr>
+              <w:t xml:space="preserve">Author</w:t>
+            </w:r>
+          </w:p>
+        </w:tc>
+        <w:tc>
+          <w:tcPr>
+            <w:tcW w:w="7020" w:type="dxa"/>
+            <w:gridSpan w:val="3"/>
+          </w:tcPr>
+          <w:p>
+            <w:pPr/>
+            <w:r>
+              <w:t xml:space="preserve">Developer</w:t>
+            </w:r>
+          </w:p>
+        </w:tc>
+      </w:tr>
+    </w:tbl>
+    <w:p/>
+    <w:p>
+      <w:pPr>
+        <w:pStyle w:val="Heading5"/>
+      </w:pPr>
+      <w:r>
+        <w:t xml:space="preserve">4.4.1.8.65 User Permission Edit Interface（BlueWhale 4.4.1.8.26）</w:t>
+      </w:r>
+    </w:p>
+    <w:tbl>
+      <w:tblPr>
+        <w:tblStyle w:val="TableGrid"/>
+        <w:tblW w:w="9360" w:type="dxa"/>
+        <w:jc w:val="left"/>
+        <w:tblBorders>
+          <w:top w:val="single" w:color="000000" w:sz="6" w:space="0"/>
+          <w:left w:val="single" w:color="000000" w:sz="6" w:space="0"/>
+          <w:bottom w:val="single" w:color="000000" w:sz="6" w:space="0"/>
+          <w:right w:val="single" w:color="000000" w:sz="6" w:space="0"/>
+          <w:insideH w:val="single" w:color="000000" w:sz="6" w:space="0"/>
+          <w:insideV w:val="single" w:color="000000" w:sz="6" w:space="0"/>
+        </w:tblBorders>
+        <w:tblLayout w:type="fixed"/>
+        <w:tblCellMar>
+          <w:top w:w="100" w:type="dxa"/>
+          <w:left w:w="100" w:type="dxa"/>
+          <w:bottom w:w="100" w:type="dxa"/>
+          <w:right w:w="100" w:type="dxa"/>
+        </w:tblCellMar>
+      </w:tblPr>
+      <w:tblGrid>
+        <w:gridCol w:w="2340"/>
+        <w:gridCol w:w="2340"/>
+        <w:gridCol w:w="2340"/>
+        <w:gridCol w:w="2340"/>
+      </w:tblGrid>
+      <w:tr>
+        <w:tc>
+          <w:tcPr>
+            <w:tcW w:w="2340" w:type="dxa"/>
+          </w:tcPr>
+          <w:p>
+            <w:pPr/>
+            <w:r>
+              <w:rPr>
+                <w:b/>
+              </w:rPr>
+              <w:t xml:space="preserve">Requirement ID</w:t>
+            </w:r>
+          </w:p>
+        </w:tc>
+        <w:tc>
+          <w:tcPr>
+            <w:tcW w:w="2340" w:type="dxa"/>
+          </w:tcPr>
+          <w:p>
+            <w:pPr/>
+            <w:r>
+              <w:t xml:space="preserve">REQ_IO_A8.65.1</w:t>
+            </w:r>
+          </w:p>
+        </w:tc>
+        <w:tc>
+          <w:tcPr>
+            <w:tcW w:w="2340" w:type="dxa"/>
+          </w:tcPr>
+          <w:p>
+            <w:pPr/>
+            <w:r>
+              <w:rPr>
+                <w:b/>
+              </w:rPr>
+              <w:t xml:space="preserve">Version</w:t>
+            </w:r>
+          </w:p>
+        </w:tc>
+        <w:tc>
+          <w:tcPr>
+            <w:tcW w:w="2340" w:type="dxa"/>
+          </w:tcPr>
+          <w:p>
+            <w:pPr/>
+            <w:r>
+              <w:t xml:space="preserve">1.0</w:t>
+            </w:r>
+          </w:p>
+        </w:tc>
+      </w:tr>
+      <w:tr>
+        <w:tc>
+          <w:tcPr>
+            <w:tcW w:w="2340" w:type="dxa"/>
+          </w:tcPr>
+          <w:p>
+            <w:pPr/>
+            <w:r>
+              <w:rPr>
+                <w:b/>
+              </w:rPr>
+              <w:t xml:space="preserve">Item</w:t>
+            </w:r>
+          </w:p>
+        </w:tc>
+        <w:tc>
+          <w:tcPr>
+            <w:tcW w:w="7020" w:type="dxa"/>
+            <w:gridSpan w:val="3"/>
+          </w:tcPr>
+          <w:p>
+            <w:pPr/>
+            <w:r>
+              <w:t xml:space="preserve">Company (Dropdown)</w:t>
+            </w:r>
+          </w:p>
+        </w:tc>
+      </w:tr>
+      <w:tr>
+        <w:tc>
+          <w:tcPr>
+            <w:tcW w:w="2340" w:type="dxa"/>
+          </w:tcPr>
+          <w:p>
+            <w:pPr/>
+            <w:r>
+              <w:rPr>
+                <w:b/>
+              </w:rPr>
+              <w:t xml:space="preserve">Description</w:t>
+            </w:r>
+          </w:p>
+        </w:tc>
+        <w:tc>
+          <w:tcPr>
+            <w:tcW w:w="7020" w:type="dxa"/>
+            <w:gridSpan w:val="3"/>
+          </w:tcPr>
+          <w:p>
+            <w:pPr/>
+            <w:r>
+              <w:t xml:space="preserve">公司</w:t>
+            </w:r>
+          </w:p>
+        </w:tc>
+      </w:tr>
+      <w:tr>
+        <w:tc>
+          <w:tcPr>
+            <w:tcW w:w="2340" w:type="dxa"/>
+          </w:tcPr>
+          <w:p>
+            <w:pPr/>
+            <w:r>
+              <w:rPr>
+                <w:b/>
+              </w:rPr>
+              <w:t xml:space="preserve">Purpose</w:t>
+            </w:r>
+          </w:p>
+        </w:tc>
+        <w:tc>
+          <w:tcPr>
+            <w:tcW w:w="7020" w:type="dxa"/>
+            <w:gridSpan w:val="3"/>
+          </w:tcPr>
+          <w:p>
+            <w:pPr/>
+            <w:r>
+              <w:t xml:space="preserve">選擇要設定的公司</w:t>
+            </w:r>
+          </w:p>
+        </w:tc>
+      </w:tr>
+      <w:tr>
+        <w:tc>
+          <w:tcPr>
+            <w:tcW w:w="2340" w:type="dxa"/>
+          </w:tcPr>
+          <w:p>
+            <w:pPr/>
+            <w:r>
+              <w:rPr>
+                <w:b/>
+              </w:rPr>
+              <w:t xml:space="preserve">Format</w:t>
+            </w:r>
+          </w:p>
+        </w:tc>
+        <w:tc>
+          <w:tcPr>
+            <w:tcW w:w="2340" w:type="dxa"/>
+          </w:tcPr>
+          <w:p>
+            <w:pPr/>
+            <w:r>
+              <w:t xml:space="preserve">bigint ID</w:t>
+            </w:r>
+          </w:p>
+        </w:tc>
+        <w:tc>
+          <w:tcPr>
+            <w:tcW w:w="2340" w:type="dxa"/>
+          </w:tcPr>
+          <w:p>
+            <w:pPr/>
+            <w:r>
+              <w:rPr>
+                <w:b/>
+              </w:rPr>
+              <w:t xml:space="preserve">Valid Range</w:t>
+            </w:r>
+          </w:p>
+        </w:tc>
+        <w:tc>
+          <w:tcPr>
+            <w:tcW w:w="2340" w:type="dxa"/>
+          </w:tcPr>
+          <w:p>
+            <w:pPr/>
+            <w:r>
+              <w:t xml:space="preserve">操作者可切換的公司</w:t>
+            </w:r>
+          </w:p>
+        </w:tc>
+      </w:tr>
+      <w:tr>
+        <w:tc>
+          <w:tcPr>
+            <w:tcW w:w="2340" w:type="dxa"/>
+          </w:tcPr>
+          <w:p>
+            <w:pPr/>
+            <w:r>
+              <w:rPr>
+                <w:b/>
+              </w:rPr>
+              <w:t xml:space="preserve">Related I/O</w:t>
+            </w:r>
+          </w:p>
+        </w:tc>
+        <w:tc>
+          <w:tcPr>
+            <w:tcW w:w="7020" w:type="dxa"/>
+            <w:gridSpan w:val="3"/>
+          </w:tcPr>
+          <w:p>
+            <w:pPr/>
+            <w:r>
+              <w:t xml:space="preserve">REQ_IO_A8.65.2</w:t>
+            </w:r>
+          </w:p>
+        </w:tc>
+      </w:tr>
+      <w:tr>
+        <w:tc>
+          <w:tcPr>
+            <w:tcW w:w="2340" w:type="dxa"/>
+          </w:tcPr>
+          <w:p>
+            <w:pPr/>
+            <w:r>
+              <w:rPr>
+                <w:b/>
+              </w:rPr>
+              <w:t xml:space="preserve">Author</w:t>
+            </w:r>
+          </w:p>
+        </w:tc>
+        <w:tc>
+          <w:tcPr>
+            <w:tcW w:w="7020" w:type="dxa"/>
+            <w:gridSpan w:val="3"/>
+          </w:tcPr>
+          <w:p>
+            <w:pPr/>
+            <w:r>
+              <w:t xml:space="preserve">Developer</w:t>
+            </w:r>
+          </w:p>
+        </w:tc>
+      </w:tr>
+    </w:tbl>
+    <w:p/>
+    <w:tbl>
+      <w:tblPr>
+        <w:tblStyle w:val="TableGrid"/>
+        <w:tblW w:w="9360" w:type="dxa"/>
+        <w:jc w:val="left"/>
+        <w:tblBorders>
+          <w:top w:val="single" w:color="000000" w:sz="6" w:space="0"/>
+          <w:left w:val="single" w:color="000000" w:sz="6" w:space="0"/>
+          <w:bottom w:val="single" w:color="000000" w:sz="6" w:space="0"/>
+          <w:right w:val="single" w:color="000000" w:sz="6" w:space="0"/>
+          <w:insideH w:val="single" w:color="000000" w:sz="6" w:space="0"/>
+          <w:insideV w:val="single" w:color="000000" w:sz="6" w:space="0"/>
+        </w:tblBorders>
+        <w:tblLayout w:type="fixed"/>
+        <w:tblCellMar>
+          <w:top w:w="100" w:type="dxa"/>
+          <w:left w:w="100" w:type="dxa"/>
+          <w:bottom w:w="100" w:type="dxa"/>
+          <w:right w:w="100" w:type="dxa"/>
+        </w:tblCellMar>
+      </w:tblPr>
+      <w:tblGrid>
+        <w:gridCol w:w="2340"/>
+        <w:gridCol w:w="2340"/>
+        <w:gridCol w:w="2340"/>
+        <w:gridCol w:w="2340"/>
+      </w:tblGrid>
+      <w:tr>
+        <w:tc>
+          <w:tcPr>
+            <w:tcW w:w="2340" w:type="dxa"/>
+          </w:tcPr>
+          <w:p>
+            <w:pPr/>
+            <w:r>
+              <w:rPr>
+                <w:b/>
+              </w:rPr>
+              <w:t xml:space="preserve">Requirement ID</w:t>
+            </w:r>
+          </w:p>
+        </w:tc>
+        <w:tc>
+          <w:tcPr>
+            <w:tcW w:w="2340" w:type="dxa"/>
+          </w:tcPr>
+          <w:p>
+            <w:pPr/>
+            <w:r>
+              <w:t xml:space="preserve">REQ_IO_A8.65.2</w:t>
+            </w:r>
+          </w:p>
+        </w:tc>
+        <w:tc>
+          <w:tcPr>
+            <w:tcW w:w="2340" w:type="dxa"/>
+          </w:tcPr>
+          <w:p>
+            <w:pPr/>
+            <w:r>
+              <w:rPr>
+                <w:b/>
+              </w:rPr>
+              <w:t xml:space="preserve">Version</w:t>
+            </w:r>
+          </w:p>
+        </w:tc>
+        <w:tc>
+          <w:tcPr>
+            <w:tcW w:w="2340" w:type="dxa"/>
+          </w:tcPr>
+          <w:p>
+            <w:pPr/>
+            <w:r>
+              <w:t xml:space="preserve">1.0</w:t>
+            </w:r>
+          </w:p>
+        </w:tc>
+      </w:tr>
+      <w:tr>
+        <w:tc>
+          <w:tcPr>
+            <w:tcW w:w="2340" w:type="dxa"/>
+          </w:tcPr>
+          <w:p>
+            <w:pPr/>
+            <w:r>
+              <w:rPr>
+                <w:b/>
+              </w:rPr>
+              <w:t xml:space="preserve">Item</w:t>
+            </w:r>
+          </w:p>
+        </w:tc>
+        <w:tc>
+          <w:tcPr>
+            <w:tcW w:w="7020" w:type="dxa"/>
+            <w:gridSpan w:val="3"/>
+          </w:tcPr>
+          <w:p>
+            <w:pPr/>
+            <w:r>
+              <w:t xml:space="preserve">Branch / Department (Dropdown)</w:t>
+            </w:r>
+          </w:p>
+        </w:tc>
+      </w:tr>
+      <w:tr>
+        <w:tc>
+          <w:tcPr>
+            <w:tcW w:w="2340" w:type="dxa"/>
+          </w:tcPr>
+          <w:p>
+            <w:pPr/>
+            <w:r>
+              <w:rPr>
+                <w:b/>
+              </w:rPr>
+              <w:t xml:space="preserve">Description</w:t>
+            </w:r>
+          </w:p>
+        </w:tc>
+        <w:tc>
+          <w:tcPr>
+            <w:tcW w:w="7020" w:type="dxa"/>
+            <w:gridSpan w:val="3"/>
+          </w:tcPr>
+          <w:p>
+            <w:pPr/>
+            <w:r>
+              <w:t xml:space="preserve">分店／部門</w:t>
+            </w:r>
+          </w:p>
+        </w:tc>
+      </w:tr>
+      <w:tr>
+        <w:tc>
+          <w:tcPr>
+            <w:tcW w:w="2340" w:type="dxa"/>
+          </w:tcPr>
+          <w:p>
+            <w:pPr/>
+            <w:r>
+              <w:rPr>
+                <w:b/>
+              </w:rPr>
+              <w:t xml:space="preserve">Purpose</w:t>
+            </w:r>
+          </w:p>
+        </w:tc>
+        <w:tc>
+          <w:tcPr>
+            <w:tcW w:w="7020" w:type="dxa"/>
+            <w:gridSpan w:val="3"/>
+          </w:tcPr>
+          <w:p>
+            <w:pPr/>
+            <w:r>
+              <w:t xml:space="preserve">組織歸屬（資料範圍用）</w:t>
+            </w:r>
+          </w:p>
+        </w:tc>
+      </w:tr>
+      <w:tr>
+        <w:tc>
+          <w:tcPr>
+            <w:tcW w:w="2340" w:type="dxa"/>
+          </w:tcPr>
+          <w:p>
+            <w:pPr/>
+            <w:r>
+              <w:rPr>
+                <w:b/>
+              </w:rPr>
+              <w:t xml:space="preserve">Format</w:t>
+            </w:r>
+          </w:p>
+        </w:tc>
+        <w:tc>
+          <w:tcPr>
+            <w:tcW w:w="2340" w:type="dxa"/>
+          </w:tcPr>
+          <w:p>
+            <w:pPr/>
+            <w:r>
+              <w:t xml:space="preserve">bigint ID，可清空</w:t>
+            </w:r>
+          </w:p>
+        </w:tc>
+        <w:tc>
+          <w:tcPr>
+            <w:tcW w:w="2340" w:type="dxa"/>
+          </w:tcPr>
+          <w:p>
+            <w:pPr/>
+            <w:r>
+              <w:rPr>
+                <w:b/>
+              </w:rPr>
+              <w:t xml:space="preserve">Valid Range</w:t>
+            </w:r>
+          </w:p>
+        </w:tc>
+        <w:tc>
+          <w:tcPr>
+            <w:tcW w:w="2340" w:type="dxa"/>
+          </w:tcPr>
+          <w:p>
+            <w:pPr/>
+            <w:r>
+              <w:t xml:space="preserve">所選公司的啟用分店／部門</w:t>
+            </w:r>
+          </w:p>
+        </w:tc>
+      </w:tr>
+      <w:tr>
+        <w:tc>
+          <w:tcPr>
+            <w:tcW w:w="2340" w:type="dxa"/>
+          </w:tcPr>
+          <w:p>
+            <w:pPr/>
+            <w:r>
+              <w:rPr>
+                <w:b/>
+              </w:rPr>
+              <w:t xml:space="preserve">Related I/O</w:t>
+            </w:r>
+          </w:p>
+        </w:tc>
+        <w:tc>
+          <w:tcPr>
+            <w:tcW w:w="7020" w:type="dxa"/>
+            <w:gridSpan w:val="3"/>
+          </w:tcPr>
+          <w:p>
+            <w:pPr/>
+            <w:r>
+              <w:t xml:space="preserve">REQ_IO_A8.65.1</w:t>
+            </w:r>
+          </w:p>
+        </w:tc>
+      </w:tr>
+      <w:tr>
+        <w:tc>
+          <w:tcPr>
+            <w:tcW w:w="2340" w:type="dxa"/>
+          </w:tcPr>
+          <w:p>
+            <w:pPr/>
+            <w:r>
+              <w:rPr>
+                <w:b/>
+              </w:rPr>
+              <w:t xml:space="preserve">Author</w:t>
+            </w:r>
+          </w:p>
+        </w:tc>
+        <w:tc>
+          <w:tcPr>
+            <w:tcW w:w="7020" w:type="dxa"/>
+            <w:gridSpan w:val="3"/>
+          </w:tcPr>
+          <w:p>
+            <w:pPr/>
+            <w:r>
+              <w:t xml:space="preserve">Developer</w:t>
+            </w:r>
+          </w:p>
+        </w:tc>
+      </w:tr>
+    </w:tbl>
+    <w:p/>
+    <w:tbl>
+      <w:tblPr>
+        <w:tblStyle w:val="TableGrid"/>
+        <w:tblW w:w="9360" w:type="dxa"/>
+        <w:jc w:val="left"/>
+        <w:tblBorders>
+          <w:top w:val="single" w:color="000000" w:sz="6" w:space="0"/>
+          <w:left w:val="single" w:color="000000" w:sz="6" w:space="0"/>
+          <w:bottom w:val="single" w:color="000000" w:sz="6" w:space="0"/>
+          <w:right w:val="single" w:color="000000" w:sz="6" w:space="0"/>
+          <w:insideH w:val="single" w:color="000000" w:sz="6" w:space="0"/>
+          <w:insideV w:val="single" w:color="000000" w:sz="6" w:space="0"/>
+        </w:tblBorders>
+        <w:tblLayout w:type="fixed"/>
+        <w:tblCellMar>
+          <w:top w:w="100" w:type="dxa"/>
+          <w:left w:w="100" w:type="dxa"/>
+          <w:bottom w:w="100" w:type="dxa"/>
+          <w:right w:w="100" w:type="dxa"/>
+        </w:tblCellMar>
+      </w:tblPr>
+      <w:tblGrid>
+        <w:gridCol w:w="2340"/>
+        <w:gridCol w:w="2340"/>
+        <w:gridCol w:w="2340"/>
+        <w:gridCol w:w="2340"/>
+      </w:tblGrid>
+      <w:tr>
+        <w:tc>
+          <w:tcPr>
+            <w:tcW w:w="2340" w:type="dxa"/>
+          </w:tcPr>
+          <w:p>
+            <w:pPr/>
+            <w:r>
+              <w:rPr>
+                <w:b/>
+              </w:rPr>
+              <w:t xml:space="preserve">Requirement ID</w:t>
+            </w:r>
+          </w:p>
+        </w:tc>
+        <w:tc>
+          <w:tcPr>
+            <w:tcW w:w="2340" w:type="dxa"/>
+          </w:tcPr>
+          <w:p>
+            <w:pPr/>
+            <w:r>
+              <w:t xml:space="preserve">REQ_IO_A8.65.3</w:t>
+            </w:r>
+          </w:p>
+        </w:tc>
+        <w:tc>
+          <w:tcPr>
+            <w:tcW w:w="2340" w:type="dxa"/>
+          </w:tcPr>
+          <w:p>
+            <w:pPr/>
+            <w:r>
+              <w:rPr>
+                <w:b/>
+              </w:rPr>
+              <w:t xml:space="preserve">Version</w:t>
+            </w:r>
+          </w:p>
+        </w:tc>
+        <w:tc>
+          <w:tcPr>
+            <w:tcW w:w="2340" w:type="dxa"/>
+          </w:tcPr>
+          <w:p>
+            <w:pPr/>
+            <w:r>
+              <w:t xml:space="preserve">1.0</w:t>
+            </w:r>
+          </w:p>
+        </w:tc>
+      </w:tr>
+      <w:tr>
+        <w:tc>
+          <w:tcPr>
+            <w:tcW w:w="2340" w:type="dxa"/>
+          </w:tcPr>
+          <w:p>
+            <w:pPr/>
+            <w:r>
+              <w:rPr>
+                <w:b/>
+              </w:rPr>
+              <w:t xml:space="preserve">Item</w:t>
+            </w:r>
+          </w:p>
+        </w:tc>
+        <w:tc>
+          <w:tcPr>
+            <w:tcW w:w="7020" w:type="dxa"/>
+            <w:gridSpan w:val="3"/>
+          </w:tcPr>
+          <w:p>
+            <w:pPr/>
+            <w:r>
+              <w:t xml:space="preserve">Roles (Multi-select)</w:t>
+            </w:r>
+          </w:p>
+        </w:tc>
+      </w:tr>
+      <w:tr>
+        <w:tc>
+          <w:tcPr>
+            <w:tcW w:w="2340" w:type="dxa"/>
+          </w:tcPr>
+          <w:p>
+            <w:pPr/>
+            <w:r>
+              <w:rPr>
+                <w:b/>
+              </w:rPr>
+              <w:t xml:space="preserve">Description</w:t>
+            </w:r>
+          </w:p>
+        </w:tc>
+        <w:tc>
+          <w:tcPr>
+            <w:tcW w:w="7020" w:type="dxa"/>
+            <w:gridSpan w:val="3"/>
+          </w:tcPr>
+          <w:p>
+            <w:pPr/>
+            <w:r>
+              <w:t xml:space="preserve">角色</w:t>
+            </w:r>
+          </w:p>
+        </w:tc>
+      </w:tr>
+      <w:tr>
+        <w:tc>
+          <w:tcPr>
+            <w:tcW w:w="2340" w:type="dxa"/>
+          </w:tcPr>
+          <w:p>
+            <w:pPr/>
+            <w:r>
+              <w:rPr>
+                <w:b/>
+              </w:rPr>
+              <w:t xml:space="preserve">Purpose</w:t>
+            </w:r>
+          </w:p>
+        </w:tc>
+        <w:tc>
+          <w:tcPr>
+            <w:tcW w:w="7020" w:type="dxa"/>
+            <w:gridSpan w:val="3"/>
+          </w:tcPr>
+          <w:p>
+            <w:pPr/>
+            <w:r>
+              <w:t xml:space="preserve">整組取代該公司的角色</w:t>
+            </w:r>
+          </w:p>
+        </w:tc>
+      </w:tr>
+      <w:tr>
+        <w:tc>
+          <w:tcPr>
+            <w:tcW w:w="2340" w:type="dxa"/>
+          </w:tcPr>
+          <w:p>
+            <w:pPr/>
+            <w:r>
+              <w:rPr>
+                <w:b/>
+              </w:rPr>
+              <w:t xml:space="preserve">Format</w:t>
+            </w:r>
+          </w:p>
+        </w:tc>
+        <w:tc>
+          <w:tcPr>
+            <w:tcW w:w="2340" w:type="dxa"/>
+          </w:tcPr>
+          <w:p>
+            <w:pPr/>
+            <w:r>
+              <w:t xml:space="preserve">bigint ID 陣列</w:t>
+            </w:r>
+          </w:p>
+        </w:tc>
+        <w:tc>
+          <w:tcPr>
+            <w:tcW w:w="2340" w:type="dxa"/>
+          </w:tcPr>
+          <w:p>
+            <w:pPr/>
+            <w:r>
+              <w:rPr>
+                <w:b/>
+              </w:rPr>
+              <w:t xml:space="preserve">Valid Range</w:t>
+            </w:r>
+          </w:p>
+        </w:tc>
+        <w:tc>
+          <w:tcPr>
+            <w:tcW w:w="2340" w:type="dxa"/>
+          </w:tcPr>
+          <w:p>
+            <w:pPr/>
+            <w:r>
+              <w:t xml:space="preserve">啟用角色；可為空（無權限）</w:t>
+            </w:r>
+          </w:p>
+        </w:tc>
+      </w:tr>
+      <w:tr>
+        <w:tc>
+          <w:tcPr>
+            <w:tcW w:w="2340" w:type="dxa"/>
+          </w:tcPr>
+          <w:p>
+            <w:pPr/>
+            <w:r>
+              <w:rPr>
+                <w:b/>
+              </w:rPr>
+              <w:t xml:space="preserve">Related I/O</w:t>
+            </w:r>
+          </w:p>
+        </w:tc>
+        <w:tc>
+          <w:tcPr>
+            <w:tcW w:w="7020" w:type="dxa"/>
+            <w:gridSpan w:val="3"/>
+          </w:tcPr>
+          <w:p>
+            <w:pPr/>
+            <w:r>
+              <w:t xml:space="preserve">None</w:t>
+            </w:r>
+          </w:p>
+        </w:tc>
+      </w:tr>
+      <w:tr>
+        <w:tc>
+          <w:tcPr>
+            <w:tcW w:w="2340" w:type="dxa"/>
+          </w:tcPr>
+          <w:p>
+            <w:pPr/>
+            <w:r>
+              <w:rPr>
+                <w:b/>
+              </w:rPr>
+              <w:t xml:space="preserve">Author</w:t>
+            </w:r>
+          </w:p>
+        </w:tc>
+        <w:tc>
+          <w:tcPr>
+            <w:tcW w:w="7020" w:type="dxa"/>
+            <w:gridSpan w:val="3"/>
+          </w:tcPr>
+          <w:p>
+            <w:pPr/>
+            <w:r>
+              <w:t xml:space="preserve">Developer</w:t>
+            </w:r>
+          </w:p>
+        </w:tc>
+      </w:tr>
+    </w:tbl>
+    <w:p/>
+    <w:tbl>
+      <w:tblPr>
+        <w:tblStyle w:val="TableGrid"/>
+        <w:tblW w:w="9360" w:type="dxa"/>
+        <w:jc w:val="left"/>
+        <w:tblBorders>
+          <w:top w:val="single" w:color="000000" w:sz="6" w:space="0"/>
+          <w:left w:val="single" w:color="000000" w:sz="6" w:space="0"/>
+          <w:bottom w:val="single" w:color="000000" w:sz="6" w:space="0"/>
+          <w:right w:val="single" w:color="000000" w:sz="6" w:space="0"/>
+          <w:insideH w:val="single" w:color="000000" w:sz="6" w:space="0"/>
+          <w:insideV w:val="single" w:color="000000" w:sz="6" w:space="0"/>
+        </w:tblBorders>
+        <w:tblLayout w:type="fixed"/>
+        <w:tblCellMar>
+          <w:top w:w="100" w:type="dxa"/>
+          <w:left w:w="100" w:type="dxa"/>
+          <w:bottom w:w="100" w:type="dxa"/>
+          <w:right w:w="100" w:type="dxa"/>
+        </w:tblCellMar>
+      </w:tblPr>
+      <w:tblGrid>
+        <w:gridCol w:w="2340"/>
+        <w:gridCol w:w="2340"/>
+        <w:gridCol w:w="2340"/>
+        <w:gridCol w:w="2340"/>
+      </w:tblGrid>
+      <w:tr>
+        <w:tc>
+          <w:tcPr>
+            <w:tcW w:w="2340" w:type="dxa"/>
+          </w:tcPr>
+          <w:p>
+            <w:pPr/>
+            <w:r>
+              <w:rPr>
+                <w:b/>
+              </w:rPr>
+              <w:t xml:space="preserve">Requirement ID</w:t>
+            </w:r>
+          </w:p>
+        </w:tc>
+        <w:tc>
+          <w:tcPr>
+            <w:tcW w:w="2340" w:type="dxa"/>
+          </w:tcPr>
+          <w:p>
+            <w:pPr/>
+            <w:r>
+              <w:t xml:space="preserve">REQ_IO_A8.65.4</w:t>
+            </w:r>
+          </w:p>
+        </w:tc>
+        <w:tc>
+          <w:tcPr>
+            <w:tcW w:w="2340" w:type="dxa"/>
+          </w:tcPr>
+          <w:p>
+            <w:pPr/>
+            <w:r>
+              <w:rPr>
+                <w:b/>
+              </w:rPr>
+              <w:t xml:space="preserve">Version</w:t>
+            </w:r>
+          </w:p>
+        </w:tc>
+        <w:tc>
+          <w:tcPr>
+            <w:tcW w:w="2340" w:type="dxa"/>
+          </w:tcPr>
+          <w:p>
+            <w:pPr/>
+            <w:r>
+              <w:t xml:space="preserve">1.0</w:t>
+            </w:r>
+          </w:p>
+        </w:tc>
+      </w:tr>
+      <w:tr>
+        <w:tc>
+          <w:tcPr>
+            <w:tcW w:w="2340" w:type="dxa"/>
+          </w:tcPr>
+          <w:p>
+            <w:pPr/>
+            <w:r>
+              <w:rPr>
+                <w:b/>
+              </w:rPr>
+              <w:t xml:space="preserve">Item</w:t>
+            </w:r>
+          </w:p>
+        </w:tc>
+        <w:tc>
+          <w:tcPr>
+            <w:tcW w:w="7020" w:type="dxa"/>
+            <w:gridSpan w:val="3"/>
+          </w:tcPr>
+          <w:p>
+            <w:pPr/>
+            <w:r>
+              <w:t xml:space="preserve">Default Company (Checkbox)</w:t>
+            </w:r>
+          </w:p>
+        </w:tc>
+      </w:tr>
+      <w:tr>
+        <w:tc>
+          <w:tcPr>
+            <w:tcW w:w="2340" w:type="dxa"/>
+          </w:tcPr>
+          <w:p>
+            <w:pPr/>
+            <w:r>
+              <w:rPr>
+                <w:b/>
+              </w:rPr>
+              <w:t xml:space="preserve">Description</w:t>
+            </w:r>
+          </w:p>
+        </w:tc>
+        <w:tc>
+          <w:tcPr>
+            <w:tcW w:w="7020" w:type="dxa"/>
+            <w:gridSpan w:val="3"/>
+          </w:tcPr>
+          <w:p>
+            <w:pPr/>
+            <w:r>
+              <w:t xml:space="preserve">預設公司</w:t>
+            </w:r>
+          </w:p>
+        </w:tc>
+      </w:tr>
+      <w:tr>
+        <w:tc>
+          <w:tcPr>
+            <w:tcW w:w="2340" w:type="dxa"/>
+          </w:tcPr>
+          <w:p>
+            <w:pPr/>
+            <w:r>
+              <w:rPr>
+                <w:b/>
+              </w:rPr>
+              <w:t xml:space="preserve">Purpose</w:t>
+            </w:r>
+          </w:p>
+        </w:tc>
+        <w:tc>
+          <w:tcPr>
+            <w:tcW w:w="7020" w:type="dxa"/>
+            <w:gridSpan w:val="3"/>
+          </w:tcPr>
+          <w:p>
+            <w:pPr/>
+            <w:r>
+              <w:t xml:space="preserve">登入後預設的操作公司</w:t>
+            </w:r>
+          </w:p>
+        </w:tc>
+      </w:tr>
+      <w:tr>
+        <w:tc>
+          <w:tcPr>
+            <w:tcW w:w="2340" w:type="dxa"/>
+          </w:tcPr>
+          <w:p>
+            <w:pPr/>
+            <w:r>
+              <w:rPr>
+                <w:b/>
+              </w:rPr>
+              <w:t xml:space="preserve">Format</w:t>
+            </w:r>
+          </w:p>
+        </w:tc>
+        <w:tc>
+          <w:tcPr>
+            <w:tcW w:w="2340" w:type="dxa"/>
+          </w:tcPr>
+          <w:p>
+            <w:pPr/>
+            <w:r>
+              <w:t xml:space="preserve">Boolean</w:t>
+            </w:r>
+          </w:p>
+        </w:tc>
+        <w:tc>
+          <w:tcPr>
+            <w:tcW w:w="2340" w:type="dxa"/>
+          </w:tcPr>
+          <w:p>
+            <w:pPr/>
+            <w:r>
+              <w:rPr>
+                <w:b/>
+              </w:rPr>
+              <w:t xml:space="preserve">Valid Range</w:t>
+            </w:r>
+          </w:p>
+        </w:tc>
+        <w:tc>
+          <w:tcPr>
+            <w:tcW w:w="2340" w:type="dxa"/>
+          </w:tcPr>
+          <w:p>
+            <w:pPr/>
+            <w:r>
+              <w:t xml:space="preserve">設定後取消其他預設</w:t>
+            </w:r>
+          </w:p>
+        </w:tc>
+      </w:tr>
+      <w:tr>
+        <w:tc>
+          <w:tcPr>
+            <w:tcW w:w="2340" w:type="dxa"/>
+          </w:tcPr>
+          <w:p>
+            <w:pPr/>
+            <w:r>
+              <w:rPr>
+                <w:b/>
+              </w:rPr>
+              <w:t xml:space="preserve">Related I/O</w:t>
+            </w:r>
+          </w:p>
+        </w:tc>
+        <w:tc>
+          <w:tcPr>
+            <w:tcW w:w="7020" w:type="dxa"/>
+            <w:gridSpan w:val="3"/>
+          </w:tcPr>
+          <w:p>
+            <w:pPr/>
+            <w:r>
+              <w:t xml:space="preserve">None</w:t>
+            </w:r>
+          </w:p>
+        </w:tc>
+      </w:tr>
+      <w:tr>
+        <w:tc>
+          <w:tcPr>
+            <w:tcW w:w="2340" w:type="dxa"/>
+          </w:tcPr>
+          <w:p>
+            <w:pPr/>
+            <w:r>
+              <w:rPr>
+                <w:b/>
+              </w:rPr>
+              <w:t xml:space="preserve">Author</w:t>
+            </w:r>
+          </w:p>
+        </w:tc>
+        <w:tc>
+          <w:tcPr>
+            <w:tcW w:w="7020" w:type="dxa"/>
+            <w:gridSpan w:val="3"/>
+          </w:tcPr>
+          <w:p>
+            <w:pPr/>
+            <w:r>
+              <w:t xml:space="preserve">Developer</w:t>
+            </w:r>
+          </w:p>
+        </w:tc>
+      </w:tr>
+    </w:tbl>
+    <w:p/>
+    <w:tbl>
+      <w:tblPr>
+        <w:tblStyle w:val="TableGrid"/>
+        <w:tblW w:w="9360" w:type="dxa"/>
+        <w:jc w:val="left"/>
+        <w:tblBorders>
+          <w:top w:val="single" w:color="000000" w:sz="6" w:space="0"/>
+          <w:left w:val="single" w:color="000000" w:sz="6" w:space="0"/>
+          <w:bottom w:val="single" w:color="000000" w:sz="6" w:space="0"/>
+          <w:right w:val="single" w:color="000000" w:sz="6" w:space="0"/>
+          <w:insideH w:val="single" w:color="000000" w:sz="6" w:space="0"/>
+          <w:insideV w:val="single" w:color="000000" w:sz="6" w:space="0"/>
+        </w:tblBorders>
+        <w:tblLayout w:type="fixed"/>
+        <w:tblCellMar>
+          <w:top w:w="100" w:type="dxa"/>
+          <w:left w:w="100" w:type="dxa"/>
+          <w:bottom w:w="100" w:type="dxa"/>
+          <w:right w:w="100" w:type="dxa"/>
+        </w:tblCellMar>
+      </w:tblPr>
+      <w:tblGrid>
+        <w:gridCol w:w="2340"/>
+        <w:gridCol w:w="2340"/>
+        <w:gridCol w:w="2340"/>
+        <w:gridCol w:w="2340"/>
+      </w:tblGrid>
+      <w:tr>
+        <w:tc>
+          <w:tcPr>
+            <w:tcW w:w="2340" w:type="dxa"/>
+          </w:tcPr>
+          <w:p>
+            <w:pPr/>
+            <w:r>
+              <w:rPr>
+                <w:b/>
+              </w:rPr>
+              <w:t xml:space="preserve">Requirement ID</w:t>
+            </w:r>
+          </w:p>
+        </w:tc>
+        <w:tc>
+          <w:tcPr>
+            <w:tcW w:w="2340" w:type="dxa"/>
+          </w:tcPr>
+          <w:p>
+            <w:pPr/>
+            <w:r>
+              <w:t xml:space="preserve">REQ_IO_A8.65.5</w:t>
+            </w:r>
+          </w:p>
+        </w:tc>
+        <w:tc>
+          <w:tcPr>
+            <w:tcW w:w="2340" w:type="dxa"/>
+          </w:tcPr>
+          <w:p>
+            <w:pPr/>
+            <w:r>
+              <w:rPr>
+                <w:b/>
+              </w:rPr>
+              <w:t xml:space="preserve">Version</w:t>
+            </w:r>
+          </w:p>
+        </w:tc>
+        <w:tc>
+          <w:tcPr>
+            <w:tcW w:w="2340" w:type="dxa"/>
+          </w:tcPr>
+          <w:p>
+            <w:pPr/>
+            <w:r>
+              <w:t xml:space="preserve">1.0</w:t>
+            </w:r>
+          </w:p>
+        </w:tc>
+      </w:tr>
+      <w:tr>
+        <w:tc>
+          <w:tcPr>
+            <w:tcW w:w="2340" w:type="dxa"/>
+          </w:tcPr>
+          <w:p>
+            <w:pPr/>
+            <w:r>
+              <w:rPr>
+                <w:b/>
+              </w:rPr>
+              <w:t xml:space="preserve">Item</w:t>
+            </w:r>
+          </w:p>
+        </w:tc>
+        <w:tc>
+          <w:tcPr>
+            <w:tcW w:w="7020" w:type="dxa"/>
+            <w:gridSpan w:val="3"/>
+          </w:tcPr>
+          <w:p>
+            <w:pPr/>
+            <w:r>
+              <w:t xml:space="preserve">Access Active (Checkbox)</w:t>
+            </w:r>
+          </w:p>
+        </w:tc>
+      </w:tr>
+      <w:tr>
+        <w:tc>
+          <w:tcPr>
+            <w:tcW w:w="2340" w:type="dxa"/>
+          </w:tcPr>
+          <w:p>
+            <w:pPr/>
+            <w:r>
+              <w:rPr>
+                <w:b/>
+              </w:rPr>
+              <w:t xml:space="preserve">Description</w:t>
+            </w:r>
+          </w:p>
+        </w:tc>
+        <w:tc>
+          <w:tcPr>
+            <w:tcW w:w="7020" w:type="dxa"/>
+            <w:gridSpan w:val="3"/>
+          </w:tcPr>
+          <w:p>
+            <w:pPr/>
+            <w:r>
+              <w:t xml:space="preserve">啟用存取</w:t>
+            </w:r>
+          </w:p>
+        </w:tc>
+      </w:tr>
+      <w:tr>
+        <w:tc>
+          <w:tcPr>
+            <w:tcW w:w="2340" w:type="dxa"/>
+          </w:tcPr>
+          <w:p>
+            <w:pPr/>
+            <w:r>
+              <w:rPr>
+                <w:b/>
+              </w:rPr>
+              <w:t xml:space="preserve">Purpose</w:t>
+            </w:r>
+          </w:p>
+        </w:tc>
+        <w:tc>
+          <w:tcPr>
+            <w:tcW w:w="7020" w:type="dxa"/>
+            <w:gridSpan w:val="3"/>
+          </w:tcPr>
+          <w:p>
+            <w:pPr/>
+            <w:r>
+              <w:t xml:space="preserve">停用後該公司不授權</w:t>
+            </w:r>
+          </w:p>
+        </w:tc>
+      </w:tr>
+      <w:tr>
+        <w:tc>
+          <w:tcPr>
+            <w:tcW w:w="2340" w:type="dxa"/>
+          </w:tcPr>
+          <w:p>
+            <w:pPr/>
+            <w:r>
+              <w:rPr>
+                <w:b/>
+              </w:rPr>
+              <w:t xml:space="preserve">Format</w:t>
+            </w:r>
+          </w:p>
+        </w:tc>
+        <w:tc>
+          <w:tcPr>
+            <w:tcW w:w="2340" w:type="dxa"/>
+          </w:tcPr>
+          <w:p>
+            <w:pPr/>
+            <w:r>
+              <w:t xml:space="preserve">Boolean</w:t>
+            </w:r>
+          </w:p>
+        </w:tc>
+        <w:tc>
+          <w:tcPr>
+            <w:tcW w:w="2340" w:type="dxa"/>
+          </w:tcPr>
+          <w:p>
+            <w:pPr/>
+            <w:r>
+              <w:rPr>
+                <w:b/>
+              </w:rPr>
+              <w:t xml:space="preserve">Valid Range</w:t>
+            </w:r>
+          </w:p>
+        </w:tc>
+        <w:tc>
+          <w:tcPr>
+            <w:tcW w:w="2340" w:type="dxa"/>
+          </w:tcPr>
+          <w:p>
+            <w:pPr/>
+            <w:r>
+              <w:t xml:space="preserve">不可停用自己</w:t>
+            </w:r>
+          </w:p>
+        </w:tc>
+      </w:tr>
+      <w:tr>
+        <w:tc>
+          <w:tcPr>
+            <w:tcW w:w="2340" w:type="dxa"/>
+          </w:tcPr>
+          <w:p>
+            <w:pPr/>
+            <w:r>
+              <w:rPr>
+                <w:b/>
+              </w:rPr>
+              <w:t xml:space="preserve">Related I/O</w:t>
+            </w:r>
+          </w:p>
+        </w:tc>
+        <w:tc>
+          <w:tcPr>
+            <w:tcW w:w="7020" w:type="dxa"/>
+            <w:gridSpan w:val="3"/>
+          </w:tcPr>
+          <w:p>
+            <w:pPr/>
+            <w:r>
+              <w:t xml:space="preserve">None</w:t>
             </w:r>
           </w:p>
         </w:tc>
@@ -12293,6 +16488,44 @@
     </w:p>
     <w:p>
       <w:pPr>
+        <w:pStyle w:val="Heading5"/>
+      </w:pPr>
+      <w:r>
+        <w:t xml:space="preserve">4.5.1.8.64 Role Maintenance Interface</w:t>
+      </w:r>
+    </w:p>
+    <w:p>
+      <w:pPr>
+        <w:jc w:val="center"/>
+      </w:pPr>
+      <w:r>
+        <w:rPr>
+          <w:i/>
+        </w:rPr>
+        <w:t xml:space="preserve">[Pending] Prototype screenshot of Role Maintenance Interface.</w:t>
+      </w:r>
+    </w:p>
+    <w:p>
+      <w:pPr>
+        <w:pStyle w:val="Heading5"/>
+      </w:pPr>
+      <w:r>
+        <w:t xml:space="preserve">4.5.1.8.65 User Permission Edit Interface（BlueWhale 4.4.1.8.26）</w:t>
+      </w:r>
+    </w:p>
+    <w:p>
+      <w:pPr>
+        <w:jc w:val="center"/>
+      </w:pPr>
+      <w:r>
+        <w:rPr>
+          <w:i/>
+        </w:rPr>
+        <w:t xml:space="preserve">[Pending] Prototype screenshot of User Permission Edit Interface（BlueWhale 4.4.1.8.26）.</w:t>
+      </w:r>
+    </w:p>
+    <w:p>
+      <w:pPr>
         <w:pStyle w:val="Heading2"/>
       </w:pPr>
       <w:r>
@@ -12385,7 +16618,7 @@
       </w:r>
     </w:p>
     <w:sectPr>
-      <w:footerReference xmlns:r="http://schemas.openxmlformats.org/officeDocument/2006/relationships" w:type="default" r:id="Re46990307fc0405c"/>
+      <w:footerReference xmlns:r="http://schemas.openxmlformats.org/officeDocument/2006/relationships" w:type="default" r:id="Rcfe47a637e1441b6"/>
       <w:pgSz w:w="11906" w:h="16838"/>
       <w:pgMar w:top="1440" w:right="1440" w:bottom="1440" w:left="1440" w:header="720" w:footer="720" w:gutter="0"/>
     </w:sectPr>

--- a/docs/99-output/MyERP_SRS.docx
+++ b/docs/99-output/MyERP_SRS.docx
@@ -6633,6 +6633,890 @@
     <w:p/>
     <w:p>
       <w:pPr>
+        <w:pStyle w:val="Heading5"/>
+      </w:pPr>
+      <w:r>
+        <w:t xml:space="preserve">4.1.1.8.27 Audit Log</w:t>
+      </w:r>
+    </w:p>
+    <w:tbl>
+      <w:tblPr>
+        <w:tblStyle w:val="TableGrid"/>
+        <w:tblW w:w="9345" w:type="dxa"/>
+        <w:jc w:val="left"/>
+        <w:tblBorders>
+          <w:top w:val="single" w:color="000000" w:sz="8" w:space="0"/>
+          <w:left w:val="single" w:color="000000" w:sz="8" w:space="0"/>
+          <w:bottom w:val="single" w:color="000000" w:sz="8" w:space="0"/>
+          <w:right w:val="single" w:color="000000" w:sz="8" w:space="0"/>
+          <w:insideH w:val="single" w:color="000000" w:sz="8" w:space="0"/>
+          <w:insideV w:val="single" w:color="000000" w:sz="8" w:space="0"/>
+        </w:tblBorders>
+        <w:tblLayout w:type="fixed"/>
+        <w:tblCellMar>
+          <w:top w:w="100" w:type="dxa"/>
+          <w:left w:w="100" w:type="dxa"/>
+          <w:bottom w:w="100" w:type="dxa"/>
+          <w:right w:w="100" w:type="dxa"/>
+        </w:tblCellMar>
+      </w:tblPr>
+      <w:tblGrid>
+        <w:gridCol w:w="2220"/>
+        <w:gridCol w:w="3525"/>
+        <w:gridCol w:w="2370"/>
+        <w:gridCol w:w="1230"/>
+      </w:tblGrid>
+      <w:tr>
+        <w:trPr>
+          <w:trHeight w:val="465" w:hRule="atLeast"/>
+        </w:trPr>
+        <w:tc>
+          <w:tcPr>
+            <w:tcW w:w="2220" w:type="dxa"/>
+          </w:tcPr>
+          <w:p>
+            <w:pPr/>
+            <w:r>
+              <w:rPr>
+                <w:b/>
+              </w:rPr>
+              <w:t xml:space="preserve">Requirement ID</w:t>
+            </w:r>
+          </w:p>
+        </w:tc>
+        <w:tc>
+          <w:tcPr>
+            <w:tcW w:w="3525" w:type="dxa"/>
+          </w:tcPr>
+          <w:p>
+            <w:pPr/>
+            <w:r>
+              <w:t xml:space="preserve">REQ_F4118.27.1</w:t>
+            </w:r>
+          </w:p>
+        </w:tc>
+        <w:tc>
+          <w:tcPr>
+            <w:tcW w:w="2370" w:type="dxa"/>
+          </w:tcPr>
+          <w:p>
+            <w:pPr/>
+            <w:r>
+              <w:rPr>
+                <w:b/>
+              </w:rPr>
+              <w:t xml:space="preserve">Version</w:t>
+            </w:r>
+          </w:p>
+        </w:tc>
+        <w:tc>
+          <w:tcPr>
+            <w:tcW w:w="1230" w:type="dxa"/>
+          </w:tcPr>
+          <w:p>
+            <w:pPr/>
+            <w:r>
+              <w:t xml:space="preserve">1.0</w:t>
+            </w:r>
+          </w:p>
+        </w:tc>
+      </w:tr>
+      <w:tr>
+        <w:trPr>
+          <w:trHeight w:val="465" w:hRule="atLeast"/>
+        </w:trPr>
+        <w:tc>
+          <w:tcPr>
+            <w:tcW w:w="2220" w:type="dxa"/>
+          </w:tcPr>
+          <w:p>
+            <w:pPr/>
+            <w:r>
+              <w:rPr>
+                <w:b/>
+              </w:rPr>
+              <w:t xml:space="preserve">Description</w:t>
+            </w:r>
+          </w:p>
+        </w:tc>
+        <w:tc>
+          <w:tcPr>
+            <w:tcW w:w="7125" w:type="dxa"/>
+            <w:gridSpan w:val="3"/>
+          </w:tcPr>
+          <w:p>
+            <w:pPr/>
+            <w:r>
+              <w:t xml:space="preserve">System should record every data change in sys_audit_log within the same transaction.</w:t>
+            </w:r>
+          </w:p>
+        </w:tc>
+      </w:tr>
+      <w:tr>
+        <w:trPr>
+          <w:trHeight w:val="465" w:hRule="atLeast"/>
+        </w:trPr>
+        <w:tc>
+          <w:tcPr>
+            <w:tcW w:w="2220" w:type="dxa"/>
+          </w:tcPr>
+          <w:p>
+            <w:pPr/>
+            <w:r>
+              <w:rPr>
+                <w:b/>
+              </w:rPr>
+              <w:t xml:space="preserve">Author</w:t>
+            </w:r>
+          </w:p>
+        </w:tc>
+        <w:tc>
+          <w:tcPr>
+            <w:tcW w:w="7125" w:type="dxa"/>
+            <w:gridSpan w:val="3"/>
+          </w:tcPr>
+          <w:p>
+            <w:pPr/>
+            <w:r>
+              <w:t xml:space="preserve">Developer</w:t>
+            </w:r>
+          </w:p>
+        </w:tc>
+      </w:tr>
+    </w:tbl>
+    <w:p/>
+    <w:tbl>
+      <w:tblPr>
+        <w:tblStyle w:val="TableGrid"/>
+        <w:tblW w:w="9345" w:type="dxa"/>
+        <w:jc w:val="left"/>
+        <w:tblBorders>
+          <w:top w:val="single" w:color="000000" w:sz="8" w:space="0"/>
+          <w:left w:val="single" w:color="000000" w:sz="8" w:space="0"/>
+          <w:bottom w:val="single" w:color="000000" w:sz="8" w:space="0"/>
+          <w:right w:val="single" w:color="000000" w:sz="8" w:space="0"/>
+          <w:insideH w:val="single" w:color="000000" w:sz="8" w:space="0"/>
+          <w:insideV w:val="single" w:color="000000" w:sz="8" w:space="0"/>
+        </w:tblBorders>
+        <w:tblLayout w:type="fixed"/>
+        <w:tblCellMar>
+          <w:top w:w="100" w:type="dxa"/>
+          <w:left w:w="100" w:type="dxa"/>
+          <w:bottom w:w="100" w:type="dxa"/>
+          <w:right w:w="100" w:type="dxa"/>
+        </w:tblCellMar>
+      </w:tblPr>
+      <w:tblGrid>
+        <w:gridCol w:w="2220"/>
+        <w:gridCol w:w="3525"/>
+        <w:gridCol w:w="2370"/>
+        <w:gridCol w:w="1230"/>
+      </w:tblGrid>
+      <w:tr>
+        <w:trPr>
+          <w:trHeight w:val="465" w:hRule="atLeast"/>
+        </w:trPr>
+        <w:tc>
+          <w:tcPr>
+            <w:tcW w:w="2220" w:type="dxa"/>
+          </w:tcPr>
+          <w:p>
+            <w:pPr/>
+            <w:r>
+              <w:rPr>
+                <w:b/>
+              </w:rPr>
+              <w:t xml:space="preserve">Requirement ID</w:t>
+            </w:r>
+          </w:p>
+        </w:tc>
+        <w:tc>
+          <w:tcPr>
+            <w:tcW w:w="3525" w:type="dxa"/>
+          </w:tcPr>
+          <w:p>
+            <w:pPr/>
+            <w:r>
+              <w:t xml:space="preserve">REQ_F4118.27.2</w:t>
+            </w:r>
+          </w:p>
+        </w:tc>
+        <w:tc>
+          <w:tcPr>
+            <w:tcW w:w="2370" w:type="dxa"/>
+          </w:tcPr>
+          <w:p>
+            <w:pPr/>
+            <w:r>
+              <w:rPr>
+                <w:b/>
+              </w:rPr>
+              <w:t xml:space="preserve">Version</w:t>
+            </w:r>
+          </w:p>
+        </w:tc>
+        <w:tc>
+          <w:tcPr>
+            <w:tcW w:w="1230" w:type="dxa"/>
+          </w:tcPr>
+          <w:p>
+            <w:pPr/>
+            <w:r>
+              <w:t xml:space="preserve">1.0</w:t>
+            </w:r>
+          </w:p>
+        </w:tc>
+      </w:tr>
+      <w:tr>
+        <w:trPr>
+          <w:trHeight w:val="465" w:hRule="atLeast"/>
+        </w:trPr>
+        <w:tc>
+          <w:tcPr>
+            <w:tcW w:w="2220" w:type="dxa"/>
+          </w:tcPr>
+          <w:p>
+            <w:pPr/>
+            <w:r>
+              <w:rPr>
+                <w:b/>
+              </w:rPr>
+              <w:t xml:space="preserve">Description</w:t>
+            </w:r>
+          </w:p>
+        </w:tc>
+        <w:tc>
+          <w:tcPr>
+            <w:tcW w:w="7125" w:type="dxa"/>
+            <w:gridSpan w:val="3"/>
+          </w:tcPr>
+          <w:p>
+            <w:pPr/>
+            <w:r>
+              <w:t xml:space="preserve">System should protect audit records and sensitive values.</w:t>
+            </w:r>
+          </w:p>
+        </w:tc>
+      </w:tr>
+      <w:tr>
+        <w:trPr>
+          <w:trHeight w:val="465" w:hRule="atLeast"/>
+        </w:trPr>
+        <w:tc>
+          <w:tcPr>
+            <w:tcW w:w="2220" w:type="dxa"/>
+          </w:tcPr>
+          <w:p>
+            <w:pPr/>
+            <w:r>
+              <w:rPr>
+                <w:b/>
+              </w:rPr>
+              <w:t xml:space="preserve">Author</w:t>
+            </w:r>
+          </w:p>
+        </w:tc>
+        <w:tc>
+          <w:tcPr>
+            <w:tcW w:w="7125" w:type="dxa"/>
+            <w:gridSpan w:val="3"/>
+          </w:tcPr>
+          <w:p>
+            <w:pPr/>
+            <w:r>
+              <w:t xml:space="preserve">Developer</w:t>
+            </w:r>
+          </w:p>
+        </w:tc>
+      </w:tr>
+    </w:tbl>
+    <w:p/>
+    <w:tbl>
+      <w:tblPr>
+        <w:tblStyle w:val="TableGrid"/>
+        <w:tblW w:w="9345" w:type="dxa"/>
+        <w:jc w:val="left"/>
+        <w:tblBorders>
+          <w:top w:val="single" w:color="000000" w:sz="8" w:space="0"/>
+          <w:left w:val="single" w:color="000000" w:sz="8" w:space="0"/>
+          <w:bottom w:val="single" w:color="000000" w:sz="8" w:space="0"/>
+          <w:right w:val="single" w:color="000000" w:sz="8" w:space="0"/>
+          <w:insideH w:val="single" w:color="000000" w:sz="8" w:space="0"/>
+          <w:insideV w:val="single" w:color="000000" w:sz="8" w:space="0"/>
+        </w:tblBorders>
+        <w:tblLayout w:type="fixed"/>
+        <w:tblCellMar>
+          <w:top w:w="100" w:type="dxa"/>
+          <w:left w:w="100" w:type="dxa"/>
+          <w:bottom w:w="100" w:type="dxa"/>
+          <w:right w:w="100" w:type="dxa"/>
+        </w:tblCellMar>
+      </w:tblPr>
+      <w:tblGrid>
+        <w:gridCol w:w="2220"/>
+        <w:gridCol w:w="3525"/>
+        <w:gridCol w:w="2370"/>
+        <w:gridCol w:w="1230"/>
+      </w:tblGrid>
+      <w:tr>
+        <w:trPr>
+          <w:trHeight w:val="465" w:hRule="atLeast"/>
+        </w:trPr>
+        <w:tc>
+          <w:tcPr>
+            <w:tcW w:w="2220" w:type="dxa"/>
+          </w:tcPr>
+          <w:p>
+            <w:pPr/>
+            <w:r>
+              <w:rPr>
+                <w:b/>
+              </w:rPr>
+              <w:t xml:space="preserve">Requirement ID</w:t>
+            </w:r>
+          </w:p>
+        </w:tc>
+        <w:tc>
+          <w:tcPr>
+            <w:tcW w:w="3525" w:type="dxa"/>
+          </w:tcPr>
+          <w:p>
+            <w:pPr/>
+            <w:r>
+              <w:t xml:space="preserve">REQ_F4118.27.3</w:t>
+            </w:r>
+          </w:p>
+        </w:tc>
+        <w:tc>
+          <w:tcPr>
+            <w:tcW w:w="2370" w:type="dxa"/>
+          </w:tcPr>
+          <w:p>
+            <w:pPr/>
+            <w:r>
+              <w:rPr>
+                <w:b/>
+              </w:rPr>
+              <w:t xml:space="preserve">Version</w:t>
+            </w:r>
+          </w:p>
+        </w:tc>
+        <w:tc>
+          <w:tcPr>
+            <w:tcW w:w="1230" w:type="dxa"/>
+          </w:tcPr>
+          <w:p>
+            <w:pPr/>
+            <w:r>
+              <w:t xml:space="preserve">1.0</w:t>
+            </w:r>
+          </w:p>
+        </w:tc>
+      </w:tr>
+      <w:tr>
+        <w:trPr>
+          <w:trHeight w:val="465" w:hRule="atLeast"/>
+        </w:trPr>
+        <w:tc>
+          <w:tcPr>
+            <w:tcW w:w="2220" w:type="dxa"/>
+          </w:tcPr>
+          <w:p>
+            <w:pPr/>
+            <w:r>
+              <w:rPr>
+                <w:b/>
+              </w:rPr>
+              <w:t xml:space="preserve">Description</w:t>
+            </w:r>
+          </w:p>
+        </w:tc>
+        <w:tc>
+          <w:tcPr>
+            <w:tcW w:w="7125" w:type="dxa"/>
+            <w:gridSpan w:val="3"/>
+          </w:tcPr>
+          <w:p>
+            <w:pPr/>
+            <w:r>
+              <w:t xml:space="preserve">System should record login, failed login, logout and captcha master-code login as security events.</w:t>
+            </w:r>
+          </w:p>
+        </w:tc>
+      </w:tr>
+      <w:tr>
+        <w:trPr>
+          <w:trHeight w:val="465" w:hRule="atLeast"/>
+        </w:trPr>
+        <w:tc>
+          <w:tcPr>
+            <w:tcW w:w="2220" w:type="dxa"/>
+          </w:tcPr>
+          <w:p>
+            <w:pPr/>
+            <w:r>
+              <w:rPr>
+                <w:b/>
+              </w:rPr>
+              <w:t xml:space="preserve">Author</w:t>
+            </w:r>
+          </w:p>
+        </w:tc>
+        <w:tc>
+          <w:tcPr>
+            <w:tcW w:w="7125" w:type="dxa"/>
+            <w:gridSpan w:val="3"/>
+          </w:tcPr>
+          <w:p>
+            <w:pPr/>
+            <w:r>
+              <w:t xml:space="preserve">Developer</w:t>
+            </w:r>
+          </w:p>
+        </w:tc>
+      </w:tr>
+    </w:tbl>
+    <w:p/>
+    <w:tbl>
+      <w:tblPr>
+        <w:tblStyle w:val="TableGrid"/>
+        <w:tblW w:w="9345" w:type="dxa"/>
+        <w:jc w:val="left"/>
+        <w:tblBorders>
+          <w:top w:val="single" w:color="000000" w:sz="8" w:space="0"/>
+          <w:left w:val="single" w:color="000000" w:sz="8" w:space="0"/>
+          <w:bottom w:val="single" w:color="000000" w:sz="8" w:space="0"/>
+          <w:right w:val="single" w:color="000000" w:sz="8" w:space="0"/>
+          <w:insideH w:val="single" w:color="000000" w:sz="8" w:space="0"/>
+          <w:insideV w:val="single" w:color="000000" w:sz="8" w:space="0"/>
+        </w:tblBorders>
+        <w:tblLayout w:type="fixed"/>
+        <w:tblCellMar>
+          <w:top w:w="100" w:type="dxa"/>
+          <w:left w:w="100" w:type="dxa"/>
+          <w:bottom w:w="100" w:type="dxa"/>
+          <w:right w:w="100" w:type="dxa"/>
+        </w:tblCellMar>
+      </w:tblPr>
+      <w:tblGrid>
+        <w:gridCol w:w="2220"/>
+        <w:gridCol w:w="3525"/>
+        <w:gridCol w:w="2370"/>
+        <w:gridCol w:w="1230"/>
+      </w:tblGrid>
+      <w:tr>
+        <w:trPr>
+          <w:trHeight w:val="465" w:hRule="atLeast"/>
+        </w:trPr>
+        <w:tc>
+          <w:tcPr>
+            <w:tcW w:w="2220" w:type="dxa"/>
+          </w:tcPr>
+          <w:p>
+            <w:pPr/>
+            <w:r>
+              <w:rPr>
+                <w:b/>
+              </w:rPr>
+              <w:t xml:space="preserve">Requirement ID</w:t>
+            </w:r>
+          </w:p>
+        </w:tc>
+        <w:tc>
+          <w:tcPr>
+            <w:tcW w:w="3525" w:type="dxa"/>
+          </w:tcPr>
+          <w:p>
+            <w:pPr/>
+            <w:r>
+              <w:t xml:space="preserve">REQ_F4118.27.4</w:t>
+            </w:r>
+          </w:p>
+        </w:tc>
+        <w:tc>
+          <w:tcPr>
+            <w:tcW w:w="2370" w:type="dxa"/>
+          </w:tcPr>
+          <w:p>
+            <w:pPr/>
+            <w:r>
+              <w:rPr>
+                <w:b/>
+              </w:rPr>
+              <w:t xml:space="preserve">Version</w:t>
+            </w:r>
+          </w:p>
+        </w:tc>
+        <w:tc>
+          <w:tcPr>
+            <w:tcW w:w="1230" w:type="dxa"/>
+          </w:tcPr>
+          <w:p>
+            <w:pPr/>
+            <w:r>
+              <w:t xml:space="preserve">1.0</w:t>
+            </w:r>
+          </w:p>
+        </w:tc>
+      </w:tr>
+      <w:tr>
+        <w:trPr>
+          <w:trHeight w:val="465" w:hRule="atLeast"/>
+        </w:trPr>
+        <w:tc>
+          <w:tcPr>
+            <w:tcW w:w="2220" w:type="dxa"/>
+          </w:tcPr>
+          <w:p>
+            <w:pPr/>
+            <w:r>
+              <w:rPr>
+                <w:b/>
+              </w:rPr>
+              <w:t xml:space="preserve">Description</w:t>
+            </w:r>
+          </w:p>
+        </w:tc>
+        <w:tc>
+          <w:tcPr>
+            <w:tcW w:w="7125" w:type="dxa"/>
+            <w:gridSpan w:val="3"/>
+          </w:tcPr>
+          <w:p>
+            <w:pPr/>
+            <w:r>
+              <w:t xml:space="preserve">System should allow authorized users to query audit logs of the current company.</w:t>
+            </w:r>
+          </w:p>
+        </w:tc>
+      </w:tr>
+      <w:tr>
+        <w:trPr>
+          <w:trHeight w:val="465" w:hRule="atLeast"/>
+        </w:trPr>
+        <w:tc>
+          <w:tcPr>
+            <w:tcW w:w="2220" w:type="dxa"/>
+          </w:tcPr>
+          <w:p>
+            <w:pPr/>
+            <w:r>
+              <w:rPr>
+                <w:b/>
+              </w:rPr>
+              <w:t xml:space="preserve">Author</w:t>
+            </w:r>
+          </w:p>
+        </w:tc>
+        <w:tc>
+          <w:tcPr>
+            <w:tcW w:w="7125" w:type="dxa"/>
+            <w:gridSpan w:val="3"/>
+          </w:tcPr>
+          <w:p>
+            <w:pPr/>
+            <w:r>
+              <w:t xml:space="preserve">Developer</w:t>
+            </w:r>
+          </w:p>
+        </w:tc>
+      </w:tr>
+    </w:tbl>
+    <w:p/>
+    <w:tbl>
+      <w:tblPr>
+        <w:tblStyle w:val="TableGrid"/>
+        <w:tblW w:w="9345" w:type="dxa"/>
+        <w:jc w:val="left"/>
+        <w:tblBorders>
+          <w:top w:val="single" w:color="000000" w:sz="8" w:space="0"/>
+          <w:left w:val="single" w:color="000000" w:sz="8" w:space="0"/>
+          <w:bottom w:val="single" w:color="000000" w:sz="8" w:space="0"/>
+          <w:right w:val="single" w:color="000000" w:sz="8" w:space="0"/>
+          <w:insideH w:val="single" w:color="000000" w:sz="8" w:space="0"/>
+          <w:insideV w:val="single" w:color="000000" w:sz="8" w:space="0"/>
+        </w:tblBorders>
+        <w:tblLayout w:type="fixed"/>
+        <w:tblCellMar>
+          <w:top w:w="100" w:type="dxa"/>
+          <w:left w:w="100" w:type="dxa"/>
+          <w:bottom w:w="100" w:type="dxa"/>
+          <w:right w:w="100" w:type="dxa"/>
+        </w:tblCellMar>
+      </w:tblPr>
+      <w:tblGrid>
+        <w:gridCol w:w="2220"/>
+        <w:gridCol w:w="3525"/>
+        <w:gridCol w:w="2370"/>
+        <w:gridCol w:w="1230"/>
+      </w:tblGrid>
+      <w:tr>
+        <w:trPr>
+          <w:trHeight w:val="465" w:hRule="atLeast"/>
+        </w:trPr>
+        <w:tc>
+          <w:tcPr>
+            <w:tcW w:w="2220" w:type="dxa"/>
+          </w:tcPr>
+          <w:p>
+            <w:pPr/>
+            <w:r>
+              <w:rPr>
+                <w:b/>
+              </w:rPr>
+              <w:t xml:space="preserve">Requirement ID</w:t>
+            </w:r>
+          </w:p>
+        </w:tc>
+        <w:tc>
+          <w:tcPr>
+            <w:tcW w:w="3525" w:type="dxa"/>
+          </w:tcPr>
+          <w:p>
+            <w:pPr/>
+            <w:r>
+              <w:t xml:space="preserve">REQ_F4118.27.5</w:t>
+            </w:r>
+          </w:p>
+        </w:tc>
+        <w:tc>
+          <w:tcPr>
+            <w:tcW w:w="2370" w:type="dxa"/>
+          </w:tcPr>
+          <w:p>
+            <w:pPr/>
+            <w:r>
+              <w:rPr>
+                <w:b/>
+              </w:rPr>
+              <w:t xml:space="preserve">Version</w:t>
+            </w:r>
+          </w:p>
+        </w:tc>
+        <w:tc>
+          <w:tcPr>
+            <w:tcW w:w="1230" w:type="dxa"/>
+          </w:tcPr>
+          <w:p>
+            <w:pPr/>
+            <w:r>
+              <w:t xml:space="preserve">1.0</w:t>
+            </w:r>
+          </w:p>
+        </w:tc>
+      </w:tr>
+      <w:tr>
+        <w:trPr>
+          <w:trHeight w:val="465" w:hRule="atLeast"/>
+        </w:trPr>
+        <w:tc>
+          <w:tcPr>
+            <w:tcW w:w="2220" w:type="dxa"/>
+          </w:tcPr>
+          <w:p>
+            <w:pPr/>
+            <w:r>
+              <w:rPr>
+                <w:b/>
+              </w:rPr>
+              <w:t xml:space="preserve">Description</w:t>
+            </w:r>
+          </w:p>
+        </w:tc>
+        <w:tc>
+          <w:tcPr>
+            <w:tcW w:w="7125" w:type="dxa"/>
+            <w:gridSpan w:val="3"/>
+          </w:tcPr>
+          <w:p>
+            <w:pPr/>
+            <w:r>
+              <w:t xml:space="preserve">System should record role permission and user company access changes as security events.</w:t>
+            </w:r>
+          </w:p>
+        </w:tc>
+      </w:tr>
+      <w:tr>
+        <w:trPr>
+          <w:trHeight w:val="465" w:hRule="atLeast"/>
+        </w:trPr>
+        <w:tc>
+          <w:tcPr>
+            <w:tcW w:w="2220" w:type="dxa"/>
+          </w:tcPr>
+          <w:p>
+            <w:pPr/>
+            <w:r>
+              <w:rPr>
+                <w:b/>
+              </w:rPr>
+              <w:t xml:space="preserve">Author</w:t>
+            </w:r>
+          </w:p>
+        </w:tc>
+        <w:tc>
+          <w:tcPr>
+            <w:tcW w:w="7125" w:type="dxa"/>
+            <w:gridSpan w:val="3"/>
+          </w:tcPr>
+          <w:p>
+            <w:pPr/>
+            <w:r>
+              <w:t xml:space="preserve">Developer</w:t>
+            </w:r>
+          </w:p>
+        </w:tc>
+      </w:tr>
+    </w:tbl>
+    <w:p/>
+    <w:tbl>
+      <w:tblPr>
+        <w:tblStyle w:val="TableGrid"/>
+        <w:tblW w:w="9345" w:type="dxa"/>
+        <w:jc w:val="left"/>
+        <w:tblBorders>
+          <w:top w:val="single" w:color="000000" w:sz="8" w:space="0"/>
+          <w:left w:val="single" w:color="000000" w:sz="8" w:space="0"/>
+          <w:bottom w:val="single" w:color="000000" w:sz="8" w:space="0"/>
+          <w:right w:val="single" w:color="000000" w:sz="8" w:space="0"/>
+          <w:insideH w:val="single" w:color="000000" w:sz="8" w:space="0"/>
+          <w:insideV w:val="single" w:color="000000" w:sz="8" w:space="0"/>
+        </w:tblBorders>
+        <w:tblLayout w:type="fixed"/>
+        <w:tblCellMar>
+          <w:top w:w="100" w:type="dxa"/>
+          <w:left w:w="100" w:type="dxa"/>
+          <w:bottom w:w="100" w:type="dxa"/>
+          <w:right w:w="100" w:type="dxa"/>
+        </w:tblCellMar>
+      </w:tblPr>
+      <w:tblGrid>
+        <w:gridCol w:w="2220"/>
+        <w:gridCol w:w="3525"/>
+        <w:gridCol w:w="2370"/>
+        <w:gridCol w:w="1230"/>
+      </w:tblGrid>
+      <w:tr>
+        <w:trPr>
+          <w:trHeight w:val="465" w:hRule="atLeast"/>
+        </w:trPr>
+        <w:tc>
+          <w:tcPr>
+            <w:tcW w:w="2220" w:type="dxa"/>
+          </w:tcPr>
+          <w:p>
+            <w:pPr/>
+            <w:r>
+              <w:rPr>
+                <w:b/>
+              </w:rPr>
+              <w:t xml:space="preserve">Requirement ID</w:t>
+            </w:r>
+          </w:p>
+        </w:tc>
+        <w:tc>
+          <w:tcPr>
+            <w:tcW w:w="3525" w:type="dxa"/>
+          </w:tcPr>
+          <w:p>
+            <w:pPr/>
+            <w:r>
+              <w:t xml:space="preserve">REQ_F4118.27.6</w:t>
+            </w:r>
+          </w:p>
+        </w:tc>
+        <w:tc>
+          <w:tcPr>
+            <w:tcW w:w="2370" w:type="dxa"/>
+          </w:tcPr>
+          <w:p>
+            <w:pPr/>
+            <w:r>
+              <w:rPr>
+                <w:b/>
+              </w:rPr>
+              <w:t xml:space="preserve">Version</w:t>
+            </w:r>
+          </w:p>
+        </w:tc>
+        <w:tc>
+          <w:tcPr>
+            <w:tcW w:w="1230" w:type="dxa"/>
+          </w:tcPr>
+          <w:p>
+            <w:pPr/>
+            <w:r>
+              <w:t xml:space="preserve">1.0</w:t>
+            </w:r>
+          </w:p>
+        </w:tc>
+      </w:tr>
+      <w:tr>
+        <w:trPr>
+          <w:trHeight w:val="465" w:hRule="atLeast"/>
+        </w:trPr>
+        <w:tc>
+          <w:tcPr>
+            <w:tcW w:w="2220" w:type="dxa"/>
+          </w:tcPr>
+          <w:p>
+            <w:pPr/>
+            <w:r>
+              <w:rPr>
+                <w:b/>
+              </w:rPr>
+              <w:t xml:space="preserve">Description</w:t>
+            </w:r>
+          </w:p>
+        </w:tc>
+        <w:tc>
+          <w:tcPr>
+            <w:tcW w:w="7125" w:type="dxa"/>
+            <w:gridSpan w:val="3"/>
+          </w:tcPr>
+          <w:p>
+            <w:pPr/>
+            <w:r>
+              <w:t xml:space="preserve">System should provide a trilingual audit log page with per-record change history.</w:t>
+            </w:r>
+          </w:p>
+        </w:tc>
+      </w:tr>
+      <w:tr>
+        <w:trPr>
+          <w:trHeight w:val="465" w:hRule="atLeast"/>
+        </w:trPr>
+        <w:tc>
+          <w:tcPr>
+            <w:tcW w:w="2220" w:type="dxa"/>
+          </w:tcPr>
+          <w:p>
+            <w:pPr/>
+            <w:r>
+              <w:rPr>
+                <w:b/>
+              </w:rPr>
+              <w:t xml:space="preserve">Author</w:t>
+            </w:r>
+          </w:p>
+        </w:tc>
+        <w:tc>
+          <w:tcPr>
+            <w:tcW w:w="7125" w:type="dxa"/>
+            <w:gridSpan w:val="3"/>
+          </w:tcPr>
+          <w:p>
+            <w:pPr/>
+            <w:r>
+              <w:t xml:space="preserve">Developer</w:t>
+            </w:r>
+          </w:p>
+        </w:tc>
+      </w:tr>
+    </w:tbl>
+    <w:p/>
+    <w:p>
+      <w:pPr>
         <w:pStyle w:val="Heading2"/>
       </w:pPr>
       <w:r>
@@ -8027,6 +8911,171 @@
             <w:pPr/>
             <w:r>
               <w:t xml:space="preserve">Roles assigned to a user within a company.</w:t>
+            </w:r>
+          </w:p>
+        </w:tc>
+      </w:tr>
+      <w:tr>
+        <w:tc>
+          <w:tcPr>
+            <w:tcW w:w="2340" w:type="dxa"/>
+          </w:tcPr>
+          <w:p>
+            <w:pPr/>
+            <w:r>
+              <w:rPr>
+                <w:b/>
+              </w:rPr>
+              <w:t xml:space="preserve">Author</w:t>
+            </w:r>
+          </w:p>
+        </w:tc>
+        <w:tc>
+          <w:tcPr>
+            <w:tcW w:w="7020" w:type="dxa"/>
+            <w:gridSpan w:val="3"/>
+          </w:tcPr>
+          <w:p>
+            <w:pPr/>
+            <w:r>
+              <w:t xml:space="preserve">Developer</w:t>
+            </w:r>
+          </w:p>
+        </w:tc>
+      </w:tr>
+    </w:tbl>
+    <w:p/>
+    <w:tbl>
+      <w:tblPr>
+        <w:tblStyle w:val="TableGrid"/>
+        <w:tblW w:w="9360" w:type="dxa"/>
+        <w:jc w:val="left"/>
+        <w:tblBorders>
+          <w:top w:val="single" w:color="000000" w:sz="8" w:space="0"/>
+          <w:left w:val="single" w:color="000000" w:sz="8" w:space="0"/>
+          <w:bottom w:val="single" w:color="000000" w:sz="8" w:space="0"/>
+          <w:right w:val="single" w:color="000000" w:sz="8" w:space="0"/>
+          <w:insideH w:val="single" w:color="000000" w:sz="8" w:space="0"/>
+          <w:insideV w:val="single" w:color="000000" w:sz="8" w:space="0"/>
+        </w:tblBorders>
+        <w:tblLayout w:type="fixed"/>
+        <w:tblCellMar>
+          <w:top w:w="100" w:type="dxa"/>
+          <w:left w:w="100" w:type="dxa"/>
+          <w:bottom w:w="100" w:type="dxa"/>
+          <w:right w:w="100" w:type="dxa"/>
+        </w:tblCellMar>
+      </w:tblPr>
+      <w:tblGrid>
+        <w:gridCol w:w="2340"/>
+        <w:gridCol w:w="2340"/>
+        <w:gridCol w:w="2340"/>
+        <w:gridCol w:w="2340"/>
+      </w:tblGrid>
+      <w:tr>
+        <w:tc>
+          <w:tcPr>
+            <w:tcW w:w="2340" w:type="dxa"/>
+          </w:tcPr>
+          <w:p>
+            <w:pPr/>
+            <w:r>
+              <w:rPr>
+                <w:b/>
+              </w:rPr>
+              <w:t xml:space="preserve">Requirement ID</w:t>
+            </w:r>
+          </w:p>
+        </w:tc>
+        <w:tc>
+          <w:tcPr>
+            <w:tcW w:w="2340" w:type="dxa"/>
+          </w:tcPr>
+          <w:p>
+            <w:pPr/>
+            <w:r>
+              <w:t xml:space="preserve">REQ_DS43.94</w:t>
+            </w:r>
+          </w:p>
+        </w:tc>
+        <w:tc>
+          <w:tcPr>
+            <w:tcW w:w="2340" w:type="dxa"/>
+          </w:tcPr>
+          <w:p>
+            <w:pPr/>
+            <w:r>
+              <w:rPr>
+                <w:b/>
+              </w:rPr>
+              <w:t xml:space="preserve">Version</w:t>
+            </w:r>
+          </w:p>
+        </w:tc>
+        <w:tc>
+          <w:tcPr>
+            <w:tcW w:w="2340" w:type="dxa"/>
+          </w:tcPr>
+          <w:p>
+            <w:pPr/>
+            <w:r>
+              <w:t xml:space="preserve">1.0</w:t>
+            </w:r>
+          </w:p>
+        </w:tc>
+      </w:tr>
+      <w:tr>
+        <w:tc>
+          <w:tcPr>
+            <w:tcW w:w="2340" w:type="dxa"/>
+          </w:tcPr>
+          <w:p>
+            <w:pPr/>
+            <w:r>
+              <w:rPr>
+                <w:b/>
+              </w:rPr>
+              <w:t xml:space="preserve">Table Name</w:t>
+            </w:r>
+          </w:p>
+        </w:tc>
+        <w:tc>
+          <w:tcPr>
+            <w:tcW w:w="7020" w:type="dxa"/>
+            <w:gridSpan w:val="3"/>
+          </w:tcPr>
+          <w:p>
+            <w:pPr/>
+            <w:r>
+              <w:t xml:space="preserve">sys_audit_log</w:t>
+            </w:r>
+          </w:p>
+        </w:tc>
+      </w:tr>
+      <w:tr>
+        <w:tc>
+          <w:tcPr>
+            <w:tcW w:w="2340" w:type="dxa"/>
+          </w:tcPr>
+          <w:p>
+            <w:pPr/>
+            <w:r>
+              <w:rPr>
+                <w:b/>
+              </w:rPr>
+              <w:t xml:space="preserve">Description</w:t>
+            </w:r>
+          </w:p>
+        </w:tc>
+        <w:tc>
+          <w:tcPr>
+            <w:tcW w:w="7020" w:type="dxa"/>
+            <w:gridSpan w:val="3"/>
+          </w:tcPr>
+          <w:p>
+            <w:pPr/>
+            <w:r>
+              <w:t xml:space="preserve">Append-only audit trail of data changes (field old/new values) and security events, with company, user, IP and trace id.</w:t>
             </w:r>
           </w:p>
         </w:tc>
@@ -16618,7 +17667,7 @@
       </w:r>
     </w:p>
     <w:sectPr>
-      <w:footerReference xmlns:r="http://schemas.openxmlformats.org/officeDocument/2006/relationships" w:type="default" r:id="Rcfe47a637e1441b6"/>
+      <w:footerReference xmlns:r="http://schemas.openxmlformats.org/officeDocument/2006/relationships" w:type="default" r:id="Rc61bdc6edad449eb"/>
       <w:pgSz w:w="11906" w:h="16838"/>
       <w:pgMar w:top="1440" w:right="1440" w:bottom="1440" w:left="1440" w:header="720" w:footer="720" w:gutter="0"/>
     </w:sectPr>

--- a/docs/99-output/MyERP_SRS.docx
+++ b/docs/99-output/MyERP_SRS.docx
@@ -17399,6 +17399,1652 @@
     <w:p/>
     <w:p>
       <w:pPr>
+        <w:pStyle w:val="Heading5"/>
+      </w:pPr>
+      <w:r>
+        <w:t xml:space="preserve">4.4.1.8.66 Audit Log Query Interface</w:t>
+      </w:r>
+    </w:p>
+    <w:tbl>
+      <w:tblPr>
+        <w:tblStyle w:val="TableGrid"/>
+        <w:tblW w:w="9360" w:type="dxa"/>
+        <w:jc w:val="left"/>
+        <w:tblBorders>
+          <w:top w:val="single" w:color="000000" w:sz="6" w:space="0"/>
+          <w:left w:val="single" w:color="000000" w:sz="6" w:space="0"/>
+          <w:bottom w:val="single" w:color="000000" w:sz="6" w:space="0"/>
+          <w:right w:val="single" w:color="000000" w:sz="6" w:space="0"/>
+          <w:insideH w:val="single" w:color="000000" w:sz="6" w:space="0"/>
+          <w:insideV w:val="single" w:color="000000" w:sz="6" w:space="0"/>
+        </w:tblBorders>
+        <w:tblLayout w:type="fixed"/>
+        <w:tblCellMar>
+          <w:top w:w="100" w:type="dxa"/>
+          <w:left w:w="100" w:type="dxa"/>
+          <w:bottom w:w="100" w:type="dxa"/>
+          <w:right w:w="100" w:type="dxa"/>
+        </w:tblCellMar>
+      </w:tblPr>
+      <w:tblGrid>
+        <w:gridCol w:w="2340"/>
+        <w:gridCol w:w="2340"/>
+        <w:gridCol w:w="2340"/>
+        <w:gridCol w:w="2340"/>
+      </w:tblGrid>
+      <w:tr>
+        <w:tc>
+          <w:tcPr>
+            <w:tcW w:w="2340" w:type="dxa"/>
+          </w:tcPr>
+          <w:p>
+            <w:pPr/>
+            <w:r>
+              <w:rPr>
+                <w:b/>
+              </w:rPr>
+              <w:t xml:space="preserve">Requirement ID</w:t>
+            </w:r>
+          </w:p>
+        </w:tc>
+        <w:tc>
+          <w:tcPr>
+            <w:tcW w:w="2340" w:type="dxa"/>
+          </w:tcPr>
+          <w:p>
+            <w:pPr/>
+            <w:r>
+              <w:t xml:space="preserve">REQ_IO_A8.66.1</w:t>
+            </w:r>
+          </w:p>
+        </w:tc>
+        <w:tc>
+          <w:tcPr>
+            <w:tcW w:w="2340" w:type="dxa"/>
+          </w:tcPr>
+          <w:p>
+            <w:pPr/>
+            <w:r>
+              <w:rPr>
+                <w:b/>
+              </w:rPr>
+              <w:t xml:space="preserve">Version</w:t>
+            </w:r>
+          </w:p>
+        </w:tc>
+        <w:tc>
+          <w:tcPr>
+            <w:tcW w:w="2340" w:type="dxa"/>
+          </w:tcPr>
+          <w:p>
+            <w:pPr/>
+            <w:r>
+              <w:t xml:space="preserve">1.0</w:t>
+            </w:r>
+          </w:p>
+        </w:tc>
+      </w:tr>
+      <w:tr>
+        <w:tc>
+          <w:tcPr>
+            <w:tcW w:w="2340" w:type="dxa"/>
+          </w:tcPr>
+          <w:p>
+            <w:pPr/>
+            <w:r>
+              <w:rPr>
+                <w:b/>
+              </w:rPr>
+              <w:t xml:space="preserve">Item</w:t>
+            </w:r>
+          </w:p>
+        </w:tc>
+        <w:tc>
+          <w:tcPr>
+            <w:tcW w:w="7020" w:type="dxa"/>
+            <w:gridSpan w:val="3"/>
+          </w:tcPr>
+          <w:p>
+            <w:pPr/>
+            <w:r>
+              <w:t xml:space="preserve">Date Range (Date inputs + quick buttons)</w:t>
+            </w:r>
+          </w:p>
+        </w:tc>
+      </w:tr>
+      <w:tr>
+        <w:tc>
+          <w:tcPr>
+            <w:tcW w:w="2340" w:type="dxa"/>
+          </w:tcPr>
+          <w:p>
+            <w:pPr/>
+            <w:r>
+              <w:rPr>
+                <w:b/>
+              </w:rPr>
+              <w:t xml:space="preserve">Description</w:t>
+            </w:r>
+          </w:p>
+        </w:tc>
+        <w:tc>
+          <w:tcPr>
+            <w:tcW w:w="7020" w:type="dxa"/>
+            <w:gridSpan w:val="3"/>
+          </w:tcPr>
+          <w:p>
+            <w:pPr/>
+            <w:r>
+              <w:t xml:space="preserve">開始／結束日期</w:t>
+            </w:r>
+          </w:p>
+        </w:tc>
+      </w:tr>
+      <w:tr>
+        <w:tc>
+          <w:tcPr>
+            <w:tcW w:w="2340" w:type="dxa"/>
+          </w:tcPr>
+          <w:p>
+            <w:pPr/>
+            <w:r>
+              <w:rPr>
+                <w:b/>
+              </w:rPr>
+              <w:t xml:space="preserve">Purpose</w:t>
+            </w:r>
+          </w:p>
+        </w:tc>
+        <w:tc>
+          <w:tcPr>
+            <w:tcW w:w="7020" w:type="dxa"/>
+            <w:gridSpan w:val="3"/>
+          </w:tcPr>
+          <w:p>
+            <w:pPr/>
+            <w:r>
+              <w:t xml:space="preserve">限制查詢期間</w:t>
+            </w:r>
+          </w:p>
+        </w:tc>
+      </w:tr>
+      <w:tr>
+        <w:tc>
+          <w:tcPr>
+            <w:tcW w:w="2340" w:type="dxa"/>
+          </w:tcPr>
+          <w:p>
+            <w:pPr/>
+            <w:r>
+              <w:rPr>
+                <w:b/>
+              </w:rPr>
+              <w:t xml:space="preserve">Format</w:t>
+            </w:r>
+          </w:p>
+        </w:tc>
+        <w:tc>
+          <w:tcPr>
+            <w:tcW w:w="2340" w:type="dxa"/>
+          </w:tcPr>
+          <w:p>
+            <w:pPr/>
+            <w:r>
+              <w:t xml:space="preserve">yyyy-MM-dd</w:t>
+            </w:r>
+          </w:p>
+        </w:tc>
+        <w:tc>
+          <w:tcPr>
+            <w:tcW w:w="2340" w:type="dxa"/>
+          </w:tcPr>
+          <w:p>
+            <w:pPr/>
+            <w:r>
+              <w:rPr>
+                <w:b/>
+              </w:rPr>
+              <w:t xml:space="preserve">Valid Range</w:t>
+            </w:r>
+          </w:p>
+        </w:tc>
+        <w:tc>
+          <w:tcPr>
+            <w:tcW w:w="2340" w:type="dxa"/>
+          </w:tcPr>
+          <w:p>
+            <w:pPr/>
+            <w:r>
+              <w:t xml:space="preserve">含頭尾；結束日不可早於開始日；快選今天、近 7、30 天</w:t>
+            </w:r>
+          </w:p>
+        </w:tc>
+      </w:tr>
+      <w:tr>
+        <w:tc>
+          <w:tcPr>
+            <w:tcW w:w="2340" w:type="dxa"/>
+          </w:tcPr>
+          <w:p>
+            <w:pPr/>
+            <w:r>
+              <w:rPr>
+                <w:b/>
+              </w:rPr>
+              <w:t xml:space="preserve">Related I/O</w:t>
+            </w:r>
+          </w:p>
+        </w:tc>
+        <w:tc>
+          <w:tcPr>
+            <w:tcW w:w="7020" w:type="dxa"/>
+            <w:gridSpan w:val="3"/>
+          </w:tcPr>
+          <w:p>
+            <w:pPr/>
+            <w:r>
+              <w:t xml:space="preserve">None</w:t>
+            </w:r>
+          </w:p>
+        </w:tc>
+      </w:tr>
+      <w:tr>
+        <w:tc>
+          <w:tcPr>
+            <w:tcW w:w="2340" w:type="dxa"/>
+          </w:tcPr>
+          <w:p>
+            <w:pPr/>
+            <w:r>
+              <w:rPr>
+                <w:b/>
+              </w:rPr>
+              <w:t xml:space="preserve">Author</w:t>
+            </w:r>
+          </w:p>
+        </w:tc>
+        <w:tc>
+          <w:tcPr>
+            <w:tcW w:w="7020" w:type="dxa"/>
+            <w:gridSpan w:val="3"/>
+          </w:tcPr>
+          <w:p>
+            <w:pPr/>
+            <w:r>
+              <w:t xml:space="preserve">Developer</w:t>
+            </w:r>
+          </w:p>
+        </w:tc>
+      </w:tr>
+    </w:tbl>
+    <w:p/>
+    <w:tbl>
+      <w:tblPr>
+        <w:tblStyle w:val="TableGrid"/>
+        <w:tblW w:w="9360" w:type="dxa"/>
+        <w:jc w:val="left"/>
+        <w:tblBorders>
+          <w:top w:val="single" w:color="000000" w:sz="6" w:space="0"/>
+          <w:left w:val="single" w:color="000000" w:sz="6" w:space="0"/>
+          <w:bottom w:val="single" w:color="000000" w:sz="6" w:space="0"/>
+          <w:right w:val="single" w:color="000000" w:sz="6" w:space="0"/>
+          <w:insideH w:val="single" w:color="000000" w:sz="6" w:space="0"/>
+          <w:insideV w:val="single" w:color="000000" w:sz="6" w:space="0"/>
+        </w:tblBorders>
+        <w:tblLayout w:type="fixed"/>
+        <w:tblCellMar>
+          <w:top w:w="100" w:type="dxa"/>
+          <w:left w:w="100" w:type="dxa"/>
+          <w:bottom w:w="100" w:type="dxa"/>
+          <w:right w:w="100" w:type="dxa"/>
+        </w:tblCellMar>
+      </w:tblPr>
+      <w:tblGrid>
+        <w:gridCol w:w="2340"/>
+        <w:gridCol w:w="2340"/>
+        <w:gridCol w:w="2340"/>
+        <w:gridCol w:w="2340"/>
+      </w:tblGrid>
+      <w:tr>
+        <w:tc>
+          <w:tcPr>
+            <w:tcW w:w="2340" w:type="dxa"/>
+          </w:tcPr>
+          <w:p>
+            <w:pPr/>
+            <w:r>
+              <w:rPr>
+                <w:b/>
+              </w:rPr>
+              <w:t xml:space="preserve">Requirement ID</w:t>
+            </w:r>
+          </w:p>
+        </w:tc>
+        <w:tc>
+          <w:tcPr>
+            <w:tcW w:w="2340" w:type="dxa"/>
+          </w:tcPr>
+          <w:p>
+            <w:pPr/>
+            <w:r>
+              <w:t xml:space="preserve">REQ_IO_A8.66.2</w:t>
+            </w:r>
+          </w:p>
+        </w:tc>
+        <w:tc>
+          <w:tcPr>
+            <w:tcW w:w="2340" w:type="dxa"/>
+          </w:tcPr>
+          <w:p>
+            <w:pPr/>
+            <w:r>
+              <w:rPr>
+                <w:b/>
+              </w:rPr>
+              <w:t xml:space="preserve">Version</w:t>
+            </w:r>
+          </w:p>
+        </w:tc>
+        <w:tc>
+          <w:tcPr>
+            <w:tcW w:w="2340" w:type="dxa"/>
+          </w:tcPr>
+          <w:p>
+            <w:pPr/>
+            <w:r>
+              <w:t xml:space="preserve">1.0</w:t>
+            </w:r>
+          </w:p>
+        </w:tc>
+      </w:tr>
+      <w:tr>
+        <w:tc>
+          <w:tcPr>
+            <w:tcW w:w="2340" w:type="dxa"/>
+          </w:tcPr>
+          <w:p>
+            <w:pPr/>
+            <w:r>
+              <w:rPr>
+                <w:b/>
+              </w:rPr>
+              <w:t xml:space="preserve">Item</w:t>
+            </w:r>
+          </w:p>
+        </w:tc>
+        <w:tc>
+          <w:tcPr>
+            <w:tcW w:w="7020" w:type="dxa"/>
+            <w:gridSpan w:val="3"/>
+          </w:tcPr>
+          <w:p>
+            <w:pPr/>
+            <w:r>
+              <w:t xml:space="preserve">Category (Dropdown)</w:t>
+            </w:r>
+          </w:p>
+        </w:tc>
+      </w:tr>
+      <w:tr>
+        <w:tc>
+          <w:tcPr>
+            <w:tcW w:w="2340" w:type="dxa"/>
+          </w:tcPr>
+          <w:p>
+            <w:pPr/>
+            <w:r>
+              <w:rPr>
+                <w:b/>
+              </w:rPr>
+              <w:t xml:space="preserve">Description</w:t>
+            </w:r>
+          </w:p>
+        </w:tc>
+        <w:tc>
+          <w:tcPr>
+            <w:tcW w:w="7020" w:type="dxa"/>
+            <w:gridSpan w:val="3"/>
+          </w:tcPr>
+          <w:p>
+            <w:pPr/>
+            <w:r>
+              <w:t xml:space="preserve">類別</w:t>
+            </w:r>
+          </w:p>
+        </w:tc>
+      </w:tr>
+      <w:tr>
+        <w:tc>
+          <w:tcPr>
+            <w:tcW w:w="2340" w:type="dxa"/>
+          </w:tcPr>
+          <w:p>
+            <w:pPr/>
+            <w:r>
+              <w:rPr>
+                <w:b/>
+              </w:rPr>
+              <w:t xml:space="preserve">Purpose</w:t>
+            </w:r>
+          </w:p>
+        </w:tc>
+        <w:tc>
+          <w:tcPr>
+            <w:tcW w:w="7020" w:type="dxa"/>
+            <w:gridSpan w:val="3"/>
+          </w:tcPr>
+          <w:p>
+            <w:pPr/>
+            <w:r>
+              <w:t xml:space="preserve">區分資料變更與安全事件</w:t>
+            </w:r>
+          </w:p>
+        </w:tc>
+      </w:tr>
+      <w:tr>
+        <w:tc>
+          <w:tcPr>
+            <w:tcW w:w="2340" w:type="dxa"/>
+          </w:tcPr>
+          <w:p>
+            <w:pPr/>
+            <w:r>
+              <w:rPr>
+                <w:b/>
+              </w:rPr>
+              <w:t xml:space="preserve">Format</w:t>
+            </w:r>
+          </w:p>
+        </w:tc>
+        <w:tc>
+          <w:tcPr>
+            <w:tcW w:w="2340" w:type="dxa"/>
+          </w:tcPr>
+          <w:p>
+            <w:pPr/>
+            <w:r>
+              <w:t xml:space="preserve">DATA／SECURITY</w:t>
+            </w:r>
+          </w:p>
+        </w:tc>
+        <w:tc>
+          <w:tcPr>
+            <w:tcW w:w="2340" w:type="dxa"/>
+          </w:tcPr>
+          <w:p>
+            <w:pPr/>
+            <w:r>
+              <w:rPr>
+                <w:b/>
+              </w:rPr>
+              <w:t xml:space="preserve">Valid Range</w:t>
+            </w:r>
+          </w:p>
+        </w:tc>
+        <w:tc>
+          <w:tcPr>
+            <w:tcW w:w="2340" w:type="dxa"/>
+          </w:tcPr>
+          <w:p>
+            <w:pPr/>
+            <w:r>
+              <w:t xml:space="preserve">可清空</w:t>
+            </w:r>
+          </w:p>
+        </w:tc>
+      </w:tr>
+      <w:tr>
+        <w:tc>
+          <w:tcPr>
+            <w:tcW w:w="2340" w:type="dxa"/>
+          </w:tcPr>
+          <w:p>
+            <w:pPr/>
+            <w:r>
+              <w:rPr>
+                <w:b/>
+              </w:rPr>
+              <w:t xml:space="preserve">Related I/O</w:t>
+            </w:r>
+          </w:p>
+        </w:tc>
+        <w:tc>
+          <w:tcPr>
+            <w:tcW w:w="7020" w:type="dxa"/>
+            <w:gridSpan w:val="3"/>
+          </w:tcPr>
+          <w:p>
+            <w:pPr/>
+            <w:r>
+              <w:t xml:space="preserve">None</w:t>
+            </w:r>
+          </w:p>
+        </w:tc>
+      </w:tr>
+      <w:tr>
+        <w:tc>
+          <w:tcPr>
+            <w:tcW w:w="2340" w:type="dxa"/>
+          </w:tcPr>
+          <w:p>
+            <w:pPr/>
+            <w:r>
+              <w:rPr>
+                <w:b/>
+              </w:rPr>
+              <w:t xml:space="preserve">Author</w:t>
+            </w:r>
+          </w:p>
+        </w:tc>
+        <w:tc>
+          <w:tcPr>
+            <w:tcW w:w="7020" w:type="dxa"/>
+            <w:gridSpan w:val="3"/>
+          </w:tcPr>
+          <w:p>
+            <w:pPr/>
+            <w:r>
+              <w:t xml:space="preserve">Developer</w:t>
+            </w:r>
+          </w:p>
+        </w:tc>
+      </w:tr>
+    </w:tbl>
+    <w:p/>
+    <w:tbl>
+      <w:tblPr>
+        <w:tblStyle w:val="TableGrid"/>
+        <w:tblW w:w="9360" w:type="dxa"/>
+        <w:jc w:val="left"/>
+        <w:tblBorders>
+          <w:top w:val="single" w:color="000000" w:sz="6" w:space="0"/>
+          <w:left w:val="single" w:color="000000" w:sz="6" w:space="0"/>
+          <w:bottom w:val="single" w:color="000000" w:sz="6" w:space="0"/>
+          <w:right w:val="single" w:color="000000" w:sz="6" w:space="0"/>
+          <w:insideH w:val="single" w:color="000000" w:sz="6" w:space="0"/>
+          <w:insideV w:val="single" w:color="000000" w:sz="6" w:space="0"/>
+        </w:tblBorders>
+        <w:tblLayout w:type="fixed"/>
+        <w:tblCellMar>
+          <w:top w:w="100" w:type="dxa"/>
+          <w:left w:w="100" w:type="dxa"/>
+          <w:bottom w:w="100" w:type="dxa"/>
+          <w:right w:w="100" w:type="dxa"/>
+        </w:tblCellMar>
+      </w:tblPr>
+      <w:tblGrid>
+        <w:gridCol w:w="2340"/>
+        <w:gridCol w:w="2340"/>
+        <w:gridCol w:w="2340"/>
+        <w:gridCol w:w="2340"/>
+      </w:tblGrid>
+      <w:tr>
+        <w:tc>
+          <w:tcPr>
+            <w:tcW w:w="2340" w:type="dxa"/>
+          </w:tcPr>
+          <w:p>
+            <w:pPr/>
+            <w:r>
+              <w:rPr>
+                <w:b/>
+              </w:rPr>
+              <w:t xml:space="preserve">Requirement ID</w:t>
+            </w:r>
+          </w:p>
+        </w:tc>
+        <w:tc>
+          <w:tcPr>
+            <w:tcW w:w="2340" w:type="dxa"/>
+          </w:tcPr>
+          <w:p>
+            <w:pPr/>
+            <w:r>
+              <w:t xml:space="preserve">REQ_IO_A8.66.3</w:t>
+            </w:r>
+          </w:p>
+        </w:tc>
+        <w:tc>
+          <w:tcPr>
+            <w:tcW w:w="2340" w:type="dxa"/>
+          </w:tcPr>
+          <w:p>
+            <w:pPr/>
+            <w:r>
+              <w:rPr>
+                <w:b/>
+              </w:rPr>
+              <w:t xml:space="preserve">Version</w:t>
+            </w:r>
+          </w:p>
+        </w:tc>
+        <w:tc>
+          <w:tcPr>
+            <w:tcW w:w="2340" w:type="dxa"/>
+          </w:tcPr>
+          <w:p>
+            <w:pPr/>
+            <w:r>
+              <w:t xml:space="preserve">1.0</w:t>
+            </w:r>
+          </w:p>
+        </w:tc>
+      </w:tr>
+      <w:tr>
+        <w:tc>
+          <w:tcPr>
+            <w:tcW w:w="2340" w:type="dxa"/>
+          </w:tcPr>
+          <w:p>
+            <w:pPr/>
+            <w:r>
+              <w:rPr>
+                <w:b/>
+              </w:rPr>
+              <w:t xml:space="preserve">Item</w:t>
+            </w:r>
+          </w:p>
+        </w:tc>
+        <w:tc>
+          <w:tcPr>
+            <w:tcW w:w="7020" w:type="dxa"/>
+            <w:gridSpan w:val="3"/>
+          </w:tcPr>
+          <w:p>
+            <w:pPr/>
+            <w:r>
+              <w:t xml:space="preserve">Action (Dropdown)</w:t>
+            </w:r>
+          </w:p>
+        </w:tc>
+      </w:tr>
+      <w:tr>
+        <w:tc>
+          <w:tcPr>
+            <w:tcW w:w="2340" w:type="dxa"/>
+          </w:tcPr>
+          <w:p>
+            <w:pPr/>
+            <w:r>
+              <w:rPr>
+                <w:b/>
+              </w:rPr>
+              <w:t xml:space="preserve">Description</w:t>
+            </w:r>
+          </w:p>
+        </w:tc>
+        <w:tc>
+          <w:tcPr>
+            <w:tcW w:w="7020" w:type="dxa"/>
+            <w:gridSpan w:val="3"/>
+          </w:tcPr>
+          <w:p>
+            <w:pPr/>
+            <w:r>
+              <w:t xml:space="preserve">操作</w:t>
+            </w:r>
+          </w:p>
+        </w:tc>
+      </w:tr>
+      <w:tr>
+        <w:tc>
+          <w:tcPr>
+            <w:tcW w:w="2340" w:type="dxa"/>
+          </w:tcPr>
+          <w:p>
+            <w:pPr/>
+            <w:r>
+              <w:rPr>
+                <w:b/>
+              </w:rPr>
+              <w:t xml:space="preserve">Purpose</w:t>
+            </w:r>
+          </w:p>
+        </w:tc>
+        <w:tc>
+          <w:tcPr>
+            <w:tcW w:w="7020" w:type="dxa"/>
+            <w:gridSpan w:val="3"/>
+          </w:tcPr>
+          <w:p>
+            <w:pPr/>
+            <w:r>
+              <w:t xml:space="preserve">依操作類型篩選</w:t>
+            </w:r>
+          </w:p>
+        </w:tc>
+      </w:tr>
+      <w:tr>
+        <w:tc>
+          <w:tcPr>
+            <w:tcW w:w="2340" w:type="dxa"/>
+          </w:tcPr>
+          <w:p>
+            <w:pPr/>
+            <w:r>
+              <w:rPr>
+                <w:b/>
+              </w:rPr>
+              <w:t xml:space="preserve">Format</w:t>
+            </w:r>
+          </w:p>
+        </w:tc>
+        <w:tc>
+          <w:tcPr>
+            <w:tcW w:w="2340" w:type="dxa"/>
+          </w:tcPr>
+          <w:p>
+            <w:pPr/>
+            <w:r>
+              <w:t xml:space="preserve">CREATE、UPDATE、DELETE、VOID、APPROVE、POST、LOGIN、LOGIN_FAILED、MASTER_CODE_LOGIN、LOGOUT、PERMISSION_CHANGE、EXPORT</w:t>
+            </w:r>
+          </w:p>
+        </w:tc>
+        <w:tc>
+          <w:tcPr>
+            <w:tcW w:w="2340" w:type="dxa"/>
+          </w:tcPr>
+          <w:p>
+            <w:pPr/>
+            <w:r>
+              <w:rPr>
+                <w:b/>
+              </w:rPr>
+              <w:t xml:space="preserve">Valid Range</w:t>
+            </w:r>
+          </w:p>
+        </w:tc>
+        <w:tc>
+          <w:tcPr>
+            <w:tcW w:w="2340" w:type="dxa"/>
+          </w:tcPr>
+          <w:p>
+            <w:pPr/>
+            <w:r>
+              <w:t xml:space="preserve">可清空</w:t>
+            </w:r>
+          </w:p>
+        </w:tc>
+      </w:tr>
+      <w:tr>
+        <w:tc>
+          <w:tcPr>
+            <w:tcW w:w="2340" w:type="dxa"/>
+          </w:tcPr>
+          <w:p>
+            <w:pPr/>
+            <w:r>
+              <w:rPr>
+                <w:b/>
+              </w:rPr>
+              <w:t xml:space="preserve">Related I/O</w:t>
+            </w:r>
+          </w:p>
+        </w:tc>
+        <w:tc>
+          <w:tcPr>
+            <w:tcW w:w="7020" w:type="dxa"/>
+            <w:gridSpan w:val="3"/>
+          </w:tcPr>
+          <w:p>
+            <w:pPr/>
+            <w:r>
+              <w:t xml:space="preserve">None</w:t>
+            </w:r>
+          </w:p>
+        </w:tc>
+      </w:tr>
+      <w:tr>
+        <w:tc>
+          <w:tcPr>
+            <w:tcW w:w="2340" w:type="dxa"/>
+          </w:tcPr>
+          <w:p>
+            <w:pPr/>
+            <w:r>
+              <w:rPr>
+                <w:b/>
+              </w:rPr>
+              <w:t xml:space="preserve">Author</w:t>
+            </w:r>
+          </w:p>
+        </w:tc>
+        <w:tc>
+          <w:tcPr>
+            <w:tcW w:w="7020" w:type="dxa"/>
+            <w:gridSpan w:val="3"/>
+          </w:tcPr>
+          <w:p>
+            <w:pPr/>
+            <w:r>
+              <w:t xml:space="preserve">Developer</w:t>
+            </w:r>
+          </w:p>
+        </w:tc>
+      </w:tr>
+    </w:tbl>
+    <w:p/>
+    <w:tbl>
+      <w:tblPr>
+        <w:tblStyle w:val="TableGrid"/>
+        <w:tblW w:w="9360" w:type="dxa"/>
+        <w:jc w:val="left"/>
+        <w:tblBorders>
+          <w:top w:val="single" w:color="000000" w:sz="6" w:space="0"/>
+          <w:left w:val="single" w:color="000000" w:sz="6" w:space="0"/>
+          <w:bottom w:val="single" w:color="000000" w:sz="6" w:space="0"/>
+          <w:right w:val="single" w:color="000000" w:sz="6" w:space="0"/>
+          <w:insideH w:val="single" w:color="000000" w:sz="6" w:space="0"/>
+          <w:insideV w:val="single" w:color="000000" w:sz="6" w:space="0"/>
+        </w:tblBorders>
+        <w:tblLayout w:type="fixed"/>
+        <w:tblCellMar>
+          <w:top w:w="100" w:type="dxa"/>
+          <w:left w:w="100" w:type="dxa"/>
+          <w:bottom w:w="100" w:type="dxa"/>
+          <w:right w:w="100" w:type="dxa"/>
+        </w:tblCellMar>
+      </w:tblPr>
+      <w:tblGrid>
+        <w:gridCol w:w="2340"/>
+        <w:gridCol w:w="2340"/>
+        <w:gridCol w:w="2340"/>
+        <w:gridCol w:w="2340"/>
+      </w:tblGrid>
+      <w:tr>
+        <w:tc>
+          <w:tcPr>
+            <w:tcW w:w="2340" w:type="dxa"/>
+          </w:tcPr>
+          <w:p>
+            <w:pPr/>
+            <w:r>
+              <w:rPr>
+                <w:b/>
+              </w:rPr>
+              <w:t xml:space="preserve">Requirement ID</w:t>
+            </w:r>
+          </w:p>
+        </w:tc>
+        <w:tc>
+          <w:tcPr>
+            <w:tcW w:w="2340" w:type="dxa"/>
+          </w:tcPr>
+          <w:p>
+            <w:pPr/>
+            <w:r>
+              <w:t xml:space="preserve">REQ_IO_A8.66.4</w:t>
+            </w:r>
+          </w:p>
+        </w:tc>
+        <w:tc>
+          <w:tcPr>
+            <w:tcW w:w="2340" w:type="dxa"/>
+          </w:tcPr>
+          <w:p>
+            <w:pPr/>
+            <w:r>
+              <w:rPr>
+                <w:b/>
+              </w:rPr>
+              <w:t xml:space="preserve">Version</w:t>
+            </w:r>
+          </w:p>
+        </w:tc>
+        <w:tc>
+          <w:tcPr>
+            <w:tcW w:w="2340" w:type="dxa"/>
+          </w:tcPr>
+          <w:p>
+            <w:pPr/>
+            <w:r>
+              <w:t xml:space="preserve">1.0</w:t>
+            </w:r>
+          </w:p>
+        </w:tc>
+      </w:tr>
+      <w:tr>
+        <w:tc>
+          <w:tcPr>
+            <w:tcW w:w="2340" w:type="dxa"/>
+          </w:tcPr>
+          <w:p>
+            <w:pPr/>
+            <w:r>
+              <w:rPr>
+                <w:b/>
+              </w:rPr>
+              <w:t xml:space="preserve">Item</w:t>
+            </w:r>
+          </w:p>
+        </w:tc>
+        <w:tc>
+          <w:tcPr>
+            <w:tcW w:w="7020" w:type="dxa"/>
+            <w:gridSpan w:val="3"/>
+          </w:tcPr>
+          <w:p>
+            <w:pPr/>
+            <w:r>
+              <w:t xml:space="preserve">Table / Record ID (Input)</w:t>
+            </w:r>
+          </w:p>
+        </w:tc>
+      </w:tr>
+      <w:tr>
+        <w:tc>
+          <w:tcPr>
+            <w:tcW w:w="2340" w:type="dxa"/>
+          </w:tcPr>
+          <w:p>
+            <w:pPr/>
+            <w:r>
+              <w:rPr>
+                <w:b/>
+              </w:rPr>
+              <w:t xml:space="preserve">Description</w:t>
+            </w:r>
+          </w:p>
+        </w:tc>
+        <w:tc>
+          <w:tcPr>
+            <w:tcW w:w="7020" w:type="dxa"/>
+            <w:gridSpan w:val="3"/>
+          </w:tcPr>
+          <w:p>
+            <w:pPr/>
+            <w:r>
+              <w:t xml:space="preserve">資料表、記錄 ID</w:t>
+            </w:r>
+          </w:p>
+        </w:tc>
+      </w:tr>
+      <w:tr>
+        <w:tc>
+          <w:tcPr>
+            <w:tcW w:w="2340" w:type="dxa"/>
+          </w:tcPr>
+          <w:p>
+            <w:pPr/>
+            <w:r>
+              <w:rPr>
+                <w:b/>
+              </w:rPr>
+              <w:t xml:space="preserve">Purpose</w:t>
+            </w:r>
+          </w:p>
+        </w:tc>
+        <w:tc>
+          <w:tcPr>
+            <w:tcW w:w="7020" w:type="dxa"/>
+            <w:gridSpan w:val="3"/>
+          </w:tcPr>
+          <w:p>
+            <w:pPr/>
+            <w:r>
+              <w:t xml:space="preserve">查看單據修改歷史</w:t>
+            </w:r>
+          </w:p>
+        </w:tc>
+      </w:tr>
+      <w:tr>
+        <w:tc>
+          <w:tcPr>
+            <w:tcW w:w="2340" w:type="dxa"/>
+          </w:tcPr>
+          <w:p>
+            <w:pPr/>
+            <w:r>
+              <w:rPr>
+                <w:b/>
+              </w:rPr>
+              <w:t xml:space="preserve">Format</w:t>
+            </w:r>
+          </w:p>
+        </w:tc>
+        <w:tc>
+          <w:tcPr>
+            <w:tcW w:w="2340" w:type="dxa"/>
+          </w:tcPr>
+          <w:p>
+            <w:pPr/>
+            <w:r>
+              <w:t xml:space="preserve">Text</w:t>
+            </w:r>
+          </w:p>
+        </w:tc>
+        <w:tc>
+          <w:tcPr>
+            <w:tcW w:w="2340" w:type="dxa"/>
+          </w:tcPr>
+          <w:p>
+            <w:pPr/>
+            <w:r>
+              <w:rPr>
+                <w:b/>
+              </w:rPr>
+              <w:t xml:space="preserve">Valid Range</w:t>
+            </w:r>
+          </w:p>
+        </w:tc>
+        <w:tc>
+          <w:tcPr>
+            <w:tcW w:w="2340" w:type="dxa"/>
+          </w:tcPr>
+          <w:p>
+            <w:pPr/>
+            <w:r>
+              <w:t xml:space="preserve">資料表最多 128 字元、記錄 ID 最多 100 字元；去除前後空白</w:t>
+            </w:r>
+          </w:p>
+        </w:tc>
+      </w:tr>
+      <w:tr>
+        <w:tc>
+          <w:tcPr>
+            <w:tcW w:w="2340" w:type="dxa"/>
+          </w:tcPr>
+          <w:p>
+            <w:pPr/>
+            <w:r>
+              <w:rPr>
+                <w:b/>
+              </w:rPr>
+              <w:t xml:space="preserve">Related I/O</w:t>
+            </w:r>
+          </w:p>
+        </w:tc>
+        <w:tc>
+          <w:tcPr>
+            <w:tcW w:w="7020" w:type="dxa"/>
+            <w:gridSpan w:val="3"/>
+          </w:tcPr>
+          <w:p>
+            <w:pPr/>
+            <w:r>
+              <w:t xml:space="preserve">REQ_IO_A8.66.6</w:t>
+            </w:r>
+          </w:p>
+        </w:tc>
+      </w:tr>
+      <w:tr>
+        <w:tc>
+          <w:tcPr>
+            <w:tcW w:w="2340" w:type="dxa"/>
+          </w:tcPr>
+          <w:p>
+            <w:pPr/>
+            <w:r>
+              <w:rPr>
+                <w:b/>
+              </w:rPr>
+              <w:t xml:space="preserve">Author</w:t>
+            </w:r>
+          </w:p>
+        </w:tc>
+        <w:tc>
+          <w:tcPr>
+            <w:tcW w:w="7020" w:type="dxa"/>
+            <w:gridSpan w:val="3"/>
+          </w:tcPr>
+          <w:p>
+            <w:pPr/>
+            <w:r>
+              <w:t xml:space="preserve">Developer</w:t>
+            </w:r>
+          </w:p>
+        </w:tc>
+      </w:tr>
+    </w:tbl>
+    <w:p/>
+    <w:tbl>
+      <w:tblPr>
+        <w:tblStyle w:val="TableGrid"/>
+        <w:tblW w:w="9360" w:type="dxa"/>
+        <w:jc w:val="left"/>
+        <w:tblBorders>
+          <w:top w:val="single" w:color="000000" w:sz="6" w:space="0"/>
+          <w:left w:val="single" w:color="000000" w:sz="6" w:space="0"/>
+          <w:bottom w:val="single" w:color="000000" w:sz="6" w:space="0"/>
+          <w:right w:val="single" w:color="000000" w:sz="6" w:space="0"/>
+          <w:insideH w:val="single" w:color="000000" w:sz="6" w:space="0"/>
+          <w:insideV w:val="single" w:color="000000" w:sz="6" w:space="0"/>
+        </w:tblBorders>
+        <w:tblLayout w:type="fixed"/>
+        <w:tblCellMar>
+          <w:top w:w="100" w:type="dxa"/>
+          <w:left w:w="100" w:type="dxa"/>
+          <w:bottom w:w="100" w:type="dxa"/>
+          <w:right w:w="100" w:type="dxa"/>
+        </w:tblCellMar>
+      </w:tblPr>
+      <w:tblGrid>
+        <w:gridCol w:w="2340"/>
+        <w:gridCol w:w="2340"/>
+        <w:gridCol w:w="2340"/>
+        <w:gridCol w:w="2340"/>
+      </w:tblGrid>
+      <w:tr>
+        <w:tc>
+          <w:tcPr>
+            <w:tcW w:w="2340" w:type="dxa"/>
+          </w:tcPr>
+          <w:p>
+            <w:pPr/>
+            <w:r>
+              <w:rPr>
+                <w:b/>
+              </w:rPr>
+              <w:t xml:space="preserve">Requirement ID</w:t>
+            </w:r>
+          </w:p>
+        </w:tc>
+        <w:tc>
+          <w:tcPr>
+            <w:tcW w:w="2340" w:type="dxa"/>
+          </w:tcPr>
+          <w:p>
+            <w:pPr/>
+            <w:r>
+              <w:t xml:space="preserve">REQ_IO_A8.66.5</w:t>
+            </w:r>
+          </w:p>
+        </w:tc>
+        <w:tc>
+          <w:tcPr>
+            <w:tcW w:w="2340" w:type="dxa"/>
+          </w:tcPr>
+          <w:p>
+            <w:pPr/>
+            <w:r>
+              <w:rPr>
+                <w:b/>
+              </w:rPr>
+              <w:t xml:space="preserve">Version</w:t>
+            </w:r>
+          </w:p>
+        </w:tc>
+        <w:tc>
+          <w:tcPr>
+            <w:tcW w:w="2340" w:type="dxa"/>
+          </w:tcPr>
+          <w:p>
+            <w:pPr/>
+            <w:r>
+              <w:t xml:space="preserve">1.0</w:t>
+            </w:r>
+          </w:p>
+        </w:tc>
+      </w:tr>
+      <w:tr>
+        <w:tc>
+          <w:tcPr>
+            <w:tcW w:w="2340" w:type="dxa"/>
+          </w:tcPr>
+          <w:p>
+            <w:pPr/>
+            <w:r>
+              <w:rPr>
+                <w:b/>
+              </w:rPr>
+              <w:t xml:space="preserve">Item</w:t>
+            </w:r>
+          </w:p>
+        </w:tc>
+        <w:tc>
+          <w:tcPr>
+            <w:tcW w:w="7020" w:type="dxa"/>
+            <w:gridSpan w:val="3"/>
+          </w:tcPr>
+          <w:p>
+            <w:pPr/>
+            <w:r>
+              <w:t xml:space="preserve">Changes (Expandable row)</w:t>
+            </w:r>
+          </w:p>
+        </w:tc>
+      </w:tr>
+      <w:tr>
+        <w:tc>
+          <w:tcPr>
+            <w:tcW w:w="2340" w:type="dxa"/>
+          </w:tcPr>
+          <w:p>
+            <w:pPr/>
+            <w:r>
+              <w:rPr>
+                <w:b/>
+              </w:rPr>
+              <w:t xml:space="preserve">Description</w:t>
+            </w:r>
+          </w:p>
+        </w:tc>
+        <w:tc>
+          <w:tcPr>
+            <w:tcW w:w="7020" w:type="dxa"/>
+            <w:gridSpan w:val="3"/>
+          </w:tcPr>
+          <w:p>
+            <w:pPr/>
+            <w:r>
+              <w:t xml:space="preserve">欄位差異</w:t>
+            </w:r>
+          </w:p>
+        </w:tc>
+      </w:tr>
+      <w:tr>
+        <w:tc>
+          <w:tcPr>
+            <w:tcW w:w="2340" w:type="dxa"/>
+          </w:tcPr>
+          <w:p>
+            <w:pPr/>
+            <w:r>
+              <w:rPr>
+                <w:b/>
+              </w:rPr>
+              <w:t xml:space="preserve">Purpose</w:t>
+            </w:r>
+          </w:p>
+        </w:tc>
+        <w:tc>
+          <w:tcPr>
+            <w:tcW w:w="7020" w:type="dxa"/>
+            <w:gridSpan w:val="3"/>
+          </w:tcPr>
+          <w:p>
+            <w:pPr/>
+            <w:r>
+              <w:t xml:space="preserve">顯示修改前後的值</w:t>
+            </w:r>
+          </w:p>
+        </w:tc>
+      </w:tr>
+      <w:tr>
+        <w:tc>
+          <w:tcPr>
+            <w:tcW w:w="2340" w:type="dxa"/>
+          </w:tcPr>
+          <w:p>
+            <w:pPr/>
+            <w:r>
+              <w:rPr>
+                <w:b/>
+              </w:rPr>
+              <w:t xml:space="preserve">Format</w:t>
+            </w:r>
+          </w:p>
+        </w:tc>
+        <w:tc>
+          <w:tcPr>
+            <w:tcW w:w="2340" w:type="dxa"/>
+          </w:tcPr>
+          <w:p>
+            <w:pPr/>
+            <w:r>
+              <w:t xml:space="preserve">欄位／修改前／修改後</w:t>
+            </w:r>
+          </w:p>
+        </w:tc>
+        <w:tc>
+          <w:tcPr>
+            <w:tcW w:w="2340" w:type="dxa"/>
+          </w:tcPr>
+          <w:p>
+            <w:pPr/>
+            <w:r>
+              <w:rPr>
+                <w:b/>
+              </w:rPr>
+              <w:t xml:space="preserve">Valid Range</w:t>
+            </w:r>
+          </w:p>
+        </w:tc>
+        <w:tc>
+          <w:tcPr>
+            <w:tcW w:w="2340" w:type="dxa"/>
+          </w:tcPr>
+          <w:p>
+            <w:pPr/>
+            <w:r>
+              <w:t xml:space="preserve">敏感欄位顯示 *；空值顯示「（空）」</w:t>
+            </w:r>
+          </w:p>
+        </w:tc>
+      </w:tr>
+      <w:tr>
+        <w:tc>
+          <w:tcPr>
+            <w:tcW w:w="2340" w:type="dxa"/>
+          </w:tcPr>
+          <w:p>
+            <w:pPr/>
+            <w:r>
+              <w:rPr>
+                <w:b/>
+              </w:rPr>
+              <w:t xml:space="preserve">Related I/O</w:t>
+            </w:r>
+          </w:p>
+        </w:tc>
+        <w:tc>
+          <w:tcPr>
+            <w:tcW w:w="7020" w:type="dxa"/>
+            <w:gridSpan w:val="3"/>
+          </w:tcPr>
+          <w:p>
+            <w:pPr/>
+            <w:r>
+              <w:t xml:space="preserve">None</w:t>
+            </w:r>
+          </w:p>
+        </w:tc>
+      </w:tr>
+      <w:tr>
+        <w:tc>
+          <w:tcPr>
+            <w:tcW w:w="2340" w:type="dxa"/>
+          </w:tcPr>
+          <w:p>
+            <w:pPr/>
+            <w:r>
+              <w:rPr>
+                <w:b/>
+              </w:rPr>
+              <w:t xml:space="preserve">Author</w:t>
+            </w:r>
+          </w:p>
+        </w:tc>
+        <w:tc>
+          <w:tcPr>
+            <w:tcW w:w="7020" w:type="dxa"/>
+            <w:gridSpan w:val="3"/>
+          </w:tcPr>
+          <w:p>
+            <w:pPr/>
+            <w:r>
+              <w:t xml:space="preserve">Developer</w:t>
+            </w:r>
+          </w:p>
+        </w:tc>
+      </w:tr>
+    </w:tbl>
+    <w:p/>
+    <w:tbl>
+      <w:tblPr>
+        <w:tblStyle w:val="TableGrid"/>
+        <w:tblW w:w="9360" w:type="dxa"/>
+        <w:jc w:val="left"/>
+        <w:tblBorders>
+          <w:top w:val="single" w:color="000000" w:sz="6" w:space="0"/>
+          <w:left w:val="single" w:color="000000" w:sz="6" w:space="0"/>
+          <w:bottom w:val="single" w:color="000000" w:sz="6" w:space="0"/>
+          <w:right w:val="single" w:color="000000" w:sz="6" w:space="0"/>
+          <w:insideH w:val="single" w:color="000000" w:sz="6" w:space="0"/>
+          <w:insideV w:val="single" w:color="000000" w:sz="6" w:space="0"/>
+        </w:tblBorders>
+        <w:tblLayout w:type="fixed"/>
+        <w:tblCellMar>
+          <w:top w:w="100" w:type="dxa"/>
+          <w:left w:w="100" w:type="dxa"/>
+          <w:bottom w:w="100" w:type="dxa"/>
+          <w:right w:w="100" w:type="dxa"/>
+        </w:tblCellMar>
+      </w:tblPr>
+      <w:tblGrid>
+        <w:gridCol w:w="2340"/>
+        <w:gridCol w:w="2340"/>
+        <w:gridCol w:w="2340"/>
+        <w:gridCol w:w="2340"/>
+      </w:tblGrid>
+      <w:tr>
+        <w:tc>
+          <w:tcPr>
+            <w:tcW w:w="2340" w:type="dxa"/>
+          </w:tcPr>
+          <w:p>
+            <w:pPr/>
+            <w:r>
+              <w:rPr>
+                <w:b/>
+              </w:rPr>
+              <w:t xml:space="preserve">Requirement ID</w:t>
+            </w:r>
+          </w:p>
+        </w:tc>
+        <w:tc>
+          <w:tcPr>
+            <w:tcW w:w="2340" w:type="dxa"/>
+          </w:tcPr>
+          <w:p>
+            <w:pPr/>
+            <w:r>
+              <w:t xml:space="preserve">REQ_IO_A8.66.6</w:t>
+            </w:r>
+          </w:p>
+        </w:tc>
+        <w:tc>
+          <w:tcPr>
+            <w:tcW w:w="2340" w:type="dxa"/>
+          </w:tcPr>
+          <w:p>
+            <w:pPr/>
+            <w:r>
+              <w:rPr>
+                <w:b/>
+              </w:rPr>
+              <w:t xml:space="preserve">Version</w:t>
+            </w:r>
+          </w:p>
+        </w:tc>
+        <w:tc>
+          <w:tcPr>
+            <w:tcW w:w="2340" w:type="dxa"/>
+          </w:tcPr>
+          <w:p>
+            <w:pPr/>
+            <w:r>
+              <w:t xml:space="preserve">1.0</w:t>
+            </w:r>
+          </w:p>
+        </w:tc>
+      </w:tr>
+      <w:tr>
+        <w:tc>
+          <w:tcPr>
+            <w:tcW w:w="2340" w:type="dxa"/>
+          </w:tcPr>
+          <w:p>
+            <w:pPr/>
+            <w:r>
+              <w:rPr>
+                <w:b/>
+              </w:rPr>
+              <w:t xml:space="preserve">Item</w:t>
+            </w:r>
+          </w:p>
+        </w:tc>
+        <w:tc>
+          <w:tcPr>
+            <w:tcW w:w="7020" w:type="dxa"/>
+            <w:gridSpan w:val="3"/>
+          </w:tcPr>
+          <w:p>
+            <w:pPr/>
+            <w:r>
+              <w:t xml:space="preserve">Record History (Link / query string)</w:t>
+            </w:r>
+          </w:p>
+        </w:tc>
+      </w:tr>
+      <w:tr>
+        <w:tc>
+          <w:tcPr>
+            <w:tcW w:w="2340" w:type="dxa"/>
+          </w:tcPr>
+          <w:p>
+            <w:pPr/>
+            <w:r>
+              <w:rPr>
+                <w:b/>
+              </w:rPr>
+              <w:t xml:space="preserve">Description</w:t>
+            </w:r>
+          </w:p>
+        </w:tc>
+        <w:tc>
+          <w:tcPr>
+            <w:tcW w:w="7020" w:type="dxa"/>
+            <w:gridSpan w:val="3"/>
+          </w:tcPr>
+          <w:p>
+            <w:pPr/>
+            <w:r>
+              <w:t xml:space="preserve">修改歷史</w:t>
+            </w:r>
+          </w:p>
+        </w:tc>
+      </w:tr>
+      <w:tr>
+        <w:tc>
+          <w:tcPr>
+            <w:tcW w:w="2340" w:type="dxa"/>
+          </w:tcPr>
+          <w:p>
+            <w:pPr/>
+            <w:r>
+              <w:rPr>
+                <w:b/>
+              </w:rPr>
+              <w:t xml:space="preserve">Purpose</w:t>
+            </w:r>
+          </w:p>
+        </w:tc>
+        <w:tc>
+          <w:tcPr>
+            <w:tcW w:w="7020" w:type="dxa"/>
+            <w:gridSpan w:val="3"/>
+          </w:tcPr>
+          <w:p>
+            <w:pPr/>
+            <w:r>
+              <w:t xml:space="preserve">由單據或列開啟單筆記錄歷史</w:t>
+            </w:r>
+          </w:p>
+        </w:tc>
+      </w:tr>
+      <w:tr>
+        <w:tc>
+          <w:tcPr>
+            <w:tcW w:w="2340" w:type="dxa"/>
+          </w:tcPr>
+          <w:p>
+            <w:pPr/>
+            <w:r>
+              <w:rPr>
+                <w:b/>
+              </w:rPr>
+              <w:t xml:space="preserve">Format</w:t>
+            </w:r>
+          </w:p>
+        </w:tc>
+        <w:tc>
+          <w:tcPr>
+            <w:tcW w:w="2340" w:type="dxa"/>
+          </w:tcPr>
+          <w:p>
+            <w:pPr/>
+            <w:r>
+              <w:t xml:space="preserve">?tableName=&amp;recordId=</w:t>
+            </w:r>
+          </w:p>
+        </w:tc>
+        <w:tc>
+          <w:tcPr>
+            <w:tcW w:w="2340" w:type="dxa"/>
+          </w:tcPr>
+          <w:p>
+            <w:pPr/>
+            <w:r>
+              <w:rPr>
+                <w:b/>
+              </w:rPr>
+              <w:t xml:space="preserve">Valid Range</w:t>
+            </w:r>
+          </w:p>
+        </w:tc>
+        <w:tc>
+          <w:tcPr>
+            <w:tcW w:w="2340" w:type="dxa"/>
+          </w:tcPr>
+          <w:p>
+            <w:pPr/>
+            <w:r>
+              <w:t xml:space="preserve">安全事件沒有記錄 ID，不可開啟</w:t>
+            </w:r>
+          </w:p>
+        </w:tc>
+      </w:tr>
+      <w:tr>
+        <w:tc>
+          <w:tcPr>
+            <w:tcW w:w="2340" w:type="dxa"/>
+          </w:tcPr>
+          <w:p>
+            <w:pPr/>
+            <w:r>
+              <w:rPr>
+                <w:b/>
+              </w:rPr>
+              <w:t xml:space="preserve">Related I/O</w:t>
+            </w:r>
+          </w:p>
+        </w:tc>
+        <w:tc>
+          <w:tcPr>
+            <w:tcW w:w="7020" w:type="dxa"/>
+            <w:gridSpan w:val="3"/>
+          </w:tcPr>
+          <w:p>
+            <w:pPr/>
+            <w:r>
+              <w:t xml:space="preserve">REQ_IO_A8.66.4</w:t>
+            </w:r>
+          </w:p>
+        </w:tc>
+      </w:tr>
+      <w:tr>
+        <w:tc>
+          <w:tcPr>
+            <w:tcW w:w="2340" w:type="dxa"/>
+          </w:tcPr>
+          <w:p>
+            <w:pPr/>
+            <w:r>
+              <w:rPr>
+                <w:b/>
+              </w:rPr>
+              <w:t xml:space="preserve">Author</w:t>
+            </w:r>
+          </w:p>
+        </w:tc>
+        <w:tc>
+          <w:tcPr>
+            <w:tcW w:w="7020" w:type="dxa"/>
+            <w:gridSpan w:val="3"/>
+          </w:tcPr>
+          <w:p>
+            <w:pPr/>
+            <w:r>
+              <w:t xml:space="preserve">Developer</w:t>
+            </w:r>
+          </w:p>
+        </w:tc>
+      </w:tr>
+    </w:tbl>
+    <w:p/>
+    <w:p>
+      <w:pPr>
         <w:pStyle w:val="Heading2"/>
       </w:pPr>
       <w:r>
@@ -17575,6 +19221,25 @@
     </w:p>
     <w:p>
       <w:pPr>
+        <w:pStyle w:val="Heading5"/>
+      </w:pPr>
+      <w:r>
+        <w:t xml:space="preserve">4.5.1.8.66 Audit Log Query Interface</w:t>
+      </w:r>
+    </w:p>
+    <w:p>
+      <w:pPr>
+        <w:jc w:val="center"/>
+      </w:pPr>
+      <w:r>
+        <w:rPr>
+          <w:i/>
+        </w:rPr>
+        <w:t xml:space="preserve">[Pending] Prototype screenshot of Audit Log Query Interface.</w:t>
+      </w:r>
+    </w:p>
+    <w:p>
+      <w:pPr>
         <w:pStyle w:val="Heading2"/>
       </w:pPr>
       <w:r>
@@ -17667,7 +19332,7 @@
       </w:r>
     </w:p>
     <w:sectPr>
-      <w:footerReference xmlns:r="http://schemas.openxmlformats.org/officeDocument/2006/relationships" w:type="default" r:id="Rc61bdc6edad449eb"/>
+      <w:footerReference xmlns:r="http://schemas.openxmlformats.org/officeDocument/2006/relationships" w:type="default" r:id="R706494a171d14f9f"/>
       <w:pgSz w:w="11906" w:h="16838"/>
       <w:pgMar w:top="1440" w:right="1440" w:bottom="1440" w:left="1440" w:header="720" w:footer="720" w:gutter="0"/>
     </w:sectPr>

--- a/docs/99-output/MyERP_SRS.docx
+++ b/docs/99-output/MyERP_SRS.docx
@@ -7517,6 +7517,890 @@
     <w:p/>
     <w:p>
       <w:pPr>
+        <w:pStyle w:val="Heading5"/>
+      </w:pPr>
+      <w:r>
+        <w:t xml:space="preserve">4.1.1.8.28 Document Number Rule</w:t>
+      </w:r>
+    </w:p>
+    <w:tbl>
+      <w:tblPr>
+        <w:tblStyle w:val="TableGrid"/>
+        <w:tblW w:w="9345" w:type="dxa"/>
+        <w:jc w:val="left"/>
+        <w:tblBorders>
+          <w:top w:val="single" w:color="000000" w:sz="8" w:space="0"/>
+          <w:left w:val="single" w:color="000000" w:sz="8" w:space="0"/>
+          <w:bottom w:val="single" w:color="000000" w:sz="8" w:space="0"/>
+          <w:right w:val="single" w:color="000000" w:sz="8" w:space="0"/>
+          <w:insideH w:val="single" w:color="000000" w:sz="8" w:space="0"/>
+          <w:insideV w:val="single" w:color="000000" w:sz="8" w:space="0"/>
+        </w:tblBorders>
+        <w:tblLayout w:type="fixed"/>
+        <w:tblCellMar>
+          <w:top w:w="100" w:type="dxa"/>
+          <w:left w:w="100" w:type="dxa"/>
+          <w:bottom w:w="100" w:type="dxa"/>
+          <w:right w:w="100" w:type="dxa"/>
+        </w:tblCellMar>
+      </w:tblPr>
+      <w:tblGrid>
+        <w:gridCol w:w="2220"/>
+        <w:gridCol w:w="3525"/>
+        <w:gridCol w:w="2370"/>
+        <w:gridCol w:w="1230"/>
+      </w:tblGrid>
+      <w:tr>
+        <w:trPr>
+          <w:trHeight w:val="465" w:hRule="atLeast"/>
+        </w:trPr>
+        <w:tc>
+          <w:tcPr>
+            <w:tcW w:w="2220" w:type="dxa"/>
+          </w:tcPr>
+          <w:p>
+            <w:pPr/>
+            <w:r>
+              <w:rPr>
+                <w:b/>
+              </w:rPr>
+              <w:t xml:space="preserve">Requirement ID</w:t>
+            </w:r>
+          </w:p>
+        </w:tc>
+        <w:tc>
+          <w:tcPr>
+            <w:tcW w:w="3525" w:type="dxa"/>
+          </w:tcPr>
+          <w:p>
+            <w:pPr/>
+            <w:r>
+              <w:t xml:space="preserve">REQ_F4118.28.1</w:t>
+            </w:r>
+          </w:p>
+        </w:tc>
+        <w:tc>
+          <w:tcPr>
+            <w:tcW w:w="2370" w:type="dxa"/>
+          </w:tcPr>
+          <w:p>
+            <w:pPr/>
+            <w:r>
+              <w:rPr>
+                <w:b/>
+              </w:rPr>
+              <w:t xml:space="preserve">Version</w:t>
+            </w:r>
+          </w:p>
+        </w:tc>
+        <w:tc>
+          <w:tcPr>
+            <w:tcW w:w="1230" w:type="dxa"/>
+          </w:tcPr>
+          <w:p>
+            <w:pPr/>
+            <w:r>
+              <w:t xml:space="preserve">1.0</w:t>
+            </w:r>
+          </w:p>
+        </w:tc>
+      </w:tr>
+      <w:tr>
+        <w:trPr>
+          <w:trHeight w:val="465" w:hRule="atLeast"/>
+        </w:trPr>
+        <w:tc>
+          <w:tcPr>
+            <w:tcW w:w="2220" w:type="dxa"/>
+          </w:tcPr>
+          <w:p>
+            <w:pPr/>
+            <w:r>
+              <w:rPr>
+                <w:b/>
+              </w:rPr>
+              <w:t xml:space="preserve">Description</w:t>
+            </w:r>
+          </w:p>
+        </w:tc>
+        <w:tc>
+          <w:tcPr>
+            <w:tcW w:w="7125" w:type="dxa"/>
+            <w:gridSpan w:val="3"/>
+          </w:tcPr>
+          <w:p>
+            <w:pPr/>
+            <w:r>
+              <w:t xml:space="preserve">System should allow user to view document number rules of the current company.</w:t>
+            </w:r>
+          </w:p>
+        </w:tc>
+      </w:tr>
+      <w:tr>
+        <w:trPr>
+          <w:trHeight w:val="465" w:hRule="atLeast"/>
+        </w:trPr>
+        <w:tc>
+          <w:tcPr>
+            <w:tcW w:w="2220" w:type="dxa"/>
+          </w:tcPr>
+          <w:p>
+            <w:pPr/>
+            <w:r>
+              <w:rPr>
+                <w:b/>
+              </w:rPr>
+              <w:t xml:space="preserve">Author</w:t>
+            </w:r>
+          </w:p>
+        </w:tc>
+        <w:tc>
+          <w:tcPr>
+            <w:tcW w:w="7125" w:type="dxa"/>
+            <w:gridSpan w:val="3"/>
+          </w:tcPr>
+          <w:p>
+            <w:pPr/>
+            <w:r>
+              <w:t xml:space="preserve">Developer</w:t>
+            </w:r>
+          </w:p>
+        </w:tc>
+      </w:tr>
+    </w:tbl>
+    <w:p/>
+    <w:tbl>
+      <w:tblPr>
+        <w:tblStyle w:val="TableGrid"/>
+        <w:tblW w:w="9345" w:type="dxa"/>
+        <w:jc w:val="left"/>
+        <w:tblBorders>
+          <w:top w:val="single" w:color="000000" w:sz="8" w:space="0"/>
+          <w:left w:val="single" w:color="000000" w:sz="8" w:space="0"/>
+          <w:bottom w:val="single" w:color="000000" w:sz="8" w:space="0"/>
+          <w:right w:val="single" w:color="000000" w:sz="8" w:space="0"/>
+          <w:insideH w:val="single" w:color="000000" w:sz="8" w:space="0"/>
+          <w:insideV w:val="single" w:color="000000" w:sz="8" w:space="0"/>
+        </w:tblBorders>
+        <w:tblLayout w:type="fixed"/>
+        <w:tblCellMar>
+          <w:top w:w="100" w:type="dxa"/>
+          <w:left w:w="100" w:type="dxa"/>
+          <w:bottom w:w="100" w:type="dxa"/>
+          <w:right w:w="100" w:type="dxa"/>
+        </w:tblCellMar>
+      </w:tblPr>
+      <w:tblGrid>
+        <w:gridCol w:w="2220"/>
+        <w:gridCol w:w="3525"/>
+        <w:gridCol w:w="2370"/>
+        <w:gridCol w:w="1230"/>
+      </w:tblGrid>
+      <w:tr>
+        <w:trPr>
+          <w:trHeight w:val="465" w:hRule="atLeast"/>
+        </w:trPr>
+        <w:tc>
+          <w:tcPr>
+            <w:tcW w:w="2220" w:type="dxa"/>
+          </w:tcPr>
+          <w:p>
+            <w:pPr/>
+            <w:r>
+              <w:rPr>
+                <w:b/>
+              </w:rPr>
+              <w:t xml:space="preserve">Requirement ID</w:t>
+            </w:r>
+          </w:p>
+        </w:tc>
+        <w:tc>
+          <w:tcPr>
+            <w:tcW w:w="3525" w:type="dxa"/>
+          </w:tcPr>
+          <w:p>
+            <w:pPr/>
+            <w:r>
+              <w:t xml:space="preserve">REQ_F4118.28.2</w:t>
+            </w:r>
+          </w:p>
+        </w:tc>
+        <w:tc>
+          <w:tcPr>
+            <w:tcW w:w="2370" w:type="dxa"/>
+          </w:tcPr>
+          <w:p>
+            <w:pPr/>
+            <w:r>
+              <w:rPr>
+                <w:b/>
+              </w:rPr>
+              <w:t xml:space="preserve">Version</w:t>
+            </w:r>
+          </w:p>
+        </w:tc>
+        <w:tc>
+          <w:tcPr>
+            <w:tcW w:w="1230" w:type="dxa"/>
+          </w:tcPr>
+          <w:p>
+            <w:pPr/>
+            <w:r>
+              <w:t xml:space="preserve">1.0</w:t>
+            </w:r>
+          </w:p>
+        </w:tc>
+      </w:tr>
+      <w:tr>
+        <w:trPr>
+          <w:trHeight w:val="465" w:hRule="atLeast"/>
+        </w:trPr>
+        <w:tc>
+          <w:tcPr>
+            <w:tcW w:w="2220" w:type="dxa"/>
+          </w:tcPr>
+          <w:p>
+            <w:pPr/>
+            <w:r>
+              <w:rPr>
+                <w:b/>
+              </w:rPr>
+              <w:t xml:space="preserve">Description</w:t>
+            </w:r>
+          </w:p>
+        </w:tc>
+        <w:tc>
+          <w:tcPr>
+            <w:tcW w:w="7125" w:type="dxa"/>
+            <w:gridSpan w:val="3"/>
+          </w:tcPr>
+          <w:p>
+            <w:pPr/>
+            <w:r>
+              <w:t xml:space="preserve">System should allow user to create a document number rule with prefix, date format, sequence length and reset period.</w:t>
+            </w:r>
+          </w:p>
+        </w:tc>
+      </w:tr>
+      <w:tr>
+        <w:trPr>
+          <w:trHeight w:val="465" w:hRule="atLeast"/>
+        </w:trPr>
+        <w:tc>
+          <w:tcPr>
+            <w:tcW w:w="2220" w:type="dxa"/>
+          </w:tcPr>
+          <w:p>
+            <w:pPr/>
+            <w:r>
+              <w:rPr>
+                <w:b/>
+              </w:rPr>
+              <w:t xml:space="preserve">Author</w:t>
+            </w:r>
+          </w:p>
+        </w:tc>
+        <w:tc>
+          <w:tcPr>
+            <w:tcW w:w="7125" w:type="dxa"/>
+            <w:gridSpan w:val="3"/>
+          </w:tcPr>
+          <w:p>
+            <w:pPr/>
+            <w:r>
+              <w:t xml:space="preserve">Developer</w:t>
+            </w:r>
+          </w:p>
+        </w:tc>
+      </w:tr>
+    </w:tbl>
+    <w:p/>
+    <w:tbl>
+      <w:tblPr>
+        <w:tblStyle w:val="TableGrid"/>
+        <w:tblW w:w="9345" w:type="dxa"/>
+        <w:jc w:val="left"/>
+        <w:tblBorders>
+          <w:top w:val="single" w:color="000000" w:sz="8" w:space="0"/>
+          <w:left w:val="single" w:color="000000" w:sz="8" w:space="0"/>
+          <w:bottom w:val="single" w:color="000000" w:sz="8" w:space="0"/>
+          <w:right w:val="single" w:color="000000" w:sz="8" w:space="0"/>
+          <w:insideH w:val="single" w:color="000000" w:sz="8" w:space="0"/>
+          <w:insideV w:val="single" w:color="000000" w:sz="8" w:space="0"/>
+        </w:tblBorders>
+        <w:tblLayout w:type="fixed"/>
+        <w:tblCellMar>
+          <w:top w:w="100" w:type="dxa"/>
+          <w:left w:w="100" w:type="dxa"/>
+          <w:bottom w:w="100" w:type="dxa"/>
+          <w:right w:w="100" w:type="dxa"/>
+        </w:tblCellMar>
+      </w:tblPr>
+      <w:tblGrid>
+        <w:gridCol w:w="2220"/>
+        <w:gridCol w:w="3525"/>
+        <w:gridCol w:w="2370"/>
+        <w:gridCol w:w="1230"/>
+      </w:tblGrid>
+      <w:tr>
+        <w:trPr>
+          <w:trHeight w:val="465" w:hRule="atLeast"/>
+        </w:trPr>
+        <w:tc>
+          <w:tcPr>
+            <w:tcW w:w="2220" w:type="dxa"/>
+          </w:tcPr>
+          <w:p>
+            <w:pPr/>
+            <w:r>
+              <w:rPr>
+                <w:b/>
+              </w:rPr>
+              <w:t xml:space="preserve">Requirement ID</w:t>
+            </w:r>
+          </w:p>
+        </w:tc>
+        <w:tc>
+          <w:tcPr>
+            <w:tcW w:w="3525" w:type="dxa"/>
+          </w:tcPr>
+          <w:p>
+            <w:pPr/>
+            <w:r>
+              <w:t xml:space="preserve">REQ_F4118.28.3</w:t>
+            </w:r>
+          </w:p>
+        </w:tc>
+        <w:tc>
+          <w:tcPr>
+            <w:tcW w:w="2370" w:type="dxa"/>
+          </w:tcPr>
+          <w:p>
+            <w:pPr/>
+            <w:r>
+              <w:rPr>
+                <w:b/>
+              </w:rPr>
+              <w:t xml:space="preserve">Version</w:t>
+            </w:r>
+          </w:p>
+        </w:tc>
+        <w:tc>
+          <w:tcPr>
+            <w:tcW w:w="1230" w:type="dxa"/>
+          </w:tcPr>
+          <w:p>
+            <w:pPr/>
+            <w:r>
+              <w:t xml:space="preserve">1.0</w:t>
+            </w:r>
+          </w:p>
+        </w:tc>
+      </w:tr>
+      <w:tr>
+        <w:trPr>
+          <w:trHeight w:val="465" w:hRule="atLeast"/>
+        </w:trPr>
+        <w:tc>
+          <w:tcPr>
+            <w:tcW w:w="2220" w:type="dxa"/>
+          </w:tcPr>
+          <w:p>
+            <w:pPr/>
+            <w:r>
+              <w:rPr>
+                <w:b/>
+              </w:rPr>
+              <w:t xml:space="preserve">Description</w:t>
+            </w:r>
+          </w:p>
+        </w:tc>
+        <w:tc>
+          <w:tcPr>
+            <w:tcW w:w="7125" w:type="dxa"/>
+            <w:gridSpan w:val="3"/>
+          </w:tcPr>
+          <w:p>
+            <w:pPr/>
+            <w:r>
+              <w:t xml:space="preserve">System should allow user to edit or deactivate a document number rule without breaking issued numbers.</w:t>
+            </w:r>
+          </w:p>
+        </w:tc>
+      </w:tr>
+      <w:tr>
+        <w:trPr>
+          <w:trHeight w:val="465" w:hRule="atLeast"/>
+        </w:trPr>
+        <w:tc>
+          <w:tcPr>
+            <w:tcW w:w="2220" w:type="dxa"/>
+          </w:tcPr>
+          <w:p>
+            <w:pPr/>
+            <w:r>
+              <w:rPr>
+                <w:b/>
+              </w:rPr>
+              <w:t xml:space="preserve">Author</w:t>
+            </w:r>
+          </w:p>
+        </w:tc>
+        <w:tc>
+          <w:tcPr>
+            <w:tcW w:w="7125" w:type="dxa"/>
+            <w:gridSpan w:val="3"/>
+          </w:tcPr>
+          <w:p>
+            <w:pPr/>
+            <w:r>
+              <w:t xml:space="preserve">Developer</w:t>
+            </w:r>
+          </w:p>
+        </w:tc>
+      </w:tr>
+    </w:tbl>
+    <w:p/>
+    <w:tbl>
+      <w:tblPr>
+        <w:tblStyle w:val="TableGrid"/>
+        <w:tblW w:w="9345" w:type="dxa"/>
+        <w:jc w:val="left"/>
+        <w:tblBorders>
+          <w:top w:val="single" w:color="000000" w:sz="8" w:space="0"/>
+          <w:left w:val="single" w:color="000000" w:sz="8" w:space="0"/>
+          <w:bottom w:val="single" w:color="000000" w:sz="8" w:space="0"/>
+          <w:right w:val="single" w:color="000000" w:sz="8" w:space="0"/>
+          <w:insideH w:val="single" w:color="000000" w:sz="8" w:space="0"/>
+          <w:insideV w:val="single" w:color="000000" w:sz="8" w:space="0"/>
+        </w:tblBorders>
+        <w:tblLayout w:type="fixed"/>
+        <w:tblCellMar>
+          <w:top w:w="100" w:type="dxa"/>
+          <w:left w:w="100" w:type="dxa"/>
+          <w:bottom w:w="100" w:type="dxa"/>
+          <w:right w:w="100" w:type="dxa"/>
+        </w:tblCellMar>
+      </w:tblPr>
+      <w:tblGrid>
+        <w:gridCol w:w="2220"/>
+        <w:gridCol w:w="3525"/>
+        <w:gridCol w:w="2370"/>
+        <w:gridCol w:w="1230"/>
+      </w:tblGrid>
+      <w:tr>
+        <w:trPr>
+          <w:trHeight w:val="465" w:hRule="atLeast"/>
+        </w:trPr>
+        <w:tc>
+          <w:tcPr>
+            <w:tcW w:w="2220" w:type="dxa"/>
+          </w:tcPr>
+          <w:p>
+            <w:pPr/>
+            <w:r>
+              <w:rPr>
+                <w:b/>
+              </w:rPr>
+              <w:t xml:space="preserve">Requirement ID</w:t>
+            </w:r>
+          </w:p>
+        </w:tc>
+        <w:tc>
+          <w:tcPr>
+            <w:tcW w:w="3525" w:type="dxa"/>
+          </w:tcPr>
+          <w:p>
+            <w:pPr/>
+            <w:r>
+              <w:t xml:space="preserve">REQ_F4118.28.4</w:t>
+            </w:r>
+          </w:p>
+        </w:tc>
+        <w:tc>
+          <w:tcPr>
+            <w:tcW w:w="2370" w:type="dxa"/>
+          </w:tcPr>
+          <w:p>
+            <w:pPr/>
+            <w:r>
+              <w:rPr>
+                <w:b/>
+              </w:rPr>
+              <w:t xml:space="preserve">Version</w:t>
+            </w:r>
+          </w:p>
+        </w:tc>
+        <w:tc>
+          <w:tcPr>
+            <w:tcW w:w="1230" w:type="dxa"/>
+          </w:tcPr>
+          <w:p>
+            <w:pPr/>
+            <w:r>
+              <w:t xml:space="preserve">1.0</w:t>
+            </w:r>
+          </w:p>
+        </w:tc>
+      </w:tr>
+      <w:tr>
+        <w:trPr>
+          <w:trHeight w:val="465" w:hRule="atLeast"/>
+        </w:trPr>
+        <w:tc>
+          <w:tcPr>
+            <w:tcW w:w="2220" w:type="dxa"/>
+          </w:tcPr>
+          <w:p>
+            <w:pPr/>
+            <w:r>
+              <w:rPr>
+                <w:b/>
+              </w:rPr>
+              <w:t xml:space="preserve">Description</w:t>
+            </w:r>
+          </w:p>
+        </w:tc>
+        <w:tc>
+          <w:tcPr>
+            <w:tcW w:w="7125" w:type="dxa"/>
+            <w:gridSpan w:val="3"/>
+          </w:tcPr>
+          <w:p>
+            <w:pPr/>
+            <w:r>
+              <w:t xml:space="preserve">System should allow user to preview the next document number for a business date.</w:t>
+            </w:r>
+          </w:p>
+        </w:tc>
+      </w:tr>
+      <w:tr>
+        <w:trPr>
+          <w:trHeight w:val="465" w:hRule="atLeast"/>
+        </w:trPr>
+        <w:tc>
+          <w:tcPr>
+            <w:tcW w:w="2220" w:type="dxa"/>
+          </w:tcPr>
+          <w:p>
+            <w:pPr/>
+            <w:r>
+              <w:rPr>
+                <w:b/>
+              </w:rPr>
+              <w:t xml:space="preserve">Author</w:t>
+            </w:r>
+          </w:p>
+        </w:tc>
+        <w:tc>
+          <w:tcPr>
+            <w:tcW w:w="7125" w:type="dxa"/>
+            <w:gridSpan w:val="3"/>
+          </w:tcPr>
+          <w:p>
+            <w:pPr/>
+            <w:r>
+              <w:t xml:space="preserve">Developer</w:t>
+            </w:r>
+          </w:p>
+        </w:tc>
+      </w:tr>
+    </w:tbl>
+    <w:p/>
+    <w:tbl>
+      <w:tblPr>
+        <w:tblStyle w:val="TableGrid"/>
+        <w:tblW w:w="9345" w:type="dxa"/>
+        <w:jc w:val="left"/>
+        <w:tblBorders>
+          <w:top w:val="single" w:color="000000" w:sz="8" w:space="0"/>
+          <w:left w:val="single" w:color="000000" w:sz="8" w:space="0"/>
+          <w:bottom w:val="single" w:color="000000" w:sz="8" w:space="0"/>
+          <w:right w:val="single" w:color="000000" w:sz="8" w:space="0"/>
+          <w:insideH w:val="single" w:color="000000" w:sz="8" w:space="0"/>
+          <w:insideV w:val="single" w:color="000000" w:sz="8" w:space="0"/>
+        </w:tblBorders>
+        <w:tblLayout w:type="fixed"/>
+        <w:tblCellMar>
+          <w:top w:w="100" w:type="dxa"/>
+          <w:left w:w="100" w:type="dxa"/>
+          <w:bottom w:w="100" w:type="dxa"/>
+          <w:right w:w="100" w:type="dxa"/>
+        </w:tblCellMar>
+      </w:tblPr>
+      <w:tblGrid>
+        <w:gridCol w:w="2220"/>
+        <w:gridCol w:w="3525"/>
+        <w:gridCol w:w="2370"/>
+        <w:gridCol w:w="1230"/>
+      </w:tblGrid>
+      <w:tr>
+        <w:trPr>
+          <w:trHeight w:val="465" w:hRule="atLeast"/>
+        </w:trPr>
+        <w:tc>
+          <w:tcPr>
+            <w:tcW w:w="2220" w:type="dxa"/>
+          </w:tcPr>
+          <w:p>
+            <w:pPr/>
+            <w:r>
+              <w:rPr>
+                <w:b/>
+              </w:rPr>
+              <w:t xml:space="preserve">Requirement ID</w:t>
+            </w:r>
+          </w:p>
+        </w:tc>
+        <w:tc>
+          <w:tcPr>
+            <w:tcW w:w="3525" w:type="dxa"/>
+          </w:tcPr>
+          <w:p>
+            <w:pPr/>
+            <w:r>
+              <w:t xml:space="preserve">REQ_F4118.28.5</w:t>
+            </w:r>
+          </w:p>
+        </w:tc>
+        <w:tc>
+          <w:tcPr>
+            <w:tcW w:w="2370" w:type="dxa"/>
+          </w:tcPr>
+          <w:p>
+            <w:pPr/>
+            <w:r>
+              <w:rPr>
+                <w:b/>
+              </w:rPr>
+              <w:t xml:space="preserve">Version</w:t>
+            </w:r>
+          </w:p>
+        </w:tc>
+        <w:tc>
+          <w:tcPr>
+            <w:tcW w:w="1230" w:type="dxa"/>
+          </w:tcPr>
+          <w:p>
+            <w:pPr/>
+            <w:r>
+              <w:t xml:space="preserve">1.0</w:t>
+            </w:r>
+          </w:p>
+        </w:tc>
+      </w:tr>
+      <w:tr>
+        <w:trPr>
+          <w:trHeight w:val="465" w:hRule="atLeast"/>
+        </w:trPr>
+        <w:tc>
+          <w:tcPr>
+            <w:tcW w:w="2220" w:type="dxa"/>
+          </w:tcPr>
+          <w:p>
+            <w:pPr/>
+            <w:r>
+              <w:rPr>
+                <w:b/>
+              </w:rPr>
+              <w:t xml:space="preserve">Description</w:t>
+            </w:r>
+          </w:p>
+        </w:tc>
+        <w:tc>
+          <w:tcPr>
+            <w:tcW w:w="7125" w:type="dxa"/>
+            <w:gridSpan w:val="3"/>
+          </w:tcPr>
+          <w:p>
+            <w:pPr/>
+            <w:r>
+              <w:t xml:space="preserve">System should generate unique, gap-free document numbers for every module under concurrency.</w:t>
+            </w:r>
+          </w:p>
+        </w:tc>
+      </w:tr>
+      <w:tr>
+        <w:trPr>
+          <w:trHeight w:val="465" w:hRule="atLeast"/>
+        </w:trPr>
+        <w:tc>
+          <w:tcPr>
+            <w:tcW w:w="2220" w:type="dxa"/>
+          </w:tcPr>
+          <w:p>
+            <w:pPr/>
+            <w:r>
+              <w:rPr>
+                <w:b/>
+              </w:rPr>
+              <w:t xml:space="preserve">Author</w:t>
+            </w:r>
+          </w:p>
+        </w:tc>
+        <w:tc>
+          <w:tcPr>
+            <w:tcW w:w="7125" w:type="dxa"/>
+            <w:gridSpan w:val="3"/>
+          </w:tcPr>
+          <w:p>
+            <w:pPr/>
+            <w:r>
+              <w:t xml:space="preserve">Developer</w:t>
+            </w:r>
+          </w:p>
+        </w:tc>
+      </w:tr>
+    </w:tbl>
+    <w:p/>
+    <w:tbl>
+      <w:tblPr>
+        <w:tblStyle w:val="TableGrid"/>
+        <w:tblW w:w="9345" w:type="dxa"/>
+        <w:jc w:val="left"/>
+        <w:tblBorders>
+          <w:top w:val="single" w:color="000000" w:sz="8" w:space="0"/>
+          <w:left w:val="single" w:color="000000" w:sz="8" w:space="0"/>
+          <w:bottom w:val="single" w:color="000000" w:sz="8" w:space="0"/>
+          <w:right w:val="single" w:color="000000" w:sz="8" w:space="0"/>
+          <w:insideH w:val="single" w:color="000000" w:sz="8" w:space="0"/>
+          <w:insideV w:val="single" w:color="000000" w:sz="8" w:space="0"/>
+        </w:tblBorders>
+        <w:tblLayout w:type="fixed"/>
+        <w:tblCellMar>
+          <w:top w:w="100" w:type="dxa"/>
+          <w:left w:w="100" w:type="dxa"/>
+          <w:bottom w:w="100" w:type="dxa"/>
+          <w:right w:w="100" w:type="dxa"/>
+        </w:tblCellMar>
+      </w:tblPr>
+      <w:tblGrid>
+        <w:gridCol w:w="2220"/>
+        <w:gridCol w:w="3525"/>
+        <w:gridCol w:w="2370"/>
+        <w:gridCol w:w="1230"/>
+      </w:tblGrid>
+      <w:tr>
+        <w:trPr>
+          <w:trHeight w:val="465" w:hRule="atLeast"/>
+        </w:trPr>
+        <w:tc>
+          <w:tcPr>
+            <w:tcW w:w="2220" w:type="dxa"/>
+          </w:tcPr>
+          <w:p>
+            <w:pPr/>
+            <w:r>
+              <w:rPr>
+                <w:b/>
+              </w:rPr>
+              <w:t xml:space="preserve">Requirement ID</w:t>
+            </w:r>
+          </w:p>
+        </w:tc>
+        <w:tc>
+          <w:tcPr>
+            <w:tcW w:w="3525" w:type="dxa"/>
+          </w:tcPr>
+          <w:p>
+            <w:pPr/>
+            <w:r>
+              <w:t xml:space="preserve">REQ_F4118.28.6</w:t>
+            </w:r>
+          </w:p>
+        </w:tc>
+        <w:tc>
+          <w:tcPr>
+            <w:tcW w:w="2370" w:type="dxa"/>
+          </w:tcPr>
+          <w:p>
+            <w:pPr/>
+            <w:r>
+              <w:rPr>
+                <w:b/>
+              </w:rPr>
+              <w:t xml:space="preserve">Version</w:t>
+            </w:r>
+          </w:p>
+        </w:tc>
+        <w:tc>
+          <w:tcPr>
+            <w:tcW w:w="1230" w:type="dxa"/>
+          </w:tcPr>
+          <w:p>
+            <w:pPr/>
+            <w:r>
+              <w:t xml:space="preserve">1.0</w:t>
+            </w:r>
+          </w:p>
+        </w:tc>
+      </w:tr>
+      <w:tr>
+        <w:trPr>
+          <w:trHeight w:val="465" w:hRule="atLeast"/>
+        </w:trPr>
+        <w:tc>
+          <w:tcPr>
+            <w:tcW w:w="2220" w:type="dxa"/>
+          </w:tcPr>
+          <w:p>
+            <w:pPr/>
+            <w:r>
+              <w:rPr>
+                <w:b/>
+              </w:rPr>
+              <w:t xml:space="preserve">Description</w:t>
+            </w:r>
+          </w:p>
+        </w:tc>
+        <w:tc>
+          <w:tcPr>
+            <w:tcW w:w="7125" w:type="dxa"/>
+            <w:gridSpan w:val="3"/>
+          </w:tcPr>
+          <w:p>
+            <w:pPr/>
+            <w:r>
+              <w:t xml:space="preserve">System should provide a trilingual number rule maintenance page.</w:t>
+            </w:r>
+          </w:p>
+        </w:tc>
+      </w:tr>
+      <w:tr>
+        <w:trPr>
+          <w:trHeight w:val="465" w:hRule="atLeast"/>
+        </w:trPr>
+        <w:tc>
+          <w:tcPr>
+            <w:tcW w:w="2220" w:type="dxa"/>
+          </w:tcPr>
+          <w:p>
+            <w:pPr/>
+            <w:r>
+              <w:rPr>
+                <w:b/>
+              </w:rPr>
+              <w:t xml:space="preserve">Author</w:t>
+            </w:r>
+          </w:p>
+        </w:tc>
+        <w:tc>
+          <w:tcPr>
+            <w:tcW w:w="7125" w:type="dxa"/>
+            <w:gridSpan w:val="3"/>
+          </w:tcPr>
+          <w:p>
+            <w:pPr/>
+            <w:r>
+              <w:t xml:space="preserve">Developer</w:t>
+            </w:r>
+          </w:p>
+        </w:tc>
+      </w:tr>
+    </w:tbl>
+    <w:p/>
+    <w:p>
+      <w:pPr>
         <w:pStyle w:val="Heading2"/>
       </w:pPr>
       <w:r>
@@ -9076,6 +9960,336 @@
             <w:pPr/>
             <w:r>
               <w:t xml:space="preserve">Append-only audit trail of data changes (field old/new values) and security events, with company, user, IP and trace id.</w:t>
+            </w:r>
+          </w:p>
+        </w:tc>
+      </w:tr>
+      <w:tr>
+        <w:tc>
+          <w:tcPr>
+            <w:tcW w:w="2340" w:type="dxa"/>
+          </w:tcPr>
+          <w:p>
+            <w:pPr/>
+            <w:r>
+              <w:rPr>
+                <w:b/>
+              </w:rPr>
+              <w:t xml:space="preserve">Author</w:t>
+            </w:r>
+          </w:p>
+        </w:tc>
+        <w:tc>
+          <w:tcPr>
+            <w:tcW w:w="7020" w:type="dxa"/>
+            <w:gridSpan w:val="3"/>
+          </w:tcPr>
+          <w:p>
+            <w:pPr/>
+            <w:r>
+              <w:t xml:space="preserve">Developer</w:t>
+            </w:r>
+          </w:p>
+        </w:tc>
+      </w:tr>
+    </w:tbl>
+    <w:p/>
+    <w:tbl>
+      <w:tblPr>
+        <w:tblStyle w:val="TableGrid"/>
+        <w:tblW w:w="9360" w:type="dxa"/>
+        <w:jc w:val="left"/>
+        <w:tblBorders>
+          <w:top w:val="single" w:color="000000" w:sz="8" w:space="0"/>
+          <w:left w:val="single" w:color="000000" w:sz="8" w:space="0"/>
+          <w:bottom w:val="single" w:color="000000" w:sz="8" w:space="0"/>
+          <w:right w:val="single" w:color="000000" w:sz="8" w:space="0"/>
+          <w:insideH w:val="single" w:color="000000" w:sz="8" w:space="0"/>
+          <w:insideV w:val="single" w:color="000000" w:sz="8" w:space="0"/>
+        </w:tblBorders>
+        <w:tblLayout w:type="fixed"/>
+        <w:tblCellMar>
+          <w:top w:w="100" w:type="dxa"/>
+          <w:left w:w="100" w:type="dxa"/>
+          <w:bottom w:w="100" w:type="dxa"/>
+          <w:right w:w="100" w:type="dxa"/>
+        </w:tblCellMar>
+      </w:tblPr>
+      <w:tblGrid>
+        <w:gridCol w:w="2340"/>
+        <w:gridCol w:w="2340"/>
+        <w:gridCol w:w="2340"/>
+        <w:gridCol w:w="2340"/>
+      </w:tblGrid>
+      <w:tr>
+        <w:tc>
+          <w:tcPr>
+            <w:tcW w:w="2340" w:type="dxa"/>
+          </w:tcPr>
+          <w:p>
+            <w:pPr/>
+            <w:r>
+              <w:rPr>
+                <w:b/>
+              </w:rPr>
+              <w:t xml:space="preserve">Requirement ID</w:t>
+            </w:r>
+          </w:p>
+        </w:tc>
+        <w:tc>
+          <w:tcPr>
+            <w:tcW w:w="2340" w:type="dxa"/>
+          </w:tcPr>
+          <w:p>
+            <w:pPr/>
+            <w:r>
+              <w:t xml:space="preserve">REQ_DS43.95</w:t>
+            </w:r>
+          </w:p>
+        </w:tc>
+        <w:tc>
+          <w:tcPr>
+            <w:tcW w:w="2340" w:type="dxa"/>
+          </w:tcPr>
+          <w:p>
+            <w:pPr/>
+            <w:r>
+              <w:rPr>
+                <w:b/>
+              </w:rPr>
+              <w:t xml:space="preserve">Version</w:t>
+            </w:r>
+          </w:p>
+        </w:tc>
+        <w:tc>
+          <w:tcPr>
+            <w:tcW w:w="2340" w:type="dxa"/>
+          </w:tcPr>
+          <w:p>
+            <w:pPr/>
+            <w:r>
+              <w:t xml:space="preserve">1.0</w:t>
+            </w:r>
+          </w:p>
+        </w:tc>
+      </w:tr>
+      <w:tr>
+        <w:tc>
+          <w:tcPr>
+            <w:tcW w:w="2340" w:type="dxa"/>
+          </w:tcPr>
+          <w:p>
+            <w:pPr/>
+            <w:r>
+              <w:rPr>
+                <w:b/>
+              </w:rPr>
+              <w:t xml:space="preserve">Table Name</w:t>
+            </w:r>
+          </w:p>
+        </w:tc>
+        <w:tc>
+          <w:tcPr>
+            <w:tcW w:w="7020" w:type="dxa"/>
+            <w:gridSpan w:val="3"/>
+          </w:tcPr>
+          <w:p>
+            <w:pPr/>
+            <w:r>
+              <w:t xml:space="preserve">sys_number_rule</w:t>
+            </w:r>
+          </w:p>
+        </w:tc>
+      </w:tr>
+      <w:tr>
+        <w:tc>
+          <w:tcPr>
+            <w:tcW w:w="2340" w:type="dxa"/>
+          </w:tcPr>
+          <w:p>
+            <w:pPr/>
+            <w:r>
+              <w:rPr>
+                <w:b/>
+              </w:rPr>
+              <w:t xml:space="preserve">Description</w:t>
+            </w:r>
+          </w:p>
+        </w:tc>
+        <w:tc>
+          <w:tcPr>
+            <w:tcW w:w="7020" w:type="dxa"/>
+            <w:gridSpan w:val="3"/>
+          </w:tcPr>
+          <w:p>
+            <w:pPr/>
+            <w:r>
+              <w:t xml:space="preserve">Document number rule per company and document type: prefix, date format, sequence length, reset period and active flag.</w:t>
+            </w:r>
+          </w:p>
+        </w:tc>
+      </w:tr>
+      <w:tr>
+        <w:tc>
+          <w:tcPr>
+            <w:tcW w:w="2340" w:type="dxa"/>
+          </w:tcPr>
+          <w:p>
+            <w:pPr/>
+            <w:r>
+              <w:rPr>
+                <w:b/>
+              </w:rPr>
+              <w:t xml:space="preserve">Author</w:t>
+            </w:r>
+          </w:p>
+        </w:tc>
+        <w:tc>
+          <w:tcPr>
+            <w:tcW w:w="7020" w:type="dxa"/>
+            <w:gridSpan w:val="3"/>
+          </w:tcPr>
+          <w:p>
+            <w:pPr/>
+            <w:r>
+              <w:t xml:space="preserve">Developer</w:t>
+            </w:r>
+          </w:p>
+        </w:tc>
+      </w:tr>
+    </w:tbl>
+    <w:p/>
+    <w:tbl>
+      <w:tblPr>
+        <w:tblStyle w:val="TableGrid"/>
+        <w:tblW w:w="9360" w:type="dxa"/>
+        <w:jc w:val="left"/>
+        <w:tblBorders>
+          <w:top w:val="single" w:color="000000" w:sz="8" w:space="0"/>
+          <w:left w:val="single" w:color="000000" w:sz="8" w:space="0"/>
+          <w:bottom w:val="single" w:color="000000" w:sz="8" w:space="0"/>
+          <w:right w:val="single" w:color="000000" w:sz="8" w:space="0"/>
+          <w:insideH w:val="single" w:color="000000" w:sz="8" w:space="0"/>
+          <w:insideV w:val="single" w:color="000000" w:sz="8" w:space="0"/>
+        </w:tblBorders>
+        <w:tblLayout w:type="fixed"/>
+        <w:tblCellMar>
+          <w:top w:w="100" w:type="dxa"/>
+          <w:left w:w="100" w:type="dxa"/>
+          <w:bottom w:w="100" w:type="dxa"/>
+          <w:right w:w="100" w:type="dxa"/>
+        </w:tblCellMar>
+      </w:tblPr>
+      <w:tblGrid>
+        <w:gridCol w:w="2340"/>
+        <w:gridCol w:w="2340"/>
+        <w:gridCol w:w="2340"/>
+        <w:gridCol w:w="2340"/>
+      </w:tblGrid>
+      <w:tr>
+        <w:tc>
+          <w:tcPr>
+            <w:tcW w:w="2340" w:type="dxa"/>
+          </w:tcPr>
+          <w:p>
+            <w:pPr/>
+            <w:r>
+              <w:rPr>
+                <w:b/>
+              </w:rPr>
+              <w:t xml:space="preserve">Requirement ID</w:t>
+            </w:r>
+          </w:p>
+        </w:tc>
+        <w:tc>
+          <w:tcPr>
+            <w:tcW w:w="2340" w:type="dxa"/>
+          </w:tcPr>
+          <w:p>
+            <w:pPr/>
+            <w:r>
+              <w:t xml:space="preserve">REQ_DS43.96</w:t>
+            </w:r>
+          </w:p>
+        </w:tc>
+        <w:tc>
+          <w:tcPr>
+            <w:tcW w:w="2340" w:type="dxa"/>
+          </w:tcPr>
+          <w:p>
+            <w:pPr/>
+            <w:r>
+              <w:rPr>
+                <w:b/>
+              </w:rPr>
+              <w:t xml:space="preserve">Version</w:t>
+            </w:r>
+          </w:p>
+        </w:tc>
+        <w:tc>
+          <w:tcPr>
+            <w:tcW w:w="2340" w:type="dxa"/>
+          </w:tcPr>
+          <w:p>
+            <w:pPr/>
+            <w:r>
+              <w:t xml:space="preserve">1.0</w:t>
+            </w:r>
+          </w:p>
+        </w:tc>
+      </w:tr>
+      <w:tr>
+        <w:tc>
+          <w:tcPr>
+            <w:tcW w:w="2340" w:type="dxa"/>
+          </w:tcPr>
+          <w:p>
+            <w:pPr/>
+            <w:r>
+              <w:rPr>
+                <w:b/>
+              </w:rPr>
+              <w:t xml:space="preserve">Table Name</w:t>
+            </w:r>
+          </w:p>
+        </w:tc>
+        <w:tc>
+          <w:tcPr>
+            <w:tcW w:w="7020" w:type="dxa"/>
+            <w:gridSpan w:val="3"/>
+          </w:tcPr>
+          <w:p>
+            <w:pPr/>
+            <w:r>
+              <w:t xml:space="preserve">sys_number_sequence</w:t>
+            </w:r>
+          </w:p>
+        </w:tc>
+      </w:tr>
+      <w:tr>
+        <w:tc>
+          <w:tcPr>
+            <w:tcW w:w="2340" w:type="dxa"/>
+          </w:tcPr>
+          <w:p>
+            <w:pPr/>
+            <w:r>
+              <w:rPr>
+                <w:b/>
+              </w:rPr>
+              <w:t xml:space="preserve">Description</w:t>
+            </w:r>
+          </w:p>
+        </w:tc>
+        <w:tc>
+          <w:tcPr>
+            <w:tcW w:w="7020" w:type="dxa"/>
+            <w:gridSpan w:val="3"/>
+          </w:tcPr>
+          <w:p>
+            <w:pPr/>
+            <w:r>
+              <w:t xml:space="preserve">Running sequence counter per number rule and reset period, updated atomically when a number is issued.</w:t>
             </w:r>
           </w:p>
         </w:tc>
@@ -19332,7 +20546,7 @@
       </w:r>
     </w:p>
     <w:sectPr>
-      <w:footerReference xmlns:r="http://schemas.openxmlformats.org/officeDocument/2006/relationships" w:type="default" r:id="R706494a171d14f9f"/>
+      <w:footerReference xmlns:r="http://schemas.openxmlformats.org/officeDocument/2006/relationships" w:type="default" r:id="R95f7e82e21114c4f"/>
       <w:pgSz w:w="11906" w:h="16838"/>
       <w:pgMar w:top="1440" w:right="1440" w:bottom="1440" w:left="1440" w:header="720" w:footer="720" w:gutter="0"/>
     </w:sectPr>

--- a/docs/99-output/MyERP_SRS.docx
+++ b/docs/99-output/MyERP_SRS.docx
@@ -20259,6 +20259,2471 @@
     <w:p/>
     <w:p>
       <w:pPr>
+        <w:pStyle w:val="Heading5"/>
+      </w:pPr>
+      <w:r>
+        <w:t xml:space="preserve">4.4.1.8.67 Document Number Rule Interface</w:t>
+      </w:r>
+    </w:p>
+    <w:tbl>
+      <w:tblPr>
+        <w:tblStyle w:val="TableGrid"/>
+        <w:tblW w:w="9360" w:type="dxa"/>
+        <w:jc w:val="left"/>
+        <w:tblBorders>
+          <w:top w:val="single" w:color="000000" w:sz="6" w:space="0"/>
+          <w:left w:val="single" w:color="000000" w:sz="6" w:space="0"/>
+          <w:bottom w:val="single" w:color="000000" w:sz="6" w:space="0"/>
+          <w:right w:val="single" w:color="000000" w:sz="6" w:space="0"/>
+          <w:insideH w:val="single" w:color="000000" w:sz="6" w:space="0"/>
+          <w:insideV w:val="single" w:color="000000" w:sz="6" w:space="0"/>
+        </w:tblBorders>
+        <w:tblLayout w:type="fixed"/>
+        <w:tblCellMar>
+          <w:top w:w="100" w:type="dxa"/>
+          <w:left w:w="100" w:type="dxa"/>
+          <w:bottom w:w="100" w:type="dxa"/>
+          <w:right w:w="100" w:type="dxa"/>
+        </w:tblCellMar>
+      </w:tblPr>
+      <w:tblGrid>
+        <w:gridCol w:w="2340"/>
+        <w:gridCol w:w="2340"/>
+        <w:gridCol w:w="2340"/>
+        <w:gridCol w:w="2340"/>
+      </w:tblGrid>
+      <w:tr>
+        <w:tc>
+          <w:tcPr>
+            <w:tcW w:w="2340" w:type="dxa"/>
+          </w:tcPr>
+          <w:p>
+            <w:pPr/>
+            <w:r>
+              <w:rPr>
+                <w:b/>
+              </w:rPr>
+              <w:t xml:space="preserve">Requirement ID</w:t>
+            </w:r>
+          </w:p>
+        </w:tc>
+        <w:tc>
+          <w:tcPr>
+            <w:tcW w:w="2340" w:type="dxa"/>
+          </w:tcPr>
+          <w:p>
+            <w:pPr/>
+            <w:r>
+              <w:t xml:space="preserve">REQ_IO_A8.67.1</w:t>
+            </w:r>
+          </w:p>
+        </w:tc>
+        <w:tc>
+          <w:tcPr>
+            <w:tcW w:w="2340" w:type="dxa"/>
+          </w:tcPr>
+          <w:p>
+            <w:pPr/>
+            <w:r>
+              <w:rPr>
+                <w:b/>
+              </w:rPr>
+              <w:t xml:space="preserve">Version</w:t>
+            </w:r>
+          </w:p>
+        </w:tc>
+        <w:tc>
+          <w:tcPr>
+            <w:tcW w:w="2340" w:type="dxa"/>
+          </w:tcPr>
+          <w:p>
+            <w:pPr/>
+            <w:r>
+              <w:t xml:space="preserve">1.0</w:t>
+            </w:r>
+          </w:p>
+        </w:tc>
+      </w:tr>
+      <w:tr>
+        <w:tc>
+          <w:tcPr>
+            <w:tcW w:w="2340" w:type="dxa"/>
+          </w:tcPr>
+          <w:p>
+            <w:pPr/>
+            <w:r>
+              <w:rPr>
+                <w:b/>
+              </w:rPr>
+              <w:t xml:space="preserve">Item</w:t>
+            </w:r>
+          </w:p>
+        </w:tc>
+        <w:tc>
+          <w:tcPr>
+            <w:tcW w:w="7020" w:type="dxa"/>
+            <w:gridSpan w:val="3"/>
+          </w:tcPr>
+          <w:p>
+            <w:pPr/>
+            <w:r>
+              <w:t xml:space="preserve">Document Type (Input)</w:t>
+            </w:r>
+          </w:p>
+        </w:tc>
+      </w:tr>
+      <w:tr>
+        <w:tc>
+          <w:tcPr>
+            <w:tcW w:w="2340" w:type="dxa"/>
+          </w:tcPr>
+          <w:p>
+            <w:pPr/>
+            <w:r>
+              <w:rPr>
+                <w:b/>
+              </w:rPr>
+              <w:t xml:space="preserve">Description</w:t>
+            </w:r>
+          </w:p>
+        </w:tc>
+        <w:tc>
+          <w:tcPr>
+            <w:tcW w:w="7020" w:type="dxa"/>
+            <w:gridSpan w:val="3"/>
+          </w:tcPr>
+          <w:p>
+            <w:pPr/>
+            <w:r>
+              <w:t xml:space="preserve">單據類型</w:t>
+            </w:r>
+          </w:p>
+        </w:tc>
+      </w:tr>
+      <w:tr>
+        <w:tc>
+          <w:tcPr>
+            <w:tcW w:w="2340" w:type="dxa"/>
+          </w:tcPr>
+          <w:p>
+            <w:pPr/>
+            <w:r>
+              <w:rPr>
+                <w:b/>
+              </w:rPr>
+              <w:t xml:space="preserve">Purpose</w:t>
+            </w:r>
+          </w:p>
+        </w:tc>
+        <w:tc>
+          <w:tcPr>
+            <w:tcW w:w="7020" w:type="dxa"/>
+            <w:gridSpan w:val="3"/>
+          </w:tcPr>
+          <w:p>
+            <w:pPr/>
+            <w:r>
+              <w:t xml:space="preserve">識別規則所屬單據</w:t>
+            </w:r>
+          </w:p>
+        </w:tc>
+      </w:tr>
+      <w:tr>
+        <w:tc>
+          <w:tcPr>
+            <w:tcW w:w="2340" w:type="dxa"/>
+          </w:tcPr>
+          <w:p>
+            <w:pPr/>
+            <w:r>
+              <w:rPr>
+                <w:b/>
+              </w:rPr>
+              <w:t xml:space="preserve">Format</w:t>
+            </w:r>
+          </w:p>
+        </w:tc>
+        <w:tc>
+          <w:tcPr>
+            <w:tcW w:w="2340" w:type="dxa"/>
+          </w:tcPr>
+          <w:p>
+            <w:pPr/>
+            <w:r>
+              <w:t xml:space="preserve">{PREFIX}.{DOCUMENT}，例如 SD.ORDER</w:t>
+            </w:r>
+          </w:p>
+        </w:tc>
+        <w:tc>
+          <w:tcPr>
+            <w:tcW w:w="2340" w:type="dxa"/>
+          </w:tcPr>
+          <w:p>
+            <w:pPr/>
+            <w:r>
+              <w:rPr>
+                <w:b/>
+              </w:rPr>
+              <w:t xml:space="preserve">Valid Range</w:t>
+            </w:r>
+          </w:p>
+        </w:tc>
+        <w:tc>
+          <w:tcPr>
+            <w:tcW w:w="2340" w:type="dxa"/>
+          </w:tcPr>
+          <w:p>
+            <w:pPr/>
+            <w:r>
+              <w:t xml:space="preserve">英文字母、數字、底線，最多 50 字；保存為大寫；公司內唯一；建立後不可修改</w:t>
+            </w:r>
+          </w:p>
+        </w:tc>
+      </w:tr>
+      <w:tr>
+        <w:tc>
+          <w:tcPr>
+            <w:tcW w:w="2340" w:type="dxa"/>
+          </w:tcPr>
+          <w:p>
+            <w:pPr/>
+            <w:r>
+              <w:rPr>
+                <w:b/>
+              </w:rPr>
+              <w:t xml:space="preserve">Related I/O</w:t>
+            </w:r>
+          </w:p>
+        </w:tc>
+        <w:tc>
+          <w:tcPr>
+            <w:tcW w:w="7020" w:type="dxa"/>
+            <w:gridSpan w:val="3"/>
+          </w:tcPr>
+          <w:p>
+            <w:pPr/>
+            <w:r>
+              <w:t xml:space="preserve">None</w:t>
+            </w:r>
+          </w:p>
+        </w:tc>
+      </w:tr>
+      <w:tr>
+        <w:tc>
+          <w:tcPr>
+            <w:tcW w:w="2340" w:type="dxa"/>
+          </w:tcPr>
+          <w:p>
+            <w:pPr/>
+            <w:r>
+              <w:rPr>
+                <w:b/>
+              </w:rPr>
+              <w:t xml:space="preserve">Author</w:t>
+            </w:r>
+          </w:p>
+        </w:tc>
+        <w:tc>
+          <w:tcPr>
+            <w:tcW w:w="7020" w:type="dxa"/>
+            <w:gridSpan w:val="3"/>
+          </w:tcPr>
+          <w:p>
+            <w:pPr/>
+            <w:r>
+              <w:t xml:space="preserve">Developer</w:t>
+            </w:r>
+          </w:p>
+        </w:tc>
+      </w:tr>
+    </w:tbl>
+    <w:p/>
+    <w:tbl>
+      <w:tblPr>
+        <w:tblStyle w:val="TableGrid"/>
+        <w:tblW w:w="9360" w:type="dxa"/>
+        <w:jc w:val="left"/>
+        <w:tblBorders>
+          <w:top w:val="single" w:color="000000" w:sz="6" w:space="0"/>
+          <w:left w:val="single" w:color="000000" w:sz="6" w:space="0"/>
+          <w:bottom w:val="single" w:color="000000" w:sz="6" w:space="0"/>
+          <w:right w:val="single" w:color="000000" w:sz="6" w:space="0"/>
+          <w:insideH w:val="single" w:color="000000" w:sz="6" w:space="0"/>
+          <w:insideV w:val="single" w:color="000000" w:sz="6" w:space="0"/>
+        </w:tblBorders>
+        <w:tblLayout w:type="fixed"/>
+        <w:tblCellMar>
+          <w:top w:w="100" w:type="dxa"/>
+          <w:left w:w="100" w:type="dxa"/>
+          <w:bottom w:w="100" w:type="dxa"/>
+          <w:right w:w="100" w:type="dxa"/>
+        </w:tblCellMar>
+      </w:tblPr>
+      <w:tblGrid>
+        <w:gridCol w:w="2340"/>
+        <w:gridCol w:w="2340"/>
+        <w:gridCol w:w="2340"/>
+        <w:gridCol w:w="2340"/>
+      </w:tblGrid>
+      <w:tr>
+        <w:tc>
+          <w:tcPr>
+            <w:tcW w:w="2340" w:type="dxa"/>
+          </w:tcPr>
+          <w:p>
+            <w:pPr/>
+            <w:r>
+              <w:rPr>
+                <w:b/>
+              </w:rPr>
+              <w:t xml:space="preserve">Requirement ID</w:t>
+            </w:r>
+          </w:p>
+        </w:tc>
+        <w:tc>
+          <w:tcPr>
+            <w:tcW w:w="2340" w:type="dxa"/>
+          </w:tcPr>
+          <w:p>
+            <w:pPr/>
+            <w:r>
+              <w:t xml:space="preserve">REQ_IO_A8.67.2</w:t>
+            </w:r>
+          </w:p>
+        </w:tc>
+        <w:tc>
+          <w:tcPr>
+            <w:tcW w:w="2340" w:type="dxa"/>
+          </w:tcPr>
+          <w:p>
+            <w:pPr/>
+            <w:r>
+              <w:rPr>
+                <w:b/>
+              </w:rPr>
+              <w:t xml:space="preserve">Version</w:t>
+            </w:r>
+          </w:p>
+        </w:tc>
+        <w:tc>
+          <w:tcPr>
+            <w:tcW w:w="2340" w:type="dxa"/>
+          </w:tcPr>
+          <w:p>
+            <w:pPr/>
+            <w:r>
+              <w:t xml:space="preserve">1.0</w:t>
+            </w:r>
+          </w:p>
+        </w:tc>
+      </w:tr>
+      <w:tr>
+        <w:tc>
+          <w:tcPr>
+            <w:tcW w:w="2340" w:type="dxa"/>
+          </w:tcPr>
+          <w:p>
+            <w:pPr/>
+            <w:r>
+              <w:rPr>
+                <w:b/>
+              </w:rPr>
+              <w:t xml:space="preserve">Item</w:t>
+            </w:r>
+          </w:p>
+        </w:tc>
+        <w:tc>
+          <w:tcPr>
+            <w:tcW w:w="7020" w:type="dxa"/>
+            <w:gridSpan w:val="3"/>
+          </w:tcPr>
+          <w:p>
+            <w:pPr/>
+            <w:r>
+              <w:t xml:space="preserve">Name (Input)</w:t>
+            </w:r>
+          </w:p>
+        </w:tc>
+      </w:tr>
+      <w:tr>
+        <w:tc>
+          <w:tcPr>
+            <w:tcW w:w="2340" w:type="dxa"/>
+          </w:tcPr>
+          <w:p>
+            <w:pPr/>
+            <w:r>
+              <w:rPr>
+                <w:b/>
+              </w:rPr>
+              <w:t xml:space="preserve">Description</w:t>
+            </w:r>
+          </w:p>
+        </w:tc>
+        <w:tc>
+          <w:tcPr>
+            <w:tcW w:w="7020" w:type="dxa"/>
+            <w:gridSpan w:val="3"/>
+          </w:tcPr>
+          <w:p>
+            <w:pPr/>
+            <w:r>
+              <w:t xml:space="preserve">名稱</w:t>
+            </w:r>
+          </w:p>
+        </w:tc>
+      </w:tr>
+      <w:tr>
+        <w:tc>
+          <w:tcPr>
+            <w:tcW w:w="2340" w:type="dxa"/>
+          </w:tcPr>
+          <w:p>
+            <w:pPr/>
+            <w:r>
+              <w:rPr>
+                <w:b/>
+              </w:rPr>
+              <w:t xml:space="preserve">Purpose</w:t>
+            </w:r>
+          </w:p>
+        </w:tc>
+        <w:tc>
+          <w:tcPr>
+            <w:tcW w:w="7020" w:type="dxa"/>
+            <w:gridSpan w:val="3"/>
+          </w:tcPr>
+          <w:p>
+            <w:pPr/>
+            <w:r>
+              <w:t xml:space="preserve">規則說明</w:t>
+            </w:r>
+          </w:p>
+        </w:tc>
+      </w:tr>
+      <w:tr>
+        <w:tc>
+          <w:tcPr>
+            <w:tcW w:w="2340" w:type="dxa"/>
+          </w:tcPr>
+          <w:p>
+            <w:pPr/>
+            <w:r>
+              <w:rPr>
+                <w:b/>
+              </w:rPr>
+              <w:t xml:space="preserve">Format</w:t>
+            </w:r>
+          </w:p>
+        </w:tc>
+        <w:tc>
+          <w:tcPr>
+            <w:tcW w:w="2340" w:type="dxa"/>
+          </w:tcPr>
+          <w:p>
+            <w:pPr/>
+            <w:r>
+              <w:t xml:space="preserve">Text</w:t>
+            </w:r>
+          </w:p>
+        </w:tc>
+        <w:tc>
+          <w:tcPr>
+            <w:tcW w:w="2340" w:type="dxa"/>
+          </w:tcPr>
+          <w:p>
+            <w:pPr/>
+            <w:r>
+              <w:rPr>
+                <w:b/>
+              </w:rPr>
+              <w:t xml:space="preserve">Valid Range</w:t>
+            </w:r>
+          </w:p>
+        </w:tc>
+        <w:tc>
+          <w:tcPr>
+            <w:tcW w:w="2340" w:type="dxa"/>
+          </w:tcPr>
+          <w:p>
+            <w:pPr/>
+            <w:r>
+              <w:t xml:space="preserve">1–100 字元，去除前後空白</w:t>
+            </w:r>
+          </w:p>
+        </w:tc>
+      </w:tr>
+      <w:tr>
+        <w:tc>
+          <w:tcPr>
+            <w:tcW w:w="2340" w:type="dxa"/>
+          </w:tcPr>
+          <w:p>
+            <w:pPr/>
+            <w:r>
+              <w:rPr>
+                <w:b/>
+              </w:rPr>
+              <w:t xml:space="preserve">Related I/O</w:t>
+            </w:r>
+          </w:p>
+        </w:tc>
+        <w:tc>
+          <w:tcPr>
+            <w:tcW w:w="7020" w:type="dxa"/>
+            <w:gridSpan w:val="3"/>
+          </w:tcPr>
+          <w:p>
+            <w:pPr/>
+            <w:r>
+              <w:t xml:space="preserve">None</w:t>
+            </w:r>
+          </w:p>
+        </w:tc>
+      </w:tr>
+      <w:tr>
+        <w:tc>
+          <w:tcPr>
+            <w:tcW w:w="2340" w:type="dxa"/>
+          </w:tcPr>
+          <w:p>
+            <w:pPr/>
+            <w:r>
+              <w:rPr>
+                <w:b/>
+              </w:rPr>
+              <w:t xml:space="preserve">Author</w:t>
+            </w:r>
+          </w:p>
+        </w:tc>
+        <w:tc>
+          <w:tcPr>
+            <w:tcW w:w="7020" w:type="dxa"/>
+            <w:gridSpan w:val="3"/>
+          </w:tcPr>
+          <w:p>
+            <w:pPr/>
+            <w:r>
+              <w:t xml:space="preserve">Developer</w:t>
+            </w:r>
+          </w:p>
+        </w:tc>
+      </w:tr>
+    </w:tbl>
+    <w:p/>
+    <w:tbl>
+      <w:tblPr>
+        <w:tblStyle w:val="TableGrid"/>
+        <w:tblW w:w="9360" w:type="dxa"/>
+        <w:jc w:val="left"/>
+        <w:tblBorders>
+          <w:top w:val="single" w:color="000000" w:sz="6" w:space="0"/>
+          <w:left w:val="single" w:color="000000" w:sz="6" w:space="0"/>
+          <w:bottom w:val="single" w:color="000000" w:sz="6" w:space="0"/>
+          <w:right w:val="single" w:color="000000" w:sz="6" w:space="0"/>
+          <w:insideH w:val="single" w:color="000000" w:sz="6" w:space="0"/>
+          <w:insideV w:val="single" w:color="000000" w:sz="6" w:space="0"/>
+        </w:tblBorders>
+        <w:tblLayout w:type="fixed"/>
+        <w:tblCellMar>
+          <w:top w:w="100" w:type="dxa"/>
+          <w:left w:w="100" w:type="dxa"/>
+          <w:bottom w:w="100" w:type="dxa"/>
+          <w:right w:w="100" w:type="dxa"/>
+        </w:tblCellMar>
+      </w:tblPr>
+      <w:tblGrid>
+        <w:gridCol w:w="2340"/>
+        <w:gridCol w:w="2340"/>
+        <w:gridCol w:w="2340"/>
+        <w:gridCol w:w="2340"/>
+      </w:tblGrid>
+      <w:tr>
+        <w:tc>
+          <w:tcPr>
+            <w:tcW w:w="2340" w:type="dxa"/>
+          </w:tcPr>
+          <w:p>
+            <w:pPr/>
+            <w:r>
+              <w:rPr>
+                <w:b/>
+              </w:rPr>
+              <w:t xml:space="preserve">Requirement ID</w:t>
+            </w:r>
+          </w:p>
+        </w:tc>
+        <w:tc>
+          <w:tcPr>
+            <w:tcW w:w="2340" w:type="dxa"/>
+          </w:tcPr>
+          <w:p>
+            <w:pPr/>
+            <w:r>
+              <w:t xml:space="preserve">REQ_IO_A8.67.3</w:t>
+            </w:r>
+          </w:p>
+        </w:tc>
+        <w:tc>
+          <w:tcPr>
+            <w:tcW w:w="2340" w:type="dxa"/>
+          </w:tcPr>
+          <w:p>
+            <w:pPr/>
+            <w:r>
+              <w:rPr>
+                <w:b/>
+              </w:rPr>
+              <w:t xml:space="preserve">Version</w:t>
+            </w:r>
+          </w:p>
+        </w:tc>
+        <w:tc>
+          <w:tcPr>
+            <w:tcW w:w="2340" w:type="dxa"/>
+          </w:tcPr>
+          <w:p>
+            <w:pPr/>
+            <w:r>
+              <w:t xml:space="preserve">1.0</w:t>
+            </w:r>
+          </w:p>
+        </w:tc>
+      </w:tr>
+      <w:tr>
+        <w:tc>
+          <w:tcPr>
+            <w:tcW w:w="2340" w:type="dxa"/>
+          </w:tcPr>
+          <w:p>
+            <w:pPr/>
+            <w:r>
+              <w:rPr>
+                <w:b/>
+              </w:rPr>
+              <w:t xml:space="preserve">Item</w:t>
+            </w:r>
+          </w:p>
+        </w:tc>
+        <w:tc>
+          <w:tcPr>
+            <w:tcW w:w="7020" w:type="dxa"/>
+            <w:gridSpan w:val="3"/>
+          </w:tcPr>
+          <w:p>
+            <w:pPr/>
+            <w:r>
+              <w:t xml:space="preserve">Prefix (Input)</w:t>
+            </w:r>
+          </w:p>
+        </w:tc>
+      </w:tr>
+      <w:tr>
+        <w:tc>
+          <w:tcPr>
+            <w:tcW w:w="2340" w:type="dxa"/>
+          </w:tcPr>
+          <w:p>
+            <w:pPr/>
+            <w:r>
+              <w:rPr>
+                <w:b/>
+              </w:rPr>
+              <w:t xml:space="preserve">Description</w:t>
+            </w:r>
+          </w:p>
+        </w:tc>
+        <w:tc>
+          <w:tcPr>
+            <w:tcW w:w="7020" w:type="dxa"/>
+            <w:gridSpan w:val="3"/>
+          </w:tcPr>
+          <w:p>
+            <w:pPr/>
+            <w:r>
+              <w:t xml:space="preserve">前綴</w:t>
+            </w:r>
+          </w:p>
+        </w:tc>
+      </w:tr>
+      <w:tr>
+        <w:tc>
+          <w:tcPr>
+            <w:tcW w:w="2340" w:type="dxa"/>
+          </w:tcPr>
+          <w:p>
+            <w:pPr/>
+            <w:r>
+              <w:rPr>
+                <w:b/>
+              </w:rPr>
+              <w:t xml:space="preserve">Purpose</w:t>
+            </w:r>
+          </w:p>
+        </w:tc>
+        <w:tc>
+          <w:tcPr>
+            <w:tcW w:w="7020" w:type="dxa"/>
+            <w:gridSpan w:val="3"/>
+          </w:tcPr>
+          <w:p>
+            <w:pPr/>
+            <w:r>
+              <w:t xml:space="preserve">單號開頭</w:t>
+            </w:r>
+          </w:p>
+        </w:tc>
+      </w:tr>
+      <w:tr>
+        <w:tc>
+          <w:tcPr>
+            <w:tcW w:w="2340" w:type="dxa"/>
+          </w:tcPr>
+          <w:p>
+            <w:pPr/>
+            <w:r>
+              <w:rPr>
+                <w:b/>
+              </w:rPr>
+              <w:t xml:space="preserve">Format</w:t>
+            </w:r>
+          </w:p>
+        </w:tc>
+        <w:tc>
+          <w:tcPr>
+            <w:tcW w:w="2340" w:type="dxa"/>
+          </w:tcPr>
+          <w:p>
+            <w:pPr/>
+            <w:r>
+              <w:t xml:space="preserve">Text</w:t>
+            </w:r>
+          </w:p>
+        </w:tc>
+        <w:tc>
+          <w:tcPr>
+            <w:tcW w:w="2340" w:type="dxa"/>
+          </w:tcPr>
+          <w:p>
+            <w:pPr/>
+            <w:r>
+              <w:rPr>
+                <w:b/>
+              </w:rPr>
+              <w:t xml:space="preserve">Valid Range</w:t>
+            </w:r>
+          </w:p>
+        </w:tc>
+        <w:tc>
+          <w:tcPr>
+            <w:tcW w:w="2340" w:type="dxa"/>
+          </w:tcPr>
+          <w:p>
+            <w:pPr/>
+            <w:r>
+              <w:t xml:space="preserve">0–10 個英數字、-、_；保存為大寫</w:t>
+            </w:r>
+          </w:p>
+        </w:tc>
+      </w:tr>
+      <w:tr>
+        <w:tc>
+          <w:tcPr>
+            <w:tcW w:w="2340" w:type="dxa"/>
+          </w:tcPr>
+          <w:p>
+            <w:pPr/>
+            <w:r>
+              <w:rPr>
+                <w:b/>
+              </w:rPr>
+              <w:t xml:space="preserve">Related I/O</w:t>
+            </w:r>
+          </w:p>
+        </w:tc>
+        <w:tc>
+          <w:tcPr>
+            <w:tcW w:w="7020" w:type="dxa"/>
+            <w:gridSpan w:val="3"/>
+          </w:tcPr>
+          <w:p>
+            <w:pPr/>
+            <w:r>
+              <w:t xml:space="preserve">REQ_IO_A8.67.7</w:t>
+            </w:r>
+          </w:p>
+        </w:tc>
+      </w:tr>
+      <w:tr>
+        <w:tc>
+          <w:tcPr>
+            <w:tcW w:w="2340" w:type="dxa"/>
+          </w:tcPr>
+          <w:p>
+            <w:pPr/>
+            <w:r>
+              <w:rPr>
+                <w:b/>
+              </w:rPr>
+              <w:t xml:space="preserve">Author</w:t>
+            </w:r>
+          </w:p>
+        </w:tc>
+        <w:tc>
+          <w:tcPr>
+            <w:tcW w:w="7020" w:type="dxa"/>
+            <w:gridSpan w:val="3"/>
+          </w:tcPr>
+          <w:p>
+            <w:pPr/>
+            <w:r>
+              <w:t xml:space="preserve">Developer</w:t>
+            </w:r>
+          </w:p>
+        </w:tc>
+      </w:tr>
+    </w:tbl>
+    <w:p/>
+    <w:tbl>
+      <w:tblPr>
+        <w:tblStyle w:val="TableGrid"/>
+        <w:tblW w:w="9360" w:type="dxa"/>
+        <w:jc w:val="left"/>
+        <w:tblBorders>
+          <w:top w:val="single" w:color="000000" w:sz="6" w:space="0"/>
+          <w:left w:val="single" w:color="000000" w:sz="6" w:space="0"/>
+          <w:bottom w:val="single" w:color="000000" w:sz="6" w:space="0"/>
+          <w:right w:val="single" w:color="000000" w:sz="6" w:space="0"/>
+          <w:insideH w:val="single" w:color="000000" w:sz="6" w:space="0"/>
+          <w:insideV w:val="single" w:color="000000" w:sz="6" w:space="0"/>
+        </w:tblBorders>
+        <w:tblLayout w:type="fixed"/>
+        <w:tblCellMar>
+          <w:top w:w="100" w:type="dxa"/>
+          <w:left w:w="100" w:type="dxa"/>
+          <w:bottom w:w="100" w:type="dxa"/>
+          <w:right w:w="100" w:type="dxa"/>
+        </w:tblCellMar>
+      </w:tblPr>
+      <w:tblGrid>
+        <w:gridCol w:w="2340"/>
+        <w:gridCol w:w="2340"/>
+        <w:gridCol w:w="2340"/>
+        <w:gridCol w:w="2340"/>
+      </w:tblGrid>
+      <w:tr>
+        <w:tc>
+          <w:tcPr>
+            <w:tcW w:w="2340" w:type="dxa"/>
+          </w:tcPr>
+          <w:p>
+            <w:pPr/>
+            <w:r>
+              <w:rPr>
+                <w:b/>
+              </w:rPr>
+              <w:t xml:space="preserve">Requirement ID</w:t>
+            </w:r>
+          </w:p>
+        </w:tc>
+        <w:tc>
+          <w:tcPr>
+            <w:tcW w:w="2340" w:type="dxa"/>
+          </w:tcPr>
+          <w:p>
+            <w:pPr/>
+            <w:r>
+              <w:t xml:space="preserve">REQ_IO_A8.67.4</w:t>
+            </w:r>
+          </w:p>
+        </w:tc>
+        <w:tc>
+          <w:tcPr>
+            <w:tcW w:w="2340" w:type="dxa"/>
+          </w:tcPr>
+          <w:p>
+            <w:pPr/>
+            <w:r>
+              <w:rPr>
+                <w:b/>
+              </w:rPr>
+              <w:t xml:space="preserve">Version</w:t>
+            </w:r>
+          </w:p>
+        </w:tc>
+        <w:tc>
+          <w:tcPr>
+            <w:tcW w:w="2340" w:type="dxa"/>
+          </w:tcPr>
+          <w:p>
+            <w:pPr/>
+            <w:r>
+              <w:t xml:space="preserve">1.0</w:t>
+            </w:r>
+          </w:p>
+        </w:tc>
+      </w:tr>
+      <w:tr>
+        <w:tc>
+          <w:tcPr>
+            <w:tcW w:w="2340" w:type="dxa"/>
+          </w:tcPr>
+          <w:p>
+            <w:pPr/>
+            <w:r>
+              <w:rPr>
+                <w:b/>
+              </w:rPr>
+              <w:t xml:space="preserve">Item</w:t>
+            </w:r>
+          </w:p>
+        </w:tc>
+        <w:tc>
+          <w:tcPr>
+            <w:tcW w:w="7020" w:type="dxa"/>
+            <w:gridSpan w:val="3"/>
+          </w:tcPr>
+          <w:p>
+            <w:pPr/>
+            <w:r>
+              <w:t xml:space="preserve">Date Format (Dropdown)</w:t>
+            </w:r>
+          </w:p>
+        </w:tc>
+      </w:tr>
+      <w:tr>
+        <w:tc>
+          <w:tcPr>
+            <w:tcW w:w="2340" w:type="dxa"/>
+          </w:tcPr>
+          <w:p>
+            <w:pPr/>
+            <w:r>
+              <w:rPr>
+                <w:b/>
+              </w:rPr>
+              <w:t xml:space="preserve">Description</w:t>
+            </w:r>
+          </w:p>
+        </w:tc>
+        <w:tc>
+          <w:tcPr>
+            <w:tcW w:w="7020" w:type="dxa"/>
+            <w:gridSpan w:val="3"/>
+          </w:tcPr>
+          <w:p>
+            <w:pPr/>
+            <w:r>
+              <w:t xml:space="preserve">日期格式</w:t>
+            </w:r>
+          </w:p>
+        </w:tc>
+      </w:tr>
+      <w:tr>
+        <w:tc>
+          <w:tcPr>
+            <w:tcW w:w="2340" w:type="dxa"/>
+          </w:tcPr>
+          <w:p>
+            <w:pPr/>
+            <w:r>
+              <w:rPr>
+                <w:b/>
+              </w:rPr>
+              <w:t xml:space="preserve">Purpose</w:t>
+            </w:r>
+          </w:p>
+        </w:tc>
+        <w:tc>
+          <w:tcPr>
+            <w:tcW w:w="7020" w:type="dxa"/>
+            <w:gridSpan w:val="3"/>
+          </w:tcPr>
+          <w:p>
+            <w:pPr/>
+            <w:r>
+              <w:t xml:space="preserve">單號的日期部分</w:t>
+            </w:r>
+          </w:p>
+        </w:tc>
+      </w:tr>
+      <w:tr>
+        <w:tc>
+          <w:tcPr>
+            <w:tcW w:w="2340" w:type="dxa"/>
+          </w:tcPr>
+          <w:p>
+            <w:pPr/>
+            <w:r>
+              <w:rPr>
+                <w:b/>
+              </w:rPr>
+              <w:t xml:space="preserve">Format</w:t>
+            </w:r>
+          </w:p>
+        </w:tc>
+        <w:tc>
+          <w:tcPr>
+            <w:tcW w:w="2340" w:type="dxa"/>
+          </w:tcPr>
+          <w:p>
+            <w:pPr/>
+            <w:r>
+              <w:t xml:space="preserve">None／yyyy／yyyyMM／yyyyMMdd／yyMM／yyMMdd</w:t>
+            </w:r>
+          </w:p>
+        </w:tc>
+        <w:tc>
+          <w:tcPr>
+            <w:tcW w:w="2340" w:type="dxa"/>
+          </w:tcPr>
+          <w:p>
+            <w:pPr/>
+            <w:r>
+              <w:rPr>
+                <w:b/>
+              </w:rPr>
+              <w:t xml:space="preserve">Valid Range</w:t>
+            </w:r>
+          </w:p>
+        </w:tc>
+        <w:tc>
+          <w:tcPr>
+            <w:tcW w:w="2340" w:type="dxa"/>
+          </w:tcPr>
+          <w:p>
+            <w:pPr/>
+            <w:r>
+              <w:t xml:space="preserve">已發號時不可修改</w:t>
+            </w:r>
+          </w:p>
+        </w:tc>
+      </w:tr>
+      <w:tr>
+        <w:tc>
+          <w:tcPr>
+            <w:tcW w:w="2340" w:type="dxa"/>
+          </w:tcPr>
+          <w:p>
+            <w:pPr/>
+            <w:r>
+              <w:rPr>
+                <w:b/>
+              </w:rPr>
+              <w:t xml:space="preserve">Related I/O</w:t>
+            </w:r>
+          </w:p>
+        </w:tc>
+        <w:tc>
+          <w:tcPr>
+            <w:tcW w:w="7020" w:type="dxa"/>
+            <w:gridSpan w:val="3"/>
+          </w:tcPr>
+          <w:p>
+            <w:pPr/>
+            <w:r>
+              <w:t xml:space="preserve">REQ_IO_A8.67.6</w:t>
+            </w:r>
+          </w:p>
+        </w:tc>
+      </w:tr>
+      <w:tr>
+        <w:tc>
+          <w:tcPr>
+            <w:tcW w:w="2340" w:type="dxa"/>
+          </w:tcPr>
+          <w:p>
+            <w:pPr/>
+            <w:r>
+              <w:rPr>
+                <w:b/>
+              </w:rPr>
+              <w:t xml:space="preserve">Author</w:t>
+            </w:r>
+          </w:p>
+        </w:tc>
+        <w:tc>
+          <w:tcPr>
+            <w:tcW w:w="7020" w:type="dxa"/>
+            <w:gridSpan w:val="3"/>
+          </w:tcPr>
+          <w:p>
+            <w:pPr/>
+            <w:r>
+              <w:t xml:space="preserve">Developer</w:t>
+            </w:r>
+          </w:p>
+        </w:tc>
+      </w:tr>
+    </w:tbl>
+    <w:p/>
+    <w:tbl>
+      <w:tblPr>
+        <w:tblStyle w:val="TableGrid"/>
+        <w:tblW w:w="9360" w:type="dxa"/>
+        <w:jc w:val="left"/>
+        <w:tblBorders>
+          <w:top w:val="single" w:color="000000" w:sz="6" w:space="0"/>
+          <w:left w:val="single" w:color="000000" w:sz="6" w:space="0"/>
+          <w:bottom w:val="single" w:color="000000" w:sz="6" w:space="0"/>
+          <w:right w:val="single" w:color="000000" w:sz="6" w:space="0"/>
+          <w:insideH w:val="single" w:color="000000" w:sz="6" w:space="0"/>
+          <w:insideV w:val="single" w:color="000000" w:sz="6" w:space="0"/>
+        </w:tblBorders>
+        <w:tblLayout w:type="fixed"/>
+        <w:tblCellMar>
+          <w:top w:w="100" w:type="dxa"/>
+          <w:left w:w="100" w:type="dxa"/>
+          <w:bottom w:w="100" w:type="dxa"/>
+          <w:right w:w="100" w:type="dxa"/>
+        </w:tblCellMar>
+      </w:tblPr>
+      <w:tblGrid>
+        <w:gridCol w:w="2340"/>
+        <w:gridCol w:w="2340"/>
+        <w:gridCol w:w="2340"/>
+        <w:gridCol w:w="2340"/>
+      </w:tblGrid>
+      <w:tr>
+        <w:tc>
+          <w:tcPr>
+            <w:tcW w:w="2340" w:type="dxa"/>
+          </w:tcPr>
+          <w:p>
+            <w:pPr/>
+            <w:r>
+              <w:rPr>
+                <w:b/>
+              </w:rPr>
+              <w:t xml:space="preserve">Requirement ID</w:t>
+            </w:r>
+          </w:p>
+        </w:tc>
+        <w:tc>
+          <w:tcPr>
+            <w:tcW w:w="2340" w:type="dxa"/>
+          </w:tcPr>
+          <w:p>
+            <w:pPr/>
+            <w:r>
+              <w:t xml:space="preserve">REQ_IO_A8.67.5</w:t>
+            </w:r>
+          </w:p>
+        </w:tc>
+        <w:tc>
+          <w:tcPr>
+            <w:tcW w:w="2340" w:type="dxa"/>
+          </w:tcPr>
+          <w:p>
+            <w:pPr/>
+            <w:r>
+              <w:rPr>
+                <w:b/>
+              </w:rPr>
+              <w:t xml:space="preserve">Version</w:t>
+            </w:r>
+          </w:p>
+        </w:tc>
+        <w:tc>
+          <w:tcPr>
+            <w:tcW w:w="2340" w:type="dxa"/>
+          </w:tcPr>
+          <w:p>
+            <w:pPr/>
+            <w:r>
+              <w:t xml:space="preserve">1.0</w:t>
+            </w:r>
+          </w:p>
+        </w:tc>
+      </w:tr>
+      <w:tr>
+        <w:tc>
+          <w:tcPr>
+            <w:tcW w:w="2340" w:type="dxa"/>
+          </w:tcPr>
+          <w:p>
+            <w:pPr/>
+            <w:r>
+              <w:rPr>
+                <w:b/>
+              </w:rPr>
+              <w:t xml:space="preserve">Item</w:t>
+            </w:r>
+          </w:p>
+        </w:tc>
+        <w:tc>
+          <w:tcPr>
+            <w:tcW w:w="7020" w:type="dxa"/>
+            <w:gridSpan w:val="3"/>
+          </w:tcPr>
+          <w:p>
+            <w:pPr/>
+            <w:r>
+              <w:t xml:space="preserve">Sequence Length (Number)</w:t>
+            </w:r>
+          </w:p>
+        </w:tc>
+      </w:tr>
+      <w:tr>
+        <w:tc>
+          <w:tcPr>
+            <w:tcW w:w="2340" w:type="dxa"/>
+          </w:tcPr>
+          <w:p>
+            <w:pPr/>
+            <w:r>
+              <w:rPr>
+                <w:b/>
+              </w:rPr>
+              <w:t xml:space="preserve">Description</w:t>
+            </w:r>
+          </w:p>
+        </w:tc>
+        <w:tc>
+          <w:tcPr>
+            <w:tcW w:w="7020" w:type="dxa"/>
+            <w:gridSpan w:val="3"/>
+          </w:tcPr>
+          <w:p>
+            <w:pPr/>
+            <w:r>
+              <w:t xml:space="preserve">流水號長度</w:t>
+            </w:r>
+          </w:p>
+        </w:tc>
+      </w:tr>
+      <w:tr>
+        <w:tc>
+          <w:tcPr>
+            <w:tcW w:w="2340" w:type="dxa"/>
+          </w:tcPr>
+          <w:p>
+            <w:pPr/>
+            <w:r>
+              <w:rPr>
+                <w:b/>
+              </w:rPr>
+              <w:t xml:space="preserve">Purpose</w:t>
+            </w:r>
+          </w:p>
+        </w:tc>
+        <w:tc>
+          <w:tcPr>
+            <w:tcW w:w="7020" w:type="dxa"/>
+            <w:gridSpan w:val="3"/>
+          </w:tcPr>
+          <w:p>
+            <w:pPr/>
+            <w:r>
+              <w:t xml:space="preserve">補零位數</w:t>
+            </w:r>
+          </w:p>
+        </w:tc>
+      </w:tr>
+      <w:tr>
+        <w:tc>
+          <w:tcPr>
+            <w:tcW w:w="2340" w:type="dxa"/>
+          </w:tcPr>
+          <w:p>
+            <w:pPr/>
+            <w:r>
+              <w:rPr>
+                <w:b/>
+              </w:rPr>
+              <w:t xml:space="preserve">Format</w:t>
+            </w:r>
+          </w:p>
+        </w:tc>
+        <w:tc>
+          <w:tcPr>
+            <w:tcW w:w="2340" w:type="dxa"/>
+          </w:tcPr>
+          <w:p>
+            <w:pPr/>
+            <w:r>
+              <w:t xml:space="preserve">整數</w:t>
+            </w:r>
+          </w:p>
+        </w:tc>
+        <w:tc>
+          <w:tcPr>
+            <w:tcW w:w="2340" w:type="dxa"/>
+          </w:tcPr>
+          <w:p>
+            <w:pPr/>
+            <w:r>
+              <w:rPr>
+                <w:b/>
+              </w:rPr>
+              <w:t xml:space="preserve">Valid Range</w:t>
+            </w:r>
+          </w:p>
+        </w:tc>
+        <w:tc>
+          <w:tcPr>
+            <w:tcW w:w="2340" w:type="dxa"/>
+          </w:tcPr>
+          <w:p>
+            <w:pPr/>
+            <w:r>
+              <w:t xml:space="preserve">3–10；已發號時不可小於原長度</w:t>
+            </w:r>
+          </w:p>
+        </w:tc>
+      </w:tr>
+      <w:tr>
+        <w:tc>
+          <w:tcPr>
+            <w:tcW w:w="2340" w:type="dxa"/>
+          </w:tcPr>
+          <w:p>
+            <w:pPr/>
+            <w:r>
+              <w:rPr>
+                <w:b/>
+              </w:rPr>
+              <w:t xml:space="preserve">Related I/O</w:t>
+            </w:r>
+          </w:p>
+        </w:tc>
+        <w:tc>
+          <w:tcPr>
+            <w:tcW w:w="7020" w:type="dxa"/>
+            <w:gridSpan w:val="3"/>
+          </w:tcPr>
+          <w:p>
+            <w:pPr/>
+            <w:r>
+              <w:t xml:space="preserve">REQ_IO_A8.67.7</w:t>
+            </w:r>
+          </w:p>
+        </w:tc>
+      </w:tr>
+      <w:tr>
+        <w:tc>
+          <w:tcPr>
+            <w:tcW w:w="2340" w:type="dxa"/>
+          </w:tcPr>
+          <w:p>
+            <w:pPr/>
+            <w:r>
+              <w:rPr>
+                <w:b/>
+              </w:rPr>
+              <w:t xml:space="preserve">Author</w:t>
+            </w:r>
+          </w:p>
+        </w:tc>
+        <w:tc>
+          <w:tcPr>
+            <w:tcW w:w="7020" w:type="dxa"/>
+            <w:gridSpan w:val="3"/>
+          </w:tcPr>
+          <w:p>
+            <w:pPr/>
+            <w:r>
+              <w:t xml:space="preserve">Developer</w:t>
+            </w:r>
+          </w:p>
+        </w:tc>
+      </w:tr>
+    </w:tbl>
+    <w:p/>
+    <w:tbl>
+      <w:tblPr>
+        <w:tblStyle w:val="TableGrid"/>
+        <w:tblW w:w="9360" w:type="dxa"/>
+        <w:jc w:val="left"/>
+        <w:tblBorders>
+          <w:top w:val="single" w:color="000000" w:sz="6" w:space="0"/>
+          <w:left w:val="single" w:color="000000" w:sz="6" w:space="0"/>
+          <w:bottom w:val="single" w:color="000000" w:sz="6" w:space="0"/>
+          <w:right w:val="single" w:color="000000" w:sz="6" w:space="0"/>
+          <w:insideH w:val="single" w:color="000000" w:sz="6" w:space="0"/>
+          <w:insideV w:val="single" w:color="000000" w:sz="6" w:space="0"/>
+        </w:tblBorders>
+        <w:tblLayout w:type="fixed"/>
+        <w:tblCellMar>
+          <w:top w:w="100" w:type="dxa"/>
+          <w:left w:w="100" w:type="dxa"/>
+          <w:bottom w:w="100" w:type="dxa"/>
+          <w:right w:w="100" w:type="dxa"/>
+        </w:tblCellMar>
+      </w:tblPr>
+      <w:tblGrid>
+        <w:gridCol w:w="2340"/>
+        <w:gridCol w:w="2340"/>
+        <w:gridCol w:w="2340"/>
+        <w:gridCol w:w="2340"/>
+      </w:tblGrid>
+      <w:tr>
+        <w:tc>
+          <w:tcPr>
+            <w:tcW w:w="2340" w:type="dxa"/>
+          </w:tcPr>
+          <w:p>
+            <w:pPr/>
+            <w:r>
+              <w:rPr>
+                <w:b/>
+              </w:rPr>
+              <w:t xml:space="preserve">Requirement ID</w:t>
+            </w:r>
+          </w:p>
+        </w:tc>
+        <w:tc>
+          <w:tcPr>
+            <w:tcW w:w="2340" w:type="dxa"/>
+          </w:tcPr>
+          <w:p>
+            <w:pPr/>
+            <w:r>
+              <w:t xml:space="preserve">REQ_IO_A8.67.6</w:t>
+            </w:r>
+          </w:p>
+        </w:tc>
+        <w:tc>
+          <w:tcPr>
+            <w:tcW w:w="2340" w:type="dxa"/>
+          </w:tcPr>
+          <w:p>
+            <w:pPr/>
+            <w:r>
+              <w:rPr>
+                <w:b/>
+              </w:rPr>
+              <w:t xml:space="preserve">Version</w:t>
+            </w:r>
+          </w:p>
+        </w:tc>
+        <w:tc>
+          <w:tcPr>
+            <w:tcW w:w="2340" w:type="dxa"/>
+          </w:tcPr>
+          <w:p>
+            <w:pPr/>
+            <w:r>
+              <w:t xml:space="preserve">1.0</w:t>
+            </w:r>
+          </w:p>
+        </w:tc>
+      </w:tr>
+      <w:tr>
+        <w:tc>
+          <w:tcPr>
+            <w:tcW w:w="2340" w:type="dxa"/>
+          </w:tcPr>
+          <w:p>
+            <w:pPr/>
+            <w:r>
+              <w:rPr>
+                <w:b/>
+              </w:rPr>
+              <w:t xml:space="preserve">Item</w:t>
+            </w:r>
+          </w:p>
+        </w:tc>
+        <w:tc>
+          <w:tcPr>
+            <w:tcW w:w="7020" w:type="dxa"/>
+            <w:gridSpan w:val="3"/>
+          </w:tcPr>
+          <w:p>
+            <w:pPr/>
+            <w:r>
+              <w:t xml:space="preserve">Reset Period (Dropdown)</w:t>
+            </w:r>
+          </w:p>
+        </w:tc>
+      </w:tr>
+      <w:tr>
+        <w:tc>
+          <w:tcPr>
+            <w:tcW w:w="2340" w:type="dxa"/>
+          </w:tcPr>
+          <w:p>
+            <w:pPr/>
+            <w:r>
+              <w:rPr>
+                <w:b/>
+              </w:rPr>
+              <w:t xml:space="preserve">Description</w:t>
+            </w:r>
+          </w:p>
+        </w:tc>
+        <w:tc>
+          <w:tcPr>
+            <w:tcW w:w="7020" w:type="dxa"/>
+            <w:gridSpan w:val="3"/>
+          </w:tcPr>
+          <w:p>
+            <w:pPr/>
+            <w:r>
+              <w:t xml:space="preserve">重設週期</w:t>
+            </w:r>
+          </w:p>
+        </w:tc>
+      </w:tr>
+      <w:tr>
+        <w:tc>
+          <w:tcPr>
+            <w:tcW w:w="2340" w:type="dxa"/>
+          </w:tcPr>
+          <w:p>
+            <w:pPr/>
+            <w:r>
+              <w:rPr>
+                <w:b/>
+              </w:rPr>
+              <w:t xml:space="preserve">Purpose</w:t>
+            </w:r>
+          </w:p>
+        </w:tc>
+        <w:tc>
+          <w:tcPr>
+            <w:tcW w:w="7020" w:type="dxa"/>
+            <w:gridSpan w:val="3"/>
+          </w:tcPr>
+          <w:p>
+            <w:pPr/>
+            <w:r>
+              <w:t xml:space="preserve">流水號歸 1 的時機</w:t>
+            </w:r>
+          </w:p>
+        </w:tc>
+      </w:tr>
+      <w:tr>
+        <w:tc>
+          <w:tcPr>
+            <w:tcW w:w="2340" w:type="dxa"/>
+          </w:tcPr>
+          <w:p>
+            <w:pPr/>
+            <w:r>
+              <w:rPr>
+                <w:b/>
+              </w:rPr>
+              <w:t xml:space="preserve">Format</w:t>
+            </w:r>
+          </w:p>
+        </w:tc>
+        <w:tc>
+          <w:tcPr>
+            <w:tcW w:w="2340" w:type="dxa"/>
+          </w:tcPr>
+          <w:p>
+            <w:pPr/>
+            <w:r>
+              <w:t xml:space="preserve">不重設／每年／每月／每日</w:t>
+            </w:r>
+          </w:p>
+        </w:tc>
+        <w:tc>
+          <w:tcPr>
+            <w:tcW w:w="2340" w:type="dxa"/>
+          </w:tcPr>
+          <w:p>
+            <w:pPr/>
+            <w:r>
+              <w:rPr>
+                <w:b/>
+              </w:rPr>
+              <w:t xml:space="preserve">Valid Range</w:t>
+            </w:r>
+          </w:p>
+        </w:tc>
+        <w:tc>
+          <w:tcPr>
+            <w:tcW w:w="2340" w:type="dxa"/>
+          </w:tcPr>
+          <w:p>
+            <w:pPr/>
+            <w:r>
+              <w:t xml:space="preserve">必須包含在日期格式內；已發號時不可修改</w:t>
+            </w:r>
+          </w:p>
+        </w:tc>
+      </w:tr>
+      <w:tr>
+        <w:tc>
+          <w:tcPr>
+            <w:tcW w:w="2340" w:type="dxa"/>
+          </w:tcPr>
+          <w:p>
+            <w:pPr/>
+            <w:r>
+              <w:rPr>
+                <w:b/>
+              </w:rPr>
+              <w:t xml:space="preserve">Related I/O</w:t>
+            </w:r>
+          </w:p>
+        </w:tc>
+        <w:tc>
+          <w:tcPr>
+            <w:tcW w:w="7020" w:type="dxa"/>
+            <w:gridSpan w:val="3"/>
+          </w:tcPr>
+          <w:p>
+            <w:pPr/>
+            <w:r>
+              <w:t xml:space="preserve">REQ_IO_A8.67.4</w:t>
+            </w:r>
+          </w:p>
+        </w:tc>
+      </w:tr>
+      <w:tr>
+        <w:tc>
+          <w:tcPr>
+            <w:tcW w:w="2340" w:type="dxa"/>
+          </w:tcPr>
+          <w:p>
+            <w:pPr/>
+            <w:r>
+              <w:rPr>
+                <w:b/>
+              </w:rPr>
+              <w:t xml:space="preserve">Author</w:t>
+            </w:r>
+          </w:p>
+        </w:tc>
+        <w:tc>
+          <w:tcPr>
+            <w:tcW w:w="7020" w:type="dxa"/>
+            <w:gridSpan w:val="3"/>
+          </w:tcPr>
+          <w:p>
+            <w:pPr/>
+            <w:r>
+              <w:t xml:space="preserve">Developer</w:t>
+            </w:r>
+          </w:p>
+        </w:tc>
+      </w:tr>
+    </w:tbl>
+    <w:p/>
+    <w:tbl>
+      <w:tblPr>
+        <w:tblStyle w:val="TableGrid"/>
+        <w:tblW w:w="9360" w:type="dxa"/>
+        <w:jc w:val="left"/>
+        <w:tblBorders>
+          <w:top w:val="single" w:color="000000" w:sz="6" w:space="0"/>
+          <w:left w:val="single" w:color="000000" w:sz="6" w:space="0"/>
+          <w:bottom w:val="single" w:color="000000" w:sz="6" w:space="0"/>
+          <w:right w:val="single" w:color="000000" w:sz="6" w:space="0"/>
+          <w:insideH w:val="single" w:color="000000" w:sz="6" w:space="0"/>
+          <w:insideV w:val="single" w:color="000000" w:sz="6" w:space="0"/>
+        </w:tblBorders>
+        <w:tblLayout w:type="fixed"/>
+        <w:tblCellMar>
+          <w:top w:w="100" w:type="dxa"/>
+          <w:left w:w="100" w:type="dxa"/>
+          <w:bottom w:w="100" w:type="dxa"/>
+          <w:right w:w="100" w:type="dxa"/>
+        </w:tblCellMar>
+      </w:tblPr>
+      <w:tblGrid>
+        <w:gridCol w:w="2340"/>
+        <w:gridCol w:w="2340"/>
+        <w:gridCol w:w="2340"/>
+        <w:gridCol w:w="2340"/>
+      </w:tblGrid>
+      <w:tr>
+        <w:tc>
+          <w:tcPr>
+            <w:tcW w:w="2340" w:type="dxa"/>
+          </w:tcPr>
+          <w:p>
+            <w:pPr/>
+            <w:r>
+              <w:rPr>
+                <w:b/>
+              </w:rPr>
+              <w:t xml:space="preserve">Requirement ID</w:t>
+            </w:r>
+          </w:p>
+        </w:tc>
+        <w:tc>
+          <w:tcPr>
+            <w:tcW w:w="2340" w:type="dxa"/>
+          </w:tcPr>
+          <w:p>
+            <w:pPr/>
+            <w:r>
+              <w:t xml:space="preserve">REQ_IO_A8.67.7</w:t>
+            </w:r>
+          </w:p>
+        </w:tc>
+        <w:tc>
+          <w:tcPr>
+            <w:tcW w:w="2340" w:type="dxa"/>
+          </w:tcPr>
+          <w:p>
+            <w:pPr/>
+            <w:r>
+              <w:rPr>
+                <w:b/>
+              </w:rPr>
+              <w:t xml:space="preserve">Version</w:t>
+            </w:r>
+          </w:p>
+        </w:tc>
+        <w:tc>
+          <w:tcPr>
+            <w:tcW w:w="2340" w:type="dxa"/>
+          </w:tcPr>
+          <w:p>
+            <w:pPr/>
+            <w:r>
+              <w:t xml:space="preserve">1.0</w:t>
+            </w:r>
+          </w:p>
+        </w:tc>
+      </w:tr>
+      <w:tr>
+        <w:tc>
+          <w:tcPr>
+            <w:tcW w:w="2340" w:type="dxa"/>
+          </w:tcPr>
+          <w:p>
+            <w:pPr/>
+            <w:r>
+              <w:rPr>
+                <w:b/>
+              </w:rPr>
+              <w:t xml:space="preserve">Item</w:t>
+            </w:r>
+          </w:p>
+        </w:tc>
+        <w:tc>
+          <w:tcPr>
+            <w:tcW w:w="7020" w:type="dxa"/>
+            <w:gridSpan w:val="3"/>
+          </w:tcPr>
+          <w:p>
+            <w:pPr/>
+            <w:r>
+              <w:t xml:space="preserve">Sample (Text)</w:t>
+            </w:r>
+          </w:p>
+        </w:tc>
+      </w:tr>
+      <w:tr>
+        <w:tc>
+          <w:tcPr>
+            <w:tcW w:w="2340" w:type="dxa"/>
+          </w:tcPr>
+          <w:p>
+            <w:pPr/>
+            <w:r>
+              <w:rPr>
+                <w:b/>
+              </w:rPr>
+              <w:t xml:space="preserve">Description</w:t>
+            </w:r>
+          </w:p>
+        </w:tc>
+        <w:tc>
+          <w:tcPr>
+            <w:tcW w:w="7020" w:type="dxa"/>
+            <w:gridSpan w:val="3"/>
+          </w:tcPr>
+          <w:p>
+            <w:pPr/>
+            <w:r>
+              <w:t xml:space="preserve">樣式</w:t>
+            </w:r>
+          </w:p>
+        </w:tc>
+      </w:tr>
+      <w:tr>
+        <w:tc>
+          <w:tcPr>
+            <w:tcW w:w="2340" w:type="dxa"/>
+          </w:tcPr>
+          <w:p>
+            <w:pPr/>
+            <w:r>
+              <w:rPr>
+                <w:b/>
+              </w:rPr>
+              <w:t xml:space="preserve">Purpose</w:t>
+            </w:r>
+          </w:p>
+        </w:tc>
+        <w:tc>
+          <w:tcPr>
+            <w:tcW w:w="7020" w:type="dxa"/>
+            <w:gridSpan w:val="3"/>
+          </w:tcPr>
+          <w:p>
+            <w:pPr/>
+            <w:r>
+              <w:t xml:space="preserve">即時顯示今天第 1 號</w:t>
+            </w:r>
+          </w:p>
+        </w:tc>
+      </w:tr>
+      <w:tr>
+        <w:tc>
+          <w:tcPr>
+            <w:tcW w:w="2340" w:type="dxa"/>
+          </w:tcPr>
+          <w:p>
+            <w:pPr/>
+            <w:r>
+              <w:rPr>
+                <w:b/>
+              </w:rPr>
+              <w:t xml:space="preserve">Format</w:t>
+            </w:r>
+          </w:p>
+        </w:tc>
+        <w:tc>
+          <w:tcPr>
+            <w:tcW w:w="2340" w:type="dxa"/>
+          </w:tcPr>
+          <w:p>
+            <w:pPr/>
+            <w:r>
+              <w:t xml:space="preserve">前綴＋日期＋補零流水號</w:t>
+            </w:r>
+          </w:p>
+        </w:tc>
+        <w:tc>
+          <w:tcPr>
+            <w:tcW w:w="2340" w:type="dxa"/>
+          </w:tcPr>
+          <w:p>
+            <w:pPr/>
+            <w:r>
+              <w:rPr>
+                <w:b/>
+              </w:rPr>
+              <w:t xml:space="preserve">Valid Range</w:t>
+            </w:r>
+          </w:p>
+        </w:tc>
+        <w:tc>
+          <w:tcPr>
+            <w:tcW w:w="2340" w:type="dxa"/>
+          </w:tcPr>
+          <w:p>
+            <w:pPr/>
+            <w:r>
+              <w:t xml:space="preserve">唯讀</w:t>
+            </w:r>
+          </w:p>
+        </w:tc>
+      </w:tr>
+      <w:tr>
+        <w:tc>
+          <w:tcPr>
+            <w:tcW w:w="2340" w:type="dxa"/>
+          </w:tcPr>
+          <w:p>
+            <w:pPr/>
+            <w:r>
+              <w:rPr>
+                <w:b/>
+              </w:rPr>
+              <w:t xml:space="preserve">Related I/O</w:t>
+            </w:r>
+          </w:p>
+        </w:tc>
+        <w:tc>
+          <w:tcPr>
+            <w:tcW w:w="7020" w:type="dxa"/>
+            <w:gridSpan w:val="3"/>
+          </w:tcPr>
+          <w:p>
+            <w:pPr/>
+            <w:r>
+              <w:t xml:space="preserve">REQ_IO_A8.67.3</w:t>
+            </w:r>
+          </w:p>
+        </w:tc>
+      </w:tr>
+      <w:tr>
+        <w:tc>
+          <w:tcPr>
+            <w:tcW w:w="2340" w:type="dxa"/>
+          </w:tcPr>
+          <w:p>
+            <w:pPr/>
+            <w:r>
+              <w:rPr>
+                <w:b/>
+              </w:rPr>
+              <w:t xml:space="preserve">Author</w:t>
+            </w:r>
+          </w:p>
+        </w:tc>
+        <w:tc>
+          <w:tcPr>
+            <w:tcW w:w="7020" w:type="dxa"/>
+            <w:gridSpan w:val="3"/>
+          </w:tcPr>
+          <w:p>
+            <w:pPr/>
+            <w:r>
+              <w:t xml:space="preserve">Developer</w:t>
+            </w:r>
+          </w:p>
+        </w:tc>
+      </w:tr>
+    </w:tbl>
+    <w:p/>
+    <w:tbl>
+      <w:tblPr>
+        <w:tblStyle w:val="TableGrid"/>
+        <w:tblW w:w="9360" w:type="dxa"/>
+        <w:jc w:val="left"/>
+        <w:tblBorders>
+          <w:top w:val="single" w:color="000000" w:sz="6" w:space="0"/>
+          <w:left w:val="single" w:color="000000" w:sz="6" w:space="0"/>
+          <w:bottom w:val="single" w:color="000000" w:sz="6" w:space="0"/>
+          <w:right w:val="single" w:color="000000" w:sz="6" w:space="0"/>
+          <w:insideH w:val="single" w:color="000000" w:sz="6" w:space="0"/>
+          <w:insideV w:val="single" w:color="000000" w:sz="6" w:space="0"/>
+        </w:tblBorders>
+        <w:tblLayout w:type="fixed"/>
+        <w:tblCellMar>
+          <w:top w:w="100" w:type="dxa"/>
+          <w:left w:w="100" w:type="dxa"/>
+          <w:bottom w:w="100" w:type="dxa"/>
+          <w:right w:w="100" w:type="dxa"/>
+        </w:tblCellMar>
+      </w:tblPr>
+      <w:tblGrid>
+        <w:gridCol w:w="2340"/>
+        <w:gridCol w:w="2340"/>
+        <w:gridCol w:w="2340"/>
+        <w:gridCol w:w="2340"/>
+      </w:tblGrid>
+      <w:tr>
+        <w:tc>
+          <w:tcPr>
+            <w:tcW w:w="2340" w:type="dxa"/>
+          </w:tcPr>
+          <w:p>
+            <w:pPr/>
+            <w:r>
+              <w:rPr>
+                <w:b/>
+              </w:rPr>
+              <w:t xml:space="preserve">Requirement ID</w:t>
+            </w:r>
+          </w:p>
+        </w:tc>
+        <w:tc>
+          <w:tcPr>
+            <w:tcW w:w="2340" w:type="dxa"/>
+          </w:tcPr>
+          <w:p>
+            <w:pPr/>
+            <w:r>
+              <w:t xml:space="preserve">REQ_IO_A8.67.8</w:t>
+            </w:r>
+          </w:p>
+        </w:tc>
+        <w:tc>
+          <w:tcPr>
+            <w:tcW w:w="2340" w:type="dxa"/>
+          </w:tcPr>
+          <w:p>
+            <w:pPr/>
+            <w:r>
+              <w:rPr>
+                <w:b/>
+              </w:rPr>
+              <w:t xml:space="preserve">Version</w:t>
+            </w:r>
+          </w:p>
+        </w:tc>
+        <w:tc>
+          <w:tcPr>
+            <w:tcW w:w="2340" w:type="dxa"/>
+          </w:tcPr>
+          <w:p>
+            <w:pPr/>
+            <w:r>
+              <w:t xml:space="preserve">1.0</w:t>
+            </w:r>
+          </w:p>
+        </w:tc>
+      </w:tr>
+      <w:tr>
+        <w:tc>
+          <w:tcPr>
+            <w:tcW w:w="2340" w:type="dxa"/>
+          </w:tcPr>
+          <w:p>
+            <w:pPr/>
+            <w:r>
+              <w:rPr>
+                <w:b/>
+              </w:rPr>
+              <w:t xml:space="preserve">Item</w:t>
+            </w:r>
+          </w:p>
+        </w:tc>
+        <w:tc>
+          <w:tcPr>
+            <w:tcW w:w="7020" w:type="dxa"/>
+            <w:gridSpan w:val="3"/>
+          </w:tcPr>
+          <w:p>
+            <w:pPr/>
+            <w:r>
+              <w:t xml:space="preserve">Active (Checkbox)</w:t>
+            </w:r>
+          </w:p>
+        </w:tc>
+      </w:tr>
+      <w:tr>
+        <w:tc>
+          <w:tcPr>
+            <w:tcW w:w="2340" w:type="dxa"/>
+          </w:tcPr>
+          <w:p>
+            <w:pPr/>
+            <w:r>
+              <w:rPr>
+                <w:b/>
+              </w:rPr>
+              <w:t xml:space="preserve">Description</w:t>
+            </w:r>
+          </w:p>
+        </w:tc>
+        <w:tc>
+          <w:tcPr>
+            <w:tcW w:w="7020" w:type="dxa"/>
+            <w:gridSpan w:val="3"/>
+          </w:tcPr>
+          <w:p>
+            <w:pPr/>
+            <w:r>
+              <w:t xml:space="preserve">啟用</w:t>
+            </w:r>
+          </w:p>
+        </w:tc>
+      </w:tr>
+      <w:tr>
+        <w:tc>
+          <w:tcPr>
+            <w:tcW w:w="2340" w:type="dxa"/>
+          </w:tcPr>
+          <w:p>
+            <w:pPr/>
+            <w:r>
+              <w:rPr>
+                <w:b/>
+              </w:rPr>
+              <w:t xml:space="preserve">Purpose</w:t>
+            </w:r>
+          </w:p>
+        </w:tc>
+        <w:tc>
+          <w:tcPr>
+            <w:tcW w:w="7020" w:type="dxa"/>
+            <w:gridSpan w:val="3"/>
+          </w:tcPr>
+          <w:p>
+            <w:pPr/>
+            <w:r>
+              <w:t xml:space="preserve">停用後各模組不可再取號</w:t>
+            </w:r>
+          </w:p>
+        </w:tc>
+      </w:tr>
+      <w:tr>
+        <w:tc>
+          <w:tcPr>
+            <w:tcW w:w="2340" w:type="dxa"/>
+          </w:tcPr>
+          <w:p>
+            <w:pPr/>
+            <w:r>
+              <w:rPr>
+                <w:b/>
+              </w:rPr>
+              <w:t xml:space="preserve">Format</w:t>
+            </w:r>
+          </w:p>
+        </w:tc>
+        <w:tc>
+          <w:tcPr>
+            <w:tcW w:w="2340" w:type="dxa"/>
+          </w:tcPr>
+          <w:p>
+            <w:pPr/>
+            <w:r>
+              <w:t xml:space="preserve">Boolean</w:t>
+            </w:r>
+          </w:p>
+        </w:tc>
+        <w:tc>
+          <w:tcPr>
+            <w:tcW w:w="2340" w:type="dxa"/>
+          </w:tcPr>
+          <w:p>
+            <w:pPr/>
+            <w:r>
+              <w:rPr>
+                <w:b/>
+              </w:rPr>
+              <w:t xml:space="preserve">Valid Range</w:t>
+            </w:r>
+          </w:p>
+        </w:tc>
+        <w:tc>
+          <w:tcPr>
+            <w:tcW w:w="2340" w:type="dxa"/>
+          </w:tcPr>
+          <w:p>
+            <w:pPr/>
+            <w:r>
+              <w:t xml:space="preserve">只在編輯時顯示</w:t>
+            </w:r>
+          </w:p>
+        </w:tc>
+      </w:tr>
+      <w:tr>
+        <w:tc>
+          <w:tcPr>
+            <w:tcW w:w="2340" w:type="dxa"/>
+          </w:tcPr>
+          <w:p>
+            <w:pPr/>
+            <w:r>
+              <w:rPr>
+                <w:b/>
+              </w:rPr>
+              <w:t xml:space="preserve">Related I/O</w:t>
+            </w:r>
+          </w:p>
+        </w:tc>
+        <w:tc>
+          <w:tcPr>
+            <w:tcW w:w="7020" w:type="dxa"/>
+            <w:gridSpan w:val="3"/>
+          </w:tcPr>
+          <w:p>
+            <w:pPr/>
+            <w:r>
+              <w:t xml:space="preserve">None</w:t>
+            </w:r>
+          </w:p>
+        </w:tc>
+      </w:tr>
+      <w:tr>
+        <w:tc>
+          <w:tcPr>
+            <w:tcW w:w="2340" w:type="dxa"/>
+          </w:tcPr>
+          <w:p>
+            <w:pPr/>
+            <w:r>
+              <w:rPr>
+                <w:b/>
+              </w:rPr>
+              <w:t xml:space="preserve">Author</w:t>
+            </w:r>
+          </w:p>
+        </w:tc>
+        <w:tc>
+          <w:tcPr>
+            <w:tcW w:w="7020" w:type="dxa"/>
+            <w:gridSpan w:val="3"/>
+          </w:tcPr>
+          <w:p>
+            <w:pPr/>
+            <w:r>
+              <w:t xml:space="preserve">Developer</w:t>
+            </w:r>
+          </w:p>
+        </w:tc>
+      </w:tr>
+    </w:tbl>
+    <w:p/>
+    <w:tbl>
+      <w:tblPr>
+        <w:tblStyle w:val="TableGrid"/>
+        <w:tblW w:w="9360" w:type="dxa"/>
+        <w:jc w:val="left"/>
+        <w:tblBorders>
+          <w:top w:val="single" w:color="000000" w:sz="6" w:space="0"/>
+          <w:left w:val="single" w:color="000000" w:sz="6" w:space="0"/>
+          <w:bottom w:val="single" w:color="000000" w:sz="6" w:space="0"/>
+          <w:right w:val="single" w:color="000000" w:sz="6" w:space="0"/>
+          <w:insideH w:val="single" w:color="000000" w:sz="6" w:space="0"/>
+          <w:insideV w:val="single" w:color="000000" w:sz="6" w:space="0"/>
+        </w:tblBorders>
+        <w:tblLayout w:type="fixed"/>
+        <w:tblCellMar>
+          <w:top w:w="100" w:type="dxa"/>
+          <w:left w:w="100" w:type="dxa"/>
+          <w:bottom w:w="100" w:type="dxa"/>
+          <w:right w:w="100" w:type="dxa"/>
+        </w:tblCellMar>
+      </w:tblPr>
+      <w:tblGrid>
+        <w:gridCol w:w="2340"/>
+        <w:gridCol w:w="2340"/>
+        <w:gridCol w:w="2340"/>
+        <w:gridCol w:w="2340"/>
+      </w:tblGrid>
+      <w:tr>
+        <w:tc>
+          <w:tcPr>
+            <w:tcW w:w="2340" w:type="dxa"/>
+          </w:tcPr>
+          <w:p>
+            <w:pPr/>
+            <w:r>
+              <w:rPr>
+                <w:b/>
+              </w:rPr>
+              <w:t xml:space="preserve">Requirement ID</w:t>
+            </w:r>
+          </w:p>
+        </w:tc>
+        <w:tc>
+          <w:tcPr>
+            <w:tcW w:w="2340" w:type="dxa"/>
+          </w:tcPr>
+          <w:p>
+            <w:pPr/>
+            <w:r>
+              <w:t xml:space="preserve">REQ_IO_A8.67.9</w:t>
+            </w:r>
+          </w:p>
+        </w:tc>
+        <w:tc>
+          <w:tcPr>
+            <w:tcW w:w="2340" w:type="dxa"/>
+          </w:tcPr>
+          <w:p>
+            <w:pPr/>
+            <w:r>
+              <w:rPr>
+                <w:b/>
+              </w:rPr>
+              <w:t xml:space="preserve">Version</w:t>
+            </w:r>
+          </w:p>
+        </w:tc>
+        <w:tc>
+          <w:tcPr>
+            <w:tcW w:w="2340" w:type="dxa"/>
+          </w:tcPr>
+          <w:p>
+            <w:pPr/>
+            <w:r>
+              <w:t xml:space="preserve">1.0</w:t>
+            </w:r>
+          </w:p>
+        </w:tc>
+      </w:tr>
+      <w:tr>
+        <w:tc>
+          <w:tcPr>
+            <w:tcW w:w="2340" w:type="dxa"/>
+          </w:tcPr>
+          <w:p>
+            <w:pPr/>
+            <w:r>
+              <w:rPr>
+                <w:b/>
+              </w:rPr>
+              <w:t xml:space="preserve">Item</w:t>
+            </w:r>
+          </w:p>
+        </w:tc>
+        <w:tc>
+          <w:tcPr>
+            <w:tcW w:w="7020" w:type="dxa"/>
+            <w:gridSpan w:val="3"/>
+          </w:tcPr>
+          <w:p>
+            <w:pPr/>
+            <w:r>
+              <w:t xml:space="preserve">Preview Date (Date input)</w:t>
+            </w:r>
+          </w:p>
+        </w:tc>
+      </w:tr>
+      <w:tr>
+        <w:tc>
+          <w:tcPr>
+            <w:tcW w:w="2340" w:type="dxa"/>
+          </w:tcPr>
+          <w:p>
+            <w:pPr/>
+            <w:r>
+              <w:rPr>
+                <w:b/>
+              </w:rPr>
+              <w:t xml:space="preserve">Description</w:t>
+            </w:r>
+          </w:p>
+        </w:tc>
+        <w:tc>
+          <w:tcPr>
+            <w:tcW w:w="7020" w:type="dxa"/>
+            <w:gridSpan w:val="3"/>
+          </w:tcPr>
+          <w:p>
+            <w:pPr/>
+            <w:r>
+              <w:t xml:space="preserve">單據日期</w:t>
+            </w:r>
+          </w:p>
+        </w:tc>
+      </w:tr>
+      <w:tr>
+        <w:tc>
+          <w:tcPr>
+            <w:tcW w:w="2340" w:type="dxa"/>
+          </w:tcPr>
+          <w:p>
+            <w:pPr/>
+            <w:r>
+              <w:rPr>
+                <w:b/>
+              </w:rPr>
+              <w:t xml:space="preserve">Purpose</w:t>
+            </w:r>
+          </w:p>
+        </w:tc>
+        <w:tc>
+          <w:tcPr>
+            <w:tcW w:w="7020" w:type="dxa"/>
+            <w:gridSpan w:val="3"/>
+          </w:tcPr>
+          <w:p>
+            <w:pPr/>
+            <w:r>
+              <w:t xml:space="preserve">預覽該日期的下一個單號</w:t>
+            </w:r>
+          </w:p>
+        </w:tc>
+      </w:tr>
+      <w:tr>
+        <w:tc>
+          <w:tcPr>
+            <w:tcW w:w="2340" w:type="dxa"/>
+          </w:tcPr>
+          <w:p>
+            <w:pPr/>
+            <w:r>
+              <w:rPr>
+                <w:b/>
+              </w:rPr>
+              <w:t xml:space="preserve">Format</w:t>
+            </w:r>
+          </w:p>
+        </w:tc>
+        <w:tc>
+          <w:tcPr>
+            <w:tcW w:w="2340" w:type="dxa"/>
+          </w:tcPr>
+          <w:p>
+            <w:pPr/>
+            <w:r>
+              <w:t xml:space="preserve">yyyy-MM-dd</w:t>
+            </w:r>
+          </w:p>
+        </w:tc>
+        <w:tc>
+          <w:tcPr>
+            <w:tcW w:w="2340" w:type="dxa"/>
+          </w:tcPr>
+          <w:p>
+            <w:pPr/>
+            <w:r>
+              <w:rPr>
+                <w:b/>
+              </w:rPr>
+              <w:t xml:space="preserve">Valid Range</w:t>
+            </w:r>
+          </w:p>
+        </w:tc>
+        <w:tc>
+          <w:tcPr>
+            <w:tcW w:w="2340" w:type="dxa"/>
+          </w:tcPr>
+          <w:p>
+            <w:pPr/>
+            <w:r>
+              <w:t xml:space="preserve">預設今天；可清空（後端用今天）；不佔號</w:t>
+            </w:r>
+          </w:p>
+        </w:tc>
+      </w:tr>
+      <w:tr>
+        <w:tc>
+          <w:tcPr>
+            <w:tcW w:w="2340" w:type="dxa"/>
+          </w:tcPr>
+          <w:p>
+            <w:pPr/>
+            <w:r>
+              <w:rPr>
+                <w:b/>
+              </w:rPr>
+              <w:t xml:space="preserve">Related I/O</w:t>
+            </w:r>
+          </w:p>
+        </w:tc>
+        <w:tc>
+          <w:tcPr>
+            <w:tcW w:w="7020" w:type="dxa"/>
+            <w:gridSpan w:val="3"/>
+          </w:tcPr>
+          <w:p>
+            <w:pPr/>
+            <w:r>
+              <w:t xml:space="preserve">None</w:t>
+            </w:r>
+          </w:p>
+        </w:tc>
+      </w:tr>
+      <w:tr>
+        <w:tc>
+          <w:tcPr>
+            <w:tcW w:w="2340" w:type="dxa"/>
+          </w:tcPr>
+          <w:p>
+            <w:pPr/>
+            <w:r>
+              <w:rPr>
+                <w:b/>
+              </w:rPr>
+              <w:t xml:space="preserve">Author</w:t>
+            </w:r>
+          </w:p>
+        </w:tc>
+        <w:tc>
+          <w:tcPr>
+            <w:tcW w:w="7020" w:type="dxa"/>
+            <w:gridSpan w:val="3"/>
+          </w:tcPr>
+          <w:p>
+            <w:pPr/>
+            <w:r>
+              <w:t xml:space="preserve">Developer</w:t>
+            </w:r>
+          </w:p>
+        </w:tc>
+      </w:tr>
+    </w:tbl>
+    <w:p/>
+    <w:p>
+      <w:pPr>
         <w:pStyle w:val="Heading2"/>
       </w:pPr>
       <w:r>
@@ -20454,6 +22919,25 @@
     </w:p>
     <w:p>
       <w:pPr>
+        <w:pStyle w:val="Heading5"/>
+      </w:pPr>
+      <w:r>
+        <w:t xml:space="preserve">4.5.1.8.67 Document Number Rule Interface</w:t>
+      </w:r>
+    </w:p>
+    <w:p>
+      <w:pPr>
+        <w:jc w:val="center"/>
+      </w:pPr>
+      <w:r>
+        <w:rPr>
+          <w:i/>
+        </w:rPr>
+        <w:t xml:space="preserve">[Pending] Prototype screenshot of Document Number Rule Interface.</w:t>
+      </w:r>
+    </w:p>
+    <w:p>
+      <w:pPr>
         <w:pStyle w:val="Heading2"/>
       </w:pPr>
       <w:r>
@@ -20546,7 +23030,7 @@
       </w:r>
     </w:p>
     <w:sectPr>
-      <w:footerReference xmlns:r="http://schemas.openxmlformats.org/officeDocument/2006/relationships" w:type="default" r:id="R95f7e82e21114c4f"/>
+      <w:footerReference xmlns:r="http://schemas.openxmlformats.org/officeDocument/2006/relationships" w:type="default" r:id="R03130af94e6d4557"/>
       <w:pgSz w:w="11906" w:h="16838"/>
       <w:pgMar w:top="1440" w:right="1440" w:bottom="1440" w:left="1440" w:header="720" w:footer="720" w:gutter="0"/>
     </w:sectPr>

--- a/docs/99-output/MyERP_SRS.docx
+++ b/docs/99-output/MyERP_SRS.docx
@@ -8401,6 +8401,1328 @@
     <w:p/>
     <w:p>
       <w:pPr>
+        <w:pStyle w:val="Heading5"/>
+      </w:pPr>
+      <w:r>
+        <w:t xml:space="preserve">4.1.1.8.29 Approval Workflow</w:t>
+      </w:r>
+    </w:p>
+    <w:tbl>
+      <w:tblPr>
+        <w:tblStyle w:val="TableGrid"/>
+        <w:tblW w:w="9345" w:type="dxa"/>
+        <w:jc w:val="left"/>
+        <w:tblBorders>
+          <w:top w:val="single" w:color="000000" w:sz="8" w:space="0"/>
+          <w:left w:val="single" w:color="000000" w:sz="8" w:space="0"/>
+          <w:bottom w:val="single" w:color="000000" w:sz="8" w:space="0"/>
+          <w:right w:val="single" w:color="000000" w:sz="8" w:space="0"/>
+          <w:insideH w:val="single" w:color="000000" w:sz="8" w:space="0"/>
+          <w:insideV w:val="single" w:color="000000" w:sz="8" w:space="0"/>
+        </w:tblBorders>
+        <w:tblLayout w:type="fixed"/>
+        <w:tblCellMar>
+          <w:top w:w="100" w:type="dxa"/>
+          <w:left w:w="100" w:type="dxa"/>
+          <w:bottom w:w="100" w:type="dxa"/>
+          <w:right w:w="100" w:type="dxa"/>
+        </w:tblCellMar>
+      </w:tblPr>
+      <w:tblGrid>
+        <w:gridCol w:w="2220"/>
+        <w:gridCol w:w="3525"/>
+        <w:gridCol w:w="2370"/>
+        <w:gridCol w:w="1230"/>
+      </w:tblGrid>
+      <w:tr>
+        <w:trPr>
+          <w:trHeight w:val="465" w:hRule="atLeast"/>
+        </w:trPr>
+        <w:tc>
+          <w:tcPr>
+            <w:tcW w:w="2220" w:type="dxa"/>
+          </w:tcPr>
+          <w:p>
+            <w:pPr/>
+            <w:r>
+              <w:rPr>
+                <w:b/>
+              </w:rPr>
+              <w:t xml:space="preserve">Requirement ID</w:t>
+            </w:r>
+          </w:p>
+        </w:tc>
+        <w:tc>
+          <w:tcPr>
+            <w:tcW w:w="3525" w:type="dxa"/>
+          </w:tcPr>
+          <w:p>
+            <w:pPr/>
+            <w:r>
+              <w:t xml:space="preserve">REQ_F4118.29.1</w:t>
+            </w:r>
+          </w:p>
+        </w:tc>
+        <w:tc>
+          <w:tcPr>
+            <w:tcW w:w="2370" w:type="dxa"/>
+          </w:tcPr>
+          <w:p>
+            <w:pPr/>
+            <w:r>
+              <w:rPr>
+                <w:b/>
+              </w:rPr>
+              <w:t xml:space="preserve">Version</w:t>
+            </w:r>
+          </w:p>
+        </w:tc>
+        <w:tc>
+          <w:tcPr>
+            <w:tcW w:w="1230" w:type="dxa"/>
+          </w:tcPr>
+          <w:p>
+            <w:pPr/>
+            <w:r>
+              <w:t xml:space="preserve">1.0</w:t>
+            </w:r>
+          </w:p>
+        </w:tc>
+      </w:tr>
+      <w:tr>
+        <w:trPr>
+          <w:trHeight w:val="465" w:hRule="atLeast"/>
+        </w:trPr>
+        <w:tc>
+          <w:tcPr>
+            <w:tcW w:w="2220" w:type="dxa"/>
+          </w:tcPr>
+          <w:p>
+            <w:pPr/>
+            <w:r>
+              <w:rPr>
+                <w:b/>
+              </w:rPr>
+              <w:t xml:space="preserve">Description</w:t>
+            </w:r>
+          </w:p>
+        </w:tc>
+        <w:tc>
+          <w:tcPr>
+            <w:tcW w:w="7125" w:type="dxa"/>
+            <w:gridSpan w:val="3"/>
+          </w:tcPr>
+          <w:p>
+            <w:pPr/>
+            <w:r>
+              <w:t xml:space="preserve">System should allow user to view and create multi-level approval flows with amount thresholds.</w:t>
+            </w:r>
+          </w:p>
+        </w:tc>
+      </w:tr>
+      <w:tr>
+        <w:trPr>
+          <w:trHeight w:val="465" w:hRule="atLeast"/>
+        </w:trPr>
+        <w:tc>
+          <w:tcPr>
+            <w:tcW w:w="2220" w:type="dxa"/>
+          </w:tcPr>
+          <w:p>
+            <w:pPr/>
+            <w:r>
+              <w:rPr>
+                <w:b/>
+              </w:rPr>
+              <w:t xml:space="preserve">Author</w:t>
+            </w:r>
+          </w:p>
+        </w:tc>
+        <w:tc>
+          <w:tcPr>
+            <w:tcW w:w="7125" w:type="dxa"/>
+            <w:gridSpan w:val="3"/>
+          </w:tcPr>
+          <w:p>
+            <w:pPr/>
+            <w:r>
+              <w:t xml:space="preserve">Developer</w:t>
+            </w:r>
+          </w:p>
+        </w:tc>
+      </w:tr>
+    </w:tbl>
+    <w:p/>
+    <w:tbl>
+      <w:tblPr>
+        <w:tblStyle w:val="TableGrid"/>
+        <w:tblW w:w="9345" w:type="dxa"/>
+        <w:jc w:val="left"/>
+        <w:tblBorders>
+          <w:top w:val="single" w:color="000000" w:sz="8" w:space="0"/>
+          <w:left w:val="single" w:color="000000" w:sz="8" w:space="0"/>
+          <w:bottom w:val="single" w:color="000000" w:sz="8" w:space="0"/>
+          <w:right w:val="single" w:color="000000" w:sz="8" w:space="0"/>
+          <w:insideH w:val="single" w:color="000000" w:sz="8" w:space="0"/>
+          <w:insideV w:val="single" w:color="000000" w:sz="8" w:space="0"/>
+        </w:tblBorders>
+        <w:tblLayout w:type="fixed"/>
+        <w:tblCellMar>
+          <w:top w:w="100" w:type="dxa"/>
+          <w:left w:w="100" w:type="dxa"/>
+          <w:bottom w:w="100" w:type="dxa"/>
+          <w:right w:w="100" w:type="dxa"/>
+        </w:tblCellMar>
+      </w:tblPr>
+      <w:tblGrid>
+        <w:gridCol w:w="2220"/>
+        <w:gridCol w:w="3525"/>
+        <w:gridCol w:w="2370"/>
+        <w:gridCol w:w="1230"/>
+      </w:tblGrid>
+      <w:tr>
+        <w:trPr>
+          <w:trHeight w:val="465" w:hRule="atLeast"/>
+        </w:trPr>
+        <w:tc>
+          <w:tcPr>
+            <w:tcW w:w="2220" w:type="dxa"/>
+          </w:tcPr>
+          <w:p>
+            <w:pPr/>
+            <w:r>
+              <w:rPr>
+                <w:b/>
+              </w:rPr>
+              <w:t xml:space="preserve">Requirement ID</w:t>
+            </w:r>
+          </w:p>
+        </w:tc>
+        <w:tc>
+          <w:tcPr>
+            <w:tcW w:w="3525" w:type="dxa"/>
+          </w:tcPr>
+          <w:p>
+            <w:pPr/>
+            <w:r>
+              <w:t xml:space="preserve">REQ_F4118.29.2</w:t>
+            </w:r>
+          </w:p>
+        </w:tc>
+        <w:tc>
+          <w:tcPr>
+            <w:tcW w:w="2370" w:type="dxa"/>
+          </w:tcPr>
+          <w:p>
+            <w:pPr/>
+            <w:r>
+              <w:rPr>
+                <w:b/>
+              </w:rPr>
+              <w:t xml:space="preserve">Version</w:t>
+            </w:r>
+          </w:p>
+        </w:tc>
+        <w:tc>
+          <w:tcPr>
+            <w:tcW w:w="1230" w:type="dxa"/>
+          </w:tcPr>
+          <w:p>
+            <w:pPr/>
+            <w:r>
+              <w:t xml:space="preserve">1.0</w:t>
+            </w:r>
+          </w:p>
+        </w:tc>
+      </w:tr>
+      <w:tr>
+        <w:trPr>
+          <w:trHeight w:val="465" w:hRule="atLeast"/>
+        </w:trPr>
+        <w:tc>
+          <w:tcPr>
+            <w:tcW w:w="2220" w:type="dxa"/>
+          </w:tcPr>
+          <w:p>
+            <w:pPr/>
+            <w:r>
+              <w:rPr>
+                <w:b/>
+              </w:rPr>
+              <w:t xml:space="preserve">Description</w:t>
+            </w:r>
+          </w:p>
+        </w:tc>
+        <w:tc>
+          <w:tcPr>
+            <w:tcW w:w="7125" w:type="dxa"/>
+            <w:gridSpan w:val="3"/>
+          </w:tcPr>
+          <w:p>
+            <w:pPr/>
+            <w:r>
+              <w:t xml:space="preserve">System should allow user to edit or deactivate an approval flow without affecting pending approvals.</w:t>
+            </w:r>
+          </w:p>
+        </w:tc>
+      </w:tr>
+      <w:tr>
+        <w:trPr>
+          <w:trHeight w:val="465" w:hRule="atLeast"/>
+        </w:trPr>
+        <w:tc>
+          <w:tcPr>
+            <w:tcW w:w="2220" w:type="dxa"/>
+          </w:tcPr>
+          <w:p>
+            <w:pPr/>
+            <w:r>
+              <w:rPr>
+                <w:b/>
+              </w:rPr>
+              <w:t xml:space="preserve">Author</w:t>
+            </w:r>
+          </w:p>
+        </w:tc>
+        <w:tc>
+          <w:tcPr>
+            <w:tcW w:w="7125" w:type="dxa"/>
+            <w:gridSpan w:val="3"/>
+          </w:tcPr>
+          <w:p>
+            <w:pPr/>
+            <w:r>
+              <w:t xml:space="preserve">Developer</w:t>
+            </w:r>
+          </w:p>
+        </w:tc>
+      </w:tr>
+    </w:tbl>
+    <w:p/>
+    <w:tbl>
+      <w:tblPr>
+        <w:tblStyle w:val="TableGrid"/>
+        <w:tblW w:w="9345" w:type="dxa"/>
+        <w:jc w:val="left"/>
+        <w:tblBorders>
+          <w:top w:val="single" w:color="000000" w:sz="8" w:space="0"/>
+          <w:left w:val="single" w:color="000000" w:sz="8" w:space="0"/>
+          <w:bottom w:val="single" w:color="000000" w:sz="8" w:space="0"/>
+          <w:right w:val="single" w:color="000000" w:sz="8" w:space="0"/>
+          <w:insideH w:val="single" w:color="000000" w:sz="8" w:space="0"/>
+          <w:insideV w:val="single" w:color="000000" w:sz="8" w:space="0"/>
+        </w:tblBorders>
+        <w:tblLayout w:type="fixed"/>
+        <w:tblCellMar>
+          <w:top w:w="100" w:type="dxa"/>
+          <w:left w:w="100" w:type="dxa"/>
+          <w:bottom w:w="100" w:type="dxa"/>
+          <w:right w:w="100" w:type="dxa"/>
+        </w:tblCellMar>
+      </w:tblPr>
+      <w:tblGrid>
+        <w:gridCol w:w="2220"/>
+        <w:gridCol w:w="3525"/>
+        <w:gridCol w:w="2370"/>
+        <w:gridCol w:w="1230"/>
+      </w:tblGrid>
+      <w:tr>
+        <w:trPr>
+          <w:trHeight w:val="465" w:hRule="atLeast"/>
+        </w:trPr>
+        <w:tc>
+          <w:tcPr>
+            <w:tcW w:w="2220" w:type="dxa"/>
+          </w:tcPr>
+          <w:p>
+            <w:pPr/>
+            <w:r>
+              <w:rPr>
+                <w:b/>
+              </w:rPr>
+              <w:t xml:space="preserve">Requirement ID</w:t>
+            </w:r>
+          </w:p>
+        </w:tc>
+        <w:tc>
+          <w:tcPr>
+            <w:tcW w:w="3525" w:type="dxa"/>
+          </w:tcPr>
+          <w:p>
+            <w:pPr/>
+            <w:r>
+              <w:t xml:space="preserve">REQ_F4118.29.3</w:t>
+            </w:r>
+          </w:p>
+        </w:tc>
+        <w:tc>
+          <w:tcPr>
+            <w:tcW w:w="2370" w:type="dxa"/>
+          </w:tcPr>
+          <w:p>
+            <w:pPr/>
+            <w:r>
+              <w:rPr>
+                <w:b/>
+              </w:rPr>
+              <w:t xml:space="preserve">Version</w:t>
+            </w:r>
+          </w:p>
+        </w:tc>
+        <w:tc>
+          <w:tcPr>
+            <w:tcW w:w="1230" w:type="dxa"/>
+          </w:tcPr>
+          <w:p>
+            <w:pPr/>
+            <w:r>
+              <w:t xml:space="preserve">1.0</w:t>
+            </w:r>
+          </w:p>
+        </w:tc>
+      </w:tr>
+      <w:tr>
+        <w:trPr>
+          <w:trHeight w:val="465" w:hRule="atLeast"/>
+        </w:trPr>
+        <w:tc>
+          <w:tcPr>
+            <w:tcW w:w="2220" w:type="dxa"/>
+          </w:tcPr>
+          <w:p>
+            <w:pPr/>
+            <w:r>
+              <w:rPr>
+                <w:b/>
+              </w:rPr>
+              <w:t xml:space="preserve">Description</w:t>
+            </w:r>
+          </w:p>
+        </w:tc>
+        <w:tc>
+          <w:tcPr>
+            <w:tcW w:w="7125" w:type="dxa"/>
+            <w:gridSpan w:val="3"/>
+          </w:tcPr>
+          <w:p>
+            <w:pPr/>
+            <w:r>
+              <w:t xml:space="preserve">System should allow user to assign an approval delegate for a date range.</w:t>
+            </w:r>
+          </w:p>
+        </w:tc>
+      </w:tr>
+      <w:tr>
+        <w:trPr>
+          <w:trHeight w:val="465" w:hRule="atLeast"/>
+        </w:trPr>
+        <w:tc>
+          <w:tcPr>
+            <w:tcW w:w="2220" w:type="dxa"/>
+          </w:tcPr>
+          <w:p>
+            <w:pPr/>
+            <w:r>
+              <w:rPr>
+                <w:b/>
+              </w:rPr>
+              <w:t xml:space="preserve">Author</w:t>
+            </w:r>
+          </w:p>
+        </w:tc>
+        <w:tc>
+          <w:tcPr>
+            <w:tcW w:w="7125" w:type="dxa"/>
+            <w:gridSpan w:val="3"/>
+          </w:tcPr>
+          <w:p>
+            <w:pPr/>
+            <w:r>
+              <w:t xml:space="preserve">Developer</w:t>
+            </w:r>
+          </w:p>
+        </w:tc>
+      </w:tr>
+    </w:tbl>
+    <w:p/>
+    <w:tbl>
+      <w:tblPr>
+        <w:tblStyle w:val="TableGrid"/>
+        <w:tblW w:w="9345" w:type="dxa"/>
+        <w:jc w:val="left"/>
+        <w:tblBorders>
+          <w:top w:val="single" w:color="000000" w:sz="8" w:space="0"/>
+          <w:left w:val="single" w:color="000000" w:sz="8" w:space="0"/>
+          <w:bottom w:val="single" w:color="000000" w:sz="8" w:space="0"/>
+          <w:right w:val="single" w:color="000000" w:sz="8" w:space="0"/>
+          <w:insideH w:val="single" w:color="000000" w:sz="8" w:space="0"/>
+          <w:insideV w:val="single" w:color="000000" w:sz="8" w:space="0"/>
+        </w:tblBorders>
+        <w:tblLayout w:type="fixed"/>
+        <w:tblCellMar>
+          <w:top w:w="100" w:type="dxa"/>
+          <w:left w:w="100" w:type="dxa"/>
+          <w:bottom w:w="100" w:type="dxa"/>
+          <w:right w:w="100" w:type="dxa"/>
+        </w:tblCellMar>
+      </w:tblPr>
+      <w:tblGrid>
+        <w:gridCol w:w="2220"/>
+        <w:gridCol w:w="3525"/>
+        <w:gridCol w:w="2370"/>
+        <w:gridCol w:w="1230"/>
+      </w:tblGrid>
+      <w:tr>
+        <w:trPr>
+          <w:trHeight w:val="465" w:hRule="atLeast"/>
+        </w:trPr>
+        <w:tc>
+          <w:tcPr>
+            <w:tcW w:w="2220" w:type="dxa"/>
+          </w:tcPr>
+          <w:p>
+            <w:pPr/>
+            <w:r>
+              <w:rPr>
+                <w:b/>
+              </w:rPr>
+              <w:t xml:space="preserve">Requirement ID</w:t>
+            </w:r>
+          </w:p>
+        </w:tc>
+        <w:tc>
+          <w:tcPr>
+            <w:tcW w:w="3525" w:type="dxa"/>
+          </w:tcPr>
+          <w:p>
+            <w:pPr/>
+            <w:r>
+              <w:t xml:space="preserve">REQ_F4118.29.4</w:t>
+            </w:r>
+          </w:p>
+        </w:tc>
+        <w:tc>
+          <w:tcPr>
+            <w:tcW w:w="2370" w:type="dxa"/>
+          </w:tcPr>
+          <w:p>
+            <w:pPr/>
+            <w:r>
+              <w:rPr>
+                <w:b/>
+              </w:rPr>
+              <w:t xml:space="preserve">Version</w:t>
+            </w:r>
+          </w:p>
+        </w:tc>
+        <w:tc>
+          <w:tcPr>
+            <w:tcW w:w="1230" w:type="dxa"/>
+          </w:tcPr>
+          <w:p>
+            <w:pPr/>
+            <w:r>
+              <w:t xml:space="preserve">1.0</w:t>
+            </w:r>
+          </w:p>
+        </w:tc>
+      </w:tr>
+      <w:tr>
+        <w:trPr>
+          <w:trHeight w:val="465" w:hRule="atLeast"/>
+        </w:trPr>
+        <w:tc>
+          <w:tcPr>
+            <w:tcW w:w="2220" w:type="dxa"/>
+          </w:tcPr>
+          <w:p>
+            <w:pPr/>
+            <w:r>
+              <w:rPr>
+                <w:b/>
+              </w:rPr>
+              <w:t xml:space="preserve">Description</w:t>
+            </w:r>
+          </w:p>
+        </w:tc>
+        <w:tc>
+          <w:tcPr>
+            <w:tcW w:w="7125" w:type="dxa"/>
+            <w:gridSpan w:val="3"/>
+          </w:tcPr>
+          <w:p>
+            <w:pPr/>
+            <w:r>
+              <w:t xml:space="preserve">System should enable every module to submit documents for approval through the shared workflow engine.</w:t>
+            </w:r>
+          </w:p>
+        </w:tc>
+      </w:tr>
+      <w:tr>
+        <w:trPr>
+          <w:trHeight w:val="465" w:hRule="atLeast"/>
+        </w:trPr>
+        <w:tc>
+          <w:tcPr>
+            <w:tcW w:w="2220" w:type="dxa"/>
+          </w:tcPr>
+          <w:p>
+            <w:pPr/>
+            <w:r>
+              <w:rPr>
+                <w:b/>
+              </w:rPr>
+              <w:t xml:space="preserve">Author</w:t>
+            </w:r>
+          </w:p>
+        </w:tc>
+        <w:tc>
+          <w:tcPr>
+            <w:tcW w:w="7125" w:type="dxa"/>
+            <w:gridSpan w:val="3"/>
+          </w:tcPr>
+          <w:p>
+            <w:pPr/>
+            <w:r>
+              <w:t xml:space="preserve">Developer</w:t>
+            </w:r>
+          </w:p>
+        </w:tc>
+      </w:tr>
+    </w:tbl>
+    <w:p/>
+    <w:tbl>
+      <w:tblPr>
+        <w:tblStyle w:val="TableGrid"/>
+        <w:tblW w:w="9345" w:type="dxa"/>
+        <w:jc w:val="left"/>
+        <w:tblBorders>
+          <w:top w:val="single" w:color="000000" w:sz="8" w:space="0"/>
+          <w:left w:val="single" w:color="000000" w:sz="8" w:space="0"/>
+          <w:bottom w:val="single" w:color="000000" w:sz="8" w:space="0"/>
+          <w:right w:val="single" w:color="000000" w:sz="8" w:space="0"/>
+          <w:insideH w:val="single" w:color="000000" w:sz="8" w:space="0"/>
+          <w:insideV w:val="single" w:color="000000" w:sz="8" w:space="0"/>
+        </w:tblBorders>
+        <w:tblLayout w:type="fixed"/>
+        <w:tblCellMar>
+          <w:top w:w="100" w:type="dxa"/>
+          <w:left w:w="100" w:type="dxa"/>
+          <w:bottom w:w="100" w:type="dxa"/>
+          <w:right w:w="100" w:type="dxa"/>
+        </w:tblCellMar>
+      </w:tblPr>
+      <w:tblGrid>
+        <w:gridCol w:w="2220"/>
+        <w:gridCol w:w="3525"/>
+        <w:gridCol w:w="2370"/>
+        <w:gridCol w:w="1230"/>
+      </w:tblGrid>
+      <w:tr>
+        <w:trPr>
+          <w:trHeight w:val="465" w:hRule="atLeast"/>
+        </w:trPr>
+        <w:tc>
+          <w:tcPr>
+            <w:tcW w:w="2220" w:type="dxa"/>
+          </w:tcPr>
+          <w:p>
+            <w:pPr/>
+            <w:r>
+              <w:rPr>
+                <w:b/>
+              </w:rPr>
+              <w:t xml:space="preserve">Requirement ID</w:t>
+            </w:r>
+          </w:p>
+        </w:tc>
+        <w:tc>
+          <w:tcPr>
+            <w:tcW w:w="3525" w:type="dxa"/>
+          </w:tcPr>
+          <w:p>
+            <w:pPr/>
+            <w:r>
+              <w:t xml:space="preserve">REQ_F4118.29.5</w:t>
+            </w:r>
+          </w:p>
+        </w:tc>
+        <w:tc>
+          <w:tcPr>
+            <w:tcW w:w="2370" w:type="dxa"/>
+          </w:tcPr>
+          <w:p>
+            <w:pPr/>
+            <w:r>
+              <w:rPr>
+                <w:b/>
+              </w:rPr>
+              <w:t xml:space="preserve">Version</w:t>
+            </w:r>
+          </w:p>
+        </w:tc>
+        <w:tc>
+          <w:tcPr>
+            <w:tcW w:w="1230" w:type="dxa"/>
+          </w:tcPr>
+          <w:p>
+            <w:pPr/>
+            <w:r>
+              <w:t xml:space="preserve">1.0</w:t>
+            </w:r>
+          </w:p>
+        </w:tc>
+      </w:tr>
+      <w:tr>
+        <w:trPr>
+          <w:trHeight w:val="465" w:hRule="atLeast"/>
+        </w:trPr>
+        <w:tc>
+          <w:tcPr>
+            <w:tcW w:w="2220" w:type="dxa"/>
+          </w:tcPr>
+          <w:p>
+            <w:pPr/>
+            <w:r>
+              <w:rPr>
+                <w:b/>
+              </w:rPr>
+              <w:t xml:space="preserve">Description</w:t>
+            </w:r>
+          </w:p>
+        </w:tc>
+        <w:tc>
+          <w:tcPr>
+            <w:tcW w:w="7125" w:type="dxa"/>
+            <w:gridSpan w:val="3"/>
+          </w:tcPr>
+          <w:p>
+            <w:pPr/>
+            <w:r>
+              <w:t xml:space="preserve">System should allow approvers or their delegates to approve or reject the current approval step.</w:t>
+            </w:r>
+          </w:p>
+        </w:tc>
+      </w:tr>
+      <w:tr>
+        <w:trPr>
+          <w:trHeight w:val="465" w:hRule="atLeast"/>
+        </w:trPr>
+        <w:tc>
+          <w:tcPr>
+            <w:tcW w:w="2220" w:type="dxa"/>
+          </w:tcPr>
+          <w:p>
+            <w:pPr/>
+            <w:r>
+              <w:rPr>
+                <w:b/>
+              </w:rPr>
+              <w:t xml:space="preserve">Author</w:t>
+            </w:r>
+          </w:p>
+        </w:tc>
+        <w:tc>
+          <w:tcPr>
+            <w:tcW w:w="7125" w:type="dxa"/>
+            <w:gridSpan w:val="3"/>
+          </w:tcPr>
+          <w:p>
+            <w:pPr/>
+            <w:r>
+              <w:t xml:space="preserve">Developer</w:t>
+            </w:r>
+          </w:p>
+        </w:tc>
+      </w:tr>
+    </w:tbl>
+    <w:p/>
+    <w:tbl>
+      <w:tblPr>
+        <w:tblStyle w:val="TableGrid"/>
+        <w:tblW w:w="9345" w:type="dxa"/>
+        <w:jc w:val="left"/>
+        <w:tblBorders>
+          <w:top w:val="single" w:color="000000" w:sz="8" w:space="0"/>
+          <w:left w:val="single" w:color="000000" w:sz="8" w:space="0"/>
+          <w:bottom w:val="single" w:color="000000" w:sz="8" w:space="0"/>
+          <w:right w:val="single" w:color="000000" w:sz="8" w:space="0"/>
+          <w:insideH w:val="single" w:color="000000" w:sz="8" w:space="0"/>
+          <w:insideV w:val="single" w:color="000000" w:sz="8" w:space="0"/>
+        </w:tblBorders>
+        <w:tblLayout w:type="fixed"/>
+        <w:tblCellMar>
+          <w:top w:w="100" w:type="dxa"/>
+          <w:left w:w="100" w:type="dxa"/>
+          <w:bottom w:w="100" w:type="dxa"/>
+          <w:right w:w="100" w:type="dxa"/>
+        </w:tblCellMar>
+      </w:tblPr>
+      <w:tblGrid>
+        <w:gridCol w:w="2220"/>
+        <w:gridCol w:w="3525"/>
+        <w:gridCol w:w="2370"/>
+        <w:gridCol w:w="1230"/>
+      </w:tblGrid>
+      <w:tr>
+        <w:trPr>
+          <w:trHeight w:val="465" w:hRule="atLeast"/>
+        </w:trPr>
+        <w:tc>
+          <w:tcPr>
+            <w:tcW w:w="2220" w:type="dxa"/>
+          </w:tcPr>
+          <w:p>
+            <w:pPr/>
+            <w:r>
+              <w:rPr>
+                <w:b/>
+              </w:rPr>
+              <w:t xml:space="preserve">Requirement ID</w:t>
+            </w:r>
+          </w:p>
+        </w:tc>
+        <w:tc>
+          <w:tcPr>
+            <w:tcW w:w="3525" w:type="dxa"/>
+          </w:tcPr>
+          <w:p>
+            <w:pPr/>
+            <w:r>
+              <w:t xml:space="preserve">REQ_F4118.29.6</w:t>
+            </w:r>
+          </w:p>
+        </w:tc>
+        <w:tc>
+          <w:tcPr>
+            <w:tcW w:w="2370" w:type="dxa"/>
+          </w:tcPr>
+          <w:p>
+            <w:pPr/>
+            <w:r>
+              <w:rPr>
+                <w:b/>
+              </w:rPr>
+              <w:t xml:space="preserve">Version</w:t>
+            </w:r>
+          </w:p>
+        </w:tc>
+        <w:tc>
+          <w:tcPr>
+            <w:tcW w:w="1230" w:type="dxa"/>
+          </w:tcPr>
+          <w:p>
+            <w:pPr/>
+            <w:r>
+              <w:t xml:space="preserve">1.0</w:t>
+            </w:r>
+          </w:p>
+        </w:tc>
+      </w:tr>
+      <w:tr>
+        <w:trPr>
+          <w:trHeight w:val="465" w:hRule="atLeast"/>
+        </w:trPr>
+        <w:tc>
+          <w:tcPr>
+            <w:tcW w:w="2220" w:type="dxa"/>
+          </w:tcPr>
+          <w:p>
+            <w:pPr/>
+            <w:r>
+              <w:rPr>
+                <w:b/>
+              </w:rPr>
+              <w:t xml:space="preserve">Description</w:t>
+            </w:r>
+          </w:p>
+        </w:tc>
+        <w:tc>
+          <w:tcPr>
+            <w:tcW w:w="7125" w:type="dxa"/>
+            <w:gridSpan w:val="3"/>
+          </w:tcPr>
+          <w:p>
+            <w:pPr/>
+            <w:r>
+              <w:t xml:space="preserve">System should list the pending approval tasks of the current user.</w:t>
+            </w:r>
+          </w:p>
+        </w:tc>
+      </w:tr>
+      <w:tr>
+        <w:trPr>
+          <w:trHeight w:val="465" w:hRule="atLeast"/>
+        </w:trPr>
+        <w:tc>
+          <w:tcPr>
+            <w:tcW w:w="2220" w:type="dxa"/>
+          </w:tcPr>
+          <w:p>
+            <w:pPr/>
+            <w:r>
+              <w:rPr>
+                <w:b/>
+              </w:rPr>
+              <w:t xml:space="preserve">Author</w:t>
+            </w:r>
+          </w:p>
+        </w:tc>
+        <w:tc>
+          <w:tcPr>
+            <w:tcW w:w="7125" w:type="dxa"/>
+            <w:gridSpan w:val="3"/>
+          </w:tcPr>
+          <w:p>
+            <w:pPr/>
+            <w:r>
+              <w:t xml:space="preserve">Developer</w:t>
+            </w:r>
+          </w:p>
+        </w:tc>
+      </w:tr>
+    </w:tbl>
+    <w:p/>
+    <w:tbl>
+      <w:tblPr>
+        <w:tblStyle w:val="TableGrid"/>
+        <w:tblW w:w="9345" w:type="dxa"/>
+        <w:jc w:val="left"/>
+        <w:tblBorders>
+          <w:top w:val="single" w:color="000000" w:sz="8" w:space="0"/>
+          <w:left w:val="single" w:color="000000" w:sz="8" w:space="0"/>
+          <w:bottom w:val="single" w:color="000000" w:sz="8" w:space="0"/>
+          <w:right w:val="single" w:color="000000" w:sz="8" w:space="0"/>
+          <w:insideH w:val="single" w:color="000000" w:sz="8" w:space="0"/>
+          <w:insideV w:val="single" w:color="000000" w:sz="8" w:space="0"/>
+        </w:tblBorders>
+        <w:tblLayout w:type="fixed"/>
+        <w:tblCellMar>
+          <w:top w:w="100" w:type="dxa"/>
+          <w:left w:w="100" w:type="dxa"/>
+          <w:bottom w:w="100" w:type="dxa"/>
+          <w:right w:w="100" w:type="dxa"/>
+        </w:tblCellMar>
+      </w:tblPr>
+      <w:tblGrid>
+        <w:gridCol w:w="2220"/>
+        <w:gridCol w:w="3525"/>
+        <w:gridCol w:w="2370"/>
+        <w:gridCol w:w="1230"/>
+      </w:tblGrid>
+      <w:tr>
+        <w:trPr>
+          <w:trHeight w:val="465" w:hRule="atLeast"/>
+        </w:trPr>
+        <w:tc>
+          <w:tcPr>
+            <w:tcW w:w="2220" w:type="dxa"/>
+          </w:tcPr>
+          <w:p>
+            <w:pPr/>
+            <w:r>
+              <w:rPr>
+                <w:b/>
+              </w:rPr>
+              <w:t xml:space="preserve">Requirement ID</w:t>
+            </w:r>
+          </w:p>
+        </w:tc>
+        <w:tc>
+          <w:tcPr>
+            <w:tcW w:w="3525" w:type="dxa"/>
+          </w:tcPr>
+          <w:p>
+            <w:pPr/>
+            <w:r>
+              <w:t xml:space="preserve">REQ_F4118.29.7</w:t>
+            </w:r>
+          </w:p>
+        </w:tc>
+        <w:tc>
+          <w:tcPr>
+            <w:tcW w:w="2370" w:type="dxa"/>
+          </w:tcPr>
+          <w:p>
+            <w:pPr/>
+            <w:r>
+              <w:rPr>
+                <w:b/>
+              </w:rPr>
+              <w:t xml:space="preserve">Version</w:t>
+            </w:r>
+          </w:p>
+        </w:tc>
+        <w:tc>
+          <w:tcPr>
+            <w:tcW w:w="1230" w:type="dxa"/>
+          </w:tcPr>
+          <w:p>
+            <w:pPr/>
+            <w:r>
+              <w:t xml:space="preserve">1.0</w:t>
+            </w:r>
+          </w:p>
+        </w:tc>
+      </w:tr>
+      <w:tr>
+        <w:trPr>
+          <w:trHeight w:val="465" w:hRule="atLeast"/>
+        </w:trPr>
+        <w:tc>
+          <w:tcPr>
+            <w:tcW w:w="2220" w:type="dxa"/>
+          </w:tcPr>
+          <w:p>
+            <w:pPr/>
+            <w:r>
+              <w:rPr>
+                <w:b/>
+              </w:rPr>
+              <w:t xml:space="preserve">Description</w:t>
+            </w:r>
+          </w:p>
+        </w:tc>
+        <w:tc>
+          <w:tcPr>
+            <w:tcW w:w="7125" w:type="dxa"/>
+            <w:gridSpan w:val="3"/>
+          </w:tcPr>
+          <w:p>
+            <w:pPr/>
+            <w:r>
+              <w:t xml:space="preserve">System should allow user to view the approval history of a document.</w:t>
+            </w:r>
+          </w:p>
+        </w:tc>
+      </w:tr>
+      <w:tr>
+        <w:trPr>
+          <w:trHeight w:val="465" w:hRule="atLeast"/>
+        </w:trPr>
+        <w:tc>
+          <w:tcPr>
+            <w:tcW w:w="2220" w:type="dxa"/>
+          </w:tcPr>
+          <w:p>
+            <w:pPr/>
+            <w:r>
+              <w:rPr>
+                <w:b/>
+              </w:rPr>
+              <w:t xml:space="preserve">Author</w:t>
+            </w:r>
+          </w:p>
+        </w:tc>
+        <w:tc>
+          <w:tcPr>
+            <w:tcW w:w="7125" w:type="dxa"/>
+            <w:gridSpan w:val="3"/>
+          </w:tcPr>
+          <w:p>
+            <w:pPr/>
+            <w:r>
+              <w:t xml:space="preserve">Developer</w:t>
+            </w:r>
+          </w:p>
+        </w:tc>
+      </w:tr>
+    </w:tbl>
+    <w:p/>
+    <w:tbl>
+      <w:tblPr>
+        <w:tblStyle w:val="TableGrid"/>
+        <w:tblW w:w="9345" w:type="dxa"/>
+        <w:jc w:val="left"/>
+        <w:tblBorders>
+          <w:top w:val="single" w:color="000000" w:sz="8" w:space="0"/>
+          <w:left w:val="single" w:color="000000" w:sz="8" w:space="0"/>
+          <w:bottom w:val="single" w:color="000000" w:sz="8" w:space="0"/>
+          <w:right w:val="single" w:color="000000" w:sz="8" w:space="0"/>
+          <w:insideH w:val="single" w:color="000000" w:sz="8" w:space="0"/>
+          <w:insideV w:val="single" w:color="000000" w:sz="8" w:space="0"/>
+        </w:tblBorders>
+        <w:tblLayout w:type="fixed"/>
+        <w:tblCellMar>
+          <w:top w:w="100" w:type="dxa"/>
+          <w:left w:w="100" w:type="dxa"/>
+          <w:bottom w:w="100" w:type="dxa"/>
+          <w:right w:w="100" w:type="dxa"/>
+        </w:tblCellMar>
+      </w:tblPr>
+      <w:tblGrid>
+        <w:gridCol w:w="2220"/>
+        <w:gridCol w:w="3525"/>
+        <w:gridCol w:w="2370"/>
+        <w:gridCol w:w="1230"/>
+      </w:tblGrid>
+      <w:tr>
+        <w:trPr>
+          <w:trHeight w:val="465" w:hRule="atLeast"/>
+        </w:trPr>
+        <w:tc>
+          <w:tcPr>
+            <w:tcW w:w="2220" w:type="dxa"/>
+          </w:tcPr>
+          <w:p>
+            <w:pPr/>
+            <w:r>
+              <w:rPr>
+                <w:b/>
+              </w:rPr>
+              <w:t xml:space="preserve">Requirement ID</w:t>
+            </w:r>
+          </w:p>
+        </w:tc>
+        <w:tc>
+          <w:tcPr>
+            <w:tcW w:w="3525" w:type="dxa"/>
+          </w:tcPr>
+          <w:p>
+            <w:pPr/>
+            <w:r>
+              <w:t xml:space="preserve">REQ_F4118.29.8</w:t>
+            </w:r>
+          </w:p>
+        </w:tc>
+        <w:tc>
+          <w:tcPr>
+            <w:tcW w:w="2370" w:type="dxa"/>
+          </w:tcPr>
+          <w:p>
+            <w:pPr/>
+            <w:r>
+              <w:rPr>
+                <w:b/>
+              </w:rPr>
+              <w:t xml:space="preserve">Version</w:t>
+            </w:r>
+          </w:p>
+        </w:tc>
+        <w:tc>
+          <w:tcPr>
+            <w:tcW w:w="1230" w:type="dxa"/>
+          </w:tcPr>
+          <w:p>
+            <w:pPr/>
+            <w:r>
+              <w:t xml:space="preserve">1.0</w:t>
+            </w:r>
+          </w:p>
+        </w:tc>
+      </w:tr>
+      <w:tr>
+        <w:trPr>
+          <w:trHeight w:val="465" w:hRule="atLeast"/>
+        </w:trPr>
+        <w:tc>
+          <w:tcPr>
+            <w:tcW w:w="2220" w:type="dxa"/>
+          </w:tcPr>
+          <w:p>
+            <w:pPr/>
+            <w:r>
+              <w:rPr>
+                <w:b/>
+              </w:rPr>
+              <w:t xml:space="preserve">Description</w:t>
+            </w:r>
+          </w:p>
+        </w:tc>
+        <w:tc>
+          <w:tcPr>
+            <w:tcW w:w="7125" w:type="dxa"/>
+            <w:gridSpan w:val="3"/>
+          </w:tcPr>
+          <w:p>
+            <w:pPr/>
+            <w:r>
+              <w:t xml:space="preserve">System should provide trilingual approval flow and delegation maintenance pages.</w:t>
+            </w:r>
+          </w:p>
+        </w:tc>
+      </w:tr>
+      <w:tr>
+        <w:trPr>
+          <w:trHeight w:val="465" w:hRule="atLeast"/>
+        </w:trPr>
+        <w:tc>
+          <w:tcPr>
+            <w:tcW w:w="2220" w:type="dxa"/>
+          </w:tcPr>
+          <w:p>
+            <w:pPr/>
+            <w:r>
+              <w:rPr>
+                <w:b/>
+              </w:rPr>
+              <w:t xml:space="preserve">Author</w:t>
+            </w:r>
+          </w:p>
+        </w:tc>
+        <w:tc>
+          <w:tcPr>
+            <w:tcW w:w="7125" w:type="dxa"/>
+            <w:gridSpan w:val="3"/>
+          </w:tcPr>
+          <w:p>
+            <w:pPr/>
+            <w:r>
+              <w:t xml:space="preserve">Developer</w:t>
+            </w:r>
+          </w:p>
+        </w:tc>
+      </w:tr>
+    </w:tbl>
+    <w:p/>
+    <w:tbl>
+      <w:tblPr>
+        <w:tblStyle w:val="TableGrid"/>
+        <w:tblW w:w="9345" w:type="dxa"/>
+        <w:jc w:val="left"/>
+        <w:tblBorders>
+          <w:top w:val="single" w:color="000000" w:sz="8" w:space="0"/>
+          <w:left w:val="single" w:color="000000" w:sz="8" w:space="0"/>
+          <w:bottom w:val="single" w:color="000000" w:sz="8" w:space="0"/>
+          <w:right w:val="single" w:color="000000" w:sz="8" w:space="0"/>
+          <w:insideH w:val="single" w:color="000000" w:sz="8" w:space="0"/>
+          <w:insideV w:val="single" w:color="000000" w:sz="8" w:space="0"/>
+        </w:tblBorders>
+        <w:tblLayout w:type="fixed"/>
+        <w:tblCellMar>
+          <w:top w:w="100" w:type="dxa"/>
+          <w:left w:w="100" w:type="dxa"/>
+          <w:bottom w:w="100" w:type="dxa"/>
+          <w:right w:w="100" w:type="dxa"/>
+        </w:tblCellMar>
+      </w:tblPr>
+      <w:tblGrid>
+        <w:gridCol w:w="2220"/>
+        <w:gridCol w:w="3525"/>
+        <w:gridCol w:w="2370"/>
+        <w:gridCol w:w="1230"/>
+      </w:tblGrid>
+      <w:tr>
+        <w:trPr>
+          <w:trHeight w:val="465" w:hRule="atLeast"/>
+        </w:trPr>
+        <w:tc>
+          <w:tcPr>
+            <w:tcW w:w="2220" w:type="dxa"/>
+          </w:tcPr>
+          <w:p>
+            <w:pPr/>
+            <w:r>
+              <w:rPr>
+                <w:b/>
+              </w:rPr>
+              <w:t xml:space="preserve">Requirement ID</w:t>
+            </w:r>
+          </w:p>
+        </w:tc>
+        <w:tc>
+          <w:tcPr>
+            <w:tcW w:w="3525" w:type="dxa"/>
+          </w:tcPr>
+          <w:p>
+            <w:pPr/>
+            <w:r>
+              <w:t xml:space="preserve">REQ_F4118.29.9</w:t>
+            </w:r>
+          </w:p>
+        </w:tc>
+        <w:tc>
+          <w:tcPr>
+            <w:tcW w:w="2370" w:type="dxa"/>
+          </w:tcPr>
+          <w:p>
+            <w:pPr/>
+            <w:r>
+              <w:rPr>
+                <w:b/>
+              </w:rPr>
+              <w:t xml:space="preserve">Version</w:t>
+            </w:r>
+          </w:p>
+        </w:tc>
+        <w:tc>
+          <w:tcPr>
+            <w:tcW w:w="1230" w:type="dxa"/>
+          </w:tcPr>
+          <w:p>
+            <w:pPr/>
+            <w:r>
+              <w:t xml:space="preserve">1.0</w:t>
+            </w:r>
+          </w:p>
+        </w:tc>
+      </w:tr>
+      <w:tr>
+        <w:trPr>
+          <w:trHeight w:val="465" w:hRule="atLeast"/>
+        </w:trPr>
+        <w:tc>
+          <w:tcPr>
+            <w:tcW w:w="2220" w:type="dxa"/>
+          </w:tcPr>
+          <w:p>
+            <w:pPr/>
+            <w:r>
+              <w:rPr>
+                <w:b/>
+              </w:rPr>
+              <w:t xml:space="preserve">Description</w:t>
+            </w:r>
+          </w:p>
+        </w:tc>
+        <w:tc>
+          <w:tcPr>
+            <w:tcW w:w="7125" w:type="dxa"/>
+            <w:gridSpan w:val="3"/>
+          </w:tcPr>
+          <w:p>
+            <w:pPr/>
+            <w:r>
+              <w:t xml:space="preserve">System should provide a trilingual approval inbox with approval history.</w:t>
+            </w:r>
+          </w:p>
+        </w:tc>
+      </w:tr>
+      <w:tr>
+        <w:trPr>
+          <w:trHeight w:val="465" w:hRule="atLeast"/>
+        </w:trPr>
+        <w:tc>
+          <w:tcPr>
+            <w:tcW w:w="2220" w:type="dxa"/>
+          </w:tcPr>
+          <w:p>
+            <w:pPr/>
+            <w:r>
+              <w:rPr>
+                <w:b/>
+              </w:rPr>
+              <w:t xml:space="preserve">Author</w:t>
+            </w:r>
+          </w:p>
+        </w:tc>
+        <w:tc>
+          <w:tcPr>
+            <w:tcW w:w="7125" w:type="dxa"/>
+            <w:gridSpan w:val="3"/>
+          </w:tcPr>
+          <w:p>
+            <w:pPr/>
+            <w:r>
+              <w:t xml:space="preserve">Developer</w:t>
+            </w:r>
+          </w:p>
+        </w:tc>
+      </w:tr>
+    </w:tbl>
+    <w:p/>
+    <w:p>
+      <w:pPr>
         <w:pStyle w:val="Heading2"/>
       </w:pPr>
       <w:r>
@@ -10324,6 +11646,831 @@
       </w:tr>
     </w:tbl>
     <w:p/>
+    <w:tbl>
+      <w:tblPr>
+        <w:tblStyle w:val="TableGrid"/>
+        <w:tblW w:w="9360" w:type="dxa"/>
+        <w:jc w:val="left"/>
+        <w:tblBorders>
+          <w:top w:val="single" w:color="000000" w:sz="8" w:space="0"/>
+          <w:left w:val="single" w:color="000000" w:sz="8" w:space="0"/>
+          <w:bottom w:val="single" w:color="000000" w:sz="8" w:space="0"/>
+          <w:right w:val="single" w:color="000000" w:sz="8" w:space="0"/>
+          <w:insideH w:val="single" w:color="000000" w:sz="8" w:space="0"/>
+          <w:insideV w:val="single" w:color="000000" w:sz="8" w:space="0"/>
+        </w:tblBorders>
+        <w:tblLayout w:type="fixed"/>
+        <w:tblCellMar>
+          <w:top w:w="100" w:type="dxa"/>
+          <w:left w:w="100" w:type="dxa"/>
+          <w:bottom w:w="100" w:type="dxa"/>
+          <w:right w:w="100" w:type="dxa"/>
+        </w:tblCellMar>
+      </w:tblPr>
+      <w:tblGrid>
+        <w:gridCol w:w="2340"/>
+        <w:gridCol w:w="2340"/>
+        <w:gridCol w:w="2340"/>
+        <w:gridCol w:w="2340"/>
+      </w:tblGrid>
+      <w:tr>
+        <w:tc>
+          <w:tcPr>
+            <w:tcW w:w="2340" w:type="dxa"/>
+          </w:tcPr>
+          <w:p>
+            <w:pPr/>
+            <w:r>
+              <w:rPr>
+                <w:b/>
+              </w:rPr>
+              <w:t xml:space="preserve">Requirement ID</w:t>
+            </w:r>
+          </w:p>
+        </w:tc>
+        <w:tc>
+          <w:tcPr>
+            <w:tcW w:w="2340" w:type="dxa"/>
+          </w:tcPr>
+          <w:p>
+            <w:pPr/>
+            <w:r>
+              <w:t xml:space="preserve">REQ_DS43.97</w:t>
+            </w:r>
+          </w:p>
+        </w:tc>
+        <w:tc>
+          <w:tcPr>
+            <w:tcW w:w="2340" w:type="dxa"/>
+          </w:tcPr>
+          <w:p>
+            <w:pPr/>
+            <w:r>
+              <w:rPr>
+                <w:b/>
+              </w:rPr>
+              <w:t xml:space="preserve">Version</w:t>
+            </w:r>
+          </w:p>
+        </w:tc>
+        <w:tc>
+          <w:tcPr>
+            <w:tcW w:w="2340" w:type="dxa"/>
+          </w:tcPr>
+          <w:p>
+            <w:pPr/>
+            <w:r>
+              <w:t xml:space="preserve">1.0</w:t>
+            </w:r>
+          </w:p>
+        </w:tc>
+      </w:tr>
+      <w:tr>
+        <w:tc>
+          <w:tcPr>
+            <w:tcW w:w="2340" w:type="dxa"/>
+          </w:tcPr>
+          <w:p>
+            <w:pPr/>
+            <w:r>
+              <w:rPr>
+                <w:b/>
+              </w:rPr>
+              <w:t xml:space="preserve">Table Name</w:t>
+            </w:r>
+          </w:p>
+        </w:tc>
+        <w:tc>
+          <w:tcPr>
+            <w:tcW w:w="7020" w:type="dxa"/>
+            <w:gridSpan w:val="3"/>
+          </w:tcPr>
+          <w:p>
+            <w:pPr/>
+            <w:r>
+              <w:t xml:space="preserve">sys_approval_flow</w:t>
+            </w:r>
+          </w:p>
+        </w:tc>
+      </w:tr>
+      <w:tr>
+        <w:tc>
+          <w:tcPr>
+            <w:tcW w:w="2340" w:type="dxa"/>
+          </w:tcPr>
+          <w:p>
+            <w:pPr/>
+            <w:r>
+              <w:rPr>
+                <w:b/>
+              </w:rPr>
+              <w:t xml:space="preserve">Description</w:t>
+            </w:r>
+          </w:p>
+        </w:tc>
+        <w:tc>
+          <w:tcPr>
+            <w:tcW w:w="7020" w:type="dxa"/>
+            <w:gridSpan w:val="3"/>
+          </w:tcPr>
+          <w:p>
+            <w:pPr/>
+            <w:r>
+              <w:t xml:space="preserve">Approval flow per company and document type, with the self-approval setting and active flag.</w:t>
+            </w:r>
+          </w:p>
+        </w:tc>
+      </w:tr>
+      <w:tr>
+        <w:tc>
+          <w:tcPr>
+            <w:tcW w:w="2340" w:type="dxa"/>
+          </w:tcPr>
+          <w:p>
+            <w:pPr/>
+            <w:r>
+              <w:rPr>
+                <w:b/>
+              </w:rPr>
+              <w:t xml:space="preserve">Author</w:t>
+            </w:r>
+          </w:p>
+        </w:tc>
+        <w:tc>
+          <w:tcPr>
+            <w:tcW w:w="7020" w:type="dxa"/>
+            <w:gridSpan w:val="3"/>
+          </w:tcPr>
+          <w:p>
+            <w:pPr/>
+            <w:r>
+              <w:t xml:space="preserve">Developer</w:t>
+            </w:r>
+          </w:p>
+        </w:tc>
+      </w:tr>
+    </w:tbl>
+    <w:p/>
+    <w:tbl>
+      <w:tblPr>
+        <w:tblStyle w:val="TableGrid"/>
+        <w:tblW w:w="9360" w:type="dxa"/>
+        <w:jc w:val="left"/>
+        <w:tblBorders>
+          <w:top w:val="single" w:color="000000" w:sz="8" w:space="0"/>
+          <w:left w:val="single" w:color="000000" w:sz="8" w:space="0"/>
+          <w:bottom w:val="single" w:color="000000" w:sz="8" w:space="0"/>
+          <w:right w:val="single" w:color="000000" w:sz="8" w:space="0"/>
+          <w:insideH w:val="single" w:color="000000" w:sz="8" w:space="0"/>
+          <w:insideV w:val="single" w:color="000000" w:sz="8" w:space="0"/>
+        </w:tblBorders>
+        <w:tblLayout w:type="fixed"/>
+        <w:tblCellMar>
+          <w:top w:w="100" w:type="dxa"/>
+          <w:left w:w="100" w:type="dxa"/>
+          <w:bottom w:w="100" w:type="dxa"/>
+          <w:right w:w="100" w:type="dxa"/>
+        </w:tblCellMar>
+      </w:tblPr>
+      <w:tblGrid>
+        <w:gridCol w:w="2340"/>
+        <w:gridCol w:w="2340"/>
+        <w:gridCol w:w="2340"/>
+        <w:gridCol w:w="2340"/>
+      </w:tblGrid>
+      <w:tr>
+        <w:tc>
+          <w:tcPr>
+            <w:tcW w:w="2340" w:type="dxa"/>
+          </w:tcPr>
+          <w:p>
+            <w:pPr/>
+            <w:r>
+              <w:rPr>
+                <w:b/>
+              </w:rPr>
+              <w:t xml:space="preserve">Requirement ID</w:t>
+            </w:r>
+          </w:p>
+        </w:tc>
+        <w:tc>
+          <w:tcPr>
+            <w:tcW w:w="2340" w:type="dxa"/>
+          </w:tcPr>
+          <w:p>
+            <w:pPr/>
+            <w:r>
+              <w:t xml:space="preserve">REQ_DS43.98</w:t>
+            </w:r>
+          </w:p>
+        </w:tc>
+        <w:tc>
+          <w:tcPr>
+            <w:tcW w:w="2340" w:type="dxa"/>
+          </w:tcPr>
+          <w:p>
+            <w:pPr/>
+            <w:r>
+              <w:rPr>
+                <w:b/>
+              </w:rPr>
+              <w:t xml:space="preserve">Version</w:t>
+            </w:r>
+          </w:p>
+        </w:tc>
+        <w:tc>
+          <w:tcPr>
+            <w:tcW w:w="2340" w:type="dxa"/>
+          </w:tcPr>
+          <w:p>
+            <w:pPr/>
+            <w:r>
+              <w:t xml:space="preserve">1.0</w:t>
+            </w:r>
+          </w:p>
+        </w:tc>
+      </w:tr>
+      <w:tr>
+        <w:tc>
+          <w:tcPr>
+            <w:tcW w:w="2340" w:type="dxa"/>
+          </w:tcPr>
+          <w:p>
+            <w:pPr/>
+            <w:r>
+              <w:rPr>
+                <w:b/>
+              </w:rPr>
+              <w:t xml:space="preserve">Table Name</w:t>
+            </w:r>
+          </w:p>
+        </w:tc>
+        <w:tc>
+          <w:tcPr>
+            <w:tcW w:w="7020" w:type="dxa"/>
+            <w:gridSpan w:val="3"/>
+          </w:tcPr>
+          <w:p>
+            <w:pPr/>
+            <w:r>
+              <w:t xml:space="preserve">sys_approval_flow_step</w:t>
+            </w:r>
+          </w:p>
+        </w:tc>
+      </w:tr>
+      <w:tr>
+        <w:tc>
+          <w:tcPr>
+            <w:tcW w:w="2340" w:type="dxa"/>
+          </w:tcPr>
+          <w:p>
+            <w:pPr/>
+            <w:r>
+              <w:rPr>
+                <w:b/>
+              </w:rPr>
+              <w:t xml:space="preserve">Description</w:t>
+            </w:r>
+          </w:p>
+        </w:tc>
+        <w:tc>
+          <w:tcPr>
+            <w:tcW w:w="7020" w:type="dxa"/>
+            <w:gridSpan w:val="3"/>
+          </w:tcPr>
+          <w:p>
+            <w:pPr/>
+            <w:r>
+              <w:t xml:space="preserve">Ordered steps of an approval flow: approver role or user and the optional minimum amount that makes the step apply.</w:t>
+            </w:r>
+          </w:p>
+        </w:tc>
+      </w:tr>
+      <w:tr>
+        <w:tc>
+          <w:tcPr>
+            <w:tcW w:w="2340" w:type="dxa"/>
+          </w:tcPr>
+          <w:p>
+            <w:pPr/>
+            <w:r>
+              <w:rPr>
+                <w:b/>
+              </w:rPr>
+              <w:t xml:space="preserve">Author</w:t>
+            </w:r>
+          </w:p>
+        </w:tc>
+        <w:tc>
+          <w:tcPr>
+            <w:tcW w:w="7020" w:type="dxa"/>
+            <w:gridSpan w:val="3"/>
+          </w:tcPr>
+          <w:p>
+            <w:pPr/>
+            <w:r>
+              <w:t xml:space="preserve">Developer</w:t>
+            </w:r>
+          </w:p>
+        </w:tc>
+      </w:tr>
+    </w:tbl>
+    <w:p/>
+    <w:tbl>
+      <w:tblPr>
+        <w:tblStyle w:val="TableGrid"/>
+        <w:tblW w:w="9360" w:type="dxa"/>
+        <w:jc w:val="left"/>
+        <w:tblBorders>
+          <w:top w:val="single" w:color="000000" w:sz="8" w:space="0"/>
+          <w:left w:val="single" w:color="000000" w:sz="8" w:space="0"/>
+          <w:bottom w:val="single" w:color="000000" w:sz="8" w:space="0"/>
+          <w:right w:val="single" w:color="000000" w:sz="8" w:space="0"/>
+          <w:insideH w:val="single" w:color="000000" w:sz="8" w:space="0"/>
+          <w:insideV w:val="single" w:color="000000" w:sz="8" w:space="0"/>
+        </w:tblBorders>
+        <w:tblLayout w:type="fixed"/>
+        <w:tblCellMar>
+          <w:top w:w="100" w:type="dxa"/>
+          <w:left w:w="100" w:type="dxa"/>
+          <w:bottom w:w="100" w:type="dxa"/>
+          <w:right w:w="100" w:type="dxa"/>
+        </w:tblCellMar>
+      </w:tblPr>
+      <w:tblGrid>
+        <w:gridCol w:w="2340"/>
+        <w:gridCol w:w="2340"/>
+        <w:gridCol w:w="2340"/>
+        <w:gridCol w:w="2340"/>
+      </w:tblGrid>
+      <w:tr>
+        <w:tc>
+          <w:tcPr>
+            <w:tcW w:w="2340" w:type="dxa"/>
+          </w:tcPr>
+          <w:p>
+            <w:pPr/>
+            <w:r>
+              <w:rPr>
+                <w:b/>
+              </w:rPr>
+              <w:t xml:space="preserve">Requirement ID</w:t>
+            </w:r>
+          </w:p>
+        </w:tc>
+        <w:tc>
+          <w:tcPr>
+            <w:tcW w:w="2340" w:type="dxa"/>
+          </w:tcPr>
+          <w:p>
+            <w:pPr/>
+            <w:r>
+              <w:t xml:space="preserve">REQ_DS43.99</w:t>
+            </w:r>
+          </w:p>
+        </w:tc>
+        <w:tc>
+          <w:tcPr>
+            <w:tcW w:w="2340" w:type="dxa"/>
+          </w:tcPr>
+          <w:p>
+            <w:pPr/>
+            <w:r>
+              <w:rPr>
+                <w:b/>
+              </w:rPr>
+              <w:t xml:space="preserve">Version</w:t>
+            </w:r>
+          </w:p>
+        </w:tc>
+        <w:tc>
+          <w:tcPr>
+            <w:tcW w:w="2340" w:type="dxa"/>
+          </w:tcPr>
+          <w:p>
+            <w:pPr/>
+            <w:r>
+              <w:t xml:space="preserve">1.0</w:t>
+            </w:r>
+          </w:p>
+        </w:tc>
+      </w:tr>
+      <w:tr>
+        <w:tc>
+          <w:tcPr>
+            <w:tcW w:w="2340" w:type="dxa"/>
+          </w:tcPr>
+          <w:p>
+            <w:pPr/>
+            <w:r>
+              <w:rPr>
+                <w:b/>
+              </w:rPr>
+              <w:t xml:space="preserve">Table Name</w:t>
+            </w:r>
+          </w:p>
+        </w:tc>
+        <w:tc>
+          <w:tcPr>
+            <w:tcW w:w="7020" w:type="dxa"/>
+            <w:gridSpan w:val="3"/>
+          </w:tcPr>
+          <w:p>
+            <w:pPr/>
+            <w:r>
+              <w:t xml:space="preserve">sys_approval_delegation</w:t>
+            </w:r>
+          </w:p>
+        </w:tc>
+      </w:tr>
+      <w:tr>
+        <w:tc>
+          <w:tcPr>
+            <w:tcW w:w="2340" w:type="dxa"/>
+          </w:tcPr>
+          <w:p>
+            <w:pPr/>
+            <w:r>
+              <w:rPr>
+                <w:b/>
+              </w:rPr>
+              <w:t xml:space="preserve">Description</w:t>
+            </w:r>
+          </w:p>
+        </w:tc>
+        <w:tc>
+          <w:tcPr>
+            <w:tcW w:w="7020" w:type="dxa"/>
+            <w:gridSpan w:val="3"/>
+          </w:tcPr>
+          <w:p>
+            <w:pPr/>
+            <w:r>
+              <w:t xml:space="preserve">Approval delegation from one user to another within a date range.</w:t>
+            </w:r>
+          </w:p>
+        </w:tc>
+      </w:tr>
+      <w:tr>
+        <w:tc>
+          <w:tcPr>
+            <w:tcW w:w="2340" w:type="dxa"/>
+          </w:tcPr>
+          <w:p>
+            <w:pPr/>
+            <w:r>
+              <w:rPr>
+                <w:b/>
+              </w:rPr>
+              <w:t xml:space="preserve">Author</w:t>
+            </w:r>
+          </w:p>
+        </w:tc>
+        <w:tc>
+          <w:tcPr>
+            <w:tcW w:w="7020" w:type="dxa"/>
+            <w:gridSpan w:val="3"/>
+          </w:tcPr>
+          <w:p>
+            <w:pPr/>
+            <w:r>
+              <w:t xml:space="preserve">Developer</w:t>
+            </w:r>
+          </w:p>
+        </w:tc>
+      </w:tr>
+    </w:tbl>
+    <w:p/>
+    <w:tbl>
+      <w:tblPr>
+        <w:tblStyle w:val="TableGrid"/>
+        <w:tblW w:w="9360" w:type="dxa"/>
+        <w:jc w:val="left"/>
+        <w:tblBorders>
+          <w:top w:val="single" w:color="000000" w:sz="8" w:space="0"/>
+          <w:left w:val="single" w:color="000000" w:sz="8" w:space="0"/>
+          <w:bottom w:val="single" w:color="000000" w:sz="8" w:space="0"/>
+          <w:right w:val="single" w:color="000000" w:sz="8" w:space="0"/>
+          <w:insideH w:val="single" w:color="000000" w:sz="8" w:space="0"/>
+          <w:insideV w:val="single" w:color="000000" w:sz="8" w:space="0"/>
+        </w:tblBorders>
+        <w:tblLayout w:type="fixed"/>
+        <w:tblCellMar>
+          <w:top w:w="100" w:type="dxa"/>
+          <w:left w:w="100" w:type="dxa"/>
+          <w:bottom w:w="100" w:type="dxa"/>
+          <w:right w:w="100" w:type="dxa"/>
+        </w:tblCellMar>
+      </w:tblPr>
+      <w:tblGrid>
+        <w:gridCol w:w="2340"/>
+        <w:gridCol w:w="2340"/>
+        <w:gridCol w:w="2340"/>
+        <w:gridCol w:w="2340"/>
+      </w:tblGrid>
+      <w:tr>
+        <w:tc>
+          <w:tcPr>
+            <w:tcW w:w="2340" w:type="dxa"/>
+          </w:tcPr>
+          <w:p>
+            <w:pPr/>
+            <w:r>
+              <w:rPr>
+                <w:b/>
+              </w:rPr>
+              <w:t xml:space="preserve">Requirement ID</w:t>
+            </w:r>
+          </w:p>
+        </w:tc>
+        <w:tc>
+          <w:tcPr>
+            <w:tcW w:w="2340" w:type="dxa"/>
+          </w:tcPr>
+          <w:p>
+            <w:pPr/>
+            <w:r>
+              <w:t xml:space="preserve">REQ_DS43.100</w:t>
+            </w:r>
+          </w:p>
+        </w:tc>
+        <w:tc>
+          <w:tcPr>
+            <w:tcW w:w="2340" w:type="dxa"/>
+          </w:tcPr>
+          <w:p>
+            <w:pPr/>
+            <w:r>
+              <w:rPr>
+                <w:b/>
+              </w:rPr>
+              <w:t xml:space="preserve">Version</w:t>
+            </w:r>
+          </w:p>
+        </w:tc>
+        <w:tc>
+          <w:tcPr>
+            <w:tcW w:w="2340" w:type="dxa"/>
+          </w:tcPr>
+          <w:p>
+            <w:pPr/>
+            <w:r>
+              <w:t xml:space="preserve">1.0</w:t>
+            </w:r>
+          </w:p>
+        </w:tc>
+      </w:tr>
+      <w:tr>
+        <w:tc>
+          <w:tcPr>
+            <w:tcW w:w="2340" w:type="dxa"/>
+          </w:tcPr>
+          <w:p>
+            <w:pPr/>
+            <w:r>
+              <w:rPr>
+                <w:b/>
+              </w:rPr>
+              <w:t xml:space="preserve">Table Name</w:t>
+            </w:r>
+          </w:p>
+        </w:tc>
+        <w:tc>
+          <w:tcPr>
+            <w:tcW w:w="7020" w:type="dxa"/>
+            <w:gridSpan w:val="3"/>
+          </w:tcPr>
+          <w:p>
+            <w:pPr/>
+            <w:r>
+              <w:t xml:space="preserve">sys_approval_instance</w:t>
+            </w:r>
+          </w:p>
+        </w:tc>
+      </w:tr>
+      <w:tr>
+        <w:tc>
+          <w:tcPr>
+            <w:tcW w:w="2340" w:type="dxa"/>
+          </w:tcPr>
+          <w:p>
+            <w:pPr/>
+            <w:r>
+              <w:rPr>
+                <w:b/>
+              </w:rPr>
+              <w:t xml:space="preserve">Description</w:t>
+            </w:r>
+          </w:p>
+        </w:tc>
+        <w:tc>
+          <w:tcPr>
+            <w:tcW w:w="7020" w:type="dxa"/>
+            <w:gridSpan w:val="3"/>
+          </w:tcPr>
+          <w:p>
+            <w:pPr/>
+            <w:r>
+              <w:t xml:space="preserve">One submission of a document for approval: document reference, amount, status, current step, submitter and completion time.</w:t>
+            </w:r>
+          </w:p>
+        </w:tc>
+      </w:tr>
+      <w:tr>
+        <w:tc>
+          <w:tcPr>
+            <w:tcW w:w="2340" w:type="dxa"/>
+          </w:tcPr>
+          <w:p>
+            <w:pPr/>
+            <w:r>
+              <w:rPr>
+                <w:b/>
+              </w:rPr>
+              <w:t xml:space="preserve">Author</w:t>
+            </w:r>
+          </w:p>
+        </w:tc>
+        <w:tc>
+          <w:tcPr>
+            <w:tcW w:w="7020" w:type="dxa"/>
+            <w:gridSpan w:val="3"/>
+          </w:tcPr>
+          <w:p>
+            <w:pPr/>
+            <w:r>
+              <w:t xml:space="preserve">Developer</w:t>
+            </w:r>
+          </w:p>
+        </w:tc>
+      </w:tr>
+    </w:tbl>
+    <w:p/>
+    <w:tbl>
+      <w:tblPr>
+        <w:tblStyle w:val="TableGrid"/>
+        <w:tblW w:w="9360" w:type="dxa"/>
+        <w:jc w:val="left"/>
+        <w:tblBorders>
+          <w:top w:val="single" w:color="000000" w:sz="8" w:space="0"/>
+          <w:left w:val="single" w:color="000000" w:sz="8" w:space="0"/>
+          <w:bottom w:val="single" w:color="000000" w:sz="8" w:space="0"/>
+          <w:right w:val="single" w:color="000000" w:sz="8" w:space="0"/>
+          <w:insideH w:val="single" w:color="000000" w:sz="8" w:space="0"/>
+          <w:insideV w:val="single" w:color="000000" w:sz="8" w:space="0"/>
+        </w:tblBorders>
+        <w:tblLayout w:type="fixed"/>
+        <w:tblCellMar>
+          <w:top w:w="100" w:type="dxa"/>
+          <w:left w:w="100" w:type="dxa"/>
+          <w:bottom w:w="100" w:type="dxa"/>
+          <w:right w:w="100" w:type="dxa"/>
+        </w:tblCellMar>
+      </w:tblPr>
+      <w:tblGrid>
+        <w:gridCol w:w="2340"/>
+        <w:gridCol w:w="2340"/>
+        <w:gridCol w:w="2340"/>
+        <w:gridCol w:w="2340"/>
+      </w:tblGrid>
+      <w:tr>
+        <w:tc>
+          <w:tcPr>
+            <w:tcW w:w="2340" w:type="dxa"/>
+          </w:tcPr>
+          <w:p>
+            <w:pPr/>
+            <w:r>
+              <w:rPr>
+                <w:b/>
+              </w:rPr>
+              <w:t xml:space="preserve">Requirement ID</w:t>
+            </w:r>
+          </w:p>
+        </w:tc>
+        <w:tc>
+          <w:tcPr>
+            <w:tcW w:w="2340" w:type="dxa"/>
+          </w:tcPr>
+          <w:p>
+            <w:pPr/>
+            <w:r>
+              <w:t xml:space="preserve">REQ_DS43.101</w:t>
+            </w:r>
+          </w:p>
+        </w:tc>
+        <w:tc>
+          <w:tcPr>
+            <w:tcW w:w="2340" w:type="dxa"/>
+          </w:tcPr>
+          <w:p>
+            <w:pPr/>
+            <w:r>
+              <w:rPr>
+                <w:b/>
+              </w:rPr>
+              <w:t xml:space="preserve">Version</w:t>
+            </w:r>
+          </w:p>
+        </w:tc>
+        <w:tc>
+          <w:tcPr>
+            <w:tcW w:w="2340" w:type="dxa"/>
+          </w:tcPr>
+          <w:p>
+            <w:pPr/>
+            <w:r>
+              <w:t xml:space="preserve">1.0</w:t>
+            </w:r>
+          </w:p>
+        </w:tc>
+      </w:tr>
+      <w:tr>
+        <w:tc>
+          <w:tcPr>
+            <w:tcW w:w="2340" w:type="dxa"/>
+          </w:tcPr>
+          <w:p>
+            <w:pPr/>
+            <w:r>
+              <w:rPr>
+                <w:b/>
+              </w:rPr>
+              <w:t xml:space="preserve">Table Name</w:t>
+            </w:r>
+          </w:p>
+        </w:tc>
+        <w:tc>
+          <w:tcPr>
+            <w:tcW w:w="7020" w:type="dxa"/>
+            <w:gridSpan w:val="3"/>
+          </w:tcPr>
+          <w:p>
+            <w:pPr/>
+            <w:r>
+              <w:t xml:space="preserve">sys_approval_instance_step</w:t>
+            </w:r>
+          </w:p>
+        </w:tc>
+      </w:tr>
+      <w:tr>
+        <w:tc>
+          <w:tcPr>
+            <w:tcW w:w="2340" w:type="dxa"/>
+          </w:tcPr>
+          <w:p>
+            <w:pPr/>
+            <w:r>
+              <w:rPr>
+                <w:b/>
+              </w:rPr>
+              <w:t xml:space="preserve">Description</w:t>
+            </w:r>
+          </w:p>
+        </w:tc>
+        <w:tc>
+          <w:tcPr>
+            <w:tcW w:w="7020" w:type="dxa"/>
+            <w:gridSpan w:val="3"/>
+          </w:tcPr>
+          <w:p>
+            <w:pPr/>
+            <w:r>
+              <w:t xml:space="preserve">Snapshot of the applicable flow steps of an approval instance with each step's decision, actor, delegator, time and comment.</w:t>
+            </w:r>
+          </w:p>
+        </w:tc>
+      </w:tr>
+      <w:tr>
+        <w:tc>
+          <w:tcPr>
+            <w:tcW w:w="2340" w:type="dxa"/>
+          </w:tcPr>
+          <w:p>
+            <w:pPr/>
+            <w:r>
+              <w:rPr>
+                <w:b/>
+              </w:rPr>
+              <w:t xml:space="preserve">Author</w:t>
+            </w:r>
+          </w:p>
+        </w:tc>
+        <w:tc>
+          <w:tcPr>
+            <w:tcW w:w="7020" w:type="dxa"/>
+            <w:gridSpan w:val="3"/>
+          </w:tcPr>
+          <w:p>
+            <w:pPr/>
+            <w:r>
+              <w:t xml:space="preserve">Developer</w:t>
+            </w:r>
+          </w:p>
+        </w:tc>
+      </w:tr>
+    </w:tbl>
+    <w:p/>
     <w:p>
       <w:pPr>
         <w:pStyle w:val="Heading2"/>
@@ -22660,6 +24807,3852 @@
             <w:pPr/>
             <w:r>
               <w:t xml:space="preserve">預設今天；可清空（後端用今天）；不佔號</w:t>
+            </w:r>
+          </w:p>
+        </w:tc>
+      </w:tr>
+      <w:tr>
+        <w:tc>
+          <w:tcPr>
+            <w:tcW w:w="2340" w:type="dxa"/>
+          </w:tcPr>
+          <w:p>
+            <w:pPr/>
+            <w:r>
+              <w:rPr>
+                <w:b/>
+              </w:rPr>
+              <w:t xml:space="preserve">Related I/O</w:t>
+            </w:r>
+          </w:p>
+        </w:tc>
+        <w:tc>
+          <w:tcPr>
+            <w:tcW w:w="7020" w:type="dxa"/>
+            <w:gridSpan w:val="3"/>
+          </w:tcPr>
+          <w:p>
+            <w:pPr/>
+            <w:r>
+              <w:t xml:space="preserve">None</w:t>
+            </w:r>
+          </w:p>
+        </w:tc>
+      </w:tr>
+      <w:tr>
+        <w:tc>
+          <w:tcPr>
+            <w:tcW w:w="2340" w:type="dxa"/>
+          </w:tcPr>
+          <w:p>
+            <w:pPr/>
+            <w:r>
+              <w:rPr>
+                <w:b/>
+              </w:rPr>
+              <w:t xml:space="preserve">Author</w:t>
+            </w:r>
+          </w:p>
+        </w:tc>
+        <w:tc>
+          <w:tcPr>
+            <w:tcW w:w="7020" w:type="dxa"/>
+            <w:gridSpan w:val="3"/>
+          </w:tcPr>
+          <w:p>
+            <w:pPr/>
+            <w:r>
+              <w:t xml:space="preserve">Developer</w:t>
+            </w:r>
+          </w:p>
+        </w:tc>
+      </w:tr>
+    </w:tbl>
+    <w:p/>
+    <w:p>
+      <w:pPr>
+        <w:pStyle w:val="Heading5"/>
+      </w:pPr>
+      <w:r>
+        <w:t xml:space="preserve">4.4.1.8.68 Approval Flow Maintenance Interface</w:t>
+      </w:r>
+    </w:p>
+    <w:tbl>
+      <w:tblPr>
+        <w:tblStyle w:val="TableGrid"/>
+        <w:tblW w:w="9360" w:type="dxa"/>
+        <w:jc w:val="left"/>
+        <w:tblBorders>
+          <w:top w:val="single" w:color="000000" w:sz="6" w:space="0"/>
+          <w:left w:val="single" w:color="000000" w:sz="6" w:space="0"/>
+          <w:bottom w:val="single" w:color="000000" w:sz="6" w:space="0"/>
+          <w:right w:val="single" w:color="000000" w:sz="6" w:space="0"/>
+          <w:insideH w:val="single" w:color="000000" w:sz="6" w:space="0"/>
+          <w:insideV w:val="single" w:color="000000" w:sz="6" w:space="0"/>
+        </w:tblBorders>
+        <w:tblLayout w:type="fixed"/>
+        <w:tblCellMar>
+          <w:top w:w="100" w:type="dxa"/>
+          <w:left w:w="100" w:type="dxa"/>
+          <w:bottom w:w="100" w:type="dxa"/>
+          <w:right w:w="100" w:type="dxa"/>
+        </w:tblCellMar>
+      </w:tblPr>
+      <w:tblGrid>
+        <w:gridCol w:w="2340"/>
+        <w:gridCol w:w="2340"/>
+        <w:gridCol w:w="2340"/>
+        <w:gridCol w:w="2340"/>
+      </w:tblGrid>
+      <w:tr>
+        <w:tc>
+          <w:tcPr>
+            <w:tcW w:w="2340" w:type="dxa"/>
+          </w:tcPr>
+          <w:p>
+            <w:pPr/>
+            <w:r>
+              <w:rPr>
+                <w:b/>
+              </w:rPr>
+              <w:t xml:space="preserve">Requirement ID</w:t>
+            </w:r>
+          </w:p>
+        </w:tc>
+        <w:tc>
+          <w:tcPr>
+            <w:tcW w:w="2340" w:type="dxa"/>
+          </w:tcPr>
+          <w:p>
+            <w:pPr/>
+            <w:r>
+              <w:t xml:space="preserve">REQ_IO_A8.68.1</w:t>
+            </w:r>
+          </w:p>
+        </w:tc>
+        <w:tc>
+          <w:tcPr>
+            <w:tcW w:w="2340" w:type="dxa"/>
+          </w:tcPr>
+          <w:p>
+            <w:pPr/>
+            <w:r>
+              <w:rPr>
+                <w:b/>
+              </w:rPr>
+              <w:t xml:space="preserve">Version</w:t>
+            </w:r>
+          </w:p>
+        </w:tc>
+        <w:tc>
+          <w:tcPr>
+            <w:tcW w:w="2340" w:type="dxa"/>
+          </w:tcPr>
+          <w:p>
+            <w:pPr/>
+            <w:r>
+              <w:t xml:space="preserve">1.0</w:t>
+            </w:r>
+          </w:p>
+        </w:tc>
+      </w:tr>
+      <w:tr>
+        <w:tc>
+          <w:tcPr>
+            <w:tcW w:w="2340" w:type="dxa"/>
+          </w:tcPr>
+          <w:p>
+            <w:pPr/>
+            <w:r>
+              <w:rPr>
+                <w:b/>
+              </w:rPr>
+              <w:t xml:space="preserve">Item</w:t>
+            </w:r>
+          </w:p>
+        </w:tc>
+        <w:tc>
+          <w:tcPr>
+            <w:tcW w:w="7020" w:type="dxa"/>
+            <w:gridSpan w:val="3"/>
+          </w:tcPr>
+          <w:p>
+            <w:pPr/>
+            <w:r>
+              <w:t xml:space="preserve">Document Type (Input)</w:t>
+            </w:r>
+          </w:p>
+        </w:tc>
+      </w:tr>
+      <w:tr>
+        <w:tc>
+          <w:tcPr>
+            <w:tcW w:w="2340" w:type="dxa"/>
+          </w:tcPr>
+          <w:p>
+            <w:pPr/>
+            <w:r>
+              <w:rPr>
+                <w:b/>
+              </w:rPr>
+              <w:t xml:space="preserve">Description</w:t>
+            </w:r>
+          </w:p>
+        </w:tc>
+        <w:tc>
+          <w:tcPr>
+            <w:tcW w:w="7020" w:type="dxa"/>
+            <w:gridSpan w:val="3"/>
+          </w:tcPr>
+          <w:p>
+            <w:pPr/>
+            <w:r>
+              <w:t xml:space="preserve">單據類型</w:t>
+            </w:r>
+          </w:p>
+        </w:tc>
+      </w:tr>
+      <w:tr>
+        <w:tc>
+          <w:tcPr>
+            <w:tcW w:w="2340" w:type="dxa"/>
+          </w:tcPr>
+          <w:p>
+            <w:pPr/>
+            <w:r>
+              <w:rPr>
+                <w:b/>
+              </w:rPr>
+              <w:t xml:space="preserve">Purpose</w:t>
+            </w:r>
+          </w:p>
+        </w:tc>
+        <w:tc>
+          <w:tcPr>
+            <w:tcW w:w="7020" w:type="dxa"/>
+            <w:gridSpan w:val="3"/>
+          </w:tcPr>
+          <w:p>
+            <w:pPr/>
+            <w:r>
+              <w:t xml:space="preserve">流程所屬單據</w:t>
+            </w:r>
+          </w:p>
+        </w:tc>
+      </w:tr>
+      <w:tr>
+        <w:tc>
+          <w:tcPr>
+            <w:tcW w:w="2340" w:type="dxa"/>
+          </w:tcPr>
+          <w:p>
+            <w:pPr/>
+            <w:r>
+              <w:rPr>
+                <w:b/>
+              </w:rPr>
+              <w:t xml:space="preserve">Format</w:t>
+            </w:r>
+          </w:p>
+        </w:tc>
+        <w:tc>
+          <w:tcPr>
+            <w:tcW w:w="2340" w:type="dxa"/>
+          </w:tcPr>
+          <w:p>
+            <w:pPr/>
+            <w:r>
+              <w:t xml:space="preserve">{PREFIX}.{DOCUMENT}，例如 PUR.ORDER</w:t>
+            </w:r>
+          </w:p>
+        </w:tc>
+        <w:tc>
+          <w:tcPr>
+            <w:tcW w:w="2340" w:type="dxa"/>
+          </w:tcPr>
+          <w:p>
+            <w:pPr/>
+            <w:r>
+              <w:rPr>
+                <w:b/>
+              </w:rPr>
+              <w:t xml:space="preserve">Valid Range</w:t>
+            </w:r>
+          </w:p>
+        </w:tc>
+        <w:tc>
+          <w:tcPr>
+            <w:tcW w:w="2340" w:type="dxa"/>
+          </w:tcPr>
+          <w:p>
+            <w:pPr/>
+            <w:r>
+              <w:t xml:space="preserve">英文字母、數字、底線，最多 50 字；保存為大寫；公司內唯一；建立後不可修改</w:t>
+            </w:r>
+          </w:p>
+        </w:tc>
+      </w:tr>
+      <w:tr>
+        <w:tc>
+          <w:tcPr>
+            <w:tcW w:w="2340" w:type="dxa"/>
+          </w:tcPr>
+          <w:p>
+            <w:pPr/>
+            <w:r>
+              <w:rPr>
+                <w:b/>
+              </w:rPr>
+              <w:t xml:space="preserve">Related I/O</w:t>
+            </w:r>
+          </w:p>
+        </w:tc>
+        <w:tc>
+          <w:tcPr>
+            <w:tcW w:w="7020" w:type="dxa"/>
+            <w:gridSpan w:val="3"/>
+          </w:tcPr>
+          <w:p>
+            <w:pPr/>
+            <w:r>
+              <w:t xml:space="preserve">None</w:t>
+            </w:r>
+          </w:p>
+        </w:tc>
+      </w:tr>
+      <w:tr>
+        <w:tc>
+          <w:tcPr>
+            <w:tcW w:w="2340" w:type="dxa"/>
+          </w:tcPr>
+          <w:p>
+            <w:pPr/>
+            <w:r>
+              <w:rPr>
+                <w:b/>
+              </w:rPr>
+              <w:t xml:space="preserve">Author</w:t>
+            </w:r>
+          </w:p>
+        </w:tc>
+        <w:tc>
+          <w:tcPr>
+            <w:tcW w:w="7020" w:type="dxa"/>
+            <w:gridSpan w:val="3"/>
+          </w:tcPr>
+          <w:p>
+            <w:pPr/>
+            <w:r>
+              <w:t xml:space="preserve">Developer</w:t>
+            </w:r>
+          </w:p>
+        </w:tc>
+      </w:tr>
+    </w:tbl>
+    <w:p/>
+    <w:tbl>
+      <w:tblPr>
+        <w:tblStyle w:val="TableGrid"/>
+        <w:tblW w:w="9360" w:type="dxa"/>
+        <w:jc w:val="left"/>
+        <w:tblBorders>
+          <w:top w:val="single" w:color="000000" w:sz="6" w:space="0"/>
+          <w:left w:val="single" w:color="000000" w:sz="6" w:space="0"/>
+          <w:bottom w:val="single" w:color="000000" w:sz="6" w:space="0"/>
+          <w:right w:val="single" w:color="000000" w:sz="6" w:space="0"/>
+          <w:insideH w:val="single" w:color="000000" w:sz="6" w:space="0"/>
+          <w:insideV w:val="single" w:color="000000" w:sz="6" w:space="0"/>
+        </w:tblBorders>
+        <w:tblLayout w:type="fixed"/>
+        <w:tblCellMar>
+          <w:top w:w="100" w:type="dxa"/>
+          <w:left w:w="100" w:type="dxa"/>
+          <w:bottom w:w="100" w:type="dxa"/>
+          <w:right w:w="100" w:type="dxa"/>
+        </w:tblCellMar>
+      </w:tblPr>
+      <w:tblGrid>
+        <w:gridCol w:w="2340"/>
+        <w:gridCol w:w="2340"/>
+        <w:gridCol w:w="2340"/>
+        <w:gridCol w:w="2340"/>
+      </w:tblGrid>
+      <w:tr>
+        <w:tc>
+          <w:tcPr>
+            <w:tcW w:w="2340" w:type="dxa"/>
+          </w:tcPr>
+          <w:p>
+            <w:pPr/>
+            <w:r>
+              <w:rPr>
+                <w:b/>
+              </w:rPr>
+              <w:t xml:space="preserve">Requirement ID</w:t>
+            </w:r>
+          </w:p>
+        </w:tc>
+        <w:tc>
+          <w:tcPr>
+            <w:tcW w:w="2340" w:type="dxa"/>
+          </w:tcPr>
+          <w:p>
+            <w:pPr/>
+            <w:r>
+              <w:t xml:space="preserve">REQ_IO_A8.68.2</w:t>
+            </w:r>
+          </w:p>
+        </w:tc>
+        <w:tc>
+          <w:tcPr>
+            <w:tcW w:w="2340" w:type="dxa"/>
+          </w:tcPr>
+          <w:p>
+            <w:pPr/>
+            <w:r>
+              <w:rPr>
+                <w:b/>
+              </w:rPr>
+              <w:t xml:space="preserve">Version</w:t>
+            </w:r>
+          </w:p>
+        </w:tc>
+        <w:tc>
+          <w:tcPr>
+            <w:tcW w:w="2340" w:type="dxa"/>
+          </w:tcPr>
+          <w:p>
+            <w:pPr/>
+            <w:r>
+              <w:t xml:space="preserve">1.0</w:t>
+            </w:r>
+          </w:p>
+        </w:tc>
+      </w:tr>
+      <w:tr>
+        <w:tc>
+          <w:tcPr>
+            <w:tcW w:w="2340" w:type="dxa"/>
+          </w:tcPr>
+          <w:p>
+            <w:pPr/>
+            <w:r>
+              <w:rPr>
+                <w:b/>
+              </w:rPr>
+              <w:t xml:space="preserve">Item</w:t>
+            </w:r>
+          </w:p>
+        </w:tc>
+        <w:tc>
+          <w:tcPr>
+            <w:tcW w:w="7020" w:type="dxa"/>
+            <w:gridSpan w:val="3"/>
+          </w:tcPr>
+          <w:p>
+            <w:pPr/>
+            <w:r>
+              <w:t xml:space="preserve">Flow Name (Input)</w:t>
+            </w:r>
+          </w:p>
+        </w:tc>
+      </w:tr>
+      <w:tr>
+        <w:tc>
+          <w:tcPr>
+            <w:tcW w:w="2340" w:type="dxa"/>
+          </w:tcPr>
+          <w:p>
+            <w:pPr/>
+            <w:r>
+              <w:rPr>
+                <w:b/>
+              </w:rPr>
+              <w:t xml:space="preserve">Description</w:t>
+            </w:r>
+          </w:p>
+        </w:tc>
+        <w:tc>
+          <w:tcPr>
+            <w:tcW w:w="7020" w:type="dxa"/>
+            <w:gridSpan w:val="3"/>
+          </w:tcPr>
+          <w:p>
+            <w:pPr/>
+            <w:r>
+              <w:t xml:space="preserve">流程名稱</w:t>
+            </w:r>
+          </w:p>
+        </w:tc>
+      </w:tr>
+      <w:tr>
+        <w:tc>
+          <w:tcPr>
+            <w:tcW w:w="2340" w:type="dxa"/>
+          </w:tcPr>
+          <w:p>
+            <w:pPr/>
+            <w:r>
+              <w:rPr>
+                <w:b/>
+              </w:rPr>
+              <w:t xml:space="preserve">Purpose</w:t>
+            </w:r>
+          </w:p>
+        </w:tc>
+        <w:tc>
+          <w:tcPr>
+            <w:tcW w:w="7020" w:type="dxa"/>
+            <w:gridSpan w:val="3"/>
+          </w:tcPr>
+          <w:p>
+            <w:pPr/>
+            <w:r>
+              <w:t xml:space="preserve">流程說明</w:t>
+            </w:r>
+          </w:p>
+        </w:tc>
+      </w:tr>
+      <w:tr>
+        <w:tc>
+          <w:tcPr>
+            <w:tcW w:w="2340" w:type="dxa"/>
+          </w:tcPr>
+          <w:p>
+            <w:pPr/>
+            <w:r>
+              <w:rPr>
+                <w:b/>
+              </w:rPr>
+              <w:t xml:space="preserve">Format</w:t>
+            </w:r>
+          </w:p>
+        </w:tc>
+        <w:tc>
+          <w:tcPr>
+            <w:tcW w:w="2340" w:type="dxa"/>
+          </w:tcPr>
+          <w:p>
+            <w:pPr/>
+            <w:r>
+              <w:t xml:space="preserve">Text</w:t>
+            </w:r>
+          </w:p>
+        </w:tc>
+        <w:tc>
+          <w:tcPr>
+            <w:tcW w:w="2340" w:type="dxa"/>
+          </w:tcPr>
+          <w:p>
+            <w:pPr/>
+            <w:r>
+              <w:rPr>
+                <w:b/>
+              </w:rPr>
+              <w:t xml:space="preserve">Valid Range</w:t>
+            </w:r>
+          </w:p>
+        </w:tc>
+        <w:tc>
+          <w:tcPr>
+            <w:tcW w:w="2340" w:type="dxa"/>
+          </w:tcPr>
+          <w:p>
+            <w:pPr/>
+            <w:r>
+              <w:t xml:space="preserve">1–100 字元，去除前後空白</w:t>
+            </w:r>
+          </w:p>
+        </w:tc>
+      </w:tr>
+      <w:tr>
+        <w:tc>
+          <w:tcPr>
+            <w:tcW w:w="2340" w:type="dxa"/>
+          </w:tcPr>
+          <w:p>
+            <w:pPr/>
+            <w:r>
+              <w:rPr>
+                <w:b/>
+              </w:rPr>
+              <w:t xml:space="preserve">Related I/O</w:t>
+            </w:r>
+          </w:p>
+        </w:tc>
+        <w:tc>
+          <w:tcPr>
+            <w:tcW w:w="7020" w:type="dxa"/>
+            <w:gridSpan w:val="3"/>
+          </w:tcPr>
+          <w:p>
+            <w:pPr/>
+            <w:r>
+              <w:t xml:space="preserve">None</w:t>
+            </w:r>
+          </w:p>
+        </w:tc>
+      </w:tr>
+      <w:tr>
+        <w:tc>
+          <w:tcPr>
+            <w:tcW w:w="2340" w:type="dxa"/>
+          </w:tcPr>
+          <w:p>
+            <w:pPr/>
+            <w:r>
+              <w:rPr>
+                <w:b/>
+              </w:rPr>
+              <w:t xml:space="preserve">Author</w:t>
+            </w:r>
+          </w:p>
+        </w:tc>
+        <w:tc>
+          <w:tcPr>
+            <w:tcW w:w="7020" w:type="dxa"/>
+            <w:gridSpan w:val="3"/>
+          </w:tcPr>
+          <w:p>
+            <w:pPr/>
+            <w:r>
+              <w:t xml:space="preserve">Developer</w:t>
+            </w:r>
+          </w:p>
+        </w:tc>
+      </w:tr>
+    </w:tbl>
+    <w:p/>
+    <w:tbl>
+      <w:tblPr>
+        <w:tblStyle w:val="TableGrid"/>
+        <w:tblW w:w="9360" w:type="dxa"/>
+        <w:jc w:val="left"/>
+        <w:tblBorders>
+          <w:top w:val="single" w:color="000000" w:sz="6" w:space="0"/>
+          <w:left w:val="single" w:color="000000" w:sz="6" w:space="0"/>
+          <w:bottom w:val="single" w:color="000000" w:sz="6" w:space="0"/>
+          <w:right w:val="single" w:color="000000" w:sz="6" w:space="0"/>
+          <w:insideH w:val="single" w:color="000000" w:sz="6" w:space="0"/>
+          <w:insideV w:val="single" w:color="000000" w:sz="6" w:space="0"/>
+        </w:tblBorders>
+        <w:tblLayout w:type="fixed"/>
+        <w:tblCellMar>
+          <w:top w:w="100" w:type="dxa"/>
+          <w:left w:w="100" w:type="dxa"/>
+          <w:bottom w:w="100" w:type="dxa"/>
+          <w:right w:w="100" w:type="dxa"/>
+        </w:tblCellMar>
+      </w:tblPr>
+      <w:tblGrid>
+        <w:gridCol w:w="2340"/>
+        <w:gridCol w:w="2340"/>
+        <w:gridCol w:w="2340"/>
+        <w:gridCol w:w="2340"/>
+      </w:tblGrid>
+      <w:tr>
+        <w:tc>
+          <w:tcPr>
+            <w:tcW w:w="2340" w:type="dxa"/>
+          </w:tcPr>
+          <w:p>
+            <w:pPr/>
+            <w:r>
+              <w:rPr>
+                <w:b/>
+              </w:rPr>
+              <w:t xml:space="preserve">Requirement ID</w:t>
+            </w:r>
+          </w:p>
+        </w:tc>
+        <w:tc>
+          <w:tcPr>
+            <w:tcW w:w="2340" w:type="dxa"/>
+          </w:tcPr>
+          <w:p>
+            <w:pPr/>
+            <w:r>
+              <w:t xml:space="preserve">REQ_IO_A8.68.3</w:t>
+            </w:r>
+          </w:p>
+        </w:tc>
+        <w:tc>
+          <w:tcPr>
+            <w:tcW w:w="2340" w:type="dxa"/>
+          </w:tcPr>
+          <w:p>
+            <w:pPr/>
+            <w:r>
+              <w:rPr>
+                <w:b/>
+              </w:rPr>
+              <w:t xml:space="preserve">Version</w:t>
+            </w:r>
+          </w:p>
+        </w:tc>
+        <w:tc>
+          <w:tcPr>
+            <w:tcW w:w="2340" w:type="dxa"/>
+          </w:tcPr>
+          <w:p>
+            <w:pPr/>
+            <w:r>
+              <w:t xml:space="preserve">1.0</w:t>
+            </w:r>
+          </w:p>
+        </w:tc>
+      </w:tr>
+      <w:tr>
+        <w:tc>
+          <w:tcPr>
+            <w:tcW w:w="2340" w:type="dxa"/>
+          </w:tcPr>
+          <w:p>
+            <w:pPr/>
+            <w:r>
+              <w:rPr>
+                <w:b/>
+              </w:rPr>
+              <w:t xml:space="preserve">Item</w:t>
+            </w:r>
+          </w:p>
+        </w:tc>
+        <w:tc>
+          <w:tcPr>
+            <w:tcW w:w="7020" w:type="dxa"/>
+            <w:gridSpan w:val="3"/>
+          </w:tcPr>
+          <w:p>
+            <w:pPr/>
+            <w:r>
+              <w:t xml:space="preserve">Allow Self-approval (Checkbox)</w:t>
+            </w:r>
+          </w:p>
+        </w:tc>
+      </w:tr>
+      <w:tr>
+        <w:tc>
+          <w:tcPr>
+            <w:tcW w:w="2340" w:type="dxa"/>
+          </w:tcPr>
+          <w:p>
+            <w:pPr/>
+            <w:r>
+              <w:rPr>
+                <w:b/>
+              </w:rPr>
+              <w:t xml:space="preserve">Description</w:t>
+            </w:r>
+          </w:p>
+        </w:tc>
+        <w:tc>
+          <w:tcPr>
+            <w:tcW w:w="7020" w:type="dxa"/>
+            <w:gridSpan w:val="3"/>
+          </w:tcPr>
+          <w:p>
+            <w:pPr/>
+            <w:r>
+              <w:t xml:space="preserve">允許自審</w:t>
+            </w:r>
+          </w:p>
+        </w:tc>
+      </w:tr>
+      <w:tr>
+        <w:tc>
+          <w:tcPr>
+            <w:tcW w:w="2340" w:type="dxa"/>
+          </w:tcPr>
+          <w:p>
+            <w:pPr/>
+            <w:r>
+              <w:rPr>
+                <w:b/>
+              </w:rPr>
+              <w:t xml:space="preserve">Purpose</w:t>
+            </w:r>
+          </w:p>
+        </w:tc>
+        <w:tc>
+          <w:tcPr>
+            <w:tcW w:w="7020" w:type="dxa"/>
+            <w:gridSpan w:val="3"/>
+          </w:tcPr>
+          <w:p>
+            <w:pPr/>
+            <w:r>
+              <w:t xml:space="preserve">送審人可否審批自己的單據</w:t>
+            </w:r>
+          </w:p>
+        </w:tc>
+      </w:tr>
+      <w:tr>
+        <w:tc>
+          <w:tcPr>
+            <w:tcW w:w="2340" w:type="dxa"/>
+          </w:tcPr>
+          <w:p>
+            <w:pPr/>
+            <w:r>
+              <w:rPr>
+                <w:b/>
+              </w:rPr>
+              <w:t xml:space="preserve">Format</w:t>
+            </w:r>
+          </w:p>
+        </w:tc>
+        <w:tc>
+          <w:tcPr>
+            <w:tcW w:w="2340" w:type="dxa"/>
+          </w:tcPr>
+          <w:p>
+            <w:pPr/>
+            <w:r>
+              <w:t xml:space="preserve">Boolean</w:t>
+            </w:r>
+          </w:p>
+        </w:tc>
+        <w:tc>
+          <w:tcPr>
+            <w:tcW w:w="2340" w:type="dxa"/>
+          </w:tcPr>
+          <w:p>
+            <w:pPr/>
+            <w:r>
+              <w:rPr>
+                <w:b/>
+              </w:rPr>
+              <w:t xml:space="preserve">Valid Range</w:t>
+            </w:r>
+          </w:p>
+        </w:tc>
+        <w:tc>
+          <w:tcPr>
+            <w:tcW w:w="2340" w:type="dxa"/>
+          </w:tcPr>
+          <w:p>
+            <w:pPr/>
+            <w:r>
+              <w:t xml:space="preserve">預設否</w:t>
+            </w:r>
+          </w:p>
+        </w:tc>
+      </w:tr>
+      <w:tr>
+        <w:tc>
+          <w:tcPr>
+            <w:tcW w:w="2340" w:type="dxa"/>
+          </w:tcPr>
+          <w:p>
+            <w:pPr/>
+            <w:r>
+              <w:rPr>
+                <w:b/>
+              </w:rPr>
+              <w:t xml:space="preserve">Related I/O</w:t>
+            </w:r>
+          </w:p>
+        </w:tc>
+        <w:tc>
+          <w:tcPr>
+            <w:tcW w:w="7020" w:type="dxa"/>
+            <w:gridSpan w:val="3"/>
+          </w:tcPr>
+          <w:p>
+            <w:pPr/>
+            <w:r>
+              <w:t xml:space="preserve">None</w:t>
+            </w:r>
+          </w:p>
+        </w:tc>
+      </w:tr>
+      <w:tr>
+        <w:tc>
+          <w:tcPr>
+            <w:tcW w:w="2340" w:type="dxa"/>
+          </w:tcPr>
+          <w:p>
+            <w:pPr/>
+            <w:r>
+              <w:rPr>
+                <w:b/>
+              </w:rPr>
+              <w:t xml:space="preserve">Author</w:t>
+            </w:r>
+          </w:p>
+        </w:tc>
+        <w:tc>
+          <w:tcPr>
+            <w:tcW w:w="7020" w:type="dxa"/>
+            <w:gridSpan w:val="3"/>
+          </w:tcPr>
+          <w:p>
+            <w:pPr/>
+            <w:r>
+              <w:t xml:space="preserve">Developer</w:t>
+            </w:r>
+          </w:p>
+        </w:tc>
+      </w:tr>
+    </w:tbl>
+    <w:p/>
+    <w:tbl>
+      <w:tblPr>
+        <w:tblStyle w:val="TableGrid"/>
+        <w:tblW w:w="9360" w:type="dxa"/>
+        <w:jc w:val="left"/>
+        <w:tblBorders>
+          <w:top w:val="single" w:color="000000" w:sz="6" w:space="0"/>
+          <w:left w:val="single" w:color="000000" w:sz="6" w:space="0"/>
+          <w:bottom w:val="single" w:color="000000" w:sz="6" w:space="0"/>
+          <w:right w:val="single" w:color="000000" w:sz="6" w:space="0"/>
+          <w:insideH w:val="single" w:color="000000" w:sz="6" w:space="0"/>
+          <w:insideV w:val="single" w:color="000000" w:sz="6" w:space="0"/>
+        </w:tblBorders>
+        <w:tblLayout w:type="fixed"/>
+        <w:tblCellMar>
+          <w:top w:w="100" w:type="dxa"/>
+          <w:left w:w="100" w:type="dxa"/>
+          <w:bottom w:w="100" w:type="dxa"/>
+          <w:right w:w="100" w:type="dxa"/>
+        </w:tblCellMar>
+      </w:tblPr>
+      <w:tblGrid>
+        <w:gridCol w:w="2340"/>
+        <w:gridCol w:w="2340"/>
+        <w:gridCol w:w="2340"/>
+        <w:gridCol w:w="2340"/>
+      </w:tblGrid>
+      <w:tr>
+        <w:tc>
+          <w:tcPr>
+            <w:tcW w:w="2340" w:type="dxa"/>
+          </w:tcPr>
+          <w:p>
+            <w:pPr/>
+            <w:r>
+              <w:rPr>
+                <w:b/>
+              </w:rPr>
+              <w:t xml:space="preserve">Requirement ID</w:t>
+            </w:r>
+          </w:p>
+        </w:tc>
+        <w:tc>
+          <w:tcPr>
+            <w:tcW w:w="2340" w:type="dxa"/>
+          </w:tcPr>
+          <w:p>
+            <w:pPr/>
+            <w:r>
+              <w:t xml:space="preserve">REQ_IO_A8.68.4</w:t>
+            </w:r>
+          </w:p>
+        </w:tc>
+        <w:tc>
+          <w:tcPr>
+            <w:tcW w:w="2340" w:type="dxa"/>
+          </w:tcPr>
+          <w:p>
+            <w:pPr/>
+            <w:r>
+              <w:rPr>
+                <w:b/>
+              </w:rPr>
+              <w:t xml:space="preserve">Version</w:t>
+            </w:r>
+          </w:p>
+        </w:tc>
+        <w:tc>
+          <w:tcPr>
+            <w:tcW w:w="2340" w:type="dxa"/>
+          </w:tcPr>
+          <w:p>
+            <w:pPr/>
+            <w:r>
+              <w:t xml:space="preserve">1.0</w:t>
+            </w:r>
+          </w:p>
+        </w:tc>
+      </w:tr>
+      <w:tr>
+        <w:tc>
+          <w:tcPr>
+            <w:tcW w:w="2340" w:type="dxa"/>
+          </w:tcPr>
+          <w:p>
+            <w:pPr/>
+            <w:r>
+              <w:rPr>
+                <w:b/>
+              </w:rPr>
+              <w:t xml:space="preserve">Item</w:t>
+            </w:r>
+          </w:p>
+        </w:tc>
+        <w:tc>
+          <w:tcPr>
+            <w:tcW w:w="7020" w:type="dxa"/>
+            <w:gridSpan w:val="3"/>
+          </w:tcPr>
+          <w:p>
+            <w:pPr/>
+            <w:r>
+              <w:t xml:space="preserve">Step Name (Input)</w:t>
+            </w:r>
+          </w:p>
+        </w:tc>
+      </w:tr>
+      <w:tr>
+        <w:tc>
+          <w:tcPr>
+            <w:tcW w:w="2340" w:type="dxa"/>
+          </w:tcPr>
+          <w:p>
+            <w:pPr/>
+            <w:r>
+              <w:rPr>
+                <w:b/>
+              </w:rPr>
+              <w:t xml:space="preserve">Description</w:t>
+            </w:r>
+          </w:p>
+        </w:tc>
+        <w:tc>
+          <w:tcPr>
+            <w:tcW w:w="7020" w:type="dxa"/>
+            <w:gridSpan w:val="3"/>
+          </w:tcPr>
+          <w:p>
+            <w:pPr/>
+            <w:r>
+              <w:t xml:space="preserve">步驟名稱</w:t>
+            </w:r>
+          </w:p>
+        </w:tc>
+      </w:tr>
+      <w:tr>
+        <w:tc>
+          <w:tcPr>
+            <w:tcW w:w="2340" w:type="dxa"/>
+          </w:tcPr>
+          <w:p>
+            <w:pPr/>
+            <w:r>
+              <w:rPr>
+                <w:b/>
+              </w:rPr>
+              <w:t xml:space="preserve">Purpose</w:t>
+            </w:r>
+          </w:p>
+        </w:tc>
+        <w:tc>
+          <w:tcPr>
+            <w:tcW w:w="7020" w:type="dxa"/>
+            <w:gridSpan w:val="3"/>
+          </w:tcPr>
+          <w:p>
+            <w:pPr/>
+            <w:r>
+              <w:t xml:space="preserve">顯示於待辦與記錄</w:t>
+            </w:r>
+          </w:p>
+        </w:tc>
+      </w:tr>
+      <w:tr>
+        <w:tc>
+          <w:tcPr>
+            <w:tcW w:w="2340" w:type="dxa"/>
+          </w:tcPr>
+          <w:p>
+            <w:pPr/>
+            <w:r>
+              <w:rPr>
+                <w:b/>
+              </w:rPr>
+              <w:t xml:space="preserve">Format</w:t>
+            </w:r>
+          </w:p>
+        </w:tc>
+        <w:tc>
+          <w:tcPr>
+            <w:tcW w:w="2340" w:type="dxa"/>
+          </w:tcPr>
+          <w:p>
+            <w:pPr/>
+            <w:r>
+              <w:t xml:space="preserve">Text</w:t>
+            </w:r>
+          </w:p>
+        </w:tc>
+        <w:tc>
+          <w:tcPr>
+            <w:tcW w:w="2340" w:type="dxa"/>
+          </w:tcPr>
+          <w:p>
+            <w:pPr/>
+            <w:r>
+              <w:rPr>
+                <w:b/>
+              </w:rPr>
+              <w:t xml:space="preserve">Valid Range</w:t>
+            </w:r>
+          </w:p>
+        </w:tc>
+        <w:tc>
+          <w:tcPr>
+            <w:tcW w:w="2340" w:type="dxa"/>
+          </w:tcPr>
+          <w:p>
+            <w:pPr/>
+            <w:r>
+              <w:t xml:space="preserve">1–100 字元</w:t>
+            </w:r>
+          </w:p>
+        </w:tc>
+      </w:tr>
+      <w:tr>
+        <w:tc>
+          <w:tcPr>
+            <w:tcW w:w="2340" w:type="dxa"/>
+          </w:tcPr>
+          <w:p>
+            <w:pPr/>
+            <w:r>
+              <w:rPr>
+                <w:b/>
+              </w:rPr>
+              <w:t xml:space="preserve">Related I/O</w:t>
+            </w:r>
+          </w:p>
+        </w:tc>
+        <w:tc>
+          <w:tcPr>
+            <w:tcW w:w="7020" w:type="dxa"/>
+            <w:gridSpan w:val="3"/>
+          </w:tcPr>
+          <w:p>
+            <w:pPr/>
+            <w:r>
+              <w:t xml:space="preserve">None</w:t>
+            </w:r>
+          </w:p>
+        </w:tc>
+      </w:tr>
+      <w:tr>
+        <w:tc>
+          <w:tcPr>
+            <w:tcW w:w="2340" w:type="dxa"/>
+          </w:tcPr>
+          <w:p>
+            <w:pPr/>
+            <w:r>
+              <w:rPr>
+                <w:b/>
+              </w:rPr>
+              <w:t xml:space="preserve">Author</w:t>
+            </w:r>
+          </w:p>
+        </w:tc>
+        <w:tc>
+          <w:tcPr>
+            <w:tcW w:w="7020" w:type="dxa"/>
+            <w:gridSpan w:val="3"/>
+          </w:tcPr>
+          <w:p>
+            <w:pPr/>
+            <w:r>
+              <w:t xml:space="preserve">Developer</w:t>
+            </w:r>
+          </w:p>
+        </w:tc>
+      </w:tr>
+    </w:tbl>
+    <w:p/>
+    <w:tbl>
+      <w:tblPr>
+        <w:tblStyle w:val="TableGrid"/>
+        <w:tblW w:w="9360" w:type="dxa"/>
+        <w:jc w:val="left"/>
+        <w:tblBorders>
+          <w:top w:val="single" w:color="000000" w:sz="6" w:space="0"/>
+          <w:left w:val="single" w:color="000000" w:sz="6" w:space="0"/>
+          <w:bottom w:val="single" w:color="000000" w:sz="6" w:space="0"/>
+          <w:right w:val="single" w:color="000000" w:sz="6" w:space="0"/>
+          <w:insideH w:val="single" w:color="000000" w:sz="6" w:space="0"/>
+          <w:insideV w:val="single" w:color="000000" w:sz="6" w:space="0"/>
+        </w:tblBorders>
+        <w:tblLayout w:type="fixed"/>
+        <w:tblCellMar>
+          <w:top w:w="100" w:type="dxa"/>
+          <w:left w:w="100" w:type="dxa"/>
+          <w:bottom w:w="100" w:type="dxa"/>
+          <w:right w:w="100" w:type="dxa"/>
+        </w:tblCellMar>
+      </w:tblPr>
+      <w:tblGrid>
+        <w:gridCol w:w="2340"/>
+        <w:gridCol w:w="2340"/>
+        <w:gridCol w:w="2340"/>
+        <w:gridCol w:w="2340"/>
+      </w:tblGrid>
+      <w:tr>
+        <w:tc>
+          <w:tcPr>
+            <w:tcW w:w="2340" w:type="dxa"/>
+          </w:tcPr>
+          <w:p>
+            <w:pPr/>
+            <w:r>
+              <w:rPr>
+                <w:b/>
+              </w:rPr>
+              <w:t xml:space="preserve">Requirement ID</w:t>
+            </w:r>
+          </w:p>
+        </w:tc>
+        <w:tc>
+          <w:tcPr>
+            <w:tcW w:w="2340" w:type="dxa"/>
+          </w:tcPr>
+          <w:p>
+            <w:pPr/>
+            <w:r>
+              <w:t xml:space="preserve">REQ_IO_A8.68.5</w:t>
+            </w:r>
+          </w:p>
+        </w:tc>
+        <w:tc>
+          <w:tcPr>
+            <w:tcW w:w="2340" w:type="dxa"/>
+          </w:tcPr>
+          <w:p>
+            <w:pPr/>
+            <w:r>
+              <w:rPr>
+                <w:b/>
+              </w:rPr>
+              <w:t xml:space="preserve">Version</w:t>
+            </w:r>
+          </w:p>
+        </w:tc>
+        <w:tc>
+          <w:tcPr>
+            <w:tcW w:w="2340" w:type="dxa"/>
+          </w:tcPr>
+          <w:p>
+            <w:pPr/>
+            <w:r>
+              <w:t xml:space="preserve">1.0</w:t>
+            </w:r>
+          </w:p>
+        </w:tc>
+      </w:tr>
+      <w:tr>
+        <w:tc>
+          <w:tcPr>
+            <w:tcW w:w="2340" w:type="dxa"/>
+          </w:tcPr>
+          <w:p>
+            <w:pPr/>
+            <w:r>
+              <w:rPr>
+                <w:b/>
+              </w:rPr>
+              <w:t xml:space="preserve">Item</w:t>
+            </w:r>
+          </w:p>
+        </w:tc>
+        <w:tc>
+          <w:tcPr>
+            <w:tcW w:w="7020" w:type="dxa"/>
+            <w:gridSpan w:val="3"/>
+          </w:tcPr>
+          <w:p>
+            <w:pPr/>
+            <w:r>
+              <w:t xml:space="preserve">Approver Type (Dropdown)</w:t>
+            </w:r>
+          </w:p>
+        </w:tc>
+      </w:tr>
+      <w:tr>
+        <w:tc>
+          <w:tcPr>
+            <w:tcW w:w="2340" w:type="dxa"/>
+          </w:tcPr>
+          <w:p>
+            <w:pPr/>
+            <w:r>
+              <w:rPr>
+                <w:b/>
+              </w:rPr>
+              <w:t xml:space="preserve">Description</w:t>
+            </w:r>
+          </w:p>
+        </w:tc>
+        <w:tc>
+          <w:tcPr>
+            <w:tcW w:w="7020" w:type="dxa"/>
+            <w:gridSpan w:val="3"/>
+          </w:tcPr>
+          <w:p>
+            <w:pPr/>
+            <w:r>
+              <w:t xml:space="preserve">審批人類型</w:t>
+            </w:r>
+          </w:p>
+        </w:tc>
+      </w:tr>
+      <w:tr>
+        <w:tc>
+          <w:tcPr>
+            <w:tcW w:w="2340" w:type="dxa"/>
+          </w:tcPr>
+          <w:p>
+            <w:pPr/>
+            <w:r>
+              <w:rPr>
+                <w:b/>
+              </w:rPr>
+              <w:t xml:space="preserve">Purpose</w:t>
+            </w:r>
+          </w:p>
+        </w:tc>
+        <w:tc>
+          <w:tcPr>
+            <w:tcW w:w="7020" w:type="dxa"/>
+            <w:gridSpan w:val="3"/>
+          </w:tcPr>
+          <w:p>
+            <w:pPr/>
+            <w:r>
+              <w:t xml:space="preserve">角色或指定用戶</w:t>
+            </w:r>
+          </w:p>
+        </w:tc>
+      </w:tr>
+      <w:tr>
+        <w:tc>
+          <w:tcPr>
+            <w:tcW w:w="2340" w:type="dxa"/>
+          </w:tcPr>
+          <w:p>
+            <w:pPr/>
+            <w:r>
+              <w:rPr>
+                <w:b/>
+              </w:rPr>
+              <w:t xml:space="preserve">Format</w:t>
+            </w:r>
+          </w:p>
+        </w:tc>
+        <w:tc>
+          <w:tcPr>
+            <w:tcW w:w="2340" w:type="dxa"/>
+          </w:tcPr>
+          <w:p>
+            <w:pPr/>
+            <w:r>
+              <w:t xml:space="preserve">Role／User</w:t>
+            </w:r>
+          </w:p>
+        </w:tc>
+        <w:tc>
+          <w:tcPr>
+            <w:tcW w:w="2340" w:type="dxa"/>
+          </w:tcPr>
+          <w:p>
+            <w:pPr/>
+            <w:r>
+              <w:rPr>
+                <w:b/>
+              </w:rPr>
+              <w:t xml:space="preserve">Valid Range</w:t>
+            </w:r>
+          </w:p>
+        </w:tc>
+        <w:tc>
+          <w:tcPr>
+            <w:tcW w:w="2340" w:type="dxa"/>
+          </w:tcPr>
+          <w:p>
+            <w:pPr/>
+            <w:r>
+              <w:t xml:space="preserve">必填</w:t>
+            </w:r>
+          </w:p>
+        </w:tc>
+      </w:tr>
+      <w:tr>
+        <w:tc>
+          <w:tcPr>
+            <w:tcW w:w="2340" w:type="dxa"/>
+          </w:tcPr>
+          <w:p>
+            <w:pPr/>
+            <w:r>
+              <w:rPr>
+                <w:b/>
+              </w:rPr>
+              <w:t xml:space="preserve">Related I/O</w:t>
+            </w:r>
+          </w:p>
+        </w:tc>
+        <w:tc>
+          <w:tcPr>
+            <w:tcW w:w="7020" w:type="dxa"/>
+            <w:gridSpan w:val="3"/>
+          </w:tcPr>
+          <w:p>
+            <w:pPr/>
+            <w:r>
+              <w:t xml:space="preserve">REQ_IO_A8.68.6</w:t>
+            </w:r>
+          </w:p>
+        </w:tc>
+      </w:tr>
+      <w:tr>
+        <w:tc>
+          <w:tcPr>
+            <w:tcW w:w="2340" w:type="dxa"/>
+          </w:tcPr>
+          <w:p>
+            <w:pPr/>
+            <w:r>
+              <w:rPr>
+                <w:b/>
+              </w:rPr>
+              <w:t xml:space="preserve">Author</w:t>
+            </w:r>
+          </w:p>
+        </w:tc>
+        <w:tc>
+          <w:tcPr>
+            <w:tcW w:w="7020" w:type="dxa"/>
+            <w:gridSpan w:val="3"/>
+          </w:tcPr>
+          <w:p>
+            <w:pPr/>
+            <w:r>
+              <w:t xml:space="preserve">Developer</w:t>
+            </w:r>
+          </w:p>
+        </w:tc>
+      </w:tr>
+    </w:tbl>
+    <w:p/>
+    <w:tbl>
+      <w:tblPr>
+        <w:tblStyle w:val="TableGrid"/>
+        <w:tblW w:w="9360" w:type="dxa"/>
+        <w:jc w:val="left"/>
+        <w:tblBorders>
+          <w:top w:val="single" w:color="000000" w:sz="6" w:space="0"/>
+          <w:left w:val="single" w:color="000000" w:sz="6" w:space="0"/>
+          <w:bottom w:val="single" w:color="000000" w:sz="6" w:space="0"/>
+          <w:right w:val="single" w:color="000000" w:sz="6" w:space="0"/>
+          <w:insideH w:val="single" w:color="000000" w:sz="6" w:space="0"/>
+          <w:insideV w:val="single" w:color="000000" w:sz="6" w:space="0"/>
+        </w:tblBorders>
+        <w:tblLayout w:type="fixed"/>
+        <w:tblCellMar>
+          <w:top w:w="100" w:type="dxa"/>
+          <w:left w:w="100" w:type="dxa"/>
+          <w:bottom w:w="100" w:type="dxa"/>
+          <w:right w:w="100" w:type="dxa"/>
+        </w:tblCellMar>
+      </w:tblPr>
+      <w:tblGrid>
+        <w:gridCol w:w="2340"/>
+        <w:gridCol w:w="2340"/>
+        <w:gridCol w:w="2340"/>
+        <w:gridCol w:w="2340"/>
+      </w:tblGrid>
+      <w:tr>
+        <w:tc>
+          <w:tcPr>
+            <w:tcW w:w="2340" w:type="dxa"/>
+          </w:tcPr>
+          <w:p>
+            <w:pPr/>
+            <w:r>
+              <w:rPr>
+                <w:b/>
+              </w:rPr>
+              <w:t xml:space="preserve">Requirement ID</w:t>
+            </w:r>
+          </w:p>
+        </w:tc>
+        <w:tc>
+          <w:tcPr>
+            <w:tcW w:w="2340" w:type="dxa"/>
+          </w:tcPr>
+          <w:p>
+            <w:pPr/>
+            <w:r>
+              <w:t xml:space="preserve">REQ_IO_A8.68.6</w:t>
+            </w:r>
+          </w:p>
+        </w:tc>
+        <w:tc>
+          <w:tcPr>
+            <w:tcW w:w="2340" w:type="dxa"/>
+          </w:tcPr>
+          <w:p>
+            <w:pPr/>
+            <w:r>
+              <w:rPr>
+                <w:b/>
+              </w:rPr>
+              <w:t xml:space="preserve">Version</w:t>
+            </w:r>
+          </w:p>
+        </w:tc>
+        <w:tc>
+          <w:tcPr>
+            <w:tcW w:w="2340" w:type="dxa"/>
+          </w:tcPr>
+          <w:p>
+            <w:pPr/>
+            <w:r>
+              <w:t xml:space="preserve">1.0</w:t>
+            </w:r>
+          </w:p>
+        </w:tc>
+      </w:tr>
+      <w:tr>
+        <w:tc>
+          <w:tcPr>
+            <w:tcW w:w="2340" w:type="dxa"/>
+          </w:tcPr>
+          <w:p>
+            <w:pPr/>
+            <w:r>
+              <w:rPr>
+                <w:b/>
+              </w:rPr>
+              <w:t xml:space="preserve">Item</w:t>
+            </w:r>
+          </w:p>
+        </w:tc>
+        <w:tc>
+          <w:tcPr>
+            <w:tcW w:w="7020" w:type="dxa"/>
+            <w:gridSpan w:val="3"/>
+          </w:tcPr>
+          <w:p>
+            <w:pPr/>
+            <w:r>
+              <w:t xml:space="preserve">Approver (Dropdown)</w:t>
+            </w:r>
+          </w:p>
+        </w:tc>
+      </w:tr>
+      <w:tr>
+        <w:tc>
+          <w:tcPr>
+            <w:tcW w:w="2340" w:type="dxa"/>
+          </w:tcPr>
+          <w:p>
+            <w:pPr/>
+            <w:r>
+              <w:rPr>
+                <w:b/>
+              </w:rPr>
+              <w:t xml:space="preserve">Description</w:t>
+            </w:r>
+          </w:p>
+        </w:tc>
+        <w:tc>
+          <w:tcPr>
+            <w:tcW w:w="7020" w:type="dxa"/>
+            <w:gridSpan w:val="3"/>
+          </w:tcPr>
+          <w:p>
+            <w:pPr/>
+            <w:r>
+              <w:t xml:space="preserve">審批人</w:t>
+            </w:r>
+          </w:p>
+        </w:tc>
+      </w:tr>
+      <w:tr>
+        <w:tc>
+          <w:tcPr>
+            <w:tcW w:w="2340" w:type="dxa"/>
+          </w:tcPr>
+          <w:p>
+            <w:pPr/>
+            <w:r>
+              <w:rPr>
+                <w:b/>
+              </w:rPr>
+              <w:t xml:space="preserve">Purpose</w:t>
+            </w:r>
+          </w:p>
+        </w:tc>
+        <w:tc>
+          <w:tcPr>
+            <w:tcW w:w="7020" w:type="dxa"/>
+            <w:gridSpan w:val="3"/>
+          </w:tcPr>
+          <w:p>
+            <w:pPr/>
+            <w:r>
+              <w:t xml:space="preserve">處理該步驟的角色或用戶</w:t>
+            </w:r>
+          </w:p>
+        </w:tc>
+      </w:tr>
+      <w:tr>
+        <w:tc>
+          <w:tcPr>
+            <w:tcW w:w="2340" w:type="dxa"/>
+          </w:tcPr>
+          <w:p>
+            <w:pPr/>
+            <w:r>
+              <w:rPr>
+                <w:b/>
+              </w:rPr>
+              <w:t xml:space="preserve">Format</w:t>
+            </w:r>
+          </w:p>
+        </w:tc>
+        <w:tc>
+          <w:tcPr>
+            <w:tcW w:w="2340" w:type="dxa"/>
+          </w:tcPr>
+          <w:p>
+            <w:pPr/>
+            <w:r>
+              <w:t xml:space="preserve">bigint ID</w:t>
+            </w:r>
+          </w:p>
+        </w:tc>
+        <w:tc>
+          <w:tcPr>
+            <w:tcW w:w="2340" w:type="dxa"/>
+          </w:tcPr>
+          <w:p>
+            <w:pPr/>
+            <w:r>
+              <w:rPr>
+                <w:b/>
+              </w:rPr>
+              <w:t xml:space="preserve">Valid Range</w:t>
+            </w:r>
+          </w:p>
+        </w:tc>
+        <w:tc>
+          <w:tcPr>
+            <w:tcW w:w="2340" w:type="dxa"/>
+          </w:tcPr>
+          <w:p>
+            <w:pPr/>
+            <w:r>
+              <w:t xml:space="preserve">啟用角色或本公司啟用用戶</w:t>
+            </w:r>
+          </w:p>
+        </w:tc>
+      </w:tr>
+      <w:tr>
+        <w:tc>
+          <w:tcPr>
+            <w:tcW w:w="2340" w:type="dxa"/>
+          </w:tcPr>
+          <w:p>
+            <w:pPr/>
+            <w:r>
+              <w:rPr>
+                <w:b/>
+              </w:rPr>
+              <w:t xml:space="preserve">Related I/O</w:t>
+            </w:r>
+          </w:p>
+        </w:tc>
+        <w:tc>
+          <w:tcPr>
+            <w:tcW w:w="7020" w:type="dxa"/>
+            <w:gridSpan w:val="3"/>
+          </w:tcPr>
+          <w:p>
+            <w:pPr/>
+            <w:r>
+              <w:t xml:space="preserve">REQ_IO_A8.68.5</w:t>
+            </w:r>
+          </w:p>
+        </w:tc>
+      </w:tr>
+      <w:tr>
+        <w:tc>
+          <w:tcPr>
+            <w:tcW w:w="2340" w:type="dxa"/>
+          </w:tcPr>
+          <w:p>
+            <w:pPr/>
+            <w:r>
+              <w:rPr>
+                <w:b/>
+              </w:rPr>
+              <w:t xml:space="preserve">Author</w:t>
+            </w:r>
+          </w:p>
+        </w:tc>
+        <w:tc>
+          <w:tcPr>
+            <w:tcW w:w="7020" w:type="dxa"/>
+            <w:gridSpan w:val="3"/>
+          </w:tcPr>
+          <w:p>
+            <w:pPr/>
+            <w:r>
+              <w:t xml:space="preserve">Developer</w:t>
+            </w:r>
+          </w:p>
+        </w:tc>
+      </w:tr>
+    </w:tbl>
+    <w:p/>
+    <w:tbl>
+      <w:tblPr>
+        <w:tblStyle w:val="TableGrid"/>
+        <w:tblW w:w="9360" w:type="dxa"/>
+        <w:jc w:val="left"/>
+        <w:tblBorders>
+          <w:top w:val="single" w:color="000000" w:sz="6" w:space="0"/>
+          <w:left w:val="single" w:color="000000" w:sz="6" w:space="0"/>
+          <w:bottom w:val="single" w:color="000000" w:sz="6" w:space="0"/>
+          <w:right w:val="single" w:color="000000" w:sz="6" w:space="0"/>
+          <w:insideH w:val="single" w:color="000000" w:sz="6" w:space="0"/>
+          <w:insideV w:val="single" w:color="000000" w:sz="6" w:space="0"/>
+        </w:tblBorders>
+        <w:tblLayout w:type="fixed"/>
+        <w:tblCellMar>
+          <w:top w:w="100" w:type="dxa"/>
+          <w:left w:w="100" w:type="dxa"/>
+          <w:bottom w:w="100" w:type="dxa"/>
+          <w:right w:w="100" w:type="dxa"/>
+        </w:tblCellMar>
+      </w:tblPr>
+      <w:tblGrid>
+        <w:gridCol w:w="2340"/>
+        <w:gridCol w:w="2340"/>
+        <w:gridCol w:w="2340"/>
+        <w:gridCol w:w="2340"/>
+      </w:tblGrid>
+      <w:tr>
+        <w:tc>
+          <w:tcPr>
+            <w:tcW w:w="2340" w:type="dxa"/>
+          </w:tcPr>
+          <w:p>
+            <w:pPr/>
+            <w:r>
+              <w:rPr>
+                <w:b/>
+              </w:rPr>
+              <w:t xml:space="preserve">Requirement ID</w:t>
+            </w:r>
+          </w:p>
+        </w:tc>
+        <w:tc>
+          <w:tcPr>
+            <w:tcW w:w="2340" w:type="dxa"/>
+          </w:tcPr>
+          <w:p>
+            <w:pPr/>
+            <w:r>
+              <w:t xml:space="preserve">REQ_IO_A8.68.7</w:t>
+            </w:r>
+          </w:p>
+        </w:tc>
+        <w:tc>
+          <w:tcPr>
+            <w:tcW w:w="2340" w:type="dxa"/>
+          </w:tcPr>
+          <w:p>
+            <w:pPr/>
+            <w:r>
+              <w:rPr>
+                <w:b/>
+              </w:rPr>
+              <w:t xml:space="preserve">Version</w:t>
+            </w:r>
+          </w:p>
+        </w:tc>
+        <w:tc>
+          <w:tcPr>
+            <w:tcW w:w="2340" w:type="dxa"/>
+          </w:tcPr>
+          <w:p>
+            <w:pPr/>
+            <w:r>
+              <w:t xml:space="preserve">1.0</w:t>
+            </w:r>
+          </w:p>
+        </w:tc>
+      </w:tr>
+      <w:tr>
+        <w:tc>
+          <w:tcPr>
+            <w:tcW w:w="2340" w:type="dxa"/>
+          </w:tcPr>
+          <w:p>
+            <w:pPr/>
+            <w:r>
+              <w:rPr>
+                <w:b/>
+              </w:rPr>
+              <w:t xml:space="preserve">Item</w:t>
+            </w:r>
+          </w:p>
+        </w:tc>
+        <w:tc>
+          <w:tcPr>
+            <w:tcW w:w="7020" w:type="dxa"/>
+            <w:gridSpan w:val="3"/>
+          </w:tcPr>
+          <w:p>
+            <w:pPr/>
+            <w:r>
+              <w:t xml:space="preserve">Minimum Amount (Input)</w:t>
+            </w:r>
+          </w:p>
+        </w:tc>
+      </w:tr>
+      <w:tr>
+        <w:tc>
+          <w:tcPr>
+            <w:tcW w:w="2340" w:type="dxa"/>
+          </w:tcPr>
+          <w:p>
+            <w:pPr/>
+            <w:r>
+              <w:rPr>
+                <w:b/>
+              </w:rPr>
+              <w:t xml:space="preserve">Description</w:t>
+            </w:r>
+          </w:p>
+        </w:tc>
+        <w:tc>
+          <w:tcPr>
+            <w:tcW w:w="7020" w:type="dxa"/>
+            <w:gridSpan w:val="3"/>
+          </w:tcPr>
+          <w:p>
+            <w:pPr/>
+            <w:r>
+              <w:t xml:space="preserve">最低金額</w:t>
+            </w:r>
+          </w:p>
+        </w:tc>
+      </w:tr>
+      <w:tr>
+        <w:tc>
+          <w:tcPr>
+            <w:tcW w:w="2340" w:type="dxa"/>
+          </w:tcPr>
+          <w:p>
+            <w:pPr/>
+            <w:r>
+              <w:rPr>
+                <w:b/>
+              </w:rPr>
+              <w:t xml:space="preserve">Purpose</w:t>
+            </w:r>
+          </w:p>
+        </w:tc>
+        <w:tc>
+          <w:tcPr>
+            <w:tcW w:w="7020" w:type="dxa"/>
+            <w:gridSpan w:val="3"/>
+          </w:tcPr>
+          <w:p>
+            <w:pPr/>
+            <w:r>
+              <w:t xml:space="preserve">金額門檻（本位幣）</w:t>
+            </w:r>
+          </w:p>
+        </w:tc>
+      </w:tr>
+      <w:tr>
+        <w:tc>
+          <w:tcPr>
+            <w:tcW w:w="2340" w:type="dxa"/>
+          </w:tcPr>
+          <w:p>
+            <w:pPr/>
+            <w:r>
+              <w:rPr>
+                <w:b/>
+              </w:rPr>
+              <w:t xml:space="preserve">Format</w:t>
+            </w:r>
+          </w:p>
+        </w:tc>
+        <w:tc>
+          <w:tcPr>
+            <w:tcW w:w="2340" w:type="dxa"/>
+          </w:tcPr>
+          <w:p>
+            <w:pPr/>
+            <w:r>
+              <w:t xml:space="preserve">數字</w:t>
+            </w:r>
+          </w:p>
+        </w:tc>
+        <w:tc>
+          <w:tcPr>
+            <w:tcW w:w="2340" w:type="dxa"/>
+          </w:tcPr>
+          <w:p>
+            <w:pPr/>
+            <w:r>
+              <w:rPr>
+                <w:b/>
+              </w:rPr>
+              <w:t xml:space="preserve">Valid Range</w:t>
+            </w:r>
+          </w:p>
+        </w:tc>
+        <w:tc>
+          <w:tcPr>
+            <w:tcW w:w="2340" w:type="dxa"/>
+          </w:tcPr>
+          <w:p>
+            <w:pPr/>
+            <w:r>
+              <w:t xml:space="preserve">選填；≥ 0，最多 11 位整數、4 位小數</w:t>
+            </w:r>
+          </w:p>
+        </w:tc>
+      </w:tr>
+      <w:tr>
+        <w:tc>
+          <w:tcPr>
+            <w:tcW w:w="2340" w:type="dxa"/>
+          </w:tcPr>
+          <w:p>
+            <w:pPr/>
+            <w:r>
+              <w:rPr>
+                <w:b/>
+              </w:rPr>
+              <w:t xml:space="preserve">Related I/O</w:t>
+            </w:r>
+          </w:p>
+        </w:tc>
+        <w:tc>
+          <w:tcPr>
+            <w:tcW w:w="7020" w:type="dxa"/>
+            <w:gridSpan w:val="3"/>
+          </w:tcPr>
+          <w:p>
+            <w:pPr/>
+            <w:r>
+              <w:t xml:space="preserve">None</w:t>
+            </w:r>
+          </w:p>
+        </w:tc>
+      </w:tr>
+      <w:tr>
+        <w:tc>
+          <w:tcPr>
+            <w:tcW w:w="2340" w:type="dxa"/>
+          </w:tcPr>
+          <w:p>
+            <w:pPr/>
+            <w:r>
+              <w:rPr>
+                <w:b/>
+              </w:rPr>
+              <w:t xml:space="preserve">Author</w:t>
+            </w:r>
+          </w:p>
+        </w:tc>
+        <w:tc>
+          <w:tcPr>
+            <w:tcW w:w="7020" w:type="dxa"/>
+            <w:gridSpan w:val="3"/>
+          </w:tcPr>
+          <w:p>
+            <w:pPr/>
+            <w:r>
+              <w:t xml:space="preserve">Developer</w:t>
+            </w:r>
+          </w:p>
+        </w:tc>
+      </w:tr>
+    </w:tbl>
+    <w:p/>
+    <w:tbl>
+      <w:tblPr>
+        <w:tblStyle w:val="TableGrid"/>
+        <w:tblW w:w="9360" w:type="dxa"/>
+        <w:jc w:val="left"/>
+        <w:tblBorders>
+          <w:top w:val="single" w:color="000000" w:sz="6" w:space="0"/>
+          <w:left w:val="single" w:color="000000" w:sz="6" w:space="0"/>
+          <w:bottom w:val="single" w:color="000000" w:sz="6" w:space="0"/>
+          <w:right w:val="single" w:color="000000" w:sz="6" w:space="0"/>
+          <w:insideH w:val="single" w:color="000000" w:sz="6" w:space="0"/>
+          <w:insideV w:val="single" w:color="000000" w:sz="6" w:space="0"/>
+        </w:tblBorders>
+        <w:tblLayout w:type="fixed"/>
+        <w:tblCellMar>
+          <w:top w:w="100" w:type="dxa"/>
+          <w:left w:w="100" w:type="dxa"/>
+          <w:bottom w:w="100" w:type="dxa"/>
+          <w:right w:w="100" w:type="dxa"/>
+        </w:tblCellMar>
+      </w:tblPr>
+      <w:tblGrid>
+        <w:gridCol w:w="2340"/>
+        <w:gridCol w:w="2340"/>
+        <w:gridCol w:w="2340"/>
+        <w:gridCol w:w="2340"/>
+      </w:tblGrid>
+      <w:tr>
+        <w:tc>
+          <w:tcPr>
+            <w:tcW w:w="2340" w:type="dxa"/>
+          </w:tcPr>
+          <w:p>
+            <w:pPr/>
+            <w:r>
+              <w:rPr>
+                <w:b/>
+              </w:rPr>
+              <w:t xml:space="preserve">Requirement ID</w:t>
+            </w:r>
+          </w:p>
+        </w:tc>
+        <w:tc>
+          <w:tcPr>
+            <w:tcW w:w="2340" w:type="dxa"/>
+          </w:tcPr>
+          <w:p>
+            <w:pPr/>
+            <w:r>
+              <w:t xml:space="preserve">REQ_IO_A8.68.8</w:t>
+            </w:r>
+          </w:p>
+        </w:tc>
+        <w:tc>
+          <w:tcPr>
+            <w:tcW w:w="2340" w:type="dxa"/>
+          </w:tcPr>
+          <w:p>
+            <w:pPr/>
+            <w:r>
+              <w:rPr>
+                <w:b/>
+              </w:rPr>
+              <w:t xml:space="preserve">Version</w:t>
+            </w:r>
+          </w:p>
+        </w:tc>
+        <w:tc>
+          <w:tcPr>
+            <w:tcW w:w="2340" w:type="dxa"/>
+          </w:tcPr>
+          <w:p>
+            <w:pPr/>
+            <w:r>
+              <w:t xml:space="preserve">1.0</w:t>
+            </w:r>
+          </w:p>
+        </w:tc>
+      </w:tr>
+      <w:tr>
+        <w:tc>
+          <w:tcPr>
+            <w:tcW w:w="2340" w:type="dxa"/>
+          </w:tcPr>
+          <w:p>
+            <w:pPr/>
+            <w:r>
+              <w:rPr>
+                <w:b/>
+              </w:rPr>
+              <w:t xml:space="preserve">Item</w:t>
+            </w:r>
+          </w:p>
+        </w:tc>
+        <w:tc>
+          <w:tcPr>
+            <w:tcW w:w="7020" w:type="dxa"/>
+            <w:gridSpan w:val="3"/>
+          </w:tcPr>
+          <w:p>
+            <w:pPr/>
+            <w:r>
+              <w:t xml:space="preserve">Active (Checkbox)</w:t>
+            </w:r>
+          </w:p>
+        </w:tc>
+      </w:tr>
+      <w:tr>
+        <w:tc>
+          <w:tcPr>
+            <w:tcW w:w="2340" w:type="dxa"/>
+          </w:tcPr>
+          <w:p>
+            <w:pPr/>
+            <w:r>
+              <w:rPr>
+                <w:b/>
+              </w:rPr>
+              <w:t xml:space="preserve">Description</w:t>
+            </w:r>
+          </w:p>
+        </w:tc>
+        <w:tc>
+          <w:tcPr>
+            <w:tcW w:w="7020" w:type="dxa"/>
+            <w:gridSpan w:val="3"/>
+          </w:tcPr>
+          <w:p>
+            <w:pPr/>
+            <w:r>
+              <w:t xml:space="preserve">啟用</w:t>
+            </w:r>
+          </w:p>
+        </w:tc>
+      </w:tr>
+      <w:tr>
+        <w:tc>
+          <w:tcPr>
+            <w:tcW w:w="2340" w:type="dxa"/>
+          </w:tcPr>
+          <w:p>
+            <w:pPr/>
+            <w:r>
+              <w:rPr>
+                <w:b/>
+              </w:rPr>
+              <w:t xml:space="preserve">Purpose</w:t>
+            </w:r>
+          </w:p>
+        </w:tc>
+        <w:tc>
+          <w:tcPr>
+            <w:tcW w:w="7020" w:type="dxa"/>
+            <w:gridSpan w:val="3"/>
+          </w:tcPr>
+          <w:p>
+            <w:pPr/>
+            <w:r>
+              <w:t xml:space="preserve">停用後送審自動核准</w:t>
+            </w:r>
+          </w:p>
+        </w:tc>
+      </w:tr>
+      <w:tr>
+        <w:tc>
+          <w:tcPr>
+            <w:tcW w:w="2340" w:type="dxa"/>
+          </w:tcPr>
+          <w:p>
+            <w:pPr/>
+            <w:r>
+              <w:rPr>
+                <w:b/>
+              </w:rPr>
+              <w:t xml:space="preserve">Format</w:t>
+            </w:r>
+          </w:p>
+        </w:tc>
+        <w:tc>
+          <w:tcPr>
+            <w:tcW w:w="2340" w:type="dxa"/>
+          </w:tcPr>
+          <w:p>
+            <w:pPr/>
+            <w:r>
+              <w:t xml:space="preserve">Boolean</w:t>
+            </w:r>
+          </w:p>
+        </w:tc>
+        <w:tc>
+          <w:tcPr>
+            <w:tcW w:w="2340" w:type="dxa"/>
+          </w:tcPr>
+          <w:p>
+            <w:pPr/>
+            <w:r>
+              <w:rPr>
+                <w:b/>
+              </w:rPr>
+              <w:t xml:space="preserve">Valid Range</w:t>
+            </w:r>
+          </w:p>
+        </w:tc>
+        <w:tc>
+          <w:tcPr>
+            <w:tcW w:w="2340" w:type="dxa"/>
+          </w:tcPr>
+          <w:p>
+            <w:pPr/>
+            <w:r>
+              <w:t xml:space="preserve">只在編輯時顯示</w:t>
+            </w:r>
+          </w:p>
+        </w:tc>
+      </w:tr>
+      <w:tr>
+        <w:tc>
+          <w:tcPr>
+            <w:tcW w:w="2340" w:type="dxa"/>
+          </w:tcPr>
+          <w:p>
+            <w:pPr/>
+            <w:r>
+              <w:rPr>
+                <w:b/>
+              </w:rPr>
+              <w:t xml:space="preserve">Related I/O</w:t>
+            </w:r>
+          </w:p>
+        </w:tc>
+        <w:tc>
+          <w:tcPr>
+            <w:tcW w:w="7020" w:type="dxa"/>
+            <w:gridSpan w:val="3"/>
+          </w:tcPr>
+          <w:p>
+            <w:pPr/>
+            <w:r>
+              <w:t xml:space="preserve">None</w:t>
+            </w:r>
+          </w:p>
+        </w:tc>
+      </w:tr>
+      <w:tr>
+        <w:tc>
+          <w:tcPr>
+            <w:tcW w:w="2340" w:type="dxa"/>
+          </w:tcPr>
+          <w:p>
+            <w:pPr/>
+            <w:r>
+              <w:rPr>
+                <w:b/>
+              </w:rPr>
+              <w:t xml:space="preserve">Author</w:t>
+            </w:r>
+          </w:p>
+        </w:tc>
+        <w:tc>
+          <w:tcPr>
+            <w:tcW w:w="7020" w:type="dxa"/>
+            <w:gridSpan w:val="3"/>
+          </w:tcPr>
+          <w:p>
+            <w:pPr/>
+            <w:r>
+              <w:t xml:space="preserve">Developer</w:t>
+            </w:r>
+          </w:p>
+        </w:tc>
+      </w:tr>
+    </w:tbl>
+    <w:p/>
+    <w:p>
+      <w:pPr>
+        <w:pStyle w:val="Heading5"/>
+      </w:pPr>
+      <w:r>
+        <w:t xml:space="preserve">4.4.1.8.69 Approval Delegation Interface</w:t>
+      </w:r>
+    </w:p>
+    <w:tbl>
+      <w:tblPr>
+        <w:tblStyle w:val="TableGrid"/>
+        <w:tblW w:w="9360" w:type="dxa"/>
+        <w:jc w:val="left"/>
+        <w:tblBorders>
+          <w:top w:val="single" w:color="000000" w:sz="6" w:space="0"/>
+          <w:left w:val="single" w:color="000000" w:sz="6" w:space="0"/>
+          <w:bottom w:val="single" w:color="000000" w:sz="6" w:space="0"/>
+          <w:right w:val="single" w:color="000000" w:sz="6" w:space="0"/>
+          <w:insideH w:val="single" w:color="000000" w:sz="6" w:space="0"/>
+          <w:insideV w:val="single" w:color="000000" w:sz="6" w:space="0"/>
+        </w:tblBorders>
+        <w:tblLayout w:type="fixed"/>
+        <w:tblCellMar>
+          <w:top w:w="100" w:type="dxa"/>
+          <w:left w:w="100" w:type="dxa"/>
+          <w:bottom w:w="100" w:type="dxa"/>
+          <w:right w:w="100" w:type="dxa"/>
+        </w:tblCellMar>
+      </w:tblPr>
+      <w:tblGrid>
+        <w:gridCol w:w="2340"/>
+        <w:gridCol w:w="2340"/>
+        <w:gridCol w:w="2340"/>
+        <w:gridCol w:w="2340"/>
+      </w:tblGrid>
+      <w:tr>
+        <w:tc>
+          <w:tcPr>
+            <w:tcW w:w="2340" w:type="dxa"/>
+          </w:tcPr>
+          <w:p>
+            <w:pPr/>
+            <w:r>
+              <w:rPr>
+                <w:b/>
+              </w:rPr>
+              <w:t xml:space="preserve">Requirement ID</w:t>
+            </w:r>
+          </w:p>
+        </w:tc>
+        <w:tc>
+          <w:tcPr>
+            <w:tcW w:w="2340" w:type="dxa"/>
+          </w:tcPr>
+          <w:p>
+            <w:pPr/>
+            <w:r>
+              <w:t xml:space="preserve">REQ_IO_A8.69.1</w:t>
+            </w:r>
+          </w:p>
+        </w:tc>
+        <w:tc>
+          <w:tcPr>
+            <w:tcW w:w="2340" w:type="dxa"/>
+          </w:tcPr>
+          <w:p>
+            <w:pPr/>
+            <w:r>
+              <w:rPr>
+                <w:b/>
+              </w:rPr>
+              <w:t xml:space="preserve">Version</w:t>
+            </w:r>
+          </w:p>
+        </w:tc>
+        <w:tc>
+          <w:tcPr>
+            <w:tcW w:w="2340" w:type="dxa"/>
+          </w:tcPr>
+          <w:p>
+            <w:pPr/>
+            <w:r>
+              <w:t xml:space="preserve">1.0</w:t>
+            </w:r>
+          </w:p>
+        </w:tc>
+      </w:tr>
+      <w:tr>
+        <w:tc>
+          <w:tcPr>
+            <w:tcW w:w="2340" w:type="dxa"/>
+          </w:tcPr>
+          <w:p>
+            <w:pPr/>
+            <w:r>
+              <w:rPr>
+                <w:b/>
+              </w:rPr>
+              <w:t xml:space="preserve">Item</w:t>
+            </w:r>
+          </w:p>
+        </w:tc>
+        <w:tc>
+          <w:tcPr>
+            <w:tcW w:w="7020" w:type="dxa"/>
+            <w:gridSpan w:val="3"/>
+          </w:tcPr>
+          <w:p>
+            <w:pPr/>
+            <w:r>
+              <w:t xml:space="preserve">Delegator (Dropdown)</w:t>
+            </w:r>
+          </w:p>
+        </w:tc>
+      </w:tr>
+      <w:tr>
+        <w:tc>
+          <w:tcPr>
+            <w:tcW w:w="2340" w:type="dxa"/>
+          </w:tcPr>
+          <w:p>
+            <w:pPr/>
+            <w:r>
+              <w:rPr>
+                <w:b/>
+              </w:rPr>
+              <w:t xml:space="preserve">Description</w:t>
+            </w:r>
+          </w:p>
+        </w:tc>
+        <w:tc>
+          <w:tcPr>
+            <w:tcW w:w="7020" w:type="dxa"/>
+            <w:gridSpan w:val="3"/>
+          </w:tcPr>
+          <w:p>
+            <w:pPr/>
+            <w:r>
+              <w:t xml:space="preserve">被代理人</w:t>
+            </w:r>
+          </w:p>
+        </w:tc>
+      </w:tr>
+      <w:tr>
+        <w:tc>
+          <w:tcPr>
+            <w:tcW w:w="2340" w:type="dxa"/>
+          </w:tcPr>
+          <w:p>
+            <w:pPr/>
+            <w:r>
+              <w:rPr>
+                <w:b/>
+              </w:rPr>
+              <w:t xml:space="preserve">Purpose</w:t>
+            </w:r>
+          </w:p>
+        </w:tc>
+        <w:tc>
+          <w:tcPr>
+            <w:tcW w:w="7020" w:type="dxa"/>
+            <w:gridSpan w:val="3"/>
+          </w:tcPr>
+          <w:p>
+            <w:pPr/>
+            <w:r>
+              <w:t xml:space="preserve">交出審批工作的用戶</w:t>
+            </w:r>
+          </w:p>
+        </w:tc>
+      </w:tr>
+      <w:tr>
+        <w:tc>
+          <w:tcPr>
+            <w:tcW w:w="2340" w:type="dxa"/>
+          </w:tcPr>
+          <w:p>
+            <w:pPr/>
+            <w:r>
+              <w:rPr>
+                <w:b/>
+              </w:rPr>
+              <w:t xml:space="preserve">Format</w:t>
+            </w:r>
+          </w:p>
+        </w:tc>
+        <w:tc>
+          <w:tcPr>
+            <w:tcW w:w="2340" w:type="dxa"/>
+          </w:tcPr>
+          <w:p>
+            <w:pPr/>
+            <w:r>
+              <w:t xml:space="preserve">bigint ID</w:t>
+            </w:r>
+          </w:p>
+        </w:tc>
+        <w:tc>
+          <w:tcPr>
+            <w:tcW w:w="2340" w:type="dxa"/>
+          </w:tcPr>
+          <w:p>
+            <w:pPr/>
+            <w:r>
+              <w:rPr>
+                <w:b/>
+              </w:rPr>
+              <w:t xml:space="preserve">Valid Range</w:t>
+            </w:r>
+          </w:p>
+        </w:tc>
+        <w:tc>
+          <w:tcPr>
+            <w:tcW w:w="2340" w:type="dxa"/>
+          </w:tcPr>
+          <w:p>
+            <w:pPr/>
+            <w:r>
+              <w:t xml:space="preserve">本公司啟用用戶；建立後不可修改</w:t>
+            </w:r>
+          </w:p>
+        </w:tc>
+      </w:tr>
+      <w:tr>
+        <w:tc>
+          <w:tcPr>
+            <w:tcW w:w="2340" w:type="dxa"/>
+          </w:tcPr>
+          <w:p>
+            <w:pPr/>
+            <w:r>
+              <w:rPr>
+                <w:b/>
+              </w:rPr>
+              <w:t xml:space="preserve">Related I/O</w:t>
+            </w:r>
+          </w:p>
+        </w:tc>
+        <w:tc>
+          <w:tcPr>
+            <w:tcW w:w="7020" w:type="dxa"/>
+            <w:gridSpan w:val="3"/>
+          </w:tcPr>
+          <w:p>
+            <w:pPr/>
+            <w:r>
+              <w:t xml:space="preserve">REQ_IO_A8.69.2</w:t>
+            </w:r>
+          </w:p>
+        </w:tc>
+      </w:tr>
+      <w:tr>
+        <w:tc>
+          <w:tcPr>
+            <w:tcW w:w="2340" w:type="dxa"/>
+          </w:tcPr>
+          <w:p>
+            <w:pPr/>
+            <w:r>
+              <w:rPr>
+                <w:b/>
+              </w:rPr>
+              <w:t xml:space="preserve">Author</w:t>
+            </w:r>
+          </w:p>
+        </w:tc>
+        <w:tc>
+          <w:tcPr>
+            <w:tcW w:w="7020" w:type="dxa"/>
+            <w:gridSpan w:val="3"/>
+          </w:tcPr>
+          <w:p>
+            <w:pPr/>
+            <w:r>
+              <w:t xml:space="preserve">Developer</w:t>
+            </w:r>
+          </w:p>
+        </w:tc>
+      </w:tr>
+    </w:tbl>
+    <w:p/>
+    <w:tbl>
+      <w:tblPr>
+        <w:tblStyle w:val="TableGrid"/>
+        <w:tblW w:w="9360" w:type="dxa"/>
+        <w:jc w:val="left"/>
+        <w:tblBorders>
+          <w:top w:val="single" w:color="000000" w:sz="6" w:space="0"/>
+          <w:left w:val="single" w:color="000000" w:sz="6" w:space="0"/>
+          <w:bottom w:val="single" w:color="000000" w:sz="6" w:space="0"/>
+          <w:right w:val="single" w:color="000000" w:sz="6" w:space="0"/>
+          <w:insideH w:val="single" w:color="000000" w:sz="6" w:space="0"/>
+          <w:insideV w:val="single" w:color="000000" w:sz="6" w:space="0"/>
+        </w:tblBorders>
+        <w:tblLayout w:type="fixed"/>
+        <w:tblCellMar>
+          <w:top w:w="100" w:type="dxa"/>
+          <w:left w:w="100" w:type="dxa"/>
+          <w:bottom w:w="100" w:type="dxa"/>
+          <w:right w:w="100" w:type="dxa"/>
+        </w:tblCellMar>
+      </w:tblPr>
+      <w:tblGrid>
+        <w:gridCol w:w="2340"/>
+        <w:gridCol w:w="2340"/>
+        <w:gridCol w:w="2340"/>
+        <w:gridCol w:w="2340"/>
+      </w:tblGrid>
+      <w:tr>
+        <w:tc>
+          <w:tcPr>
+            <w:tcW w:w="2340" w:type="dxa"/>
+          </w:tcPr>
+          <w:p>
+            <w:pPr/>
+            <w:r>
+              <w:rPr>
+                <w:b/>
+              </w:rPr>
+              <w:t xml:space="preserve">Requirement ID</w:t>
+            </w:r>
+          </w:p>
+        </w:tc>
+        <w:tc>
+          <w:tcPr>
+            <w:tcW w:w="2340" w:type="dxa"/>
+          </w:tcPr>
+          <w:p>
+            <w:pPr/>
+            <w:r>
+              <w:t xml:space="preserve">REQ_IO_A8.69.2</w:t>
+            </w:r>
+          </w:p>
+        </w:tc>
+        <w:tc>
+          <w:tcPr>
+            <w:tcW w:w="2340" w:type="dxa"/>
+          </w:tcPr>
+          <w:p>
+            <w:pPr/>
+            <w:r>
+              <w:rPr>
+                <w:b/>
+              </w:rPr>
+              <w:t xml:space="preserve">Version</w:t>
+            </w:r>
+          </w:p>
+        </w:tc>
+        <w:tc>
+          <w:tcPr>
+            <w:tcW w:w="2340" w:type="dxa"/>
+          </w:tcPr>
+          <w:p>
+            <w:pPr/>
+            <w:r>
+              <w:t xml:space="preserve">1.0</w:t>
+            </w:r>
+          </w:p>
+        </w:tc>
+      </w:tr>
+      <w:tr>
+        <w:tc>
+          <w:tcPr>
+            <w:tcW w:w="2340" w:type="dxa"/>
+          </w:tcPr>
+          <w:p>
+            <w:pPr/>
+            <w:r>
+              <w:rPr>
+                <w:b/>
+              </w:rPr>
+              <w:t xml:space="preserve">Item</w:t>
+            </w:r>
+          </w:p>
+        </w:tc>
+        <w:tc>
+          <w:tcPr>
+            <w:tcW w:w="7020" w:type="dxa"/>
+            <w:gridSpan w:val="3"/>
+          </w:tcPr>
+          <w:p>
+            <w:pPr/>
+            <w:r>
+              <w:t xml:space="preserve">Delegate (Dropdown)</w:t>
+            </w:r>
+          </w:p>
+        </w:tc>
+      </w:tr>
+      <w:tr>
+        <w:tc>
+          <w:tcPr>
+            <w:tcW w:w="2340" w:type="dxa"/>
+          </w:tcPr>
+          <w:p>
+            <w:pPr/>
+            <w:r>
+              <w:rPr>
+                <w:b/>
+              </w:rPr>
+              <w:t xml:space="preserve">Description</w:t>
+            </w:r>
+          </w:p>
+        </w:tc>
+        <w:tc>
+          <w:tcPr>
+            <w:tcW w:w="7020" w:type="dxa"/>
+            <w:gridSpan w:val="3"/>
+          </w:tcPr>
+          <w:p>
+            <w:pPr/>
+            <w:r>
+              <w:t xml:space="preserve">代理人</w:t>
+            </w:r>
+          </w:p>
+        </w:tc>
+      </w:tr>
+      <w:tr>
+        <w:tc>
+          <w:tcPr>
+            <w:tcW w:w="2340" w:type="dxa"/>
+          </w:tcPr>
+          <w:p>
+            <w:pPr/>
+            <w:r>
+              <w:rPr>
+                <w:b/>
+              </w:rPr>
+              <w:t xml:space="preserve">Purpose</w:t>
+            </w:r>
+          </w:p>
+        </w:tc>
+        <w:tc>
+          <w:tcPr>
+            <w:tcW w:w="7020" w:type="dxa"/>
+            <w:gridSpan w:val="3"/>
+          </w:tcPr>
+          <w:p>
+            <w:pPr/>
+            <w:r>
+              <w:t xml:space="preserve">代為審批的用戶</w:t>
+            </w:r>
+          </w:p>
+        </w:tc>
+      </w:tr>
+      <w:tr>
+        <w:tc>
+          <w:tcPr>
+            <w:tcW w:w="2340" w:type="dxa"/>
+          </w:tcPr>
+          <w:p>
+            <w:pPr/>
+            <w:r>
+              <w:rPr>
+                <w:b/>
+              </w:rPr>
+              <w:t xml:space="preserve">Format</w:t>
+            </w:r>
+          </w:p>
+        </w:tc>
+        <w:tc>
+          <w:tcPr>
+            <w:tcW w:w="2340" w:type="dxa"/>
+          </w:tcPr>
+          <w:p>
+            <w:pPr/>
+            <w:r>
+              <w:t xml:space="preserve">bigint ID</w:t>
+            </w:r>
+          </w:p>
+        </w:tc>
+        <w:tc>
+          <w:tcPr>
+            <w:tcW w:w="2340" w:type="dxa"/>
+          </w:tcPr>
+          <w:p>
+            <w:pPr/>
+            <w:r>
+              <w:rPr>
+                <w:b/>
+              </w:rPr>
+              <w:t xml:space="preserve">Valid Range</w:t>
+            </w:r>
+          </w:p>
+        </w:tc>
+        <w:tc>
+          <w:tcPr>
+            <w:tcW w:w="2340" w:type="dxa"/>
+          </w:tcPr>
+          <w:p>
+            <w:pPr/>
+            <w:r>
+              <w:t xml:space="preserve">本公司啟用用戶，不可與被代理人相同；建立後不可修改</w:t>
+            </w:r>
+          </w:p>
+        </w:tc>
+      </w:tr>
+      <w:tr>
+        <w:tc>
+          <w:tcPr>
+            <w:tcW w:w="2340" w:type="dxa"/>
+          </w:tcPr>
+          <w:p>
+            <w:pPr/>
+            <w:r>
+              <w:rPr>
+                <w:b/>
+              </w:rPr>
+              <w:t xml:space="preserve">Related I/O</w:t>
+            </w:r>
+          </w:p>
+        </w:tc>
+        <w:tc>
+          <w:tcPr>
+            <w:tcW w:w="7020" w:type="dxa"/>
+            <w:gridSpan w:val="3"/>
+          </w:tcPr>
+          <w:p>
+            <w:pPr/>
+            <w:r>
+              <w:t xml:space="preserve">REQ_IO_A8.69.1</w:t>
+            </w:r>
+          </w:p>
+        </w:tc>
+      </w:tr>
+      <w:tr>
+        <w:tc>
+          <w:tcPr>
+            <w:tcW w:w="2340" w:type="dxa"/>
+          </w:tcPr>
+          <w:p>
+            <w:pPr/>
+            <w:r>
+              <w:rPr>
+                <w:b/>
+              </w:rPr>
+              <w:t xml:space="preserve">Author</w:t>
+            </w:r>
+          </w:p>
+        </w:tc>
+        <w:tc>
+          <w:tcPr>
+            <w:tcW w:w="7020" w:type="dxa"/>
+            <w:gridSpan w:val="3"/>
+          </w:tcPr>
+          <w:p>
+            <w:pPr/>
+            <w:r>
+              <w:t xml:space="preserve">Developer</w:t>
+            </w:r>
+          </w:p>
+        </w:tc>
+      </w:tr>
+    </w:tbl>
+    <w:p/>
+    <w:tbl>
+      <w:tblPr>
+        <w:tblStyle w:val="TableGrid"/>
+        <w:tblW w:w="9360" w:type="dxa"/>
+        <w:jc w:val="left"/>
+        <w:tblBorders>
+          <w:top w:val="single" w:color="000000" w:sz="6" w:space="0"/>
+          <w:left w:val="single" w:color="000000" w:sz="6" w:space="0"/>
+          <w:bottom w:val="single" w:color="000000" w:sz="6" w:space="0"/>
+          <w:right w:val="single" w:color="000000" w:sz="6" w:space="0"/>
+          <w:insideH w:val="single" w:color="000000" w:sz="6" w:space="0"/>
+          <w:insideV w:val="single" w:color="000000" w:sz="6" w:space="0"/>
+        </w:tblBorders>
+        <w:tblLayout w:type="fixed"/>
+        <w:tblCellMar>
+          <w:top w:w="100" w:type="dxa"/>
+          <w:left w:w="100" w:type="dxa"/>
+          <w:bottom w:w="100" w:type="dxa"/>
+          <w:right w:w="100" w:type="dxa"/>
+        </w:tblCellMar>
+      </w:tblPr>
+      <w:tblGrid>
+        <w:gridCol w:w="2340"/>
+        <w:gridCol w:w="2340"/>
+        <w:gridCol w:w="2340"/>
+        <w:gridCol w:w="2340"/>
+      </w:tblGrid>
+      <w:tr>
+        <w:tc>
+          <w:tcPr>
+            <w:tcW w:w="2340" w:type="dxa"/>
+          </w:tcPr>
+          <w:p>
+            <w:pPr/>
+            <w:r>
+              <w:rPr>
+                <w:b/>
+              </w:rPr>
+              <w:t xml:space="preserve">Requirement ID</w:t>
+            </w:r>
+          </w:p>
+        </w:tc>
+        <w:tc>
+          <w:tcPr>
+            <w:tcW w:w="2340" w:type="dxa"/>
+          </w:tcPr>
+          <w:p>
+            <w:pPr/>
+            <w:r>
+              <w:t xml:space="preserve">REQ_IO_A8.69.3</w:t>
+            </w:r>
+          </w:p>
+        </w:tc>
+        <w:tc>
+          <w:tcPr>
+            <w:tcW w:w="2340" w:type="dxa"/>
+          </w:tcPr>
+          <w:p>
+            <w:pPr/>
+            <w:r>
+              <w:rPr>
+                <w:b/>
+              </w:rPr>
+              <w:t xml:space="preserve">Version</w:t>
+            </w:r>
+          </w:p>
+        </w:tc>
+        <w:tc>
+          <w:tcPr>
+            <w:tcW w:w="2340" w:type="dxa"/>
+          </w:tcPr>
+          <w:p>
+            <w:pPr/>
+            <w:r>
+              <w:t xml:space="preserve">1.0</w:t>
+            </w:r>
+          </w:p>
+        </w:tc>
+      </w:tr>
+      <w:tr>
+        <w:tc>
+          <w:tcPr>
+            <w:tcW w:w="2340" w:type="dxa"/>
+          </w:tcPr>
+          <w:p>
+            <w:pPr/>
+            <w:r>
+              <w:rPr>
+                <w:b/>
+              </w:rPr>
+              <w:t xml:space="preserve">Item</w:t>
+            </w:r>
+          </w:p>
+        </w:tc>
+        <w:tc>
+          <w:tcPr>
+            <w:tcW w:w="7020" w:type="dxa"/>
+            <w:gridSpan w:val="3"/>
+          </w:tcPr>
+          <w:p>
+            <w:pPr/>
+            <w:r>
+              <w:t xml:space="preserve">Start / End Date (Date input)</w:t>
+            </w:r>
+          </w:p>
+        </w:tc>
+      </w:tr>
+      <w:tr>
+        <w:tc>
+          <w:tcPr>
+            <w:tcW w:w="2340" w:type="dxa"/>
+          </w:tcPr>
+          <w:p>
+            <w:pPr/>
+            <w:r>
+              <w:rPr>
+                <w:b/>
+              </w:rPr>
+              <w:t xml:space="preserve">Description</w:t>
+            </w:r>
+          </w:p>
+        </w:tc>
+        <w:tc>
+          <w:tcPr>
+            <w:tcW w:w="7020" w:type="dxa"/>
+            <w:gridSpan w:val="3"/>
+          </w:tcPr>
+          <w:p>
+            <w:pPr/>
+            <w:r>
+              <w:t xml:space="preserve">開始／結束日期</w:t>
+            </w:r>
+          </w:p>
+        </w:tc>
+      </w:tr>
+      <w:tr>
+        <w:tc>
+          <w:tcPr>
+            <w:tcW w:w="2340" w:type="dxa"/>
+          </w:tcPr>
+          <w:p>
+            <w:pPr/>
+            <w:r>
+              <w:rPr>
+                <w:b/>
+              </w:rPr>
+              <w:t xml:space="preserve">Purpose</w:t>
+            </w:r>
+          </w:p>
+        </w:tc>
+        <w:tc>
+          <w:tcPr>
+            <w:tcW w:w="7020" w:type="dxa"/>
+            <w:gridSpan w:val="3"/>
+          </w:tcPr>
+          <w:p>
+            <w:pPr/>
+            <w:r>
+              <w:t xml:space="preserve">代理期間（含頭尾）</w:t>
+            </w:r>
+          </w:p>
+        </w:tc>
+      </w:tr>
+      <w:tr>
+        <w:tc>
+          <w:tcPr>
+            <w:tcW w:w="2340" w:type="dxa"/>
+          </w:tcPr>
+          <w:p>
+            <w:pPr/>
+            <w:r>
+              <w:rPr>
+                <w:b/>
+              </w:rPr>
+              <w:t xml:space="preserve">Format</w:t>
+            </w:r>
+          </w:p>
+        </w:tc>
+        <w:tc>
+          <w:tcPr>
+            <w:tcW w:w="2340" w:type="dxa"/>
+          </w:tcPr>
+          <w:p>
+            <w:pPr/>
+            <w:r>
+              <w:t xml:space="preserve">yyyy-MM-dd</w:t>
+            </w:r>
+          </w:p>
+        </w:tc>
+        <w:tc>
+          <w:tcPr>
+            <w:tcW w:w="2340" w:type="dxa"/>
+          </w:tcPr>
+          <w:p>
+            <w:pPr/>
+            <w:r>
+              <w:rPr>
+                <w:b/>
+              </w:rPr>
+              <w:t xml:space="preserve">Valid Range</w:t>
+            </w:r>
+          </w:p>
+        </w:tc>
+        <w:tc>
+          <w:tcPr>
+            <w:tcW w:w="2340" w:type="dxa"/>
+          </w:tcPr>
+          <w:p>
+            <w:pPr/>
+            <w:r>
+              <w:t xml:space="preserve">結束不早於開始；同一被代理人的啟用期間不可重疊</w:t>
+            </w:r>
+          </w:p>
+        </w:tc>
+      </w:tr>
+      <w:tr>
+        <w:tc>
+          <w:tcPr>
+            <w:tcW w:w="2340" w:type="dxa"/>
+          </w:tcPr>
+          <w:p>
+            <w:pPr/>
+            <w:r>
+              <w:rPr>
+                <w:b/>
+              </w:rPr>
+              <w:t xml:space="preserve">Related I/O</w:t>
+            </w:r>
+          </w:p>
+        </w:tc>
+        <w:tc>
+          <w:tcPr>
+            <w:tcW w:w="7020" w:type="dxa"/>
+            <w:gridSpan w:val="3"/>
+          </w:tcPr>
+          <w:p>
+            <w:pPr/>
+            <w:r>
+              <w:t xml:space="preserve">None</w:t>
+            </w:r>
+          </w:p>
+        </w:tc>
+      </w:tr>
+      <w:tr>
+        <w:tc>
+          <w:tcPr>
+            <w:tcW w:w="2340" w:type="dxa"/>
+          </w:tcPr>
+          <w:p>
+            <w:pPr/>
+            <w:r>
+              <w:rPr>
+                <w:b/>
+              </w:rPr>
+              <w:t xml:space="preserve">Author</w:t>
+            </w:r>
+          </w:p>
+        </w:tc>
+        <w:tc>
+          <w:tcPr>
+            <w:tcW w:w="7020" w:type="dxa"/>
+            <w:gridSpan w:val="3"/>
+          </w:tcPr>
+          <w:p>
+            <w:pPr/>
+            <w:r>
+              <w:t xml:space="preserve">Developer</w:t>
+            </w:r>
+          </w:p>
+        </w:tc>
+      </w:tr>
+    </w:tbl>
+    <w:p/>
+    <w:tbl>
+      <w:tblPr>
+        <w:tblStyle w:val="TableGrid"/>
+        <w:tblW w:w="9360" w:type="dxa"/>
+        <w:jc w:val="left"/>
+        <w:tblBorders>
+          <w:top w:val="single" w:color="000000" w:sz="6" w:space="0"/>
+          <w:left w:val="single" w:color="000000" w:sz="6" w:space="0"/>
+          <w:bottom w:val="single" w:color="000000" w:sz="6" w:space="0"/>
+          <w:right w:val="single" w:color="000000" w:sz="6" w:space="0"/>
+          <w:insideH w:val="single" w:color="000000" w:sz="6" w:space="0"/>
+          <w:insideV w:val="single" w:color="000000" w:sz="6" w:space="0"/>
+        </w:tblBorders>
+        <w:tblLayout w:type="fixed"/>
+        <w:tblCellMar>
+          <w:top w:w="100" w:type="dxa"/>
+          <w:left w:w="100" w:type="dxa"/>
+          <w:bottom w:w="100" w:type="dxa"/>
+          <w:right w:w="100" w:type="dxa"/>
+        </w:tblCellMar>
+      </w:tblPr>
+      <w:tblGrid>
+        <w:gridCol w:w="2340"/>
+        <w:gridCol w:w="2340"/>
+        <w:gridCol w:w="2340"/>
+        <w:gridCol w:w="2340"/>
+      </w:tblGrid>
+      <w:tr>
+        <w:tc>
+          <w:tcPr>
+            <w:tcW w:w="2340" w:type="dxa"/>
+          </w:tcPr>
+          <w:p>
+            <w:pPr/>
+            <w:r>
+              <w:rPr>
+                <w:b/>
+              </w:rPr>
+              <w:t xml:space="preserve">Requirement ID</w:t>
+            </w:r>
+          </w:p>
+        </w:tc>
+        <w:tc>
+          <w:tcPr>
+            <w:tcW w:w="2340" w:type="dxa"/>
+          </w:tcPr>
+          <w:p>
+            <w:pPr/>
+            <w:r>
+              <w:t xml:space="preserve">REQ_IO_A8.69.4</w:t>
+            </w:r>
+          </w:p>
+        </w:tc>
+        <w:tc>
+          <w:tcPr>
+            <w:tcW w:w="2340" w:type="dxa"/>
+          </w:tcPr>
+          <w:p>
+            <w:pPr/>
+            <w:r>
+              <w:rPr>
+                <w:b/>
+              </w:rPr>
+              <w:t xml:space="preserve">Version</w:t>
+            </w:r>
+          </w:p>
+        </w:tc>
+        <w:tc>
+          <w:tcPr>
+            <w:tcW w:w="2340" w:type="dxa"/>
+          </w:tcPr>
+          <w:p>
+            <w:pPr/>
+            <w:r>
+              <w:t xml:space="preserve">1.0</w:t>
+            </w:r>
+          </w:p>
+        </w:tc>
+      </w:tr>
+      <w:tr>
+        <w:tc>
+          <w:tcPr>
+            <w:tcW w:w="2340" w:type="dxa"/>
+          </w:tcPr>
+          <w:p>
+            <w:pPr/>
+            <w:r>
+              <w:rPr>
+                <w:b/>
+              </w:rPr>
+              <w:t xml:space="preserve">Item</w:t>
+            </w:r>
+          </w:p>
+        </w:tc>
+        <w:tc>
+          <w:tcPr>
+            <w:tcW w:w="7020" w:type="dxa"/>
+            <w:gridSpan w:val="3"/>
+          </w:tcPr>
+          <w:p>
+            <w:pPr/>
+            <w:r>
+              <w:t xml:space="preserve">Remark (Textarea)</w:t>
+            </w:r>
+          </w:p>
+        </w:tc>
+      </w:tr>
+      <w:tr>
+        <w:tc>
+          <w:tcPr>
+            <w:tcW w:w="2340" w:type="dxa"/>
+          </w:tcPr>
+          <w:p>
+            <w:pPr/>
+            <w:r>
+              <w:rPr>
+                <w:b/>
+              </w:rPr>
+              <w:t xml:space="preserve">Description</w:t>
+            </w:r>
+          </w:p>
+        </w:tc>
+        <w:tc>
+          <w:tcPr>
+            <w:tcW w:w="7020" w:type="dxa"/>
+            <w:gridSpan w:val="3"/>
+          </w:tcPr>
+          <w:p>
+            <w:pPr/>
+            <w:r>
+              <w:t xml:space="preserve">備註</w:t>
+            </w:r>
+          </w:p>
+        </w:tc>
+      </w:tr>
+      <w:tr>
+        <w:tc>
+          <w:tcPr>
+            <w:tcW w:w="2340" w:type="dxa"/>
+          </w:tcPr>
+          <w:p>
+            <w:pPr/>
+            <w:r>
+              <w:rPr>
+                <w:b/>
+              </w:rPr>
+              <w:t xml:space="preserve">Purpose</w:t>
+            </w:r>
+          </w:p>
+        </w:tc>
+        <w:tc>
+          <w:tcPr>
+            <w:tcW w:w="7020" w:type="dxa"/>
+            <w:gridSpan w:val="3"/>
+          </w:tcPr>
+          <w:p>
+            <w:pPr/>
+            <w:r>
+              <w:t xml:space="preserve">代理原因</w:t>
+            </w:r>
+          </w:p>
+        </w:tc>
+      </w:tr>
+      <w:tr>
+        <w:tc>
+          <w:tcPr>
+            <w:tcW w:w="2340" w:type="dxa"/>
+          </w:tcPr>
+          <w:p>
+            <w:pPr/>
+            <w:r>
+              <w:rPr>
+                <w:b/>
+              </w:rPr>
+              <w:t xml:space="preserve">Format</w:t>
+            </w:r>
+          </w:p>
+        </w:tc>
+        <w:tc>
+          <w:tcPr>
+            <w:tcW w:w="2340" w:type="dxa"/>
+          </w:tcPr>
+          <w:p>
+            <w:pPr/>
+            <w:r>
+              <w:t xml:space="preserve">Text</w:t>
+            </w:r>
+          </w:p>
+        </w:tc>
+        <w:tc>
+          <w:tcPr>
+            <w:tcW w:w="2340" w:type="dxa"/>
+          </w:tcPr>
+          <w:p>
+            <w:pPr/>
+            <w:r>
+              <w:rPr>
+                <w:b/>
+              </w:rPr>
+              <w:t xml:space="preserve">Valid Range</w:t>
+            </w:r>
+          </w:p>
+        </w:tc>
+        <w:tc>
+          <w:tcPr>
+            <w:tcW w:w="2340" w:type="dxa"/>
+          </w:tcPr>
+          <w:p>
+            <w:pPr/>
+            <w:r>
+              <w:t xml:space="preserve">0–200 字元</w:t>
+            </w:r>
+          </w:p>
+        </w:tc>
+      </w:tr>
+      <w:tr>
+        <w:tc>
+          <w:tcPr>
+            <w:tcW w:w="2340" w:type="dxa"/>
+          </w:tcPr>
+          <w:p>
+            <w:pPr/>
+            <w:r>
+              <w:rPr>
+                <w:b/>
+              </w:rPr>
+              <w:t xml:space="preserve">Related I/O</w:t>
+            </w:r>
+          </w:p>
+        </w:tc>
+        <w:tc>
+          <w:tcPr>
+            <w:tcW w:w="7020" w:type="dxa"/>
+            <w:gridSpan w:val="3"/>
+          </w:tcPr>
+          <w:p>
+            <w:pPr/>
+            <w:r>
+              <w:t xml:space="preserve">None</w:t>
+            </w:r>
+          </w:p>
+        </w:tc>
+      </w:tr>
+      <w:tr>
+        <w:tc>
+          <w:tcPr>
+            <w:tcW w:w="2340" w:type="dxa"/>
+          </w:tcPr>
+          <w:p>
+            <w:pPr/>
+            <w:r>
+              <w:rPr>
+                <w:b/>
+              </w:rPr>
+              <w:t xml:space="preserve">Author</w:t>
+            </w:r>
+          </w:p>
+        </w:tc>
+        <w:tc>
+          <w:tcPr>
+            <w:tcW w:w="7020" w:type="dxa"/>
+            <w:gridSpan w:val="3"/>
+          </w:tcPr>
+          <w:p>
+            <w:pPr/>
+            <w:r>
+              <w:t xml:space="preserve">Developer</w:t>
+            </w:r>
+          </w:p>
+        </w:tc>
+      </w:tr>
+    </w:tbl>
+    <w:p/>
+    <w:p>
+      <w:pPr>
+        <w:pStyle w:val="Heading5"/>
+      </w:pPr>
+      <w:r>
+        <w:t xml:space="preserve">4.4.1.8.70 Approval Inbox Interface</w:t>
+      </w:r>
+    </w:p>
+    <w:tbl>
+      <w:tblPr>
+        <w:tblStyle w:val="TableGrid"/>
+        <w:tblW w:w="9360" w:type="dxa"/>
+        <w:jc w:val="left"/>
+        <w:tblBorders>
+          <w:top w:val="single" w:color="000000" w:sz="6" w:space="0"/>
+          <w:left w:val="single" w:color="000000" w:sz="6" w:space="0"/>
+          <w:bottom w:val="single" w:color="000000" w:sz="6" w:space="0"/>
+          <w:right w:val="single" w:color="000000" w:sz="6" w:space="0"/>
+          <w:insideH w:val="single" w:color="000000" w:sz="6" w:space="0"/>
+          <w:insideV w:val="single" w:color="000000" w:sz="6" w:space="0"/>
+        </w:tblBorders>
+        <w:tblLayout w:type="fixed"/>
+        <w:tblCellMar>
+          <w:top w:w="100" w:type="dxa"/>
+          <w:left w:w="100" w:type="dxa"/>
+          <w:bottom w:w="100" w:type="dxa"/>
+          <w:right w:w="100" w:type="dxa"/>
+        </w:tblCellMar>
+      </w:tblPr>
+      <w:tblGrid>
+        <w:gridCol w:w="2340"/>
+        <w:gridCol w:w="2340"/>
+        <w:gridCol w:w="2340"/>
+        <w:gridCol w:w="2340"/>
+      </w:tblGrid>
+      <w:tr>
+        <w:tc>
+          <w:tcPr>
+            <w:tcW w:w="2340" w:type="dxa"/>
+          </w:tcPr>
+          <w:p>
+            <w:pPr/>
+            <w:r>
+              <w:rPr>
+                <w:b/>
+              </w:rPr>
+              <w:t xml:space="preserve">Requirement ID</w:t>
+            </w:r>
+          </w:p>
+        </w:tc>
+        <w:tc>
+          <w:tcPr>
+            <w:tcW w:w="2340" w:type="dxa"/>
+          </w:tcPr>
+          <w:p>
+            <w:pPr/>
+            <w:r>
+              <w:t xml:space="preserve">REQ_IO_A8.70.1</w:t>
+            </w:r>
+          </w:p>
+        </w:tc>
+        <w:tc>
+          <w:tcPr>
+            <w:tcW w:w="2340" w:type="dxa"/>
+          </w:tcPr>
+          <w:p>
+            <w:pPr/>
+            <w:r>
+              <w:rPr>
+                <w:b/>
+              </w:rPr>
+              <w:t xml:space="preserve">Version</w:t>
+            </w:r>
+          </w:p>
+        </w:tc>
+        <w:tc>
+          <w:tcPr>
+            <w:tcW w:w="2340" w:type="dxa"/>
+          </w:tcPr>
+          <w:p>
+            <w:pPr/>
+            <w:r>
+              <w:t xml:space="preserve">1.0</w:t>
+            </w:r>
+          </w:p>
+        </w:tc>
+      </w:tr>
+      <w:tr>
+        <w:tc>
+          <w:tcPr>
+            <w:tcW w:w="2340" w:type="dxa"/>
+          </w:tcPr>
+          <w:p>
+            <w:pPr/>
+            <w:r>
+              <w:rPr>
+                <w:b/>
+              </w:rPr>
+              <w:t xml:space="preserve">Item</w:t>
+            </w:r>
+          </w:p>
+        </w:tc>
+        <w:tc>
+          <w:tcPr>
+            <w:tcW w:w="7020" w:type="dxa"/>
+            <w:gridSpan w:val="3"/>
+          </w:tcPr>
+          <w:p>
+            <w:pPr/>
+            <w:r>
+              <w:t xml:space="preserve">Comment (Textarea)</w:t>
+            </w:r>
+          </w:p>
+        </w:tc>
+      </w:tr>
+      <w:tr>
+        <w:tc>
+          <w:tcPr>
+            <w:tcW w:w="2340" w:type="dxa"/>
+          </w:tcPr>
+          <w:p>
+            <w:pPr/>
+            <w:r>
+              <w:rPr>
+                <w:b/>
+              </w:rPr>
+              <w:t xml:space="preserve">Description</w:t>
+            </w:r>
+          </w:p>
+        </w:tc>
+        <w:tc>
+          <w:tcPr>
+            <w:tcW w:w="7020" w:type="dxa"/>
+            <w:gridSpan w:val="3"/>
+          </w:tcPr>
+          <w:p>
+            <w:pPr/>
+            <w:r>
+              <w:t xml:space="preserve">意見</w:t>
+            </w:r>
+          </w:p>
+        </w:tc>
+      </w:tr>
+      <w:tr>
+        <w:tc>
+          <w:tcPr>
+            <w:tcW w:w="2340" w:type="dxa"/>
+          </w:tcPr>
+          <w:p>
+            <w:pPr/>
+            <w:r>
+              <w:rPr>
+                <w:b/>
+              </w:rPr>
+              <w:t xml:space="preserve">Purpose</w:t>
+            </w:r>
+          </w:p>
+        </w:tc>
+        <w:tc>
+          <w:tcPr>
+            <w:tcW w:w="7020" w:type="dxa"/>
+            <w:gridSpan w:val="3"/>
+          </w:tcPr>
+          <w:p>
+            <w:pPr/>
+            <w:r>
+              <w:t xml:space="preserve">核准或駁回的說明</w:t>
+            </w:r>
+          </w:p>
+        </w:tc>
+      </w:tr>
+      <w:tr>
+        <w:tc>
+          <w:tcPr>
+            <w:tcW w:w="2340" w:type="dxa"/>
+          </w:tcPr>
+          <w:p>
+            <w:pPr/>
+            <w:r>
+              <w:rPr>
+                <w:b/>
+              </w:rPr>
+              <w:t xml:space="preserve">Format</w:t>
+            </w:r>
+          </w:p>
+        </w:tc>
+        <w:tc>
+          <w:tcPr>
+            <w:tcW w:w="2340" w:type="dxa"/>
+          </w:tcPr>
+          <w:p>
+            <w:pPr/>
+            <w:r>
+              <w:t xml:space="preserve">Text</w:t>
+            </w:r>
+          </w:p>
+        </w:tc>
+        <w:tc>
+          <w:tcPr>
+            <w:tcW w:w="2340" w:type="dxa"/>
+          </w:tcPr>
+          <w:p>
+            <w:pPr/>
+            <w:r>
+              <w:rPr>
+                <w:b/>
+              </w:rPr>
+              <w:t xml:space="preserve">Valid Range</w:t>
+            </w:r>
+          </w:p>
+        </w:tc>
+        <w:tc>
+          <w:tcPr>
+            <w:tcW w:w="2340" w:type="dxa"/>
+          </w:tcPr>
+          <w:p>
+            <w:pPr/>
+            <w:r>
+              <w:t xml:space="preserve">0–500 字元；駁回必填</w:t>
+            </w:r>
+          </w:p>
+        </w:tc>
+      </w:tr>
+      <w:tr>
+        <w:tc>
+          <w:tcPr>
+            <w:tcW w:w="2340" w:type="dxa"/>
+          </w:tcPr>
+          <w:p>
+            <w:pPr/>
+            <w:r>
+              <w:rPr>
+                <w:b/>
+              </w:rPr>
+              <w:t xml:space="preserve">Related I/O</w:t>
+            </w:r>
+          </w:p>
+        </w:tc>
+        <w:tc>
+          <w:tcPr>
+            <w:tcW w:w="7020" w:type="dxa"/>
+            <w:gridSpan w:val="3"/>
+          </w:tcPr>
+          <w:p>
+            <w:pPr/>
+            <w:r>
+              <w:t xml:space="preserve">None</w:t>
+            </w:r>
+          </w:p>
+        </w:tc>
+      </w:tr>
+      <w:tr>
+        <w:tc>
+          <w:tcPr>
+            <w:tcW w:w="2340" w:type="dxa"/>
+          </w:tcPr>
+          <w:p>
+            <w:pPr/>
+            <w:r>
+              <w:rPr>
+                <w:b/>
+              </w:rPr>
+              <w:t xml:space="preserve">Author</w:t>
+            </w:r>
+          </w:p>
+        </w:tc>
+        <w:tc>
+          <w:tcPr>
+            <w:tcW w:w="7020" w:type="dxa"/>
+            <w:gridSpan w:val="3"/>
+          </w:tcPr>
+          <w:p>
+            <w:pPr/>
+            <w:r>
+              <w:t xml:space="preserve">Developer</w:t>
+            </w:r>
+          </w:p>
+        </w:tc>
+      </w:tr>
+    </w:tbl>
+    <w:p/>
+    <w:tbl>
+      <w:tblPr>
+        <w:tblStyle w:val="TableGrid"/>
+        <w:tblW w:w="9360" w:type="dxa"/>
+        <w:jc w:val="left"/>
+        <w:tblBorders>
+          <w:top w:val="single" w:color="000000" w:sz="6" w:space="0"/>
+          <w:left w:val="single" w:color="000000" w:sz="6" w:space="0"/>
+          <w:bottom w:val="single" w:color="000000" w:sz="6" w:space="0"/>
+          <w:right w:val="single" w:color="000000" w:sz="6" w:space="0"/>
+          <w:insideH w:val="single" w:color="000000" w:sz="6" w:space="0"/>
+          <w:insideV w:val="single" w:color="000000" w:sz="6" w:space="0"/>
+        </w:tblBorders>
+        <w:tblLayout w:type="fixed"/>
+        <w:tblCellMar>
+          <w:top w:w="100" w:type="dxa"/>
+          <w:left w:w="100" w:type="dxa"/>
+          <w:bottom w:w="100" w:type="dxa"/>
+          <w:right w:w="100" w:type="dxa"/>
+        </w:tblCellMar>
+      </w:tblPr>
+      <w:tblGrid>
+        <w:gridCol w:w="2340"/>
+        <w:gridCol w:w="2340"/>
+        <w:gridCol w:w="2340"/>
+        <w:gridCol w:w="2340"/>
+      </w:tblGrid>
+      <w:tr>
+        <w:tc>
+          <w:tcPr>
+            <w:tcW w:w="2340" w:type="dxa"/>
+          </w:tcPr>
+          <w:p>
+            <w:pPr/>
+            <w:r>
+              <w:rPr>
+                <w:b/>
+              </w:rPr>
+              <w:t xml:space="preserve">Requirement ID</w:t>
+            </w:r>
+          </w:p>
+        </w:tc>
+        <w:tc>
+          <w:tcPr>
+            <w:tcW w:w="2340" w:type="dxa"/>
+          </w:tcPr>
+          <w:p>
+            <w:pPr/>
+            <w:r>
+              <w:t xml:space="preserve">REQ_IO_A8.70.2</w:t>
+            </w:r>
+          </w:p>
+        </w:tc>
+        <w:tc>
+          <w:tcPr>
+            <w:tcW w:w="2340" w:type="dxa"/>
+          </w:tcPr>
+          <w:p>
+            <w:pPr/>
+            <w:r>
+              <w:rPr>
+                <w:b/>
+              </w:rPr>
+              <w:t xml:space="preserve">Version</w:t>
+            </w:r>
+          </w:p>
+        </w:tc>
+        <w:tc>
+          <w:tcPr>
+            <w:tcW w:w="2340" w:type="dxa"/>
+          </w:tcPr>
+          <w:p>
+            <w:pPr/>
+            <w:r>
+              <w:t xml:space="preserve">1.0</w:t>
+            </w:r>
+          </w:p>
+        </w:tc>
+      </w:tr>
+      <w:tr>
+        <w:tc>
+          <w:tcPr>
+            <w:tcW w:w="2340" w:type="dxa"/>
+          </w:tcPr>
+          <w:p>
+            <w:pPr/>
+            <w:r>
+              <w:rPr>
+                <w:b/>
+              </w:rPr>
+              <w:t xml:space="preserve">Item</w:t>
+            </w:r>
+          </w:p>
+        </w:tc>
+        <w:tc>
+          <w:tcPr>
+            <w:tcW w:w="7020" w:type="dxa"/>
+            <w:gridSpan w:val="3"/>
+          </w:tcPr>
+          <w:p>
+            <w:pPr/>
+            <w:r>
+              <w:t xml:space="preserve">Status Filter (Dropdown)</w:t>
+            </w:r>
+          </w:p>
+        </w:tc>
+      </w:tr>
+      <w:tr>
+        <w:tc>
+          <w:tcPr>
+            <w:tcW w:w="2340" w:type="dxa"/>
+          </w:tcPr>
+          <w:p>
+            <w:pPr/>
+            <w:r>
+              <w:rPr>
+                <w:b/>
+              </w:rPr>
+              <w:t xml:space="preserve">Description</w:t>
+            </w:r>
+          </w:p>
+        </w:tc>
+        <w:tc>
+          <w:tcPr>
+            <w:tcW w:w="7020" w:type="dxa"/>
+            <w:gridSpan w:val="3"/>
+          </w:tcPr>
+          <w:p>
+            <w:pPr/>
+            <w:r>
+              <w:t xml:space="preserve">狀態</w:t>
+            </w:r>
+          </w:p>
+        </w:tc>
+      </w:tr>
+      <w:tr>
+        <w:tc>
+          <w:tcPr>
+            <w:tcW w:w="2340" w:type="dxa"/>
+          </w:tcPr>
+          <w:p>
+            <w:pPr/>
+            <w:r>
+              <w:rPr>
+                <w:b/>
+              </w:rPr>
+              <w:t xml:space="preserve">Purpose</w:t>
+            </w:r>
+          </w:p>
+        </w:tc>
+        <w:tc>
+          <w:tcPr>
+            <w:tcW w:w="7020" w:type="dxa"/>
+            <w:gridSpan w:val="3"/>
+          </w:tcPr>
+          <w:p>
+            <w:pPr/>
+            <w:r>
+              <w:t xml:space="preserve">篩選審批歷史</w:t>
+            </w:r>
+          </w:p>
+        </w:tc>
+      </w:tr>
+      <w:tr>
+        <w:tc>
+          <w:tcPr>
+            <w:tcW w:w="2340" w:type="dxa"/>
+          </w:tcPr>
+          <w:p>
+            <w:pPr/>
+            <w:r>
+              <w:rPr>
+                <w:b/>
+              </w:rPr>
+              <w:t xml:space="preserve">Format</w:t>
+            </w:r>
+          </w:p>
+        </w:tc>
+        <w:tc>
+          <w:tcPr>
+            <w:tcW w:w="2340" w:type="dxa"/>
+          </w:tcPr>
+          <w:p>
+            <w:pPr/>
+            <w:r>
+              <w:t xml:space="preserve">審批中／已核准／已駁回／已撤回</w:t>
+            </w:r>
+          </w:p>
+        </w:tc>
+        <w:tc>
+          <w:tcPr>
+            <w:tcW w:w="2340" w:type="dxa"/>
+          </w:tcPr>
+          <w:p>
+            <w:pPr/>
+            <w:r>
+              <w:rPr>
+                <w:b/>
+              </w:rPr>
+              <w:t xml:space="preserve">Valid Range</w:t>
+            </w:r>
+          </w:p>
+        </w:tc>
+        <w:tc>
+          <w:tcPr>
+            <w:tcW w:w="2340" w:type="dxa"/>
+          </w:tcPr>
+          <w:p>
+            <w:pPr/>
+            <w:r>
+              <w:t xml:space="preserve">可清除</w:t>
             </w:r>
           </w:p>
         </w:tc>
@@ -22938,6 +28931,63 @@
     </w:p>
     <w:p>
       <w:pPr>
+        <w:pStyle w:val="Heading5"/>
+      </w:pPr>
+      <w:r>
+        <w:t xml:space="preserve">4.5.1.8.68 Approval Flow Maintenance Interface</w:t>
+      </w:r>
+    </w:p>
+    <w:p>
+      <w:pPr>
+        <w:jc w:val="center"/>
+      </w:pPr>
+      <w:r>
+        <w:rPr>
+          <w:i/>
+        </w:rPr>
+        <w:t xml:space="preserve">[Pending] Prototype screenshot of Approval Flow Maintenance Interface.</w:t>
+      </w:r>
+    </w:p>
+    <w:p>
+      <w:pPr>
+        <w:pStyle w:val="Heading5"/>
+      </w:pPr>
+      <w:r>
+        <w:t xml:space="preserve">4.5.1.8.69 Approval Delegation Interface</w:t>
+      </w:r>
+    </w:p>
+    <w:p>
+      <w:pPr>
+        <w:jc w:val="center"/>
+      </w:pPr>
+      <w:r>
+        <w:rPr>
+          <w:i/>
+        </w:rPr>
+        <w:t xml:space="preserve">[Pending] Prototype screenshot of Approval Delegation Interface.</w:t>
+      </w:r>
+    </w:p>
+    <w:p>
+      <w:pPr>
+        <w:pStyle w:val="Heading5"/>
+      </w:pPr>
+      <w:r>
+        <w:t xml:space="preserve">4.5.1.8.70 Approval Inbox Interface</w:t>
+      </w:r>
+    </w:p>
+    <w:p>
+      <w:pPr>
+        <w:jc w:val="center"/>
+      </w:pPr>
+      <w:r>
+        <w:rPr>
+          <w:i/>
+        </w:rPr>
+        <w:t xml:space="preserve">[Pending] Prototype screenshot of Approval Inbox Interface.</w:t>
+      </w:r>
+    </w:p>
+    <w:p>
+      <w:pPr>
         <w:pStyle w:val="Heading2"/>
       </w:pPr>
       <w:r>
@@ -23030,7 +29080,7 @@
       </w:r>
     </w:p>
     <w:sectPr>
-      <w:footerReference xmlns:r="http://schemas.openxmlformats.org/officeDocument/2006/relationships" w:type="default" r:id="R03130af94e6d4557"/>
+      <w:footerReference xmlns:r="http://schemas.openxmlformats.org/officeDocument/2006/relationships" w:type="default" r:id="R1f9bfc3b162a4156"/>
       <w:pgSz w:w="11906" w:h="16838"/>
       <w:pgMar w:top="1440" w:right="1440" w:bottom="1440" w:left="1440" w:header="720" w:footer="720" w:gutter="0"/>
     </w:sectPr>

--- a/docs/99-output/MyERP_SRS.docx
+++ b/docs/99-output/MyERP_SRS.docx
@@ -9723,6 +9723,452 @@
     <w:p/>
     <w:p>
       <w:pPr>
+        <w:pStyle w:val="Heading5"/>
+      </w:pPr>
+      <w:r>
+        <w:t xml:space="preserve">4.1.1.8.30 Development Seed Data</w:t>
+      </w:r>
+    </w:p>
+    <w:tbl>
+      <w:tblPr>
+        <w:tblStyle w:val="TableGrid"/>
+        <w:tblW w:w="9345" w:type="dxa"/>
+        <w:jc w:val="left"/>
+        <w:tblBorders>
+          <w:top w:val="single" w:color="000000" w:sz="8" w:space="0"/>
+          <w:left w:val="single" w:color="000000" w:sz="8" w:space="0"/>
+          <w:bottom w:val="single" w:color="000000" w:sz="8" w:space="0"/>
+          <w:right w:val="single" w:color="000000" w:sz="8" w:space="0"/>
+          <w:insideH w:val="single" w:color="000000" w:sz="8" w:space="0"/>
+          <w:insideV w:val="single" w:color="000000" w:sz="8" w:space="0"/>
+        </w:tblBorders>
+        <w:tblLayout w:type="fixed"/>
+        <w:tblCellMar>
+          <w:top w:w="100" w:type="dxa"/>
+          <w:left w:w="100" w:type="dxa"/>
+          <w:bottom w:w="100" w:type="dxa"/>
+          <w:right w:w="100" w:type="dxa"/>
+        </w:tblCellMar>
+      </w:tblPr>
+      <w:tblGrid>
+        <w:gridCol w:w="2220"/>
+        <w:gridCol w:w="3525"/>
+        <w:gridCol w:w="2370"/>
+        <w:gridCol w:w="1230"/>
+      </w:tblGrid>
+      <w:tr>
+        <w:trPr>
+          <w:trHeight w:val="465" w:hRule="atLeast"/>
+        </w:trPr>
+        <w:tc>
+          <w:tcPr>
+            <w:tcW w:w="2220" w:type="dxa"/>
+          </w:tcPr>
+          <w:p>
+            <w:pPr/>
+            <w:r>
+              <w:rPr>
+                <w:b/>
+              </w:rPr>
+              <w:t xml:space="preserve">Requirement ID</w:t>
+            </w:r>
+          </w:p>
+        </w:tc>
+        <w:tc>
+          <w:tcPr>
+            <w:tcW w:w="3525" w:type="dxa"/>
+          </w:tcPr>
+          <w:p>
+            <w:pPr/>
+            <w:r>
+              <w:t xml:space="preserve">REQ_F4118.30.1</w:t>
+            </w:r>
+          </w:p>
+        </w:tc>
+        <w:tc>
+          <w:tcPr>
+            <w:tcW w:w="2370" w:type="dxa"/>
+          </w:tcPr>
+          <w:p>
+            <w:pPr/>
+            <w:r>
+              <w:rPr>
+                <w:b/>
+              </w:rPr>
+              <w:t xml:space="preserve">Version</w:t>
+            </w:r>
+          </w:p>
+        </w:tc>
+        <w:tc>
+          <w:tcPr>
+            <w:tcW w:w="1230" w:type="dxa"/>
+          </w:tcPr>
+          <w:p>
+            <w:pPr/>
+            <w:r>
+              <w:t xml:space="preserve">1.0</w:t>
+            </w:r>
+          </w:p>
+        </w:tc>
+      </w:tr>
+      <w:tr>
+        <w:trPr>
+          <w:trHeight w:val="465" w:hRule="atLeast"/>
+        </w:trPr>
+        <w:tc>
+          <w:tcPr>
+            <w:tcW w:w="2220" w:type="dxa"/>
+          </w:tcPr>
+          <w:p>
+            <w:pPr/>
+            <w:r>
+              <w:rPr>
+                <w:b/>
+              </w:rPr>
+              <w:t xml:space="preserve">Description</w:t>
+            </w:r>
+          </w:p>
+        </w:tc>
+        <w:tc>
+          <w:tcPr>
+            <w:tcW w:w="7125" w:type="dxa"/>
+            <w:gridSpan w:val="3"/>
+          </w:tcPr>
+          <w:p>
+            <w:pPr/>
+            <w:r>
+              <w:t xml:space="preserve">System should load demo companies, branches, departments and roles for the Development environment.</w:t>
+            </w:r>
+          </w:p>
+        </w:tc>
+      </w:tr>
+      <w:tr>
+        <w:trPr>
+          <w:trHeight w:val="465" w:hRule="atLeast"/>
+        </w:trPr>
+        <w:tc>
+          <w:tcPr>
+            <w:tcW w:w="2220" w:type="dxa"/>
+          </w:tcPr>
+          <w:p>
+            <w:pPr/>
+            <w:r>
+              <w:rPr>
+                <w:b/>
+              </w:rPr>
+              <w:t xml:space="preserve">Author</w:t>
+            </w:r>
+          </w:p>
+        </w:tc>
+        <w:tc>
+          <w:tcPr>
+            <w:tcW w:w="7125" w:type="dxa"/>
+            <w:gridSpan w:val="3"/>
+          </w:tcPr>
+          <w:p>
+            <w:pPr/>
+            <w:r>
+              <w:t xml:space="preserve">Developer</w:t>
+            </w:r>
+          </w:p>
+        </w:tc>
+      </w:tr>
+    </w:tbl>
+    <w:p/>
+    <w:tbl>
+      <w:tblPr>
+        <w:tblStyle w:val="TableGrid"/>
+        <w:tblW w:w="9345" w:type="dxa"/>
+        <w:jc w:val="left"/>
+        <w:tblBorders>
+          <w:top w:val="single" w:color="000000" w:sz="8" w:space="0"/>
+          <w:left w:val="single" w:color="000000" w:sz="8" w:space="0"/>
+          <w:bottom w:val="single" w:color="000000" w:sz="8" w:space="0"/>
+          <w:right w:val="single" w:color="000000" w:sz="8" w:space="0"/>
+          <w:insideH w:val="single" w:color="000000" w:sz="8" w:space="0"/>
+          <w:insideV w:val="single" w:color="000000" w:sz="8" w:space="0"/>
+        </w:tblBorders>
+        <w:tblLayout w:type="fixed"/>
+        <w:tblCellMar>
+          <w:top w:w="100" w:type="dxa"/>
+          <w:left w:w="100" w:type="dxa"/>
+          <w:bottom w:w="100" w:type="dxa"/>
+          <w:right w:w="100" w:type="dxa"/>
+        </w:tblCellMar>
+      </w:tblPr>
+      <w:tblGrid>
+        <w:gridCol w:w="2220"/>
+        <w:gridCol w:w="3525"/>
+        <w:gridCol w:w="2370"/>
+        <w:gridCol w:w="1230"/>
+      </w:tblGrid>
+      <w:tr>
+        <w:trPr>
+          <w:trHeight w:val="465" w:hRule="atLeast"/>
+        </w:trPr>
+        <w:tc>
+          <w:tcPr>
+            <w:tcW w:w="2220" w:type="dxa"/>
+          </w:tcPr>
+          <w:p>
+            <w:pPr/>
+            <w:r>
+              <w:rPr>
+                <w:b/>
+              </w:rPr>
+              <w:t xml:space="preserve">Requirement ID</w:t>
+            </w:r>
+          </w:p>
+        </w:tc>
+        <w:tc>
+          <w:tcPr>
+            <w:tcW w:w="3525" w:type="dxa"/>
+          </w:tcPr>
+          <w:p>
+            <w:pPr/>
+            <w:r>
+              <w:t xml:space="preserve">REQ_F4118.30.2</w:t>
+            </w:r>
+          </w:p>
+        </w:tc>
+        <w:tc>
+          <w:tcPr>
+            <w:tcW w:w="2370" w:type="dxa"/>
+          </w:tcPr>
+          <w:p>
+            <w:pPr/>
+            <w:r>
+              <w:rPr>
+                <w:b/>
+              </w:rPr>
+              <w:t xml:space="preserve">Version</w:t>
+            </w:r>
+          </w:p>
+        </w:tc>
+        <w:tc>
+          <w:tcPr>
+            <w:tcW w:w="1230" w:type="dxa"/>
+          </w:tcPr>
+          <w:p>
+            <w:pPr/>
+            <w:r>
+              <w:t xml:space="preserve">1.0</w:t>
+            </w:r>
+          </w:p>
+        </w:tc>
+      </w:tr>
+      <w:tr>
+        <w:trPr>
+          <w:trHeight w:val="465" w:hRule="atLeast"/>
+        </w:trPr>
+        <w:tc>
+          <w:tcPr>
+            <w:tcW w:w="2220" w:type="dxa"/>
+          </w:tcPr>
+          <w:p>
+            <w:pPr/>
+            <w:r>
+              <w:rPr>
+                <w:b/>
+              </w:rPr>
+              <w:t xml:space="preserve">Description</w:t>
+            </w:r>
+          </w:p>
+        </w:tc>
+        <w:tc>
+          <w:tcPr>
+            <w:tcW w:w="7125" w:type="dxa"/>
+            <w:gridSpan w:val="3"/>
+          </w:tcPr>
+          <w:p>
+            <w:pPr/>
+            <w:r>
+              <w:t xml:space="preserve">System should create the test accounts of the SeedUsers setting with hashed passwords and company assignments.</w:t>
+            </w:r>
+          </w:p>
+        </w:tc>
+      </w:tr>
+      <w:tr>
+        <w:trPr>
+          <w:trHeight w:val="465" w:hRule="atLeast"/>
+        </w:trPr>
+        <w:tc>
+          <w:tcPr>
+            <w:tcW w:w="2220" w:type="dxa"/>
+          </w:tcPr>
+          <w:p>
+            <w:pPr/>
+            <w:r>
+              <w:rPr>
+                <w:b/>
+              </w:rPr>
+              <w:t xml:space="preserve">Author</w:t>
+            </w:r>
+          </w:p>
+        </w:tc>
+        <w:tc>
+          <w:tcPr>
+            <w:tcW w:w="7125" w:type="dxa"/>
+            <w:gridSpan w:val="3"/>
+          </w:tcPr>
+          <w:p>
+            <w:pPr/>
+            <w:r>
+              <w:t xml:space="preserve">Developer</w:t>
+            </w:r>
+          </w:p>
+        </w:tc>
+      </w:tr>
+    </w:tbl>
+    <w:p/>
+    <w:tbl>
+      <w:tblPr>
+        <w:tblStyle w:val="TableGrid"/>
+        <w:tblW w:w="9345" w:type="dxa"/>
+        <w:jc w:val="left"/>
+        <w:tblBorders>
+          <w:top w:val="single" w:color="000000" w:sz="8" w:space="0"/>
+          <w:left w:val="single" w:color="000000" w:sz="8" w:space="0"/>
+          <w:bottom w:val="single" w:color="000000" w:sz="8" w:space="0"/>
+          <w:right w:val="single" w:color="000000" w:sz="8" w:space="0"/>
+          <w:insideH w:val="single" w:color="000000" w:sz="8" w:space="0"/>
+          <w:insideV w:val="single" w:color="000000" w:sz="8" w:space="0"/>
+        </w:tblBorders>
+        <w:tblLayout w:type="fixed"/>
+        <w:tblCellMar>
+          <w:top w:w="100" w:type="dxa"/>
+          <w:left w:w="100" w:type="dxa"/>
+          <w:bottom w:w="100" w:type="dxa"/>
+          <w:right w:w="100" w:type="dxa"/>
+        </w:tblCellMar>
+      </w:tblPr>
+      <w:tblGrid>
+        <w:gridCol w:w="2220"/>
+        <w:gridCol w:w="3525"/>
+        <w:gridCol w:w="2370"/>
+        <w:gridCol w:w="1230"/>
+      </w:tblGrid>
+      <w:tr>
+        <w:trPr>
+          <w:trHeight w:val="465" w:hRule="atLeast"/>
+        </w:trPr>
+        <w:tc>
+          <w:tcPr>
+            <w:tcW w:w="2220" w:type="dxa"/>
+          </w:tcPr>
+          <w:p>
+            <w:pPr/>
+            <w:r>
+              <w:rPr>
+                <w:b/>
+              </w:rPr>
+              <w:t xml:space="preserve">Requirement ID</w:t>
+            </w:r>
+          </w:p>
+        </w:tc>
+        <w:tc>
+          <w:tcPr>
+            <w:tcW w:w="3525" w:type="dxa"/>
+          </w:tcPr>
+          <w:p>
+            <w:pPr/>
+            <w:r>
+              <w:t xml:space="preserve">REQ_F4118.30.3</w:t>
+            </w:r>
+          </w:p>
+        </w:tc>
+        <w:tc>
+          <w:tcPr>
+            <w:tcW w:w="2370" w:type="dxa"/>
+          </w:tcPr>
+          <w:p>
+            <w:pPr/>
+            <w:r>
+              <w:rPr>
+                <w:b/>
+              </w:rPr>
+              <w:t xml:space="preserve">Version</w:t>
+            </w:r>
+          </w:p>
+        </w:tc>
+        <w:tc>
+          <w:tcPr>
+            <w:tcW w:w="1230" w:type="dxa"/>
+          </w:tcPr>
+          <w:p>
+            <w:pPr/>
+            <w:r>
+              <w:t xml:space="preserve">1.0</w:t>
+            </w:r>
+          </w:p>
+        </w:tc>
+      </w:tr>
+      <w:tr>
+        <w:trPr>
+          <w:trHeight w:val="465" w:hRule="atLeast"/>
+        </w:trPr>
+        <w:tc>
+          <w:tcPr>
+            <w:tcW w:w="2220" w:type="dxa"/>
+          </w:tcPr>
+          <w:p>
+            <w:pPr/>
+            <w:r>
+              <w:rPr>
+                <w:b/>
+              </w:rPr>
+              <w:t xml:space="preserve">Description</w:t>
+            </w:r>
+          </w:p>
+        </w:tc>
+        <w:tc>
+          <w:tcPr>
+            <w:tcW w:w="7125" w:type="dxa"/>
+            <w:gridSpan w:val="3"/>
+          </w:tcPr>
+          <w:p>
+            <w:pPr/>
+            <w:r>
+              <w:t xml:space="preserve">System should allow the seed to run repeatedly without duplicating or overwriting data.</w:t>
+            </w:r>
+          </w:p>
+        </w:tc>
+      </w:tr>
+      <w:tr>
+        <w:trPr>
+          <w:trHeight w:val="465" w:hRule="atLeast"/>
+        </w:trPr>
+        <w:tc>
+          <w:tcPr>
+            <w:tcW w:w="2220" w:type="dxa"/>
+          </w:tcPr>
+          <w:p>
+            <w:pPr/>
+            <w:r>
+              <w:rPr>
+                <w:b/>
+              </w:rPr>
+              <w:t xml:space="preserve">Author</w:t>
+            </w:r>
+          </w:p>
+        </w:tc>
+        <w:tc>
+          <w:tcPr>
+            <w:tcW w:w="7125" w:type="dxa"/>
+            <w:gridSpan w:val="3"/>
+          </w:tcPr>
+          <w:p>
+            <w:pPr/>
+            <w:r>
+              <w:t xml:space="preserve">Developer</w:t>
+            </w:r>
+          </w:p>
+        </w:tc>
+      </w:tr>
+    </w:tbl>
+    <w:p/>
+    <w:p>
+      <w:pPr>
         <w:pStyle w:val="Heading2"/>
       </w:pPr>
       <w:r>
@@ -29080,7 +29526,7 @@
       </w:r>
     </w:p>
     <w:sectPr>
-      <w:footerReference xmlns:r="http://schemas.openxmlformats.org/officeDocument/2006/relationships" w:type="default" r:id="R1f9bfc3b162a4156"/>
+      <w:footerReference xmlns:r="http://schemas.openxmlformats.org/officeDocument/2006/relationships" w:type="default" r:id="R953baf6950cc4b67"/>
       <w:pgSz w:w="11906" w:h="16838"/>
       <w:pgMar w:top="1440" w:right="1440" w:bottom="1440" w:left="1440" w:header="720" w:footer="720" w:gutter="0"/>
     </w:sectPr>

--- a/docs/99-output/MyERP_SRS.docx
+++ b/docs/99-output/MyERP_SRS.docx
@@ -10169,6 +10169,890 @@
     <w:p/>
     <w:p>
       <w:pPr>
+        <w:pStyle w:val="Heading5"/>
+      </w:pPr>
+      <w:r>
+        <w:t xml:space="preserve">4.1.1.8.31 Shared Dialogs and Page Templates</w:t>
+      </w:r>
+    </w:p>
+    <w:tbl>
+      <w:tblPr>
+        <w:tblStyle w:val="TableGrid"/>
+        <w:tblW w:w="9345" w:type="dxa"/>
+        <w:jc w:val="left"/>
+        <w:tblBorders>
+          <w:top w:val="single" w:color="000000" w:sz="8" w:space="0"/>
+          <w:left w:val="single" w:color="000000" w:sz="8" w:space="0"/>
+          <w:bottom w:val="single" w:color="000000" w:sz="8" w:space="0"/>
+          <w:right w:val="single" w:color="000000" w:sz="8" w:space="0"/>
+          <w:insideH w:val="single" w:color="000000" w:sz="8" w:space="0"/>
+          <w:insideV w:val="single" w:color="000000" w:sz="8" w:space="0"/>
+        </w:tblBorders>
+        <w:tblLayout w:type="fixed"/>
+        <w:tblCellMar>
+          <w:top w:w="100" w:type="dxa"/>
+          <w:left w:w="100" w:type="dxa"/>
+          <w:bottom w:w="100" w:type="dxa"/>
+          <w:right w:w="100" w:type="dxa"/>
+        </w:tblCellMar>
+      </w:tblPr>
+      <w:tblGrid>
+        <w:gridCol w:w="2220"/>
+        <w:gridCol w:w="3525"/>
+        <w:gridCol w:w="2370"/>
+        <w:gridCol w:w="1230"/>
+      </w:tblGrid>
+      <w:tr>
+        <w:trPr>
+          <w:trHeight w:val="465" w:hRule="atLeast"/>
+        </w:trPr>
+        <w:tc>
+          <w:tcPr>
+            <w:tcW w:w="2220" w:type="dxa"/>
+          </w:tcPr>
+          <w:p>
+            <w:pPr/>
+            <w:r>
+              <w:rPr>
+                <w:b/>
+              </w:rPr>
+              <w:t xml:space="preserve">Requirement ID</w:t>
+            </w:r>
+          </w:p>
+        </w:tc>
+        <w:tc>
+          <w:tcPr>
+            <w:tcW w:w="3525" w:type="dxa"/>
+          </w:tcPr>
+          <w:p>
+            <w:pPr/>
+            <w:r>
+              <w:t xml:space="preserve">REQ_F4118.31.1</w:t>
+            </w:r>
+          </w:p>
+        </w:tc>
+        <w:tc>
+          <w:tcPr>
+            <w:tcW w:w="2370" w:type="dxa"/>
+          </w:tcPr>
+          <w:p>
+            <w:pPr/>
+            <w:r>
+              <w:rPr>
+                <w:b/>
+              </w:rPr>
+              <w:t xml:space="preserve">Version</w:t>
+            </w:r>
+          </w:p>
+        </w:tc>
+        <w:tc>
+          <w:tcPr>
+            <w:tcW w:w="1230" w:type="dxa"/>
+          </w:tcPr>
+          <w:p>
+            <w:pPr/>
+            <w:r>
+              <w:t xml:space="preserve">1.0</w:t>
+            </w:r>
+          </w:p>
+        </w:tc>
+      </w:tr>
+      <w:tr>
+        <w:trPr>
+          <w:trHeight w:val="465" w:hRule="atLeast"/>
+        </w:trPr>
+        <w:tc>
+          <w:tcPr>
+            <w:tcW w:w="2220" w:type="dxa"/>
+          </w:tcPr>
+          <w:p>
+            <w:pPr/>
+            <w:r>
+              <w:rPr>
+                <w:b/>
+              </w:rPr>
+              <w:t xml:space="preserve">Description</w:t>
+            </w:r>
+          </w:p>
+        </w:tc>
+        <w:tc>
+          <w:tcPr>
+            <w:tcW w:w="7125" w:type="dxa"/>
+            <w:gridSpan w:val="3"/>
+          </w:tcPr>
+          <w:p>
+            <w:pPr/>
+            <w:r>
+              <w:t xml:space="preserve">System should ask for confirmation in a shared trilingual confirmation box before dangerous actions.</w:t>
+            </w:r>
+          </w:p>
+        </w:tc>
+      </w:tr>
+      <w:tr>
+        <w:trPr>
+          <w:trHeight w:val="465" w:hRule="atLeast"/>
+        </w:trPr>
+        <w:tc>
+          <w:tcPr>
+            <w:tcW w:w="2220" w:type="dxa"/>
+          </w:tcPr>
+          <w:p>
+            <w:pPr/>
+            <w:r>
+              <w:rPr>
+                <w:b/>
+              </w:rPr>
+              <w:t xml:space="preserve">Author</w:t>
+            </w:r>
+          </w:p>
+        </w:tc>
+        <w:tc>
+          <w:tcPr>
+            <w:tcW w:w="7125" w:type="dxa"/>
+            <w:gridSpan w:val="3"/>
+          </w:tcPr>
+          <w:p>
+            <w:pPr/>
+            <w:r>
+              <w:t xml:space="preserve">Developer</w:t>
+            </w:r>
+          </w:p>
+        </w:tc>
+      </w:tr>
+    </w:tbl>
+    <w:p/>
+    <w:tbl>
+      <w:tblPr>
+        <w:tblStyle w:val="TableGrid"/>
+        <w:tblW w:w="9345" w:type="dxa"/>
+        <w:jc w:val="left"/>
+        <w:tblBorders>
+          <w:top w:val="single" w:color="000000" w:sz="8" w:space="0"/>
+          <w:left w:val="single" w:color="000000" w:sz="8" w:space="0"/>
+          <w:bottom w:val="single" w:color="000000" w:sz="8" w:space="0"/>
+          <w:right w:val="single" w:color="000000" w:sz="8" w:space="0"/>
+          <w:insideH w:val="single" w:color="000000" w:sz="8" w:space="0"/>
+          <w:insideV w:val="single" w:color="000000" w:sz="8" w:space="0"/>
+        </w:tblBorders>
+        <w:tblLayout w:type="fixed"/>
+        <w:tblCellMar>
+          <w:top w:w="100" w:type="dxa"/>
+          <w:left w:w="100" w:type="dxa"/>
+          <w:bottom w:w="100" w:type="dxa"/>
+          <w:right w:w="100" w:type="dxa"/>
+        </w:tblCellMar>
+      </w:tblPr>
+      <w:tblGrid>
+        <w:gridCol w:w="2220"/>
+        <w:gridCol w:w="3525"/>
+        <w:gridCol w:w="2370"/>
+        <w:gridCol w:w="1230"/>
+      </w:tblGrid>
+      <w:tr>
+        <w:trPr>
+          <w:trHeight w:val="465" w:hRule="atLeast"/>
+        </w:trPr>
+        <w:tc>
+          <w:tcPr>
+            <w:tcW w:w="2220" w:type="dxa"/>
+          </w:tcPr>
+          <w:p>
+            <w:pPr/>
+            <w:r>
+              <w:rPr>
+                <w:b/>
+              </w:rPr>
+              <w:t xml:space="preserve">Requirement ID</w:t>
+            </w:r>
+          </w:p>
+        </w:tc>
+        <w:tc>
+          <w:tcPr>
+            <w:tcW w:w="3525" w:type="dxa"/>
+          </w:tcPr>
+          <w:p>
+            <w:pPr/>
+            <w:r>
+              <w:t xml:space="preserve">REQ_F4118.31.2</w:t>
+            </w:r>
+          </w:p>
+        </w:tc>
+        <w:tc>
+          <w:tcPr>
+            <w:tcW w:w="2370" w:type="dxa"/>
+          </w:tcPr>
+          <w:p>
+            <w:pPr/>
+            <w:r>
+              <w:rPr>
+                <w:b/>
+              </w:rPr>
+              <w:t xml:space="preserve">Version</w:t>
+            </w:r>
+          </w:p>
+        </w:tc>
+        <w:tc>
+          <w:tcPr>
+            <w:tcW w:w="1230" w:type="dxa"/>
+          </w:tcPr>
+          <w:p>
+            <w:pPr/>
+            <w:r>
+              <w:t xml:space="preserve">1.0</w:t>
+            </w:r>
+          </w:p>
+        </w:tc>
+      </w:tr>
+      <w:tr>
+        <w:trPr>
+          <w:trHeight w:val="465" w:hRule="atLeast"/>
+        </w:trPr>
+        <w:tc>
+          <w:tcPr>
+            <w:tcW w:w="2220" w:type="dxa"/>
+          </w:tcPr>
+          <w:p>
+            <w:pPr/>
+            <w:r>
+              <w:rPr>
+                <w:b/>
+              </w:rPr>
+              <w:t xml:space="preserve">Description</w:t>
+            </w:r>
+          </w:p>
+        </w:tc>
+        <w:tc>
+          <w:tcPr>
+            <w:tcW w:w="7125" w:type="dxa"/>
+            <w:gridSpan w:val="3"/>
+          </w:tcPr>
+          <w:p>
+            <w:pPr/>
+            <w:r>
+              <w:t xml:space="preserve">System should show results that need the user's attention in a shared prompt box, and short success messages as toasts.</w:t>
+            </w:r>
+          </w:p>
+        </w:tc>
+      </w:tr>
+      <w:tr>
+        <w:trPr>
+          <w:trHeight w:val="465" w:hRule="atLeast"/>
+        </w:trPr>
+        <w:tc>
+          <w:tcPr>
+            <w:tcW w:w="2220" w:type="dxa"/>
+          </w:tcPr>
+          <w:p>
+            <w:pPr/>
+            <w:r>
+              <w:rPr>
+                <w:b/>
+              </w:rPr>
+              <w:t xml:space="preserve">Author</w:t>
+            </w:r>
+          </w:p>
+        </w:tc>
+        <w:tc>
+          <w:tcPr>
+            <w:tcW w:w="7125" w:type="dxa"/>
+            <w:gridSpan w:val="3"/>
+          </w:tcPr>
+          <w:p>
+            <w:pPr/>
+            <w:r>
+              <w:t xml:space="preserve">Developer</w:t>
+            </w:r>
+          </w:p>
+        </w:tc>
+      </w:tr>
+    </w:tbl>
+    <w:p/>
+    <w:tbl>
+      <w:tblPr>
+        <w:tblStyle w:val="TableGrid"/>
+        <w:tblW w:w="9345" w:type="dxa"/>
+        <w:jc w:val="left"/>
+        <w:tblBorders>
+          <w:top w:val="single" w:color="000000" w:sz="8" w:space="0"/>
+          <w:left w:val="single" w:color="000000" w:sz="8" w:space="0"/>
+          <w:bottom w:val="single" w:color="000000" w:sz="8" w:space="0"/>
+          <w:right w:val="single" w:color="000000" w:sz="8" w:space="0"/>
+          <w:insideH w:val="single" w:color="000000" w:sz="8" w:space="0"/>
+          <w:insideV w:val="single" w:color="000000" w:sz="8" w:space="0"/>
+        </w:tblBorders>
+        <w:tblLayout w:type="fixed"/>
+        <w:tblCellMar>
+          <w:top w:w="100" w:type="dxa"/>
+          <w:left w:w="100" w:type="dxa"/>
+          <w:bottom w:w="100" w:type="dxa"/>
+          <w:right w:w="100" w:type="dxa"/>
+        </w:tblCellMar>
+      </w:tblPr>
+      <w:tblGrid>
+        <w:gridCol w:w="2220"/>
+        <w:gridCol w:w="3525"/>
+        <w:gridCol w:w="2370"/>
+        <w:gridCol w:w="1230"/>
+      </w:tblGrid>
+      <w:tr>
+        <w:trPr>
+          <w:trHeight w:val="465" w:hRule="atLeast"/>
+        </w:trPr>
+        <w:tc>
+          <w:tcPr>
+            <w:tcW w:w="2220" w:type="dxa"/>
+          </w:tcPr>
+          <w:p>
+            <w:pPr/>
+            <w:r>
+              <w:rPr>
+                <w:b/>
+              </w:rPr>
+              <w:t xml:space="preserve">Requirement ID</w:t>
+            </w:r>
+          </w:p>
+        </w:tc>
+        <w:tc>
+          <w:tcPr>
+            <w:tcW w:w="3525" w:type="dxa"/>
+          </w:tcPr>
+          <w:p>
+            <w:pPr/>
+            <w:r>
+              <w:t xml:space="preserve">REQ_F4118.31.3</w:t>
+            </w:r>
+          </w:p>
+        </w:tc>
+        <w:tc>
+          <w:tcPr>
+            <w:tcW w:w="2370" w:type="dxa"/>
+          </w:tcPr>
+          <w:p>
+            <w:pPr/>
+            <w:r>
+              <w:rPr>
+                <w:b/>
+              </w:rPr>
+              <w:t xml:space="preserve">Version</w:t>
+            </w:r>
+          </w:p>
+        </w:tc>
+        <w:tc>
+          <w:tcPr>
+            <w:tcW w:w="1230" w:type="dxa"/>
+          </w:tcPr>
+          <w:p>
+            <w:pPr/>
+            <w:r>
+              <w:t xml:space="preserve">1.0</w:t>
+            </w:r>
+          </w:p>
+        </w:tc>
+      </w:tr>
+      <w:tr>
+        <w:trPr>
+          <w:trHeight w:val="465" w:hRule="atLeast"/>
+        </w:trPr>
+        <w:tc>
+          <w:tcPr>
+            <w:tcW w:w="2220" w:type="dxa"/>
+          </w:tcPr>
+          <w:p>
+            <w:pPr/>
+            <w:r>
+              <w:rPr>
+                <w:b/>
+              </w:rPr>
+              <w:t xml:space="preserve">Description</w:t>
+            </w:r>
+          </w:p>
+        </w:tc>
+        <w:tc>
+          <w:tcPr>
+            <w:tcW w:w="7125" w:type="dxa"/>
+            <w:gridSpan w:val="3"/>
+          </w:tcPr>
+          <w:p>
+            <w:pPr/>
+            <w:r>
+              <w:t xml:space="preserve">System should provide a shared selection window for choosing master data with search and server-side paging.</w:t>
+            </w:r>
+          </w:p>
+        </w:tc>
+      </w:tr>
+      <w:tr>
+        <w:trPr>
+          <w:trHeight w:val="465" w:hRule="atLeast"/>
+        </w:trPr>
+        <w:tc>
+          <w:tcPr>
+            <w:tcW w:w="2220" w:type="dxa"/>
+          </w:tcPr>
+          <w:p>
+            <w:pPr/>
+            <w:r>
+              <w:rPr>
+                <w:b/>
+              </w:rPr>
+              <w:t xml:space="preserve">Author</w:t>
+            </w:r>
+          </w:p>
+        </w:tc>
+        <w:tc>
+          <w:tcPr>
+            <w:tcW w:w="7125" w:type="dxa"/>
+            <w:gridSpan w:val="3"/>
+          </w:tcPr>
+          <w:p>
+            <w:pPr/>
+            <w:r>
+              <w:t xml:space="preserve">Developer</w:t>
+            </w:r>
+          </w:p>
+        </w:tc>
+      </w:tr>
+    </w:tbl>
+    <w:p/>
+    <w:tbl>
+      <w:tblPr>
+        <w:tblStyle w:val="TableGrid"/>
+        <w:tblW w:w="9345" w:type="dxa"/>
+        <w:jc w:val="left"/>
+        <w:tblBorders>
+          <w:top w:val="single" w:color="000000" w:sz="8" w:space="0"/>
+          <w:left w:val="single" w:color="000000" w:sz="8" w:space="0"/>
+          <w:bottom w:val="single" w:color="000000" w:sz="8" w:space="0"/>
+          <w:right w:val="single" w:color="000000" w:sz="8" w:space="0"/>
+          <w:insideH w:val="single" w:color="000000" w:sz="8" w:space="0"/>
+          <w:insideV w:val="single" w:color="000000" w:sz="8" w:space="0"/>
+        </w:tblBorders>
+        <w:tblLayout w:type="fixed"/>
+        <w:tblCellMar>
+          <w:top w:w="100" w:type="dxa"/>
+          <w:left w:w="100" w:type="dxa"/>
+          <w:bottom w:w="100" w:type="dxa"/>
+          <w:right w:w="100" w:type="dxa"/>
+        </w:tblCellMar>
+      </w:tblPr>
+      <w:tblGrid>
+        <w:gridCol w:w="2220"/>
+        <w:gridCol w:w="3525"/>
+        <w:gridCol w:w="2370"/>
+        <w:gridCol w:w="1230"/>
+      </w:tblGrid>
+      <w:tr>
+        <w:trPr>
+          <w:trHeight w:val="465" w:hRule="atLeast"/>
+        </w:trPr>
+        <w:tc>
+          <w:tcPr>
+            <w:tcW w:w="2220" w:type="dxa"/>
+          </w:tcPr>
+          <w:p>
+            <w:pPr/>
+            <w:r>
+              <w:rPr>
+                <w:b/>
+              </w:rPr>
+              <w:t xml:space="preserve">Requirement ID</w:t>
+            </w:r>
+          </w:p>
+        </w:tc>
+        <w:tc>
+          <w:tcPr>
+            <w:tcW w:w="3525" w:type="dxa"/>
+          </w:tcPr>
+          <w:p>
+            <w:pPr/>
+            <w:r>
+              <w:t xml:space="preserve">REQ_F4118.31.4</w:t>
+            </w:r>
+          </w:p>
+        </w:tc>
+        <w:tc>
+          <w:tcPr>
+            <w:tcW w:w="2370" w:type="dxa"/>
+          </w:tcPr>
+          <w:p>
+            <w:pPr/>
+            <w:r>
+              <w:rPr>
+                <w:b/>
+              </w:rPr>
+              <w:t xml:space="preserve">Version</w:t>
+            </w:r>
+          </w:p>
+        </w:tc>
+        <w:tc>
+          <w:tcPr>
+            <w:tcW w:w="1230" w:type="dxa"/>
+          </w:tcPr>
+          <w:p>
+            <w:pPr/>
+            <w:r>
+              <w:t xml:space="preserve">1.0</w:t>
+            </w:r>
+          </w:p>
+        </w:tc>
+      </w:tr>
+      <w:tr>
+        <w:trPr>
+          <w:trHeight w:val="465" w:hRule="atLeast"/>
+        </w:trPr>
+        <w:tc>
+          <w:tcPr>
+            <w:tcW w:w="2220" w:type="dxa"/>
+          </w:tcPr>
+          <w:p>
+            <w:pPr/>
+            <w:r>
+              <w:rPr>
+                <w:b/>
+              </w:rPr>
+              <w:t xml:space="preserve">Description</w:t>
+            </w:r>
+          </w:p>
+        </w:tc>
+        <w:tc>
+          <w:tcPr>
+            <w:tcW w:w="7125" w:type="dxa"/>
+            <w:gridSpan w:val="3"/>
+          </w:tcPr>
+          <w:p>
+            <w:pPr/>
+            <w:r>
+              <w:t xml:space="preserve">System should provide a standard list page template reused by every module.</w:t>
+            </w:r>
+          </w:p>
+        </w:tc>
+      </w:tr>
+      <w:tr>
+        <w:trPr>
+          <w:trHeight w:val="465" w:hRule="atLeast"/>
+        </w:trPr>
+        <w:tc>
+          <w:tcPr>
+            <w:tcW w:w="2220" w:type="dxa"/>
+          </w:tcPr>
+          <w:p>
+            <w:pPr/>
+            <w:r>
+              <w:rPr>
+                <w:b/>
+              </w:rPr>
+              <w:t xml:space="preserve">Author</w:t>
+            </w:r>
+          </w:p>
+        </w:tc>
+        <w:tc>
+          <w:tcPr>
+            <w:tcW w:w="7125" w:type="dxa"/>
+            <w:gridSpan w:val="3"/>
+          </w:tcPr>
+          <w:p>
+            <w:pPr/>
+            <w:r>
+              <w:t xml:space="preserve">Developer</w:t>
+            </w:r>
+          </w:p>
+        </w:tc>
+      </w:tr>
+    </w:tbl>
+    <w:p/>
+    <w:tbl>
+      <w:tblPr>
+        <w:tblStyle w:val="TableGrid"/>
+        <w:tblW w:w="9345" w:type="dxa"/>
+        <w:jc w:val="left"/>
+        <w:tblBorders>
+          <w:top w:val="single" w:color="000000" w:sz="8" w:space="0"/>
+          <w:left w:val="single" w:color="000000" w:sz="8" w:space="0"/>
+          <w:bottom w:val="single" w:color="000000" w:sz="8" w:space="0"/>
+          <w:right w:val="single" w:color="000000" w:sz="8" w:space="0"/>
+          <w:insideH w:val="single" w:color="000000" w:sz="8" w:space="0"/>
+          <w:insideV w:val="single" w:color="000000" w:sz="8" w:space="0"/>
+        </w:tblBorders>
+        <w:tblLayout w:type="fixed"/>
+        <w:tblCellMar>
+          <w:top w:w="100" w:type="dxa"/>
+          <w:left w:w="100" w:type="dxa"/>
+          <w:bottom w:w="100" w:type="dxa"/>
+          <w:right w:w="100" w:type="dxa"/>
+        </w:tblCellMar>
+      </w:tblPr>
+      <w:tblGrid>
+        <w:gridCol w:w="2220"/>
+        <w:gridCol w:w="3525"/>
+        <w:gridCol w:w="2370"/>
+        <w:gridCol w:w="1230"/>
+      </w:tblGrid>
+      <w:tr>
+        <w:trPr>
+          <w:trHeight w:val="465" w:hRule="atLeast"/>
+        </w:trPr>
+        <w:tc>
+          <w:tcPr>
+            <w:tcW w:w="2220" w:type="dxa"/>
+          </w:tcPr>
+          <w:p>
+            <w:pPr/>
+            <w:r>
+              <w:rPr>
+                <w:b/>
+              </w:rPr>
+              <w:t xml:space="preserve">Requirement ID</w:t>
+            </w:r>
+          </w:p>
+        </w:tc>
+        <w:tc>
+          <w:tcPr>
+            <w:tcW w:w="3525" w:type="dxa"/>
+          </w:tcPr>
+          <w:p>
+            <w:pPr/>
+            <w:r>
+              <w:t xml:space="preserve">REQ_F4118.31.5</w:t>
+            </w:r>
+          </w:p>
+        </w:tc>
+        <w:tc>
+          <w:tcPr>
+            <w:tcW w:w="2370" w:type="dxa"/>
+          </w:tcPr>
+          <w:p>
+            <w:pPr/>
+            <w:r>
+              <w:rPr>
+                <w:b/>
+              </w:rPr>
+              <w:t xml:space="preserve">Version</w:t>
+            </w:r>
+          </w:p>
+        </w:tc>
+        <w:tc>
+          <w:tcPr>
+            <w:tcW w:w="1230" w:type="dxa"/>
+          </w:tcPr>
+          <w:p>
+            <w:pPr/>
+            <w:r>
+              <w:t xml:space="preserve">1.0</w:t>
+            </w:r>
+          </w:p>
+        </w:tc>
+      </w:tr>
+      <w:tr>
+        <w:trPr>
+          <w:trHeight w:val="465" w:hRule="atLeast"/>
+        </w:trPr>
+        <w:tc>
+          <w:tcPr>
+            <w:tcW w:w="2220" w:type="dxa"/>
+          </w:tcPr>
+          <w:p>
+            <w:pPr/>
+            <w:r>
+              <w:rPr>
+                <w:b/>
+              </w:rPr>
+              <w:t xml:space="preserve">Description</w:t>
+            </w:r>
+          </w:p>
+        </w:tc>
+        <w:tc>
+          <w:tcPr>
+            <w:tcW w:w="7125" w:type="dxa"/>
+            <w:gridSpan w:val="3"/>
+          </w:tcPr>
+          <w:p>
+            <w:pPr/>
+            <w:r>
+              <w:t xml:space="preserve">System should provide a standard document page template with status, previous / next navigation and unsaved-change protection.</w:t>
+            </w:r>
+          </w:p>
+        </w:tc>
+      </w:tr>
+      <w:tr>
+        <w:trPr>
+          <w:trHeight w:val="465" w:hRule="atLeast"/>
+        </w:trPr>
+        <w:tc>
+          <w:tcPr>
+            <w:tcW w:w="2220" w:type="dxa"/>
+          </w:tcPr>
+          <w:p>
+            <w:pPr/>
+            <w:r>
+              <w:rPr>
+                <w:b/>
+              </w:rPr>
+              <w:t xml:space="preserve">Author</w:t>
+            </w:r>
+          </w:p>
+        </w:tc>
+        <w:tc>
+          <w:tcPr>
+            <w:tcW w:w="7125" w:type="dxa"/>
+            <w:gridSpan w:val="3"/>
+          </w:tcPr>
+          <w:p>
+            <w:pPr/>
+            <w:r>
+              <w:t xml:space="preserve">Developer</w:t>
+            </w:r>
+          </w:p>
+        </w:tc>
+      </w:tr>
+    </w:tbl>
+    <w:p/>
+    <w:tbl>
+      <w:tblPr>
+        <w:tblStyle w:val="TableGrid"/>
+        <w:tblW w:w="9345" w:type="dxa"/>
+        <w:jc w:val="left"/>
+        <w:tblBorders>
+          <w:top w:val="single" w:color="000000" w:sz="8" w:space="0"/>
+          <w:left w:val="single" w:color="000000" w:sz="8" w:space="0"/>
+          <w:bottom w:val="single" w:color="000000" w:sz="8" w:space="0"/>
+          <w:right w:val="single" w:color="000000" w:sz="8" w:space="0"/>
+          <w:insideH w:val="single" w:color="000000" w:sz="8" w:space="0"/>
+          <w:insideV w:val="single" w:color="000000" w:sz="8" w:space="0"/>
+        </w:tblBorders>
+        <w:tblLayout w:type="fixed"/>
+        <w:tblCellMar>
+          <w:top w:w="100" w:type="dxa"/>
+          <w:left w:w="100" w:type="dxa"/>
+          <w:bottom w:w="100" w:type="dxa"/>
+          <w:right w:w="100" w:type="dxa"/>
+        </w:tblCellMar>
+      </w:tblPr>
+      <w:tblGrid>
+        <w:gridCol w:w="2220"/>
+        <w:gridCol w:w="3525"/>
+        <w:gridCol w:w="2370"/>
+        <w:gridCol w:w="1230"/>
+      </w:tblGrid>
+      <w:tr>
+        <w:trPr>
+          <w:trHeight w:val="465" w:hRule="atLeast"/>
+        </w:trPr>
+        <w:tc>
+          <w:tcPr>
+            <w:tcW w:w="2220" w:type="dxa"/>
+          </w:tcPr>
+          <w:p>
+            <w:pPr/>
+            <w:r>
+              <w:rPr>
+                <w:b/>
+              </w:rPr>
+              <w:t xml:space="preserve">Requirement ID</w:t>
+            </w:r>
+          </w:p>
+        </w:tc>
+        <w:tc>
+          <w:tcPr>
+            <w:tcW w:w="3525" w:type="dxa"/>
+          </w:tcPr>
+          <w:p>
+            <w:pPr/>
+            <w:r>
+              <w:t xml:space="preserve">REQ_F4118.31.6</w:t>
+            </w:r>
+          </w:p>
+        </w:tc>
+        <w:tc>
+          <w:tcPr>
+            <w:tcW w:w="2370" w:type="dxa"/>
+          </w:tcPr>
+          <w:p>
+            <w:pPr/>
+            <w:r>
+              <w:rPr>
+                <w:b/>
+              </w:rPr>
+              <w:t xml:space="preserve">Version</w:t>
+            </w:r>
+          </w:p>
+        </w:tc>
+        <w:tc>
+          <w:tcPr>
+            <w:tcW w:w="1230" w:type="dxa"/>
+          </w:tcPr>
+          <w:p>
+            <w:pPr/>
+            <w:r>
+              <w:t xml:space="preserve">1.0</w:t>
+            </w:r>
+          </w:p>
+        </w:tc>
+      </w:tr>
+      <w:tr>
+        <w:trPr>
+          <w:trHeight w:val="465" w:hRule="atLeast"/>
+        </w:trPr>
+        <w:tc>
+          <w:tcPr>
+            <w:tcW w:w="2220" w:type="dxa"/>
+          </w:tcPr>
+          <w:p>
+            <w:pPr/>
+            <w:r>
+              <w:rPr>
+                <w:b/>
+              </w:rPr>
+              <w:t xml:space="preserve">Description</w:t>
+            </w:r>
+          </w:p>
+        </w:tc>
+        <w:tc>
+          <w:tcPr>
+            <w:tcW w:w="7125" w:type="dxa"/>
+            <w:gridSpan w:val="3"/>
+          </w:tcPr>
+          <w:p>
+            <w:pPr/>
+            <w:r>
+              <w:t xml:space="preserve">System should provide a date range filter with quick ranges and a document status tag following the macaron status colours.</w:t>
+            </w:r>
+          </w:p>
+        </w:tc>
+      </w:tr>
+      <w:tr>
+        <w:trPr>
+          <w:trHeight w:val="465" w:hRule="atLeast"/>
+        </w:trPr>
+        <w:tc>
+          <w:tcPr>
+            <w:tcW w:w="2220" w:type="dxa"/>
+          </w:tcPr>
+          <w:p>
+            <w:pPr/>
+            <w:r>
+              <w:rPr>
+                <w:b/>
+              </w:rPr>
+              <w:t xml:space="preserve">Author</w:t>
+            </w:r>
+          </w:p>
+        </w:tc>
+        <w:tc>
+          <w:tcPr>
+            <w:tcW w:w="7125" w:type="dxa"/>
+            <w:gridSpan w:val="3"/>
+          </w:tcPr>
+          <w:p>
+            <w:pPr/>
+            <w:r>
+              <w:t xml:space="preserve">Developer</w:t>
+            </w:r>
+          </w:p>
+        </w:tc>
+      </w:tr>
+    </w:tbl>
+    <w:p/>
+    <w:p>
+      <w:pPr>
         <w:pStyle w:val="Heading2"/>
       </w:pPr>
       <w:r>
@@ -29099,6 +29983,1676 @@
             <w:pPr/>
             <w:r>
               <w:t xml:space="preserve">可清除</w:t>
+            </w:r>
+          </w:p>
+        </w:tc>
+      </w:tr>
+      <w:tr>
+        <w:tc>
+          <w:tcPr>
+            <w:tcW w:w="2340" w:type="dxa"/>
+          </w:tcPr>
+          <w:p>
+            <w:pPr/>
+            <w:r>
+              <w:rPr>
+                <w:b/>
+              </w:rPr>
+              <w:t xml:space="preserve">Related I/O</w:t>
+            </w:r>
+          </w:p>
+        </w:tc>
+        <w:tc>
+          <w:tcPr>
+            <w:tcW w:w="7020" w:type="dxa"/>
+            <w:gridSpan w:val="3"/>
+          </w:tcPr>
+          <w:p>
+            <w:pPr/>
+            <w:r>
+              <w:t xml:space="preserve">None</w:t>
+            </w:r>
+          </w:p>
+        </w:tc>
+      </w:tr>
+      <w:tr>
+        <w:tc>
+          <w:tcPr>
+            <w:tcW w:w="2340" w:type="dxa"/>
+          </w:tcPr>
+          <w:p>
+            <w:pPr/>
+            <w:r>
+              <w:rPr>
+                <w:b/>
+              </w:rPr>
+              <w:t xml:space="preserve">Author</w:t>
+            </w:r>
+          </w:p>
+        </w:tc>
+        <w:tc>
+          <w:tcPr>
+            <w:tcW w:w="7020" w:type="dxa"/>
+            <w:gridSpan w:val="3"/>
+          </w:tcPr>
+          <w:p>
+            <w:pPr/>
+            <w:r>
+              <w:t xml:space="preserve">Developer</w:t>
+            </w:r>
+          </w:p>
+        </w:tc>
+      </w:tr>
+    </w:tbl>
+    <w:p/>
+    <w:p>
+      <w:pPr>
+        <w:pStyle w:val="Heading5"/>
+      </w:pPr>
+      <w:r>
+        <w:t xml:space="preserve">4.4.1.8.71 Confirmation / Prompt Box Interface（BlueWhale 4.4.1.9）</w:t>
+      </w:r>
+    </w:p>
+    <w:tbl>
+      <w:tblPr>
+        <w:tblStyle w:val="TableGrid"/>
+        <w:tblW w:w="9360" w:type="dxa"/>
+        <w:jc w:val="left"/>
+        <w:tblBorders>
+          <w:top w:val="single" w:color="000000" w:sz="6" w:space="0"/>
+          <w:left w:val="single" w:color="000000" w:sz="6" w:space="0"/>
+          <w:bottom w:val="single" w:color="000000" w:sz="6" w:space="0"/>
+          <w:right w:val="single" w:color="000000" w:sz="6" w:space="0"/>
+          <w:insideH w:val="single" w:color="000000" w:sz="6" w:space="0"/>
+          <w:insideV w:val="single" w:color="000000" w:sz="6" w:space="0"/>
+        </w:tblBorders>
+        <w:tblLayout w:type="fixed"/>
+        <w:tblCellMar>
+          <w:top w:w="100" w:type="dxa"/>
+          <w:left w:w="100" w:type="dxa"/>
+          <w:bottom w:w="100" w:type="dxa"/>
+          <w:right w:w="100" w:type="dxa"/>
+        </w:tblCellMar>
+      </w:tblPr>
+      <w:tblGrid>
+        <w:gridCol w:w="2340"/>
+        <w:gridCol w:w="2340"/>
+        <w:gridCol w:w="2340"/>
+        <w:gridCol w:w="2340"/>
+      </w:tblGrid>
+      <w:tr>
+        <w:tc>
+          <w:tcPr>
+            <w:tcW w:w="2340" w:type="dxa"/>
+          </w:tcPr>
+          <w:p>
+            <w:pPr/>
+            <w:r>
+              <w:rPr>
+                <w:b/>
+              </w:rPr>
+              <w:t xml:space="preserve">Requirement ID</w:t>
+            </w:r>
+          </w:p>
+        </w:tc>
+        <w:tc>
+          <w:tcPr>
+            <w:tcW w:w="2340" w:type="dxa"/>
+          </w:tcPr>
+          <w:p>
+            <w:pPr/>
+            <w:r>
+              <w:t xml:space="preserve">REQ_IO_A8.71.1</w:t>
+            </w:r>
+          </w:p>
+        </w:tc>
+        <w:tc>
+          <w:tcPr>
+            <w:tcW w:w="2340" w:type="dxa"/>
+          </w:tcPr>
+          <w:p>
+            <w:pPr/>
+            <w:r>
+              <w:rPr>
+                <w:b/>
+              </w:rPr>
+              <w:t xml:space="preserve">Version</w:t>
+            </w:r>
+          </w:p>
+        </w:tc>
+        <w:tc>
+          <w:tcPr>
+            <w:tcW w:w="2340" w:type="dxa"/>
+          </w:tcPr>
+          <w:p>
+            <w:pPr/>
+            <w:r>
+              <w:t xml:space="preserve">1.0</w:t>
+            </w:r>
+          </w:p>
+        </w:tc>
+      </w:tr>
+      <w:tr>
+        <w:tc>
+          <w:tcPr>
+            <w:tcW w:w="2340" w:type="dxa"/>
+          </w:tcPr>
+          <w:p>
+            <w:pPr/>
+            <w:r>
+              <w:rPr>
+                <w:b/>
+              </w:rPr>
+              <w:t xml:space="preserve">Item</w:t>
+            </w:r>
+          </w:p>
+        </w:tc>
+        <w:tc>
+          <w:tcPr>
+            <w:tcW w:w="7020" w:type="dxa"/>
+            <w:gridSpan w:val="3"/>
+          </w:tcPr>
+          <w:p>
+            <w:pPr/>
+            <w:r>
+              <w:t xml:space="preserve">OK / Cancel (Button)</w:t>
+            </w:r>
+          </w:p>
+        </w:tc>
+      </w:tr>
+      <w:tr>
+        <w:tc>
+          <w:tcPr>
+            <w:tcW w:w="2340" w:type="dxa"/>
+          </w:tcPr>
+          <w:p>
+            <w:pPr/>
+            <w:r>
+              <w:rPr>
+                <w:b/>
+              </w:rPr>
+              <w:t xml:space="preserve">Description</w:t>
+            </w:r>
+          </w:p>
+        </w:tc>
+        <w:tc>
+          <w:tcPr>
+            <w:tcW w:w="7020" w:type="dxa"/>
+            <w:gridSpan w:val="3"/>
+          </w:tcPr>
+          <w:p>
+            <w:pPr/>
+            <w:r>
+              <w:t xml:space="preserve">確定／取消</w:t>
+            </w:r>
+          </w:p>
+        </w:tc>
+      </w:tr>
+      <w:tr>
+        <w:tc>
+          <w:tcPr>
+            <w:tcW w:w="2340" w:type="dxa"/>
+          </w:tcPr>
+          <w:p>
+            <w:pPr/>
+            <w:r>
+              <w:rPr>
+                <w:b/>
+              </w:rPr>
+              <w:t xml:space="preserve">Purpose</w:t>
+            </w:r>
+          </w:p>
+        </w:tc>
+        <w:tc>
+          <w:tcPr>
+            <w:tcW w:w="7020" w:type="dxa"/>
+            <w:gridSpan w:val="3"/>
+          </w:tcPr>
+          <w:p>
+            <w:pPr/>
+            <w:r>
+              <w:t xml:space="preserve">確認或放棄動作</w:t>
+            </w:r>
+          </w:p>
+        </w:tc>
+      </w:tr>
+      <w:tr>
+        <w:tc>
+          <w:tcPr>
+            <w:tcW w:w="2340" w:type="dxa"/>
+          </w:tcPr>
+          <w:p>
+            <w:pPr/>
+            <w:r>
+              <w:rPr>
+                <w:b/>
+              </w:rPr>
+              <w:t xml:space="preserve">Format</w:t>
+            </w:r>
+          </w:p>
+        </w:tc>
+        <w:tc>
+          <w:tcPr>
+            <w:tcW w:w="2340" w:type="dxa"/>
+          </w:tcPr>
+          <w:p>
+            <w:pPr/>
+            <w:r>
+              <w:t xml:space="preserve">Button</w:t>
+            </w:r>
+          </w:p>
+        </w:tc>
+        <w:tc>
+          <w:tcPr>
+            <w:tcW w:w="2340" w:type="dxa"/>
+          </w:tcPr>
+          <w:p>
+            <w:pPr/>
+            <w:r>
+              <w:rPr>
+                <w:b/>
+              </w:rPr>
+              <w:t xml:space="preserve">Valid Range</w:t>
+            </w:r>
+          </w:p>
+        </w:tc>
+        <w:tc>
+          <w:tcPr>
+            <w:tcW w:w="2340" w:type="dxa"/>
+          </w:tcPr>
+          <w:p>
+            <w:pPr/>
+            <w:r>
+              <w:t xml:space="preserve">確認框兩個按鈕，提示框只有確定；Esc 等同取消</w:t>
+            </w:r>
+          </w:p>
+        </w:tc>
+      </w:tr>
+      <w:tr>
+        <w:tc>
+          <w:tcPr>
+            <w:tcW w:w="2340" w:type="dxa"/>
+          </w:tcPr>
+          <w:p>
+            <w:pPr/>
+            <w:r>
+              <w:rPr>
+                <w:b/>
+              </w:rPr>
+              <w:t xml:space="preserve">Related I/O</w:t>
+            </w:r>
+          </w:p>
+        </w:tc>
+        <w:tc>
+          <w:tcPr>
+            <w:tcW w:w="7020" w:type="dxa"/>
+            <w:gridSpan w:val="3"/>
+          </w:tcPr>
+          <w:p>
+            <w:pPr/>
+            <w:r>
+              <w:t xml:space="preserve">None</w:t>
+            </w:r>
+          </w:p>
+        </w:tc>
+      </w:tr>
+      <w:tr>
+        <w:tc>
+          <w:tcPr>
+            <w:tcW w:w="2340" w:type="dxa"/>
+          </w:tcPr>
+          <w:p>
+            <w:pPr/>
+            <w:r>
+              <w:rPr>
+                <w:b/>
+              </w:rPr>
+              <w:t xml:space="preserve">Author</w:t>
+            </w:r>
+          </w:p>
+        </w:tc>
+        <w:tc>
+          <w:tcPr>
+            <w:tcW w:w="7020" w:type="dxa"/>
+            <w:gridSpan w:val="3"/>
+          </w:tcPr>
+          <w:p>
+            <w:pPr/>
+            <w:r>
+              <w:t xml:space="preserve">Developer</w:t>
+            </w:r>
+          </w:p>
+        </w:tc>
+      </w:tr>
+    </w:tbl>
+    <w:p/>
+    <w:p>
+      <w:pPr>
+        <w:pStyle w:val="Heading5"/>
+      </w:pPr>
+      <w:r>
+        <w:t xml:space="preserve">4.4.1.8.72 Select Dialog Interface（BlueWhale 4.4.1.9 Select Client / Supplier / Item）</w:t>
+      </w:r>
+    </w:p>
+    <w:tbl>
+      <w:tblPr>
+        <w:tblStyle w:val="TableGrid"/>
+        <w:tblW w:w="9360" w:type="dxa"/>
+        <w:jc w:val="left"/>
+        <w:tblBorders>
+          <w:top w:val="single" w:color="000000" w:sz="6" w:space="0"/>
+          <w:left w:val="single" w:color="000000" w:sz="6" w:space="0"/>
+          <w:bottom w:val="single" w:color="000000" w:sz="6" w:space="0"/>
+          <w:right w:val="single" w:color="000000" w:sz="6" w:space="0"/>
+          <w:insideH w:val="single" w:color="000000" w:sz="6" w:space="0"/>
+          <w:insideV w:val="single" w:color="000000" w:sz="6" w:space="0"/>
+        </w:tblBorders>
+        <w:tblLayout w:type="fixed"/>
+        <w:tblCellMar>
+          <w:top w:w="100" w:type="dxa"/>
+          <w:left w:w="100" w:type="dxa"/>
+          <w:bottom w:w="100" w:type="dxa"/>
+          <w:right w:w="100" w:type="dxa"/>
+        </w:tblCellMar>
+      </w:tblPr>
+      <w:tblGrid>
+        <w:gridCol w:w="2340"/>
+        <w:gridCol w:w="2340"/>
+        <w:gridCol w:w="2340"/>
+        <w:gridCol w:w="2340"/>
+      </w:tblGrid>
+      <w:tr>
+        <w:tc>
+          <w:tcPr>
+            <w:tcW w:w="2340" w:type="dxa"/>
+          </w:tcPr>
+          <w:p>
+            <w:pPr/>
+            <w:r>
+              <w:rPr>
+                <w:b/>
+              </w:rPr>
+              <w:t xml:space="preserve">Requirement ID</w:t>
+            </w:r>
+          </w:p>
+        </w:tc>
+        <w:tc>
+          <w:tcPr>
+            <w:tcW w:w="2340" w:type="dxa"/>
+          </w:tcPr>
+          <w:p>
+            <w:pPr/>
+            <w:r>
+              <w:t xml:space="preserve">REQ_IO_A8.72.1</w:t>
+            </w:r>
+          </w:p>
+        </w:tc>
+        <w:tc>
+          <w:tcPr>
+            <w:tcW w:w="2340" w:type="dxa"/>
+          </w:tcPr>
+          <w:p>
+            <w:pPr/>
+            <w:r>
+              <w:rPr>
+                <w:b/>
+              </w:rPr>
+              <w:t xml:space="preserve">Version</w:t>
+            </w:r>
+          </w:p>
+        </w:tc>
+        <w:tc>
+          <w:tcPr>
+            <w:tcW w:w="2340" w:type="dxa"/>
+          </w:tcPr>
+          <w:p>
+            <w:pPr/>
+            <w:r>
+              <w:t xml:space="preserve">1.0</w:t>
+            </w:r>
+          </w:p>
+        </w:tc>
+      </w:tr>
+      <w:tr>
+        <w:tc>
+          <w:tcPr>
+            <w:tcW w:w="2340" w:type="dxa"/>
+          </w:tcPr>
+          <w:p>
+            <w:pPr/>
+            <w:r>
+              <w:rPr>
+                <w:b/>
+              </w:rPr>
+              <w:t xml:space="preserve">Item</w:t>
+            </w:r>
+          </w:p>
+        </w:tc>
+        <w:tc>
+          <w:tcPr>
+            <w:tcW w:w="7020" w:type="dxa"/>
+            <w:gridSpan w:val="3"/>
+          </w:tcPr>
+          <w:p>
+            <w:pPr/>
+            <w:r>
+              <w:t xml:space="preserve">Keyword (Input)</w:t>
+            </w:r>
+          </w:p>
+        </w:tc>
+      </w:tr>
+      <w:tr>
+        <w:tc>
+          <w:tcPr>
+            <w:tcW w:w="2340" w:type="dxa"/>
+          </w:tcPr>
+          <w:p>
+            <w:pPr/>
+            <w:r>
+              <w:rPr>
+                <w:b/>
+              </w:rPr>
+              <w:t xml:space="preserve">Description</w:t>
+            </w:r>
+          </w:p>
+        </w:tc>
+        <w:tc>
+          <w:tcPr>
+            <w:tcW w:w="7020" w:type="dxa"/>
+            <w:gridSpan w:val="3"/>
+          </w:tcPr>
+          <w:p>
+            <w:pPr/>
+            <w:r>
+              <w:t xml:space="preserve">關鍵字</w:t>
+            </w:r>
+          </w:p>
+        </w:tc>
+      </w:tr>
+      <w:tr>
+        <w:tc>
+          <w:tcPr>
+            <w:tcW w:w="2340" w:type="dxa"/>
+          </w:tcPr>
+          <w:p>
+            <w:pPr/>
+            <w:r>
+              <w:rPr>
+                <w:b/>
+              </w:rPr>
+              <w:t xml:space="preserve">Purpose</w:t>
+            </w:r>
+          </w:p>
+        </w:tc>
+        <w:tc>
+          <w:tcPr>
+            <w:tcW w:w="7020" w:type="dxa"/>
+            <w:gridSpan w:val="3"/>
+          </w:tcPr>
+          <w:p>
+            <w:pPr/>
+            <w:r>
+              <w:t xml:space="preserve">搜尋主檔</w:t>
+            </w:r>
+          </w:p>
+        </w:tc>
+      </w:tr>
+      <w:tr>
+        <w:tc>
+          <w:tcPr>
+            <w:tcW w:w="2340" w:type="dxa"/>
+          </w:tcPr>
+          <w:p>
+            <w:pPr/>
+            <w:r>
+              <w:rPr>
+                <w:b/>
+              </w:rPr>
+              <w:t xml:space="preserve">Format</w:t>
+            </w:r>
+          </w:p>
+        </w:tc>
+        <w:tc>
+          <w:tcPr>
+            <w:tcW w:w="2340" w:type="dxa"/>
+          </w:tcPr>
+          <w:p>
+            <w:pPr/>
+            <w:r>
+              <w:t xml:space="preserve">Text</w:t>
+            </w:r>
+          </w:p>
+        </w:tc>
+        <w:tc>
+          <w:tcPr>
+            <w:tcW w:w="2340" w:type="dxa"/>
+          </w:tcPr>
+          <w:p>
+            <w:pPr/>
+            <w:r>
+              <w:rPr>
+                <w:b/>
+              </w:rPr>
+              <w:t xml:space="preserve">Valid Range</w:t>
+            </w:r>
+          </w:p>
+        </w:tc>
+        <w:tc>
+          <w:tcPr>
+            <w:tcW w:w="2340" w:type="dxa"/>
+          </w:tcPr>
+          <w:p>
+            <w:pPr/>
+            <w:r>
+              <w:t xml:space="preserve">去除前後空白；查詢回到第 1 頁</w:t>
+            </w:r>
+          </w:p>
+        </w:tc>
+      </w:tr>
+      <w:tr>
+        <w:tc>
+          <w:tcPr>
+            <w:tcW w:w="2340" w:type="dxa"/>
+          </w:tcPr>
+          <w:p>
+            <w:pPr/>
+            <w:r>
+              <w:rPr>
+                <w:b/>
+              </w:rPr>
+              <w:t xml:space="preserve">Related I/O</w:t>
+            </w:r>
+          </w:p>
+        </w:tc>
+        <w:tc>
+          <w:tcPr>
+            <w:tcW w:w="7020" w:type="dxa"/>
+            <w:gridSpan w:val="3"/>
+          </w:tcPr>
+          <w:p>
+            <w:pPr/>
+            <w:r>
+              <w:t xml:space="preserve">None</w:t>
+            </w:r>
+          </w:p>
+        </w:tc>
+      </w:tr>
+      <w:tr>
+        <w:tc>
+          <w:tcPr>
+            <w:tcW w:w="2340" w:type="dxa"/>
+          </w:tcPr>
+          <w:p>
+            <w:pPr/>
+            <w:r>
+              <w:rPr>
+                <w:b/>
+              </w:rPr>
+              <w:t xml:space="preserve">Author</w:t>
+            </w:r>
+          </w:p>
+        </w:tc>
+        <w:tc>
+          <w:tcPr>
+            <w:tcW w:w="7020" w:type="dxa"/>
+            <w:gridSpan w:val="3"/>
+          </w:tcPr>
+          <w:p>
+            <w:pPr/>
+            <w:r>
+              <w:t xml:space="preserve">Developer</w:t>
+            </w:r>
+          </w:p>
+        </w:tc>
+      </w:tr>
+    </w:tbl>
+    <w:p/>
+    <w:tbl>
+      <w:tblPr>
+        <w:tblStyle w:val="TableGrid"/>
+        <w:tblW w:w="9360" w:type="dxa"/>
+        <w:jc w:val="left"/>
+        <w:tblBorders>
+          <w:top w:val="single" w:color="000000" w:sz="6" w:space="0"/>
+          <w:left w:val="single" w:color="000000" w:sz="6" w:space="0"/>
+          <w:bottom w:val="single" w:color="000000" w:sz="6" w:space="0"/>
+          <w:right w:val="single" w:color="000000" w:sz="6" w:space="0"/>
+          <w:insideH w:val="single" w:color="000000" w:sz="6" w:space="0"/>
+          <w:insideV w:val="single" w:color="000000" w:sz="6" w:space="0"/>
+        </w:tblBorders>
+        <w:tblLayout w:type="fixed"/>
+        <w:tblCellMar>
+          <w:top w:w="100" w:type="dxa"/>
+          <w:left w:w="100" w:type="dxa"/>
+          <w:bottom w:w="100" w:type="dxa"/>
+          <w:right w:w="100" w:type="dxa"/>
+        </w:tblCellMar>
+      </w:tblPr>
+      <w:tblGrid>
+        <w:gridCol w:w="2340"/>
+        <w:gridCol w:w="2340"/>
+        <w:gridCol w:w="2340"/>
+        <w:gridCol w:w="2340"/>
+      </w:tblGrid>
+      <w:tr>
+        <w:tc>
+          <w:tcPr>
+            <w:tcW w:w="2340" w:type="dxa"/>
+          </w:tcPr>
+          <w:p>
+            <w:pPr/>
+            <w:r>
+              <w:rPr>
+                <w:b/>
+              </w:rPr>
+              <w:t xml:space="preserve">Requirement ID</w:t>
+            </w:r>
+          </w:p>
+        </w:tc>
+        <w:tc>
+          <w:tcPr>
+            <w:tcW w:w="2340" w:type="dxa"/>
+          </w:tcPr>
+          <w:p>
+            <w:pPr/>
+            <w:r>
+              <w:t xml:space="preserve">REQ_IO_A8.72.2</w:t>
+            </w:r>
+          </w:p>
+        </w:tc>
+        <w:tc>
+          <w:tcPr>
+            <w:tcW w:w="2340" w:type="dxa"/>
+          </w:tcPr>
+          <w:p>
+            <w:pPr/>
+            <w:r>
+              <w:rPr>
+                <w:b/>
+              </w:rPr>
+              <w:t xml:space="preserve">Version</w:t>
+            </w:r>
+          </w:p>
+        </w:tc>
+        <w:tc>
+          <w:tcPr>
+            <w:tcW w:w="2340" w:type="dxa"/>
+          </w:tcPr>
+          <w:p>
+            <w:pPr/>
+            <w:r>
+              <w:t xml:space="preserve">1.0</w:t>
+            </w:r>
+          </w:p>
+        </w:tc>
+      </w:tr>
+      <w:tr>
+        <w:tc>
+          <w:tcPr>
+            <w:tcW w:w="2340" w:type="dxa"/>
+          </w:tcPr>
+          <w:p>
+            <w:pPr/>
+            <w:r>
+              <w:rPr>
+                <w:b/>
+              </w:rPr>
+              <w:t xml:space="preserve">Item</w:t>
+            </w:r>
+          </w:p>
+        </w:tc>
+        <w:tc>
+          <w:tcPr>
+            <w:tcW w:w="7020" w:type="dxa"/>
+            <w:gridSpan w:val="3"/>
+          </w:tcPr>
+          <w:p>
+            <w:pPr/>
+            <w:r>
+              <w:t xml:space="preserve">Selection (Checkbox / Row)</w:t>
+            </w:r>
+          </w:p>
+        </w:tc>
+      </w:tr>
+      <w:tr>
+        <w:tc>
+          <w:tcPr>
+            <w:tcW w:w="2340" w:type="dxa"/>
+          </w:tcPr>
+          <w:p>
+            <w:pPr/>
+            <w:r>
+              <w:rPr>
+                <w:b/>
+              </w:rPr>
+              <w:t xml:space="preserve">Description</w:t>
+            </w:r>
+          </w:p>
+        </w:tc>
+        <w:tc>
+          <w:tcPr>
+            <w:tcW w:w="7020" w:type="dxa"/>
+            <w:gridSpan w:val="3"/>
+          </w:tcPr>
+          <w:p>
+            <w:pPr/>
+            <w:r>
+              <w:t xml:space="preserve">選取</w:t>
+            </w:r>
+          </w:p>
+        </w:tc>
+      </w:tr>
+      <w:tr>
+        <w:tc>
+          <w:tcPr>
+            <w:tcW w:w="2340" w:type="dxa"/>
+          </w:tcPr>
+          <w:p>
+            <w:pPr/>
+            <w:r>
+              <w:rPr>
+                <w:b/>
+              </w:rPr>
+              <w:t xml:space="preserve">Purpose</w:t>
+            </w:r>
+          </w:p>
+        </w:tc>
+        <w:tc>
+          <w:tcPr>
+            <w:tcW w:w="7020" w:type="dxa"/>
+            <w:gridSpan w:val="3"/>
+          </w:tcPr>
+          <w:p>
+            <w:pPr/>
+            <w:r>
+              <w:t xml:space="preserve">選擇主檔資料</w:t>
+            </w:r>
+          </w:p>
+        </w:tc>
+      </w:tr>
+      <w:tr>
+        <w:tc>
+          <w:tcPr>
+            <w:tcW w:w="2340" w:type="dxa"/>
+          </w:tcPr>
+          <w:p>
+            <w:pPr/>
+            <w:r>
+              <w:rPr>
+                <w:b/>
+              </w:rPr>
+              <w:t xml:space="preserve">Format</w:t>
+            </w:r>
+          </w:p>
+        </w:tc>
+        <w:tc>
+          <w:tcPr>
+            <w:tcW w:w="2340" w:type="dxa"/>
+          </w:tcPr>
+          <w:p>
+            <w:pPr/>
+            <w:r>
+              <w:t xml:space="preserve">Row key</w:t>
+            </w:r>
+          </w:p>
+        </w:tc>
+        <w:tc>
+          <w:tcPr>
+            <w:tcW w:w="2340" w:type="dxa"/>
+          </w:tcPr>
+          <w:p>
+            <w:pPr/>
+            <w:r>
+              <w:rPr>
+                <w:b/>
+              </w:rPr>
+              <w:t xml:space="preserve">Valid Range</w:t>
+            </w:r>
+          </w:p>
+        </w:tc>
+        <w:tc>
+          <w:tcPr>
+            <w:tcW w:w="2340" w:type="dxa"/>
+          </w:tcPr>
+          <w:p>
+            <w:pPr/>
+            <w:r>
+              <w:t xml:space="preserve">單選 1 筆、多選跨頁累積；至少 1 筆才可確定</w:t>
+            </w:r>
+          </w:p>
+        </w:tc>
+      </w:tr>
+      <w:tr>
+        <w:tc>
+          <w:tcPr>
+            <w:tcW w:w="2340" w:type="dxa"/>
+          </w:tcPr>
+          <w:p>
+            <w:pPr/>
+            <w:r>
+              <w:rPr>
+                <w:b/>
+              </w:rPr>
+              <w:t xml:space="preserve">Related I/O</w:t>
+            </w:r>
+          </w:p>
+        </w:tc>
+        <w:tc>
+          <w:tcPr>
+            <w:tcW w:w="7020" w:type="dxa"/>
+            <w:gridSpan w:val="3"/>
+          </w:tcPr>
+          <w:p>
+            <w:pPr/>
+            <w:r>
+              <w:t xml:space="preserve">REQ_IO_A8.72.1</w:t>
+            </w:r>
+          </w:p>
+        </w:tc>
+      </w:tr>
+      <w:tr>
+        <w:tc>
+          <w:tcPr>
+            <w:tcW w:w="2340" w:type="dxa"/>
+          </w:tcPr>
+          <w:p>
+            <w:pPr/>
+            <w:r>
+              <w:rPr>
+                <w:b/>
+              </w:rPr>
+              <w:t xml:space="preserve">Author</w:t>
+            </w:r>
+          </w:p>
+        </w:tc>
+        <w:tc>
+          <w:tcPr>
+            <w:tcW w:w="7020" w:type="dxa"/>
+            <w:gridSpan w:val="3"/>
+          </w:tcPr>
+          <w:p>
+            <w:pPr/>
+            <w:r>
+              <w:t xml:space="preserve">Developer</w:t>
+            </w:r>
+          </w:p>
+        </w:tc>
+      </w:tr>
+    </w:tbl>
+    <w:p/>
+    <w:p>
+      <w:pPr>
+        <w:pStyle w:val="Heading5"/>
+      </w:pPr>
+      <w:r>
+        <w:t xml:space="preserve">4.4.1.8.73 Standard List Page Template</w:t>
+      </w:r>
+    </w:p>
+    <w:tbl>
+      <w:tblPr>
+        <w:tblStyle w:val="TableGrid"/>
+        <w:tblW w:w="9360" w:type="dxa"/>
+        <w:jc w:val="left"/>
+        <w:tblBorders>
+          <w:top w:val="single" w:color="000000" w:sz="6" w:space="0"/>
+          <w:left w:val="single" w:color="000000" w:sz="6" w:space="0"/>
+          <w:bottom w:val="single" w:color="000000" w:sz="6" w:space="0"/>
+          <w:right w:val="single" w:color="000000" w:sz="6" w:space="0"/>
+          <w:insideH w:val="single" w:color="000000" w:sz="6" w:space="0"/>
+          <w:insideV w:val="single" w:color="000000" w:sz="6" w:space="0"/>
+        </w:tblBorders>
+        <w:tblLayout w:type="fixed"/>
+        <w:tblCellMar>
+          <w:top w:w="100" w:type="dxa"/>
+          <w:left w:w="100" w:type="dxa"/>
+          <w:bottom w:w="100" w:type="dxa"/>
+          <w:right w:w="100" w:type="dxa"/>
+        </w:tblCellMar>
+      </w:tblPr>
+      <w:tblGrid>
+        <w:gridCol w:w="2340"/>
+        <w:gridCol w:w="2340"/>
+        <w:gridCol w:w="2340"/>
+        <w:gridCol w:w="2340"/>
+      </w:tblGrid>
+      <w:tr>
+        <w:tc>
+          <w:tcPr>
+            <w:tcW w:w="2340" w:type="dxa"/>
+          </w:tcPr>
+          <w:p>
+            <w:pPr/>
+            <w:r>
+              <w:rPr>
+                <w:b/>
+              </w:rPr>
+              <w:t xml:space="preserve">Requirement ID</w:t>
+            </w:r>
+          </w:p>
+        </w:tc>
+        <w:tc>
+          <w:tcPr>
+            <w:tcW w:w="2340" w:type="dxa"/>
+          </w:tcPr>
+          <w:p>
+            <w:pPr/>
+            <w:r>
+              <w:t xml:space="preserve">REQ_IO_A8.73.1</w:t>
+            </w:r>
+          </w:p>
+        </w:tc>
+        <w:tc>
+          <w:tcPr>
+            <w:tcW w:w="2340" w:type="dxa"/>
+          </w:tcPr>
+          <w:p>
+            <w:pPr/>
+            <w:r>
+              <w:rPr>
+                <w:b/>
+              </w:rPr>
+              <w:t xml:space="preserve">Version</w:t>
+            </w:r>
+          </w:p>
+        </w:tc>
+        <w:tc>
+          <w:tcPr>
+            <w:tcW w:w="2340" w:type="dxa"/>
+          </w:tcPr>
+          <w:p>
+            <w:pPr/>
+            <w:r>
+              <w:t xml:space="preserve">1.0</w:t>
+            </w:r>
+          </w:p>
+        </w:tc>
+      </w:tr>
+      <w:tr>
+        <w:tc>
+          <w:tcPr>
+            <w:tcW w:w="2340" w:type="dxa"/>
+          </w:tcPr>
+          <w:p>
+            <w:pPr/>
+            <w:r>
+              <w:rPr>
+                <w:b/>
+              </w:rPr>
+              <w:t xml:space="preserve">Item</w:t>
+            </w:r>
+          </w:p>
+        </w:tc>
+        <w:tc>
+          <w:tcPr>
+            <w:tcW w:w="7020" w:type="dxa"/>
+            <w:gridSpan w:val="3"/>
+          </w:tcPr>
+          <w:p>
+            <w:pPr/>
+            <w:r>
+              <w:t xml:space="preserve">Date Range (Date inputs + quick buttons)</w:t>
+            </w:r>
+          </w:p>
+        </w:tc>
+      </w:tr>
+      <w:tr>
+        <w:tc>
+          <w:tcPr>
+            <w:tcW w:w="2340" w:type="dxa"/>
+          </w:tcPr>
+          <w:p>
+            <w:pPr/>
+            <w:r>
+              <w:rPr>
+                <w:b/>
+              </w:rPr>
+              <w:t xml:space="preserve">Description</w:t>
+            </w:r>
+          </w:p>
+        </w:tc>
+        <w:tc>
+          <w:tcPr>
+            <w:tcW w:w="7020" w:type="dxa"/>
+            <w:gridSpan w:val="3"/>
+          </w:tcPr>
+          <w:p>
+            <w:pPr/>
+            <w:r>
+              <w:t xml:space="preserve">開始／結束日期</w:t>
+            </w:r>
+          </w:p>
+        </w:tc>
+      </w:tr>
+      <w:tr>
+        <w:tc>
+          <w:tcPr>
+            <w:tcW w:w="2340" w:type="dxa"/>
+          </w:tcPr>
+          <w:p>
+            <w:pPr/>
+            <w:r>
+              <w:rPr>
+                <w:b/>
+              </w:rPr>
+              <w:t xml:space="preserve">Purpose</w:t>
+            </w:r>
+          </w:p>
+        </w:tc>
+        <w:tc>
+          <w:tcPr>
+            <w:tcW w:w="7020" w:type="dxa"/>
+            <w:gridSpan w:val="3"/>
+          </w:tcPr>
+          <w:p>
+            <w:pPr/>
+            <w:r>
+              <w:t xml:space="preserve">限制查詢期間</w:t>
+            </w:r>
+          </w:p>
+        </w:tc>
+      </w:tr>
+      <w:tr>
+        <w:tc>
+          <w:tcPr>
+            <w:tcW w:w="2340" w:type="dxa"/>
+          </w:tcPr>
+          <w:p>
+            <w:pPr/>
+            <w:r>
+              <w:rPr>
+                <w:b/>
+              </w:rPr>
+              <w:t xml:space="preserve">Format</w:t>
+            </w:r>
+          </w:p>
+        </w:tc>
+        <w:tc>
+          <w:tcPr>
+            <w:tcW w:w="2340" w:type="dxa"/>
+          </w:tcPr>
+          <w:p>
+            <w:pPr/>
+            <w:r>
+              <w:t xml:space="preserve">yyyy-MM-dd</w:t>
+            </w:r>
+          </w:p>
+        </w:tc>
+        <w:tc>
+          <w:tcPr>
+            <w:tcW w:w="2340" w:type="dxa"/>
+          </w:tcPr>
+          <w:p>
+            <w:pPr/>
+            <w:r>
+              <w:rPr>
+                <w:b/>
+              </w:rPr>
+              <w:t xml:space="preserve">Valid Range</w:t>
+            </w:r>
+          </w:p>
+        </w:tc>
+        <w:tc>
+          <w:tcPr>
+            <w:tcW w:w="2340" w:type="dxa"/>
+          </w:tcPr>
+          <w:p>
+            <w:pPr/>
+            <w:r>
+              <w:t xml:space="preserve">含頭尾；快選今天、本週、本月、上月、本季、本年；開始晚於結束時提示</w:t>
+            </w:r>
+          </w:p>
+        </w:tc>
+      </w:tr>
+      <w:tr>
+        <w:tc>
+          <w:tcPr>
+            <w:tcW w:w="2340" w:type="dxa"/>
+          </w:tcPr>
+          <w:p>
+            <w:pPr/>
+            <w:r>
+              <w:rPr>
+                <w:b/>
+              </w:rPr>
+              <w:t xml:space="preserve">Related I/O</w:t>
+            </w:r>
+          </w:p>
+        </w:tc>
+        <w:tc>
+          <w:tcPr>
+            <w:tcW w:w="7020" w:type="dxa"/>
+            <w:gridSpan w:val="3"/>
+          </w:tcPr>
+          <w:p>
+            <w:pPr/>
+            <w:r>
+              <w:t xml:space="preserve">None</w:t>
+            </w:r>
+          </w:p>
+        </w:tc>
+      </w:tr>
+      <w:tr>
+        <w:tc>
+          <w:tcPr>
+            <w:tcW w:w="2340" w:type="dxa"/>
+          </w:tcPr>
+          <w:p>
+            <w:pPr/>
+            <w:r>
+              <w:rPr>
+                <w:b/>
+              </w:rPr>
+              <w:t xml:space="preserve">Author</w:t>
+            </w:r>
+          </w:p>
+        </w:tc>
+        <w:tc>
+          <w:tcPr>
+            <w:tcW w:w="7020" w:type="dxa"/>
+            <w:gridSpan w:val="3"/>
+          </w:tcPr>
+          <w:p>
+            <w:pPr/>
+            <w:r>
+              <w:t xml:space="preserve">Developer</w:t>
+            </w:r>
+          </w:p>
+        </w:tc>
+      </w:tr>
+    </w:tbl>
+    <w:p/>
+    <w:tbl>
+      <w:tblPr>
+        <w:tblStyle w:val="TableGrid"/>
+        <w:tblW w:w="9360" w:type="dxa"/>
+        <w:jc w:val="left"/>
+        <w:tblBorders>
+          <w:top w:val="single" w:color="000000" w:sz="6" w:space="0"/>
+          <w:left w:val="single" w:color="000000" w:sz="6" w:space="0"/>
+          <w:bottom w:val="single" w:color="000000" w:sz="6" w:space="0"/>
+          <w:right w:val="single" w:color="000000" w:sz="6" w:space="0"/>
+          <w:insideH w:val="single" w:color="000000" w:sz="6" w:space="0"/>
+          <w:insideV w:val="single" w:color="000000" w:sz="6" w:space="0"/>
+        </w:tblBorders>
+        <w:tblLayout w:type="fixed"/>
+        <w:tblCellMar>
+          <w:top w:w="100" w:type="dxa"/>
+          <w:left w:w="100" w:type="dxa"/>
+          <w:bottom w:w="100" w:type="dxa"/>
+          <w:right w:w="100" w:type="dxa"/>
+        </w:tblCellMar>
+      </w:tblPr>
+      <w:tblGrid>
+        <w:gridCol w:w="2340"/>
+        <w:gridCol w:w="2340"/>
+        <w:gridCol w:w="2340"/>
+        <w:gridCol w:w="2340"/>
+      </w:tblGrid>
+      <w:tr>
+        <w:tc>
+          <w:tcPr>
+            <w:tcW w:w="2340" w:type="dxa"/>
+          </w:tcPr>
+          <w:p>
+            <w:pPr/>
+            <w:r>
+              <w:rPr>
+                <w:b/>
+              </w:rPr>
+              <w:t xml:space="preserve">Requirement ID</w:t>
+            </w:r>
+          </w:p>
+        </w:tc>
+        <w:tc>
+          <w:tcPr>
+            <w:tcW w:w="2340" w:type="dxa"/>
+          </w:tcPr>
+          <w:p>
+            <w:pPr/>
+            <w:r>
+              <w:t xml:space="preserve">REQ_IO_A8.73.2</w:t>
+            </w:r>
+          </w:p>
+        </w:tc>
+        <w:tc>
+          <w:tcPr>
+            <w:tcW w:w="2340" w:type="dxa"/>
+          </w:tcPr>
+          <w:p>
+            <w:pPr/>
+            <w:r>
+              <w:rPr>
+                <w:b/>
+              </w:rPr>
+              <w:t xml:space="preserve">Version</w:t>
+            </w:r>
+          </w:p>
+        </w:tc>
+        <w:tc>
+          <w:tcPr>
+            <w:tcW w:w="2340" w:type="dxa"/>
+          </w:tcPr>
+          <w:p>
+            <w:pPr/>
+            <w:r>
+              <w:t xml:space="preserve">1.0</w:t>
+            </w:r>
+          </w:p>
+        </w:tc>
+      </w:tr>
+      <w:tr>
+        <w:tc>
+          <w:tcPr>
+            <w:tcW w:w="2340" w:type="dxa"/>
+          </w:tcPr>
+          <w:p>
+            <w:pPr/>
+            <w:r>
+              <w:rPr>
+                <w:b/>
+              </w:rPr>
+              <w:t xml:space="preserve">Item</w:t>
+            </w:r>
+          </w:p>
+        </w:tc>
+        <w:tc>
+          <w:tcPr>
+            <w:tcW w:w="7020" w:type="dxa"/>
+            <w:gridSpan w:val="3"/>
+          </w:tcPr>
+          <w:p>
+            <w:pPr/>
+            <w:r>
+              <w:t xml:space="preserve">Page Size (Dropdown)</w:t>
+            </w:r>
+          </w:p>
+        </w:tc>
+      </w:tr>
+      <w:tr>
+        <w:tc>
+          <w:tcPr>
+            <w:tcW w:w="2340" w:type="dxa"/>
+          </w:tcPr>
+          <w:p>
+            <w:pPr/>
+            <w:r>
+              <w:rPr>
+                <w:b/>
+              </w:rPr>
+              <w:t xml:space="preserve">Description</w:t>
+            </w:r>
+          </w:p>
+        </w:tc>
+        <w:tc>
+          <w:tcPr>
+            <w:tcW w:w="7020" w:type="dxa"/>
+            <w:gridSpan w:val="3"/>
+          </w:tcPr>
+          <w:p>
+            <w:pPr/>
+            <w:r>
+              <w:t xml:space="preserve">每頁筆數</w:t>
+            </w:r>
+          </w:p>
+        </w:tc>
+      </w:tr>
+      <w:tr>
+        <w:tc>
+          <w:tcPr>
+            <w:tcW w:w="2340" w:type="dxa"/>
+          </w:tcPr>
+          <w:p>
+            <w:pPr/>
+            <w:r>
+              <w:rPr>
+                <w:b/>
+              </w:rPr>
+              <w:t xml:space="preserve">Purpose</w:t>
+            </w:r>
+          </w:p>
+        </w:tc>
+        <w:tc>
+          <w:tcPr>
+            <w:tcW w:w="7020" w:type="dxa"/>
+            <w:gridSpan w:val="3"/>
+          </w:tcPr>
+          <w:p>
+            <w:pPr/>
+            <w:r>
+              <w:t xml:space="preserve">分頁</w:t>
+            </w:r>
+          </w:p>
+        </w:tc>
+      </w:tr>
+      <w:tr>
+        <w:tc>
+          <w:tcPr>
+            <w:tcW w:w="2340" w:type="dxa"/>
+          </w:tcPr>
+          <w:p>
+            <w:pPr/>
+            <w:r>
+              <w:rPr>
+                <w:b/>
+              </w:rPr>
+              <w:t xml:space="preserve">Format</w:t>
+            </w:r>
+          </w:p>
+        </w:tc>
+        <w:tc>
+          <w:tcPr>
+            <w:tcW w:w="2340" w:type="dxa"/>
+          </w:tcPr>
+          <w:p>
+            <w:pPr/>
+            <w:r>
+              <w:t xml:space="preserve">整數</w:t>
+            </w:r>
+          </w:p>
+        </w:tc>
+        <w:tc>
+          <w:tcPr>
+            <w:tcW w:w="2340" w:type="dxa"/>
+          </w:tcPr>
+          <w:p>
+            <w:pPr/>
+            <w:r>
+              <w:rPr>
+                <w:b/>
+              </w:rPr>
+              <w:t xml:space="preserve">Valid Range</w:t>
+            </w:r>
+          </w:p>
+        </w:tc>
+        <w:tc>
+          <w:tcPr>
+            <w:tcW w:w="2340" w:type="dxa"/>
+          </w:tcPr>
+          <w:p>
+            <w:pPr/>
+            <w:r>
+              <w:t xml:space="preserve">10／20／50／100／200</w:t>
+            </w:r>
+          </w:p>
+        </w:tc>
+      </w:tr>
+      <w:tr>
+        <w:tc>
+          <w:tcPr>
+            <w:tcW w:w="2340" w:type="dxa"/>
+          </w:tcPr>
+          <w:p>
+            <w:pPr/>
+            <w:r>
+              <w:rPr>
+                <w:b/>
+              </w:rPr>
+              <w:t xml:space="preserve">Related I/O</w:t>
+            </w:r>
+          </w:p>
+        </w:tc>
+        <w:tc>
+          <w:tcPr>
+            <w:tcW w:w="7020" w:type="dxa"/>
+            <w:gridSpan w:val="3"/>
+          </w:tcPr>
+          <w:p>
+            <w:pPr/>
+            <w:r>
+              <w:t xml:space="preserve">None</w:t>
+            </w:r>
+          </w:p>
+        </w:tc>
+      </w:tr>
+      <w:tr>
+        <w:tc>
+          <w:tcPr>
+            <w:tcW w:w="2340" w:type="dxa"/>
+          </w:tcPr>
+          <w:p>
+            <w:pPr/>
+            <w:r>
+              <w:rPr>
+                <w:b/>
+              </w:rPr>
+              <w:t xml:space="preserve">Author</w:t>
+            </w:r>
+          </w:p>
+        </w:tc>
+        <w:tc>
+          <w:tcPr>
+            <w:tcW w:w="7020" w:type="dxa"/>
+            <w:gridSpan w:val="3"/>
+          </w:tcPr>
+          <w:p>
+            <w:pPr/>
+            <w:r>
+              <w:t xml:space="preserve">Developer</w:t>
+            </w:r>
+          </w:p>
+        </w:tc>
+      </w:tr>
+    </w:tbl>
+    <w:p/>
+    <w:p>
+      <w:pPr>
+        <w:pStyle w:val="Heading5"/>
+      </w:pPr>
+      <w:r>
+        <w:t xml:space="preserve">4.4.1.8.74 Standard Document Page Template</w:t>
+      </w:r>
+    </w:p>
+    <w:tbl>
+      <w:tblPr>
+        <w:tblStyle w:val="TableGrid"/>
+        <w:tblW w:w="9360" w:type="dxa"/>
+        <w:jc w:val="left"/>
+        <w:tblBorders>
+          <w:top w:val="single" w:color="000000" w:sz="6" w:space="0"/>
+          <w:left w:val="single" w:color="000000" w:sz="6" w:space="0"/>
+          <w:bottom w:val="single" w:color="000000" w:sz="6" w:space="0"/>
+          <w:right w:val="single" w:color="000000" w:sz="6" w:space="0"/>
+          <w:insideH w:val="single" w:color="000000" w:sz="6" w:space="0"/>
+          <w:insideV w:val="single" w:color="000000" w:sz="6" w:space="0"/>
+        </w:tblBorders>
+        <w:tblLayout w:type="fixed"/>
+        <w:tblCellMar>
+          <w:top w:w="100" w:type="dxa"/>
+          <w:left w:w="100" w:type="dxa"/>
+          <w:bottom w:w="100" w:type="dxa"/>
+          <w:right w:w="100" w:type="dxa"/>
+        </w:tblCellMar>
+      </w:tblPr>
+      <w:tblGrid>
+        <w:gridCol w:w="2340"/>
+        <w:gridCol w:w="2340"/>
+        <w:gridCol w:w="2340"/>
+        <w:gridCol w:w="2340"/>
+      </w:tblGrid>
+      <w:tr>
+        <w:tc>
+          <w:tcPr>
+            <w:tcW w:w="2340" w:type="dxa"/>
+          </w:tcPr>
+          <w:p>
+            <w:pPr/>
+            <w:r>
+              <w:rPr>
+                <w:b/>
+              </w:rPr>
+              <w:t xml:space="preserve">Requirement ID</w:t>
+            </w:r>
+          </w:p>
+        </w:tc>
+        <w:tc>
+          <w:tcPr>
+            <w:tcW w:w="2340" w:type="dxa"/>
+          </w:tcPr>
+          <w:p>
+            <w:pPr/>
+            <w:r>
+              <w:t xml:space="preserve">REQ_IO_A8.74.1</w:t>
+            </w:r>
+          </w:p>
+        </w:tc>
+        <w:tc>
+          <w:tcPr>
+            <w:tcW w:w="2340" w:type="dxa"/>
+          </w:tcPr>
+          <w:p>
+            <w:pPr/>
+            <w:r>
+              <w:rPr>
+                <w:b/>
+              </w:rPr>
+              <w:t xml:space="preserve">Version</w:t>
+            </w:r>
+          </w:p>
+        </w:tc>
+        <w:tc>
+          <w:tcPr>
+            <w:tcW w:w="2340" w:type="dxa"/>
+          </w:tcPr>
+          <w:p>
+            <w:pPr/>
+            <w:r>
+              <w:t xml:space="preserve">1.0</w:t>
+            </w:r>
+          </w:p>
+        </w:tc>
+      </w:tr>
+      <w:tr>
+        <w:tc>
+          <w:tcPr>
+            <w:tcW w:w="2340" w:type="dxa"/>
+          </w:tcPr>
+          <w:p>
+            <w:pPr/>
+            <w:r>
+              <w:rPr>
+                <w:b/>
+              </w:rPr>
+              <w:t xml:space="preserve">Item</w:t>
+            </w:r>
+          </w:p>
+        </w:tc>
+        <w:tc>
+          <w:tcPr>
+            <w:tcW w:w="7020" w:type="dxa"/>
+            <w:gridSpan w:val="3"/>
+          </w:tcPr>
+          <w:p>
+            <w:pPr/>
+            <w:r>
+              <w:t xml:space="preserve">Previous / Next (Button)</w:t>
+            </w:r>
+          </w:p>
+        </w:tc>
+      </w:tr>
+      <w:tr>
+        <w:tc>
+          <w:tcPr>
+            <w:tcW w:w="2340" w:type="dxa"/>
+          </w:tcPr>
+          <w:p>
+            <w:pPr/>
+            <w:r>
+              <w:rPr>
+                <w:b/>
+              </w:rPr>
+              <w:t xml:space="preserve">Description</w:t>
+            </w:r>
+          </w:p>
+        </w:tc>
+        <w:tc>
+          <w:tcPr>
+            <w:tcW w:w="7020" w:type="dxa"/>
+            <w:gridSpan w:val="3"/>
+          </w:tcPr>
+          <w:p>
+            <w:pPr/>
+            <w:r>
+              <w:t xml:space="preserve">上一筆／下一筆</w:t>
+            </w:r>
+          </w:p>
+        </w:tc>
+      </w:tr>
+      <w:tr>
+        <w:tc>
+          <w:tcPr>
+            <w:tcW w:w="2340" w:type="dxa"/>
+          </w:tcPr>
+          <w:p>
+            <w:pPr/>
+            <w:r>
+              <w:rPr>
+                <w:b/>
+              </w:rPr>
+              <w:t xml:space="preserve">Purpose</w:t>
+            </w:r>
+          </w:p>
+        </w:tc>
+        <w:tc>
+          <w:tcPr>
+            <w:tcW w:w="7020" w:type="dxa"/>
+            <w:gridSpan w:val="3"/>
+          </w:tcPr>
+          <w:p>
+            <w:pPr/>
+            <w:r>
+              <w:t xml:space="preserve">依列表順序切換單據</w:t>
+            </w:r>
+          </w:p>
+        </w:tc>
+      </w:tr>
+      <w:tr>
+        <w:tc>
+          <w:tcPr>
+            <w:tcW w:w="2340" w:type="dxa"/>
+          </w:tcPr>
+          <w:p>
+            <w:pPr/>
+            <w:r>
+              <w:rPr>
+                <w:b/>
+              </w:rPr>
+              <w:t xml:space="preserve">Format</w:t>
+            </w:r>
+          </w:p>
+        </w:tc>
+        <w:tc>
+          <w:tcPr>
+            <w:tcW w:w="2340" w:type="dxa"/>
+          </w:tcPr>
+          <w:p>
+            <w:pPr/>
+            <w:r>
+              <w:t xml:space="preserve">Button</w:t>
+            </w:r>
+          </w:p>
+        </w:tc>
+        <w:tc>
+          <w:tcPr>
+            <w:tcW w:w="2340" w:type="dxa"/>
+          </w:tcPr>
+          <w:p>
+            <w:pPr/>
+            <w:r>
+              <w:rPr>
+                <w:b/>
+              </w:rPr>
+              <w:t xml:space="preserve">Valid Range</w:t>
+            </w:r>
+          </w:p>
+        </w:tc>
+        <w:tc>
+          <w:tcPr>
+            <w:tcW w:w="2340" w:type="dxa"/>
+          </w:tcPr>
+          <w:p>
+            <w:pPr/>
+            <w:r>
+              <w:t xml:space="preserve">第一筆停用上一筆、最後一筆停用下一筆</w:t>
             </w:r>
           </w:p>
         </w:tc>
@@ -29434,6 +31988,82 @@
     </w:p>
     <w:p>
       <w:pPr>
+        <w:pStyle w:val="Heading5"/>
+      </w:pPr>
+      <w:r>
+        <w:t xml:space="preserve">4.5.1.8.71 Confirmation / Prompt Box Interface（BlueWhale 4.4.1.9）</w:t>
+      </w:r>
+    </w:p>
+    <w:p>
+      <w:pPr>
+        <w:jc w:val="center"/>
+      </w:pPr>
+      <w:r>
+        <w:rPr>
+          <w:i/>
+        </w:rPr>
+        <w:t xml:space="preserve">[Pending] Prototype screenshot of Confirmation / Prompt Box Interface（BlueWhale 4.4.1.9）.</w:t>
+      </w:r>
+    </w:p>
+    <w:p>
+      <w:pPr>
+        <w:pStyle w:val="Heading5"/>
+      </w:pPr>
+      <w:r>
+        <w:t xml:space="preserve">4.5.1.8.72 Select Dialog Interface（BlueWhale 4.4.1.9 Select Client / Supplier / Item）</w:t>
+      </w:r>
+    </w:p>
+    <w:p>
+      <w:pPr>
+        <w:jc w:val="center"/>
+      </w:pPr>
+      <w:r>
+        <w:rPr>
+          <w:i/>
+        </w:rPr>
+        <w:t xml:space="preserve">[Pending] Prototype screenshot of Select Dialog Interface（BlueWhale 4.4.1.9 Select Client / Supplier / Item）.</w:t>
+      </w:r>
+    </w:p>
+    <w:p>
+      <w:pPr>
+        <w:pStyle w:val="Heading5"/>
+      </w:pPr>
+      <w:r>
+        <w:t xml:space="preserve">4.5.1.8.73 Standard List Page Template</w:t>
+      </w:r>
+    </w:p>
+    <w:p>
+      <w:pPr>
+        <w:jc w:val="center"/>
+      </w:pPr>
+      <w:r>
+        <w:rPr>
+          <w:i/>
+        </w:rPr>
+        <w:t xml:space="preserve">[Pending] Prototype screenshot of Standard List Page Template.</w:t>
+      </w:r>
+    </w:p>
+    <w:p>
+      <w:pPr>
+        <w:pStyle w:val="Heading5"/>
+      </w:pPr>
+      <w:r>
+        <w:t xml:space="preserve">4.5.1.8.74 Standard Document Page Template</w:t>
+      </w:r>
+    </w:p>
+    <w:p>
+      <w:pPr>
+        <w:jc w:val="center"/>
+      </w:pPr>
+      <w:r>
+        <w:rPr>
+          <w:i/>
+        </w:rPr>
+        <w:t xml:space="preserve">[Pending] Prototype screenshot of Standard Document Page Template.</w:t>
+      </w:r>
+    </w:p>
+    <w:p>
+      <w:pPr>
         <w:pStyle w:val="Heading2"/>
       </w:pPr>
       <w:r>
@@ -29526,7 +32156,7 @@
       </w:r>
     </w:p>
     <w:sectPr>
-      <w:footerReference xmlns:r="http://schemas.openxmlformats.org/officeDocument/2006/relationships" w:type="default" r:id="R953baf6950cc4b67"/>
+      <w:footerReference xmlns:r="http://schemas.openxmlformats.org/officeDocument/2006/relationships" w:type="default" r:id="Rebcfac10412746a6"/>
       <w:pgSz w:w="11906" w:h="16838"/>
       <w:pgMar w:top="1440" w:right="1440" w:bottom="1440" w:left="1440" w:header="720" w:footer="720" w:gutter="0"/>
     </w:sectPr>

--- a/docs/99-output/MyERP_SRS.docx
+++ b/docs/99-output/MyERP_SRS.docx
@@ -11053,6 +11053,890 @@
     <w:p/>
     <w:p>
       <w:pPr>
+        <w:pStyle w:val="Heading5"/>
+      </w:pPr>
+      <w:r>
+        <w:t xml:space="preserve">4.1.1.8.32 IP Whitelist</w:t>
+      </w:r>
+    </w:p>
+    <w:tbl>
+      <w:tblPr>
+        <w:tblStyle w:val="TableGrid"/>
+        <w:tblW w:w="9345" w:type="dxa"/>
+        <w:jc w:val="left"/>
+        <w:tblBorders>
+          <w:top w:val="single" w:color="000000" w:sz="8" w:space="0"/>
+          <w:left w:val="single" w:color="000000" w:sz="8" w:space="0"/>
+          <w:bottom w:val="single" w:color="000000" w:sz="8" w:space="0"/>
+          <w:right w:val="single" w:color="000000" w:sz="8" w:space="0"/>
+          <w:insideH w:val="single" w:color="000000" w:sz="8" w:space="0"/>
+          <w:insideV w:val="single" w:color="000000" w:sz="8" w:space="0"/>
+        </w:tblBorders>
+        <w:tblLayout w:type="fixed"/>
+        <w:tblCellMar>
+          <w:top w:w="100" w:type="dxa"/>
+          <w:left w:w="100" w:type="dxa"/>
+          <w:bottom w:w="100" w:type="dxa"/>
+          <w:right w:w="100" w:type="dxa"/>
+        </w:tblCellMar>
+      </w:tblPr>
+      <w:tblGrid>
+        <w:gridCol w:w="2220"/>
+        <w:gridCol w:w="3525"/>
+        <w:gridCol w:w="2370"/>
+        <w:gridCol w:w="1230"/>
+      </w:tblGrid>
+      <w:tr>
+        <w:trPr>
+          <w:trHeight w:val="465" w:hRule="atLeast"/>
+        </w:trPr>
+        <w:tc>
+          <w:tcPr>
+            <w:tcW w:w="2220" w:type="dxa"/>
+          </w:tcPr>
+          <w:p>
+            <w:pPr/>
+            <w:r>
+              <w:rPr>
+                <w:b/>
+              </w:rPr>
+              <w:t xml:space="preserve">Requirement ID</w:t>
+            </w:r>
+          </w:p>
+        </w:tc>
+        <w:tc>
+          <w:tcPr>
+            <w:tcW w:w="3525" w:type="dxa"/>
+          </w:tcPr>
+          <w:p>
+            <w:pPr/>
+            <w:r>
+              <w:t xml:space="preserve">REQ_F4118.32.1</w:t>
+            </w:r>
+          </w:p>
+        </w:tc>
+        <w:tc>
+          <w:tcPr>
+            <w:tcW w:w="2370" w:type="dxa"/>
+          </w:tcPr>
+          <w:p>
+            <w:pPr/>
+            <w:r>
+              <w:rPr>
+                <w:b/>
+              </w:rPr>
+              <w:t xml:space="preserve">Version</w:t>
+            </w:r>
+          </w:p>
+        </w:tc>
+        <w:tc>
+          <w:tcPr>
+            <w:tcW w:w="1230" w:type="dxa"/>
+          </w:tcPr>
+          <w:p>
+            <w:pPr/>
+            <w:r>
+              <w:t xml:space="preserve">1.0</w:t>
+            </w:r>
+          </w:p>
+        </w:tc>
+      </w:tr>
+      <w:tr>
+        <w:trPr>
+          <w:trHeight w:val="465" w:hRule="atLeast"/>
+        </w:trPr>
+        <w:tc>
+          <w:tcPr>
+            <w:tcW w:w="2220" w:type="dxa"/>
+          </w:tcPr>
+          <w:p>
+            <w:pPr/>
+            <w:r>
+              <w:rPr>
+                <w:b/>
+              </w:rPr>
+              <w:t xml:space="preserve">Description</w:t>
+            </w:r>
+          </w:p>
+        </w:tc>
+        <w:tc>
+          <w:tcPr>
+            <w:tcW w:w="7125" w:type="dxa"/>
+            <w:gridSpan w:val="3"/>
+          </w:tcPr>
+          <w:p>
+            <w:pPr/>
+            <w:r>
+              <w:t xml:space="preserve">System should allow authorized users to view IP whitelist rules.</w:t>
+            </w:r>
+          </w:p>
+        </w:tc>
+      </w:tr>
+      <w:tr>
+        <w:trPr>
+          <w:trHeight w:val="465" w:hRule="atLeast"/>
+        </w:trPr>
+        <w:tc>
+          <w:tcPr>
+            <w:tcW w:w="2220" w:type="dxa"/>
+          </w:tcPr>
+          <w:p>
+            <w:pPr/>
+            <w:r>
+              <w:rPr>
+                <w:b/>
+              </w:rPr>
+              <w:t xml:space="preserve">Author</w:t>
+            </w:r>
+          </w:p>
+        </w:tc>
+        <w:tc>
+          <w:tcPr>
+            <w:tcW w:w="7125" w:type="dxa"/>
+            <w:gridSpan w:val="3"/>
+          </w:tcPr>
+          <w:p>
+            <w:pPr/>
+            <w:r>
+              <w:t xml:space="preserve">Developer</w:t>
+            </w:r>
+          </w:p>
+        </w:tc>
+      </w:tr>
+    </w:tbl>
+    <w:p/>
+    <w:tbl>
+      <w:tblPr>
+        <w:tblStyle w:val="TableGrid"/>
+        <w:tblW w:w="9345" w:type="dxa"/>
+        <w:jc w:val="left"/>
+        <w:tblBorders>
+          <w:top w:val="single" w:color="000000" w:sz="8" w:space="0"/>
+          <w:left w:val="single" w:color="000000" w:sz="8" w:space="0"/>
+          <w:bottom w:val="single" w:color="000000" w:sz="8" w:space="0"/>
+          <w:right w:val="single" w:color="000000" w:sz="8" w:space="0"/>
+          <w:insideH w:val="single" w:color="000000" w:sz="8" w:space="0"/>
+          <w:insideV w:val="single" w:color="000000" w:sz="8" w:space="0"/>
+        </w:tblBorders>
+        <w:tblLayout w:type="fixed"/>
+        <w:tblCellMar>
+          <w:top w:w="100" w:type="dxa"/>
+          <w:left w:w="100" w:type="dxa"/>
+          <w:bottom w:w="100" w:type="dxa"/>
+          <w:right w:w="100" w:type="dxa"/>
+        </w:tblCellMar>
+      </w:tblPr>
+      <w:tblGrid>
+        <w:gridCol w:w="2220"/>
+        <w:gridCol w:w="3525"/>
+        <w:gridCol w:w="2370"/>
+        <w:gridCol w:w="1230"/>
+      </w:tblGrid>
+      <w:tr>
+        <w:trPr>
+          <w:trHeight w:val="465" w:hRule="atLeast"/>
+        </w:trPr>
+        <w:tc>
+          <w:tcPr>
+            <w:tcW w:w="2220" w:type="dxa"/>
+          </w:tcPr>
+          <w:p>
+            <w:pPr/>
+            <w:r>
+              <w:rPr>
+                <w:b/>
+              </w:rPr>
+              <w:t xml:space="preserve">Requirement ID</w:t>
+            </w:r>
+          </w:p>
+        </w:tc>
+        <w:tc>
+          <w:tcPr>
+            <w:tcW w:w="3525" w:type="dxa"/>
+          </w:tcPr>
+          <w:p>
+            <w:pPr/>
+            <w:r>
+              <w:t xml:space="preserve">REQ_F4118.32.2</w:t>
+            </w:r>
+          </w:p>
+        </w:tc>
+        <w:tc>
+          <w:tcPr>
+            <w:tcW w:w="2370" w:type="dxa"/>
+          </w:tcPr>
+          <w:p>
+            <w:pPr/>
+            <w:r>
+              <w:rPr>
+                <w:b/>
+              </w:rPr>
+              <w:t xml:space="preserve">Version</w:t>
+            </w:r>
+          </w:p>
+        </w:tc>
+        <w:tc>
+          <w:tcPr>
+            <w:tcW w:w="1230" w:type="dxa"/>
+          </w:tcPr>
+          <w:p>
+            <w:pPr/>
+            <w:r>
+              <w:t xml:space="preserve">1.0</w:t>
+            </w:r>
+          </w:p>
+        </w:tc>
+      </w:tr>
+      <w:tr>
+        <w:trPr>
+          <w:trHeight w:val="465" w:hRule="atLeast"/>
+        </w:trPr>
+        <w:tc>
+          <w:tcPr>
+            <w:tcW w:w="2220" w:type="dxa"/>
+          </w:tcPr>
+          <w:p>
+            <w:pPr/>
+            <w:r>
+              <w:rPr>
+                <w:b/>
+              </w:rPr>
+              <w:t xml:space="preserve">Description</w:t>
+            </w:r>
+          </w:p>
+        </w:tc>
+        <w:tc>
+          <w:tcPr>
+            <w:tcW w:w="7125" w:type="dxa"/>
+            <w:gridSpan w:val="3"/>
+          </w:tcPr>
+          <w:p>
+            <w:pPr/>
+            <w:r>
+              <w:t xml:space="preserve">System should allow authorized users to create and deactivate IP whitelist rules.</w:t>
+            </w:r>
+          </w:p>
+        </w:tc>
+      </w:tr>
+      <w:tr>
+        <w:trPr>
+          <w:trHeight w:val="465" w:hRule="atLeast"/>
+        </w:trPr>
+        <w:tc>
+          <w:tcPr>
+            <w:tcW w:w="2220" w:type="dxa"/>
+          </w:tcPr>
+          <w:p>
+            <w:pPr/>
+            <w:r>
+              <w:rPr>
+                <w:b/>
+              </w:rPr>
+              <w:t xml:space="preserve">Author</w:t>
+            </w:r>
+          </w:p>
+        </w:tc>
+        <w:tc>
+          <w:tcPr>
+            <w:tcW w:w="7125" w:type="dxa"/>
+            <w:gridSpan w:val="3"/>
+          </w:tcPr>
+          <w:p>
+            <w:pPr/>
+            <w:r>
+              <w:t xml:space="preserve">Developer</w:t>
+            </w:r>
+          </w:p>
+        </w:tc>
+      </w:tr>
+    </w:tbl>
+    <w:p/>
+    <w:tbl>
+      <w:tblPr>
+        <w:tblStyle w:val="TableGrid"/>
+        <w:tblW w:w="9345" w:type="dxa"/>
+        <w:jc w:val="left"/>
+        <w:tblBorders>
+          <w:top w:val="single" w:color="000000" w:sz="8" w:space="0"/>
+          <w:left w:val="single" w:color="000000" w:sz="8" w:space="0"/>
+          <w:bottom w:val="single" w:color="000000" w:sz="8" w:space="0"/>
+          <w:right w:val="single" w:color="000000" w:sz="8" w:space="0"/>
+          <w:insideH w:val="single" w:color="000000" w:sz="8" w:space="0"/>
+          <w:insideV w:val="single" w:color="000000" w:sz="8" w:space="0"/>
+        </w:tblBorders>
+        <w:tblLayout w:type="fixed"/>
+        <w:tblCellMar>
+          <w:top w:w="100" w:type="dxa"/>
+          <w:left w:w="100" w:type="dxa"/>
+          <w:bottom w:w="100" w:type="dxa"/>
+          <w:right w:w="100" w:type="dxa"/>
+        </w:tblCellMar>
+      </w:tblPr>
+      <w:tblGrid>
+        <w:gridCol w:w="2220"/>
+        <w:gridCol w:w="3525"/>
+        <w:gridCol w:w="2370"/>
+        <w:gridCol w:w="1230"/>
+      </w:tblGrid>
+      <w:tr>
+        <w:trPr>
+          <w:trHeight w:val="465" w:hRule="atLeast"/>
+        </w:trPr>
+        <w:tc>
+          <w:tcPr>
+            <w:tcW w:w="2220" w:type="dxa"/>
+          </w:tcPr>
+          <w:p>
+            <w:pPr/>
+            <w:r>
+              <w:rPr>
+                <w:b/>
+              </w:rPr>
+              <w:t xml:space="preserve">Requirement ID</w:t>
+            </w:r>
+          </w:p>
+        </w:tc>
+        <w:tc>
+          <w:tcPr>
+            <w:tcW w:w="3525" w:type="dxa"/>
+          </w:tcPr>
+          <w:p>
+            <w:pPr/>
+            <w:r>
+              <w:t xml:space="preserve">REQ_F4118.32.3</w:t>
+            </w:r>
+          </w:p>
+        </w:tc>
+        <w:tc>
+          <w:tcPr>
+            <w:tcW w:w="2370" w:type="dxa"/>
+          </w:tcPr>
+          <w:p>
+            <w:pPr/>
+            <w:r>
+              <w:rPr>
+                <w:b/>
+              </w:rPr>
+              <w:t xml:space="preserve">Version</w:t>
+            </w:r>
+          </w:p>
+        </w:tc>
+        <w:tc>
+          <w:tcPr>
+            <w:tcW w:w="1230" w:type="dxa"/>
+          </w:tcPr>
+          <w:p>
+            <w:pPr/>
+            <w:r>
+              <w:t xml:space="preserve">1.0</w:t>
+            </w:r>
+          </w:p>
+        </w:tc>
+      </w:tr>
+      <w:tr>
+        <w:trPr>
+          <w:trHeight w:val="465" w:hRule="atLeast"/>
+        </w:trPr>
+        <w:tc>
+          <w:tcPr>
+            <w:tcW w:w="2220" w:type="dxa"/>
+          </w:tcPr>
+          <w:p>
+            <w:pPr/>
+            <w:r>
+              <w:rPr>
+                <w:b/>
+              </w:rPr>
+              <w:t xml:space="preserve">Description</w:t>
+            </w:r>
+          </w:p>
+        </w:tc>
+        <w:tc>
+          <w:tcPr>
+            <w:tcW w:w="7125" w:type="dxa"/>
+            <w:gridSpan w:val="3"/>
+          </w:tcPr>
+          <w:p>
+            <w:pPr/>
+            <w:r>
+              <w:t xml:space="preserve">System should allow single IPv4 or IPv6 addresses and CIDR networks in system, role or user scope.</w:t>
+            </w:r>
+          </w:p>
+        </w:tc>
+      </w:tr>
+      <w:tr>
+        <w:trPr>
+          <w:trHeight w:val="465" w:hRule="atLeast"/>
+        </w:trPr>
+        <w:tc>
+          <w:tcPr>
+            <w:tcW w:w="2220" w:type="dxa"/>
+          </w:tcPr>
+          <w:p>
+            <w:pPr/>
+            <w:r>
+              <w:rPr>
+                <w:b/>
+              </w:rPr>
+              <w:t xml:space="preserve">Author</w:t>
+            </w:r>
+          </w:p>
+        </w:tc>
+        <w:tc>
+          <w:tcPr>
+            <w:tcW w:w="7125" w:type="dxa"/>
+            <w:gridSpan w:val="3"/>
+          </w:tcPr>
+          <w:p>
+            <w:pPr/>
+            <w:r>
+              <w:t xml:space="preserve">Developer</w:t>
+            </w:r>
+          </w:p>
+        </w:tc>
+      </w:tr>
+    </w:tbl>
+    <w:p/>
+    <w:tbl>
+      <w:tblPr>
+        <w:tblStyle w:val="TableGrid"/>
+        <w:tblW w:w="9345" w:type="dxa"/>
+        <w:jc w:val="left"/>
+        <w:tblBorders>
+          <w:top w:val="single" w:color="000000" w:sz="8" w:space="0"/>
+          <w:left w:val="single" w:color="000000" w:sz="8" w:space="0"/>
+          <w:bottom w:val="single" w:color="000000" w:sz="8" w:space="0"/>
+          <w:right w:val="single" w:color="000000" w:sz="8" w:space="0"/>
+          <w:insideH w:val="single" w:color="000000" w:sz="8" w:space="0"/>
+          <w:insideV w:val="single" w:color="000000" w:sz="8" w:space="0"/>
+        </w:tblBorders>
+        <w:tblLayout w:type="fixed"/>
+        <w:tblCellMar>
+          <w:top w:w="100" w:type="dxa"/>
+          <w:left w:w="100" w:type="dxa"/>
+          <w:bottom w:w="100" w:type="dxa"/>
+          <w:right w:w="100" w:type="dxa"/>
+        </w:tblCellMar>
+      </w:tblPr>
+      <w:tblGrid>
+        <w:gridCol w:w="2220"/>
+        <w:gridCol w:w="3525"/>
+        <w:gridCol w:w="2370"/>
+        <w:gridCol w:w="1230"/>
+      </w:tblGrid>
+      <w:tr>
+        <w:trPr>
+          <w:trHeight w:val="465" w:hRule="atLeast"/>
+        </w:trPr>
+        <w:tc>
+          <w:tcPr>
+            <w:tcW w:w="2220" w:type="dxa"/>
+          </w:tcPr>
+          <w:p>
+            <w:pPr/>
+            <w:r>
+              <w:rPr>
+                <w:b/>
+              </w:rPr>
+              <w:t xml:space="preserve">Requirement ID</w:t>
+            </w:r>
+          </w:p>
+        </w:tc>
+        <w:tc>
+          <w:tcPr>
+            <w:tcW w:w="3525" w:type="dxa"/>
+          </w:tcPr>
+          <w:p>
+            <w:pPr/>
+            <w:r>
+              <w:t xml:space="preserve">REQ_F4118.32.4</w:t>
+            </w:r>
+          </w:p>
+        </w:tc>
+        <w:tc>
+          <w:tcPr>
+            <w:tcW w:w="2370" w:type="dxa"/>
+          </w:tcPr>
+          <w:p>
+            <w:pPr/>
+            <w:r>
+              <w:rPr>
+                <w:b/>
+              </w:rPr>
+              <w:t xml:space="preserve">Version</w:t>
+            </w:r>
+          </w:p>
+        </w:tc>
+        <w:tc>
+          <w:tcPr>
+            <w:tcW w:w="1230" w:type="dxa"/>
+          </w:tcPr>
+          <w:p>
+            <w:pPr/>
+            <w:r>
+              <w:t xml:space="preserve">1.0</w:t>
+            </w:r>
+          </w:p>
+        </w:tc>
+      </w:tr>
+      <w:tr>
+        <w:trPr>
+          <w:trHeight w:val="465" w:hRule="atLeast"/>
+        </w:trPr>
+        <w:tc>
+          <w:tcPr>
+            <w:tcW w:w="2220" w:type="dxa"/>
+          </w:tcPr>
+          <w:p>
+            <w:pPr/>
+            <w:r>
+              <w:rPr>
+                <w:b/>
+              </w:rPr>
+              <w:t xml:space="preserve">Description</w:t>
+            </w:r>
+          </w:p>
+        </w:tc>
+        <w:tc>
+          <w:tcPr>
+            <w:tcW w:w="7125" w:type="dxa"/>
+            <w:gridSpan w:val="3"/>
+          </w:tcPr>
+          <w:p>
+            <w:pPr/>
+            <w:r>
+              <w:t xml:space="preserve">System should reject disallowed requests and audit each rejection.</w:t>
+            </w:r>
+          </w:p>
+        </w:tc>
+      </w:tr>
+      <w:tr>
+        <w:trPr>
+          <w:trHeight w:val="465" w:hRule="atLeast"/>
+        </w:trPr>
+        <w:tc>
+          <w:tcPr>
+            <w:tcW w:w="2220" w:type="dxa"/>
+          </w:tcPr>
+          <w:p>
+            <w:pPr/>
+            <w:r>
+              <w:rPr>
+                <w:b/>
+              </w:rPr>
+              <w:t xml:space="preserve">Author</w:t>
+            </w:r>
+          </w:p>
+        </w:tc>
+        <w:tc>
+          <w:tcPr>
+            <w:tcW w:w="7125" w:type="dxa"/>
+            <w:gridSpan w:val="3"/>
+          </w:tcPr>
+          <w:p>
+            <w:pPr/>
+            <w:r>
+              <w:t xml:space="preserve">Developer</w:t>
+            </w:r>
+          </w:p>
+        </w:tc>
+      </w:tr>
+    </w:tbl>
+    <w:p/>
+    <w:tbl>
+      <w:tblPr>
+        <w:tblStyle w:val="TableGrid"/>
+        <w:tblW w:w="9345" w:type="dxa"/>
+        <w:jc w:val="left"/>
+        <w:tblBorders>
+          <w:top w:val="single" w:color="000000" w:sz="8" w:space="0"/>
+          <w:left w:val="single" w:color="000000" w:sz="8" w:space="0"/>
+          <w:bottom w:val="single" w:color="000000" w:sz="8" w:space="0"/>
+          <w:right w:val="single" w:color="000000" w:sz="8" w:space="0"/>
+          <w:insideH w:val="single" w:color="000000" w:sz="8" w:space="0"/>
+          <w:insideV w:val="single" w:color="000000" w:sz="8" w:space="0"/>
+        </w:tblBorders>
+        <w:tblLayout w:type="fixed"/>
+        <w:tblCellMar>
+          <w:top w:w="100" w:type="dxa"/>
+          <w:left w:w="100" w:type="dxa"/>
+          <w:bottom w:w="100" w:type="dxa"/>
+          <w:right w:w="100" w:type="dxa"/>
+        </w:tblCellMar>
+      </w:tblPr>
+      <w:tblGrid>
+        <w:gridCol w:w="2220"/>
+        <w:gridCol w:w="3525"/>
+        <w:gridCol w:w="2370"/>
+        <w:gridCol w:w="1230"/>
+      </w:tblGrid>
+      <w:tr>
+        <w:trPr>
+          <w:trHeight w:val="465" w:hRule="atLeast"/>
+        </w:trPr>
+        <w:tc>
+          <w:tcPr>
+            <w:tcW w:w="2220" w:type="dxa"/>
+          </w:tcPr>
+          <w:p>
+            <w:pPr/>
+            <w:r>
+              <w:rPr>
+                <w:b/>
+              </w:rPr>
+              <w:t xml:space="preserve">Requirement ID</w:t>
+            </w:r>
+          </w:p>
+        </w:tc>
+        <w:tc>
+          <w:tcPr>
+            <w:tcW w:w="3525" w:type="dxa"/>
+          </w:tcPr>
+          <w:p>
+            <w:pPr/>
+            <w:r>
+              <w:t xml:space="preserve">REQ_F4118.32.5</w:t>
+            </w:r>
+          </w:p>
+        </w:tc>
+        <w:tc>
+          <w:tcPr>
+            <w:tcW w:w="2370" w:type="dxa"/>
+          </w:tcPr>
+          <w:p>
+            <w:pPr/>
+            <w:r>
+              <w:rPr>
+                <w:b/>
+              </w:rPr>
+              <w:t xml:space="preserve">Version</w:t>
+            </w:r>
+          </w:p>
+        </w:tc>
+        <w:tc>
+          <w:tcPr>
+            <w:tcW w:w="1230" w:type="dxa"/>
+          </w:tcPr>
+          <w:p>
+            <w:pPr/>
+            <w:r>
+              <w:t xml:space="preserve">1.0</w:t>
+            </w:r>
+          </w:p>
+        </w:tc>
+      </w:tr>
+      <w:tr>
+        <w:trPr>
+          <w:trHeight w:val="465" w:hRule="atLeast"/>
+        </w:trPr>
+        <w:tc>
+          <w:tcPr>
+            <w:tcW w:w="2220" w:type="dxa"/>
+          </w:tcPr>
+          <w:p>
+            <w:pPr/>
+            <w:r>
+              <w:rPr>
+                <w:b/>
+              </w:rPr>
+              <w:t xml:space="preserve">Description</w:t>
+            </w:r>
+          </w:p>
+        </w:tc>
+        <w:tc>
+          <w:tcPr>
+            <w:tcW w:w="7125" w:type="dxa"/>
+            <w:gridSpan w:val="3"/>
+          </w:tcPr>
+          <w:p>
+            <w:pPr/>
+            <w:r>
+              <w:t xml:space="preserve">System should allow operators to disable IP filtering through server configuration.</w:t>
+            </w:r>
+          </w:p>
+        </w:tc>
+      </w:tr>
+      <w:tr>
+        <w:trPr>
+          <w:trHeight w:val="465" w:hRule="atLeast"/>
+        </w:trPr>
+        <w:tc>
+          <w:tcPr>
+            <w:tcW w:w="2220" w:type="dxa"/>
+          </w:tcPr>
+          <w:p>
+            <w:pPr/>
+            <w:r>
+              <w:rPr>
+                <w:b/>
+              </w:rPr>
+              <w:t xml:space="preserve">Author</w:t>
+            </w:r>
+          </w:p>
+        </w:tc>
+        <w:tc>
+          <w:tcPr>
+            <w:tcW w:w="7125" w:type="dxa"/>
+            <w:gridSpan w:val="3"/>
+          </w:tcPr>
+          <w:p>
+            <w:pPr/>
+            <w:r>
+              <w:t xml:space="preserve">Developer</w:t>
+            </w:r>
+          </w:p>
+        </w:tc>
+      </w:tr>
+    </w:tbl>
+    <w:p/>
+    <w:tbl>
+      <w:tblPr>
+        <w:tblStyle w:val="TableGrid"/>
+        <w:tblW w:w="9345" w:type="dxa"/>
+        <w:jc w:val="left"/>
+        <w:tblBorders>
+          <w:top w:val="single" w:color="000000" w:sz="8" w:space="0"/>
+          <w:left w:val="single" w:color="000000" w:sz="8" w:space="0"/>
+          <w:bottom w:val="single" w:color="000000" w:sz="8" w:space="0"/>
+          <w:right w:val="single" w:color="000000" w:sz="8" w:space="0"/>
+          <w:insideH w:val="single" w:color="000000" w:sz="8" w:space="0"/>
+          <w:insideV w:val="single" w:color="000000" w:sz="8" w:space="0"/>
+        </w:tblBorders>
+        <w:tblLayout w:type="fixed"/>
+        <w:tblCellMar>
+          <w:top w:w="100" w:type="dxa"/>
+          <w:left w:w="100" w:type="dxa"/>
+          <w:bottom w:w="100" w:type="dxa"/>
+          <w:right w:w="100" w:type="dxa"/>
+        </w:tblCellMar>
+      </w:tblPr>
+      <w:tblGrid>
+        <w:gridCol w:w="2220"/>
+        <w:gridCol w:w="3525"/>
+        <w:gridCol w:w="2370"/>
+        <w:gridCol w:w="1230"/>
+      </w:tblGrid>
+      <w:tr>
+        <w:trPr>
+          <w:trHeight w:val="465" w:hRule="atLeast"/>
+        </w:trPr>
+        <w:tc>
+          <w:tcPr>
+            <w:tcW w:w="2220" w:type="dxa"/>
+          </w:tcPr>
+          <w:p>
+            <w:pPr/>
+            <w:r>
+              <w:rPr>
+                <w:b/>
+              </w:rPr>
+              <w:t xml:space="preserve">Requirement ID</w:t>
+            </w:r>
+          </w:p>
+        </w:tc>
+        <w:tc>
+          <w:tcPr>
+            <w:tcW w:w="3525" w:type="dxa"/>
+          </w:tcPr>
+          <w:p>
+            <w:pPr/>
+            <w:r>
+              <w:t xml:space="preserve">REQ_F4118.32.6</w:t>
+            </w:r>
+          </w:p>
+        </w:tc>
+        <w:tc>
+          <w:tcPr>
+            <w:tcW w:w="2370" w:type="dxa"/>
+          </w:tcPr>
+          <w:p>
+            <w:pPr/>
+            <w:r>
+              <w:rPr>
+                <w:b/>
+              </w:rPr>
+              <w:t xml:space="preserve">Version</w:t>
+            </w:r>
+          </w:p>
+        </w:tc>
+        <w:tc>
+          <w:tcPr>
+            <w:tcW w:w="1230" w:type="dxa"/>
+          </w:tcPr>
+          <w:p>
+            <w:pPr/>
+            <w:r>
+              <w:t xml:space="preserve">1.0</w:t>
+            </w:r>
+          </w:p>
+        </w:tc>
+      </w:tr>
+      <w:tr>
+        <w:trPr>
+          <w:trHeight w:val="465" w:hRule="atLeast"/>
+        </w:trPr>
+        <w:tc>
+          <w:tcPr>
+            <w:tcW w:w="2220" w:type="dxa"/>
+          </w:tcPr>
+          <w:p>
+            <w:pPr/>
+            <w:r>
+              <w:rPr>
+                <w:b/>
+              </w:rPr>
+              <w:t xml:space="preserve">Description</w:t>
+            </w:r>
+          </w:p>
+        </w:tc>
+        <w:tc>
+          <w:tcPr>
+            <w:tcW w:w="7125" w:type="dxa"/>
+            <w:gridSpan w:val="3"/>
+          </w:tcPr>
+          <w:p>
+            <w:pPr/>
+            <w:r>
+              <w:t xml:space="preserve">System should provide a trilingual IP whitelist maintenance page.</w:t>
+            </w:r>
+          </w:p>
+        </w:tc>
+      </w:tr>
+      <w:tr>
+        <w:trPr>
+          <w:trHeight w:val="465" w:hRule="atLeast"/>
+        </w:trPr>
+        <w:tc>
+          <w:tcPr>
+            <w:tcW w:w="2220" w:type="dxa"/>
+          </w:tcPr>
+          <w:p>
+            <w:pPr/>
+            <w:r>
+              <w:rPr>
+                <w:b/>
+              </w:rPr>
+              <w:t xml:space="preserve">Author</w:t>
+            </w:r>
+          </w:p>
+        </w:tc>
+        <w:tc>
+          <w:tcPr>
+            <w:tcW w:w="7125" w:type="dxa"/>
+            <w:gridSpan w:val="3"/>
+          </w:tcPr>
+          <w:p>
+            <w:pPr/>
+            <w:r>
+              <w:t xml:space="preserve">Developer</w:t>
+            </w:r>
+          </w:p>
+        </w:tc>
+      </w:tr>
+    </w:tbl>
+    <w:p/>
+    <w:p>
+      <w:pPr>
         <w:pStyle w:val="Heading2"/>
       </w:pPr>
       <w:r>
@@ -13767,6 +14651,171 @@
             <w:pPr/>
             <w:r>
               <w:t xml:space="preserve">Snapshot of the applicable flow steps of an approval instance with each step's decision, actor, delegator, time and comment.</w:t>
+            </w:r>
+          </w:p>
+        </w:tc>
+      </w:tr>
+      <w:tr>
+        <w:tc>
+          <w:tcPr>
+            <w:tcW w:w="2340" w:type="dxa"/>
+          </w:tcPr>
+          <w:p>
+            <w:pPr/>
+            <w:r>
+              <w:rPr>
+                <w:b/>
+              </w:rPr>
+              <w:t xml:space="preserve">Author</w:t>
+            </w:r>
+          </w:p>
+        </w:tc>
+        <w:tc>
+          <w:tcPr>
+            <w:tcW w:w="7020" w:type="dxa"/>
+            <w:gridSpan w:val="3"/>
+          </w:tcPr>
+          <w:p>
+            <w:pPr/>
+            <w:r>
+              <w:t xml:space="preserve">Developer</w:t>
+            </w:r>
+          </w:p>
+        </w:tc>
+      </w:tr>
+    </w:tbl>
+    <w:p/>
+    <w:tbl>
+      <w:tblPr>
+        <w:tblStyle w:val="TableGrid"/>
+        <w:tblW w:w="9360" w:type="dxa"/>
+        <w:jc w:val="left"/>
+        <w:tblBorders>
+          <w:top w:val="single" w:color="000000" w:sz="8" w:space="0"/>
+          <w:left w:val="single" w:color="000000" w:sz="8" w:space="0"/>
+          <w:bottom w:val="single" w:color="000000" w:sz="8" w:space="0"/>
+          <w:right w:val="single" w:color="000000" w:sz="8" w:space="0"/>
+          <w:insideH w:val="single" w:color="000000" w:sz="8" w:space="0"/>
+          <w:insideV w:val="single" w:color="000000" w:sz="8" w:space="0"/>
+        </w:tblBorders>
+        <w:tblLayout w:type="fixed"/>
+        <w:tblCellMar>
+          <w:top w:w="100" w:type="dxa"/>
+          <w:left w:w="100" w:type="dxa"/>
+          <w:bottom w:w="100" w:type="dxa"/>
+          <w:right w:w="100" w:type="dxa"/>
+        </w:tblCellMar>
+      </w:tblPr>
+      <w:tblGrid>
+        <w:gridCol w:w="2340"/>
+        <w:gridCol w:w="2340"/>
+        <w:gridCol w:w="2340"/>
+        <w:gridCol w:w="2340"/>
+      </w:tblGrid>
+      <w:tr>
+        <w:tc>
+          <w:tcPr>
+            <w:tcW w:w="2340" w:type="dxa"/>
+          </w:tcPr>
+          <w:p>
+            <w:pPr/>
+            <w:r>
+              <w:rPr>
+                <w:b/>
+              </w:rPr>
+              <w:t xml:space="preserve">Requirement ID</w:t>
+            </w:r>
+          </w:p>
+        </w:tc>
+        <w:tc>
+          <w:tcPr>
+            <w:tcW w:w="2340" w:type="dxa"/>
+          </w:tcPr>
+          <w:p>
+            <w:pPr/>
+            <w:r>
+              <w:t xml:space="preserve">REQ_DS43.102</w:t>
+            </w:r>
+          </w:p>
+        </w:tc>
+        <w:tc>
+          <w:tcPr>
+            <w:tcW w:w="2340" w:type="dxa"/>
+          </w:tcPr>
+          <w:p>
+            <w:pPr/>
+            <w:r>
+              <w:rPr>
+                <w:b/>
+              </w:rPr>
+              <w:t xml:space="preserve">Version</w:t>
+            </w:r>
+          </w:p>
+        </w:tc>
+        <w:tc>
+          <w:tcPr>
+            <w:tcW w:w="2340" w:type="dxa"/>
+          </w:tcPr>
+          <w:p>
+            <w:pPr/>
+            <w:r>
+              <w:t xml:space="preserve">1.0</w:t>
+            </w:r>
+          </w:p>
+        </w:tc>
+      </w:tr>
+      <w:tr>
+        <w:tc>
+          <w:tcPr>
+            <w:tcW w:w="2340" w:type="dxa"/>
+          </w:tcPr>
+          <w:p>
+            <w:pPr/>
+            <w:r>
+              <w:rPr>
+                <w:b/>
+              </w:rPr>
+              <w:t xml:space="preserve">Table Name</w:t>
+            </w:r>
+          </w:p>
+        </w:tc>
+        <w:tc>
+          <w:tcPr>
+            <w:tcW w:w="7020" w:type="dxa"/>
+            <w:gridSpan w:val="3"/>
+          </w:tcPr>
+          <w:p>
+            <w:pPr/>
+            <w:r>
+              <w:t xml:space="preserve">sys_ip_whitelist</w:t>
+            </w:r>
+          </w:p>
+        </w:tc>
+      </w:tr>
+      <w:tr>
+        <w:tc>
+          <w:tcPr>
+            <w:tcW w:w="2340" w:type="dxa"/>
+          </w:tcPr>
+          <w:p>
+            <w:pPr/>
+            <w:r>
+              <w:rPr>
+                <w:b/>
+              </w:rPr>
+              <w:t xml:space="preserve">Description</w:t>
+            </w:r>
+          </w:p>
+        </w:tc>
+        <w:tc>
+          <w:tcPr>
+            <w:tcW w:w="7020" w:type="dxa"/>
+            <w:gridSpan w:val="3"/>
+          </w:tcPr>
+          <w:p>
+            <w:pPr/>
+            <w:r>
+              <w:t xml:space="preserve">System-wide IP ranges scoped to the system, a role, or a user, with inclusive effective dates and audit/version fields.</w:t>
             </w:r>
           </w:p>
         </w:tc>
@@ -32156,7 +33205,7 @@
       </w:r>
     </w:p>
     <w:sectPr>
-      <w:footerReference xmlns:r="http://schemas.openxmlformats.org/officeDocument/2006/relationships" w:type="default" r:id="Rebcfac10412746a6"/>
+      <w:footerReference xmlns:r="http://schemas.openxmlformats.org/officeDocument/2006/relationships" w:type="default" r:id="R1fc364177c124a13"/>
       <w:pgSz w:w="11906" w:h="16838"/>
       <w:pgMar w:top="1440" w:right="1440" w:bottom="1440" w:left="1440" w:header="720" w:footer="720" w:gutter="0"/>
     </w:sectPr>

--- a/docs/99-output/MyERP_SRS.docx
+++ b/docs/99-output/MyERP_SRS.docx
@@ -1112,7 +1112,7 @@
           <w:p>
             <w:pPr/>
             <w:r>
-              <w:t xml:space="preserve">1.0</w:t>
+              <w:t xml:space="preserve">1.1</w:t>
             </w:r>
           </w:p>
         </w:tc>
@@ -1144,6 +1144,298 @@
             <w:pPr/>
             <w:r>
               <w:t xml:space="preserve">System should allow user to change password.</w:t>
+            </w:r>
+          </w:p>
+        </w:tc>
+      </w:tr>
+      <w:tr>
+        <w:trPr>
+          <w:trHeight w:val="465" w:hRule="atLeast"/>
+        </w:trPr>
+        <w:tc>
+          <w:tcPr>
+            <w:tcW w:w="2220" w:type="dxa"/>
+          </w:tcPr>
+          <w:p>
+            <w:pPr/>
+            <w:r>
+              <w:rPr>
+                <w:b/>
+              </w:rPr>
+              <w:t xml:space="preserve">Author</w:t>
+            </w:r>
+          </w:p>
+        </w:tc>
+        <w:tc>
+          <w:tcPr>
+            <w:tcW w:w="7125" w:type="dxa"/>
+            <w:gridSpan w:val="3"/>
+          </w:tcPr>
+          <w:p>
+            <w:pPr/>
+            <w:r>
+              <w:t xml:space="preserve">Developer</w:t>
+            </w:r>
+          </w:p>
+        </w:tc>
+      </w:tr>
+    </w:tbl>
+    <w:p/>
+    <w:tbl>
+      <w:tblPr>
+        <w:tblStyle w:val="TableGrid"/>
+        <w:tblW w:w="9345" w:type="dxa"/>
+        <w:jc w:val="left"/>
+        <w:tblBorders>
+          <w:top w:val="single" w:color="000000" w:sz="8" w:space="0"/>
+          <w:left w:val="single" w:color="000000" w:sz="8" w:space="0"/>
+          <w:bottom w:val="single" w:color="000000" w:sz="8" w:space="0"/>
+          <w:right w:val="single" w:color="000000" w:sz="8" w:space="0"/>
+          <w:insideH w:val="single" w:color="000000" w:sz="8" w:space="0"/>
+          <w:insideV w:val="single" w:color="000000" w:sz="8" w:space="0"/>
+        </w:tblBorders>
+        <w:tblLayout w:type="fixed"/>
+        <w:tblCellMar>
+          <w:top w:w="100" w:type="dxa"/>
+          <w:left w:w="100" w:type="dxa"/>
+          <w:bottom w:w="100" w:type="dxa"/>
+          <w:right w:w="100" w:type="dxa"/>
+        </w:tblCellMar>
+      </w:tblPr>
+      <w:tblGrid>
+        <w:gridCol w:w="2220"/>
+        <w:gridCol w:w="3525"/>
+        <w:gridCol w:w="2370"/>
+        <w:gridCol w:w="1230"/>
+      </w:tblGrid>
+      <w:tr>
+        <w:trPr>
+          <w:trHeight w:val="465" w:hRule="atLeast"/>
+        </w:trPr>
+        <w:tc>
+          <w:tcPr>
+            <w:tcW w:w="2220" w:type="dxa"/>
+          </w:tcPr>
+          <w:p>
+            <w:pPr/>
+            <w:r>
+              <w:rPr>
+                <w:b/>
+              </w:rPr>
+              <w:t xml:space="preserve">Requirement ID</w:t>
+            </w:r>
+          </w:p>
+        </w:tc>
+        <w:tc>
+          <w:tcPr>
+            <w:tcW w:w="3525" w:type="dxa"/>
+          </w:tcPr>
+          <w:p>
+            <w:pPr/>
+            <w:r>
+              <w:t xml:space="preserve">REQ_F4111.1.4</w:t>
+            </w:r>
+          </w:p>
+        </w:tc>
+        <w:tc>
+          <w:tcPr>
+            <w:tcW w:w="2370" w:type="dxa"/>
+          </w:tcPr>
+          <w:p>
+            <w:pPr/>
+            <w:r>
+              <w:rPr>
+                <w:b/>
+              </w:rPr>
+              <w:t xml:space="preserve">Version</w:t>
+            </w:r>
+          </w:p>
+        </w:tc>
+        <w:tc>
+          <w:tcPr>
+            <w:tcW w:w="1230" w:type="dxa"/>
+          </w:tcPr>
+          <w:p>
+            <w:pPr/>
+            <w:r>
+              <w:t xml:space="preserve">1.0</w:t>
+            </w:r>
+          </w:p>
+        </w:tc>
+      </w:tr>
+      <w:tr>
+        <w:trPr>
+          <w:trHeight w:val="465" w:hRule="atLeast"/>
+        </w:trPr>
+        <w:tc>
+          <w:tcPr>
+            <w:tcW w:w="2220" w:type="dxa"/>
+          </w:tcPr>
+          <w:p>
+            <w:pPr/>
+            <w:r>
+              <w:rPr>
+                <w:b/>
+              </w:rPr>
+              <w:t xml:space="preserve">Description</w:t>
+            </w:r>
+          </w:p>
+        </w:tc>
+        <w:tc>
+          <w:tcPr>
+            <w:tcW w:w="7125" w:type="dxa"/>
+            <w:gridSpan w:val="3"/>
+          </w:tcPr>
+          <w:p>
+            <w:pPr/>
+            <w:r>
+              <w:t xml:space="preserve">System should enable user to view the homepage.</w:t>
+            </w:r>
+          </w:p>
+        </w:tc>
+      </w:tr>
+      <w:tr>
+        <w:trPr>
+          <w:trHeight w:val="465" w:hRule="atLeast"/>
+        </w:trPr>
+        <w:tc>
+          <w:tcPr>
+            <w:tcW w:w="2220" w:type="dxa"/>
+          </w:tcPr>
+          <w:p>
+            <w:pPr/>
+            <w:r>
+              <w:rPr>
+                <w:b/>
+              </w:rPr>
+              <w:t xml:space="preserve">Author</w:t>
+            </w:r>
+          </w:p>
+        </w:tc>
+        <w:tc>
+          <w:tcPr>
+            <w:tcW w:w="7125" w:type="dxa"/>
+            <w:gridSpan w:val="3"/>
+          </w:tcPr>
+          <w:p>
+            <w:pPr/>
+            <w:r>
+              <w:t xml:space="preserve">Developer</w:t>
+            </w:r>
+          </w:p>
+        </w:tc>
+      </w:tr>
+    </w:tbl>
+    <w:p/>
+    <w:tbl>
+      <w:tblPr>
+        <w:tblStyle w:val="TableGrid"/>
+        <w:tblW w:w="9345" w:type="dxa"/>
+        <w:jc w:val="left"/>
+        <w:tblBorders>
+          <w:top w:val="single" w:color="000000" w:sz="8" w:space="0"/>
+          <w:left w:val="single" w:color="000000" w:sz="8" w:space="0"/>
+          <w:bottom w:val="single" w:color="000000" w:sz="8" w:space="0"/>
+          <w:right w:val="single" w:color="000000" w:sz="8" w:space="0"/>
+          <w:insideH w:val="single" w:color="000000" w:sz="8" w:space="0"/>
+          <w:insideV w:val="single" w:color="000000" w:sz="8" w:space="0"/>
+        </w:tblBorders>
+        <w:tblLayout w:type="fixed"/>
+        <w:tblCellMar>
+          <w:top w:w="100" w:type="dxa"/>
+          <w:left w:w="100" w:type="dxa"/>
+          <w:bottom w:w="100" w:type="dxa"/>
+          <w:right w:w="100" w:type="dxa"/>
+        </w:tblCellMar>
+      </w:tblPr>
+      <w:tblGrid>
+        <w:gridCol w:w="2220"/>
+        <w:gridCol w:w="3525"/>
+        <w:gridCol w:w="2370"/>
+        <w:gridCol w:w="1230"/>
+      </w:tblGrid>
+      <w:tr>
+        <w:trPr>
+          <w:trHeight w:val="465" w:hRule="atLeast"/>
+        </w:trPr>
+        <w:tc>
+          <w:tcPr>
+            <w:tcW w:w="2220" w:type="dxa"/>
+          </w:tcPr>
+          <w:p>
+            <w:pPr/>
+            <w:r>
+              <w:rPr>
+                <w:b/>
+              </w:rPr>
+              <w:t xml:space="preserve">Requirement ID</w:t>
+            </w:r>
+          </w:p>
+        </w:tc>
+        <w:tc>
+          <w:tcPr>
+            <w:tcW w:w="3525" w:type="dxa"/>
+          </w:tcPr>
+          <w:p>
+            <w:pPr/>
+            <w:r>
+              <w:t xml:space="preserve">REQ_F4111.1.5</w:t>
+            </w:r>
+          </w:p>
+        </w:tc>
+        <w:tc>
+          <w:tcPr>
+            <w:tcW w:w="2370" w:type="dxa"/>
+          </w:tcPr>
+          <w:p>
+            <w:pPr/>
+            <w:r>
+              <w:rPr>
+                <w:b/>
+              </w:rPr>
+              <w:t xml:space="preserve">Version</w:t>
+            </w:r>
+          </w:p>
+        </w:tc>
+        <w:tc>
+          <w:tcPr>
+            <w:tcW w:w="1230" w:type="dxa"/>
+          </w:tcPr>
+          <w:p>
+            <w:pPr/>
+            <w:r>
+              <w:t xml:space="preserve">1.0</w:t>
+            </w:r>
+          </w:p>
+        </w:tc>
+      </w:tr>
+      <w:tr>
+        <w:trPr>
+          <w:trHeight w:val="465" w:hRule="atLeast"/>
+        </w:trPr>
+        <w:tc>
+          <w:tcPr>
+            <w:tcW w:w="2220" w:type="dxa"/>
+          </w:tcPr>
+          <w:p>
+            <w:pPr/>
+            <w:r>
+              <w:rPr>
+                <w:b/>
+              </w:rPr>
+              <w:t xml:space="preserve">Description</w:t>
+            </w:r>
+          </w:p>
+        </w:tc>
+        <w:tc>
+          <w:tcPr>
+            <w:tcW w:w="7125" w:type="dxa"/>
+            <w:gridSpan w:val="3"/>
+          </w:tcPr>
+          <w:p>
+            <w:pPr/>
+            <w:r>
+              <w:t xml:space="preserve">System should allow user to save language and theme preferences.</w:t>
             </w:r>
           </w:p>
         </w:tc>
@@ -16856,6 +17148,2495 @@
         <w:pStyle w:val="Heading4"/>
       </w:pPr>
       <w:r>
+        <w:t xml:space="preserve">4.4.1.1 User Module</w:t>
+      </w:r>
+    </w:p>
+    <w:p>
+      <w:pPr>
+        <w:pStyle w:val="Heading5"/>
+      </w:pPr>
+      <w:r>
+        <w:t xml:space="preserve">4.4.1.1.2 Homepage Interface</w:t>
+      </w:r>
+    </w:p>
+    <w:tbl>
+      <w:tblPr>
+        <w:tblStyle w:val="TableGrid"/>
+        <w:tblW w:w="9360" w:type="dxa"/>
+        <w:jc w:val="left"/>
+        <w:tblBorders>
+          <w:top w:val="single" w:color="000000" w:sz="6" w:space="0"/>
+          <w:left w:val="single" w:color="000000" w:sz="6" w:space="0"/>
+          <w:bottom w:val="single" w:color="000000" w:sz="6" w:space="0"/>
+          <w:right w:val="single" w:color="000000" w:sz="6" w:space="0"/>
+          <w:insideH w:val="single" w:color="000000" w:sz="6" w:space="0"/>
+          <w:insideV w:val="single" w:color="000000" w:sz="6" w:space="0"/>
+        </w:tblBorders>
+        <w:tblLayout w:type="fixed"/>
+        <w:tblCellMar>
+          <w:top w:w="100" w:type="dxa"/>
+          <w:left w:w="100" w:type="dxa"/>
+          <w:bottom w:w="100" w:type="dxa"/>
+          <w:right w:w="100" w:type="dxa"/>
+        </w:tblCellMar>
+      </w:tblPr>
+      <w:tblGrid>
+        <w:gridCol w:w="2340"/>
+        <w:gridCol w:w="2340"/>
+        <w:gridCol w:w="2340"/>
+        <w:gridCol w:w="2340"/>
+      </w:tblGrid>
+      <w:tr>
+        <w:tc>
+          <w:tcPr>
+            <w:tcW w:w="2340" w:type="dxa"/>
+          </w:tcPr>
+          <w:p>
+            <w:pPr/>
+            <w:r>
+              <w:rPr>
+                <w:b/>
+              </w:rPr>
+              <w:t xml:space="preserve">Requirement ID</w:t>
+            </w:r>
+          </w:p>
+        </w:tc>
+        <w:tc>
+          <w:tcPr>
+            <w:tcW w:w="2340" w:type="dxa"/>
+          </w:tcPr>
+          <w:p>
+            <w:pPr/>
+            <w:r>
+              <w:t xml:space="preserve">REQ_IO_A1.2.1</w:t>
+            </w:r>
+          </w:p>
+        </w:tc>
+        <w:tc>
+          <w:tcPr>
+            <w:tcW w:w="2340" w:type="dxa"/>
+          </w:tcPr>
+          <w:p>
+            <w:pPr/>
+            <w:r>
+              <w:rPr>
+                <w:b/>
+              </w:rPr>
+              <w:t xml:space="preserve">Version</w:t>
+            </w:r>
+          </w:p>
+        </w:tc>
+        <w:tc>
+          <w:tcPr>
+            <w:tcW w:w="2340" w:type="dxa"/>
+          </w:tcPr>
+          <w:p>
+            <w:pPr/>
+            <w:r>
+              <w:t xml:space="preserve">1.0</w:t>
+            </w:r>
+          </w:p>
+        </w:tc>
+      </w:tr>
+      <w:tr>
+        <w:tc>
+          <w:tcPr>
+            <w:tcW w:w="2340" w:type="dxa"/>
+          </w:tcPr>
+          <w:p>
+            <w:pPr/>
+            <w:r>
+              <w:rPr>
+                <w:b/>
+              </w:rPr>
+              <w:t xml:space="preserve">Item</w:t>
+            </w:r>
+          </w:p>
+        </w:tc>
+        <w:tc>
+          <w:tcPr>
+            <w:tcW w:w="7020" w:type="dxa"/>
+            <w:gridSpan w:val="3"/>
+          </w:tcPr>
+          <w:p>
+            <w:pPr/>
+            <w:r>
+              <w:t xml:space="preserve">User and Company (Label)</w:t>
+            </w:r>
+          </w:p>
+        </w:tc>
+      </w:tr>
+      <w:tr>
+        <w:tc>
+          <w:tcPr>
+            <w:tcW w:w="2340" w:type="dxa"/>
+          </w:tcPr>
+          <w:p>
+            <w:pPr/>
+            <w:r>
+              <w:rPr>
+                <w:b/>
+              </w:rPr>
+              <w:t xml:space="preserve">Description</w:t>
+            </w:r>
+          </w:p>
+        </w:tc>
+        <w:tc>
+          <w:tcPr>
+            <w:tcW w:w="7020" w:type="dxa"/>
+            <w:gridSpan w:val="3"/>
+          </w:tcPr>
+          <w:p>
+            <w:pPr/>
+            <w:r>
+              <w:t xml:space="preserve">登入帳號及目前公司</w:t>
+            </w:r>
+          </w:p>
+        </w:tc>
+      </w:tr>
+      <w:tr>
+        <w:tc>
+          <w:tcPr>
+            <w:tcW w:w="2340" w:type="dxa"/>
+          </w:tcPr>
+          <w:p>
+            <w:pPr/>
+            <w:r>
+              <w:rPr>
+                <w:b/>
+              </w:rPr>
+              <w:t xml:space="preserve">Purpose</w:t>
+            </w:r>
+          </w:p>
+        </w:tc>
+        <w:tc>
+          <w:tcPr>
+            <w:tcW w:w="7020" w:type="dxa"/>
+            <w:gridSpan w:val="3"/>
+          </w:tcPr>
+          <w:p>
+            <w:pPr/>
+            <w:r>
+              <w:t xml:space="preserve">確認工作上下文</w:t>
+            </w:r>
+          </w:p>
+        </w:tc>
+      </w:tr>
+      <w:tr>
+        <w:tc>
+          <w:tcPr>
+            <w:tcW w:w="2340" w:type="dxa"/>
+          </w:tcPr>
+          <w:p>
+            <w:pPr/>
+            <w:r>
+              <w:rPr>
+                <w:b/>
+              </w:rPr>
+              <w:t xml:space="preserve">Format</w:t>
+            </w:r>
+          </w:p>
+        </w:tc>
+        <w:tc>
+          <w:tcPr>
+            <w:tcW w:w="2340" w:type="dxa"/>
+          </w:tcPr>
+          <w:p>
+            <w:pPr/>
+            <w:r>
+              <w:t xml:space="preserve">Text</w:t>
+            </w:r>
+          </w:p>
+        </w:tc>
+        <w:tc>
+          <w:tcPr>
+            <w:tcW w:w="2340" w:type="dxa"/>
+          </w:tcPr>
+          <w:p>
+            <w:pPr/>
+            <w:r>
+              <w:rPr>
+                <w:b/>
+              </w:rPr>
+              <w:t xml:space="preserve">Valid Range</w:t>
+            </w:r>
+          </w:p>
+        </w:tc>
+        <w:tc>
+          <w:tcPr>
+            <w:tcW w:w="2340" w:type="dxa"/>
+          </w:tcPr>
+          <w:p>
+            <w:pPr/>
+            <w:r>
+              <w:t xml:space="preserve">目前 Session 與公司授權</w:t>
+            </w:r>
+          </w:p>
+        </w:tc>
+      </w:tr>
+      <w:tr>
+        <w:tc>
+          <w:tcPr>
+            <w:tcW w:w="2340" w:type="dxa"/>
+          </w:tcPr>
+          <w:p>
+            <w:pPr/>
+            <w:r>
+              <w:rPr>
+                <w:b/>
+              </w:rPr>
+              <w:t xml:space="preserve">Related I/O</w:t>
+            </w:r>
+          </w:p>
+        </w:tc>
+        <w:tc>
+          <w:tcPr>
+            <w:tcW w:w="7020" w:type="dxa"/>
+            <w:gridSpan w:val="3"/>
+          </w:tcPr>
+          <w:p>
+            <w:pPr/>
+            <w:r>
+              <w:t xml:space="preserve">None</w:t>
+            </w:r>
+          </w:p>
+        </w:tc>
+      </w:tr>
+      <w:tr>
+        <w:tc>
+          <w:tcPr>
+            <w:tcW w:w="2340" w:type="dxa"/>
+          </w:tcPr>
+          <w:p>
+            <w:pPr/>
+            <w:r>
+              <w:rPr>
+                <w:b/>
+              </w:rPr>
+              <w:t xml:space="preserve">Author</w:t>
+            </w:r>
+          </w:p>
+        </w:tc>
+        <w:tc>
+          <w:tcPr>
+            <w:tcW w:w="7020" w:type="dxa"/>
+            <w:gridSpan w:val="3"/>
+          </w:tcPr>
+          <w:p>
+            <w:pPr/>
+            <w:r>
+              <w:t xml:space="preserve">Developer</w:t>
+            </w:r>
+          </w:p>
+        </w:tc>
+      </w:tr>
+    </w:tbl>
+    <w:p/>
+    <w:tbl>
+      <w:tblPr>
+        <w:tblStyle w:val="TableGrid"/>
+        <w:tblW w:w="9360" w:type="dxa"/>
+        <w:jc w:val="left"/>
+        <w:tblBorders>
+          <w:top w:val="single" w:color="000000" w:sz="6" w:space="0"/>
+          <w:left w:val="single" w:color="000000" w:sz="6" w:space="0"/>
+          <w:bottom w:val="single" w:color="000000" w:sz="6" w:space="0"/>
+          <w:right w:val="single" w:color="000000" w:sz="6" w:space="0"/>
+          <w:insideH w:val="single" w:color="000000" w:sz="6" w:space="0"/>
+          <w:insideV w:val="single" w:color="000000" w:sz="6" w:space="0"/>
+        </w:tblBorders>
+        <w:tblLayout w:type="fixed"/>
+        <w:tblCellMar>
+          <w:top w:w="100" w:type="dxa"/>
+          <w:left w:w="100" w:type="dxa"/>
+          <w:bottom w:w="100" w:type="dxa"/>
+          <w:right w:w="100" w:type="dxa"/>
+        </w:tblCellMar>
+      </w:tblPr>
+      <w:tblGrid>
+        <w:gridCol w:w="2340"/>
+        <w:gridCol w:w="2340"/>
+        <w:gridCol w:w="2340"/>
+        <w:gridCol w:w="2340"/>
+      </w:tblGrid>
+      <w:tr>
+        <w:tc>
+          <w:tcPr>
+            <w:tcW w:w="2340" w:type="dxa"/>
+          </w:tcPr>
+          <w:p>
+            <w:pPr/>
+            <w:r>
+              <w:rPr>
+                <w:b/>
+              </w:rPr>
+              <w:t xml:space="preserve">Requirement ID</w:t>
+            </w:r>
+          </w:p>
+        </w:tc>
+        <w:tc>
+          <w:tcPr>
+            <w:tcW w:w="2340" w:type="dxa"/>
+          </w:tcPr>
+          <w:p>
+            <w:pPr/>
+            <w:r>
+              <w:t xml:space="preserve">REQ_IO_A1.2.2</w:t>
+            </w:r>
+          </w:p>
+        </w:tc>
+        <w:tc>
+          <w:tcPr>
+            <w:tcW w:w="2340" w:type="dxa"/>
+          </w:tcPr>
+          <w:p>
+            <w:pPr/>
+            <w:r>
+              <w:rPr>
+                <w:b/>
+              </w:rPr>
+              <w:t xml:space="preserve">Version</w:t>
+            </w:r>
+          </w:p>
+        </w:tc>
+        <w:tc>
+          <w:tcPr>
+            <w:tcW w:w="2340" w:type="dxa"/>
+          </w:tcPr>
+          <w:p>
+            <w:pPr/>
+            <w:r>
+              <w:t xml:space="preserve">1.0</w:t>
+            </w:r>
+          </w:p>
+        </w:tc>
+      </w:tr>
+      <w:tr>
+        <w:tc>
+          <w:tcPr>
+            <w:tcW w:w="2340" w:type="dxa"/>
+          </w:tcPr>
+          <w:p>
+            <w:pPr/>
+            <w:r>
+              <w:rPr>
+                <w:b/>
+              </w:rPr>
+              <w:t xml:space="preserve">Item</w:t>
+            </w:r>
+          </w:p>
+        </w:tc>
+        <w:tc>
+          <w:tcPr>
+            <w:tcW w:w="7020" w:type="dxa"/>
+            <w:gridSpan w:val="3"/>
+          </w:tcPr>
+          <w:p>
+            <w:pPr/>
+            <w:r>
+              <w:t xml:space="preserve">Change Password (Link)</w:t>
+            </w:r>
+          </w:p>
+        </w:tc>
+      </w:tr>
+      <w:tr>
+        <w:tc>
+          <w:tcPr>
+            <w:tcW w:w="2340" w:type="dxa"/>
+          </w:tcPr>
+          <w:p>
+            <w:pPr/>
+            <w:r>
+              <w:rPr>
+                <w:b/>
+              </w:rPr>
+              <w:t xml:space="preserve">Description</w:t>
+            </w:r>
+          </w:p>
+        </w:tc>
+        <w:tc>
+          <w:tcPr>
+            <w:tcW w:w="7020" w:type="dxa"/>
+            <w:gridSpan w:val="3"/>
+          </w:tcPr>
+          <w:p>
+            <w:pPr/>
+            <w:r>
+              <w:t xml:space="preserve">修改密碼入口</w:t>
+            </w:r>
+          </w:p>
+        </w:tc>
+      </w:tr>
+      <w:tr>
+        <w:tc>
+          <w:tcPr>
+            <w:tcW w:w="2340" w:type="dxa"/>
+          </w:tcPr>
+          <w:p>
+            <w:pPr/>
+            <w:r>
+              <w:rPr>
+                <w:b/>
+              </w:rPr>
+              <w:t xml:space="preserve">Purpose</w:t>
+            </w:r>
+          </w:p>
+        </w:tc>
+        <w:tc>
+          <w:tcPr>
+            <w:tcW w:w="7020" w:type="dxa"/>
+            <w:gridSpan w:val="3"/>
+          </w:tcPr>
+          <w:p>
+            <w:pPr/>
+            <w:r>
+              <w:t xml:space="preserve">開啟本人修改表單</w:t>
+            </w:r>
+          </w:p>
+        </w:tc>
+      </w:tr>
+      <w:tr>
+        <w:tc>
+          <w:tcPr>
+            <w:tcW w:w="2340" w:type="dxa"/>
+          </w:tcPr>
+          <w:p>
+            <w:pPr/>
+            <w:r>
+              <w:rPr>
+                <w:b/>
+              </w:rPr>
+              <w:t xml:space="preserve">Format</w:t>
+            </w:r>
+          </w:p>
+        </w:tc>
+        <w:tc>
+          <w:tcPr>
+            <w:tcW w:w="2340" w:type="dxa"/>
+          </w:tcPr>
+          <w:p>
+            <w:pPr/>
+            <w:r>
+              <w:t xml:space="preserve">Link</w:t>
+            </w:r>
+          </w:p>
+        </w:tc>
+        <w:tc>
+          <w:tcPr>
+            <w:tcW w:w="2340" w:type="dxa"/>
+          </w:tcPr>
+          <w:p>
+            <w:pPr/>
+            <w:r>
+              <w:rPr>
+                <w:b/>
+              </w:rPr>
+              <w:t xml:space="preserve">Valid Range</w:t>
+            </w:r>
+          </w:p>
+        </w:tc>
+        <w:tc>
+          <w:tcPr>
+            <w:tcW w:w="2340" w:type="dxa"/>
+          </w:tcPr>
+          <w:p>
+            <w:pPr/>
+            <w:r>
+              <w:t xml:space="preserve">/change-password</w:t>
+            </w:r>
+          </w:p>
+        </w:tc>
+      </w:tr>
+      <w:tr>
+        <w:tc>
+          <w:tcPr>
+            <w:tcW w:w="2340" w:type="dxa"/>
+          </w:tcPr>
+          <w:p>
+            <w:pPr/>
+            <w:r>
+              <w:rPr>
+                <w:b/>
+              </w:rPr>
+              <w:t xml:space="preserve">Related I/O</w:t>
+            </w:r>
+          </w:p>
+        </w:tc>
+        <w:tc>
+          <w:tcPr>
+            <w:tcW w:w="7020" w:type="dxa"/>
+            <w:gridSpan w:val="3"/>
+          </w:tcPr>
+          <w:p>
+            <w:pPr/>
+            <w:r>
+              <w:t xml:space="preserve">REQ_IO_A1.3.1</w:t>
+            </w:r>
+          </w:p>
+        </w:tc>
+      </w:tr>
+      <w:tr>
+        <w:tc>
+          <w:tcPr>
+            <w:tcW w:w="2340" w:type="dxa"/>
+          </w:tcPr>
+          <w:p>
+            <w:pPr/>
+            <w:r>
+              <w:rPr>
+                <w:b/>
+              </w:rPr>
+              <w:t xml:space="preserve">Author</w:t>
+            </w:r>
+          </w:p>
+        </w:tc>
+        <w:tc>
+          <w:tcPr>
+            <w:tcW w:w="7020" w:type="dxa"/>
+            <w:gridSpan w:val="3"/>
+          </w:tcPr>
+          <w:p>
+            <w:pPr/>
+            <w:r>
+              <w:t xml:space="preserve">Developer</w:t>
+            </w:r>
+          </w:p>
+        </w:tc>
+      </w:tr>
+    </w:tbl>
+    <w:p/>
+    <w:tbl>
+      <w:tblPr>
+        <w:tblStyle w:val="TableGrid"/>
+        <w:tblW w:w="9360" w:type="dxa"/>
+        <w:jc w:val="left"/>
+        <w:tblBorders>
+          <w:top w:val="single" w:color="000000" w:sz="6" w:space="0"/>
+          <w:left w:val="single" w:color="000000" w:sz="6" w:space="0"/>
+          <w:bottom w:val="single" w:color="000000" w:sz="6" w:space="0"/>
+          <w:right w:val="single" w:color="000000" w:sz="6" w:space="0"/>
+          <w:insideH w:val="single" w:color="000000" w:sz="6" w:space="0"/>
+          <w:insideV w:val="single" w:color="000000" w:sz="6" w:space="0"/>
+        </w:tblBorders>
+        <w:tblLayout w:type="fixed"/>
+        <w:tblCellMar>
+          <w:top w:w="100" w:type="dxa"/>
+          <w:left w:w="100" w:type="dxa"/>
+          <w:bottom w:w="100" w:type="dxa"/>
+          <w:right w:w="100" w:type="dxa"/>
+        </w:tblCellMar>
+      </w:tblPr>
+      <w:tblGrid>
+        <w:gridCol w:w="2340"/>
+        <w:gridCol w:w="2340"/>
+        <w:gridCol w:w="2340"/>
+        <w:gridCol w:w="2340"/>
+      </w:tblGrid>
+      <w:tr>
+        <w:tc>
+          <w:tcPr>
+            <w:tcW w:w="2340" w:type="dxa"/>
+          </w:tcPr>
+          <w:p>
+            <w:pPr/>
+            <w:r>
+              <w:rPr>
+                <w:b/>
+              </w:rPr>
+              <w:t xml:space="preserve">Requirement ID</w:t>
+            </w:r>
+          </w:p>
+        </w:tc>
+        <w:tc>
+          <w:tcPr>
+            <w:tcW w:w="2340" w:type="dxa"/>
+          </w:tcPr>
+          <w:p>
+            <w:pPr/>
+            <w:r>
+              <w:t xml:space="preserve">REQ_IO_A1.2.3</w:t>
+            </w:r>
+          </w:p>
+        </w:tc>
+        <w:tc>
+          <w:tcPr>
+            <w:tcW w:w="2340" w:type="dxa"/>
+          </w:tcPr>
+          <w:p>
+            <w:pPr/>
+            <w:r>
+              <w:rPr>
+                <w:b/>
+              </w:rPr>
+              <w:t xml:space="preserve">Version</w:t>
+            </w:r>
+          </w:p>
+        </w:tc>
+        <w:tc>
+          <w:tcPr>
+            <w:tcW w:w="2340" w:type="dxa"/>
+          </w:tcPr>
+          <w:p>
+            <w:pPr/>
+            <w:r>
+              <w:t xml:space="preserve">1.0</w:t>
+            </w:r>
+          </w:p>
+        </w:tc>
+      </w:tr>
+      <w:tr>
+        <w:tc>
+          <w:tcPr>
+            <w:tcW w:w="2340" w:type="dxa"/>
+          </w:tcPr>
+          <w:p>
+            <w:pPr/>
+            <w:r>
+              <w:rPr>
+                <w:b/>
+              </w:rPr>
+              <w:t xml:space="preserve">Item</w:t>
+            </w:r>
+          </w:p>
+        </w:tc>
+        <w:tc>
+          <w:tcPr>
+            <w:tcW w:w="7020" w:type="dxa"/>
+            <w:gridSpan w:val="3"/>
+          </w:tcPr>
+          <w:p>
+            <w:pPr/>
+            <w:r>
+              <w:t xml:space="preserve">Personal Settings (Link)</w:t>
+            </w:r>
+          </w:p>
+        </w:tc>
+      </w:tr>
+      <w:tr>
+        <w:tc>
+          <w:tcPr>
+            <w:tcW w:w="2340" w:type="dxa"/>
+          </w:tcPr>
+          <w:p>
+            <w:pPr/>
+            <w:r>
+              <w:rPr>
+                <w:b/>
+              </w:rPr>
+              <w:t xml:space="preserve">Description</w:t>
+            </w:r>
+          </w:p>
+        </w:tc>
+        <w:tc>
+          <w:tcPr>
+            <w:tcW w:w="7020" w:type="dxa"/>
+            <w:gridSpan w:val="3"/>
+          </w:tcPr>
+          <w:p>
+            <w:pPr/>
+            <w:r>
+              <w:t xml:space="preserve">個人設定入口</w:t>
+            </w:r>
+          </w:p>
+        </w:tc>
+      </w:tr>
+      <w:tr>
+        <w:tc>
+          <w:tcPr>
+            <w:tcW w:w="2340" w:type="dxa"/>
+          </w:tcPr>
+          <w:p>
+            <w:pPr/>
+            <w:r>
+              <w:rPr>
+                <w:b/>
+              </w:rPr>
+              <w:t xml:space="preserve">Purpose</w:t>
+            </w:r>
+          </w:p>
+        </w:tc>
+        <w:tc>
+          <w:tcPr>
+            <w:tcW w:w="7020" w:type="dxa"/>
+            <w:gridSpan w:val="3"/>
+          </w:tcPr>
+          <w:p>
+            <w:pPr/>
+            <w:r>
+              <w:t xml:space="preserve">開啟偏好頁</w:t>
+            </w:r>
+          </w:p>
+        </w:tc>
+      </w:tr>
+      <w:tr>
+        <w:tc>
+          <w:tcPr>
+            <w:tcW w:w="2340" w:type="dxa"/>
+          </w:tcPr>
+          <w:p>
+            <w:pPr/>
+            <w:r>
+              <w:rPr>
+                <w:b/>
+              </w:rPr>
+              <w:t xml:space="preserve">Format</w:t>
+            </w:r>
+          </w:p>
+        </w:tc>
+        <w:tc>
+          <w:tcPr>
+            <w:tcW w:w="2340" w:type="dxa"/>
+          </w:tcPr>
+          <w:p>
+            <w:pPr/>
+            <w:r>
+              <w:t xml:space="preserve">Link</w:t>
+            </w:r>
+          </w:p>
+        </w:tc>
+        <w:tc>
+          <w:tcPr>
+            <w:tcW w:w="2340" w:type="dxa"/>
+          </w:tcPr>
+          <w:p>
+            <w:pPr/>
+            <w:r>
+              <w:rPr>
+                <w:b/>
+              </w:rPr>
+              <w:t xml:space="preserve">Valid Range</w:t>
+            </w:r>
+          </w:p>
+        </w:tc>
+        <w:tc>
+          <w:tcPr>
+            <w:tcW w:w="2340" w:type="dxa"/>
+          </w:tcPr>
+          <w:p>
+            <w:pPr/>
+            <w:r>
+              <w:t xml:space="preserve">/personal-settings</w:t>
+            </w:r>
+          </w:p>
+        </w:tc>
+      </w:tr>
+      <w:tr>
+        <w:tc>
+          <w:tcPr>
+            <w:tcW w:w="2340" w:type="dxa"/>
+          </w:tcPr>
+          <w:p>
+            <w:pPr/>
+            <w:r>
+              <w:rPr>
+                <w:b/>
+              </w:rPr>
+              <w:t xml:space="preserve">Related I/O</w:t>
+            </w:r>
+          </w:p>
+        </w:tc>
+        <w:tc>
+          <w:tcPr>
+            <w:tcW w:w="7020" w:type="dxa"/>
+            <w:gridSpan w:val="3"/>
+          </w:tcPr>
+          <w:p>
+            <w:pPr/>
+            <w:r>
+              <w:t xml:space="preserve">REQ_IO_A1.4.1</w:t>
+            </w:r>
+          </w:p>
+        </w:tc>
+      </w:tr>
+      <w:tr>
+        <w:tc>
+          <w:tcPr>
+            <w:tcW w:w="2340" w:type="dxa"/>
+          </w:tcPr>
+          <w:p>
+            <w:pPr/>
+            <w:r>
+              <w:rPr>
+                <w:b/>
+              </w:rPr>
+              <w:t xml:space="preserve">Author</w:t>
+            </w:r>
+          </w:p>
+        </w:tc>
+        <w:tc>
+          <w:tcPr>
+            <w:tcW w:w="7020" w:type="dxa"/>
+            <w:gridSpan w:val="3"/>
+          </w:tcPr>
+          <w:p>
+            <w:pPr/>
+            <w:r>
+              <w:t xml:space="preserve">Developer</w:t>
+            </w:r>
+          </w:p>
+        </w:tc>
+      </w:tr>
+    </w:tbl>
+    <w:p/>
+    <w:p>
+      <w:pPr>
+        <w:pStyle w:val="Heading5"/>
+      </w:pPr>
+      <w:r>
+        <w:t xml:space="preserve">4.4.1.1.3 Change Password Interface</w:t>
+      </w:r>
+    </w:p>
+    <w:tbl>
+      <w:tblPr>
+        <w:tblStyle w:val="TableGrid"/>
+        <w:tblW w:w="9360" w:type="dxa"/>
+        <w:jc w:val="left"/>
+        <w:tblBorders>
+          <w:top w:val="single" w:color="000000" w:sz="6" w:space="0"/>
+          <w:left w:val="single" w:color="000000" w:sz="6" w:space="0"/>
+          <w:bottom w:val="single" w:color="000000" w:sz="6" w:space="0"/>
+          <w:right w:val="single" w:color="000000" w:sz="6" w:space="0"/>
+          <w:insideH w:val="single" w:color="000000" w:sz="6" w:space="0"/>
+          <w:insideV w:val="single" w:color="000000" w:sz="6" w:space="0"/>
+        </w:tblBorders>
+        <w:tblLayout w:type="fixed"/>
+        <w:tblCellMar>
+          <w:top w:w="100" w:type="dxa"/>
+          <w:left w:w="100" w:type="dxa"/>
+          <w:bottom w:w="100" w:type="dxa"/>
+          <w:right w:w="100" w:type="dxa"/>
+        </w:tblCellMar>
+      </w:tblPr>
+      <w:tblGrid>
+        <w:gridCol w:w="2340"/>
+        <w:gridCol w:w="2340"/>
+        <w:gridCol w:w="2340"/>
+        <w:gridCol w:w="2340"/>
+      </w:tblGrid>
+      <w:tr>
+        <w:tc>
+          <w:tcPr>
+            <w:tcW w:w="2340" w:type="dxa"/>
+          </w:tcPr>
+          <w:p>
+            <w:pPr/>
+            <w:r>
+              <w:rPr>
+                <w:b/>
+              </w:rPr>
+              <w:t xml:space="preserve">Requirement ID</w:t>
+            </w:r>
+          </w:p>
+        </w:tc>
+        <w:tc>
+          <w:tcPr>
+            <w:tcW w:w="2340" w:type="dxa"/>
+          </w:tcPr>
+          <w:p>
+            <w:pPr/>
+            <w:r>
+              <w:t xml:space="preserve">REQ_IO_A1.3.1</w:t>
+            </w:r>
+          </w:p>
+        </w:tc>
+        <w:tc>
+          <w:tcPr>
+            <w:tcW w:w="2340" w:type="dxa"/>
+          </w:tcPr>
+          <w:p>
+            <w:pPr/>
+            <w:r>
+              <w:rPr>
+                <w:b/>
+              </w:rPr>
+              <w:t xml:space="preserve">Version</w:t>
+            </w:r>
+          </w:p>
+        </w:tc>
+        <w:tc>
+          <w:tcPr>
+            <w:tcW w:w="2340" w:type="dxa"/>
+          </w:tcPr>
+          <w:p>
+            <w:pPr/>
+            <w:r>
+              <w:t xml:space="preserve">1.0</w:t>
+            </w:r>
+          </w:p>
+        </w:tc>
+      </w:tr>
+      <w:tr>
+        <w:tc>
+          <w:tcPr>
+            <w:tcW w:w="2340" w:type="dxa"/>
+          </w:tcPr>
+          <w:p>
+            <w:pPr/>
+            <w:r>
+              <w:rPr>
+                <w:b/>
+              </w:rPr>
+              <w:t xml:space="preserve">Item</w:t>
+            </w:r>
+          </w:p>
+        </w:tc>
+        <w:tc>
+          <w:tcPr>
+            <w:tcW w:w="7020" w:type="dxa"/>
+            <w:gridSpan w:val="3"/>
+          </w:tcPr>
+          <w:p>
+            <w:pPr/>
+            <w:r>
+              <w:t xml:space="preserve">Current Password (Input)</w:t>
+            </w:r>
+          </w:p>
+        </w:tc>
+      </w:tr>
+      <w:tr>
+        <w:tc>
+          <w:tcPr>
+            <w:tcW w:w="2340" w:type="dxa"/>
+          </w:tcPr>
+          <w:p>
+            <w:pPr/>
+            <w:r>
+              <w:rPr>
+                <w:b/>
+              </w:rPr>
+              <w:t xml:space="preserve">Description</w:t>
+            </w:r>
+          </w:p>
+        </w:tc>
+        <w:tc>
+          <w:tcPr>
+            <w:tcW w:w="7020" w:type="dxa"/>
+            <w:gridSpan w:val="3"/>
+          </w:tcPr>
+          <w:p>
+            <w:pPr/>
+            <w:r>
+              <w:t xml:space="preserve">目前密碼</w:t>
+            </w:r>
+          </w:p>
+        </w:tc>
+      </w:tr>
+      <w:tr>
+        <w:tc>
+          <w:tcPr>
+            <w:tcW w:w="2340" w:type="dxa"/>
+          </w:tcPr>
+          <w:p>
+            <w:pPr/>
+            <w:r>
+              <w:rPr>
+                <w:b/>
+              </w:rPr>
+              <w:t xml:space="preserve">Purpose</w:t>
+            </w:r>
+          </w:p>
+        </w:tc>
+        <w:tc>
+          <w:tcPr>
+            <w:tcW w:w="7020" w:type="dxa"/>
+            <w:gridSpan w:val="3"/>
+          </w:tcPr>
+          <w:p>
+            <w:pPr/>
+            <w:r>
+              <w:t xml:space="preserve">驗證本人</w:t>
+            </w:r>
+          </w:p>
+        </w:tc>
+      </w:tr>
+      <w:tr>
+        <w:tc>
+          <w:tcPr>
+            <w:tcW w:w="2340" w:type="dxa"/>
+          </w:tcPr>
+          <w:p>
+            <w:pPr/>
+            <w:r>
+              <w:rPr>
+                <w:b/>
+              </w:rPr>
+              <w:t xml:space="preserve">Format</w:t>
+            </w:r>
+          </w:p>
+        </w:tc>
+        <w:tc>
+          <w:tcPr>
+            <w:tcW w:w="2340" w:type="dxa"/>
+          </w:tcPr>
+          <w:p>
+            <w:pPr/>
+            <w:r>
+              <w:t xml:space="preserve">Password</w:t>
+            </w:r>
+          </w:p>
+        </w:tc>
+        <w:tc>
+          <w:tcPr>
+            <w:tcW w:w="2340" w:type="dxa"/>
+          </w:tcPr>
+          <w:p>
+            <w:pPr/>
+            <w:r>
+              <w:rPr>
+                <w:b/>
+              </w:rPr>
+              <w:t xml:space="preserve">Valid Range</w:t>
+            </w:r>
+          </w:p>
+        </w:tc>
+        <w:tc>
+          <w:tcPr>
+            <w:tcW w:w="2340" w:type="dxa"/>
+          </w:tcPr>
+          <w:p>
+            <w:pPr/>
+            <w:r>
+              <w:t xml:space="preserve">必填，最多 128 字元</w:t>
+            </w:r>
+          </w:p>
+        </w:tc>
+      </w:tr>
+      <w:tr>
+        <w:tc>
+          <w:tcPr>
+            <w:tcW w:w="2340" w:type="dxa"/>
+          </w:tcPr>
+          <w:p>
+            <w:pPr/>
+            <w:r>
+              <w:rPr>
+                <w:b/>
+              </w:rPr>
+              <w:t xml:space="preserve">Related I/O</w:t>
+            </w:r>
+          </w:p>
+        </w:tc>
+        <w:tc>
+          <w:tcPr>
+            <w:tcW w:w="7020" w:type="dxa"/>
+            <w:gridSpan w:val="3"/>
+          </w:tcPr>
+          <w:p>
+            <w:pPr/>
+            <w:r>
+              <w:t xml:space="preserve">None</w:t>
+            </w:r>
+          </w:p>
+        </w:tc>
+      </w:tr>
+      <w:tr>
+        <w:tc>
+          <w:tcPr>
+            <w:tcW w:w="2340" w:type="dxa"/>
+          </w:tcPr>
+          <w:p>
+            <w:pPr/>
+            <w:r>
+              <w:rPr>
+                <w:b/>
+              </w:rPr>
+              <w:t xml:space="preserve">Author</w:t>
+            </w:r>
+          </w:p>
+        </w:tc>
+        <w:tc>
+          <w:tcPr>
+            <w:tcW w:w="7020" w:type="dxa"/>
+            <w:gridSpan w:val="3"/>
+          </w:tcPr>
+          <w:p>
+            <w:pPr/>
+            <w:r>
+              <w:t xml:space="preserve">Developer</w:t>
+            </w:r>
+          </w:p>
+        </w:tc>
+      </w:tr>
+    </w:tbl>
+    <w:p/>
+    <w:tbl>
+      <w:tblPr>
+        <w:tblStyle w:val="TableGrid"/>
+        <w:tblW w:w="9360" w:type="dxa"/>
+        <w:jc w:val="left"/>
+        <w:tblBorders>
+          <w:top w:val="single" w:color="000000" w:sz="6" w:space="0"/>
+          <w:left w:val="single" w:color="000000" w:sz="6" w:space="0"/>
+          <w:bottom w:val="single" w:color="000000" w:sz="6" w:space="0"/>
+          <w:right w:val="single" w:color="000000" w:sz="6" w:space="0"/>
+          <w:insideH w:val="single" w:color="000000" w:sz="6" w:space="0"/>
+          <w:insideV w:val="single" w:color="000000" w:sz="6" w:space="0"/>
+        </w:tblBorders>
+        <w:tblLayout w:type="fixed"/>
+        <w:tblCellMar>
+          <w:top w:w="100" w:type="dxa"/>
+          <w:left w:w="100" w:type="dxa"/>
+          <w:bottom w:w="100" w:type="dxa"/>
+          <w:right w:w="100" w:type="dxa"/>
+        </w:tblCellMar>
+      </w:tblPr>
+      <w:tblGrid>
+        <w:gridCol w:w="2340"/>
+        <w:gridCol w:w="2340"/>
+        <w:gridCol w:w="2340"/>
+        <w:gridCol w:w="2340"/>
+      </w:tblGrid>
+      <w:tr>
+        <w:tc>
+          <w:tcPr>
+            <w:tcW w:w="2340" w:type="dxa"/>
+          </w:tcPr>
+          <w:p>
+            <w:pPr/>
+            <w:r>
+              <w:rPr>
+                <w:b/>
+              </w:rPr>
+              <w:t xml:space="preserve">Requirement ID</w:t>
+            </w:r>
+          </w:p>
+        </w:tc>
+        <w:tc>
+          <w:tcPr>
+            <w:tcW w:w="2340" w:type="dxa"/>
+          </w:tcPr>
+          <w:p>
+            <w:pPr/>
+            <w:r>
+              <w:t xml:space="preserve">REQ_IO_A1.3.2</w:t>
+            </w:r>
+          </w:p>
+        </w:tc>
+        <w:tc>
+          <w:tcPr>
+            <w:tcW w:w="2340" w:type="dxa"/>
+          </w:tcPr>
+          <w:p>
+            <w:pPr/>
+            <w:r>
+              <w:rPr>
+                <w:b/>
+              </w:rPr>
+              <w:t xml:space="preserve">Version</w:t>
+            </w:r>
+          </w:p>
+        </w:tc>
+        <w:tc>
+          <w:tcPr>
+            <w:tcW w:w="2340" w:type="dxa"/>
+          </w:tcPr>
+          <w:p>
+            <w:pPr/>
+            <w:r>
+              <w:t xml:space="preserve">1.0</w:t>
+            </w:r>
+          </w:p>
+        </w:tc>
+      </w:tr>
+      <w:tr>
+        <w:tc>
+          <w:tcPr>
+            <w:tcW w:w="2340" w:type="dxa"/>
+          </w:tcPr>
+          <w:p>
+            <w:pPr/>
+            <w:r>
+              <w:rPr>
+                <w:b/>
+              </w:rPr>
+              <w:t xml:space="preserve">Item</w:t>
+            </w:r>
+          </w:p>
+        </w:tc>
+        <w:tc>
+          <w:tcPr>
+            <w:tcW w:w="7020" w:type="dxa"/>
+            <w:gridSpan w:val="3"/>
+          </w:tcPr>
+          <w:p>
+            <w:pPr/>
+            <w:r>
+              <w:t xml:space="preserve">New Password (Input)</w:t>
+            </w:r>
+          </w:p>
+        </w:tc>
+      </w:tr>
+      <w:tr>
+        <w:tc>
+          <w:tcPr>
+            <w:tcW w:w="2340" w:type="dxa"/>
+          </w:tcPr>
+          <w:p>
+            <w:pPr/>
+            <w:r>
+              <w:rPr>
+                <w:b/>
+              </w:rPr>
+              <w:t xml:space="preserve">Description</w:t>
+            </w:r>
+          </w:p>
+        </w:tc>
+        <w:tc>
+          <w:tcPr>
+            <w:tcW w:w="7020" w:type="dxa"/>
+            <w:gridSpan w:val="3"/>
+          </w:tcPr>
+          <w:p>
+            <w:pPr/>
+            <w:r>
+              <w:t xml:space="preserve">新密碼與確認</w:t>
+            </w:r>
+          </w:p>
+        </w:tc>
+      </w:tr>
+      <w:tr>
+        <w:tc>
+          <w:tcPr>
+            <w:tcW w:w="2340" w:type="dxa"/>
+          </w:tcPr>
+          <w:p>
+            <w:pPr/>
+            <w:r>
+              <w:rPr>
+                <w:b/>
+              </w:rPr>
+              <w:t xml:space="preserve">Purpose</w:t>
+            </w:r>
+          </w:p>
+        </w:tc>
+        <w:tc>
+          <w:tcPr>
+            <w:tcW w:w="7020" w:type="dxa"/>
+            <w:gridSpan w:val="3"/>
+          </w:tcPr>
+          <w:p>
+            <w:pPr/>
+            <w:r>
+              <w:t xml:space="preserve">符合密碼政策並避免輸入錯誤</w:t>
+            </w:r>
+          </w:p>
+        </w:tc>
+      </w:tr>
+      <w:tr>
+        <w:tc>
+          <w:tcPr>
+            <w:tcW w:w="2340" w:type="dxa"/>
+          </w:tcPr>
+          <w:p>
+            <w:pPr/>
+            <w:r>
+              <w:rPr>
+                <w:b/>
+              </w:rPr>
+              <w:t xml:space="preserve">Format</w:t>
+            </w:r>
+          </w:p>
+        </w:tc>
+        <w:tc>
+          <w:tcPr>
+            <w:tcW w:w="2340" w:type="dxa"/>
+          </w:tcPr>
+          <w:p>
+            <w:pPr/>
+            <w:r>
+              <w:t xml:space="preserve">Password</w:t>
+            </w:r>
+          </w:p>
+        </w:tc>
+        <w:tc>
+          <w:tcPr>
+            <w:tcW w:w="2340" w:type="dxa"/>
+          </w:tcPr>
+          <w:p>
+            <w:pPr/>
+            <w:r>
+              <w:rPr>
+                <w:b/>
+              </w:rPr>
+              <w:t xml:space="preserve">Valid Range</w:t>
+            </w:r>
+          </w:p>
+        </w:tc>
+        <w:tc>
+          <w:tcPr>
+            <w:tcW w:w="2340" w:type="dxa"/>
+          </w:tcPr>
+          <w:p>
+            <w:pPr/>
+            <w:r>
+              <w:t xml:space="preserve">必填、兩次相同、不同於舊密碼</w:t>
+            </w:r>
+          </w:p>
+        </w:tc>
+      </w:tr>
+      <w:tr>
+        <w:tc>
+          <w:tcPr>
+            <w:tcW w:w="2340" w:type="dxa"/>
+          </w:tcPr>
+          <w:p>
+            <w:pPr/>
+            <w:r>
+              <w:rPr>
+                <w:b/>
+              </w:rPr>
+              <w:t xml:space="preserve">Related I/O</w:t>
+            </w:r>
+          </w:p>
+        </w:tc>
+        <w:tc>
+          <w:tcPr>
+            <w:tcW w:w="7020" w:type="dxa"/>
+            <w:gridSpan w:val="3"/>
+          </w:tcPr>
+          <w:p>
+            <w:pPr/>
+            <w:r>
+              <w:t xml:space="preserve">None</w:t>
+            </w:r>
+          </w:p>
+        </w:tc>
+      </w:tr>
+      <w:tr>
+        <w:tc>
+          <w:tcPr>
+            <w:tcW w:w="2340" w:type="dxa"/>
+          </w:tcPr>
+          <w:p>
+            <w:pPr/>
+            <w:r>
+              <w:rPr>
+                <w:b/>
+              </w:rPr>
+              <w:t xml:space="preserve">Author</w:t>
+            </w:r>
+          </w:p>
+        </w:tc>
+        <w:tc>
+          <w:tcPr>
+            <w:tcW w:w="7020" w:type="dxa"/>
+            <w:gridSpan w:val="3"/>
+          </w:tcPr>
+          <w:p>
+            <w:pPr/>
+            <w:r>
+              <w:t xml:space="preserve">Developer</w:t>
+            </w:r>
+          </w:p>
+        </w:tc>
+      </w:tr>
+    </w:tbl>
+    <w:p/>
+    <w:tbl>
+      <w:tblPr>
+        <w:tblStyle w:val="TableGrid"/>
+        <w:tblW w:w="9360" w:type="dxa"/>
+        <w:jc w:val="left"/>
+        <w:tblBorders>
+          <w:top w:val="single" w:color="000000" w:sz="6" w:space="0"/>
+          <w:left w:val="single" w:color="000000" w:sz="6" w:space="0"/>
+          <w:bottom w:val="single" w:color="000000" w:sz="6" w:space="0"/>
+          <w:right w:val="single" w:color="000000" w:sz="6" w:space="0"/>
+          <w:insideH w:val="single" w:color="000000" w:sz="6" w:space="0"/>
+          <w:insideV w:val="single" w:color="000000" w:sz="6" w:space="0"/>
+        </w:tblBorders>
+        <w:tblLayout w:type="fixed"/>
+        <w:tblCellMar>
+          <w:top w:w="100" w:type="dxa"/>
+          <w:left w:w="100" w:type="dxa"/>
+          <w:bottom w:w="100" w:type="dxa"/>
+          <w:right w:w="100" w:type="dxa"/>
+        </w:tblCellMar>
+      </w:tblPr>
+      <w:tblGrid>
+        <w:gridCol w:w="2340"/>
+        <w:gridCol w:w="2340"/>
+        <w:gridCol w:w="2340"/>
+        <w:gridCol w:w="2340"/>
+      </w:tblGrid>
+      <w:tr>
+        <w:tc>
+          <w:tcPr>
+            <w:tcW w:w="2340" w:type="dxa"/>
+          </w:tcPr>
+          <w:p>
+            <w:pPr/>
+            <w:r>
+              <w:rPr>
+                <w:b/>
+              </w:rPr>
+              <w:t xml:space="preserve">Requirement ID</w:t>
+            </w:r>
+          </w:p>
+        </w:tc>
+        <w:tc>
+          <w:tcPr>
+            <w:tcW w:w="2340" w:type="dxa"/>
+          </w:tcPr>
+          <w:p>
+            <w:pPr/>
+            <w:r>
+              <w:t xml:space="preserve">REQ_IO_A1.3.3</w:t>
+            </w:r>
+          </w:p>
+        </w:tc>
+        <w:tc>
+          <w:tcPr>
+            <w:tcW w:w="2340" w:type="dxa"/>
+          </w:tcPr>
+          <w:p>
+            <w:pPr/>
+            <w:r>
+              <w:rPr>
+                <w:b/>
+              </w:rPr>
+              <w:t xml:space="preserve">Version</w:t>
+            </w:r>
+          </w:p>
+        </w:tc>
+        <w:tc>
+          <w:tcPr>
+            <w:tcW w:w="2340" w:type="dxa"/>
+          </w:tcPr>
+          <w:p>
+            <w:pPr/>
+            <w:r>
+              <w:t xml:space="preserve">1.0</w:t>
+            </w:r>
+          </w:p>
+        </w:tc>
+      </w:tr>
+      <w:tr>
+        <w:tc>
+          <w:tcPr>
+            <w:tcW w:w="2340" w:type="dxa"/>
+          </w:tcPr>
+          <w:p>
+            <w:pPr/>
+            <w:r>
+              <w:rPr>
+                <w:b/>
+              </w:rPr>
+              <w:t xml:space="preserve">Item</w:t>
+            </w:r>
+          </w:p>
+        </w:tc>
+        <w:tc>
+          <w:tcPr>
+            <w:tcW w:w="7020" w:type="dxa"/>
+            <w:gridSpan w:val="3"/>
+          </w:tcPr>
+          <w:p>
+            <w:pPr/>
+            <w:r>
+              <w:t xml:space="preserve">Expired Password Recovery (Form)</w:t>
+            </w:r>
+          </w:p>
+        </w:tc>
+      </w:tr>
+      <w:tr>
+        <w:tc>
+          <w:tcPr>
+            <w:tcW w:w="2340" w:type="dxa"/>
+          </w:tcPr>
+          <w:p>
+            <w:pPr/>
+            <w:r>
+              <w:rPr>
+                <w:b/>
+              </w:rPr>
+              <w:t xml:space="preserve">Description</w:t>
+            </w:r>
+          </w:p>
+        </w:tc>
+        <w:tc>
+          <w:tcPr>
+            <w:tcW w:w="7020" w:type="dxa"/>
+            <w:gridSpan w:val="3"/>
+          </w:tcPr>
+          <w:p>
+            <w:pPr/>
+            <w:r>
+              <w:t xml:space="preserve">帳號與 Captcha</w:t>
+            </w:r>
+          </w:p>
+        </w:tc>
+      </w:tr>
+      <w:tr>
+        <w:tc>
+          <w:tcPr>
+            <w:tcW w:w="2340" w:type="dxa"/>
+          </w:tcPr>
+          <w:p>
+            <w:pPr/>
+            <w:r>
+              <w:rPr>
+                <w:b/>
+              </w:rPr>
+              <w:t xml:space="preserve">Purpose</w:t>
+            </w:r>
+          </w:p>
+        </w:tc>
+        <w:tc>
+          <w:tcPr>
+            <w:tcW w:w="7020" w:type="dxa"/>
+            <w:gridSpan w:val="3"/>
+          </w:tcPr>
+          <w:p>
+            <w:pPr/>
+            <w:r>
+              <w:t xml:space="preserve">密碼到期時匿名修改</w:t>
+            </w:r>
+          </w:p>
+        </w:tc>
+      </w:tr>
+      <w:tr>
+        <w:tc>
+          <w:tcPr>
+            <w:tcW w:w="2340" w:type="dxa"/>
+          </w:tcPr>
+          <w:p>
+            <w:pPr/>
+            <w:r>
+              <w:rPr>
+                <w:b/>
+              </w:rPr>
+              <w:t xml:space="preserve">Format</w:t>
+            </w:r>
+          </w:p>
+        </w:tc>
+        <w:tc>
+          <w:tcPr>
+            <w:tcW w:w="2340" w:type="dxa"/>
+          </w:tcPr>
+          <w:p>
+            <w:pPr/>
+            <w:r>
+              <w:t xml:space="preserve">Text + SVG Captcha</w:t>
+            </w:r>
+          </w:p>
+        </w:tc>
+        <w:tc>
+          <w:tcPr>
+            <w:tcW w:w="2340" w:type="dxa"/>
+          </w:tcPr>
+          <w:p>
+            <w:pPr/>
+            <w:r>
+              <w:rPr>
+                <w:b/>
+              </w:rPr>
+              <w:t xml:space="preserve">Valid Range</w:t>
+            </w:r>
+          </w:p>
+        </w:tc>
+        <w:tc>
+          <w:tcPr>
+            <w:tcW w:w="2340" w:type="dxa"/>
+          </w:tcPr>
+          <w:p>
+            <w:pPr/>
+            <w:r>
+              <w:t xml:space="preserve">帳號必填；驗證碼 4–6 位數字</w:t>
+            </w:r>
+          </w:p>
+        </w:tc>
+      </w:tr>
+      <w:tr>
+        <w:tc>
+          <w:tcPr>
+            <w:tcW w:w="2340" w:type="dxa"/>
+          </w:tcPr>
+          <w:p>
+            <w:pPr/>
+            <w:r>
+              <w:rPr>
+                <w:b/>
+              </w:rPr>
+              <w:t xml:space="preserve">Related I/O</w:t>
+            </w:r>
+          </w:p>
+        </w:tc>
+        <w:tc>
+          <w:tcPr>
+            <w:tcW w:w="7020" w:type="dxa"/>
+            <w:gridSpan w:val="3"/>
+          </w:tcPr>
+          <w:p>
+            <w:pPr/>
+            <w:r>
+              <w:t xml:space="preserve">None</w:t>
+            </w:r>
+          </w:p>
+        </w:tc>
+      </w:tr>
+      <w:tr>
+        <w:tc>
+          <w:tcPr>
+            <w:tcW w:w="2340" w:type="dxa"/>
+          </w:tcPr>
+          <w:p>
+            <w:pPr/>
+            <w:r>
+              <w:rPr>
+                <w:b/>
+              </w:rPr>
+              <w:t xml:space="preserve">Author</w:t>
+            </w:r>
+          </w:p>
+        </w:tc>
+        <w:tc>
+          <w:tcPr>
+            <w:tcW w:w="7020" w:type="dxa"/>
+            <w:gridSpan w:val="3"/>
+          </w:tcPr>
+          <w:p>
+            <w:pPr/>
+            <w:r>
+              <w:t xml:space="preserve">Developer</w:t>
+            </w:r>
+          </w:p>
+        </w:tc>
+      </w:tr>
+    </w:tbl>
+    <w:p/>
+    <w:tbl>
+      <w:tblPr>
+        <w:tblStyle w:val="TableGrid"/>
+        <w:tblW w:w="9360" w:type="dxa"/>
+        <w:jc w:val="left"/>
+        <w:tblBorders>
+          <w:top w:val="single" w:color="000000" w:sz="6" w:space="0"/>
+          <w:left w:val="single" w:color="000000" w:sz="6" w:space="0"/>
+          <w:bottom w:val="single" w:color="000000" w:sz="6" w:space="0"/>
+          <w:right w:val="single" w:color="000000" w:sz="6" w:space="0"/>
+          <w:insideH w:val="single" w:color="000000" w:sz="6" w:space="0"/>
+          <w:insideV w:val="single" w:color="000000" w:sz="6" w:space="0"/>
+        </w:tblBorders>
+        <w:tblLayout w:type="fixed"/>
+        <w:tblCellMar>
+          <w:top w:w="100" w:type="dxa"/>
+          <w:left w:w="100" w:type="dxa"/>
+          <w:bottom w:w="100" w:type="dxa"/>
+          <w:right w:w="100" w:type="dxa"/>
+        </w:tblCellMar>
+      </w:tblPr>
+      <w:tblGrid>
+        <w:gridCol w:w="2340"/>
+        <w:gridCol w:w="2340"/>
+        <w:gridCol w:w="2340"/>
+        <w:gridCol w:w="2340"/>
+      </w:tblGrid>
+      <w:tr>
+        <w:tc>
+          <w:tcPr>
+            <w:tcW w:w="2340" w:type="dxa"/>
+          </w:tcPr>
+          <w:p>
+            <w:pPr/>
+            <w:r>
+              <w:rPr>
+                <w:b/>
+              </w:rPr>
+              <w:t xml:space="preserve">Requirement ID</w:t>
+            </w:r>
+          </w:p>
+        </w:tc>
+        <w:tc>
+          <w:tcPr>
+            <w:tcW w:w="2340" w:type="dxa"/>
+          </w:tcPr>
+          <w:p>
+            <w:pPr/>
+            <w:r>
+              <w:t xml:space="preserve">REQ_IO_A1.3.4</w:t>
+            </w:r>
+          </w:p>
+        </w:tc>
+        <w:tc>
+          <w:tcPr>
+            <w:tcW w:w="2340" w:type="dxa"/>
+          </w:tcPr>
+          <w:p>
+            <w:pPr/>
+            <w:r>
+              <w:rPr>
+                <w:b/>
+              </w:rPr>
+              <w:t xml:space="preserve">Version</w:t>
+            </w:r>
+          </w:p>
+        </w:tc>
+        <w:tc>
+          <w:tcPr>
+            <w:tcW w:w="2340" w:type="dxa"/>
+          </w:tcPr>
+          <w:p>
+            <w:pPr/>
+            <w:r>
+              <w:t xml:space="preserve">1.0</w:t>
+            </w:r>
+          </w:p>
+        </w:tc>
+      </w:tr>
+      <w:tr>
+        <w:tc>
+          <w:tcPr>
+            <w:tcW w:w="2340" w:type="dxa"/>
+          </w:tcPr>
+          <w:p>
+            <w:pPr/>
+            <w:r>
+              <w:rPr>
+                <w:b/>
+              </w:rPr>
+              <w:t xml:space="preserve">Item</w:t>
+            </w:r>
+          </w:p>
+        </w:tc>
+        <w:tc>
+          <w:tcPr>
+            <w:tcW w:w="7020" w:type="dxa"/>
+            <w:gridSpan w:val="3"/>
+          </w:tcPr>
+          <w:p>
+            <w:pPr/>
+            <w:r>
+              <w:t xml:space="preserve">Submit (Button)</w:t>
+            </w:r>
+          </w:p>
+        </w:tc>
+      </w:tr>
+      <w:tr>
+        <w:tc>
+          <w:tcPr>
+            <w:tcW w:w="2340" w:type="dxa"/>
+          </w:tcPr>
+          <w:p>
+            <w:pPr/>
+            <w:r>
+              <w:rPr>
+                <w:b/>
+              </w:rPr>
+              <w:t xml:space="preserve">Description</w:t>
+            </w:r>
+          </w:p>
+        </w:tc>
+        <w:tc>
+          <w:tcPr>
+            <w:tcW w:w="7020" w:type="dxa"/>
+            <w:gridSpan w:val="3"/>
+          </w:tcPr>
+          <w:p>
+            <w:pPr/>
+            <w:r>
+              <w:t xml:space="preserve">送出修改</w:t>
+            </w:r>
+          </w:p>
+        </w:tc>
+      </w:tr>
+      <w:tr>
+        <w:tc>
+          <w:tcPr>
+            <w:tcW w:w="2340" w:type="dxa"/>
+          </w:tcPr>
+          <w:p>
+            <w:pPr/>
+            <w:r>
+              <w:rPr>
+                <w:b/>
+              </w:rPr>
+              <w:t xml:space="preserve">Purpose</w:t>
+            </w:r>
+          </w:p>
+        </w:tc>
+        <w:tc>
+          <w:tcPr>
+            <w:tcW w:w="7020" w:type="dxa"/>
+            <w:gridSpan w:val="3"/>
+          </w:tcPr>
+          <w:p>
+            <w:pPr/>
+            <w:r>
+              <w:t xml:space="preserve">取得新 Token 並替換 Session</w:t>
+            </w:r>
+          </w:p>
+        </w:tc>
+      </w:tr>
+      <w:tr>
+        <w:tc>
+          <w:tcPr>
+            <w:tcW w:w="2340" w:type="dxa"/>
+          </w:tcPr>
+          <w:p>
+            <w:pPr/>
+            <w:r>
+              <w:rPr>
+                <w:b/>
+              </w:rPr>
+              <w:t xml:space="preserve">Format</w:t>
+            </w:r>
+          </w:p>
+        </w:tc>
+        <w:tc>
+          <w:tcPr>
+            <w:tcW w:w="2340" w:type="dxa"/>
+          </w:tcPr>
+          <w:p>
+            <w:pPr/>
+            <w:r>
+              <w:t xml:space="preserve">Button</w:t>
+            </w:r>
+          </w:p>
+        </w:tc>
+        <w:tc>
+          <w:tcPr>
+            <w:tcW w:w="2340" w:type="dxa"/>
+          </w:tcPr>
+          <w:p>
+            <w:pPr/>
+            <w:r>
+              <w:rPr>
+                <w:b/>
+              </w:rPr>
+              <w:t xml:space="preserve">Valid Range</w:t>
+            </w:r>
+          </w:p>
+        </w:tc>
+        <w:tc>
+          <w:tcPr>
+            <w:tcW w:w="2340" w:type="dxa"/>
+          </w:tcPr>
+          <w:p>
+            <w:pPr/>
+            <w:r>
+              <w:t xml:space="preserve">送出中不得重複提交</w:t>
+            </w:r>
+          </w:p>
+        </w:tc>
+      </w:tr>
+      <w:tr>
+        <w:tc>
+          <w:tcPr>
+            <w:tcW w:w="2340" w:type="dxa"/>
+          </w:tcPr>
+          <w:p>
+            <w:pPr/>
+            <w:r>
+              <w:rPr>
+                <w:b/>
+              </w:rPr>
+              <w:t xml:space="preserve">Related I/O</w:t>
+            </w:r>
+          </w:p>
+        </w:tc>
+        <w:tc>
+          <w:tcPr>
+            <w:tcW w:w="7020" w:type="dxa"/>
+            <w:gridSpan w:val="3"/>
+          </w:tcPr>
+          <w:p>
+            <w:pPr/>
+            <w:r>
+              <w:t xml:space="preserve">None</w:t>
+            </w:r>
+          </w:p>
+        </w:tc>
+      </w:tr>
+      <w:tr>
+        <w:tc>
+          <w:tcPr>
+            <w:tcW w:w="2340" w:type="dxa"/>
+          </w:tcPr>
+          <w:p>
+            <w:pPr/>
+            <w:r>
+              <w:rPr>
+                <w:b/>
+              </w:rPr>
+              <w:t xml:space="preserve">Author</w:t>
+            </w:r>
+          </w:p>
+        </w:tc>
+        <w:tc>
+          <w:tcPr>
+            <w:tcW w:w="7020" w:type="dxa"/>
+            <w:gridSpan w:val="3"/>
+          </w:tcPr>
+          <w:p>
+            <w:pPr/>
+            <w:r>
+              <w:t xml:space="preserve">Developer</w:t>
+            </w:r>
+          </w:p>
+        </w:tc>
+      </w:tr>
+    </w:tbl>
+    <w:p/>
+    <w:p>
+      <w:pPr>
+        <w:pStyle w:val="Heading5"/>
+      </w:pPr>
+      <w:r>
+        <w:t xml:space="preserve">4.4.1.1.4 Personal Settings Interface</w:t>
+      </w:r>
+    </w:p>
+    <w:tbl>
+      <w:tblPr>
+        <w:tblStyle w:val="TableGrid"/>
+        <w:tblW w:w="9360" w:type="dxa"/>
+        <w:jc w:val="left"/>
+        <w:tblBorders>
+          <w:top w:val="single" w:color="000000" w:sz="6" w:space="0"/>
+          <w:left w:val="single" w:color="000000" w:sz="6" w:space="0"/>
+          <w:bottom w:val="single" w:color="000000" w:sz="6" w:space="0"/>
+          <w:right w:val="single" w:color="000000" w:sz="6" w:space="0"/>
+          <w:insideH w:val="single" w:color="000000" w:sz="6" w:space="0"/>
+          <w:insideV w:val="single" w:color="000000" w:sz="6" w:space="0"/>
+        </w:tblBorders>
+        <w:tblLayout w:type="fixed"/>
+        <w:tblCellMar>
+          <w:top w:w="100" w:type="dxa"/>
+          <w:left w:w="100" w:type="dxa"/>
+          <w:bottom w:w="100" w:type="dxa"/>
+          <w:right w:w="100" w:type="dxa"/>
+        </w:tblCellMar>
+      </w:tblPr>
+      <w:tblGrid>
+        <w:gridCol w:w="2340"/>
+        <w:gridCol w:w="2340"/>
+        <w:gridCol w:w="2340"/>
+        <w:gridCol w:w="2340"/>
+      </w:tblGrid>
+      <w:tr>
+        <w:tc>
+          <w:tcPr>
+            <w:tcW w:w="2340" w:type="dxa"/>
+          </w:tcPr>
+          <w:p>
+            <w:pPr/>
+            <w:r>
+              <w:rPr>
+                <w:b/>
+              </w:rPr>
+              <w:t xml:space="preserve">Requirement ID</w:t>
+            </w:r>
+          </w:p>
+        </w:tc>
+        <w:tc>
+          <w:tcPr>
+            <w:tcW w:w="2340" w:type="dxa"/>
+          </w:tcPr>
+          <w:p>
+            <w:pPr/>
+            <w:r>
+              <w:t xml:space="preserve">REQ_IO_A1.4.1</w:t>
+            </w:r>
+          </w:p>
+        </w:tc>
+        <w:tc>
+          <w:tcPr>
+            <w:tcW w:w="2340" w:type="dxa"/>
+          </w:tcPr>
+          <w:p>
+            <w:pPr/>
+            <w:r>
+              <w:rPr>
+                <w:b/>
+              </w:rPr>
+              <w:t xml:space="preserve">Version</w:t>
+            </w:r>
+          </w:p>
+        </w:tc>
+        <w:tc>
+          <w:tcPr>
+            <w:tcW w:w="2340" w:type="dxa"/>
+          </w:tcPr>
+          <w:p>
+            <w:pPr/>
+            <w:r>
+              <w:t xml:space="preserve">1.0</w:t>
+            </w:r>
+          </w:p>
+        </w:tc>
+      </w:tr>
+      <w:tr>
+        <w:tc>
+          <w:tcPr>
+            <w:tcW w:w="2340" w:type="dxa"/>
+          </w:tcPr>
+          <w:p>
+            <w:pPr/>
+            <w:r>
+              <w:rPr>
+                <w:b/>
+              </w:rPr>
+              <w:t xml:space="preserve">Item</w:t>
+            </w:r>
+          </w:p>
+        </w:tc>
+        <w:tc>
+          <w:tcPr>
+            <w:tcW w:w="7020" w:type="dxa"/>
+            <w:gridSpan w:val="3"/>
+          </w:tcPr>
+          <w:p>
+            <w:pPr/>
+            <w:r>
+              <w:t xml:space="preserve">Language (Dropdown)</w:t>
+            </w:r>
+          </w:p>
+        </w:tc>
+      </w:tr>
+      <w:tr>
+        <w:tc>
+          <w:tcPr>
+            <w:tcW w:w="2340" w:type="dxa"/>
+          </w:tcPr>
+          <w:p>
+            <w:pPr/>
+            <w:r>
+              <w:rPr>
+                <w:b/>
+              </w:rPr>
+              <w:t xml:space="preserve">Description</w:t>
+            </w:r>
+          </w:p>
+        </w:tc>
+        <w:tc>
+          <w:tcPr>
+            <w:tcW w:w="7020" w:type="dxa"/>
+            <w:gridSpan w:val="3"/>
+          </w:tcPr>
+          <w:p>
+            <w:pPr/>
+            <w:r>
+              <w:t xml:space="preserve">介面語言</w:t>
+            </w:r>
+          </w:p>
+        </w:tc>
+      </w:tr>
+      <w:tr>
+        <w:tc>
+          <w:tcPr>
+            <w:tcW w:w="2340" w:type="dxa"/>
+          </w:tcPr>
+          <w:p>
+            <w:pPr/>
+            <w:r>
+              <w:rPr>
+                <w:b/>
+              </w:rPr>
+              <w:t xml:space="preserve">Purpose</w:t>
+            </w:r>
+          </w:p>
+        </w:tc>
+        <w:tc>
+          <w:tcPr>
+            <w:tcW w:w="7020" w:type="dxa"/>
+            <w:gridSpan w:val="3"/>
+          </w:tcPr>
+          <w:p>
+            <w:pPr/>
+            <w:r>
+              <w:t xml:space="preserve">保存偏好</w:t>
+            </w:r>
+          </w:p>
+        </w:tc>
+      </w:tr>
+      <w:tr>
+        <w:tc>
+          <w:tcPr>
+            <w:tcW w:w="2340" w:type="dxa"/>
+          </w:tcPr>
+          <w:p>
+            <w:pPr/>
+            <w:r>
+              <w:rPr>
+                <w:b/>
+              </w:rPr>
+              <w:t xml:space="preserve">Format</w:t>
+            </w:r>
+          </w:p>
+        </w:tc>
+        <w:tc>
+          <w:tcPr>
+            <w:tcW w:w="2340" w:type="dxa"/>
+          </w:tcPr>
+          <w:p>
+            <w:pPr/>
+            <w:r>
+              <w:t xml:space="preserve">Option</w:t>
+            </w:r>
+          </w:p>
+        </w:tc>
+        <w:tc>
+          <w:tcPr>
+            <w:tcW w:w="2340" w:type="dxa"/>
+          </w:tcPr>
+          <w:p>
+            <w:pPr/>
+            <w:r>
+              <w:rPr>
+                <w:b/>
+              </w:rPr>
+              <w:t xml:space="preserve">Valid Range</w:t>
+            </w:r>
+          </w:p>
+        </w:tc>
+        <w:tc>
+          <w:tcPr>
+            <w:tcW w:w="2340" w:type="dxa"/>
+          </w:tcPr>
+          <w:p>
+            <w:pPr/>
+            <w:r>
+              <w:t xml:space="preserve">繁體、簡體、英文</w:t>
+            </w:r>
+          </w:p>
+        </w:tc>
+      </w:tr>
+      <w:tr>
+        <w:tc>
+          <w:tcPr>
+            <w:tcW w:w="2340" w:type="dxa"/>
+          </w:tcPr>
+          <w:p>
+            <w:pPr/>
+            <w:r>
+              <w:rPr>
+                <w:b/>
+              </w:rPr>
+              <w:t xml:space="preserve">Related I/O</w:t>
+            </w:r>
+          </w:p>
+        </w:tc>
+        <w:tc>
+          <w:tcPr>
+            <w:tcW w:w="7020" w:type="dxa"/>
+            <w:gridSpan w:val="3"/>
+          </w:tcPr>
+          <w:p>
+            <w:pPr/>
+            <w:r>
+              <w:t xml:space="preserve">None</w:t>
+            </w:r>
+          </w:p>
+        </w:tc>
+      </w:tr>
+      <w:tr>
+        <w:tc>
+          <w:tcPr>
+            <w:tcW w:w="2340" w:type="dxa"/>
+          </w:tcPr>
+          <w:p>
+            <w:pPr/>
+            <w:r>
+              <w:rPr>
+                <w:b/>
+              </w:rPr>
+              <w:t xml:space="preserve">Author</w:t>
+            </w:r>
+          </w:p>
+        </w:tc>
+        <w:tc>
+          <w:tcPr>
+            <w:tcW w:w="7020" w:type="dxa"/>
+            <w:gridSpan w:val="3"/>
+          </w:tcPr>
+          <w:p>
+            <w:pPr/>
+            <w:r>
+              <w:t xml:space="preserve">Developer</w:t>
+            </w:r>
+          </w:p>
+        </w:tc>
+      </w:tr>
+    </w:tbl>
+    <w:p/>
+    <w:tbl>
+      <w:tblPr>
+        <w:tblStyle w:val="TableGrid"/>
+        <w:tblW w:w="9360" w:type="dxa"/>
+        <w:jc w:val="left"/>
+        <w:tblBorders>
+          <w:top w:val="single" w:color="000000" w:sz="6" w:space="0"/>
+          <w:left w:val="single" w:color="000000" w:sz="6" w:space="0"/>
+          <w:bottom w:val="single" w:color="000000" w:sz="6" w:space="0"/>
+          <w:right w:val="single" w:color="000000" w:sz="6" w:space="0"/>
+          <w:insideH w:val="single" w:color="000000" w:sz="6" w:space="0"/>
+          <w:insideV w:val="single" w:color="000000" w:sz="6" w:space="0"/>
+        </w:tblBorders>
+        <w:tblLayout w:type="fixed"/>
+        <w:tblCellMar>
+          <w:top w:w="100" w:type="dxa"/>
+          <w:left w:w="100" w:type="dxa"/>
+          <w:bottom w:w="100" w:type="dxa"/>
+          <w:right w:w="100" w:type="dxa"/>
+        </w:tblCellMar>
+      </w:tblPr>
+      <w:tblGrid>
+        <w:gridCol w:w="2340"/>
+        <w:gridCol w:w="2340"/>
+        <w:gridCol w:w="2340"/>
+        <w:gridCol w:w="2340"/>
+      </w:tblGrid>
+      <w:tr>
+        <w:tc>
+          <w:tcPr>
+            <w:tcW w:w="2340" w:type="dxa"/>
+          </w:tcPr>
+          <w:p>
+            <w:pPr/>
+            <w:r>
+              <w:rPr>
+                <w:b/>
+              </w:rPr>
+              <w:t xml:space="preserve">Requirement ID</w:t>
+            </w:r>
+          </w:p>
+        </w:tc>
+        <w:tc>
+          <w:tcPr>
+            <w:tcW w:w="2340" w:type="dxa"/>
+          </w:tcPr>
+          <w:p>
+            <w:pPr/>
+            <w:r>
+              <w:t xml:space="preserve">REQ_IO_A1.4.2</w:t>
+            </w:r>
+          </w:p>
+        </w:tc>
+        <w:tc>
+          <w:tcPr>
+            <w:tcW w:w="2340" w:type="dxa"/>
+          </w:tcPr>
+          <w:p>
+            <w:pPr/>
+            <w:r>
+              <w:rPr>
+                <w:b/>
+              </w:rPr>
+              <w:t xml:space="preserve">Version</w:t>
+            </w:r>
+          </w:p>
+        </w:tc>
+        <w:tc>
+          <w:tcPr>
+            <w:tcW w:w="2340" w:type="dxa"/>
+          </w:tcPr>
+          <w:p>
+            <w:pPr/>
+            <w:r>
+              <w:t xml:space="preserve">1.0</w:t>
+            </w:r>
+          </w:p>
+        </w:tc>
+      </w:tr>
+      <w:tr>
+        <w:tc>
+          <w:tcPr>
+            <w:tcW w:w="2340" w:type="dxa"/>
+          </w:tcPr>
+          <w:p>
+            <w:pPr/>
+            <w:r>
+              <w:rPr>
+                <w:b/>
+              </w:rPr>
+              <w:t xml:space="preserve">Item</w:t>
+            </w:r>
+          </w:p>
+        </w:tc>
+        <w:tc>
+          <w:tcPr>
+            <w:tcW w:w="7020" w:type="dxa"/>
+            <w:gridSpan w:val="3"/>
+          </w:tcPr>
+          <w:p>
+            <w:pPr/>
+            <w:r>
+              <w:t xml:space="preserve">Theme (Dropdown)</w:t>
+            </w:r>
+          </w:p>
+        </w:tc>
+      </w:tr>
+      <w:tr>
+        <w:tc>
+          <w:tcPr>
+            <w:tcW w:w="2340" w:type="dxa"/>
+          </w:tcPr>
+          <w:p>
+            <w:pPr/>
+            <w:r>
+              <w:rPr>
+                <w:b/>
+              </w:rPr>
+              <w:t xml:space="preserve">Description</w:t>
+            </w:r>
+          </w:p>
+        </w:tc>
+        <w:tc>
+          <w:tcPr>
+            <w:tcW w:w="7020" w:type="dxa"/>
+            <w:gridSpan w:val="3"/>
+          </w:tcPr>
+          <w:p>
+            <w:pPr/>
+            <w:r>
+              <w:t xml:space="preserve">主題</w:t>
+            </w:r>
+          </w:p>
+        </w:tc>
+      </w:tr>
+      <w:tr>
+        <w:tc>
+          <w:tcPr>
+            <w:tcW w:w="2340" w:type="dxa"/>
+          </w:tcPr>
+          <w:p>
+            <w:pPr/>
+            <w:r>
+              <w:rPr>
+                <w:b/>
+              </w:rPr>
+              <w:t xml:space="preserve">Purpose</w:t>
+            </w:r>
+          </w:p>
+        </w:tc>
+        <w:tc>
+          <w:tcPr>
+            <w:tcW w:w="7020" w:type="dxa"/>
+            <w:gridSpan w:val="3"/>
+          </w:tcPr>
+          <w:p>
+            <w:pPr/>
+            <w:r>
+              <w:t xml:space="preserve">保存偏好</w:t>
+            </w:r>
+          </w:p>
+        </w:tc>
+      </w:tr>
+      <w:tr>
+        <w:tc>
+          <w:tcPr>
+            <w:tcW w:w="2340" w:type="dxa"/>
+          </w:tcPr>
+          <w:p>
+            <w:pPr/>
+            <w:r>
+              <w:rPr>
+                <w:b/>
+              </w:rPr>
+              <w:t xml:space="preserve">Format</w:t>
+            </w:r>
+          </w:p>
+        </w:tc>
+        <w:tc>
+          <w:tcPr>
+            <w:tcW w:w="2340" w:type="dxa"/>
+          </w:tcPr>
+          <w:p>
+            <w:pPr/>
+            <w:r>
+              <w:t xml:space="preserve">Option</w:t>
+            </w:r>
+          </w:p>
+        </w:tc>
+        <w:tc>
+          <w:tcPr>
+            <w:tcW w:w="2340" w:type="dxa"/>
+          </w:tcPr>
+          <w:p>
+            <w:pPr/>
+            <w:r>
+              <w:rPr>
+                <w:b/>
+              </w:rPr>
+              <w:t xml:space="preserve">Valid Range</w:t>
+            </w:r>
+          </w:p>
+        </w:tc>
+        <w:tc>
+          <w:tcPr>
+            <w:tcW w:w="2340" w:type="dxa"/>
+          </w:tcPr>
+          <w:p>
+            <w:pPr/>
+            <w:r>
+              <w:t xml:space="preserve">亮、暗、跟隨系統</w:t>
+            </w:r>
+          </w:p>
+        </w:tc>
+      </w:tr>
+      <w:tr>
+        <w:tc>
+          <w:tcPr>
+            <w:tcW w:w="2340" w:type="dxa"/>
+          </w:tcPr>
+          <w:p>
+            <w:pPr/>
+            <w:r>
+              <w:rPr>
+                <w:b/>
+              </w:rPr>
+              <w:t xml:space="preserve">Related I/O</w:t>
+            </w:r>
+          </w:p>
+        </w:tc>
+        <w:tc>
+          <w:tcPr>
+            <w:tcW w:w="7020" w:type="dxa"/>
+            <w:gridSpan w:val="3"/>
+          </w:tcPr>
+          <w:p>
+            <w:pPr/>
+            <w:r>
+              <w:t xml:space="preserve">None</w:t>
+            </w:r>
+          </w:p>
+        </w:tc>
+      </w:tr>
+      <w:tr>
+        <w:tc>
+          <w:tcPr>
+            <w:tcW w:w="2340" w:type="dxa"/>
+          </w:tcPr>
+          <w:p>
+            <w:pPr/>
+            <w:r>
+              <w:rPr>
+                <w:b/>
+              </w:rPr>
+              <w:t xml:space="preserve">Author</w:t>
+            </w:r>
+          </w:p>
+        </w:tc>
+        <w:tc>
+          <w:tcPr>
+            <w:tcW w:w="7020" w:type="dxa"/>
+            <w:gridSpan w:val="3"/>
+          </w:tcPr>
+          <w:p>
+            <w:pPr/>
+            <w:r>
+              <w:t xml:space="preserve">Developer</w:t>
+            </w:r>
+          </w:p>
+        </w:tc>
+      </w:tr>
+    </w:tbl>
+    <w:p/>
+    <w:p>
+      <w:pPr>
+        <w:pStyle w:val="Heading4"/>
+      </w:pPr>
+      <w:r>
         <w:t xml:space="preserve">4.4.1.8 Settings Module</w:t>
       </w:r>
     </w:p>
@@ -42976,6 +45757,71 @@
       </w:pPr>
       <w:r>
         <w:t xml:space="preserve">4.5.1 User Portal</w:t>
+      </w:r>
+    </w:p>
+    <w:p>
+      <w:pPr>
+        <w:pStyle w:val="Heading4"/>
+      </w:pPr>
+      <w:r>
+        <w:t xml:space="preserve">4.5.1.1 User Module</w:t>
+      </w:r>
+    </w:p>
+    <w:p>
+      <w:pPr>
+        <w:pStyle w:val="Heading5"/>
+      </w:pPr>
+      <w:r>
+        <w:t xml:space="preserve">4.5.1.1.2 Homepage Interface</w:t>
+      </w:r>
+    </w:p>
+    <w:p>
+      <w:pPr>
+        <w:jc w:val="center"/>
+      </w:pPr>
+      <w:r>
+        <w:rPr>
+          <w:i/>
+        </w:rPr>
+        <w:t xml:space="preserve">[Pending] Prototype screenshot of Homepage Interface.</w:t>
+      </w:r>
+    </w:p>
+    <w:p>
+      <w:pPr>
+        <w:pStyle w:val="Heading5"/>
+      </w:pPr>
+      <w:r>
+        <w:t xml:space="preserve">4.5.1.1.3 Change Password Interface</w:t>
+      </w:r>
+    </w:p>
+    <w:p>
+      <w:pPr>
+        <w:jc w:val="center"/>
+      </w:pPr>
+      <w:r>
+        <w:rPr>
+          <w:i/>
+        </w:rPr>
+        <w:t xml:space="preserve">[Pending] Prototype screenshot of Change Password Interface.</w:t>
+      </w:r>
+    </w:p>
+    <w:p>
+      <w:pPr>
+        <w:pStyle w:val="Heading5"/>
+      </w:pPr>
+      <w:r>
+        <w:t xml:space="preserve">4.5.1.1.4 Personal Settings Interface</w:t>
+      </w:r>
+    </w:p>
+    <w:p>
+      <w:pPr>
+        <w:jc w:val="center"/>
+      </w:pPr>
+      <w:r>
+        <w:rPr>
+          <w:i/>
+        </w:rPr>
+        <w:t xml:space="preserve">[Pending] Prototype screenshot of Personal Settings Interface.</w:t>
       </w:r>
     </w:p>
     <w:p>
@@ -43479,7 +46325,7 @@
       </w:r>
     </w:p>
     <w:sectPr>
-      <w:footerReference xmlns:r="http://schemas.openxmlformats.org/officeDocument/2006/relationships" w:type="default" r:id="Rc8c3e6809d534500"/>
+      <w:footerReference xmlns:r="http://schemas.openxmlformats.org/officeDocument/2006/relationships" w:type="default" r:id="R3b64e9987d47404c"/>
       <w:pgSz w:w="11906" w:h="16838"/>
       <w:pgMar w:top="1440" w:right="1440" w:bottom="1440" w:left="1440" w:header="720" w:footer="720" w:gutter="0"/>
     </w:sectPr>

--- a/docs/99-output/MyERP_SRS.docx
+++ b/docs/99-output/MyERP_SRS.docx
@@ -13875,6 +13875,452 @@
     <w:p/>
     <w:p>
       <w:pPr>
+        <w:pStyle w:val="Heading5"/>
+      </w:pPr>
+      <w:r>
+        <w:t xml:space="preserve">4.1.1.8.33 In-app Notification</w:t>
+      </w:r>
+    </w:p>
+    <w:tbl>
+      <w:tblPr>
+        <w:tblStyle w:val="TableGrid"/>
+        <w:tblW w:w="9345" w:type="dxa"/>
+        <w:jc w:val="left"/>
+        <w:tblBorders>
+          <w:top w:val="single" w:color="000000" w:sz="8" w:space="0"/>
+          <w:left w:val="single" w:color="000000" w:sz="8" w:space="0"/>
+          <w:bottom w:val="single" w:color="000000" w:sz="8" w:space="0"/>
+          <w:right w:val="single" w:color="000000" w:sz="8" w:space="0"/>
+          <w:insideH w:val="single" w:color="000000" w:sz="8" w:space="0"/>
+          <w:insideV w:val="single" w:color="000000" w:sz="8" w:space="0"/>
+        </w:tblBorders>
+        <w:tblLayout w:type="fixed"/>
+        <w:tblCellMar>
+          <w:top w:w="100" w:type="dxa"/>
+          <w:left w:w="100" w:type="dxa"/>
+          <w:bottom w:w="100" w:type="dxa"/>
+          <w:right w:w="100" w:type="dxa"/>
+        </w:tblCellMar>
+      </w:tblPr>
+      <w:tblGrid>
+        <w:gridCol w:w="2220"/>
+        <w:gridCol w:w="3525"/>
+        <w:gridCol w:w="2370"/>
+        <w:gridCol w:w="1230"/>
+      </w:tblGrid>
+      <w:tr>
+        <w:trPr>
+          <w:trHeight w:val="465" w:hRule="atLeast"/>
+        </w:trPr>
+        <w:tc>
+          <w:tcPr>
+            <w:tcW w:w="2220" w:type="dxa"/>
+          </w:tcPr>
+          <w:p>
+            <w:pPr/>
+            <w:r>
+              <w:rPr>
+                <w:b/>
+              </w:rPr>
+              <w:t xml:space="preserve">Requirement ID</w:t>
+            </w:r>
+          </w:p>
+        </w:tc>
+        <w:tc>
+          <w:tcPr>
+            <w:tcW w:w="3525" w:type="dxa"/>
+          </w:tcPr>
+          <w:p>
+            <w:pPr/>
+            <w:r>
+              <w:t xml:space="preserve">REQ_F4118.33.1</w:t>
+            </w:r>
+          </w:p>
+        </w:tc>
+        <w:tc>
+          <w:tcPr>
+            <w:tcW w:w="2370" w:type="dxa"/>
+          </w:tcPr>
+          <w:p>
+            <w:pPr/>
+            <w:r>
+              <w:rPr>
+                <w:b/>
+              </w:rPr>
+              <w:t xml:space="preserve">Version</w:t>
+            </w:r>
+          </w:p>
+        </w:tc>
+        <w:tc>
+          <w:tcPr>
+            <w:tcW w:w="1230" w:type="dxa"/>
+          </w:tcPr>
+          <w:p>
+            <w:pPr/>
+            <w:r>
+              <w:t xml:space="preserve">1.0</w:t>
+            </w:r>
+          </w:p>
+        </w:tc>
+      </w:tr>
+      <w:tr>
+        <w:trPr>
+          <w:trHeight w:val="465" w:hRule="atLeast"/>
+        </w:trPr>
+        <w:tc>
+          <w:tcPr>
+            <w:tcW w:w="2220" w:type="dxa"/>
+          </w:tcPr>
+          <w:p>
+            <w:pPr/>
+            <w:r>
+              <w:rPr>
+                <w:b/>
+              </w:rPr>
+              <w:t xml:space="preserve">Description</w:t>
+            </w:r>
+          </w:p>
+        </w:tc>
+        <w:tc>
+          <w:tcPr>
+            <w:tcW w:w="7125" w:type="dxa"/>
+            <w:gridSpan w:val="3"/>
+          </w:tcPr>
+          <w:p>
+            <w:pPr/>
+            <w:r>
+              <w:t xml:space="preserve">System should enable modules to publish notifications to a user.</w:t>
+            </w:r>
+          </w:p>
+        </w:tc>
+      </w:tr>
+      <w:tr>
+        <w:trPr>
+          <w:trHeight w:val="465" w:hRule="atLeast"/>
+        </w:trPr>
+        <w:tc>
+          <w:tcPr>
+            <w:tcW w:w="2220" w:type="dxa"/>
+          </w:tcPr>
+          <w:p>
+            <w:pPr/>
+            <w:r>
+              <w:rPr>
+                <w:b/>
+              </w:rPr>
+              <w:t xml:space="preserve">Author</w:t>
+            </w:r>
+          </w:p>
+        </w:tc>
+        <w:tc>
+          <w:tcPr>
+            <w:tcW w:w="7125" w:type="dxa"/>
+            <w:gridSpan w:val="3"/>
+          </w:tcPr>
+          <w:p>
+            <w:pPr/>
+            <w:r>
+              <w:t xml:space="preserve">Developer</w:t>
+            </w:r>
+          </w:p>
+        </w:tc>
+      </w:tr>
+    </w:tbl>
+    <w:p/>
+    <w:tbl>
+      <w:tblPr>
+        <w:tblStyle w:val="TableGrid"/>
+        <w:tblW w:w="9345" w:type="dxa"/>
+        <w:jc w:val="left"/>
+        <w:tblBorders>
+          <w:top w:val="single" w:color="000000" w:sz="8" w:space="0"/>
+          <w:left w:val="single" w:color="000000" w:sz="8" w:space="0"/>
+          <w:bottom w:val="single" w:color="000000" w:sz="8" w:space="0"/>
+          <w:right w:val="single" w:color="000000" w:sz="8" w:space="0"/>
+          <w:insideH w:val="single" w:color="000000" w:sz="8" w:space="0"/>
+          <w:insideV w:val="single" w:color="000000" w:sz="8" w:space="0"/>
+        </w:tblBorders>
+        <w:tblLayout w:type="fixed"/>
+        <w:tblCellMar>
+          <w:top w:w="100" w:type="dxa"/>
+          <w:left w:w="100" w:type="dxa"/>
+          <w:bottom w:w="100" w:type="dxa"/>
+          <w:right w:w="100" w:type="dxa"/>
+        </w:tblCellMar>
+      </w:tblPr>
+      <w:tblGrid>
+        <w:gridCol w:w="2220"/>
+        <w:gridCol w:w="3525"/>
+        <w:gridCol w:w="2370"/>
+        <w:gridCol w:w="1230"/>
+      </w:tblGrid>
+      <w:tr>
+        <w:trPr>
+          <w:trHeight w:val="465" w:hRule="atLeast"/>
+        </w:trPr>
+        <w:tc>
+          <w:tcPr>
+            <w:tcW w:w="2220" w:type="dxa"/>
+          </w:tcPr>
+          <w:p>
+            <w:pPr/>
+            <w:r>
+              <w:rPr>
+                <w:b/>
+              </w:rPr>
+              <w:t xml:space="preserve">Requirement ID</w:t>
+            </w:r>
+          </w:p>
+        </w:tc>
+        <w:tc>
+          <w:tcPr>
+            <w:tcW w:w="3525" w:type="dxa"/>
+          </w:tcPr>
+          <w:p>
+            <w:pPr/>
+            <w:r>
+              <w:t xml:space="preserve">REQ_F4118.33.2</w:t>
+            </w:r>
+          </w:p>
+        </w:tc>
+        <w:tc>
+          <w:tcPr>
+            <w:tcW w:w="2370" w:type="dxa"/>
+          </w:tcPr>
+          <w:p>
+            <w:pPr/>
+            <w:r>
+              <w:rPr>
+                <w:b/>
+              </w:rPr>
+              <w:t xml:space="preserve">Version</w:t>
+            </w:r>
+          </w:p>
+        </w:tc>
+        <w:tc>
+          <w:tcPr>
+            <w:tcW w:w="1230" w:type="dxa"/>
+          </w:tcPr>
+          <w:p>
+            <w:pPr/>
+            <w:r>
+              <w:t xml:space="preserve">1.0</w:t>
+            </w:r>
+          </w:p>
+        </w:tc>
+      </w:tr>
+      <w:tr>
+        <w:trPr>
+          <w:trHeight w:val="465" w:hRule="atLeast"/>
+        </w:trPr>
+        <w:tc>
+          <w:tcPr>
+            <w:tcW w:w="2220" w:type="dxa"/>
+          </w:tcPr>
+          <w:p>
+            <w:pPr/>
+            <w:r>
+              <w:rPr>
+                <w:b/>
+              </w:rPr>
+              <w:t xml:space="preserve">Description</w:t>
+            </w:r>
+          </w:p>
+        </w:tc>
+        <w:tc>
+          <w:tcPr>
+            <w:tcW w:w="7125" w:type="dxa"/>
+            <w:gridSpan w:val="3"/>
+          </w:tcPr>
+          <w:p>
+            <w:pPr/>
+            <w:r>
+              <w:t xml:space="preserve">System should enable user to view notifications.</w:t>
+            </w:r>
+          </w:p>
+        </w:tc>
+      </w:tr>
+      <w:tr>
+        <w:trPr>
+          <w:trHeight w:val="465" w:hRule="atLeast"/>
+        </w:trPr>
+        <w:tc>
+          <w:tcPr>
+            <w:tcW w:w="2220" w:type="dxa"/>
+          </w:tcPr>
+          <w:p>
+            <w:pPr/>
+            <w:r>
+              <w:rPr>
+                <w:b/>
+              </w:rPr>
+              <w:t xml:space="preserve">Author</w:t>
+            </w:r>
+          </w:p>
+        </w:tc>
+        <w:tc>
+          <w:tcPr>
+            <w:tcW w:w="7125" w:type="dxa"/>
+            <w:gridSpan w:val="3"/>
+          </w:tcPr>
+          <w:p>
+            <w:pPr/>
+            <w:r>
+              <w:t xml:space="preserve">Developer</w:t>
+            </w:r>
+          </w:p>
+        </w:tc>
+      </w:tr>
+    </w:tbl>
+    <w:p/>
+    <w:tbl>
+      <w:tblPr>
+        <w:tblStyle w:val="TableGrid"/>
+        <w:tblW w:w="9345" w:type="dxa"/>
+        <w:jc w:val="left"/>
+        <w:tblBorders>
+          <w:top w:val="single" w:color="000000" w:sz="8" w:space="0"/>
+          <w:left w:val="single" w:color="000000" w:sz="8" w:space="0"/>
+          <w:bottom w:val="single" w:color="000000" w:sz="8" w:space="0"/>
+          <w:right w:val="single" w:color="000000" w:sz="8" w:space="0"/>
+          <w:insideH w:val="single" w:color="000000" w:sz="8" w:space="0"/>
+          <w:insideV w:val="single" w:color="000000" w:sz="8" w:space="0"/>
+        </w:tblBorders>
+        <w:tblLayout w:type="fixed"/>
+        <w:tblCellMar>
+          <w:top w:w="100" w:type="dxa"/>
+          <w:left w:w="100" w:type="dxa"/>
+          <w:bottom w:w="100" w:type="dxa"/>
+          <w:right w:w="100" w:type="dxa"/>
+        </w:tblCellMar>
+      </w:tblPr>
+      <w:tblGrid>
+        <w:gridCol w:w="2220"/>
+        <w:gridCol w:w="3525"/>
+        <w:gridCol w:w="2370"/>
+        <w:gridCol w:w="1230"/>
+      </w:tblGrid>
+      <w:tr>
+        <w:trPr>
+          <w:trHeight w:val="465" w:hRule="atLeast"/>
+        </w:trPr>
+        <w:tc>
+          <w:tcPr>
+            <w:tcW w:w="2220" w:type="dxa"/>
+          </w:tcPr>
+          <w:p>
+            <w:pPr/>
+            <w:r>
+              <w:rPr>
+                <w:b/>
+              </w:rPr>
+              <w:t xml:space="preserve">Requirement ID</w:t>
+            </w:r>
+          </w:p>
+        </w:tc>
+        <w:tc>
+          <w:tcPr>
+            <w:tcW w:w="3525" w:type="dxa"/>
+          </w:tcPr>
+          <w:p>
+            <w:pPr/>
+            <w:r>
+              <w:t xml:space="preserve">REQ_F4118.33.3</w:t>
+            </w:r>
+          </w:p>
+        </w:tc>
+        <w:tc>
+          <w:tcPr>
+            <w:tcW w:w="2370" w:type="dxa"/>
+          </w:tcPr>
+          <w:p>
+            <w:pPr/>
+            <w:r>
+              <w:rPr>
+                <w:b/>
+              </w:rPr>
+              <w:t xml:space="preserve">Version</w:t>
+            </w:r>
+          </w:p>
+        </w:tc>
+        <w:tc>
+          <w:tcPr>
+            <w:tcW w:w="1230" w:type="dxa"/>
+          </w:tcPr>
+          <w:p>
+            <w:pPr/>
+            <w:r>
+              <w:t xml:space="preserve">1.0</w:t>
+            </w:r>
+          </w:p>
+        </w:tc>
+      </w:tr>
+      <w:tr>
+        <w:trPr>
+          <w:trHeight w:val="465" w:hRule="atLeast"/>
+        </w:trPr>
+        <w:tc>
+          <w:tcPr>
+            <w:tcW w:w="2220" w:type="dxa"/>
+          </w:tcPr>
+          <w:p>
+            <w:pPr/>
+            <w:r>
+              <w:rPr>
+                <w:b/>
+              </w:rPr>
+              <w:t xml:space="preserve">Description</w:t>
+            </w:r>
+          </w:p>
+        </w:tc>
+        <w:tc>
+          <w:tcPr>
+            <w:tcW w:w="7125" w:type="dxa"/>
+            <w:gridSpan w:val="3"/>
+          </w:tcPr>
+          <w:p>
+            <w:pPr/>
+            <w:r>
+              <w:t xml:space="preserve">System should enable user to mark notifications as read.</w:t>
+            </w:r>
+          </w:p>
+        </w:tc>
+      </w:tr>
+      <w:tr>
+        <w:trPr>
+          <w:trHeight w:val="465" w:hRule="atLeast"/>
+        </w:trPr>
+        <w:tc>
+          <w:tcPr>
+            <w:tcW w:w="2220" w:type="dxa"/>
+          </w:tcPr>
+          <w:p>
+            <w:pPr/>
+            <w:r>
+              <w:rPr>
+                <w:b/>
+              </w:rPr>
+              <w:t xml:space="preserve">Author</w:t>
+            </w:r>
+          </w:p>
+        </w:tc>
+        <w:tc>
+          <w:tcPr>
+            <w:tcW w:w="7125" w:type="dxa"/>
+            <w:gridSpan w:val="3"/>
+          </w:tcPr>
+          <w:p>
+            <w:pPr/>
+            <w:r>
+              <w:t xml:space="preserve">Developer</w:t>
+            </w:r>
+          </w:p>
+        </w:tc>
+      </w:tr>
+    </w:tbl>
+    <w:p/>
+    <w:p>
+      <w:pPr>
         <w:pStyle w:val="Heading2"/>
       </w:pPr>
       <w:r>
@@ -17084,6 +17530,171 @@
             <w:pPr/>
             <w:r>
               <w:t xml:space="preserve">Company logo and stamp images (one per kind per company) stored as binary with content-detected type, original file name, size, dimensions and audit/version fields.</w:t>
+            </w:r>
+          </w:p>
+        </w:tc>
+      </w:tr>
+      <w:tr>
+        <w:tc>
+          <w:tcPr>
+            <w:tcW w:w="2340" w:type="dxa"/>
+          </w:tcPr>
+          <w:p>
+            <w:pPr/>
+            <w:r>
+              <w:rPr>
+                <w:b/>
+              </w:rPr>
+              <w:t xml:space="preserve">Author</w:t>
+            </w:r>
+          </w:p>
+        </w:tc>
+        <w:tc>
+          <w:tcPr>
+            <w:tcW w:w="7020" w:type="dxa"/>
+            <w:gridSpan w:val="3"/>
+          </w:tcPr>
+          <w:p>
+            <w:pPr/>
+            <w:r>
+              <w:t xml:space="preserve">Developer</w:t>
+            </w:r>
+          </w:p>
+        </w:tc>
+      </w:tr>
+    </w:tbl>
+    <w:p/>
+    <w:tbl>
+      <w:tblPr>
+        <w:tblStyle w:val="TableGrid"/>
+        <w:tblW w:w="9360" w:type="dxa"/>
+        <w:jc w:val="left"/>
+        <w:tblBorders>
+          <w:top w:val="single" w:color="000000" w:sz="8" w:space="0"/>
+          <w:left w:val="single" w:color="000000" w:sz="8" w:space="0"/>
+          <w:bottom w:val="single" w:color="000000" w:sz="8" w:space="0"/>
+          <w:right w:val="single" w:color="000000" w:sz="8" w:space="0"/>
+          <w:insideH w:val="single" w:color="000000" w:sz="8" w:space="0"/>
+          <w:insideV w:val="single" w:color="000000" w:sz="8" w:space="0"/>
+        </w:tblBorders>
+        <w:tblLayout w:type="fixed"/>
+        <w:tblCellMar>
+          <w:top w:w="100" w:type="dxa"/>
+          <w:left w:w="100" w:type="dxa"/>
+          <w:bottom w:w="100" w:type="dxa"/>
+          <w:right w:w="100" w:type="dxa"/>
+        </w:tblCellMar>
+      </w:tblPr>
+      <w:tblGrid>
+        <w:gridCol w:w="2340"/>
+        <w:gridCol w:w="2340"/>
+        <w:gridCol w:w="2340"/>
+        <w:gridCol w:w="2340"/>
+      </w:tblGrid>
+      <w:tr>
+        <w:tc>
+          <w:tcPr>
+            <w:tcW w:w="2340" w:type="dxa"/>
+          </w:tcPr>
+          <w:p>
+            <w:pPr/>
+            <w:r>
+              <w:rPr>
+                <w:b/>
+              </w:rPr>
+              <w:t xml:space="preserve">Requirement ID</w:t>
+            </w:r>
+          </w:p>
+        </w:tc>
+        <w:tc>
+          <w:tcPr>
+            <w:tcW w:w="2340" w:type="dxa"/>
+          </w:tcPr>
+          <w:p>
+            <w:pPr/>
+            <w:r>
+              <w:t xml:space="preserve">REQ_DS43.104</w:t>
+            </w:r>
+          </w:p>
+        </w:tc>
+        <w:tc>
+          <w:tcPr>
+            <w:tcW w:w="2340" w:type="dxa"/>
+          </w:tcPr>
+          <w:p>
+            <w:pPr/>
+            <w:r>
+              <w:rPr>
+                <w:b/>
+              </w:rPr>
+              <w:t xml:space="preserve">Version</w:t>
+            </w:r>
+          </w:p>
+        </w:tc>
+        <w:tc>
+          <w:tcPr>
+            <w:tcW w:w="2340" w:type="dxa"/>
+          </w:tcPr>
+          <w:p>
+            <w:pPr/>
+            <w:r>
+              <w:t xml:space="preserve">1.0</w:t>
+            </w:r>
+          </w:p>
+        </w:tc>
+      </w:tr>
+      <w:tr>
+        <w:tc>
+          <w:tcPr>
+            <w:tcW w:w="2340" w:type="dxa"/>
+          </w:tcPr>
+          <w:p>
+            <w:pPr/>
+            <w:r>
+              <w:rPr>
+                <w:b/>
+              </w:rPr>
+              <w:t xml:space="preserve">Table Name</w:t>
+            </w:r>
+          </w:p>
+        </w:tc>
+        <w:tc>
+          <w:tcPr>
+            <w:tcW w:w="7020" w:type="dxa"/>
+            <w:gridSpan w:val="3"/>
+          </w:tcPr>
+          <w:p>
+            <w:pPr/>
+            <w:r>
+              <w:t xml:space="preserve">sys_notification</w:t>
+            </w:r>
+          </w:p>
+        </w:tc>
+      </w:tr>
+      <w:tr>
+        <w:tc>
+          <w:tcPr>
+            <w:tcW w:w="2340" w:type="dxa"/>
+          </w:tcPr>
+          <w:p>
+            <w:pPr/>
+            <w:r>
+              <w:rPr>
+                <w:b/>
+              </w:rPr>
+              <w:t xml:space="preserve">Description</w:t>
+            </w:r>
+          </w:p>
+        </w:tc>
+        <w:tc>
+          <w:tcPr>
+            <w:tcW w:w="7020" w:type="dxa"/>
+            <w:gridSpan w:val="3"/>
+          </w:tcPr>
+          <w:p>
+            <w:pPr/>
+            <w:r>
+              <w:t xml:space="preserve">One recipient's company-scoped notification, source identity, read time and expiry.</w:t>
             </w:r>
           </w:p>
         </w:tc>
@@ -46325,7 +46936,7 @@
       </w:r>
     </w:p>
     <w:sectPr>
-      <w:footerReference xmlns:r="http://schemas.openxmlformats.org/officeDocument/2006/relationships" w:type="default" r:id="R3b64e9987d47404c"/>
+      <w:footerReference xmlns:r="http://schemas.openxmlformats.org/officeDocument/2006/relationships" w:type="default" r:id="Rc9be5c92750d412b"/>
       <w:pgSz w:w="11906" w:h="16838"/>
       <w:pgMar w:top="1440" w:right="1440" w:bottom="1440" w:left="1440" w:header="720" w:footer="720" w:gutter="0"/>
     </w:sectPr>

--- a/docs/99-output/MyERP_SRS.docx
+++ b/docs/99-output/MyERP_SRS.docx
@@ -14104,7 +14104,7 @@
           <w:p>
             <w:pPr/>
             <w:r>
-              <w:t xml:space="preserve">1.0</w:t>
+              <w:t xml:space="preserve">1.1</w:t>
             </w:r>
           </w:p>
         </w:tc>
@@ -14250,7 +14250,7 @@
           <w:p>
             <w:pPr/>
             <w:r>
-              <w:t xml:space="preserve">1.0</w:t>
+              <w:t xml:space="preserve">1.1</w:t>
             </w:r>
           </w:p>
         </w:tc>
@@ -46320,6 +46320,1652 @@
             <w:pPr/>
             <w:r>
               <w:t xml:space="preserve">REQ_IO_A8.75.4</w:t>
+            </w:r>
+          </w:p>
+        </w:tc>
+      </w:tr>
+      <w:tr>
+        <w:tc>
+          <w:tcPr>
+            <w:tcW w:w="2340" w:type="dxa"/>
+          </w:tcPr>
+          <w:p>
+            <w:pPr/>
+            <w:r>
+              <w:rPr>
+                <w:b/>
+              </w:rPr>
+              <w:t xml:space="preserve">Author</w:t>
+            </w:r>
+          </w:p>
+        </w:tc>
+        <w:tc>
+          <w:tcPr>
+            <w:tcW w:w="7020" w:type="dxa"/>
+            <w:gridSpan w:val="3"/>
+          </w:tcPr>
+          <w:p>
+            <w:pPr/>
+            <w:r>
+              <w:t xml:space="preserve">Developer</w:t>
+            </w:r>
+          </w:p>
+        </w:tc>
+      </w:tr>
+    </w:tbl>
+    <w:p/>
+    <w:p>
+      <w:pPr>
+        <w:pStyle w:val="Heading5"/>
+      </w:pPr>
+      <w:r>
+        <w:t xml:space="preserve">4.4.1.8.76 Notification View Interface</w:t>
+      </w:r>
+    </w:p>
+    <w:tbl>
+      <w:tblPr>
+        <w:tblStyle w:val="TableGrid"/>
+        <w:tblW w:w="9360" w:type="dxa"/>
+        <w:jc w:val="left"/>
+        <w:tblBorders>
+          <w:top w:val="single" w:color="000000" w:sz="6" w:space="0"/>
+          <w:left w:val="single" w:color="000000" w:sz="6" w:space="0"/>
+          <w:bottom w:val="single" w:color="000000" w:sz="6" w:space="0"/>
+          <w:right w:val="single" w:color="000000" w:sz="6" w:space="0"/>
+          <w:insideH w:val="single" w:color="000000" w:sz="6" w:space="0"/>
+          <w:insideV w:val="single" w:color="000000" w:sz="6" w:space="0"/>
+        </w:tblBorders>
+        <w:tblLayout w:type="fixed"/>
+        <w:tblCellMar>
+          <w:top w:w="100" w:type="dxa"/>
+          <w:left w:w="100" w:type="dxa"/>
+          <w:bottom w:w="100" w:type="dxa"/>
+          <w:right w:w="100" w:type="dxa"/>
+        </w:tblCellMar>
+      </w:tblPr>
+      <w:tblGrid>
+        <w:gridCol w:w="2340"/>
+        <w:gridCol w:w="2340"/>
+        <w:gridCol w:w="2340"/>
+        <w:gridCol w:w="2340"/>
+      </w:tblGrid>
+      <w:tr>
+        <w:tc>
+          <w:tcPr>
+            <w:tcW w:w="2340" w:type="dxa"/>
+          </w:tcPr>
+          <w:p>
+            <w:pPr/>
+            <w:r>
+              <w:rPr>
+                <w:b/>
+              </w:rPr>
+              <w:t xml:space="preserve">Requirement ID</w:t>
+            </w:r>
+          </w:p>
+        </w:tc>
+        <w:tc>
+          <w:tcPr>
+            <w:tcW w:w="2340" w:type="dxa"/>
+          </w:tcPr>
+          <w:p>
+            <w:pPr/>
+            <w:r>
+              <w:t xml:space="preserve">REQ_IO_A8.76.1</w:t>
+            </w:r>
+          </w:p>
+        </w:tc>
+        <w:tc>
+          <w:tcPr>
+            <w:tcW w:w="2340" w:type="dxa"/>
+          </w:tcPr>
+          <w:p>
+            <w:pPr/>
+            <w:r>
+              <w:rPr>
+                <w:b/>
+              </w:rPr>
+              <w:t xml:space="preserve">Version</w:t>
+            </w:r>
+          </w:p>
+        </w:tc>
+        <w:tc>
+          <w:tcPr>
+            <w:tcW w:w="2340" w:type="dxa"/>
+          </w:tcPr>
+          <w:p>
+            <w:pPr/>
+            <w:r>
+              <w:t xml:space="preserve">1.0</w:t>
+            </w:r>
+          </w:p>
+        </w:tc>
+      </w:tr>
+      <w:tr>
+        <w:tc>
+          <w:tcPr>
+            <w:tcW w:w="2340" w:type="dxa"/>
+          </w:tcPr>
+          <w:p>
+            <w:pPr/>
+            <w:r>
+              <w:rPr>
+                <w:b/>
+              </w:rPr>
+              <w:t xml:space="preserve">Item</w:t>
+            </w:r>
+          </w:p>
+        </w:tc>
+        <w:tc>
+          <w:tcPr>
+            <w:tcW w:w="7020" w:type="dxa"/>
+            <w:gridSpan w:val="3"/>
+          </w:tcPr>
+          <w:p>
+            <w:pPr/>
+            <w:r>
+              <w:t xml:space="preserve">Unread Badge (Label)</w:t>
+            </w:r>
+          </w:p>
+        </w:tc>
+      </w:tr>
+      <w:tr>
+        <w:tc>
+          <w:tcPr>
+            <w:tcW w:w="2340" w:type="dxa"/>
+          </w:tcPr>
+          <w:p>
+            <w:pPr/>
+            <w:r>
+              <w:rPr>
+                <w:b/>
+              </w:rPr>
+              <w:t xml:space="preserve">Description</w:t>
+            </w:r>
+          </w:p>
+        </w:tc>
+        <w:tc>
+          <w:tcPr>
+            <w:tcW w:w="7020" w:type="dxa"/>
+            <w:gridSpan w:val="3"/>
+          </w:tcPr>
+          <w:p>
+            <w:pPr/>
+            <w:r>
+              <w:t xml:space="preserve">頂列未讀數</w:t>
+            </w:r>
+          </w:p>
+        </w:tc>
+      </w:tr>
+      <w:tr>
+        <w:tc>
+          <w:tcPr>
+            <w:tcW w:w="2340" w:type="dxa"/>
+          </w:tcPr>
+          <w:p>
+            <w:pPr/>
+            <w:r>
+              <w:rPr>
+                <w:b/>
+              </w:rPr>
+              <w:t xml:space="preserve">Purpose</w:t>
+            </w:r>
+          </w:p>
+        </w:tc>
+        <w:tc>
+          <w:tcPr>
+            <w:tcW w:w="7020" w:type="dxa"/>
+            <w:gridSpan w:val="3"/>
+          </w:tcPr>
+          <w:p>
+            <w:pPr/>
+            <w:r>
+              <w:t xml:space="preserve">快速辨識新通知</w:t>
+            </w:r>
+          </w:p>
+        </w:tc>
+      </w:tr>
+      <w:tr>
+        <w:tc>
+          <w:tcPr>
+            <w:tcW w:w="2340" w:type="dxa"/>
+          </w:tcPr>
+          <w:p>
+            <w:pPr/>
+            <w:r>
+              <w:rPr>
+                <w:b/>
+              </w:rPr>
+              <w:t xml:space="preserve">Format</w:t>
+            </w:r>
+          </w:p>
+        </w:tc>
+        <w:tc>
+          <w:tcPr>
+            <w:tcW w:w="2340" w:type="dxa"/>
+          </w:tcPr>
+          <w:p>
+            <w:pPr/>
+            <w:r>
+              <w:t xml:space="preserve">Integer</w:t>
+            </w:r>
+          </w:p>
+        </w:tc>
+        <w:tc>
+          <w:tcPr>
+            <w:tcW w:w="2340" w:type="dxa"/>
+          </w:tcPr>
+          <w:p>
+            <w:pPr/>
+            <w:r>
+              <w:rPr>
+                <w:b/>
+              </w:rPr>
+              <w:t xml:space="preserve">Valid Range</w:t>
+            </w:r>
+          </w:p>
+        </w:tc>
+        <w:tc>
+          <w:tcPr>
+            <w:tcW w:w="2340" w:type="dxa"/>
+          </w:tcPr>
+          <w:p>
+            <w:pPr/>
+            <w:r>
+              <w:t xml:space="preserve">0 隱藏；超過 99 顯示 99+</w:t>
+            </w:r>
+          </w:p>
+        </w:tc>
+      </w:tr>
+      <w:tr>
+        <w:tc>
+          <w:tcPr>
+            <w:tcW w:w="2340" w:type="dxa"/>
+          </w:tcPr>
+          <w:p>
+            <w:pPr/>
+            <w:r>
+              <w:rPr>
+                <w:b/>
+              </w:rPr>
+              <w:t xml:space="preserve">Related I/O</w:t>
+            </w:r>
+          </w:p>
+        </w:tc>
+        <w:tc>
+          <w:tcPr>
+            <w:tcW w:w="7020" w:type="dxa"/>
+            <w:gridSpan w:val="3"/>
+          </w:tcPr>
+          <w:p>
+            <w:pPr/>
+            <w:r>
+              <w:t xml:space="preserve">收件箱</w:t>
+            </w:r>
+          </w:p>
+        </w:tc>
+      </w:tr>
+      <w:tr>
+        <w:tc>
+          <w:tcPr>
+            <w:tcW w:w="2340" w:type="dxa"/>
+          </w:tcPr>
+          <w:p>
+            <w:pPr/>
+            <w:r>
+              <w:rPr>
+                <w:b/>
+              </w:rPr>
+              <w:t xml:space="preserve">Author</w:t>
+            </w:r>
+          </w:p>
+        </w:tc>
+        <w:tc>
+          <w:tcPr>
+            <w:tcW w:w="7020" w:type="dxa"/>
+            <w:gridSpan w:val="3"/>
+          </w:tcPr>
+          <w:p>
+            <w:pPr/>
+            <w:r>
+              <w:t xml:space="preserve">Developer</w:t>
+            </w:r>
+          </w:p>
+        </w:tc>
+      </w:tr>
+    </w:tbl>
+    <w:p/>
+    <w:tbl>
+      <w:tblPr>
+        <w:tblStyle w:val="TableGrid"/>
+        <w:tblW w:w="9360" w:type="dxa"/>
+        <w:jc w:val="left"/>
+        <w:tblBorders>
+          <w:top w:val="single" w:color="000000" w:sz="6" w:space="0"/>
+          <w:left w:val="single" w:color="000000" w:sz="6" w:space="0"/>
+          <w:bottom w:val="single" w:color="000000" w:sz="6" w:space="0"/>
+          <w:right w:val="single" w:color="000000" w:sz="6" w:space="0"/>
+          <w:insideH w:val="single" w:color="000000" w:sz="6" w:space="0"/>
+          <w:insideV w:val="single" w:color="000000" w:sz="6" w:space="0"/>
+        </w:tblBorders>
+        <w:tblLayout w:type="fixed"/>
+        <w:tblCellMar>
+          <w:top w:w="100" w:type="dxa"/>
+          <w:left w:w="100" w:type="dxa"/>
+          <w:bottom w:w="100" w:type="dxa"/>
+          <w:right w:w="100" w:type="dxa"/>
+        </w:tblCellMar>
+      </w:tblPr>
+      <w:tblGrid>
+        <w:gridCol w:w="2340"/>
+        <w:gridCol w:w="2340"/>
+        <w:gridCol w:w="2340"/>
+        <w:gridCol w:w="2340"/>
+      </w:tblGrid>
+      <w:tr>
+        <w:tc>
+          <w:tcPr>
+            <w:tcW w:w="2340" w:type="dxa"/>
+          </w:tcPr>
+          <w:p>
+            <w:pPr/>
+            <w:r>
+              <w:rPr>
+                <w:b/>
+              </w:rPr>
+              <w:t xml:space="preserve">Requirement ID</w:t>
+            </w:r>
+          </w:p>
+        </w:tc>
+        <w:tc>
+          <w:tcPr>
+            <w:tcW w:w="2340" w:type="dxa"/>
+          </w:tcPr>
+          <w:p>
+            <w:pPr/>
+            <w:r>
+              <w:t xml:space="preserve">REQ_IO_A8.76.2</w:t>
+            </w:r>
+          </w:p>
+        </w:tc>
+        <w:tc>
+          <w:tcPr>
+            <w:tcW w:w="2340" w:type="dxa"/>
+          </w:tcPr>
+          <w:p>
+            <w:pPr/>
+            <w:r>
+              <w:rPr>
+                <w:b/>
+              </w:rPr>
+              <w:t xml:space="preserve">Version</w:t>
+            </w:r>
+          </w:p>
+        </w:tc>
+        <w:tc>
+          <w:tcPr>
+            <w:tcW w:w="2340" w:type="dxa"/>
+          </w:tcPr>
+          <w:p>
+            <w:pPr/>
+            <w:r>
+              <w:t xml:space="preserve">1.0</w:t>
+            </w:r>
+          </w:p>
+        </w:tc>
+      </w:tr>
+      <w:tr>
+        <w:tc>
+          <w:tcPr>
+            <w:tcW w:w="2340" w:type="dxa"/>
+          </w:tcPr>
+          <w:p>
+            <w:pPr/>
+            <w:r>
+              <w:rPr>
+                <w:b/>
+              </w:rPr>
+              <w:t xml:space="preserve">Item</w:t>
+            </w:r>
+          </w:p>
+        </w:tc>
+        <w:tc>
+          <w:tcPr>
+            <w:tcW w:w="7020" w:type="dxa"/>
+            <w:gridSpan w:val="3"/>
+          </w:tcPr>
+          <w:p>
+            <w:pPr/>
+            <w:r>
+              <w:t xml:space="preserve">Unread Only (Button)</w:t>
+            </w:r>
+          </w:p>
+        </w:tc>
+      </w:tr>
+      <w:tr>
+        <w:tc>
+          <w:tcPr>
+            <w:tcW w:w="2340" w:type="dxa"/>
+          </w:tcPr>
+          <w:p>
+            <w:pPr/>
+            <w:r>
+              <w:rPr>
+                <w:b/>
+              </w:rPr>
+              <w:t xml:space="preserve">Description</w:t>
+            </w:r>
+          </w:p>
+        </w:tc>
+        <w:tc>
+          <w:tcPr>
+            <w:tcW w:w="7020" w:type="dxa"/>
+            <w:gridSpan w:val="3"/>
+          </w:tcPr>
+          <w:p>
+            <w:pPr/>
+            <w:r>
+              <w:t xml:space="preserve">未讀篩選</w:t>
+            </w:r>
+          </w:p>
+        </w:tc>
+      </w:tr>
+      <w:tr>
+        <w:tc>
+          <w:tcPr>
+            <w:tcW w:w="2340" w:type="dxa"/>
+          </w:tcPr>
+          <w:p>
+            <w:pPr/>
+            <w:r>
+              <w:rPr>
+                <w:b/>
+              </w:rPr>
+              <w:t xml:space="preserve">Purpose</w:t>
+            </w:r>
+          </w:p>
+        </w:tc>
+        <w:tc>
+          <w:tcPr>
+            <w:tcW w:w="7020" w:type="dxa"/>
+            <w:gridSpan w:val="3"/>
+          </w:tcPr>
+          <w:p>
+            <w:pPr/>
+            <w:r>
+              <w:t xml:space="preserve">切換全部／未讀</w:t>
+            </w:r>
+          </w:p>
+        </w:tc>
+      </w:tr>
+      <w:tr>
+        <w:tc>
+          <w:tcPr>
+            <w:tcW w:w="2340" w:type="dxa"/>
+          </w:tcPr>
+          <w:p>
+            <w:pPr/>
+            <w:r>
+              <w:rPr>
+                <w:b/>
+              </w:rPr>
+              <w:t xml:space="preserve">Format</w:t>
+            </w:r>
+          </w:p>
+        </w:tc>
+        <w:tc>
+          <w:tcPr>
+            <w:tcW w:w="2340" w:type="dxa"/>
+          </w:tcPr>
+          <w:p>
+            <w:pPr/>
+            <w:r>
+              <w:t xml:space="preserve">Button</w:t>
+            </w:r>
+          </w:p>
+        </w:tc>
+        <w:tc>
+          <w:tcPr>
+            <w:tcW w:w="2340" w:type="dxa"/>
+          </w:tcPr>
+          <w:p>
+            <w:pPr/>
+            <w:r>
+              <w:rPr>
+                <w:b/>
+              </w:rPr>
+              <w:t xml:space="preserve">Valid Range</w:t>
+            </w:r>
+          </w:p>
+        </w:tc>
+        <w:tc>
+          <w:tcPr>
+            <w:tcW w:w="2340" w:type="dxa"/>
+          </w:tcPr>
+          <w:p>
+            <w:pPr/>
+            <w:r>
+              <w:t xml:space="preserve">切換後回第 1 頁</w:t>
+            </w:r>
+          </w:p>
+        </w:tc>
+      </w:tr>
+      <w:tr>
+        <w:tc>
+          <w:tcPr>
+            <w:tcW w:w="2340" w:type="dxa"/>
+          </w:tcPr>
+          <w:p>
+            <w:pPr/>
+            <w:r>
+              <w:rPr>
+                <w:b/>
+              </w:rPr>
+              <w:t xml:space="preserve">Related I/O</w:t>
+            </w:r>
+          </w:p>
+        </w:tc>
+        <w:tc>
+          <w:tcPr>
+            <w:tcW w:w="7020" w:type="dxa"/>
+            <w:gridSpan w:val="3"/>
+          </w:tcPr>
+          <w:p>
+            <w:pPr/>
+            <w:r>
+              <w:t xml:space="preserve">通知列表</w:t>
+            </w:r>
+          </w:p>
+        </w:tc>
+      </w:tr>
+      <w:tr>
+        <w:tc>
+          <w:tcPr>
+            <w:tcW w:w="2340" w:type="dxa"/>
+          </w:tcPr>
+          <w:p>
+            <w:pPr/>
+            <w:r>
+              <w:rPr>
+                <w:b/>
+              </w:rPr>
+              <w:t xml:space="preserve">Author</w:t>
+            </w:r>
+          </w:p>
+        </w:tc>
+        <w:tc>
+          <w:tcPr>
+            <w:tcW w:w="7020" w:type="dxa"/>
+            <w:gridSpan w:val="3"/>
+          </w:tcPr>
+          <w:p>
+            <w:pPr/>
+            <w:r>
+              <w:t xml:space="preserve">Developer</w:t>
+            </w:r>
+          </w:p>
+        </w:tc>
+      </w:tr>
+    </w:tbl>
+    <w:p/>
+    <w:tbl>
+      <w:tblPr>
+        <w:tblStyle w:val="TableGrid"/>
+        <w:tblW w:w="9360" w:type="dxa"/>
+        <w:jc w:val="left"/>
+        <w:tblBorders>
+          <w:top w:val="single" w:color="000000" w:sz="6" w:space="0"/>
+          <w:left w:val="single" w:color="000000" w:sz="6" w:space="0"/>
+          <w:bottom w:val="single" w:color="000000" w:sz="6" w:space="0"/>
+          <w:right w:val="single" w:color="000000" w:sz="6" w:space="0"/>
+          <w:insideH w:val="single" w:color="000000" w:sz="6" w:space="0"/>
+          <w:insideV w:val="single" w:color="000000" w:sz="6" w:space="0"/>
+        </w:tblBorders>
+        <w:tblLayout w:type="fixed"/>
+        <w:tblCellMar>
+          <w:top w:w="100" w:type="dxa"/>
+          <w:left w:w="100" w:type="dxa"/>
+          <w:bottom w:w="100" w:type="dxa"/>
+          <w:right w:w="100" w:type="dxa"/>
+        </w:tblCellMar>
+      </w:tblPr>
+      <w:tblGrid>
+        <w:gridCol w:w="2340"/>
+        <w:gridCol w:w="2340"/>
+        <w:gridCol w:w="2340"/>
+        <w:gridCol w:w="2340"/>
+      </w:tblGrid>
+      <w:tr>
+        <w:tc>
+          <w:tcPr>
+            <w:tcW w:w="2340" w:type="dxa"/>
+          </w:tcPr>
+          <w:p>
+            <w:pPr/>
+            <w:r>
+              <w:rPr>
+                <w:b/>
+              </w:rPr>
+              <w:t xml:space="preserve">Requirement ID</w:t>
+            </w:r>
+          </w:p>
+        </w:tc>
+        <w:tc>
+          <w:tcPr>
+            <w:tcW w:w="2340" w:type="dxa"/>
+          </w:tcPr>
+          <w:p>
+            <w:pPr/>
+            <w:r>
+              <w:t xml:space="preserve">REQ_IO_A8.76.3</w:t>
+            </w:r>
+          </w:p>
+        </w:tc>
+        <w:tc>
+          <w:tcPr>
+            <w:tcW w:w="2340" w:type="dxa"/>
+          </w:tcPr>
+          <w:p>
+            <w:pPr/>
+            <w:r>
+              <w:rPr>
+                <w:b/>
+              </w:rPr>
+              <w:t xml:space="preserve">Version</w:t>
+            </w:r>
+          </w:p>
+        </w:tc>
+        <w:tc>
+          <w:tcPr>
+            <w:tcW w:w="2340" w:type="dxa"/>
+          </w:tcPr>
+          <w:p>
+            <w:pPr/>
+            <w:r>
+              <w:t xml:space="preserve">1.0</w:t>
+            </w:r>
+          </w:p>
+        </w:tc>
+      </w:tr>
+      <w:tr>
+        <w:tc>
+          <w:tcPr>
+            <w:tcW w:w="2340" w:type="dxa"/>
+          </w:tcPr>
+          <w:p>
+            <w:pPr/>
+            <w:r>
+              <w:rPr>
+                <w:b/>
+              </w:rPr>
+              <w:t xml:space="preserve">Item</w:t>
+            </w:r>
+          </w:p>
+        </w:tc>
+        <w:tc>
+          <w:tcPr>
+            <w:tcW w:w="7020" w:type="dxa"/>
+            <w:gridSpan w:val="3"/>
+          </w:tcPr>
+          <w:p>
+            <w:pPr/>
+            <w:r>
+              <w:t xml:space="preserve">Notification List (Table)</w:t>
+            </w:r>
+          </w:p>
+        </w:tc>
+      </w:tr>
+      <w:tr>
+        <w:tc>
+          <w:tcPr>
+            <w:tcW w:w="2340" w:type="dxa"/>
+          </w:tcPr>
+          <w:p>
+            <w:pPr/>
+            <w:r>
+              <w:rPr>
+                <w:b/>
+              </w:rPr>
+              <w:t xml:space="preserve">Description</w:t>
+            </w:r>
+          </w:p>
+        </w:tc>
+        <w:tc>
+          <w:tcPr>
+            <w:tcW w:w="7020" w:type="dxa"/>
+            <w:gridSpan w:val="3"/>
+          </w:tcPr>
+          <w:p>
+            <w:pPr/>
+            <w:r>
+              <w:t xml:space="preserve">類別、標題、內文、時間、狀態</w:t>
+            </w:r>
+          </w:p>
+        </w:tc>
+      </w:tr>
+      <w:tr>
+        <w:tc>
+          <w:tcPr>
+            <w:tcW w:w="2340" w:type="dxa"/>
+          </w:tcPr>
+          <w:p>
+            <w:pPr/>
+            <w:r>
+              <w:rPr>
+                <w:b/>
+              </w:rPr>
+              <w:t xml:space="preserve">Purpose</w:t>
+            </w:r>
+          </w:p>
+        </w:tc>
+        <w:tc>
+          <w:tcPr>
+            <w:tcW w:w="7020" w:type="dxa"/>
+            <w:gridSpan w:val="3"/>
+          </w:tcPr>
+          <w:p>
+            <w:pPr/>
+            <w:r>
+              <w:t xml:space="preserve">瀏覽本人通知</w:t>
+            </w:r>
+          </w:p>
+        </w:tc>
+      </w:tr>
+      <w:tr>
+        <w:tc>
+          <w:tcPr>
+            <w:tcW w:w="2340" w:type="dxa"/>
+          </w:tcPr>
+          <w:p>
+            <w:pPr/>
+            <w:r>
+              <w:rPr>
+                <w:b/>
+              </w:rPr>
+              <w:t xml:space="preserve">Format</w:t>
+            </w:r>
+          </w:p>
+        </w:tc>
+        <w:tc>
+          <w:tcPr>
+            <w:tcW w:w="2340" w:type="dxa"/>
+          </w:tcPr>
+          <w:p>
+            <w:pPr/>
+            <w:r>
+              <w:t xml:space="preserve">Paged table</w:t>
+            </w:r>
+          </w:p>
+        </w:tc>
+        <w:tc>
+          <w:tcPr>
+            <w:tcW w:w="2340" w:type="dxa"/>
+          </w:tcPr>
+          <w:p>
+            <w:pPr/>
+            <w:r>
+              <w:rPr>
+                <w:b/>
+              </w:rPr>
+              <w:t xml:space="preserve">Valid Range</w:t>
+            </w:r>
+          </w:p>
+        </w:tc>
+        <w:tc>
+          <w:tcPr>
+            <w:tcW w:w="2340" w:type="dxa"/>
+          </w:tcPr>
+          <w:p>
+            <w:pPr/>
+            <w:r>
+              <w:t xml:space="preserve">每頁 20，伺服器分頁</w:t>
+            </w:r>
+          </w:p>
+        </w:tc>
+      </w:tr>
+      <w:tr>
+        <w:tc>
+          <w:tcPr>
+            <w:tcW w:w="2340" w:type="dxa"/>
+          </w:tcPr>
+          <w:p>
+            <w:pPr/>
+            <w:r>
+              <w:rPr>
+                <w:b/>
+              </w:rPr>
+              <w:t xml:space="preserve">Related I/O</w:t>
+            </w:r>
+          </w:p>
+        </w:tc>
+        <w:tc>
+          <w:tcPr>
+            <w:tcW w:w="7020" w:type="dxa"/>
+            <w:gridSpan w:val="3"/>
+          </w:tcPr>
+          <w:p>
+            <w:pPr/>
+            <w:r>
+              <w:t xml:space="preserve">未讀篩選</w:t>
+            </w:r>
+          </w:p>
+        </w:tc>
+      </w:tr>
+      <w:tr>
+        <w:tc>
+          <w:tcPr>
+            <w:tcW w:w="2340" w:type="dxa"/>
+          </w:tcPr>
+          <w:p>
+            <w:pPr/>
+            <w:r>
+              <w:rPr>
+                <w:b/>
+              </w:rPr>
+              <w:t xml:space="preserve">Author</w:t>
+            </w:r>
+          </w:p>
+        </w:tc>
+        <w:tc>
+          <w:tcPr>
+            <w:tcW w:w="7020" w:type="dxa"/>
+            <w:gridSpan w:val="3"/>
+          </w:tcPr>
+          <w:p>
+            <w:pPr/>
+            <w:r>
+              <w:t xml:space="preserve">Developer</w:t>
+            </w:r>
+          </w:p>
+        </w:tc>
+      </w:tr>
+    </w:tbl>
+    <w:p/>
+    <w:tbl>
+      <w:tblPr>
+        <w:tblStyle w:val="TableGrid"/>
+        <w:tblW w:w="9360" w:type="dxa"/>
+        <w:jc w:val="left"/>
+        <w:tblBorders>
+          <w:top w:val="single" w:color="000000" w:sz="6" w:space="0"/>
+          <w:left w:val="single" w:color="000000" w:sz="6" w:space="0"/>
+          <w:bottom w:val="single" w:color="000000" w:sz="6" w:space="0"/>
+          <w:right w:val="single" w:color="000000" w:sz="6" w:space="0"/>
+          <w:insideH w:val="single" w:color="000000" w:sz="6" w:space="0"/>
+          <w:insideV w:val="single" w:color="000000" w:sz="6" w:space="0"/>
+        </w:tblBorders>
+        <w:tblLayout w:type="fixed"/>
+        <w:tblCellMar>
+          <w:top w:w="100" w:type="dxa"/>
+          <w:left w:w="100" w:type="dxa"/>
+          <w:bottom w:w="100" w:type="dxa"/>
+          <w:right w:w="100" w:type="dxa"/>
+        </w:tblCellMar>
+      </w:tblPr>
+      <w:tblGrid>
+        <w:gridCol w:w="2340"/>
+        <w:gridCol w:w="2340"/>
+        <w:gridCol w:w="2340"/>
+        <w:gridCol w:w="2340"/>
+      </w:tblGrid>
+      <w:tr>
+        <w:tc>
+          <w:tcPr>
+            <w:tcW w:w="2340" w:type="dxa"/>
+          </w:tcPr>
+          <w:p>
+            <w:pPr/>
+            <w:r>
+              <w:rPr>
+                <w:b/>
+              </w:rPr>
+              <w:t xml:space="preserve">Requirement ID</w:t>
+            </w:r>
+          </w:p>
+        </w:tc>
+        <w:tc>
+          <w:tcPr>
+            <w:tcW w:w="2340" w:type="dxa"/>
+          </w:tcPr>
+          <w:p>
+            <w:pPr/>
+            <w:r>
+              <w:t xml:space="preserve">REQ_IO_A8.76.4</w:t>
+            </w:r>
+          </w:p>
+        </w:tc>
+        <w:tc>
+          <w:tcPr>
+            <w:tcW w:w="2340" w:type="dxa"/>
+          </w:tcPr>
+          <w:p>
+            <w:pPr/>
+            <w:r>
+              <w:rPr>
+                <w:b/>
+              </w:rPr>
+              <w:t xml:space="preserve">Version</w:t>
+            </w:r>
+          </w:p>
+        </w:tc>
+        <w:tc>
+          <w:tcPr>
+            <w:tcW w:w="2340" w:type="dxa"/>
+          </w:tcPr>
+          <w:p>
+            <w:pPr/>
+            <w:r>
+              <w:t xml:space="preserve">1.0</w:t>
+            </w:r>
+          </w:p>
+        </w:tc>
+      </w:tr>
+      <w:tr>
+        <w:tc>
+          <w:tcPr>
+            <w:tcW w:w="2340" w:type="dxa"/>
+          </w:tcPr>
+          <w:p>
+            <w:pPr/>
+            <w:r>
+              <w:rPr>
+                <w:b/>
+              </w:rPr>
+              <w:t xml:space="preserve">Item</w:t>
+            </w:r>
+          </w:p>
+        </w:tc>
+        <w:tc>
+          <w:tcPr>
+            <w:tcW w:w="7020" w:type="dxa"/>
+            <w:gridSpan w:val="3"/>
+          </w:tcPr>
+          <w:p>
+            <w:pPr/>
+            <w:r>
+              <w:t xml:space="preserve">Mark Read (Button)</w:t>
+            </w:r>
+          </w:p>
+        </w:tc>
+      </w:tr>
+      <w:tr>
+        <w:tc>
+          <w:tcPr>
+            <w:tcW w:w="2340" w:type="dxa"/>
+          </w:tcPr>
+          <w:p>
+            <w:pPr/>
+            <w:r>
+              <w:rPr>
+                <w:b/>
+              </w:rPr>
+              <w:t xml:space="preserve">Description</w:t>
+            </w:r>
+          </w:p>
+        </w:tc>
+        <w:tc>
+          <w:tcPr>
+            <w:tcW w:w="7020" w:type="dxa"/>
+            <w:gridSpan w:val="3"/>
+          </w:tcPr>
+          <w:p>
+            <w:pPr/>
+            <w:r>
+              <w:t xml:space="preserve">單則已讀</w:t>
+            </w:r>
+          </w:p>
+        </w:tc>
+      </w:tr>
+      <w:tr>
+        <w:tc>
+          <w:tcPr>
+            <w:tcW w:w="2340" w:type="dxa"/>
+          </w:tcPr>
+          <w:p>
+            <w:pPr/>
+            <w:r>
+              <w:rPr>
+                <w:b/>
+              </w:rPr>
+              <w:t xml:space="preserve">Purpose</w:t>
+            </w:r>
+          </w:p>
+        </w:tc>
+        <w:tc>
+          <w:tcPr>
+            <w:tcW w:w="7020" w:type="dxa"/>
+            <w:gridSpan w:val="3"/>
+          </w:tcPr>
+          <w:p>
+            <w:pPr/>
+            <w:r>
+              <w:t xml:space="preserve">清除該筆未讀狀態</w:t>
+            </w:r>
+          </w:p>
+        </w:tc>
+      </w:tr>
+      <w:tr>
+        <w:tc>
+          <w:tcPr>
+            <w:tcW w:w="2340" w:type="dxa"/>
+          </w:tcPr>
+          <w:p>
+            <w:pPr/>
+            <w:r>
+              <w:rPr>
+                <w:b/>
+              </w:rPr>
+              <w:t xml:space="preserve">Format</w:t>
+            </w:r>
+          </w:p>
+        </w:tc>
+        <w:tc>
+          <w:tcPr>
+            <w:tcW w:w="2340" w:type="dxa"/>
+          </w:tcPr>
+          <w:p>
+            <w:pPr/>
+            <w:r>
+              <w:t xml:space="preserve">Button</w:t>
+            </w:r>
+          </w:p>
+        </w:tc>
+        <w:tc>
+          <w:tcPr>
+            <w:tcW w:w="2340" w:type="dxa"/>
+          </w:tcPr>
+          <w:p>
+            <w:pPr/>
+            <w:r>
+              <w:rPr>
+                <w:b/>
+              </w:rPr>
+              <w:t xml:space="preserve">Valid Range</w:t>
+            </w:r>
+          </w:p>
+        </w:tc>
+        <w:tc>
+          <w:tcPr>
+            <w:tcW w:w="2340" w:type="dxa"/>
+          </w:tcPr>
+          <w:p>
+            <w:pPr/>
+            <w:r>
+              <w:t xml:space="preserve">只在未讀且有 READ 權限時顯示</w:t>
+            </w:r>
+          </w:p>
+        </w:tc>
+      </w:tr>
+      <w:tr>
+        <w:tc>
+          <w:tcPr>
+            <w:tcW w:w="2340" w:type="dxa"/>
+          </w:tcPr>
+          <w:p>
+            <w:pPr/>
+            <w:r>
+              <w:rPr>
+                <w:b/>
+              </w:rPr>
+              <w:t xml:space="preserve">Related I/O</w:t>
+            </w:r>
+          </w:p>
+        </w:tc>
+        <w:tc>
+          <w:tcPr>
+            <w:tcW w:w="7020" w:type="dxa"/>
+            <w:gridSpan w:val="3"/>
+          </w:tcPr>
+          <w:p>
+            <w:pPr/>
+            <w:r>
+              <w:t xml:space="preserve">通知列表</w:t>
+            </w:r>
+          </w:p>
+        </w:tc>
+      </w:tr>
+      <w:tr>
+        <w:tc>
+          <w:tcPr>
+            <w:tcW w:w="2340" w:type="dxa"/>
+          </w:tcPr>
+          <w:p>
+            <w:pPr/>
+            <w:r>
+              <w:rPr>
+                <w:b/>
+              </w:rPr>
+              <w:t xml:space="preserve">Author</w:t>
+            </w:r>
+          </w:p>
+        </w:tc>
+        <w:tc>
+          <w:tcPr>
+            <w:tcW w:w="7020" w:type="dxa"/>
+            <w:gridSpan w:val="3"/>
+          </w:tcPr>
+          <w:p>
+            <w:pPr/>
+            <w:r>
+              <w:t xml:space="preserve">Developer</w:t>
+            </w:r>
+          </w:p>
+        </w:tc>
+      </w:tr>
+    </w:tbl>
+    <w:p/>
+    <w:tbl>
+      <w:tblPr>
+        <w:tblStyle w:val="TableGrid"/>
+        <w:tblW w:w="9360" w:type="dxa"/>
+        <w:jc w:val="left"/>
+        <w:tblBorders>
+          <w:top w:val="single" w:color="000000" w:sz="6" w:space="0"/>
+          <w:left w:val="single" w:color="000000" w:sz="6" w:space="0"/>
+          <w:bottom w:val="single" w:color="000000" w:sz="6" w:space="0"/>
+          <w:right w:val="single" w:color="000000" w:sz="6" w:space="0"/>
+          <w:insideH w:val="single" w:color="000000" w:sz="6" w:space="0"/>
+          <w:insideV w:val="single" w:color="000000" w:sz="6" w:space="0"/>
+        </w:tblBorders>
+        <w:tblLayout w:type="fixed"/>
+        <w:tblCellMar>
+          <w:top w:w="100" w:type="dxa"/>
+          <w:left w:w="100" w:type="dxa"/>
+          <w:bottom w:w="100" w:type="dxa"/>
+          <w:right w:w="100" w:type="dxa"/>
+        </w:tblCellMar>
+      </w:tblPr>
+      <w:tblGrid>
+        <w:gridCol w:w="2340"/>
+        <w:gridCol w:w="2340"/>
+        <w:gridCol w:w="2340"/>
+        <w:gridCol w:w="2340"/>
+      </w:tblGrid>
+      <w:tr>
+        <w:tc>
+          <w:tcPr>
+            <w:tcW w:w="2340" w:type="dxa"/>
+          </w:tcPr>
+          <w:p>
+            <w:pPr/>
+            <w:r>
+              <w:rPr>
+                <w:b/>
+              </w:rPr>
+              <w:t xml:space="preserve">Requirement ID</w:t>
+            </w:r>
+          </w:p>
+        </w:tc>
+        <w:tc>
+          <w:tcPr>
+            <w:tcW w:w="2340" w:type="dxa"/>
+          </w:tcPr>
+          <w:p>
+            <w:pPr/>
+            <w:r>
+              <w:t xml:space="preserve">REQ_IO_A8.76.5</w:t>
+            </w:r>
+          </w:p>
+        </w:tc>
+        <w:tc>
+          <w:tcPr>
+            <w:tcW w:w="2340" w:type="dxa"/>
+          </w:tcPr>
+          <w:p>
+            <w:pPr/>
+            <w:r>
+              <w:rPr>
+                <w:b/>
+              </w:rPr>
+              <w:t xml:space="preserve">Version</w:t>
+            </w:r>
+          </w:p>
+        </w:tc>
+        <w:tc>
+          <w:tcPr>
+            <w:tcW w:w="2340" w:type="dxa"/>
+          </w:tcPr>
+          <w:p>
+            <w:pPr/>
+            <w:r>
+              <w:t xml:space="preserve">1.0</w:t>
+            </w:r>
+          </w:p>
+        </w:tc>
+      </w:tr>
+      <w:tr>
+        <w:tc>
+          <w:tcPr>
+            <w:tcW w:w="2340" w:type="dxa"/>
+          </w:tcPr>
+          <w:p>
+            <w:pPr/>
+            <w:r>
+              <w:rPr>
+                <w:b/>
+              </w:rPr>
+              <w:t xml:space="preserve">Item</w:t>
+            </w:r>
+          </w:p>
+        </w:tc>
+        <w:tc>
+          <w:tcPr>
+            <w:tcW w:w="7020" w:type="dxa"/>
+            <w:gridSpan w:val="3"/>
+          </w:tcPr>
+          <w:p>
+            <w:pPr/>
+            <w:r>
+              <w:t xml:space="preserve">Mark All Read (Button)</w:t>
+            </w:r>
+          </w:p>
+        </w:tc>
+      </w:tr>
+      <w:tr>
+        <w:tc>
+          <w:tcPr>
+            <w:tcW w:w="2340" w:type="dxa"/>
+          </w:tcPr>
+          <w:p>
+            <w:pPr/>
+            <w:r>
+              <w:rPr>
+                <w:b/>
+              </w:rPr>
+              <w:t xml:space="preserve">Description</w:t>
+            </w:r>
+          </w:p>
+        </w:tc>
+        <w:tc>
+          <w:tcPr>
+            <w:tcW w:w="7020" w:type="dxa"/>
+            <w:gridSpan w:val="3"/>
+          </w:tcPr>
+          <w:p>
+            <w:pPr/>
+            <w:r>
+              <w:t xml:space="preserve">全部已讀</w:t>
+            </w:r>
+          </w:p>
+        </w:tc>
+      </w:tr>
+      <w:tr>
+        <w:tc>
+          <w:tcPr>
+            <w:tcW w:w="2340" w:type="dxa"/>
+          </w:tcPr>
+          <w:p>
+            <w:pPr/>
+            <w:r>
+              <w:rPr>
+                <w:b/>
+              </w:rPr>
+              <w:t xml:space="preserve">Purpose</w:t>
+            </w:r>
+          </w:p>
+        </w:tc>
+        <w:tc>
+          <w:tcPr>
+            <w:tcW w:w="7020" w:type="dxa"/>
+            <w:gridSpan w:val="3"/>
+          </w:tcPr>
+          <w:p>
+            <w:pPr/>
+            <w:r>
+              <w:t xml:space="preserve">清除目前公司本人未讀狀態</w:t>
+            </w:r>
+          </w:p>
+        </w:tc>
+      </w:tr>
+      <w:tr>
+        <w:tc>
+          <w:tcPr>
+            <w:tcW w:w="2340" w:type="dxa"/>
+          </w:tcPr>
+          <w:p>
+            <w:pPr/>
+            <w:r>
+              <w:rPr>
+                <w:b/>
+              </w:rPr>
+              <w:t xml:space="preserve">Format</w:t>
+            </w:r>
+          </w:p>
+        </w:tc>
+        <w:tc>
+          <w:tcPr>
+            <w:tcW w:w="2340" w:type="dxa"/>
+          </w:tcPr>
+          <w:p>
+            <w:pPr/>
+            <w:r>
+              <w:t xml:space="preserve">Button</w:t>
+            </w:r>
+          </w:p>
+        </w:tc>
+        <w:tc>
+          <w:tcPr>
+            <w:tcW w:w="2340" w:type="dxa"/>
+          </w:tcPr>
+          <w:p>
+            <w:pPr/>
+            <w:r>
+              <w:rPr>
+                <w:b/>
+              </w:rPr>
+              <w:t xml:space="preserve">Valid Range</w:t>
+            </w:r>
+          </w:p>
+        </w:tc>
+        <w:tc>
+          <w:tcPr>
+            <w:tcW w:w="2340" w:type="dxa"/>
+          </w:tcPr>
+          <w:p>
+            <w:pPr/>
+            <w:r>
+              <w:t xml:space="preserve">未讀數為 0 時停用</w:t>
+            </w:r>
+          </w:p>
+        </w:tc>
+      </w:tr>
+      <w:tr>
+        <w:tc>
+          <w:tcPr>
+            <w:tcW w:w="2340" w:type="dxa"/>
+          </w:tcPr>
+          <w:p>
+            <w:pPr/>
+            <w:r>
+              <w:rPr>
+                <w:b/>
+              </w:rPr>
+              <w:t xml:space="preserve">Related I/O</w:t>
+            </w:r>
+          </w:p>
+        </w:tc>
+        <w:tc>
+          <w:tcPr>
+            <w:tcW w:w="7020" w:type="dxa"/>
+            <w:gridSpan w:val="3"/>
+          </w:tcPr>
+          <w:p>
+            <w:pPr/>
+            <w:r>
+              <w:t xml:space="preserve">通知列表</w:t>
+            </w:r>
+          </w:p>
+        </w:tc>
+      </w:tr>
+      <w:tr>
+        <w:tc>
+          <w:tcPr>
+            <w:tcW w:w="2340" w:type="dxa"/>
+          </w:tcPr>
+          <w:p>
+            <w:pPr/>
+            <w:r>
+              <w:rPr>
+                <w:b/>
+              </w:rPr>
+              <w:t xml:space="preserve">Author</w:t>
+            </w:r>
+          </w:p>
+        </w:tc>
+        <w:tc>
+          <w:tcPr>
+            <w:tcW w:w="7020" w:type="dxa"/>
+            <w:gridSpan w:val="3"/>
+          </w:tcPr>
+          <w:p>
+            <w:pPr/>
+            <w:r>
+              <w:t xml:space="preserve">Developer</w:t>
+            </w:r>
+          </w:p>
+        </w:tc>
+      </w:tr>
+    </w:tbl>
+    <w:p/>
+    <w:tbl>
+      <w:tblPr>
+        <w:tblStyle w:val="TableGrid"/>
+        <w:tblW w:w="9360" w:type="dxa"/>
+        <w:jc w:val="left"/>
+        <w:tblBorders>
+          <w:top w:val="single" w:color="000000" w:sz="6" w:space="0"/>
+          <w:left w:val="single" w:color="000000" w:sz="6" w:space="0"/>
+          <w:bottom w:val="single" w:color="000000" w:sz="6" w:space="0"/>
+          <w:right w:val="single" w:color="000000" w:sz="6" w:space="0"/>
+          <w:insideH w:val="single" w:color="000000" w:sz="6" w:space="0"/>
+          <w:insideV w:val="single" w:color="000000" w:sz="6" w:space="0"/>
+        </w:tblBorders>
+        <w:tblLayout w:type="fixed"/>
+        <w:tblCellMar>
+          <w:top w:w="100" w:type="dxa"/>
+          <w:left w:w="100" w:type="dxa"/>
+          <w:bottom w:w="100" w:type="dxa"/>
+          <w:right w:w="100" w:type="dxa"/>
+        </w:tblCellMar>
+      </w:tblPr>
+      <w:tblGrid>
+        <w:gridCol w:w="2340"/>
+        <w:gridCol w:w="2340"/>
+        <w:gridCol w:w="2340"/>
+        <w:gridCol w:w="2340"/>
+      </w:tblGrid>
+      <w:tr>
+        <w:tc>
+          <w:tcPr>
+            <w:tcW w:w="2340" w:type="dxa"/>
+          </w:tcPr>
+          <w:p>
+            <w:pPr/>
+            <w:r>
+              <w:rPr>
+                <w:b/>
+              </w:rPr>
+              <w:t xml:space="preserve">Requirement ID</w:t>
+            </w:r>
+          </w:p>
+        </w:tc>
+        <w:tc>
+          <w:tcPr>
+            <w:tcW w:w="2340" w:type="dxa"/>
+          </w:tcPr>
+          <w:p>
+            <w:pPr/>
+            <w:r>
+              <w:t xml:space="preserve">REQ_IO_A8.76.6</w:t>
+            </w:r>
+          </w:p>
+        </w:tc>
+        <w:tc>
+          <w:tcPr>
+            <w:tcW w:w="2340" w:type="dxa"/>
+          </w:tcPr>
+          <w:p>
+            <w:pPr/>
+            <w:r>
+              <w:rPr>
+                <w:b/>
+              </w:rPr>
+              <w:t xml:space="preserve">Version</w:t>
+            </w:r>
+          </w:p>
+        </w:tc>
+        <w:tc>
+          <w:tcPr>
+            <w:tcW w:w="2340" w:type="dxa"/>
+          </w:tcPr>
+          <w:p>
+            <w:pPr/>
+            <w:r>
+              <w:t xml:space="preserve">1.0</w:t>
+            </w:r>
+          </w:p>
+        </w:tc>
+      </w:tr>
+      <w:tr>
+        <w:tc>
+          <w:tcPr>
+            <w:tcW w:w="2340" w:type="dxa"/>
+          </w:tcPr>
+          <w:p>
+            <w:pPr/>
+            <w:r>
+              <w:rPr>
+                <w:b/>
+              </w:rPr>
+              <w:t xml:space="preserve">Item</w:t>
+            </w:r>
+          </w:p>
+        </w:tc>
+        <w:tc>
+          <w:tcPr>
+            <w:tcW w:w="7020" w:type="dxa"/>
+            <w:gridSpan w:val="3"/>
+          </w:tcPr>
+          <w:p>
+            <w:pPr/>
+            <w:r>
+              <w:t xml:space="preserve">Open (Link)</w:t>
+            </w:r>
+          </w:p>
+        </w:tc>
+      </w:tr>
+      <w:tr>
+        <w:tc>
+          <w:tcPr>
+            <w:tcW w:w="2340" w:type="dxa"/>
+          </w:tcPr>
+          <w:p>
+            <w:pPr/>
+            <w:r>
+              <w:rPr>
+                <w:b/>
+              </w:rPr>
+              <w:t xml:space="preserve">Description</w:t>
+            </w:r>
+          </w:p>
+        </w:tc>
+        <w:tc>
+          <w:tcPr>
+            <w:tcW w:w="7020" w:type="dxa"/>
+            <w:gridSpan w:val="3"/>
+          </w:tcPr>
+          <w:p>
+            <w:pPr/>
+            <w:r>
+              <w:t xml:space="preserve">站內目標</w:t>
+            </w:r>
+          </w:p>
+        </w:tc>
+      </w:tr>
+      <w:tr>
+        <w:tc>
+          <w:tcPr>
+            <w:tcW w:w="2340" w:type="dxa"/>
+          </w:tcPr>
+          <w:p>
+            <w:pPr/>
+            <w:r>
+              <w:rPr>
+                <w:b/>
+              </w:rPr>
+              <w:t xml:space="preserve">Purpose</w:t>
+            </w:r>
+          </w:p>
+        </w:tc>
+        <w:tc>
+          <w:tcPr>
+            <w:tcW w:w="7020" w:type="dxa"/>
+            <w:gridSpan w:val="3"/>
+          </w:tcPr>
+          <w:p>
+            <w:pPr/>
+            <w:r>
+              <w:t xml:space="preserve">跳至通知相關頁</w:t>
+            </w:r>
+          </w:p>
+        </w:tc>
+      </w:tr>
+      <w:tr>
+        <w:tc>
+          <w:tcPr>
+            <w:tcW w:w="2340" w:type="dxa"/>
+          </w:tcPr>
+          <w:p>
+            <w:pPr/>
+            <w:r>
+              <w:rPr>
+                <w:b/>
+              </w:rPr>
+              <w:t xml:space="preserve">Format</w:t>
+            </w:r>
+          </w:p>
+        </w:tc>
+        <w:tc>
+          <w:tcPr>
+            <w:tcW w:w="2340" w:type="dxa"/>
+          </w:tcPr>
+          <w:p>
+            <w:pPr/>
+            <w:r>
+              <w:t xml:space="preserve">Internal route</w:t>
+            </w:r>
+          </w:p>
+        </w:tc>
+        <w:tc>
+          <w:tcPr>
+            <w:tcW w:w="2340" w:type="dxa"/>
+          </w:tcPr>
+          <w:p>
+            <w:pPr/>
+            <w:r>
+              <w:rPr>
+                <w:b/>
+              </w:rPr>
+              <w:t xml:space="preserve">Valid Range</w:t>
+            </w:r>
+          </w:p>
+        </w:tc>
+        <w:tc>
+          <w:tcPr>
+            <w:tcW w:w="2340" w:type="dxa"/>
+          </w:tcPr>
+          <w:p>
+            <w:pPr/>
+            <w:r>
+              <w:t xml:space="preserve">無路徑則隱藏</w:t>
+            </w:r>
+          </w:p>
+        </w:tc>
+      </w:tr>
+      <w:tr>
+        <w:tc>
+          <w:tcPr>
+            <w:tcW w:w="2340" w:type="dxa"/>
+          </w:tcPr>
+          <w:p>
+            <w:pPr/>
+            <w:r>
+              <w:rPr>
+                <w:b/>
+              </w:rPr>
+              <w:t xml:space="preserve">Related I/O</w:t>
+            </w:r>
+          </w:p>
+        </w:tc>
+        <w:tc>
+          <w:tcPr>
+            <w:tcW w:w="7020" w:type="dxa"/>
+            <w:gridSpan w:val="3"/>
+          </w:tcPr>
+          <w:p>
+            <w:pPr/>
+            <w:r>
+              <w:t xml:space="preserve">通知列表</w:t>
             </w:r>
           </w:p>
         </w:tc>
@@ -46844,6 +48490,25 @@
     </w:p>
     <w:p>
       <w:pPr>
+        <w:pStyle w:val="Heading5"/>
+      </w:pPr>
+      <w:r>
+        <w:t xml:space="preserve">4.5.1.8.76 Notification View Interface</w:t>
+      </w:r>
+    </w:p>
+    <w:p>
+      <w:pPr>
+        <w:jc w:val="center"/>
+      </w:pPr>
+      <w:r>
+        <w:rPr>
+          <w:i/>
+        </w:rPr>
+        <w:t xml:space="preserve">[Pending] Prototype screenshot of Notification View Interface.</w:t>
+      </w:r>
+    </w:p>
+    <w:p>
+      <w:pPr>
         <w:pStyle w:val="Heading2"/>
       </w:pPr>
       <w:r>
@@ -46936,7 +48601,7 @@
       </w:r>
     </w:p>
     <w:sectPr>
-      <w:footerReference xmlns:r="http://schemas.openxmlformats.org/officeDocument/2006/relationships" w:type="default" r:id="Rc9be5c92750d412b"/>
+      <w:footerReference xmlns:r="http://schemas.openxmlformats.org/officeDocument/2006/relationships" w:type="default" r:id="R31dc8791876f4fbd"/>
       <w:pgSz w:w="11906" w:h="16838"/>
       <w:pgMar w:top="1440" w:right="1440" w:bottom="1440" w:left="1440" w:header="720" w:footer="720" w:gutter="0"/>
     </w:sectPr>

--- a/docs/99-output/MyERP_SRS.docx
+++ b/docs/99-output/MyERP_SRS.docx
@@ -1112,7 +1112,7 @@
           <w:p>
             <w:pPr/>
             <w:r>
-              <w:t xml:space="preserve">1.1</w:t>
+              <w:t xml:space="preserve">1.2</w:t>
             </w:r>
           </w:p>
         </w:tc>
@@ -3342,7 +3342,7 @@
           <w:p>
             <w:pPr/>
             <w:r>
-              <w:t xml:space="preserve">1.1</w:t>
+              <w:t xml:space="preserve">1.2</w:t>
             </w:r>
           </w:p>
         </w:tc>
@@ -5410,7 +5410,7 @@
           <w:p>
             <w:pPr/>
             <w:r>
-              <w:t xml:space="preserve">1.0</w:t>
+              <w:t xml:space="preserve">1.1</w:t>
             </w:r>
           </w:p>
         </w:tc>
@@ -5556,7 +5556,7 @@
           <w:p>
             <w:pPr/>
             <w:r>
-              <w:t xml:space="preserve">1.0</w:t>
+              <w:t xml:space="preserve">1.1</w:t>
             </w:r>
           </w:p>
         </w:tc>
@@ -7178,7 +7178,7 @@
           <w:p>
             <w:pPr/>
             <w:r>
-              <w:t xml:space="preserve">1.0</w:t>
+              <w:t xml:space="preserve">1.1</w:t>
             </w:r>
           </w:p>
         </w:tc>
@@ -13958,7 +13958,7 @@
           <w:p>
             <w:pPr/>
             <w:r>
-              <w:t xml:space="preserve">1.0</w:t>
+              <w:t xml:space="preserve">1.1</w:t>
             </w:r>
           </w:p>
         </w:tc>
@@ -48601,7 +48601,7 @@
       </w:r>
     </w:p>
     <w:sectPr>
-      <w:footerReference xmlns:r="http://schemas.openxmlformats.org/officeDocument/2006/relationships" w:type="default" r:id="R31dc8791876f4fbd"/>
+      <w:footerReference xmlns:r="http://schemas.openxmlformats.org/officeDocument/2006/relationships" w:type="default" r:id="Rc0316dfe84d24e5a"/>
       <w:pgSz w:w="11906" w:h="16838"/>
       <w:pgMar w:top="1440" w:right="1440" w:bottom="1440" w:left="1440" w:header="720" w:footer="720" w:gutter="0"/>
     </w:sectPr>

--- a/docs/99-output/MyERP_SRS.docx
+++ b/docs/99-output/MyERP_SRS.docx
@@ -68,7 +68,7 @@
         <w:jc w:val="center"/>
       </w:pPr>
       <w:r>
-        <w:t xml:space="preserve">Date: 11 October 2026</w:t>
+        <w:t xml:space="preserve">Date: 12 October 2026</w:t>
       </w:r>
     </w:p>
     <w:p/>
@@ -1486,6 +1486,598 @@
         <w:pStyle w:val="Heading5"/>
       </w:pPr>
       <w:r>
+        <w:t xml:space="preserve">4.1.1.8.8 Client Category</w:t>
+      </w:r>
+    </w:p>
+    <w:tbl>
+      <w:tblPr>
+        <w:tblStyle w:val="TableGrid"/>
+        <w:tblW w:w="9345" w:type="dxa"/>
+        <w:jc w:val="left"/>
+        <w:tblBorders>
+          <w:top w:val="single" w:color="000000" w:sz="8" w:space="0"/>
+          <w:left w:val="single" w:color="000000" w:sz="8" w:space="0"/>
+          <w:bottom w:val="single" w:color="000000" w:sz="8" w:space="0"/>
+          <w:right w:val="single" w:color="000000" w:sz="8" w:space="0"/>
+          <w:insideH w:val="single" w:color="000000" w:sz="8" w:space="0"/>
+          <w:insideV w:val="single" w:color="000000" w:sz="8" w:space="0"/>
+        </w:tblBorders>
+        <w:tblLayout w:type="fixed"/>
+        <w:tblCellMar>
+          <w:top w:w="100" w:type="dxa"/>
+          <w:left w:w="100" w:type="dxa"/>
+          <w:bottom w:w="100" w:type="dxa"/>
+          <w:right w:w="100" w:type="dxa"/>
+        </w:tblCellMar>
+      </w:tblPr>
+      <w:tblGrid>
+        <w:gridCol w:w="2220"/>
+        <w:gridCol w:w="3525"/>
+        <w:gridCol w:w="2370"/>
+        <w:gridCol w:w="1230"/>
+      </w:tblGrid>
+      <w:tr>
+        <w:trPr>
+          <w:trHeight w:val="465" w:hRule="atLeast"/>
+        </w:trPr>
+        <w:tc>
+          <w:tcPr>
+            <w:tcW w:w="2220" w:type="dxa"/>
+          </w:tcPr>
+          <w:p>
+            <w:pPr/>
+            <w:r>
+              <w:rPr>
+                <w:b/>
+              </w:rPr>
+              <w:t xml:space="preserve">Requirement ID</w:t>
+            </w:r>
+          </w:p>
+        </w:tc>
+        <w:tc>
+          <w:tcPr>
+            <w:tcW w:w="3525" w:type="dxa"/>
+          </w:tcPr>
+          <w:p>
+            <w:pPr/>
+            <w:r>
+              <w:t xml:space="preserve">REQ_F4118.8.1</w:t>
+            </w:r>
+          </w:p>
+        </w:tc>
+        <w:tc>
+          <w:tcPr>
+            <w:tcW w:w="2370" w:type="dxa"/>
+          </w:tcPr>
+          <w:p>
+            <w:pPr/>
+            <w:r>
+              <w:rPr>
+                <w:b/>
+              </w:rPr>
+              <w:t xml:space="preserve">Version</w:t>
+            </w:r>
+          </w:p>
+        </w:tc>
+        <w:tc>
+          <w:tcPr>
+            <w:tcW w:w="1230" w:type="dxa"/>
+          </w:tcPr>
+          <w:p>
+            <w:pPr/>
+            <w:r>
+              <w:t xml:space="preserve">1.0</w:t>
+            </w:r>
+          </w:p>
+        </w:tc>
+      </w:tr>
+      <w:tr>
+        <w:trPr>
+          <w:trHeight w:val="465" w:hRule="atLeast"/>
+        </w:trPr>
+        <w:tc>
+          <w:tcPr>
+            <w:tcW w:w="2220" w:type="dxa"/>
+          </w:tcPr>
+          <w:p>
+            <w:pPr/>
+            <w:r>
+              <w:rPr>
+                <w:b/>
+              </w:rPr>
+              <w:t xml:space="preserve">Description</w:t>
+            </w:r>
+          </w:p>
+        </w:tc>
+        <w:tc>
+          <w:tcPr>
+            <w:tcW w:w="7125" w:type="dxa"/>
+            <w:gridSpan w:val="3"/>
+          </w:tcPr>
+          <w:p>
+            <w:pPr/>
+            <w:r>
+              <w:t xml:space="preserve">System should enable user to view records of client categories.</w:t>
+            </w:r>
+          </w:p>
+        </w:tc>
+      </w:tr>
+      <w:tr>
+        <w:trPr>
+          <w:trHeight w:val="465" w:hRule="atLeast"/>
+        </w:trPr>
+        <w:tc>
+          <w:tcPr>
+            <w:tcW w:w="2220" w:type="dxa"/>
+          </w:tcPr>
+          <w:p>
+            <w:pPr/>
+            <w:r>
+              <w:rPr>
+                <w:b/>
+              </w:rPr>
+              <w:t xml:space="preserve">Author</w:t>
+            </w:r>
+          </w:p>
+        </w:tc>
+        <w:tc>
+          <w:tcPr>
+            <w:tcW w:w="7125" w:type="dxa"/>
+            <w:gridSpan w:val="3"/>
+          </w:tcPr>
+          <w:p>
+            <w:pPr/>
+            <w:r>
+              <w:t xml:space="preserve">Developer</w:t>
+            </w:r>
+          </w:p>
+        </w:tc>
+      </w:tr>
+    </w:tbl>
+    <w:p/>
+    <w:tbl>
+      <w:tblPr>
+        <w:tblStyle w:val="TableGrid"/>
+        <w:tblW w:w="9345" w:type="dxa"/>
+        <w:jc w:val="left"/>
+        <w:tblBorders>
+          <w:top w:val="single" w:color="000000" w:sz="8" w:space="0"/>
+          <w:left w:val="single" w:color="000000" w:sz="8" w:space="0"/>
+          <w:bottom w:val="single" w:color="000000" w:sz="8" w:space="0"/>
+          <w:right w:val="single" w:color="000000" w:sz="8" w:space="0"/>
+          <w:insideH w:val="single" w:color="000000" w:sz="8" w:space="0"/>
+          <w:insideV w:val="single" w:color="000000" w:sz="8" w:space="0"/>
+        </w:tblBorders>
+        <w:tblLayout w:type="fixed"/>
+        <w:tblCellMar>
+          <w:top w:w="100" w:type="dxa"/>
+          <w:left w:w="100" w:type="dxa"/>
+          <w:bottom w:w="100" w:type="dxa"/>
+          <w:right w:w="100" w:type="dxa"/>
+        </w:tblCellMar>
+      </w:tblPr>
+      <w:tblGrid>
+        <w:gridCol w:w="2220"/>
+        <w:gridCol w:w="3525"/>
+        <w:gridCol w:w="2370"/>
+        <w:gridCol w:w="1230"/>
+      </w:tblGrid>
+      <w:tr>
+        <w:trPr>
+          <w:trHeight w:val="465" w:hRule="atLeast"/>
+        </w:trPr>
+        <w:tc>
+          <w:tcPr>
+            <w:tcW w:w="2220" w:type="dxa"/>
+          </w:tcPr>
+          <w:p>
+            <w:pPr/>
+            <w:r>
+              <w:rPr>
+                <w:b/>
+              </w:rPr>
+              <w:t xml:space="preserve">Requirement ID</w:t>
+            </w:r>
+          </w:p>
+        </w:tc>
+        <w:tc>
+          <w:tcPr>
+            <w:tcW w:w="3525" w:type="dxa"/>
+          </w:tcPr>
+          <w:p>
+            <w:pPr/>
+            <w:r>
+              <w:t xml:space="preserve">REQ_F4118.8.2</w:t>
+            </w:r>
+          </w:p>
+        </w:tc>
+        <w:tc>
+          <w:tcPr>
+            <w:tcW w:w="2370" w:type="dxa"/>
+          </w:tcPr>
+          <w:p>
+            <w:pPr/>
+            <w:r>
+              <w:rPr>
+                <w:b/>
+              </w:rPr>
+              <w:t xml:space="preserve">Version</w:t>
+            </w:r>
+          </w:p>
+        </w:tc>
+        <w:tc>
+          <w:tcPr>
+            <w:tcW w:w="1230" w:type="dxa"/>
+          </w:tcPr>
+          <w:p>
+            <w:pPr/>
+            <w:r>
+              <w:t xml:space="preserve">1.0</w:t>
+            </w:r>
+          </w:p>
+        </w:tc>
+      </w:tr>
+      <w:tr>
+        <w:trPr>
+          <w:trHeight w:val="465" w:hRule="atLeast"/>
+        </w:trPr>
+        <w:tc>
+          <w:tcPr>
+            <w:tcW w:w="2220" w:type="dxa"/>
+          </w:tcPr>
+          <w:p>
+            <w:pPr/>
+            <w:r>
+              <w:rPr>
+                <w:b/>
+              </w:rPr>
+              <w:t xml:space="preserve">Description</w:t>
+            </w:r>
+          </w:p>
+        </w:tc>
+        <w:tc>
+          <w:tcPr>
+            <w:tcW w:w="7125" w:type="dxa"/>
+            <w:gridSpan w:val="3"/>
+          </w:tcPr>
+          <w:p>
+            <w:pPr/>
+            <w:r>
+              <w:t xml:space="preserve">System should enable user to create records of client categories.</w:t>
+            </w:r>
+          </w:p>
+        </w:tc>
+      </w:tr>
+      <w:tr>
+        <w:trPr>
+          <w:trHeight w:val="465" w:hRule="atLeast"/>
+        </w:trPr>
+        <w:tc>
+          <w:tcPr>
+            <w:tcW w:w="2220" w:type="dxa"/>
+          </w:tcPr>
+          <w:p>
+            <w:pPr/>
+            <w:r>
+              <w:rPr>
+                <w:b/>
+              </w:rPr>
+              <w:t xml:space="preserve">Author</w:t>
+            </w:r>
+          </w:p>
+        </w:tc>
+        <w:tc>
+          <w:tcPr>
+            <w:tcW w:w="7125" w:type="dxa"/>
+            <w:gridSpan w:val="3"/>
+          </w:tcPr>
+          <w:p>
+            <w:pPr/>
+            <w:r>
+              <w:t xml:space="preserve">Developer</w:t>
+            </w:r>
+          </w:p>
+        </w:tc>
+      </w:tr>
+    </w:tbl>
+    <w:p/>
+    <w:tbl>
+      <w:tblPr>
+        <w:tblStyle w:val="TableGrid"/>
+        <w:tblW w:w="9345" w:type="dxa"/>
+        <w:jc w:val="left"/>
+        <w:tblBorders>
+          <w:top w:val="single" w:color="000000" w:sz="8" w:space="0"/>
+          <w:left w:val="single" w:color="000000" w:sz="8" w:space="0"/>
+          <w:bottom w:val="single" w:color="000000" w:sz="8" w:space="0"/>
+          <w:right w:val="single" w:color="000000" w:sz="8" w:space="0"/>
+          <w:insideH w:val="single" w:color="000000" w:sz="8" w:space="0"/>
+          <w:insideV w:val="single" w:color="000000" w:sz="8" w:space="0"/>
+        </w:tblBorders>
+        <w:tblLayout w:type="fixed"/>
+        <w:tblCellMar>
+          <w:top w:w="100" w:type="dxa"/>
+          <w:left w:w="100" w:type="dxa"/>
+          <w:bottom w:w="100" w:type="dxa"/>
+          <w:right w:w="100" w:type="dxa"/>
+        </w:tblCellMar>
+      </w:tblPr>
+      <w:tblGrid>
+        <w:gridCol w:w="2220"/>
+        <w:gridCol w:w="3525"/>
+        <w:gridCol w:w="2370"/>
+        <w:gridCol w:w="1230"/>
+      </w:tblGrid>
+      <w:tr>
+        <w:trPr>
+          <w:trHeight w:val="465" w:hRule="atLeast"/>
+        </w:trPr>
+        <w:tc>
+          <w:tcPr>
+            <w:tcW w:w="2220" w:type="dxa"/>
+          </w:tcPr>
+          <w:p>
+            <w:pPr/>
+            <w:r>
+              <w:rPr>
+                <w:b/>
+              </w:rPr>
+              <w:t xml:space="preserve">Requirement ID</w:t>
+            </w:r>
+          </w:p>
+        </w:tc>
+        <w:tc>
+          <w:tcPr>
+            <w:tcW w:w="3525" w:type="dxa"/>
+          </w:tcPr>
+          <w:p>
+            <w:pPr/>
+            <w:r>
+              <w:t xml:space="preserve">REQ_F4118.8.3</w:t>
+            </w:r>
+          </w:p>
+        </w:tc>
+        <w:tc>
+          <w:tcPr>
+            <w:tcW w:w="2370" w:type="dxa"/>
+          </w:tcPr>
+          <w:p>
+            <w:pPr/>
+            <w:r>
+              <w:rPr>
+                <w:b/>
+              </w:rPr>
+              <w:t xml:space="preserve">Version</w:t>
+            </w:r>
+          </w:p>
+        </w:tc>
+        <w:tc>
+          <w:tcPr>
+            <w:tcW w:w="1230" w:type="dxa"/>
+          </w:tcPr>
+          <w:p>
+            <w:pPr/>
+            <w:r>
+              <w:t xml:space="preserve">1.0</w:t>
+            </w:r>
+          </w:p>
+        </w:tc>
+      </w:tr>
+      <w:tr>
+        <w:trPr>
+          <w:trHeight w:val="465" w:hRule="atLeast"/>
+        </w:trPr>
+        <w:tc>
+          <w:tcPr>
+            <w:tcW w:w="2220" w:type="dxa"/>
+          </w:tcPr>
+          <w:p>
+            <w:pPr/>
+            <w:r>
+              <w:rPr>
+                <w:b/>
+              </w:rPr>
+              <w:t xml:space="preserve">Description</w:t>
+            </w:r>
+          </w:p>
+        </w:tc>
+        <w:tc>
+          <w:tcPr>
+            <w:tcW w:w="7125" w:type="dxa"/>
+            <w:gridSpan w:val="3"/>
+          </w:tcPr>
+          <w:p>
+            <w:pPr/>
+            <w:r>
+              <w:t xml:space="preserve">System should enable user to edit records of client categories.</w:t>
+            </w:r>
+          </w:p>
+        </w:tc>
+      </w:tr>
+      <w:tr>
+        <w:trPr>
+          <w:trHeight w:val="465" w:hRule="atLeast"/>
+        </w:trPr>
+        <w:tc>
+          <w:tcPr>
+            <w:tcW w:w="2220" w:type="dxa"/>
+          </w:tcPr>
+          <w:p>
+            <w:pPr/>
+            <w:r>
+              <w:rPr>
+                <w:b/>
+              </w:rPr>
+              <w:t xml:space="preserve">Author</w:t>
+            </w:r>
+          </w:p>
+        </w:tc>
+        <w:tc>
+          <w:tcPr>
+            <w:tcW w:w="7125" w:type="dxa"/>
+            <w:gridSpan w:val="3"/>
+          </w:tcPr>
+          <w:p>
+            <w:pPr/>
+            <w:r>
+              <w:t xml:space="preserve">Developer</w:t>
+            </w:r>
+          </w:p>
+        </w:tc>
+      </w:tr>
+    </w:tbl>
+    <w:p/>
+    <w:tbl>
+      <w:tblPr>
+        <w:tblStyle w:val="TableGrid"/>
+        <w:tblW w:w="9345" w:type="dxa"/>
+        <w:jc w:val="left"/>
+        <w:tblBorders>
+          <w:top w:val="single" w:color="000000" w:sz="8" w:space="0"/>
+          <w:left w:val="single" w:color="000000" w:sz="8" w:space="0"/>
+          <w:bottom w:val="single" w:color="000000" w:sz="8" w:space="0"/>
+          <w:right w:val="single" w:color="000000" w:sz="8" w:space="0"/>
+          <w:insideH w:val="single" w:color="000000" w:sz="8" w:space="0"/>
+          <w:insideV w:val="single" w:color="000000" w:sz="8" w:space="0"/>
+        </w:tblBorders>
+        <w:tblLayout w:type="fixed"/>
+        <w:tblCellMar>
+          <w:top w:w="100" w:type="dxa"/>
+          <w:left w:w="100" w:type="dxa"/>
+          <w:bottom w:w="100" w:type="dxa"/>
+          <w:right w:w="100" w:type="dxa"/>
+        </w:tblCellMar>
+      </w:tblPr>
+      <w:tblGrid>
+        <w:gridCol w:w="2220"/>
+        <w:gridCol w:w="3525"/>
+        <w:gridCol w:w="2370"/>
+        <w:gridCol w:w="1230"/>
+      </w:tblGrid>
+      <w:tr>
+        <w:trPr>
+          <w:trHeight w:val="465" w:hRule="atLeast"/>
+        </w:trPr>
+        <w:tc>
+          <w:tcPr>
+            <w:tcW w:w="2220" w:type="dxa"/>
+          </w:tcPr>
+          <w:p>
+            <w:pPr/>
+            <w:r>
+              <w:rPr>
+                <w:b/>
+              </w:rPr>
+              <w:t xml:space="preserve">Requirement ID</w:t>
+            </w:r>
+          </w:p>
+        </w:tc>
+        <w:tc>
+          <w:tcPr>
+            <w:tcW w:w="3525" w:type="dxa"/>
+          </w:tcPr>
+          <w:p>
+            <w:pPr/>
+            <w:r>
+              <w:t xml:space="preserve">REQ_F4118.8.4</w:t>
+            </w:r>
+          </w:p>
+        </w:tc>
+        <w:tc>
+          <w:tcPr>
+            <w:tcW w:w="2370" w:type="dxa"/>
+          </w:tcPr>
+          <w:p>
+            <w:pPr/>
+            <w:r>
+              <w:rPr>
+                <w:b/>
+              </w:rPr>
+              <w:t xml:space="preserve">Version</w:t>
+            </w:r>
+          </w:p>
+        </w:tc>
+        <w:tc>
+          <w:tcPr>
+            <w:tcW w:w="1230" w:type="dxa"/>
+          </w:tcPr>
+          <w:p>
+            <w:pPr/>
+            <w:r>
+              <w:t xml:space="preserve">1.0</w:t>
+            </w:r>
+          </w:p>
+        </w:tc>
+      </w:tr>
+      <w:tr>
+        <w:trPr>
+          <w:trHeight w:val="465" w:hRule="atLeast"/>
+        </w:trPr>
+        <w:tc>
+          <w:tcPr>
+            <w:tcW w:w="2220" w:type="dxa"/>
+          </w:tcPr>
+          <w:p>
+            <w:pPr/>
+            <w:r>
+              <w:rPr>
+                <w:b/>
+              </w:rPr>
+              <w:t xml:space="preserve">Description</w:t>
+            </w:r>
+          </w:p>
+        </w:tc>
+        <w:tc>
+          <w:tcPr>
+            <w:tcW w:w="7125" w:type="dxa"/>
+            <w:gridSpan w:val="3"/>
+          </w:tcPr>
+          <w:p>
+            <w:pPr/>
+            <w:r>
+              <w:t xml:space="preserve">System should enable user to delete records of client categories.</w:t>
+            </w:r>
+          </w:p>
+        </w:tc>
+      </w:tr>
+      <w:tr>
+        <w:trPr>
+          <w:trHeight w:val="465" w:hRule="atLeast"/>
+        </w:trPr>
+        <w:tc>
+          <w:tcPr>
+            <w:tcW w:w="2220" w:type="dxa"/>
+          </w:tcPr>
+          <w:p>
+            <w:pPr/>
+            <w:r>
+              <w:rPr>
+                <w:b/>
+              </w:rPr>
+              <w:t xml:space="preserve">Author</w:t>
+            </w:r>
+          </w:p>
+        </w:tc>
+        <w:tc>
+          <w:tcPr>
+            <w:tcW w:w="7125" w:type="dxa"/>
+            <w:gridSpan w:val="3"/>
+          </w:tcPr>
+          <w:p>
+            <w:pPr/>
+            <w:r>
+              <w:t xml:space="preserve">Developer</w:t>
+            </w:r>
+          </w:p>
+        </w:tc>
+      </w:tr>
+    </w:tbl>
+    <w:p/>
+    <w:p>
+      <w:pPr>
+        <w:pStyle w:val="Heading5"/>
+      </w:pPr>
+      <w:r>
         <w:t xml:space="preserve">4.1.1.8.17 Parameter Settings</w:t>
       </w:r>
     </w:p>
@@ -14282,6 +14874,160 @@
             <w:pPr/>
             <w:r>
               <w:t xml:space="preserve">System should enable user to mark notifications as read.</w:t>
+            </w:r>
+          </w:p>
+        </w:tc>
+      </w:tr>
+      <w:tr>
+        <w:trPr>
+          <w:trHeight w:val="465" w:hRule="atLeast"/>
+        </w:trPr>
+        <w:tc>
+          <w:tcPr>
+            <w:tcW w:w="2220" w:type="dxa"/>
+          </w:tcPr>
+          <w:p>
+            <w:pPr/>
+            <w:r>
+              <w:rPr>
+                <w:b/>
+              </w:rPr>
+              <w:t xml:space="preserve">Author</w:t>
+            </w:r>
+          </w:p>
+        </w:tc>
+        <w:tc>
+          <w:tcPr>
+            <w:tcW w:w="7125" w:type="dxa"/>
+            <w:gridSpan w:val="3"/>
+          </w:tcPr>
+          <w:p>
+            <w:pPr/>
+            <w:r>
+              <w:t xml:space="preserve">Developer</w:t>
+            </w:r>
+          </w:p>
+        </w:tc>
+      </w:tr>
+    </w:tbl>
+    <w:p/>
+    <w:p>
+      <w:pPr>
+        <w:pStyle w:val="Heading5"/>
+      </w:pPr>
+      <w:r>
+        <w:t xml:space="preserve">4.1.1.8.34 Master Data Portal</w:t>
+      </w:r>
+    </w:p>
+    <w:tbl>
+      <w:tblPr>
+        <w:tblStyle w:val="TableGrid"/>
+        <w:tblW w:w="9345" w:type="dxa"/>
+        <w:jc w:val="left"/>
+        <w:tblBorders>
+          <w:top w:val="single" w:color="000000" w:sz="8" w:space="0"/>
+          <w:left w:val="single" w:color="000000" w:sz="8" w:space="0"/>
+          <w:bottom w:val="single" w:color="000000" w:sz="8" w:space="0"/>
+          <w:right w:val="single" w:color="000000" w:sz="8" w:space="0"/>
+          <w:insideH w:val="single" w:color="000000" w:sz="8" w:space="0"/>
+          <w:insideV w:val="single" w:color="000000" w:sz="8" w:space="0"/>
+        </w:tblBorders>
+        <w:tblLayout w:type="fixed"/>
+        <w:tblCellMar>
+          <w:top w:w="100" w:type="dxa"/>
+          <w:left w:w="100" w:type="dxa"/>
+          <w:bottom w:w="100" w:type="dxa"/>
+          <w:right w:w="100" w:type="dxa"/>
+        </w:tblCellMar>
+      </w:tblPr>
+      <w:tblGrid>
+        <w:gridCol w:w="2220"/>
+        <w:gridCol w:w="3525"/>
+        <w:gridCol w:w="2370"/>
+        <w:gridCol w:w="1230"/>
+      </w:tblGrid>
+      <w:tr>
+        <w:trPr>
+          <w:trHeight w:val="465" w:hRule="atLeast"/>
+        </w:trPr>
+        <w:tc>
+          <w:tcPr>
+            <w:tcW w:w="2220" w:type="dxa"/>
+          </w:tcPr>
+          <w:p>
+            <w:pPr/>
+            <w:r>
+              <w:rPr>
+                <w:b/>
+              </w:rPr>
+              <w:t xml:space="preserve">Requirement ID</w:t>
+            </w:r>
+          </w:p>
+        </w:tc>
+        <w:tc>
+          <w:tcPr>
+            <w:tcW w:w="3525" w:type="dxa"/>
+          </w:tcPr>
+          <w:p>
+            <w:pPr/>
+            <w:r>
+              <w:t xml:space="preserve">REQ_F4118.34.1</w:t>
+            </w:r>
+          </w:p>
+        </w:tc>
+        <w:tc>
+          <w:tcPr>
+            <w:tcW w:w="2370" w:type="dxa"/>
+          </w:tcPr>
+          <w:p>
+            <w:pPr/>
+            <w:r>
+              <w:rPr>
+                <w:b/>
+              </w:rPr>
+              <w:t xml:space="preserve">Version</w:t>
+            </w:r>
+          </w:p>
+        </w:tc>
+        <w:tc>
+          <w:tcPr>
+            <w:tcW w:w="1230" w:type="dxa"/>
+          </w:tcPr>
+          <w:p>
+            <w:pPr/>
+            <w:r>
+              <w:t xml:space="preserve">1.0</w:t>
+            </w:r>
+          </w:p>
+        </w:tc>
+      </w:tr>
+      <w:tr>
+        <w:trPr>
+          <w:trHeight w:val="465" w:hRule="atLeast"/>
+        </w:trPr>
+        <w:tc>
+          <w:tcPr>
+            <w:tcW w:w="2220" w:type="dxa"/>
+          </w:tcPr>
+          <w:p>
+            <w:pPr/>
+            <w:r>
+              <w:rPr>
+                <w:b/>
+              </w:rPr>
+              <w:t xml:space="preserve">Description</w:t>
+            </w:r>
+          </w:p>
+        </w:tc>
+        <w:tc>
+          <w:tcPr>
+            <w:tcW w:w="7125" w:type="dxa"/>
+            <w:gridSpan w:val="3"/>
+          </w:tcPr>
+          <w:p>
+            <w:pPr/>
+            <w:r>
+              <w:t xml:space="preserve">System should allow authorized users to view the master data portal.</w:t>
             </w:r>
           </w:p>
         </w:tc>
@@ -17729,6 +18475,171 @@
       </w:tr>
     </w:tbl>
     <w:p/>
+    <w:tbl>
+      <w:tblPr>
+        <w:tblStyle w:val="TableGrid"/>
+        <w:tblW w:w="9360" w:type="dxa"/>
+        <w:jc w:val="left"/>
+        <w:tblBorders>
+          <w:top w:val="single" w:color="000000" w:sz="8" w:space="0"/>
+          <w:left w:val="single" w:color="000000" w:sz="8" w:space="0"/>
+          <w:bottom w:val="single" w:color="000000" w:sz="8" w:space="0"/>
+          <w:right w:val="single" w:color="000000" w:sz="8" w:space="0"/>
+          <w:insideH w:val="single" w:color="000000" w:sz="8" w:space="0"/>
+          <w:insideV w:val="single" w:color="000000" w:sz="8" w:space="0"/>
+        </w:tblBorders>
+        <w:tblLayout w:type="fixed"/>
+        <w:tblCellMar>
+          <w:top w:w="100" w:type="dxa"/>
+          <w:left w:w="100" w:type="dxa"/>
+          <w:bottom w:w="100" w:type="dxa"/>
+          <w:right w:w="100" w:type="dxa"/>
+        </w:tblCellMar>
+      </w:tblPr>
+      <w:tblGrid>
+        <w:gridCol w:w="2340"/>
+        <w:gridCol w:w="2340"/>
+        <w:gridCol w:w="2340"/>
+        <w:gridCol w:w="2340"/>
+      </w:tblGrid>
+      <w:tr>
+        <w:tc>
+          <w:tcPr>
+            <w:tcW w:w="2340" w:type="dxa"/>
+          </w:tcPr>
+          <w:p>
+            <w:pPr/>
+            <w:r>
+              <w:rPr>
+                <w:b/>
+              </w:rPr>
+              <w:t xml:space="preserve">Requirement ID</w:t>
+            </w:r>
+          </w:p>
+        </w:tc>
+        <w:tc>
+          <w:tcPr>
+            <w:tcW w:w="2340" w:type="dxa"/>
+          </w:tcPr>
+          <w:p>
+            <w:pPr/>
+            <w:r>
+              <w:t xml:space="preserve">REQ_DS43.105</w:t>
+            </w:r>
+          </w:p>
+        </w:tc>
+        <w:tc>
+          <w:tcPr>
+            <w:tcW w:w="2340" w:type="dxa"/>
+          </w:tcPr>
+          <w:p>
+            <w:pPr/>
+            <w:r>
+              <w:rPr>
+                <w:b/>
+              </w:rPr>
+              <w:t xml:space="preserve">Version</w:t>
+            </w:r>
+          </w:p>
+        </w:tc>
+        <w:tc>
+          <w:tcPr>
+            <w:tcW w:w="2340" w:type="dxa"/>
+          </w:tcPr>
+          <w:p>
+            <w:pPr/>
+            <w:r>
+              <w:t xml:space="preserve">1.0</w:t>
+            </w:r>
+          </w:p>
+        </w:tc>
+      </w:tr>
+      <w:tr>
+        <w:tc>
+          <w:tcPr>
+            <w:tcW w:w="2340" w:type="dxa"/>
+          </w:tcPr>
+          <w:p>
+            <w:pPr/>
+            <w:r>
+              <w:rPr>
+                <w:b/>
+              </w:rPr>
+              <w:t xml:space="preserve">Table Name</w:t>
+            </w:r>
+          </w:p>
+        </w:tc>
+        <w:tc>
+          <w:tcPr>
+            <w:tcW w:w="7020" w:type="dxa"/>
+            <w:gridSpan w:val="3"/>
+          </w:tcPr>
+          <w:p>
+            <w:pPr/>
+            <w:r>
+              <w:t xml:space="preserve">md_customer_category</w:t>
+            </w:r>
+          </w:p>
+        </w:tc>
+      </w:tr>
+      <w:tr>
+        <w:tc>
+          <w:tcPr>
+            <w:tcW w:w="2340" w:type="dxa"/>
+          </w:tcPr>
+          <w:p>
+            <w:pPr/>
+            <w:r>
+              <w:rPr>
+                <w:b/>
+              </w:rPr>
+              <w:t xml:space="preserve">Description</w:t>
+            </w:r>
+          </w:p>
+        </w:tc>
+        <w:tc>
+          <w:tcPr>
+            <w:tcW w:w="7020" w:type="dxa"/>
+            <w:gridSpan w:val="3"/>
+          </w:tcPr>
+          <w:p>
+            <w:pPr/>
+            <w:r>
+              <w:t xml:space="preserve">This table stores customer categories within a company.</w:t>
+            </w:r>
+          </w:p>
+        </w:tc>
+      </w:tr>
+      <w:tr>
+        <w:tc>
+          <w:tcPr>
+            <w:tcW w:w="2340" w:type="dxa"/>
+          </w:tcPr>
+          <w:p>
+            <w:pPr/>
+            <w:r>
+              <w:rPr>
+                <w:b/>
+              </w:rPr>
+              <w:t xml:space="preserve">Author</w:t>
+            </w:r>
+          </w:p>
+        </w:tc>
+        <w:tc>
+          <w:tcPr>
+            <w:tcW w:w="7020" w:type="dxa"/>
+            <w:gridSpan w:val="3"/>
+          </w:tcPr>
+          <w:p>
+            <w:pPr/>
+            <w:r>
+              <w:t xml:space="preserve">Developer</w:t>
+            </w:r>
+          </w:p>
+        </w:tc>
+      </w:tr>
+    </w:tbl>
+    <w:p/>
     <w:p>
       <w:pPr>
         <w:pStyle w:val="Heading2"/>
@@ -20251,6 +21162,2214 @@
         <w:t xml:space="preserve">4.4.1.8 Settings Module</w:t>
       </w:r>
     </w:p>
+    <w:p>
+      <w:pPr>
+        <w:pStyle w:val="Heading5"/>
+      </w:pPr>
+      <w:r>
+        <w:t xml:space="preserve">4.4.1.8.30 Client Category View Interface</w:t>
+      </w:r>
+    </w:p>
+    <w:tbl>
+      <w:tblPr>
+        <w:tblStyle w:val="TableGrid"/>
+        <w:tblW w:w="9360" w:type="dxa"/>
+        <w:jc w:val="left"/>
+        <w:tblBorders>
+          <w:top w:val="single" w:color="000000" w:sz="6" w:space="0"/>
+          <w:left w:val="single" w:color="000000" w:sz="6" w:space="0"/>
+          <w:bottom w:val="single" w:color="000000" w:sz="6" w:space="0"/>
+          <w:right w:val="single" w:color="000000" w:sz="6" w:space="0"/>
+          <w:insideH w:val="single" w:color="000000" w:sz="6" w:space="0"/>
+          <w:insideV w:val="single" w:color="000000" w:sz="6" w:space="0"/>
+        </w:tblBorders>
+        <w:tblLayout w:type="fixed"/>
+        <w:tblCellMar>
+          <w:top w:w="100" w:type="dxa"/>
+          <w:left w:w="100" w:type="dxa"/>
+          <w:bottom w:w="100" w:type="dxa"/>
+          <w:right w:w="100" w:type="dxa"/>
+        </w:tblCellMar>
+      </w:tblPr>
+      <w:tblGrid>
+        <w:gridCol w:w="2340"/>
+        <w:gridCol w:w="2340"/>
+        <w:gridCol w:w="2340"/>
+        <w:gridCol w:w="2340"/>
+      </w:tblGrid>
+      <w:tr>
+        <w:tc>
+          <w:tcPr>
+            <w:tcW w:w="2340" w:type="dxa"/>
+          </w:tcPr>
+          <w:p>
+            <w:pPr/>
+            <w:r>
+              <w:rPr>
+                <w:b/>
+              </w:rPr>
+              <w:t xml:space="preserve">Requirement ID</w:t>
+            </w:r>
+          </w:p>
+        </w:tc>
+        <w:tc>
+          <w:tcPr>
+            <w:tcW w:w="2340" w:type="dxa"/>
+          </w:tcPr>
+          <w:p>
+            <w:pPr/>
+            <w:r>
+              <w:t xml:space="preserve">REQ_IO_A8.30.1</w:t>
+            </w:r>
+          </w:p>
+        </w:tc>
+        <w:tc>
+          <w:tcPr>
+            <w:tcW w:w="2340" w:type="dxa"/>
+          </w:tcPr>
+          <w:p>
+            <w:pPr/>
+            <w:r>
+              <w:rPr>
+                <w:b/>
+              </w:rPr>
+              <w:t xml:space="preserve">Version</w:t>
+            </w:r>
+          </w:p>
+        </w:tc>
+        <w:tc>
+          <w:tcPr>
+            <w:tcW w:w="2340" w:type="dxa"/>
+          </w:tcPr>
+          <w:p>
+            <w:pPr/>
+            <w:r>
+              <w:t xml:space="preserve">1.0</w:t>
+            </w:r>
+          </w:p>
+        </w:tc>
+      </w:tr>
+      <w:tr>
+        <w:tc>
+          <w:tcPr>
+            <w:tcW w:w="2340" w:type="dxa"/>
+          </w:tcPr>
+          <w:p>
+            <w:pPr/>
+            <w:r>
+              <w:rPr>
+                <w:b/>
+              </w:rPr>
+              <w:t xml:space="preserve">Item</w:t>
+            </w:r>
+          </w:p>
+        </w:tc>
+        <w:tc>
+          <w:tcPr>
+            <w:tcW w:w="7020" w:type="dxa"/>
+            <w:gridSpan w:val="3"/>
+          </w:tcPr>
+          <w:p>
+            <w:pPr/>
+            <w:r>
+              <w:t xml:space="preserve">Search (Input)</w:t>
+            </w:r>
+          </w:p>
+        </w:tc>
+      </w:tr>
+      <w:tr>
+        <w:tc>
+          <w:tcPr>
+            <w:tcW w:w="2340" w:type="dxa"/>
+          </w:tcPr>
+          <w:p>
+            <w:pPr/>
+            <w:r>
+              <w:rPr>
+                <w:b/>
+              </w:rPr>
+              <w:t xml:space="preserve">Description</w:t>
+            </w:r>
+          </w:p>
+        </w:tc>
+        <w:tc>
+          <w:tcPr>
+            <w:tcW w:w="7020" w:type="dxa"/>
+            <w:gridSpan w:val="3"/>
+          </w:tcPr>
+          <w:p>
+            <w:pPr/>
+            <w:r>
+              <w:t xml:space="preserve">依代碼或名稱搜尋目前公司分類。</w:t>
+            </w:r>
+          </w:p>
+        </w:tc>
+      </w:tr>
+      <w:tr>
+        <w:tc>
+          <w:tcPr>
+            <w:tcW w:w="2340" w:type="dxa"/>
+          </w:tcPr>
+          <w:p>
+            <w:pPr/>
+            <w:r>
+              <w:rPr>
+                <w:b/>
+              </w:rPr>
+              <w:t xml:space="preserve">Purpose</w:t>
+            </w:r>
+          </w:p>
+        </w:tc>
+        <w:tc>
+          <w:tcPr>
+            <w:tcW w:w="7020" w:type="dxa"/>
+            <w:gridSpan w:val="3"/>
+          </w:tcPr>
+          <w:p>
+            <w:pPr/>
+            <w:r>
+              <w:t xml:space="preserve">縮小列表。</w:t>
+            </w:r>
+          </w:p>
+        </w:tc>
+      </w:tr>
+      <w:tr>
+        <w:tc>
+          <w:tcPr>
+            <w:tcW w:w="2340" w:type="dxa"/>
+          </w:tcPr>
+          <w:p>
+            <w:pPr/>
+            <w:r>
+              <w:rPr>
+                <w:b/>
+              </w:rPr>
+              <w:t xml:space="preserve">Format</w:t>
+            </w:r>
+          </w:p>
+        </w:tc>
+        <w:tc>
+          <w:tcPr>
+            <w:tcW w:w="2340" w:type="dxa"/>
+          </w:tcPr>
+          <w:p>
+            <w:pPr/>
+            <w:r>
+              <w:t xml:space="preserve">Text</w:t>
+            </w:r>
+          </w:p>
+        </w:tc>
+        <w:tc>
+          <w:tcPr>
+            <w:tcW w:w="2340" w:type="dxa"/>
+          </w:tcPr>
+          <w:p>
+            <w:pPr/>
+            <w:r>
+              <w:rPr>
+                <w:b/>
+              </w:rPr>
+              <w:t xml:space="preserve">Valid Range</w:t>
+            </w:r>
+          </w:p>
+        </w:tc>
+        <w:tc>
+          <w:tcPr>
+            <w:tcW w:w="2340" w:type="dxa"/>
+          </w:tcPr>
+          <w:p>
+            <w:pPr/>
+            <w:r>
+              <w:t xml:space="preserve">任意文字</w:t>
+            </w:r>
+          </w:p>
+        </w:tc>
+      </w:tr>
+      <w:tr>
+        <w:tc>
+          <w:tcPr>
+            <w:tcW w:w="2340" w:type="dxa"/>
+          </w:tcPr>
+          <w:p>
+            <w:pPr/>
+            <w:r>
+              <w:rPr>
+                <w:b/>
+              </w:rPr>
+              <w:t xml:space="preserve">Related I/O</w:t>
+            </w:r>
+          </w:p>
+        </w:tc>
+        <w:tc>
+          <w:tcPr>
+            <w:tcW w:w="7020" w:type="dxa"/>
+            <w:gridSpan w:val="3"/>
+          </w:tcPr>
+          <w:p>
+            <w:pPr/>
+            <w:r>
+              <w:t xml:space="preserve">REQ_IO_A8.30.2</w:t>
+            </w:r>
+          </w:p>
+        </w:tc>
+      </w:tr>
+      <w:tr>
+        <w:tc>
+          <w:tcPr>
+            <w:tcW w:w="2340" w:type="dxa"/>
+          </w:tcPr>
+          <w:p>
+            <w:pPr/>
+            <w:r>
+              <w:rPr>
+                <w:b/>
+              </w:rPr>
+              <w:t xml:space="preserve">Author</w:t>
+            </w:r>
+          </w:p>
+        </w:tc>
+        <w:tc>
+          <w:tcPr>
+            <w:tcW w:w="7020" w:type="dxa"/>
+            <w:gridSpan w:val="3"/>
+          </w:tcPr>
+          <w:p>
+            <w:pPr/>
+            <w:r>
+              <w:t xml:space="preserve">Developer</w:t>
+            </w:r>
+          </w:p>
+        </w:tc>
+      </w:tr>
+    </w:tbl>
+    <w:p/>
+    <w:tbl>
+      <w:tblPr>
+        <w:tblStyle w:val="TableGrid"/>
+        <w:tblW w:w="9360" w:type="dxa"/>
+        <w:jc w:val="left"/>
+        <w:tblBorders>
+          <w:top w:val="single" w:color="000000" w:sz="6" w:space="0"/>
+          <w:left w:val="single" w:color="000000" w:sz="6" w:space="0"/>
+          <w:bottom w:val="single" w:color="000000" w:sz="6" w:space="0"/>
+          <w:right w:val="single" w:color="000000" w:sz="6" w:space="0"/>
+          <w:insideH w:val="single" w:color="000000" w:sz="6" w:space="0"/>
+          <w:insideV w:val="single" w:color="000000" w:sz="6" w:space="0"/>
+        </w:tblBorders>
+        <w:tblLayout w:type="fixed"/>
+        <w:tblCellMar>
+          <w:top w:w="100" w:type="dxa"/>
+          <w:left w:w="100" w:type="dxa"/>
+          <w:bottom w:w="100" w:type="dxa"/>
+          <w:right w:w="100" w:type="dxa"/>
+        </w:tblCellMar>
+      </w:tblPr>
+      <w:tblGrid>
+        <w:gridCol w:w="2340"/>
+        <w:gridCol w:w="2340"/>
+        <w:gridCol w:w="2340"/>
+        <w:gridCol w:w="2340"/>
+      </w:tblGrid>
+      <w:tr>
+        <w:tc>
+          <w:tcPr>
+            <w:tcW w:w="2340" w:type="dxa"/>
+          </w:tcPr>
+          <w:p>
+            <w:pPr/>
+            <w:r>
+              <w:rPr>
+                <w:b/>
+              </w:rPr>
+              <w:t xml:space="preserve">Requirement ID</w:t>
+            </w:r>
+          </w:p>
+        </w:tc>
+        <w:tc>
+          <w:tcPr>
+            <w:tcW w:w="2340" w:type="dxa"/>
+          </w:tcPr>
+          <w:p>
+            <w:pPr/>
+            <w:r>
+              <w:t xml:space="preserve">REQ_IO_A8.30.2</w:t>
+            </w:r>
+          </w:p>
+        </w:tc>
+        <w:tc>
+          <w:tcPr>
+            <w:tcW w:w="2340" w:type="dxa"/>
+          </w:tcPr>
+          <w:p>
+            <w:pPr/>
+            <w:r>
+              <w:rPr>
+                <w:b/>
+              </w:rPr>
+              <w:t xml:space="preserve">Version</w:t>
+            </w:r>
+          </w:p>
+        </w:tc>
+        <w:tc>
+          <w:tcPr>
+            <w:tcW w:w="2340" w:type="dxa"/>
+          </w:tcPr>
+          <w:p>
+            <w:pPr/>
+            <w:r>
+              <w:t xml:space="preserve">1.0</w:t>
+            </w:r>
+          </w:p>
+        </w:tc>
+      </w:tr>
+      <w:tr>
+        <w:tc>
+          <w:tcPr>
+            <w:tcW w:w="2340" w:type="dxa"/>
+          </w:tcPr>
+          <w:p>
+            <w:pPr/>
+            <w:r>
+              <w:rPr>
+                <w:b/>
+              </w:rPr>
+              <w:t xml:space="preserve">Item</w:t>
+            </w:r>
+          </w:p>
+        </w:tc>
+        <w:tc>
+          <w:tcPr>
+            <w:tcW w:w="7020" w:type="dxa"/>
+            <w:gridSpan w:val="3"/>
+          </w:tcPr>
+          <w:p>
+            <w:pPr/>
+            <w:r>
+              <w:t xml:space="preserve">Category List (Table)</w:t>
+            </w:r>
+          </w:p>
+        </w:tc>
+      </w:tr>
+      <w:tr>
+        <w:tc>
+          <w:tcPr>
+            <w:tcW w:w="2340" w:type="dxa"/>
+          </w:tcPr>
+          <w:p>
+            <w:pPr/>
+            <w:r>
+              <w:rPr>
+                <w:b/>
+              </w:rPr>
+              <w:t xml:space="preserve">Description</w:t>
+            </w:r>
+          </w:p>
+        </w:tc>
+        <w:tc>
+          <w:tcPr>
+            <w:tcW w:w="7020" w:type="dxa"/>
+            <w:gridSpan w:val="3"/>
+          </w:tcPr>
+          <w:p>
+            <w:pPr/>
+            <w:r>
+              <w:t xml:space="preserve">代碼、名稱、啟用狀態，代碼及名稱可排序，伺服器分頁。</w:t>
+            </w:r>
+          </w:p>
+        </w:tc>
+      </w:tr>
+      <w:tr>
+        <w:tc>
+          <w:tcPr>
+            <w:tcW w:w="2340" w:type="dxa"/>
+          </w:tcPr>
+          <w:p>
+            <w:pPr/>
+            <w:r>
+              <w:rPr>
+                <w:b/>
+              </w:rPr>
+              <w:t xml:space="preserve">Purpose</w:t>
+            </w:r>
+          </w:p>
+        </w:tc>
+        <w:tc>
+          <w:tcPr>
+            <w:tcW w:w="7020" w:type="dxa"/>
+            <w:gridSpan w:val="3"/>
+          </w:tcPr>
+          <w:p>
+            <w:pPr/>
+            <w:r>
+              <w:t xml:space="preserve">檢視分類。</w:t>
+            </w:r>
+          </w:p>
+        </w:tc>
+      </w:tr>
+      <w:tr>
+        <w:tc>
+          <w:tcPr>
+            <w:tcW w:w="2340" w:type="dxa"/>
+          </w:tcPr>
+          <w:p>
+            <w:pPr/>
+            <w:r>
+              <w:rPr>
+                <w:b/>
+              </w:rPr>
+              <w:t xml:space="preserve">Format</w:t>
+            </w:r>
+          </w:p>
+        </w:tc>
+        <w:tc>
+          <w:tcPr>
+            <w:tcW w:w="2340" w:type="dxa"/>
+          </w:tcPr>
+          <w:p>
+            <w:pPr/>
+            <w:r>
+              <w:t xml:space="preserve">Table</w:t>
+            </w:r>
+          </w:p>
+        </w:tc>
+        <w:tc>
+          <w:tcPr>
+            <w:tcW w:w="2340" w:type="dxa"/>
+          </w:tcPr>
+          <w:p>
+            <w:pPr/>
+            <w:r>
+              <w:rPr>
+                <w:b/>
+              </w:rPr>
+              <w:t xml:space="preserve">Valid Range</w:t>
+            </w:r>
+          </w:p>
+        </w:tc>
+        <w:tc>
+          <w:tcPr>
+            <w:tcW w:w="2340" w:type="dxa"/>
+          </w:tcPr>
+          <w:p>
+            <w:pPr/>
+            <w:r>
+              <w:t xml:space="preserve">每頁 10／20／50／100／200</w:t>
+            </w:r>
+          </w:p>
+        </w:tc>
+      </w:tr>
+      <w:tr>
+        <w:tc>
+          <w:tcPr>
+            <w:tcW w:w="2340" w:type="dxa"/>
+          </w:tcPr>
+          <w:p>
+            <w:pPr/>
+            <w:r>
+              <w:rPr>
+                <w:b/>
+              </w:rPr>
+              <w:t xml:space="preserve">Related I/O</w:t>
+            </w:r>
+          </w:p>
+        </w:tc>
+        <w:tc>
+          <w:tcPr>
+            <w:tcW w:w="7020" w:type="dxa"/>
+            <w:gridSpan w:val="3"/>
+          </w:tcPr>
+          <w:p>
+            <w:pPr/>
+            <w:r>
+              <w:t xml:space="preserve">REQ_IO_A8.31.1, REQ_IO_A8.32.1</w:t>
+            </w:r>
+          </w:p>
+        </w:tc>
+      </w:tr>
+      <w:tr>
+        <w:tc>
+          <w:tcPr>
+            <w:tcW w:w="2340" w:type="dxa"/>
+          </w:tcPr>
+          <w:p>
+            <w:pPr/>
+            <w:r>
+              <w:rPr>
+                <w:b/>
+              </w:rPr>
+              <w:t xml:space="preserve">Author</w:t>
+            </w:r>
+          </w:p>
+        </w:tc>
+        <w:tc>
+          <w:tcPr>
+            <w:tcW w:w="7020" w:type="dxa"/>
+            <w:gridSpan w:val="3"/>
+          </w:tcPr>
+          <w:p>
+            <w:pPr/>
+            <w:r>
+              <w:t xml:space="preserve">Developer</w:t>
+            </w:r>
+          </w:p>
+        </w:tc>
+      </w:tr>
+    </w:tbl>
+    <w:p/>
+    <w:tbl>
+      <w:tblPr>
+        <w:tblStyle w:val="TableGrid"/>
+        <w:tblW w:w="9360" w:type="dxa"/>
+        <w:jc w:val="left"/>
+        <w:tblBorders>
+          <w:top w:val="single" w:color="000000" w:sz="6" w:space="0"/>
+          <w:left w:val="single" w:color="000000" w:sz="6" w:space="0"/>
+          <w:bottom w:val="single" w:color="000000" w:sz="6" w:space="0"/>
+          <w:right w:val="single" w:color="000000" w:sz="6" w:space="0"/>
+          <w:insideH w:val="single" w:color="000000" w:sz="6" w:space="0"/>
+          <w:insideV w:val="single" w:color="000000" w:sz="6" w:space="0"/>
+        </w:tblBorders>
+        <w:tblLayout w:type="fixed"/>
+        <w:tblCellMar>
+          <w:top w:w="100" w:type="dxa"/>
+          <w:left w:w="100" w:type="dxa"/>
+          <w:bottom w:w="100" w:type="dxa"/>
+          <w:right w:w="100" w:type="dxa"/>
+        </w:tblCellMar>
+      </w:tblPr>
+      <w:tblGrid>
+        <w:gridCol w:w="2340"/>
+        <w:gridCol w:w="2340"/>
+        <w:gridCol w:w="2340"/>
+        <w:gridCol w:w="2340"/>
+      </w:tblGrid>
+      <w:tr>
+        <w:tc>
+          <w:tcPr>
+            <w:tcW w:w="2340" w:type="dxa"/>
+          </w:tcPr>
+          <w:p>
+            <w:pPr/>
+            <w:r>
+              <w:rPr>
+                <w:b/>
+              </w:rPr>
+              <w:t xml:space="preserve">Requirement ID</w:t>
+            </w:r>
+          </w:p>
+        </w:tc>
+        <w:tc>
+          <w:tcPr>
+            <w:tcW w:w="2340" w:type="dxa"/>
+          </w:tcPr>
+          <w:p>
+            <w:pPr/>
+            <w:r>
+              <w:t xml:space="preserve">REQ_IO_A8.30.3</w:t>
+            </w:r>
+          </w:p>
+        </w:tc>
+        <w:tc>
+          <w:tcPr>
+            <w:tcW w:w="2340" w:type="dxa"/>
+          </w:tcPr>
+          <w:p>
+            <w:pPr/>
+            <w:r>
+              <w:rPr>
+                <w:b/>
+              </w:rPr>
+              <w:t xml:space="preserve">Version</w:t>
+            </w:r>
+          </w:p>
+        </w:tc>
+        <w:tc>
+          <w:tcPr>
+            <w:tcW w:w="2340" w:type="dxa"/>
+          </w:tcPr>
+          <w:p>
+            <w:pPr/>
+            <w:r>
+              <w:t xml:space="preserve">1.0</w:t>
+            </w:r>
+          </w:p>
+        </w:tc>
+      </w:tr>
+      <w:tr>
+        <w:tc>
+          <w:tcPr>
+            <w:tcW w:w="2340" w:type="dxa"/>
+          </w:tcPr>
+          <w:p>
+            <w:pPr/>
+            <w:r>
+              <w:rPr>
+                <w:b/>
+              </w:rPr>
+              <w:t xml:space="preserve">Item</w:t>
+            </w:r>
+          </w:p>
+        </w:tc>
+        <w:tc>
+          <w:tcPr>
+            <w:tcW w:w="7020" w:type="dxa"/>
+            <w:gridSpan w:val="3"/>
+          </w:tcPr>
+          <w:p>
+            <w:pPr/>
+            <w:r>
+              <w:t xml:space="preserve">Delete (Button)</w:t>
+            </w:r>
+          </w:p>
+        </w:tc>
+      </w:tr>
+      <w:tr>
+        <w:tc>
+          <w:tcPr>
+            <w:tcW w:w="2340" w:type="dxa"/>
+          </w:tcPr>
+          <w:p>
+            <w:pPr/>
+            <w:r>
+              <w:rPr>
+                <w:b/>
+              </w:rPr>
+              <w:t xml:space="preserve">Description</w:t>
+            </w:r>
+          </w:p>
+        </w:tc>
+        <w:tc>
+          <w:tcPr>
+            <w:tcW w:w="7020" w:type="dxa"/>
+            <w:gridSpan w:val="3"/>
+          </w:tcPr>
+          <w:p>
+            <w:pPr/>
+            <w:r>
+              <w:t xml:space="preserve">二次確認後按版本軟刪除。</w:t>
+            </w:r>
+          </w:p>
+        </w:tc>
+      </w:tr>
+      <w:tr>
+        <w:tc>
+          <w:tcPr>
+            <w:tcW w:w="2340" w:type="dxa"/>
+          </w:tcPr>
+          <w:p>
+            <w:pPr/>
+            <w:r>
+              <w:rPr>
+                <w:b/>
+              </w:rPr>
+              <w:t xml:space="preserve">Purpose</w:t>
+            </w:r>
+          </w:p>
+        </w:tc>
+        <w:tc>
+          <w:tcPr>
+            <w:tcW w:w="7020" w:type="dxa"/>
+            <w:gridSpan w:val="3"/>
+          </w:tcPr>
+          <w:p>
+            <w:pPr/>
+            <w:r>
+              <w:t xml:space="preserve">移除未使用的分類。</w:t>
+            </w:r>
+          </w:p>
+        </w:tc>
+      </w:tr>
+      <w:tr>
+        <w:tc>
+          <w:tcPr>
+            <w:tcW w:w="2340" w:type="dxa"/>
+          </w:tcPr>
+          <w:p>
+            <w:pPr/>
+            <w:r>
+              <w:rPr>
+                <w:b/>
+              </w:rPr>
+              <w:t xml:space="preserve">Format</w:t>
+            </w:r>
+          </w:p>
+        </w:tc>
+        <w:tc>
+          <w:tcPr>
+            <w:tcW w:w="2340" w:type="dxa"/>
+          </w:tcPr>
+          <w:p>
+            <w:pPr/>
+            <w:r>
+              <w:t xml:space="preserve">Button</w:t>
+            </w:r>
+          </w:p>
+        </w:tc>
+        <w:tc>
+          <w:tcPr>
+            <w:tcW w:w="2340" w:type="dxa"/>
+          </w:tcPr>
+          <w:p>
+            <w:pPr/>
+            <w:r>
+              <w:rPr>
+                <w:b/>
+              </w:rPr>
+              <w:t xml:space="preserve">Valid Range</w:t>
+            </w:r>
+          </w:p>
+        </w:tc>
+        <w:tc>
+          <w:tcPr>
+            <w:tcW w:w="2340" w:type="dxa"/>
+          </w:tcPr>
+          <w:p>
+            <w:pPr/>
+            <w:r>
+              <w:t xml:space="preserve">DELETE 權限</w:t>
+            </w:r>
+          </w:p>
+        </w:tc>
+      </w:tr>
+      <w:tr>
+        <w:tc>
+          <w:tcPr>
+            <w:tcW w:w="2340" w:type="dxa"/>
+          </w:tcPr>
+          <w:p>
+            <w:pPr/>
+            <w:r>
+              <w:rPr>
+                <w:b/>
+              </w:rPr>
+              <w:t xml:space="preserve">Related I/O</w:t>
+            </w:r>
+          </w:p>
+        </w:tc>
+        <w:tc>
+          <w:tcPr>
+            <w:tcW w:w="7020" w:type="dxa"/>
+            <w:gridSpan w:val="3"/>
+          </w:tcPr>
+          <w:p>
+            <w:pPr/>
+            <w:r>
+              <w:t xml:space="preserve">REQ_IO_A8.30.2</w:t>
+            </w:r>
+          </w:p>
+        </w:tc>
+      </w:tr>
+      <w:tr>
+        <w:tc>
+          <w:tcPr>
+            <w:tcW w:w="2340" w:type="dxa"/>
+          </w:tcPr>
+          <w:p>
+            <w:pPr/>
+            <w:r>
+              <w:rPr>
+                <w:b/>
+              </w:rPr>
+              <w:t xml:space="preserve">Author</w:t>
+            </w:r>
+          </w:p>
+        </w:tc>
+        <w:tc>
+          <w:tcPr>
+            <w:tcW w:w="7020" w:type="dxa"/>
+            <w:gridSpan w:val="3"/>
+          </w:tcPr>
+          <w:p>
+            <w:pPr/>
+            <w:r>
+              <w:t xml:space="preserve">Developer</w:t>
+            </w:r>
+          </w:p>
+        </w:tc>
+      </w:tr>
+    </w:tbl>
+    <w:p/>
+    <w:p>
+      <w:pPr>
+        <w:pStyle w:val="Heading5"/>
+      </w:pPr>
+      <w:r>
+        <w:t xml:space="preserve">4.4.1.8.31 Client Category Create Interface</w:t>
+      </w:r>
+    </w:p>
+    <w:tbl>
+      <w:tblPr>
+        <w:tblStyle w:val="TableGrid"/>
+        <w:tblW w:w="9360" w:type="dxa"/>
+        <w:jc w:val="left"/>
+        <w:tblBorders>
+          <w:top w:val="single" w:color="000000" w:sz="6" w:space="0"/>
+          <w:left w:val="single" w:color="000000" w:sz="6" w:space="0"/>
+          <w:bottom w:val="single" w:color="000000" w:sz="6" w:space="0"/>
+          <w:right w:val="single" w:color="000000" w:sz="6" w:space="0"/>
+          <w:insideH w:val="single" w:color="000000" w:sz="6" w:space="0"/>
+          <w:insideV w:val="single" w:color="000000" w:sz="6" w:space="0"/>
+        </w:tblBorders>
+        <w:tblLayout w:type="fixed"/>
+        <w:tblCellMar>
+          <w:top w:w="100" w:type="dxa"/>
+          <w:left w:w="100" w:type="dxa"/>
+          <w:bottom w:w="100" w:type="dxa"/>
+          <w:right w:w="100" w:type="dxa"/>
+        </w:tblCellMar>
+      </w:tblPr>
+      <w:tblGrid>
+        <w:gridCol w:w="2340"/>
+        <w:gridCol w:w="2340"/>
+        <w:gridCol w:w="2340"/>
+        <w:gridCol w:w="2340"/>
+      </w:tblGrid>
+      <w:tr>
+        <w:tc>
+          <w:tcPr>
+            <w:tcW w:w="2340" w:type="dxa"/>
+          </w:tcPr>
+          <w:p>
+            <w:pPr/>
+            <w:r>
+              <w:rPr>
+                <w:b/>
+              </w:rPr>
+              <w:t xml:space="preserve">Requirement ID</w:t>
+            </w:r>
+          </w:p>
+        </w:tc>
+        <w:tc>
+          <w:tcPr>
+            <w:tcW w:w="2340" w:type="dxa"/>
+          </w:tcPr>
+          <w:p>
+            <w:pPr/>
+            <w:r>
+              <w:t xml:space="preserve">REQ_IO_A8.31.1</w:t>
+            </w:r>
+          </w:p>
+        </w:tc>
+        <w:tc>
+          <w:tcPr>
+            <w:tcW w:w="2340" w:type="dxa"/>
+          </w:tcPr>
+          <w:p>
+            <w:pPr/>
+            <w:r>
+              <w:rPr>
+                <w:b/>
+              </w:rPr>
+              <w:t xml:space="preserve">Version</w:t>
+            </w:r>
+          </w:p>
+        </w:tc>
+        <w:tc>
+          <w:tcPr>
+            <w:tcW w:w="2340" w:type="dxa"/>
+          </w:tcPr>
+          <w:p>
+            <w:pPr/>
+            <w:r>
+              <w:t xml:space="preserve">1.0</w:t>
+            </w:r>
+          </w:p>
+        </w:tc>
+      </w:tr>
+      <w:tr>
+        <w:tc>
+          <w:tcPr>
+            <w:tcW w:w="2340" w:type="dxa"/>
+          </w:tcPr>
+          <w:p>
+            <w:pPr/>
+            <w:r>
+              <w:rPr>
+                <w:b/>
+              </w:rPr>
+              <w:t xml:space="preserve">Item</w:t>
+            </w:r>
+          </w:p>
+        </w:tc>
+        <w:tc>
+          <w:tcPr>
+            <w:tcW w:w="7020" w:type="dxa"/>
+            <w:gridSpan w:val="3"/>
+          </w:tcPr>
+          <w:p>
+            <w:pPr/>
+            <w:r>
+              <w:t xml:space="preserve">Code (Input)</w:t>
+            </w:r>
+          </w:p>
+        </w:tc>
+      </w:tr>
+      <w:tr>
+        <w:tc>
+          <w:tcPr>
+            <w:tcW w:w="2340" w:type="dxa"/>
+          </w:tcPr>
+          <w:p>
+            <w:pPr/>
+            <w:r>
+              <w:rPr>
+                <w:b/>
+              </w:rPr>
+              <w:t xml:space="preserve">Description</w:t>
+            </w:r>
+          </w:p>
+        </w:tc>
+        <w:tc>
+          <w:tcPr>
+            <w:tcW w:w="7020" w:type="dxa"/>
+            <w:gridSpan w:val="3"/>
+          </w:tcPr>
+          <w:p>
+            <w:pPr/>
+            <w:r>
+              <w:t xml:space="preserve">建立時填寫並轉大寫。</w:t>
+            </w:r>
+          </w:p>
+        </w:tc>
+      </w:tr>
+      <w:tr>
+        <w:tc>
+          <w:tcPr>
+            <w:tcW w:w="2340" w:type="dxa"/>
+          </w:tcPr>
+          <w:p>
+            <w:pPr/>
+            <w:r>
+              <w:rPr>
+                <w:b/>
+              </w:rPr>
+              <w:t xml:space="preserve">Purpose</w:t>
+            </w:r>
+          </w:p>
+        </w:tc>
+        <w:tc>
+          <w:tcPr>
+            <w:tcW w:w="7020" w:type="dxa"/>
+            <w:gridSpan w:val="3"/>
+          </w:tcPr>
+          <w:p>
+            <w:pPr/>
+            <w:r>
+              <w:t xml:space="preserve">公司內唯一識別。</w:t>
+            </w:r>
+          </w:p>
+        </w:tc>
+      </w:tr>
+      <w:tr>
+        <w:tc>
+          <w:tcPr>
+            <w:tcW w:w="2340" w:type="dxa"/>
+          </w:tcPr>
+          <w:p>
+            <w:pPr/>
+            <w:r>
+              <w:rPr>
+                <w:b/>
+              </w:rPr>
+              <w:t xml:space="preserve">Format</w:t>
+            </w:r>
+          </w:p>
+        </w:tc>
+        <w:tc>
+          <w:tcPr>
+            <w:tcW w:w="2340" w:type="dxa"/>
+          </w:tcPr>
+          <w:p>
+            <w:pPr/>
+            <w:r>
+              <w:t xml:space="preserve">Text</w:t>
+            </w:r>
+          </w:p>
+        </w:tc>
+        <w:tc>
+          <w:tcPr>
+            <w:tcW w:w="2340" w:type="dxa"/>
+          </w:tcPr>
+          <w:p>
+            <w:pPr/>
+            <w:r>
+              <w:rPr>
+                <w:b/>
+              </w:rPr>
+              <w:t xml:space="preserve">Valid Range</w:t>
+            </w:r>
+          </w:p>
+        </w:tc>
+        <w:tc>
+          <w:tcPr>
+            <w:tcW w:w="2340" w:type="dxa"/>
+          </w:tcPr>
+          <w:p>
+            <w:pPr/>
+            <w:r>
+              <w:t xml:space="preserve">1–30 位英數、-、_</w:t>
+            </w:r>
+          </w:p>
+        </w:tc>
+      </w:tr>
+      <w:tr>
+        <w:tc>
+          <w:tcPr>
+            <w:tcW w:w="2340" w:type="dxa"/>
+          </w:tcPr>
+          <w:p>
+            <w:pPr/>
+            <w:r>
+              <w:rPr>
+                <w:b/>
+              </w:rPr>
+              <w:t xml:space="preserve">Related I/O</w:t>
+            </w:r>
+          </w:p>
+        </w:tc>
+        <w:tc>
+          <w:tcPr>
+            <w:tcW w:w="7020" w:type="dxa"/>
+            <w:gridSpan w:val="3"/>
+          </w:tcPr>
+          <w:p>
+            <w:pPr/>
+            <w:r>
+              <w:t xml:space="preserve">REQ_IO_A8.30.2</w:t>
+            </w:r>
+          </w:p>
+        </w:tc>
+      </w:tr>
+      <w:tr>
+        <w:tc>
+          <w:tcPr>
+            <w:tcW w:w="2340" w:type="dxa"/>
+          </w:tcPr>
+          <w:p>
+            <w:pPr/>
+            <w:r>
+              <w:rPr>
+                <w:b/>
+              </w:rPr>
+              <w:t xml:space="preserve">Author</w:t>
+            </w:r>
+          </w:p>
+        </w:tc>
+        <w:tc>
+          <w:tcPr>
+            <w:tcW w:w="7020" w:type="dxa"/>
+            <w:gridSpan w:val="3"/>
+          </w:tcPr>
+          <w:p>
+            <w:pPr/>
+            <w:r>
+              <w:t xml:space="preserve">Developer</w:t>
+            </w:r>
+          </w:p>
+        </w:tc>
+      </w:tr>
+    </w:tbl>
+    <w:p/>
+    <w:tbl>
+      <w:tblPr>
+        <w:tblStyle w:val="TableGrid"/>
+        <w:tblW w:w="9360" w:type="dxa"/>
+        <w:jc w:val="left"/>
+        <w:tblBorders>
+          <w:top w:val="single" w:color="000000" w:sz="6" w:space="0"/>
+          <w:left w:val="single" w:color="000000" w:sz="6" w:space="0"/>
+          <w:bottom w:val="single" w:color="000000" w:sz="6" w:space="0"/>
+          <w:right w:val="single" w:color="000000" w:sz="6" w:space="0"/>
+          <w:insideH w:val="single" w:color="000000" w:sz="6" w:space="0"/>
+          <w:insideV w:val="single" w:color="000000" w:sz="6" w:space="0"/>
+        </w:tblBorders>
+        <w:tblLayout w:type="fixed"/>
+        <w:tblCellMar>
+          <w:top w:w="100" w:type="dxa"/>
+          <w:left w:w="100" w:type="dxa"/>
+          <w:bottom w:w="100" w:type="dxa"/>
+          <w:right w:w="100" w:type="dxa"/>
+        </w:tblCellMar>
+      </w:tblPr>
+      <w:tblGrid>
+        <w:gridCol w:w="2340"/>
+        <w:gridCol w:w="2340"/>
+        <w:gridCol w:w="2340"/>
+        <w:gridCol w:w="2340"/>
+      </w:tblGrid>
+      <w:tr>
+        <w:tc>
+          <w:tcPr>
+            <w:tcW w:w="2340" w:type="dxa"/>
+          </w:tcPr>
+          <w:p>
+            <w:pPr/>
+            <w:r>
+              <w:rPr>
+                <w:b/>
+              </w:rPr>
+              <w:t xml:space="preserve">Requirement ID</w:t>
+            </w:r>
+          </w:p>
+        </w:tc>
+        <w:tc>
+          <w:tcPr>
+            <w:tcW w:w="2340" w:type="dxa"/>
+          </w:tcPr>
+          <w:p>
+            <w:pPr/>
+            <w:r>
+              <w:t xml:space="preserve">REQ_IO_A8.31.2</w:t>
+            </w:r>
+          </w:p>
+        </w:tc>
+        <w:tc>
+          <w:tcPr>
+            <w:tcW w:w="2340" w:type="dxa"/>
+          </w:tcPr>
+          <w:p>
+            <w:pPr/>
+            <w:r>
+              <w:rPr>
+                <w:b/>
+              </w:rPr>
+              <w:t xml:space="preserve">Version</w:t>
+            </w:r>
+          </w:p>
+        </w:tc>
+        <w:tc>
+          <w:tcPr>
+            <w:tcW w:w="2340" w:type="dxa"/>
+          </w:tcPr>
+          <w:p>
+            <w:pPr/>
+            <w:r>
+              <w:t xml:space="preserve">1.0</w:t>
+            </w:r>
+          </w:p>
+        </w:tc>
+      </w:tr>
+      <w:tr>
+        <w:tc>
+          <w:tcPr>
+            <w:tcW w:w="2340" w:type="dxa"/>
+          </w:tcPr>
+          <w:p>
+            <w:pPr/>
+            <w:r>
+              <w:rPr>
+                <w:b/>
+              </w:rPr>
+              <w:t xml:space="preserve">Item</w:t>
+            </w:r>
+          </w:p>
+        </w:tc>
+        <w:tc>
+          <w:tcPr>
+            <w:tcW w:w="7020" w:type="dxa"/>
+            <w:gridSpan w:val="3"/>
+          </w:tcPr>
+          <w:p>
+            <w:pPr/>
+            <w:r>
+              <w:t xml:space="preserve">Name (Input)</w:t>
+            </w:r>
+          </w:p>
+        </w:tc>
+      </w:tr>
+      <w:tr>
+        <w:tc>
+          <w:tcPr>
+            <w:tcW w:w="2340" w:type="dxa"/>
+          </w:tcPr>
+          <w:p>
+            <w:pPr/>
+            <w:r>
+              <w:rPr>
+                <w:b/>
+              </w:rPr>
+              <w:t xml:space="preserve">Description</w:t>
+            </w:r>
+          </w:p>
+        </w:tc>
+        <w:tc>
+          <w:tcPr>
+            <w:tcW w:w="7020" w:type="dxa"/>
+            <w:gridSpan w:val="3"/>
+          </w:tcPr>
+          <w:p>
+            <w:pPr/>
+            <w:r>
+              <w:t xml:space="preserve">分類名稱。</w:t>
+            </w:r>
+          </w:p>
+        </w:tc>
+      </w:tr>
+      <w:tr>
+        <w:tc>
+          <w:tcPr>
+            <w:tcW w:w="2340" w:type="dxa"/>
+          </w:tcPr>
+          <w:p>
+            <w:pPr/>
+            <w:r>
+              <w:rPr>
+                <w:b/>
+              </w:rPr>
+              <w:t xml:space="preserve">Purpose</w:t>
+            </w:r>
+          </w:p>
+        </w:tc>
+        <w:tc>
+          <w:tcPr>
+            <w:tcW w:w="7020" w:type="dxa"/>
+            <w:gridSpan w:val="3"/>
+          </w:tcPr>
+          <w:p>
+            <w:pPr/>
+            <w:r>
+              <w:t xml:space="preserve">向用戶顯示。</w:t>
+            </w:r>
+          </w:p>
+        </w:tc>
+      </w:tr>
+      <w:tr>
+        <w:tc>
+          <w:tcPr>
+            <w:tcW w:w="2340" w:type="dxa"/>
+          </w:tcPr>
+          <w:p>
+            <w:pPr/>
+            <w:r>
+              <w:rPr>
+                <w:b/>
+              </w:rPr>
+              <w:t xml:space="preserve">Format</w:t>
+            </w:r>
+          </w:p>
+        </w:tc>
+        <w:tc>
+          <w:tcPr>
+            <w:tcW w:w="2340" w:type="dxa"/>
+          </w:tcPr>
+          <w:p>
+            <w:pPr/>
+            <w:r>
+              <w:t xml:space="preserve">Text</w:t>
+            </w:r>
+          </w:p>
+        </w:tc>
+        <w:tc>
+          <w:tcPr>
+            <w:tcW w:w="2340" w:type="dxa"/>
+          </w:tcPr>
+          <w:p>
+            <w:pPr/>
+            <w:r>
+              <w:rPr>
+                <w:b/>
+              </w:rPr>
+              <w:t xml:space="preserve">Valid Range</w:t>
+            </w:r>
+          </w:p>
+        </w:tc>
+        <w:tc>
+          <w:tcPr>
+            <w:tcW w:w="2340" w:type="dxa"/>
+          </w:tcPr>
+          <w:p>
+            <w:pPr/>
+            <w:r>
+              <w:t xml:space="preserve">非空白，最多 200 字</w:t>
+            </w:r>
+          </w:p>
+        </w:tc>
+      </w:tr>
+      <w:tr>
+        <w:tc>
+          <w:tcPr>
+            <w:tcW w:w="2340" w:type="dxa"/>
+          </w:tcPr>
+          <w:p>
+            <w:pPr/>
+            <w:r>
+              <w:rPr>
+                <w:b/>
+              </w:rPr>
+              <w:t xml:space="preserve">Related I/O</w:t>
+            </w:r>
+          </w:p>
+        </w:tc>
+        <w:tc>
+          <w:tcPr>
+            <w:tcW w:w="7020" w:type="dxa"/>
+            <w:gridSpan w:val="3"/>
+          </w:tcPr>
+          <w:p>
+            <w:pPr/>
+            <w:r>
+              <w:t xml:space="preserve">REQ_IO_A8.30.2</w:t>
+            </w:r>
+          </w:p>
+        </w:tc>
+      </w:tr>
+      <w:tr>
+        <w:tc>
+          <w:tcPr>
+            <w:tcW w:w="2340" w:type="dxa"/>
+          </w:tcPr>
+          <w:p>
+            <w:pPr/>
+            <w:r>
+              <w:rPr>
+                <w:b/>
+              </w:rPr>
+              <w:t xml:space="preserve">Author</w:t>
+            </w:r>
+          </w:p>
+        </w:tc>
+        <w:tc>
+          <w:tcPr>
+            <w:tcW w:w="7020" w:type="dxa"/>
+            <w:gridSpan w:val="3"/>
+          </w:tcPr>
+          <w:p>
+            <w:pPr/>
+            <w:r>
+              <w:t xml:space="preserve">Developer</w:t>
+            </w:r>
+          </w:p>
+        </w:tc>
+      </w:tr>
+    </w:tbl>
+    <w:p/>
+    <w:p>
+      <w:pPr>
+        <w:pStyle w:val="Heading5"/>
+      </w:pPr>
+      <w:r>
+        <w:t xml:space="preserve">4.4.1.8.32 Client Category Edit Interface</w:t>
+      </w:r>
+    </w:p>
+    <w:tbl>
+      <w:tblPr>
+        <w:tblStyle w:val="TableGrid"/>
+        <w:tblW w:w="9360" w:type="dxa"/>
+        <w:jc w:val="left"/>
+        <w:tblBorders>
+          <w:top w:val="single" w:color="000000" w:sz="6" w:space="0"/>
+          <w:left w:val="single" w:color="000000" w:sz="6" w:space="0"/>
+          <w:bottom w:val="single" w:color="000000" w:sz="6" w:space="0"/>
+          <w:right w:val="single" w:color="000000" w:sz="6" w:space="0"/>
+          <w:insideH w:val="single" w:color="000000" w:sz="6" w:space="0"/>
+          <w:insideV w:val="single" w:color="000000" w:sz="6" w:space="0"/>
+        </w:tblBorders>
+        <w:tblLayout w:type="fixed"/>
+        <w:tblCellMar>
+          <w:top w:w="100" w:type="dxa"/>
+          <w:left w:w="100" w:type="dxa"/>
+          <w:bottom w:w="100" w:type="dxa"/>
+          <w:right w:w="100" w:type="dxa"/>
+        </w:tblCellMar>
+      </w:tblPr>
+      <w:tblGrid>
+        <w:gridCol w:w="2340"/>
+        <w:gridCol w:w="2340"/>
+        <w:gridCol w:w="2340"/>
+        <w:gridCol w:w="2340"/>
+      </w:tblGrid>
+      <w:tr>
+        <w:tc>
+          <w:tcPr>
+            <w:tcW w:w="2340" w:type="dxa"/>
+          </w:tcPr>
+          <w:p>
+            <w:pPr/>
+            <w:r>
+              <w:rPr>
+                <w:b/>
+              </w:rPr>
+              <w:t xml:space="preserve">Requirement ID</w:t>
+            </w:r>
+          </w:p>
+        </w:tc>
+        <w:tc>
+          <w:tcPr>
+            <w:tcW w:w="2340" w:type="dxa"/>
+          </w:tcPr>
+          <w:p>
+            <w:pPr/>
+            <w:r>
+              <w:t xml:space="preserve">REQ_IO_A8.32.1</w:t>
+            </w:r>
+          </w:p>
+        </w:tc>
+        <w:tc>
+          <w:tcPr>
+            <w:tcW w:w="2340" w:type="dxa"/>
+          </w:tcPr>
+          <w:p>
+            <w:pPr/>
+            <w:r>
+              <w:rPr>
+                <w:b/>
+              </w:rPr>
+              <w:t xml:space="preserve">Version</w:t>
+            </w:r>
+          </w:p>
+        </w:tc>
+        <w:tc>
+          <w:tcPr>
+            <w:tcW w:w="2340" w:type="dxa"/>
+          </w:tcPr>
+          <w:p>
+            <w:pPr/>
+            <w:r>
+              <w:t xml:space="preserve">1.0</w:t>
+            </w:r>
+          </w:p>
+        </w:tc>
+      </w:tr>
+      <w:tr>
+        <w:tc>
+          <w:tcPr>
+            <w:tcW w:w="2340" w:type="dxa"/>
+          </w:tcPr>
+          <w:p>
+            <w:pPr/>
+            <w:r>
+              <w:rPr>
+                <w:b/>
+              </w:rPr>
+              <w:t xml:space="preserve">Item</w:t>
+            </w:r>
+          </w:p>
+        </w:tc>
+        <w:tc>
+          <w:tcPr>
+            <w:tcW w:w="7020" w:type="dxa"/>
+            <w:gridSpan w:val="3"/>
+          </w:tcPr>
+          <w:p>
+            <w:pPr/>
+            <w:r>
+              <w:t xml:space="preserve">Code (Label)</w:t>
+            </w:r>
+          </w:p>
+        </w:tc>
+      </w:tr>
+      <w:tr>
+        <w:tc>
+          <w:tcPr>
+            <w:tcW w:w="2340" w:type="dxa"/>
+          </w:tcPr>
+          <w:p>
+            <w:pPr/>
+            <w:r>
+              <w:rPr>
+                <w:b/>
+              </w:rPr>
+              <w:t xml:space="preserve">Description</w:t>
+            </w:r>
+          </w:p>
+        </w:tc>
+        <w:tc>
+          <w:tcPr>
+            <w:tcW w:w="7020" w:type="dxa"/>
+            <w:gridSpan w:val="3"/>
+          </w:tcPr>
+          <w:p>
+            <w:pPr/>
+            <w:r>
+              <w:t xml:space="preserve">編輯時只讀。</w:t>
+            </w:r>
+          </w:p>
+        </w:tc>
+      </w:tr>
+      <w:tr>
+        <w:tc>
+          <w:tcPr>
+            <w:tcW w:w="2340" w:type="dxa"/>
+          </w:tcPr>
+          <w:p>
+            <w:pPr/>
+            <w:r>
+              <w:rPr>
+                <w:b/>
+              </w:rPr>
+              <w:t xml:space="preserve">Purpose</w:t>
+            </w:r>
+          </w:p>
+        </w:tc>
+        <w:tc>
+          <w:tcPr>
+            <w:tcW w:w="7020" w:type="dxa"/>
+            <w:gridSpan w:val="3"/>
+          </w:tcPr>
+          <w:p>
+            <w:pPr/>
+            <w:r>
+              <w:t xml:space="preserve">防止歷史引用變更識別。</w:t>
+            </w:r>
+          </w:p>
+        </w:tc>
+      </w:tr>
+      <w:tr>
+        <w:tc>
+          <w:tcPr>
+            <w:tcW w:w="2340" w:type="dxa"/>
+          </w:tcPr>
+          <w:p>
+            <w:pPr/>
+            <w:r>
+              <w:rPr>
+                <w:b/>
+              </w:rPr>
+              <w:t xml:space="preserve">Format</w:t>
+            </w:r>
+          </w:p>
+        </w:tc>
+        <w:tc>
+          <w:tcPr>
+            <w:tcW w:w="2340" w:type="dxa"/>
+          </w:tcPr>
+          <w:p>
+            <w:pPr/>
+            <w:r>
+              <w:t xml:space="preserve">Text</w:t>
+            </w:r>
+          </w:p>
+        </w:tc>
+        <w:tc>
+          <w:tcPr>
+            <w:tcW w:w="2340" w:type="dxa"/>
+          </w:tcPr>
+          <w:p>
+            <w:pPr/>
+            <w:r>
+              <w:rPr>
+                <w:b/>
+              </w:rPr>
+              <w:t xml:space="preserve">Valid Range</w:t>
+            </w:r>
+          </w:p>
+        </w:tc>
+        <w:tc>
+          <w:tcPr>
+            <w:tcW w:w="2340" w:type="dxa"/>
+          </w:tcPr>
+          <w:p>
+            <w:pPr/>
+            <w:r>
+              <w:t xml:space="preserve">最多 30 字</w:t>
+            </w:r>
+          </w:p>
+        </w:tc>
+      </w:tr>
+      <w:tr>
+        <w:tc>
+          <w:tcPr>
+            <w:tcW w:w="2340" w:type="dxa"/>
+          </w:tcPr>
+          <w:p>
+            <w:pPr/>
+            <w:r>
+              <w:rPr>
+                <w:b/>
+              </w:rPr>
+              <w:t xml:space="preserve">Related I/O</w:t>
+            </w:r>
+          </w:p>
+        </w:tc>
+        <w:tc>
+          <w:tcPr>
+            <w:tcW w:w="7020" w:type="dxa"/>
+            <w:gridSpan w:val="3"/>
+          </w:tcPr>
+          <w:p>
+            <w:pPr/>
+            <w:r>
+              <w:t xml:space="preserve">REQ_IO_A8.30.2</w:t>
+            </w:r>
+          </w:p>
+        </w:tc>
+      </w:tr>
+      <w:tr>
+        <w:tc>
+          <w:tcPr>
+            <w:tcW w:w="2340" w:type="dxa"/>
+          </w:tcPr>
+          <w:p>
+            <w:pPr/>
+            <w:r>
+              <w:rPr>
+                <w:b/>
+              </w:rPr>
+              <w:t xml:space="preserve">Author</w:t>
+            </w:r>
+          </w:p>
+        </w:tc>
+        <w:tc>
+          <w:tcPr>
+            <w:tcW w:w="7020" w:type="dxa"/>
+            <w:gridSpan w:val="3"/>
+          </w:tcPr>
+          <w:p>
+            <w:pPr/>
+            <w:r>
+              <w:t xml:space="preserve">Developer</w:t>
+            </w:r>
+          </w:p>
+        </w:tc>
+      </w:tr>
+    </w:tbl>
+    <w:p/>
+    <w:tbl>
+      <w:tblPr>
+        <w:tblStyle w:val="TableGrid"/>
+        <w:tblW w:w="9360" w:type="dxa"/>
+        <w:jc w:val="left"/>
+        <w:tblBorders>
+          <w:top w:val="single" w:color="000000" w:sz="6" w:space="0"/>
+          <w:left w:val="single" w:color="000000" w:sz="6" w:space="0"/>
+          <w:bottom w:val="single" w:color="000000" w:sz="6" w:space="0"/>
+          <w:right w:val="single" w:color="000000" w:sz="6" w:space="0"/>
+          <w:insideH w:val="single" w:color="000000" w:sz="6" w:space="0"/>
+          <w:insideV w:val="single" w:color="000000" w:sz="6" w:space="0"/>
+        </w:tblBorders>
+        <w:tblLayout w:type="fixed"/>
+        <w:tblCellMar>
+          <w:top w:w="100" w:type="dxa"/>
+          <w:left w:w="100" w:type="dxa"/>
+          <w:bottom w:w="100" w:type="dxa"/>
+          <w:right w:w="100" w:type="dxa"/>
+        </w:tblCellMar>
+      </w:tblPr>
+      <w:tblGrid>
+        <w:gridCol w:w="2340"/>
+        <w:gridCol w:w="2340"/>
+        <w:gridCol w:w="2340"/>
+        <w:gridCol w:w="2340"/>
+      </w:tblGrid>
+      <w:tr>
+        <w:tc>
+          <w:tcPr>
+            <w:tcW w:w="2340" w:type="dxa"/>
+          </w:tcPr>
+          <w:p>
+            <w:pPr/>
+            <w:r>
+              <w:rPr>
+                <w:b/>
+              </w:rPr>
+              <w:t xml:space="preserve">Requirement ID</w:t>
+            </w:r>
+          </w:p>
+        </w:tc>
+        <w:tc>
+          <w:tcPr>
+            <w:tcW w:w="2340" w:type="dxa"/>
+          </w:tcPr>
+          <w:p>
+            <w:pPr/>
+            <w:r>
+              <w:t xml:space="preserve">REQ_IO_A8.32.2</w:t>
+            </w:r>
+          </w:p>
+        </w:tc>
+        <w:tc>
+          <w:tcPr>
+            <w:tcW w:w="2340" w:type="dxa"/>
+          </w:tcPr>
+          <w:p>
+            <w:pPr/>
+            <w:r>
+              <w:rPr>
+                <w:b/>
+              </w:rPr>
+              <w:t xml:space="preserve">Version</w:t>
+            </w:r>
+          </w:p>
+        </w:tc>
+        <w:tc>
+          <w:tcPr>
+            <w:tcW w:w="2340" w:type="dxa"/>
+          </w:tcPr>
+          <w:p>
+            <w:pPr/>
+            <w:r>
+              <w:t xml:space="preserve">1.0</w:t>
+            </w:r>
+          </w:p>
+        </w:tc>
+      </w:tr>
+      <w:tr>
+        <w:tc>
+          <w:tcPr>
+            <w:tcW w:w="2340" w:type="dxa"/>
+          </w:tcPr>
+          <w:p>
+            <w:pPr/>
+            <w:r>
+              <w:rPr>
+                <w:b/>
+              </w:rPr>
+              <w:t xml:space="preserve">Item</w:t>
+            </w:r>
+          </w:p>
+        </w:tc>
+        <w:tc>
+          <w:tcPr>
+            <w:tcW w:w="7020" w:type="dxa"/>
+            <w:gridSpan w:val="3"/>
+          </w:tcPr>
+          <w:p>
+            <w:pPr/>
+            <w:r>
+              <w:t xml:space="preserve">Name (Input)</w:t>
+            </w:r>
+          </w:p>
+        </w:tc>
+      </w:tr>
+      <w:tr>
+        <w:tc>
+          <w:tcPr>
+            <w:tcW w:w="2340" w:type="dxa"/>
+          </w:tcPr>
+          <w:p>
+            <w:pPr/>
+            <w:r>
+              <w:rPr>
+                <w:b/>
+              </w:rPr>
+              <w:t xml:space="preserve">Description</w:t>
+            </w:r>
+          </w:p>
+        </w:tc>
+        <w:tc>
+          <w:tcPr>
+            <w:tcW w:w="7020" w:type="dxa"/>
+            <w:gridSpan w:val="3"/>
+          </w:tcPr>
+          <w:p>
+            <w:pPr/>
+            <w:r>
+              <w:t xml:space="preserve">編輯分類名稱。</w:t>
+            </w:r>
+          </w:p>
+        </w:tc>
+      </w:tr>
+      <w:tr>
+        <w:tc>
+          <w:tcPr>
+            <w:tcW w:w="2340" w:type="dxa"/>
+          </w:tcPr>
+          <w:p>
+            <w:pPr/>
+            <w:r>
+              <w:rPr>
+                <w:b/>
+              </w:rPr>
+              <w:t xml:space="preserve">Purpose</w:t>
+            </w:r>
+          </w:p>
+        </w:tc>
+        <w:tc>
+          <w:tcPr>
+            <w:tcW w:w="7020" w:type="dxa"/>
+            <w:gridSpan w:val="3"/>
+          </w:tcPr>
+          <w:p>
+            <w:pPr/>
+            <w:r>
+              <w:t xml:space="preserve">更新顯示名稱。</w:t>
+            </w:r>
+          </w:p>
+        </w:tc>
+      </w:tr>
+      <w:tr>
+        <w:tc>
+          <w:tcPr>
+            <w:tcW w:w="2340" w:type="dxa"/>
+          </w:tcPr>
+          <w:p>
+            <w:pPr/>
+            <w:r>
+              <w:rPr>
+                <w:b/>
+              </w:rPr>
+              <w:t xml:space="preserve">Format</w:t>
+            </w:r>
+          </w:p>
+        </w:tc>
+        <w:tc>
+          <w:tcPr>
+            <w:tcW w:w="2340" w:type="dxa"/>
+          </w:tcPr>
+          <w:p>
+            <w:pPr/>
+            <w:r>
+              <w:t xml:space="preserve">Text</w:t>
+            </w:r>
+          </w:p>
+        </w:tc>
+        <w:tc>
+          <w:tcPr>
+            <w:tcW w:w="2340" w:type="dxa"/>
+          </w:tcPr>
+          <w:p>
+            <w:pPr/>
+            <w:r>
+              <w:rPr>
+                <w:b/>
+              </w:rPr>
+              <w:t xml:space="preserve">Valid Range</w:t>
+            </w:r>
+          </w:p>
+        </w:tc>
+        <w:tc>
+          <w:tcPr>
+            <w:tcW w:w="2340" w:type="dxa"/>
+          </w:tcPr>
+          <w:p>
+            <w:pPr/>
+            <w:r>
+              <w:t xml:space="preserve">非空白，最多 200 字</w:t>
+            </w:r>
+          </w:p>
+        </w:tc>
+      </w:tr>
+      <w:tr>
+        <w:tc>
+          <w:tcPr>
+            <w:tcW w:w="2340" w:type="dxa"/>
+          </w:tcPr>
+          <w:p>
+            <w:pPr/>
+            <w:r>
+              <w:rPr>
+                <w:b/>
+              </w:rPr>
+              <w:t xml:space="preserve">Related I/O</w:t>
+            </w:r>
+          </w:p>
+        </w:tc>
+        <w:tc>
+          <w:tcPr>
+            <w:tcW w:w="7020" w:type="dxa"/>
+            <w:gridSpan w:val="3"/>
+          </w:tcPr>
+          <w:p>
+            <w:pPr/>
+            <w:r>
+              <w:t xml:space="preserve">REQ_IO_A8.30.2</w:t>
+            </w:r>
+          </w:p>
+        </w:tc>
+      </w:tr>
+      <w:tr>
+        <w:tc>
+          <w:tcPr>
+            <w:tcW w:w="2340" w:type="dxa"/>
+          </w:tcPr>
+          <w:p>
+            <w:pPr/>
+            <w:r>
+              <w:rPr>
+                <w:b/>
+              </w:rPr>
+              <w:t xml:space="preserve">Author</w:t>
+            </w:r>
+          </w:p>
+        </w:tc>
+        <w:tc>
+          <w:tcPr>
+            <w:tcW w:w="7020" w:type="dxa"/>
+            <w:gridSpan w:val="3"/>
+          </w:tcPr>
+          <w:p>
+            <w:pPr/>
+            <w:r>
+              <w:t xml:space="preserve">Developer</w:t>
+            </w:r>
+          </w:p>
+        </w:tc>
+      </w:tr>
+    </w:tbl>
+    <w:p/>
+    <w:tbl>
+      <w:tblPr>
+        <w:tblStyle w:val="TableGrid"/>
+        <w:tblW w:w="9360" w:type="dxa"/>
+        <w:jc w:val="left"/>
+        <w:tblBorders>
+          <w:top w:val="single" w:color="000000" w:sz="6" w:space="0"/>
+          <w:left w:val="single" w:color="000000" w:sz="6" w:space="0"/>
+          <w:bottom w:val="single" w:color="000000" w:sz="6" w:space="0"/>
+          <w:right w:val="single" w:color="000000" w:sz="6" w:space="0"/>
+          <w:insideH w:val="single" w:color="000000" w:sz="6" w:space="0"/>
+          <w:insideV w:val="single" w:color="000000" w:sz="6" w:space="0"/>
+        </w:tblBorders>
+        <w:tblLayout w:type="fixed"/>
+        <w:tblCellMar>
+          <w:top w:w="100" w:type="dxa"/>
+          <w:left w:w="100" w:type="dxa"/>
+          <w:bottom w:w="100" w:type="dxa"/>
+          <w:right w:w="100" w:type="dxa"/>
+        </w:tblCellMar>
+      </w:tblPr>
+      <w:tblGrid>
+        <w:gridCol w:w="2340"/>
+        <w:gridCol w:w="2340"/>
+        <w:gridCol w:w="2340"/>
+        <w:gridCol w:w="2340"/>
+      </w:tblGrid>
+      <w:tr>
+        <w:tc>
+          <w:tcPr>
+            <w:tcW w:w="2340" w:type="dxa"/>
+          </w:tcPr>
+          <w:p>
+            <w:pPr/>
+            <w:r>
+              <w:rPr>
+                <w:b/>
+              </w:rPr>
+              <w:t xml:space="preserve">Requirement ID</w:t>
+            </w:r>
+          </w:p>
+        </w:tc>
+        <w:tc>
+          <w:tcPr>
+            <w:tcW w:w="2340" w:type="dxa"/>
+          </w:tcPr>
+          <w:p>
+            <w:pPr/>
+            <w:r>
+              <w:t xml:space="preserve">REQ_IO_A8.32.3</w:t>
+            </w:r>
+          </w:p>
+        </w:tc>
+        <w:tc>
+          <w:tcPr>
+            <w:tcW w:w="2340" w:type="dxa"/>
+          </w:tcPr>
+          <w:p>
+            <w:pPr/>
+            <w:r>
+              <w:rPr>
+                <w:b/>
+              </w:rPr>
+              <w:t xml:space="preserve">Version</w:t>
+            </w:r>
+          </w:p>
+        </w:tc>
+        <w:tc>
+          <w:tcPr>
+            <w:tcW w:w="2340" w:type="dxa"/>
+          </w:tcPr>
+          <w:p>
+            <w:pPr/>
+            <w:r>
+              <w:t xml:space="preserve">1.0</w:t>
+            </w:r>
+          </w:p>
+        </w:tc>
+      </w:tr>
+      <w:tr>
+        <w:tc>
+          <w:tcPr>
+            <w:tcW w:w="2340" w:type="dxa"/>
+          </w:tcPr>
+          <w:p>
+            <w:pPr/>
+            <w:r>
+              <w:rPr>
+                <w:b/>
+              </w:rPr>
+              <w:t xml:space="preserve">Item</w:t>
+            </w:r>
+          </w:p>
+        </w:tc>
+        <w:tc>
+          <w:tcPr>
+            <w:tcW w:w="7020" w:type="dxa"/>
+            <w:gridSpan w:val="3"/>
+          </w:tcPr>
+          <w:p>
+            <w:pPr/>
+            <w:r>
+              <w:t xml:space="preserve">Active (Checkbox)</w:t>
+            </w:r>
+          </w:p>
+        </w:tc>
+      </w:tr>
+      <w:tr>
+        <w:tc>
+          <w:tcPr>
+            <w:tcW w:w="2340" w:type="dxa"/>
+          </w:tcPr>
+          <w:p>
+            <w:pPr/>
+            <w:r>
+              <w:rPr>
+                <w:b/>
+              </w:rPr>
+              <w:t xml:space="preserve">Description</w:t>
+            </w:r>
+          </w:p>
+        </w:tc>
+        <w:tc>
+          <w:tcPr>
+            <w:tcW w:w="7020" w:type="dxa"/>
+            <w:gridSpan w:val="3"/>
+          </w:tcPr>
+          <w:p>
+            <w:pPr/>
+            <w:r>
+              <w:t xml:space="preserve">控制是否可用於新客戶。</w:t>
+            </w:r>
+          </w:p>
+        </w:tc>
+      </w:tr>
+      <w:tr>
+        <w:tc>
+          <w:tcPr>
+            <w:tcW w:w="2340" w:type="dxa"/>
+          </w:tcPr>
+          <w:p>
+            <w:pPr/>
+            <w:r>
+              <w:rPr>
+                <w:b/>
+              </w:rPr>
+              <w:t xml:space="preserve">Purpose</w:t>
+            </w:r>
+          </w:p>
+        </w:tc>
+        <w:tc>
+          <w:tcPr>
+            <w:tcW w:w="7020" w:type="dxa"/>
+            <w:gridSpan w:val="3"/>
+          </w:tcPr>
+          <w:p>
+            <w:pPr/>
+            <w:r>
+              <w:t xml:space="preserve">保留歷史並停用。</w:t>
+            </w:r>
+          </w:p>
+        </w:tc>
+      </w:tr>
+      <w:tr>
+        <w:tc>
+          <w:tcPr>
+            <w:tcW w:w="2340" w:type="dxa"/>
+          </w:tcPr>
+          <w:p>
+            <w:pPr/>
+            <w:r>
+              <w:rPr>
+                <w:b/>
+              </w:rPr>
+              <w:t xml:space="preserve">Format</w:t>
+            </w:r>
+          </w:p>
+        </w:tc>
+        <w:tc>
+          <w:tcPr>
+            <w:tcW w:w="2340" w:type="dxa"/>
+          </w:tcPr>
+          <w:p>
+            <w:pPr/>
+            <w:r>
+              <w:t xml:space="preserve">Boolean</w:t>
+            </w:r>
+          </w:p>
+        </w:tc>
+        <w:tc>
+          <w:tcPr>
+            <w:tcW w:w="2340" w:type="dxa"/>
+          </w:tcPr>
+          <w:p>
+            <w:pPr/>
+            <w:r>
+              <w:rPr>
+                <w:b/>
+              </w:rPr>
+              <w:t xml:space="preserve">Valid Range</w:t>
+            </w:r>
+          </w:p>
+        </w:tc>
+        <w:tc>
+          <w:tcPr>
+            <w:tcW w:w="2340" w:type="dxa"/>
+          </w:tcPr>
+          <w:p>
+            <w:pPr/>
+            <w:r>
+              <w:t xml:space="preserve">true／false</w:t>
+            </w:r>
+          </w:p>
+        </w:tc>
+      </w:tr>
+      <w:tr>
+        <w:tc>
+          <w:tcPr>
+            <w:tcW w:w="2340" w:type="dxa"/>
+          </w:tcPr>
+          <w:p>
+            <w:pPr/>
+            <w:r>
+              <w:rPr>
+                <w:b/>
+              </w:rPr>
+              <w:t xml:space="preserve">Related I/O</w:t>
+            </w:r>
+          </w:p>
+        </w:tc>
+        <w:tc>
+          <w:tcPr>
+            <w:tcW w:w="7020" w:type="dxa"/>
+            <w:gridSpan w:val="3"/>
+          </w:tcPr>
+          <w:p>
+            <w:pPr/>
+            <w:r>
+              <w:t xml:space="preserve">REQ_IO_A8.30.2</w:t>
+            </w:r>
+          </w:p>
+        </w:tc>
+      </w:tr>
+      <w:tr>
+        <w:tc>
+          <w:tcPr>
+            <w:tcW w:w="2340" w:type="dxa"/>
+          </w:tcPr>
+          <w:p>
+            <w:pPr/>
+            <w:r>
+              <w:rPr>
+                <w:b/>
+              </w:rPr>
+              <w:t xml:space="preserve">Author</w:t>
+            </w:r>
+          </w:p>
+        </w:tc>
+        <w:tc>
+          <w:tcPr>
+            <w:tcW w:w="7020" w:type="dxa"/>
+            <w:gridSpan w:val="3"/>
+          </w:tcPr>
+          <w:p>
+            <w:pPr/>
+            <w:r>
+              <w:t xml:space="preserve">Developer</w:t>
+            </w:r>
+          </w:p>
+        </w:tc>
+      </w:tr>
+    </w:tbl>
+    <w:p/>
     <w:p>
       <w:pPr>
         <w:pStyle w:val="Heading5"/>
@@ -48087,6 +51206,63 @@
       </w:pPr>
       <w:r>
         <w:t xml:space="preserve">4.5.1.8 Settings Module</w:t>
+      </w:r>
+    </w:p>
+    <w:p>
+      <w:pPr>
+        <w:pStyle w:val="Heading5"/>
+      </w:pPr>
+      <w:r>
+        <w:t xml:space="preserve">4.5.1.8.30 Client Category View Interface</w:t>
+      </w:r>
+    </w:p>
+    <w:p>
+      <w:pPr>
+        <w:jc w:val="center"/>
+      </w:pPr>
+      <w:r>
+        <w:rPr>
+          <w:i/>
+        </w:rPr>
+        <w:t xml:space="preserve">[Pending] Prototype screenshot of Client Category View Interface.</w:t>
+      </w:r>
+    </w:p>
+    <w:p>
+      <w:pPr>
+        <w:pStyle w:val="Heading5"/>
+      </w:pPr>
+      <w:r>
+        <w:t xml:space="preserve">4.5.1.8.31 Client Category Create Interface</w:t>
+      </w:r>
+    </w:p>
+    <w:p>
+      <w:pPr>
+        <w:jc w:val="center"/>
+      </w:pPr>
+      <w:r>
+        <w:rPr>
+          <w:i/>
+        </w:rPr>
+        <w:t xml:space="preserve">[Pending] Prototype screenshot of Client Category Create Interface.</w:t>
+      </w:r>
+    </w:p>
+    <w:p>
+      <w:pPr>
+        <w:pStyle w:val="Heading5"/>
+      </w:pPr>
+      <w:r>
+        <w:t xml:space="preserve">4.5.1.8.32 Client Category Edit Interface</w:t>
+      </w:r>
+    </w:p>
+    <w:p>
+      <w:pPr>
+        <w:jc w:val="center"/>
+      </w:pPr>
+      <w:r>
+        <w:rPr>
+          <w:i/>
+        </w:rPr>
+        <w:t xml:space="preserve">[Pending] Prototype screenshot of Client Category Edit Interface.</w:t>
       </w:r>
     </w:p>
     <w:p>
@@ -48601,7 +51777,7 @@
       </w:r>
     </w:p>
     <w:sectPr>
-      <w:footerReference xmlns:r="http://schemas.openxmlformats.org/officeDocument/2006/relationships" w:type="default" r:id="Rc0316dfe84d24e5a"/>
+      <w:footerReference xmlns:r="http://schemas.openxmlformats.org/officeDocument/2006/relationships" w:type="default" r:id="R2247a0a36e5b4db3"/>
       <w:pgSz w:w="11906" w:h="16838"/>
       <w:pgMar w:top="1440" w:right="1440" w:bottom="1440" w:left="1440" w:header="720" w:footer="720" w:gutter="0"/>
     </w:sectPr>

--- a/docs/99-output/MyERP_SRS.docx
+++ b/docs/99-output/MyERP_SRS.docx
@@ -1486,6 +1486,452 @@
         <w:pStyle w:val="Heading5"/>
       </w:pPr>
       <w:r>
+        <w:t xml:space="preserve">4.1.1.8.1 Client Management</w:t>
+      </w:r>
+    </w:p>
+    <w:tbl>
+      <w:tblPr>
+        <w:tblStyle w:val="TableGrid"/>
+        <w:tblW w:w="9345" w:type="dxa"/>
+        <w:jc w:val="left"/>
+        <w:tblBorders>
+          <w:top w:val="single" w:color="000000" w:sz="8" w:space="0"/>
+          <w:left w:val="single" w:color="000000" w:sz="8" w:space="0"/>
+          <w:bottom w:val="single" w:color="000000" w:sz="8" w:space="0"/>
+          <w:right w:val="single" w:color="000000" w:sz="8" w:space="0"/>
+          <w:insideH w:val="single" w:color="000000" w:sz="8" w:space="0"/>
+          <w:insideV w:val="single" w:color="000000" w:sz="8" w:space="0"/>
+        </w:tblBorders>
+        <w:tblLayout w:type="fixed"/>
+        <w:tblCellMar>
+          <w:top w:w="100" w:type="dxa"/>
+          <w:left w:w="100" w:type="dxa"/>
+          <w:bottom w:w="100" w:type="dxa"/>
+          <w:right w:w="100" w:type="dxa"/>
+        </w:tblCellMar>
+      </w:tblPr>
+      <w:tblGrid>
+        <w:gridCol w:w="2220"/>
+        <w:gridCol w:w="3525"/>
+        <w:gridCol w:w="2370"/>
+        <w:gridCol w:w="1230"/>
+      </w:tblGrid>
+      <w:tr>
+        <w:trPr>
+          <w:trHeight w:val="465" w:hRule="atLeast"/>
+        </w:trPr>
+        <w:tc>
+          <w:tcPr>
+            <w:tcW w:w="2220" w:type="dxa"/>
+          </w:tcPr>
+          <w:p>
+            <w:pPr/>
+            <w:r>
+              <w:rPr>
+                <w:b/>
+              </w:rPr>
+              <w:t xml:space="preserve">Requirement ID</w:t>
+            </w:r>
+          </w:p>
+        </w:tc>
+        <w:tc>
+          <w:tcPr>
+            <w:tcW w:w="3525" w:type="dxa"/>
+          </w:tcPr>
+          <w:p>
+            <w:pPr/>
+            <w:r>
+              <w:t xml:space="preserve">REQ_F4118.1.1</w:t>
+            </w:r>
+          </w:p>
+        </w:tc>
+        <w:tc>
+          <w:tcPr>
+            <w:tcW w:w="2370" w:type="dxa"/>
+          </w:tcPr>
+          <w:p>
+            <w:pPr/>
+            <w:r>
+              <w:rPr>
+                <w:b/>
+              </w:rPr>
+              <w:t xml:space="preserve">Version</w:t>
+            </w:r>
+          </w:p>
+        </w:tc>
+        <w:tc>
+          <w:tcPr>
+            <w:tcW w:w="1230" w:type="dxa"/>
+          </w:tcPr>
+          <w:p>
+            <w:pPr/>
+            <w:r>
+              <w:t xml:space="preserve">1.0</w:t>
+            </w:r>
+          </w:p>
+        </w:tc>
+      </w:tr>
+      <w:tr>
+        <w:trPr>
+          <w:trHeight w:val="465" w:hRule="atLeast"/>
+        </w:trPr>
+        <w:tc>
+          <w:tcPr>
+            <w:tcW w:w="2220" w:type="dxa"/>
+          </w:tcPr>
+          <w:p>
+            <w:pPr/>
+            <w:r>
+              <w:rPr>
+                <w:b/>
+              </w:rPr>
+              <w:t xml:space="preserve">Description</w:t>
+            </w:r>
+          </w:p>
+        </w:tc>
+        <w:tc>
+          <w:tcPr>
+            <w:tcW w:w="7125" w:type="dxa"/>
+            <w:gridSpan w:val="3"/>
+          </w:tcPr>
+          <w:p>
+            <w:pPr/>
+            <w:r>
+              <w:t xml:space="preserve">System should enable user to view records of clients.</w:t>
+            </w:r>
+          </w:p>
+        </w:tc>
+      </w:tr>
+      <w:tr>
+        <w:trPr>
+          <w:trHeight w:val="465" w:hRule="atLeast"/>
+        </w:trPr>
+        <w:tc>
+          <w:tcPr>
+            <w:tcW w:w="2220" w:type="dxa"/>
+          </w:tcPr>
+          <w:p>
+            <w:pPr/>
+            <w:r>
+              <w:rPr>
+                <w:b/>
+              </w:rPr>
+              <w:t xml:space="preserve">Author</w:t>
+            </w:r>
+          </w:p>
+        </w:tc>
+        <w:tc>
+          <w:tcPr>
+            <w:tcW w:w="7125" w:type="dxa"/>
+            <w:gridSpan w:val="3"/>
+          </w:tcPr>
+          <w:p>
+            <w:pPr/>
+            <w:r>
+              <w:t xml:space="preserve">Developer</w:t>
+            </w:r>
+          </w:p>
+        </w:tc>
+      </w:tr>
+    </w:tbl>
+    <w:p/>
+    <w:tbl>
+      <w:tblPr>
+        <w:tblStyle w:val="TableGrid"/>
+        <w:tblW w:w="9345" w:type="dxa"/>
+        <w:jc w:val="left"/>
+        <w:tblBorders>
+          <w:top w:val="single" w:color="000000" w:sz="8" w:space="0"/>
+          <w:left w:val="single" w:color="000000" w:sz="8" w:space="0"/>
+          <w:bottom w:val="single" w:color="000000" w:sz="8" w:space="0"/>
+          <w:right w:val="single" w:color="000000" w:sz="8" w:space="0"/>
+          <w:insideH w:val="single" w:color="000000" w:sz="8" w:space="0"/>
+          <w:insideV w:val="single" w:color="000000" w:sz="8" w:space="0"/>
+        </w:tblBorders>
+        <w:tblLayout w:type="fixed"/>
+        <w:tblCellMar>
+          <w:top w:w="100" w:type="dxa"/>
+          <w:left w:w="100" w:type="dxa"/>
+          <w:bottom w:w="100" w:type="dxa"/>
+          <w:right w:w="100" w:type="dxa"/>
+        </w:tblCellMar>
+      </w:tblPr>
+      <w:tblGrid>
+        <w:gridCol w:w="2220"/>
+        <w:gridCol w:w="3525"/>
+        <w:gridCol w:w="2370"/>
+        <w:gridCol w:w="1230"/>
+      </w:tblGrid>
+      <w:tr>
+        <w:trPr>
+          <w:trHeight w:val="465" w:hRule="atLeast"/>
+        </w:trPr>
+        <w:tc>
+          <w:tcPr>
+            <w:tcW w:w="2220" w:type="dxa"/>
+          </w:tcPr>
+          <w:p>
+            <w:pPr/>
+            <w:r>
+              <w:rPr>
+                <w:b/>
+              </w:rPr>
+              <w:t xml:space="preserve">Requirement ID</w:t>
+            </w:r>
+          </w:p>
+        </w:tc>
+        <w:tc>
+          <w:tcPr>
+            <w:tcW w:w="3525" w:type="dxa"/>
+          </w:tcPr>
+          <w:p>
+            <w:pPr/>
+            <w:r>
+              <w:t xml:space="preserve">REQ_F4118.1.2</w:t>
+            </w:r>
+          </w:p>
+        </w:tc>
+        <w:tc>
+          <w:tcPr>
+            <w:tcW w:w="2370" w:type="dxa"/>
+          </w:tcPr>
+          <w:p>
+            <w:pPr/>
+            <w:r>
+              <w:rPr>
+                <w:b/>
+              </w:rPr>
+              <w:t xml:space="preserve">Version</w:t>
+            </w:r>
+          </w:p>
+        </w:tc>
+        <w:tc>
+          <w:tcPr>
+            <w:tcW w:w="1230" w:type="dxa"/>
+          </w:tcPr>
+          <w:p>
+            <w:pPr/>
+            <w:r>
+              <w:t xml:space="preserve">1.0</w:t>
+            </w:r>
+          </w:p>
+        </w:tc>
+      </w:tr>
+      <w:tr>
+        <w:trPr>
+          <w:trHeight w:val="465" w:hRule="atLeast"/>
+        </w:trPr>
+        <w:tc>
+          <w:tcPr>
+            <w:tcW w:w="2220" w:type="dxa"/>
+          </w:tcPr>
+          <w:p>
+            <w:pPr/>
+            <w:r>
+              <w:rPr>
+                <w:b/>
+              </w:rPr>
+              <w:t xml:space="preserve">Description</w:t>
+            </w:r>
+          </w:p>
+        </w:tc>
+        <w:tc>
+          <w:tcPr>
+            <w:tcW w:w="7125" w:type="dxa"/>
+            <w:gridSpan w:val="3"/>
+          </w:tcPr>
+          <w:p>
+            <w:pPr/>
+            <w:r>
+              <w:t xml:space="preserve">System should enable user to create records of clients.</w:t>
+            </w:r>
+          </w:p>
+        </w:tc>
+      </w:tr>
+      <w:tr>
+        <w:trPr>
+          <w:trHeight w:val="465" w:hRule="atLeast"/>
+        </w:trPr>
+        <w:tc>
+          <w:tcPr>
+            <w:tcW w:w="2220" w:type="dxa"/>
+          </w:tcPr>
+          <w:p>
+            <w:pPr/>
+            <w:r>
+              <w:rPr>
+                <w:b/>
+              </w:rPr>
+              <w:t xml:space="preserve">Author</w:t>
+            </w:r>
+          </w:p>
+        </w:tc>
+        <w:tc>
+          <w:tcPr>
+            <w:tcW w:w="7125" w:type="dxa"/>
+            <w:gridSpan w:val="3"/>
+          </w:tcPr>
+          <w:p>
+            <w:pPr/>
+            <w:r>
+              <w:t xml:space="preserve">Developer</w:t>
+            </w:r>
+          </w:p>
+        </w:tc>
+      </w:tr>
+    </w:tbl>
+    <w:p/>
+    <w:tbl>
+      <w:tblPr>
+        <w:tblStyle w:val="TableGrid"/>
+        <w:tblW w:w="9345" w:type="dxa"/>
+        <w:jc w:val="left"/>
+        <w:tblBorders>
+          <w:top w:val="single" w:color="000000" w:sz="8" w:space="0"/>
+          <w:left w:val="single" w:color="000000" w:sz="8" w:space="0"/>
+          <w:bottom w:val="single" w:color="000000" w:sz="8" w:space="0"/>
+          <w:right w:val="single" w:color="000000" w:sz="8" w:space="0"/>
+          <w:insideH w:val="single" w:color="000000" w:sz="8" w:space="0"/>
+          <w:insideV w:val="single" w:color="000000" w:sz="8" w:space="0"/>
+        </w:tblBorders>
+        <w:tblLayout w:type="fixed"/>
+        <w:tblCellMar>
+          <w:top w:w="100" w:type="dxa"/>
+          <w:left w:w="100" w:type="dxa"/>
+          <w:bottom w:w="100" w:type="dxa"/>
+          <w:right w:w="100" w:type="dxa"/>
+        </w:tblCellMar>
+      </w:tblPr>
+      <w:tblGrid>
+        <w:gridCol w:w="2220"/>
+        <w:gridCol w:w="3525"/>
+        <w:gridCol w:w="2370"/>
+        <w:gridCol w:w="1230"/>
+      </w:tblGrid>
+      <w:tr>
+        <w:trPr>
+          <w:trHeight w:val="465" w:hRule="atLeast"/>
+        </w:trPr>
+        <w:tc>
+          <w:tcPr>
+            <w:tcW w:w="2220" w:type="dxa"/>
+          </w:tcPr>
+          <w:p>
+            <w:pPr/>
+            <w:r>
+              <w:rPr>
+                <w:b/>
+              </w:rPr>
+              <w:t xml:space="preserve">Requirement ID</w:t>
+            </w:r>
+          </w:p>
+        </w:tc>
+        <w:tc>
+          <w:tcPr>
+            <w:tcW w:w="3525" w:type="dxa"/>
+          </w:tcPr>
+          <w:p>
+            <w:pPr/>
+            <w:r>
+              <w:t xml:space="preserve">REQ_F4118.1.3</w:t>
+            </w:r>
+          </w:p>
+        </w:tc>
+        <w:tc>
+          <w:tcPr>
+            <w:tcW w:w="2370" w:type="dxa"/>
+          </w:tcPr>
+          <w:p>
+            <w:pPr/>
+            <w:r>
+              <w:rPr>
+                <w:b/>
+              </w:rPr>
+              <w:t xml:space="preserve">Version</w:t>
+            </w:r>
+          </w:p>
+        </w:tc>
+        <w:tc>
+          <w:tcPr>
+            <w:tcW w:w="1230" w:type="dxa"/>
+          </w:tcPr>
+          <w:p>
+            <w:pPr/>
+            <w:r>
+              <w:t xml:space="preserve">1.0</w:t>
+            </w:r>
+          </w:p>
+        </w:tc>
+      </w:tr>
+      <w:tr>
+        <w:trPr>
+          <w:trHeight w:val="465" w:hRule="atLeast"/>
+        </w:trPr>
+        <w:tc>
+          <w:tcPr>
+            <w:tcW w:w="2220" w:type="dxa"/>
+          </w:tcPr>
+          <w:p>
+            <w:pPr/>
+            <w:r>
+              <w:rPr>
+                <w:b/>
+              </w:rPr>
+              <w:t xml:space="preserve">Description</w:t>
+            </w:r>
+          </w:p>
+        </w:tc>
+        <w:tc>
+          <w:tcPr>
+            <w:tcW w:w="7125" w:type="dxa"/>
+            <w:gridSpan w:val="3"/>
+          </w:tcPr>
+          <w:p>
+            <w:pPr/>
+            <w:r>
+              <w:t xml:space="preserve">System should enable user to edit records of clients.</w:t>
+            </w:r>
+          </w:p>
+        </w:tc>
+      </w:tr>
+      <w:tr>
+        <w:trPr>
+          <w:trHeight w:val="465" w:hRule="atLeast"/>
+        </w:trPr>
+        <w:tc>
+          <w:tcPr>
+            <w:tcW w:w="2220" w:type="dxa"/>
+          </w:tcPr>
+          <w:p>
+            <w:pPr/>
+            <w:r>
+              <w:rPr>
+                <w:b/>
+              </w:rPr>
+              <w:t xml:space="preserve">Author</w:t>
+            </w:r>
+          </w:p>
+        </w:tc>
+        <w:tc>
+          <w:tcPr>
+            <w:tcW w:w="7125" w:type="dxa"/>
+            <w:gridSpan w:val="3"/>
+          </w:tcPr>
+          <w:p>
+            <w:pPr/>
+            <w:r>
+              <w:t xml:space="preserve">Developer</w:t>
+            </w:r>
+          </w:p>
+        </w:tc>
+      </w:tr>
+    </w:tbl>
+    <w:p/>
+    <w:p>
+      <w:pPr>
+        <w:pStyle w:val="Heading5"/>
+      </w:pPr>
+      <w:r>
         <w:t xml:space="preserve">4.1.1.8.8 Client Category</w:t>
       </w:r>
     </w:p>
@@ -18640,6 +19086,171 @@
       </w:tr>
     </w:tbl>
     <w:p/>
+    <w:tbl>
+      <w:tblPr>
+        <w:tblStyle w:val="TableGrid"/>
+        <w:tblW w:w="9360" w:type="dxa"/>
+        <w:jc w:val="left"/>
+        <w:tblBorders>
+          <w:top w:val="single" w:color="000000" w:sz="8" w:space="0"/>
+          <w:left w:val="single" w:color="000000" w:sz="8" w:space="0"/>
+          <w:bottom w:val="single" w:color="000000" w:sz="8" w:space="0"/>
+          <w:right w:val="single" w:color="000000" w:sz="8" w:space="0"/>
+          <w:insideH w:val="single" w:color="000000" w:sz="8" w:space="0"/>
+          <w:insideV w:val="single" w:color="000000" w:sz="8" w:space="0"/>
+        </w:tblBorders>
+        <w:tblLayout w:type="fixed"/>
+        <w:tblCellMar>
+          <w:top w:w="100" w:type="dxa"/>
+          <w:left w:w="100" w:type="dxa"/>
+          <w:bottom w:w="100" w:type="dxa"/>
+          <w:right w:w="100" w:type="dxa"/>
+        </w:tblCellMar>
+      </w:tblPr>
+      <w:tblGrid>
+        <w:gridCol w:w="2340"/>
+        <w:gridCol w:w="2340"/>
+        <w:gridCol w:w="2340"/>
+        <w:gridCol w:w="2340"/>
+      </w:tblGrid>
+      <w:tr>
+        <w:tc>
+          <w:tcPr>
+            <w:tcW w:w="2340" w:type="dxa"/>
+          </w:tcPr>
+          <w:p>
+            <w:pPr/>
+            <w:r>
+              <w:rPr>
+                <w:b/>
+              </w:rPr>
+              <w:t xml:space="preserve">Requirement ID</w:t>
+            </w:r>
+          </w:p>
+        </w:tc>
+        <w:tc>
+          <w:tcPr>
+            <w:tcW w:w="2340" w:type="dxa"/>
+          </w:tcPr>
+          <w:p>
+            <w:pPr/>
+            <w:r>
+              <w:t xml:space="preserve">REQ_DS43.106</w:t>
+            </w:r>
+          </w:p>
+        </w:tc>
+        <w:tc>
+          <w:tcPr>
+            <w:tcW w:w="2340" w:type="dxa"/>
+          </w:tcPr>
+          <w:p>
+            <w:pPr/>
+            <w:r>
+              <w:rPr>
+                <w:b/>
+              </w:rPr>
+              <w:t xml:space="preserve">Version</w:t>
+            </w:r>
+          </w:p>
+        </w:tc>
+        <w:tc>
+          <w:tcPr>
+            <w:tcW w:w="2340" w:type="dxa"/>
+          </w:tcPr>
+          <w:p>
+            <w:pPr/>
+            <w:r>
+              <w:t xml:space="preserve">1.0</w:t>
+            </w:r>
+          </w:p>
+        </w:tc>
+      </w:tr>
+      <w:tr>
+        <w:tc>
+          <w:tcPr>
+            <w:tcW w:w="2340" w:type="dxa"/>
+          </w:tcPr>
+          <w:p>
+            <w:pPr/>
+            <w:r>
+              <w:rPr>
+                <w:b/>
+              </w:rPr>
+              <w:t xml:space="preserve">Table Name</w:t>
+            </w:r>
+          </w:p>
+        </w:tc>
+        <w:tc>
+          <w:tcPr>
+            <w:tcW w:w="7020" w:type="dxa"/>
+            <w:gridSpan w:val="3"/>
+          </w:tcPr>
+          <w:p>
+            <w:pPr/>
+            <w:r>
+              <w:t xml:space="preserve">md_customer</w:t>
+            </w:r>
+          </w:p>
+        </w:tc>
+      </w:tr>
+      <w:tr>
+        <w:tc>
+          <w:tcPr>
+            <w:tcW w:w="2340" w:type="dxa"/>
+          </w:tcPr>
+          <w:p>
+            <w:pPr/>
+            <w:r>
+              <w:rPr>
+                <w:b/>
+              </w:rPr>
+              <w:t xml:space="preserve">Description</w:t>
+            </w:r>
+          </w:p>
+        </w:tc>
+        <w:tc>
+          <w:tcPr>
+            <w:tcW w:w="7020" w:type="dxa"/>
+            <w:gridSpan w:val="3"/>
+          </w:tcPr>
+          <w:p>
+            <w:pPr/>
+            <w:r>
+              <w:t xml:space="preserve">This table stores customer master records within a company.</w:t>
+            </w:r>
+          </w:p>
+        </w:tc>
+      </w:tr>
+      <w:tr>
+        <w:tc>
+          <w:tcPr>
+            <w:tcW w:w="2340" w:type="dxa"/>
+          </w:tcPr>
+          <w:p>
+            <w:pPr/>
+            <w:r>
+              <w:rPr>
+                <w:b/>
+              </w:rPr>
+              <w:t xml:space="preserve">Author</w:t>
+            </w:r>
+          </w:p>
+        </w:tc>
+        <w:tc>
+          <w:tcPr>
+            <w:tcW w:w="7020" w:type="dxa"/>
+            <w:gridSpan w:val="3"/>
+          </w:tcPr>
+          <w:p>
+            <w:pPr/>
+            <w:r>
+              <w:t xml:space="preserve">Developer</w:t>
+            </w:r>
+          </w:p>
+        </w:tc>
+      </w:tr>
+    </w:tbl>
+    <w:p/>
     <w:p>
       <w:pPr>
         <w:pStyle w:val="Heading2"/>
@@ -21162,6 +21773,2214 @@
         <w:t xml:space="preserve">4.4.1.8 Settings Module</w:t>
       </w:r>
     </w:p>
+    <w:p>
+      <w:pPr>
+        <w:pStyle w:val="Heading5"/>
+      </w:pPr>
+      <w:r>
+        <w:t xml:space="preserve">4.4.1.8.1 Client View Interface</w:t>
+      </w:r>
+    </w:p>
+    <w:tbl>
+      <w:tblPr>
+        <w:tblStyle w:val="TableGrid"/>
+        <w:tblW w:w="9360" w:type="dxa"/>
+        <w:jc w:val="left"/>
+        <w:tblBorders>
+          <w:top w:val="single" w:color="000000" w:sz="6" w:space="0"/>
+          <w:left w:val="single" w:color="000000" w:sz="6" w:space="0"/>
+          <w:bottom w:val="single" w:color="000000" w:sz="6" w:space="0"/>
+          <w:right w:val="single" w:color="000000" w:sz="6" w:space="0"/>
+          <w:insideH w:val="single" w:color="000000" w:sz="6" w:space="0"/>
+          <w:insideV w:val="single" w:color="000000" w:sz="6" w:space="0"/>
+        </w:tblBorders>
+        <w:tblLayout w:type="fixed"/>
+        <w:tblCellMar>
+          <w:top w:w="100" w:type="dxa"/>
+          <w:left w:w="100" w:type="dxa"/>
+          <w:bottom w:w="100" w:type="dxa"/>
+          <w:right w:w="100" w:type="dxa"/>
+        </w:tblCellMar>
+      </w:tblPr>
+      <w:tblGrid>
+        <w:gridCol w:w="2340"/>
+        <w:gridCol w:w="2340"/>
+        <w:gridCol w:w="2340"/>
+        <w:gridCol w:w="2340"/>
+      </w:tblGrid>
+      <w:tr>
+        <w:tc>
+          <w:tcPr>
+            <w:tcW w:w="2340" w:type="dxa"/>
+          </w:tcPr>
+          <w:p>
+            <w:pPr/>
+            <w:r>
+              <w:rPr>
+                <w:b/>
+              </w:rPr>
+              <w:t xml:space="preserve">Requirement ID</w:t>
+            </w:r>
+          </w:p>
+        </w:tc>
+        <w:tc>
+          <w:tcPr>
+            <w:tcW w:w="2340" w:type="dxa"/>
+          </w:tcPr>
+          <w:p>
+            <w:pPr/>
+            <w:r>
+              <w:t xml:space="preserve">REQ_IO_A8.1.1</w:t>
+            </w:r>
+          </w:p>
+        </w:tc>
+        <w:tc>
+          <w:tcPr>
+            <w:tcW w:w="2340" w:type="dxa"/>
+          </w:tcPr>
+          <w:p>
+            <w:pPr/>
+            <w:r>
+              <w:rPr>
+                <w:b/>
+              </w:rPr>
+              <w:t xml:space="preserve">Version</w:t>
+            </w:r>
+          </w:p>
+        </w:tc>
+        <w:tc>
+          <w:tcPr>
+            <w:tcW w:w="2340" w:type="dxa"/>
+          </w:tcPr>
+          <w:p>
+            <w:pPr/>
+            <w:r>
+              <w:t xml:space="preserve">1.0</w:t>
+            </w:r>
+          </w:p>
+        </w:tc>
+      </w:tr>
+      <w:tr>
+        <w:tc>
+          <w:tcPr>
+            <w:tcW w:w="2340" w:type="dxa"/>
+          </w:tcPr>
+          <w:p>
+            <w:pPr/>
+            <w:r>
+              <w:rPr>
+                <w:b/>
+              </w:rPr>
+              <w:t xml:space="preserve">Item</w:t>
+            </w:r>
+          </w:p>
+        </w:tc>
+        <w:tc>
+          <w:tcPr>
+            <w:tcW w:w="7020" w:type="dxa"/>
+            <w:gridSpan w:val="3"/>
+          </w:tcPr>
+          <w:p>
+            <w:pPr/>
+            <w:r>
+              <w:t xml:space="preserve">Search (Input)</w:t>
+            </w:r>
+          </w:p>
+        </w:tc>
+      </w:tr>
+      <w:tr>
+        <w:tc>
+          <w:tcPr>
+            <w:tcW w:w="2340" w:type="dxa"/>
+          </w:tcPr>
+          <w:p>
+            <w:pPr/>
+            <w:r>
+              <w:rPr>
+                <w:b/>
+              </w:rPr>
+              <w:t xml:space="preserve">Description</w:t>
+            </w:r>
+          </w:p>
+        </w:tc>
+        <w:tc>
+          <w:tcPr>
+            <w:tcW w:w="7020" w:type="dxa"/>
+            <w:gridSpan w:val="3"/>
+          </w:tcPr>
+          <w:p>
+            <w:pPr/>
+            <w:r>
+              <w:t xml:space="preserve">代碼或名稱關鍵字。</w:t>
+            </w:r>
+          </w:p>
+        </w:tc>
+      </w:tr>
+      <w:tr>
+        <w:tc>
+          <w:tcPr>
+            <w:tcW w:w="2340" w:type="dxa"/>
+          </w:tcPr>
+          <w:p>
+            <w:pPr/>
+            <w:r>
+              <w:rPr>
+                <w:b/>
+              </w:rPr>
+              <w:t xml:space="preserve">Purpose</w:t>
+            </w:r>
+          </w:p>
+        </w:tc>
+        <w:tc>
+          <w:tcPr>
+            <w:tcW w:w="7020" w:type="dxa"/>
+            <w:gridSpan w:val="3"/>
+          </w:tcPr>
+          <w:p>
+            <w:pPr/>
+            <w:r>
+              <w:t xml:space="preserve">縮小目前公司列表。</w:t>
+            </w:r>
+          </w:p>
+        </w:tc>
+      </w:tr>
+      <w:tr>
+        <w:tc>
+          <w:tcPr>
+            <w:tcW w:w="2340" w:type="dxa"/>
+          </w:tcPr>
+          <w:p>
+            <w:pPr/>
+            <w:r>
+              <w:rPr>
+                <w:b/>
+              </w:rPr>
+              <w:t xml:space="preserve">Format</w:t>
+            </w:r>
+          </w:p>
+        </w:tc>
+        <w:tc>
+          <w:tcPr>
+            <w:tcW w:w="2340" w:type="dxa"/>
+          </w:tcPr>
+          <w:p>
+            <w:pPr/>
+            <w:r>
+              <w:t xml:space="preserve">Text</w:t>
+            </w:r>
+          </w:p>
+        </w:tc>
+        <w:tc>
+          <w:tcPr>
+            <w:tcW w:w="2340" w:type="dxa"/>
+          </w:tcPr>
+          <w:p>
+            <w:pPr/>
+            <w:r>
+              <w:rPr>
+                <w:b/>
+              </w:rPr>
+              <w:t xml:space="preserve">Valid Range</w:t>
+            </w:r>
+          </w:p>
+        </w:tc>
+        <w:tc>
+          <w:tcPr>
+            <w:tcW w:w="2340" w:type="dxa"/>
+          </w:tcPr>
+          <w:p>
+            <w:pPr/>
+            <w:r>
+              <w:t xml:space="preserve">任意文字</w:t>
+            </w:r>
+          </w:p>
+        </w:tc>
+      </w:tr>
+      <w:tr>
+        <w:tc>
+          <w:tcPr>
+            <w:tcW w:w="2340" w:type="dxa"/>
+          </w:tcPr>
+          <w:p>
+            <w:pPr/>
+            <w:r>
+              <w:rPr>
+                <w:b/>
+              </w:rPr>
+              <w:t xml:space="preserve">Related I/O</w:t>
+            </w:r>
+          </w:p>
+        </w:tc>
+        <w:tc>
+          <w:tcPr>
+            <w:tcW w:w="7020" w:type="dxa"/>
+            <w:gridSpan w:val="3"/>
+          </w:tcPr>
+          <w:p>
+            <w:pPr/>
+            <w:r>
+              <w:t xml:space="preserve">REQ_IO_A8.1.2</w:t>
+            </w:r>
+          </w:p>
+        </w:tc>
+      </w:tr>
+      <w:tr>
+        <w:tc>
+          <w:tcPr>
+            <w:tcW w:w="2340" w:type="dxa"/>
+          </w:tcPr>
+          <w:p>
+            <w:pPr/>
+            <w:r>
+              <w:rPr>
+                <w:b/>
+              </w:rPr>
+              <w:t xml:space="preserve">Author</w:t>
+            </w:r>
+          </w:p>
+        </w:tc>
+        <w:tc>
+          <w:tcPr>
+            <w:tcW w:w="7020" w:type="dxa"/>
+            <w:gridSpan w:val="3"/>
+          </w:tcPr>
+          <w:p>
+            <w:pPr/>
+            <w:r>
+              <w:t xml:space="preserve">Developer</w:t>
+            </w:r>
+          </w:p>
+        </w:tc>
+      </w:tr>
+    </w:tbl>
+    <w:p/>
+    <w:tbl>
+      <w:tblPr>
+        <w:tblStyle w:val="TableGrid"/>
+        <w:tblW w:w="9360" w:type="dxa"/>
+        <w:jc w:val="left"/>
+        <w:tblBorders>
+          <w:top w:val="single" w:color="000000" w:sz="6" w:space="0"/>
+          <w:left w:val="single" w:color="000000" w:sz="6" w:space="0"/>
+          <w:bottom w:val="single" w:color="000000" w:sz="6" w:space="0"/>
+          <w:right w:val="single" w:color="000000" w:sz="6" w:space="0"/>
+          <w:insideH w:val="single" w:color="000000" w:sz="6" w:space="0"/>
+          <w:insideV w:val="single" w:color="000000" w:sz="6" w:space="0"/>
+        </w:tblBorders>
+        <w:tblLayout w:type="fixed"/>
+        <w:tblCellMar>
+          <w:top w:w="100" w:type="dxa"/>
+          <w:left w:w="100" w:type="dxa"/>
+          <w:bottom w:w="100" w:type="dxa"/>
+          <w:right w:w="100" w:type="dxa"/>
+        </w:tblCellMar>
+      </w:tblPr>
+      <w:tblGrid>
+        <w:gridCol w:w="2340"/>
+        <w:gridCol w:w="2340"/>
+        <w:gridCol w:w="2340"/>
+        <w:gridCol w:w="2340"/>
+      </w:tblGrid>
+      <w:tr>
+        <w:tc>
+          <w:tcPr>
+            <w:tcW w:w="2340" w:type="dxa"/>
+          </w:tcPr>
+          <w:p>
+            <w:pPr/>
+            <w:r>
+              <w:rPr>
+                <w:b/>
+              </w:rPr>
+              <w:t xml:space="preserve">Requirement ID</w:t>
+            </w:r>
+          </w:p>
+        </w:tc>
+        <w:tc>
+          <w:tcPr>
+            <w:tcW w:w="2340" w:type="dxa"/>
+          </w:tcPr>
+          <w:p>
+            <w:pPr/>
+            <w:r>
+              <w:t xml:space="preserve">REQ_IO_A8.1.2</w:t>
+            </w:r>
+          </w:p>
+        </w:tc>
+        <w:tc>
+          <w:tcPr>
+            <w:tcW w:w="2340" w:type="dxa"/>
+          </w:tcPr>
+          <w:p>
+            <w:pPr/>
+            <w:r>
+              <w:rPr>
+                <w:b/>
+              </w:rPr>
+              <w:t xml:space="preserve">Version</w:t>
+            </w:r>
+          </w:p>
+        </w:tc>
+        <w:tc>
+          <w:tcPr>
+            <w:tcW w:w="2340" w:type="dxa"/>
+          </w:tcPr>
+          <w:p>
+            <w:pPr/>
+            <w:r>
+              <w:t xml:space="preserve">1.0</w:t>
+            </w:r>
+          </w:p>
+        </w:tc>
+      </w:tr>
+      <w:tr>
+        <w:tc>
+          <w:tcPr>
+            <w:tcW w:w="2340" w:type="dxa"/>
+          </w:tcPr>
+          <w:p>
+            <w:pPr/>
+            <w:r>
+              <w:rPr>
+                <w:b/>
+              </w:rPr>
+              <w:t xml:space="preserve">Item</w:t>
+            </w:r>
+          </w:p>
+        </w:tc>
+        <w:tc>
+          <w:tcPr>
+            <w:tcW w:w="7020" w:type="dxa"/>
+            <w:gridSpan w:val="3"/>
+          </w:tcPr>
+          <w:p>
+            <w:pPr/>
+            <w:r>
+              <w:t xml:space="preserve">Customer List (Table)</w:t>
+            </w:r>
+          </w:p>
+        </w:tc>
+      </w:tr>
+      <w:tr>
+        <w:tc>
+          <w:tcPr>
+            <w:tcW w:w="2340" w:type="dxa"/>
+          </w:tcPr>
+          <w:p>
+            <w:pPr/>
+            <w:r>
+              <w:rPr>
+                <w:b/>
+              </w:rPr>
+              <w:t xml:space="preserve">Description</w:t>
+            </w:r>
+          </w:p>
+        </w:tc>
+        <w:tc>
+          <w:tcPr>
+            <w:tcW w:w="7020" w:type="dxa"/>
+            <w:gridSpan w:val="3"/>
+          </w:tcPr>
+          <w:p>
+            <w:pPr/>
+            <w:r>
+              <w:t xml:space="preserve">代碼、名稱、分類、狀態及編輯操作；代碼與名稱可排序，伺服器分頁。</w:t>
+            </w:r>
+          </w:p>
+        </w:tc>
+      </w:tr>
+      <w:tr>
+        <w:tc>
+          <w:tcPr>
+            <w:tcW w:w="2340" w:type="dxa"/>
+          </w:tcPr>
+          <w:p>
+            <w:pPr/>
+            <w:r>
+              <w:rPr>
+                <w:b/>
+              </w:rPr>
+              <w:t xml:space="preserve">Purpose</w:t>
+            </w:r>
+          </w:p>
+        </w:tc>
+        <w:tc>
+          <w:tcPr>
+            <w:tcW w:w="7020" w:type="dxa"/>
+            <w:gridSpan w:val="3"/>
+          </w:tcPr>
+          <w:p>
+            <w:pPr/>
+            <w:r>
+              <w:t xml:space="preserve">查看客戶。</w:t>
+            </w:r>
+          </w:p>
+        </w:tc>
+      </w:tr>
+      <w:tr>
+        <w:tc>
+          <w:tcPr>
+            <w:tcW w:w="2340" w:type="dxa"/>
+          </w:tcPr>
+          <w:p>
+            <w:pPr/>
+            <w:r>
+              <w:rPr>
+                <w:b/>
+              </w:rPr>
+              <w:t xml:space="preserve">Format</w:t>
+            </w:r>
+          </w:p>
+        </w:tc>
+        <w:tc>
+          <w:tcPr>
+            <w:tcW w:w="2340" w:type="dxa"/>
+          </w:tcPr>
+          <w:p>
+            <w:pPr/>
+            <w:r>
+              <w:t xml:space="preserve">Table</w:t>
+            </w:r>
+          </w:p>
+        </w:tc>
+        <w:tc>
+          <w:tcPr>
+            <w:tcW w:w="2340" w:type="dxa"/>
+          </w:tcPr>
+          <w:p>
+            <w:pPr/>
+            <w:r>
+              <w:rPr>
+                <w:b/>
+              </w:rPr>
+              <w:t xml:space="preserve">Valid Range</w:t>
+            </w:r>
+          </w:p>
+        </w:tc>
+        <w:tc>
+          <w:tcPr>
+            <w:tcW w:w="2340" w:type="dxa"/>
+          </w:tcPr>
+          <w:p>
+            <w:pPr/>
+            <w:r>
+              <w:t xml:space="preserve">每頁 10／20／50／100／200</w:t>
+            </w:r>
+          </w:p>
+        </w:tc>
+      </w:tr>
+      <w:tr>
+        <w:tc>
+          <w:tcPr>
+            <w:tcW w:w="2340" w:type="dxa"/>
+          </w:tcPr>
+          <w:p>
+            <w:pPr/>
+            <w:r>
+              <w:rPr>
+                <w:b/>
+              </w:rPr>
+              <w:t xml:space="preserve">Related I/O</w:t>
+            </w:r>
+          </w:p>
+        </w:tc>
+        <w:tc>
+          <w:tcPr>
+            <w:tcW w:w="7020" w:type="dxa"/>
+            <w:gridSpan w:val="3"/>
+          </w:tcPr>
+          <w:p>
+            <w:pPr/>
+            <w:r>
+              <w:t xml:space="preserve">REQ_IO_A8.2.1, REQ_IO_A8.3.1</w:t>
+            </w:r>
+          </w:p>
+        </w:tc>
+      </w:tr>
+      <w:tr>
+        <w:tc>
+          <w:tcPr>
+            <w:tcW w:w="2340" w:type="dxa"/>
+          </w:tcPr>
+          <w:p>
+            <w:pPr/>
+            <w:r>
+              <w:rPr>
+                <w:b/>
+              </w:rPr>
+              <w:t xml:space="preserve">Author</w:t>
+            </w:r>
+          </w:p>
+        </w:tc>
+        <w:tc>
+          <w:tcPr>
+            <w:tcW w:w="7020" w:type="dxa"/>
+            <w:gridSpan w:val="3"/>
+          </w:tcPr>
+          <w:p>
+            <w:pPr/>
+            <w:r>
+              <w:t xml:space="preserve">Developer</w:t>
+            </w:r>
+          </w:p>
+        </w:tc>
+      </w:tr>
+    </w:tbl>
+    <w:p/>
+    <w:p>
+      <w:pPr>
+        <w:pStyle w:val="Heading5"/>
+      </w:pPr>
+      <w:r>
+        <w:t xml:space="preserve">4.4.1.8.2 Client Create Interface</w:t>
+      </w:r>
+    </w:p>
+    <w:tbl>
+      <w:tblPr>
+        <w:tblStyle w:val="TableGrid"/>
+        <w:tblW w:w="9360" w:type="dxa"/>
+        <w:jc w:val="left"/>
+        <w:tblBorders>
+          <w:top w:val="single" w:color="000000" w:sz="6" w:space="0"/>
+          <w:left w:val="single" w:color="000000" w:sz="6" w:space="0"/>
+          <w:bottom w:val="single" w:color="000000" w:sz="6" w:space="0"/>
+          <w:right w:val="single" w:color="000000" w:sz="6" w:space="0"/>
+          <w:insideH w:val="single" w:color="000000" w:sz="6" w:space="0"/>
+          <w:insideV w:val="single" w:color="000000" w:sz="6" w:space="0"/>
+        </w:tblBorders>
+        <w:tblLayout w:type="fixed"/>
+        <w:tblCellMar>
+          <w:top w:w="100" w:type="dxa"/>
+          <w:left w:w="100" w:type="dxa"/>
+          <w:bottom w:w="100" w:type="dxa"/>
+          <w:right w:w="100" w:type="dxa"/>
+        </w:tblCellMar>
+      </w:tblPr>
+      <w:tblGrid>
+        <w:gridCol w:w="2340"/>
+        <w:gridCol w:w="2340"/>
+        <w:gridCol w:w="2340"/>
+        <w:gridCol w:w="2340"/>
+      </w:tblGrid>
+      <w:tr>
+        <w:tc>
+          <w:tcPr>
+            <w:tcW w:w="2340" w:type="dxa"/>
+          </w:tcPr>
+          <w:p>
+            <w:pPr/>
+            <w:r>
+              <w:rPr>
+                <w:b/>
+              </w:rPr>
+              <w:t xml:space="preserve">Requirement ID</w:t>
+            </w:r>
+          </w:p>
+        </w:tc>
+        <w:tc>
+          <w:tcPr>
+            <w:tcW w:w="2340" w:type="dxa"/>
+          </w:tcPr>
+          <w:p>
+            <w:pPr/>
+            <w:r>
+              <w:t xml:space="preserve">REQ_IO_A8.2.1</w:t>
+            </w:r>
+          </w:p>
+        </w:tc>
+        <w:tc>
+          <w:tcPr>
+            <w:tcW w:w="2340" w:type="dxa"/>
+          </w:tcPr>
+          <w:p>
+            <w:pPr/>
+            <w:r>
+              <w:rPr>
+                <w:b/>
+              </w:rPr>
+              <w:t xml:space="preserve">Version</w:t>
+            </w:r>
+          </w:p>
+        </w:tc>
+        <w:tc>
+          <w:tcPr>
+            <w:tcW w:w="2340" w:type="dxa"/>
+          </w:tcPr>
+          <w:p>
+            <w:pPr/>
+            <w:r>
+              <w:t xml:space="preserve">1.0</w:t>
+            </w:r>
+          </w:p>
+        </w:tc>
+      </w:tr>
+      <w:tr>
+        <w:tc>
+          <w:tcPr>
+            <w:tcW w:w="2340" w:type="dxa"/>
+          </w:tcPr>
+          <w:p>
+            <w:pPr/>
+            <w:r>
+              <w:rPr>
+                <w:b/>
+              </w:rPr>
+              <w:t xml:space="preserve">Item</w:t>
+            </w:r>
+          </w:p>
+        </w:tc>
+        <w:tc>
+          <w:tcPr>
+            <w:tcW w:w="7020" w:type="dxa"/>
+            <w:gridSpan w:val="3"/>
+          </w:tcPr>
+          <w:p>
+            <w:pPr/>
+            <w:r>
+              <w:t xml:space="preserve">Code (Input)</w:t>
+            </w:r>
+          </w:p>
+        </w:tc>
+      </w:tr>
+      <w:tr>
+        <w:tc>
+          <w:tcPr>
+            <w:tcW w:w="2340" w:type="dxa"/>
+          </w:tcPr>
+          <w:p>
+            <w:pPr/>
+            <w:r>
+              <w:rPr>
+                <w:b/>
+              </w:rPr>
+              <w:t xml:space="preserve">Description</w:t>
+            </w:r>
+          </w:p>
+        </w:tc>
+        <w:tc>
+          <w:tcPr>
+            <w:tcW w:w="7020" w:type="dxa"/>
+            <w:gridSpan w:val="3"/>
+          </w:tcPr>
+          <w:p>
+            <w:pPr/>
+            <w:r>
+              <w:t xml:space="preserve">建立時輸入並轉大寫。</w:t>
+            </w:r>
+          </w:p>
+        </w:tc>
+      </w:tr>
+      <w:tr>
+        <w:tc>
+          <w:tcPr>
+            <w:tcW w:w="2340" w:type="dxa"/>
+          </w:tcPr>
+          <w:p>
+            <w:pPr/>
+            <w:r>
+              <w:rPr>
+                <w:b/>
+              </w:rPr>
+              <w:t xml:space="preserve">Purpose</w:t>
+            </w:r>
+          </w:p>
+        </w:tc>
+        <w:tc>
+          <w:tcPr>
+            <w:tcW w:w="7020" w:type="dxa"/>
+            <w:gridSpan w:val="3"/>
+          </w:tcPr>
+          <w:p>
+            <w:pPr/>
+            <w:r>
+              <w:t xml:space="preserve">公司內唯一識別。</w:t>
+            </w:r>
+          </w:p>
+        </w:tc>
+      </w:tr>
+      <w:tr>
+        <w:tc>
+          <w:tcPr>
+            <w:tcW w:w="2340" w:type="dxa"/>
+          </w:tcPr>
+          <w:p>
+            <w:pPr/>
+            <w:r>
+              <w:rPr>
+                <w:b/>
+              </w:rPr>
+              <w:t xml:space="preserve">Format</w:t>
+            </w:r>
+          </w:p>
+        </w:tc>
+        <w:tc>
+          <w:tcPr>
+            <w:tcW w:w="2340" w:type="dxa"/>
+          </w:tcPr>
+          <w:p>
+            <w:pPr/>
+            <w:r>
+              <w:t xml:space="preserve">Text</w:t>
+            </w:r>
+          </w:p>
+        </w:tc>
+        <w:tc>
+          <w:tcPr>
+            <w:tcW w:w="2340" w:type="dxa"/>
+          </w:tcPr>
+          <w:p>
+            <w:pPr/>
+            <w:r>
+              <w:rPr>
+                <w:b/>
+              </w:rPr>
+              <w:t xml:space="preserve">Valid Range</w:t>
+            </w:r>
+          </w:p>
+        </w:tc>
+        <w:tc>
+          <w:tcPr>
+            <w:tcW w:w="2340" w:type="dxa"/>
+          </w:tcPr>
+          <w:p>
+            <w:pPr/>
+            <w:r>
+              <w:t xml:space="preserve">1–30 位英數、-、_</w:t>
+            </w:r>
+          </w:p>
+        </w:tc>
+      </w:tr>
+      <w:tr>
+        <w:tc>
+          <w:tcPr>
+            <w:tcW w:w="2340" w:type="dxa"/>
+          </w:tcPr>
+          <w:p>
+            <w:pPr/>
+            <w:r>
+              <w:rPr>
+                <w:b/>
+              </w:rPr>
+              <w:t xml:space="preserve">Related I/O</w:t>
+            </w:r>
+          </w:p>
+        </w:tc>
+        <w:tc>
+          <w:tcPr>
+            <w:tcW w:w="7020" w:type="dxa"/>
+            <w:gridSpan w:val="3"/>
+          </w:tcPr>
+          <w:p>
+            <w:pPr/>
+            <w:r>
+              <w:t xml:space="preserve">REQ_IO_A8.1.2</w:t>
+            </w:r>
+          </w:p>
+        </w:tc>
+      </w:tr>
+      <w:tr>
+        <w:tc>
+          <w:tcPr>
+            <w:tcW w:w="2340" w:type="dxa"/>
+          </w:tcPr>
+          <w:p>
+            <w:pPr/>
+            <w:r>
+              <w:rPr>
+                <w:b/>
+              </w:rPr>
+              <w:t xml:space="preserve">Author</w:t>
+            </w:r>
+          </w:p>
+        </w:tc>
+        <w:tc>
+          <w:tcPr>
+            <w:tcW w:w="7020" w:type="dxa"/>
+            <w:gridSpan w:val="3"/>
+          </w:tcPr>
+          <w:p>
+            <w:pPr/>
+            <w:r>
+              <w:t xml:space="preserve">Developer</w:t>
+            </w:r>
+          </w:p>
+        </w:tc>
+      </w:tr>
+    </w:tbl>
+    <w:p/>
+    <w:tbl>
+      <w:tblPr>
+        <w:tblStyle w:val="TableGrid"/>
+        <w:tblW w:w="9360" w:type="dxa"/>
+        <w:jc w:val="left"/>
+        <w:tblBorders>
+          <w:top w:val="single" w:color="000000" w:sz="6" w:space="0"/>
+          <w:left w:val="single" w:color="000000" w:sz="6" w:space="0"/>
+          <w:bottom w:val="single" w:color="000000" w:sz="6" w:space="0"/>
+          <w:right w:val="single" w:color="000000" w:sz="6" w:space="0"/>
+          <w:insideH w:val="single" w:color="000000" w:sz="6" w:space="0"/>
+          <w:insideV w:val="single" w:color="000000" w:sz="6" w:space="0"/>
+        </w:tblBorders>
+        <w:tblLayout w:type="fixed"/>
+        <w:tblCellMar>
+          <w:top w:w="100" w:type="dxa"/>
+          <w:left w:w="100" w:type="dxa"/>
+          <w:bottom w:w="100" w:type="dxa"/>
+          <w:right w:w="100" w:type="dxa"/>
+        </w:tblCellMar>
+      </w:tblPr>
+      <w:tblGrid>
+        <w:gridCol w:w="2340"/>
+        <w:gridCol w:w="2340"/>
+        <w:gridCol w:w="2340"/>
+        <w:gridCol w:w="2340"/>
+      </w:tblGrid>
+      <w:tr>
+        <w:tc>
+          <w:tcPr>
+            <w:tcW w:w="2340" w:type="dxa"/>
+          </w:tcPr>
+          <w:p>
+            <w:pPr/>
+            <w:r>
+              <w:rPr>
+                <w:b/>
+              </w:rPr>
+              <w:t xml:space="preserve">Requirement ID</w:t>
+            </w:r>
+          </w:p>
+        </w:tc>
+        <w:tc>
+          <w:tcPr>
+            <w:tcW w:w="2340" w:type="dxa"/>
+          </w:tcPr>
+          <w:p>
+            <w:pPr/>
+            <w:r>
+              <w:t xml:space="preserve">REQ_IO_A8.2.2</w:t>
+            </w:r>
+          </w:p>
+        </w:tc>
+        <w:tc>
+          <w:tcPr>
+            <w:tcW w:w="2340" w:type="dxa"/>
+          </w:tcPr>
+          <w:p>
+            <w:pPr/>
+            <w:r>
+              <w:rPr>
+                <w:b/>
+              </w:rPr>
+              <w:t xml:space="preserve">Version</w:t>
+            </w:r>
+          </w:p>
+        </w:tc>
+        <w:tc>
+          <w:tcPr>
+            <w:tcW w:w="2340" w:type="dxa"/>
+          </w:tcPr>
+          <w:p>
+            <w:pPr/>
+            <w:r>
+              <w:t xml:space="preserve">1.0</w:t>
+            </w:r>
+          </w:p>
+        </w:tc>
+      </w:tr>
+      <w:tr>
+        <w:tc>
+          <w:tcPr>
+            <w:tcW w:w="2340" w:type="dxa"/>
+          </w:tcPr>
+          <w:p>
+            <w:pPr/>
+            <w:r>
+              <w:rPr>
+                <w:b/>
+              </w:rPr>
+              <w:t xml:space="preserve">Item</w:t>
+            </w:r>
+          </w:p>
+        </w:tc>
+        <w:tc>
+          <w:tcPr>
+            <w:tcW w:w="7020" w:type="dxa"/>
+            <w:gridSpan w:val="3"/>
+          </w:tcPr>
+          <w:p>
+            <w:pPr/>
+            <w:r>
+              <w:t xml:space="preserve">Name (Input)</w:t>
+            </w:r>
+          </w:p>
+        </w:tc>
+      </w:tr>
+      <w:tr>
+        <w:tc>
+          <w:tcPr>
+            <w:tcW w:w="2340" w:type="dxa"/>
+          </w:tcPr>
+          <w:p>
+            <w:pPr/>
+            <w:r>
+              <w:rPr>
+                <w:b/>
+              </w:rPr>
+              <w:t xml:space="preserve">Description</w:t>
+            </w:r>
+          </w:p>
+        </w:tc>
+        <w:tc>
+          <w:tcPr>
+            <w:tcW w:w="7020" w:type="dxa"/>
+            <w:gridSpan w:val="3"/>
+          </w:tcPr>
+          <w:p>
+            <w:pPr/>
+            <w:r>
+              <w:t xml:space="preserve">客戶名稱。</w:t>
+            </w:r>
+          </w:p>
+        </w:tc>
+      </w:tr>
+      <w:tr>
+        <w:tc>
+          <w:tcPr>
+            <w:tcW w:w="2340" w:type="dxa"/>
+          </w:tcPr>
+          <w:p>
+            <w:pPr/>
+            <w:r>
+              <w:rPr>
+                <w:b/>
+              </w:rPr>
+              <w:t xml:space="preserve">Purpose</w:t>
+            </w:r>
+          </w:p>
+        </w:tc>
+        <w:tc>
+          <w:tcPr>
+            <w:tcW w:w="7020" w:type="dxa"/>
+            <w:gridSpan w:val="3"/>
+          </w:tcPr>
+          <w:p>
+            <w:pPr/>
+            <w:r>
+              <w:t xml:space="preserve">顯示客戶。</w:t>
+            </w:r>
+          </w:p>
+        </w:tc>
+      </w:tr>
+      <w:tr>
+        <w:tc>
+          <w:tcPr>
+            <w:tcW w:w="2340" w:type="dxa"/>
+          </w:tcPr>
+          <w:p>
+            <w:pPr/>
+            <w:r>
+              <w:rPr>
+                <w:b/>
+              </w:rPr>
+              <w:t xml:space="preserve">Format</w:t>
+            </w:r>
+          </w:p>
+        </w:tc>
+        <w:tc>
+          <w:tcPr>
+            <w:tcW w:w="2340" w:type="dxa"/>
+          </w:tcPr>
+          <w:p>
+            <w:pPr/>
+            <w:r>
+              <w:t xml:space="preserve">Text</w:t>
+            </w:r>
+          </w:p>
+        </w:tc>
+        <w:tc>
+          <w:tcPr>
+            <w:tcW w:w="2340" w:type="dxa"/>
+          </w:tcPr>
+          <w:p>
+            <w:pPr/>
+            <w:r>
+              <w:rPr>
+                <w:b/>
+              </w:rPr>
+              <w:t xml:space="preserve">Valid Range</w:t>
+            </w:r>
+          </w:p>
+        </w:tc>
+        <w:tc>
+          <w:tcPr>
+            <w:tcW w:w="2340" w:type="dxa"/>
+          </w:tcPr>
+          <w:p>
+            <w:pPr/>
+            <w:r>
+              <w:t xml:space="preserve">非空白、最多 200 字</w:t>
+            </w:r>
+          </w:p>
+        </w:tc>
+      </w:tr>
+      <w:tr>
+        <w:tc>
+          <w:tcPr>
+            <w:tcW w:w="2340" w:type="dxa"/>
+          </w:tcPr>
+          <w:p>
+            <w:pPr/>
+            <w:r>
+              <w:rPr>
+                <w:b/>
+              </w:rPr>
+              <w:t xml:space="preserve">Related I/O</w:t>
+            </w:r>
+          </w:p>
+        </w:tc>
+        <w:tc>
+          <w:tcPr>
+            <w:tcW w:w="7020" w:type="dxa"/>
+            <w:gridSpan w:val="3"/>
+          </w:tcPr>
+          <w:p>
+            <w:pPr/>
+            <w:r>
+              <w:t xml:space="preserve">REQ_IO_A8.1.2</w:t>
+            </w:r>
+          </w:p>
+        </w:tc>
+      </w:tr>
+      <w:tr>
+        <w:tc>
+          <w:tcPr>
+            <w:tcW w:w="2340" w:type="dxa"/>
+          </w:tcPr>
+          <w:p>
+            <w:pPr/>
+            <w:r>
+              <w:rPr>
+                <w:b/>
+              </w:rPr>
+              <w:t xml:space="preserve">Author</w:t>
+            </w:r>
+          </w:p>
+        </w:tc>
+        <w:tc>
+          <w:tcPr>
+            <w:tcW w:w="7020" w:type="dxa"/>
+            <w:gridSpan w:val="3"/>
+          </w:tcPr>
+          <w:p>
+            <w:pPr/>
+            <w:r>
+              <w:t xml:space="preserve">Developer</w:t>
+            </w:r>
+          </w:p>
+        </w:tc>
+      </w:tr>
+    </w:tbl>
+    <w:p/>
+    <w:tbl>
+      <w:tblPr>
+        <w:tblStyle w:val="TableGrid"/>
+        <w:tblW w:w="9360" w:type="dxa"/>
+        <w:jc w:val="left"/>
+        <w:tblBorders>
+          <w:top w:val="single" w:color="000000" w:sz="6" w:space="0"/>
+          <w:left w:val="single" w:color="000000" w:sz="6" w:space="0"/>
+          <w:bottom w:val="single" w:color="000000" w:sz="6" w:space="0"/>
+          <w:right w:val="single" w:color="000000" w:sz="6" w:space="0"/>
+          <w:insideH w:val="single" w:color="000000" w:sz="6" w:space="0"/>
+          <w:insideV w:val="single" w:color="000000" w:sz="6" w:space="0"/>
+        </w:tblBorders>
+        <w:tblLayout w:type="fixed"/>
+        <w:tblCellMar>
+          <w:top w:w="100" w:type="dxa"/>
+          <w:left w:w="100" w:type="dxa"/>
+          <w:bottom w:w="100" w:type="dxa"/>
+          <w:right w:w="100" w:type="dxa"/>
+        </w:tblCellMar>
+      </w:tblPr>
+      <w:tblGrid>
+        <w:gridCol w:w="2340"/>
+        <w:gridCol w:w="2340"/>
+        <w:gridCol w:w="2340"/>
+        <w:gridCol w:w="2340"/>
+      </w:tblGrid>
+      <w:tr>
+        <w:tc>
+          <w:tcPr>
+            <w:tcW w:w="2340" w:type="dxa"/>
+          </w:tcPr>
+          <w:p>
+            <w:pPr/>
+            <w:r>
+              <w:rPr>
+                <w:b/>
+              </w:rPr>
+              <w:t xml:space="preserve">Requirement ID</w:t>
+            </w:r>
+          </w:p>
+        </w:tc>
+        <w:tc>
+          <w:tcPr>
+            <w:tcW w:w="2340" w:type="dxa"/>
+          </w:tcPr>
+          <w:p>
+            <w:pPr/>
+            <w:r>
+              <w:t xml:space="preserve">REQ_IO_A8.2.3</w:t>
+            </w:r>
+          </w:p>
+        </w:tc>
+        <w:tc>
+          <w:tcPr>
+            <w:tcW w:w="2340" w:type="dxa"/>
+          </w:tcPr>
+          <w:p>
+            <w:pPr/>
+            <w:r>
+              <w:rPr>
+                <w:b/>
+              </w:rPr>
+              <w:t xml:space="preserve">Version</w:t>
+            </w:r>
+          </w:p>
+        </w:tc>
+        <w:tc>
+          <w:tcPr>
+            <w:tcW w:w="2340" w:type="dxa"/>
+          </w:tcPr>
+          <w:p>
+            <w:pPr/>
+            <w:r>
+              <w:t xml:space="preserve">1.0</w:t>
+            </w:r>
+          </w:p>
+        </w:tc>
+      </w:tr>
+      <w:tr>
+        <w:tc>
+          <w:tcPr>
+            <w:tcW w:w="2340" w:type="dxa"/>
+          </w:tcPr>
+          <w:p>
+            <w:pPr/>
+            <w:r>
+              <w:rPr>
+                <w:b/>
+              </w:rPr>
+              <w:t xml:space="preserve">Item</w:t>
+            </w:r>
+          </w:p>
+        </w:tc>
+        <w:tc>
+          <w:tcPr>
+            <w:tcW w:w="7020" w:type="dxa"/>
+            <w:gridSpan w:val="3"/>
+          </w:tcPr>
+          <w:p>
+            <w:pPr/>
+            <w:r>
+              <w:t xml:space="preserve">Category (Dropdown)</w:t>
+            </w:r>
+          </w:p>
+        </w:tc>
+      </w:tr>
+      <w:tr>
+        <w:tc>
+          <w:tcPr>
+            <w:tcW w:w="2340" w:type="dxa"/>
+          </w:tcPr>
+          <w:p>
+            <w:pPr/>
+            <w:r>
+              <w:rPr>
+                <w:b/>
+              </w:rPr>
+              <w:t xml:space="preserve">Description</w:t>
+            </w:r>
+          </w:p>
+        </w:tc>
+        <w:tc>
+          <w:tcPr>
+            <w:tcW w:w="7020" w:type="dxa"/>
+            <w:gridSpan w:val="3"/>
+          </w:tcPr>
+          <w:p>
+            <w:pPr/>
+            <w:r>
+              <w:t xml:space="preserve">可空；列出本公司分類，停用分類不可新選。</w:t>
+            </w:r>
+          </w:p>
+        </w:tc>
+      </w:tr>
+      <w:tr>
+        <w:tc>
+          <w:tcPr>
+            <w:tcW w:w="2340" w:type="dxa"/>
+          </w:tcPr>
+          <w:p>
+            <w:pPr/>
+            <w:r>
+              <w:rPr>
+                <w:b/>
+              </w:rPr>
+              <w:t xml:space="preserve">Purpose</w:t>
+            </w:r>
+          </w:p>
+        </w:tc>
+        <w:tc>
+          <w:tcPr>
+            <w:tcW w:w="7020" w:type="dxa"/>
+            <w:gridSpan w:val="3"/>
+          </w:tcPr>
+          <w:p>
+            <w:pPr/>
+            <w:r>
+              <w:t xml:space="preserve">客戶分類。</w:t>
+            </w:r>
+          </w:p>
+        </w:tc>
+      </w:tr>
+      <w:tr>
+        <w:tc>
+          <w:tcPr>
+            <w:tcW w:w="2340" w:type="dxa"/>
+          </w:tcPr>
+          <w:p>
+            <w:pPr/>
+            <w:r>
+              <w:rPr>
+                <w:b/>
+              </w:rPr>
+              <w:t xml:space="preserve">Format</w:t>
+            </w:r>
+          </w:p>
+        </w:tc>
+        <w:tc>
+          <w:tcPr>
+            <w:tcW w:w="2340" w:type="dxa"/>
+          </w:tcPr>
+          <w:p>
+            <w:pPr/>
+            <w:r>
+              <w:t xml:space="preserve">Category ID</w:t>
+            </w:r>
+          </w:p>
+        </w:tc>
+        <w:tc>
+          <w:tcPr>
+            <w:tcW w:w="2340" w:type="dxa"/>
+          </w:tcPr>
+          <w:p>
+            <w:pPr/>
+            <w:r>
+              <w:rPr>
+                <w:b/>
+              </w:rPr>
+              <w:t xml:space="preserve">Valid Range</w:t>
+            </w:r>
+          </w:p>
+        </w:tc>
+        <w:tc>
+          <w:tcPr>
+            <w:tcW w:w="2340" w:type="dxa"/>
+          </w:tcPr>
+          <w:p>
+            <w:pPr/>
+            <w:r>
+              <w:t xml:space="preserve">本公司啟用分類或空值</w:t>
+            </w:r>
+          </w:p>
+        </w:tc>
+      </w:tr>
+      <w:tr>
+        <w:tc>
+          <w:tcPr>
+            <w:tcW w:w="2340" w:type="dxa"/>
+          </w:tcPr>
+          <w:p>
+            <w:pPr/>
+            <w:r>
+              <w:rPr>
+                <w:b/>
+              </w:rPr>
+              <w:t xml:space="preserve">Related I/O</w:t>
+            </w:r>
+          </w:p>
+        </w:tc>
+        <w:tc>
+          <w:tcPr>
+            <w:tcW w:w="7020" w:type="dxa"/>
+            <w:gridSpan w:val="3"/>
+          </w:tcPr>
+          <w:p>
+            <w:pPr/>
+            <w:r>
+              <w:t xml:space="preserve">REQ_IO_A8.1.2</w:t>
+            </w:r>
+          </w:p>
+        </w:tc>
+      </w:tr>
+      <w:tr>
+        <w:tc>
+          <w:tcPr>
+            <w:tcW w:w="2340" w:type="dxa"/>
+          </w:tcPr>
+          <w:p>
+            <w:pPr/>
+            <w:r>
+              <w:rPr>
+                <w:b/>
+              </w:rPr>
+              <w:t xml:space="preserve">Author</w:t>
+            </w:r>
+          </w:p>
+        </w:tc>
+        <w:tc>
+          <w:tcPr>
+            <w:tcW w:w="7020" w:type="dxa"/>
+            <w:gridSpan w:val="3"/>
+          </w:tcPr>
+          <w:p>
+            <w:pPr/>
+            <w:r>
+              <w:t xml:space="preserve">Developer</w:t>
+            </w:r>
+          </w:p>
+        </w:tc>
+      </w:tr>
+    </w:tbl>
+    <w:p/>
+    <w:p>
+      <w:pPr>
+        <w:pStyle w:val="Heading5"/>
+      </w:pPr>
+      <w:r>
+        <w:t xml:space="preserve">4.4.1.8.3 Client Edit Interface</w:t>
+      </w:r>
+    </w:p>
+    <w:tbl>
+      <w:tblPr>
+        <w:tblStyle w:val="TableGrid"/>
+        <w:tblW w:w="9360" w:type="dxa"/>
+        <w:jc w:val="left"/>
+        <w:tblBorders>
+          <w:top w:val="single" w:color="000000" w:sz="6" w:space="0"/>
+          <w:left w:val="single" w:color="000000" w:sz="6" w:space="0"/>
+          <w:bottom w:val="single" w:color="000000" w:sz="6" w:space="0"/>
+          <w:right w:val="single" w:color="000000" w:sz="6" w:space="0"/>
+          <w:insideH w:val="single" w:color="000000" w:sz="6" w:space="0"/>
+          <w:insideV w:val="single" w:color="000000" w:sz="6" w:space="0"/>
+        </w:tblBorders>
+        <w:tblLayout w:type="fixed"/>
+        <w:tblCellMar>
+          <w:top w:w="100" w:type="dxa"/>
+          <w:left w:w="100" w:type="dxa"/>
+          <w:bottom w:w="100" w:type="dxa"/>
+          <w:right w:w="100" w:type="dxa"/>
+        </w:tblCellMar>
+      </w:tblPr>
+      <w:tblGrid>
+        <w:gridCol w:w="2340"/>
+        <w:gridCol w:w="2340"/>
+        <w:gridCol w:w="2340"/>
+        <w:gridCol w:w="2340"/>
+      </w:tblGrid>
+      <w:tr>
+        <w:tc>
+          <w:tcPr>
+            <w:tcW w:w="2340" w:type="dxa"/>
+          </w:tcPr>
+          <w:p>
+            <w:pPr/>
+            <w:r>
+              <w:rPr>
+                <w:b/>
+              </w:rPr>
+              <w:t xml:space="preserve">Requirement ID</w:t>
+            </w:r>
+          </w:p>
+        </w:tc>
+        <w:tc>
+          <w:tcPr>
+            <w:tcW w:w="2340" w:type="dxa"/>
+          </w:tcPr>
+          <w:p>
+            <w:pPr/>
+            <w:r>
+              <w:t xml:space="preserve">REQ_IO_A8.3.1</w:t>
+            </w:r>
+          </w:p>
+        </w:tc>
+        <w:tc>
+          <w:tcPr>
+            <w:tcW w:w="2340" w:type="dxa"/>
+          </w:tcPr>
+          <w:p>
+            <w:pPr/>
+            <w:r>
+              <w:rPr>
+                <w:b/>
+              </w:rPr>
+              <w:t xml:space="preserve">Version</w:t>
+            </w:r>
+          </w:p>
+        </w:tc>
+        <w:tc>
+          <w:tcPr>
+            <w:tcW w:w="2340" w:type="dxa"/>
+          </w:tcPr>
+          <w:p>
+            <w:pPr/>
+            <w:r>
+              <w:t xml:space="preserve">1.0</w:t>
+            </w:r>
+          </w:p>
+        </w:tc>
+      </w:tr>
+      <w:tr>
+        <w:tc>
+          <w:tcPr>
+            <w:tcW w:w="2340" w:type="dxa"/>
+          </w:tcPr>
+          <w:p>
+            <w:pPr/>
+            <w:r>
+              <w:rPr>
+                <w:b/>
+              </w:rPr>
+              <w:t xml:space="preserve">Item</w:t>
+            </w:r>
+          </w:p>
+        </w:tc>
+        <w:tc>
+          <w:tcPr>
+            <w:tcW w:w="7020" w:type="dxa"/>
+            <w:gridSpan w:val="3"/>
+          </w:tcPr>
+          <w:p>
+            <w:pPr/>
+            <w:r>
+              <w:t xml:space="preserve">Code (Label)</w:t>
+            </w:r>
+          </w:p>
+        </w:tc>
+      </w:tr>
+      <w:tr>
+        <w:tc>
+          <w:tcPr>
+            <w:tcW w:w="2340" w:type="dxa"/>
+          </w:tcPr>
+          <w:p>
+            <w:pPr/>
+            <w:r>
+              <w:rPr>
+                <w:b/>
+              </w:rPr>
+              <w:t xml:space="preserve">Description</w:t>
+            </w:r>
+          </w:p>
+        </w:tc>
+        <w:tc>
+          <w:tcPr>
+            <w:tcW w:w="7020" w:type="dxa"/>
+            <w:gridSpan w:val="3"/>
+          </w:tcPr>
+          <w:p>
+            <w:pPr/>
+            <w:r>
+              <w:t xml:space="preserve">編輯時唯讀。</w:t>
+            </w:r>
+          </w:p>
+        </w:tc>
+      </w:tr>
+      <w:tr>
+        <w:tc>
+          <w:tcPr>
+            <w:tcW w:w="2340" w:type="dxa"/>
+          </w:tcPr>
+          <w:p>
+            <w:pPr/>
+            <w:r>
+              <w:rPr>
+                <w:b/>
+              </w:rPr>
+              <w:t xml:space="preserve">Purpose</w:t>
+            </w:r>
+          </w:p>
+        </w:tc>
+        <w:tc>
+          <w:tcPr>
+            <w:tcW w:w="7020" w:type="dxa"/>
+            <w:gridSpan w:val="3"/>
+          </w:tcPr>
+          <w:p>
+            <w:pPr/>
+            <w:r>
+              <w:t xml:space="preserve">保持歷史識別。</w:t>
+            </w:r>
+          </w:p>
+        </w:tc>
+      </w:tr>
+      <w:tr>
+        <w:tc>
+          <w:tcPr>
+            <w:tcW w:w="2340" w:type="dxa"/>
+          </w:tcPr>
+          <w:p>
+            <w:pPr/>
+            <w:r>
+              <w:rPr>
+                <w:b/>
+              </w:rPr>
+              <w:t xml:space="preserve">Format</w:t>
+            </w:r>
+          </w:p>
+        </w:tc>
+        <w:tc>
+          <w:tcPr>
+            <w:tcW w:w="2340" w:type="dxa"/>
+          </w:tcPr>
+          <w:p>
+            <w:pPr/>
+            <w:r>
+              <w:t xml:space="preserve">Text</w:t>
+            </w:r>
+          </w:p>
+        </w:tc>
+        <w:tc>
+          <w:tcPr>
+            <w:tcW w:w="2340" w:type="dxa"/>
+          </w:tcPr>
+          <w:p>
+            <w:pPr/>
+            <w:r>
+              <w:rPr>
+                <w:b/>
+              </w:rPr>
+              <w:t xml:space="preserve">Valid Range</w:t>
+            </w:r>
+          </w:p>
+        </w:tc>
+        <w:tc>
+          <w:tcPr>
+            <w:tcW w:w="2340" w:type="dxa"/>
+          </w:tcPr>
+          <w:p>
+            <w:pPr/>
+            <w:r>
+              <w:t xml:space="preserve">最多 30 字</w:t>
+            </w:r>
+          </w:p>
+        </w:tc>
+      </w:tr>
+      <w:tr>
+        <w:tc>
+          <w:tcPr>
+            <w:tcW w:w="2340" w:type="dxa"/>
+          </w:tcPr>
+          <w:p>
+            <w:pPr/>
+            <w:r>
+              <w:rPr>
+                <w:b/>
+              </w:rPr>
+              <w:t xml:space="preserve">Related I/O</w:t>
+            </w:r>
+          </w:p>
+        </w:tc>
+        <w:tc>
+          <w:tcPr>
+            <w:tcW w:w="7020" w:type="dxa"/>
+            <w:gridSpan w:val="3"/>
+          </w:tcPr>
+          <w:p>
+            <w:pPr/>
+            <w:r>
+              <w:t xml:space="preserve">REQ_IO_A8.1.2</w:t>
+            </w:r>
+          </w:p>
+        </w:tc>
+      </w:tr>
+      <w:tr>
+        <w:tc>
+          <w:tcPr>
+            <w:tcW w:w="2340" w:type="dxa"/>
+          </w:tcPr>
+          <w:p>
+            <w:pPr/>
+            <w:r>
+              <w:rPr>
+                <w:b/>
+              </w:rPr>
+              <w:t xml:space="preserve">Author</w:t>
+            </w:r>
+          </w:p>
+        </w:tc>
+        <w:tc>
+          <w:tcPr>
+            <w:tcW w:w="7020" w:type="dxa"/>
+            <w:gridSpan w:val="3"/>
+          </w:tcPr>
+          <w:p>
+            <w:pPr/>
+            <w:r>
+              <w:t xml:space="preserve">Developer</w:t>
+            </w:r>
+          </w:p>
+        </w:tc>
+      </w:tr>
+    </w:tbl>
+    <w:p/>
+    <w:tbl>
+      <w:tblPr>
+        <w:tblStyle w:val="TableGrid"/>
+        <w:tblW w:w="9360" w:type="dxa"/>
+        <w:jc w:val="left"/>
+        <w:tblBorders>
+          <w:top w:val="single" w:color="000000" w:sz="6" w:space="0"/>
+          <w:left w:val="single" w:color="000000" w:sz="6" w:space="0"/>
+          <w:bottom w:val="single" w:color="000000" w:sz="6" w:space="0"/>
+          <w:right w:val="single" w:color="000000" w:sz="6" w:space="0"/>
+          <w:insideH w:val="single" w:color="000000" w:sz="6" w:space="0"/>
+          <w:insideV w:val="single" w:color="000000" w:sz="6" w:space="0"/>
+        </w:tblBorders>
+        <w:tblLayout w:type="fixed"/>
+        <w:tblCellMar>
+          <w:top w:w="100" w:type="dxa"/>
+          <w:left w:w="100" w:type="dxa"/>
+          <w:bottom w:w="100" w:type="dxa"/>
+          <w:right w:w="100" w:type="dxa"/>
+        </w:tblCellMar>
+      </w:tblPr>
+      <w:tblGrid>
+        <w:gridCol w:w="2340"/>
+        <w:gridCol w:w="2340"/>
+        <w:gridCol w:w="2340"/>
+        <w:gridCol w:w="2340"/>
+      </w:tblGrid>
+      <w:tr>
+        <w:tc>
+          <w:tcPr>
+            <w:tcW w:w="2340" w:type="dxa"/>
+          </w:tcPr>
+          <w:p>
+            <w:pPr/>
+            <w:r>
+              <w:rPr>
+                <w:b/>
+              </w:rPr>
+              <w:t xml:space="preserve">Requirement ID</w:t>
+            </w:r>
+          </w:p>
+        </w:tc>
+        <w:tc>
+          <w:tcPr>
+            <w:tcW w:w="2340" w:type="dxa"/>
+          </w:tcPr>
+          <w:p>
+            <w:pPr/>
+            <w:r>
+              <w:t xml:space="preserve">REQ_IO_A8.3.2</w:t>
+            </w:r>
+          </w:p>
+        </w:tc>
+        <w:tc>
+          <w:tcPr>
+            <w:tcW w:w="2340" w:type="dxa"/>
+          </w:tcPr>
+          <w:p>
+            <w:pPr/>
+            <w:r>
+              <w:rPr>
+                <w:b/>
+              </w:rPr>
+              <w:t xml:space="preserve">Version</w:t>
+            </w:r>
+          </w:p>
+        </w:tc>
+        <w:tc>
+          <w:tcPr>
+            <w:tcW w:w="2340" w:type="dxa"/>
+          </w:tcPr>
+          <w:p>
+            <w:pPr/>
+            <w:r>
+              <w:t xml:space="preserve">1.0</w:t>
+            </w:r>
+          </w:p>
+        </w:tc>
+      </w:tr>
+      <w:tr>
+        <w:tc>
+          <w:tcPr>
+            <w:tcW w:w="2340" w:type="dxa"/>
+          </w:tcPr>
+          <w:p>
+            <w:pPr/>
+            <w:r>
+              <w:rPr>
+                <w:b/>
+              </w:rPr>
+              <w:t xml:space="preserve">Item</w:t>
+            </w:r>
+          </w:p>
+        </w:tc>
+        <w:tc>
+          <w:tcPr>
+            <w:tcW w:w="7020" w:type="dxa"/>
+            <w:gridSpan w:val="3"/>
+          </w:tcPr>
+          <w:p>
+            <w:pPr/>
+            <w:r>
+              <w:t xml:space="preserve">Name (Input)</w:t>
+            </w:r>
+          </w:p>
+        </w:tc>
+      </w:tr>
+      <w:tr>
+        <w:tc>
+          <w:tcPr>
+            <w:tcW w:w="2340" w:type="dxa"/>
+          </w:tcPr>
+          <w:p>
+            <w:pPr/>
+            <w:r>
+              <w:rPr>
+                <w:b/>
+              </w:rPr>
+              <w:t xml:space="preserve">Description</w:t>
+            </w:r>
+          </w:p>
+        </w:tc>
+        <w:tc>
+          <w:tcPr>
+            <w:tcW w:w="7020" w:type="dxa"/>
+            <w:gridSpan w:val="3"/>
+          </w:tcPr>
+          <w:p>
+            <w:pPr/>
+            <w:r>
+              <w:t xml:space="preserve">修改名稱。</w:t>
+            </w:r>
+          </w:p>
+        </w:tc>
+      </w:tr>
+      <w:tr>
+        <w:tc>
+          <w:tcPr>
+            <w:tcW w:w="2340" w:type="dxa"/>
+          </w:tcPr>
+          <w:p>
+            <w:pPr/>
+            <w:r>
+              <w:rPr>
+                <w:b/>
+              </w:rPr>
+              <w:t xml:space="preserve">Purpose</w:t>
+            </w:r>
+          </w:p>
+        </w:tc>
+        <w:tc>
+          <w:tcPr>
+            <w:tcW w:w="7020" w:type="dxa"/>
+            <w:gridSpan w:val="3"/>
+          </w:tcPr>
+          <w:p>
+            <w:pPr/>
+            <w:r>
+              <w:t xml:space="preserve">顯示客戶。</w:t>
+            </w:r>
+          </w:p>
+        </w:tc>
+      </w:tr>
+      <w:tr>
+        <w:tc>
+          <w:tcPr>
+            <w:tcW w:w="2340" w:type="dxa"/>
+          </w:tcPr>
+          <w:p>
+            <w:pPr/>
+            <w:r>
+              <w:rPr>
+                <w:b/>
+              </w:rPr>
+              <w:t xml:space="preserve">Format</w:t>
+            </w:r>
+          </w:p>
+        </w:tc>
+        <w:tc>
+          <w:tcPr>
+            <w:tcW w:w="2340" w:type="dxa"/>
+          </w:tcPr>
+          <w:p>
+            <w:pPr/>
+            <w:r>
+              <w:t xml:space="preserve">Text</w:t>
+            </w:r>
+          </w:p>
+        </w:tc>
+        <w:tc>
+          <w:tcPr>
+            <w:tcW w:w="2340" w:type="dxa"/>
+          </w:tcPr>
+          <w:p>
+            <w:pPr/>
+            <w:r>
+              <w:rPr>
+                <w:b/>
+              </w:rPr>
+              <w:t xml:space="preserve">Valid Range</w:t>
+            </w:r>
+          </w:p>
+        </w:tc>
+        <w:tc>
+          <w:tcPr>
+            <w:tcW w:w="2340" w:type="dxa"/>
+          </w:tcPr>
+          <w:p>
+            <w:pPr/>
+            <w:r>
+              <w:t xml:space="preserve">非空白、最多 200 字</w:t>
+            </w:r>
+          </w:p>
+        </w:tc>
+      </w:tr>
+      <w:tr>
+        <w:tc>
+          <w:tcPr>
+            <w:tcW w:w="2340" w:type="dxa"/>
+          </w:tcPr>
+          <w:p>
+            <w:pPr/>
+            <w:r>
+              <w:rPr>
+                <w:b/>
+              </w:rPr>
+              <w:t xml:space="preserve">Related I/O</w:t>
+            </w:r>
+          </w:p>
+        </w:tc>
+        <w:tc>
+          <w:tcPr>
+            <w:tcW w:w="7020" w:type="dxa"/>
+            <w:gridSpan w:val="3"/>
+          </w:tcPr>
+          <w:p>
+            <w:pPr/>
+            <w:r>
+              <w:t xml:space="preserve">REQ_IO_A8.1.2</w:t>
+            </w:r>
+          </w:p>
+        </w:tc>
+      </w:tr>
+      <w:tr>
+        <w:tc>
+          <w:tcPr>
+            <w:tcW w:w="2340" w:type="dxa"/>
+          </w:tcPr>
+          <w:p>
+            <w:pPr/>
+            <w:r>
+              <w:rPr>
+                <w:b/>
+              </w:rPr>
+              <w:t xml:space="preserve">Author</w:t>
+            </w:r>
+          </w:p>
+        </w:tc>
+        <w:tc>
+          <w:tcPr>
+            <w:tcW w:w="7020" w:type="dxa"/>
+            <w:gridSpan w:val="3"/>
+          </w:tcPr>
+          <w:p>
+            <w:pPr/>
+            <w:r>
+              <w:t xml:space="preserve">Developer</w:t>
+            </w:r>
+          </w:p>
+        </w:tc>
+      </w:tr>
+    </w:tbl>
+    <w:p/>
+    <w:tbl>
+      <w:tblPr>
+        <w:tblStyle w:val="TableGrid"/>
+        <w:tblW w:w="9360" w:type="dxa"/>
+        <w:jc w:val="left"/>
+        <w:tblBorders>
+          <w:top w:val="single" w:color="000000" w:sz="6" w:space="0"/>
+          <w:left w:val="single" w:color="000000" w:sz="6" w:space="0"/>
+          <w:bottom w:val="single" w:color="000000" w:sz="6" w:space="0"/>
+          <w:right w:val="single" w:color="000000" w:sz="6" w:space="0"/>
+          <w:insideH w:val="single" w:color="000000" w:sz="6" w:space="0"/>
+          <w:insideV w:val="single" w:color="000000" w:sz="6" w:space="0"/>
+        </w:tblBorders>
+        <w:tblLayout w:type="fixed"/>
+        <w:tblCellMar>
+          <w:top w:w="100" w:type="dxa"/>
+          <w:left w:w="100" w:type="dxa"/>
+          <w:bottom w:w="100" w:type="dxa"/>
+          <w:right w:w="100" w:type="dxa"/>
+        </w:tblCellMar>
+      </w:tblPr>
+      <w:tblGrid>
+        <w:gridCol w:w="2340"/>
+        <w:gridCol w:w="2340"/>
+        <w:gridCol w:w="2340"/>
+        <w:gridCol w:w="2340"/>
+      </w:tblGrid>
+      <w:tr>
+        <w:tc>
+          <w:tcPr>
+            <w:tcW w:w="2340" w:type="dxa"/>
+          </w:tcPr>
+          <w:p>
+            <w:pPr/>
+            <w:r>
+              <w:rPr>
+                <w:b/>
+              </w:rPr>
+              <w:t xml:space="preserve">Requirement ID</w:t>
+            </w:r>
+          </w:p>
+        </w:tc>
+        <w:tc>
+          <w:tcPr>
+            <w:tcW w:w="2340" w:type="dxa"/>
+          </w:tcPr>
+          <w:p>
+            <w:pPr/>
+            <w:r>
+              <w:t xml:space="preserve">REQ_IO_A8.3.3</w:t>
+            </w:r>
+          </w:p>
+        </w:tc>
+        <w:tc>
+          <w:tcPr>
+            <w:tcW w:w="2340" w:type="dxa"/>
+          </w:tcPr>
+          <w:p>
+            <w:pPr/>
+            <w:r>
+              <w:rPr>
+                <w:b/>
+              </w:rPr>
+              <w:t xml:space="preserve">Version</w:t>
+            </w:r>
+          </w:p>
+        </w:tc>
+        <w:tc>
+          <w:tcPr>
+            <w:tcW w:w="2340" w:type="dxa"/>
+          </w:tcPr>
+          <w:p>
+            <w:pPr/>
+            <w:r>
+              <w:t xml:space="preserve">1.0</w:t>
+            </w:r>
+          </w:p>
+        </w:tc>
+      </w:tr>
+      <w:tr>
+        <w:tc>
+          <w:tcPr>
+            <w:tcW w:w="2340" w:type="dxa"/>
+          </w:tcPr>
+          <w:p>
+            <w:pPr/>
+            <w:r>
+              <w:rPr>
+                <w:b/>
+              </w:rPr>
+              <w:t xml:space="preserve">Item</w:t>
+            </w:r>
+          </w:p>
+        </w:tc>
+        <w:tc>
+          <w:tcPr>
+            <w:tcW w:w="7020" w:type="dxa"/>
+            <w:gridSpan w:val="3"/>
+          </w:tcPr>
+          <w:p>
+            <w:pPr/>
+            <w:r>
+              <w:t xml:space="preserve">Active (Checkbox)</w:t>
+            </w:r>
+          </w:p>
+        </w:tc>
+      </w:tr>
+      <w:tr>
+        <w:tc>
+          <w:tcPr>
+            <w:tcW w:w="2340" w:type="dxa"/>
+          </w:tcPr>
+          <w:p>
+            <w:pPr/>
+            <w:r>
+              <w:rPr>
+                <w:b/>
+              </w:rPr>
+              <w:t xml:space="preserve">Description</w:t>
+            </w:r>
+          </w:p>
+        </w:tc>
+        <w:tc>
+          <w:tcPr>
+            <w:tcW w:w="7020" w:type="dxa"/>
+            <w:gridSpan w:val="3"/>
+          </w:tcPr>
+          <w:p>
+            <w:pPr/>
+            <w:r>
+              <w:t xml:space="preserve">啟用或停用客戶。</w:t>
+            </w:r>
+          </w:p>
+        </w:tc>
+      </w:tr>
+      <w:tr>
+        <w:tc>
+          <w:tcPr>
+            <w:tcW w:w="2340" w:type="dxa"/>
+          </w:tcPr>
+          <w:p>
+            <w:pPr/>
+            <w:r>
+              <w:rPr>
+                <w:b/>
+              </w:rPr>
+              <w:t xml:space="preserve">Purpose</w:t>
+            </w:r>
+          </w:p>
+        </w:tc>
+        <w:tc>
+          <w:tcPr>
+            <w:tcW w:w="7020" w:type="dxa"/>
+            <w:gridSpan w:val="3"/>
+          </w:tcPr>
+          <w:p>
+            <w:pPr/>
+            <w:r>
+              <w:t xml:space="preserve">保留歷史並停用。</w:t>
+            </w:r>
+          </w:p>
+        </w:tc>
+      </w:tr>
+      <w:tr>
+        <w:tc>
+          <w:tcPr>
+            <w:tcW w:w="2340" w:type="dxa"/>
+          </w:tcPr>
+          <w:p>
+            <w:pPr/>
+            <w:r>
+              <w:rPr>
+                <w:b/>
+              </w:rPr>
+              <w:t xml:space="preserve">Format</w:t>
+            </w:r>
+          </w:p>
+        </w:tc>
+        <w:tc>
+          <w:tcPr>
+            <w:tcW w:w="2340" w:type="dxa"/>
+          </w:tcPr>
+          <w:p>
+            <w:pPr/>
+            <w:r>
+              <w:t xml:space="preserve">Boolean</w:t>
+            </w:r>
+          </w:p>
+        </w:tc>
+        <w:tc>
+          <w:tcPr>
+            <w:tcW w:w="2340" w:type="dxa"/>
+          </w:tcPr>
+          <w:p>
+            <w:pPr/>
+            <w:r>
+              <w:rPr>
+                <w:b/>
+              </w:rPr>
+              <w:t xml:space="preserve">Valid Range</w:t>
+            </w:r>
+          </w:p>
+        </w:tc>
+        <w:tc>
+          <w:tcPr>
+            <w:tcW w:w="2340" w:type="dxa"/>
+          </w:tcPr>
+          <w:p>
+            <w:pPr/>
+            <w:r>
+              <w:t xml:space="preserve">true／false</w:t>
+            </w:r>
+          </w:p>
+        </w:tc>
+      </w:tr>
+      <w:tr>
+        <w:tc>
+          <w:tcPr>
+            <w:tcW w:w="2340" w:type="dxa"/>
+          </w:tcPr>
+          <w:p>
+            <w:pPr/>
+            <w:r>
+              <w:rPr>
+                <w:b/>
+              </w:rPr>
+              <w:t xml:space="preserve">Related I/O</w:t>
+            </w:r>
+          </w:p>
+        </w:tc>
+        <w:tc>
+          <w:tcPr>
+            <w:tcW w:w="7020" w:type="dxa"/>
+            <w:gridSpan w:val="3"/>
+          </w:tcPr>
+          <w:p>
+            <w:pPr/>
+            <w:r>
+              <w:t xml:space="preserve">REQ_IO_A8.1.2</w:t>
+            </w:r>
+          </w:p>
+        </w:tc>
+      </w:tr>
+      <w:tr>
+        <w:tc>
+          <w:tcPr>
+            <w:tcW w:w="2340" w:type="dxa"/>
+          </w:tcPr>
+          <w:p>
+            <w:pPr/>
+            <w:r>
+              <w:rPr>
+                <w:b/>
+              </w:rPr>
+              <w:t xml:space="preserve">Author</w:t>
+            </w:r>
+          </w:p>
+        </w:tc>
+        <w:tc>
+          <w:tcPr>
+            <w:tcW w:w="7020" w:type="dxa"/>
+            <w:gridSpan w:val="3"/>
+          </w:tcPr>
+          <w:p>
+            <w:pPr/>
+            <w:r>
+              <w:t xml:space="preserve">Developer</w:t>
+            </w:r>
+          </w:p>
+        </w:tc>
+      </w:tr>
+    </w:tbl>
+    <w:p/>
     <w:p>
       <w:pPr>
         <w:pStyle w:val="Heading5"/>
@@ -51206,6 +54025,63 @@
       </w:pPr>
       <w:r>
         <w:t xml:space="preserve">4.5.1.8 Settings Module</w:t>
+      </w:r>
+    </w:p>
+    <w:p>
+      <w:pPr>
+        <w:pStyle w:val="Heading5"/>
+      </w:pPr>
+      <w:r>
+        <w:t xml:space="preserve">4.5.1.8.1 Client View Interface</w:t>
+      </w:r>
+    </w:p>
+    <w:p>
+      <w:pPr>
+        <w:jc w:val="center"/>
+      </w:pPr>
+      <w:r>
+        <w:rPr>
+          <w:i/>
+        </w:rPr>
+        <w:t xml:space="preserve">[Pending] Prototype screenshot of Client View Interface.</w:t>
+      </w:r>
+    </w:p>
+    <w:p>
+      <w:pPr>
+        <w:pStyle w:val="Heading5"/>
+      </w:pPr>
+      <w:r>
+        <w:t xml:space="preserve">4.5.1.8.2 Client Create Interface</w:t>
+      </w:r>
+    </w:p>
+    <w:p>
+      <w:pPr>
+        <w:jc w:val="center"/>
+      </w:pPr>
+      <w:r>
+        <w:rPr>
+          <w:i/>
+        </w:rPr>
+        <w:t xml:space="preserve">[Pending] Prototype screenshot of Client Create Interface.</w:t>
+      </w:r>
+    </w:p>
+    <w:p>
+      <w:pPr>
+        <w:pStyle w:val="Heading5"/>
+      </w:pPr>
+      <w:r>
+        <w:t xml:space="preserve">4.5.1.8.3 Client Edit Interface</w:t>
+      </w:r>
+    </w:p>
+    <w:p>
+      <w:pPr>
+        <w:jc w:val="center"/>
+      </w:pPr>
+      <w:r>
+        <w:rPr>
+          <w:i/>
+        </w:rPr>
+        <w:t xml:space="preserve">[Pending] Prototype screenshot of Client Edit Interface.</w:t>
       </w:r>
     </w:p>
     <w:p>
@@ -51777,7 +54653,7 @@
       </w:r>
     </w:p>
     <w:sectPr>
-      <w:footerReference xmlns:r="http://schemas.openxmlformats.org/officeDocument/2006/relationships" w:type="default" r:id="R2247a0a36e5b4db3"/>
+      <w:footerReference xmlns:r="http://schemas.openxmlformats.org/officeDocument/2006/relationships" w:type="default" r:id="R881d0d41330d4867"/>
       <w:pgSz w:w="11906" w:h="16838"/>
       <w:pgMar w:top="1440" w:right="1440" w:bottom="1440" w:left="1440" w:header="720" w:footer="720" w:gutter="0"/>
     </w:sectPr>

--- a/docs/99-output/MyERP_SRS.docx
+++ b/docs/99-output/MyERP_SRS.docx
@@ -2524,6 +2524,598 @@
         <w:pStyle w:val="Heading5"/>
       </w:pPr>
       <w:r>
+        <w:t xml:space="preserve">4.1.1.8.9 Supplier Category</w:t>
+      </w:r>
+    </w:p>
+    <w:tbl>
+      <w:tblPr>
+        <w:tblStyle w:val="TableGrid"/>
+        <w:tblW w:w="9345" w:type="dxa"/>
+        <w:jc w:val="left"/>
+        <w:tblBorders>
+          <w:top w:val="single" w:color="000000" w:sz="8" w:space="0"/>
+          <w:left w:val="single" w:color="000000" w:sz="8" w:space="0"/>
+          <w:bottom w:val="single" w:color="000000" w:sz="8" w:space="0"/>
+          <w:right w:val="single" w:color="000000" w:sz="8" w:space="0"/>
+          <w:insideH w:val="single" w:color="000000" w:sz="8" w:space="0"/>
+          <w:insideV w:val="single" w:color="000000" w:sz="8" w:space="0"/>
+        </w:tblBorders>
+        <w:tblLayout w:type="fixed"/>
+        <w:tblCellMar>
+          <w:top w:w="100" w:type="dxa"/>
+          <w:left w:w="100" w:type="dxa"/>
+          <w:bottom w:w="100" w:type="dxa"/>
+          <w:right w:w="100" w:type="dxa"/>
+        </w:tblCellMar>
+      </w:tblPr>
+      <w:tblGrid>
+        <w:gridCol w:w="2220"/>
+        <w:gridCol w:w="3525"/>
+        <w:gridCol w:w="2370"/>
+        <w:gridCol w:w="1230"/>
+      </w:tblGrid>
+      <w:tr>
+        <w:trPr>
+          <w:trHeight w:val="465" w:hRule="atLeast"/>
+        </w:trPr>
+        <w:tc>
+          <w:tcPr>
+            <w:tcW w:w="2220" w:type="dxa"/>
+          </w:tcPr>
+          <w:p>
+            <w:pPr/>
+            <w:r>
+              <w:rPr>
+                <w:b/>
+              </w:rPr>
+              <w:t xml:space="preserve">Requirement ID</w:t>
+            </w:r>
+          </w:p>
+        </w:tc>
+        <w:tc>
+          <w:tcPr>
+            <w:tcW w:w="3525" w:type="dxa"/>
+          </w:tcPr>
+          <w:p>
+            <w:pPr/>
+            <w:r>
+              <w:t xml:space="preserve">REQ_F4118.9.1</w:t>
+            </w:r>
+          </w:p>
+        </w:tc>
+        <w:tc>
+          <w:tcPr>
+            <w:tcW w:w="2370" w:type="dxa"/>
+          </w:tcPr>
+          <w:p>
+            <w:pPr/>
+            <w:r>
+              <w:rPr>
+                <w:b/>
+              </w:rPr>
+              <w:t xml:space="preserve">Version</w:t>
+            </w:r>
+          </w:p>
+        </w:tc>
+        <w:tc>
+          <w:tcPr>
+            <w:tcW w:w="1230" w:type="dxa"/>
+          </w:tcPr>
+          <w:p>
+            <w:pPr/>
+            <w:r>
+              <w:t xml:space="preserve">1.0</w:t>
+            </w:r>
+          </w:p>
+        </w:tc>
+      </w:tr>
+      <w:tr>
+        <w:trPr>
+          <w:trHeight w:val="465" w:hRule="atLeast"/>
+        </w:trPr>
+        <w:tc>
+          <w:tcPr>
+            <w:tcW w:w="2220" w:type="dxa"/>
+          </w:tcPr>
+          <w:p>
+            <w:pPr/>
+            <w:r>
+              <w:rPr>
+                <w:b/>
+              </w:rPr>
+              <w:t xml:space="preserve">Description</w:t>
+            </w:r>
+          </w:p>
+        </w:tc>
+        <w:tc>
+          <w:tcPr>
+            <w:tcW w:w="7125" w:type="dxa"/>
+            <w:gridSpan w:val="3"/>
+          </w:tcPr>
+          <w:p>
+            <w:pPr/>
+            <w:r>
+              <w:t xml:space="preserve">System should enable user to view records of supplier categories.</w:t>
+            </w:r>
+          </w:p>
+        </w:tc>
+      </w:tr>
+      <w:tr>
+        <w:trPr>
+          <w:trHeight w:val="465" w:hRule="atLeast"/>
+        </w:trPr>
+        <w:tc>
+          <w:tcPr>
+            <w:tcW w:w="2220" w:type="dxa"/>
+          </w:tcPr>
+          <w:p>
+            <w:pPr/>
+            <w:r>
+              <w:rPr>
+                <w:b/>
+              </w:rPr>
+              <w:t xml:space="preserve">Author</w:t>
+            </w:r>
+          </w:p>
+        </w:tc>
+        <w:tc>
+          <w:tcPr>
+            <w:tcW w:w="7125" w:type="dxa"/>
+            <w:gridSpan w:val="3"/>
+          </w:tcPr>
+          <w:p>
+            <w:pPr/>
+            <w:r>
+              <w:t xml:space="preserve">Developer</w:t>
+            </w:r>
+          </w:p>
+        </w:tc>
+      </w:tr>
+    </w:tbl>
+    <w:p/>
+    <w:tbl>
+      <w:tblPr>
+        <w:tblStyle w:val="TableGrid"/>
+        <w:tblW w:w="9345" w:type="dxa"/>
+        <w:jc w:val="left"/>
+        <w:tblBorders>
+          <w:top w:val="single" w:color="000000" w:sz="8" w:space="0"/>
+          <w:left w:val="single" w:color="000000" w:sz="8" w:space="0"/>
+          <w:bottom w:val="single" w:color="000000" w:sz="8" w:space="0"/>
+          <w:right w:val="single" w:color="000000" w:sz="8" w:space="0"/>
+          <w:insideH w:val="single" w:color="000000" w:sz="8" w:space="0"/>
+          <w:insideV w:val="single" w:color="000000" w:sz="8" w:space="0"/>
+        </w:tblBorders>
+        <w:tblLayout w:type="fixed"/>
+        <w:tblCellMar>
+          <w:top w:w="100" w:type="dxa"/>
+          <w:left w:w="100" w:type="dxa"/>
+          <w:bottom w:w="100" w:type="dxa"/>
+          <w:right w:w="100" w:type="dxa"/>
+        </w:tblCellMar>
+      </w:tblPr>
+      <w:tblGrid>
+        <w:gridCol w:w="2220"/>
+        <w:gridCol w:w="3525"/>
+        <w:gridCol w:w="2370"/>
+        <w:gridCol w:w="1230"/>
+      </w:tblGrid>
+      <w:tr>
+        <w:trPr>
+          <w:trHeight w:val="465" w:hRule="atLeast"/>
+        </w:trPr>
+        <w:tc>
+          <w:tcPr>
+            <w:tcW w:w="2220" w:type="dxa"/>
+          </w:tcPr>
+          <w:p>
+            <w:pPr/>
+            <w:r>
+              <w:rPr>
+                <w:b/>
+              </w:rPr>
+              <w:t xml:space="preserve">Requirement ID</w:t>
+            </w:r>
+          </w:p>
+        </w:tc>
+        <w:tc>
+          <w:tcPr>
+            <w:tcW w:w="3525" w:type="dxa"/>
+          </w:tcPr>
+          <w:p>
+            <w:pPr/>
+            <w:r>
+              <w:t xml:space="preserve">REQ_F4118.9.2</w:t>
+            </w:r>
+          </w:p>
+        </w:tc>
+        <w:tc>
+          <w:tcPr>
+            <w:tcW w:w="2370" w:type="dxa"/>
+          </w:tcPr>
+          <w:p>
+            <w:pPr/>
+            <w:r>
+              <w:rPr>
+                <w:b/>
+              </w:rPr>
+              <w:t xml:space="preserve">Version</w:t>
+            </w:r>
+          </w:p>
+        </w:tc>
+        <w:tc>
+          <w:tcPr>
+            <w:tcW w:w="1230" w:type="dxa"/>
+          </w:tcPr>
+          <w:p>
+            <w:pPr/>
+            <w:r>
+              <w:t xml:space="preserve">1.0</w:t>
+            </w:r>
+          </w:p>
+        </w:tc>
+      </w:tr>
+      <w:tr>
+        <w:trPr>
+          <w:trHeight w:val="465" w:hRule="atLeast"/>
+        </w:trPr>
+        <w:tc>
+          <w:tcPr>
+            <w:tcW w:w="2220" w:type="dxa"/>
+          </w:tcPr>
+          <w:p>
+            <w:pPr/>
+            <w:r>
+              <w:rPr>
+                <w:b/>
+              </w:rPr>
+              <w:t xml:space="preserve">Description</w:t>
+            </w:r>
+          </w:p>
+        </w:tc>
+        <w:tc>
+          <w:tcPr>
+            <w:tcW w:w="7125" w:type="dxa"/>
+            <w:gridSpan w:val="3"/>
+          </w:tcPr>
+          <w:p>
+            <w:pPr/>
+            <w:r>
+              <w:t xml:space="preserve">System should enable user to create records of supplier categories.</w:t>
+            </w:r>
+          </w:p>
+        </w:tc>
+      </w:tr>
+      <w:tr>
+        <w:trPr>
+          <w:trHeight w:val="465" w:hRule="atLeast"/>
+        </w:trPr>
+        <w:tc>
+          <w:tcPr>
+            <w:tcW w:w="2220" w:type="dxa"/>
+          </w:tcPr>
+          <w:p>
+            <w:pPr/>
+            <w:r>
+              <w:rPr>
+                <w:b/>
+              </w:rPr>
+              <w:t xml:space="preserve">Author</w:t>
+            </w:r>
+          </w:p>
+        </w:tc>
+        <w:tc>
+          <w:tcPr>
+            <w:tcW w:w="7125" w:type="dxa"/>
+            <w:gridSpan w:val="3"/>
+          </w:tcPr>
+          <w:p>
+            <w:pPr/>
+            <w:r>
+              <w:t xml:space="preserve">Developer</w:t>
+            </w:r>
+          </w:p>
+        </w:tc>
+      </w:tr>
+    </w:tbl>
+    <w:p/>
+    <w:tbl>
+      <w:tblPr>
+        <w:tblStyle w:val="TableGrid"/>
+        <w:tblW w:w="9345" w:type="dxa"/>
+        <w:jc w:val="left"/>
+        <w:tblBorders>
+          <w:top w:val="single" w:color="000000" w:sz="8" w:space="0"/>
+          <w:left w:val="single" w:color="000000" w:sz="8" w:space="0"/>
+          <w:bottom w:val="single" w:color="000000" w:sz="8" w:space="0"/>
+          <w:right w:val="single" w:color="000000" w:sz="8" w:space="0"/>
+          <w:insideH w:val="single" w:color="000000" w:sz="8" w:space="0"/>
+          <w:insideV w:val="single" w:color="000000" w:sz="8" w:space="0"/>
+        </w:tblBorders>
+        <w:tblLayout w:type="fixed"/>
+        <w:tblCellMar>
+          <w:top w:w="100" w:type="dxa"/>
+          <w:left w:w="100" w:type="dxa"/>
+          <w:bottom w:w="100" w:type="dxa"/>
+          <w:right w:w="100" w:type="dxa"/>
+        </w:tblCellMar>
+      </w:tblPr>
+      <w:tblGrid>
+        <w:gridCol w:w="2220"/>
+        <w:gridCol w:w="3525"/>
+        <w:gridCol w:w="2370"/>
+        <w:gridCol w:w="1230"/>
+      </w:tblGrid>
+      <w:tr>
+        <w:trPr>
+          <w:trHeight w:val="465" w:hRule="atLeast"/>
+        </w:trPr>
+        <w:tc>
+          <w:tcPr>
+            <w:tcW w:w="2220" w:type="dxa"/>
+          </w:tcPr>
+          <w:p>
+            <w:pPr/>
+            <w:r>
+              <w:rPr>
+                <w:b/>
+              </w:rPr>
+              <w:t xml:space="preserve">Requirement ID</w:t>
+            </w:r>
+          </w:p>
+        </w:tc>
+        <w:tc>
+          <w:tcPr>
+            <w:tcW w:w="3525" w:type="dxa"/>
+          </w:tcPr>
+          <w:p>
+            <w:pPr/>
+            <w:r>
+              <w:t xml:space="preserve">REQ_F4118.9.3</w:t>
+            </w:r>
+          </w:p>
+        </w:tc>
+        <w:tc>
+          <w:tcPr>
+            <w:tcW w:w="2370" w:type="dxa"/>
+          </w:tcPr>
+          <w:p>
+            <w:pPr/>
+            <w:r>
+              <w:rPr>
+                <w:b/>
+              </w:rPr>
+              <w:t xml:space="preserve">Version</w:t>
+            </w:r>
+          </w:p>
+        </w:tc>
+        <w:tc>
+          <w:tcPr>
+            <w:tcW w:w="1230" w:type="dxa"/>
+          </w:tcPr>
+          <w:p>
+            <w:pPr/>
+            <w:r>
+              <w:t xml:space="preserve">1.0</w:t>
+            </w:r>
+          </w:p>
+        </w:tc>
+      </w:tr>
+      <w:tr>
+        <w:trPr>
+          <w:trHeight w:val="465" w:hRule="atLeast"/>
+        </w:trPr>
+        <w:tc>
+          <w:tcPr>
+            <w:tcW w:w="2220" w:type="dxa"/>
+          </w:tcPr>
+          <w:p>
+            <w:pPr/>
+            <w:r>
+              <w:rPr>
+                <w:b/>
+              </w:rPr>
+              <w:t xml:space="preserve">Description</w:t>
+            </w:r>
+          </w:p>
+        </w:tc>
+        <w:tc>
+          <w:tcPr>
+            <w:tcW w:w="7125" w:type="dxa"/>
+            <w:gridSpan w:val="3"/>
+          </w:tcPr>
+          <w:p>
+            <w:pPr/>
+            <w:r>
+              <w:t xml:space="preserve">System should enable user to edit records of supplier categories.</w:t>
+            </w:r>
+          </w:p>
+        </w:tc>
+      </w:tr>
+      <w:tr>
+        <w:trPr>
+          <w:trHeight w:val="465" w:hRule="atLeast"/>
+        </w:trPr>
+        <w:tc>
+          <w:tcPr>
+            <w:tcW w:w="2220" w:type="dxa"/>
+          </w:tcPr>
+          <w:p>
+            <w:pPr/>
+            <w:r>
+              <w:rPr>
+                <w:b/>
+              </w:rPr>
+              <w:t xml:space="preserve">Author</w:t>
+            </w:r>
+          </w:p>
+        </w:tc>
+        <w:tc>
+          <w:tcPr>
+            <w:tcW w:w="7125" w:type="dxa"/>
+            <w:gridSpan w:val="3"/>
+          </w:tcPr>
+          <w:p>
+            <w:pPr/>
+            <w:r>
+              <w:t xml:space="preserve">Developer</w:t>
+            </w:r>
+          </w:p>
+        </w:tc>
+      </w:tr>
+    </w:tbl>
+    <w:p/>
+    <w:tbl>
+      <w:tblPr>
+        <w:tblStyle w:val="TableGrid"/>
+        <w:tblW w:w="9345" w:type="dxa"/>
+        <w:jc w:val="left"/>
+        <w:tblBorders>
+          <w:top w:val="single" w:color="000000" w:sz="8" w:space="0"/>
+          <w:left w:val="single" w:color="000000" w:sz="8" w:space="0"/>
+          <w:bottom w:val="single" w:color="000000" w:sz="8" w:space="0"/>
+          <w:right w:val="single" w:color="000000" w:sz="8" w:space="0"/>
+          <w:insideH w:val="single" w:color="000000" w:sz="8" w:space="0"/>
+          <w:insideV w:val="single" w:color="000000" w:sz="8" w:space="0"/>
+        </w:tblBorders>
+        <w:tblLayout w:type="fixed"/>
+        <w:tblCellMar>
+          <w:top w:w="100" w:type="dxa"/>
+          <w:left w:w="100" w:type="dxa"/>
+          <w:bottom w:w="100" w:type="dxa"/>
+          <w:right w:w="100" w:type="dxa"/>
+        </w:tblCellMar>
+      </w:tblPr>
+      <w:tblGrid>
+        <w:gridCol w:w="2220"/>
+        <w:gridCol w:w="3525"/>
+        <w:gridCol w:w="2370"/>
+        <w:gridCol w:w="1230"/>
+      </w:tblGrid>
+      <w:tr>
+        <w:trPr>
+          <w:trHeight w:val="465" w:hRule="atLeast"/>
+        </w:trPr>
+        <w:tc>
+          <w:tcPr>
+            <w:tcW w:w="2220" w:type="dxa"/>
+          </w:tcPr>
+          <w:p>
+            <w:pPr/>
+            <w:r>
+              <w:rPr>
+                <w:b/>
+              </w:rPr>
+              <w:t xml:space="preserve">Requirement ID</w:t>
+            </w:r>
+          </w:p>
+        </w:tc>
+        <w:tc>
+          <w:tcPr>
+            <w:tcW w:w="3525" w:type="dxa"/>
+          </w:tcPr>
+          <w:p>
+            <w:pPr/>
+            <w:r>
+              <w:t xml:space="preserve">REQ_F4118.9.4</w:t>
+            </w:r>
+          </w:p>
+        </w:tc>
+        <w:tc>
+          <w:tcPr>
+            <w:tcW w:w="2370" w:type="dxa"/>
+          </w:tcPr>
+          <w:p>
+            <w:pPr/>
+            <w:r>
+              <w:rPr>
+                <w:b/>
+              </w:rPr>
+              <w:t xml:space="preserve">Version</w:t>
+            </w:r>
+          </w:p>
+        </w:tc>
+        <w:tc>
+          <w:tcPr>
+            <w:tcW w:w="1230" w:type="dxa"/>
+          </w:tcPr>
+          <w:p>
+            <w:pPr/>
+            <w:r>
+              <w:t xml:space="preserve">1.0</w:t>
+            </w:r>
+          </w:p>
+        </w:tc>
+      </w:tr>
+      <w:tr>
+        <w:trPr>
+          <w:trHeight w:val="465" w:hRule="atLeast"/>
+        </w:trPr>
+        <w:tc>
+          <w:tcPr>
+            <w:tcW w:w="2220" w:type="dxa"/>
+          </w:tcPr>
+          <w:p>
+            <w:pPr/>
+            <w:r>
+              <w:rPr>
+                <w:b/>
+              </w:rPr>
+              <w:t xml:space="preserve">Description</w:t>
+            </w:r>
+          </w:p>
+        </w:tc>
+        <w:tc>
+          <w:tcPr>
+            <w:tcW w:w="7125" w:type="dxa"/>
+            <w:gridSpan w:val="3"/>
+          </w:tcPr>
+          <w:p>
+            <w:pPr/>
+            <w:r>
+              <w:t xml:space="preserve">System should enable user to delete records of supplier categories.</w:t>
+            </w:r>
+          </w:p>
+        </w:tc>
+      </w:tr>
+      <w:tr>
+        <w:trPr>
+          <w:trHeight w:val="465" w:hRule="atLeast"/>
+        </w:trPr>
+        <w:tc>
+          <w:tcPr>
+            <w:tcW w:w="2220" w:type="dxa"/>
+          </w:tcPr>
+          <w:p>
+            <w:pPr/>
+            <w:r>
+              <w:rPr>
+                <w:b/>
+              </w:rPr>
+              <w:t xml:space="preserve">Author</w:t>
+            </w:r>
+          </w:p>
+        </w:tc>
+        <w:tc>
+          <w:tcPr>
+            <w:tcW w:w="7125" w:type="dxa"/>
+            <w:gridSpan w:val="3"/>
+          </w:tcPr>
+          <w:p>
+            <w:pPr/>
+            <w:r>
+              <w:t xml:space="preserve">Developer</w:t>
+            </w:r>
+          </w:p>
+        </w:tc>
+      </w:tr>
+    </w:tbl>
+    <w:p/>
+    <w:p>
+      <w:pPr>
+        <w:pStyle w:val="Heading5"/>
+      </w:pPr>
+      <w:r>
         <w:t xml:space="preserve">4.1.1.8.17 Parameter Settings</w:t>
       </w:r>
     </w:p>
@@ -19251,6 +19843,171 @@
       </w:tr>
     </w:tbl>
     <w:p/>
+    <w:tbl>
+      <w:tblPr>
+        <w:tblStyle w:val="TableGrid"/>
+        <w:tblW w:w="9360" w:type="dxa"/>
+        <w:jc w:val="left"/>
+        <w:tblBorders>
+          <w:top w:val="single" w:color="000000" w:sz="8" w:space="0"/>
+          <w:left w:val="single" w:color="000000" w:sz="8" w:space="0"/>
+          <w:bottom w:val="single" w:color="000000" w:sz="8" w:space="0"/>
+          <w:right w:val="single" w:color="000000" w:sz="8" w:space="0"/>
+          <w:insideH w:val="single" w:color="000000" w:sz="8" w:space="0"/>
+          <w:insideV w:val="single" w:color="000000" w:sz="8" w:space="0"/>
+        </w:tblBorders>
+        <w:tblLayout w:type="fixed"/>
+        <w:tblCellMar>
+          <w:top w:w="100" w:type="dxa"/>
+          <w:left w:w="100" w:type="dxa"/>
+          <w:bottom w:w="100" w:type="dxa"/>
+          <w:right w:w="100" w:type="dxa"/>
+        </w:tblCellMar>
+      </w:tblPr>
+      <w:tblGrid>
+        <w:gridCol w:w="2340"/>
+        <w:gridCol w:w="2340"/>
+        <w:gridCol w:w="2340"/>
+        <w:gridCol w:w="2340"/>
+      </w:tblGrid>
+      <w:tr>
+        <w:tc>
+          <w:tcPr>
+            <w:tcW w:w="2340" w:type="dxa"/>
+          </w:tcPr>
+          <w:p>
+            <w:pPr/>
+            <w:r>
+              <w:rPr>
+                <w:b/>
+              </w:rPr>
+              <w:t xml:space="preserve">Requirement ID</w:t>
+            </w:r>
+          </w:p>
+        </w:tc>
+        <w:tc>
+          <w:tcPr>
+            <w:tcW w:w="2340" w:type="dxa"/>
+          </w:tcPr>
+          <w:p>
+            <w:pPr/>
+            <w:r>
+              <w:t xml:space="preserve">REQ_DS43.107</w:t>
+            </w:r>
+          </w:p>
+        </w:tc>
+        <w:tc>
+          <w:tcPr>
+            <w:tcW w:w="2340" w:type="dxa"/>
+          </w:tcPr>
+          <w:p>
+            <w:pPr/>
+            <w:r>
+              <w:rPr>
+                <w:b/>
+              </w:rPr>
+              <w:t xml:space="preserve">Version</w:t>
+            </w:r>
+          </w:p>
+        </w:tc>
+        <w:tc>
+          <w:tcPr>
+            <w:tcW w:w="2340" w:type="dxa"/>
+          </w:tcPr>
+          <w:p>
+            <w:pPr/>
+            <w:r>
+              <w:t xml:space="preserve">1.0</w:t>
+            </w:r>
+          </w:p>
+        </w:tc>
+      </w:tr>
+      <w:tr>
+        <w:tc>
+          <w:tcPr>
+            <w:tcW w:w="2340" w:type="dxa"/>
+          </w:tcPr>
+          <w:p>
+            <w:pPr/>
+            <w:r>
+              <w:rPr>
+                <w:b/>
+              </w:rPr>
+              <w:t xml:space="preserve">Table Name</w:t>
+            </w:r>
+          </w:p>
+        </w:tc>
+        <w:tc>
+          <w:tcPr>
+            <w:tcW w:w="7020" w:type="dxa"/>
+            <w:gridSpan w:val="3"/>
+          </w:tcPr>
+          <w:p>
+            <w:pPr/>
+            <w:r>
+              <w:t xml:space="preserve">md_supplier_category</w:t>
+            </w:r>
+          </w:p>
+        </w:tc>
+      </w:tr>
+      <w:tr>
+        <w:tc>
+          <w:tcPr>
+            <w:tcW w:w="2340" w:type="dxa"/>
+          </w:tcPr>
+          <w:p>
+            <w:pPr/>
+            <w:r>
+              <w:rPr>
+                <w:b/>
+              </w:rPr>
+              <w:t xml:space="preserve">Description</w:t>
+            </w:r>
+          </w:p>
+        </w:tc>
+        <w:tc>
+          <w:tcPr>
+            <w:tcW w:w="7020" w:type="dxa"/>
+            <w:gridSpan w:val="3"/>
+          </w:tcPr>
+          <w:p>
+            <w:pPr/>
+            <w:r>
+              <w:t xml:space="preserve">This table stores supplier categories within a company.</w:t>
+            </w:r>
+          </w:p>
+        </w:tc>
+      </w:tr>
+      <w:tr>
+        <w:tc>
+          <w:tcPr>
+            <w:tcW w:w="2340" w:type="dxa"/>
+          </w:tcPr>
+          <w:p>
+            <w:pPr/>
+            <w:r>
+              <w:rPr>
+                <w:b/>
+              </w:rPr>
+              <w:t xml:space="preserve">Author</w:t>
+            </w:r>
+          </w:p>
+        </w:tc>
+        <w:tc>
+          <w:tcPr>
+            <w:tcW w:w="7020" w:type="dxa"/>
+            <w:gridSpan w:val="3"/>
+          </w:tcPr>
+          <w:p>
+            <w:pPr/>
+            <w:r>
+              <w:t xml:space="preserve">Developer</w:t>
+            </w:r>
+          </w:p>
+        </w:tc>
+      </w:tr>
+    </w:tbl>
+    <w:p/>
     <w:p>
       <w:pPr>
         <w:pStyle w:val="Heading2"/>
@@ -26155,6 +26912,2214 @@
             <w:pPr/>
             <w:r>
               <w:t xml:space="preserve">REQ_IO_A8.30.2</w:t>
+            </w:r>
+          </w:p>
+        </w:tc>
+      </w:tr>
+      <w:tr>
+        <w:tc>
+          <w:tcPr>
+            <w:tcW w:w="2340" w:type="dxa"/>
+          </w:tcPr>
+          <w:p>
+            <w:pPr/>
+            <w:r>
+              <w:rPr>
+                <w:b/>
+              </w:rPr>
+              <w:t xml:space="preserve">Author</w:t>
+            </w:r>
+          </w:p>
+        </w:tc>
+        <w:tc>
+          <w:tcPr>
+            <w:tcW w:w="7020" w:type="dxa"/>
+            <w:gridSpan w:val="3"/>
+          </w:tcPr>
+          <w:p>
+            <w:pPr/>
+            <w:r>
+              <w:t xml:space="preserve">Developer</w:t>
+            </w:r>
+          </w:p>
+        </w:tc>
+      </w:tr>
+    </w:tbl>
+    <w:p/>
+    <w:p>
+      <w:pPr>
+        <w:pStyle w:val="Heading5"/>
+      </w:pPr>
+      <w:r>
+        <w:t xml:space="preserve">4.4.1.8.33 Supplier Category View Interface</w:t>
+      </w:r>
+    </w:p>
+    <w:tbl>
+      <w:tblPr>
+        <w:tblStyle w:val="TableGrid"/>
+        <w:tblW w:w="9360" w:type="dxa"/>
+        <w:jc w:val="left"/>
+        <w:tblBorders>
+          <w:top w:val="single" w:color="000000" w:sz="6" w:space="0"/>
+          <w:left w:val="single" w:color="000000" w:sz="6" w:space="0"/>
+          <w:bottom w:val="single" w:color="000000" w:sz="6" w:space="0"/>
+          <w:right w:val="single" w:color="000000" w:sz="6" w:space="0"/>
+          <w:insideH w:val="single" w:color="000000" w:sz="6" w:space="0"/>
+          <w:insideV w:val="single" w:color="000000" w:sz="6" w:space="0"/>
+        </w:tblBorders>
+        <w:tblLayout w:type="fixed"/>
+        <w:tblCellMar>
+          <w:top w:w="100" w:type="dxa"/>
+          <w:left w:w="100" w:type="dxa"/>
+          <w:bottom w:w="100" w:type="dxa"/>
+          <w:right w:w="100" w:type="dxa"/>
+        </w:tblCellMar>
+      </w:tblPr>
+      <w:tblGrid>
+        <w:gridCol w:w="2340"/>
+        <w:gridCol w:w="2340"/>
+        <w:gridCol w:w="2340"/>
+        <w:gridCol w:w="2340"/>
+      </w:tblGrid>
+      <w:tr>
+        <w:tc>
+          <w:tcPr>
+            <w:tcW w:w="2340" w:type="dxa"/>
+          </w:tcPr>
+          <w:p>
+            <w:pPr/>
+            <w:r>
+              <w:rPr>
+                <w:b/>
+              </w:rPr>
+              <w:t xml:space="preserve">Requirement ID</w:t>
+            </w:r>
+          </w:p>
+        </w:tc>
+        <w:tc>
+          <w:tcPr>
+            <w:tcW w:w="2340" w:type="dxa"/>
+          </w:tcPr>
+          <w:p>
+            <w:pPr/>
+            <w:r>
+              <w:t xml:space="preserve">REQ_IO_A8.33.1</w:t>
+            </w:r>
+          </w:p>
+        </w:tc>
+        <w:tc>
+          <w:tcPr>
+            <w:tcW w:w="2340" w:type="dxa"/>
+          </w:tcPr>
+          <w:p>
+            <w:pPr/>
+            <w:r>
+              <w:rPr>
+                <w:b/>
+              </w:rPr>
+              <w:t xml:space="preserve">Version</w:t>
+            </w:r>
+          </w:p>
+        </w:tc>
+        <w:tc>
+          <w:tcPr>
+            <w:tcW w:w="2340" w:type="dxa"/>
+          </w:tcPr>
+          <w:p>
+            <w:pPr/>
+            <w:r>
+              <w:t xml:space="preserve">1.0</w:t>
+            </w:r>
+          </w:p>
+        </w:tc>
+      </w:tr>
+      <w:tr>
+        <w:tc>
+          <w:tcPr>
+            <w:tcW w:w="2340" w:type="dxa"/>
+          </w:tcPr>
+          <w:p>
+            <w:pPr/>
+            <w:r>
+              <w:rPr>
+                <w:b/>
+              </w:rPr>
+              <w:t xml:space="preserve">Item</w:t>
+            </w:r>
+          </w:p>
+        </w:tc>
+        <w:tc>
+          <w:tcPr>
+            <w:tcW w:w="7020" w:type="dxa"/>
+            <w:gridSpan w:val="3"/>
+          </w:tcPr>
+          <w:p>
+            <w:pPr/>
+            <w:r>
+              <w:t xml:space="preserve">Search (Input)</w:t>
+            </w:r>
+          </w:p>
+        </w:tc>
+      </w:tr>
+      <w:tr>
+        <w:tc>
+          <w:tcPr>
+            <w:tcW w:w="2340" w:type="dxa"/>
+          </w:tcPr>
+          <w:p>
+            <w:pPr/>
+            <w:r>
+              <w:rPr>
+                <w:b/>
+              </w:rPr>
+              <w:t xml:space="preserve">Description</w:t>
+            </w:r>
+          </w:p>
+        </w:tc>
+        <w:tc>
+          <w:tcPr>
+            <w:tcW w:w="7020" w:type="dxa"/>
+            <w:gridSpan w:val="3"/>
+          </w:tcPr>
+          <w:p>
+            <w:pPr/>
+            <w:r>
+              <w:t xml:space="preserve">依代碼或名稱搜尋目前公司分類。</w:t>
+            </w:r>
+          </w:p>
+        </w:tc>
+      </w:tr>
+      <w:tr>
+        <w:tc>
+          <w:tcPr>
+            <w:tcW w:w="2340" w:type="dxa"/>
+          </w:tcPr>
+          <w:p>
+            <w:pPr/>
+            <w:r>
+              <w:rPr>
+                <w:b/>
+              </w:rPr>
+              <w:t xml:space="preserve">Purpose</w:t>
+            </w:r>
+          </w:p>
+        </w:tc>
+        <w:tc>
+          <w:tcPr>
+            <w:tcW w:w="7020" w:type="dxa"/>
+            <w:gridSpan w:val="3"/>
+          </w:tcPr>
+          <w:p>
+            <w:pPr/>
+            <w:r>
+              <w:t xml:space="preserve">縮小列表。</w:t>
+            </w:r>
+          </w:p>
+        </w:tc>
+      </w:tr>
+      <w:tr>
+        <w:tc>
+          <w:tcPr>
+            <w:tcW w:w="2340" w:type="dxa"/>
+          </w:tcPr>
+          <w:p>
+            <w:pPr/>
+            <w:r>
+              <w:rPr>
+                <w:b/>
+              </w:rPr>
+              <w:t xml:space="preserve">Format</w:t>
+            </w:r>
+          </w:p>
+        </w:tc>
+        <w:tc>
+          <w:tcPr>
+            <w:tcW w:w="2340" w:type="dxa"/>
+          </w:tcPr>
+          <w:p>
+            <w:pPr/>
+            <w:r>
+              <w:t xml:space="preserve">Text</w:t>
+            </w:r>
+          </w:p>
+        </w:tc>
+        <w:tc>
+          <w:tcPr>
+            <w:tcW w:w="2340" w:type="dxa"/>
+          </w:tcPr>
+          <w:p>
+            <w:pPr/>
+            <w:r>
+              <w:rPr>
+                <w:b/>
+              </w:rPr>
+              <w:t xml:space="preserve">Valid Range</w:t>
+            </w:r>
+          </w:p>
+        </w:tc>
+        <w:tc>
+          <w:tcPr>
+            <w:tcW w:w="2340" w:type="dxa"/>
+          </w:tcPr>
+          <w:p>
+            <w:pPr/>
+            <w:r>
+              <w:t xml:space="preserve">任意文字</w:t>
+            </w:r>
+          </w:p>
+        </w:tc>
+      </w:tr>
+      <w:tr>
+        <w:tc>
+          <w:tcPr>
+            <w:tcW w:w="2340" w:type="dxa"/>
+          </w:tcPr>
+          <w:p>
+            <w:pPr/>
+            <w:r>
+              <w:rPr>
+                <w:b/>
+              </w:rPr>
+              <w:t xml:space="preserve">Related I/O</w:t>
+            </w:r>
+          </w:p>
+        </w:tc>
+        <w:tc>
+          <w:tcPr>
+            <w:tcW w:w="7020" w:type="dxa"/>
+            <w:gridSpan w:val="3"/>
+          </w:tcPr>
+          <w:p>
+            <w:pPr/>
+            <w:r>
+              <w:t xml:space="preserve">REQ_IO_A8.33.2</w:t>
+            </w:r>
+          </w:p>
+        </w:tc>
+      </w:tr>
+      <w:tr>
+        <w:tc>
+          <w:tcPr>
+            <w:tcW w:w="2340" w:type="dxa"/>
+          </w:tcPr>
+          <w:p>
+            <w:pPr/>
+            <w:r>
+              <w:rPr>
+                <w:b/>
+              </w:rPr>
+              <w:t xml:space="preserve">Author</w:t>
+            </w:r>
+          </w:p>
+        </w:tc>
+        <w:tc>
+          <w:tcPr>
+            <w:tcW w:w="7020" w:type="dxa"/>
+            <w:gridSpan w:val="3"/>
+          </w:tcPr>
+          <w:p>
+            <w:pPr/>
+            <w:r>
+              <w:t xml:space="preserve">Developer</w:t>
+            </w:r>
+          </w:p>
+        </w:tc>
+      </w:tr>
+    </w:tbl>
+    <w:p/>
+    <w:tbl>
+      <w:tblPr>
+        <w:tblStyle w:val="TableGrid"/>
+        <w:tblW w:w="9360" w:type="dxa"/>
+        <w:jc w:val="left"/>
+        <w:tblBorders>
+          <w:top w:val="single" w:color="000000" w:sz="6" w:space="0"/>
+          <w:left w:val="single" w:color="000000" w:sz="6" w:space="0"/>
+          <w:bottom w:val="single" w:color="000000" w:sz="6" w:space="0"/>
+          <w:right w:val="single" w:color="000000" w:sz="6" w:space="0"/>
+          <w:insideH w:val="single" w:color="000000" w:sz="6" w:space="0"/>
+          <w:insideV w:val="single" w:color="000000" w:sz="6" w:space="0"/>
+        </w:tblBorders>
+        <w:tblLayout w:type="fixed"/>
+        <w:tblCellMar>
+          <w:top w:w="100" w:type="dxa"/>
+          <w:left w:w="100" w:type="dxa"/>
+          <w:bottom w:w="100" w:type="dxa"/>
+          <w:right w:w="100" w:type="dxa"/>
+        </w:tblCellMar>
+      </w:tblPr>
+      <w:tblGrid>
+        <w:gridCol w:w="2340"/>
+        <w:gridCol w:w="2340"/>
+        <w:gridCol w:w="2340"/>
+        <w:gridCol w:w="2340"/>
+      </w:tblGrid>
+      <w:tr>
+        <w:tc>
+          <w:tcPr>
+            <w:tcW w:w="2340" w:type="dxa"/>
+          </w:tcPr>
+          <w:p>
+            <w:pPr/>
+            <w:r>
+              <w:rPr>
+                <w:b/>
+              </w:rPr>
+              <w:t xml:space="preserve">Requirement ID</w:t>
+            </w:r>
+          </w:p>
+        </w:tc>
+        <w:tc>
+          <w:tcPr>
+            <w:tcW w:w="2340" w:type="dxa"/>
+          </w:tcPr>
+          <w:p>
+            <w:pPr/>
+            <w:r>
+              <w:t xml:space="preserve">REQ_IO_A8.33.2</w:t>
+            </w:r>
+          </w:p>
+        </w:tc>
+        <w:tc>
+          <w:tcPr>
+            <w:tcW w:w="2340" w:type="dxa"/>
+          </w:tcPr>
+          <w:p>
+            <w:pPr/>
+            <w:r>
+              <w:rPr>
+                <w:b/>
+              </w:rPr>
+              <w:t xml:space="preserve">Version</w:t>
+            </w:r>
+          </w:p>
+        </w:tc>
+        <w:tc>
+          <w:tcPr>
+            <w:tcW w:w="2340" w:type="dxa"/>
+          </w:tcPr>
+          <w:p>
+            <w:pPr/>
+            <w:r>
+              <w:t xml:space="preserve">1.0</w:t>
+            </w:r>
+          </w:p>
+        </w:tc>
+      </w:tr>
+      <w:tr>
+        <w:tc>
+          <w:tcPr>
+            <w:tcW w:w="2340" w:type="dxa"/>
+          </w:tcPr>
+          <w:p>
+            <w:pPr/>
+            <w:r>
+              <w:rPr>
+                <w:b/>
+              </w:rPr>
+              <w:t xml:space="preserve">Item</w:t>
+            </w:r>
+          </w:p>
+        </w:tc>
+        <w:tc>
+          <w:tcPr>
+            <w:tcW w:w="7020" w:type="dxa"/>
+            <w:gridSpan w:val="3"/>
+          </w:tcPr>
+          <w:p>
+            <w:pPr/>
+            <w:r>
+              <w:t xml:space="preserve">Category List (Table)</w:t>
+            </w:r>
+          </w:p>
+        </w:tc>
+      </w:tr>
+      <w:tr>
+        <w:tc>
+          <w:tcPr>
+            <w:tcW w:w="2340" w:type="dxa"/>
+          </w:tcPr>
+          <w:p>
+            <w:pPr/>
+            <w:r>
+              <w:rPr>
+                <w:b/>
+              </w:rPr>
+              <w:t xml:space="preserve">Description</w:t>
+            </w:r>
+          </w:p>
+        </w:tc>
+        <w:tc>
+          <w:tcPr>
+            <w:tcW w:w="7020" w:type="dxa"/>
+            <w:gridSpan w:val="3"/>
+          </w:tcPr>
+          <w:p>
+            <w:pPr/>
+            <w:r>
+              <w:t xml:space="preserve">代碼、名稱、啟用狀態，代碼及名稱可排序，伺服器分頁。</w:t>
+            </w:r>
+          </w:p>
+        </w:tc>
+      </w:tr>
+      <w:tr>
+        <w:tc>
+          <w:tcPr>
+            <w:tcW w:w="2340" w:type="dxa"/>
+          </w:tcPr>
+          <w:p>
+            <w:pPr/>
+            <w:r>
+              <w:rPr>
+                <w:b/>
+              </w:rPr>
+              <w:t xml:space="preserve">Purpose</w:t>
+            </w:r>
+          </w:p>
+        </w:tc>
+        <w:tc>
+          <w:tcPr>
+            <w:tcW w:w="7020" w:type="dxa"/>
+            <w:gridSpan w:val="3"/>
+          </w:tcPr>
+          <w:p>
+            <w:pPr/>
+            <w:r>
+              <w:t xml:space="preserve">檢視分類。</w:t>
+            </w:r>
+          </w:p>
+        </w:tc>
+      </w:tr>
+      <w:tr>
+        <w:tc>
+          <w:tcPr>
+            <w:tcW w:w="2340" w:type="dxa"/>
+          </w:tcPr>
+          <w:p>
+            <w:pPr/>
+            <w:r>
+              <w:rPr>
+                <w:b/>
+              </w:rPr>
+              <w:t xml:space="preserve">Format</w:t>
+            </w:r>
+          </w:p>
+        </w:tc>
+        <w:tc>
+          <w:tcPr>
+            <w:tcW w:w="2340" w:type="dxa"/>
+          </w:tcPr>
+          <w:p>
+            <w:pPr/>
+            <w:r>
+              <w:t xml:space="preserve">Table</w:t>
+            </w:r>
+          </w:p>
+        </w:tc>
+        <w:tc>
+          <w:tcPr>
+            <w:tcW w:w="2340" w:type="dxa"/>
+          </w:tcPr>
+          <w:p>
+            <w:pPr/>
+            <w:r>
+              <w:rPr>
+                <w:b/>
+              </w:rPr>
+              <w:t xml:space="preserve">Valid Range</w:t>
+            </w:r>
+          </w:p>
+        </w:tc>
+        <w:tc>
+          <w:tcPr>
+            <w:tcW w:w="2340" w:type="dxa"/>
+          </w:tcPr>
+          <w:p>
+            <w:pPr/>
+            <w:r>
+              <w:t xml:space="preserve">每頁 10／20／50／100／200</w:t>
+            </w:r>
+          </w:p>
+        </w:tc>
+      </w:tr>
+      <w:tr>
+        <w:tc>
+          <w:tcPr>
+            <w:tcW w:w="2340" w:type="dxa"/>
+          </w:tcPr>
+          <w:p>
+            <w:pPr/>
+            <w:r>
+              <w:rPr>
+                <w:b/>
+              </w:rPr>
+              <w:t xml:space="preserve">Related I/O</w:t>
+            </w:r>
+          </w:p>
+        </w:tc>
+        <w:tc>
+          <w:tcPr>
+            <w:tcW w:w="7020" w:type="dxa"/>
+            <w:gridSpan w:val="3"/>
+          </w:tcPr>
+          <w:p>
+            <w:pPr/>
+            <w:r>
+              <w:t xml:space="preserve">REQ_IO_A8.34.1, REQ_IO_A8.35.1</w:t>
+            </w:r>
+          </w:p>
+        </w:tc>
+      </w:tr>
+      <w:tr>
+        <w:tc>
+          <w:tcPr>
+            <w:tcW w:w="2340" w:type="dxa"/>
+          </w:tcPr>
+          <w:p>
+            <w:pPr/>
+            <w:r>
+              <w:rPr>
+                <w:b/>
+              </w:rPr>
+              <w:t xml:space="preserve">Author</w:t>
+            </w:r>
+          </w:p>
+        </w:tc>
+        <w:tc>
+          <w:tcPr>
+            <w:tcW w:w="7020" w:type="dxa"/>
+            <w:gridSpan w:val="3"/>
+          </w:tcPr>
+          <w:p>
+            <w:pPr/>
+            <w:r>
+              <w:t xml:space="preserve">Developer</w:t>
+            </w:r>
+          </w:p>
+        </w:tc>
+      </w:tr>
+    </w:tbl>
+    <w:p/>
+    <w:tbl>
+      <w:tblPr>
+        <w:tblStyle w:val="TableGrid"/>
+        <w:tblW w:w="9360" w:type="dxa"/>
+        <w:jc w:val="left"/>
+        <w:tblBorders>
+          <w:top w:val="single" w:color="000000" w:sz="6" w:space="0"/>
+          <w:left w:val="single" w:color="000000" w:sz="6" w:space="0"/>
+          <w:bottom w:val="single" w:color="000000" w:sz="6" w:space="0"/>
+          <w:right w:val="single" w:color="000000" w:sz="6" w:space="0"/>
+          <w:insideH w:val="single" w:color="000000" w:sz="6" w:space="0"/>
+          <w:insideV w:val="single" w:color="000000" w:sz="6" w:space="0"/>
+        </w:tblBorders>
+        <w:tblLayout w:type="fixed"/>
+        <w:tblCellMar>
+          <w:top w:w="100" w:type="dxa"/>
+          <w:left w:w="100" w:type="dxa"/>
+          <w:bottom w:w="100" w:type="dxa"/>
+          <w:right w:w="100" w:type="dxa"/>
+        </w:tblCellMar>
+      </w:tblPr>
+      <w:tblGrid>
+        <w:gridCol w:w="2340"/>
+        <w:gridCol w:w="2340"/>
+        <w:gridCol w:w="2340"/>
+        <w:gridCol w:w="2340"/>
+      </w:tblGrid>
+      <w:tr>
+        <w:tc>
+          <w:tcPr>
+            <w:tcW w:w="2340" w:type="dxa"/>
+          </w:tcPr>
+          <w:p>
+            <w:pPr/>
+            <w:r>
+              <w:rPr>
+                <w:b/>
+              </w:rPr>
+              <w:t xml:space="preserve">Requirement ID</w:t>
+            </w:r>
+          </w:p>
+        </w:tc>
+        <w:tc>
+          <w:tcPr>
+            <w:tcW w:w="2340" w:type="dxa"/>
+          </w:tcPr>
+          <w:p>
+            <w:pPr/>
+            <w:r>
+              <w:t xml:space="preserve">REQ_IO_A8.33.3</w:t>
+            </w:r>
+          </w:p>
+        </w:tc>
+        <w:tc>
+          <w:tcPr>
+            <w:tcW w:w="2340" w:type="dxa"/>
+          </w:tcPr>
+          <w:p>
+            <w:pPr/>
+            <w:r>
+              <w:rPr>
+                <w:b/>
+              </w:rPr>
+              <w:t xml:space="preserve">Version</w:t>
+            </w:r>
+          </w:p>
+        </w:tc>
+        <w:tc>
+          <w:tcPr>
+            <w:tcW w:w="2340" w:type="dxa"/>
+          </w:tcPr>
+          <w:p>
+            <w:pPr/>
+            <w:r>
+              <w:t xml:space="preserve">1.0</w:t>
+            </w:r>
+          </w:p>
+        </w:tc>
+      </w:tr>
+      <w:tr>
+        <w:tc>
+          <w:tcPr>
+            <w:tcW w:w="2340" w:type="dxa"/>
+          </w:tcPr>
+          <w:p>
+            <w:pPr/>
+            <w:r>
+              <w:rPr>
+                <w:b/>
+              </w:rPr>
+              <w:t xml:space="preserve">Item</w:t>
+            </w:r>
+          </w:p>
+        </w:tc>
+        <w:tc>
+          <w:tcPr>
+            <w:tcW w:w="7020" w:type="dxa"/>
+            <w:gridSpan w:val="3"/>
+          </w:tcPr>
+          <w:p>
+            <w:pPr/>
+            <w:r>
+              <w:t xml:space="preserve">Delete (Button)</w:t>
+            </w:r>
+          </w:p>
+        </w:tc>
+      </w:tr>
+      <w:tr>
+        <w:tc>
+          <w:tcPr>
+            <w:tcW w:w="2340" w:type="dxa"/>
+          </w:tcPr>
+          <w:p>
+            <w:pPr/>
+            <w:r>
+              <w:rPr>
+                <w:b/>
+              </w:rPr>
+              <w:t xml:space="preserve">Description</w:t>
+            </w:r>
+          </w:p>
+        </w:tc>
+        <w:tc>
+          <w:tcPr>
+            <w:tcW w:w="7020" w:type="dxa"/>
+            <w:gridSpan w:val="3"/>
+          </w:tcPr>
+          <w:p>
+            <w:pPr/>
+            <w:r>
+              <w:t xml:space="preserve">二次確認後按版本軟刪除；被引用時顯示錯誤。</w:t>
+            </w:r>
+          </w:p>
+        </w:tc>
+      </w:tr>
+      <w:tr>
+        <w:tc>
+          <w:tcPr>
+            <w:tcW w:w="2340" w:type="dxa"/>
+          </w:tcPr>
+          <w:p>
+            <w:pPr/>
+            <w:r>
+              <w:rPr>
+                <w:b/>
+              </w:rPr>
+              <w:t xml:space="preserve">Purpose</w:t>
+            </w:r>
+          </w:p>
+        </w:tc>
+        <w:tc>
+          <w:tcPr>
+            <w:tcW w:w="7020" w:type="dxa"/>
+            <w:gridSpan w:val="3"/>
+          </w:tcPr>
+          <w:p>
+            <w:pPr/>
+            <w:r>
+              <w:t xml:space="preserve">移除未使用的分類。</w:t>
+            </w:r>
+          </w:p>
+        </w:tc>
+      </w:tr>
+      <w:tr>
+        <w:tc>
+          <w:tcPr>
+            <w:tcW w:w="2340" w:type="dxa"/>
+          </w:tcPr>
+          <w:p>
+            <w:pPr/>
+            <w:r>
+              <w:rPr>
+                <w:b/>
+              </w:rPr>
+              <w:t xml:space="preserve">Format</w:t>
+            </w:r>
+          </w:p>
+        </w:tc>
+        <w:tc>
+          <w:tcPr>
+            <w:tcW w:w="2340" w:type="dxa"/>
+          </w:tcPr>
+          <w:p>
+            <w:pPr/>
+            <w:r>
+              <w:t xml:space="preserve">Button</w:t>
+            </w:r>
+          </w:p>
+        </w:tc>
+        <w:tc>
+          <w:tcPr>
+            <w:tcW w:w="2340" w:type="dxa"/>
+          </w:tcPr>
+          <w:p>
+            <w:pPr/>
+            <w:r>
+              <w:rPr>
+                <w:b/>
+              </w:rPr>
+              <w:t xml:space="preserve">Valid Range</w:t>
+            </w:r>
+          </w:p>
+        </w:tc>
+        <w:tc>
+          <w:tcPr>
+            <w:tcW w:w="2340" w:type="dxa"/>
+          </w:tcPr>
+          <w:p>
+            <w:pPr/>
+            <w:r>
+              <w:t xml:space="preserve">DELETE 權限</w:t>
+            </w:r>
+          </w:p>
+        </w:tc>
+      </w:tr>
+      <w:tr>
+        <w:tc>
+          <w:tcPr>
+            <w:tcW w:w="2340" w:type="dxa"/>
+          </w:tcPr>
+          <w:p>
+            <w:pPr/>
+            <w:r>
+              <w:rPr>
+                <w:b/>
+              </w:rPr>
+              <w:t xml:space="preserve">Related I/O</w:t>
+            </w:r>
+          </w:p>
+        </w:tc>
+        <w:tc>
+          <w:tcPr>
+            <w:tcW w:w="7020" w:type="dxa"/>
+            <w:gridSpan w:val="3"/>
+          </w:tcPr>
+          <w:p>
+            <w:pPr/>
+            <w:r>
+              <w:t xml:space="preserve">REQ_IO_A8.33.2</w:t>
+            </w:r>
+          </w:p>
+        </w:tc>
+      </w:tr>
+      <w:tr>
+        <w:tc>
+          <w:tcPr>
+            <w:tcW w:w="2340" w:type="dxa"/>
+          </w:tcPr>
+          <w:p>
+            <w:pPr/>
+            <w:r>
+              <w:rPr>
+                <w:b/>
+              </w:rPr>
+              <w:t xml:space="preserve">Author</w:t>
+            </w:r>
+          </w:p>
+        </w:tc>
+        <w:tc>
+          <w:tcPr>
+            <w:tcW w:w="7020" w:type="dxa"/>
+            <w:gridSpan w:val="3"/>
+          </w:tcPr>
+          <w:p>
+            <w:pPr/>
+            <w:r>
+              <w:t xml:space="preserve">Developer</w:t>
+            </w:r>
+          </w:p>
+        </w:tc>
+      </w:tr>
+    </w:tbl>
+    <w:p/>
+    <w:p>
+      <w:pPr>
+        <w:pStyle w:val="Heading5"/>
+      </w:pPr>
+      <w:r>
+        <w:t xml:space="preserve">4.4.1.8.34 Supplier Category Create Interface</w:t>
+      </w:r>
+    </w:p>
+    <w:tbl>
+      <w:tblPr>
+        <w:tblStyle w:val="TableGrid"/>
+        <w:tblW w:w="9360" w:type="dxa"/>
+        <w:jc w:val="left"/>
+        <w:tblBorders>
+          <w:top w:val="single" w:color="000000" w:sz="6" w:space="0"/>
+          <w:left w:val="single" w:color="000000" w:sz="6" w:space="0"/>
+          <w:bottom w:val="single" w:color="000000" w:sz="6" w:space="0"/>
+          <w:right w:val="single" w:color="000000" w:sz="6" w:space="0"/>
+          <w:insideH w:val="single" w:color="000000" w:sz="6" w:space="0"/>
+          <w:insideV w:val="single" w:color="000000" w:sz="6" w:space="0"/>
+        </w:tblBorders>
+        <w:tblLayout w:type="fixed"/>
+        <w:tblCellMar>
+          <w:top w:w="100" w:type="dxa"/>
+          <w:left w:w="100" w:type="dxa"/>
+          <w:bottom w:w="100" w:type="dxa"/>
+          <w:right w:w="100" w:type="dxa"/>
+        </w:tblCellMar>
+      </w:tblPr>
+      <w:tblGrid>
+        <w:gridCol w:w="2340"/>
+        <w:gridCol w:w="2340"/>
+        <w:gridCol w:w="2340"/>
+        <w:gridCol w:w="2340"/>
+      </w:tblGrid>
+      <w:tr>
+        <w:tc>
+          <w:tcPr>
+            <w:tcW w:w="2340" w:type="dxa"/>
+          </w:tcPr>
+          <w:p>
+            <w:pPr/>
+            <w:r>
+              <w:rPr>
+                <w:b/>
+              </w:rPr>
+              <w:t xml:space="preserve">Requirement ID</w:t>
+            </w:r>
+          </w:p>
+        </w:tc>
+        <w:tc>
+          <w:tcPr>
+            <w:tcW w:w="2340" w:type="dxa"/>
+          </w:tcPr>
+          <w:p>
+            <w:pPr/>
+            <w:r>
+              <w:t xml:space="preserve">REQ_IO_A8.34.1</w:t>
+            </w:r>
+          </w:p>
+        </w:tc>
+        <w:tc>
+          <w:tcPr>
+            <w:tcW w:w="2340" w:type="dxa"/>
+          </w:tcPr>
+          <w:p>
+            <w:pPr/>
+            <w:r>
+              <w:rPr>
+                <w:b/>
+              </w:rPr>
+              <w:t xml:space="preserve">Version</w:t>
+            </w:r>
+          </w:p>
+        </w:tc>
+        <w:tc>
+          <w:tcPr>
+            <w:tcW w:w="2340" w:type="dxa"/>
+          </w:tcPr>
+          <w:p>
+            <w:pPr/>
+            <w:r>
+              <w:t xml:space="preserve">1.0</w:t>
+            </w:r>
+          </w:p>
+        </w:tc>
+      </w:tr>
+      <w:tr>
+        <w:tc>
+          <w:tcPr>
+            <w:tcW w:w="2340" w:type="dxa"/>
+          </w:tcPr>
+          <w:p>
+            <w:pPr/>
+            <w:r>
+              <w:rPr>
+                <w:b/>
+              </w:rPr>
+              <w:t xml:space="preserve">Item</w:t>
+            </w:r>
+          </w:p>
+        </w:tc>
+        <w:tc>
+          <w:tcPr>
+            <w:tcW w:w="7020" w:type="dxa"/>
+            <w:gridSpan w:val="3"/>
+          </w:tcPr>
+          <w:p>
+            <w:pPr/>
+            <w:r>
+              <w:t xml:space="preserve">Code (Input)</w:t>
+            </w:r>
+          </w:p>
+        </w:tc>
+      </w:tr>
+      <w:tr>
+        <w:tc>
+          <w:tcPr>
+            <w:tcW w:w="2340" w:type="dxa"/>
+          </w:tcPr>
+          <w:p>
+            <w:pPr/>
+            <w:r>
+              <w:rPr>
+                <w:b/>
+              </w:rPr>
+              <w:t xml:space="preserve">Description</w:t>
+            </w:r>
+          </w:p>
+        </w:tc>
+        <w:tc>
+          <w:tcPr>
+            <w:tcW w:w="7020" w:type="dxa"/>
+            <w:gridSpan w:val="3"/>
+          </w:tcPr>
+          <w:p>
+            <w:pPr/>
+            <w:r>
+              <w:t xml:space="preserve">建立時填寫並轉大寫。</w:t>
+            </w:r>
+          </w:p>
+        </w:tc>
+      </w:tr>
+      <w:tr>
+        <w:tc>
+          <w:tcPr>
+            <w:tcW w:w="2340" w:type="dxa"/>
+          </w:tcPr>
+          <w:p>
+            <w:pPr/>
+            <w:r>
+              <w:rPr>
+                <w:b/>
+              </w:rPr>
+              <w:t xml:space="preserve">Purpose</w:t>
+            </w:r>
+          </w:p>
+        </w:tc>
+        <w:tc>
+          <w:tcPr>
+            <w:tcW w:w="7020" w:type="dxa"/>
+            <w:gridSpan w:val="3"/>
+          </w:tcPr>
+          <w:p>
+            <w:pPr/>
+            <w:r>
+              <w:t xml:space="preserve">公司內唯一識別。</w:t>
+            </w:r>
+          </w:p>
+        </w:tc>
+      </w:tr>
+      <w:tr>
+        <w:tc>
+          <w:tcPr>
+            <w:tcW w:w="2340" w:type="dxa"/>
+          </w:tcPr>
+          <w:p>
+            <w:pPr/>
+            <w:r>
+              <w:rPr>
+                <w:b/>
+              </w:rPr>
+              <w:t xml:space="preserve">Format</w:t>
+            </w:r>
+          </w:p>
+        </w:tc>
+        <w:tc>
+          <w:tcPr>
+            <w:tcW w:w="2340" w:type="dxa"/>
+          </w:tcPr>
+          <w:p>
+            <w:pPr/>
+            <w:r>
+              <w:t xml:space="preserve">Text</w:t>
+            </w:r>
+          </w:p>
+        </w:tc>
+        <w:tc>
+          <w:tcPr>
+            <w:tcW w:w="2340" w:type="dxa"/>
+          </w:tcPr>
+          <w:p>
+            <w:pPr/>
+            <w:r>
+              <w:rPr>
+                <w:b/>
+              </w:rPr>
+              <w:t xml:space="preserve">Valid Range</w:t>
+            </w:r>
+          </w:p>
+        </w:tc>
+        <w:tc>
+          <w:tcPr>
+            <w:tcW w:w="2340" w:type="dxa"/>
+          </w:tcPr>
+          <w:p>
+            <w:pPr/>
+            <w:r>
+              <w:t xml:space="preserve">1–30 位英數、-、_</w:t>
+            </w:r>
+          </w:p>
+        </w:tc>
+      </w:tr>
+      <w:tr>
+        <w:tc>
+          <w:tcPr>
+            <w:tcW w:w="2340" w:type="dxa"/>
+          </w:tcPr>
+          <w:p>
+            <w:pPr/>
+            <w:r>
+              <w:rPr>
+                <w:b/>
+              </w:rPr>
+              <w:t xml:space="preserve">Related I/O</w:t>
+            </w:r>
+          </w:p>
+        </w:tc>
+        <w:tc>
+          <w:tcPr>
+            <w:tcW w:w="7020" w:type="dxa"/>
+            <w:gridSpan w:val="3"/>
+          </w:tcPr>
+          <w:p>
+            <w:pPr/>
+            <w:r>
+              <w:t xml:space="preserve">REQ_IO_A8.33.2</w:t>
+            </w:r>
+          </w:p>
+        </w:tc>
+      </w:tr>
+      <w:tr>
+        <w:tc>
+          <w:tcPr>
+            <w:tcW w:w="2340" w:type="dxa"/>
+          </w:tcPr>
+          <w:p>
+            <w:pPr/>
+            <w:r>
+              <w:rPr>
+                <w:b/>
+              </w:rPr>
+              <w:t xml:space="preserve">Author</w:t>
+            </w:r>
+          </w:p>
+        </w:tc>
+        <w:tc>
+          <w:tcPr>
+            <w:tcW w:w="7020" w:type="dxa"/>
+            <w:gridSpan w:val="3"/>
+          </w:tcPr>
+          <w:p>
+            <w:pPr/>
+            <w:r>
+              <w:t xml:space="preserve">Developer</w:t>
+            </w:r>
+          </w:p>
+        </w:tc>
+      </w:tr>
+    </w:tbl>
+    <w:p/>
+    <w:tbl>
+      <w:tblPr>
+        <w:tblStyle w:val="TableGrid"/>
+        <w:tblW w:w="9360" w:type="dxa"/>
+        <w:jc w:val="left"/>
+        <w:tblBorders>
+          <w:top w:val="single" w:color="000000" w:sz="6" w:space="0"/>
+          <w:left w:val="single" w:color="000000" w:sz="6" w:space="0"/>
+          <w:bottom w:val="single" w:color="000000" w:sz="6" w:space="0"/>
+          <w:right w:val="single" w:color="000000" w:sz="6" w:space="0"/>
+          <w:insideH w:val="single" w:color="000000" w:sz="6" w:space="0"/>
+          <w:insideV w:val="single" w:color="000000" w:sz="6" w:space="0"/>
+        </w:tblBorders>
+        <w:tblLayout w:type="fixed"/>
+        <w:tblCellMar>
+          <w:top w:w="100" w:type="dxa"/>
+          <w:left w:w="100" w:type="dxa"/>
+          <w:bottom w:w="100" w:type="dxa"/>
+          <w:right w:w="100" w:type="dxa"/>
+        </w:tblCellMar>
+      </w:tblPr>
+      <w:tblGrid>
+        <w:gridCol w:w="2340"/>
+        <w:gridCol w:w="2340"/>
+        <w:gridCol w:w="2340"/>
+        <w:gridCol w:w="2340"/>
+      </w:tblGrid>
+      <w:tr>
+        <w:tc>
+          <w:tcPr>
+            <w:tcW w:w="2340" w:type="dxa"/>
+          </w:tcPr>
+          <w:p>
+            <w:pPr/>
+            <w:r>
+              <w:rPr>
+                <w:b/>
+              </w:rPr>
+              <w:t xml:space="preserve">Requirement ID</w:t>
+            </w:r>
+          </w:p>
+        </w:tc>
+        <w:tc>
+          <w:tcPr>
+            <w:tcW w:w="2340" w:type="dxa"/>
+          </w:tcPr>
+          <w:p>
+            <w:pPr/>
+            <w:r>
+              <w:t xml:space="preserve">REQ_IO_A8.34.2</w:t>
+            </w:r>
+          </w:p>
+        </w:tc>
+        <w:tc>
+          <w:tcPr>
+            <w:tcW w:w="2340" w:type="dxa"/>
+          </w:tcPr>
+          <w:p>
+            <w:pPr/>
+            <w:r>
+              <w:rPr>
+                <w:b/>
+              </w:rPr>
+              <w:t xml:space="preserve">Version</w:t>
+            </w:r>
+          </w:p>
+        </w:tc>
+        <w:tc>
+          <w:tcPr>
+            <w:tcW w:w="2340" w:type="dxa"/>
+          </w:tcPr>
+          <w:p>
+            <w:pPr/>
+            <w:r>
+              <w:t xml:space="preserve">1.0</w:t>
+            </w:r>
+          </w:p>
+        </w:tc>
+      </w:tr>
+      <w:tr>
+        <w:tc>
+          <w:tcPr>
+            <w:tcW w:w="2340" w:type="dxa"/>
+          </w:tcPr>
+          <w:p>
+            <w:pPr/>
+            <w:r>
+              <w:rPr>
+                <w:b/>
+              </w:rPr>
+              <w:t xml:space="preserve">Item</w:t>
+            </w:r>
+          </w:p>
+        </w:tc>
+        <w:tc>
+          <w:tcPr>
+            <w:tcW w:w="7020" w:type="dxa"/>
+            <w:gridSpan w:val="3"/>
+          </w:tcPr>
+          <w:p>
+            <w:pPr/>
+            <w:r>
+              <w:t xml:space="preserve">Name (Input)</w:t>
+            </w:r>
+          </w:p>
+        </w:tc>
+      </w:tr>
+      <w:tr>
+        <w:tc>
+          <w:tcPr>
+            <w:tcW w:w="2340" w:type="dxa"/>
+          </w:tcPr>
+          <w:p>
+            <w:pPr/>
+            <w:r>
+              <w:rPr>
+                <w:b/>
+              </w:rPr>
+              <w:t xml:space="preserve">Description</w:t>
+            </w:r>
+          </w:p>
+        </w:tc>
+        <w:tc>
+          <w:tcPr>
+            <w:tcW w:w="7020" w:type="dxa"/>
+            <w:gridSpan w:val="3"/>
+          </w:tcPr>
+          <w:p>
+            <w:pPr/>
+            <w:r>
+              <w:t xml:space="preserve">分類名稱。</w:t>
+            </w:r>
+          </w:p>
+        </w:tc>
+      </w:tr>
+      <w:tr>
+        <w:tc>
+          <w:tcPr>
+            <w:tcW w:w="2340" w:type="dxa"/>
+          </w:tcPr>
+          <w:p>
+            <w:pPr/>
+            <w:r>
+              <w:rPr>
+                <w:b/>
+              </w:rPr>
+              <w:t xml:space="preserve">Purpose</w:t>
+            </w:r>
+          </w:p>
+        </w:tc>
+        <w:tc>
+          <w:tcPr>
+            <w:tcW w:w="7020" w:type="dxa"/>
+            <w:gridSpan w:val="3"/>
+          </w:tcPr>
+          <w:p>
+            <w:pPr/>
+            <w:r>
+              <w:t xml:space="preserve">向用戶顯示。</w:t>
+            </w:r>
+          </w:p>
+        </w:tc>
+      </w:tr>
+      <w:tr>
+        <w:tc>
+          <w:tcPr>
+            <w:tcW w:w="2340" w:type="dxa"/>
+          </w:tcPr>
+          <w:p>
+            <w:pPr/>
+            <w:r>
+              <w:rPr>
+                <w:b/>
+              </w:rPr>
+              <w:t xml:space="preserve">Format</w:t>
+            </w:r>
+          </w:p>
+        </w:tc>
+        <w:tc>
+          <w:tcPr>
+            <w:tcW w:w="2340" w:type="dxa"/>
+          </w:tcPr>
+          <w:p>
+            <w:pPr/>
+            <w:r>
+              <w:t xml:space="preserve">Text</w:t>
+            </w:r>
+          </w:p>
+        </w:tc>
+        <w:tc>
+          <w:tcPr>
+            <w:tcW w:w="2340" w:type="dxa"/>
+          </w:tcPr>
+          <w:p>
+            <w:pPr/>
+            <w:r>
+              <w:rPr>
+                <w:b/>
+              </w:rPr>
+              <w:t xml:space="preserve">Valid Range</w:t>
+            </w:r>
+          </w:p>
+        </w:tc>
+        <w:tc>
+          <w:tcPr>
+            <w:tcW w:w="2340" w:type="dxa"/>
+          </w:tcPr>
+          <w:p>
+            <w:pPr/>
+            <w:r>
+              <w:t xml:space="preserve">非空白，最多 200 字</w:t>
+            </w:r>
+          </w:p>
+        </w:tc>
+      </w:tr>
+      <w:tr>
+        <w:tc>
+          <w:tcPr>
+            <w:tcW w:w="2340" w:type="dxa"/>
+          </w:tcPr>
+          <w:p>
+            <w:pPr/>
+            <w:r>
+              <w:rPr>
+                <w:b/>
+              </w:rPr>
+              <w:t xml:space="preserve">Related I/O</w:t>
+            </w:r>
+          </w:p>
+        </w:tc>
+        <w:tc>
+          <w:tcPr>
+            <w:tcW w:w="7020" w:type="dxa"/>
+            <w:gridSpan w:val="3"/>
+          </w:tcPr>
+          <w:p>
+            <w:pPr/>
+            <w:r>
+              <w:t xml:space="preserve">REQ_IO_A8.33.2</w:t>
+            </w:r>
+          </w:p>
+        </w:tc>
+      </w:tr>
+      <w:tr>
+        <w:tc>
+          <w:tcPr>
+            <w:tcW w:w="2340" w:type="dxa"/>
+          </w:tcPr>
+          <w:p>
+            <w:pPr/>
+            <w:r>
+              <w:rPr>
+                <w:b/>
+              </w:rPr>
+              <w:t xml:space="preserve">Author</w:t>
+            </w:r>
+          </w:p>
+        </w:tc>
+        <w:tc>
+          <w:tcPr>
+            <w:tcW w:w="7020" w:type="dxa"/>
+            <w:gridSpan w:val="3"/>
+          </w:tcPr>
+          <w:p>
+            <w:pPr/>
+            <w:r>
+              <w:t xml:space="preserve">Developer</w:t>
+            </w:r>
+          </w:p>
+        </w:tc>
+      </w:tr>
+    </w:tbl>
+    <w:p/>
+    <w:p>
+      <w:pPr>
+        <w:pStyle w:val="Heading5"/>
+      </w:pPr>
+      <w:r>
+        <w:t xml:space="preserve">4.4.1.8.35 Supplier Category Edit Interface</w:t>
+      </w:r>
+    </w:p>
+    <w:tbl>
+      <w:tblPr>
+        <w:tblStyle w:val="TableGrid"/>
+        <w:tblW w:w="9360" w:type="dxa"/>
+        <w:jc w:val="left"/>
+        <w:tblBorders>
+          <w:top w:val="single" w:color="000000" w:sz="6" w:space="0"/>
+          <w:left w:val="single" w:color="000000" w:sz="6" w:space="0"/>
+          <w:bottom w:val="single" w:color="000000" w:sz="6" w:space="0"/>
+          <w:right w:val="single" w:color="000000" w:sz="6" w:space="0"/>
+          <w:insideH w:val="single" w:color="000000" w:sz="6" w:space="0"/>
+          <w:insideV w:val="single" w:color="000000" w:sz="6" w:space="0"/>
+        </w:tblBorders>
+        <w:tblLayout w:type="fixed"/>
+        <w:tblCellMar>
+          <w:top w:w="100" w:type="dxa"/>
+          <w:left w:w="100" w:type="dxa"/>
+          <w:bottom w:w="100" w:type="dxa"/>
+          <w:right w:w="100" w:type="dxa"/>
+        </w:tblCellMar>
+      </w:tblPr>
+      <w:tblGrid>
+        <w:gridCol w:w="2340"/>
+        <w:gridCol w:w="2340"/>
+        <w:gridCol w:w="2340"/>
+        <w:gridCol w:w="2340"/>
+      </w:tblGrid>
+      <w:tr>
+        <w:tc>
+          <w:tcPr>
+            <w:tcW w:w="2340" w:type="dxa"/>
+          </w:tcPr>
+          <w:p>
+            <w:pPr/>
+            <w:r>
+              <w:rPr>
+                <w:b/>
+              </w:rPr>
+              <w:t xml:space="preserve">Requirement ID</w:t>
+            </w:r>
+          </w:p>
+        </w:tc>
+        <w:tc>
+          <w:tcPr>
+            <w:tcW w:w="2340" w:type="dxa"/>
+          </w:tcPr>
+          <w:p>
+            <w:pPr/>
+            <w:r>
+              <w:t xml:space="preserve">REQ_IO_A8.35.1</w:t>
+            </w:r>
+          </w:p>
+        </w:tc>
+        <w:tc>
+          <w:tcPr>
+            <w:tcW w:w="2340" w:type="dxa"/>
+          </w:tcPr>
+          <w:p>
+            <w:pPr/>
+            <w:r>
+              <w:rPr>
+                <w:b/>
+              </w:rPr>
+              <w:t xml:space="preserve">Version</w:t>
+            </w:r>
+          </w:p>
+        </w:tc>
+        <w:tc>
+          <w:tcPr>
+            <w:tcW w:w="2340" w:type="dxa"/>
+          </w:tcPr>
+          <w:p>
+            <w:pPr/>
+            <w:r>
+              <w:t xml:space="preserve">1.0</w:t>
+            </w:r>
+          </w:p>
+        </w:tc>
+      </w:tr>
+      <w:tr>
+        <w:tc>
+          <w:tcPr>
+            <w:tcW w:w="2340" w:type="dxa"/>
+          </w:tcPr>
+          <w:p>
+            <w:pPr/>
+            <w:r>
+              <w:rPr>
+                <w:b/>
+              </w:rPr>
+              <w:t xml:space="preserve">Item</w:t>
+            </w:r>
+          </w:p>
+        </w:tc>
+        <w:tc>
+          <w:tcPr>
+            <w:tcW w:w="7020" w:type="dxa"/>
+            <w:gridSpan w:val="3"/>
+          </w:tcPr>
+          <w:p>
+            <w:pPr/>
+            <w:r>
+              <w:t xml:space="preserve">Code (Label)</w:t>
+            </w:r>
+          </w:p>
+        </w:tc>
+      </w:tr>
+      <w:tr>
+        <w:tc>
+          <w:tcPr>
+            <w:tcW w:w="2340" w:type="dxa"/>
+          </w:tcPr>
+          <w:p>
+            <w:pPr/>
+            <w:r>
+              <w:rPr>
+                <w:b/>
+              </w:rPr>
+              <w:t xml:space="preserve">Description</w:t>
+            </w:r>
+          </w:p>
+        </w:tc>
+        <w:tc>
+          <w:tcPr>
+            <w:tcW w:w="7020" w:type="dxa"/>
+            <w:gridSpan w:val="3"/>
+          </w:tcPr>
+          <w:p>
+            <w:pPr/>
+            <w:r>
+              <w:t xml:space="preserve">編輯時只讀。</w:t>
+            </w:r>
+          </w:p>
+        </w:tc>
+      </w:tr>
+      <w:tr>
+        <w:tc>
+          <w:tcPr>
+            <w:tcW w:w="2340" w:type="dxa"/>
+          </w:tcPr>
+          <w:p>
+            <w:pPr/>
+            <w:r>
+              <w:rPr>
+                <w:b/>
+              </w:rPr>
+              <w:t xml:space="preserve">Purpose</w:t>
+            </w:r>
+          </w:p>
+        </w:tc>
+        <w:tc>
+          <w:tcPr>
+            <w:tcW w:w="7020" w:type="dxa"/>
+            <w:gridSpan w:val="3"/>
+          </w:tcPr>
+          <w:p>
+            <w:pPr/>
+            <w:r>
+              <w:t xml:space="preserve">防止歷史引用變更識別。</w:t>
+            </w:r>
+          </w:p>
+        </w:tc>
+      </w:tr>
+      <w:tr>
+        <w:tc>
+          <w:tcPr>
+            <w:tcW w:w="2340" w:type="dxa"/>
+          </w:tcPr>
+          <w:p>
+            <w:pPr/>
+            <w:r>
+              <w:rPr>
+                <w:b/>
+              </w:rPr>
+              <w:t xml:space="preserve">Format</w:t>
+            </w:r>
+          </w:p>
+        </w:tc>
+        <w:tc>
+          <w:tcPr>
+            <w:tcW w:w="2340" w:type="dxa"/>
+          </w:tcPr>
+          <w:p>
+            <w:pPr/>
+            <w:r>
+              <w:t xml:space="preserve">Text</w:t>
+            </w:r>
+          </w:p>
+        </w:tc>
+        <w:tc>
+          <w:tcPr>
+            <w:tcW w:w="2340" w:type="dxa"/>
+          </w:tcPr>
+          <w:p>
+            <w:pPr/>
+            <w:r>
+              <w:rPr>
+                <w:b/>
+              </w:rPr>
+              <w:t xml:space="preserve">Valid Range</w:t>
+            </w:r>
+          </w:p>
+        </w:tc>
+        <w:tc>
+          <w:tcPr>
+            <w:tcW w:w="2340" w:type="dxa"/>
+          </w:tcPr>
+          <w:p>
+            <w:pPr/>
+            <w:r>
+              <w:t xml:space="preserve">最多 30 字</w:t>
+            </w:r>
+          </w:p>
+        </w:tc>
+      </w:tr>
+      <w:tr>
+        <w:tc>
+          <w:tcPr>
+            <w:tcW w:w="2340" w:type="dxa"/>
+          </w:tcPr>
+          <w:p>
+            <w:pPr/>
+            <w:r>
+              <w:rPr>
+                <w:b/>
+              </w:rPr>
+              <w:t xml:space="preserve">Related I/O</w:t>
+            </w:r>
+          </w:p>
+        </w:tc>
+        <w:tc>
+          <w:tcPr>
+            <w:tcW w:w="7020" w:type="dxa"/>
+            <w:gridSpan w:val="3"/>
+          </w:tcPr>
+          <w:p>
+            <w:pPr/>
+            <w:r>
+              <w:t xml:space="preserve">REQ_IO_A8.33.2</w:t>
+            </w:r>
+          </w:p>
+        </w:tc>
+      </w:tr>
+      <w:tr>
+        <w:tc>
+          <w:tcPr>
+            <w:tcW w:w="2340" w:type="dxa"/>
+          </w:tcPr>
+          <w:p>
+            <w:pPr/>
+            <w:r>
+              <w:rPr>
+                <w:b/>
+              </w:rPr>
+              <w:t xml:space="preserve">Author</w:t>
+            </w:r>
+          </w:p>
+        </w:tc>
+        <w:tc>
+          <w:tcPr>
+            <w:tcW w:w="7020" w:type="dxa"/>
+            <w:gridSpan w:val="3"/>
+          </w:tcPr>
+          <w:p>
+            <w:pPr/>
+            <w:r>
+              <w:t xml:space="preserve">Developer</w:t>
+            </w:r>
+          </w:p>
+        </w:tc>
+      </w:tr>
+    </w:tbl>
+    <w:p/>
+    <w:tbl>
+      <w:tblPr>
+        <w:tblStyle w:val="TableGrid"/>
+        <w:tblW w:w="9360" w:type="dxa"/>
+        <w:jc w:val="left"/>
+        <w:tblBorders>
+          <w:top w:val="single" w:color="000000" w:sz="6" w:space="0"/>
+          <w:left w:val="single" w:color="000000" w:sz="6" w:space="0"/>
+          <w:bottom w:val="single" w:color="000000" w:sz="6" w:space="0"/>
+          <w:right w:val="single" w:color="000000" w:sz="6" w:space="0"/>
+          <w:insideH w:val="single" w:color="000000" w:sz="6" w:space="0"/>
+          <w:insideV w:val="single" w:color="000000" w:sz="6" w:space="0"/>
+        </w:tblBorders>
+        <w:tblLayout w:type="fixed"/>
+        <w:tblCellMar>
+          <w:top w:w="100" w:type="dxa"/>
+          <w:left w:w="100" w:type="dxa"/>
+          <w:bottom w:w="100" w:type="dxa"/>
+          <w:right w:w="100" w:type="dxa"/>
+        </w:tblCellMar>
+      </w:tblPr>
+      <w:tblGrid>
+        <w:gridCol w:w="2340"/>
+        <w:gridCol w:w="2340"/>
+        <w:gridCol w:w="2340"/>
+        <w:gridCol w:w="2340"/>
+      </w:tblGrid>
+      <w:tr>
+        <w:tc>
+          <w:tcPr>
+            <w:tcW w:w="2340" w:type="dxa"/>
+          </w:tcPr>
+          <w:p>
+            <w:pPr/>
+            <w:r>
+              <w:rPr>
+                <w:b/>
+              </w:rPr>
+              <w:t xml:space="preserve">Requirement ID</w:t>
+            </w:r>
+          </w:p>
+        </w:tc>
+        <w:tc>
+          <w:tcPr>
+            <w:tcW w:w="2340" w:type="dxa"/>
+          </w:tcPr>
+          <w:p>
+            <w:pPr/>
+            <w:r>
+              <w:t xml:space="preserve">REQ_IO_A8.35.2</w:t>
+            </w:r>
+          </w:p>
+        </w:tc>
+        <w:tc>
+          <w:tcPr>
+            <w:tcW w:w="2340" w:type="dxa"/>
+          </w:tcPr>
+          <w:p>
+            <w:pPr/>
+            <w:r>
+              <w:rPr>
+                <w:b/>
+              </w:rPr>
+              <w:t xml:space="preserve">Version</w:t>
+            </w:r>
+          </w:p>
+        </w:tc>
+        <w:tc>
+          <w:tcPr>
+            <w:tcW w:w="2340" w:type="dxa"/>
+          </w:tcPr>
+          <w:p>
+            <w:pPr/>
+            <w:r>
+              <w:t xml:space="preserve">1.0</w:t>
+            </w:r>
+          </w:p>
+        </w:tc>
+      </w:tr>
+      <w:tr>
+        <w:tc>
+          <w:tcPr>
+            <w:tcW w:w="2340" w:type="dxa"/>
+          </w:tcPr>
+          <w:p>
+            <w:pPr/>
+            <w:r>
+              <w:rPr>
+                <w:b/>
+              </w:rPr>
+              <w:t xml:space="preserve">Item</w:t>
+            </w:r>
+          </w:p>
+        </w:tc>
+        <w:tc>
+          <w:tcPr>
+            <w:tcW w:w="7020" w:type="dxa"/>
+            <w:gridSpan w:val="3"/>
+          </w:tcPr>
+          <w:p>
+            <w:pPr/>
+            <w:r>
+              <w:t xml:space="preserve">Name (Input)</w:t>
+            </w:r>
+          </w:p>
+        </w:tc>
+      </w:tr>
+      <w:tr>
+        <w:tc>
+          <w:tcPr>
+            <w:tcW w:w="2340" w:type="dxa"/>
+          </w:tcPr>
+          <w:p>
+            <w:pPr/>
+            <w:r>
+              <w:rPr>
+                <w:b/>
+              </w:rPr>
+              <w:t xml:space="preserve">Description</w:t>
+            </w:r>
+          </w:p>
+        </w:tc>
+        <w:tc>
+          <w:tcPr>
+            <w:tcW w:w="7020" w:type="dxa"/>
+            <w:gridSpan w:val="3"/>
+          </w:tcPr>
+          <w:p>
+            <w:pPr/>
+            <w:r>
+              <w:t xml:space="preserve">編輯分類名稱。</w:t>
+            </w:r>
+          </w:p>
+        </w:tc>
+      </w:tr>
+      <w:tr>
+        <w:tc>
+          <w:tcPr>
+            <w:tcW w:w="2340" w:type="dxa"/>
+          </w:tcPr>
+          <w:p>
+            <w:pPr/>
+            <w:r>
+              <w:rPr>
+                <w:b/>
+              </w:rPr>
+              <w:t xml:space="preserve">Purpose</w:t>
+            </w:r>
+          </w:p>
+        </w:tc>
+        <w:tc>
+          <w:tcPr>
+            <w:tcW w:w="7020" w:type="dxa"/>
+            <w:gridSpan w:val="3"/>
+          </w:tcPr>
+          <w:p>
+            <w:pPr/>
+            <w:r>
+              <w:t xml:space="preserve">更新顯示名稱。</w:t>
+            </w:r>
+          </w:p>
+        </w:tc>
+      </w:tr>
+      <w:tr>
+        <w:tc>
+          <w:tcPr>
+            <w:tcW w:w="2340" w:type="dxa"/>
+          </w:tcPr>
+          <w:p>
+            <w:pPr/>
+            <w:r>
+              <w:rPr>
+                <w:b/>
+              </w:rPr>
+              <w:t xml:space="preserve">Format</w:t>
+            </w:r>
+          </w:p>
+        </w:tc>
+        <w:tc>
+          <w:tcPr>
+            <w:tcW w:w="2340" w:type="dxa"/>
+          </w:tcPr>
+          <w:p>
+            <w:pPr/>
+            <w:r>
+              <w:t xml:space="preserve">Text</w:t>
+            </w:r>
+          </w:p>
+        </w:tc>
+        <w:tc>
+          <w:tcPr>
+            <w:tcW w:w="2340" w:type="dxa"/>
+          </w:tcPr>
+          <w:p>
+            <w:pPr/>
+            <w:r>
+              <w:rPr>
+                <w:b/>
+              </w:rPr>
+              <w:t xml:space="preserve">Valid Range</w:t>
+            </w:r>
+          </w:p>
+        </w:tc>
+        <w:tc>
+          <w:tcPr>
+            <w:tcW w:w="2340" w:type="dxa"/>
+          </w:tcPr>
+          <w:p>
+            <w:pPr/>
+            <w:r>
+              <w:t xml:space="preserve">非空白，最多 200 字</w:t>
+            </w:r>
+          </w:p>
+        </w:tc>
+      </w:tr>
+      <w:tr>
+        <w:tc>
+          <w:tcPr>
+            <w:tcW w:w="2340" w:type="dxa"/>
+          </w:tcPr>
+          <w:p>
+            <w:pPr/>
+            <w:r>
+              <w:rPr>
+                <w:b/>
+              </w:rPr>
+              <w:t xml:space="preserve">Related I/O</w:t>
+            </w:r>
+          </w:p>
+        </w:tc>
+        <w:tc>
+          <w:tcPr>
+            <w:tcW w:w="7020" w:type="dxa"/>
+            <w:gridSpan w:val="3"/>
+          </w:tcPr>
+          <w:p>
+            <w:pPr/>
+            <w:r>
+              <w:t xml:space="preserve">REQ_IO_A8.33.2</w:t>
+            </w:r>
+          </w:p>
+        </w:tc>
+      </w:tr>
+      <w:tr>
+        <w:tc>
+          <w:tcPr>
+            <w:tcW w:w="2340" w:type="dxa"/>
+          </w:tcPr>
+          <w:p>
+            <w:pPr/>
+            <w:r>
+              <w:rPr>
+                <w:b/>
+              </w:rPr>
+              <w:t xml:space="preserve">Author</w:t>
+            </w:r>
+          </w:p>
+        </w:tc>
+        <w:tc>
+          <w:tcPr>
+            <w:tcW w:w="7020" w:type="dxa"/>
+            <w:gridSpan w:val="3"/>
+          </w:tcPr>
+          <w:p>
+            <w:pPr/>
+            <w:r>
+              <w:t xml:space="preserve">Developer</w:t>
+            </w:r>
+          </w:p>
+        </w:tc>
+      </w:tr>
+    </w:tbl>
+    <w:p/>
+    <w:tbl>
+      <w:tblPr>
+        <w:tblStyle w:val="TableGrid"/>
+        <w:tblW w:w="9360" w:type="dxa"/>
+        <w:jc w:val="left"/>
+        <w:tblBorders>
+          <w:top w:val="single" w:color="000000" w:sz="6" w:space="0"/>
+          <w:left w:val="single" w:color="000000" w:sz="6" w:space="0"/>
+          <w:bottom w:val="single" w:color="000000" w:sz="6" w:space="0"/>
+          <w:right w:val="single" w:color="000000" w:sz="6" w:space="0"/>
+          <w:insideH w:val="single" w:color="000000" w:sz="6" w:space="0"/>
+          <w:insideV w:val="single" w:color="000000" w:sz="6" w:space="0"/>
+        </w:tblBorders>
+        <w:tblLayout w:type="fixed"/>
+        <w:tblCellMar>
+          <w:top w:w="100" w:type="dxa"/>
+          <w:left w:w="100" w:type="dxa"/>
+          <w:bottom w:w="100" w:type="dxa"/>
+          <w:right w:w="100" w:type="dxa"/>
+        </w:tblCellMar>
+      </w:tblPr>
+      <w:tblGrid>
+        <w:gridCol w:w="2340"/>
+        <w:gridCol w:w="2340"/>
+        <w:gridCol w:w="2340"/>
+        <w:gridCol w:w="2340"/>
+      </w:tblGrid>
+      <w:tr>
+        <w:tc>
+          <w:tcPr>
+            <w:tcW w:w="2340" w:type="dxa"/>
+          </w:tcPr>
+          <w:p>
+            <w:pPr/>
+            <w:r>
+              <w:rPr>
+                <w:b/>
+              </w:rPr>
+              <w:t xml:space="preserve">Requirement ID</w:t>
+            </w:r>
+          </w:p>
+        </w:tc>
+        <w:tc>
+          <w:tcPr>
+            <w:tcW w:w="2340" w:type="dxa"/>
+          </w:tcPr>
+          <w:p>
+            <w:pPr/>
+            <w:r>
+              <w:t xml:space="preserve">REQ_IO_A8.35.3</w:t>
+            </w:r>
+          </w:p>
+        </w:tc>
+        <w:tc>
+          <w:tcPr>
+            <w:tcW w:w="2340" w:type="dxa"/>
+          </w:tcPr>
+          <w:p>
+            <w:pPr/>
+            <w:r>
+              <w:rPr>
+                <w:b/>
+              </w:rPr>
+              <w:t xml:space="preserve">Version</w:t>
+            </w:r>
+          </w:p>
+        </w:tc>
+        <w:tc>
+          <w:tcPr>
+            <w:tcW w:w="2340" w:type="dxa"/>
+          </w:tcPr>
+          <w:p>
+            <w:pPr/>
+            <w:r>
+              <w:t xml:space="preserve">1.0</w:t>
+            </w:r>
+          </w:p>
+        </w:tc>
+      </w:tr>
+      <w:tr>
+        <w:tc>
+          <w:tcPr>
+            <w:tcW w:w="2340" w:type="dxa"/>
+          </w:tcPr>
+          <w:p>
+            <w:pPr/>
+            <w:r>
+              <w:rPr>
+                <w:b/>
+              </w:rPr>
+              <w:t xml:space="preserve">Item</w:t>
+            </w:r>
+          </w:p>
+        </w:tc>
+        <w:tc>
+          <w:tcPr>
+            <w:tcW w:w="7020" w:type="dxa"/>
+            <w:gridSpan w:val="3"/>
+          </w:tcPr>
+          <w:p>
+            <w:pPr/>
+            <w:r>
+              <w:t xml:space="preserve">Active (Checkbox)</w:t>
+            </w:r>
+          </w:p>
+        </w:tc>
+      </w:tr>
+      <w:tr>
+        <w:tc>
+          <w:tcPr>
+            <w:tcW w:w="2340" w:type="dxa"/>
+          </w:tcPr>
+          <w:p>
+            <w:pPr/>
+            <w:r>
+              <w:rPr>
+                <w:b/>
+              </w:rPr>
+              <w:t xml:space="preserve">Description</w:t>
+            </w:r>
+          </w:p>
+        </w:tc>
+        <w:tc>
+          <w:tcPr>
+            <w:tcW w:w="7020" w:type="dxa"/>
+            <w:gridSpan w:val="3"/>
+          </w:tcPr>
+          <w:p>
+            <w:pPr/>
+            <w:r>
+              <w:t xml:space="preserve">控制是否可用於新供應商。</w:t>
+            </w:r>
+          </w:p>
+        </w:tc>
+      </w:tr>
+      <w:tr>
+        <w:tc>
+          <w:tcPr>
+            <w:tcW w:w="2340" w:type="dxa"/>
+          </w:tcPr>
+          <w:p>
+            <w:pPr/>
+            <w:r>
+              <w:rPr>
+                <w:b/>
+              </w:rPr>
+              <w:t xml:space="preserve">Purpose</w:t>
+            </w:r>
+          </w:p>
+        </w:tc>
+        <w:tc>
+          <w:tcPr>
+            <w:tcW w:w="7020" w:type="dxa"/>
+            <w:gridSpan w:val="3"/>
+          </w:tcPr>
+          <w:p>
+            <w:pPr/>
+            <w:r>
+              <w:t xml:space="preserve">保留歷史並停用。</w:t>
+            </w:r>
+          </w:p>
+        </w:tc>
+      </w:tr>
+      <w:tr>
+        <w:tc>
+          <w:tcPr>
+            <w:tcW w:w="2340" w:type="dxa"/>
+          </w:tcPr>
+          <w:p>
+            <w:pPr/>
+            <w:r>
+              <w:rPr>
+                <w:b/>
+              </w:rPr>
+              <w:t xml:space="preserve">Format</w:t>
+            </w:r>
+          </w:p>
+        </w:tc>
+        <w:tc>
+          <w:tcPr>
+            <w:tcW w:w="2340" w:type="dxa"/>
+          </w:tcPr>
+          <w:p>
+            <w:pPr/>
+            <w:r>
+              <w:t xml:space="preserve">Boolean</w:t>
+            </w:r>
+          </w:p>
+        </w:tc>
+        <w:tc>
+          <w:tcPr>
+            <w:tcW w:w="2340" w:type="dxa"/>
+          </w:tcPr>
+          <w:p>
+            <w:pPr/>
+            <w:r>
+              <w:rPr>
+                <w:b/>
+              </w:rPr>
+              <w:t xml:space="preserve">Valid Range</w:t>
+            </w:r>
+          </w:p>
+        </w:tc>
+        <w:tc>
+          <w:tcPr>
+            <w:tcW w:w="2340" w:type="dxa"/>
+          </w:tcPr>
+          <w:p>
+            <w:pPr/>
+            <w:r>
+              <w:t xml:space="preserve">true／false</w:t>
+            </w:r>
+          </w:p>
+        </w:tc>
+      </w:tr>
+      <w:tr>
+        <w:tc>
+          <w:tcPr>
+            <w:tcW w:w="2340" w:type="dxa"/>
+          </w:tcPr>
+          <w:p>
+            <w:pPr/>
+            <w:r>
+              <w:rPr>
+                <w:b/>
+              </w:rPr>
+              <w:t xml:space="preserve">Related I/O</w:t>
+            </w:r>
+          </w:p>
+        </w:tc>
+        <w:tc>
+          <w:tcPr>
+            <w:tcW w:w="7020" w:type="dxa"/>
+            <w:gridSpan w:val="3"/>
+          </w:tcPr>
+          <w:p>
+            <w:pPr/>
+            <w:r>
+              <w:t xml:space="preserve">REQ_IO_A8.33.2</w:t>
             </w:r>
           </w:p>
         </w:tc>
@@ -54139,6 +57104,63 @@
           <w:i/>
         </w:rPr>
         <w:t xml:space="preserve">[Pending] Prototype screenshot of Client Category Edit Interface.</w:t>
+      </w:r>
+    </w:p>
+    <w:p>
+      <w:pPr>
+        <w:pStyle w:val="Heading5"/>
+      </w:pPr>
+      <w:r>
+        <w:t xml:space="preserve">4.5.1.8.33 Supplier Category View Interface</w:t>
+      </w:r>
+    </w:p>
+    <w:p>
+      <w:pPr>
+        <w:jc w:val="center"/>
+      </w:pPr>
+      <w:r>
+        <w:rPr>
+          <w:i/>
+        </w:rPr>
+        <w:t xml:space="preserve">[Pending] Prototype screenshot of Supplier Category View Interface.</w:t>
+      </w:r>
+    </w:p>
+    <w:p>
+      <w:pPr>
+        <w:pStyle w:val="Heading5"/>
+      </w:pPr>
+      <w:r>
+        <w:t xml:space="preserve">4.5.1.8.34 Supplier Category Create Interface</w:t>
+      </w:r>
+    </w:p>
+    <w:p>
+      <w:pPr>
+        <w:jc w:val="center"/>
+      </w:pPr>
+      <w:r>
+        <w:rPr>
+          <w:i/>
+        </w:rPr>
+        <w:t xml:space="preserve">[Pending] Prototype screenshot of Supplier Category Create Interface.</w:t>
+      </w:r>
+    </w:p>
+    <w:p>
+      <w:pPr>
+        <w:pStyle w:val="Heading5"/>
+      </w:pPr>
+      <w:r>
+        <w:t xml:space="preserve">4.5.1.8.35 Supplier Category Edit Interface</w:t>
+      </w:r>
+    </w:p>
+    <w:p>
+      <w:pPr>
+        <w:jc w:val="center"/>
+      </w:pPr>
+      <w:r>
+        <w:rPr>
+          <w:i/>
+        </w:rPr>
+        <w:t xml:space="preserve">[Pending] Prototype screenshot of Supplier Category Edit Interface.</w:t>
       </w:r>
     </w:p>
     <w:p>
@@ -54653,7 +57675,7 @@
       </w:r>
     </w:p>
     <w:sectPr>
-      <w:footerReference xmlns:r="http://schemas.openxmlformats.org/officeDocument/2006/relationships" w:type="default" r:id="R881d0d41330d4867"/>
+      <w:footerReference xmlns:r="http://schemas.openxmlformats.org/officeDocument/2006/relationships" w:type="default" r:id="Rd57204c074bd4550"/>
       <w:pgSz w:w="11906" w:h="16838"/>
       <w:pgMar w:top="1440" w:right="1440" w:bottom="1440" w:left="1440" w:header="720" w:footer="720" w:gutter="0"/>
     </w:sectPr>

--- a/docs/99-output/MyERP_SRS.docx
+++ b/docs/99-output/MyERP_SRS.docx
@@ -1932,6 +1932,452 @@
         <w:pStyle w:val="Heading5"/>
       </w:pPr>
       <w:r>
+        <w:t xml:space="preserve">4.1.1.8.2 Supplier Management</w:t>
+      </w:r>
+    </w:p>
+    <w:tbl>
+      <w:tblPr>
+        <w:tblStyle w:val="TableGrid"/>
+        <w:tblW w:w="9345" w:type="dxa"/>
+        <w:jc w:val="left"/>
+        <w:tblBorders>
+          <w:top w:val="single" w:color="000000" w:sz="8" w:space="0"/>
+          <w:left w:val="single" w:color="000000" w:sz="8" w:space="0"/>
+          <w:bottom w:val="single" w:color="000000" w:sz="8" w:space="0"/>
+          <w:right w:val="single" w:color="000000" w:sz="8" w:space="0"/>
+          <w:insideH w:val="single" w:color="000000" w:sz="8" w:space="0"/>
+          <w:insideV w:val="single" w:color="000000" w:sz="8" w:space="0"/>
+        </w:tblBorders>
+        <w:tblLayout w:type="fixed"/>
+        <w:tblCellMar>
+          <w:top w:w="100" w:type="dxa"/>
+          <w:left w:w="100" w:type="dxa"/>
+          <w:bottom w:w="100" w:type="dxa"/>
+          <w:right w:w="100" w:type="dxa"/>
+        </w:tblCellMar>
+      </w:tblPr>
+      <w:tblGrid>
+        <w:gridCol w:w="2220"/>
+        <w:gridCol w:w="3525"/>
+        <w:gridCol w:w="2370"/>
+        <w:gridCol w:w="1230"/>
+      </w:tblGrid>
+      <w:tr>
+        <w:trPr>
+          <w:trHeight w:val="465" w:hRule="atLeast"/>
+        </w:trPr>
+        <w:tc>
+          <w:tcPr>
+            <w:tcW w:w="2220" w:type="dxa"/>
+          </w:tcPr>
+          <w:p>
+            <w:pPr/>
+            <w:r>
+              <w:rPr>
+                <w:b/>
+              </w:rPr>
+              <w:t xml:space="preserve">Requirement ID</w:t>
+            </w:r>
+          </w:p>
+        </w:tc>
+        <w:tc>
+          <w:tcPr>
+            <w:tcW w:w="3525" w:type="dxa"/>
+          </w:tcPr>
+          <w:p>
+            <w:pPr/>
+            <w:r>
+              <w:t xml:space="preserve">REQ_F4118.2.1</w:t>
+            </w:r>
+          </w:p>
+        </w:tc>
+        <w:tc>
+          <w:tcPr>
+            <w:tcW w:w="2370" w:type="dxa"/>
+          </w:tcPr>
+          <w:p>
+            <w:pPr/>
+            <w:r>
+              <w:rPr>
+                <w:b/>
+              </w:rPr>
+              <w:t xml:space="preserve">Version</w:t>
+            </w:r>
+          </w:p>
+        </w:tc>
+        <w:tc>
+          <w:tcPr>
+            <w:tcW w:w="1230" w:type="dxa"/>
+          </w:tcPr>
+          <w:p>
+            <w:pPr/>
+            <w:r>
+              <w:t xml:space="preserve">1.0</w:t>
+            </w:r>
+          </w:p>
+        </w:tc>
+      </w:tr>
+      <w:tr>
+        <w:trPr>
+          <w:trHeight w:val="465" w:hRule="atLeast"/>
+        </w:trPr>
+        <w:tc>
+          <w:tcPr>
+            <w:tcW w:w="2220" w:type="dxa"/>
+          </w:tcPr>
+          <w:p>
+            <w:pPr/>
+            <w:r>
+              <w:rPr>
+                <w:b/>
+              </w:rPr>
+              <w:t xml:space="preserve">Description</w:t>
+            </w:r>
+          </w:p>
+        </w:tc>
+        <w:tc>
+          <w:tcPr>
+            <w:tcW w:w="7125" w:type="dxa"/>
+            <w:gridSpan w:val="3"/>
+          </w:tcPr>
+          <w:p>
+            <w:pPr/>
+            <w:r>
+              <w:t xml:space="preserve">System should enable user to view records of suppliers.</w:t>
+            </w:r>
+          </w:p>
+        </w:tc>
+      </w:tr>
+      <w:tr>
+        <w:trPr>
+          <w:trHeight w:val="465" w:hRule="atLeast"/>
+        </w:trPr>
+        <w:tc>
+          <w:tcPr>
+            <w:tcW w:w="2220" w:type="dxa"/>
+          </w:tcPr>
+          <w:p>
+            <w:pPr/>
+            <w:r>
+              <w:rPr>
+                <w:b/>
+              </w:rPr>
+              <w:t xml:space="preserve">Author</w:t>
+            </w:r>
+          </w:p>
+        </w:tc>
+        <w:tc>
+          <w:tcPr>
+            <w:tcW w:w="7125" w:type="dxa"/>
+            <w:gridSpan w:val="3"/>
+          </w:tcPr>
+          <w:p>
+            <w:pPr/>
+            <w:r>
+              <w:t xml:space="preserve">Developer</w:t>
+            </w:r>
+          </w:p>
+        </w:tc>
+      </w:tr>
+    </w:tbl>
+    <w:p/>
+    <w:tbl>
+      <w:tblPr>
+        <w:tblStyle w:val="TableGrid"/>
+        <w:tblW w:w="9345" w:type="dxa"/>
+        <w:jc w:val="left"/>
+        <w:tblBorders>
+          <w:top w:val="single" w:color="000000" w:sz="8" w:space="0"/>
+          <w:left w:val="single" w:color="000000" w:sz="8" w:space="0"/>
+          <w:bottom w:val="single" w:color="000000" w:sz="8" w:space="0"/>
+          <w:right w:val="single" w:color="000000" w:sz="8" w:space="0"/>
+          <w:insideH w:val="single" w:color="000000" w:sz="8" w:space="0"/>
+          <w:insideV w:val="single" w:color="000000" w:sz="8" w:space="0"/>
+        </w:tblBorders>
+        <w:tblLayout w:type="fixed"/>
+        <w:tblCellMar>
+          <w:top w:w="100" w:type="dxa"/>
+          <w:left w:w="100" w:type="dxa"/>
+          <w:bottom w:w="100" w:type="dxa"/>
+          <w:right w:w="100" w:type="dxa"/>
+        </w:tblCellMar>
+      </w:tblPr>
+      <w:tblGrid>
+        <w:gridCol w:w="2220"/>
+        <w:gridCol w:w="3525"/>
+        <w:gridCol w:w="2370"/>
+        <w:gridCol w:w="1230"/>
+      </w:tblGrid>
+      <w:tr>
+        <w:trPr>
+          <w:trHeight w:val="465" w:hRule="atLeast"/>
+        </w:trPr>
+        <w:tc>
+          <w:tcPr>
+            <w:tcW w:w="2220" w:type="dxa"/>
+          </w:tcPr>
+          <w:p>
+            <w:pPr/>
+            <w:r>
+              <w:rPr>
+                <w:b/>
+              </w:rPr>
+              <w:t xml:space="preserve">Requirement ID</w:t>
+            </w:r>
+          </w:p>
+        </w:tc>
+        <w:tc>
+          <w:tcPr>
+            <w:tcW w:w="3525" w:type="dxa"/>
+          </w:tcPr>
+          <w:p>
+            <w:pPr/>
+            <w:r>
+              <w:t xml:space="preserve">REQ_F4118.2.2</w:t>
+            </w:r>
+          </w:p>
+        </w:tc>
+        <w:tc>
+          <w:tcPr>
+            <w:tcW w:w="2370" w:type="dxa"/>
+          </w:tcPr>
+          <w:p>
+            <w:pPr/>
+            <w:r>
+              <w:rPr>
+                <w:b/>
+              </w:rPr>
+              <w:t xml:space="preserve">Version</w:t>
+            </w:r>
+          </w:p>
+        </w:tc>
+        <w:tc>
+          <w:tcPr>
+            <w:tcW w:w="1230" w:type="dxa"/>
+          </w:tcPr>
+          <w:p>
+            <w:pPr/>
+            <w:r>
+              <w:t xml:space="preserve">1.0</w:t>
+            </w:r>
+          </w:p>
+        </w:tc>
+      </w:tr>
+      <w:tr>
+        <w:trPr>
+          <w:trHeight w:val="465" w:hRule="atLeast"/>
+        </w:trPr>
+        <w:tc>
+          <w:tcPr>
+            <w:tcW w:w="2220" w:type="dxa"/>
+          </w:tcPr>
+          <w:p>
+            <w:pPr/>
+            <w:r>
+              <w:rPr>
+                <w:b/>
+              </w:rPr>
+              <w:t xml:space="preserve">Description</w:t>
+            </w:r>
+          </w:p>
+        </w:tc>
+        <w:tc>
+          <w:tcPr>
+            <w:tcW w:w="7125" w:type="dxa"/>
+            <w:gridSpan w:val="3"/>
+          </w:tcPr>
+          <w:p>
+            <w:pPr/>
+            <w:r>
+              <w:t xml:space="preserve">System should enable user to create records of suppliers.</w:t>
+            </w:r>
+          </w:p>
+        </w:tc>
+      </w:tr>
+      <w:tr>
+        <w:trPr>
+          <w:trHeight w:val="465" w:hRule="atLeast"/>
+        </w:trPr>
+        <w:tc>
+          <w:tcPr>
+            <w:tcW w:w="2220" w:type="dxa"/>
+          </w:tcPr>
+          <w:p>
+            <w:pPr/>
+            <w:r>
+              <w:rPr>
+                <w:b/>
+              </w:rPr>
+              <w:t xml:space="preserve">Author</w:t>
+            </w:r>
+          </w:p>
+        </w:tc>
+        <w:tc>
+          <w:tcPr>
+            <w:tcW w:w="7125" w:type="dxa"/>
+            <w:gridSpan w:val="3"/>
+          </w:tcPr>
+          <w:p>
+            <w:pPr/>
+            <w:r>
+              <w:t xml:space="preserve">Developer</w:t>
+            </w:r>
+          </w:p>
+        </w:tc>
+      </w:tr>
+    </w:tbl>
+    <w:p/>
+    <w:tbl>
+      <w:tblPr>
+        <w:tblStyle w:val="TableGrid"/>
+        <w:tblW w:w="9345" w:type="dxa"/>
+        <w:jc w:val="left"/>
+        <w:tblBorders>
+          <w:top w:val="single" w:color="000000" w:sz="8" w:space="0"/>
+          <w:left w:val="single" w:color="000000" w:sz="8" w:space="0"/>
+          <w:bottom w:val="single" w:color="000000" w:sz="8" w:space="0"/>
+          <w:right w:val="single" w:color="000000" w:sz="8" w:space="0"/>
+          <w:insideH w:val="single" w:color="000000" w:sz="8" w:space="0"/>
+          <w:insideV w:val="single" w:color="000000" w:sz="8" w:space="0"/>
+        </w:tblBorders>
+        <w:tblLayout w:type="fixed"/>
+        <w:tblCellMar>
+          <w:top w:w="100" w:type="dxa"/>
+          <w:left w:w="100" w:type="dxa"/>
+          <w:bottom w:w="100" w:type="dxa"/>
+          <w:right w:w="100" w:type="dxa"/>
+        </w:tblCellMar>
+      </w:tblPr>
+      <w:tblGrid>
+        <w:gridCol w:w="2220"/>
+        <w:gridCol w:w="3525"/>
+        <w:gridCol w:w="2370"/>
+        <w:gridCol w:w="1230"/>
+      </w:tblGrid>
+      <w:tr>
+        <w:trPr>
+          <w:trHeight w:val="465" w:hRule="atLeast"/>
+        </w:trPr>
+        <w:tc>
+          <w:tcPr>
+            <w:tcW w:w="2220" w:type="dxa"/>
+          </w:tcPr>
+          <w:p>
+            <w:pPr/>
+            <w:r>
+              <w:rPr>
+                <w:b/>
+              </w:rPr>
+              <w:t xml:space="preserve">Requirement ID</w:t>
+            </w:r>
+          </w:p>
+        </w:tc>
+        <w:tc>
+          <w:tcPr>
+            <w:tcW w:w="3525" w:type="dxa"/>
+          </w:tcPr>
+          <w:p>
+            <w:pPr/>
+            <w:r>
+              <w:t xml:space="preserve">REQ_F4118.2.3</w:t>
+            </w:r>
+          </w:p>
+        </w:tc>
+        <w:tc>
+          <w:tcPr>
+            <w:tcW w:w="2370" w:type="dxa"/>
+          </w:tcPr>
+          <w:p>
+            <w:pPr/>
+            <w:r>
+              <w:rPr>
+                <w:b/>
+              </w:rPr>
+              <w:t xml:space="preserve">Version</w:t>
+            </w:r>
+          </w:p>
+        </w:tc>
+        <w:tc>
+          <w:tcPr>
+            <w:tcW w:w="1230" w:type="dxa"/>
+          </w:tcPr>
+          <w:p>
+            <w:pPr/>
+            <w:r>
+              <w:t xml:space="preserve">1.0</w:t>
+            </w:r>
+          </w:p>
+        </w:tc>
+      </w:tr>
+      <w:tr>
+        <w:trPr>
+          <w:trHeight w:val="465" w:hRule="atLeast"/>
+        </w:trPr>
+        <w:tc>
+          <w:tcPr>
+            <w:tcW w:w="2220" w:type="dxa"/>
+          </w:tcPr>
+          <w:p>
+            <w:pPr/>
+            <w:r>
+              <w:rPr>
+                <w:b/>
+              </w:rPr>
+              <w:t xml:space="preserve">Description</w:t>
+            </w:r>
+          </w:p>
+        </w:tc>
+        <w:tc>
+          <w:tcPr>
+            <w:tcW w:w="7125" w:type="dxa"/>
+            <w:gridSpan w:val="3"/>
+          </w:tcPr>
+          <w:p>
+            <w:pPr/>
+            <w:r>
+              <w:t xml:space="preserve">System should enable user to edit records of suppliers.</w:t>
+            </w:r>
+          </w:p>
+        </w:tc>
+      </w:tr>
+      <w:tr>
+        <w:trPr>
+          <w:trHeight w:val="465" w:hRule="atLeast"/>
+        </w:trPr>
+        <w:tc>
+          <w:tcPr>
+            <w:tcW w:w="2220" w:type="dxa"/>
+          </w:tcPr>
+          <w:p>
+            <w:pPr/>
+            <w:r>
+              <w:rPr>
+                <w:b/>
+              </w:rPr>
+              <w:t xml:space="preserve">Author</w:t>
+            </w:r>
+          </w:p>
+        </w:tc>
+        <w:tc>
+          <w:tcPr>
+            <w:tcW w:w="7125" w:type="dxa"/>
+            <w:gridSpan w:val="3"/>
+          </w:tcPr>
+          <w:p>
+            <w:pPr/>
+            <w:r>
+              <w:t xml:space="preserve">Developer</w:t>
+            </w:r>
+          </w:p>
+        </w:tc>
+      </w:tr>
+    </w:tbl>
+    <w:p/>
+    <w:p>
+      <w:pPr>
+        <w:pStyle w:val="Heading5"/>
+      </w:pPr>
+      <w:r>
         <w:t xml:space="preserve">4.1.1.8.8 Client Category</w:t>
       </w:r>
     </w:p>
@@ -20008,6 +20454,171 @@
       </w:tr>
     </w:tbl>
     <w:p/>
+    <w:tbl>
+      <w:tblPr>
+        <w:tblStyle w:val="TableGrid"/>
+        <w:tblW w:w="9360" w:type="dxa"/>
+        <w:jc w:val="left"/>
+        <w:tblBorders>
+          <w:top w:val="single" w:color="000000" w:sz="8" w:space="0"/>
+          <w:left w:val="single" w:color="000000" w:sz="8" w:space="0"/>
+          <w:bottom w:val="single" w:color="000000" w:sz="8" w:space="0"/>
+          <w:right w:val="single" w:color="000000" w:sz="8" w:space="0"/>
+          <w:insideH w:val="single" w:color="000000" w:sz="8" w:space="0"/>
+          <w:insideV w:val="single" w:color="000000" w:sz="8" w:space="0"/>
+        </w:tblBorders>
+        <w:tblLayout w:type="fixed"/>
+        <w:tblCellMar>
+          <w:top w:w="100" w:type="dxa"/>
+          <w:left w:w="100" w:type="dxa"/>
+          <w:bottom w:w="100" w:type="dxa"/>
+          <w:right w:w="100" w:type="dxa"/>
+        </w:tblCellMar>
+      </w:tblPr>
+      <w:tblGrid>
+        <w:gridCol w:w="2340"/>
+        <w:gridCol w:w="2340"/>
+        <w:gridCol w:w="2340"/>
+        <w:gridCol w:w="2340"/>
+      </w:tblGrid>
+      <w:tr>
+        <w:tc>
+          <w:tcPr>
+            <w:tcW w:w="2340" w:type="dxa"/>
+          </w:tcPr>
+          <w:p>
+            <w:pPr/>
+            <w:r>
+              <w:rPr>
+                <w:b/>
+              </w:rPr>
+              <w:t xml:space="preserve">Requirement ID</w:t>
+            </w:r>
+          </w:p>
+        </w:tc>
+        <w:tc>
+          <w:tcPr>
+            <w:tcW w:w="2340" w:type="dxa"/>
+          </w:tcPr>
+          <w:p>
+            <w:pPr/>
+            <w:r>
+              <w:t xml:space="preserve">REQ_DS43.108</w:t>
+            </w:r>
+          </w:p>
+        </w:tc>
+        <w:tc>
+          <w:tcPr>
+            <w:tcW w:w="2340" w:type="dxa"/>
+          </w:tcPr>
+          <w:p>
+            <w:pPr/>
+            <w:r>
+              <w:rPr>
+                <w:b/>
+              </w:rPr>
+              <w:t xml:space="preserve">Version</w:t>
+            </w:r>
+          </w:p>
+        </w:tc>
+        <w:tc>
+          <w:tcPr>
+            <w:tcW w:w="2340" w:type="dxa"/>
+          </w:tcPr>
+          <w:p>
+            <w:pPr/>
+            <w:r>
+              <w:t xml:space="preserve">1.0</w:t>
+            </w:r>
+          </w:p>
+        </w:tc>
+      </w:tr>
+      <w:tr>
+        <w:tc>
+          <w:tcPr>
+            <w:tcW w:w="2340" w:type="dxa"/>
+          </w:tcPr>
+          <w:p>
+            <w:pPr/>
+            <w:r>
+              <w:rPr>
+                <w:b/>
+              </w:rPr>
+              <w:t xml:space="preserve">Table Name</w:t>
+            </w:r>
+          </w:p>
+        </w:tc>
+        <w:tc>
+          <w:tcPr>
+            <w:tcW w:w="7020" w:type="dxa"/>
+            <w:gridSpan w:val="3"/>
+          </w:tcPr>
+          <w:p>
+            <w:pPr/>
+            <w:r>
+              <w:t xml:space="preserve">md_supplier</w:t>
+            </w:r>
+          </w:p>
+        </w:tc>
+      </w:tr>
+      <w:tr>
+        <w:tc>
+          <w:tcPr>
+            <w:tcW w:w="2340" w:type="dxa"/>
+          </w:tcPr>
+          <w:p>
+            <w:pPr/>
+            <w:r>
+              <w:rPr>
+                <w:b/>
+              </w:rPr>
+              <w:t xml:space="preserve">Description</w:t>
+            </w:r>
+          </w:p>
+        </w:tc>
+        <w:tc>
+          <w:tcPr>
+            <w:tcW w:w="7020" w:type="dxa"/>
+            <w:gridSpan w:val="3"/>
+          </w:tcPr>
+          <w:p>
+            <w:pPr/>
+            <w:r>
+              <w:t xml:space="preserve">This table stores supplier master records within a company.</w:t>
+            </w:r>
+          </w:p>
+        </w:tc>
+      </w:tr>
+      <w:tr>
+        <w:tc>
+          <w:tcPr>
+            <w:tcW w:w="2340" w:type="dxa"/>
+          </w:tcPr>
+          <w:p>
+            <w:pPr/>
+            <w:r>
+              <w:rPr>
+                <w:b/>
+              </w:rPr>
+              <w:t xml:space="preserve">Author</w:t>
+            </w:r>
+          </w:p>
+        </w:tc>
+        <w:tc>
+          <w:tcPr>
+            <w:tcW w:w="7020" w:type="dxa"/>
+            <w:gridSpan w:val="3"/>
+          </w:tcPr>
+          <w:p>
+            <w:pPr/>
+            <w:r>
+              <w:t xml:space="preserve">Developer</w:t>
+            </w:r>
+          </w:p>
+        </w:tc>
+      </w:tr>
+    </w:tbl>
+    <w:p/>
     <w:p>
       <w:pPr>
         <w:pStyle w:val="Heading2"/>
@@ -24704,6 +25315,2214 @@
             <w:pPr/>
             <w:r>
               <w:t xml:space="preserve">REQ_IO_A8.1.2</w:t>
+            </w:r>
+          </w:p>
+        </w:tc>
+      </w:tr>
+      <w:tr>
+        <w:tc>
+          <w:tcPr>
+            <w:tcW w:w="2340" w:type="dxa"/>
+          </w:tcPr>
+          <w:p>
+            <w:pPr/>
+            <w:r>
+              <w:rPr>
+                <w:b/>
+              </w:rPr>
+              <w:t xml:space="preserve">Author</w:t>
+            </w:r>
+          </w:p>
+        </w:tc>
+        <w:tc>
+          <w:tcPr>
+            <w:tcW w:w="7020" w:type="dxa"/>
+            <w:gridSpan w:val="3"/>
+          </w:tcPr>
+          <w:p>
+            <w:pPr/>
+            <w:r>
+              <w:t xml:space="preserve">Developer</w:t>
+            </w:r>
+          </w:p>
+        </w:tc>
+      </w:tr>
+    </w:tbl>
+    <w:p/>
+    <w:p>
+      <w:pPr>
+        <w:pStyle w:val="Heading5"/>
+      </w:pPr>
+      <w:r>
+        <w:t xml:space="preserve">4.4.1.8.6 Supplier View Interface</w:t>
+      </w:r>
+    </w:p>
+    <w:tbl>
+      <w:tblPr>
+        <w:tblStyle w:val="TableGrid"/>
+        <w:tblW w:w="9360" w:type="dxa"/>
+        <w:jc w:val="left"/>
+        <w:tblBorders>
+          <w:top w:val="single" w:color="000000" w:sz="6" w:space="0"/>
+          <w:left w:val="single" w:color="000000" w:sz="6" w:space="0"/>
+          <w:bottom w:val="single" w:color="000000" w:sz="6" w:space="0"/>
+          <w:right w:val="single" w:color="000000" w:sz="6" w:space="0"/>
+          <w:insideH w:val="single" w:color="000000" w:sz="6" w:space="0"/>
+          <w:insideV w:val="single" w:color="000000" w:sz="6" w:space="0"/>
+        </w:tblBorders>
+        <w:tblLayout w:type="fixed"/>
+        <w:tblCellMar>
+          <w:top w:w="100" w:type="dxa"/>
+          <w:left w:w="100" w:type="dxa"/>
+          <w:bottom w:w="100" w:type="dxa"/>
+          <w:right w:w="100" w:type="dxa"/>
+        </w:tblCellMar>
+      </w:tblPr>
+      <w:tblGrid>
+        <w:gridCol w:w="2340"/>
+        <w:gridCol w:w="2340"/>
+        <w:gridCol w:w="2340"/>
+        <w:gridCol w:w="2340"/>
+      </w:tblGrid>
+      <w:tr>
+        <w:tc>
+          <w:tcPr>
+            <w:tcW w:w="2340" w:type="dxa"/>
+          </w:tcPr>
+          <w:p>
+            <w:pPr/>
+            <w:r>
+              <w:rPr>
+                <w:b/>
+              </w:rPr>
+              <w:t xml:space="preserve">Requirement ID</w:t>
+            </w:r>
+          </w:p>
+        </w:tc>
+        <w:tc>
+          <w:tcPr>
+            <w:tcW w:w="2340" w:type="dxa"/>
+          </w:tcPr>
+          <w:p>
+            <w:pPr/>
+            <w:r>
+              <w:t xml:space="preserve">REQ_IO_A8.6.1</w:t>
+            </w:r>
+          </w:p>
+        </w:tc>
+        <w:tc>
+          <w:tcPr>
+            <w:tcW w:w="2340" w:type="dxa"/>
+          </w:tcPr>
+          <w:p>
+            <w:pPr/>
+            <w:r>
+              <w:rPr>
+                <w:b/>
+              </w:rPr>
+              <w:t xml:space="preserve">Version</w:t>
+            </w:r>
+          </w:p>
+        </w:tc>
+        <w:tc>
+          <w:tcPr>
+            <w:tcW w:w="2340" w:type="dxa"/>
+          </w:tcPr>
+          <w:p>
+            <w:pPr/>
+            <w:r>
+              <w:t xml:space="preserve">1.0</w:t>
+            </w:r>
+          </w:p>
+        </w:tc>
+      </w:tr>
+      <w:tr>
+        <w:tc>
+          <w:tcPr>
+            <w:tcW w:w="2340" w:type="dxa"/>
+          </w:tcPr>
+          <w:p>
+            <w:pPr/>
+            <w:r>
+              <w:rPr>
+                <w:b/>
+              </w:rPr>
+              <w:t xml:space="preserve">Item</w:t>
+            </w:r>
+          </w:p>
+        </w:tc>
+        <w:tc>
+          <w:tcPr>
+            <w:tcW w:w="7020" w:type="dxa"/>
+            <w:gridSpan w:val="3"/>
+          </w:tcPr>
+          <w:p>
+            <w:pPr/>
+            <w:r>
+              <w:t xml:space="preserve">Search (Input)</w:t>
+            </w:r>
+          </w:p>
+        </w:tc>
+      </w:tr>
+      <w:tr>
+        <w:tc>
+          <w:tcPr>
+            <w:tcW w:w="2340" w:type="dxa"/>
+          </w:tcPr>
+          <w:p>
+            <w:pPr/>
+            <w:r>
+              <w:rPr>
+                <w:b/>
+              </w:rPr>
+              <w:t xml:space="preserve">Description</w:t>
+            </w:r>
+          </w:p>
+        </w:tc>
+        <w:tc>
+          <w:tcPr>
+            <w:tcW w:w="7020" w:type="dxa"/>
+            <w:gridSpan w:val="3"/>
+          </w:tcPr>
+          <w:p>
+            <w:pPr/>
+            <w:r>
+              <w:t xml:space="preserve">代碼或名稱關鍵字。</w:t>
+            </w:r>
+          </w:p>
+        </w:tc>
+      </w:tr>
+      <w:tr>
+        <w:tc>
+          <w:tcPr>
+            <w:tcW w:w="2340" w:type="dxa"/>
+          </w:tcPr>
+          <w:p>
+            <w:pPr/>
+            <w:r>
+              <w:rPr>
+                <w:b/>
+              </w:rPr>
+              <w:t xml:space="preserve">Purpose</w:t>
+            </w:r>
+          </w:p>
+        </w:tc>
+        <w:tc>
+          <w:tcPr>
+            <w:tcW w:w="7020" w:type="dxa"/>
+            <w:gridSpan w:val="3"/>
+          </w:tcPr>
+          <w:p>
+            <w:pPr/>
+            <w:r>
+              <w:t xml:space="preserve">縮小目前公司列表。</w:t>
+            </w:r>
+          </w:p>
+        </w:tc>
+      </w:tr>
+      <w:tr>
+        <w:tc>
+          <w:tcPr>
+            <w:tcW w:w="2340" w:type="dxa"/>
+          </w:tcPr>
+          <w:p>
+            <w:pPr/>
+            <w:r>
+              <w:rPr>
+                <w:b/>
+              </w:rPr>
+              <w:t xml:space="preserve">Format</w:t>
+            </w:r>
+          </w:p>
+        </w:tc>
+        <w:tc>
+          <w:tcPr>
+            <w:tcW w:w="2340" w:type="dxa"/>
+          </w:tcPr>
+          <w:p>
+            <w:pPr/>
+            <w:r>
+              <w:t xml:space="preserve">Text</w:t>
+            </w:r>
+          </w:p>
+        </w:tc>
+        <w:tc>
+          <w:tcPr>
+            <w:tcW w:w="2340" w:type="dxa"/>
+          </w:tcPr>
+          <w:p>
+            <w:pPr/>
+            <w:r>
+              <w:rPr>
+                <w:b/>
+              </w:rPr>
+              <w:t xml:space="preserve">Valid Range</w:t>
+            </w:r>
+          </w:p>
+        </w:tc>
+        <w:tc>
+          <w:tcPr>
+            <w:tcW w:w="2340" w:type="dxa"/>
+          </w:tcPr>
+          <w:p>
+            <w:pPr/>
+            <w:r>
+              <w:t xml:space="preserve">任意文字</w:t>
+            </w:r>
+          </w:p>
+        </w:tc>
+      </w:tr>
+      <w:tr>
+        <w:tc>
+          <w:tcPr>
+            <w:tcW w:w="2340" w:type="dxa"/>
+          </w:tcPr>
+          <w:p>
+            <w:pPr/>
+            <w:r>
+              <w:rPr>
+                <w:b/>
+              </w:rPr>
+              <w:t xml:space="preserve">Related I/O</w:t>
+            </w:r>
+          </w:p>
+        </w:tc>
+        <w:tc>
+          <w:tcPr>
+            <w:tcW w:w="7020" w:type="dxa"/>
+            <w:gridSpan w:val="3"/>
+          </w:tcPr>
+          <w:p>
+            <w:pPr/>
+            <w:r>
+              <w:t xml:space="preserve">REQ_IO_A8.6.2</w:t>
+            </w:r>
+          </w:p>
+        </w:tc>
+      </w:tr>
+      <w:tr>
+        <w:tc>
+          <w:tcPr>
+            <w:tcW w:w="2340" w:type="dxa"/>
+          </w:tcPr>
+          <w:p>
+            <w:pPr/>
+            <w:r>
+              <w:rPr>
+                <w:b/>
+              </w:rPr>
+              <w:t xml:space="preserve">Author</w:t>
+            </w:r>
+          </w:p>
+        </w:tc>
+        <w:tc>
+          <w:tcPr>
+            <w:tcW w:w="7020" w:type="dxa"/>
+            <w:gridSpan w:val="3"/>
+          </w:tcPr>
+          <w:p>
+            <w:pPr/>
+            <w:r>
+              <w:t xml:space="preserve">Developer</w:t>
+            </w:r>
+          </w:p>
+        </w:tc>
+      </w:tr>
+    </w:tbl>
+    <w:p/>
+    <w:tbl>
+      <w:tblPr>
+        <w:tblStyle w:val="TableGrid"/>
+        <w:tblW w:w="9360" w:type="dxa"/>
+        <w:jc w:val="left"/>
+        <w:tblBorders>
+          <w:top w:val="single" w:color="000000" w:sz="6" w:space="0"/>
+          <w:left w:val="single" w:color="000000" w:sz="6" w:space="0"/>
+          <w:bottom w:val="single" w:color="000000" w:sz="6" w:space="0"/>
+          <w:right w:val="single" w:color="000000" w:sz="6" w:space="0"/>
+          <w:insideH w:val="single" w:color="000000" w:sz="6" w:space="0"/>
+          <w:insideV w:val="single" w:color="000000" w:sz="6" w:space="0"/>
+        </w:tblBorders>
+        <w:tblLayout w:type="fixed"/>
+        <w:tblCellMar>
+          <w:top w:w="100" w:type="dxa"/>
+          <w:left w:w="100" w:type="dxa"/>
+          <w:bottom w:w="100" w:type="dxa"/>
+          <w:right w:w="100" w:type="dxa"/>
+        </w:tblCellMar>
+      </w:tblPr>
+      <w:tblGrid>
+        <w:gridCol w:w="2340"/>
+        <w:gridCol w:w="2340"/>
+        <w:gridCol w:w="2340"/>
+        <w:gridCol w:w="2340"/>
+      </w:tblGrid>
+      <w:tr>
+        <w:tc>
+          <w:tcPr>
+            <w:tcW w:w="2340" w:type="dxa"/>
+          </w:tcPr>
+          <w:p>
+            <w:pPr/>
+            <w:r>
+              <w:rPr>
+                <w:b/>
+              </w:rPr>
+              <w:t xml:space="preserve">Requirement ID</w:t>
+            </w:r>
+          </w:p>
+        </w:tc>
+        <w:tc>
+          <w:tcPr>
+            <w:tcW w:w="2340" w:type="dxa"/>
+          </w:tcPr>
+          <w:p>
+            <w:pPr/>
+            <w:r>
+              <w:t xml:space="preserve">REQ_IO_A8.6.2</w:t>
+            </w:r>
+          </w:p>
+        </w:tc>
+        <w:tc>
+          <w:tcPr>
+            <w:tcW w:w="2340" w:type="dxa"/>
+          </w:tcPr>
+          <w:p>
+            <w:pPr/>
+            <w:r>
+              <w:rPr>
+                <w:b/>
+              </w:rPr>
+              <w:t xml:space="preserve">Version</w:t>
+            </w:r>
+          </w:p>
+        </w:tc>
+        <w:tc>
+          <w:tcPr>
+            <w:tcW w:w="2340" w:type="dxa"/>
+          </w:tcPr>
+          <w:p>
+            <w:pPr/>
+            <w:r>
+              <w:t xml:space="preserve">1.0</w:t>
+            </w:r>
+          </w:p>
+        </w:tc>
+      </w:tr>
+      <w:tr>
+        <w:tc>
+          <w:tcPr>
+            <w:tcW w:w="2340" w:type="dxa"/>
+          </w:tcPr>
+          <w:p>
+            <w:pPr/>
+            <w:r>
+              <w:rPr>
+                <w:b/>
+              </w:rPr>
+              <w:t xml:space="preserve">Item</w:t>
+            </w:r>
+          </w:p>
+        </w:tc>
+        <w:tc>
+          <w:tcPr>
+            <w:tcW w:w="7020" w:type="dxa"/>
+            <w:gridSpan w:val="3"/>
+          </w:tcPr>
+          <w:p>
+            <w:pPr/>
+            <w:r>
+              <w:t xml:space="preserve">Supplier List (Table)</w:t>
+            </w:r>
+          </w:p>
+        </w:tc>
+      </w:tr>
+      <w:tr>
+        <w:tc>
+          <w:tcPr>
+            <w:tcW w:w="2340" w:type="dxa"/>
+          </w:tcPr>
+          <w:p>
+            <w:pPr/>
+            <w:r>
+              <w:rPr>
+                <w:b/>
+              </w:rPr>
+              <w:t xml:space="preserve">Description</w:t>
+            </w:r>
+          </w:p>
+        </w:tc>
+        <w:tc>
+          <w:tcPr>
+            <w:tcW w:w="7020" w:type="dxa"/>
+            <w:gridSpan w:val="3"/>
+          </w:tcPr>
+          <w:p>
+            <w:pPr/>
+            <w:r>
+              <w:t xml:space="preserve">代碼、名稱、分類、狀態及編輯操作；代碼與名稱可排序，伺服器分頁。</w:t>
+            </w:r>
+          </w:p>
+        </w:tc>
+      </w:tr>
+      <w:tr>
+        <w:tc>
+          <w:tcPr>
+            <w:tcW w:w="2340" w:type="dxa"/>
+          </w:tcPr>
+          <w:p>
+            <w:pPr/>
+            <w:r>
+              <w:rPr>
+                <w:b/>
+              </w:rPr>
+              <w:t xml:space="preserve">Purpose</w:t>
+            </w:r>
+          </w:p>
+        </w:tc>
+        <w:tc>
+          <w:tcPr>
+            <w:tcW w:w="7020" w:type="dxa"/>
+            <w:gridSpan w:val="3"/>
+          </w:tcPr>
+          <w:p>
+            <w:pPr/>
+            <w:r>
+              <w:t xml:space="preserve">查看供應商。</w:t>
+            </w:r>
+          </w:p>
+        </w:tc>
+      </w:tr>
+      <w:tr>
+        <w:tc>
+          <w:tcPr>
+            <w:tcW w:w="2340" w:type="dxa"/>
+          </w:tcPr>
+          <w:p>
+            <w:pPr/>
+            <w:r>
+              <w:rPr>
+                <w:b/>
+              </w:rPr>
+              <w:t xml:space="preserve">Format</w:t>
+            </w:r>
+          </w:p>
+        </w:tc>
+        <w:tc>
+          <w:tcPr>
+            <w:tcW w:w="2340" w:type="dxa"/>
+          </w:tcPr>
+          <w:p>
+            <w:pPr/>
+            <w:r>
+              <w:t xml:space="preserve">Table</w:t>
+            </w:r>
+          </w:p>
+        </w:tc>
+        <w:tc>
+          <w:tcPr>
+            <w:tcW w:w="2340" w:type="dxa"/>
+          </w:tcPr>
+          <w:p>
+            <w:pPr/>
+            <w:r>
+              <w:rPr>
+                <w:b/>
+              </w:rPr>
+              <w:t xml:space="preserve">Valid Range</w:t>
+            </w:r>
+          </w:p>
+        </w:tc>
+        <w:tc>
+          <w:tcPr>
+            <w:tcW w:w="2340" w:type="dxa"/>
+          </w:tcPr>
+          <w:p>
+            <w:pPr/>
+            <w:r>
+              <w:t xml:space="preserve">每頁 10／20／50／100／200</w:t>
+            </w:r>
+          </w:p>
+        </w:tc>
+      </w:tr>
+      <w:tr>
+        <w:tc>
+          <w:tcPr>
+            <w:tcW w:w="2340" w:type="dxa"/>
+          </w:tcPr>
+          <w:p>
+            <w:pPr/>
+            <w:r>
+              <w:rPr>
+                <w:b/>
+              </w:rPr>
+              <w:t xml:space="preserve">Related I/O</w:t>
+            </w:r>
+          </w:p>
+        </w:tc>
+        <w:tc>
+          <w:tcPr>
+            <w:tcW w:w="7020" w:type="dxa"/>
+            <w:gridSpan w:val="3"/>
+          </w:tcPr>
+          <w:p>
+            <w:pPr/>
+            <w:r>
+              <w:t xml:space="preserve">REQ_IO_A8.7.1, REQ_IO_A8.8.1</w:t>
+            </w:r>
+          </w:p>
+        </w:tc>
+      </w:tr>
+      <w:tr>
+        <w:tc>
+          <w:tcPr>
+            <w:tcW w:w="2340" w:type="dxa"/>
+          </w:tcPr>
+          <w:p>
+            <w:pPr/>
+            <w:r>
+              <w:rPr>
+                <w:b/>
+              </w:rPr>
+              <w:t xml:space="preserve">Author</w:t>
+            </w:r>
+          </w:p>
+        </w:tc>
+        <w:tc>
+          <w:tcPr>
+            <w:tcW w:w="7020" w:type="dxa"/>
+            <w:gridSpan w:val="3"/>
+          </w:tcPr>
+          <w:p>
+            <w:pPr/>
+            <w:r>
+              <w:t xml:space="preserve">Developer</w:t>
+            </w:r>
+          </w:p>
+        </w:tc>
+      </w:tr>
+    </w:tbl>
+    <w:p/>
+    <w:p>
+      <w:pPr>
+        <w:pStyle w:val="Heading5"/>
+      </w:pPr>
+      <w:r>
+        <w:t xml:space="preserve">4.4.1.8.7 Supplier Create Interface</w:t>
+      </w:r>
+    </w:p>
+    <w:tbl>
+      <w:tblPr>
+        <w:tblStyle w:val="TableGrid"/>
+        <w:tblW w:w="9360" w:type="dxa"/>
+        <w:jc w:val="left"/>
+        <w:tblBorders>
+          <w:top w:val="single" w:color="000000" w:sz="6" w:space="0"/>
+          <w:left w:val="single" w:color="000000" w:sz="6" w:space="0"/>
+          <w:bottom w:val="single" w:color="000000" w:sz="6" w:space="0"/>
+          <w:right w:val="single" w:color="000000" w:sz="6" w:space="0"/>
+          <w:insideH w:val="single" w:color="000000" w:sz="6" w:space="0"/>
+          <w:insideV w:val="single" w:color="000000" w:sz="6" w:space="0"/>
+        </w:tblBorders>
+        <w:tblLayout w:type="fixed"/>
+        <w:tblCellMar>
+          <w:top w:w="100" w:type="dxa"/>
+          <w:left w:w="100" w:type="dxa"/>
+          <w:bottom w:w="100" w:type="dxa"/>
+          <w:right w:w="100" w:type="dxa"/>
+        </w:tblCellMar>
+      </w:tblPr>
+      <w:tblGrid>
+        <w:gridCol w:w="2340"/>
+        <w:gridCol w:w="2340"/>
+        <w:gridCol w:w="2340"/>
+        <w:gridCol w:w="2340"/>
+      </w:tblGrid>
+      <w:tr>
+        <w:tc>
+          <w:tcPr>
+            <w:tcW w:w="2340" w:type="dxa"/>
+          </w:tcPr>
+          <w:p>
+            <w:pPr/>
+            <w:r>
+              <w:rPr>
+                <w:b/>
+              </w:rPr>
+              <w:t xml:space="preserve">Requirement ID</w:t>
+            </w:r>
+          </w:p>
+        </w:tc>
+        <w:tc>
+          <w:tcPr>
+            <w:tcW w:w="2340" w:type="dxa"/>
+          </w:tcPr>
+          <w:p>
+            <w:pPr/>
+            <w:r>
+              <w:t xml:space="preserve">REQ_IO_A8.7.1</w:t>
+            </w:r>
+          </w:p>
+        </w:tc>
+        <w:tc>
+          <w:tcPr>
+            <w:tcW w:w="2340" w:type="dxa"/>
+          </w:tcPr>
+          <w:p>
+            <w:pPr/>
+            <w:r>
+              <w:rPr>
+                <w:b/>
+              </w:rPr>
+              <w:t xml:space="preserve">Version</w:t>
+            </w:r>
+          </w:p>
+        </w:tc>
+        <w:tc>
+          <w:tcPr>
+            <w:tcW w:w="2340" w:type="dxa"/>
+          </w:tcPr>
+          <w:p>
+            <w:pPr/>
+            <w:r>
+              <w:t xml:space="preserve">1.0</w:t>
+            </w:r>
+          </w:p>
+        </w:tc>
+      </w:tr>
+      <w:tr>
+        <w:tc>
+          <w:tcPr>
+            <w:tcW w:w="2340" w:type="dxa"/>
+          </w:tcPr>
+          <w:p>
+            <w:pPr/>
+            <w:r>
+              <w:rPr>
+                <w:b/>
+              </w:rPr>
+              <w:t xml:space="preserve">Item</w:t>
+            </w:r>
+          </w:p>
+        </w:tc>
+        <w:tc>
+          <w:tcPr>
+            <w:tcW w:w="7020" w:type="dxa"/>
+            <w:gridSpan w:val="3"/>
+          </w:tcPr>
+          <w:p>
+            <w:pPr/>
+            <w:r>
+              <w:t xml:space="preserve">Code (Input)</w:t>
+            </w:r>
+          </w:p>
+        </w:tc>
+      </w:tr>
+      <w:tr>
+        <w:tc>
+          <w:tcPr>
+            <w:tcW w:w="2340" w:type="dxa"/>
+          </w:tcPr>
+          <w:p>
+            <w:pPr/>
+            <w:r>
+              <w:rPr>
+                <w:b/>
+              </w:rPr>
+              <w:t xml:space="preserve">Description</w:t>
+            </w:r>
+          </w:p>
+        </w:tc>
+        <w:tc>
+          <w:tcPr>
+            <w:tcW w:w="7020" w:type="dxa"/>
+            <w:gridSpan w:val="3"/>
+          </w:tcPr>
+          <w:p>
+            <w:pPr/>
+            <w:r>
+              <w:t xml:space="preserve">建立時輸入並轉大寫。</w:t>
+            </w:r>
+          </w:p>
+        </w:tc>
+      </w:tr>
+      <w:tr>
+        <w:tc>
+          <w:tcPr>
+            <w:tcW w:w="2340" w:type="dxa"/>
+          </w:tcPr>
+          <w:p>
+            <w:pPr/>
+            <w:r>
+              <w:rPr>
+                <w:b/>
+              </w:rPr>
+              <w:t xml:space="preserve">Purpose</w:t>
+            </w:r>
+          </w:p>
+        </w:tc>
+        <w:tc>
+          <w:tcPr>
+            <w:tcW w:w="7020" w:type="dxa"/>
+            <w:gridSpan w:val="3"/>
+          </w:tcPr>
+          <w:p>
+            <w:pPr/>
+            <w:r>
+              <w:t xml:space="preserve">公司內唯一識別。</w:t>
+            </w:r>
+          </w:p>
+        </w:tc>
+      </w:tr>
+      <w:tr>
+        <w:tc>
+          <w:tcPr>
+            <w:tcW w:w="2340" w:type="dxa"/>
+          </w:tcPr>
+          <w:p>
+            <w:pPr/>
+            <w:r>
+              <w:rPr>
+                <w:b/>
+              </w:rPr>
+              <w:t xml:space="preserve">Format</w:t>
+            </w:r>
+          </w:p>
+        </w:tc>
+        <w:tc>
+          <w:tcPr>
+            <w:tcW w:w="2340" w:type="dxa"/>
+          </w:tcPr>
+          <w:p>
+            <w:pPr/>
+            <w:r>
+              <w:t xml:space="preserve">Text</w:t>
+            </w:r>
+          </w:p>
+        </w:tc>
+        <w:tc>
+          <w:tcPr>
+            <w:tcW w:w="2340" w:type="dxa"/>
+          </w:tcPr>
+          <w:p>
+            <w:pPr/>
+            <w:r>
+              <w:rPr>
+                <w:b/>
+              </w:rPr>
+              <w:t xml:space="preserve">Valid Range</w:t>
+            </w:r>
+          </w:p>
+        </w:tc>
+        <w:tc>
+          <w:tcPr>
+            <w:tcW w:w="2340" w:type="dxa"/>
+          </w:tcPr>
+          <w:p>
+            <w:pPr/>
+            <w:r>
+              <w:t xml:space="preserve">1–30 位英數、-、_</w:t>
+            </w:r>
+          </w:p>
+        </w:tc>
+      </w:tr>
+      <w:tr>
+        <w:tc>
+          <w:tcPr>
+            <w:tcW w:w="2340" w:type="dxa"/>
+          </w:tcPr>
+          <w:p>
+            <w:pPr/>
+            <w:r>
+              <w:rPr>
+                <w:b/>
+              </w:rPr>
+              <w:t xml:space="preserve">Related I/O</w:t>
+            </w:r>
+          </w:p>
+        </w:tc>
+        <w:tc>
+          <w:tcPr>
+            <w:tcW w:w="7020" w:type="dxa"/>
+            <w:gridSpan w:val="3"/>
+          </w:tcPr>
+          <w:p>
+            <w:pPr/>
+            <w:r>
+              <w:t xml:space="preserve">REQ_IO_A8.6.2</w:t>
+            </w:r>
+          </w:p>
+        </w:tc>
+      </w:tr>
+      <w:tr>
+        <w:tc>
+          <w:tcPr>
+            <w:tcW w:w="2340" w:type="dxa"/>
+          </w:tcPr>
+          <w:p>
+            <w:pPr/>
+            <w:r>
+              <w:rPr>
+                <w:b/>
+              </w:rPr>
+              <w:t xml:space="preserve">Author</w:t>
+            </w:r>
+          </w:p>
+        </w:tc>
+        <w:tc>
+          <w:tcPr>
+            <w:tcW w:w="7020" w:type="dxa"/>
+            <w:gridSpan w:val="3"/>
+          </w:tcPr>
+          <w:p>
+            <w:pPr/>
+            <w:r>
+              <w:t xml:space="preserve">Developer</w:t>
+            </w:r>
+          </w:p>
+        </w:tc>
+      </w:tr>
+    </w:tbl>
+    <w:p/>
+    <w:tbl>
+      <w:tblPr>
+        <w:tblStyle w:val="TableGrid"/>
+        <w:tblW w:w="9360" w:type="dxa"/>
+        <w:jc w:val="left"/>
+        <w:tblBorders>
+          <w:top w:val="single" w:color="000000" w:sz="6" w:space="0"/>
+          <w:left w:val="single" w:color="000000" w:sz="6" w:space="0"/>
+          <w:bottom w:val="single" w:color="000000" w:sz="6" w:space="0"/>
+          <w:right w:val="single" w:color="000000" w:sz="6" w:space="0"/>
+          <w:insideH w:val="single" w:color="000000" w:sz="6" w:space="0"/>
+          <w:insideV w:val="single" w:color="000000" w:sz="6" w:space="0"/>
+        </w:tblBorders>
+        <w:tblLayout w:type="fixed"/>
+        <w:tblCellMar>
+          <w:top w:w="100" w:type="dxa"/>
+          <w:left w:w="100" w:type="dxa"/>
+          <w:bottom w:w="100" w:type="dxa"/>
+          <w:right w:w="100" w:type="dxa"/>
+        </w:tblCellMar>
+      </w:tblPr>
+      <w:tblGrid>
+        <w:gridCol w:w="2340"/>
+        <w:gridCol w:w="2340"/>
+        <w:gridCol w:w="2340"/>
+        <w:gridCol w:w="2340"/>
+      </w:tblGrid>
+      <w:tr>
+        <w:tc>
+          <w:tcPr>
+            <w:tcW w:w="2340" w:type="dxa"/>
+          </w:tcPr>
+          <w:p>
+            <w:pPr/>
+            <w:r>
+              <w:rPr>
+                <w:b/>
+              </w:rPr>
+              <w:t xml:space="preserve">Requirement ID</w:t>
+            </w:r>
+          </w:p>
+        </w:tc>
+        <w:tc>
+          <w:tcPr>
+            <w:tcW w:w="2340" w:type="dxa"/>
+          </w:tcPr>
+          <w:p>
+            <w:pPr/>
+            <w:r>
+              <w:t xml:space="preserve">REQ_IO_A8.7.2</w:t>
+            </w:r>
+          </w:p>
+        </w:tc>
+        <w:tc>
+          <w:tcPr>
+            <w:tcW w:w="2340" w:type="dxa"/>
+          </w:tcPr>
+          <w:p>
+            <w:pPr/>
+            <w:r>
+              <w:rPr>
+                <w:b/>
+              </w:rPr>
+              <w:t xml:space="preserve">Version</w:t>
+            </w:r>
+          </w:p>
+        </w:tc>
+        <w:tc>
+          <w:tcPr>
+            <w:tcW w:w="2340" w:type="dxa"/>
+          </w:tcPr>
+          <w:p>
+            <w:pPr/>
+            <w:r>
+              <w:t xml:space="preserve">1.0</w:t>
+            </w:r>
+          </w:p>
+        </w:tc>
+      </w:tr>
+      <w:tr>
+        <w:tc>
+          <w:tcPr>
+            <w:tcW w:w="2340" w:type="dxa"/>
+          </w:tcPr>
+          <w:p>
+            <w:pPr/>
+            <w:r>
+              <w:rPr>
+                <w:b/>
+              </w:rPr>
+              <w:t xml:space="preserve">Item</w:t>
+            </w:r>
+          </w:p>
+        </w:tc>
+        <w:tc>
+          <w:tcPr>
+            <w:tcW w:w="7020" w:type="dxa"/>
+            <w:gridSpan w:val="3"/>
+          </w:tcPr>
+          <w:p>
+            <w:pPr/>
+            <w:r>
+              <w:t xml:space="preserve">Name (Input)</w:t>
+            </w:r>
+          </w:p>
+        </w:tc>
+      </w:tr>
+      <w:tr>
+        <w:tc>
+          <w:tcPr>
+            <w:tcW w:w="2340" w:type="dxa"/>
+          </w:tcPr>
+          <w:p>
+            <w:pPr/>
+            <w:r>
+              <w:rPr>
+                <w:b/>
+              </w:rPr>
+              <w:t xml:space="preserve">Description</w:t>
+            </w:r>
+          </w:p>
+        </w:tc>
+        <w:tc>
+          <w:tcPr>
+            <w:tcW w:w="7020" w:type="dxa"/>
+            <w:gridSpan w:val="3"/>
+          </w:tcPr>
+          <w:p>
+            <w:pPr/>
+            <w:r>
+              <w:t xml:space="preserve">供應商名稱。</w:t>
+            </w:r>
+          </w:p>
+        </w:tc>
+      </w:tr>
+      <w:tr>
+        <w:tc>
+          <w:tcPr>
+            <w:tcW w:w="2340" w:type="dxa"/>
+          </w:tcPr>
+          <w:p>
+            <w:pPr/>
+            <w:r>
+              <w:rPr>
+                <w:b/>
+              </w:rPr>
+              <w:t xml:space="preserve">Purpose</w:t>
+            </w:r>
+          </w:p>
+        </w:tc>
+        <w:tc>
+          <w:tcPr>
+            <w:tcW w:w="7020" w:type="dxa"/>
+            <w:gridSpan w:val="3"/>
+          </w:tcPr>
+          <w:p>
+            <w:pPr/>
+            <w:r>
+              <w:t xml:space="preserve">顯示供應商。</w:t>
+            </w:r>
+          </w:p>
+        </w:tc>
+      </w:tr>
+      <w:tr>
+        <w:tc>
+          <w:tcPr>
+            <w:tcW w:w="2340" w:type="dxa"/>
+          </w:tcPr>
+          <w:p>
+            <w:pPr/>
+            <w:r>
+              <w:rPr>
+                <w:b/>
+              </w:rPr>
+              <w:t xml:space="preserve">Format</w:t>
+            </w:r>
+          </w:p>
+        </w:tc>
+        <w:tc>
+          <w:tcPr>
+            <w:tcW w:w="2340" w:type="dxa"/>
+          </w:tcPr>
+          <w:p>
+            <w:pPr/>
+            <w:r>
+              <w:t xml:space="preserve">Text</w:t>
+            </w:r>
+          </w:p>
+        </w:tc>
+        <w:tc>
+          <w:tcPr>
+            <w:tcW w:w="2340" w:type="dxa"/>
+          </w:tcPr>
+          <w:p>
+            <w:pPr/>
+            <w:r>
+              <w:rPr>
+                <w:b/>
+              </w:rPr>
+              <w:t xml:space="preserve">Valid Range</w:t>
+            </w:r>
+          </w:p>
+        </w:tc>
+        <w:tc>
+          <w:tcPr>
+            <w:tcW w:w="2340" w:type="dxa"/>
+          </w:tcPr>
+          <w:p>
+            <w:pPr/>
+            <w:r>
+              <w:t xml:space="preserve">非空白、最多 200 字</w:t>
+            </w:r>
+          </w:p>
+        </w:tc>
+      </w:tr>
+      <w:tr>
+        <w:tc>
+          <w:tcPr>
+            <w:tcW w:w="2340" w:type="dxa"/>
+          </w:tcPr>
+          <w:p>
+            <w:pPr/>
+            <w:r>
+              <w:rPr>
+                <w:b/>
+              </w:rPr>
+              <w:t xml:space="preserve">Related I/O</w:t>
+            </w:r>
+          </w:p>
+        </w:tc>
+        <w:tc>
+          <w:tcPr>
+            <w:tcW w:w="7020" w:type="dxa"/>
+            <w:gridSpan w:val="3"/>
+          </w:tcPr>
+          <w:p>
+            <w:pPr/>
+            <w:r>
+              <w:t xml:space="preserve">REQ_IO_A8.6.2</w:t>
+            </w:r>
+          </w:p>
+        </w:tc>
+      </w:tr>
+      <w:tr>
+        <w:tc>
+          <w:tcPr>
+            <w:tcW w:w="2340" w:type="dxa"/>
+          </w:tcPr>
+          <w:p>
+            <w:pPr/>
+            <w:r>
+              <w:rPr>
+                <w:b/>
+              </w:rPr>
+              <w:t xml:space="preserve">Author</w:t>
+            </w:r>
+          </w:p>
+        </w:tc>
+        <w:tc>
+          <w:tcPr>
+            <w:tcW w:w="7020" w:type="dxa"/>
+            <w:gridSpan w:val="3"/>
+          </w:tcPr>
+          <w:p>
+            <w:pPr/>
+            <w:r>
+              <w:t xml:space="preserve">Developer</w:t>
+            </w:r>
+          </w:p>
+        </w:tc>
+      </w:tr>
+    </w:tbl>
+    <w:p/>
+    <w:tbl>
+      <w:tblPr>
+        <w:tblStyle w:val="TableGrid"/>
+        <w:tblW w:w="9360" w:type="dxa"/>
+        <w:jc w:val="left"/>
+        <w:tblBorders>
+          <w:top w:val="single" w:color="000000" w:sz="6" w:space="0"/>
+          <w:left w:val="single" w:color="000000" w:sz="6" w:space="0"/>
+          <w:bottom w:val="single" w:color="000000" w:sz="6" w:space="0"/>
+          <w:right w:val="single" w:color="000000" w:sz="6" w:space="0"/>
+          <w:insideH w:val="single" w:color="000000" w:sz="6" w:space="0"/>
+          <w:insideV w:val="single" w:color="000000" w:sz="6" w:space="0"/>
+        </w:tblBorders>
+        <w:tblLayout w:type="fixed"/>
+        <w:tblCellMar>
+          <w:top w:w="100" w:type="dxa"/>
+          <w:left w:w="100" w:type="dxa"/>
+          <w:bottom w:w="100" w:type="dxa"/>
+          <w:right w:w="100" w:type="dxa"/>
+        </w:tblCellMar>
+      </w:tblPr>
+      <w:tblGrid>
+        <w:gridCol w:w="2340"/>
+        <w:gridCol w:w="2340"/>
+        <w:gridCol w:w="2340"/>
+        <w:gridCol w:w="2340"/>
+      </w:tblGrid>
+      <w:tr>
+        <w:tc>
+          <w:tcPr>
+            <w:tcW w:w="2340" w:type="dxa"/>
+          </w:tcPr>
+          <w:p>
+            <w:pPr/>
+            <w:r>
+              <w:rPr>
+                <w:b/>
+              </w:rPr>
+              <w:t xml:space="preserve">Requirement ID</w:t>
+            </w:r>
+          </w:p>
+        </w:tc>
+        <w:tc>
+          <w:tcPr>
+            <w:tcW w:w="2340" w:type="dxa"/>
+          </w:tcPr>
+          <w:p>
+            <w:pPr/>
+            <w:r>
+              <w:t xml:space="preserve">REQ_IO_A8.7.3</w:t>
+            </w:r>
+          </w:p>
+        </w:tc>
+        <w:tc>
+          <w:tcPr>
+            <w:tcW w:w="2340" w:type="dxa"/>
+          </w:tcPr>
+          <w:p>
+            <w:pPr/>
+            <w:r>
+              <w:rPr>
+                <w:b/>
+              </w:rPr>
+              <w:t xml:space="preserve">Version</w:t>
+            </w:r>
+          </w:p>
+        </w:tc>
+        <w:tc>
+          <w:tcPr>
+            <w:tcW w:w="2340" w:type="dxa"/>
+          </w:tcPr>
+          <w:p>
+            <w:pPr/>
+            <w:r>
+              <w:t xml:space="preserve">1.0</w:t>
+            </w:r>
+          </w:p>
+        </w:tc>
+      </w:tr>
+      <w:tr>
+        <w:tc>
+          <w:tcPr>
+            <w:tcW w:w="2340" w:type="dxa"/>
+          </w:tcPr>
+          <w:p>
+            <w:pPr/>
+            <w:r>
+              <w:rPr>
+                <w:b/>
+              </w:rPr>
+              <w:t xml:space="preserve">Item</w:t>
+            </w:r>
+          </w:p>
+        </w:tc>
+        <w:tc>
+          <w:tcPr>
+            <w:tcW w:w="7020" w:type="dxa"/>
+            <w:gridSpan w:val="3"/>
+          </w:tcPr>
+          <w:p>
+            <w:pPr/>
+            <w:r>
+              <w:t xml:space="preserve">Category (Dropdown)</w:t>
+            </w:r>
+          </w:p>
+        </w:tc>
+      </w:tr>
+      <w:tr>
+        <w:tc>
+          <w:tcPr>
+            <w:tcW w:w="2340" w:type="dxa"/>
+          </w:tcPr>
+          <w:p>
+            <w:pPr/>
+            <w:r>
+              <w:rPr>
+                <w:b/>
+              </w:rPr>
+              <w:t xml:space="preserve">Description</w:t>
+            </w:r>
+          </w:p>
+        </w:tc>
+        <w:tc>
+          <w:tcPr>
+            <w:tcW w:w="7020" w:type="dxa"/>
+            <w:gridSpan w:val="3"/>
+          </w:tcPr>
+          <w:p>
+            <w:pPr/>
+            <w:r>
+              <w:t xml:space="preserve">可空；列出本公司供應商分類，停用分類不可新選。</w:t>
+            </w:r>
+          </w:p>
+        </w:tc>
+      </w:tr>
+      <w:tr>
+        <w:tc>
+          <w:tcPr>
+            <w:tcW w:w="2340" w:type="dxa"/>
+          </w:tcPr>
+          <w:p>
+            <w:pPr/>
+            <w:r>
+              <w:rPr>
+                <w:b/>
+              </w:rPr>
+              <w:t xml:space="preserve">Purpose</w:t>
+            </w:r>
+          </w:p>
+        </w:tc>
+        <w:tc>
+          <w:tcPr>
+            <w:tcW w:w="7020" w:type="dxa"/>
+            <w:gridSpan w:val="3"/>
+          </w:tcPr>
+          <w:p>
+            <w:pPr/>
+            <w:r>
+              <w:t xml:space="preserve">供應商分類。</w:t>
+            </w:r>
+          </w:p>
+        </w:tc>
+      </w:tr>
+      <w:tr>
+        <w:tc>
+          <w:tcPr>
+            <w:tcW w:w="2340" w:type="dxa"/>
+          </w:tcPr>
+          <w:p>
+            <w:pPr/>
+            <w:r>
+              <w:rPr>
+                <w:b/>
+              </w:rPr>
+              <w:t xml:space="preserve">Format</w:t>
+            </w:r>
+          </w:p>
+        </w:tc>
+        <w:tc>
+          <w:tcPr>
+            <w:tcW w:w="2340" w:type="dxa"/>
+          </w:tcPr>
+          <w:p>
+            <w:pPr/>
+            <w:r>
+              <w:t xml:space="preserve">Category ID</w:t>
+            </w:r>
+          </w:p>
+        </w:tc>
+        <w:tc>
+          <w:tcPr>
+            <w:tcW w:w="2340" w:type="dxa"/>
+          </w:tcPr>
+          <w:p>
+            <w:pPr/>
+            <w:r>
+              <w:rPr>
+                <w:b/>
+              </w:rPr>
+              <w:t xml:space="preserve">Valid Range</w:t>
+            </w:r>
+          </w:p>
+        </w:tc>
+        <w:tc>
+          <w:tcPr>
+            <w:tcW w:w="2340" w:type="dxa"/>
+          </w:tcPr>
+          <w:p>
+            <w:pPr/>
+            <w:r>
+              <w:t xml:space="preserve">本公司啟用分類或空值</w:t>
+            </w:r>
+          </w:p>
+        </w:tc>
+      </w:tr>
+      <w:tr>
+        <w:tc>
+          <w:tcPr>
+            <w:tcW w:w="2340" w:type="dxa"/>
+          </w:tcPr>
+          <w:p>
+            <w:pPr/>
+            <w:r>
+              <w:rPr>
+                <w:b/>
+              </w:rPr>
+              <w:t xml:space="preserve">Related I/O</w:t>
+            </w:r>
+          </w:p>
+        </w:tc>
+        <w:tc>
+          <w:tcPr>
+            <w:tcW w:w="7020" w:type="dxa"/>
+            <w:gridSpan w:val="3"/>
+          </w:tcPr>
+          <w:p>
+            <w:pPr/>
+            <w:r>
+              <w:t xml:space="preserve">REQ_IO_A8.6.2</w:t>
+            </w:r>
+          </w:p>
+        </w:tc>
+      </w:tr>
+      <w:tr>
+        <w:tc>
+          <w:tcPr>
+            <w:tcW w:w="2340" w:type="dxa"/>
+          </w:tcPr>
+          <w:p>
+            <w:pPr/>
+            <w:r>
+              <w:rPr>
+                <w:b/>
+              </w:rPr>
+              <w:t xml:space="preserve">Author</w:t>
+            </w:r>
+          </w:p>
+        </w:tc>
+        <w:tc>
+          <w:tcPr>
+            <w:tcW w:w="7020" w:type="dxa"/>
+            <w:gridSpan w:val="3"/>
+          </w:tcPr>
+          <w:p>
+            <w:pPr/>
+            <w:r>
+              <w:t xml:space="preserve">Developer</w:t>
+            </w:r>
+          </w:p>
+        </w:tc>
+      </w:tr>
+    </w:tbl>
+    <w:p/>
+    <w:p>
+      <w:pPr>
+        <w:pStyle w:val="Heading5"/>
+      </w:pPr>
+      <w:r>
+        <w:t xml:space="preserve">4.4.1.8.8 Supplier Edit Interface</w:t>
+      </w:r>
+    </w:p>
+    <w:tbl>
+      <w:tblPr>
+        <w:tblStyle w:val="TableGrid"/>
+        <w:tblW w:w="9360" w:type="dxa"/>
+        <w:jc w:val="left"/>
+        <w:tblBorders>
+          <w:top w:val="single" w:color="000000" w:sz="6" w:space="0"/>
+          <w:left w:val="single" w:color="000000" w:sz="6" w:space="0"/>
+          <w:bottom w:val="single" w:color="000000" w:sz="6" w:space="0"/>
+          <w:right w:val="single" w:color="000000" w:sz="6" w:space="0"/>
+          <w:insideH w:val="single" w:color="000000" w:sz="6" w:space="0"/>
+          <w:insideV w:val="single" w:color="000000" w:sz="6" w:space="0"/>
+        </w:tblBorders>
+        <w:tblLayout w:type="fixed"/>
+        <w:tblCellMar>
+          <w:top w:w="100" w:type="dxa"/>
+          <w:left w:w="100" w:type="dxa"/>
+          <w:bottom w:w="100" w:type="dxa"/>
+          <w:right w:w="100" w:type="dxa"/>
+        </w:tblCellMar>
+      </w:tblPr>
+      <w:tblGrid>
+        <w:gridCol w:w="2340"/>
+        <w:gridCol w:w="2340"/>
+        <w:gridCol w:w="2340"/>
+        <w:gridCol w:w="2340"/>
+      </w:tblGrid>
+      <w:tr>
+        <w:tc>
+          <w:tcPr>
+            <w:tcW w:w="2340" w:type="dxa"/>
+          </w:tcPr>
+          <w:p>
+            <w:pPr/>
+            <w:r>
+              <w:rPr>
+                <w:b/>
+              </w:rPr>
+              <w:t xml:space="preserve">Requirement ID</w:t>
+            </w:r>
+          </w:p>
+        </w:tc>
+        <w:tc>
+          <w:tcPr>
+            <w:tcW w:w="2340" w:type="dxa"/>
+          </w:tcPr>
+          <w:p>
+            <w:pPr/>
+            <w:r>
+              <w:t xml:space="preserve">REQ_IO_A8.8.1</w:t>
+            </w:r>
+          </w:p>
+        </w:tc>
+        <w:tc>
+          <w:tcPr>
+            <w:tcW w:w="2340" w:type="dxa"/>
+          </w:tcPr>
+          <w:p>
+            <w:pPr/>
+            <w:r>
+              <w:rPr>
+                <w:b/>
+              </w:rPr>
+              <w:t xml:space="preserve">Version</w:t>
+            </w:r>
+          </w:p>
+        </w:tc>
+        <w:tc>
+          <w:tcPr>
+            <w:tcW w:w="2340" w:type="dxa"/>
+          </w:tcPr>
+          <w:p>
+            <w:pPr/>
+            <w:r>
+              <w:t xml:space="preserve">1.0</w:t>
+            </w:r>
+          </w:p>
+        </w:tc>
+      </w:tr>
+      <w:tr>
+        <w:tc>
+          <w:tcPr>
+            <w:tcW w:w="2340" w:type="dxa"/>
+          </w:tcPr>
+          <w:p>
+            <w:pPr/>
+            <w:r>
+              <w:rPr>
+                <w:b/>
+              </w:rPr>
+              <w:t xml:space="preserve">Item</w:t>
+            </w:r>
+          </w:p>
+        </w:tc>
+        <w:tc>
+          <w:tcPr>
+            <w:tcW w:w="7020" w:type="dxa"/>
+            <w:gridSpan w:val="3"/>
+          </w:tcPr>
+          <w:p>
+            <w:pPr/>
+            <w:r>
+              <w:t xml:space="preserve">Code (Label)</w:t>
+            </w:r>
+          </w:p>
+        </w:tc>
+      </w:tr>
+      <w:tr>
+        <w:tc>
+          <w:tcPr>
+            <w:tcW w:w="2340" w:type="dxa"/>
+          </w:tcPr>
+          <w:p>
+            <w:pPr/>
+            <w:r>
+              <w:rPr>
+                <w:b/>
+              </w:rPr>
+              <w:t xml:space="preserve">Description</w:t>
+            </w:r>
+          </w:p>
+        </w:tc>
+        <w:tc>
+          <w:tcPr>
+            <w:tcW w:w="7020" w:type="dxa"/>
+            <w:gridSpan w:val="3"/>
+          </w:tcPr>
+          <w:p>
+            <w:pPr/>
+            <w:r>
+              <w:t xml:space="preserve">編輯時唯讀。</w:t>
+            </w:r>
+          </w:p>
+        </w:tc>
+      </w:tr>
+      <w:tr>
+        <w:tc>
+          <w:tcPr>
+            <w:tcW w:w="2340" w:type="dxa"/>
+          </w:tcPr>
+          <w:p>
+            <w:pPr/>
+            <w:r>
+              <w:rPr>
+                <w:b/>
+              </w:rPr>
+              <w:t xml:space="preserve">Purpose</w:t>
+            </w:r>
+          </w:p>
+        </w:tc>
+        <w:tc>
+          <w:tcPr>
+            <w:tcW w:w="7020" w:type="dxa"/>
+            <w:gridSpan w:val="3"/>
+          </w:tcPr>
+          <w:p>
+            <w:pPr/>
+            <w:r>
+              <w:t xml:space="preserve">保持歷史識別。</w:t>
+            </w:r>
+          </w:p>
+        </w:tc>
+      </w:tr>
+      <w:tr>
+        <w:tc>
+          <w:tcPr>
+            <w:tcW w:w="2340" w:type="dxa"/>
+          </w:tcPr>
+          <w:p>
+            <w:pPr/>
+            <w:r>
+              <w:rPr>
+                <w:b/>
+              </w:rPr>
+              <w:t xml:space="preserve">Format</w:t>
+            </w:r>
+          </w:p>
+        </w:tc>
+        <w:tc>
+          <w:tcPr>
+            <w:tcW w:w="2340" w:type="dxa"/>
+          </w:tcPr>
+          <w:p>
+            <w:pPr/>
+            <w:r>
+              <w:t xml:space="preserve">Text</w:t>
+            </w:r>
+          </w:p>
+        </w:tc>
+        <w:tc>
+          <w:tcPr>
+            <w:tcW w:w="2340" w:type="dxa"/>
+          </w:tcPr>
+          <w:p>
+            <w:pPr/>
+            <w:r>
+              <w:rPr>
+                <w:b/>
+              </w:rPr>
+              <w:t xml:space="preserve">Valid Range</w:t>
+            </w:r>
+          </w:p>
+        </w:tc>
+        <w:tc>
+          <w:tcPr>
+            <w:tcW w:w="2340" w:type="dxa"/>
+          </w:tcPr>
+          <w:p>
+            <w:pPr/>
+            <w:r>
+              <w:t xml:space="preserve">最多 30 字</w:t>
+            </w:r>
+          </w:p>
+        </w:tc>
+      </w:tr>
+      <w:tr>
+        <w:tc>
+          <w:tcPr>
+            <w:tcW w:w="2340" w:type="dxa"/>
+          </w:tcPr>
+          <w:p>
+            <w:pPr/>
+            <w:r>
+              <w:rPr>
+                <w:b/>
+              </w:rPr>
+              <w:t xml:space="preserve">Related I/O</w:t>
+            </w:r>
+          </w:p>
+        </w:tc>
+        <w:tc>
+          <w:tcPr>
+            <w:tcW w:w="7020" w:type="dxa"/>
+            <w:gridSpan w:val="3"/>
+          </w:tcPr>
+          <w:p>
+            <w:pPr/>
+            <w:r>
+              <w:t xml:space="preserve">REQ_IO_A8.6.2</w:t>
+            </w:r>
+          </w:p>
+        </w:tc>
+      </w:tr>
+      <w:tr>
+        <w:tc>
+          <w:tcPr>
+            <w:tcW w:w="2340" w:type="dxa"/>
+          </w:tcPr>
+          <w:p>
+            <w:pPr/>
+            <w:r>
+              <w:rPr>
+                <w:b/>
+              </w:rPr>
+              <w:t xml:space="preserve">Author</w:t>
+            </w:r>
+          </w:p>
+        </w:tc>
+        <w:tc>
+          <w:tcPr>
+            <w:tcW w:w="7020" w:type="dxa"/>
+            <w:gridSpan w:val="3"/>
+          </w:tcPr>
+          <w:p>
+            <w:pPr/>
+            <w:r>
+              <w:t xml:space="preserve">Developer</w:t>
+            </w:r>
+          </w:p>
+        </w:tc>
+      </w:tr>
+    </w:tbl>
+    <w:p/>
+    <w:tbl>
+      <w:tblPr>
+        <w:tblStyle w:val="TableGrid"/>
+        <w:tblW w:w="9360" w:type="dxa"/>
+        <w:jc w:val="left"/>
+        <w:tblBorders>
+          <w:top w:val="single" w:color="000000" w:sz="6" w:space="0"/>
+          <w:left w:val="single" w:color="000000" w:sz="6" w:space="0"/>
+          <w:bottom w:val="single" w:color="000000" w:sz="6" w:space="0"/>
+          <w:right w:val="single" w:color="000000" w:sz="6" w:space="0"/>
+          <w:insideH w:val="single" w:color="000000" w:sz="6" w:space="0"/>
+          <w:insideV w:val="single" w:color="000000" w:sz="6" w:space="0"/>
+        </w:tblBorders>
+        <w:tblLayout w:type="fixed"/>
+        <w:tblCellMar>
+          <w:top w:w="100" w:type="dxa"/>
+          <w:left w:w="100" w:type="dxa"/>
+          <w:bottom w:w="100" w:type="dxa"/>
+          <w:right w:w="100" w:type="dxa"/>
+        </w:tblCellMar>
+      </w:tblPr>
+      <w:tblGrid>
+        <w:gridCol w:w="2340"/>
+        <w:gridCol w:w="2340"/>
+        <w:gridCol w:w="2340"/>
+        <w:gridCol w:w="2340"/>
+      </w:tblGrid>
+      <w:tr>
+        <w:tc>
+          <w:tcPr>
+            <w:tcW w:w="2340" w:type="dxa"/>
+          </w:tcPr>
+          <w:p>
+            <w:pPr/>
+            <w:r>
+              <w:rPr>
+                <w:b/>
+              </w:rPr>
+              <w:t xml:space="preserve">Requirement ID</w:t>
+            </w:r>
+          </w:p>
+        </w:tc>
+        <w:tc>
+          <w:tcPr>
+            <w:tcW w:w="2340" w:type="dxa"/>
+          </w:tcPr>
+          <w:p>
+            <w:pPr/>
+            <w:r>
+              <w:t xml:space="preserve">REQ_IO_A8.8.2</w:t>
+            </w:r>
+          </w:p>
+        </w:tc>
+        <w:tc>
+          <w:tcPr>
+            <w:tcW w:w="2340" w:type="dxa"/>
+          </w:tcPr>
+          <w:p>
+            <w:pPr/>
+            <w:r>
+              <w:rPr>
+                <w:b/>
+              </w:rPr>
+              <w:t xml:space="preserve">Version</w:t>
+            </w:r>
+          </w:p>
+        </w:tc>
+        <w:tc>
+          <w:tcPr>
+            <w:tcW w:w="2340" w:type="dxa"/>
+          </w:tcPr>
+          <w:p>
+            <w:pPr/>
+            <w:r>
+              <w:t xml:space="preserve">1.0</w:t>
+            </w:r>
+          </w:p>
+        </w:tc>
+      </w:tr>
+      <w:tr>
+        <w:tc>
+          <w:tcPr>
+            <w:tcW w:w="2340" w:type="dxa"/>
+          </w:tcPr>
+          <w:p>
+            <w:pPr/>
+            <w:r>
+              <w:rPr>
+                <w:b/>
+              </w:rPr>
+              <w:t xml:space="preserve">Item</w:t>
+            </w:r>
+          </w:p>
+        </w:tc>
+        <w:tc>
+          <w:tcPr>
+            <w:tcW w:w="7020" w:type="dxa"/>
+            <w:gridSpan w:val="3"/>
+          </w:tcPr>
+          <w:p>
+            <w:pPr/>
+            <w:r>
+              <w:t xml:space="preserve">Name (Input)</w:t>
+            </w:r>
+          </w:p>
+        </w:tc>
+      </w:tr>
+      <w:tr>
+        <w:tc>
+          <w:tcPr>
+            <w:tcW w:w="2340" w:type="dxa"/>
+          </w:tcPr>
+          <w:p>
+            <w:pPr/>
+            <w:r>
+              <w:rPr>
+                <w:b/>
+              </w:rPr>
+              <w:t xml:space="preserve">Description</w:t>
+            </w:r>
+          </w:p>
+        </w:tc>
+        <w:tc>
+          <w:tcPr>
+            <w:tcW w:w="7020" w:type="dxa"/>
+            <w:gridSpan w:val="3"/>
+          </w:tcPr>
+          <w:p>
+            <w:pPr/>
+            <w:r>
+              <w:t xml:space="preserve">修改名稱。</w:t>
+            </w:r>
+          </w:p>
+        </w:tc>
+      </w:tr>
+      <w:tr>
+        <w:tc>
+          <w:tcPr>
+            <w:tcW w:w="2340" w:type="dxa"/>
+          </w:tcPr>
+          <w:p>
+            <w:pPr/>
+            <w:r>
+              <w:rPr>
+                <w:b/>
+              </w:rPr>
+              <w:t xml:space="preserve">Purpose</w:t>
+            </w:r>
+          </w:p>
+        </w:tc>
+        <w:tc>
+          <w:tcPr>
+            <w:tcW w:w="7020" w:type="dxa"/>
+            <w:gridSpan w:val="3"/>
+          </w:tcPr>
+          <w:p>
+            <w:pPr/>
+            <w:r>
+              <w:t xml:space="preserve">顯示供應商。</w:t>
+            </w:r>
+          </w:p>
+        </w:tc>
+      </w:tr>
+      <w:tr>
+        <w:tc>
+          <w:tcPr>
+            <w:tcW w:w="2340" w:type="dxa"/>
+          </w:tcPr>
+          <w:p>
+            <w:pPr/>
+            <w:r>
+              <w:rPr>
+                <w:b/>
+              </w:rPr>
+              <w:t xml:space="preserve">Format</w:t>
+            </w:r>
+          </w:p>
+        </w:tc>
+        <w:tc>
+          <w:tcPr>
+            <w:tcW w:w="2340" w:type="dxa"/>
+          </w:tcPr>
+          <w:p>
+            <w:pPr/>
+            <w:r>
+              <w:t xml:space="preserve">Text</w:t>
+            </w:r>
+          </w:p>
+        </w:tc>
+        <w:tc>
+          <w:tcPr>
+            <w:tcW w:w="2340" w:type="dxa"/>
+          </w:tcPr>
+          <w:p>
+            <w:pPr/>
+            <w:r>
+              <w:rPr>
+                <w:b/>
+              </w:rPr>
+              <w:t xml:space="preserve">Valid Range</w:t>
+            </w:r>
+          </w:p>
+        </w:tc>
+        <w:tc>
+          <w:tcPr>
+            <w:tcW w:w="2340" w:type="dxa"/>
+          </w:tcPr>
+          <w:p>
+            <w:pPr/>
+            <w:r>
+              <w:t xml:space="preserve">非空白、最多 200 字</w:t>
+            </w:r>
+          </w:p>
+        </w:tc>
+      </w:tr>
+      <w:tr>
+        <w:tc>
+          <w:tcPr>
+            <w:tcW w:w="2340" w:type="dxa"/>
+          </w:tcPr>
+          <w:p>
+            <w:pPr/>
+            <w:r>
+              <w:rPr>
+                <w:b/>
+              </w:rPr>
+              <w:t xml:space="preserve">Related I/O</w:t>
+            </w:r>
+          </w:p>
+        </w:tc>
+        <w:tc>
+          <w:tcPr>
+            <w:tcW w:w="7020" w:type="dxa"/>
+            <w:gridSpan w:val="3"/>
+          </w:tcPr>
+          <w:p>
+            <w:pPr/>
+            <w:r>
+              <w:t xml:space="preserve">REQ_IO_A8.6.2</w:t>
+            </w:r>
+          </w:p>
+        </w:tc>
+      </w:tr>
+      <w:tr>
+        <w:tc>
+          <w:tcPr>
+            <w:tcW w:w="2340" w:type="dxa"/>
+          </w:tcPr>
+          <w:p>
+            <w:pPr/>
+            <w:r>
+              <w:rPr>
+                <w:b/>
+              </w:rPr>
+              <w:t xml:space="preserve">Author</w:t>
+            </w:r>
+          </w:p>
+        </w:tc>
+        <w:tc>
+          <w:tcPr>
+            <w:tcW w:w="7020" w:type="dxa"/>
+            <w:gridSpan w:val="3"/>
+          </w:tcPr>
+          <w:p>
+            <w:pPr/>
+            <w:r>
+              <w:t xml:space="preserve">Developer</w:t>
+            </w:r>
+          </w:p>
+        </w:tc>
+      </w:tr>
+    </w:tbl>
+    <w:p/>
+    <w:tbl>
+      <w:tblPr>
+        <w:tblStyle w:val="TableGrid"/>
+        <w:tblW w:w="9360" w:type="dxa"/>
+        <w:jc w:val="left"/>
+        <w:tblBorders>
+          <w:top w:val="single" w:color="000000" w:sz="6" w:space="0"/>
+          <w:left w:val="single" w:color="000000" w:sz="6" w:space="0"/>
+          <w:bottom w:val="single" w:color="000000" w:sz="6" w:space="0"/>
+          <w:right w:val="single" w:color="000000" w:sz="6" w:space="0"/>
+          <w:insideH w:val="single" w:color="000000" w:sz="6" w:space="0"/>
+          <w:insideV w:val="single" w:color="000000" w:sz="6" w:space="0"/>
+        </w:tblBorders>
+        <w:tblLayout w:type="fixed"/>
+        <w:tblCellMar>
+          <w:top w:w="100" w:type="dxa"/>
+          <w:left w:w="100" w:type="dxa"/>
+          <w:bottom w:w="100" w:type="dxa"/>
+          <w:right w:w="100" w:type="dxa"/>
+        </w:tblCellMar>
+      </w:tblPr>
+      <w:tblGrid>
+        <w:gridCol w:w="2340"/>
+        <w:gridCol w:w="2340"/>
+        <w:gridCol w:w="2340"/>
+        <w:gridCol w:w="2340"/>
+      </w:tblGrid>
+      <w:tr>
+        <w:tc>
+          <w:tcPr>
+            <w:tcW w:w="2340" w:type="dxa"/>
+          </w:tcPr>
+          <w:p>
+            <w:pPr/>
+            <w:r>
+              <w:rPr>
+                <w:b/>
+              </w:rPr>
+              <w:t xml:space="preserve">Requirement ID</w:t>
+            </w:r>
+          </w:p>
+        </w:tc>
+        <w:tc>
+          <w:tcPr>
+            <w:tcW w:w="2340" w:type="dxa"/>
+          </w:tcPr>
+          <w:p>
+            <w:pPr/>
+            <w:r>
+              <w:t xml:space="preserve">REQ_IO_A8.8.3</w:t>
+            </w:r>
+          </w:p>
+        </w:tc>
+        <w:tc>
+          <w:tcPr>
+            <w:tcW w:w="2340" w:type="dxa"/>
+          </w:tcPr>
+          <w:p>
+            <w:pPr/>
+            <w:r>
+              <w:rPr>
+                <w:b/>
+              </w:rPr>
+              <w:t xml:space="preserve">Version</w:t>
+            </w:r>
+          </w:p>
+        </w:tc>
+        <w:tc>
+          <w:tcPr>
+            <w:tcW w:w="2340" w:type="dxa"/>
+          </w:tcPr>
+          <w:p>
+            <w:pPr/>
+            <w:r>
+              <w:t xml:space="preserve">1.0</w:t>
+            </w:r>
+          </w:p>
+        </w:tc>
+      </w:tr>
+      <w:tr>
+        <w:tc>
+          <w:tcPr>
+            <w:tcW w:w="2340" w:type="dxa"/>
+          </w:tcPr>
+          <w:p>
+            <w:pPr/>
+            <w:r>
+              <w:rPr>
+                <w:b/>
+              </w:rPr>
+              <w:t xml:space="preserve">Item</w:t>
+            </w:r>
+          </w:p>
+        </w:tc>
+        <w:tc>
+          <w:tcPr>
+            <w:tcW w:w="7020" w:type="dxa"/>
+            <w:gridSpan w:val="3"/>
+          </w:tcPr>
+          <w:p>
+            <w:pPr/>
+            <w:r>
+              <w:t xml:space="preserve">Active (Checkbox)</w:t>
+            </w:r>
+          </w:p>
+        </w:tc>
+      </w:tr>
+      <w:tr>
+        <w:tc>
+          <w:tcPr>
+            <w:tcW w:w="2340" w:type="dxa"/>
+          </w:tcPr>
+          <w:p>
+            <w:pPr/>
+            <w:r>
+              <w:rPr>
+                <w:b/>
+              </w:rPr>
+              <w:t xml:space="preserve">Description</w:t>
+            </w:r>
+          </w:p>
+        </w:tc>
+        <w:tc>
+          <w:tcPr>
+            <w:tcW w:w="7020" w:type="dxa"/>
+            <w:gridSpan w:val="3"/>
+          </w:tcPr>
+          <w:p>
+            <w:pPr/>
+            <w:r>
+              <w:t xml:space="preserve">啟用或停用供應商。</w:t>
+            </w:r>
+          </w:p>
+        </w:tc>
+      </w:tr>
+      <w:tr>
+        <w:tc>
+          <w:tcPr>
+            <w:tcW w:w="2340" w:type="dxa"/>
+          </w:tcPr>
+          <w:p>
+            <w:pPr/>
+            <w:r>
+              <w:rPr>
+                <w:b/>
+              </w:rPr>
+              <w:t xml:space="preserve">Purpose</w:t>
+            </w:r>
+          </w:p>
+        </w:tc>
+        <w:tc>
+          <w:tcPr>
+            <w:tcW w:w="7020" w:type="dxa"/>
+            <w:gridSpan w:val="3"/>
+          </w:tcPr>
+          <w:p>
+            <w:pPr/>
+            <w:r>
+              <w:t xml:space="preserve">保留歷史並停用。</w:t>
+            </w:r>
+          </w:p>
+        </w:tc>
+      </w:tr>
+      <w:tr>
+        <w:tc>
+          <w:tcPr>
+            <w:tcW w:w="2340" w:type="dxa"/>
+          </w:tcPr>
+          <w:p>
+            <w:pPr/>
+            <w:r>
+              <w:rPr>
+                <w:b/>
+              </w:rPr>
+              <w:t xml:space="preserve">Format</w:t>
+            </w:r>
+          </w:p>
+        </w:tc>
+        <w:tc>
+          <w:tcPr>
+            <w:tcW w:w="2340" w:type="dxa"/>
+          </w:tcPr>
+          <w:p>
+            <w:pPr/>
+            <w:r>
+              <w:t xml:space="preserve">Boolean</w:t>
+            </w:r>
+          </w:p>
+        </w:tc>
+        <w:tc>
+          <w:tcPr>
+            <w:tcW w:w="2340" w:type="dxa"/>
+          </w:tcPr>
+          <w:p>
+            <w:pPr/>
+            <w:r>
+              <w:rPr>
+                <w:b/>
+              </w:rPr>
+              <w:t xml:space="preserve">Valid Range</w:t>
+            </w:r>
+          </w:p>
+        </w:tc>
+        <w:tc>
+          <w:tcPr>
+            <w:tcW w:w="2340" w:type="dxa"/>
+          </w:tcPr>
+          <w:p>
+            <w:pPr/>
+            <w:r>
+              <w:t xml:space="preserve">true／false</w:t>
+            </w:r>
+          </w:p>
+        </w:tc>
+      </w:tr>
+      <w:tr>
+        <w:tc>
+          <w:tcPr>
+            <w:tcW w:w="2340" w:type="dxa"/>
+          </w:tcPr>
+          <w:p>
+            <w:pPr/>
+            <w:r>
+              <w:rPr>
+                <w:b/>
+              </w:rPr>
+              <w:t xml:space="preserve">Related I/O</w:t>
+            </w:r>
+          </w:p>
+        </w:tc>
+        <w:tc>
+          <w:tcPr>
+            <w:tcW w:w="7020" w:type="dxa"/>
+            <w:gridSpan w:val="3"/>
+          </w:tcPr>
+          <w:p>
+            <w:pPr/>
+            <w:r>
+              <w:t xml:space="preserve">REQ_IO_A8.6.2</w:t>
             </w:r>
           </w:p>
         </w:tc>
@@ -57047,6 +59866,63 @@
           <w:i/>
         </w:rPr>
         <w:t xml:space="preserve">[Pending] Prototype screenshot of Client Edit Interface.</w:t>
+      </w:r>
+    </w:p>
+    <w:p>
+      <w:pPr>
+        <w:pStyle w:val="Heading5"/>
+      </w:pPr>
+      <w:r>
+        <w:t xml:space="preserve">4.5.1.8.6 Supplier View Interface</w:t>
+      </w:r>
+    </w:p>
+    <w:p>
+      <w:pPr>
+        <w:jc w:val="center"/>
+      </w:pPr>
+      <w:r>
+        <w:rPr>
+          <w:i/>
+        </w:rPr>
+        <w:t xml:space="preserve">[Pending] Prototype screenshot of Supplier View Interface.</w:t>
+      </w:r>
+    </w:p>
+    <w:p>
+      <w:pPr>
+        <w:pStyle w:val="Heading5"/>
+      </w:pPr>
+      <w:r>
+        <w:t xml:space="preserve">4.5.1.8.7 Supplier Create Interface</w:t>
+      </w:r>
+    </w:p>
+    <w:p>
+      <w:pPr>
+        <w:jc w:val="center"/>
+      </w:pPr>
+      <w:r>
+        <w:rPr>
+          <w:i/>
+        </w:rPr>
+        <w:t xml:space="preserve">[Pending] Prototype screenshot of Supplier Create Interface.</w:t>
+      </w:r>
+    </w:p>
+    <w:p>
+      <w:pPr>
+        <w:pStyle w:val="Heading5"/>
+      </w:pPr>
+      <w:r>
+        <w:t xml:space="preserve">4.5.1.8.8 Supplier Edit Interface</w:t>
+      </w:r>
+    </w:p>
+    <w:p>
+      <w:pPr>
+        <w:jc w:val="center"/>
+      </w:pPr>
+      <w:r>
+        <w:rPr>
+          <w:i/>
+        </w:rPr>
+        <w:t xml:space="preserve">[Pending] Prototype screenshot of Supplier Edit Interface.</w:t>
       </w:r>
     </w:p>
     <w:p>
@@ -57675,7 +60551,7 @@
       </w:r>
     </w:p>
     <w:sectPr>
-      <w:footerReference xmlns:r="http://schemas.openxmlformats.org/officeDocument/2006/relationships" w:type="default" r:id="Rd57204c074bd4550"/>
+      <w:footerReference xmlns:r="http://schemas.openxmlformats.org/officeDocument/2006/relationships" w:type="default" r:id="Re64be68b4bf24268"/>
       <w:pgSz w:w="11906" w:h="16838"/>
       <w:pgMar w:top="1440" w:right="1440" w:bottom="1440" w:left="1440" w:header="720" w:footer="720" w:gutter="0"/>
     </w:sectPr>

--- a/docs/99-output/MyERP_SRS.docx
+++ b/docs/99-output/MyERP_SRS.docx
@@ -3562,6 +3562,598 @@
         <w:pStyle w:val="Heading5"/>
       </w:pPr>
       <w:r>
+        <w:t xml:space="preserve">4.1.1.8.13 Unit of Measurement</w:t>
+      </w:r>
+    </w:p>
+    <w:tbl>
+      <w:tblPr>
+        <w:tblStyle w:val="TableGrid"/>
+        <w:tblW w:w="9345" w:type="dxa"/>
+        <w:jc w:val="left"/>
+        <w:tblBorders>
+          <w:top w:val="single" w:color="000000" w:sz="8" w:space="0"/>
+          <w:left w:val="single" w:color="000000" w:sz="8" w:space="0"/>
+          <w:bottom w:val="single" w:color="000000" w:sz="8" w:space="0"/>
+          <w:right w:val="single" w:color="000000" w:sz="8" w:space="0"/>
+          <w:insideH w:val="single" w:color="000000" w:sz="8" w:space="0"/>
+          <w:insideV w:val="single" w:color="000000" w:sz="8" w:space="0"/>
+        </w:tblBorders>
+        <w:tblLayout w:type="fixed"/>
+        <w:tblCellMar>
+          <w:top w:w="100" w:type="dxa"/>
+          <w:left w:w="100" w:type="dxa"/>
+          <w:bottom w:w="100" w:type="dxa"/>
+          <w:right w:w="100" w:type="dxa"/>
+        </w:tblCellMar>
+      </w:tblPr>
+      <w:tblGrid>
+        <w:gridCol w:w="2220"/>
+        <w:gridCol w:w="3525"/>
+        <w:gridCol w:w="2370"/>
+        <w:gridCol w:w="1230"/>
+      </w:tblGrid>
+      <w:tr>
+        <w:trPr>
+          <w:trHeight w:val="465" w:hRule="atLeast"/>
+        </w:trPr>
+        <w:tc>
+          <w:tcPr>
+            <w:tcW w:w="2220" w:type="dxa"/>
+          </w:tcPr>
+          <w:p>
+            <w:pPr/>
+            <w:r>
+              <w:rPr>
+                <w:b/>
+              </w:rPr>
+              <w:t xml:space="preserve">Requirement ID</w:t>
+            </w:r>
+          </w:p>
+        </w:tc>
+        <w:tc>
+          <w:tcPr>
+            <w:tcW w:w="3525" w:type="dxa"/>
+          </w:tcPr>
+          <w:p>
+            <w:pPr/>
+            <w:r>
+              <w:t xml:space="preserve">REQ_F4118.13.1</w:t>
+            </w:r>
+          </w:p>
+        </w:tc>
+        <w:tc>
+          <w:tcPr>
+            <w:tcW w:w="2370" w:type="dxa"/>
+          </w:tcPr>
+          <w:p>
+            <w:pPr/>
+            <w:r>
+              <w:rPr>
+                <w:b/>
+              </w:rPr>
+              <w:t xml:space="preserve">Version</w:t>
+            </w:r>
+          </w:p>
+        </w:tc>
+        <w:tc>
+          <w:tcPr>
+            <w:tcW w:w="1230" w:type="dxa"/>
+          </w:tcPr>
+          <w:p>
+            <w:pPr/>
+            <w:r>
+              <w:t xml:space="preserve">1.0</w:t>
+            </w:r>
+          </w:p>
+        </w:tc>
+      </w:tr>
+      <w:tr>
+        <w:trPr>
+          <w:trHeight w:val="465" w:hRule="atLeast"/>
+        </w:trPr>
+        <w:tc>
+          <w:tcPr>
+            <w:tcW w:w="2220" w:type="dxa"/>
+          </w:tcPr>
+          <w:p>
+            <w:pPr/>
+            <w:r>
+              <w:rPr>
+                <w:b/>
+              </w:rPr>
+              <w:t xml:space="preserve">Description</w:t>
+            </w:r>
+          </w:p>
+        </w:tc>
+        <w:tc>
+          <w:tcPr>
+            <w:tcW w:w="7125" w:type="dxa"/>
+            <w:gridSpan w:val="3"/>
+          </w:tcPr>
+          <w:p>
+            <w:pPr/>
+            <w:r>
+              <w:t xml:space="preserve">System should enable user to view unit of measurement.</w:t>
+            </w:r>
+          </w:p>
+        </w:tc>
+      </w:tr>
+      <w:tr>
+        <w:trPr>
+          <w:trHeight w:val="465" w:hRule="atLeast"/>
+        </w:trPr>
+        <w:tc>
+          <w:tcPr>
+            <w:tcW w:w="2220" w:type="dxa"/>
+          </w:tcPr>
+          <w:p>
+            <w:pPr/>
+            <w:r>
+              <w:rPr>
+                <w:b/>
+              </w:rPr>
+              <w:t xml:space="preserve">Author</w:t>
+            </w:r>
+          </w:p>
+        </w:tc>
+        <w:tc>
+          <w:tcPr>
+            <w:tcW w:w="7125" w:type="dxa"/>
+            <w:gridSpan w:val="3"/>
+          </w:tcPr>
+          <w:p>
+            <w:pPr/>
+            <w:r>
+              <w:t xml:space="preserve">Developer</w:t>
+            </w:r>
+          </w:p>
+        </w:tc>
+      </w:tr>
+    </w:tbl>
+    <w:p/>
+    <w:tbl>
+      <w:tblPr>
+        <w:tblStyle w:val="TableGrid"/>
+        <w:tblW w:w="9345" w:type="dxa"/>
+        <w:jc w:val="left"/>
+        <w:tblBorders>
+          <w:top w:val="single" w:color="000000" w:sz="8" w:space="0"/>
+          <w:left w:val="single" w:color="000000" w:sz="8" w:space="0"/>
+          <w:bottom w:val="single" w:color="000000" w:sz="8" w:space="0"/>
+          <w:right w:val="single" w:color="000000" w:sz="8" w:space="0"/>
+          <w:insideH w:val="single" w:color="000000" w:sz="8" w:space="0"/>
+          <w:insideV w:val="single" w:color="000000" w:sz="8" w:space="0"/>
+        </w:tblBorders>
+        <w:tblLayout w:type="fixed"/>
+        <w:tblCellMar>
+          <w:top w:w="100" w:type="dxa"/>
+          <w:left w:w="100" w:type="dxa"/>
+          <w:bottom w:w="100" w:type="dxa"/>
+          <w:right w:w="100" w:type="dxa"/>
+        </w:tblCellMar>
+      </w:tblPr>
+      <w:tblGrid>
+        <w:gridCol w:w="2220"/>
+        <w:gridCol w:w="3525"/>
+        <w:gridCol w:w="2370"/>
+        <w:gridCol w:w="1230"/>
+      </w:tblGrid>
+      <w:tr>
+        <w:trPr>
+          <w:trHeight w:val="465" w:hRule="atLeast"/>
+        </w:trPr>
+        <w:tc>
+          <w:tcPr>
+            <w:tcW w:w="2220" w:type="dxa"/>
+          </w:tcPr>
+          <w:p>
+            <w:pPr/>
+            <w:r>
+              <w:rPr>
+                <w:b/>
+              </w:rPr>
+              <w:t xml:space="preserve">Requirement ID</w:t>
+            </w:r>
+          </w:p>
+        </w:tc>
+        <w:tc>
+          <w:tcPr>
+            <w:tcW w:w="3525" w:type="dxa"/>
+          </w:tcPr>
+          <w:p>
+            <w:pPr/>
+            <w:r>
+              <w:t xml:space="preserve">REQ_F4118.13.2</w:t>
+            </w:r>
+          </w:p>
+        </w:tc>
+        <w:tc>
+          <w:tcPr>
+            <w:tcW w:w="2370" w:type="dxa"/>
+          </w:tcPr>
+          <w:p>
+            <w:pPr/>
+            <w:r>
+              <w:rPr>
+                <w:b/>
+              </w:rPr>
+              <w:t xml:space="preserve">Version</w:t>
+            </w:r>
+          </w:p>
+        </w:tc>
+        <w:tc>
+          <w:tcPr>
+            <w:tcW w:w="1230" w:type="dxa"/>
+          </w:tcPr>
+          <w:p>
+            <w:pPr/>
+            <w:r>
+              <w:t xml:space="preserve">1.0</w:t>
+            </w:r>
+          </w:p>
+        </w:tc>
+      </w:tr>
+      <w:tr>
+        <w:trPr>
+          <w:trHeight w:val="465" w:hRule="atLeast"/>
+        </w:trPr>
+        <w:tc>
+          <w:tcPr>
+            <w:tcW w:w="2220" w:type="dxa"/>
+          </w:tcPr>
+          <w:p>
+            <w:pPr/>
+            <w:r>
+              <w:rPr>
+                <w:b/>
+              </w:rPr>
+              <w:t xml:space="preserve">Description</w:t>
+            </w:r>
+          </w:p>
+        </w:tc>
+        <w:tc>
+          <w:tcPr>
+            <w:tcW w:w="7125" w:type="dxa"/>
+            <w:gridSpan w:val="3"/>
+          </w:tcPr>
+          <w:p>
+            <w:pPr/>
+            <w:r>
+              <w:t xml:space="preserve">System should enable user to create unit of measurement.</w:t>
+            </w:r>
+          </w:p>
+        </w:tc>
+      </w:tr>
+      <w:tr>
+        <w:trPr>
+          <w:trHeight w:val="465" w:hRule="atLeast"/>
+        </w:trPr>
+        <w:tc>
+          <w:tcPr>
+            <w:tcW w:w="2220" w:type="dxa"/>
+          </w:tcPr>
+          <w:p>
+            <w:pPr/>
+            <w:r>
+              <w:rPr>
+                <w:b/>
+              </w:rPr>
+              <w:t xml:space="preserve">Author</w:t>
+            </w:r>
+          </w:p>
+        </w:tc>
+        <w:tc>
+          <w:tcPr>
+            <w:tcW w:w="7125" w:type="dxa"/>
+            <w:gridSpan w:val="3"/>
+          </w:tcPr>
+          <w:p>
+            <w:pPr/>
+            <w:r>
+              <w:t xml:space="preserve">Developer</w:t>
+            </w:r>
+          </w:p>
+        </w:tc>
+      </w:tr>
+    </w:tbl>
+    <w:p/>
+    <w:tbl>
+      <w:tblPr>
+        <w:tblStyle w:val="TableGrid"/>
+        <w:tblW w:w="9345" w:type="dxa"/>
+        <w:jc w:val="left"/>
+        <w:tblBorders>
+          <w:top w:val="single" w:color="000000" w:sz="8" w:space="0"/>
+          <w:left w:val="single" w:color="000000" w:sz="8" w:space="0"/>
+          <w:bottom w:val="single" w:color="000000" w:sz="8" w:space="0"/>
+          <w:right w:val="single" w:color="000000" w:sz="8" w:space="0"/>
+          <w:insideH w:val="single" w:color="000000" w:sz="8" w:space="0"/>
+          <w:insideV w:val="single" w:color="000000" w:sz="8" w:space="0"/>
+        </w:tblBorders>
+        <w:tblLayout w:type="fixed"/>
+        <w:tblCellMar>
+          <w:top w:w="100" w:type="dxa"/>
+          <w:left w:w="100" w:type="dxa"/>
+          <w:bottom w:w="100" w:type="dxa"/>
+          <w:right w:w="100" w:type="dxa"/>
+        </w:tblCellMar>
+      </w:tblPr>
+      <w:tblGrid>
+        <w:gridCol w:w="2220"/>
+        <w:gridCol w:w="3525"/>
+        <w:gridCol w:w="2370"/>
+        <w:gridCol w:w="1230"/>
+      </w:tblGrid>
+      <w:tr>
+        <w:trPr>
+          <w:trHeight w:val="465" w:hRule="atLeast"/>
+        </w:trPr>
+        <w:tc>
+          <w:tcPr>
+            <w:tcW w:w="2220" w:type="dxa"/>
+          </w:tcPr>
+          <w:p>
+            <w:pPr/>
+            <w:r>
+              <w:rPr>
+                <w:b/>
+              </w:rPr>
+              <w:t xml:space="preserve">Requirement ID</w:t>
+            </w:r>
+          </w:p>
+        </w:tc>
+        <w:tc>
+          <w:tcPr>
+            <w:tcW w:w="3525" w:type="dxa"/>
+          </w:tcPr>
+          <w:p>
+            <w:pPr/>
+            <w:r>
+              <w:t xml:space="preserve">REQ_F4118.13.3</w:t>
+            </w:r>
+          </w:p>
+        </w:tc>
+        <w:tc>
+          <w:tcPr>
+            <w:tcW w:w="2370" w:type="dxa"/>
+          </w:tcPr>
+          <w:p>
+            <w:pPr/>
+            <w:r>
+              <w:rPr>
+                <w:b/>
+              </w:rPr>
+              <w:t xml:space="preserve">Version</w:t>
+            </w:r>
+          </w:p>
+        </w:tc>
+        <w:tc>
+          <w:tcPr>
+            <w:tcW w:w="1230" w:type="dxa"/>
+          </w:tcPr>
+          <w:p>
+            <w:pPr/>
+            <w:r>
+              <w:t xml:space="preserve">1.0</w:t>
+            </w:r>
+          </w:p>
+        </w:tc>
+      </w:tr>
+      <w:tr>
+        <w:trPr>
+          <w:trHeight w:val="465" w:hRule="atLeast"/>
+        </w:trPr>
+        <w:tc>
+          <w:tcPr>
+            <w:tcW w:w="2220" w:type="dxa"/>
+          </w:tcPr>
+          <w:p>
+            <w:pPr/>
+            <w:r>
+              <w:rPr>
+                <w:b/>
+              </w:rPr>
+              <w:t xml:space="preserve">Description</w:t>
+            </w:r>
+          </w:p>
+        </w:tc>
+        <w:tc>
+          <w:tcPr>
+            <w:tcW w:w="7125" w:type="dxa"/>
+            <w:gridSpan w:val="3"/>
+          </w:tcPr>
+          <w:p>
+            <w:pPr/>
+            <w:r>
+              <w:t xml:space="preserve">System should enable user to edit unit of measurement.</w:t>
+            </w:r>
+          </w:p>
+        </w:tc>
+      </w:tr>
+      <w:tr>
+        <w:trPr>
+          <w:trHeight w:val="465" w:hRule="atLeast"/>
+        </w:trPr>
+        <w:tc>
+          <w:tcPr>
+            <w:tcW w:w="2220" w:type="dxa"/>
+          </w:tcPr>
+          <w:p>
+            <w:pPr/>
+            <w:r>
+              <w:rPr>
+                <w:b/>
+              </w:rPr>
+              <w:t xml:space="preserve">Author</w:t>
+            </w:r>
+          </w:p>
+        </w:tc>
+        <w:tc>
+          <w:tcPr>
+            <w:tcW w:w="7125" w:type="dxa"/>
+            <w:gridSpan w:val="3"/>
+          </w:tcPr>
+          <w:p>
+            <w:pPr/>
+            <w:r>
+              <w:t xml:space="preserve">Developer</w:t>
+            </w:r>
+          </w:p>
+        </w:tc>
+      </w:tr>
+    </w:tbl>
+    <w:p/>
+    <w:tbl>
+      <w:tblPr>
+        <w:tblStyle w:val="TableGrid"/>
+        <w:tblW w:w="9345" w:type="dxa"/>
+        <w:jc w:val="left"/>
+        <w:tblBorders>
+          <w:top w:val="single" w:color="000000" w:sz="8" w:space="0"/>
+          <w:left w:val="single" w:color="000000" w:sz="8" w:space="0"/>
+          <w:bottom w:val="single" w:color="000000" w:sz="8" w:space="0"/>
+          <w:right w:val="single" w:color="000000" w:sz="8" w:space="0"/>
+          <w:insideH w:val="single" w:color="000000" w:sz="8" w:space="0"/>
+          <w:insideV w:val="single" w:color="000000" w:sz="8" w:space="0"/>
+        </w:tblBorders>
+        <w:tblLayout w:type="fixed"/>
+        <w:tblCellMar>
+          <w:top w:w="100" w:type="dxa"/>
+          <w:left w:w="100" w:type="dxa"/>
+          <w:bottom w:w="100" w:type="dxa"/>
+          <w:right w:w="100" w:type="dxa"/>
+        </w:tblCellMar>
+      </w:tblPr>
+      <w:tblGrid>
+        <w:gridCol w:w="2220"/>
+        <w:gridCol w:w="3525"/>
+        <w:gridCol w:w="2370"/>
+        <w:gridCol w:w="1230"/>
+      </w:tblGrid>
+      <w:tr>
+        <w:trPr>
+          <w:trHeight w:val="465" w:hRule="atLeast"/>
+        </w:trPr>
+        <w:tc>
+          <w:tcPr>
+            <w:tcW w:w="2220" w:type="dxa"/>
+          </w:tcPr>
+          <w:p>
+            <w:pPr/>
+            <w:r>
+              <w:rPr>
+                <w:b/>
+              </w:rPr>
+              <w:t xml:space="preserve">Requirement ID</w:t>
+            </w:r>
+          </w:p>
+        </w:tc>
+        <w:tc>
+          <w:tcPr>
+            <w:tcW w:w="3525" w:type="dxa"/>
+          </w:tcPr>
+          <w:p>
+            <w:pPr/>
+            <w:r>
+              <w:t xml:space="preserve">REQ_F4118.13.4</w:t>
+            </w:r>
+          </w:p>
+        </w:tc>
+        <w:tc>
+          <w:tcPr>
+            <w:tcW w:w="2370" w:type="dxa"/>
+          </w:tcPr>
+          <w:p>
+            <w:pPr/>
+            <w:r>
+              <w:rPr>
+                <w:b/>
+              </w:rPr>
+              <w:t xml:space="preserve">Version</w:t>
+            </w:r>
+          </w:p>
+        </w:tc>
+        <w:tc>
+          <w:tcPr>
+            <w:tcW w:w="1230" w:type="dxa"/>
+          </w:tcPr>
+          <w:p>
+            <w:pPr/>
+            <w:r>
+              <w:t xml:space="preserve">1.0</w:t>
+            </w:r>
+          </w:p>
+        </w:tc>
+      </w:tr>
+      <w:tr>
+        <w:trPr>
+          <w:trHeight w:val="465" w:hRule="atLeast"/>
+        </w:trPr>
+        <w:tc>
+          <w:tcPr>
+            <w:tcW w:w="2220" w:type="dxa"/>
+          </w:tcPr>
+          <w:p>
+            <w:pPr/>
+            <w:r>
+              <w:rPr>
+                <w:b/>
+              </w:rPr>
+              <w:t xml:space="preserve">Description</w:t>
+            </w:r>
+          </w:p>
+        </w:tc>
+        <w:tc>
+          <w:tcPr>
+            <w:tcW w:w="7125" w:type="dxa"/>
+            <w:gridSpan w:val="3"/>
+          </w:tcPr>
+          <w:p>
+            <w:pPr/>
+            <w:r>
+              <w:t xml:space="preserve">System should enable user to delete unit of measurement.</w:t>
+            </w:r>
+          </w:p>
+        </w:tc>
+      </w:tr>
+      <w:tr>
+        <w:trPr>
+          <w:trHeight w:val="465" w:hRule="atLeast"/>
+        </w:trPr>
+        <w:tc>
+          <w:tcPr>
+            <w:tcW w:w="2220" w:type="dxa"/>
+          </w:tcPr>
+          <w:p>
+            <w:pPr/>
+            <w:r>
+              <w:rPr>
+                <w:b/>
+              </w:rPr>
+              <w:t xml:space="preserve">Author</w:t>
+            </w:r>
+          </w:p>
+        </w:tc>
+        <w:tc>
+          <w:tcPr>
+            <w:tcW w:w="7125" w:type="dxa"/>
+            <w:gridSpan w:val="3"/>
+          </w:tcPr>
+          <w:p>
+            <w:pPr/>
+            <w:r>
+              <w:t xml:space="preserve">Developer</w:t>
+            </w:r>
+          </w:p>
+        </w:tc>
+      </w:tr>
+    </w:tbl>
+    <w:p/>
+    <w:p>
+      <w:pPr>
+        <w:pStyle w:val="Heading5"/>
+      </w:pPr>
+      <w:r>
         <w:t xml:space="preserve">4.1.1.8.17 Parameter Settings</w:t>
       </w:r>
     </w:p>
@@ -20619,6 +21211,336 @@
       </w:tr>
     </w:tbl>
     <w:p/>
+    <w:tbl>
+      <w:tblPr>
+        <w:tblStyle w:val="TableGrid"/>
+        <w:tblW w:w="9360" w:type="dxa"/>
+        <w:jc w:val="left"/>
+        <w:tblBorders>
+          <w:top w:val="single" w:color="000000" w:sz="8" w:space="0"/>
+          <w:left w:val="single" w:color="000000" w:sz="8" w:space="0"/>
+          <w:bottom w:val="single" w:color="000000" w:sz="8" w:space="0"/>
+          <w:right w:val="single" w:color="000000" w:sz="8" w:space="0"/>
+          <w:insideH w:val="single" w:color="000000" w:sz="8" w:space="0"/>
+          <w:insideV w:val="single" w:color="000000" w:sz="8" w:space="0"/>
+        </w:tblBorders>
+        <w:tblLayout w:type="fixed"/>
+        <w:tblCellMar>
+          <w:top w:w="100" w:type="dxa"/>
+          <w:left w:w="100" w:type="dxa"/>
+          <w:bottom w:w="100" w:type="dxa"/>
+          <w:right w:w="100" w:type="dxa"/>
+        </w:tblCellMar>
+      </w:tblPr>
+      <w:tblGrid>
+        <w:gridCol w:w="2340"/>
+        <w:gridCol w:w="2340"/>
+        <w:gridCol w:w="2340"/>
+        <w:gridCol w:w="2340"/>
+      </w:tblGrid>
+      <w:tr>
+        <w:tc>
+          <w:tcPr>
+            <w:tcW w:w="2340" w:type="dxa"/>
+          </w:tcPr>
+          <w:p>
+            <w:pPr/>
+            <w:r>
+              <w:rPr>
+                <w:b/>
+              </w:rPr>
+              <w:t xml:space="preserve">Requirement ID</w:t>
+            </w:r>
+          </w:p>
+        </w:tc>
+        <w:tc>
+          <w:tcPr>
+            <w:tcW w:w="2340" w:type="dxa"/>
+          </w:tcPr>
+          <w:p>
+            <w:pPr/>
+            <w:r>
+              <w:t xml:space="preserve">REQ_DS43.109</w:t>
+            </w:r>
+          </w:p>
+        </w:tc>
+        <w:tc>
+          <w:tcPr>
+            <w:tcW w:w="2340" w:type="dxa"/>
+          </w:tcPr>
+          <w:p>
+            <w:pPr/>
+            <w:r>
+              <w:rPr>
+                <w:b/>
+              </w:rPr>
+              <w:t xml:space="preserve">Version</w:t>
+            </w:r>
+          </w:p>
+        </w:tc>
+        <w:tc>
+          <w:tcPr>
+            <w:tcW w:w="2340" w:type="dxa"/>
+          </w:tcPr>
+          <w:p>
+            <w:pPr/>
+            <w:r>
+              <w:t xml:space="preserve">1.0</w:t>
+            </w:r>
+          </w:p>
+        </w:tc>
+      </w:tr>
+      <w:tr>
+        <w:tc>
+          <w:tcPr>
+            <w:tcW w:w="2340" w:type="dxa"/>
+          </w:tcPr>
+          <w:p>
+            <w:pPr/>
+            <w:r>
+              <w:rPr>
+                <w:b/>
+              </w:rPr>
+              <w:t xml:space="preserve">Table Name</w:t>
+            </w:r>
+          </w:p>
+        </w:tc>
+        <w:tc>
+          <w:tcPr>
+            <w:tcW w:w="7020" w:type="dxa"/>
+            <w:gridSpan w:val="3"/>
+          </w:tcPr>
+          <w:p>
+            <w:pPr/>
+            <w:r>
+              <w:t xml:space="preserve">md_uom</w:t>
+            </w:r>
+          </w:p>
+        </w:tc>
+      </w:tr>
+      <w:tr>
+        <w:tc>
+          <w:tcPr>
+            <w:tcW w:w="2340" w:type="dxa"/>
+          </w:tcPr>
+          <w:p>
+            <w:pPr/>
+            <w:r>
+              <w:rPr>
+                <w:b/>
+              </w:rPr>
+              <w:t xml:space="preserve">Description</w:t>
+            </w:r>
+          </w:p>
+        </w:tc>
+        <w:tc>
+          <w:tcPr>
+            <w:tcW w:w="7020" w:type="dxa"/>
+            <w:gridSpan w:val="3"/>
+          </w:tcPr>
+          <w:p>
+            <w:pPr/>
+            <w:r>
+              <w:t xml:space="preserve">This table stores units of measurement within a company.</w:t>
+            </w:r>
+          </w:p>
+        </w:tc>
+      </w:tr>
+      <w:tr>
+        <w:tc>
+          <w:tcPr>
+            <w:tcW w:w="2340" w:type="dxa"/>
+          </w:tcPr>
+          <w:p>
+            <w:pPr/>
+            <w:r>
+              <w:rPr>
+                <w:b/>
+              </w:rPr>
+              <w:t xml:space="preserve">Author</w:t>
+            </w:r>
+          </w:p>
+        </w:tc>
+        <w:tc>
+          <w:tcPr>
+            <w:tcW w:w="7020" w:type="dxa"/>
+            <w:gridSpan w:val="3"/>
+          </w:tcPr>
+          <w:p>
+            <w:pPr/>
+            <w:r>
+              <w:t xml:space="preserve">Developer</w:t>
+            </w:r>
+          </w:p>
+        </w:tc>
+      </w:tr>
+    </w:tbl>
+    <w:p/>
+    <w:tbl>
+      <w:tblPr>
+        <w:tblStyle w:val="TableGrid"/>
+        <w:tblW w:w="9360" w:type="dxa"/>
+        <w:jc w:val="left"/>
+        <w:tblBorders>
+          <w:top w:val="single" w:color="000000" w:sz="8" w:space="0"/>
+          <w:left w:val="single" w:color="000000" w:sz="8" w:space="0"/>
+          <w:bottom w:val="single" w:color="000000" w:sz="8" w:space="0"/>
+          <w:right w:val="single" w:color="000000" w:sz="8" w:space="0"/>
+          <w:insideH w:val="single" w:color="000000" w:sz="8" w:space="0"/>
+          <w:insideV w:val="single" w:color="000000" w:sz="8" w:space="0"/>
+        </w:tblBorders>
+        <w:tblLayout w:type="fixed"/>
+        <w:tblCellMar>
+          <w:top w:w="100" w:type="dxa"/>
+          <w:left w:w="100" w:type="dxa"/>
+          <w:bottom w:w="100" w:type="dxa"/>
+          <w:right w:w="100" w:type="dxa"/>
+        </w:tblCellMar>
+      </w:tblPr>
+      <w:tblGrid>
+        <w:gridCol w:w="2340"/>
+        <w:gridCol w:w="2340"/>
+        <w:gridCol w:w="2340"/>
+        <w:gridCol w:w="2340"/>
+      </w:tblGrid>
+      <w:tr>
+        <w:tc>
+          <w:tcPr>
+            <w:tcW w:w="2340" w:type="dxa"/>
+          </w:tcPr>
+          <w:p>
+            <w:pPr/>
+            <w:r>
+              <w:rPr>
+                <w:b/>
+              </w:rPr>
+              <w:t xml:space="preserve">Requirement ID</w:t>
+            </w:r>
+          </w:p>
+        </w:tc>
+        <w:tc>
+          <w:tcPr>
+            <w:tcW w:w="2340" w:type="dxa"/>
+          </w:tcPr>
+          <w:p>
+            <w:pPr/>
+            <w:r>
+              <w:t xml:space="preserve">REQ_DS43.110</w:t>
+            </w:r>
+          </w:p>
+        </w:tc>
+        <w:tc>
+          <w:tcPr>
+            <w:tcW w:w="2340" w:type="dxa"/>
+          </w:tcPr>
+          <w:p>
+            <w:pPr/>
+            <w:r>
+              <w:rPr>
+                <w:b/>
+              </w:rPr>
+              <w:t xml:space="preserve">Version</w:t>
+            </w:r>
+          </w:p>
+        </w:tc>
+        <w:tc>
+          <w:tcPr>
+            <w:tcW w:w="2340" w:type="dxa"/>
+          </w:tcPr>
+          <w:p>
+            <w:pPr/>
+            <w:r>
+              <w:t xml:space="preserve">1.0</w:t>
+            </w:r>
+          </w:p>
+        </w:tc>
+      </w:tr>
+      <w:tr>
+        <w:tc>
+          <w:tcPr>
+            <w:tcW w:w="2340" w:type="dxa"/>
+          </w:tcPr>
+          <w:p>
+            <w:pPr/>
+            <w:r>
+              <w:rPr>
+                <w:b/>
+              </w:rPr>
+              <w:t xml:space="preserve">Table Name</w:t>
+            </w:r>
+          </w:p>
+        </w:tc>
+        <w:tc>
+          <w:tcPr>
+            <w:tcW w:w="7020" w:type="dxa"/>
+            <w:gridSpan w:val="3"/>
+          </w:tcPr>
+          <w:p>
+            <w:pPr/>
+            <w:r>
+              <w:t xml:space="preserve">md_uom_conversion</w:t>
+            </w:r>
+          </w:p>
+        </w:tc>
+      </w:tr>
+      <w:tr>
+        <w:tc>
+          <w:tcPr>
+            <w:tcW w:w="2340" w:type="dxa"/>
+          </w:tcPr>
+          <w:p>
+            <w:pPr/>
+            <w:r>
+              <w:rPr>
+                <w:b/>
+              </w:rPr>
+              <w:t xml:space="preserve">Description</w:t>
+            </w:r>
+          </w:p>
+        </w:tc>
+        <w:tc>
+          <w:tcPr>
+            <w:tcW w:w="7020" w:type="dxa"/>
+            <w:gridSpan w:val="3"/>
+          </w:tcPr>
+          <w:p>
+            <w:pPr/>
+            <w:r>
+              <w:t xml:space="preserve">This table stores conversion factors between units of measurement within a company.</w:t>
+            </w:r>
+          </w:p>
+        </w:tc>
+      </w:tr>
+      <w:tr>
+        <w:tc>
+          <w:tcPr>
+            <w:tcW w:w="2340" w:type="dxa"/>
+          </w:tcPr>
+          <w:p>
+            <w:pPr/>
+            <w:r>
+              <w:rPr>
+                <w:b/>
+              </w:rPr>
+              <w:t xml:space="preserve">Author</w:t>
+            </w:r>
+          </w:p>
+        </w:tc>
+        <w:tc>
+          <w:tcPr>
+            <w:tcW w:w="7020" w:type="dxa"/>
+            <w:gridSpan w:val="3"/>
+          </w:tcPr>
+          <w:p>
+            <w:pPr/>
+            <w:r>
+              <w:t xml:space="preserve">Developer</w:t>
+            </w:r>
+          </w:p>
+        </w:tc>
+      </w:tr>
+    </w:tbl>
+    <w:p/>
     <w:p>
       <w:pPr>
         <w:pStyle w:val="Heading2"/>
@@ -31939,6 +32861,3579 @@
             <w:pPr/>
             <w:r>
               <w:t xml:space="preserve">REQ_IO_A8.33.2</w:t>
+            </w:r>
+          </w:p>
+        </w:tc>
+      </w:tr>
+      <w:tr>
+        <w:tc>
+          <w:tcPr>
+            <w:tcW w:w="2340" w:type="dxa"/>
+          </w:tcPr>
+          <w:p>
+            <w:pPr/>
+            <w:r>
+              <w:rPr>
+                <w:b/>
+              </w:rPr>
+              <w:t xml:space="preserve">Author</w:t>
+            </w:r>
+          </w:p>
+        </w:tc>
+        <w:tc>
+          <w:tcPr>
+            <w:tcW w:w="7020" w:type="dxa"/>
+            <w:gridSpan w:val="3"/>
+          </w:tcPr>
+          <w:p>
+            <w:pPr/>
+            <w:r>
+              <w:t xml:space="preserve">Developer</w:t>
+            </w:r>
+          </w:p>
+        </w:tc>
+      </w:tr>
+    </w:tbl>
+    <w:p/>
+    <w:p>
+      <w:pPr>
+        <w:pStyle w:val="Heading5"/>
+      </w:pPr>
+      <w:r>
+        <w:t xml:space="preserve">4.4.1.8.45 Unit of Measurement View Interface</w:t>
+      </w:r>
+    </w:p>
+    <w:tbl>
+      <w:tblPr>
+        <w:tblStyle w:val="TableGrid"/>
+        <w:tblW w:w="9360" w:type="dxa"/>
+        <w:jc w:val="left"/>
+        <w:tblBorders>
+          <w:top w:val="single" w:color="000000" w:sz="6" w:space="0"/>
+          <w:left w:val="single" w:color="000000" w:sz="6" w:space="0"/>
+          <w:bottom w:val="single" w:color="000000" w:sz="6" w:space="0"/>
+          <w:right w:val="single" w:color="000000" w:sz="6" w:space="0"/>
+          <w:insideH w:val="single" w:color="000000" w:sz="6" w:space="0"/>
+          <w:insideV w:val="single" w:color="000000" w:sz="6" w:space="0"/>
+        </w:tblBorders>
+        <w:tblLayout w:type="fixed"/>
+        <w:tblCellMar>
+          <w:top w:w="100" w:type="dxa"/>
+          <w:left w:w="100" w:type="dxa"/>
+          <w:bottom w:w="100" w:type="dxa"/>
+          <w:right w:w="100" w:type="dxa"/>
+        </w:tblCellMar>
+      </w:tblPr>
+      <w:tblGrid>
+        <w:gridCol w:w="2340"/>
+        <w:gridCol w:w="2340"/>
+        <w:gridCol w:w="2340"/>
+        <w:gridCol w:w="2340"/>
+      </w:tblGrid>
+      <w:tr>
+        <w:tc>
+          <w:tcPr>
+            <w:tcW w:w="2340" w:type="dxa"/>
+          </w:tcPr>
+          <w:p>
+            <w:pPr/>
+            <w:r>
+              <w:rPr>
+                <w:b/>
+              </w:rPr>
+              <w:t xml:space="preserve">Requirement ID</w:t>
+            </w:r>
+          </w:p>
+        </w:tc>
+        <w:tc>
+          <w:tcPr>
+            <w:tcW w:w="2340" w:type="dxa"/>
+          </w:tcPr>
+          <w:p>
+            <w:pPr/>
+            <w:r>
+              <w:t xml:space="preserve">REQ_IO_A8.45.1</w:t>
+            </w:r>
+          </w:p>
+        </w:tc>
+        <w:tc>
+          <w:tcPr>
+            <w:tcW w:w="2340" w:type="dxa"/>
+          </w:tcPr>
+          <w:p>
+            <w:pPr/>
+            <w:r>
+              <w:rPr>
+                <w:b/>
+              </w:rPr>
+              <w:t xml:space="preserve">Version</w:t>
+            </w:r>
+          </w:p>
+        </w:tc>
+        <w:tc>
+          <w:tcPr>
+            <w:tcW w:w="2340" w:type="dxa"/>
+          </w:tcPr>
+          <w:p>
+            <w:pPr/>
+            <w:r>
+              <w:t xml:space="preserve">1.0</w:t>
+            </w:r>
+          </w:p>
+        </w:tc>
+      </w:tr>
+      <w:tr>
+        <w:tc>
+          <w:tcPr>
+            <w:tcW w:w="2340" w:type="dxa"/>
+          </w:tcPr>
+          <w:p>
+            <w:pPr/>
+            <w:r>
+              <w:rPr>
+                <w:b/>
+              </w:rPr>
+              <w:t xml:space="preserve">Item</w:t>
+            </w:r>
+          </w:p>
+        </w:tc>
+        <w:tc>
+          <w:tcPr>
+            <w:tcW w:w="7020" w:type="dxa"/>
+            <w:gridSpan w:val="3"/>
+          </w:tcPr>
+          <w:p>
+            <w:pPr/>
+            <w:r>
+              <w:t xml:space="preserve">Search (Input)</w:t>
+            </w:r>
+          </w:p>
+        </w:tc>
+      </w:tr>
+      <w:tr>
+        <w:tc>
+          <w:tcPr>
+            <w:tcW w:w="2340" w:type="dxa"/>
+          </w:tcPr>
+          <w:p>
+            <w:pPr/>
+            <w:r>
+              <w:rPr>
+                <w:b/>
+              </w:rPr>
+              <w:t xml:space="preserve">Description</w:t>
+            </w:r>
+          </w:p>
+        </w:tc>
+        <w:tc>
+          <w:tcPr>
+            <w:tcW w:w="7020" w:type="dxa"/>
+            <w:gridSpan w:val="3"/>
+          </w:tcPr>
+          <w:p>
+            <w:pPr/>
+            <w:r>
+              <w:t xml:space="preserve">代碼或名稱關鍵字。</w:t>
+            </w:r>
+          </w:p>
+        </w:tc>
+      </w:tr>
+      <w:tr>
+        <w:tc>
+          <w:tcPr>
+            <w:tcW w:w="2340" w:type="dxa"/>
+          </w:tcPr>
+          <w:p>
+            <w:pPr/>
+            <w:r>
+              <w:rPr>
+                <w:b/>
+              </w:rPr>
+              <w:t xml:space="preserve">Purpose</w:t>
+            </w:r>
+          </w:p>
+        </w:tc>
+        <w:tc>
+          <w:tcPr>
+            <w:tcW w:w="7020" w:type="dxa"/>
+            <w:gridSpan w:val="3"/>
+          </w:tcPr>
+          <w:p>
+            <w:pPr/>
+            <w:r>
+              <w:t xml:space="preserve">縮小目前公司單位列表。</w:t>
+            </w:r>
+          </w:p>
+        </w:tc>
+      </w:tr>
+      <w:tr>
+        <w:tc>
+          <w:tcPr>
+            <w:tcW w:w="2340" w:type="dxa"/>
+          </w:tcPr>
+          <w:p>
+            <w:pPr/>
+            <w:r>
+              <w:rPr>
+                <w:b/>
+              </w:rPr>
+              <w:t xml:space="preserve">Format</w:t>
+            </w:r>
+          </w:p>
+        </w:tc>
+        <w:tc>
+          <w:tcPr>
+            <w:tcW w:w="2340" w:type="dxa"/>
+          </w:tcPr>
+          <w:p>
+            <w:pPr/>
+            <w:r>
+              <w:t xml:space="preserve">Text</w:t>
+            </w:r>
+          </w:p>
+        </w:tc>
+        <w:tc>
+          <w:tcPr>
+            <w:tcW w:w="2340" w:type="dxa"/>
+          </w:tcPr>
+          <w:p>
+            <w:pPr/>
+            <w:r>
+              <w:rPr>
+                <w:b/>
+              </w:rPr>
+              <w:t xml:space="preserve">Valid Range</w:t>
+            </w:r>
+          </w:p>
+        </w:tc>
+        <w:tc>
+          <w:tcPr>
+            <w:tcW w:w="2340" w:type="dxa"/>
+          </w:tcPr>
+          <w:p>
+            <w:pPr/>
+            <w:r>
+              <w:t xml:space="preserve">任意文字</w:t>
+            </w:r>
+          </w:p>
+        </w:tc>
+      </w:tr>
+      <w:tr>
+        <w:tc>
+          <w:tcPr>
+            <w:tcW w:w="2340" w:type="dxa"/>
+          </w:tcPr>
+          <w:p>
+            <w:pPr/>
+            <w:r>
+              <w:rPr>
+                <w:b/>
+              </w:rPr>
+              <w:t xml:space="preserve">Related I/O</w:t>
+            </w:r>
+          </w:p>
+        </w:tc>
+        <w:tc>
+          <w:tcPr>
+            <w:tcW w:w="7020" w:type="dxa"/>
+            <w:gridSpan w:val="3"/>
+          </w:tcPr>
+          <w:p>
+            <w:pPr/>
+            <w:r>
+              <w:t xml:space="preserve">REQ_IO_A8.45.2</w:t>
+            </w:r>
+          </w:p>
+        </w:tc>
+      </w:tr>
+      <w:tr>
+        <w:tc>
+          <w:tcPr>
+            <w:tcW w:w="2340" w:type="dxa"/>
+          </w:tcPr>
+          <w:p>
+            <w:pPr/>
+            <w:r>
+              <w:rPr>
+                <w:b/>
+              </w:rPr>
+              <w:t xml:space="preserve">Author</w:t>
+            </w:r>
+          </w:p>
+        </w:tc>
+        <w:tc>
+          <w:tcPr>
+            <w:tcW w:w="7020" w:type="dxa"/>
+            <w:gridSpan w:val="3"/>
+          </w:tcPr>
+          <w:p>
+            <w:pPr/>
+            <w:r>
+              <w:t xml:space="preserve">Developer</w:t>
+            </w:r>
+          </w:p>
+        </w:tc>
+      </w:tr>
+    </w:tbl>
+    <w:p/>
+    <w:tbl>
+      <w:tblPr>
+        <w:tblStyle w:val="TableGrid"/>
+        <w:tblW w:w="9360" w:type="dxa"/>
+        <w:jc w:val="left"/>
+        <w:tblBorders>
+          <w:top w:val="single" w:color="000000" w:sz="6" w:space="0"/>
+          <w:left w:val="single" w:color="000000" w:sz="6" w:space="0"/>
+          <w:bottom w:val="single" w:color="000000" w:sz="6" w:space="0"/>
+          <w:right w:val="single" w:color="000000" w:sz="6" w:space="0"/>
+          <w:insideH w:val="single" w:color="000000" w:sz="6" w:space="0"/>
+          <w:insideV w:val="single" w:color="000000" w:sz="6" w:space="0"/>
+        </w:tblBorders>
+        <w:tblLayout w:type="fixed"/>
+        <w:tblCellMar>
+          <w:top w:w="100" w:type="dxa"/>
+          <w:left w:w="100" w:type="dxa"/>
+          <w:bottom w:w="100" w:type="dxa"/>
+          <w:right w:w="100" w:type="dxa"/>
+        </w:tblCellMar>
+      </w:tblPr>
+      <w:tblGrid>
+        <w:gridCol w:w="2340"/>
+        <w:gridCol w:w="2340"/>
+        <w:gridCol w:w="2340"/>
+        <w:gridCol w:w="2340"/>
+      </w:tblGrid>
+      <w:tr>
+        <w:tc>
+          <w:tcPr>
+            <w:tcW w:w="2340" w:type="dxa"/>
+          </w:tcPr>
+          <w:p>
+            <w:pPr/>
+            <w:r>
+              <w:rPr>
+                <w:b/>
+              </w:rPr>
+              <w:t xml:space="preserve">Requirement ID</w:t>
+            </w:r>
+          </w:p>
+        </w:tc>
+        <w:tc>
+          <w:tcPr>
+            <w:tcW w:w="2340" w:type="dxa"/>
+          </w:tcPr>
+          <w:p>
+            <w:pPr/>
+            <w:r>
+              <w:t xml:space="preserve">REQ_IO_A8.45.2</w:t>
+            </w:r>
+          </w:p>
+        </w:tc>
+        <w:tc>
+          <w:tcPr>
+            <w:tcW w:w="2340" w:type="dxa"/>
+          </w:tcPr>
+          <w:p>
+            <w:pPr/>
+            <w:r>
+              <w:rPr>
+                <w:b/>
+              </w:rPr>
+              <w:t xml:space="preserve">Version</w:t>
+            </w:r>
+          </w:p>
+        </w:tc>
+        <w:tc>
+          <w:tcPr>
+            <w:tcW w:w="2340" w:type="dxa"/>
+          </w:tcPr>
+          <w:p>
+            <w:pPr/>
+            <w:r>
+              <w:t xml:space="preserve">1.0</w:t>
+            </w:r>
+          </w:p>
+        </w:tc>
+      </w:tr>
+      <w:tr>
+        <w:tc>
+          <w:tcPr>
+            <w:tcW w:w="2340" w:type="dxa"/>
+          </w:tcPr>
+          <w:p>
+            <w:pPr/>
+            <w:r>
+              <w:rPr>
+                <w:b/>
+              </w:rPr>
+              <w:t xml:space="preserve">Item</w:t>
+            </w:r>
+          </w:p>
+        </w:tc>
+        <w:tc>
+          <w:tcPr>
+            <w:tcW w:w="7020" w:type="dxa"/>
+            <w:gridSpan w:val="3"/>
+          </w:tcPr>
+          <w:p>
+            <w:pPr/>
+            <w:r>
+              <w:t xml:space="preserve">Unit List (Table)</w:t>
+            </w:r>
+          </w:p>
+        </w:tc>
+      </w:tr>
+      <w:tr>
+        <w:tc>
+          <w:tcPr>
+            <w:tcW w:w="2340" w:type="dxa"/>
+          </w:tcPr>
+          <w:p>
+            <w:pPr/>
+            <w:r>
+              <w:rPr>
+                <w:b/>
+              </w:rPr>
+              <w:t xml:space="preserve">Description</w:t>
+            </w:r>
+          </w:p>
+        </w:tc>
+        <w:tc>
+          <w:tcPr>
+            <w:tcW w:w="7020" w:type="dxa"/>
+            <w:gridSpan w:val="3"/>
+          </w:tcPr>
+          <w:p>
+            <w:pPr/>
+            <w:r>
+              <w:t xml:space="preserve">代碼、名稱、小數位數、狀態及編輯／刪除操作；代碼與名稱可排序，伺服器分頁。</w:t>
+            </w:r>
+          </w:p>
+        </w:tc>
+      </w:tr>
+      <w:tr>
+        <w:tc>
+          <w:tcPr>
+            <w:tcW w:w="2340" w:type="dxa"/>
+          </w:tcPr>
+          <w:p>
+            <w:pPr/>
+            <w:r>
+              <w:rPr>
+                <w:b/>
+              </w:rPr>
+              <w:t xml:space="preserve">Purpose</w:t>
+            </w:r>
+          </w:p>
+        </w:tc>
+        <w:tc>
+          <w:tcPr>
+            <w:tcW w:w="7020" w:type="dxa"/>
+            <w:gridSpan w:val="3"/>
+          </w:tcPr>
+          <w:p>
+            <w:pPr/>
+            <w:r>
+              <w:t xml:space="preserve">查看單位。</w:t>
+            </w:r>
+          </w:p>
+        </w:tc>
+      </w:tr>
+      <w:tr>
+        <w:tc>
+          <w:tcPr>
+            <w:tcW w:w="2340" w:type="dxa"/>
+          </w:tcPr>
+          <w:p>
+            <w:pPr/>
+            <w:r>
+              <w:rPr>
+                <w:b/>
+              </w:rPr>
+              <w:t xml:space="preserve">Format</w:t>
+            </w:r>
+          </w:p>
+        </w:tc>
+        <w:tc>
+          <w:tcPr>
+            <w:tcW w:w="2340" w:type="dxa"/>
+          </w:tcPr>
+          <w:p>
+            <w:pPr/>
+            <w:r>
+              <w:t xml:space="preserve">Table</w:t>
+            </w:r>
+          </w:p>
+        </w:tc>
+        <w:tc>
+          <w:tcPr>
+            <w:tcW w:w="2340" w:type="dxa"/>
+          </w:tcPr>
+          <w:p>
+            <w:pPr/>
+            <w:r>
+              <w:rPr>
+                <w:b/>
+              </w:rPr>
+              <w:t xml:space="preserve">Valid Range</w:t>
+            </w:r>
+          </w:p>
+        </w:tc>
+        <w:tc>
+          <w:tcPr>
+            <w:tcW w:w="2340" w:type="dxa"/>
+          </w:tcPr>
+          <w:p>
+            <w:pPr/>
+            <w:r>
+              <w:t xml:space="preserve">每頁 10／20／50／100／200</w:t>
+            </w:r>
+          </w:p>
+        </w:tc>
+      </w:tr>
+      <w:tr>
+        <w:tc>
+          <w:tcPr>
+            <w:tcW w:w="2340" w:type="dxa"/>
+          </w:tcPr>
+          <w:p>
+            <w:pPr/>
+            <w:r>
+              <w:rPr>
+                <w:b/>
+              </w:rPr>
+              <w:t xml:space="preserve">Related I/O</w:t>
+            </w:r>
+          </w:p>
+        </w:tc>
+        <w:tc>
+          <w:tcPr>
+            <w:tcW w:w="7020" w:type="dxa"/>
+            <w:gridSpan w:val="3"/>
+          </w:tcPr>
+          <w:p>
+            <w:pPr/>
+            <w:r>
+              <w:t xml:space="preserve">REQ_IO_A8.46.1, REQ_IO_A8.47.1</w:t>
+            </w:r>
+          </w:p>
+        </w:tc>
+      </w:tr>
+      <w:tr>
+        <w:tc>
+          <w:tcPr>
+            <w:tcW w:w="2340" w:type="dxa"/>
+          </w:tcPr>
+          <w:p>
+            <w:pPr/>
+            <w:r>
+              <w:rPr>
+                <w:b/>
+              </w:rPr>
+              <w:t xml:space="preserve">Author</w:t>
+            </w:r>
+          </w:p>
+        </w:tc>
+        <w:tc>
+          <w:tcPr>
+            <w:tcW w:w="7020" w:type="dxa"/>
+            <w:gridSpan w:val="3"/>
+          </w:tcPr>
+          <w:p>
+            <w:pPr/>
+            <w:r>
+              <w:t xml:space="preserve">Developer</w:t>
+            </w:r>
+          </w:p>
+        </w:tc>
+      </w:tr>
+    </w:tbl>
+    <w:p/>
+    <w:tbl>
+      <w:tblPr>
+        <w:tblStyle w:val="TableGrid"/>
+        <w:tblW w:w="9360" w:type="dxa"/>
+        <w:jc w:val="left"/>
+        <w:tblBorders>
+          <w:top w:val="single" w:color="000000" w:sz="6" w:space="0"/>
+          <w:left w:val="single" w:color="000000" w:sz="6" w:space="0"/>
+          <w:bottom w:val="single" w:color="000000" w:sz="6" w:space="0"/>
+          <w:right w:val="single" w:color="000000" w:sz="6" w:space="0"/>
+          <w:insideH w:val="single" w:color="000000" w:sz="6" w:space="0"/>
+          <w:insideV w:val="single" w:color="000000" w:sz="6" w:space="0"/>
+        </w:tblBorders>
+        <w:tblLayout w:type="fixed"/>
+        <w:tblCellMar>
+          <w:top w:w="100" w:type="dxa"/>
+          <w:left w:w="100" w:type="dxa"/>
+          <w:bottom w:w="100" w:type="dxa"/>
+          <w:right w:w="100" w:type="dxa"/>
+        </w:tblCellMar>
+      </w:tblPr>
+      <w:tblGrid>
+        <w:gridCol w:w="2340"/>
+        <w:gridCol w:w="2340"/>
+        <w:gridCol w:w="2340"/>
+        <w:gridCol w:w="2340"/>
+      </w:tblGrid>
+      <w:tr>
+        <w:tc>
+          <w:tcPr>
+            <w:tcW w:w="2340" w:type="dxa"/>
+          </w:tcPr>
+          <w:p>
+            <w:pPr/>
+            <w:r>
+              <w:rPr>
+                <w:b/>
+              </w:rPr>
+              <w:t xml:space="preserve">Requirement ID</w:t>
+            </w:r>
+          </w:p>
+        </w:tc>
+        <w:tc>
+          <w:tcPr>
+            <w:tcW w:w="2340" w:type="dxa"/>
+          </w:tcPr>
+          <w:p>
+            <w:pPr/>
+            <w:r>
+              <w:t xml:space="preserve">REQ_IO_A8.45.3</w:t>
+            </w:r>
+          </w:p>
+        </w:tc>
+        <w:tc>
+          <w:tcPr>
+            <w:tcW w:w="2340" w:type="dxa"/>
+          </w:tcPr>
+          <w:p>
+            <w:pPr/>
+            <w:r>
+              <w:rPr>
+                <w:b/>
+              </w:rPr>
+              <w:t xml:space="preserve">Version</w:t>
+            </w:r>
+          </w:p>
+        </w:tc>
+        <w:tc>
+          <w:tcPr>
+            <w:tcW w:w="2340" w:type="dxa"/>
+          </w:tcPr>
+          <w:p>
+            <w:pPr/>
+            <w:r>
+              <w:t xml:space="preserve">1.0</w:t>
+            </w:r>
+          </w:p>
+        </w:tc>
+      </w:tr>
+      <w:tr>
+        <w:tc>
+          <w:tcPr>
+            <w:tcW w:w="2340" w:type="dxa"/>
+          </w:tcPr>
+          <w:p>
+            <w:pPr/>
+            <w:r>
+              <w:rPr>
+                <w:b/>
+              </w:rPr>
+              <w:t xml:space="preserve">Item</w:t>
+            </w:r>
+          </w:p>
+        </w:tc>
+        <w:tc>
+          <w:tcPr>
+            <w:tcW w:w="7020" w:type="dxa"/>
+            <w:gridSpan w:val="3"/>
+          </w:tcPr>
+          <w:p>
+            <w:pPr/>
+            <w:r>
+              <w:t xml:space="preserve">Conversion List (Table)</w:t>
+            </w:r>
+          </w:p>
+        </w:tc>
+      </w:tr>
+      <w:tr>
+        <w:tc>
+          <w:tcPr>
+            <w:tcW w:w="2340" w:type="dxa"/>
+          </w:tcPr>
+          <w:p>
+            <w:pPr/>
+            <w:r>
+              <w:rPr>
+                <w:b/>
+              </w:rPr>
+              <w:t xml:space="preserve">Description</w:t>
+            </w:r>
+          </w:p>
+        </w:tc>
+        <w:tc>
+          <w:tcPr>
+            <w:tcW w:w="7020" w:type="dxa"/>
+            <w:gridSpan w:val="3"/>
+          </w:tcPr>
+          <w:p>
+            <w:pPr/>
+            <w:r>
+              <w:t xml:space="preserve">來源、目標、換算規則及編輯／刪除操作。</w:t>
+            </w:r>
+          </w:p>
+        </w:tc>
+      </w:tr>
+      <w:tr>
+        <w:tc>
+          <w:tcPr>
+            <w:tcW w:w="2340" w:type="dxa"/>
+          </w:tcPr>
+          <w:p>
+            <w:pPr/>
+            <w:r>
+              <w:rPr>
+                <w:b/>
+              </w:rPr>
+              <w:t xml:space="preserve">Purpose</w:t>
+            </w:r>
+          </w:p>
+        </w:tc>
+        <w:tc>
+          <w:tcPr>
+            <w:tcW w:w="7020" w:type="dxa"/>
+            <w:gridSpan w:val="3"/>
+          </w:tcPr>
+          <w:p>
+            <w:pPr/>
+            <w:r>
+              <w:t xml:space="preserve">查看換算。</w:t>
+            </w:r>
+          </w:p>
+        </w:tc>
+      </w:tr>
+      <w:tr>
+        <w:tc>
+          <w:tcPr>
+            <w:tcW w:w="2340" w:type="dxa"/>
+          </w:tcPr>
+          <w:p>
+            <w:pPr/>
+            <w:r>
+              <w:rPr>
+                <w:b/>
+              </w:rPr>
+              <w:t xml:space="preserve">Format</w:t>
+            </w:r>
+          </w:p>
+        </w:tc>
+        <w:tc>
+          <w:tcPr>
+            <w:tcW w:w="2340" w:type="dxa"/>
+          </w:tcPr>
+          <w:p>
+            <w:pPr/>
+            <w:r>
+              <w:t xml:space="preserve">Table</w:t>
+            </w:r>
+          </w:p>
+        </w:tc>
+        <w:tc>
+          <w:tcPr>
+            <w:tcW w:w="2340" w:type="dxa"/>
+          </w:tcPr>
+          <w:p>
+            <w:pPr/>
+            <w:r>
+              <w:rPr>
+                <w:b/>
+              </w:rPr>
+              <w:t xml:space="preserve">Valid Range</w:t>
+            </w:r>
+          </w:p>
+        </w:tc>
+        <w:tc>
+          <w:tcPr>
+            <w:tcW w:w="2340" w:type="dxa"/>
+          </w:tcPr>
+          <w:p>
+            <w:pPr/>
+            <w:r>
+              <w:t xml:space="preserve">全部換算</w:t>
+            </w:r>
+          </w:p>
+        </w:tc>
+      </w:tr>
+      <w:tr>
+        <w:tc>
+          <w:tcPr>
+            <w:tcW w:w="2340" w:type="dxa"/>
+          </w:tcPr>
+          <w:p>
+            <w:pPr/>
+            <w:r>
+              <w:rPr>
+                <w:b/>
+              </w:rPr>
+              <w:t xml:space="preserve">Related I/O</w:t>
+            </w:r>
+          </w:p>
+        </w:tc>
+        <w:tc>
+          <w:tcPr>
+            <w:tcW w:w="7020" w:type="dxa"/>
+            <w:gridSpan w:val="3"/>
+          </w:tcPr>
+          <w:p>
+            <w:pPr/>
+            <w:r>
+              <w:t xml:space="preserve">REQ_IO_A8.46.4</w:t>
+            </w:r>
+          </w:p>
+        </w:tc>
+      </w:tr>
+      <w:tr>
+        <w:tc>
+          <w:tcPr>
+            <w:tcW w:w="2340" w:type="dxa"/>
+          </w:tcPr>
+          <w:p>
+            <w:pPr/>
+            <w:r>
+              <w:rPr>
+                <w:b/>
+              </w:rPr>
+              <w:t xml:space="preserve">Author</w:t>
+            </w:r>
+          </w:p>
+        </w:tc>
+        <w:tc>
+          <w:tcPr>
+            <w:tcW w:w="7020" w:type="dxa"/>
+            <w:gridSpan w:val="3"/>
+          </w:tcPr>
+          <w:p>
+            <w:pPr/>
+            <w:r>
+              <w:t xml:space="preserve">Developer</w:t>
+            </w:r>
+          </w:p>
+        </w:tc>
+      </w:tr>
+    </w:tbl>
+    <w:p/>
+    <w:tbl>
+      <w:tblPr>
+        <w:tblStyle w:val="TableGrid"/>
+        <w:tblW w:w="9360" w:type="dxa"/>
+        <w:jc w:val="left"/>
+        <w:tblBorders>
+          <w:top w:val="single" w:color="000000" w:sz="6" w:space="0"/>
+          <w:left w:val="single" w:color="000000" w:sz="6" w:space="0"/>
+          <w:bottom w:val="single" w:color="000000" w:sz="6" w:space="0"/>
+          <w:right w:val="single" w:color="000000" w:sz="6" w:space="0"/>
+          <w:insideH w:val="single" w:color="000000" w:sz="6" w:space="0"/>
+          <w:insideV w:val="single" w:color="000000" w:sz="6" w:space="0"/>
+        </w:tblBorders>
+        <w:tblLayout w:type="fixed"/>
+        <w:tblCellMar>
+          <w:top w:w="100" w:type="dxa"/>
+          <w:left w:w="100" w:type="dxa"/>
+          <w:bottom w:w="100" w:type="dxa"/>
+          <w:right w:w="100" w:type="dxa"/>
+        </w:tblCellMar>
+      </w:tblPr>
+      <w:tblGrid>
+        <w:gridCol w:w="2340"/>
+        <w:gridCol w:w="2340"/>
+        <w:gridCol w:w="2340"/>
+        <w:gridCol w:w="2340"/>
+      </w:tblGrid>
+      <w:tr>
+        <w:tc>
+          <w:tcPr>
+            <w:tcW w:w="2340" w:type="dxa"/>
+          </w:tcPr>
+          <w:p>
+            <w:pPr/>
+            <w:r>
+              <w:rPr>
+                <w:b/>
+              </w:rPr>
+              <w:t xml:space="preserve">Requirement ID</w:t>
+            </w:r>
+          </w:p>
+        </w:tc>
+        <w:tc>
+          <w:tcPr>
+            <w:tcW w:w="2340" w:type="dxa"/>
+          </w:tcPr>
+          <w:p>
+            <w:pPr/>
+            <w:r>
+              <w:t xml:space="preserve">REQ_IO_A8.45.4</w:t>
+            </w:r>
+          </w:p>
+        </w:tc>
+        <w:tc>
+          <w:tcPr>
+            <w:tcW w:w="2340" w:type="dxa"/>
+          </w:tcPr>
+          <w:p>
+            <w:pPr/>
+            <w:r>
+              <w:rPr>
+                <w:b/>
+              </w:rPr>
+              <w:t xml:space="preserve">Version</w:t>
+            </w:r>
+          </w:p>
+        </w:tc>
+        <w:tc>
+          <w:tcPr>
+            <w:tcW w:w="2340" w:type="dxa"/>
+          </w:tcPr>
+          <w:p>
+            <w:pPr/>
+            <w:r>
+              <w:t xml:space="preserve">1.0</w:t>
+            </w:r>
+          </w:p>
+        </w:tc>
+      </w:tr>
+      <w:tr>
+        <w:tc>
+          <w:tcPr>
+            <w:tcW w:w="2340" w:type="dxa"/>
+          </w:tcPr>
+          <w:p>
+            <w:pPr/>
+            <w:r>
+              <w:rPr>
+                <w:b/>
+              </w:rPr>
+              <w:t xml:space="preserve">Item</w:t>
+            </w:r>
+          </w:p>
+        </w:tc>
+        <w:tc>
+          <w:tcPr>
+            <w:tcW w:w="7020" w:type="dxa"/>
+            <w:gridSpan w:val="3"/>
+          </w:tcPr>
+          <w:p>
+            <w:pPr/>
+            <w:r>
+              <w:t xml:space="preserve">Calculator (Form)</w:t>
+            </w:r>
+          </w:p>
+        </w:tc>
+      </w:tr>
+      <w:tr>
+        <w:tc>
+          <w:tcPr>
+            <w:tcW w:w="2340" w:type="dxa"/>
+          </w:tcPr>
+          <w:p>
+            <w:pPr/>
+            <w:r>
+              <w:rPr>
+                <w:b/>
+              </w:rPr>
+              <w:t xml:space="preserve">Description</w:t>
+            </w:r>
+          </w:p>
+        </w:tc>
+        <w:tc>
+          <w:tcPr>
+            <w:tcW w:w="7020" w:type="dxa"/>
+            <w:gridSpan w:val="3"/>
+          </w:tcPr>
+          <w:p>
+            <w:pPr/>
+            <w:r>
+              <w:t xml:space="preserve">數量、來源單位、目標單位、換算按鈕與結果。</w:t>
+            </w:r>
+          </w:p>
+        </w:tc>
+      </w:tr>
+      <w:tr>
+        <w:tc>
+          <w:tcPr>
+            <w:tcW w:w="2340" w:type="dxa"/>
+          </w:tcPr>
+          <w:p>
+            <w:pPr/>
+            <w:r>
+              <w:rPr>
+                <w:b/>
+              </w:rPr>
+              <w:t xml:space="preserve">Purpose</w:t>
+            </w:r>
+          </w:p>
+        </w:tc>
+        <w:tc>
+          <w:tcPr>
+            <w:tcW w:w="7020" w:type="dxa"/>
+            <w:gridSpan w:val="3"/>
+          </w:tcPr>
+          <w:p>
+            <w:pPr/>
+            <w:r>
+              <w:t xml:space="preserve">試算換算結果。</w:t>
+            </w:r>
+          </w:p>
+        </w:tc>
+      </w:tr>
+      <w:tr>
+        <w:tc>
+          <w:tcPr>
+            <w:tcW w:w="2340" w:type="dxa"/>
+          </w:tcPr>
+          <w:p>
+            <w:pPr/>
+            <w:r>
+              <w:rPr>
+                <w:b/>
+              </w:rPr>
+              <w:t xml:space="preserve">Format</w:t>
+            </w:r>
+          </w:p>
+        </w:tc>
+        <w:tc>
+          <w:tcPr>
+            <w:tcW w:w="2340" w:type="dxa"/>
+          </w:tcPr>
+          <w:p>
+            <w:pPr/>
+            <w:r>
+              <w:t xml:space="preserve">Decimal</w:t>
+            </w:r>
+          </w:p>
+        </w:tc>
+        <w:tc>
+          <w:tcPr>
+            <w:tcW w:w="2340" w:type="dxa"/>
+          </w:tcPr>
+          <w:p>
+            <w:pPr/>
+            <w:r>
+              <w:rPr>
+                <w:b/>
+              </w:rPr>
+              <w:t xml:space="preserve">Valid Range</w:t>
+            </w:r>
+          </w:p>
+        </w:tc>
+        <w:tc>
+          <w:tcPr>
+            <w:tcW w:w="2340" w:type="dxa"/>
+          </w:tcPr>
+          <w:p>
+            <w:pPr/>
+            <w:r>
+              <w:t xml:space="preserve">數量最多 12 位整數及 6 位小數</w:t>
+            </w:r>
+          </w:p>
+        </w:tc>
+      </w:tr>
+      <w:tr>
+        <w:tc>
+          <w:tcPr>
+            <w:tcW w:w="2340" w:type="dxa"/>
+          </w:tcPr>
+          <w:p>
+            <w:pPr/>
+            <w:r>
+              <w:rPr>
+                <w:b/>
+              </w:rPr>
+              <w:t xml:space="preserve">Related I/O</w:t>
+            </w:r>
+          </w:p>
+        </w:tc>
+        <w:tc>
+          <w:tcPr>
+            <w:tcW w:w="7020" w:type="dxa"/>
+            <w:gridSpan w:val="3"/>
+          </w:tcPr>
+          <w:p>
+            <w:pPr/>
+            <w:r>
+              <w:t xml:space="preserve">REQ_IO_A8.45.3</w:t>
+            </w:r>
+          </w:p>
+        </w:tc>
+      </w:tr>
+      <w:tr>
+        <w:tc>
+          <w:tcPr>
+            <w:tcW w:w="2340" w:type="dxa"/>
+          </w:tcPr>
+          <w:p>
+            <w:pPr/>
+            <w:r>
+              <w:rPr>
+                <w:b/>
+              </w:rPr>
+              <w:t xml:space="preserve">Author</w:t>
+            </w:r>
+          </w:p>
+        </w:tc>
+        <w:tc>
+          <w:tcPr>
+            <w:tcW w:w="7020" w:type="dxa"/>
+            <w:gridSpan w:val="3"/>
+          </w:tcPr>
+          <w:p>
+            <w:pPr/>
+            <w:r>
+              <w:t xml:space="preserve">Developer</w:t>
+            </w:r>
+          </w:p>
+        </w:tc>
+      </w:tr>
+    </w:tbl>
+    <w:p/>
+    <w:p>
+      <w:pPr>
+        <w:pStyle w:val="Heading5"/>
+      </w:pPr>
+      <w:r>
+        <w:t xml:space="preserve">4.4.1.8.46 Unit of Measurement Create Interface</w:t>
+      </w:r>
+    </w:p>
+    <w:tbl>
+      <w:tblPr>
+        <w:tblStyle w:val="TableGrid"/>
+        <w:tblW w:w="9360" w:type="dxa"/>
+        <w:jc w:val="left"/>
+        <w:tblBorders>
+          <w:top w:val="single" w:color="000000" w:sz="6" w:space="0"/>
+          <w:left w:val="single" w:color="000000" w:sz="6" w:space="0"/>
+          <w:bottom w:val="single" w:color="000000" w:sz="6" w:space="0"/>
+          <w:right w:val="single" w:color="000000" w:sz="6" w:space="0"/>
+          <w:insideH w:val="single" w:color="000000" w:sz="6" w:space="0"/>
+          <w:insideV w:val="single" w:color="000000" w:sz="6" w:space="0"/>
+        </w:tblBorders>
+        <w:tblLayout w:type="fixed"/>
+        <w:tblCellMar>
+          <w:top w:w="100" w:type="dxa"/>
+          <w:left w:w="100" w:type="dxa"/>
+          <w:bottom w:w="100" w:type="dxa"/>
+          <w:right w:w="100" w:type="dxa"/>
+        </w:tblCellMar>
+      </w:tblPr>
+      <w:tblGrid>
+        <w:gridCol w:w="2340"/>
+        <w:gridCol w:w="2340"/>
+        <w:gridCol w:w="2340"/>
+        <w:gridCol w:w="2340"/>
+      </w:tblGrid>
+      <w:tr>
+        <w:tc>
+          <w:tcPr>
+            <w:tcW w:w="2340" w:type="dxa"/>
+          </w:tcPr>
+          <w:p>
+            <w:pPr/>
+            <w:r>
+              <w:rPr>
+                <w:b/>
+              </w:rPr>
+              <w:t xml:space="preserve">Requirement ID</w:t>
+            </w:r>
+          </w:p>
+        </w:tc>
+        <w:tc>
+          <w:tcPr>
+            <w:tcW w:w="2340" w:type="dxa"/>
+          </w:tcPr>
+          <w:p>
+            <w:pPr/>
+            <w:r>
+              <w:t xml:space="preserve">REQ_IO_A8.46.1</w:t>
+            </w:r>
+          </w:p>
+        </w:tc>
+        <w:tc>
+          <w:tcPr>
+            <w:tcW w:w="2340" w:type="dxa"/>
+          </w:tcPr>
+          <w:p>
+            <w:pPr/>
+            <w:r>
+              <w:rPr>
+                <w:b/>
+              </w:rPr>
+              <w:t xml:space="preserve">Version</w:t>
+            </w:r>
+          </w:p>
+        </w:tc>
+        <w:tc>
+          <w:tcPr>
+            <w:tcW w:w="2340" w:type="dxa"/>
+          </w:tcPr>
+          <w:p>
+            <w:pPr/>
+            <w:r>
+              <w:t xml:space="preserve">1.0</w:t>
+            </w:r>
+          </w:p>
+        </w:tc>
+      </w:tr>
+      <w:tr>
+        <w:tc>
+          <w:tcPr>
+            <w:tcW w:w="2340" w:type="dxa"/>
+          </w:tcPr>
+          <w:p>
+            <w:pPr/>
+            <w:r>
+              <w:rPr>
+                <w:b/>
+              </w:rPr>
+              <w:t xml:space="preserve">Item</w:t>
+            </w:r>
+          </w:p>
+        </w:tc>
+        <w:tc>
+          <w:tcPr>
+            <w:tcW w:w="7020" w:type="dxa"/>
+            <w:gridSpan w:val="3"/>
+          </w:tcPr>
+          <w:p>
+            <w:pPr/>
+            <w:r>
+              <w:t xml:space="preserve">Code (Input)</w:t>
+            </w:r>
+          </w:p>
+        </w:tc>
+      </w:tr>
+      <w:tr>
+        <w:tc>
+          <w:tcPr>
+            <w:tcW w:w="2340" w:type="dxa"/>
+          </w:tcPr>
+          <w:p>
+            <w:pPr/>
+            <w:r>
+              <w:rPr>
+                <w:b/>
+              </w:rPr>
+              <w:t xml:space="preserve">Description</w:t>
+            </w:r>
+          </w:p>
+        </w:tc>
+        <w:tc>
+          <w:tcPr>
+            <w:tcW w:w="7020" w:type="dxa"/>
+            <w:gridSpan w:val="3"/>
+          </w:tcPr>
+          <w:p>
+            <w:pPr/>
+            <w:r>
+              <w:t xml:space="preserve">建立時輸入並轉大寫。</w:t>
+            </w:r>
+          </w:p>
+        </w:tc>
+      </w:tr>
+      <w:tr>
+        <w:tc>
+          <w:tcPr>
+            <w:tcW w:w="2340" w:type="dxa"/>
+          </w:tcPr>
+          <w:p>
+            <w:pPr/>
+            <w:r>
+              <w:rPr>
+                <w:b/>
+              </w:rPr>
+              <w:t xml:space="preserve">Purpose</w:t>
+            </w:r>
+          </w:p>
+        </w:tc>
+        <w:tc>
+          <w:tcPr>
+            <w:tcW w:w="7020" w:type="dxa"/>
+            <w:gridSpan w:val="3"/>
+          </w:tcPr>
+          <w:p>
+            <w:pPr/>
+            <w:r>
+              <w:t xml:space="preserve">公司內唯一識別。</w:t>
+            </w:r>
+          </w:p>
+        </w:tc>
+      </w:tr>
+      <w:tr>
+        <w:tc>
+          <w:tcPr>
+            <w:tcW w:w="2340" w:type="dxa"/>
+          </w:tcPr>
+          <w:p>
+            <w:pPr/>
+            <w:r>
+              <w:rPr>
+                <w:b/>
+              </w:rPr>
+              <w:t xml:space="preserve">Format</w:t>
+            </w:r>
+          </w:p>
+        </w:tc>
+        <w:tc>
+          <w:tcPr>
+            <w:tcW w:w="2340" w:type="dxa"/>
+          </w:tcPr>
+          <w:p>
+            <w:pPr/>
+            <w:r>
+              <w:t xml:space="preserve">Text</w:t>
+            </w:r>
+          </w:p>
+        </w:tc>
+        <w:tc>
+          <w:tcPr>
+            <w:tcW w:w="2340" w:type="dxa"/>
+          </w:tcPr>
+          <w:p>
+            <w:pPr/>
+            <w:r>
+              <w:rPr>
+                <w:b/>
+              </w:rPr>
+              <w:t xml:space="preserve">Valid Range</w:t>
+            </w:r>
+          </w:p>
+        </w:tc>
+        <w:tc>
+          <w:tcPr>
+            <w:tcW w:w="2340" w:type="dxa"/>
+          </w:tcPr>
+          <w:p>
+            <w:pPr/>
+            <w:r>
+              <w:t xml:space="preserve">1–30 位英數、-、_</w:t>
+            </w:r>
+          </w:p>
+        </w:tc>
+      </w:tr>
+      <w:tr>
+        <w:tc>
+          <w:tcPr>
+            <w:tcW w:w="2340" w:type="dxa"/>
+          </w:tcPr>
+          <w:p>
+            <w:pPr/>
+            <w:r>
+              <w:rPr>
+                <w:b/>
+              </w:rPr>
+              <w:t xml:space="preserve">Related I/O</w:t>
+            </w:r>
+          </w:p>
+        </w:tc>
+        <w:tc>
+          <w:tcPr>
+            <w:tcW w:w="7020" w:type="dxa"/>
+            <w:gridSpan w:val="3"/>
+          </w:tcPr>
+          <w:p>
+            <w:pPr/>
+            <w:r>
+              <w:t xml:space="preserve">REQ_IO_A8.45.2</w:t>
+            </w:r>
+          </w:p>
+        </w:tc>
+      </w:tr>
+      <w:tr>
+        <w:tc>
+          <w:tcPr>
+            <w:tcW w:w="2340" w:type="dxa"/>
+          </w:tcPr>
+          <w:p>
+            <w:pPr/>
+            <w:r>
+              <w:rPr>
+                <w:b/>
+              </w:rPr>
+              <w:t xml:space="preserve">Author</w:t>
+            </w:r>
+          </w:p>
+        </w:tc>
+        <w:tc>
+          <w:tcPr>
+            <w:tcW w:w="7020" w:type="dxa"/>
+            <w:gridSpan w:val="3"/>
+          </w:tcPr>
+          <w:p>
+            <w:pPr/>
+            <w:r>
+              <w:t xml:space="preserve">Developer</w:t>
+            </w:r>
+          </w:p>
+        </w:tc>
+      </w:tr>
+    </w:tbl>
+    <w:p/>
+    <w:tbl>
+      <w:tblPr>
+        <w:tblStyle w:val="TableGrid"/>
+        <w:tblW w:w="9360" w:type="dxa"/>
+        <w:jc w:val="left"/>
+        <w:tblBorders>
+          <w:top w:val="single" w:color="000000" w:sz="6" w:space="0"/>
+          <w:left w:val="single" w:color="000000" w:sz="6" w:space="0"/>
+          <w:bottom w:val="single" w:color="000000" w:sz="6" w:space="0"/>
+          <w:right w:val="single" w:color="000000" w:sz="6" w:space="0"/>
+          <w:insideH w:val="single" w:color="000000" w:sz="6" w:space="0"/>
+          <w:insideV w:val="single" w:color="000000" w:sz="6" w:space="0"/>
+        </w:tblBorders>
+        <w:tblLayout w:type="fixed"/>
+        <w:tblCellMar>
+          <w:top w:w="100" w:type="dxa"/>
+          <w:left w:w="100" w:type="dxa"/>
+          <w:bottom w:w="100" w:type="dxa"/>
+          <w:right w:w="100" w:type="dxa"/>
+        </w:tblCellMar>
+      </w:tblPr>
+      <w:tblGrid>
+        <w:gridCol w:w="2340"/>
+        <w:gridCol w:w="2340"/>
+        <w:gridCol w:w="2340"/>
+        <w:gridCol w:w="2340"/>
+      </w:tblGrid>
+      <w:tr>
+        <w:tc>
+          <w:tcPr>
+            <w:tcW w:w="2340" w:type="dxa"/>
+          </w:tcPr>
+          <w:p>
+            <w:pPr/>
+            <w:r>
+              <w:rPr>
+                <w:b/>
+              </w:rPr>
+              <w:t xml:space="preserve">Requirement ID</w:t>
+            </w:r>
+          </w:p>
+        </w:tc>
+        <w:tc>
+          <w:tcPr>
+            <w:tcW w:w="2340" w:type="dxa"/>
+          </w:tcPr>
+          <w:p>
+            <w:pPr/>
+            <w:r>
+              <w:t xml:space="preserve">REQ_IO_A8.46.2</w:t>
+            </w:r>
+          </w:p>
+        </w:tc>
+        <w:tc>
+          <w:tcPr>
+            <w:tcW w:w="2340" w:type="dxa"/>
+          </w:tcPr>
+          <w:p>
+            <w:pPr/>
+            <w:r>
+              <w:rPr>
+                <w:b/>
+              </w:rPr>
+              <w:t xml:space="preserve">Version</w:t>
+            </w:r>
+          </w:p>
+        </w:tc>
+        <w:tc>
+          <w:tcPr>
+            <w:tcW w:w="2340" w:type="dxa"/>
+          </w:tcPr>
+          <w:p>
+            <w:pPr/>
+            <w:r>
+              <w:t xml:space="preserve">1.0</w:t>
+            </w:r>
+          </w:p>
+        </w:tc>
+      </w:tr>
+      <w:tr>
+        <w:tc>
+          <w:tcPr>
+            <w:tcW w:w="2340" w:type="dxa"/>
+          </w:tcPr>
+          <w:p>
+            <w:pPr/>
+            <w:r>
+              <w:rPr>
+                <w:b/>
+              </w:rPr>
+              <w:t xml:space="preserve">Item</w:t>
+            </w:r>
+          </w:p>
+        </w:tc>
+        <w:tc>
+          <w:tcPr>
+            <w:tcW w:w="7020" w:type="dxa"/>
+            <w:gridSpan w:val="3"/>
+          </w:tcPr>
+          <w:p>
+            <w:pPr/>
+            <w:r>
+              <w:t xml:space="preserve">Name (Input)</w:t>
+            </w:r>
+          </w:p>
+        </w:tc>
+      </w:tr>
+      <w:tr>
+        <w:tc>
+          <w:tcPr>
+            <w:tcW w:w="2340" w:type="dxa"/>
+          </w:tcPr>
+          <w:p>
+            <w:pPr/>
+            <w:r>
+              <w:rPr>
+                <w:b/>
+              </w:rPr>
+              <w:t xml:space="preserve">Description</w:t>
+            </w:r>
+          </w:p>
+        </w:tc>
+        <w:tc>
+          <w:tcPr>
+            <w:tcW w:w="7020" w:type="dxa"/>
+            <w:gridSpan w:val="3"/>
+          </w:tcPr>
+          <w:p>
+            <w:pPr/>
+            <w:r>
+              <w:t xml:space="preserve">單位名稱。</w:t>
+            </w:r>
+          </w:p>
+        </w:tc>
+      </w:tr>
+      <w:tr>
+        <w:tc>
+          <w:tcPr>
+            <w:tcW w:w="2340" w:type="dxa"/>
+          </w:tcPr>
+          <w:p>
+            <w:pPr/>
+            <w:r>
+              <w:rPr>
+                <w:b/>
+              </w:rPr>
+              <w:t xml:space="preserve">Purpose</w:t>
+            </w:r>
+          </w:p>
+        </w:tc>
+        <w:tc>
+          <w:tcPr>
+            <w:tcW w:w="7020" w:type="dxa"/>
+            <w:gridSpan w:val="3"/>
+          </w:tcPr>
+          <w:p>
+            <w:pPr/>
+            <w:r>
+              <w:t xml:space="preserve">顯示單位。</w:t>
+            </w:r>
+          </w:p>
+        </w:tc>
+      </w:tr>
+      <w:tr>
+        <w:tc>
+          <w:tcPr>
+            <w:tcW w:w="2340" w:type="dxa"/>
+          </w:tcPr>
+          <w:p>
+            <w:pPr/>
+            <w:r>
+              <w:rPr>
+                <w:b/>
+              </w:rPr>
+              <w:t xml:space="preserve">Format</w:t>
+            </w:r>
+          </w:p>
+        </w:tc>
+        <w:tc>
+          <w:tcPr>
+            <w:tcW w:w="2340" w:type="dxa"/>
+          </w:tcPr>
+          <w:p>
+            <w:pPr/>
+            <w:r>
+              <w:t xml:space="preserve">Text</w:t>
+            </w:r>
+          </w:p>
+        </w:tc>
+        <w:tc>
+          <w:tcPr>
+            <w:tcW w:w="2340" w:type="dxa"/>
+          </w:tcPr>
+          <w:p>
+            <w:pPr/>
+            <w:r>
+              <w:rPr>
+                <w:b/>
+              </w:rPr>
+              <w:t xml:space="preserve">Valid Range</w:t>
+            </w:r>
+          </w:p>
+        </w:tc>
+        <w:tc>
+          <w:tcPr>
+            <w:tcW w:w="2340" w:type="dxa"/>
+          </w:tcPr>
+          <w:p>
+            <w:pPr/>
+            <w:r>
+              <w:t xml:space="preserve">非空白、最多 200 字</w:t>
+            </w:r>
+          </w:p>
+        </w:tc>
+      </w:tr>
+      <w:tr>
+        <w:tc>
+          <w:tcPr>
+            <w:tcW w:w="2340" w:type="dxa"/>
+          </w:tcPr>
+          <w:p>
+            <w:pPr/>
+            <w:r>
+              <w:rPr>
+                <w:b/>
+              </w:rPr>
+              <w:t xml:space="preserve">Related I/O</w:t>
+            </w:r>
+          </w:p>
+        </w:tc>
+        <w:tc>
+          <w:tcPr>
+            <w:tcW w:w="7020" w:type="dxa"/>
+            <w:gridSpan w:val="3"/>
+          </w:tcPr>
+          <w:p>
+            <w:pPr/>
+            <w:r>
+              <w:t xml:space="preserve">REQ_IO_A8.45.2</w:t>
+            </w:r>
+          </w:p>
+        </w:tc>
+      </w:tr>
+      <w:tr>
+        <w:tc>
+          <w:tcPr>
+            <w:tcW w:w="2340" w:type="dxa"/>
+          </w:tcPr>
+          <w:p>
+            <w:pPr/>
+            <w:r>
+              <w:rPr>
+                <w:b/>
+              </w:rPr>
+              <w:t xml:space="preserve">Author</w:t>
+            </w:r>
+          </w:p>
+        </w:tc>
+        <w:tc>
+          <w:tcPr>
+            <w:tcW w:w="7020" w:type="dxa"/>
+            <w:gridSpan w:val="3"/>
+          </w:tcPr>
+          <w:p>
+            <w:pPr/>
+            <w:r>
+              <w:t xml:space="preserve">Developer</w:t>
+            </w:r>
+          </w:p>
+        </w:tc>
+      </w:tr>
+    </w:tbl>
+    <w:p/>
+    <w:tbl>
+      <w:tblPr>
+        <w:tblStyle w:val="TableGrid"/>
+        <w:tblW w:w="9360" w:type="dxa"/>
+        <w:jc w:val="left"/>
+        <w:tblBorders>
+          <w:top w:val="single" w:color="000000" w:sz="6" w:space="0"/>
+          <w:left w:val="single" w:color="000000" w:sz="6" w:space="0"/>
+          <w:bottom w:val="single" w:color="000000" w:sz="6" w:space="0"/>
+          <w:right w:val="single" w:color="000000" w:sz="6" w:space="0"/>
+          <w:insideH w:val="single" w:color="000000" w:sz="6" w:space="0"/>
+          <w:insideV w:val="single" w:color="000000" w:sz="6" w:space="0"/>
+        </w:tblBorders>
+        <w:tblLayout w:type="fixed"/>
+        <w:tblCellMar>
+          <w:top w:w="100" w:type="dxa"/>
+          <w:left w:w="100" w:type="dxa"/>
+          <w:bottom w:w="100" w:type="dxa"/>
+          <w:right w:w="100" w:type="dxa"/>
+        </w:tblCellMar>
+      </w:tblPr>
+      <w:tblGrid>
+        <w:gridCol w:w="2340"/>
+        <w:gridCol w:w="2340"/>
+        <w:gridCol w:w="2340"/>
+        <w:gridCol w:w="2340"/>
+      </w:tblGrid>
+      <w:tr>
+        <w:tc>
+          <w:tcPr>
+            <w:tcW w:w="2340" w:type="dxa"/>
+          </w:tcPr>
+          <w:p>
+            <w:pPr/>
+            <w:r>
+              <w:rPr>
+                <w:b/>
+              </w:rPr>
+              <w:t xml:space="preserve">Requirement ID</w:t>
+            </w:r>
+          </w:p>
+        </w:tc>
+        <w:tc>
+          <w:tcPr>
+            <w:tcW w:w="2340" w:type="dxa"/>
+          </w:tcPr>
+          <w:p>
+            <w:pPr/>
+            <w:r>
+              <w:t xml:space="preserve">REQ_IO_A8.46.3</w:t>
+            </w:r>
+          </w:p>
+        </w:tc>
+        <w:tc>
+          <w:tcPr>
+            <w:tcW w:w="2340" w:type="dxa"/>
+          </w:tcPr>
+          <w:p>
+            <w:pPr/>
+            <w:r>
+              <w:rPr>
+                <w:b/>
+              </w:rPr>
+              <w:t xml:space="preserve">Version</w:t>
+            </w:r>
+          </w:p>
+        </w:tc>
+        <w:tc>
+          <w:tcPr>
+            <w:tcW w:w="2340" w:type="dxa"/>
+          </w:tcPr>
+          <w:p>
+            <w:pPr/>
+            <w:r>
+              <w:t xml:space="preserve">1.0</w:t>
+            </w:r>
+          </w:p>
+        </w:tc>
+      </w:tr>
+      <w:tr>
+        <w:tc>
+          <w:tcPr>
+            <w:tcW w:w="2340" w:type="dxa"/>
+          </w:tcPr>
+          <w:p>
+            <w:pPr/>
+            <w:r>
+              <w:rPr>
+                <w:b/>
+              </w:rPr>
+              <w:t xml:space="preserve">Item</w:t>
+            </w:r>
+          </w:p>
+        </w:tc>
+        <w:tc>
+          <w:tcPr>
+            <w:tcW w:w="7020" w:type="dxa"/>
+            <w:gridSpan w:val="3"/>
+          </w:tcPr>
+          <w:p>
+            <w:pPr/>
+            <w:r>
+              <w:t xml:space="preserve">Decimal Places (Dropdown)</w:t>
+            </w:r>
+          </w:p>
+        </w:tc>
+      </w:tr>
+      <w:tr>
+        <w:tc>
+          <w:tcPr>
+            <w:tcW w:w="2340" w:type="dxa"/>
+          </w:tcPr>
+          <w:p>
+            <w:pPr/>
+            <w:r>
+              <w:rPr>
+                <w:b/>
+              </w:rPr>
+              <w:t xml:space="preserve">Description</w:t>
+            </w:r>
+          </w:p>
+        </w:tc>
+        <w:tc>
+          <w:tcPr>
+            <w:tcW w:w="7020" w:type="dxa"/>
+            <w:gridSpan w:val="3"/>
+          </w:tcPr>
+          <w:p>
+            <w:pPr/>
+            <w:r>
+              <w:t xml:space="preserve">數量小數位數。</w:t>
+            </w:r>
+          </w:p>
+        </w:tc>
+      </w:tr>
+      <w:tr>
+        <w:tc>
+          <w:tcPr>
+            <w:tcW w:w="2340" w:type="dxa"/>
+          </w:tcPr>
+          <w:p>
+            <w:pPr/>
+            <w:r>
+              <w:rPr>
+                <w:b/>
+              </w:rPr>
+              <w:t xml:space="preserve">Purpose</w:t>
+            </w:r>
+          </w:p>
+        </w:tc>
+        <w:tc>
+          <w:tcPr>
+            <w:tcW w:w="7020" w:type="dxa"/>
+            <w:gridSpan w:val="3"/>
+          </w:tcPr>
+          <w:p>
+            <w:pPr/>
+            <w:r>
+              <w:t xml:space="preserve">換算結果捨入。</w:t>
+            </w:r>
+          </w:p>
+        </w:tc>
+      </w:tr>
+      <w:tr>
+        <w:tc>
+          <w:tcPr>
+            <w:tcW w:w="2340" w:type="dxa"/>
+          </w:tcPr>
+          <w:p>
+            <w:pPr/>
+            <w:r>
+              <w:rPr>
+                <w:b/>
+              </w:rPr>
+              <w:t xml:space="preserve">Format</w:t>
+            </w:r>
+          </w:p>
+        </w:tc>
+        <w:tc>
+          <w:tcPr>
+            <w:tcW w:w="2340" w:type="dxa"/>
+          </w:tcPr>
+          <w:p>
+            <w:pPr/>
+            <w:r>
+              <w:t xml:space="preserve">Integer</w:t>
+            </w:r>
+          </w:p>
+        </w:tc>
+        <w:tc>
+          <w:tcPr>
+            <w:tcW w:w="2340" w:type="dxa"/>
+          </w:tcPr>
+          <w:p>
+            <w:pPr/>
+            <w:r>
+              <w:rPr>
+                <w:b/>
+              </w:rPr>
+              <w:t xml:space="preserve">Valid Range</w:t>
+            </w:r>
+          </w:p>
+        </w:tc>
+        <w:tc>
+          <w:tcPr>
+            <w:tcW w:w="2340" w:type="dxa"/>
+          </w:tcPr>
+          <w:p>
+            <w:pPr/>
+            <w:r>
+              <w:t xml:space="preserve">0–6</w:t>
+            </w:r>
+          </w:p>
+        </w:tc>
+      </w:tr>
+      <w:tr>
+        <w:tc>
+          <w:tcPr>
+            <w:tcW w:w="2340" w:type="dxa"/>
+          </w:tcPr>
+          <w:p>
+            <w:pPr/>
+            <w:r>
+              <w:rPr>
+                <w:b/>
+              </w:rPr>
+              <w:t xml:space="preserve">Related I/O</w:t>
+            </w:r>
+          </w:p>
+        </w:tc>
+        <w:tc>
+          <w:tcPr>
+            <w:tcW w:w="7020" w:type="dxa"/>
+            <w:gridSpan w:val="3"/>
+          </w:tcPr>
+          <w:p>
+            <w:pPr/>
+            <w:r>
+              <w:t xml:space="preserve">REQ_IO_A8.45.2</w:t>
+            </w:r>
+          </w:p>
+        </w:tc>
+      </w:tr>
+      <w:tr>
+        <w:tc>
+          <w:tcPr>
+            <w:tcW w:w="2340" w:type="dxa"/>
+          </w:tcPr>
+          <w:p>
+            <w:pPr/>
+            <w:r>
+              <w:rPr>
+                <w:b/>
+              </w:rPr>
+              <w:t xml:space="preserve">Author</w:t>
+            </w:r>
+          </w:p>
+        </w:tc>
+        <w:tc>
+          <w:tcPr>
+            <w:tcW w:w="7020" w:type="dxa"/>
+            <w:gridSpan w:val="3"/>
+          </w:tcPr>
+          <w:p>
+            <w:pPr/>
+            <w:r>
+              <w:t xml:space="preserve">Developer</w:t>
+            </w:r>
+          </w:p>
+        </w:tc>
+      </w:tr>
+    </w:tbl>
+    <w:p/>
+    <w:tbl>
+      <w:tblPr>
+        <w:tblStyle w:val="TableGrid"/>
+        <w:tblW w:w="9360" w:type="dxa"/>
+        <w:jc w:val="left"/>
+        <w:tblBorders>
+          <w:top w:val="single" w:color="000000" w:sz="6" w:space="0"/>
+          <w:left w:val="single" w:color="000000" w:sz="6" w:space="0"/>
+          <w:bottom w:val="single" w:color="000000" w:sz="6" w:space="0"/>
+          <w:right w:val="single" w:color="000000" w:sz="6" w:space="0"/>
+          <w:insideH w:val="single" w:color="000000" w:sz="6" w:space="0"/>
+          <w:insideV w:val="single" w:color="000000" w:sz="6" w:space="0"/>
+        </w:tblBorders>
+        <w:tblLayout w:type="fixed"/>
+        <w:tblCellMar>
+          <w:top w:w="100" w:type="dxa"/>
+          <w:left w:w="100" w:type="dxa"/>
+          <w:bottom w:w="100" w:type="dxa"/>
+          <w:right w:w="100" w:type="dxa"/>
+        </w:tblCellMar>
+      </w:tblPr>
+      <w:tblGrid>
+        <w:gridCol w:w="2340"/>
+        <w:gridCol w:w="2340"/>
+        <w:gridCol w:w="2340"/>
+        <w:gridCol w:w="2340"/>
+      </w:tblGrid>
+      <w:tr>
+        <w:tc>
+          <w:tcPr>
+            <w:tcW w:w="2340" w:type="dxa"/>
+          </w:tcPr>
+          <w:p>
+            <w:pPr/>
+            <w:r>
+              <w:rPr>
+                <w:b/>
+              </w:rPr>
+              <w:t xml:space="preserve">Requirement ID</w:t>
+            </w:r>
+          </w:p>
+        </w:tc>
+        <w:tc>
+          <w:tcPr>
+            <w:tcW w:w="2340" w:type="dxa"/>
+          </w:tcPr>
+          <w:p>
+            <w:pPr/>
+            <w:r>
+              <w:t xml:space="preserve">REQ_IO_A8.46.4</w:t>
+            </w:r>
+          </w:p>
+        </w:tc>
+        <w:tc>
+          <w:tcPr>
+            <w:tcW w:w="2340" w:type="dxa"/>
+          </w:tcPr>
+          <w:p>
+            <w:pPr/>
+            <w:r>
+              <w:rPr>
+                <w:b/>
+              </w:rPr>
+              <w:t xml:space="preserve">Version</w:t>
+            </w:r>
+          </w:p>
+        </w:tc>
+        <w:tc>
+          <w:tcPr>
+            <w:tcW w:w="2340" w:type="dxa"/>
+          </w:tcPr>
+          <w:p>
+            <w:pPr/>
+            <w:r>
+              <w:t xml:space="preserve">1.0</w:t>
+            </w:r>
+          </w:p>
+        </w:tc>
+      </w:tr>
+      <w:tr>
+        <w:tc>
+          <w:tcPr>
+            <w:tcW w:w="2340" w:type="dxa"/>
+          </w:tcPr>
+          <w:p>
+            <w:pPr/>
+            <w:r>
+              <w:rPr>
+                <w:b/>
+              </w:rPr>
+              <w:t xml:space="preserve">Item</w:t>
+            </w:r>
+          </w:p>
+        </w:tc>
+        <w:tc>
+          <w:tcPr>
+            <w:tcW w:w="7020" w:type="dxa"/>
+            <w:gridSpan w:val="3"/>
+          </w:tcPr>
+          <w:p>
+            <w:pPr/>
+            <w:r>
+              <w:t xml:space="preserve">From / To Unit (Dropdown)</w:t>
+            </w:r>
+          </w:p>
+        </w:tc>
+      </w:tr>
+      <w:tr>
+        <w:tc>
+          <w:tcPr>
+            <w:tcW w:w="2340" w:type="dxa"/>
+          </w:tcPr>
+          <w:p>
+            <w:pPr/>
+            <w:r>
+              <w:rPr>
+                <w:b/>
+              </w:rPr>
+              <w:t xml:space="preserve">Description</w:t>
+            </w:r>
+          </w:p>
+        </w:tc>
+        <w:tc>
+          <w:tcPr>
+            <w:tcW w:w="7020" w:type="dxa"/>
+            <w:gridSpan w:val="3"/>
+          </w:tcPr>
+          <w:p>
+            <w:pPr/>
+            <w:r>
+              <w:t xml:space="preserve">換算兩端單位；停用單位不可選，兩端不可相同。</w:t>
+            </w:r>
+          </w:p>
+        </w:tc>
+      </w:tr>
+      <w:tr>
+        <w:tc>
+          <w:tcPr>
+            <w:tcW w:w="2340" w:type="dxa"/>
+          </w:tcPr>
+          <w:p>
+            <w:pPr/>
+            <w:r>
+              <w:rPr>
+                <w:b/>
+              </w:rPr>
+              <w:t xml:space="preserve">Purpose</w:t>
+            </w:r>
+          </w:p>
+        </w:tc>
+        <w:tc>
+          <w:tcPr>
+            <w:tcW w:w="7020" w:type="dxa"/>
+            <w:gridSpan w:val="3"/>
+          </w:tcPr>
+          <w:p>
+            <w:pPr/>
+            <w:r>
+              <w:t xml:space="preserve">定義換算。</w:t>
+            </w:r>
+          </w:p>
+        </w:tc>
+      </w:tr>
+      <w:tr>
+        <w:tc>
+          <w:tcPr>
+            <w:tcW w:w="2340" w:type="dxa"/>
+          </w:tcPr>
+          <w:p>
+            <w:pPr/>
+            <w:r>
+              <w:rPr>
+                <w:b/>
+              </w:rPr>
+              <w:t xml:space="preserve">Format</w:t>
+            </w:r>
+          </w:p>
+        </w:tc>
+        <w:tc>
+          <w:tcPr>
+            <w:tcW w:w="2340" w:type="dxa"/>
+          </w:tcPr>
+          <w:p>
+            <w:pPr/>
+            <w:r>
+              <w:t xml:space="preserve">Unit ID</w:t>
+            </w:r>
+          </w:p>
+        </w:tc>
+        <w:tc>
+          <w:tcPr>
+            <w:tcW w:w="2340" w:type="dxa"/>
+          </w:tcPr>
+          <w:p>
+            <w:pPr/>
+            <w:r>
+              <w:rPr>
+                <w:b/>
+              </w:rPr>
+              <w:t xml:space="preserve">Valid Range</w:t>
+            </w:r>
+          </w:p>
+        </w:tc>
+        <w:tc>
+          <w:tcPr>
+            <w:tcW w:w="2340" w:type="dxa"/>
+          </w:tcPr>
+          <w:p>
+            <w:pPr/>
+            <w:r>
+              <w:t xml:space="preserve">本公司啟用單位</w:t>
+            </w:r>
+          </w:p>
+        </w:tc>
+      </w:tr>
+      <w:tr>
+        <w:tc>
+          <w:tcPr>
+            <w:tcW w:w="2340" w:type="dxa"/>
+          </w:tcPr>
+          <w:p>
+            <w:pPr/>
+            <w:r>
+              <w:rPr>
+                <w:b/>
+              </w:rPr>
+              <w:t xml:space="preserve">Related I/O</w:t>
+            </w:r>
+          </w:p>
+        </w:tc>
+        <w:tc>
+          <w:tcPr>
+            <w:tcW w:w="7020" w:type="dxa"/>
+            <w:gridSpan w:val="3"/>
+          </w:tcPr>
+          <w:p>
+            <w:pPr/>
+            <w:r>
+              <w:t xml:space="preserve">REQ_IO_A8.45.3</w:t>
+            </w:r>
+          </w:p>
+        </w:tc>
+      </w:tr>
+      <w:tr>
+        <w:tc>
+          <w:tcPr>
+            <w:tcW w:w="2340" w:type="dxa"/>
+          </w:tcPr>
+          <w:p>
+            <w:pPr/>
+            <w:r>
+              <w:rPr>
+                <w:b/>
+              </w:rPr>
+              <w:t xml:space="preserve">Author</w:t>
+            </w:r>
+          </w:p>
+        </w:tc>
+        <w:tc>
+          <w:tcPr>
+            <w:tcW w:w="7020" w:type="dxa"/>
+            <w:gridSpan w:val="3"/>
+          </w:tcPr>
+          <w:p>
+            <w:pPr/>
+            <w:r>
+              <w:t xml:space="preserve">Developer</w:t>
+            </w:r>
+          </w:p>
+        </w:tc>
+      </w:tr>
+    </w:tbl>
+    <w:p/>
+    <w:tbl>
+      <w:tblPr>
+        <w:tblStyle w:val="TableGrid"/>
+        <w:tblW w:w="9360" w:type="dxa"/>
+        <w:jc w:val="left"/>
+        <w:tblBorders>
+          <w:top w:val="single" w:color="000000" w:sz="6" w:space="0"/>
+          <w:left w:val="single" w:color="000000" w:sz="6" w:space="0"/>
+          <w:bottom w:val="single" w:color="000000" w:sz="6" w:space="0"/>
+          <w:right w:val="single" w:color="000000" w:sz="6" w:space="0"/>
+          <w:insideH w:val="single" w:color="000000" w:sz="6" w:space="0"/>
+          <w:insideV w:val="single" w:color="000000" w:sz="6" w:space="0"/>
+        </w:tblBorders>
+        <w:tblLayout w:type="fixed"/>
+        <w:tblCellMar>
+          <w:top w:w="100" w:type="dxa"/>
+          <w:left w:w="100" w:type="dxa"/>
+          <w:bottom w:w="100" w:type="dxa"/>
+          <w:right w:w="100" w:type="dxa"/>
+        </w:tblCellMar>
+      </w:tblPr>
+      <w:tblGrid>
+        <w:gridCol w:w="2340"/>
+        <w:gridCol w:w="2340"/>
+        <w:gridCol w:w="2340"/>
+        <w:gridCol w:w="2340"/>
+      </w:tblGrid>
+      <w:tr>
+        <w:tc>
+          <w:tcPr>
+            <w:tcW w:w="2340" w:type="dxa"/>
+          </w:tcPr>
+          <w:p>
+            <w:pPr/>
+            <w:r>
+              <w:rPr>
+                <w:b/>
+              </w:rPr>
+              <w:t xml:space="preserve">Requirement ID</w:t>
+            </w:r>
+          </w:p>
+        </w:tc>
+        <w:tc>
+          <w:tcPr>
+            <w:tcW w:w="2340" w:type="dxa"/>
+          </w:tcPr>
+          <w:p>
+            <w:pPr/>
+            <w:r>
+              <w:t xml:space="preserve">REQ_IO_A8.46.5</w:t>
+            </w:r>
+          </w:p>
+        </w:tc>
+        <w:tc>
+          <w:tcPr>
+            <w:tcW w:w="2340" w:type="dxa"/>
+          </w:tcPr>
+          <w:p>
+            <w:pPr/>
+            <w:r>
+              <w:rPr>
+                <w:b/>
+              </w:rPr>
+              <w:t xml:space="preserve">Version</w:t>
+            </w:r>
+          </w:p>
+        </w:tc>
+        <w:tc>
+          <w:tcPr>
+            <w:tcW w:w="2340" w:type="dxa"/>
+          </w:tcPr>
+          <w:p>
+            <w:pPr/>
+            <w:r>
+              <w:t xml:space="preserve">1.0</w:t>
+            </w:r>
+          </w:p>
+        </w:tc>
+      </w:tr>
+      <w:tr>
+        <w:tc>
+          <w:tcPr>
+            <w:tcW w:w="2340" w:type="dxa"/>
+          </w:tcPr>
+          <w:p>
+            <w:pPr/>
+            <w:r>
+              <w:rPr>
+                <w:b/>
+              </w:rPr>
+              <w:t xml:space="preserve">Item</w:t>
+            </w:r>
+          </w:p>
+        </w:tc>
+        <w:tc>
+          <w:tcPr>
+            <w:tcW w:w="7020" w:type="dxa"/>
+            <w:gridSpan w:val="3"/>
+          </w:tcPr>
+          <w:p>
+            <w:pPr/>
+            <w:r>
+              <w:t xml:space="preserve">Factor (Input)</w:t>
+            </w:r>
+          </w:p>
+        </w:tc>
+      </w:tr>
+      <w:tr>
+        <w:tc>
+          <w:tcPr>
+            <w:tcW w:w="2340" w:type="dxa"/>
+          </w:tcPr>
+          <w:p>
+            <w:pPr/>
+            <w:r>
+              <w:rPr>
+                <w:b/>
+              </w:rPr>
+              <w:t xml:space="preserve">Description</w:t>
+            </w:r>
+          </w:p>
+        </w:tc>
+        <w:tc>
+          <w:tcPr>
+            <w:tcW w:w="7020" w:type="dxa"/>
+            <w:gridSpan w:val="3"/>
+          </w:tcPr>
+          <w:p>
+            <w:pPr/>
+            <w:r>
+              <w:t xml:space="preserve">1 來源 = 係數 目標。</w:t>
+            </w:r>
+          </w:p>
+        </w:tc>
+      </w:tr>
+      <w:tr>
+        <w:tc>
+          <w:tcPr>
+            <w:tcW w:w="2340" w:type="dxa"/>
+          </w:tcPr>
+          <w:p>
+            <w:pPr/>
+            <w:r>
+              <w:rPr>
+                <w:b/>
+              </w:rPr>
+              <w:t xml:space="preserve">Purpose</w:t>
+            </w:r>
+          </w:p>
+        </w:tc>
+        <w:tc>
+          <w:tcPr>
+            <w:tcW w:w="7020" w:type="dxa"/>
+            <w:gridSpan w:val="3"/>
+          </w:tcPr>
+          <w:p>
+            <w:pPr/>
+            <w:r>
+              <w:t xml:space="preserve">換算係數。</w:t>
+            </w:r>
+          </w:p>
+        </w:tc>
+      </w:tr>
+      <w:tr>
+        <w:tc>
+          <w:tcPr>
+            <w:tcW w:w="2340" w:type="dxa"/>
+          </w:tcPr>
+          <w:p>
+            <w:pPr/>
+            <w:r>
+              <w:rPr>
+                <w:b/>
+              </w:rPr>
+              <w:t xml:space="preserve">Format</w:t>
+            </w:r>
+          </w:p>
+        </w:tc>
+        <w:tc>
+          <w:tcPr>
+            <w:tcW w:w="2340" w:type="dxa"/>
+          </w:tcPr>
+          <w:p>
+            <w:pPr/>
+            <w:r>
+              <w:t xml:space="preserve">Decimal</w:t>
+            </w:r>
+          </w:p>
+        </w:tc>
+        <w:tc>
+          <w:tcPr>
+            <w:tcW w:w="2340" w:type="dxa"/>
+          </w:tcPr>
+          <w:p>
+            <w:pPr/>
+            <w:r>
+              <w:rPr>
+                <w:b/>
+              </w:rPr>
+              <w:t xml:space="preserve">Valid Range</w:t>
+            </w:r>
+          </w:p>
+        </w:tc>
+        <w:tc>
+          <w:tcPr>
+            <w:tcW w:w="2340" w:type="dxa"/>
+          </w:tcPr>
+          <w:p>
+            <w:pPr/>
+            <w:r>
+              <w:t xml:space="preserve">大於 0，最多 9 位整數及 6 位小數</w:t>
+            </w:r>
+          </w:p>
+        </w:tc>
+      </w:tr>
+      <w:tr>
+        <w:tc>
+          <w:tcPr>
+            <w:tcW w:w="2340" w:type="dxa"/>
+          </w:tcPr>
+          <w:p>
+            <w:pPr/>
+            <w:r>
+              <w:rPr>
+                <w:b/>
+              </w:rPr>
+              <w:t xml:space="preserve">Related I/O</w:t>
+            </w:r>
+          </w:p>
+        </w:tc>
+        <w:tc>
+          <w:tcPr>
+            <w:tcW w:w="7020" w:type="dxa"/>
+            <w:gridSpan w:val="3"/>
+          </w:tcPr>
+          <w:p>
+            <w:pPr/>
+            <w:r>
+              <w:t xml:space="preserve">REQ_IO_A8.45.3</w:t>
+            </w:r>
+          </w:p>
+        </w:tc>
+      </w:tr>
+      <w:tr>
+        <w:tc>
+          <w:tcPr>
+            <w:tcW w:w="2340" w:type="dxa"/>
+          </w:tcPr>
+          <w:p>
+            <w:pPr/>
+            <w:r>
+              <w:rPr>
+                <w:b/>
+              </w:rPr>
+              <w:t xml:space="preserve">Author</w:t>
+            </w:r>
+          </w:p>
+        </w:tc>
+        <w:tc>
+          <w:tcPr>
+            <w:tcW w:w="7020" w:type="dxa"/>
+            <w:gridSpan w:val="3"/>
+          </w:tcPr>
+          <w:p>
+            <w:pPr/>
+            <w:r>
+              <w:t xml:space="preserve">Developer</w:t>
+            </w:r>
+          </w:p>
+        </w:tc>
+      </w:tr>
+    </w:tbl>
+    <w:p/>
+    <w:p>
+      <w:pPr>
+        <w:pStyle w:val="Heading5"/>
+      </w:pPr>
+      <w:r>
+        <w:t xml:space="preserve">4.4.1.8.47 Unit of Measurement Edit Interface</w:t>
+      </w:r>
+    </w:p>
+    <w:tbl>
+      <w:tblPr>
+        <w:tblStyle w:val="TableGrid"/>
+        <w:tblW w:w="9360" w:type="dxa"/>
+        <w:jc w:val="left"/>
+        <w:tblBorders>
+          <w:top w:val="single" w:color="000000" w:sz="6" w:space="0"/>
+          <w:left w:val="single" w:color="000000" w:sz="6" w:space="0"/>
+          <w:bottom w:val="single" w:color="000000" w:sz="6" w:space="0"/>
+          <w:right w:val="single" w:color="000000" w:sz="6" w:space="0"/>
+          <w:insideH w:val="single" w:color="000000" w:sz="6" w:space="0"/>
+          <w:insideV w:val="single" w:color="000000" w:sz="6" w:space="0"/>
+        </w:tblBorders>
+        <w:tblLayout w:type="fixed"/>
+        <w:tblCellMar>
+          <w:top w:w="100" w:type="dxa"/>
+          <w:left w:w="100" w:type="dxa"/>
+          <w:bottom w:w="100" w:type="dxa"/>
+          <w:right w:w="100" w:type="dxa"/>
+        </w:tblCellMar>
+      </w:tblPr>
+      <w:tblGrid>
+        <w:gridCol w:w="2340"/>
+        <w:gridCol w:w="2340"/>
+        <w:gridCol w:w="2340"/>
+        <w:gridCol w:w="2340"/>
+      </w:tblGrid>
+      <w:tr>
+        <w:tc>
+          <w:tcPr>
+            <w:tcW w:w="2340" w:type="dxa"/>
+          </w:tcPr>
+          <w:p>
+            <w:pPr/>
+            <w:r>
+              <w:rPr>
+                <w:b/>
+              </w:rPr>
+              <w:t xml:space="preserve">Requirement ID</w:t>
+            </w:r>
+          </w:p>
+        </w:tc>
+        <w:tc>
+          <w:tcPr>
+            <w:tcW w:w="2340" w:type="dxa"/>
+          </w:tcPr>
+          <w:p>
+            <w:pPr/>
+            <w:r>
+              <w:t xml:space="preserve">REQ_IO_A8.47.1</w:t>
+            </w:r>
+          </w:p>
+        </w:tc>
+        <w:tc>
+          <w:tcPr>
+            <w:tcW w:w="2340" w:type="dxa"/>
+          </w:tcPr>
+          <w:p>
+            <w:pPr/>
+            <w:r>
+              <w:rPr>
+                <w:b/>
+              </w:rPr>
+              <w:t xml:space="preserve">Version</w:t>
+            </w:r>
+          </w:p>
+        </w:tc>
+        <w:tc>
+          <w:tcPr>
+            <w:tcW w:w="2340" w:type="dxa"/>
+          </w:tcPr>
+          <w:p>
+            <w:pPr/>
+            <w:r>
+              <w:t xml:space="preserve">1.0</w:t>
+            </w:r>
+          </w:p>
+        </w:tc>
+      </w:tr>
+      <w:tr>
+        <w:tc>
+          <w:tcPr>
+            <w:tcW w:w="2340" w:type="dxa"/>
+          </w:tcPr>
+          <w:p>
+            <w:pPr/>
+            <w:r>
+              <w:rPr>
+                <w:b/>
+              </w:rPr>
+              <w:t xml:space="preserve">Item</w:t>
+            </w:r>
+          </w:p>
+        </w:tc>
+        <w:tc>
+          <w:tcPr>
+            <w:tcW w:w="7020" w:type="dxa"/>
+            <w:gridSpan w:val="3"/>
+          </w:tcPr>
+          <w:p>
+            <w:pPr/>
+            <w:r>
+              <w:t xml:space="preserve">Code (Label)</w:t>
+            </w:r>
+          </w:p>
+        </w:tc>
+      </w:tr>
+      <w:tr>
+        <w:tc>
+          <w:tcPr>
+            <w:tcW w:w="2340" w:type="dxa"/>
+          </w:tcPr>
+          <w:p>
+            <w:pPr/>
+            <w:r>
+              <w:rPr>
+                <w:b/>
+              </w:rPr>
+              <w:t xml:space="preserve">Description</w:t>
+            </w:r>
+          </w:p>
+        </w:tc>
+        <w:tc>
+          <w:tcPr>
+            <w:tcW w:w="7020" w:type="dxa"/>
+            <w:gridSpan w:val="3"/>
+          </w:tcPr>
+          <w:p>
+            <w:pPr/>
+            <w:r>
+              <w:t xml:space="preserve">編輯時唯讀。</w:t>
+            </w:r>
+          </w:p>
+        </w:tc>
+      </w:tr>
+      <w:tr>
+        <w:tc>
+          <w:tcPr>
+            <w:tcW w:w="2340" w:type="dxa"/>
+          </w:tcPr>
+          <w:p>
+            <w:pPr/>
+            <w:r>
+              <w:rPr>
+                <w:b/>
+              </w:rPr>
+              <w:t xml:space="preserve">Purpose</w:t>
+            </w:r>
+          </w:p>
+        </w:tc>
+        <w:tc>
+          <w:tcPr>
+            <w:tcW w:w="7020" w:type="dxa"/>
+            <w:gridSpan w:val="3"/>
+          </w:tcPr>
+          <w:p>
+            <w:pPr/>
+            <w:r>
+              <w:t xml:space="preserve">保持歷史識別。</w:t>
+            </w:r>
+          </w:p>
+        </w:tc>
+      </w:tr>
+      <w:tr>
+        <w:tc>
+          <w:tcPr>
+            <w:tcW w:w="2340" w:type="dxa"/>
+          </w:tcPr>
+          <w:p>
+            <w:pPr/>
+            <w:r>
+              <w:rPr>
+                <w:b/>
+              </w:rPr>
+              <w:t xml:space="preserve">Format</w:t>
+            </w:r>
+          </w:p>
+        </w:tc>
+        <w:tc>
+          <w:tcPr>
+            <w:tcW w:w="2340" w:type="dxa"/>
+          </w:tcPr>
+          <w:p>
+            <w:pPr/>
+            <w:r>
+              <w:t xml:space="preserve">Text</w:t>
+            </w:r>
+          </w:p>
+        </w:tc>
+        <w:tc>
+          <w:tcPr>
+            <w:tcW w:w="2340" w:type="dxa"/>
+          </w:tcPr>
+          <w:p>
+            <w:pPr/>
+            <w:r>
+              <w:rPr>
+                <w:b/>
+              </w:rPr>
+              <w:t xml:space="preserve">Valid Range</w:t>
+            </w:r>
+          </w:p>
+        </w:tc>
+        <w:tc>
+          <w:tcPr>
+            <w:tcW w:w="2340" w:type="dxa"/>
+          </w:tcPr>
+          <w:p>
+            <w:pPr/>
+            <w:r>
+              <w:t xml:space="preserve">最多 30 字</w:t>
+            </w:r>
+          </w:p>
+        </w:tc>
+      </w:tr>
+      <w:tr>
+        <w:tc>
+          <w:tcPr>
+            <w:tcW w:w="2340" w:type="dxa"/>
+          </w:tcPr>
+          <w:p>
+            <w:pPr/>
+            <w:r>
+              <w:rPr>
+                <w:b/>
+              </w:rPr>
+              <w:t xml:space="preserve">Related I/O</w:t>
+            </w:r>
+          </w:p>
+        </w:tc>
+        <w:tc>
+          <w:tcPr>
+            <w:tcW w:w="7020" w:type="dxa"/>
+            <w:gridSpan w:val="3"/>
+          </w:tcPr>
+          <w:p>
+            <w:pPr/>
+            <w:r>
+              <w:t xml:space="preserve">REQ_IO_A8.45.2</w:t>
+            </w:r>
+          </w:p>
+        </w:tc>
+      </w:tr>
+      <w:tr>
+        <w:tc>
+          <w:tcPr>
+            <w:tcW w:w="2340" w:type="dxa"/>
+          </w:tcPr>
+          <w:p>
+            <w:pPr/>
+            <w:r>
+              <w:rPr>
+                <w:b/>
+              </w:rPr>
+              <w:t xml:space="preserve">Author</w:t>
+            </w:r>
+          </w:p>
+        </w:tc>
+        <w:tc>
+          <w:tcPr>
+            <w:tcW w:w="7020" w:type="dxa"/>
+            <w:gridSpan w:val="3"/>
+          </w:tcPr>
+          <w:p>
+            <w:pPr/>
+            <w:r>
+              <w:t xml:space="preserve">Developer</w:t>
+            </w:r>
+          </w:p>
+        </w:tc>
+      </w:tr>
+    </w:tbl>
+    <w:p/>
+    <w:tbl>
+      <w:tblPr>
+        <w:tblStyle w:val="TableGrid"/>
+        <w:tblW w:w="9360" w:type="dxa"/>
+        <w:jc w:val="left"/>
+        <w:tblBorders>
+          <w:top w:val="single" w:color="000000" w:sz="6" w:space="0"/>
+          <w:left w:val="single" w:color="000000" w:sz="6" w:space="0"/>
+          <w:bottom w:val="single" w:color="000000" w:sz="6" w:space="0"/>
+          <w:right w:val="single" w:color="000000" w:sz="6" w:space="0"/>
+          <w:insideH w:val="single" w:color="000000" w:sz="6" w:space="0"/>
+          <w:insideV w:val="single" w:color="000000" w:sz="6" w:space="0"/>
+        </w:tblBorders>
+        <w:tblLayout w:type="fixed"/>
+        <w:tblCellMar>
+          <w:top w:w="100" w:type="dxa"/>
+          <w:left w:w="100" w:type="dxa"/>
+          <w:bottom w:w="100" w:type="dxa"/>
+          <w:right w:w="100" w:type="dxa"/>
+        </w:tblCellMar>
+      </w:tblPr>
+      <w:tblGrid>
+        <w:gridCol w:w="2340"/>
+        <w:gridCol w:w="2340"/>
+        <w:gridCol w:w="2340"/>
+        <w:gridCol w:w="2340"/>
+      </w:tblGrid>
+      <w:tr>
+        <w:tc>
+          <w:tcPr>
+            <w:tcW w:w="2340" w:type="dxa"/>
+          </w:tcPr>
+          <w:p>
+            <w:pPr/>
+            <w:r>
+              <w:rPr>
+                <w:b/>
+              </w:rPr>
+              <w:t xml:space="preserve">Requirement ID</w:t>
+            </w:r>
+          </w:p>
+        </w:tc>
+        <w:tc>
+          <w:tcPr>
+            <w:tcW w:w="2340" w:type="dxa"/>
+          </w:tcPr>
+          <w:p>
+            <w:pPr/>
+            <w:r>
+              <w:t xml:space="preserve">REQ_IO_A8.47.2</w:t>
+            </w:r>
+          </w:p>
+        </w:tc>
+        <w:tc>
+          <w:tcPr>
+            <w:tcW w:w="2340" w:type="dxa"/>
+          </w:tcPr>
+          <w:p>
+            <w:pPr/>
+            <w:r>
+              <w:rPr>
+                <w:b/>
+              </w:rPr>
+              <w:t xml:space="preserve">Version</w:t>
+            </w:r>
+          </w:p>
+        </w:tc>
+        <w:tc>
+          <w:tcPr>
+            <w:tcW w:w="2340" w:type="dxa"/>
+          </w:tcPr>
+          <w:p>
+            <w:pPr/>
+            <w:r>
+              <w:t xml:space="preserve">1.0</w:t>
+            </w:r>
+          </w:p>
+        </w:tc>
+      </w:tr>
+      <w:tr>
+        <w:tc>
+          <w:tcPr>
+            <w:tcW w:w="2340" w:type="dxa"/>
+          </w:tcPr>
+          <w:p>
+            <w:pPr/>
+            <w:r>
+              <w:rPr>
+                <w:b/>
+              </w:rPr>
+              <w:t xml:space="preserve">Item</w:t>
+            </w:r>
+          </w:p>
+        </w:tc>
+        <w:tc>
+          <w:tcPr>
+            <w:tcW w:w="7020" w:type="dxa"/>
+            <w:gridSpan w:val="3"/>
+          </w:tcPr>
+          <w:p>
+            <w:pPr/>
+            <w:r>
+              <w:t xml:space="preserve">Name / Decimal Places / Active</w:t>
+            </w:r>
+          </w:p>
+        </w:tc>
+      </w:tr>
+      <w:tr>
+        <w:tc>
+          <w:tcPr>
+            <w:tcW w:w="2340" w:type="dxa"/>
+          </w:tcPr>
+          <w:p>
+            <w:pPr/>
+            <w:r>
+              <w:rPr>
+                <w:b/>
+              </w:rPr>
+              <w:t xml:space="preserve">Description</w:t>
+            </w:r>
+          </w:p>
+        </w:tc>
+        <w:tc>
+          <w:tcPr>
+            <w:tcW w:w="7020" w:type="dxa"/>
+            <w:gridSpan w:val="3"/>
+          </w:tcPr>
+          <w:p>
+            <w:pPr/>
+            <w:r>
+              <w:t xml:space="preserve">修改名稱、小數位數、啟用狀態。</w:t>
+            </w:r>
+          </w:p>
+        </w:tc>
+      </w:tr>
+      <w:tr>
+        <w:tc>
+          <w:tcPr>
+            <w:tcW w:w="2340" w:type="dxa"/>
+          </w:tcPr>
+          <w:p>
+            <w:pPr/>
+            <w:r>
+              <w:rPr>
+                <w:b/>
+              </w:rPr>
+              <w:t xml:space="preserve">Purpose</w:t>
+            </w:r>
+          </w:p>
+        </w:tc>
+        <w:tc>
+          <w:tcPr>
+            <w:tcW w:w="7020" w:type="dxa"/>
+            <w:gridSpan w:val="3"/>
+          </w:tcPr>
+          <w:p>
+            <w:pPr/>
+            <w:r>
+              <w:t xml:space="preserve">維護單位。</w:t>
+            </w:r>
+          </w:p>
+        </w:tc>
+      </w:tr>
+      <w:tr>
+        <w:tc>
+          <w:tcPr>
+            <w:tcW w:w="2340" w:type="dxa"/>
+          </w:tcPr>
+          <w:p>
+            <w:pPr/>
+            <w:r>
+              <w:rPr>
+                <w:b/>
+              </w:rPr>
+              <w:t xml:space="preserve">Format</w:t>
+            </w:r>
+          </w:p>
+        </w:tc>
+        <w:tc>
+          <w:tcPr>
+            <w:tcW w:w="2340" w:type="dxa"/>
+          </w:tcPr>
+          <w:p>
+            <w:pPr/>
+            <w:r>
+              <w:t xml:space="preserve">Text／Integer／Boolean</w:t>
+            </w:r>
+          </w:p>
+        </w:tc>
+        <w:tc>
+          <w:tcPr>
+            <w:tcW w:w="2340" w:type="dxa"/>
+          </w:tcPr>
+          <w:p>
+            <w:pPr/>
+            <w:r>
+              <w:rPr>
+                <w:b/>
+              </w:rPr>
+              <w:t xml:space="preserve">Valid Range</w:t>
+            </w:r>
+          </w:p>
+        </w:tc>
+        <w:tc>
+          <w:tcPr>
+            <w:tcW w:w="2340" w:type="dxa"/>
+          </w:tcPr>
+          <w:p>
+            <w:pPr/>
+            <w:r>
+              <w:t xml:space="preserve">同建立</w:t>
+            </w:r>
+          </w:p>
+        </w:tc>
+      </w:tr>
+      <w:tr>
+        <w:tc>
+          <w:tcPr>
+            <w:tcW w:w="2340" w:type="dxa"/>
+          </w:tcPr>
+          <w:p>
+            <w:pPr/>
+            <w:r>
+              <w:rPr>
+                <w:b/>
+              </w:rPr>
+              <w:t xml:space="preserve">Related I/O</w:t>
+            </w:r>
+          </w:p>
+        </w:tc>
+        <w:tc>
+          <w:tcPr>
+            <w:tcW w:w="7020" w:type="dxa"/>
+            <w:gridSpan w:val="3"/>
+          </w:tcPr>
+          <w:p>
+            <w:pPr/>
+            <w:r>
+              <w:t xml:space="preserve">REQ_IO_A8.45.2</w:t>
+            </w:r>
+          </w:p>
+        </w:tc>
+      </w:tr>
+      <w:tr>
+        <w:tc>
+          <w:tcPr>
+            <w:tcW w:w="2340" w:type="dxa"/>
+          </w:tcPr>
+          <w:p>
+            <w:pPr/>
+            <w:r>
+              <w:rPr>
+                <w:b/>
+              </w:rPr>
+              <w:t xml:space="preserve">Author</w:t>
+            </w:r>
+          </w:p>
+        </w:tc>
+        <w:tc>
+          <w:tcPr>
+            <w:tcW w:w="7020" w:type="dxa"/>
+            <w:gridSpan w:val="3"/>
+          </w:tcPr>
+          <w:p>
+            <w:pPr/>
+            <w:r>
+              <w:t xml:space="preserve">Developer</w:t>
+            </w:r>
+          </w:p>
+        </w:tc>
+      </w:tr>
+    </w:tbl>
+    <w:p/>
+    <w:tbl>
+      <w:tblPr>
+        <w:tblStyle w:val="TableGrid"/>
+        <w:tblW w:w="9360" w:type="dxa"/>
+        <w:jc w:val="left"/>
+        <w:tblBorders>
+          <w:top w:val="single" w:color="000000" w:sz="6" w:space="0"/>
+          <w:left w:val="single" w:color="000000" w:sz="6" w:space="0"/>
+          <w:bottom w:val="single" w:color="000000" w:sz="6" w:space="0"/>
+          <w:right w:val="single" w:color="000000" w:sz="6" w:space="0"/>
+          <w:insideH w:val="single" w:color="000000" w:sz="6" w:space="0"/>
+          <w:insideV w:val="single" w:color="000000" w:sz="6" w:space="0"/>
+        </w:tblBorders>
+        <w:tblLayout w:type="fixed"/>
+        <w:tblCellMar>
+          <w:top w:w="100" w:type="dxa"/>
+          <w:left w:w="100" w:type="dxa"/>
+          <w:bottom w:w="100" w:type="dxa"/>
+          <w:right w:w="100" w:type="dxa"/>
+        </w:tblCellMar>
+      </w:tblPr>
+      <w:tblGrid>
+        <w:gridCol w:w="2340"/>
+        <w:gridCol w:w="2340"/>
+        <w:gridCol w:w="2340"/>
+        <w:gridCol w:w="2340"/>
+      </w:tblGrid>
+      <w:tr>
+        <w:tc>
+          <w:tcPr>
+            <w:tcW w:w="2340" w:type="dxa"/>
+          </w:tcPr>
+          <w:p>
+            <w:pPr/>
+            <w:r>
+              <w:rPr>
+                <w:b/>
+              </w:rPr>
+              <w:t xml:space="preserve">Requirement ID</w:t>
+            </w:r>
+          </w:p>
+        </w:tc>
+        <w:tc>
+          <w:tcPr>
+            <w:tcW w:w="2340" w:type="dxa"/>
+          </w:tcPr>
+          <w:p>
+            <w:pPr/>
+            <w:r>
+              <w:t xml:space="preserve">REQ_IO_A8.47.3</w:t>
+            </w:r>
+          </w:p>
+        </w:tc>
+        <w:tc>
+          <w:tcPr>
+            <w:tcW w:w="2340" w:type="dxa"/>
+          </w:tcPr>
+          <w:p>
+            <w:pPr/>
+            <w:r>
+              <w:rPr>
+                <w:b/>
+              </w:rPr>
+              <w:t xml:space="preserve">Version</w:t>
+            </w:r>
+          </w:p>
+        </w:tc>
+        <w:tc>
+          <w:tcPr>
+            <w:tcW w:w="2340" w:type="dxa"/>
+          </w:tcPr>
+          <w:p>
+            <w:pPr/>
+            <w:r>
+              <w:t xml:space="preserve">1.0</w:t>
+            </w:r>
+          </w:p>
+        </w:tc>
+      </w:tr>
+      <w:tr>
+        <w:tc>
+          <w:tcPr>
+            <w:tcW w:w="2340" w:type="dxa"/>
+          </w:tcPr>
+          <w:p>
+            <w:pPr/>
+            <w:r>
+              <w:rPr>
+                <w:b/>
+              </w:rPr>
+              <w:t xml:space="preserve">Item</w:t>
+            </w:r>
+          </w:p>
+        </w:tc>
+        <w:tc>
+          <w:tcPr>
+            <w:tcW w:w="7020" w:type="dxa"/>
+            <w:gridSpan w:val="3"/>
+          </w:tcPr>
+          <w:p>
+            <w:pPr/>
+            <w:r>
+              <w:t xml:space="preserve">Factor (Input)</w:t>
+            </w:r>
+          </w:p>
+        </w:tc>
+      </w:tr>
+      <w:tr>
+        <w:tc>
+          <w:tcPr>
+            <w:tcW w:w="2340" w:type="dxa"/>
+          </w:tcPr>
+          <w:p>
+            <w:pPr/>
+            <w:r>
+              <w:rPr>
+                <w:b/>
+              </w:rPr>
+              <w:t xml:space="preserve">Description</w:t>
+            </w:r>
+          </w:p>
+        </w:tc>
+        <w:tc>
+          <w:tcPr>
+            <w:tcW w:w="7020" w:type="dxa"/>
+            <w:gridSpan w:val="3"/>
+          </w:tcPr>
+          <w:p>
+            <w:pPr/>
+            <w:r>
+              <w:t xml:space="preserve">編輯換算時只可改係數。</w:t>
+            </w:r>
+          </w:p>
+        </w:tc>
+      </w:tr>
+      <w:tr>
+        <w:tc>
+          <w:tcPr>
+            <w:tcW w:w="2340" w:type="dxa"/>
+          </w:tcPr>
+          <w:p>
+            <w:pPr/>
+            <w:r>
+              <w:rPr>
+                <w:b/>
+              </w:rPr>
+              <w:t xml:space="preserve">Purpose</w:t>
+            </w:r>
+          </w:p>
+        </w:tc>
+        <w:tc>
+          <w:tcPr>
+            <w:tcW w:w="7020" w:type="dxa"/>
+            <w:gridSpan w:val="3"/>
+          </w:tcPr>
+          <w:p>
+            <w:pPr/>
+            <w:r>
+              <w:t xml:space="preserve">修正換算。</w:t>
+            </w:r>
+          </w:p>
+        </w:tc>
+      </w:tr>
+      <w:tr>
+        <w:tc>
+          <w:tcPr>
+            <w:tcW w:w="2340" w:type="dxa"/>
+          </w:tcPr>
+          <w:p>
+            <w:pPr/>
+            <w:r>
+              <w:rPr>
+                <w:b/>
+              </w:rPr>
+              <w:t xml:space="preserve">Format</w:t>
+            </w:r>
+          </w:p>
+        </w:tc>
+        <w:tc>
+          <w:tcPr>
+            <w:tcW w:w="2340" w:type="dxa"/>
+          </w:tcPr>
+          <w:p>
+            <w:pPr/>
+            <w:r>
+              <w:t xml:space="preserve">Decimal</w:t>
+            </w:r>
+          </w:p>
+        </w:tc>
+        <w:tc>
+          <w:tcPr>
+            <w:tcW w:w="2340" w:type="dxa"/>
+          </w:tcPr>
+          <w:p>
+            <w:pPr/>
+            <w:r>
+              <w:rPr>
+                <w:b/>
+              </w:rPr>
+              <w:t xml:space="preserve">Valid Range</w:t>
+            </w:r>
+          </w:p>
+        </w:tc>
+        <w:tc>
+          <w:tcPr>
+            <w:tcW w:w="2340" w:type="dxa"/>
+          </w:tcPr>
+          <w:p>
+            <w:pPr/>
+            <w:r>
+              <w:t xml:space="preserve">同建立</w:t>
+            </w:r>
+          </w:p>
+        </w:tc>
+      </w:tr>
+      <w:tr>
+        <w:tc>
+          <w:tcPr>
+            <w:tcW w:w="2340" w:type="dxa"/>
+          </w:tcPr>
+          <w:p>
+            <w:pPr/>
+            <w:r>
+              <w:rPr>
+                <w:b/>
+              </w:rPr>
+              <w:t xml:space="preserve">Related I/O</w:t>
+            </w:r>
+          </w:p>
+        </w:tc>
+        <w:tc>
+          <w:tcPr>
+            <w:tcW w:w="7020" w:type="dxa"/>
+            <w:gridSpan w:val="3"/>
+          </w:tcPr>
+          <w:p>
+            <w:pPr/>
+            <w:r>
+              <w:t xml:space="preserve">REQ_IO_A8.45.3</w:t>
+            </w:r>
+          </w:p>
+        </w:tc>
+      </w:tr>
+      <w:tr>
+        <w:tc>
+          <w:tcPr>
+            <w:tcW w:w="2340" w:type="dxa"/>
+          </w:tcPr>
+          <w:p>
+            <w:pPr/>
+            <w:r>
+              <w:rPr>
+                <w:b/>
+              </w:rPr>
+              <w:t xml:space="preserve">Author</w:t>
+            </w:r>
+          </w:p>
+        </w:tc>
+        <w:tc>
+          <w:tcPr>
+            <w:tcW w:w="7020" w:type="dxa"/>
+            <w:gridSpan w:val="3"/>
+          </w:tcPr>
+          <w:p>
+            <w:pPr/>
+            <w:r>
+              <w:t xml:space="preserve">Developer</w:t>
+            </w:r>
+          </w:p>
+        </w:tc>
+      </w:tr>
+    </w:tbl>
+    <w:p/>
+    <w:tbl>
+      <w:tblPr>
+        <w:tblStyle w:val="TableGrid"/>
+        <w:tblW w:w="9360" w:type="dxa"/>
+        <w:jc w:val="left"/>
+        <w:tblBorders>
+          <w:top w:val="single" w:color="000000" w:sz="6" w:space="0"/>
+          <w:left w:val="single" w:color="000000" w:sz="6" w:space="0"/>
+          <w:bottom w:val="single" w:color="000000" w:sz="6" w:space="0"/>
+          <w:right w:val="single" w:color="000000" w:sz="6" w:space="0"/>
+          <w:insideH w:val="single" w:color="000000" w:sz="6" w:space="0"/>
+          <w:insideV w:val="single" w:color="000000" w:sz="6" w:space="0"/>
+        </w:tblBorders>
+        <w:tblLayout w:type="fixed"/>
+        <w:tblCellMar>
+          <w:top w:w="100" w:type="dxa"/>
+          <w:left w:w="100" w:type="dxa"/>
+          <w:bottom w:w="100" w:type="dxa"/>
+          <w:right w:w="100" w:type="dxa"/>
+        </w:tblCellMar>
+      </w:tblPr>
+      <w:tblGrid>
+        <w:gridCol w:w="2340"/>
+        <w:gridCol w:w="2340"/>
+        <w:gridCol w:w="2340"/>
+        <w:gridCol w:w="2340"/>
+      </w:tblGrid>
+      <w:tr>
+        <w:tc>
+          <w:tcPr>
+            <w:tcW w:w="2340" w:type="dxa"/>
+          </w:tcPr>
+          <w:p>
+            <w:pPr/>
+            <w:r>
+              <w:rPr>
+                <w:b/>
+              </w:rPr>
+              <w:t xml:space="preserve">Requirement ID</w:t>
+            </w:r>
+          </w:p>
+        </w:tc>
+        <w:tc>
+          <w:tcPr>
+            <w:tcW w:w="2340" w:type="dxa"/>
+          </w:tcPr>
+          <w:p>
+            <w:pPr/>
+            <w:r>
+              <w:t xml:space="preserve">REQ_IO_A8.47.4</w:t>
+            </w:r>
+          </w:p>
+        </w:tc>
+        <w:tc>
+          <w:tcPr>
+            <w:tcW w:w="2340" w:type="dxa"/>
+          </w:tcPr>
+          <w:p>
+            <w:pPr/>
+            <w:r>
+              <w:rPr>
+                <w:b/>
+              </w:rPr>
+              <w:t xml:space="preserve">Version</w:t>
+            </w:r>
+          </w:p>
+        </w:tc>
+        <w:tc>
+          <w:tcPr>
+            <w:tcW w:w="2340" w:type="dxa"/>
+          </w:tcPr>
+          <w:p>
+            <w:pPr/>
+            <w:r>
+              <w:t xml:space="preserve">1.0</w:t>
+            </w:r>
+          </w:p>
+        </w:tc>
+      </w:tr>
+      <w:tr>
+        <w:tc>
+          <w:tcPr>
+            <w:tcW w:w="2340" w:type="dxa"/>
+          </w:tcPr>
+          <w:p>
+            <w:pPr/>
+            <w:r>
+              <w:rPr>
+                <w:b/>
+              </w:rPr>
+              <w:t xml:space="preserve">Item</w:t>
+            </w:r>
+          </w:p>
+        </w:tc>
+        <w:tc>
+          <w:tcPr>
+            <w:tcW w:w="7020" w:type="dxa"/>
+            <w:gridSpan w:val="3"/>
+          </w:tcPr>
+          <w:p>
+            <w:pPr/>
+            <w:r>
+              <w:t xml:space="preserve">Delete (Button)</w:t>
+            </w:r>
+          </w:p>
+        </w:tc>
+      </w:tr>
+      <w:tr>
+        <w:tc>
+          <w:tcPr>
+            <w:tcW w:w="2340" w:type="dxa"/>
+          </w:tcPr>
+          <w:p>
+            <w:pPr/>
+            <w:r>
+              <w:rPr>
+                <w:b/>
+              </w:rPr>
+              <w:t xml:space="preserve">Description</w:t>
+            </w:r>
+          </w:p>
+        </w:tc>
+        <w:tc>
+          <w:tcPr>
+            <w:tcW w:w="7020" w:type="dxa"/>
+            <w:gridSpan w:val="3"/>
+          </w:tcPr>
+          <w:p>
+            <w:pPr/>
+            <w:r>
+              <w:t xml:space="preserve">確認後帶版本刪除單位或換算；被引用單位顯示 IN_USE。</w:t>
+            </w:r>
+          </w:p>
+        </w:tc>
+      </w:tr>
+      <w:tr>
+        <w:tc>
+          <w:tcPr>
+            <w:tcW w:w="2340" w:type="dxa"/>
+          </w:tcPr>
+          <w:p>
+            <w:pPr/>
+            <w:r>
+              <w:rPr>
+                <w:b/>
+              </w:rPr>
+              <w:t xml:space="preserve">Purpose</w:t>
+            </w:r>
+          </w:p>
+        </w:tc>
+        <w:tc>
+          <w:tcPr>
+            <w:tcW w:w="7020" w:type="dxa"/>
+            <w:gridSpan w:val="3"/>
+          </w:tcPr>
+          <w:p>
+            <w:pPr/>
+            <w:r>
+              <w:t xml:space="preserve">移除錯誤資料。</w:t>
+            </w:r>
+          </w:p>
+        </w:tc>
+      </w:tr>
+      <w:tr>
+        <w:tc>
+          <w:tcPr>
+            <w:tcW w:w="2340" w:type="dxa"/>
+          </w:tcPr>
+          <w:p>
+            <w:pPr/>
+            <w:r>
+              <w:rPr>
+                <w:b/>
+              </w:rPr>
+              <w:t xml:space="preserve">Format</w:t>
+            </w:r>
+          </w:p>
+        </w:tc>
+        <w:tc>
+          <w:tcPr>
+            <w:tcW w:w="2340" w:type="dxa"/>
+          </w:tcPr>
+          <w:p>
+            <w:pPr/>
+            <w:r>
+              <w:t xml:space="preserve">Action</w:t>
+            </w:r>
+          </w:p>
+        </w:tc>
+        <w:tc>
+          <w:tcPr>
+            <w:tcW w:w="2340" w:type="dxa"/>
+          </w:tcPr>
+          <w:p>
+            <w:pPr/>
+            <w:r>
+              <w:rPr>
+                <w:b/>
+              </w:rPr>
+              <w:t xml:space="preserve">Valid Range</w:t>
+            </w:r>
+          </w:p>
+        </w:tc>
+        <w:tc>
+          <w:tcPr>
+            <w:tcW w:w="2340" w:type="dxa"/>
+          </w:tcPr>
+          <w:p>
+            <w:pPr/>
+            <w:r>
+              <w:t xml:space="preserve">-</w:t>
+            </w:r>
+          </w:p>
+        </w:tc>
+      </w:tr>
+      <w:tr>
+        <w:tc>
+          <w:tcPr>
+            <w:tcW w:w="2340" w:type="dxa"/>
+          </w:tcPr>
+          <w:p>
+            <w:pPr/>
+            <w:r>
+              <w:rPr>
+                <w:b/>
+              </w:rPr>
+              <w:t xml:space="preserve">Related I/O</w:t>
+            </w:r>
+          </w:p>
+        </w:tc>
+        <w:tc>
+          <w:tcPr>
+            <w:tcW w:w="7020" w:type="dxa"/>
+            <w:gridSpan w:val="3"/>
+          </w:tcPr>
+          <w:p>
+            <w:pPr/>
+            <w:r>
+              <w:t xml:space="preserve">REQ_IO_A8.45.2, REQ_IO_A8.45.3</w:t>
             </w:r>
           </w:p>
         </w:tc>
@@ -60037,6 +64532,63 @@
           <w:i/>
         </w:rPr>
         <w:t xml:space="preserve">[Pending] Prototype screenshot of Supplier Category Edit Interface.</w:t>
+      </w:r>
+    </w:p>
+    <w:p>
+      <w:pPr>
+        <w:pStyle w:val="Heading5"/>
+      </w:pPr>
+      <w:r>
+        <w:t xml:space="preserve">4.5.1.8.45 Unit of Measurement View Interface</w:t>
+      </w:r>
+    </w:p>
+    <w:p>
+      <w:pPr>
+        <w:jc w:val="center"/>
+      </w:pPr>
+      <w:r>
+        <w:rPr>
+          <w:i/>
+        </w:rPr>
+        <w:t xml:space="preserve">[Pending] Prototype screenshot of Unit of Measurement View Interface.</w:t>
+      </w:r>
+    </w:p>
+    <w:p>
+      <w:pPr>
+        <w:pStyle w:val="Heading5"/>
+      </w:pPr>
+      <w:r>
+        <w:t xml:space="preserve">4.5.1.8.46 Unit of Measurement Create Interface</w:t>
+      </w:r>
+    </w:p>
+    <w:p>
+      <w:pPr>
+        <w:jc w:val="center"/>
+      </w:pPr>
+      <w:r>
+        <w:rPr>
+          <w:i/>
+        </w:rPr>
+        <w:t xml:space="preserve">[Pending] Prototype screenshot of Unit of Measurement Create Interface.</w:t>
+      </w:r>
+    </w:p>
+    <w:p>
+      <w:pPr>
+        <w:pStyle w:val="Heading5"/>
+      </w:pPr>
+      <w:r>
+        <w:t xml:space="preserve">4.5.1.8.47 Unit of Measurement Edit Interface</w:t>
+      </w:r>
+    </w:p>
+    <w:p>
+      <w:pPr>
+        <w:jc w:val="center"/>
+      </w:pPr>
+      <w:r>
+        <w:rPr>
+          <w:i/>
+        </w:rPr>
+        <w:t xml:space="preserve">[Pending] Prototype screenshot of Unit of Measurement Edit Interface.</w:t>
       </w:r>
     </w:p>
     <w:p>
@@ -60551,7 +65103,7 @@
       </w:r>
     </w:p>
     <w:sectPr>
-      <w:footerReference xmlns:r="http://schemas.openxmlformats.org/officeDocument/2006/relationships" w:type="default" r:id="Re64be68b4bf24268"/>
+      <w:footerReference xmlns:r="http://schemas.openxmlformats.org/officeDocument/2006/relationships" w:type="default" r:id="R6874ae2a198a4a6c"/>
       <w:pgSz w:w="11906" w:h="16838"/>
       <w:pgMar w:top="1440" w:right="1440" w:bottom="1440" w:left="1440" w:header="720" w:footer="720" w:gutter="0"/>
     </w:sectPr>

--- a/docs/99-output/MyERP_SRS.docx
+++ b/docs/99-output/MyERP_SRS.docx
@@ -3562,6 +3562,1190 @@
         <w:pStyle w:val="Heading5"/>
       </w:pPr>
       <w:r>
+        <w:t xml:space="preserve">4.1.1.8.10 Item Category</w:t>
+      </w:r>
+    </w:p>
+    <w:tbl>
+      <w:tblPr>
+        <w:tblStyle w:val="TableGrid"/>
+        <w:tblW w:w="9345" w:type="dxa"/>
+        <w:jc w:val="left"/>
+        <w:tblBorders>
+          <w:top w:val="single" w:color="000000" w:sz="8" w:space="0"/>
+          <w:left w:val="single" w:color="000000" w:sz="8" w:space="0"/>
+          <w:bottom w:val="single" w:color="000000" w:sz="8" w:space="0"/>
+          <w:right w:val="single" w:color="000000" w:sz="8" w:space="0"/>
+          <w:insideH w:val="single" w:color="000000" w:sz="8" w:space="0"/>
+          <w:insideV w:val="single" w:color="000000" w:sz="8" w:space="0"/>
+        </w:tblBorders>
+        <w:tblLayout w:type="fixed"/>
+        <w:tblCellMar>
+          <w:top w:w="100" w:type="dxa"/>
+          <w:left w:w="100" w:type="dxa"/>
+          <w:bottom w:w="100" w:type="dxa"/>
+          <w:right w:w="100" w:type="dxa"/>
+        </w:tblCellMar>
+      </w:tblPr>
+      <w:tblGrid>
+        <w:gridCol w:w="2220"/>
+        <w:gridCol w:w="3525"/>
+        <w:gridCol w:w="2370"/>
+        <w:gridCol w:w="1230"/>
+      </w:tblGrid>
+      <w:tr>
+        <w:trPr>
+          <w:trHeight w:val="465" w:hRule="atLeast"/>
+        </w:trPr>
+        <w:tc>
+          <w:tcPr>
+            <w:tcW w:w="2220" w:type="dxa"/>
+          </w:tcPr>
+          <w:p>
+            <w:pPr/>
+            <w:r>
+              <w:rPr>
+                <w:b/>
+              </w:rPr>
+              <w:t xml:space="preserve">Requirement ID</w:t>
+            </w:r>
+          </w:p>
+        </w:tc>
+        <w:tc>
+          <w:tcPr>
+            <w:tcW w:w="3525" w:type="dxa"/>
+          </w:tcPr>
+          <w:p>
+            <w:pPr/>
+            <w:r>
+              <w:t xml:space="preserve">REQ_F4118.10.1</w:t>
+            </w:r>
+          </w:p>
+        </w:tc>
+        <w:tc>
+          <w:tcPr>
+            <w:tcW w:w="2370" w:type="dxa"/>
+          </w:tcPr>
+          <w:p>
+            <w:pPr/>
+            <w:r>
+              <w:rPr>
+                <w:b/>
+              </w:rPr>
+              <w:t xml:space="preserve">Version</w:t>
+            </w:r>
+          </w:p>
+        </w:tc>
+        <w:tc>
+          <w:tcPr>
+            <w:tcW w:w="1230" w:type="dxa"/>
+          </w:tcPr>
+          <w:p>
+            <w:pPr/>
+            <w:r>
+              <w:t xml:space="preserve">1.0</w:t>
+            </w:r>
+          </w:p>
+        </w:tc>
+      </w:tr>
+      <w:tr>
+        <w:trPr>
+          <w:trHeight w:val="465" w:hRule="atLeast"/>
+        </w:trPr>
+        <w:tc>
+          <w:tcPr>
+            <w:tcW w:w="2220" w:type="dxa"/>
+          </w:tcPr>
+          <w:p>
+            <w:pPr/>
+            <w:r>
+              <w:rPr>
+                <w:b/>
+              </w:rPr>
+              <w:t xml:space="preserve">Description</w:t>
+            </w:r>
+          </w:p>
+        </w:tc>
+        <w:tc>
+          <w:tcPr>
+            <w:tcW w:w="7125" w:type="dxa"/>
+            <w:gridSpan w:val="3"/>
+          </w:tcPr>
+          <w:p>
+            <w:pPr/>
+            <w:r>
+              <w:t xml:space="preserve">System should enable user to view item category.</w:t>
+            </w:r>
+          </w:p>
+        </w:tc>
+      </w:tr>
+      <w:tr>
+        <w:trPr>
+          <w:trHeight w:val="465" w:hRule="atLeast"/>
+        </w:trPr>
+        <w:tc>
+          <w:tcPr>
+            <w:tcW w:w="2220" w:type="dxa"/>
+          </w:tcPr>
+          <w:p>
+            <w:pPr/>
+            <w:r>
+              <w:rPr>
+                <w:b/>
+              </w:rPr>
+              <w:t xml:space="preserve">Author</w:t>
+            </w:r>
+          </w:p>
+        </w:tc>
+        <w:tc>
+          <w:tcPr>
+            <w:tcW w:w="7125" w:type="dxa"/>
+            <w:gridSpan w:val="3"/>
+          </w:tcPr>
+          <w:p>
+            <w:pPr/>
+            <w:r>
+              <w:t xml:space="preserve">Developer</w:t>
+            </w:r>
+          </w:p>
+        </w:tc>
+      </w:tr>
+    </w:tbl>
+    <w:p/>
+    <w:tbl>
+      <w:tblPr>
+        <w:tblStyle w:val="TableGrid"/>
+        <w:tblW w:w="9345" w:type="dxa"/>
+        <w:jc w:val="left"/>
+        <w:tblBorders>
+          <w:top w:val="single" w:color="000000" w:sz="8" w:space="0"/>
+          <w:left w:val="single" w:color="000000" w:sz="8" w:space="0"/>
+          <w:bottom w:val="single" w:color="000000" w:sz="8" w:space="0"/>
+          <w:right w:val="single" w:color="000000" w:sz="8" w:space="0"/>
+          <w:insideH w:val="single" w:color="000000" w:sz="8" w:space="0"/>
+          <w:insideV w:val="single" w:color="000000" w:sz="8" w:space="0"/>
+        </w:tblBorders>
+        <w:tblLayout w:type="fixed"/>
+        <w:tblCellMar>
+          <w:top w:w="100" w:type="dxa"/>
+          <w:left w:w="100" w:type="dxa"/>
+          <w:bottom w:w="100" w:type="dxa"/>
+          <w:right w:w="100" w:type="dxa"/>
+        </w:tblCellMar>
+      </w:tblPr>
+      <w:tblGrid>
+        <w:gridCol w:w="2220"/>
+        <w:gridCol w:w="3525"/>
+        <w:gridCol w:w="2370"/>
+        <w:gridCol w:w="1230"/>
+      </w:tblGrid>
+      <w:tr>
+        <w:trPr>
+          <w:trHeight w:val="465" w:hRule="atLeast"/>
+        </w:trPr>
+        <w:tc>
+          <w:tcPr>
+            <w:tcW w:w="2220" w:type="dxa"/>
+          </w:tcPr>
+          <w:p>
+            <w:pPr/>
+            <w:r>
+              <w:rPr>
+                <w:b/>
+              </w:rPr>
+              <w:t xml:space="preserve">Requirement ID</w:t>
+            </w:r>
+          </w:p>
+        </w:tc>
+        <w:tc>
+          <w:tcPr>
+            <w:tcW w:w="3525" w:type="dxa"/>
+          </w:tcPr>
+          <w:p>
+            <w:pPr/>
+            <w:r>
+              <w:t xml:space="preserve">REQ_F4118.10.2</w:t>
+            </w:r>
+          </w:p>
+        </w:tc>
+        <w:tc>
+          <w:tcPr>
+            <w:tcW w:w="2370" w:type="dxa"/>
+          </w:tcPr>
+          <w:p>
+            <w:pPr/>
+            <w:r>
+              <w:rPr>
+                <w:b/>
+              </w:rPr>
+              <w:t xml:space="preserve">Version</w:t>
+            </w:r>
+          </w:p>
+        </w:tc>
+        <w:tc>
+          <w:tcPr>
+            <w:tcW w:w="1230" w:type="dxa"/>
+          </w:tcPr>
+          <w:p>
+            <w:pPr/>
+            <w:r>
+              <w:t xml:space="preserve">1.0</w:t>
+            </w:r>
+          </w:p>
+        </w:tc>
+      </w:tr>
+      <w:tr>
+        <w:trPr>
+          <w:trHeight w:val="465" w:hRule="atLeast"/>
+        </w:trPr>
+        <w:tc>
+          <w:tcPr>
+            <w:tcW w:w="2220" w:type="dxa"/>
+          </w:tcPr>
+          <w:p>
+            <w:pPr/>
+            <w:r>
+              <w:rPr>
+                <w:b/>
+              </w:rPr>
+              <w:t xml:space="preserve">Description</w:t>
+            </w:r>
+          </w:p>
+        </w:tc>
+        <w:tc>
+          <w:tcPr>
+            <w:tcW w:w="7125" w:type="dxa"/>
+            <w:gridSpan w:val="3"/>
+          </w:tcPr>
+          <w:p>
+            <w:pPr/>
+            <w:r>
+              <w:t xml:space="preserve">System should enable user to create item category.</w:t>
+            </w:r>
+          </w:p>
+        </w:tc>
+      </w:tr>
+      <w:tr>
+        <w:trPr>
+          <w:trHeight w:val="465" w:hRule="atLeast"/>
+        </w:trPr>
+        <w:tc>
+          <w:tcPr>
+            <w:tcW w:w="2220" w:type="dxa"/>
+          </w:tcPr>
+          <w:p>
+            <w:pPr/>
+            <w:r>
+              <w:rPr>
+                <w:b/>
+              </w:rPr>
+              <w:t xml:space="preserve">Author</w:t>
+            </w:r>
+          </w:p>
+        </w:tc>
+        <w:tc>
+          <w:tcPr>
+            <w:tcW w:w="7125" w:type="dxa"/>
+            <w:gridSpan w:val="3"/>
+          </w:tcPr>
+          <w:p>
+            <w:pPr/>
+            <w:r>
+              <w:t xml:space="preserve">Developer</w:t>
+            </w:r>
+          </w:p>
+        </w:tc>
+      </w:tr>
+    </w:tbl>
+    <w:p/>
+    <w:tbl>
+      <w:tblPr>
+        <w:tblStyle w:val="TableGrid"/>
+        <w:tblW w:w="9345" w:type="dxa"/>
+        <w:jc w:val="left"/>
+        <w:tblBorders>
+          <w:top w:val="single" w:color="000000" w:sz="8" w:space="0"/>
+          <w:left w:val="single" w:color="000000" w:sz="8" w:space="0"/>
+          <w:bottom w:val="single" w:color="000000" w:sz="8" w:space="0"/>
+          <w:right w:val="single" w:color="000000" w:sz="8" w:space="0"/>
+          <w:insideH w:val="single" w:color="000000" w:sz="8" w:space="0"/>
+          <w:insideV w:val="single" w:color="000000" w:sz="8" w:space="0"/>
+        </w:tblBorders>
+        <w:tblLayout w:type="fixed"/>
+        <w:tblCellMar>
+          <w:top w:w="100" w:type="dxa"/>
+          <w:left w:w="100" w:type="dxa"/>
+          <w:bottom w:w="100" w:type="dxa"/>
+          <w:right w:w="100" w:type="dxa"/>
+        </w:tblCellMar>
+      </w:tblPr>
+      <w:tblGrid>
+        <w:gridCol w:w="2220"/>
+        <w:gridCol w:w="3525"/>
+        <w:gridCol w:w="2370"/>
+        <w:gridCol w:w="1230"/>
+      </w:tblGrid>
+      <w:tr>
+        <w:trPr>
+          <w:trHeight w:val="465" w:hRule="atLeast"/>
+        </w:trPr>
+        <w:tc>
+          <w:tcPr>
+            <w:tcW w:w="2220" w:type="dxa"/>
+          </w:tcPr>
+          <w:p>
+            <w:pPr/>
+            <w:r>
+              <w:rPr>
+                <w:b/>
+              </w:rPr>
+              <w:t xml:space="preserve">Requirement ID</w:t>
+            </w:r>
+          </w:p>
+        </w:tc>
+        <w:tc>
+          <w:tcPr>
+            <w:tcW w:w="3525" w:type="dxa"/>
+          </w:tcPr>
+          <w:p>
+            <w:pPr/>
+            <w:r>
+              <w:t xml:space="preserve">REQ_F4118.10.3</w:t>
+            </w:r>
+          </w:p>
+        </w:tc>
+        <w:tc>
+          <w:tcPr>
+            <w:tcW w:w="2370" w:type="dxa"/>
+          </w:tcPr>
+          <w:p>
+            <w:pPr/>
+            <w:r>
+              <w:rPr>
+                <w:b/>
+              </w:rPr>
+              <w:t xml:space="preserve">Version</w:t>
+            </w:r>
+          </w:p>
+        </w:tc>
+        <w:tc>
+          <w:tcPr>
+            <w:tcW w:w="1230" w:type="dxa"/>
+          </w:tcPr>
+          <w:p>
+            <w:pPr/>
+            <w:r>
+              <w:t xml:space="preserve">1.0</w:t>
+            </w:r>
+          </w:p>
+        </w:tc>
+      </w:tr>
+      <w:tr>
+        <w:trPr>
+          <w:trHeight w:val="465" w:hRule="atLeast"/>
+        </w:trPr>
+        <w:tc>
+          <w:tcPr>
+            <w:tcW w:w="2220" w:type="dxa"/>
+          </w:tcPr>
+          <w:p>
+            <w:pPr/>
+            <w:r>
+              <w:rPr>
+                <w:b/>
+              </w:rPr>
+              <w:t xml:space="preserve">Description</w:t>
+            </w:r>
+          </w:p>
+        </w:tc>
+        <w:tc>
+          <w:tcPr>
+            <w:tcW w:w="7125" w:type="dxa"/>
+            <w:gridSpan w:val="3"/>
+          </w:tcPr>
+          <w:p>
+            <w:pPr/>
+            <w:r>
+              <w:t xml:space="preserve">System should enable user to edit item category.</w:t>
+            </w:r>
+          </w:p>
+        </w:tc>
+      </w:tr>
+      <w:tr>
+        <w:trPr>
+          <w:trHeight w:val="465" w:hRule="atLeast"/>
+        </w:trPr>
+        <w:tc>
+          <w:tcPr>
+            <w:tcW w:w="2220" w:type="dxa"/>
+          </w:tcPr>
+          <w:p>
+            <w:pPr/>
+            <w:r>
+              <w:rPr>
+                <w:b/>
+              </w:rPr>
+              <w:t xml:space="preserve">Author</w:t>
+            </w:r>
+          </w:p>
+        </w:tc>
+        <w:tc>
+          <w:tcPr>
+            <w:tcW w:w="7125" w:type="dxa"/>
+            <w:gridSpan w:val="3"/>
+          </w:tcPr>
+          <w:p>
+            <w:pPr/>
+            <w:r>
+              <w:t xml:space="preserve">Developer</w:t>
+            </w:r>
+          </w:p>
+        </w:tc>
+      </w:tr>
+    </w:tbl>
+    <w:p/>
+    <w:tbl>
+      <w:tblPr>
+        <w:tblStyle w:val="TableGrid"/>
+        <w:tblW w:w="9345" w:type="dxa"/>
+        <w:jc w:val="left"/>
+        <w:tblBorders>
+          <w:top w:val="single" w:color="000000" w:sz="8" w:space="0"/>
+          <w:left w:val="single" w:color="000000" w:sz="8" w:space="0"/>
+          <w:bottom w:val="single" w:color="000000" w:sz="8" w:space="0"/>
+          <w:right w:val="single" w:color="000000" w:sz="8" w:space="0"/>
+          <w:insideH w:val="single" w:color="000000" w:sz="8" w:space="0"/>
+          <w:insideV w:val="single" w:color="000000" w:sz="8" w:space="0"/>
+        </w:tblBorders>
+        <w:tblLayout w:type="fixed"/>
+        <w:tblCellMar>
+          <w:top w:w="100" w:type="dxa"/>
+          <w:left w:w="100" w:type="dxa"/>
+          <w:bottom w:w="100" w:type="dxa"/>
+          <w:right w:w="100" w:type="dxa"/>
+        </w:tblCellMar>
+      </w:tblPr>
+      <w:tblGrid>
+        <w:gridCol w:w="2220"/>
+        <w:gridCol w:w="3525"/>
+        <w:gridCol w:w="2370"/>
+        <w:gridCol w:w="1230"/>
+      </w:tblGrid>
+      <w:tr>
+        <w:trPr>
+          <w:trHeight w:val="465" w:hRule="atLeast"/>
+        </w:trPr>
+        <w:tc>
+          <w:tcPr>
+            <w:tcW w:w="2220" w:type="dxa"/>
+          </w:tcPr>
+          <w:p>
+            <w:pPr/>
+            <w:r>
+              <w:rPr>
+                <w:b/>
+              </w:rPr>
+              <w:t xml:space="preserve">Requirement ID</w:t>
+            </w:r>
+          </w:p>
+        </w:tc>
+        <w:tc>
+          <w:tcPr>
+            <w:tcW w:w="3525" w:type="dxa"/>
+          </w:tcPr>
+          <w:p>
+            <w:pPr/>
+            <w:r>
+              <w:t xml:space="preserve">REQ_F4118.10.4</w:t>
+            </w:r>
+          </w:p>
+        </w:tc>
+        <w:tc>
+          <w:tcPr>
+            <w:tcW w:w="2370" w:type="dxa"/>
+          </w:tcPr>
+          <w:p>
+            <w:pPr/>
+            <w:r>
+              <w:rPr>
+                <w:b/>
+              </w:rPr>
+              <w:t xml:space="preserve">Version</w:t>
+            </w:r>
+          </w:p>
+        </w:tc>
+        <w:tc>
+          <w:tcPr>
+            <w:tcW w:w="1230" w:type="dxa"/>
+          </w:tcPr>
+          <w:p>
+            <w:pPr/>
+            <w:r>
+              <w:t xml:space="preserve">1.0</w:t>
+            </w:r>
+          </w:p>
+        </w:tc>
+      </w:tr>
+      <w:tr>
+        <w:trPr>
+          <w:trHeight w:val="465" w:hRule="atLeast"/>
+        </w:trPr>
+        <w:tc>
+          <w:tcPr>
+            <w:tcW w:w="2220" w:type="dxa"/>
+          </w:tcPr>
+          <w:p>
+            <w:pPr/>
+            <w:r>
+              <w:rPr>
+                <w:b/>
+              </w:rPr>
+              <w:t xml:space="preserve">Description</w:t>
+            </w:r>
+          </w:p>
+        </w:tc>
+        <w:tc>
+          <w:tcPr>
+            <w:tcW w:w="7125" w:type="dxa"/>
+            <w:gridSpan w:val="3"/>
+          </w:tcPr>
+          <w:p>
+            <w:pPr/>
+            <w:r>
+              <w:t xml:space="preserve">System should enable user to delete item category.</w:t>
+            </w:r>
+          </w:p>
+        </w:tc>
+      </w:tr>
+      <w:tr>
+        <w:trPr>
+          <w:trHeight w:val="465" w:hRule="atLeast"/>
+        </w:trPr>
+        <w:tc>
+          <w:tcPr>
+            <w:tcW w:w="2220" w:type="dxa"/>
+          </w:tcPr>
+          <w:p>
+            <w:pPr/>
+            <w:r>
+              <w:rPr>
+                <w:b/>
+              </w:rPr>
+              <w:t xml:space="preserve">Author</w:t>
+            </w:r>
+          </w:p>
+        </w:tc>
+        <w:tc>
+          <w:tcPr>
+            <w:tcW w:w="7125" w:type="dxa"/>
+            <w:gridSpan w:val="3"/>
+          </w:tcPr>
+          <w:p>
+            <w:pPr/>
+            <w:r>
+              <w:t xml:space="preserve">Developer</w:t>
+            </w:r>
+          </w:p>
+        </w:tc>
+      </w:tr>
+    </w:tbl>
+    <w:p/>
+    <w:p>
+      <w:pPr>
+        <w:pStyle w:val="Heading5"/>
+      </w:pPr>
+      <w:r>
+        <w:t xml:space="preserve">4.1.1.8.11 Item Brand</w:t>
+      </w:r>
+    </w:p>
+    <w:tbl>
+      <w:tblPr>
+        <w:tblStyle w:val="TableGrid"/>
+        <w:tblW w:w="9345" w:type="dxa"/>
+        <w:jc w:val="left"/>
+        <w:tblBorders>
+          <w:top w:val="single" w:color="000000" w:sz="8" w:space="0"/>
+          <w:left w:val="single" w:color="000000" w:sz="8" w:space="0"/>
+          <w:bottom w:val="single" w:color="000000" w:sz="8" w:space="0"/>
+          <w:right w:val="single" w:color="000000" w:sz="8" w:space="0"/>
+          <w:insideH w:val="single" w:color="000000" w:sz="8" w:space="0"/>
+          <w:insideV w:val="single" w:color="000000" w:sz="8" w:space="0"/>
+        </w:tblBorders>
+        <w:tblLayout w:type="fixed"/>
+        <w:tblCellMar>
+          <w:top w:w="100" w:type="dxa"/>
+          <w:left w:w="100" w:type="dxa"/>
+          <w:bottom w:w="100" w:type="dxa"/>
+          <w:right w:w="100" w:type="dxa"/>
+        </w:tblCellMar>
+      </w:tblPr>
+      <w:tblGrid>
+        <w:gridCol w:w="2220"/>
+        <w:gridCol w:w="3525"/>
+        <w:gridCol w:w="2370"/>
+        <w:gridCol w:w="1230"/>
+      </w:tblGrid>
+      <w:tr>
+        <w:trPr>
+          <w:trHeight w:val="465" w:hRule="atLeast"/>
+        </w:trPr>
+        <w:tc>
+          <w:tcPr>
+            <w:tcW w:w="2220" w:type="dxa"/>
+          </w:tcPr>
+          <w:p>
+            <w:pPr/>
+            <w:r>
+              <w:rPr>
+                <w:b/>
+              </w:rPr>
+              <w:t xml:space="preserve">Requirement ID</w:t>
+            </w:r>
+          </w:p>
+        </w:tc>
+        <w:tc>
+          <w:tcPr>
+            <w:tcW w:w="3525" w:type="dxa"/>
+          </w:tcPr>
+          <w:p>
+            <w:pPr/>
+            <w:r>
+              <w:t xml:space="preserve">REQ_F4118.11.1</w:t>
+            </w:r>
+          </w:p>
+        </w:tc>
+        <w:tc>
+          <w:tcPr>
+            <w:tcW w:w="2370" w:type="dxa"/>
+          </w:tcPr>
+          <w:p>
+            <w:pPr/>
+            <w:r>
+              <w:rPr>
+                <w:b/>
+              </w:rPr>
+              <w:t xml:space="preserve">Version</w:t>
+            </w:r>
+          </w:p>
+        </w:tc>
+        <w:tc>
+          <w:tcPr>
+            <w:tcW w:w="1230" w:type="dxa"/>
+          </w:tcPr>
+          <w:p>
+            <w:pPr/>
+            <w:r>
+              <w:t xml:space="preserve">1.0</w:t>
+            </w:r>
+          </w:p>
+        </w:tc>
+      </w:tr>
+      <w:tr>
+        <w:trPr>
+          <w:trHeight w:val="465" w:hRule="atLeast"/>
+        </w:trPr>
+        <w:tc>
+          <w:tcPr>
+            <w:tcW w:w="2220" w:type="dxa"/>
+          </w:tcPr>
+          <w:p>
+            <w:pPr/>
+            <w:r>
+              <w:rPr>
+                <w:b/>
+              </w:rPr>
+              <w:t xml:space="preserve">Description</w:t>
+            </w:r>
+          </w:p>
+        </w:tc>
+        <w:tc>
+          <w:tcPr>
+            <w:tcW w:w="7125" w:type="dxa"/>
+            <w:gridSpan w:val="3"/>
+          </w:tcPr>
+          <w:p>
+            <w:pPr/>
+            <w:r>
+              <w:t xml:space="preserve">System should enable user to view item brand.</w:t>
+            </w:r>
+          </w:p>
+        </w:tc>
+      </w:tr>
+      <w:tr>
+        <w:trPr>
+          <w:trHeight w:val="465" w:hRule="atLeast"/>
+        </w:trPr>
+        <w:tc>
+          <w:tcPr>
+            <w:tcW w:w="2220" w:type="dxa"/>
+          </w:tcPr>
+          <w:p>
+            <w:pPr/>
+            <w:r>
+              <w:rPr>
+                <w:b/>
+              </w:rPr>
+              <w:t xml:space="preserve">Author</w:t>
+            </w:r>
+          </w:p>
+        </w:tc>
+        <w:tc>
+          <w:tcPr>
+            <w:tcW w:w="7125" w:type="dxa"/>
+            <w:gridSpan w:val="3"/>
+          </w:tcPr>
+          <w:p>
+            <w:pPr/>
+            <w:r>
+              <w:t xml:space="preserve">Developer</w:t>
+            </w:r>
+          </w:p>
+        </w:tc>
+      </w:tr>
+    </w:tbl>
+    <w:p/>
+    <w:tbl>
+      <w:tblPr>
+        <w:tblStyle w:val="TableGrid"/>
+        <w:tblW w:w="9345" w:type="dxa"/>
+        <w:jc w:val="left"/>
+        <w:tblBorders>
+          <w:top w:val="single" w:color="000000" w:sz="8" w:space="0"/>
+          <w:left w:val="single" w:color="000000" w:sz="8" w:space="0"/>
+          <w:bottom w:val="single" w:color="000000" w:sz="8" w:space="0"/>
+          <w:right w:val="single" w:color="000000" w:sz="8" w:space="0"/>
+          <w:insideH w:val="single" w:color="000000" w:sz="8" w:space="0"/>
+          <w:insideV w:val="single" w:color="000000" w:sz="8" w:space="0"/>
+        </w:tblBorders>
+        <w:tblLayout w:type="fixed"/>
+        <w:tblCellMar>
+          <w:top w:w="100" w:type="dxa"/>
+          <w:left w:w="100" w:type="dxa"/>
+          <w:bottom w:w="100" w:type="dxa"/>
+          <w:right w:w="100" w:type="dxa"/>
+        </w:tblCellMar>
+      </w:tblPr>
+      <w:tblGrid>
+        <w:gridCol w:w="2220"/>
+        <w:gridCol w:w="3525"/>
+        <w:gridCol w:w="2370"/>
+        <w:gridCol w:w="1230"/>
+      </w:tblGrid>
+      <w:tr>
+        <w:trPr>
+          <w:trHeight w:val="465" w:hRule="atLeast"/>
+        </w:trPr>
+        <w:tc>
+          <w:tcPr>
+            <w:tcW w:w="2220" w:type="dxa"/>
+          </w:tcPr>
+          <w:p>
+            <w:pPr/>
+            <w:r>
+              <w:rPr>
+                <w:b/>
+              </w:rPr>
+              <w:t xml:space="preserve">Requirement ID</w:t>
+            </w:r>
+          </w:p>
+        </w:tc>
+        <w:tc>
+          <w:tcPr>
+            <w:tcW w:w="3525" w:type="dxa"/>
+          </w:tcPr>
+          <w:p>
+            <w:pPr/>
+            <w:r>
+              <w:t xml:space="preserve">REQ_F4118.11.2</w:t>
+            </w:r>
+          </w:p>
+        </w:tc>
+        <w:tc>
+          <w:tcPr>
+            <w:tcW w:w="2370" w:type="dxa"/>
+          </w:tcPr>
+          <w:p>
+            <w:pPr/>
+            <w:r>
+              <w:rPr>
+                <w:b/>
+              </w:rPr>
+              <w:t xml:space="preserve">Version</w:t>
+            </w:r>
+          </w:p>
+        </w:tc>
+        <w:tc>
+          <w:tcPr>
+            <w:tcW w:w="1230" w:type="dxa"/>
+          </w:tcPr>
+          <w:p>
+            <w:pPr/>
+            <w:r>
+              <w:t xml:space="preserve">1.0</w:t>
+            </w:r>
+          </w:p>
+        </w:tc>
+      </w:tr>
+      <w:tr>
+        <w:trPr>
+          <w:trHeight w:val="465" w:hRule="atLeast"/>
+        </w:trPr>
+        <w:tc>
+          <w:tcPr>
+            <w:tcW w:w="2220" w:type="dxa"/>
+          </w:tcPr>
+          <w:p>
+            <w:pPr/>
+            <w:r>
+              <w:rPr>
+                <w:b/>
+              </w:rPr>
+              <w:t xml:space="preserve">Description</w:t>
+            </w:r>
+          </w:p>
+        </w:tc>
+        <w:tc>
+          <w:tcPr>
+            <w:tcW w:w="7125" w:type="dxa"/>
+            <w:gridSpan w:val="3"/>
+          </w:tcPr>
+          <w:p>
+            <w:pPr/>
+            <w:r>
+              <w:t xml:space="preserve">System should enable user to create item brand.</w:t>
+            </w:r>
+          </w:p>
+        </w:tc>
+      </w:tr>
+      <w:tr>
+        <w:trPr>
+          <w:trHeight w:val="465" w:hRule="atLeast"/>
+        </w:trPr>
+        <w:tc>
+          <w:tcPr>
+            <w:tcW w:w="2220" w:type="dxa"/>
+          </w:tcPr>
+          <w:p>
+            <w:pPr/>
+            <w:r>
+              <w:rPr>
+                <w:b/>
+              </w:rPr>
+              <w:t xml:space="preserve">Author</w:t>
+            </w:r>
+          </w:p>
+        </w:tc>
+        <w:tc>
+          <w:tcPr>
+            <w:tcW w:w="7125" w:type="dxa"/>
+            <w:gridSpan w:val="3"/>
+          </w:tcPr>
+          <w:p>
+            <w:pPr/>
+            <w:r>
+              <w:t xml:space="preserve">Developer</w:t>
+            </w:r>
+          </w:p>
+        </w:tc>
+      </w:tr>
+    </w:tbl>
+    <w:p/>
+    <w:tbl>
+      <w:tblPr>
+        <w:tblStyle w:val="TableGrid"/>
+        <w:tblW w:w="9345" w:type="dxa"/>
+        <w:jc w:val="left"/>
+        <w:tblBorders>
+          <w:top w:val="single" w:color="000000" w:sz="8" w:space="0"/>
+          <w:left w:val="single" w:color="000000" w:sz="8" w:space="0"/>
+          <w:bottom w:val="single" w:color="000000" w:sz="8" w:space="0"/>
+          <w:right w:val="single" w:color="000000" w:sz="8" w:space="0"/>
+          <w:insideH w:val="single" w:color="000000" w:sz="8" w:space="0"/>
+          <w:insideV w:val="single" w:color="000000" w:sz="8" w:space="0"/>
+        </w:tblBorders>
+        <w:tblLayout w:type="fixed"/>
+        <w:tblCellMar>
+          <w:top w:w="100" w:type="dxa"/>
+          <w:left w:w="100" w:type="dxa"/>
+          <w:bottom w:w="100" w:type="dxa"/>
+          <w:right w:w="100" w:type="dxa"/>
+        </w:tblCellMar>
+      </w:tblPr>
+      <w:tblGrid>
+        <w:gridCol w:w="2220"/>
+        <w:gridCol w:w="3525"/>
+        <w:gridCol w:w="2370"/>
+        <w:gridCol w:w="1230"/>
+      </w:tblGrid>
+      <w:tr>
+        <w:trPr>
+          <w:trHeight w:val="465" w:hRule="atLeast"/>
+        </w:trPr>
+        <w:tc>
+          <w:tcPr>
+            <w:tcW w:w="2220" w:type="dxa"/>
+          </w:tcPr>
+          <w:p>
+            <w:pPr/>
+            <w:r>
+              <w:rPr>
+                <w:b/>
+              </w:rPr>
+              <w:t xml:space="preserve">Requirement ID</w:t>
+            </w:r>
+          </w:p>
+        </w:tc>
+        <w:tc>
+          <w:tcPr>
+            <w:tcW w:w="3525" w:type="dxa"/>
+          </w:tcPr>
+          <w:p>
+            <w:pPr/>
+            <w:r>
+              <w:t xml:space="preserve">REQ_F4118.11.3</w:t>
+            </w:r>
+          </w:p>
+        </w:tc>
+        <w:tc>
+          <w:tcPr>
+            <w:tcW w:w="2370" w:type="dxa"/>
+          </w:tcPr>
+          <w:p>
+            <w:pPr/>
+            <w:r>
+              <w:rPr>
+                <w:b/>
+              </w:rPr>
+              <w:t xml:space="preserve">Version</w:t>
+            </w:r>
+          </w:p>
+        </w:tc>
+        <w:tc>
+          <w:tcPr>
+            <w:tcW w:w="1230" w:type="dxa"/>
+          </w:tcPr>
+          <w:p>
+            <w:pPr/>
+            <w:r>
+              <w:t xml:space="preserve">1.0</w:t>
+            </w:r>
+          </w:p>
+        </w:tc>
+      </w:tr>
+      <w:tr>
+        <w:trPr>
+          <w:trHeight w:val="465" w:hRule="atLeast"/>
+        </w:trPr>
+        <w:tc>
+          <w:tcPr>
+            <w:tcW w:w="2220" w:type="dxa"/>
+          </w:tcPr>
+          <w:p>
+            <w:pPr/>
+            <w:r>
+              <w:rPr>
+                <w:b/>
+              </w:rPr>
+              <w:t xml:space="preserve">Description</w:t>
+            </w:r>
+          </w:p>
+        </w:tc>
+        <w:tc>
+          <w:tcPr>
+            <w:tcW w:w="7125" w:type="dxa"/>
+            <w:gridSpan w:val="3"/>
+          </w:tcPr>
+          <w:p>
+            <w:pPr/>
+            <w:r>
+              <w:t xml:space="preserve">System should enable user to edit item brand.</w:t>
+            </w:r>
+          </w:p>
+        </w:tc>
+      </w:tr>
+      <w:tr>
+        <w:trPr>
+          <w:trHeight w:val="465" w:hRule="atLeast"/>
+        </w:trPr>
+        <w:tc>
+          <w:tcPr>
+            <w:tcW w:w="2220" w:type="dxa"/>
+          </w:tcPr>
+          <w:p>
+            <w:pPr/>
+            <w:r>
+              <w:rPr>
+                <w:b/>
+              </w:rPr>
+              <w:t xml:space="preserve">Author</w:t>
+            </w:r>
+          </w:p>
+        </w:tc>
+        <w:tc>
+          <w:tcPr>
+            <w:tcW w:w="7125" w:type="dxa"/>
+            <w:gridSpan w:val="3"/>
+          </w:tcPr>
+          <w:p>
+            <w:pPr/>
+            <w:r>
+              <w:t xml:space="preserve">Developer</w:t>
+            </w:r>
+          </w:p>
+        </w:tc>
+      </w:tr>
+    </w:tbl>
+    <w:p/>
+    <w:tbl>
+      <w:tblPr>
+        <w:tblStyle w:val="TableGrid"/>
+        <w:tblW w:w="9345" w:type="dxa"/>
+        <w:jc w:val="left"/>
+        <w:tblBorders>
+          <w:top w:val="single" w:color="000000" w:sz="8" w:space="0"/>
+          <w:left w:val="single" w:color="000000" w:sz="8" w:space="0"/>
+          <w:bottom w:val="single" w:color="000000" w:sz="8" w:space="0"/>
+          <w:right w:val="single" w:color="000000" w:sz="8" w:space="0"/>
+          <w:insideH w:val="single" w:color="000000" w:sz="8" w:space="0"/>
+          <w:insideV w:val="single" w:color="000000" w:sz="8" w:space="0"/>
+        </w:tblBorders>
+        <w:tblLayout w:type="fixed"/>
+        <w:tblCellMar>
+          <w:top w:w="100" w:type="dxa"/>
+          <w:left w:w="100" w:type="dxa"/>
+          <w:bottom w:w="100" w:type="dxa"/>
+          <w:right w:w="100" w:type="dxa"/>
+        </w:tblCellMar>
+      </w:tblPr>
+      <w:tblGrid>
+        <w:gridCol w:w="2220"/>
+        <w:gridCol w:w="3525"/>
+        <w:gridCol w:w="2370"/>
+        <w:gridCol w:w="1230"/>
+      </w:tblGrid>
+      <w:tr>
+        <w:trPr>
+          <w:trHeight w:val="465" w:hRule="atLeast"/>
+        </w:trPr>
+        <w:tc>
+          <w:tcPr>
+            <w:tcW w:w="2220" w:type="dxa"/>
+          </w:tcPr>
+          <w:p>
+            <w:pPr/>
+            <w:r>
+              <w:rPr>
+                <w:b/>
+              </w:rPr>
+              <w:t xml:space="preserve">Requirement ID</w:t>
+            </w:r>
+          </w:p>
+        </w:tc>
+        <w:tc>
+          <w:tcPr>
+            <w:tcW w:w="3525" w:type="dxa"/>
+          </w:tcPr>
+          <w:p>
+            <w:pPr/>
+            <w:r>
+              <w:t xml:space="preserve">REQ_F4118.11.4</w:t>
+            </w:r>
+          </w:p>
+        </w:tc>
+        <w:tc>
+          <w:tcPr>
+            <w:tcW w:w="2370" w:type="dxa"/>
+          </w:tcPr>
+          <w:p>
+            <w:pPr/>
+            <w:r>
+              <w:rPr>
+                <w:b/>
+              </w:rPr>
+              <w:t xml:space="preserve">Version</w:t>
+            </w:r>
+          </w:p>
+        </w:tc>
+        <w:tc>
+          <w:tcPr>
+            <w:tcW w:w="1230" w:type="dxa"/>
+          </w:tcPr>
+          <w:p>
+            <w:pPr/>
+            <w:r>
+              <w:t xml:space="preserve">1.0</w:t>
+            </w:r>
+          </w:p>
+        </w:tc>
+      </w:tr>
+      <w:tr>
+        <w:trPr>
+          <w:trHeight w:val="465" w:hRule="atLeast"/>
+        </w:trPr>
+        <w:tc>
+          <w:tcPr>
+            <w:tcW w:w="2220" w:type="dxa"/>
+          </w:tcPr>
+          <w:p>
+            <w:pPr/>
+            <w:r>
+              <w:rPr>
+                <w:b/>
+              </w:rPr>
+              <w:t xml:space="preserve">Description</w:t>
+            </w:r>
+          </w:p>
+        </w:tc>
+        <w:tc>
+          <w:tcPr>
+            <w:tcW w:w="7125" w:type="dxa"/>
+            <w:gridSpan w:val="3"/>
+          </w:tcPr>
+          <w:p>
+            <w:pPr/>
+            <w:r>
+              <w:t xml:space="preserve">System should enable user to delete item brand.</w:t>
+            </w:r>
+          </w:p>
+        </w:tc>
+      </w:tr>
+      <w:tr>
+        <w:trPr>
+          <w:trHeight w:val="465" w:hRule="atLeast"/>
+        </w:trPr>
+        <w:tc>
+          <w:tcPr>
+            <w:tcW w:w="2220" w:type="dxa"/>
+          </w:tcPr>
+          <w:p>
+            <w:pPr/>
+            <w:r>
+              <w:rPr>
+                <w:b/>
+              </w:rPr>
+              <w:t xml:space="preserve">Author</w:t>
+            </w:r>
+          </w:p>
+        </w:tc>
+        <w:tc>
+          <w:tcPr>
+            <w:tcW w:w="7125" w:type="dxa"/>
+            <w:gridSpan w:val="3"/>
+          </w:tcPr>
+          <w:p>
+            <w:pPr/>
+            <w:r>
+              <w:t xml:space="preserve">Developer</w:t>
+            </w:r>
+          </w:p>
+        </w:tc>
+      </w:tr>
+    </w:tbl>
+    <w:p/>
+    <w:p>
+      <w:pPr>
+        <w:pStyle w:val="Heading5"/>
+      </w:pPr>
+      <w:r>
         <w:t xml:space="preserve">4.1.1.8.13 Unit of Measurement</w:t>
       </w:r>
     </w:p>
@@ -21507,6 +22691,336 @@
             <w:pPr/>
             <w:r>
               <w:t xml:space="preserve">This table stores conversion factors between units of measurement within a company.</w:t>
+            </w:r>
+          </w:p>
+        </w:tc>
+      </w:tr>
+      <w:tr>
+        <w:tc>
+          <w:tcPr>
+            <w:tcW w:w="2340" w:type="dxa"/>
+          </w:tcPr>
+          <w:p>
+            <w:pPr/>
+            <w:r>
+              <w:rPr>
+                <w:b/>
+              </w:rPr>
+              <w:t xml:space="preserve">Author</w:t>
+            </w:r>
+          </w:p>
+        </w:tc>
+        <w:tc>
+          <w:tcPr>
+            <w:tcW w:w="7020" w:type="dxa"/>
+            <w:gridSpan w:val="3"/>
+          </w:tcPr>
+          <w:p>
+            <w:pPr/>
+            <w:r>
+              <w:t xml:space="preserve">Developer</w:t>
+            </w:r>
+          </w:p>
+        </w:tc>
+      </w:tr>
+    </w:tbl>
+    <w:p/>
+    <w:tbl>
+      <w:tblPr>
+        <w:tblStyle w:val="TableGrid"/>
+        <w:tblW w:w="9360" w:type="dxa"/>
+        <w:jc w:val="left"/>
+        <w:tblBorders>
+          <w:top w:val="single" w:color="000000" w:sz="8" w:space="0"/>
+          <w:left w:val="single" w:color="000000" w:sz="8" w:space="0"/>
+          <w:bottom w:val="single" w:color="000000" w:sz="8" w:space="0"/>
+          <w:right w:val="single" w:color="000000" w:sz="8" w:space="0"/>
+          <w:insideH w:val="single" w:color="000000" w:sz="8" w:space="0"/>
+          <w:insideV w:val="single" w:color="000000" w:sz="8" w:space="0"/>
+        </w:tblBorders>
+        <w:tblLayout w:type="fixed"/>
+        <w:tblCellMar>
+          <w:top w:w="100" w:type="dxa"/>
+          <w:left w:w="100" w:type="dxa"/>
+          <w:bottom w:w="100" w:type="dxa"/>
+          <w:right w:w="100" w:type="dxa"/>
+        </w:tblCellMar>
+      </w:tblPr>
+      <w:tblGrid>
+        <w:gridCol w:w="2340"/>
+        <w:gridCol w:w="2340"/>
+        <w:gridCol w:w="2340"/>
+        <w:gridCol w:w="2340"/>
+      </w:tblGrid>
+      <w:tr>
+        <w:tc>
+          <w:tcPr>
+            <w:tcW w:w="2340" w:type="dxa"/>
+          </w:tcPr>
+          <w:p>
+            <w:pPr/>
+            <w:r>
+              <w:rPr>
+                <w:b/>
+              </w:rPr>
+              <w:t xml:space="preserve">Requirement ID</w:t>
+            </w:r>
+          </w:p>
+        </w:tc>
+        <w:tc>
+          <w:tcPr>
+            <w:tcW w:w="2340" w:type="dxa"/>
+          </w:tcPr>
+          <w:p>
+            <w:pPr/>
+            <w:r>
+              <w:t xml:space="preserve">REQ_DS43.111</w:t>
+            </w:r>
+          </w:p>
+        </w:tc>
+        <w:tc>
+          <w:tcPr>
+            <w:tcW w:w="2340" w:type="dxa"/>
+          </w:tcPr>
+          <w:p>
+            <w:pPr/>
+            <w:r>
+              <w:rPr>
+                <w:b/>
+              </w:rPr>
+              <w:t xml:space="preserve">Version</w:t>
+            </w:r>
+          </w:p>
+        </w:tc>
+        <w:tc>
+          <w:tcPr>
+            <w:tcW w:w="2340" w:type="dxa"/>
+          </w:tcPr>
+          <w:p>
+            <w:pPr/>
+            <w:r>
+              <w:t xml:space="preserve">1.0</w:t>
+            </w:r>
+          </w:p>
+        </w:tc>
+      </w:tr>
+      <w:tr>
+        <w:tc>
+          <w:tcPr>
+            <w:tcW w:w="2340" w:type="dxa"/>
+          </w:tcPr>
+          <w:p>
+            <w:pPr/>
+            <w:r>
+              <w:rPr>
+                <w:b/>
+              </w:rPr>
+              <w:t xml:space="preserve">Table Name</w:t>
+            </w:r>
+          </w:p>
+        </w:tc>
+        <w:tc>
+          <w:tcPr>
+            <w:tcW w:w="7020" w:type="dxa"/>
+            <w:gridSpan w:val="3"/>
+          </w:tcPr>
+          <w:p>
+            <w:pPr/>
+            <w:r>
+              <w:t xml:space="preserve">md_item_brand</w:t>
+            </w:r>
+          </w:p>
+        </w:tc>
+      </w:tr>
+      <w:tr>
+        <w:tc>
+          <w:tcPr>
+            <w:tcW w:w="2340" w:type="dxa"/>
+          </w:tcPr>
+          <w:p>
+            <w:pPr/>
+            <w:r>
+              <w:rPr>
+                <w:b/>
+              </w:rPr>
+              <w:t xml:space="preserve">Description</w:t>
+            </w:r>
+          </w:p>
+        </w:tc>
+        <w:tc>
+          <w:tcPr>
+            <w:tcW w:w="7020" w:type="dxa"/>
+            <w:gridSpan w:val="3"/>
+          </w:tcPr>
+          <w:p>
+            <w:pPr/>
+            <w:r>
+              <w:t xml:space="preserve">This table stores item brands within a company.</w:t>
+            </w:r>
+          </w:p>
+        </w:tc>
+      </w:tr>
+      <w:tr>
+        <w:tc>
+          <w:tcPr>
+            <w:tcW w:w="2340" w:type="dxa"/>
+          </w:tcPr>
+          <w:p>
+            <w:pPr/>
+            <w:r>
+              <w:rPr>
+                <w:b/>
+              </w:rPr>
+              <w:t xml:space="preserve">Author</w:t>
+            </w:r>
+          </w:p>
+        </w:tc>
+        <w:tc>
+          <w:tcPr>
+            <w:tcW w:w="7020" w:type="dxa"/>
+            <w:gridSpan w:val="3"/>
+          </w:tcPr>
+          <w:p>
+            <w:pPr/>
+            <w:r>
+              <w:t xml:space="preserve">Developer</w:t>
+            </w:r>
+          </w:p>
+        </w:tc>
+      </w:tr>
+    </w:tbl>
+    <w:p/>
+    <w:tbl>
+      <w:tblPr>
+        <w:tblStyle w:val="TableGrid"/>
+        <w:tblW w:w="9360" w:type="dxa"/>
+        <w:jc w:val="left"/>
+        <w:tblBorders>
+          <w:top w:val="single" w:color="000000" w:sz="8" w:space="0"/>
+          <w:left w:val="single" w:color="000000" w:sz="8" w:space="0"/>
+          <w:bottom w:val="single" w:color="000000" w:sz="8" w:space="0"/>
+          <w:right w:val="single" w:color="000000" w:sz="8" w:space="0"/>
+          <w:insideH w:val="single" w:color="000000" w:sz="8" w:space="0"/>
+          <w:insideV w:val="single" w:color="000000" w:sz="8" w:space="0"/>
+        </w:tblBorders>
+        <w:tblLayout w:type="fixed"/>
+        <w:tblCellMar>
+          <w:top w:w="100" w:type="dxa"/>
+          <w:left w:w="100" w:type="dxa"/>
+          <w:bottom w:w="100" w:type="dxa"/>
+          <w:right w:w="100" w:type="dxa"/>
+        </w:tblCellMar>
+      </w:tblPr>
+      <w:tblGrid>
+        <w:gridCol w:w="2340"/>
+        <w:gridCol w:w="2340"/>
+        <w:gridCol w:w="2340"/>
+        <w:gridCol w:w="2340"/>
+      </w:tblGrid>
+      <w:tr>
+        <w:tc>
+          <w:tcPr>
+            <w:tcW w:w="2340" w:type="dxa"/>
+          </w:tcPr>
+          <w:p>
+            <w:pPr/>
+            <w:r>
+              <w:rPr>
+                <w:b/>
+              </w:rPr>
+              <w:t xml:space="preserve">Requirement ID</w:t>
+            </w:r>
+          </w:p>
+        </w:tc>
+        <w:tc>
+          <w:tcPr>
+            <w:tcW w:w="2340" w:type="dxa"/>
+          </w:tcPr>
+          <w:p>
+            <w:pPr/>
+            <w:r>
+              <w:t xml:space="preserve">REQ_DS43.112</w:t>
+            </w:r>
+          </w:p>
+        </w:tc>
+        <w:tc>
+          <w:tcPr>
+            <w:tcW w:w="2340" w:type="dxa"/>
+          </w:tcPr>
+          <w:p>
+            <w:pPr/>
+            <w:r>
+              <w:rPr>
+                <w:b/>
+              </w:rPr>
+              <w:t xml:space="preserve">Version</w:t>
+            </w:r>
+          </w:p>
+        </w:tc>
+        <w:tc>
+          <w:tcPr>
+            <w:tcW w:w="2340" w:type="dxa"/>
+          </w:tcPr>
+          <w:p>
+            <w:pPr/>
+            <w:r>
+              <w:t xml:space="preserve">1.0</w:t>
+            </w:r>
+          </w:p>
+        </w:tc>
+      </w:tr>
+      <w:tr>
+        <w:tc>
+          <w:tcPr>
+            <w:tcW w:w="2340" w:type="dxa"/>
+          </w:tcPr>
+          <w:p>
+            <w:pPr/>
+            <w:r>
+              <w:rPr>
+                <w:b/>
+              </w:rPr>
+              <w:t xml:space="preserve">Table Name</w:t>
+            </w:r>
+          </w:p>
+        </w:tc>
+        <w:tc>
+          <w:tcPr>
+            <w:tcW w:w="7020" w:type="dxa"/>
+            <w:gridSpan w:val="3"/>
+          </w:tcPr>
+          <w:p>
+            <w:pPr/>
+            <w:r>
+              <w:t xml:space="preserve">md_item_category</w:t>
+            </w:r>
+          </w:p>
+        </w:tc>
+      </w:tr>
+      <w:tr>
+        <w:tc>
+          <w:tcPr>
+            <w:tcW w:w="2340" w:type="dxa"/>
+          </w:tcPr>
+          <w:p>
+            <w:pPr/>
+            <w:r>
+              <w:rPr>
+                <w:b/>
+              </w:rPr>
+              <w:t xml:space="preserve">Description</w:t>
+            </w:r>
+          </w:p>
+        </w:tc>
+        <w:tc>
+          <w:tcPr>
+            <w:tcW w:w="7020" w:type="dxa"/>
+            <w:gridSpan w:val="3"/>
+          </w:tcPr>
+          <w:p>
+            <w:pPr/>
+            <w:r>
+              <w:t xml:space="preserve">This table stores the item category tree within a company.</w:t>
             </w:r>
           </w:p>
         </w:tc>
@@ -65103,7 +66617,7 @@
       </w:r>
     </w:p>
     <w:sectPr>
-      <w:footerReference xmlns:r="http://schemas.openxmlformats.org/officeDocument/2006/relationships" w:type="default" r:id="R6874ae2a198a4a6c"/>
+      <w:footerReference xmlns:r="http://schemas.openxmlformats.org/officeDocument/2006/relationships" w:type="default" r:id="R056addced090462b"/>
       <w:pgSz w:w="11906" w:h="16838"/>
       <w:pgMar w:top="1440" w:right="1440" w:bottom="1440" w:left="1440" w:header="720" w:footer="720" w:gutter="0"/>
     </w:sectPr>

--- a/docs/99-output/MyERP_SRS.docx
+++ b/docs/99-output/MyERP_SRS.docx
@@ -34414,6 +34414,4422 @@
         <w:pStyle w:val="Heading5"/>
       </w:pPr>
       <w:r>
+        <w:t xml:space="preserve">4.4.1.8.36 Item Category View Interface</w:t>
+      </w:r>
+    </w:p>
+    <w:tbl>
+      <w:tblPr>
+        <w:tblStyle w:val="TableGrid"/>
+        <w:tblW w:w="9360" w:type="dxa"/>
+        <w:jc w:val="left"/>
+        <w:tblBorders>
+          <w:top w:val="single" w:color="000000" w:sz="6" w:space="0"/>
+          <w:left w:val="single" w:color="000000" w:sz="6" w:space="0"/>
+          <w:bottom w:val="single" w:color="000000" w:sz="6" w:space="0"/>
+          <w:right w:val="single" w:color="000000" w:sz="6" w:space="0"/>
+          <w:insideH w:val="single" w:color="000000" w:sz="6" w:space="0"/>
+          <w:insideV w:val="single" w:color="000000" w:sz="6" w:space="0"/>
+        </w:tblBorders>
+        <w:tblLayout w:type="fixed"/>
+        <w:tblCellMar>
+          <w:top w:w="100" w:type="dxa"/>
+          <w:left w:w="100" w:type="dxa"/>
+          <w:bottom w:w="100" w:type="dxa"/>
+          <w:right w:w="100" w:type="dxa"/>
+        </w:tblCellMar>
+      </w:tblPr>
+      <w:tblGrid>
+        <w:gridCol w:w="2340"/>
+        <w:gridCol w:w="2340"/>
+        <w:gridCol w:w="2340"/>
+        <w:gridCol w:w="2340"/>
+      </w:tblGrid>
+      <w:tr>
+        <w:tc>
+          <w:tcPr>
+            <w:tcW w:w="2340" w:type="dxa"/>
+          </w:tcPr>
+          <w:p>
+            <w:pPr/>
+            <w:r>
+              <w:rPr>
+                <w:b/>
+              </w:rPr>
+              <w:t xml:space="preserve">Requirement ID</w:t>
+            </w:r>
+          </w:p>
+        </w:tc>
+        <w:tc>
+          <w:tcPr>
+            <w:tcW w:w="2340" w:type="dxa"/>
+          </w:tcPr>
+          <w:p>
+            <w:pPr/>
+            <w:r>
+              <w:t xml:space="preserve">REQ_IO_A8.36.1</w:t>
+            </w:r>
+          </w:p>
+        </w:tc>
+        <w:tc>
+          <w:tcPr>
+            <w:tcW w:w="2340" w:type="dxa"/>
+          </w:tcPr>
+          <w:p>
+            <w:pPr/>
+            <w:r>
+              <w:rPr>
+                <w:b/>
+              </w:rPr>
+              <w:t xml:space="preserve">Version</w:t>
+            </w:r>
+          </w:p>
+        </w:tc>
+        <w:tc>
+          <w:tcPr>
+            <w:tcW w:w="2340" w:type="dxa"/>
+          </w:tcPr>
+          <w:p>
+            <w:pPr/>
+            <w:r>
+              <w:t xml:space="preserve">1.0</w:t>
+            </w:r>
+          </w:p>
+        </w:tc>
+      </w:tr>
+      <w:tr>
+        <w:tc>
+          <w:tcPr>
+            <w:tcW w:w="2340" w:type="dxa"/>
+          </w:tcPr>
+          <w:p>
+            <w:pPr/>
+            <w:r>
+              <w:rPr>
+                <w:b/>
+              </w:rPr>
+              <w:t xml:space="preserve">Item</w:t>
+            </w:r>
+          </w:p>
+        </w:tc>
+        <w:tc>
+          <w:tcPr>
+            <w:tcW w:w="7020" w:type="dxa"/>
+            <w:gridSpan w:val="3"/>
+          </w:tcPr>
+          <w:p>
+            <w:pPr/>
+            <w:r>
+              <w:t xml:space="preserve">Search (Input)</w:t>
+            </w:r>
+          </w:p>
+        </w:tc>
+      </w:tr>
+      <w:tr>
+        <w:tc>
+          <w:tcPr>
+            <w:tcW w:w="2340" w:type="dxa"/>
+          </w:tcPr>
+          <w:p>
+            <w:pPr/>
+            <w:r>
+              <w:rPr>
+                <w:b/>
+              </w:rPr>
+              <w:t xml:space="preserve">Description</w:t>
+            </w:r>
+          </w:p>
+        </w:tc>
+        <w:tc>
+          <w:tcPr>
+            <w:tcW w:w="7020" w:type="dxa"/>
+            <w:gridSpan w:val="3"/>
+          </w:tcPr>
+          <w:p>
+            <w:pPr/>
+            <w:r>
+              <w:t xml:space="preserve">依代碼或名稱過濾分類樹，保留命中節點的上層。</w:t>
+            </w:r>
+          </w:p>
+        </w:tc>
+      </w:tr>
+      <w:tr>
+        <w:tc>
+          <w:tcPr>
+            <w:tcW w:w="2340" w:type="dxa"/>
+          </w:tcPr>
+          <w:p>
+            <w:pPr/>
+            <w:r>
+              <w:rPr>
+                <w:b/>
+              </w:rPr>
+              <w:t xml:space="preserve">Purpose</w:t>
+            </w:r>
+          </w:p>
+        </w:tc>
+        <w:tc>
+          <w:tcPr>
+            <w:tcW w:w="7020" w:type="dxa"/>
+            <w:gridSpan w:val="3"/>
+          </w:tcPr>
+          <w:p>
+            <w:pPr/>
+            <w:r>
+              <w:t xml:space="preserve">找到分類。</w:t>
+            </w:r>
+          </w:p>
+        </w:tc>
+      </w:tr>
+      <w:tr>
+        <w:tc>
+          <w:tcPr>
+            <w:tcW w:w="2340" w:type="dxa"/>
+          </w:tcPr>
+          <w:p>
+            <w:pPr/>
+            <w:r>
+              <w:rPr>
+                <w:b/>
+              </w:rPr>
+              <w:t xml:space="preserve">Format</w:t>
+            </w:r>
+          </w:p>
+        </w:tc>
+        <w:tc>
+          <w:tcPr>
+            <w:tcW w:w="2340" w:type="dxa"/>
+          </w:tcPr>
+          <w:p>
+            <w:pPr/>
+            <w:r>
+              <w:t xml:space="preserve">Text</w:t>
+            </w:r>
+          </w:p>
+        </w:tc>
+        <w:tc>
+          <w:tcPr>
+            <w:tcW w:w="2340" w:type="dxa"/>
+          </w:tcPr>
+          <w:p>
+            <w:pPr/>
+            <w:r>
+              <w:rPr>
+                <w:b/>
+              </w:rPr>
+              <w:t xml:space="preserve">Valid Range</w:t>
+            </w:r>
+          </w:p>
+        </w:tc>
+        <w:tc>
+          <w:tcPr>
+            <w:tcW w:w="2340" w:type="dxa"/>
+          </w:tcPr>
+          <w:p>
+            <w:pPr/>
+            <w:r>
+              <w:t xml:space="preserve">任意文字</w:t>
+            </w:r>
+          </w:p>
+        </w:tc>
+      </w:tr>
+      <w:tr>
+        <w:tc>
+          <w:tcPr>
+            <w:tcW w:w="2340" w:type="dxa"/>
+          </w:tcPr>
+          <w:p>
+            <w:pPr/>
+            <w:r>
+              <w:rPr>
+                <w:b/>
+              </w:rPr>
+              <w:t xml:space="preserve">Related I/O</w:t>
+            </w:r>
+          </w:p>
+        </w:tc>
+        <w:tc>
+          <w:tcPr>
+            <w:tcW w:w="7020" w:type="dxa"/>
+            <w:gridSpan w:val="3"/>
+          </w:tcPr>
+          <w:p>
+            <w:pPr/>
+            <w:r>
+              <w:t xml:space="preserve">REQ_IO_A8.36.2</w:t>
+            </w:r>
+          </w:p>
+        </w:tc>
+      </w:tr>
+      <w:tr>
+        <w:tc>
+          <w:tcPr>
+            <w:tcW w:w="2340" w:type="dxa"/>
+          </w:tcPr>
+          <w:p>
+            <w:pPr/>
+            <w:r>
+              <w:rPr>
+                <w:b/>
+              </w:rPr>
+              <w:t xml:space="preserve">Author</w:t>
+            </w:r>
+          </w:p>
+        </w:tc>
+        <w:tc>
+          <w:tcPr>
+            <w:tcW w:w="7020" w:type="dxa"/>
+            <w:gridSpan w:val="3"/>
+          </w:tcPr>
+          <w:p>
+            <w:pPr/>
+            <w:r>
+              <w:t xml:space="preserve">Developer</w:t>
+            </w:r>
+          </w:p>
+        </w:tc>
+      </w:tr>
+    </w:tbl>
+    <w:p/>
+    <w:tbl>
+      <w:tblPr>
+        <w:tblStyle w:val="TableGrid"/>
+        <w:tblW w:w="9360" w:type="dxa"/>
+        <w:jc w:val="left"/>
+        <w:tblBorders>
+          <w:top w:val="single" w:color="000000" w:sz="6" w:space="0"/>
+          <w:left w:val="single" w:color="000000" w:sz="6" w:space="0"/>
+          <w:bottom w:val="single" w:color="000000" w:sz="6" w:space="0"/>
+          <w:right w:val="single" w:color="000000" w:sz="6" w:space="0"/>
+          <w:insideH w:val="single" w:color="000000" w:sz="6" w:space="0"/>
+          <w:insideV w:val="single" w:color="000000" w:sz="6" w:space="0"/>
+        </w:tblBorders>
+        <w:tblLayout w:type="fixed"/>
+        <w:tblCellMar>
+          <w:top w:w="100" w:type="dxa"/>
+          <w:left w:w="100" w:type="dxa"/>
+          <w:bottom w:w="100" w:type="dxa"/>
+          <w:right w:w="100" w:type="dxa"/>
+        </w:tblCellMar>
+      </w:tblPr>
+      <w:tblGrid>
+        <w:gridCol w:w="2340"/>
+        <w:gridCol w:w="2340"/>
+        <w:gridCol w:w="2340"/>
+        <w:gridCol w:w="2340"/>
+      </w:tblGrid>
+      <w:tr>
+        <w:tc>
+          <w:tcPr>
+            <w:tcW w:w="2340" w:type="dxa"/>
+          </w:tcPr>
+          <w:p>
+            <w:pPr/>
+            <w:r>
+              <w:rPr>
+                <w:b/>
+              </w:rPr>
+              <w:t xml:space="preserve">Requirement ID</w:t>
+            </w:r>
+          </w:p>
+        </w:tc>
+        <w:tc>
+          <w:tcPr>
+            <w:tcW w:w="2340" w:type="dxa"/>
+          </w:tcPr>
+          <w:p>
+            <w:pPr/>
+            <w:r>
+              <w:t xml:space="preserve">REQ_IO_A8.36.2</w:t>
+            </w:r>
+          </w:p>
+        </w:tc>
+        <w:tc>
+          <w:tcPr>
+            <w:tcW w:w="2340" w:type="dxa"/>
+          </w:tcPr>
+          <w:p>
+            <w:pPr/>
+            <w:r>
+              <w:rPr>
+                <w:b/>
+              </w:rPr>
+              <w:t xml:space="preserve">Version</w:t>
+            </w:r>
+          </w:p>
+        </w:tc>
+        <w:tc>
+          <w:tcPr>
+            <w:tcW w:w="2340" w:type="dxa"/>
+          </w:tcPr>
+          <w:p>
+            <w:pPr/>
+            <w:r>
+              <w:t xml:space="preserve">1.0</w:t>
+            </w:r>
+          </w:p>
+        </w:tc>
+      </w:tr>
+      <w:tr>
+        <w:tc>
+          <w:tcPr>
+            <w:tcW w:w="2340" w:type="dxa"/>
+          </w:tcPr>
+          <w:p>
+            <w:pPr/>
+            <w:r>
+              <w:rPr>
+                <w:b/>
+              </w:rPr>
+              <w:t xml:space="preserve">Item</w:t>
+            </w:r>
+          </w:p>
+        </w:tc>
+        <w:tc>
+          <w:tcPr>
+            <w:tcW w:w="7020" w:type="dxa"/>
+            <w:gridSpan w:val="3"/>
+          </w:tcPr>
+          <w:p>
+            <w:pPr/>
+            <w:r>
+              <w:t xml:space="preserve">Category Tree (Table)</w:t>
+            </w:r>
+          </w:p>
+        </w:tc>
+      </w:tr>
+      <w:tr>
+        <w:tc>
+          <w:tcPr>
+            <w:tcW w:w="2340" w:type="dxa"/>
+          </w:tcPr>
+          <w:p>
+            <w:pPr/>
+            <w:r>
+              <w:rPr>
+                <w:b/>
+              </w:rPr>
+              <w:t xml:space="preserve">Description</w:t>
+            </w:r>
+          </w:p>
+        </w:tc>
+        <w:tc>
+          <w:tcPr>
+            <w:tcW w:w="7020" w:type="dxa"/>
+            <w:gridSpan w:val="3"/>
+          </w:tcPr>
+          <w:p>
+            <w:pPr/>
+            <w:r>
+              <w:t xml:space="preserve">代碼（按層級縮排）、名稱、狀態及新增子分類／編輯／刪除操作。</w:t>
+            </w:r>
+          </w:p>
+        </w:tc>
+      </w:tr>
+      <w:tr>
+        <w:tc>
+          <w:tcPr>
+            <w:tcW w:w="2340" w:type="dxa"/>
+          </w:tcPr>
+          <w:p>
+            <w:pPr/>
+            <w:r>
+              <w:rPr>
+                <w:b/>
+              </w:rPr>
+              <w:t xml:space="preserve">Purpose</w:t>
+            </w:r>
+          </w:p>
+        </w:tc>
+        <w:tc>
+          <w:tcPr>
+            <w:tcW w:w="7020" w:type="dxa"/>
+            <w:gridSpan w:val="3"/>
+          </w:tcPr>
+          <w:p>
+            <w:pPr/>
+            <w:r>
+              <w:t xml:space="preserve">檢視分類階層。</w:t>
+            </w:r>
+          </w:p>
+        </w:tc>
+      </w:tr>
+      <w:tr>
+        <w:tc>
+          <w:tcPr>
+            <w:tcW w:w="2340" w:type="dxa"/>
+          </w:tcPr>
+          <w:p>
+            <w:pPr/>
+            <w:r>
+              <w:rPr>
+                <w:b/>
+              </w:rPr>
+              <w:t xml:space="preserve">Format</w:t>
+            </w:r>
+          </w:p>
+        </w:tc>
+        <w:tc>
+          <w:tcPr>
+            <w:tcW w:w="2340" w:type="dxa"/>
+          </w:tcPr>
+          <w:p>
+            <w:pPr/>
+            <w:r>
+              <w:t xml:space="preserve">Table</w:t>
+            </w:r>
+          </w:p>
+        </w:tc>
+        <w:tc>
+          <w:tcPr>
+            <w:tcW w:w="2340" w:type="dxa"/>
+          </w:tcPr>
+          <w:p>
+            <w:pPr/>
+            <w:r>
+              <w:rPr>
+                <w:b/>
+              </w:rPr>
+              <w:t xml:space="preserve">Valid Range</w:t>
+            </w:r>
+          </w:p>
+        </w:tc>
+        <w:tc>
+          <w:tcPr>
+            <w:tcW w:w="2340" w:type="dxa"/>
+          </w:tcPr>
+          <w:p>
+            <w:pPr/>
+            <w:r>
+              <w:t xml:space="preserve">全部未刪除分類，最多 5 層</w:t>
+            </w:r>
+          </w:p>
+        </w:tc>
+      </w:tr>
+      <w:tr>
+        <w:tc>
+          <w:tcPr>
+            <w:tcW w:w="2340" w:type="dxa"/>
+          </w:tcPr>
+          <w:p>
+            <w:pPr/>
+            <w:r>
+              <w:rPr>
+                <w:b/>
+              </w:rPr>
+              <w:t xml:space="preserve">Related I/O</w:t>
+            </w:r>
+          </w:p>
+        </w:tc>
+        <w:tc>
+          <w:tcPr>
+            <w:tcW w:w="7020" w:type="dxa"/>
+            <w:gridSpan w:val="3"/>
+          </w:tcPr>
+          <w:p>
+            <w:pPr/>
+            <w:r>
+              <w:t xml:space="preserve">REQ_IO_A8.37.1, REQ_IO_A8.38.1</w:t>
+            </w:r>
+          </w:p>
+        </w:tc>
+      </w:tr>
+      <w:tr>
+        <w:tc>
+          <w:tcPr>
+            <w:tcW w:w="2340" w:type="dxa"/>
+          </w:tcPr>
+          <w:p>
+            <w:pPr/>
+            <w:r>
+              <w:rPr>
+                <w:b/>
+              </w:rPr>
+              <w:t xml:space="preserve">Author</w:t>
+            </w:r>
+          </w:p>
+        </w:tc>
+        <w:tc>
+          <w:tcPr>
+            <w:tcW w:w="7020" w:type="dxa"/>
+            <w:gridSpan w:val="3"/>
+          </w:tcPr>
+          <w:p>
+            <w:pPr/>
+            <w:r>
+              <w:t xml:space="preserve">Developer</w:t>
+            </w:r>
+          </w:p>
+        </w:tc>
+      </w:tr>
+    </w:tbl>
+    <w:p/>
+    <w:tbl>
+      <w:tblPr>
+        <w:tblStyle w:val="TableGrid"/>
+        <w:tblW w:w="9360" w:type="dxa"/>
+        <w:jc w:val="left"/>
+        <w:tblBorders>
+          <w:top w:val="single" w:color="000000" w:sz="6" w:space="0"/>
+          <w:left w:val="single" w:color="000000" w:sz="6" w:space="0"/>
+          <w:bottom w:val="single" w:color="000000" w:sz="6" w:space="0"/>
+          <w:right w:val="single" w:color="000000" w:sz="6" w:space="0"/>
+          <w:insideH w:val="single" w:color="000000" w:sz="6" w:space="0"/>
+          <w:insideV w:val="single" w:color="000000" w:sz="6" w:space="0"/>
+        </w:tblBorders>
+        <w:tblLayout w:type="fixed"/>
+        <w:tblCellMar>
+          <w:top w:w="100" w:type="dxa"/>
+          <w:left w:w="100" w:type="dxa"/>
+          <w:bottom w:w="100" w:type="dxa"/>
+          <w:right w:w="100" w:type="dxa"/>
+        </w:tblCellMar>
+      </w:tblPr>
+      <w:tblGrid>
+        <w:gridCol w:w="2340"/>
+        <w:gridCol w:w="2340"/>
+        <w:gridCol w:w="2340"/>
+        <w:gridCol w:w="2340"/>
+      </w:tblGrid>
+      <w:tr>
+        <w:tc>
+          <w:tcPr>
+            <w:tcW w:w="2340" w:type="dxa"/>
+          </w:tcPr>
+          <w:p>
+            <w:pPr/>
+            <w:r>
+              <w:rPr>
+                <w:b/>
+              </w:rPr>
+              <w:t xml:space="preserve">Requirement ID</w:t>
+            </w:r>
+          </w:p>
+        </w:tc>
+        <w:tc>
+          <w:tcPr>
+            <w:tcW w:w="2340" w:type="dxa"/>
+          </w:tcPr>
+          <w:p>
+            <w:pPr/>
+            <w:r>
+              <w:t xml:space="preserve">REQ_IO_A8.36.3</w:t>
+            </w:r>
+          </w:p>
+        </w:tc>
+        <w:tc>
+          <w:tcPr>
+            <w:tcW w:w="2340" w:type="dxa"/>
+          </w:tcPr>
+          <w:p>
+            <w:pPr/>
+            <w:r>
+              <w:rPr>
+                <w:b/>
+              </w:rPr>
+              <w:t xml:space="preserve">Version</w:t>
+            </w:r>
+          </w:p>
+        </w:tc>
+        <w:tc>
+          <w:tcPr>
+            <w:tcW w:w="2340" w:type="dxa"/>
+          </w:tcPr>
+          <w:p>
+            <w:pPr/>
+            <w:r>
+              <w:t xml:space="preserve">1.0</w:t>
+            </w:r>
+          </w:p>
+        </w:tc>
+      </w:tr>
+      <w:tr>
+        <w:tc>
+          <w:tcPr>
+            <w:tcW w:w="2340" w:type="dxa"/>
+          </w:tcPr>
+          <w:p>
+            <w:pPr/>
+            <w:r>
+              <w:rPr>
+                <w:b/>
+              </w:rPr>
+              <w:t xml:space="preserve">Item</w:t>
+            </w:r>
+          </w:p>
+        </w:tc>
+        <w:tc>
+          <w:tcPr>
+            <w:tcW w:w="7020" w:type="dxa"/>
+            <w:gridSpan w:val="3"/>
+          </w:tcPr>
+          <w:p>
+            <w:pPr/>
+            <w:r>
+              <w:t xml:space="preserve">Delete (Button)</w:t>
+            </w:r>
+          </w:p>
+        </w:tc>
+      </w:tr>
+      <w:tr>
+        <w:tc>
+          <w:tcPr>
+            <w:tcW w:w="2340" w:type="dxa"/>
+          </w:tcPr>
+          <w:p>
+            <w:pPr/>
+            <w:r>
+              <w:rPr>
+                <w:b/>
+              </w:rPr>
+              <w:t xml:space="preserve">Description</w:t>
+            </w:r>
+          </w:p>
+        </w:tc>
+        <w:tc>
+          <w:tcPr>
+            <w:tcW w:w="7020" w:type="dxa"/>
+            <w:gridSpan w:val="3"/>
+          </w:tcPr>
+          <w:p>
+            <w:pPr/>
+            <w:r>
+              <w:t xml:space="preserve">二次確認後按版本軟刪除；有子分類時顯示錯誤。</w:t>
+            </w:r>
+          </w:p>
+        </w:tc>
+      </w:tr>
+      <w:tr>
+        <w:tc>
+          <w:tcPr>
+            <w:tcW w:w="2340" w:type="dxa"/>
+          </w:tcPr>
+          <w:p>
+            <w:pPr/>
+            <w:r>
+              <w:rPr>
+                <w:b/>
+              </w:rPr>
+              <w:t xml:space="preserve">Purpose</w:t>
+            </w:r>
+          </w:p>
+        </w:tc>
+        <w:tc>
+          <w:tcPr>
+            <w:tcW w:w="7020" w:type="dxa"/>
+            <w:gridSpan w:val="3"/>
+          </w:tcPr>
+          <w:p>
+            <w:pPr/>
+            <w:r>
+              <w:t xml:space="preserve">移除未使用的分類。</w:t>
+            </w:r>
+          </w:p>
+        </w:tc>
+      </w:tr>
+      <w:tr>
+        <w:tc>
+          <w:tcPr>
+            <w:tcW w:w="2340" w:type="dxa"/>
+          </w:tcPr>
+          <w:p>
+            <w:pPr/>
+            <w:r>
+              <w:rPr>
+                <w:b/>
+              </w:rPr>
+              <w:t xml:space="preserve">Format</w:t>
+            </w:r>
+          </w:p>
+        </w:tc>
+        <w:tc>
+          <w:tcPr>
+            <w:tcW w:w="2340" w:type="dxa"/>
+          </w:tcPr>
+          <w:p>
+            <w:pPr/>
+            <w:r>
+              <w:t xml:space="preserve">Button</w:t>
+            </w:r>
+          </w:p>
+        </w:tc>
+        <w:tc>
+          <w:tcPr>
+            <w:tcW w:w="2340" w:type="dxa"/>
+          </w:tcPr>
+          <w:p>
+            <w:pPr/>
+            <w:r>
+              <w:rPr>
+                <w:b/>
+              </w:rPr>
+              <w:t xml:space="preserve">Valid Range</w:t>
+            </w:r>
+          </w:p>
+        </w:tc>
+        <w:tc>
+          <w:tcPr>
+            <w:tcW w:w="2340" w:type="dxa"/>
+          </w:tcPr>
+          <w:p>
+            <w:pPr/>
+            <w:r>
+              <w:t xml:space="preserve">DELETE 權限</w:t>
+            </w:r>
+          </w:p>
+        </w:tc>
+      </w:tr>
+      <w:tr>
+        <w:tc>
+          <w:tcPr>
+            <w:tcW w:w="2340" w:type="dxa"/>
+          </w:tcPr>
+          <w:p>
+            <w:pPr/>
+            <w:r>
+              <w:rPr>
+                <w:b/>
+              </w:rPr>
+              <w:t xml:space="preserve">Related I/O</w:t>
+            </w:r>
+          </w:p>
+        </w:tc>
+        <w:tc>
+          <w:tcPr>
+            <w:tcW w:w="7020" w:type="dxa"/>
+            <w:gridSpan w:val="3"/>
+          </w:tcPr>
+          <w:p>
+            <w:pPr/>
+            <w:r>
+              <w:t xml:space="preserve">REQ_IO_A8.36.2</w:t>
+            </w:r>
+          </w:p>
+        </w:tc>
+      </w:tr>
+      <w:tr>
+        <w:tc>
+          <w:tcPr>
+            <w:tcW w:w="2340" w:type="dxa"/>
+          </w:tcPr>
+          <w:p>
+            <w:pPr/>
+            <w:r>
+              <w:rPr>
+                <w:b/>
+              </w:rPr>
+              <w:t xml:space="preserve">Author</w:t>
+            </w:r>
+          </w:p>
+        </w:tc>
+        <w:tc>
+          <w:tcPr>
+            <w:tcW w:w="7020" w:type="dxa"/>
+            <w:gridSpan w:val="3"/>
+          </w:tcPr>
+          <w:p>
+            <w:pPr/>
+            <w:r>
+              <w:t xml:space="preserve">Developer</w:t>
+            </w:r>
+          </w:p>
+        </w:tc>
+      </w:tr>
+    </w:tbl>
+    <w:p/>
+    <w:p>
+      <w:pPr>
+        <w:pStyle w:val="Heading5"/>
+      </w:pPr>
+      <w:r>
+        <w:t xml:space="preserve">4.4.1.8.37 Item Category Create Interface</w:t>
+      </w:r>
+    </w:p>
+    <w:tbl>
+      <w:tblPr>
+        <w:tblStyle w:val="TableGrid"/>
+        <w:tblW w:w="9360" w:type="dxa"/>
+        <w:jc w:val="left"/>
+        <w:tblBorders>
+          <w:top w:val="single" w:color="000000" w:sz="6" w:space="0"/>
+          <w:left w:val="single" w:color="000000" w:sz="6" w:space="0"/>
+          <w:bottom w:val="single" w:color="000000" w:sz="6" w:space="0"/>
+          <w:right w:val="single" w:color="000000" w:sz="6" w:space="0"/>
+          <w:insideH w:val="single" w:color="000000" w:sz="6" w:space="0"/>
+          <w:insideV w:val="single" w:color="000000" w:sz="6" w:space="0"/>
+        </w:tblBorders>
+        <w:tblLayout w:type="fixed"/>
+        <w:tblCellMar>
+          <w:top w:w="100" w:type="dxa"/>
+          <w:left w:w="100" w:type="dxa"/>
+          <w:bottom w:w="100" w:type="dxa"/>
+          <w:right w:w="100" w:type="dxa"/>
+        </w:tblCellMar>
+      </w:tblPr>
+      <w:tblGrid>
+        <w:gridCol w:w="2340"/>
+        <w:gridCol w:w="2340"/>
+        <w:gridCol w:w="2340"/>
+        <w:gridCol w:w="2340"/>
+      </w:tblGrid>
+      <w:tr>
+        <w:tc>
+          <w:tcPr>
+            <w:tcW w:w="2340" w:type="dxa"/>
+          </w:tcPr>
+          <w:p>
+            <w:pPr/>
+            <w:r>
+              <w:rPr>
+                <w:b/>
+              </w:rPr>
+              <w:t xml:space="preserve">Requirement ID</w:t>
+            </w:r>
+          </w:p>
+        </w:tc>
+        <w:tc>
+          <w:tcPr>
+            <w:tcW w:w="2340" w:type="dxa"/>
+          </w:tcPr>
+          <w:p>
+            <w:pPr/>
+            <w:r>
+              <w:t xml:space="preserve">REQ_IO_A8.37.1</w:t>
+            </w:r>
+          </w:p>
+        </w:tc>
+        <w:tc>
+          <w:tcPr>
+            <w:tcW w:w="2340" w:type="dxa"/>
+          </w:tcPr>
+          <w:p>
+            <w:pPr/>
+            <w:r>
+              <w:rPr>
+                <w:b/>
+              </w:rPr>
+              <w:t xml:space="preserve">Version</w:t>
+            </w:r>
+          </w:p>
+        </w:tc>
+        <w:tc>
+          <w:tcPr>
+            <w:tcW w:w="2340" w:type="dxa"/>
+          </w:tcPr>
+          <w:p>
+            <w:pPr/>
+            <w:r>
+              <w:t xml:space="preserve">1.0</w:t>
+            </w:r>
+          </w:p>
+        </w:tc>
+      </w:tr>
+      <w:tr>
+        <w:tc>
+          <w:tcPr>
+            <w:tcW w:w="2340" w:type="dxa"/>
+          </w:tcPr>
+          <w:p>
+            <w:pPr/>
+            <w:r>
+              <w:rPr>
+                <w:b/>
+              </w:rPr>
+              <w:t xml:space="preserve">Item</w:t>
+            </w:r>
+          </w:p>
+        </w:tc>
+        <w:tc>
+          <w:tcPr>
+            <w:tcW w:w="7020" w:type="dxa"/>
+            <w:gridSpan w:val="3"/>
+          </w:tcPr>
+          <w:p>
+            <w:pPr/>
+            <w:r>
+              <w:t xml:space="preserve">Code (Input)</w:t>
+            </w:r>
+          </w:p>
+        </w:tc>
+      </w:tr>
+      <w:tr>
+        <w:tc>
+          <w:tcPr>
+            <w:tcW w:w="2340" w:type="dxa"/>
+          </w:tcPr>
+          <w:p>
+            <w:pPr/>
+            <w:r>
+              <w:rPr>
+                <w:b/>
+              </w:rPr>
+              <w:t xml:space="preserve">Description</w:t>
+            </w:r>
+          </w:p>
+        </w:tc>
+        <w:tc>
+          <w:tcPr>
+            <w:tcW w:w="7020" w:type="dxa"/>
+            <w:gridSpan w:val="3"/>
+          </w:tcPr>
+          <w:p>
+            <w:pPr/>
+            <w:r>
+              <w:t xml:space="preserve">建立時填寫並轉大寫。</w:t>
+            </w:r>
+          </w:p>
+        </w:tc>
+      </w:tr>
+      <w:tr>
+        <w:tc>
+          <w:tcPr>
+            <w:tcW w:w="2340" w:type="dxa"/>
+          </w:tcPr>
+          <w:p>
+            <w:pPr/>
+            <w:r>
+              <w:rPr>
+                <w:b/>
+              </w:rPr>
+              <w:t xml:space="preserve">Purpose</w:t>
+            </w:r>
+          </w:p>
+        </w:tc>
+        <w:tc>
+          <w:tcPr>
+            <w:tcW w:w="7020" w:type="dxa"/>
+            <w:gridSpan w:val="3"/>
+          </w:tcPr>
+          <w:p>
+            <w:pPr/>
+            <w:r>
+              <w:t xml:space="preserve">公司內唯一識別。</w:t>
+            </w:r>
+          </w:p>
+        </w:tc>
+      </w:tr>
+      <w:tr>
+        <w:tc>
+          <w:tcPr>
+            <w:tcW w:w="2340" w:type="dxa"/>
+          </w:tcPr>
+          <w:p>
+            <w:pPr/>
+            <w:r>
+              <w:rPr>
+                <w:b/>
+              </w:rPr>
+              <w:t xml:space="preserve">Format</w:t>
+            </w:r>
+          </w:p>
+        </w:tc>
+        <w:tc>
+          <w:tcPr>
+            <w:tcW w:w="2340" w:type="dxa"/>
+          </w:tcPr>
+          <w:p>
+            <w:pPr/>
+            <w:r>
+              <w:t xml:space="preserve">Text</w:t>
+            </w:r>
+          </w:p>
+        </w:tc>
+        <w:tc>
+          <w:tcPr>
+            <w:tcW w:w="2340" w:type="dxa"/>
+          </w:tcPr>
+          <w:p>
+            <w:pPr/>
+            <w:r>
+              <w:rPr>
+                <w:b/>
+              </w:rPr>
+              <w:t xml:space="preserve">Valid Range</w:t>
+            </w:r>
+          </w:p>
+        </w:tc>
+        <w:tc>
+          <w:tcPr>
+            <w:tcW w:w="2340" w:type="dxa"/>
+          </w:tcPr>
+          <w:p>
+            <w:pPr/>
+            <w:r>
+              <w:t xml:space="preserve">1–30 位英數、-、_</w:t>
+            </w:r>
+          </w:p>
+        </w:tc>
+      </w:tr>
+      <w:tr>
+        <w:tc>
+          <w:tcPr>
+            <w:tcW w:w="2340" w:type="dxa"/>
+          </w:tcPr>
+          <w:p>
+            <w:pPr/>
+            <w:r>
+              <w:rPr>
+                <w:b/>
+              </w:rPr>
+              <w:t xml:space="preserve">Related I/O</w:t>
+            </w:r>
+          </w:p>
+        </w:tc>
+        <w:tc>
+          <w:tcPr>
+            <w:tcW w:w="7020" w:type="dxa"/>
+            <w:gridSpan w:val="3"/>
+          </w:tcPr>
+          <w:p>
+            <w:pPr/>
+            <w:r>
+              <w:t xml:space="preserve">REQ_IO_A8.36.2</w:t>
+            </w:r>
+          </w:p>
+        </w:tc>
+      </w:tr>
+      <w:tr>
+        <w:tc>
+          <w:tcPr>
+            <w:tcW w:w="2340" w:type="dxa"/>
+          </w:tcPr>
+          <w:p>
+            <w:pPr/>
+            <w:r>
+              <w:rPr>
+                <w:b/>
+              </w:rPr>
+              <w:t xml:space="preserve">Author</w:t>
+            </w:r>
+          </w:p>
+        </w:tc>
+        <w:tc>
+          <w:tcPr>
+            <w:tcW w:w="7020" w:type="dxa"/>
+            <w:gridSpan w:val="3"/>
+          </w:tcPr>
+          <w:p>
+            <w:pPr/>
+            <w:r>
+              <w:t xml:space="preserve">Developer</w:t>
+            </w:r>
+          </w:p>
+        </w:tc>
+      </w:tr>
+    </w:tbl>
+    <w:p/>
+    <w:tbl>
+      <w:tblPr>
+        <w:tblStyle w:val="TableGrid"/>
+        <w:tblW w:w="9360" w:type="dxa"/>
+        <w:jc w:val="left"/>
+        <w:tblBorders>
+          <w:top w:val="single" w:color="000000" w:sz="6" w:space="0"/>
+          <w:left w:val="single" w:color="000000" w:sz="6" w:space="0"/>
+          <w:bottom w:val="single" w:color="000000" w:sz="6" w:space="0"/>
+          <w:right w:val="single" w:color="000000" w:sz="6" w:space="0"/>
+          <w:insideH w:val="single" w:color="000000" w:sz="6" w:space="0"/>
+          <w:insideV w:val="single" w:color="000000" w:sz="6" w:space="0"/>
+        </w:tblBorders>
+        <w:tblLayout w:type="fixed"/>
+        <w:tblCellMar>
+          <w:top w:w="100" w:type="dxa"/>
+          <w:left w:w="100" w:type="dxa"/>
+          <w:bottom w:w="100" w:type="dxa"/>
+          <w:right w:w="100" w:type="dxa"/>
+        </w:tblCellMar>
+      </w:tblPr>
+      <w:tblGrid>
+        <w:gridCol w:w="2340"/>
+        <w:gridCol w:w="2340"/>
+        <w:gridCol w:w="2340"/>
+        <w:gridCol w:w="2340"/>
+      </w:tblGrid>
+      <w:tr>
+        <w:tc>
+          <w:tcPr>
+            <w:tcW w:w="2340" w:type="dxa"/>
+          </w:tcPr>
+          <w:p>
+            <w:pPr/>
+            <w:r>
+              <w:rPr>
+                <w:b/>
+              </w:rPr>
+              <w:t xml:space="preserve">Requirement ID</w:t>
+            </w:r>
+          </w:p>
+        </w:tc>
+        <w:tc>
+          <w:tcPr>
+            <w:tcW w:w="2340" w:type="dxa"/>
+          </w:tcPr>
+          <w:p>
+            <w:pPr/>
+            <w:r>
+              <w:t xml:space="preserve">REQ_IO_A8.37.2</w:t>
+            </w:r>
+          </w:p>
+        </w:tc>
+        <w:tc>
+          <w:tcPr>
+            <w:tcW w:w="2340" w:type="dxa"/>
+          </w:tcPr>
+          <w:p>
+            <w:pPr/>
+            <w:r>
+              <w:rPr>
+                <w:b/>
+              </w:rPr>
+              <w:t xml:space="preserve">Version</w:t>
+            </w:r>
+          </w:p>
+        </w:tc>
+        <w:tc>
+          <w:tcPr>
+            <w:tcW w:w="2340" w:type="dxa"/>
+          </w:tcPr>
+          <w:p>
+            <w:pPr/>
+            <w:r>
+              <w:t xml:space="preserve">1.0</w:t>
+            </w:r>
+          </w:p>
+        </w:tc>
+      </w:tr>
+      <w:tr>
+        <w:tc>
+          <w:tcPr>
+            <w:tcW w:w="2340" w:type="dxa"/>
+          </w:tcPr>
+          <w:p>
+            <w:pPr/>
+            <w:r>
+              <w:rPr>
+                <w:b/>
+              </w:rPr>
+              <w:t xml:space="preserve">Item</w:t>
+            </w:r>
+          </w:p>
+        </w:tc>
+        <w:tc>
+          <w:tcPr>
+            <w:tcW w:w="7020" w:type="dxa"/>
+            <w:gridSpan w:val="3"/>
+          </w:tcPr>
+          <w:p>
+            <w:pPr/>
+            <w:r>
+              <w:t xml:space="preserve">Name (Input)</w:t>
+            </w:r>
+          </w:p>
+        </w:tc>
+      </w:tr>
+      <w:tr>
+        <w:tc>
+          <w:tcPr>
+            <w:tcW w:w="2340" w:type="dxa"/>
+          </w:tcPr>
+          <w:p>
+            <w:pPr/>
+            <w:r>
+              <w:rPr>
+                <w:b/>
+              </w:rPr>
+              <w:t xml:space="preserve">Description</w:t>
+            </w:r>
+          </w:p>
+        </w:tc>
+        <w:tc>
+          <w:tcPr>
+            <w:tcW w:w="7020" w:type="dxa"/>
+            <w:gridSpan w:val="3"/>
+          </w:tcPr>
+          <w:p>
+            <w:pPr/>
+            <w:r>
+              <w:t xml:space="preserve">分類名稱。</w:t>
+            </w:r>
+          </w:p>
+        </w:tc>
+      </w:tr>
+      <w:tr>
+        <w:tc>
+          <w:tcPr>
+            <w:tcW w:w="2340" w:type="dxa"/>
+          </w:tcPr>
+          <w:p>
+            <w:pPr/>
+            <w:r>
+              <w:rPr>
+                <w:b/>
+              </w:rPr>
+              <w:t xml:space="preserve">Purpose</w:t>
+            </w:r>
+          </w:p>
+        </w:tc>
+        <w:tc>
+          <w:tcPr>
+            <w:tcW w:w="7020" w:type="dxa"/>
+            <w:gridSpan w:val="3"/>
+          </w:tcPr>
+          <w:p>
+            <w:pPr/>
+            <w:r>
+              <w:t xml:space="preserve">向用戶顯示。</w:t>
+            </w:r>
+          </w:p>
+        </w:tc>
+      </w:tr>
+      <w:tr>
+        <w:tc>
+          <w:tcPr>
+            <w:tcW w:w="2340" w:type="dxa"/>
+          </w:tcPr>
+          <w:p>
+            <w:pPr/>
+            <w:r>
+              <w:rPr>
+                <w:b/>
+              </w:rPr>
+              <w:t xml:space="preserve">Format</w:t>
+            </w:r>
+          </w:p>
+        </w:tc>
+        <w:tc>
+          <w:tcPr>
+            <w:tcW w:w="2340" w:type="dxa"/>
+          </w:tcPr>
+          <w:p>
+            <w:pPr/>
+            <w:r>
+              <w:t xml:space="preserve">Text</w:t>
+            </w:r>
+          </w:p>
+        </w:tc>
+        <w:tc>
+          <w:tcPr>
+            <w:tcW w:w="2340" w:type="dxa"/>
+          </w:tcPr>
+          <w:p>
+            <w:pPr/>
+            <w:r>
+              <w:rPr>
+                <w:b/>
+              </w:rPr>
+              <w:t xml:space="preserve">Valid Range</w:t>
+            </w:r>
+          </w:p>
+        </w:tc>
+        <w:tc>
+          <w:tcPr>
+            <w:tcW w:w="2340" w:type="dxa"/>
+          </w:tcPr>
+          <w:p>
+            <w:pPr/>
+            <w:r>
+              <w:t xml:space="preserve">非空白，最多 200 字</w:t>
+            </w:r>
+          </w:p>
+        </w:tc>
+      </w:tr>
+      <w:tr>
+        <w:tc>
+          <w:tcPr>
+            <w:tcW w:w="2340" w:type="dxa"/>
+          </w:tcPr>
+          <w:p>
+            <w:pPr/>
+            <w:r>
+              <w:rPr>
+                <w:b/>
+              </w:rPr>
+              <w:t xml:space="preserve">Related I/O</w:t>
+            </w:r>
+          </w:p>
+        </w:tc>
+        <w:tc>
+          <w:tcPr>
+            <w:tcW w:w="7020" w:type="dxa"/>
+            <w:gridSpan w:val="3"/>
+          </w:tcPr>
+          <w:p>
+            <w:pPr/>
+            <w:r>
+              <w:t xml:space="preserve">REQ_IO_A8.36.2</w:t>
+            </w:r>
+          </w:p>
+        </w:tc>
+      </w:tr>
+      <w:tr>
+        <w:tc>
+          <w:tcPr>
+            <w:tcW w:w="2340" w:type="dxa"/>
+          </w:tcPr>
+          <w:p>
+            <w:pPr/>
+            <w:r>
+              <w:rPr>
+                <w:b/>
+              </w:rPr>
+              <w:t xml:space="preserve">Author</w:t>
+            </w:r>
+          </w:p>
+        </w:tc>
+        <w:tc>
+          <w:tcPr>
+            <w:tcW w:w="7020" w:type="dxa"/>
+            <w:gridSpan w:val="3"/>
+          </w:tcPr>
+          <w:p>
+            <w:pPr/>
+            <w:r>
+              <w:t xml:space="preserve">Developer</w:t>
+            </w:r>
+          </w:p>
+        </w:tc>
+      </w:tr>
+    </w:tbl>
+    <w:p/>
+    <w:tbl>
+      <w:tblPr>
+        <w:tblStyle w:val="TableGrid"/>
+        <w:tblW w:w="9360" w:type="dxa"/>
+        <w:jc w:val="left"/>
+        <w:tblBorders>
+          <w:top w:val="single" w:color="000000" w:sz="6" w:space="0"/>
+          <w:left w:val="single" w:color="000000" w:sz="6" w:space="0"/>
+          <w:bottom w:val="single" w:color="000000" w:sz="6" w:space="0"/>
+          <w:right w:val="single" w:color="000000" w:sz="6" w:space="0"/>
+          <w:insideH w:val="single" w:color="000000" w:sz="6" w:space="0"/>
+          <w:insideV w:val="single" w:color="000000" w:sz="6" w:space="0"/>
+        </w:tblBorders>
+        <w:tblLayout w:type="fixed"/>
+        <w:tblCellMar>
+          <w:top w:w="100" w:type="dxa"/>
+          <w:left w:w="100" w:type="dxa"/>
+          <w:bottom w:w="100" w:type="dxa"/>
+          <w:right w:w="100" w:type="dxa"/>
+        </w:tblCellMar>
+      </w:tblPr>
+      <w:tblGrid>
+        <w:gridCol w:w="2340"/>
+        <w:gridCol w:w="2340"/>
+        <w:gridCol w:w="2340"/>
+        <w:gridCol w:w="2340"/>
+      </w:tblGrid>
+      <w:tr>
+        <w:tc>
+          <w:tcPr>
+            <w:tcW w:w="2340" w:type="dxa"/>
+          </w:tcPr>
+          <w:p>
+            <w:pPr/>
+            <w:r>
+              <w:rPr>
+                <w:b/>
+              </w:rPr>
+              <w:t xml:space="preserve">Requirement ID</w:t>
+            </w:r>
+          </w:p>
+        </w:tc>
+        <w:tc>
+          <w:tcPr>
+            <w:tcW w:w="2340" w:type="dxa"/>
+          </w:tcPr>
+          <w:p>
+            <w:pPr/>
+            <w:r>
+              <w:t xml:space="preserve">REQ_IO_A8.37.3</w:t>
+            </w:r>
+          </w:p>
+        </w:tc>
+        <w:tc>
+          <w:tcPr>
+            <w:tcW w:w="2340" w:type="dxa"/>
+          </w:tcPr>
+          <w:p>
+            <w:pPr/>
+            <w:r>
+              <w:rPr>
+                <w:b/>
+              </w:rPr>
+              <w:t xml:space="preserve">Version</w:t>
+            </w:r>
+          </w:p>
+        </w:tc>
+        <w:tc>
+          <w:tcPr>
+            <w:tcW w:w="2340" w:type="dxa"/>
+          </w:tcPr>
+          <w:p>
+            <w:pPr/>
+            <w:r>
+              <w:t xml:space="preserve">1.0</w:t>
+            </w:r>
+          </w:p>
+        </w:tc>
+      </w:tr>
+      <w:tr>
+        <w:tc>
+          <w:tcPr>
+            <w:tcW w:w="2340" w:type="dxa"/>
+          </w:tcPr>
+          <w:p>
+            <w:pPr/>
+            <w:r>
+              <w:rPr>
+                <w:b/>
+              </w:rPr>
+              <w:t xml:space="preserve">Item</w:t>
+            </w:r>
+          </w:p>
+        </w:tc>
+        <w:tc>
+          <w:tcPr>
+            <w:tcW w:w="7020" w:type="dxa"/>
+            <w:gridSpan w:val="3"/>
+          </w:tcPr>
+          <w:p>
+            <w:pPr/>
+            <w:r>
+              <w:t xml:space="preserve">Parent (Dropdown)</w:t>
+            </w:r>
+          </w:p>
+        </w:tc>
+      </w:tr>
+      <w:tr>
+        <w:tc>
+          <w:tcPr>
+            <w:tcW w:w="2340" w:type="dxa"/>
+          </w:tcPr>
+          <w:p>
+            <w:pPr/>
+            <w:r>
+              <w:rPr>
+                <w:b/>
+              </w:rPr>
+              <w:t xml:space="preserve">Description</w:t>
+            </w:r>
+          </w:p>
+        </w:tc>
+        <w:tc>
+          <w:tcPr>
+            <w:tcW w:w="7020" w:type="dxa"/>
+            <w:gridSpan w:val="3"/>
+          </w:tcPr>
+          <w:p>
+            <w:pPr/>
+            <w:r>
+              <w:t xml:space="preserve">上層分類，可不選（最上層）；選項按層級縮排。</w:t>
+            </w:r>
+          </w:p>
+        </w:tc>
+      </w:tr>
+      <w:tr>
+        <w:tc>
+          <w:tcPr>
+            <w:tcW w:w="2340" w:type="dxa"/>
+          </w:tcPr>
+          <w:p>
+            <w:pPr/>
+            <w:r>
+              <w:rPr>
+                <w:b/>
+              </w:rPr>
+              <w:t xml:space="preserve">Purpose</w:t>
+            </w:r>
+          </w:p>
+        </w:tc>
+        <w:tc>
+          <w:tcPr>
+            <w:tcW w:w="7020" w:type="dxa"/>
+            <w:gridSpan w:val="3"/>
+          </w:tcPr>
+          <w:p>
+            <w:pPr/>
+            <w:r>
+              <w:t xml:space="preserve">決定分類位置。</w:t>
+            </w:r>
+          </w:p>
+        </w:tc>
+      </w:tr>
+      <w:tr>
+        <w:tc>
+          <w:tcPr>
+            <w:tcW w:w="2340" w:type="dxa"/>
+          </w:tcPr>
+          <w:p>
+            <w:pPr/>
+            <w:r>
+              <w:rPr>
+                <w:b/>
+              </w:rPr>
+              <w:t xml:space="preserve">Format</w:t>
+            </w:r>
+          </w:p>
+        </w:tc>
+        <w:tc>
+          <w:tcPr>
+            <w:tcW w:w="2340" w:type="dxa"/>
+          </w:tcPr>
+          <w:p>
+            <w:pPr/>
+            <w:r>
+              <w:t xml:space="preserve">Category ID</w:t>
+            </w:r>
+          </w:p>
+        </w:tc>
+        <w:tc>
+          <w:tcPr>
+            <w:tcW w:w="2340" w:type="dxa"/>
+          </w:tcPr>
+          <w:p>
+            <w:pPr/>
+            <w:r>
+              <w:rPr>
+                <w:b/>
+              </w:rPr>
+              <w:t xml:space="preserve">Valid Range</w:t>
+            </w:r>
+          </w:p>
+        </w:tc>
+        <w:tc>
+          <w:tcPr>
+            <w:tcW w:w="2340" w:type="dxa"/>
+          </w:tcPr>
+          <w:p>
+            <w:pPr/>
+            <w:r>
+              <w:t xml:space="preserve">本公司啟用分類，新節點不超過第 5 層</w:t>
+            </w:r>
+          </w:p>
+        </w:tc>
+      </w:tr>
+      <w:tr>
+        <w:tc>
+          <w:tcPr>
+            <w:tcW w:w="2340" w:type="dxa"/>
+          </w:tcPr>
+          <w:p>
+            <w:pPr/>
+            <w:r>
+              <w:rPr>
+                <w:b/>
+              </w:rPr>
+              <w:t xml:space="preserve">Related I/O</w:t>
+            </w:r>
+          </w:p>
+        </w:tc>
+        <w:tc>
+          <w:tcPr>
+            <w:tcW w:w="7020" w:type="dxa"/>
+            <w:gridSpan w:val="3"/>
+          </w:tcPr>
+          <w:p>
+            <w:pPr/>
+            <w:r>
+              <w:t xml:space="preserve">REQ_IO_A8.36.2</w:t>
+            </w:r>
+          </w:p>
+        </w:tc>
+      </w:tr>
+      <w:tr>
+        <w:tc>
+          <w:tcPr>
+            <w:tcW w:w="2340" w:type="dxa"/>
+          </w:tcPr>
+          <w:p>
+            <w:pPr/>
+            <w:r>
+              <w:rPr>
+                <w:b/>
+              </w:rPr>
+              <w:t xml:space="preserve">Author</w:t>
+            </w:r>
+          </w:p>
+        </w:tc>
+        <w:tc>
+          <w:tcPr>
+            <w:tcW w:w="7020" w:type="dxa"/>
+            <w:gridSpan w:val="3"/>
+          </w:tcPr>
+          <w:p>
+            <w:pPr/>
+            <w:r>
+              <w:t xml:space="preserve">Developer</w:t>
+            </w:r>
+          </w:p>
+        </w:tc>
+      </w:tr>
+    </w:tbl>
+    <w:p/>
+    <w:p>
+      <w:pPr>
+        <w:pStyle w:val="Heading5"/>
+      </w:pPr>
+      <w:r>
+        <w:t xml:space="preserve">4.4.1.8.38 Item Category Edit Interface</w:t>
+      </w:r>
+    </w:p>
+    <w:tbl>
+      <w:tblPr>
+        <w:tblStyle w:val="TableGrid"/>
+        <w:tblW w:w="9360" w:type="dxa"/>
+        <w:jc w:val="left"/>
+        <w:tblBorders>
+          <w:top w:val="single" w:color="000000" w:sz="6" w:space="0"/>
+          <w:left w:val="single" w:color="000000" w:sz="6" w:space="0"/>
+          <w:bottom w:val="single" w:color="000000" w:sz="6" w:space="0"/>
+          <w:right w:val="single" w:color="000000" w:sz="6" w:space="0"/>
+          <w:insideH w:val="single" w:color="000000" w:sz="6" w:space="0"/>
+          <w:insideV w:val="single" w:color="000000" w:sz="6" w:space="0"/>
+        </w:tblBorders>
+        <w:tblLayout w:type="fixed"/>
+        <w:tblCellMar>
+          <w:top w:w="100" w:type="dxa"/>
+          <w:left w:w="100" w:type="dxa"/>
+          <w:bottom w:w="100" w:type="dxa"/>
+          <w:right w:w="100" w:type="dxa"/>
+        </w:tblCellMar>
+      </w:tblPr>
+      <w:tblGrid>
+        <w:gridCol w:w="2340"/>
+        <w:gridCol w:w="2340"/>
+        <w:gridCol w:w="2340"/>
+        <w:gridCol w:w="2340"/>
+      </w:tblGrid>
+      <w:tr>
+        <w:tc>
+          <w:tcPr>
+            <w:tcW w:w="2340" w:type="dxa"/>
+          </w:tcPr>
+          <w:p>
+            <w:pPr/>
+            <w:r>
+              <w:rPr>
+                <w:b/>
+              </w:rPr>
+              <w:t xml:space="preserve">Requirement ID</w:t>
+            </w:r>
+          </w:p>
+        </w:tc>
+        <w:tc>
+          <w:tcPr>
+            <w:tcW w:w="2340" w:type="dxa"/>
+          </w:tcPr>
+          <w:p>
+            <w:pPr/>
+            <w:r>
+              <w:t xml:space="preserve">REQ_IO_A8.38.1</w:t>
+            </w:r>
+          </w:p>
+        </w:tc>
+        <w:tc>
+          <w:tcPr>
+            <w:tcW w:w="2340" w:type="dxa"/>
+          </w:tcPr>
+          <w:p>
+            <w:pPr/>
+            <w:r>
+              <w:rPr>
+                <w:b/>
+              </w:rPr>
+              <w:t xml:space="preserve">Version</w:t>
+            </w:r>
+          </w:p>
+        </w:tc>
+        <w:tc>
+          <w:tcPr>
+            <w:tcW w:w="2340" w:type="dxa"/>
+          </w:tcPr>
+          <w:p>
+            <w:pPr/>
+            <w:r>
+              <w:t xml:space="preserve">1.0</w:t>
+            </w:r>
+          </w:p>
+        </w:tc>
+      </w:tr>
+      <w:tr>
+        <w:tc>
+          <w:tcPr>
+            <w:tcW w:w="2340" w:type="dxa"/>
+          </w:tcPr>
+          <w:p>
+            <w:pPr/>
+            <w:r>
+              <w:rPr>
+                <w:b/>
+              </w:rPr>
+              <w:t xml:space="preserve">Item</w:t>
+            </w:r>
+          </w:p>
+        </w:tc>
+        <w:tc>
+          <w:tcPr>
+            <w:tcW w:w="7020" w:type="dxa"/>
+            <w:gridSpan w:val="3"/>
+          </w:tcPr>
+          <w:p>
+            <w:pPr/>
+            <w:r>
+              <w:t xml:space="preserve">Code (Label)</w:t>
+            </w:r>
+          </w:p>
+        </w:tc>
+      </w:tr>
+      <w:tr>
+        <w:tc>
+          <w:tcPr>
+            <w:tcW w:w="2340" w:type="dxa"/>
+          </w:tcPr>
+          <w:p>
+            <w:pPr/>
+            <w:r>
+              <w:rPr>
+                <w:b/>
+              </w:rPr>
+              <w:t xml:space="preserve">Description</w:t>
+            </w:r>
+          </w:p>
+        </w:tc>
+        <w:tc>
+          <w:tcPr>
+            <w:tcW w:w="7020" w:type="dxa"/>
+            <w:gridSpan w:val="3"/>
+          </w:tcPr>
+          <w:p>
+            <w:pPr/>
+            <w:r>
+              <w:t xml:space="preserve">編輯時只讀。</w:t>
+            </w:r>
+          </w:p>
+        </w:tc>
+      </w:tr>
+      <w:tr>
+        <w:tc>
+          <w:tcPr>
+            <w:tcW w:w="2340" w:type="dxa"/>
+          </w:tcPr>
+          <w:p>
+            <w:pPr/>
+            <w:r>
+              <w:rPr>
+                <w:b/>
+              </w:rPr>
+              <w:t xml:space="preserve">Purpose</w:t>
+            </w:r>
+          </w:p>
+        </w:tc>
+        <w:tc>
+          <w:tcPr>
+            <w:tcW w:w="7020" w:type="dxa"/>
+            <w:gridSpan w:val="3"/>
+          </w:tcPr>
+          <w:p>
+            <w:pPr/>
+            <w:r>
+              <w:t xml:space="preserve">防止歷史引用變更識別。</w:t>
+            </w:r>
+          </w:p>
+        </w:tc>
+      </w:tr>
+      <w:tr>
+        <w:tc>
+          <w:tcPr>
+            <w:tcW w:w="2340" w:type="dxa"/>
+          </w:tcPr>
+          <w:p>
+            <w:pPr/>
+            <w:r>
+              <w:rPr>
+                <w:b/>
+              </w:rPr>
+              <w:t xml:space="preserve">Format</w:t>
+            </w:r>
+          </w:p>
+        </w:tc>
+        <w:tc>
+          <w:tcPr>
+            <w:tcW w:w="2340" w:type="dxa"/>
+          </w:tcPr>
+          <w:p>
+            <w:pPr/>
+            <w:r>
+              <w:t xml:space="preserve">Text</w:t>
+            </w:r>
+          </w:p>
+        </w:tc>
+        <w:tc>
+          <w:tcPr>
+            <w:tcW w:w="2340" w:type="dxa"/>
+          </w:tcPr>
+          <w:p>
+            <w:pPr/>
+            <w:r>
+              <w:rPr>
+                <w:b/>
+              </w:rPr>
+              <w:t xml:space="preserve">Valid Range</w:t>
+            </w:r>
+          </w:p>
+        </w:tc>
+        <w:tc>
+          <w:tcPr>
+            <w:tcW w:w="2340" w:type="dxa"/>
+          </w:tcPr>
+          <w:p>
+            <w:pPr/>
+            <w:r>
+              <w:t xml:space="preserve">最多 30 字</w:t>
+            </w:r>
+          </w:p>
+        </w:tc>
+      </w:tr>
+      <w:tr>
+        <w:tc>
+          <w:tcPr>
+            <w:tcW w:w="2340" w:type="dxa"/>
+          </w:tcPr>
+          <w:p>
+            <w:pPr/>
+            <w:r>
+              <w:rPr>
+                <w:b/>
+              </w:rPr>
+              <w:t xml:space="preserve">Related I/O</w:t>
+            </w:r>
+          </w:p>
+        </w:tc>
+        <w:tc>
+          <w:tcPr>
+            <w:tcW w:w="7020" w:type="dxa"/>
+            <w:gridSpan w:val="3"/>
+          </w:tcPr>
+          <w:p>
+            <w:pPr/>
+            <w:r>
+              <w:t xml:space="preserve">REQ_IO_A8.36.2</w:t>
+            </w:r>
+          </w:p>
+        </w:tc>
+      </w:tr>
+      <w:tr>
+        <w:tc>
+          <w:tcPr>
+            <w:tcW w:w="2340" w:type="dxa"/>
+          </w:tcPr>
+          <w:p>
+            <w:pPr/>
+            <w:r>
+              <w:rPr>
+                <w:b/>
+              </w:rPr>
+              <w:t xml:space="preserve">Author</w:t>
+            </w:r>
+          </w:p>
+        </w:tc>
+        <w:tc>
+          <w:tcPr>
+            <w:tcW w:w="7020" w:type="dxa"/>
+            <w:gridSpan w:val="3"/>
+          </w:tcPr>
+          <w:p>
+            <w:pPr/>
+            <w:r>
+              <w:t xml:space="preserve">Developer</w:t>
+            </w:r>
+          </w:p>
+        </w:tc>
+      </w:tr>
+    </w:tbl>
+    <w:p/>
+    <w:tbl>
+      <w:tblPr>
+        <w:tblStyle w:val="TableGrid"/>
+        <w:tblW w:w="9360" w:type="dxa"/>
+        <w:jc w:val="left"/>
+        <w:tblBorders>
+          <w:top w:val="single" w:color="000000" w:sz="6" w:space="0"/>
+          <w:left w:val="single" w:color="000000" w:sz="6" w:space="0"/>
+          <w:bottom w:val="single" w:color="000000" w:sz="6" w:space="0"/>
+          <w:right w:val="single" w:color="000000" w:sz="6" w:space="0"/>
+          <w:insideH w:val="single" w:color="000000" w:sz="6" w:space="0"/>
+          <w:insideV w:val="single" w:color="000000" w:sz="6" w:space="0"/>
+        </w:tblBorders>
+        <w:tblLayout w:type="fixed"/>
+        <w:tblCellMar>
+          <w:top w:w="100" w:type="dxa"/>
+          <w:left w:w="100" w:type="dxa"/>
+          <w:bottom w:w="100" w:type="dxa"/>
+          <w:right w:w="100" w:type="dxa"/>
+        </w:tblCellMar>
+      </w:tblPr>
+      <w:tblGrid>
+        <w:gridCol w:w="2340"/>
+        <w:gridCol w:w="2340"/>
+        <w:gridCol w:w="2340"/>
+        <w:gridCol w:w="2340"/>
+      </w:tblGrid>
+      <w:tr>
+        <w:tc>
+          <w:tcPr>
+            <w:tcW w:w="2340" w:type="dxa"/>
+          </w:tcPr>
+          <w:p>
+            <w:pPr/>
+            <w:r>
+              <w:rPr>
+                <w:b/>
+              </w:rPr>
+              <w:t xml:space="preserve">Requirement ID</w:t>
+            </w:r>
+          </w:p>
+        </w:tc>
+        <w:tc>
+          <w:tcPr>
+            <w:tcW w:w="2340" w:type="dxa"/>
+          </w:tcPr>
+          <w:p>
+            <w:pPr/>
+            <w:r>
+              <w:t xml:space="preserve">REQ_IO_A8.38.2</w:t>
+            </w:r>
+          </w:p>
+        </w:tc>
+        <w:tc>
+          <w:tcPr>
+            <w:tcW w:w="2340" w:type="dxa"/>
+          </w:tcPr>
+          <w:p>
+            <w:pPr/>
+            <w:r>
+              <w:rPr>
+                <w:b/>
+              </w:rPr>
+              <w:t xml:space="preserve">Version</w:t>
+            </w:r>
+          </w:p>
+        </w:tc>
+        <w:tc>
+          <w:tcPr>
+            <w:tcW w:w="2340" w:type="dxa"/>
+          </w:tcPr>
+          <w:p>
+            <w:pPr/>
+            <w:r>
+              <w:t xml:space="preserve">1.0</w:t>
+            </w:r>
+          </w:p>
+        </w:tc>
+      </w:tr>
+      <w:tr>
+        <w:tc>
+          <w:tcPr>
+            <w:tcW w:w="2340" w:type="dxa"/>
+          </w:tcPr>
+          <w:p>
+            <w:pPr/>
+            <w:r>
+              <w:rPr>
+                <w:b/>
+              </w:rPr>
+              <w:t xml:space="preserve">Item</w:t>
+            </w:r>
+          </w:p>
+        </w:tc>
+        <w:tc>
+          <w:tcPr>
+            <w:tcW w:w="7020" w:type="dxa"/>
+            <w:gridSpan w:val="3"/>
+          </w:tcPr>
+          <w:p>
+            <w:pPr/>
+            <w:r>
+              <w:t xml:space="preserve">Name / Active</w:t>
+            </w:r>
+          </w:p>
+        </w:tc>
+      </w:tr>
+      <w:tr>
+        <w:tc>
+          <w:tcPr>
+            <w:tcW w:w="2340" w:type="dxa"/>
+          </w:tcPr>
+          <w:p>
+            <w:pPr/>
+            <w:r>
+              <w:rPr>
+                <w:b/>
+              </w:rPr>
+              <w:t xml:space="preserve">Description</w:t>
+            </w:r>
+          </w:p>
+        </w:tc>
+        <w:tc>
+          <w:tcPr>
+            <w:tcW w:w="7020" w:type="dxa"/>
+            <w:gridSpan w:val="3"/>
+          </w:tcPr>
+          <w:p>
+            <w:pPr/>
+            <w:r>
+              <w:t xml:space="preserve">修改名稱與啟用狀態。</w:t>
+            </w:r>
+          </w:p>
+        </w:tc>
+      </w:tr>
+      <w:tr>
+        <w:tc>
+          <w:tcPr>
+            <w:tcW w:w="2340" w:type="dxa"/>
+          </w:tcPr>
+          <w:p>
+            <w:pPr/>
+            <w:r>
+              <w:rPr>
+                <w:b/>
+              </w:rPr>
+              <w:t xml:space="preserve">Purpose</w:t>
+            </w:r>
+          </w:p>
+        </w:tc>
+        <w:tc>
+          <w:tcPr>
+            <w:tcW w:w="7020" w:type="dxa"/>
+            <w:gridSpan w:val="3"/>
+          </w:tcPr>
+          <w:p>
+            <w:pPr/>
+            <w:r>
+              <w:t xml:space="preserve">維護分類。</w:t>
+            </w:r>
+          </w:p>
+        </w:tc>
+      </w:tr>
+      <w:tr>
+        <w:tc>
+          <w:tcPr>
+            <w:tcW w:w="2340" w:type="dxa"/>
+          </w:tcPr>
+          <w:p>
+            <w:pPr/>
+            <w:r>
+              <w:rPr>
+                <w:b/>
+              </w:rPr>
+              <w:t xml:space="preserve">Format</w:t>
+            </w:r>
+          </w:p>
+        </w:tc>
+        <w:tc>
+          <w:tcPr>
+            <w:tcW w:w="2340" w:type="dxa"/>
+          </w:tcPr>
+          <w:p>
+            <w:pPr/>
+            <w:r>
+              <w:t xml:space="preserve">Text／Boolean</w:t>
+            </w:r>
+          </w:p>
+        </w:tc>
+        <w:tc>
+          <w:tcPr>
+            <w:tcW w:w="2340" w:type="dxa"/>
+          </w:tcPr>
+          <w:p>
+            <w:pPr/>
+            <w:r>
+              <w:rPr>
+                <w:b/>
+              </w:rPr>
+              <w:t xml:space="preserve">Valid Range</w:t>
+            </w:r>
+          </w:p>
+        </w:tc>
+        <w:tc>
+          <w:tcPr>
+            <w:tcW w:w="2340" w:type="dxa"/>
+          </w:tcPr>
+          <w:p>
+            <w:pPr/>
+            <w:r>
+              <w:t xml:space="preserve">同建立</w:t>
+            </w:r>
+          </w:p>
+        </w:tc>
+      </w:tr>
+      <w:tr>
+        <w:tc>
+          <w:tcPr>
+            <w:tcW w:w="2340" w:type="dxa"/>
+          </w:tcPr>
+          <w:p>
+            <w:pPr/>
+            <w:r>
+              <w:rPr>
+                <w:b/>
+              </w:rPr>
+              <w:t xml:space="preserve">Related I/O</w:t>
+            </w:r>
+          </w:p>
+        </w:tc>
+        <w:tc>
+          <w:tcPr>
+            <w:tcW w:w="7020" w:type="dxa"/>
+            <w:gridSpan w:val="3"/>
+          </w:tcPr>
+          <w:p>
+            <w:pPr/>
+            <w:r>
+              <w:t xml:space="preserve">REQ_IO_A8.36.2</w:t>
+            </w:r>
+          </w:p>
+        </w:tc>
+      </w:tr>
+      <w:tr>
+        <w:tc>
+          <w:tcPr>
+            <w:tcW w:w="2340" w:type="dxa"/>
+          </w:tcPr>
+          <w:p>
+            <w:pPr/>
+            <w:r>
+              <w:rPr>
+                <w:b/>
+              </w:rPr>
+              <w:t xml:space="preserve">Author</w:t>
+            </w:r>
+          </w:p>
+        </w:tc>
+        <w:tc>
+          <w:tcPr>
+            <w:tcW w:w="7020" w:type="dxa"/>
+            <w:gridSpan w:val="3"/>
+          </w:tcPr>
+          <w:p>
+            <w:pPr/>
+            <w:r>
+              <w:t xml:space="preserve">Developer</w:t>
+            </w:r>
+          </w:p>
+        </w:tc>
+      </w:tr>
+    </w:tbl>
+    <w:p/>
+    <w:tbl>
+      <w:tblPr>
+        <w:tblStyle w:val="TableGrid"/>
+        <w:tblW w:w="9360" w:type="dxa"/>
+        <w:jc w:val="left"/>
+        <w:tblBorders>
+          <w:top w:val="single" w:color="000000" w:sz="6" w:space="0"/>
+          <w:left w:val="single" w:color="000000" w:sz="6" w:space="0"/>
+          <w:bottom w:val="single" w:color="000000" w:sz="6" w:space="0"/>
+          <w:right w:val="single" w:color="000000" w:sz="6" w:space="0"/>
+          <w:insideH w:val="single" w:color="000000" w:sz="6" w:space="0"/>
+          <w:insideV w:val="single" w:color="000000" w:sz="6" w:space="0"/>
+        </w:tblBorders>
+        <w:tblLayout w:type="fixed"/>
+        <w:tblCellMar>
+          <w:top w:w="100" w:type="dxa"/>
+          <w:left w:w="100" w:type="dxa"/>
+          <w:bottom w:w="100" w:type="dxa"/>
+          <w:right w:w="100" w:type="dxa"/>
+        </w:tblCellMar>
+      </w:tblPr>
+      <w:tblGrid>
+        <w:gridCol w:w="2340"/>
+        <w:gridCol w:w="2340"/>
+        <w:gridCol w:w="2340"/>
+        <w:gridCol w:w="2340"/>
+      </w:tblGrid>
+      <w:tr>
+        <w:tc>
+          <w:tcPr>
+            <w:tcW w:w="2340" w:type="dxa"/>
+          </w:tcPr>
+          <w:p>
+            <w:pPr/>
+            <w:r>
+              <w:rPr>
+                <w:b/>
+              </w:rPr>
+              <w:t xml:space="preserve">Requirement ID</w:t>
+            </w:r>
+          </w:p>
+        </w:tc>
+        <w:tc>
+          <w:tcPr>
+            <w:tcW w:w="2340" w:type="dxa"/>
+          </w:tcPr>
+          <w:p>
+            <w:pPr/>
+            <w:r>
+              <w:t xml:space="preserve">REQ_IO_A8.38.3</w:t>
+            </w:r>
+          </w:p>
+        </w:tc>
+        <w:tc>
+          <w:tcPr>
+            <w:tcW w:w="2340" w:type="dxa"/>
+          </w:tcPr>
+          <w:p>
+            <w:pPr/>
+            <w:r>
+              <w:rPr>
+                <w:b/>
+              </w:rPr>
+              <w:t xml:space="preserve">Version</w:t>
+            </w:r>
+          </w:p>
+        </w:tc>
+        <w:tc>
+          <w:tcPr>
+            <w:tcW w:w="2340" w:type="dxa"/>
+          </w:tcPr>
+          <w:p>
+            <w:pPr/>
+            <w:r>
+              <w:t xml:space="preserve">1.0</w:t>
+            </w:r>
+          </w:p>
+        </w:tc>
+      </w:tr>
+      <w:tr>
+        <w:tc>
+          <w:tcPr>
+            <w:tcW w:w="2340" w:type="dxa"/>
+          </w:tcPr>
+          <w:p>
+            <w:pPr/>
+            <w:r>
+              <w:rPr>
+                <w:b/>
+              </w:rPr>
+              <w:t xml:space="preserve">Item</w:t>
+            </w:r>
+          </w:p>
+        </w:tc>
+        <w:tc>
+          <w:tcPr>
+            <w:tcW w:w="7020" w:type="dxa"/>
+            <w:gridSpan w:val="3"/>
+          </w:tcPr>
+          <w:p>
+            <w:pPr/>
+            <w:r>
+              <w:t xml:space="preserve">Parent (Dropdown)</w:t>
+            </w:r>
+          </w:p>
+        </w:tc>
+      </w:tr>
+      <w:tr>
+        <w:tc>
+          <w:tcPr>
+            <w:tcW w:w="2340" w:type="dxa"/>
+          </w:tcPr>
+          <w:p>
+            <w:pPr/>
+            <w:r>
+              <w:rPr>
+                <w:b/>
+              </w:rPr>
+              <w:t xml:space="preserve">Description</w:t>
+            </w:r>
+          </w:p>
+        </w:tc>
+        <w:tc>
+          <w:tcPr>
+            <w:tcW w:w="7020" w:type="dxa"/>
+            <w:gridSpan w:val="3"/>
+          </w:tcPr>
+          <w:p>
+            <w:pPr/>
+            <w:r>
+              <w:t xml:space="preserve">搬移整棵子樹；排除自己與子孫。</w:t>
+            </w:r>
+          </w:p>
+        </w:tc>
+      </w:tr>
+      <w:tr>
+        <w:tc>
+          <w:tcPr>
+            <w:tcW w:w="2340" w:type="dxa"/>
+          </w:tcPr>
+          <w:p>
+            <w:pPr/>
+            <w:r>
+              <w:rPr>
+                <w:b/>
+              </w:rPr>
+              <w:t xml:space="preserve">Purpose</w:t>
+            </w:r>
+          </w:p>
+        </w:tc>
+        <w:tc>
+          <w:tcPr>
+            <w:tcW w:w="7020" w:type="dxa"/>
+            <w:gridSpan w:val="3"/>
+          </w:tcPr>
+          <w:p>
+            <w:pPr/>
+            <w:r>
+              <w:t xml:space="preserve">調整階層。</w:t>
+            </w:r>
+          </w:p>
+        </w:tc>
+      </w:tr>
+      <w:tr>
+        <w:tc>
+          <w:tcPr>
+            <w:tcW w:w="2340" w:type="dxa"/>
+          </w:tcPr>
+          <w:p>
+            <w:pPr/>
+            <w:r>
+              <w:rPr>
+                <w:b/>
+              </w:rPr>
+              <w:t xml:space="preserve">Format</w:t>
+            </w:r>
+          </w:p>
+        </w:tc>
+        <w:tc>
+          <w:tcPr>
+            <w:tcW w:w="2340" w:type="dxa"/>
+          </w:tcPr>
+          <w:p>
+            <w:pPr/>
+            <w:r>
+              <w:t xml:space="preserve">Category ID</w:t>
+            </w:r>
+          </w:p>
+        </w:tc>
+        <w:tc>
+          <w:tcPr>
+            <w:tcW w:w="2340" w:type="dxa"/>
+          </w:tcPr>
+          <w:p>
+            <w:pPr/>
+            <w:r>
+              <w:rPr>
+                <w:b/>
+              </w:rPr>
+              <w:t xml:space="preserve">Valid Range</w:t>
+            </w:r>
+          </w:p>
+        </w:tc>
+        <w:tc>
+          <w:tcPr>
+            <w:tcW w:w="2340" w:type="dxa"/>
+          </w:tcPr>
+          <w:p>
+            <w:pPr/>
+            <w:r>
+              <w:t xml:space="preserve">啟用分類或目前上層，搬移後不超過 5 層</w:t>
+            </w:r>
+          </w:p>
+        </w:tc>
+      </w:tr>
+      <w:tr>
+        <w:tc>
+          <w:tcPr>
+            <w:tcW w:w="2340" w:type="dxa"/>
+          </w:tcPr>
+          <w:p>
+            <w:pPr/>
+            <w:r>
+              <w:rPr>
+                <w:b/>
+              </w:rPr>
+              <w:t xml:space="preserve">Related I/O</w:t>
+            </w:r>
+          </w:p>
+        </w:tc>
+        <w:tc>
+          <w:tcPr>
+            <w:tcW w:w="7020" w:type="dxa"/>
+            <w:gridSpan w:val="3"/>
+          </w:tcPr>
+          <w:p>
+            <w:pPr/>
+            <w:r>
+              <w:t xml:space="preserve">REQ_IO_A8.36.2</w:t>
+            </w:r>
+          </w:p>
+        </w:tc>
+      </w:tr>
+      <w:tr>
+        <w:tc>
+          <w:tcPr>
+            <w:tcW w:w="2340" w:type="dxa"/>
+          </w:tcPr>
+          <w:p>
+            <w:pPr/>
+            <w:r>
+              <w:rPr>
+                <w:b/>
+              </w:rPr>
+              <w:t xml:space="preserve">Author</w:t>
+            </w:r>
+          </w:p>
+        </w:tc>
+        <w:tc>
+          <w:tcPr>
+            <w:tcW w:w="7020" w:type="dxa"/>
+            <w:gridSpan w:val="3"/>
+          </w:tcPr>
+          <w:p>
+            <w:pPr/>
+            <w:r>
+              <w:t xml:space="preserve">Developer</w:t>
+            </w:r>
+          </w:p>
+        </w:tc>
+      </w:tr>
+    </w:tbl>
+    <w:p/>
+    <w:p>
+      <w:pPr>
+        <w:pStyle w:val="Heading5"/>
+      </w:pPr>
+      <w:r>
+        <w:t xml:space="preserve">4.4.1.8.39 Item Brand View Interface</w:t>
+      </w:r>
+    </w:p>
+    <w:tbl>
+      <w:tblPr>
+        <w:tblStyle w:val="TableGrid"/>
+        <w:tblW w:w="9360" w:type="dxa"/>
+        <w:jc w:val="left"/>
+        <w:tblBorders>
+          <w:top w:val="single" w:color="000000" w:sz="6" w:space="0"/>
+          <w:left w:val="single" w:color="000000" w:sz="6" w:space="0"/>
+          <w:bottom w:val="single" w:color="000000" w:sz="6" w:space="0"/>
+          <w:right w:val="single" w:color="000000" w:sz="6" w:space="0"/>
+          <w:insideH w:val="single" w:color="000000" w:sz="6" w:space="0"/>
+          <w:insideV w:val="single" w:color="000000" w:sz="6" w:space="0"/>
+        </w:tblBorders>
+        <w:tblLayout w:type="fixed"/>
+        <w:tblCellMar>
+          <w:top w:w="100" w:type="dxa"/>
+          <w:left w:w="100" w:type="dxa"/>
+          <w:bottom w:w="100" w:type="dxa"/>
+          <w:right w:w="100" w:type="dxa"/>
+        </w:tblCellMar>
+      </w:tblPr>
+      <w:tblGrid>
+        <w:gridCol w:w="2340"/>
+        <w:gridCol w:w="2340"/>
+        <w:gridCol w:w="2340"/>
+        <w:gridCol w:w="2340"/>
+      </w:tblGrid>
+      <w:tr>
+        <w:tc>
+          <w:tcPr>
+            <w:tcW w:w="2340" w:type="dxa"/>
+          </w:tcPr>
+          <w:p>
+            <w:pPr/>
+            <w:r>
+              <w:rPr>
+                <w:b/>
+              </w:rPr>
+              <w:t xml:space="preserve">Requirement ID</w:t>
+            </w:r>
+          </w:p>
+        </w:tc>
+        <w:tc>
+          <w:tcPr>
+            <w:tcW w:w="2340" w:type="dxa"/>
+          </w:tcPr>
+          <w:p>
+            <w:pPr/>
+            <w:r>
+              <w:t xml:space="preserve">REQ_IO_A8.39.1</w:t>
+            </w:r>
+          </w:p>
+        </w:tc>
+        <w:tc>
+          <w:tcPr>
+            <w:tcW w:w="2340" w:type="dxa"/>
+          </w:tcPr>
+          <w:p>
+            <w:pPr/>
+            <w:r>
+              <w:rPr>
+                <w:b/>
+              </w:rPr>
+              <w:t xml:space="preserve">Version</w:t>
+            </w:r>
+          </w:p>
+        </w:tc>
+        <w:tc>
+          <w:tcPr>
+            <w:tcW w:w="2340" w:type="dxa"/>
+          </w:tcPr>
+          <w:p>
+            <w:pPr/>
+            <w:r>
+              <w:t xml:space="preserve">1.0</w:t>
+            </w:r>
+          </w:p>
+        </w:tc>
+      </w:tr>
+      <w:tr>
+        <w:tc>
+          <w:tcPr>
+            <w:tcW w:w="2340" w:type="dxa"/>
+          </w:tcPr>
+          <w:p>
+            <w:pPr/>
+            <w:r>
+              <w:rPr>
+                <w:b/>
+              </w:rPr>
+              <w:t xml:space="preserve">Item</w:t>
+            </w:r>
+          </w:p>
+        </w:tc>
+        <w:tc>
+          <w:tcPr>
+            <w:tcW w:w="7020" w:type="dxa"/>
+            <w:gridSpan w:val="3"/>
+          </w:tcPr>
+          <w:p>
+            <w:pPr/>
+            <w:r>
+              <w:t xml:space="preserve">Search (Input)</w:t>
+            </w:r>
+          </w:p>
+        </w:tc>
+      </w:tr>
+      <w:tr>
+        <w:tc>
+          <w:tcPr>
+            <w:tcW w:w="2340" w:type="dxa"/>
+          </w:tcPr>
+          <w:p>
+            <w:pPr/>
+            <w:r>
+              <w:rPr>
+                <w:b/>
+              </w:rPr>
+              <w:t xml:space="preserve">Description</w:t>
+            </w:r>
+          </w:p>
+        </w:tc>
+        <w:tc>
+          <w:tcPr>
+            <w:tcW w:w="7020" w:type="dxa"/>
+            <w:gridSpan w:val="3"/>
+          </w:tcPr>
+          <w:p>
+            <w:pPr/>
+            <w:r>
+              <w:t xml:space="preserve">依代碼或名稱搜尋目前公司品牌。</w:t>
+            </w:r>
+          </w:p>
+        </w:tc>
+      </w:tr>
+      <w:tr>
+        <w:tc>
+          <w:tcPr>
+            <w:tcW w:w="2340" w:type="dxa"/>
+          </w:tcPr>
+          <w:p>
+            <w:pPr/>
+            <w:r>
+              <w:rPr>
+                <w:b/>
+              </w:rPr>
+              <w:t xml:space="preserve">Purpose</w:t>
+            </w:r>
+          </w:p>
+        </w:tc>
+        <w:tc>
+          <w:tcPr>
+            <w:tcW w:w="7020" w:type="dxa"/>
+            <w:gridSpan w:val="3"/>
+          </w:tcPr>
+          <w:p>
+            <w:pPr/>
+            <w:r>
+              <w:t xml:space="preserve">縮小列表。</w:t>
+            </w:r>
+          </w:p>
+        </w:tc>
+      </w:tr>
+      <w:tr>
+        <w:tc>
+          <w:tcPr>
+            <w:tcW w:w="2340" w:type="dxa"/>
+          </w:tcPr>
+          <w:p>
+            <w:pPr/>
+            <w:r>
+              <w:rPr>
+                <w:b/>
+              </w:rPr>
+              <w:t xml:space="preserve">Format</w:t>
+            </w:r>
+          </w:p>
+        </w:tc>
+        <w:tc>
+          <w:tcPr>
+            <w:tcW w:w="2340" w:type="dxa"/>
+          </w:tcPr>
+          <w:p>
+            <w:pPr/>
+            <w:r>
+              <w:t xml:space="preserve">Text</w:t>
+            </w:r>
+          </w:p>
+        </w:tc>
+        <w:tc>
+          <w:tcPr>
+            <w:tcW w:w="2340" w:type="dxa"/>
+          </w:tcPr>
+          <w:p>
+            <w:pPr/>
+            <w:r>
+              <w:rPr>
+                <w:b/>
+              </w:rPr>
+              <w:t xml:space="preserve">Valid Range</w:t>
+            </w:r>
+          </w:p>
+        </w:tc>
+        <w:tc>
+          <w:tcPr>
+            <w:tcW w:w="2340" w:type="dxa"/>
+          </w:tcPr>
+          <w:p>
+            <w:pPr/>
+            <w:r>
+              <w:t xml:space="preserve">任意文字</w:t>
+            </w:r>
+          </w:p>
+        </w:tc>
+      </w:tr>
+      <w:tr>
+        <w:tc>
+          <w:tcPr>
+            <w:tcW w:w="2340" w:type="dxa"/>
+          </w:tcPr>
+          <w:p>
+            <w:pPr/>
+            <w:r>
+              <w:rPr>
+                <w:b/>
+              </w:rPr>
+              <w:t xml:space="preserve">Related I/O</w:t>
+            </w:r>
+          </w:p>
+        </w:tc>
+        <w:tc>
+          <w:tcPr>
+            <w:tcW w:w="7020" w:type="dxa"/>
+            <w:gridSpan w:val="3"/>
+          </w:tcPr>
+          <w:p>
+            <w:pPr/>
+            <w:r>
+              <w:t xml:space="preserve">REQ_IO_A8.39.2</w:t>
+            </w:r>
+          </w:p>
+        </w:tc>
+      </w:tr>
+      <w:tr>
+        <w:tc>
+          <w:tcPr>
+            <w:tcW w:w="2340" w:type="dxa"/>
+          </w:tcPr>
+          <w:p>
+            <w:pPr/>
+            <w:r>
+              <w:rPr>
+                <w:b/>
+              </w:rPr>
+              <w:t xml:space="preserve">Author</w:t>
+            </w:r>
+          </w:p>
+        </w:tc>
+        <w:tc>
+          <w:tcPr>
+            <w:tcW w:w="7020" w:type="dxa"/>
+            <w:gridSpan w:val="3"/>
+          </w:tcPr>
+          <w:p>
+            <w:pPr/>
+            <w:r>
+              <w:t xml:space="preserve">Developer</w:t>
+            </w:r>
+          </w:p>
+        </w:tc>
+      </w:tr>
+    </w:tbl>
+    <w:p/>
+    <w:tbl>
+      <w:tblPr>
+        <w:tblStyle w:val="TableGrid"/>
+        <w:tblW w:w="9360" w:type="dxa"/>
+        <w:jc w:val="left"/>
+        <w:tblBorders>
+          <w:top w:val="single" w:color="000000" w:sz="6" w:space="0"/>
+          <w:left w:val="single" w:color="000000" w:sz="6" w:space="0"/>
+          <w:bottom w:val="single" w:color="000000" w:sz="6" w:space="0"/>
+          <w:right w:val="single" w:color="000000" w:sz="6" w:space="0"/>
+          <w:insideH w:val="single" w:color="000000" w:sz="6" w:space="0"/>
+          <w:insideV w:val="single" w:color="000000" w:sz="6" w:space="0"/>
+        </w:tblBorders>
+        <w:tblLayout w:type="fixed"/>
+        <w:tblCellMar>
+          <w:top w:w="100" w:type="dxa"/>
+          <w:left w:w="100" w:type="dxa"/>
+          <w:bottom w:w="100" w:type="dxa"/>
+          <w:right w:w="100" w:type="dxa"/>
+        </w:tblCellMar>
+      </w:tblPr>
+      <w:tblGrid>
+        <w:gridCol w:w="2340"/>
+        <w:gridCol w:w="2340"/>
+        <w:gridCol w:w="2340"/>
+        <w:gridCol w:w="2340"/>
+      </w:tblGrid>
+      <w:tr>
+        <w:tc>
+          <w:tcPr>
+            <w:tcW w:w="2340" w:type="dxa"/>
+          </w:tcPr>
+          <w:p>
+            <w:pPr/>
+            <w:r>
+              <w:rPr>
+                <w:b/>
+              </w:rPr>
+              <w:t xml:space="preserve">Requirement ID</w:t>
+            </w:r>
+          </w:p>
+        </w:tc>
+        <w:tc>
+          <w:tcPr>
+            <w:tcW w:w="2340" w:type="dxa"/>
+          </w:tcPr>
+          <w:p>
+            <w:pPr/>
+            <w:r>
+              <w:t xml:space="preserve">REQ_IO_A8.39.2</w:t>
+            </w:r>
+          </w:p>
+        </w:tc>
+        <w:tc>
+          <w:tcPr>
+            <w:tcW w:w="2340" w:type="dxa"/>
+          </w:tcPr>
+          <w:p>
+            <w:pPr/>
+            <w:r>
+              <w:rPr>
+                <w:b/>
+              </w:rPr>
+              <w:t xml:space="preserve">Version</w:t>
+            </w:r>
+          </w:p>
+        </w:tc>
+        <w:tc>
+          <w:tcPr>
+            <w:tcW w:w="2340" w:type="dxa"/>
+          </w:tcPr>
+          <w:p>
+            <w:pPr/>
+            <w:r>
+              <w:t xml:space="preserve">1.0</w:t>
+            </w:r>
+          </w:p>
+        </w:tc>
+      </w:tr>
+      <w:tr>
+        <w:tc>
+          <w:tcPr>
+            <w:tcW w:w="2340" w:type="dxa"/>
+          </w:tcPr>
+          <w:p>
+            <w:pPr/>
+            <w:r>
+              <w:rPr>
+                <w:b/>
+              </w:rPr>
+              <w:t xml:space="preserve">Item</w:t>
+            </w:r>
+          </w:p>
+        </w:tc>
+        <w:tc>
+          <w:tcPr>
+            <w:tcW w:w="7020" w:type="dxa"/>
+            <w:gridSpan w:val="3"/>
+          </w:tcPr>
+          <w:p>
+            <w:pPr/>
+            <w:r>
+              <w:t xml:space="preserve">Brand List (Table)</w:t>
+            </w:r>
+          </w:p>
+        </w:tc>
+      </w:tr>
+      <w:tr>
+        <w:tc>
+          <w:tcPr>
+            <w:tcW w:w="2340" w:type="dxa"/>
+          </w:tcPr>
+          <w:p>
+            <w:pPr/>
+            <w:r>
+              <w:rPr>
+                <w:b/>
+              </w:rPr>
+              <w:t xml:space="preserve">Description</w:t>
+            </w:r>
+          </w:p>
+        </w:tc>
+        <w:tc>
+          <w:tcPr>
+            <w:tcW w:w="7020" w:type="dxa"/>
+            <w:gridSpan w:val="3"/>
+          </w:tcPr>
+          <w:p>
+            <w:pPr/>
+            <w:r>
+              <w:t xml:space="preserve">代碼、名稱、啟用狀態，代碼及名稱可排序，伺服器分頁。</w:t>
+            </w:r>
+          </w:p>
+        </w:tc>
+      </w:tr>
+      <w:tr>
+        <w:tc>
+          <w:tcPr>
+            <w:tcW w:w="2340" w:type="dxa"/>
+          </w:tcPr>
+          <w:p>
+            <w:pPr/>
+            <w:r>
+              <w:rPr>
+                <w:b/>
+              </w:rPr>
+              <w:t xml:space="preserve">Purpose</w:t>
+            </w:r>
+          </w:p>
+        </w:tc>
+        <w:tc>
+          <w:tcPr>
+            <w:tcW w:w="7020" w:type="dxa"/>
+            <w:gridSpan w:val="3"/>
+          </w:tcPr>
+          <w:p>
+            <w:pPr/>
+            <w:r>
+              <w:t xml:space="preserve">檢視品牌。</w:t>
+            </w:r>
+          </w:p>
+        </w:tc>
+      </w:tr>
+      <w:tr>
+        <w:tc>
+          <w:tcPr>
+            <w:tcW w:w="2340" w:type="dxa"/>
+          </w:tcPr>
+          <w:p>
+            <w:pPr/>
+            <w:r>
+              <w:rPr>
+                <w:b/>
+              </w:rPr>
+              <w:t xml:space="preserve">Format</w:t>
+            </w:r>
+          </w:p>
+        </w:tc>
+        <w:tc>
+          <w:tcPr>
+            <w:tcW w:w="2340" w:type="dxa"/>
+          </w:tcPr>
+          <w:p>
+            <w:pPr/>
+            <w:r>
+              <w:t xml:space="preserve">Table</w:t>
+            </w:r>
+          </w:p>
+        </w:tc>
+        <w:tc>
+          <w:tcPr>
+            <w:tcW w:w="2340" w:type="dxa"/>
+          </w:tcPr>
+          <w:p>
+            <w:pPr/>
+            <w:r>
+              <w:rPr>
+                <w:b/>
+              </w:rPr>
+              <w:t xml:space="preserve">Valid Range</w:t>
+            </w:r>
+          </w:p>
+        </w:tc>
+        <w:tc>
+          <w:tcPr>
+            <w:tcW w:w="2340" w:type="dxa"/>
+          </w:tcPr>
+          <w:p>
+            <w:pPr/>
+            <w:r>
+              <w:t xml:space="preserve">每頁 10／20／50／100／200</w:t>
+            </w:r>
+          </w:p>
+        </w:tc>
+      </w:tr>
+      <w:tr>
+        <w:tc>
+          <w:tcPr>
+            <w:tcW w:w="2340" w:type="dxa"/>
+          </w:tcPr>
+          <w:p>
+            <w:pPr/>
+            <w:r>
+              <w:rPr>
+                <w:b/>
+              </w:rPr>
+              <w:t xml:space="preserve">Related I/O</w:t>
+            </w:r>
+          </w:p>
+        </w:tc>
+        <w:tc>
+          <w:tcPr>
+            <w:tcW w:w="7020" w:type="dxa"/>
+            <w:gridSpan w:val="3"/>
+          </w:tcPr>
+          <w:p>
+            <w:pPr/>
+            <w:r>
+              <w:t xml:space="preserve">REQ_IO_A8.40.1, REQ_IO_A8.41.1</w:t>
+            </w:r>
+          </w:p>
+        </w:tc>
+      </w:tr>
+      <w:tr>
+        <w:tc>
+          <w:tcPr>
+            <w:tcW w:w="2340" w:type="dxa"/>
+          </w:tcPr>
+          <w:p>
+            <w:pPr/>
+            <w:r>
+              <w:rPr>
+                <w:b/>
+              </w:rPr>
+              <w:t xml:space="preserve">Author</w:t>
+            </w:r>
+          </w:p>
+        </w:tc>
+        <w:tc>
+          <w:tcPr>
+            <w:tcW w:w="7020" w:type="dxa"/>
+            <w:gridSpan w:val="3"/>
+          </w:tcPr>
+          <w:p>
+            <w:pPr/>
+            <w:r>
+              <w:t xml:space="preserve">Developer</w:t>
+            </w:r>
+          </w:p>
+        </w:tc>
+      </w:tr>
+    </w:tbl>
+    <w:p/>
+    <w:tbl>
+      <w:tblPr>
+        <w:tblStyle w:val="TableGrid"/>
+        <w:tblW w:w="9360" w:type="dxa"/>
+        <w:jc w:val="left"/>
+        <w:tblBorders>
+          <w:top w:val="single" w:color="000000" w:sz="6" w:space="0"/>
+          <w:left w:val="single" w:color="000000" w:sz="6" w:space="0"/>
+          <w:bottom w:val="single" w:color="000000" w:sz="6" w:space="0"/>
+          <w:right w:val="single" w:color="000000" w:sz="6" w:space="0"/>
+          <w:insideH w:val="single" w:color="000000" w:sz="6" w:space="0"/>
+          <w:insideV w:val="single" w:color="000000" w:sz="6" w:space="0"/>
+        </w:tblBorders>
+        <w:tblLayout w:type="fixed"/>
+        <w:tblCellMar>
+          <w:top w:w="100" w:type="dxa"/>
+          <w:left w:w="100" w:type="dxa"/>
+          <w:bottom w:w="100" w:type="dxa"/>
+          <w:right w:w="100" w:type="dxa"/>
+        </w:tblCellMar>
+      </w:tblPr>
+      <w:tblGrid>
+        <w:gridCol w:w="2340"/>
+        <w:gridCol w:w="2340"/>
+        <w:gridCol w:w="2340"/>
+        <w:gridCol w:w="2340"/>
+      </w:tblGrid>
+      <w:tr>
+        <w:tc>
+          <w:tcPr>
+            <w:tcW w:w="2340" w:type="dxa"/>
+          </w:tcPr>
+          <w:p>
+            <w:pPr/>
+            <w:r>
+              <w:rPr>
+                <w:b/>
+              </w:rPr>
+              <w:t xml:space="preserve">Requirement ID</w:t>
+            </w:r>
+          </w:p>
+        </w:tc>
+        <w:tc>
+          <w:tcPr>
+            <w:tcW w:w="2340" w:type="dxa"/>
+          </w:tcPr>
+          <w:p>
+            <w:pPr/>
+            <w:r>
+              <w:t xml:space="preserve">REQ_IO_A8.39.3</w:t>
+            </w:r>
+          </w:p>
+        </w:tc>
+        <w:tc>
+          <w:tcPr>
+            <w:tcW w:w="2340" w:type="dxa"/>
+          </w:tcPr>
+          <w:p>
+            <w:pPr/>
+            <w:r>
+              <w:rPr>
+                <w:b/>
+              </w:rPr>
+              <w:t xml:space="preserve">Version</w:t>
+            </w:r>
+          </w:p>
+        </w:tc>
+        <w:tc>
+          <w:tcPr>
+            <w:tcW w:w="2340" w:type="dxa"/>
+          </w:tcPr>
+          <w:p>
+            <w:pPr/>
+            <w:r>
+              <w:t xml:space="preserve">1.0</w:t>
+            </w:r>
+          </w:p>
+        </w:tc>
+      </w:tr>
+      <w:tr>
+        <w:tc>
+          <w:tcPr>
+            <w:tcW w:w="2340" w:type="dxa"/>
+          </w:tcPr>
+          <w:p>
+            <w:pPr/>
+            <w:r>
+              <w:rPr>
+                <w:b/>
+              </w:rPr>
+              <w:t xml:space="preserve">Item</w:t>
+            </w:r>
+          </w:p>
+        </w:tc>
+        <w:tc>
+          <w:tcPr>
+            <w:tcW w:w="7020" w:type="dxa"/>
+            <w:gridSpan w:val="3"/>
+          </w:tcPr>
+          <w:p>
+            <w:pPr/>
+            <w:r>
+              <w:t xml:space="preserve">Delete (Button)</w:t>
+            </w:r>
+          </w:p>
+        </w:tc>
+      </w:tr>
+      <w:tr>
+        <w:tc>
+          <w:tcPr>
+            <w:tcW w:w="2340" w:type="dxa"/>
+          </w:tcPr>
+          <w:p>
+            <w:pPr/>
+            <w:r>
+              <w:rPr>
+                <w:b/>
+              </w:rPr>
+              <w:t xml:space="preserve">Description</w:t>
+            </w:r>
+          </w:p>
+        </w:tc>
+        <w:tc>
+          <w:tcPr>
+            <w:tcW w:w="7020" w:type="dxa"/>
+            <w:gridSpan w:val="3"/>
+          </w:tcPr>
+          <w:p>
+            <w:pPr/>
+            <w:r>
+              <w:t xml:space="preserve">二次確認後按版本軟刪除。</w:t>
+            </w:r>
+          </w:p>
+        </w:tc>
+      </w:tr>
+      <w:tr>
+        <w:tc>
+          <w:tcPr>
+            <w:tcW w:w="2340" w:type="dxa"/>
+          </w:tcPr>
+          <w:p>
+            <w:pPr/>
+            <w:r>
+              <w:rPr>
+                <w:b/>
+              </w:rPr>
+              <w:t xml:space="preserve">Purpose</w:t>
+            </w:r>
+          </w:p>
+        </w:tc>
+        <w:tc>
+          <w:tcPr>
+            <w:tcW w:w="7020" w:type="dxa"/>
+            <w:gridSpan w:val="3"/>
+          </w:tcPr>
+          <w:p>
+            <w:pPr/>
+            <w:r>
+              <w:t xml:space="preserve">移除未使用的品牌。</w:t>
+            </w:r>
+          </w:p>
+        </w:tc>
+      </w:tr>
+      <w:tr>
+        <w:tc>
+          <w:tcPr>
+            <w:tcW w:w="2340" w:type="dxa"/>
+          </w:tcPr>
+          <w:p>
+            <w:pPr/>
+            <w:r>
+              <w:rPr>
+                <w:b/>
+              </w:rPr>
+              <w:t xml:space="preserve">Format</w:t>
+            </w:r>
+          </w:p>
+        </w:tc>
+        <w:tc>
+          <w:tcPr>
+            <w:tcW w:w="2340" w:type="dxa"/>
+          </w:tcPr>
+          <w:p>
+            <w:pPr/>
+            <w:r>
+              <w:t xml:space="preserve">Button</w:t>
+            </w:r>
+          </w:p>
+        </w:tc>
+        <w:tc>
+          <w:tcPr>
+            <w:tcW w:w="2340" w:type="dxa"/>
+          </w:tcPr>
+          <w:p>
+            <w:pPr/>
+            <w:r>
+              <w:rPr>
+                <w:b/>
+              </w:rPr>
+              <w:t xml:space="preserve">Valid Range</w:t>
+            </w:r>
+          </w:p>
+        </w:tc>
+        <w:tc>
+          <w:tcPr>
+            <w:tcW w:w="2340" w:type="dxa"/>
+          </w:tcPr>
+          <w:p>
+            <w:pPr/>
+            <w:r>
+              <w:t xml:space="preserve">DELETE 權限</w:t>
+            </w:r>
+          </w:p>
+        </w:tc>
+      </w:tr>
+      <w:tr>
+        <w:tc>
+          <w:tcPr>
+            <w:tcW w:w="2340" w:type="dxa"/>
+          </w:tcPr>
+          <w:p>
+            <w:pPr/>
+            <w:r>
+              <w:rPr>
+                <w:b/>
+              </w:rPr>
+              <w:t xml:space="preserve">Related I/O</w:t>
+            </w:r>
+          </w:p>
+        </w:tc>
+        <w:tc>
+          <w:tcPr>
+            <w:tcW w:w="7020" w:type="dxa"/>
+            <w:gridSpan w:val="3"/>
+          </w:tcPr>
+          <w:p>
+            <w:pPr/>
+            <w:r>
+              <w:t xml:space="preserve">REQ_IO_A8.39.2</w:t>
+            </w:r>
+          </w:p>
+        </w:tc>
+      </w:tr>
+      <w:tr>
+        <w:tc>
+          <w:tcPr>
+            <w:tcW w:w="2340" w:type="dxa"/>
+          </w:tcPr>
+          <w:p>
+            <w:pPr/>
+            <w:r>
+              <w:rPr>
+                <w:b/>
+              </w:rPr>
+              <w:t xml:space="preserve">Author</w:t>
+            </w:r>
+          </w:p>
+        </w:tc>
+        <w:tc>
+          <w:tcPr>
+            <w:tcW w:w="7020" w:type="dxa"/>
+            <w:gridSpan w:val="3"/>
+          </w:tcPr>
+          <w:p>
+            <w:pPr/>
+            <w:r>
+              <w:t xml:space="preserve">Developer</w:t>
+            </w:r>
+          </w:p>
+        </w:tc>
+      </w:tr>
+    </w:tbl>
+    <w:p/>
+    <w:p>
+      <w:pPr>
+        <w:pStyle w:val="Heading5"/>
+      </w:pPr>
+      <w:r>
+        <w:t xml:space="preserve">4.4.1.8.40 Item Brand Create Interface</w:t>
+      </w:r>
+    </w:p>
+    <w:tbl>
+      <w:tblPr>
+        <w:tblStyle w:val="TableGrid"/>
+        <w:tblW w:w="9360" w:type="dxa"/>
+        <w:jc w:val="left"/>
+        <w:tblBorders>
+          <w:top w:val="single" w:color="000000" w:sz="6" w:space="0"/>
+          <w:left w:val="single" w:color="000000" w:sz="6" w:space="0"/>
+          <w:bottom w:val="single" w:color="000000" w:sz="6" w:space="0"/>
+          <w:right w:val="single" w:color="000000" w:sz="6" w:space="0"/>
+          <w:insideH w:val="single" w:color="000000" w:sz="6" w:space="0"/>
+          <w:insideV w:val="single" w:color="000000" w:sz="6" w:space="0"/>
+        </w:tblBorders>
+        <w:tblLayout w:type="fixed"/>
+        <w:tblCellMar>
+          <w:top w:w="100" w:type="dxa"/>
+          <w:left w:w="100" w:type="dxa"/>
+          <w:bottom w:w="100" w:type="dxa"/>
+          <w:right w:w="100" w:type="dxa"/>
+        </w:tblCellMar>
+      </w:tblPr>
+      <w:tblGrid>
+        <w:gridCol w:w="2340"/>
+        <w:gridCol w:w="2340"/>
+        <w:gridCol w:w="2340"/>
+        <w:gridCol w:w="2340"/>
+      </w:tblGrid>
+      <w:tr>
+        <w:tc>
+          <w:tcPr>
+            <w:tcW w:w="2340" w:type="dxa"/>
+          </w:tcPr>
+          <w:p>
+            <w:pPr/>
+            <w:r>
+              <w:rPr>
+                <w:b/>
+              </w:rPr>
+              <w:t xml:space="preserve">Requirement ID</w:t>
+            </w:r>
+          </w:p>
+        </w:tc>
+        <w:tc>
+          <w:tcPr>
+            <w:tcW w:w="2340" w:type="dxa"/>
+          </w:tcPr>
+          <w:p>
+            <w:pPr/>
+            <w:r>
+              <w:t xml:space="preserve">REQ_IO_A8.40.1</w:t>
+            </w:r>
+          </w:p>
+        </w:tc>
+        <w:tc>
+          <w:tcPr>
+            <w:tcW w:w="2340" w:type="dxa"/>
+          </w:tcPr>
+          <w:p>
+            <w:pPr/>
+            <w:r>
+              <w:rPr>
+                <w:b/>
+              </w:rPr>
+              <w:t xml:space="preserve">Version</w:t>
+            </w:r>
+          </w:p>
+        </w:tc>
+        <w:tc>
+          <w:tcPr>
+            <w:tcW w:w="2340" w:type="dxa"/>
+          </w:tcPr>
+          <w:p>
+            <w:pPr/>
+            <w:r>
+              <w:t xml:space="preserve">1.0</w:t>
+            </w:r>
+          </w:p>
+        </w:tc>
+      </w:tr>
+      <w:tr>
+        <w:tc>
+          <w:tcPr>
+            <w:tcW w:w="2340" w:type="dxa"/>
+          </w:tcPr>
+          <w:p>
+            <w:pPr/>
+            <w:r>
+              <w:rPr>
+                <w:b/>
+              </w:rPr>
+              <w:t xml:space="preserve">Item</w:t>
+            </w:r>
+          </w:p>
+        </w:tc>
+        <w:tc>
+          <w:tcPr>
+            <w:tcW w:w="7020" w:type="dxa"/>
+            <w:gridSpan w:val="3"/>
+          </w:tcPr>
+          <w:p>
+            <w:pPr/>
+            <w:r>
+              <w:t xml:space="preserve">Code (Input)</w:t>
+            </w:r>
+          </w:p>
+        </w:tc>
+      </w:tr>
+      <w:tr>
+        <w:tc>
+          <w:tcPr>
+            <w:tcW w:w="2340" w:type="dxa"/>
+          </w:tcPr>
+          <w:p>
+            <w:pPr/>
+            <w:r>
+              <w:rPr>
+                <w:b/>
+              </w:rPr>
+              <w:t xml:space="preserve">Description</w:t>
+            </w:r>
+          </w:p>
+        </w:tc>
+        <w:tc>
+          <w:tcPr>
+            <w:tcW w:w="7020" w:type="dxa"/>
+            <w:gridSpan w:val="3"/>
+          </w:tcPr>
+          <w:p>
+            <w:pPr/>
+            <w:r>
+              <w:t xml:space="preserve">建立時填寫並轉大寫。</w:t>
+            </w:r>
+          </w:p>
+        </w:tc>
+      </w:tr>
+      <w:tr>
+        <w:tc>
+          <w:tcPr>
+            <w:tcW w:w="2340" w:type="dxa"/>
+          </w:tcPr>
+          <w:p>
+            <w:pPr/>
+            <w:r>
+              <w:rPr>
+                <w:b/>
+              </w:rPr>
+              <w:t xml:space="preserve">Purpose</w:t>
+            </w:r>
+          </w:p>
+        </w:tc>
+        <w:tc>
+          <w:tcPr>
+            <w:tcW w:w="7020" w:type="dxa"/>
+            <w:gridSpan w:val="3"/>
+          </w:tcPr>
+          <w:p>
+            <w:pPr/>
+            <w:r>
+              <w:t xml:space="preserve">公司內唯一識別。</w:t>
+            </w:r>
+          </w:p>
+        </w:tc>
+      </w:tr>
+      <w:tr>
+        <w:tc>
+          <w:tcPr>
+            <w:tcW w:w="2340" w:type="dxa"/>
+          </w:tcPr>
+          <w:p>
+            <w:pPr/>
+            <w:r>
+              <w:rPr>
+                <w:b/>
+              </w:rPr>
+              <w:t xml:space="preserve">Format</w:t>
+            </w:r>
+          </w:p>
+        </w:tc>
+        <w:tc>
+          <w:tcPr>
+            <w:tcW w:w="2340" w:type="dxa"/>
+          </w:tcPr>
+          <w:p>
+            <w:pPr/>
+            <w:r>
+              <w:t xml:space="preserve">Text</w:t>
+            </w:r>
+          </w:p>
+        </w:tc>
+        <w:tc>
+          <w:tcPr>
+            <w:tcW w:w="2340" w:type="dxa"/>
+          </w:tcPr>
+          <w:p>
+            <w:pPr/>
+            <w:r>
+              <w:rPr>
+                <w:b/>
+              </w:rPr>
+              <w:t xml:space="preserve">Valid Range</w:t>
+            </w:r>
+          </w:p>
+        </w:tc>
+        <w:tc>
+          <w:tcPr>
+            <w:tcW w:w="2340" w:type="dxa"/>
+          </w:tcPr>
+          <w:p>
+            <w:pPr/>
+            <w:r>
+              <w:t xml:space="preserve">1–30 位英數、-、_</w:t>
+            </w:r>
+          </w:p>
+        </w:tc>
+      </w:tr>
+      <w:tr>
+        <w:tc>
+          <w:tcPr>
+            <w:tcW w:w="2340" w:type="dxa"/>
+          </w:tcPr>
+          <w:p>
+            <w:pPr/>
+            <w:r>
+              <w:rPr>
+                <w:b/>
+              </w:rPr>
+              <w:t xml:space="preserve">Related I/O</w:t>
+            </w:r>
+          </w:p>
+        </w:tc>
+        <w:tc>
+          <w:tcPr>
+            <w:tcW w:w="7020" w:type="dxa"/>
+            <w:gridSpan w:val="3"/>
+          </w:tcPr>
+          <w:p>
+            <w:pPr/>
+            <w:r>
+              <w:t xml:space="preserve">REQ_IO_A8.39.2</w:t>
+            </w:r>
+          </w:p>
+        </w:tc>
+      </w:tr>
+      <w:tr>
+        <w:tc>
+          <w:tcPr>
+            <w:tcW w:w="2340" w:type="dxa"/>
+          </w:tcPr>
+          <w:p>
+            <w:pPr/>
+            <w:r>
+              <w:rPr>
+                <w:b/>
+              </w:rPr>
+              <w:t xml:space="preserve">Author</w:t>
+            </w:r>
+          </w:p>
+        </w:tc>
+        <w:tc>
+          <w:tcPr>
+            <w:tcW w:w="7020" w:type="dxa"/>
+            <w:gridSpan w:val="3"/>
+          </w:tcPr>
+          <w:p>
+            <w:pPr/>
+            <w:r>
+              <w:t xml:space="preserve">Developer</w:t>
+            </w:r>
+          </w:p>
+        </w:tc>
+      </w:tr>
+    </w:tbl>
+    <w:p/>
+    <w:tbl>
+      <w:tblPr>
+        <w:tblStyle w:val="TableGrid"/>
+        <w:tblW w:w="9360" w:type="dxa"/>
+        <w:jc w:val="left"/>
+        <w:tblBorders>
+          <w:top w:val="single" w:color="000000" w:sz="6" w:space="0"/>
+          <w:left w:val="single" w:color="000000" w:sz="6" w:space="0"/>
+          <w:bottom w:val="single" w:color="000000" w:sz="6" w:space="0"/>
+          <w:right w:val="single" w:color="000000" w:sz="6" w:space="0"/>
+          <w:insideH w:val="single" w:color="000000" w:sz="6" w:space="0"/>
+          <w:insideV w:val="single" w:color="000000" w:sz="6" w:space="0"/>
+        </w:tblBorders>
+        <w:tblLayout w:type="fixed"/>
+        <w:tblCellMar>
+          <w:top w:w="100" w:type="dxa"/>
+          <w:left w:w="100" w:type="dxa"/>
+          <w:bottom w:w="100" w:type="dxa"/>
+          <w:right w:w="100" w:type="dxa"/>
+        </w:tblCellMar>
+      </w:tblPr>
+      <w:tblGrid>
+        <w:gridCol w:w="2340"/>
+        <w:gridCol w:w="2340"/>
+        <w:gridCol w:w="2340"/>
+        <w:gridCol w:w="2340"/>
+      </w:tblGrid>
+      <w:tr>
+        <w:tc>
+          <w:tcPr>
+            <w:tcW w:w="2340" w:type="dxa"/>
+          </w:tcPr>
+          <w:p>
+            <w:pPr/>
+            <w:r>
+              <w:rPr>
+                <w:b/>
+              </w:rPr>
+              <w:t xml:space="preserve">Requirement ID</w:t>
+            </w:r>
+          </w:p>
+        </w:tc>
+        <w:tc>
+          <w:tcPr>
+            <w:tcW w:w="2340" w:type="dxa"/>
+          </w:tcPr>
+          <w:p>
+            <w:pPr/>
+            <w:r>
+              <w:t xml:space="preserve">REQ_IO_A8.40.2</w:t>
+            </w:r>
+          </w:p>
+        </w:tc>
+        <w:tc>
+          <w:tcPr>
+            <w:tcW w:w="2340" w:type="dxa"/>
+          </w:tcPr>
+          <w:p>
+            <w:pPr/>
+            <w:r>
+              <w:rPr>
+                <w:b/>
+              </w:rPr>
+              <w:t xml:space="preserve">Version</w:t>
+            </w:r>
+          </w:p>
+        </w:tc>
+        <w:tc>
+          <w:tcPr>
+            <w:tcW w:w="2340" w:type="dxa"/>
+          </w:tcPr>
+          <w:p>
+            <w:pPr/>
+            <w:r>
+              <w:t xml:space="preserve">1.0</w:t>
+            </w:r>
+          </w:p>
+        </w:tc>
+      </w:tr>
+      <w:tr>
+        <w:tc>
+          <w:tcPr>
+            <w:tcW w:w="2340" w:type="dxa"/>
+          </w:tcPr>
+          <w:p>
+            <w:pPr/>
+            <w:r>
+              <w:rPr>
+                <w:b/>
+              </w:rPr>
+              <w:t xml:space="preserve">Item</w:t>
+            </w:r>
+          </w:p>
+        </w:tc>
+        <w:tc>
+          <w:tcPr>
+            <w:tcW w:w="7020" w:type="dxa"/>
+            <w:gridSpan w:val="3"/>
+          </w:tcPr>
+          <w:p>
+            <w:pPr/>
+            <w:r>
+              <w:t xml:space="preserve">Name (Input)</w:t>
+            </w:r>
+          </w:p>
+        </w:tc>
+      </w:tr>
+      <w:tr>
+        <w:tc>
+          <w:tcPr>
+            <w:tcW w:w="2340" w:type="dxa"/>
+          </w:tcPr>
+          <w:p>
+            <w:pPr/>
+            <w:r>
+              <w:rPr>
+                <w:b/>
+              </w:rPr>
+              <w:t xml:space="preserve">Description</w:t>
+            </w:r>
+          </w:p>
+        </w:tc>
+        <w:tc>
+          <w:tcPr>
+            <w:tcW w:w="7020" w:type="dxa"/>
+            <w:gridSpan w:val="3"/>
+          </w:tcPr>
+          <w:p>
+            <w:pPr/>
+            <w:r>
+              <w:t xml:space="preserve">品牌名稱。</w:t>
+            </w:r>
+          </w:p>
+        </w:tc>
+      </w:tr>
+      <w:tr>
+        <w:tc>
+          <w:tcPr>
+            <w:tcW w:w="2340" w:type="dxa"/>
+          </w:tcPr>
+          <w:p>
+            <w:pPr/>
+            <w:r>
+              <w:rPr>
+                <w:b/>
+              </w:rPr>
+              <w:t xml:space="preserve">Purpose</w:t>
+            </w:r>
+          </w:p>
+        </w:tc>
+        <w:tc>
+          <w:tcPr>
+            <w:tcW w:w="7020" w:type="dxa"/>
+            <w:gridSpan w:val="3"/>
+          </w:tcPr>
+          <w:p>
+            <w:pPr/>
+            <w:r>
+              <w:t xml:space="preserve">向用戶顯示。</w:t>
+            </w:r>
+          </w:p>
+        </w:tc>
+      </w:tr>
+      <w:tr>
+        <w:tc>
+          <w:tcPr>
+            <w:tcW w:w="2340" w:type="dxa"/>
+          </w:tcPr>
+          <w:p>
+            <w:pPr/>
+            <w:r>
+              <w:rPr>
+                <w:b/>
+              </w:rPr>
+              <w:t xml:space="preserve">Format</w:t>
+            </w:r>
+          </w:p>
+        </w:tc>
+        <w:tc>
+          <w:tcPr>
+            <w:tcW w:w="2340" w:type="dxa"/>
+          </w:tcPr>
+          <w:p>
+            <w:pPr/>
+            <w:r>
+              <w:t xml:space="preserve">Text</w:t>
+            </w:r>
+          </w:p>
+        </w:tc>
+        <w:tc>
+          <w:tcPr>
+            <w:tcW w:w="2340" w:type="dxa"/>
+          </w:tcPr>
+          <w:p>
+            <w:pPr/>
+            <w:r>
+              <w:rPr>
+                <w:b/>
+              </w:rPr>
+              <w:t xml:space="preserve">Valid Range</w:t>
+            </w:r>
+          </w:p>
+        </w:tc>
+        <w:tc>
+          <w:tcPr>
+            <w:tcW w:w="2340" w:type="dxa"/>
+          </w:tcPr>
+          <w:p>
+            <w:pPr/>
+            <w:r>
+              <w:t xml:space="preserve">非空白，最多 200 字</w:t>
+            </w:r>
+          </w:p>
+        </w:tc>
+      </w:tr>
+      <w:tr>
+        <w:tc>
+          <w:tcPr>
+            <w:tcW w:w="2340" w:type="dxa"/>
+          </w:tcPr>
+          <w:p>
+            <w:pPr/>
+            <w:r>
+              <w:rPr>
+                <w:b/>
+              </w:rPr>
+              <w:t xml:space="preserve">Related I/O</w:t>
+            </w:r>
+          </w:p>
+        </w:tc>
+        <w:tc>
+          <w:tcPr>
+            <w:tcW w:w="7020" w:type="dxa"/>
+            <w:gridSpan w:val="3"/>
+          </w:tcPr>
+          <w:p>
+            <w:pPr/>
+            <w:r>
+              <w:t xml:space="preserve">REQ_IO_A8.39.2</w:t>
+            </w:r>
+          </w:p>
+        </w:tc>
+      </w:tr>
+      <w:tr>
+        <w:tc>
+          <w:tcPr>
+            <w:tcW w:w="2340" w:type="dxa"/>
+          </w:tcPr>
+          <w:p>
+            <w:pPr/>
+            <w:r>
+              <w:rPr>
+                <w:b/>
+              </w:rPr>
+              <w:t xml:space="preserve">Author</w:t>
+            </w:r>
+          </w:p>
+        </w:tc>
+        <w:tc>
+          <w:tcPr>
+            <w:tcW w:w="7020" w:type="dxa"/>
+            <w:gridSpan w:val="3"/>
+          </w:tcPr>
+          <w:p>
+            <w:pPr/>
+            <w:r>
+              <w:t xml:space="preserve">Developer</w:t>
+            </w:r>
+          </w:p>
+        </w:tc>
+      </w:tr>
+    </w:tbl>
+    <w:p/>
+    <w:p>
+      <w:pPr>
+        <w:pStyle w:val="Heading5"/>
+      </w:pPr>
+      <w:r>
+        <w:t xml:space="preserve">4.4.1.8.41 Item Brand Edit Interface</w:t>
+      </w:r>
+    </w:p>
+    <w:tbl>
+      <w:tblPr>
+        <w:tblStyle w:val="TableGrid"/>
+        <w:tblW w:w="9360" w:type="dxa"/>
+        <w:jc w:val="left"/>
+        <w:tblBorders>
+          <w:top w:val="single" w:color="000000" w:sz="6" w:space="0"/>
+          <w:left w:val="single" w:color="000000" w:sz="6" w:space="0"/>
+          <w:bottom w:val="single" w:color="000000" w:sz="6" w:space="0"/>
+          <w:right w:val="single" w:color="000000" w:sz="6" w:space="0"/>
+          <w:insideH w:val="single" w:color="000000" w:sz="6" w:space="0"/>
+          <w:insideV w:val="single" w:color="000000" w:sz="6" w:space="0"/>
+        </w:tblBorders>
+        <w:tblLayout w:type="fixed"/>
+        <w:tblCellMar>
+          <w:top w:w="100" w:type="dxa"/>
+          <w:left w:w="100" w:type="dxa"/>
+          <w:bottom w:w="100" w:type="dxa"/>
+          <w:right w:w="100" w:type="dxa"/>
+        </w:tblCellMar>
+      </w:tblPr>
+      <w:tblGrid>
+        <w:gridCol w:w="2340"/>
+        <w:gridCol w:w="2340"/>
+        <w:gridCol w:w="2340"/>
+        <w:gridCol w:w="2340"/>
+      </w:tblGrid>
+      <w:tr>
+        <w:tc>
+          <w:tcPr>
+            <w:tcW w:w="2340" w:type="dxa"/>
+          </w:tcPr>
+          <w:p>
+            <w:pPr/>
+            <w:r>
+              <w:rPr>
+                <w:b/>
+              </w:rPr>
+              <w:t xml:space="preserve">Requirement ID</w:t>
+            </w:r>
+          </w:p>
+        </w:tc>
+        <w:tc>
+          <w:tcPr>
+            <w:tcW w:w="2340" w:type="dxa"/>
+          </w:tcPr>
+          <w:p>
+            <w:pPr/>
+            <w:r>
+              <w:t xml:space="preserve">REQ_IO_A8.41.1</w:t>
+            </w:r>
+          </w:p>
+        </w:tc>
+        <w:tc>
+          <w:tcPr>
+            <w:tcW w:w="2340" w:type="dxa"/>
+          </w:tcPr>
+          <w:p>
+            <w:pPr/>
+            <w:r>
+              <w:rPr>
+                <w:b/>
+              </w:rPr>
+              <w:t xml:space="preserve">Version</w:t>
+            </w:r>
+          </w:p>
+        </w:tc>
+        <w:tc>
+          <w:tcPr>
+            <w:tcW w:w="2340" w:type="dxa"/>
+          </w:tcPr>
+          <w:p>
+            <w:pPr/>
+            <w:r>
+              <w:t xml:space="preserve">1.0</w:t>
+            </w:r>
+          </w:p>
+        </w:tc>
+      </w:tr>
+      <w:tr>
+        <w:tc>
+          <w:tcPr>
+            <w:tcW w:w="2340" w:type="dxa"/>
+          </w:tcPr>
+          <w:p>
+            <w:pPr/>
+            <w:r>
+              <w:rPr>
+                <w:b/>
+              </w:rPr>
+              <w:t xml:space="preserve">Item</w:t>
+            </w:r>
+          </w:p>
+        </w:tc>
+        <w:tc>
+          <w:tcPr>
+            <w:tcW w:w="7020" w:type="dxa"/>
+            <w:gridSpan w:val="3"/>
+          </w:tcPr>
+          <w:p>
+            <w:pPr/>
+            <w:r>
+              <w:t xml:space="preserve">Code (Label)</w:t>
+            </w:r>
+          </w:p>
+        </w:tc>
+      </w:tr>
+      <w:tr>
+        <w:tc>
+          <w:tcPr>
+            <w:tcW w:w="2340" w:type="dxa"/>
+          </w:tcPr>
+          <w:p>
+            <w:pPr/>
+            <w:r>
+              <w:rPr>
+                <w:b/>
+              </w:rPr>
+              <w:t xml:space="preserve">Description</w:t>
+            </w:r>
+          </w:p>
+        </w:tc>
+        <w:tc>
+          <w:tcPr>
+            <w:tcW w:w="7020" w:type="dxa"/>
+            <w:gridSpan w:val="3"/>
+          </w:tcPr>
+          <w:p>
+            <w:pPr/>
+            <w:r>
+              <w:t xml:space="preserve">編輯時只讀。</w:t>
+            </w:r>
+          </w:p>
+        </w:tc>
+      </w:tr>
+      <w:tr>
+        <w:tc>
+          <w:tcPr>
+            <w:tcW w:w="2340" w:type="dxa"/>
+          </w:tcPr>
+          <w:p>
+            <w:pPr/>
+            <w:r>
+              <w:rPr>
+                <w:b/>
+              </w:rPr>
+              <w:t xml:space="preserve">Purpose</w:t>
+            </w:r>
+          </w:p>
+        </w:tc>
+        <w:tc>
+          <w:tcPr>
+            <w:tcW w:w="7020" w:type="dxa"/>
+            <w:gridSpan w:val="3"/>
+          </w:tcPr>
+          <w:p>
+            <w:pPr/>
+            <w:r>
+              <w:t xml:space="preserve">防止歷史引用變更識別。</w:t>
+            </w:r>
+          </w:p>
+        </w:tc>
+      </w:tr>
+      <w:tr>
+        <w:tc>
+          <w:tcPr>
+            <w:tcW w:w="2340" w:type="dxa"/>
+          </w:tcPr>
+          <w:p>
+            <w:pPr/>
+            <w:r>
+              <w:rPr>
+                <w:b/>
+              </w:rPr>
+              <w:t xml:space="preserve">Format</w:t>
+            </w:r>
+          </w:p>
+        </w:tc>
+        <w:tc>
+          <w:tcPr>
+            <w:tcW w:w="2340" w:type="dxa"/>
+          </w:tcPr>
+          <w:p>
+            <w:pPr/>
+            <w:r>
+              <w:t xml:space="preserve">Text</w:t>
+            </w:r>
+          </w:p>
+        </w:tc>
+        <w:tc>
+          <w:tcPr>
+            <w:tcW w:w="2340" w:type="dxa"/>
+          </w:tcPr>
+          <w:p>
+            <w:pPr/>
+            <w:r>
+              <w:rPr>
+                <w:b/>
+              </w:rPr>
+              <w:t xml:space="preserve">Valid Range</w:t>
+            </w:r>
+          </w:p>
+        </w:tc>
+        <w:tc>
+          <w:tcPr>
+            <w:tcW w:w="2340" w:type="dxa"/>
+          </w:tcPr>
+          <w:p>
+            <w:pPr/>
+            <w:r>
+              <w:t xml:space="preserve">最多 30 字</w:t>
+            </w:r>
+          </w:p>
+        </w:tc>
+      </w:tr>
+      <w:tr>
+        <w:tc>
+          <w:tcPr>
+            <w:tcW w:w="2340" w:type="dxa"/>
+          </w:tcPr>
+          <w:p>
+            <w:pPr/>
+            <w:r>
+              <w:rPr>
+                <w:b/>
+              </w:rPr>
+              <w:t xml:space="preserve">Related I/O</w:t>
+            </w:r>
+          </w:p>
+        </w:tc>
+        <w:tc>
+          <w:tcPr>
+            <w:tcW w:w="7020" w:type="dxa"/>
+            <w:gridSpan w:val="3"/>
+          </w:tcPr>
+          <w:p>
+            <w:pPr/>
+            <w:r>
+              <w:t xml:space="preserve">REQ_IO_A8.39.2</w:t>
+            </w:r>
+          </w:p>
+        </w:tc>
+      </w:tr>
+      <w:tr>
+        <w:tc>
+          <w:tcPr>
+            <w:tcW w:w="2340" w:type="dxa"/>
+          </w:tcPr>
+          <w:p>
+            <w:pPr/>
+            <w:r>
+              <w:rPr>
+                <w:b/>
+              </w:rPr>
+              <w:t xml:space="preserve">Author</w:t>
+            </w:r>
+          </w:p>
+        </w:tc>
+        <w:tc>
+          <w:tcPr>
+            <w:tcW w:w="7020" w:type="dxa"/>
+            <w:gridSpan w:val="3"/>
+          </w:tcPr>
+          <w:p>
+            <w:pPr/>
+            <w:r>
+              <w:t xml:space="preserve">Developer</w:t>
+            </w:r>
+          </w:p>
+        </w:tc>
+      </w:tr>
+    </w:tbl>
+    <w:p/>
+    <w:tbl>
+      <w:tblPr>
+        <w:tblStyle w:val="TableGrid"/>
+        <w:tblW w:w="9360" w:type="dxa"/>
+        <w:jc w:val="left"/>
+        <w:tblBorders>
+          <w:top w:val="single" w:color="000000" w:sz="6" w:space="0"/>
+          <w:left w:val="single" w:color="000000" w:sz="6" w:space="0"/>
+          <w:bottom w:val="single" w:color="000000" w:sz="6" w:space="0"/>
+          <w:right w:val="single" w:color="000000" w:sz="6" w:space="0"/>
+          <w:insideH w:val="single" w:color="000000" w:sz="6" w:space="0"/>
+          <w:insideV w:val="single" w:color="000000" w:sz="6" w:space="0"/>
+        </w:tblBorders>
+        <w:tblLayout w:type="fixed"/>
+        <w:tblCellMar>
+          <w:top w:w="100" w:type="dxa"/>
+          <w:left w:w="100" w:type="dxa"/>
+          <w:bottom w:w="100" w:type="dxa"/>
+          <w:right w:w="100" w:type="dxa"/>
+        </w:tblCellMar>
+      </w:tblPr>
+      <w:tblGrid>
+        <w:gridCol w:w="2340"/>
+        <w:gridCol w:w="2340"/>
+        <w:gridCol w:w="2340"/>
+        <w:gridCol w:w="2340"/>
+      </w:tblGrid>
+      <w:tr>
+        <w:tc>
+          <w:tcPr>
+            <w:tcW w:w="2340" w:type="dxa"/>
+          </w:tcPr>
+          <w:p>
+            <w:pPr/>
+            <w:r>
+              <w:rPr>
+                <w:b/>
+              </w:rPr>
+              <w:t xml:space="preserve">Requirement ID</w:t>
+            </w:r>
+          </w:p>
+        </w:tc>
+        <w:tc>
+          <w:tcPr>
+            <w:tcW w:w="2340" w:type="dxa"/>
+          </w:tcPr>
+          <w:p>
+            <w:pPr/>
+            <w:r>
+              <w:t xml:space="preserve">REQ_IO_A8.41.2</w:t>
+            </w:r>
+          </w:p>
+        </w:tc>
+        <w:tc>
+          <w:tcPr>
+            <w:tcW w:w="2340" w:type="dxa"/>
+          </w:tcPr>
+          <w:p>
+            <w:pPr/>
+            <w:r>
+              <w:rPr>
+                <w:b/>
+              </w:rPr>
+              <w:t xml:space="preserve">Version</w:t>
+            </w:r>
+          </w:p>
+        </w:tc>
+        <w:tc>
+          <w:tcPr>
+            <w:tcW w:w="2340" w:type="dxa"/>
+          </w:tcPr>
+          <w:p>
+            <w:pPr/>
+            <w:r>
+              <w:t xml:space="preserve">1.0</w:t>
+            </w:r>
+          </w:p>
+        </w:tc>
+      </w:tr>
+      <w:tr>
+        <w:tc>
+          <w:tcPr>
+            <w:tcW w:w="2340" w:type="dxa"/>
+          </w:tcPr>
+          <w:p>
+            <w:pPr/>
+            <w:r>
+              <w:rPr>
+                <w:b/>
+              </w:rPr>
+              <w:t xml:space="preserve">Item</w:t>
+            </w:r>
+          </w:p>
+        </w:tc>
+        <w:tc>
+          <w:tcPr>
+            <w:tcW w:w="7020" w:type="dxa"/>
+            <w:gridSpan w:val="3"/>
+          </w:tcPr>
+          <w:p>
+            <w:pPr/>
+            <w:r>
+              <w:t xml:space="preserve">Name / Active</w:t>
+            </w:r>
+          </w:p>
+        </w:tc>
+      </w:tr>
+      <w:tr>
+        <w:tc>
+          <w:tcPr>
+            <w:tcW w:w="2340" w:type="dxa"/>
+          </w:tcPr>
+          <w:p>
+            <w:pPr/>
+            <w:r>
+              <w:rPr>
+                <w:b/>
+              </w:rPr>
+              <w:t xml:space="preserve">Description</w:t>
+            </w:r>
+          </w:p>
+        </w:tc>
+        <w:tc>
+          <w:tcPr>
+            <w:tcW w:w="7020" w:type="dxa"/>
+            <w:gridSpan w:val="3"/>
+          </w:tcPr>
+          <w:p>
+            <w:pPr/>
+            <w:r>
+              <w:t xml:space="preserve">修改名稱與啟用狀態。</w:t>
+            </w:r>
+          </w:p>
+        </w:tc>
+      </w:tr>
+      <w:tr>
+        <w:tc>
+          <w:tcPr>
+            <w:tcW w:w="2340" w:type="dxa"/>
+          </w:tcPr>
+          <w:p>
+            <w:pPr/>
+            <w:r>
+              <w:rPr>
+                <w:b/>
+              </w:rPr>
+              <w:t xml:space="preserve">Purpose</w:t>
+            </w:r>
+          </w:p>
+        </w:tc>
+        <w:tc>
+          <w:tcPr>
+            <w:tcW w:w="7020" w:type="dxa"/>
+            <w:gridSpan w:val="3"/>
+          </w:tcPr>
+          <w:p>
+            <w:pPr/>
+            <w:r>
+              <w:t xml:space="preserve">維護品牌。</w:t>
+            </w:r>
+          </w:p>
+        </w:tc>
+      </w:tr>
+      <w:tr>
+        <w:tc>
+          <w:tcPr>
+            <w:tcW w:w="2340" w:type="dxa"/>
+          </w:tcPr>
+          <w:p>
+            <w:pPr/>
+            <w:r>
+              <w:rPr>
+                <w:b/>
+              </w:rPr>
+              <w:t xml:space="preserve">Format</w:t>
+            </w:r>
+          </w:p>
+        </w:tc>
+        <w:tc>
+          <w:tcPr>
+            <w:tcW w:w="2340" w:type="dxa"/>
+          </w:tcPr>
+          <w:p>
+            <w:pPr/>
+            <w:r>
+              <w:t xml:space="preserve">Text／Boolean</w:t>
+            </w:r>
+          </w:p>
+        </w:tc>
+        <w:tc>
+          <w:tcPr>
+            <w:tcW w:w="2340" w:type="dxa"/>
+          </w:tcPr>
+          <w:p>
+            <w:pPr/>
+            <w:r>
+              <w:rPr>
+                <w:b/>
+              </w:rPr>
+              <w:t xml:space="preserve">Valid Range</w:t>
+            </w:r>
+          </w:p>
+        </w:tc>
+        <w:tc>
+          <w:tcPr>
+            <w:tcW w:w="2340" w:type="dxa"/>
+          </w:tcPr>
+          <w:p>
+            <w:pPr/>
+            <w:r>
+              <w:t xml:space="preserve">同建立</w:t>
+            </w:r>
+          </w:p>
+        </w:tc>
+      </w:tr>
+      <w:tr>
+        <w:tc>
+          <w:tcPr>
+            <w:tcW w:w="2340" w:type="dxa"/>
+          </w:tcPr>
+          <w:p>
+            <w:pPr/>
+            <w:r>
+              <w:rPr>
+                <w:b/>
+              </w:rPr>
+              <w:t xml:space="preserve">Related I/O</w:t>
+            </w:r>
+          </w:p>
+        </w:tc>
+        <w:tc>
+          <w:tcPr>
+            <w:tcW w:w="7020" w:type="dxa"/>
+            <w:gridSpan w:val="3"/>
+          </w:tcPr>
+          <w:p>
+            <w:pPr/>
+            <w:r>
+              <w:t xml:space="preserve">REQ_IO_A8.39.2</w:t>
+            </w:r>
+          </w:p>
+        </w:tc>
+      </w:tr>
+      <w:tr>
+        <w:tc>
+          <w:tcPr>
+            <w:tcW w:w="2340" w:type="dxa"/>
+          </w:tcPr>
+          <w:p>
+            <w:pPr/>
+            <w:r>
+              <w:rPr>
+                <w:b/>
+              </w:rPr>
+              <w:t xml:space="preserve">Author</w:t>
+            </w:r>
+          </w:p>
+        </w:tc>
+        <w:tc>
+          <w:tcPr>
+            <w:tcW w:w="7020" w:type="dxa"/>
+            <w:gridSpan w:val="3"/>
+          </w:tcPr>
+          <w:p>
+            <w:pPr/>
+            <w:r>
+              <w:t xml:space="preserve">Developer</w:t>
+            </w:r>
+          </w:p>
+        </w:tc>
+      </w:tr>
+    </w:tbl>
+    <w:p/>
+    <w:p>
+      <w:pPr>
+        <w:pStyle w:val="Heading5"/>
+      </w:pPr>
+      <w:r>
         <w:t xml:space="preserve">4.4.1.8.45 Unit of Measurement View Interface</w:t>
       </w:r>
     </w:p>
@@ -66046,6 +70462,120 @@
           <w:i/>
         </w:rPr>
         <w:t xml:space="preserve">[Pending] Prototype screenshot of Supplier Category Edit Interface.</w:t>
+      </w:r>
+    </w:p>
+    <w:p>
+      <w:pPr>
+        <w:pStyle w:val="Heading5"/>
+      </w:pPr>
+      <w:r>
+        <w:t xml:space="preserve">4.5.1.8.36 Item Category View Interface</w:t>
+      </w:r>
+    </w:p>
+    <w:p>
+      <w:pPr>
+        <w:jc w:val="center"/>
+      </w:pPr>
+      <w:r>
+        <w:rPr>
+          <w:i/>
+        </w:rPr>
+        <w:t xml:space="preserve">[Pending] Prototype screenshot of Item Category View Interface.</w:t>
+      </w:r>
+    </w:p>
+    <w:p>
+      <w:pPr>
+        <w:pStyle w:val="Heading5"/>
+      </w:pPr>
+      <w:r>
+        <w:t xml:space="preserve">4.5.1.8.37 Item Category Create Interface</w:t>
+      </w:r>
+    </w:p>
+    <w:p>
+      <w:pPr>
+        <w:jc w:val="center"/>
+      </w:pPr>
+      <w:r>
+        <w:rPr>
+          <w:i/>
+        </w:rPr>
+        <w:t xml:space="preserve">[Pending] Prototype screenshot of Item Category Create Interface.</w:t>
+      </w:r>
+    </w:p>
+    <w:p>
+      <w:pPr>
+        <w:pStyle w:val="Heading5"/>
+      </w:pPr>
+      <w:r>
+        <w:t xml:space="preserve">4.5.1.8.38 Item Category Edit Interface</w:t>
+      </w:r>
+    </w:p>
+    <w:p>
+      <w:pPr>
+        <w:jc w:val="center"/>
+      </w:pPr>
+      <w:r>
+        <w:rPr>
+          <w:i/>
+        </w:rPr>
+        <w:t xml:space="preserve">[Pending] Prototype screenshot of Item Category Edit Interface.</w:t>
+      </w:r>
+    </w:p>
+    <w:p>
+      <w:pPr>
+        <w:pStyle w:val="Heading5"/>
+      </w:pPr>
+      <w:r>
+        <w:t xml:space="preserve">4.5.1.8.39 Item Brand View Interface</w:t>
+      </w:r>
+    </w:p>
+    <w:p>
+      <w:pPr>
+        <w:jc w:val="center"/>
+      </w:pPr>
+      <w:r>
+        <w:rPr>
+          <w:i/>
+        </w:rPr>
+        <w:t xml:space="preserve">[Pending] Prototype screenshot of Item Brand View Interface.</w:t>
+      </w:r>
+    </w:p>
+    <w:p>
+      <w:pPr>
+        <w:pStyle w:val="Heading5"/>
+      </w:pPr>
+      <w:r>
+        <w:t xml:space="preserve">4.5.1.8.40 Item Brand Create Interface</w:t>
+      </w:r>
+    </w:p>
+    <w:p>
+      <w:pPr>
+        <w:jc w:val="center"/>
+      </w:pPr>
+      <w:r>
+        <w:rPr>
+          <w:i/>
+        </w:rPr>
+        <w:t xml:space="preserve">[Pending] Prototype screenshot of Item Brand Create Interface.</w:t>
+      </w:r>
+    </w:p>
+    <w:p>
+      <w:pPr>
+        <w:pStyle w:val="Heading5"/>
+      </w:pPr>
+      <w:r>
+        <w:t xml:space="preserve">4.5.1.8.41 Item Brand Edit Interface</w:t>
+      </w:r>
+    </w:p>
+    <w:p>
+      <w:pPr>
+        <w:jc w:val="center"/>
+      </w:pPr>
+      <w:r>
+        <w:rPr>
+          <w:i/>
+        </w:rPr>
+        <w:t xml:space="preserve">[Pending] Prototype screenshot of Item Brand Edit Interface.</w:t>
       </w:r>
     </w:p>
     <w:p>
@@ -66617,7 +71147,7 @@
       </w:r>
     </w:p>
     <w:sectPr>
-      <w:footerReference xmlns:r="http://schemas.openxmlformats.org/officeDocument/2006/relationships" w:type="default" r:id="R056addced090462b"/>
+      <w:footerReference xmlns:r="http://schemas.openxmlformats.org/officeDocument/2006/relationships" w:type="default" r:id="R977a953a9aab4590"/>
       <w:pgSz w:w="11906" w:h="16838"/>
       <w:pgMar w:top="1440" w:right="1440" w:bottom="1440" w:left="1440" w:header="720" w:footer="720" w:gutter="0"/>
     </w:sectPr>

--- a/docs/99-output/MyERP_SRS.docx
+++ b/docs/99-output/MyERP_SRS.docx
@@ -4746,6 +4746,452 @@
         <w:pStyle w:val="Heading5"/>
       </w:pPr>
       <w:r>
+        <w:t xml:space="preserve">4.1.1.8.12 Item Master</w:t>
+      </w:r>
+    </w:p>
+    <w:tbl>
+      <w:tblPr>
+        <w:tblStyle w:val="TableGrid"/>
+        <w:tblW w:w="9345" w:type="dxa"/>
+        <w:jc w:val="left"/>
+        <w:tblBorders>
+          <w:top w:val="single" w:color="000000" w:sz="8" w:space="0"/>
+          <w:left w:val="single" w:color="000000" w:sz="8" w:space="0"/>
+          <w:bottom w:val="single" w:color="000000" w:sz="8" w:space="0"/>
+          <w:right w:val="single" w:color="000000" w:sz="8" w:space="0"/>
+          <w:insideH w:val="single" w:color="000000" w:sz="8" w:space="0"/>
+          <w:insideV w:val="single" w:color="000000" w:sz="8" w:space="0"/>
+        </w:tblBorders>
+        <w:tblLayout w:type="fixed"/>
+        <w:tblCellMar>
+          <w:top w:w="100" w:type="dxa"/>
+          <w:left w:w="100" w:type="dxa"/>
+          <w:bottom w:w="100" w:type="dxa"/>
+          <w:right w:w="100" w:type="dxa"/>
+        </w:tblCellMar>
+      </w:tblPr>
+      <w:tblGrid>
+        <w:gridCol w:w="2220"/>
+        <w:gridCol w:w="3525"/>
+        <w:gridCol w:w="2370"/>
+        <w:gridCol w:w="1230"/>
+      </w:tblGrid>
+      <w:tr>
+        <w:trPr>
+          <w:trHeight w:val="465" w:hRule="atLeast"/>
+        </w:trPr>
+        <w:tc>
+          <w:tcPr>
+            <w:tcW w:w="2220" w:type="dxa"/>
+          </w:tcPr>
+          <w:p>
+            <w:pPr/>
+            <w:r>
+              <w:rPr>
+                <w:b/>
+              </w:rPr>
+              <w:t xml:space="preserve">Requirement ID</w:t>
+            </w:r>
+          </w:p>
+        </w:tc>
+        <w:tc>
+          <w:tcPr>
+            <w:tcW w:w="3525" w:type="dxa"/>
+          </w:tcPr>
+          <w:p>
+            <w:pPr/>
+            <w:r>
+              <w:t xml:space="preserve">REQ_F4118.12.1</w:t>
+            </w:r>
+          </w:p>
+        </w:tc>
+        <w:tc>
+          <w:tcPr>
+            <w:tcW w:w="2370" w:type="dxa"/>
+          </w:tcPr>
+          <w:p>
+            <w:pPr/>
+            <w:r>
+              <w:rPr>
+                <w:b/>
+              </w:rPr>
+              <w:t xml:space="preserve">Version</w:t>
+            </w:r>
+          </w:p>
+        </w:tc>
+        <w:tc>
+          <w:tcPr>
+            <w:tcW w:w="1230" w:type="dxa"/>
+          </w:tcPr>
+          <w:p>
+            <w:pPr/>
+            <w:r>
+              <w:t xml:space="preserve">1.0</w:t>
+            </w:r>
+          </w:p>
+        </w:tc>
+      </w:tr>
+      <w:tr>
+        <w:trPr>
+          <w:trHeight w:val="465" w:hRule="atLeast"/>
+        </w:trPr>
+        <w:tc>
+          <w:tcPr>
+            <w:tcW w:w="2220" w:type="dxa"/>
+          </w:tcPr>
+          <w:p>
+            <w:pPr/>
+            <w:r>
+              <w:rPr>
+                <w:b/>
+              </w:rPr>
+              <w:t xml:space="preserve">Description</w:t>
+            </w:r>
+          </w:p>
+        </w:tc>
+        <w:tc>
+          <w:tcPr>
+            <w:tcW w:w="7125" w:type="dxa"/>
+            <w:gridSpan w:val="3"/>
+          </w:tcPr>
+          <w:p>
+            <w:pPr/>
+            <w:r>
+              <w:t xml:space="preserve">System should enable user to view items.</w:t>
+            </w:r>
+          </w:p>
+        </w:tc>
+      </w:tr>
+      <w:tr>
+        <w:trPr>
+          <w:trHeight w:val="465" w:hRule="atLeast"/>
+        </w:trPr>
+        <w:tc>
+          <w:tcPr>
+            <w:tcW w:w="2220" w:type="dxa"/>
+          </w:tcPr>
+          <w:p>
+            <w:pPr/>
+            <w:r>
+              <w:rPr>
+                <w:b/>
+              </w:rPr>
+              <w:t xml:space="preserve">Author</w:t>
+            </w:r>
+          </w:p>
+        </w:tc>
+        <w:tc>
+          <w:tcPr>
+            <w:tcW w:w="7125" w:type="dxa"/>
+            <w:gridSpan w:val="3"/>
+          </w:tcPr>
+          <w:p>
+            <w:pPr/>
+            <w:r>
+              <w:t xml:space="preserve">Developer</w:t>
+            </w:r>
+          </w:p>
+        </w:tc>
+      </w:tr>
+    </w:tbl>
+    <w:p/>
+    <w:tbl>
+      <w:tblPr>
+        <w:tblStyle w:val="TableGrid"/>
+        <w:tblW w:w="9345" w:type="dxa"/>
+        <w:jc w:val="left"/>
+        <w:tblBorders>
+          <w:top w:val="single" w:color="000000" w:sz="8" w:space="0"/>
+          <w:left w:val="single" w:color="000000" w:sz="8" w:space="0"/>
+          <w:bottom w:val="single" w:color="000000" w:sz="8" w:space="0"/>
+          <w:right w:val="single" w:color="000000" w:sz="8" w:space="0"/>
+          <w:insideH w:val="single" w:color="000000" w:sz="8" w:space="0"/>
+          <w:insideV w:val="single" w:color="000000" w:sz="8" w:space="0"/>
+        </w:tblBorders>
+        <w:tblLayout w:type="fixed"/>
+        <w:tblCellMar>
+          <w:top w:w="100" w:type="dxa"/>
+          <w:left w:w="100" w:type="dxa"/>
+          <w:bottom w:w="100" w:type="dxa"/>
+          <w:right w:w="100" w:type="dxa"/>
+        </w:tblCellMar>
+      </w:tblPr>
+      <w:tblGrid>
+        <w:gridCol w:w="2220"/>
+        <w:gridCol w:w="3525"/>
+        <w:gridCol w:w="2370"/>
+        <w:gridCol w:w="1230"/>
+      </w:tblGrid>
+      <w:tr>
+        <w:trPr>
+          <w:trHeight w:val="465" w:hRule="atLeast"/>
+        </w:trPr>
+        <w:tc>
+          <w:tcPr>
+            <w:tcW w:w="2220" w:type="dxa"/>
+          </w:tcPr>
+          <w:p>
+            <w:pPr/>
+            <w:r>
+              <w:rPr>
+                <w:b/>
+              </w:rPr>
+              <w:t xml:space="preserve">Requirement ID</w:t>
+            </w:r>
+          </w:p>
+        </w:tc>
+        <w:tc>
+          <w:tcPr>
+            <w:tcW w:w="3525" w:type="dxa"/>
+          </w:tcPr>
+          <w:p>
+            <w:pPr/>
+            <w:r>
+              <w:t xml:space="preserve">REQ_F4118.12.2</w:t>
+            </w:r>
+          </w:p>
+        </w:tc>
+        <w:tc>
+          <w:tcPr>
+            <w:tcW w:w="2370" w:type="dxa"/>
+          </w:tcPr>
+          <w:p>
+            <w:pPr/>
+            <w:r>
+              <w:rPr>
+                <w:b/>
+              </w:rPr>
+              <w:t xml:space="preserve">Version</w:t>
+            </w:r>
+          </w:p>
+        </w:tc>
+        <w:tc>
+          <w:tcPr>
+            <w:tcW w:w="1230" w:type="dxa"/>
+          </w:tcPr>
+          <w:p>
+            <w:pPr/>
+            <w:r>
+              <w:t xml:space="preserve">1.0</w:t>
+            </w:r>
+          </w:p>
+        </w:tc>
+      </w:tr>
+      <w:tr>
+        <w:trPr>
+          <w:trHeight w:val="465" w:hRule="atLeast"/>
+        </w:trPr>
+        <w:tc>
+          <w:tcPr>
+            <w:tcW w:w="2220" w:type="dxa"/>
+          </w:tcPr>
+          <w:p>
+            <w:pPr/>
+            <w:r>
+              <w:rPr>
+                <w:b/>
+              </w:rPr>
+              <w:t xml:space="preserve">Description</w:t>
+            </w:r>
+          </w:p>
+        </w:tc>
+        <w:tc>
+          <w:tcPr>
+            <w:tcW w:w="7125" w:type="dxa"/>
+            <w:gridSpan w:val="3"/>
+          </w:tcPr>
+          <w:p>
+            <w:pPr/>
+            <w:r>
+              <w:t xml:space="preserve">System should enable user to create items.</w:t>
+            </w:r>
+          </w:p>
+        </w:tc>
+      </w:tr>
+      <w:tr>
+        <w:trPr>
+          <w:trHeight w:val="465" w:hRule="atLeast"/>
+        </w:trPr>
+        <w:tc>
+          <w:tcPr>
+            <w:tcW w:w="2220" w:type="dxa"/>
+          </w:tcPr>
+          <w:p>
+            <w:pPr/>
+            <w:r>
+              <w:rPr>
+                <w:b/>
+              </w:rPr>
+              <w:t xml:space="preserve">Author</w:t>
+            </w:r>
+          </w:p>
+        </w:tc>
+        <w:tc>
+          <w:tcPr>
+            <w:tcW w:w="7125" w:type="dxa"/>
+            <w:gridSpan w:val="3"/>
+          </w:tcPr>
+          <w:p>
+            <w:pPr/>
+            <w:r>
+              <w:t xml:space="preserve">Developer</w:t>
+            </w:r>
+          </w:p>
+        </w:tc>
+      </w:tr>
+    </w:tbl>
+    <w:p/>
+    <w:tbl>
+      <w:tblPr>
+        <w:tblStyle w:val="TableGrid"/>
+        <w:tblW w:w="9345" w:type="dxa"/>
+        <w:jc w:val="left"/>
+        <w:tblBorders>
+          <w:top w:val="single" w:color="000000" w:sz="8" w:space="0"/>
+          <w:left w:val="single" w:color="000000" w:sz="8" w:space="0"/>
+          <w:bottom w:val="single" w:color="000000" w:sz="8" w:space="0"/>
+          <w:right w:val="single" w:color="000000" w:sz="8" w:space="0"/>
+          <w:insideH w:val="single" w:color="000000" w:sz="8" w:space="0"/>
+          <w:insideV w:val="single" w:color="000000" w:sz="8" w:space="0"/>
+        </w:tblBorders>
+        <w:tblLayout w:type="fixed"/>
+        <w:tblCellMar>
+          <w:top w:w="100" w:type="dxa"/>
+          <w:left w:w="100" w:type="dxa"/>
+          <w:bottom w:w="100" w:type="dxa"/>
+          <w:right w:w="100" w:type="dxa"/>
+        </w:tblCellMar>
+      </w:tblPr>
+      <w:tblGrid>
+        <w:gridCol w:w="2220"/>
+        <w:gridCol w:w="3525"/>
+        <w:gridCol w:w="2370"/>
+        <w:gridCol w:w="1230"/>
+      </w:tblGrid>
+      <w:tr>
+        <w:trPr>
+          <w:trHeight w:val="465" w:hRule="atLeast"/>
+        </w:trPr>
+        <w:tc>
+          <w:tcPr>
+            <w:tcW w:w="2220" w:type="dxa"/>
+          </w:tcPr>
+          <w:p>
+            <w:pPr/>
+            <w:r>
+              <w:rPr>
+                <w:b/>
+              </w:rPr>
+              <w:t xml:space="preserve">Requirement ID</w:t>
+            </w:r>
+          </w:p>
+        </w:tc>
+        <w:tc>
+          <w:tcPr>
+            <w:tcW w:w="3525" w:type="dxa"/>
+          </w:tcPr>
+          <w:p>
+            <w:pPr/>
+            <w:r>
+              <w:t xml:space="preserve">REQ_F4118.12.3</w:t>
+            </w:r>
+          </w:p>
+        </w:tc>
+        <w:tc>
+          <w:tcPr>
+            <w:tcW w:w="2370" w:type="dxa"/>
+          </w:tcPr>
+          <w:p>
+            <w:pPr/>
+            <w:r>
+              <w:rPr>
+                <w:b/>
+              </w:rPr>
+              <w:t xml:space="preserve">Version</w:t>
+            </w:r>
+          </w:p>
+        </w:tc>
+        <w:tc>
+          <w:tcPr>
+            <w:tcW w:w="1230" w:type="dxa"/>
+          </w:tcPr>
+          <w:p>
+            <w:pPr/>
+            <w:r>
+              <w:t xml:space="preserve">1.0</w:t>
+            </w:r>
+          </w:p>
+        </w:tc>
+      </w:tr>
+      <w:tr>
+        <w:trPr>
+          <w:trHeight w:val="465" w:hRule="atLeast"/>
+        </w:trPr>
+        <w:tc>
+          <w:tcPr>
+            <w:tcW w:w="2220" w:type="dxa"/>
+          </w:tcPr>
+          <w:p>
+            <w:pPr/>
+            <w:r>
+              <w:rPr>
+                <w:b/>
+              </w:rPr>
+              <w:t xml:space="preserve">Description</w:t>
+            </w:r>
+          </w:p>
+        </w:tc>
+        <w:tc>
+          <w:tcPr>
+            <w:tcW w:w="7125" w:type="dxa"/>
+            <w:gridSpan w:val="3"/>
+          </w:tcPr>
+          <w:p>
+            <w:pPr/>
+            <w:r>
+              <w:t xml:space="preserve">System should enable user to edit items.</w:t>
+            </w:r>
+          </w:p>
+        </w:tc>
+      </w:tr>
+      <w:tr>
+        <w:trPr>
+          <w:trHeight w:val="465" w:hRule="atLeast"/>
+        </w:trPr>
+        <w:tc>
+          <w:tcPr>
+            <w:tcW w:w="2220" w:type="dxa"/>
+          </w:tcPr>
+          <w:p>
+            <w:pPr/>
+            <w:r>
+              <w:rPr>
+                <w:b/>
+              </w:rPr>
+              <w:t xml:space="preserve">Author</w:t>
+            </w:r>
+          </w:p>
+        </w:tc>
+        <w:tc>
+          <w:tcPr>
+            <w:tcW w:w="7125" w:type="dxa"/>
+            <w:gridSpan w:val="3"/>
+          </w:tcPr>
+          <w:p>
+            <w:pPr/>
+            <w:r>
+              <w:t xml:space="preserve">Developer</w:t>
+            </w:r>
+          </w:p>
+        </w:tc>
+      </w:tr>
+    </w:tbl>
+    <w:p/>
+    <w:p>
+      <w:pPr>
+        <w:pStyle w:val="Heading5"/>
+      </w:pPr>
+      <w:r>
         <w:t xml:space="preserve">4.1.1.8.13 Unit of Measurement</w:t>
       </w:r>
     </w:p>
@@ -23021,6 +23467,171 @@
             <w:pPr/>
             <w:r>
               <w:t xml:space="preserve">This table stores the item category tree within a company.</w:t>
+            </w:r>
+          </w:p>
+        </w:tc>
+      </w:tr>
+      <w:tr>
+        <w:tc>
+          <w:tcPr>
+            <w:tcW w:w="2340" w:type="dxa"/>
+          </w:tcPr>
+          <w:p>
+            <w:pPr/>
+            <w:r>
+              <w:rPr>
+                <w:b/>
+              </w:rPr>
+              <w:t xml:space="preserve">Author</w:t>
+            </w:r>
+          </w:p>
+        </w:tc>
+        <w:tc>
+          <w:tcPr>
+            <w:tcW w:w="7020" w:type="dxa"/>
+            <w:gridSpan w:val="3"/>
+          </w:tcPr>
+          <w:p>
+            <w:pPr/>
+            <w:r>
+              <w:t xml:space="preserve">Developer</w:t>
+            </w:r>
+          </w:p>
+        </w:tc>
+      </w:tr>
+    </w:tbl>
+    <w:p/>
+    <w:tbl>
+      <w:tblPr>
+        <w:tblStyle w:val="TableGrid"/>
+        <w:tblW w:w="9360" w:type="dxa"/>
+        <w:jc w:val="left"/>
+        <w:tblBorders>
+          <w:top w:val="single" w:color="000000" w:sz="8" w:space="0"/>
+          <w:left w:val="single" w:color="000000" w:sz="8" w:space="0"/>
+          <w:bottom w:val="single" w:color="000000" w:sz="8" w:space="0"/>
+          <w:right w:val="single" w:color="000000" w:sz="8" w:space="0"/>
+          <w:insideH w:val="single" w:color="000000" w:sz="8" w:space="0"/>
+          <w:insideV w:val="single" w:color="000000" w:sz="8" w:space="0"/>
+        </w:tblBorders>
+        <w:tblLayout w:type="fixed"/>
+        <w:tblCellMar>
+          <w:top w:w="100" w:type="dxa"/>
+          <w:left w:w="100" w:type="dxa"/>
+          <w:bottom w:w="100" w:type="dxa"/>
+          <w:right w:w="100" w:type="dxa"/>
+        </w:tblCellMar>
+      </w:tblPr>
+      <w:tblGrid>
+        <w:gridCol w:w="2340"/>
+        <w:gridCol w:w="2340"/>
+        <w:gridCol w:w="2340"/>
+        <w:gridCol w:w="2340"/>
+      </w:tblGrid>
+      <w:tr>
+        <w:tc>
+          <w:tcPr>
+            <w:tcW w:w="2340" w:type="dxa"/>
+          </w:tcPr>
+          <w:p>
+            <w:pPr/>
+            <w:r>
+              <w:rPr>
+                <w:b/>
+              </w:rPr>
+              <w:t xml:space="preserve">Requirement ID</w:t>
+            </w:r>
+          </w:p>
+        </w:tc>
+        <w:tc>
+          <w:tcPr>
+            <w:tcW w:w="2340" w:type="dxa"/>
+          </w:tcPr>
+          <w:p>
+            <w:pPr/>
+            <w:r>
+              <w:t xml:space="preserve">REQ_DS43.113</w:t>
+            </w:r>
+          </w:p>
+        </w:tc>
+        <w:tc>
+          <w:tcPr>
+            <w:tcW w:w="2340" w:type="dxa"/>
+          </w:tcPr>
+          <w:p>
+            <w:pPr/>
+            <w:r>
+              <w:rPr>
+                <w:b/>
+              </w:rPr>
+              <w:t xml:space="preserve">Version</w:t>
+            </w:r>
+          </w:p>
+        </w:tc>
+        <w:tc>
+          <w:tcPr>
+            <w:tcW w:w="2340" w:type="dxa"/>
+          </w:tcPr>
+          <w:p>
+            <w:pPr/>
+            <w:r>
+              <w:t xml:space="preserve">1.0</w:t>
+            </w:r>
+          </w:p>
+        </w:tc>
+      </w:tr>
+      <w:tr>
+        <w:tc>
+          <w:tcPr>
+            <w:tcW w:w="2340" w:type="dxa"/>
+          </w:tcPr>
+          <w:p>
+            <w:pPr/>
+            <w:r>
+              <w:rPr>
+                <w:b/>
+              </w:rPr>
+              <w:t xml:space="preserve">Table Name</w:t>
+            </w:r>
+          </w:p>
+        </w:tc>
+        <w:tc>
+          <w:tcPr>
+            <w:tcW w:w="7020" w:type="dxa"/>
+            <w:gridSpan w:val="3"/>
+          </w:tcPr>
+          <w:p>
+            <w:pPr/>
+            <w:r>
+              <w:t xml:space="preserve">md_item</w:t>
+            </w:r>
+          </w:p>
+        </w:tc>
+      </w:tr>
+      <w:tr>
+        <w:tc>
+          <w:tcPr>
+            <w:tcW w:w="2340" w:type="dxa"/>
+          </w:tcPr>
+          <w:p>
+            <w:pPr/>
+            <w:r>
+              <w:rPr>
+                <w:b/>
+              </w:rPr>
+              <w:t xml:space="preserve">Description</w:t>
+            </w:r>
+          </w:p>
+        </w:tc>
+        <w:tc>
+          <w:tcPr>
+            <w:tcW w:w="7020" w:type="dxa"/>
+            <w:gridSpan w:val="3"/>
+          </w:tcPr>
+          <w:p>
+            <w:pPr/>
+            <w:r>
+              <w:t xml:space="preserve">This table stores company item masters without inventory balances.</w:t>
             </w:r>
           </w:p>
         </w:tc>
@@ -71147,7 +71758,7 @@
       </w:r>
     </w:p>
     <w:sectPr>
-      <w:footerReference xmlns:r="http://schemas.openxmlformats.org/officeDocument/2006/relationships" w:type="default" r:id="R977a953a9aab4590"/>
+      <w:footerReference xmlns:r="http://schemas.openxmlformats.org/officeDocument/2006/relationships" w:type="default" r:id="R75d54e6b12ae41e8"/>
       <w:pgSz w:w="11906" w:h="16838"/>
       <w:pgMar w:top="1440" w:right="1440" w:bottom="1440" w:left="1440" w:header="720" w:footer="720" w:gutter="0"/>
     </w:sectPr>

--- a/docs/99-output/MyERP_SRS.docx
+++ b/docs/99-output/MyERP_SRS.docx
@@ -30609,6 +30609,3033 @@
         <w:pStyle w:val="Heading5"/>
       </w:pPr>
       <w:r>
+        <w:t xml:space="preserve">4.4.1.8.11 Item View Interface</w:t>
+      </w:r>
+    </w:p>
+    <w:tbl>
+      <w:tblPr>
+        <w:tblStyle w:val="TableGrid"/>
+        <w:tblW w:w="9360" w:type="dxa"/>
+        <w:jc w:val="left"/>
+        <w:tblBorders>
+          <w:top w:val="single" w:color="000000" w:sz="6" w:space="0"/>
+          <w:left w:val="single" w:color="000000" w:sz="6" w:space="0"/>
+          <w:bottom w:val="single" w:color="000000" w:sz="6" w:space="0"/>
+          <w:right w:val="single" w:color="000000" w:sz="6" w:space="0"/>
+          <w:insideH w:val="single" w:color="000000" w:sz="6" w:space="0"/>
+          <w:insideV w:val="single" w:color="000000" w:sz="6" w:space="0"/>
+        </w:tblBorders>
+        <w:tblLayout w:type="fixed"/>
+        <w:tblCellMar>
+          <w:top w:w="100" w:type="dxa"/>
+          <w:left w:w="100" w:type="dxa"/>
+          <w:bottom w:w="100" w:type="dxa"/>
+          <w:right w:w="100" w:type="dxa"/>
+        </w:tblCellMar>
+      </w:tblPr>
+      <w:tblGrid>
+        <w:gridCol w:w="2340"/>
+        <w:gridCol w:w="2340"/>
+        <w:gridCol w:w="2340"/>
+        <w:gridCol w:w="2340"/>
+      </w:tblGrid>
+      <w:tr>
+        <w:tc>
+          <w:tcPr>
+            <w:tcW w:w="2340" w:type="dxa"/>
+          </w:tcPr>
+          <w:p>
+            <w:pPr/>
+            <w:r>
+              <w:rPr>
+                <w:b/>
+              </w:rPr>
+              <w:t xml:space="preserve">Requirement ID</w:t>
+            </w:r>
+          </w:p>
+        </w:tc>
+        <w:tc>
+          <w:tcPr>
+            <w:tcW w:w="2340" w:type="dxa"/>
+          </w:tcPr>
+          <w:p>
+            <w:pPr/>
+            <w:r>
+              <w:t xml:space="preserve">REQ_IO_A8.11.1</w:t>
+            </w:r>
+          </w:p>
+        </w:tc>
+        <w:tc>
+          <w:tcPr>
+            <w:tcW w:w="2340" w:type="dxa"/>
+          </w:tcPr>
+          <w:p>
+            <w:pPr/>
+            <w:r>
+              <w:rPr>
+                <w:b/>
+              </w:rPr>
+              <w:t xml:space="preserve">Version</w:t>
+            </w:r>
+          </w:p>
+        </w:tc>
+        <w:tc>
+          <w:tcPr>
+            <w:tcW w:w="2340" w:type="dxa"/>
+          </w:tcPr>
+          <w:p>
+            <w:pPr/>
+            <w:r>
+              <w:t xml:space="preserve">1.0</w:t>
+            </w:r>
+          </w:p>
+        </w:tc>
+      </w:tr>
+      <w:tr>
+        <w:tc>
+          <w:tcPr>
+            <w:tcW w:w="2340" w:type="dxa"/>
+          </w:tcPr>
+          <w:p>
+            <w:pPr/>
+            <w:r>
+              <w:rPr>
+                <w:b/>
+              </w:rPr>
+              <w:t xml:space="preserve">Item</w:t>
+            </w:r>
+          </w:p>
+        </w:tc>
+        <w:tc>
+          <w:tcPr>
+            <w:tcW w:w="7020" w:type="dxa"/>
+            <w:gridSpan w:val="3"/>
+          </w:tcPr>
+          <w:p>
+            <w:pPr/>
+            <w:r>
+              <w:t xml:space="preserve">Search (Input)</w:t>
+            </w:r>
+          </w:p>
+        </w:tc>
+      </w:tr>
+      <w:tr>
+        <w:tc>
+          <w:tcPr>
+            <w:tcW w:w="2340" w:type="dxa"/>
+          </w:tcPr>
+          <w:p>
+            <w:pPr/>
+            <w:r>
+              <w:rPr>
+                <w:b/>
+              </w:rPr>
+              <w:t xml:space="preserve">Description</w:t>
+            </w:r>
+          </w:p>
+        </w:tc>
+        <w:tc>
+          <w:tcPr>
+            <w:tcW w:w="7020" w:type="dxa"/>
+            <w:gridSpan w:val="3"/>
+          </w:tcPr>
+          <w:p>
+            <w:pPr/>
+            <w:r>
+              <w:t xml:space="preserve">搜尋代碼、名稱或規格。</w:t>
+            </w:r>
+          </w:p>
+        </w:tc>
+      </w:tr>
+      <w:tr>
+        <w:tc>
+          <w:tcPr>
+            <w:tcW w:w="2340" w:type="dxa"/>
+          </w:tcPr>
+          <w:p>
+            <w:pPr/>
+            <w:r>
+              <w:rPr>
+                <w:b/>
+              </w:rPr>
+              <w:t xml:space="preserve">Purpose</w:t>
+            </w:r>
+          </w:p>
+        </w:tc>
+        <w:tc>
+          <w:tcPr>
+            <w:tcW w:w="7020" w:type="dxa"/>
+            <w:gridSpan w:val="3"/>
+          </w:tcPr>
+          <w:p>
+            <w:pPr/>
+            <w:r>
+              <w:t xml:space="preserve">找到目前公司物料。</w:t>
+            </w:r>
+          </w:p>
+        </w:tc>
+      </w:tr>
+      <w:tr>
+        <w:tc>
+          <w:tcPr>
+            <w:tcW w:w="2340" w:type="dxa"/>
+          </w:tcPr>
+          <w:p>
+            <w:pPr/>
+            <w:r>
+              <w:rPr>
+                <w:b/>
+              </w:rPr>
+              <w:t xml:space="preserve">Format</w:t>
+            </w:r>
+          </w:p>
+        </w:tc>
+        <w:tc>
+          <w:tcPr>
+            <w:tcW w:w="2340" w:type="dxa"/>
+          </w:tcPr>
+          <w:p>
+            <w:pPr/>
+            <w:r>
+              <w:t xml:space="preserve">Text</w:t>
+            </w:r>
+          </w:p>
+        </w:tc>
+        <w:tc>
+          <w:tcPr>
+            <w:tcW w:w="2340" w:type="dxa"/>
+          </w:tcPr>
+          <w:p>
+            <w:pPr/>
+            <w:r>
+              <w:rPr>
+                <w:b/>
+              </w:rPr>
+              <w:t xml:space="preserve">Valid Range</w:t>
+            </w:r>
+          </w:p>
+        </w:tc>
+        <w:tc>
+          <w:tcPr>
+            <w:tcW w:w="2340" w:type="dxa"/>
+          </w:tcPr>
+          <w:p>
+            <w:pPr/>
+            <w:r>
+              <w:t xml:space="preserve">任意文字</w:t>
+            </w:r>
+          </w:p>
+        </w:tc>
+      </w:tr>
+      <w:tr>
+        <w:tc>
+          <w:tcPr>
+            <w:tcW w:w="2340" w:type="dxa"/>
+          </w:tcPr>
+          <w:p>
+            <w:pPr/>
+            <w:r>
+              <w:rPr>
+                <w:b/>
+              </w:rPr>
+              <w:t xml:space="preserve">Related I/O</w:t>
+            </w:r>
+          </w:p>
+        </w:tc>
+        <w:tc>
+          <w:tcPr>
+            <w:tcW w:w="7020" w:type="dxa"/>
+            <w:gridSpan w:val="3"/>
+          </w:tcPr>
+          <w:p>
+            <w:pPr/>
+            <w:r>
+              <w:t xml:space="preserve">REQ_IO_A8.11.2</w:t>
+            </w:r>
+          </w:p>
+        </w:tc>
+      </w:tr>
+      <w:tr>
+        <w:tc>
+          <w:tcPr>
+            <w:tcW w:w="2340" w:type="dxa"/>
+          </w:tcPr>
+          <w:p>
+            <w:pPr/>
+            <w:r>
+              <w:rPr>
+                <w:b/>
+              </w:rPr>
+              <w:t xml:space="preserve">Author</w:t>
+            </w:r>
+          </w:p>
+        </w:tc>
+        <w:tc>
+          <w:tcPr>
+            <w:tcW w:w="7020" w:type="dxa"/>
+            <w:gridSpan w:val="3"/>
+          </w:tcPr>
+          <w:p>
+            <w:pPr/>
+            <w:r>
+              <w:t xml:space="preserve">Developer</w:t>
+            </w:r>
+          </w:p>
+        </w:tc>
+      </w:tr>
+    </w:tbl>
+    <w:p/>
+    <w:tbl>
+      <w:tblPr>
+        <w:tblStyle w:val="TableGrid"/>
+        <w:tblW w:w="9360" w:type="dxa"/>
+        <w:jc w:val="left"/>
+        <w:tblBorders>
+          <w:top w:val="single" w:color="000000" w:sz="6" w:space="0"/>
+          <w:left w:val="single" w:color="000000" w:sz="6" w:space="0"/>
+          <w:bottom w:val="single" w:color="000000" w:sz="6" w:space="0"/>
+          <w:right w:val="single" w:color="000000" w:sz="6" w:space="0"/>
+          <w:insideH w:val="single" w:color="000000" w:sz="6" w:space="0"/>
+          <w:insideV w:val="single" w:color="000000" w:sz="6" w:space="0"/>
+        </w:tblBorders>
+        <w:tblLayout w:type="fixed"/>
+        <w:tblCellMar>
+          <w:top w:w="100" w:type="dxa"/>
+          <w:left w:w="100" w:type="dxa"/>
+          <w:bottom w:w="100" w:type="dxa"/>
+          <w:right w:w="100" w:type="dxa"/>
+        </w:tblCellMar>
+      </w:tblPr>
+      <w:tblGrid>
+        <w:gridCol w:w="2340"/>
+        <w:gridCol w:w="2340"/>
+        <w:gridCol w:w="2340"/>
+        <w:gridCol w:w="2340"/>
+      </w:tblGrid>
+      <w:tr>
+        <w:tc>
+          <w:tcPr>
+            <w:tcW w:w="2340" w:type="dxa"/>
+          </w:tcPr>
+          <w:p>
+            <w:pPr/>
+            <w:r>
+              <w:rPr>
+                <w:b/>
+              </w:rPr>
+              <w:t xml:space="preserve">Requirement ID</w:t>
+            </w:r>
+          </w:p>
+        </w:tc>
+        <w:tc>
+          <w:tcPr>
+            <w:tcW w:w="2340" w:type="dxa"/>
+          </w:tcPr>
+          <w:p>
+            <w:pPr/>
+            <w:r>
+              <w:t xml:space="preserve">REQ_IO_A8.11.2</w:t>
+            </w:r>
+          </w:p>
+        </w:tc>
+        <w:tc>
+          <w:tcPr>
+            <w:tcW w:w="2340" w:type="dxa"/>
+          </w:tcPr>
+          <w:p>
+            <w:pPr/>
+            <w:r>
+              <w:rPr>
+                <w:b/>
+              </w:rPr>
+              <w:t xml:space="preserve">Version</w:t>
+            </w:r>
+          </w:p>
+        </w:tc>
+        <w:tc>
+          <w:tcPr>
+            <w:tcW w:w="2340" w:type="dxa"/>
+          </w:tcPr>
+          <w:p>
+            <w:pPr/>
+            <w:r>
+              <w:t xml:space="preserve">1.0</w:t>
+            </w:r>
+          </w:p>
+        </w:tc>
+      </w:tr>
+      <w:tr>
+        <w:tc>
+          <w:tcPr>
+            <w:tcW w:w="2340" w:type="dxa"/>
+          </w:tcPr>
+          <w:p>
+            <w:pPr/>
+            <w:r>
+              <w:rPr>
+                <w:b/>
+              </w:rPr>
+              <w:t xml:space="preserve">Item</w:t>
+            </w:r>
+          </w:p>
+        </w:tc>
+        <w:tc>
+          <w:tcPr>
+            <w:tcW w:w="7020" w:type="dxa"/>
+            <w:gridSpan w:val="3"/>
+          </w:tcPr>
+          <w:p>
+            <w:pPr/>
+            <w:r>
+              <w:t xml:space="preserve">Item List (Table)</w:t>
+            </w:r>
+          </w:p>
+        </w:tc>
+      </w:tr>
+      <w:tr>
+        <w:tc>
+          <w:tcPr>
+            <w:tcW w:w="2340" w:type="dxa"/>
+          </w:tcPr>
+          <w:p>
+            <w:pPr/>
+            <w:r>
+              <w:rPr>
+                <w:b/>
+              </w:rPr>
+              <w:t xml:space="preserve">Description</w:t>
+            </w:r>
+          </w:p>
+        </w:tc>
+        <w:tc>
+          <w:tcPr>
+            <w:tcW w:w="7020" w:type="dxa"/>
+            <w:gridSpan w:val="3"/>
+          </w:tcPr>
+          <w:p>
+            <w:pPr/>
+            <w:r>
+              <w:t xml:space="preserve">代碼、名稱、規格、單位、品牌、分類、狀態；代碼與名稱可排序，伺服器分頁。</w:t>
+            </w:r>
+          </w:p>
+        </w:tc>
+      </w:tr>
+      <w:tr>
+        <w:tc>
+          <w:tcPr>
+            <w:tcW w:w="2340" w:type="dxa"/>
+          </w:tcPr>
+          <w:p>
+            <w:pPr/>
+            <w:r>
+              <w:rPr>
+                <w:b/>
+              </w:rPr>
+              <w:t xml:space="preserve">Purpose</w:t>
+            </w:r>
+          </w:p>
+        </w:tc>
+        <w:tc>
+          <w:tcPr>
+            <w:tcW w:w="7020" w:type="dxa"/>
+            <w:gridSpan w:val="3"/>
+          </w:tcPr>
+          <w:p>
+            <w:pPr/>
+            <w:r>
+              <w:t xml:space="preserve">查看物料。</w:t>
+            </w:r>
+          </w:p>
+        </w:tc>
+      </w:tr>
+      <w:tr>
+        <w:tc>
+          <w:tcPr>
+            <w:tcW w:w="2340" w:type="dxa"/>
+          </w:tcPr>
+          <w:p>
+            <w:pPr/>
+            <w:r>
+              <w:rPr>
+                <w:b/>
+              </w:rPr>
+              <w:t xml:space="preserve">Format</w:t>
+            </w:r>
+          </w:p>
+        </w:tc>
+        <w:tc>
+          <w:tcPr>
+            <w:tcW w:w="2340" w:type="dxa"/>
+          </w:tcPr>
+          <w:p>
+            <w:pPr/>
+            <w:r>
+              <w:t xml:space="preserve">Table</w:t>
+            </w:r>
+          </w:p>
+        </w:tc>
+        <w:tc>
+          <w:tcPr>
+            <w:tcW w:w="2340" w:type="dxa"/>
+          </w:tcPr>
+          <w:p>
+            <w:pPr/>
+            <w:r>
+              <w:rPr>
+                <w:b/>
+              </w:rPr>
+              <w:t xml:space="preserve">Valid Range</w:t>
+            </w:r>
+          </w:p>
+        </w:tc>
+        <w:tc>
+          <w:tcPr>
+            <w:tcW w:w="2340" w:type="dxa"/>
+          </w:tcPr>
+          <w:p>
+            <w:pPr/>
+            <w:r>
+              <w:t xml:space="preserve">每頁 10／20／50／100／200</w:t>
+            </w:r>
+          </w:p>
+        </w:tc>
+      </w:tr>
+      <w:tr>
+        <w:tc>
+          <w:tcPr>
+            <w:tcW w:w="2340" w:type="dxa"/>
+          </w:tcPr>
+          <w:p>
+            <w:pPr/>
+            <w:r>
+              <w:rPr>
+                <w:b/>
+              </w:rPr>
+              <w:t xml:space="preserve">Related I/O</w:t>
+            </w:r>
+          </w:p>
+        </w:tc>
+        <w:tc>
+          <w:tcPr>
+            <w:tcW w:w="7020" w:type="dxa"/>
+            <w:gridSpan w:val="3"/>
+          </w:tcPr>
+          <w:p>
+            <w:pPr/>
+            <w:r>
+              <w:t xml:space="preserve">REQ_IO_A8.12.1, REQ_IO_A8.13.1</w:t>
+            </w:r>
+          </w:p>
+        </w:tc>
+      </w:tr>
+      <w:tr>
+        <w:tc>
+          <w:tcPr>
+            <w:tcW w:w="2340" w:type="dxa"/>
+          </w:tcPr>
+          <w:p>
+            <w:pPr/>
+            <w:r>
+              <w:rPr>
+                <w:b/>
+              </w:rPr>
+              <w:t xml:space="preserve">Author</w:t>
+            </w:r>
+          </w:p>
+        </w:tc>
+        <w:tc>
+          <w:tcPr>
+            <w:tcW w:w="7020" w:type="dxa"/>
+            <w:gridSpan w:val="3"/>
+          </w:tcPr>
+          <w:p>
+            <w:pPr/>
+            <w:r>
+              <w:t xml:space="preserve">Developer</w:t>
+            </w:r>
+          </w:p>
+        </w:tc>
+      </w:tr>
+    </w:tbl>
+    <w:p/>
+    <w:p>
+      <w:pPr>
+        <w:pStyle w:val="Heading5"/>
+      </w:pPr>
+      <w:r>
+        <w:t xml:space="preserve">4.4.1.8.12 Item Create Interface</w:t>
+      </w:r>
+    </w:p>
+    <w:tbl>
+      <w:tblPr>
+        <w:tblStyle w:val="TableGrid"/>
+        <w:tblW w:w="9360" w:type="dxa"/>
+        <w:jc w:val="left"/>
+        <w:tblBorders>
+          <w:top w:val="single" w:color="000000" w:sz="6" w:space="0"/>
+          <w:left w:val="single" w:color="000000" w:sz="6" w:space="0"/>
+          <w:bottom w:val="single" w:color="000000" w:sz="6" w:space="0"/>
+          <w:right w:val="single" w:color="000000" w:sz="6" w:space="0"/>
+          <w:insideH w:val="single" w:color="000000" w:sz="6" w:space="0"/>
+          <w:insideV w:val="single" w:color="000000" w:sz="6" w:space="0"/>
+        </w:tblBorders>
+        <w:tblLayout w:type="fixed"/>
+        <w:tblCellMar>
+          <w:top w:w="100" w:type="dxa"/>
+          <w:left w:w="100" w:type="dxa"/>
+          <w:bottom w:w="100" w:type="dxa"/>
+          <w:right w:w="100" w:type="dxa"/>
+        </w:tblCellMar>
+      </w:tblPr>
+      <w:tblGrid>
+        <w:gridCol w:w="2340"/>
+        <w:gridCol w:w="2340"/>
+        <w:gridCol w:w="2340"/>
+        <w:gridCol w:w="2340"/>
+      </w:tblGrid>
+      <w:tr>
+        <w:tc>
+          <w:tcPr>
+            <w:tcW w:w="2340" w:type="dxa"/>
+          </w:tcPr>
+          <w:p>
+            <w:pPr/>
+            <w:r>
+              <w:rPr>
+                <w:b/>
+              </w:rPr>
+              <w:t xml:space="preserve">Requirement ID</w:t>
+            </w:r>
+          </w:p>
+        </w:tc>
+        <w:tc>
+          <w:tcPr>
+            <w:tcW w:w="2340" w:type="dxa"/>
+          </w:tcPr>
+          <w:p>
+            <w:pPr/>
+            <w:r>
+              <w:t xml:space="preserve">REQ_IO_A8.12.1</w:t>
+            </w:r>
+          </w:p>
+        </w:tc>
+        <w:tc>
+          <w:tcPr>
+            <w:tcW w:w="2340" w:type="dxa"/>
+          </w:tcPr>
+          <w:p>
+            <w:pPr/>
+            <w:r>
+              <w:rPr>
+                <w:b/>
+              </w:rPr>
+              <w:t xml:space="preserve">Version</w:t>
+            </w:r>
+          </w:p>
+        </w:tc>
+        <w:tc>
+          <w:tcPr>
+            <w:tcW w:w="2340" w:type="dxa"/>
+          </w:tcPr>
+          <w:p>
+            <w:pPr/>
+            <w:r>
+              <w:t xml:space="preserve">1.0</w:t>
+            </w:r>
+          </w:p>
+        </w:tc>
+      </w:tr>
+      <w:tr>
+        <w:tc>
+          <w:tcPr>
+            <w:tcW w:w="2340" w:type="dxa"/>
+          </w:tcPr>
+          <w:p>
+            <w:pPr/>
+            <w:r>
+              <w:rPr>
+                <w:b/>
+              </w:rPr>
+              <w:t xml:space="preserve">Item</w:t>
+            </w:r>
+          </w:p>
+        </w:tc>
+        <w:tc>
+          <w:tcPr>
+            <w:tcW w:w="7020" w:type="dxa"/>
+            <w:gridSpan w:val="3"/>
+          </w:tcPr>
+          <w:p>
+            <w:pPr/>
+            <w:r>
+              <w:t xml:space="preserve">Code (Input)</w:t>
+            </w:r>
+          </w:p>
+        </w:tc>
+      </w:tr>
+      <w:tr>
+        <w:tc>
+          <w:tcPr>
+            <w:tcW w:w="2340" w:type="dxa"/>
+          </w:tcPr>
+          <w:p>
+            <w:pPr/>
+            <w:r>
+              <w:rPr>
+                <w:b/>
+              </w:rPr>
+              <w:t xml:space="preserve">Description</w:t>
+            </w:r>
+          </w:p>
+        </w:tc>
+        <w:tc>
+          <w:tcPr>
+            <w:tcW w:w="7020" w:type="dxa"/>
+            <w:gridSpan w:val="3"/>
+          </w:tcPr>
+          <w:p>
+            <w:pPr/>
+            <w:r>
+              <w:t xml:space="preserve">建立時轉大寫，公司內永久唯一。</w:t>
+            </w:r>
+          </w:p>
+        </w:tc>
+      </w:tr>
+      <w:tr>
+        <w:tc>
+          <w:tcPr>
+            <w:tcW w:w="2340" w:type="dxa"/>
+          </w:tcPr>
+          <w:p>
+            <w:pPr/>
+            <w:r>
+              <w:rPr>
+                <w:b/>
+              </w:rPr>
+              <w:t xml:space="preserve">Purpose</w:t>
+            </w:r>
+          </w:p>
+        </w:tc>
+        <w:tc>
+          <w:tcPr>
+            <w:tcW w:w="7020" w:type="dxa"/>
+            <w:gridSpan w:val="3"/>
+          </w:tcPr>
+          <w:p>
+            <w:pPr/>
+            <w:r>
+              <w:t xml:space="preserve">識別物料。</w:t>
+            </w:r>
+          </w:p>
+        </w:tc>
+      </w:tr>
+      <w:tr>
+        <w:tc>
+          <w:tcPr>
+            <w:tcW w:w="2340" w:type="dxa"/>
+          </w:tcPr>
+          <w:p>
+            <w:pPr/>
+            <w:r>
+              <w:rPr>
+                <w:b/>
+              </w:rPr>
+              <w:t xml:space="preserve">Format</w:t>
+            </w:r>
+          </w:p>
+        </w:tc>
+        <w:tc>
+          <w:tcPr>
+            <w:tcW w:w="2340" w:type="dxa"/>
+          </w:tcPr>
+          <w:p>
+            <w:pPr/>
+            <w:r>
+              <w:t xml:space="preserve">Text</w:t>
+            </w:r>
+          </w:p>
+        </w:tc>
+        <w:tc>
+          <w:tcPr>
+            <w:tcW w:w="2340" w:type="dxa"/>
+          </w:tcPr>
+          <w:p>
+            <w:pPr/>
+            <w:r>
+              <w:rPr>
+                <w:b/>
+              </w:rPr>
+              <w:t xml:space="preserve">Valid Range</w:t>
+            </w:r>
+          </w:p>
+        </w:tc>
+        <w:tc>
+          <w:tcPr>
+            <w:tcW w:w="2340" w:type="dxa"/>
+          </w:tcPr>
+          <w:p>
+            <w:pPr/>
+            <w:r>
+              <w:t xml:space="preserve">1–30 位英數、-、_</w:t>
+            </w:r>
+          </w:p>
+        </w:tc>
+      </w:tr>
+      <w:tr>
+        <w:tc>
+          <w:tcPr>
+            <w:tcW w:w="2340" w:type="dxa"/>
+          </w:tcPr>
+          <w:p>
+            <w:pPr/>
+            <w:r>
+              <w:rPr>
+                <w:b/>
+              </w:rPr>
+              <w:t xml:space="preserve">Related I/O</w:t>
+            </w:r>
+          </w:p>
+        </w:tc>
+        <w:tc>
+          <w:tcPr>
+            <w:tcW w:w="7020" w:type="dxa"/>
+            <w:gridSpan w:val="3"/>
+          </w:tcPr>
+          <w:p>
+            <w:pPr/>
+            <w:r>
+              <w:t xml:space="preserve">REQ_IO_A8.11.2</w:t>
+            </w:r>
+          </w:p>
+        </w:tc>
+      </w:tr>
+      <w:tr>
+        <w:tc>
+          <w:tcPr>
+            <w:tcW w:w="2340" w:type="dxa"/>
+          </w:tcPr>
+          <w:p>
+            <w:pPr/>
+            <w:r>
+              <w:rPr>
+                <w:b/>
+              </w:rPr>
+              <w:t xml:space="preserve">Author</w:t>
+            </w:r>
+          </w:p>
+        </w:tc>
+        <w:tc>
+          <w:tcPr>
+            <w:tcW w:w="7020" w:type="dxa"/>
+            <w:gridSpan w:val="3"/>
+          </w:tcPr>
+          <w:p>
+            <w:pPr/>
+            <w:r>
+              <w:t xml:space="preserve">Developer</w:t>
+            </w:r>
+          </w:p>
+        </w:tc>
+      </w:tr>
+    </w:tbl>
+    <w:p/>
+    <w:tbl>
+      <w:tblPr>
+        <w:tblStyle w:val="TableGrid"/>
+        <w:tblW w:w="9360" w:type="dxa"/>
+        <w:jc w:val="left"/>
+        <w:tblBorders>
+          <w:top w:val="single" w:color="000000" w:sz="6" w:space="0"/>
+          <w:left w:val="single" w:color="000000" w:sz="6" w:space="0"/>
+          <w:bottom w:val="single" w:color="000000" w:sz="6" w:space="0"/>
+          <w:right w:val="single" w:color="000000" w:sz="6" w:space="0"/>
+          <w:insideH w:val="single" w:color="000000" w:sz="6" w:space="0"/>
+          <w:insideV w:val="single" w:color="000000" w:sz="6" w:space="0"/>
+        </w:tblBorders>
+        <w:tblLayout w:type="fixed"/>
+        <w:tblCellMar>
+          <w:top w:w="100" w:type="dxa"/>
+          <w:left w:w="100" w:type="dxa"/>
+          <w:bottom w:w="100" w:type="dxa"/>
+          <w:right w:w="100" w:type="dxa"/>
+        </w:tblCellMar>
+      </w:tblPr>
+      <w:tblGrid>
+        <w:gridCol w:w="2340"/>
+        <w:gridCol w:w="2340"/>
+        <w:gridCol w:w="2340"/>
+        <w:gridCol w:w="2340"/>
+      </w:tblGrid>
+      <w:tr>
+        <w:tc>
+          <w:tcPr>
+            <w:tcW w:w="2340" w:type="dxa"/>
+          </w:tcPr>
+          <w:p>
+            <w:pPr/>
+            <w:r>
+              <w:rPr>
+                <w:b/>
+              </w:rPr>
+              <w:t xml:space="preserve">Requirement ID</w:t>
+            </w:r>
+          </w:p>
+        </w:tc>
+        <w:tc>
+          <w:tcPr>
+            <w:tcW w:w="2340" w:type="dxa"/>
+          </w:tcPr>
+          <w:p>
+            <w:pPr/>
+            <w:r>
+              <w:t xml:space="preserve">REQ_IO_A8.12.2</w:t>
+            </w:r>
+          </w:p>
+        </w:tc>
+        <w:tc>
+          <w:tcPr>
+            <w:tcW w:w="2340" w:type="dxa"/>
+          </w:tcPr>
+          <w:p>
+            <w:pPr/>
+            <w:r>
+              <w:rPr>
+                <w:b/>
+              </w:rPr>
+              <w:t xml:space="preserve">Version</w:t>
+            </w:r>
+          </w:p>
+        </w:tc>
+        <w:tc>
+          <w:tcPr>
+            <w:tcW w:w="2340" w:type="dxa"/>
+          </w:tcPr>
+          <w:p>
+            <w:pPr/>
+            <w:r>
+              <w:t xml:space="preserve">1.0</w:t>
+            </w:r>
+          </w:p>
+        </w:tc>
+      </w:tr>
+      <w:tr>
+        <w:tc>
+          <w:tcPr>
+            <w:tcW w:w="2340" w:type="dxa"/>
+          </w:tcPr>
+          <w:p>
+            <w:pPr/>
+            <w:r>
+              <w:rPr>
+                <w:b/>
+              </w:rPr>
+              <w:t xml:space="preserve">Item</w:t>
+            </w:r>
+          </w:p>
+        </w:tc>
+        <w:tc>
+          <w:tcPr>
+            <w:tcW w:w="7020" w:type="dxa"/>
+            <w:gridSpan w:val="3"/>
+          </w:tcPr>
+          <w:p>
+            <w:pPr/>
+            <w:r>
+              <w:t xml:space="preserve">Name (Input)</w:t>
+            </w:r>
+          </w:p>
+        </w:tc>
+      </w:tr>
+      <w:tr>
+        <w:tc>
+          <w:tcPr>
+            <w:tcW w:w="2340" w:type="dxa"/>
+          </w:tcPr>
+          <w:p>
+            <w:pPr/>
+            <w:r>
+              <w:rPr>
+                <w:b/>
+              </w:rPr>
+              <w:t xml:space="preserve">Description</w:t>
+            </w:r>
+          </w:p>
+        </w:tc>
+        <w:tc>
+          <w:tcPr>
+            <w:tcW w:w="7020" w:type="dxa"/>
+            <w:gridSpan w:val="3"/>
+          </w:tcPr>
+          <w:p>
+            <w:pPr/>
+            <w:r>
+              <w:t xml:space="preserve">物料名稱。</w:t>
+            </w:r>
+          </w:p>
+        </w:tc>
+      </w:tr>
+      <w:tr>
+        <w:tc>
+          <w:tcPr>
+            <w:tcW w:w="2340" w:type="dxa"/>
+          </w:tcPr>
+          <w:p>
+            <w:pPr/>
+            <w:r>
+              <w:rPr>
+                <w:b/>
+              </w:rPr>
+              <w:t xml:space="preserve">Purpose</w:t>
+            </w:r>
+          </w:p>
+        </w:tc>
+        <w:tc>
+          <w:tcPr>
+            <w:tcW w:w="7020" w:type="dxa"/>
+            <w:gridSpan w:val="3"/>
+          </w:tcPr>
+          <w:p>
+            <w:pPr/>
+            <w:r>
+              <w:t xml:space="preserve">顯示物料。</w:t>
+            </w:r>
+          </w:p>
+        </w:tc>
+      </w:tr>
+      <w:tr>
+        <w:tc>
+          <w:tcPr>
+            <w:tcW w:w="2340" w:type="dxa"/>
+          </w:tcPr>
+          <w:p>
+            <w:pPr/>
+            <w:r>
+              <w:rPr>
+                <w:b/>
+              </w:rPr>
+              <w:t xml:space="preserve">Format</w:t>
+            </w:r>
+          </w:p>
+        </w:tc>
+        <w:tc>
+          <w:tcPr>
+            <w:tcW w:w="2340" w:type="dxa"/>
+          </w:tcPr>
+          <w:p>
+            <w:pPr/>
+            <w:r>
+              <w:t xml:space="preserve">Text</w:t>
+            </w:r>
+          </w:p>
+        </w:tc>
+        <w:tc>
+          <w:tcPr>
+            <w:tcW w:w="2340" w:type="dxa"/>
+          </w:tcPr>
+          <w:p>
+            <w:pPr/>
+            <w:r>
+              <w:rPr>
+                <w:b/>
+              </w:rPr>
+              <w:t xml:space="preserve">Valid Range</w:t>
+            </w:r>
+          </w:p>
+        </w:tc>
+        <w:tc>
+          <w:tcPr>
+            <w:tcW w:w="2340" w:type="dxa"/>
+          </w:tcPr>
+          <w:p>
+            <w:pPr/>
+            <w:r>
+              <w:t xml:space="preserve">非空白，最多 200 字</w:t>
+            </w:r>
+          </w:p>
+        </w:tc>
+      </w:tr>
+      <w:tr>
+        <w:tc>
+          <w:tcPr>
+            <w:tcW w:w="2340" w:type="dxa"/>
+          </w:tcPr>
+          <w:p>
+            <w:pPr/>
+            <w:r>
+              <w:rPr>
+                <w:b/>
+              </w:rPr>
+              <w:t xml:space="preserve">Related I/O</w:t>
+            </w:r>
+          </w:p>
+        </w:tc>
+        <w:tc>
+          <w:tcPr>
+            <w:tcW w:w="7020" w:type="dxa"/>
+            <w:gridSpan w:val="3"/>
+          </w:tcPr>
+          <w:p>
+            <w:pPr/>
+            <w:r>
+              <w:t xml:space="preserve">REQ_IO_A8.11.2</w:t>
+            </w:r>
+          </w:p>
+        </w:tc>
+      </w:tr>
+      <w:tr>
+        <w:tc>
+          <w:tcPr>
+            <w:tcW w:w="2340" w:type="dxa"/>
+          </w:tcPr>
+          <w:p>
+            <w:pPr/>
+            <w:r>
+              <w:rPr>
+                <w:b/>
+              </w:rPr>
+              <w:t xml:space="preserve">Author</w:t>
+            </w:r>
+          </w:p>
+        </w:tc>
+        <w:tc>
+          <w:tcPr>
+            <w:tcW w:w="7020" w:type="dxa"/>
+            <w:gridSpan w:val="3"/>
+          </w:tcPr>
+          <w:p>
+            <w:pPr/>
+            <w:r>
+              <w:t xml:space="preserve">Developer</w:t>
+            </w:r>
+          </w:p>
+        </w:tc>
+      </w:tr>
+    </w:tbl>
+    <w:p/>
+    <w:tbl>
+      <w:tblPr>
+        <w:tblStyle w:val="TableGrid"/>
+        <w:tblW w:w="9360" w:type="dxa"/>
+        <w:jc w:val="left"/>
+        <w:tblBorders>
+          <w:top w:val="single" w:color="000000" w:sz="6" w:space="0"/>
+          <w:left w:val="single" w:color="000000" w:sz="6" w:space="0"/>
+          <w:bottom w:val="single" w:color="000000" w:sz="6" w:space="0"/>
+          <w:right w:val="single" w:color="000000" w:sz="6" w:space="0"/>
+          <w:insideH w:val="single" w:color="000000" w:sz="6" w:space="0"/>
+          <w:insideV w:val="single" w:color="000000" w:sz="6" w:space="0"/>
+        </w:tblBorders>
+        <w:tblLayout w:type="fixed"/>
+        <w:tblCellMar>
+          <w:top w:w="100" w:type="dxa"/>
+          <w:left w:w="100" w:type="dxa"/>
+          <w:bottom w:w="100" w:type="dxa"/>
+          <w:right w:w="100" w:type="dxa"/>
+        </w:tblCellMar>
+      </w:tblPr>
+      <w:tblGrid>
+        <w:gridCol w:w="2340"/>
+        <w:gridCol w:w="2340"/>
+        <w:gridCol w:w="2340"/>
+        <w:gridCol w:w="2340"/>
+      </w:tblGrid>
+      <w:tr>
+        <w:tc>
+          <w:tcPr>
+            <w:tcW w:w="2340" w:type="dxa"/>
+          </w:tcPr>
+          <w:p>
+            <w:pPr/>
+            <w:r>
+              <w:rPr>
+                <w:b/>
+              </w:rPr>
+              <w:t xml:space="preserve">Requirement ID</w:t>
+            </w:r>
+          </w:p>
+        </w:tc>
+        <w:tc>
+          <w:tcPr>
+            <w:tcW w:w="2340" w:type="dxa"/>
+          </w:tcPr>
+          <w:p>
+            <w:pPr/>
+            <w:r>
+              <w:t xml:space="preserve">REQ_IO_A8.12.3</w:t>
+            </w:r>
+          </w:p>
+        </w:tc>
+        <w:tc>
+          <w:tcPr>
+            <w:tcW w:w="2340" w:type="dxa"/>
+          </w:tcPr>
+          <w:p>
+            <w:pPr/>
+            <w:r>
+              <w:rPr>
+                <w:b/>
+              </w:rPr>
+              <w:t xml:space="preserve">Version</w:t>
+            </w:r>
+          </w:p>
+        </w:tc>
+        <w:tc>
+          <w:tcPr>
+            <w:tcW w:w="2340" w:type="dxa"/>
+          </w:tcPr>
+          <w:p>
+            <w:pPr/>
+            <w:r>
+              <w:t xml:space="preserve">1.0</w:t>
+            </w:r>
+          </w:p>
+        </w:tc>
+      </w:tr>
+      <w:tr>
+        <w:tc>
+          <w:tcPr>
+            <w:tcW w:w="2340" w:type="dxa"/>
+          </w:tcPr>
+          <w:p>
+            <w:pPr/>
+            <w:r>
+              <w:rPr>
+                <w:b/>
+              </w:rPr>
+              <w:t xml:space="preserve">Item</w:t>
+            </w:r>
+          </w:p>
+        </w:tc>
+        <w:tc>
+          <w:tcPr>
+            <w:tcW w:w="7020" w:type="dxa"/>
+            <w:gridSpan w:val="3"/>
+          </w:tcPr>
+          <w:p>
+            <w:pPr/>
+            <w:r>
+              <w:t xml:space="preserve">Specification (Input)</w:t>
+            </w:r>
+          </w:p>
+        </w:tc>
+      </w:tr>
+      <w:tr>
+        <w:tc>
+          <w:tcPr>
+            <w:tcW w:w="2340" w:type="dxa"/>
+          </w:tcPr>
+          <w:p>
+            <w:pPr/>
+            <w:r>
+              <w:rPr>
+                <w:b/>
+              </w:rPr>
+              <w:t xml:space="preserve">Description</w:t>
+            </w:r>
+          </w:p>
+        </w:tc>
+        <w:tc>
+          <w:tcPr>
+            <w:tcW w:w="7020" w:type="dxa"/>
+            <w:gridSpan w:val="3"/>
+          </w:tcPr>
+          <w:p>
+            <w:pPr/>
+            <w:r>
+              <w:t xml:space="preserve">可空規格，去除前後空白。</w:t>
+            </w:r>
+          </w:p>
+        </w:tc>
+      </w:tr>
+      <w:tr>
+        <w:tc>
+          <w:tcPr>
+            <w:tcW w:w="2340" w:type="dxa"/>
+          </w:tcPr>
+          <w:p>
+            <w:pPr/>
+            <w:r>
+              <w:rPr>
+                <w:b/>
+              </w:rPr>
+              <w:t xml:space="preserve">Purpose</w:t>
+            </w:r>
+          </w:p>
+        </w:tc>
+        <w:tc>
+          <w:tcPr>
+            <w:tcW w:w="7020" w:type="dxa"/>
+            <w:gridSpan w:val="3"/>
+          </w:tcPr>
+          <w:p>
+            <w:pPr/>
+            <w:r>
+              <w:t xml:space="preserve">區分型號。</w:t>
+            </w:r>
+          </w:p>
+        </w:tc>
+      </w:tr>
+      <w:tr>
+        <w:tc>
+          <w:tcPr>
+            <w:tcW w:w="2340" w:type="dxa"/>
+          </w:tcPr>
+          <w:p>
+            <w:pPr/>
+            <w:r>
+              <w:rPr>
+                <w:b/>
+              </w:rPr>
+              <w:t xml:space="preserve">Format</w:t>
+            </w:r>
+          </w:p>
+        </w:tc>
+        <w:tc>
+          <w:tcPr>
+            <w:tcW w:w="2340" w:type="dxa"/>
+          </w:tcPr>
+          <w:p>
+            <w:pPr/>
+            <w:r>
+              <w:t xml:space="preserve">Text</w:t>
+            </w:r>
+          </w:p>
+        </w:tc>
+        <w:tc>
+          <w:tcPr>
+            <w:tcW w:w="2340" w:type="dxa"/>
+          </w:tcPr>
+          <w:p>
+            <w:pPr/>
+            <w:r>
+              <w:rPr>
+                <w:b/>
+              </w:rPr>
+              <w:t xml:space="preserve">Valid Range</w:t>
+            </w:r>
+          </w:p>
+        </w:tc>
+        <w:tc>
+          <w:tcPr>
+            <w:tcW w:w="2340" w:type="dxa"/>
+          </w:tcPr>
+          <w:p>
+            <w:pPr/>
+            <w:r>
+              <w:t xml:space="preserve">最多 500 字</w:t>
+            </w:r>
+          </w:p>
+        </w:tc>
+      </w:tr>
+      <w:tr>
+        <w:tc>
+          <w:tcPr>
+            <w:tcW w:w="2340" w:type="dxa"/>
+          </w:tcPr>
+          <w:p>
+            <w:pPr/>
+            <w:r>
+              <w:rPr>
+                <w:b/>
+              </w:rPr>
+              <w:t xml:space="preserve">Related I/O</w:t>
+            </w:r>
+          </w:p>
+        </w:tc>
+        <w:tc>
+          <w:tcPr>
+            <w:tcW w:w="7020" w:type="dxa"/>
+            <w:gridSpan w:val="3"/>
+          </w:tcPr>
+          <w:p>
+            <w:pPr/>
+            <w:r>
+              <w:t xml:space="preserve">REQ_IO_A8.11.2</w:t>
+            </w:r>
+          </w:p>
+        </w:tc>
+      </w:tr>
+      <w:tr>
+        <w:tc>
+          <w:tcPr>
+            <w:tcW w:w="2340" w:type="dxa"/>
+          </w:tcPr>
+          <w:p>
+            <w:pPr/>
+            <w:r>
+              <w:rPr>
+                <w:b/>
+              </w:rPr>
+              <w:t xml:space="preserve">Author</w:t>
+            </w:r>
+          </w:p>
+        </w:tc>
+        <w:tc>
+          <w:tcPr>
+            <w:tcW w:w="7020" w:type="dxa"/>
+            <w:gridSpan w:val="3"/>
+          </w:tcPr>
+          <w:p>
+            <w:pPr/>
+            <w:r>
+              <w:t xml:space="preserve">Developer</w:t>
+            </w:r>
+          </w:p>
+        </w:tc>
+      </w:tr>
+    </w:tbl>
+    <w:p/>
+    <w:tbl>
+      <w:tblPr>
+        <w:tblStyle w:val="TableGrid"/>
+        <w:tblW w:w="9360" w:type="dxa"/>
+        <w:jc w:val="left"/>
+        <w:tblBorders>
+          <w:top w:val="single" w:color="000000" w:sz="6" w:space="0"/>
+          <w:left w:val="single" w:color="000000" w:sz="6" w:space="0"/>
+          <w:bottom w:val="single" w:color="000000" w:sz="6" w:space="0"/>
+          <w:right w:val="single" w:color="000000" w:sz="6" w:space="0"/>
+          <w:insideH w:val="single" w:color="000000" w:sz="6" w:space="0"/>
+          <w:insideV w:val="single" w:color="000000" w:sz="6" w:space="0"/>
+        </w:tblBorders>
+        <w:tblLayout w:type="fixed"/>
+        <w:tblCellMar>
+          <w:top w:w="100" w:type="dxa"/>
+          <w:left w:w="100" w:type="dxa"/>
+          <w:bottom w:w="100" w:type="dxa"/>
+          <w:right w:w="100" w:type="dxa"/>
+        </w:tblCellMar>
+      </w:tblPr>
+      <w:tblGrid>
+        <w:gridCol w:w="2340"/>
+        <w:gridCol w:w="2340"/>
+        <w:gridCol w:w="2340"/>
+        <w:gridCol w:w="2340"/>
+      </w:tblGrid>
+      <w:tr>
+        <w:tc>
+          <w:tcPr>
+            <w:tcW w:w="2340" w:type="dxa"/>
+          </w:tcPr>
+          <w:p>
+            <w:pPr/>
+            <w:r>
+              <w:rPr>
+                <w:b/>
+              </w:rPr>
+              <w:t xml:space="preserve">Requirement ID</w:t>
+            </w:r>
+          </w:p>
+        </w:tc>
+        <w:tc>
+          <w:tcPr>
+            <w:tcW w:w="2340" w:type="dxa"/>
+          </w:tcPr>
+          <w:p>
+            <w:pPr/>
+            <w:r>
+              <w:t xml:space="preserve">REQ_IO_A8.12.4</w:t>
+            </w:r>
+          </w:p>
+        </w:tc>
+        <w:tc>
+          <w:tcPr>
+            <w:tcW w:w="2340" w:type="dxa"/>
+          </w:tcPr>
+          <w:p>
+            <w:pPr/>
+            <w:r>
+              <w:rPr>
+                <w:b/>
+              </w:rPr>
+              <w:t xml:space="preserve">Version</w:t>
+            </w:r>
+          </w:p>
+        </w:tc>
+        <w:tc>
+          <w:tcPr>
+            <w:tcW w:w="2340" w:type="dxa"/>
+          </w:tcPr>
+          <w:p>
+            <w:pPr/>
+            <w:r>
+              <w:t xml:space="preserve">1.0</w:t>
+            </w:r>
+          </w:p>
+        </w:tc>
+      </w:tr>
+      <w:tr>
+        <w:tc>
+          <w:tcPr>
+            <w:tcW w:w="2340" w:type="dxa"/>
+          </w:tcPr>
+          <w:p>
+            <w:pPr/>
+            <w:r>
+              <w:rPr>
+                <w:b/>
+              </w:rPr>
+              <w:t xml:space="preserve">Item</w:t>
+            </w:r>
+          </w:p>
+        </w:tc>
+        <w:tc>
+          <w:tcPr>
+            <w:tcW w:w="7020" w:type="dxa"/>
+            <w:gridSpan w:val="3"/>
+          </w:tcPr>
+          <w:p>
+            <w:pPr/>
+            <w:r>
+              <w:t xml:space="preserve">Base Unit (Dropdown)</w:t>
+            </w:r>
+          </w:p>
+        </w:tc>
+      </w:tr>
+      <w:tr>
+        <w:tc>
+          <w:tcPr>
+            <w:tcW w:w="2340" w:type="dxa"/>
+          </w:tcPr>
+          <w:p>
+            <w:pPr/>
+            <w:r>
+              <w:rPr>
+                <w:b/>
+              </w:rPr>
+              <w:t xml:space="preserve">Description</w:t>
+            </w:r>
+          </w:p>
+        </w:tc>
+        <w:tc>
+          <w:tcPr>
+            <w:tcW w:w="7020" w:type="dxa"/>
+            <w:gridSpan w:val="3"/>
+          </w:tcPr>
+          <w:p>
+            <w:pPr/>
+            <w:r>
+              <w:t xml:space="preserve">必選本公司啟用單位。</w:t>
+            </w:r>
+          </w:p>
+        </w:tc>
+      </w:tr>
+      <w:tr>
+        <w:tc>
+          <w:tcPr>
+            <w:tcW w:w="2340" w:type="dxa"/>
+          </w:tcPr>
+          <w:p>
+            <w:pPr/>
+            <w:r>
+              <w:rPr>
+                <w:b/>
+              </w:rPr>
+              <w:t xml:space="preserve">Purpose</w:t>
+            </w:r>
+          </w:p>
+        </w:tc>
+        <w:tc>
+          <w:tcPr>
+            <w:tcW w:w="7020" w:type="dxa"/>
+            <w:gridSpan w:val="3"/>
+          </w:tcPr>
+          <w:p>
+            <w:pPr/>
+            <w:r>
+              <w:t xml:space="preserve">設定基本計量單位。</w:t>
+            </w:r>
+          </w:p>
+        </w:tc>
+      </w:tr>
+      <w:tr>
+        <w:tc>
+          <w:tcPr>
+            <w:tcW w:w="2340" w:type="dxa"/>
+          </w:tcPr>
+          <w:p>
+            <w:pPr/>
+            <w:r>
+              <w:rPr>
+                <w:b/>
+              </w:rPr>
+              <w:t xml:space="preserve">Format</w:t>
+            </w:r>
+          </w:p>
+        </w:tc>
+        <w:tc>
+          <w:tcPr>
+            <w:tcW w:w="2340" w:type="dxa"/>
+          </w:tcPr>
+          <w:p>
+            <w:pPr/>
+            <w:r>
+              <w:t xml:space="preserve">Unit ID</w:t>
+            </w:r>
+          </w:p>
+        </w:tc>
+        <w:tc>
+          <w:tcPr>
+            <w:tcW w:w="2340" w:type="dxa"/>
+          </w:tcPr>
+          <w:p>
+            <w:pPr/>
+            <w:r>
+              <w:rPr>
+                <w:b/>
+              </w:rPr>
+              <w:t xml:space="preserve">Valid Range</w:t>
+            </w:r>
+          </w:p>
+        </w:tc>
+        <w:tc>
+          <w:tcPr>
+            <w:tcW w:w="2340" w:type="dxa"/>
+          </w:tcPr>
+          <w:p>
+            <w:pPr/>
+            <w:r>
+              <w:t xml:space="preserve">MD.UOM.VIEW 可見的啟用單位</w:t>
+            </w:r>
+          </w:p>
+        </w:tc>
+      </w:tr>
+      <w:tr>
+        <w:tc>
+          <w:tcPr>
+            <w:tcW w:w="2340" w:type="dxa"/>
+          </w:tcPr>
+          <w:p>
+            <w:pPr/>
+            <w:r>
+              <w:rPr>
+                <w:b/>
+              </w:rPr>
+              <w:t xml:space="preserve">Related I/O</w:t>
+            </w:r>
+          </w:p>
+        </w:tc>
+        <w:tc>
+          <w:tcPr>
+            <w:tcW w:w="7020" w:type="dxa"/>
+            <w:gridSpan w:val="3"/>
+          </w:tcPr>
+          <w:p>
+            <w:pPr/>
+            <w:r>
+              <w:t xml:space="preserve">REQ_IO_A8.11.2</w:t>
+            </w:r>
+          </w:p>
+        </w:tc>
+      </w:tr>
+      <w:tr>
+        <w:tc>
+          <w:tcPr>
+            <w:tcW w:w="2340" w:type="dxa"/>
+          </w:tcPr>
+          <w:p>
+            <w:pPr/>
+            <w:r>
+              <w:rPr>
+                <w:b/>
+              </w:rPr>
+              <w:t xml:space="preserve">Author</w:t>
+            </w:r>
+          </w:p>
+        </w:tc>
+        <w:tc>
+          <w:tcPr>
+            <w:tcW w:w="7020" w:type="dxa"/>
+            <w:gridSpan w:val="3"/>
+          </w:tcPr>
+          <w:p>
+            <w:pPr/>
+            <w:r>
+              <w:t xml:space="preserve">Developer</w:t>
+            </w:r>
+          </w:p>
+        </w:tc>
+      </w:tr>
+    </w:tbl>
+    <w:p/>
+    <w:tbl>
+      <w:tblPr>
+        <w:tblStyle w:val="TableGrid"/>
+        <w:tblW w:w="9360" w:type="dxa"/>
+        <w:jc w:val="left"/>
+        <w:tblBorders>
+          <w:top w:val="single" w:color="000000" w:sz="6" w:space="0"/>
+          <w:left w:val="single" w:color="000000" w:sz="6" w:space="0"/>
+          <w:bottom w:val="single" w:color="000000" w:sz="6" w:space="0"/>
+          <w:right w:val="single" w:color="000000" w:sz="6" w:space="0"/>
+          <w:insideH w:val="single" w:color="000000" w:sz="6" w:space="0"/>
+          <w:insideV w:val="single" w:color="000000" w:sz="6" w:space="0"/>
+        </w:tblBorders>
+        <w:tblLayout w:type="fixed"/>
+        <w:tblCellMar>
+          <w:top w:w="100" w:type="dxa"/>
+          <w:left w:w="100" w:type="dxa"/>
+          <w:bottom w:w="100" w:type="dxa"/>
+          <w:right w:w="100" w:type="dxa"/>
+        </w:tblCellMar>
+      </w:tblPr>
+      <w:tblGrid>
+        <w:gridCol w:w="2340"/>
+        <w:gridCol w:w="2340"/>
+        <w:gridCol w:w="2340"/>
+        <w:gridCol w:w="2340"/>
+      </w:tblGrid>
+      <w:tr>
+        <w:tc>
+          <w:tcPr>
+            <w:tcW w:w="2340" w:type="dxa"/>
+          </w:tcPr>
+          <w:p>
+            <w:pPr/>
+            <w:r>
+              <w:rPr>
+                <w:b/>
+              </w:rPr>
+              <w:t xml:space="preserve">Requirement ID</w:t>
+            </w:r>
+          </w:p>
+        </w:tc>
+        <w:tc>
+          <w:tcPr>
+            <w:tcW w:w="2340" w:type="dxa"/>
+          </w:tcPr>
+          <w:p>
+            <w:pPr/>
+            <w:r>
+              <w:t xml:space="preserve">REQ_IO_A8.12.5</w:t>
+            </w:r>
+          </w:p>
+        </w:tc>
+        <w:tc>
+          <w:tcPr>
+            <w:tcW w:w="2340" w:type="dxa"/>
+          </w:tcPr>
+          <w:p>
+            <w:pPr/>
+            <w:r>
+              <w:rPr>
+                <w:b/>
+              </w:rPr>
+              <w:t xml:space="preserve">Version</w:t>
+            </w:r>
+          </w:p>
+        </w:tc>
+        <w:tc>
+          <w:tcPr>
+            <w:tcW w:w="2340" w:type="dxa"/>
+          </w:tcPr>
+          <w:p>
+            <w:pPr/>
+            <w:r>
+              <w:t xml:space="preserve">1.0</w:t>
+            </w:r>
+          </w:p>
+        </w:tc>
+      </w:tr>
+      <w:tr>
+        <w:tc>
+          <w:tcPr>
+            <w:tcW w:w="2340" w:type="dxa"/>
+          </w:tcPr>
+          <w:p>
+            <w:pPr/>
+            <w:r>
+              <w:rPr>
+                <w:b/>
+              </w:rPr>
+              <w:t xml:space="preserve">Item</w:t>
+            </w:r>
+          </w:p>
+        </w:tc>
+        <w:tc>
+          <w:tcPr>
+            <w:tcW w:w="7020" w:type="dxa"/>
+            <w:gridSpan w:val="3"/>
+          </w:tcPr>
+          <w:p>
+            <w:pPr/>
+            <w:r>
+              <w:t xml:space="preserve">Brand (Dropdown)</w:t>
+            </w:r>
+          </w:p>
+        </w:tc>
+      </w:tr>
+      <w:tr>
+        <w:tc>
+          <w:tcPr>
+            <w:tcW w:w="2340" w:type="dxa"/>
+          </w:tcPr>
+          <w:p>
+            <w:pPr/>
+            <w:r>
+              <w:rPr>
+                <w:b/>
+              </w:rPr>
+              <w:t xml:space="preserve">Description</w:t>
+            </w:r>
+          </w:p>
+        </w:tc>
+        <w:tc>
+          <w:tcPr>
+            <w:tcW w:w="7020" w:type="dxa"/>
+            <w:gridSpan w:val="3"/>
+          </w:tcPr>
+          <w:p>
+            <w:pPr/>
+            <w:r>
+              <w:t xml:space="preserve">可空品牌。</w:t>
+            </w:r>
+          </w:p>
+        </w:tc>
+      </w:tr>
+      <w:tr>
+        <w:tc>
+          <w:tcPr>
+            <w:tcW w:w="2340" w:type="dxa"/>
+          </w:tcPr>
+          <w:p>
+            <w:pPr/>
+            <w:r>
+              <w:rPr>
+                <w:b/>
+              </w:rPr>
+              <w:t xml:space="preserve">Purpose</w:t>
+            </w:r>
+          </w:p>
+        </w:tc>
+        <w:tc>
+          <w:tcPr>
+            <w:tcW w:w="7020" w:type="dxa"/>
+            <w:gridSpan w:val="3"/>
+          </w:tcPr>
+          <w:p>
+            <w:pPr/>
+            <w:r>
+              <w:t xml:space="preserve">分類品牌。</w:t>
+            </w:r>
+          </w:p>
+        </w:tc>
+      </w:tr>
+      <w:tr>
+        <w:tc>
+          <w:tcPr>
+            <w:tcW w:w="2340" w:type="dxa"/>
+          </w:tcPr>
+          <w:p>
+            <w:pPr/>
+            <w:r>
+              <w:rPr>
+                <w:b/>
+              </w:rPr>
+              <w:t xml:space="preserve">Format</w:t>
+            </w:r>
+          </w:p>
+        </w:tc>
+        <w:tc>
+          <w:tcPr>
+            <w:tcW w:w="2340" w:type="dxa"/>
+          </w:tcPr>
+          <w:p>
+            <w:pPr/>
+            <w:r>
+              <w:t xml:space="preserve">Brand ID</w:t>
+            </w:r>
+          </w:p>
+        </w:tc>
+        <w:tc>
+          <w:tcPr>
+            <w:tcW w:w="2340" w:type="dxa"/>
+          </w:tcPr>
+          <w:p>
+            <w:pPr/>
+            <w:r>
+              <w:rPr>
+                <w:b/>
+              </w:rPr>
+              <w:t xml:space="preserve">Valid Range</w:t>
+            </w:r>
+          </w:p>
+        </w:tc>
+        <w:tc>
+          <w:tcPr>
+            <w:tcW w:w="2340" w:type="dxa"/>
+          </w:tcPr>
+          <w:p>
+            <w:pPr/>
+            <w:r>
+              <w:t xml:space="preserve">MD.ITEM_BRAND.VIEW 可見的啟用品牌</w:t>
+            </w:r>
+          </w:p>
+        </w:tc>
+      </w:tr>
+      <w:tr>
+        <w:tc>
+          <w:tcPr>
+            <w:tcW w:w="2340" w:type="dxa"/>
+          </w:tcPr>
+          <w:p>
+            <w:pPr/>
+            <w:r>
+              <w:rPr>
+                <w:b/>
+              </w:rPr>
+              <w:t xml:space="preserve">Related I/O</w:t>
+            </w:r>
+          </w:p>
+        </w:tc>
+        <w:tc>
+          <w:tcPr>
+            <w:tcW w:w="7020" w:type="dxa"/>
+            <w:gridSpan w:val="3"/>
+          </w:tcPr>
+          <w:p>
+            <w:pPr/>
+            <w:r>
+              <w:t xml:space="preserve">REQ_IO_A8.11.2</w:t>
+            </w:r>
+          </w:p>
+        </w:tc>
+      </w:tr>
+      <w:tr>
+        <w:tc>
+          <w:tcPr>
+            <w:tcW w:w="2340" w:type="dxa"/>
+          </w:tcPr>
+          <w:p>
+            <w:pPr/>
+            <w:r>
+              <w:rPr>
+                <w:b/>
+              </w:rPr>
+              <w:t xml:space="preserve">Author</w:t>
+            </w:r>
+          </w:p>
+        </w:tc>
+        <w:tc>
+          <w:tcPr>
+            <w:tcW w:w="7020" w:type="dxa"/>
+            <w:gridSpan w:val="3"/>
+          </w:tcPr>
+          <w:p>
+            <w:pPr/>
+            <w:r>
+              <w:t xml:space="preserve">Developer</w:t>
+            </w:r>
+          </w:p>
+        </w:tc>
+      </w:tr>
+    </w:tbl>
+    <w:p/>
+    <w:tbl>
+      <w:tblPr>
+        <w:tblStyle w:val="TableGrid"/>
+        <w:tblW w:w="9360" w:type="dxa"/>
+        <w:jc w:val="left"/>
+        <w:tblBorders>
+          <w:top w:val="single" w:color="000000" w:sz="6" w:space="0"/>
+          <w:left w:val="single" w:color="000000" w:sz="6" w:space="0"/>
+          <w:bottom w:val="single" w:color="000000" w:sz="6" w:space="0"/>
+          <w:right w:val="single" w:color="000000" w:sz="6" w:space="0"/>
+          <w:insideH w:val="single" w:color="000000" w:sz="6" w:space="0"/>
+          <w:insideV w:val="single" w:color="000000" w:sz="6" w:space="0"/>
+        </w:tblBorders>
+        <w:tblLayout w:type="fixed"/>
+        <w:tblCellMar>
+          <w:top w:w="100" w:type="dxa"/>
+          <w:left w:w="100" w:type="dxa"/>
+          <w:bottom w:w="100" w:type="dxa"/>
+          <w:right w:w="100" w:type="dxa"/>
+        </w:tblCellMar>
+      </w:tblPr>
+      <w:tblGrid>
+        <w:gridCol w:w="2340"/>
+        <w:gridCol w:w="2340"/>
+        <w:gridCol w:w="2340"/>
+        <w:gridCol w:w="2340"/>
+      </w:tblGrid>
+      <w:tr>
+        <w:tc>
+          <w:tcPr>
+            <w:tcW w:w="2340" w:type="dxa"/>
+          </w:tcPr>
+          <w:p>
+            <w:pPr/>
+            <w:r>
+              <w:rPr>
+                <w:b/>
+              </w:rPr>
+              <w:t xml:space="preserve">Requirement ID</w:t>
+            </w:r>
+          </w:p>
+        </w:tc>
+        <w:tc>
+          <w:tcPr>
+            <w:tcW w:w="2340" w:type="dxa"/>
+          </w:tcPr>
+          <w:p>
+            <w:pPr/>
+            <w:r>
+              <w:t xml:space="preserve">REQ_IO_A8.12.6</w:t>
+            </w:r>
+          </w:p>
+        </w:tc>
+        <w:tc>
+          <w:tcPr>
+            <w:tcW w:w="2340" w:type="dxa"/>
+          </w:tcPr>
+          <w:p>
+            <w:pPr/>
+            <w:r>
+              <w:rPr>
+                <w:b/>
+              </w:rPr>
+              <w:t xml:space="preserve">Version</w:t>
+            </w:r>
+          </w:p>
+        </w:tc>
+        <w:tc>
+          <w:tcPr>
+            <w:tcW w:w="2340" w:type="dxa"/>
+          </w:tcPr>
+          <w:p>
+            <w:pPr/>
+            <w:r>
+              <w:t xml:space="preserve">1.0</w:t>
+            </w:r>
+          </w:p>
+        </w:tc>
+      </w:tr>
+      <w:tr>
+        <w:tc>
+          <w:tcPr>
+            <w:tcW w:w="2340" w:type="dxa"/>
+          </w:tcPr>
+          <w:p>
+            <w:pPr/>
+            <w:r>
+              <w:rPr>
+                <w:b/>
+              </w:rPr>
+              <w:t xml:space="preserve">Item</w:t>
+            </w:r>
+          </w:p>
+        </w:tc>
+        <w:tc>
+          <w:tcPr>
+            <w:tcW w:w="7020" w:type="dxa"/>
+            <w:gridSpan w:val="3"/>
+          </w:tcPr>
+          <w:p>
+            <w:pPr/>
+            <w:r>
+              <w:t xml:space="preserve">Category (Dropdown)</w:t>
+            </w:r>
+          </w:p>
+        </w:tc>
+      </w:tr>
+      <w:tr>
+        <w:tc>
+          <w:tcPr>
+            <w:tcW w:w="2340" w:type="dxa"/>
+          </w:tcPr>
+          <w:p>
+            <w:pPr/>
+            <w:r>
+              <w:rPr>
+                <w:b/>
+              </w:rPr>
+              <w:t xml:space="preserve">Description</w:t>
+            </w:r>
+          </w:p>
+        </w:tc>
+        <w:tc>
+          <w:tcPr>
+            <w:tcW w:w="7020" w:type="dxa"/>
+            <w:gridSpan w:val="3"/>
+          </w:tcPr>
+          <w:p>
+            <w:pPr/>
+            <w:r>
+              <w:t xml:space="preserve">可空的階層分類，按樹縮排。</w:t>
+            </w:r>
+          </w:p>
+        </w:tc>
+      </w:tr>
+      <w:tr>
+        <w:tc>
+          <w:tcPr>
+            <w:tcW w:w="2340" w:type="dxa"/>
+          </w:tcPr>
+          <w:p>
+            <w:pPr/>
+            <w:r>
+              <w:rPr>
+                <w:b/>
+              </w:rPr>
+              <w:t xml:space="preserve">Purpose</w:t>
+            </w:r>
+          </w:p>
+        </w:tc>
+        <w:tc>
+          <w:tcPr>
+            <w:tcW w:w="7020" w:type="dxa"/>
+            <w:gridSpan w:val="3"/>
+          </w:tcPr>
+          <w:p>
+            <w:pPr/>
+            <w:r>
+              <w:t xml:space="preserve">分類物料。</w:t>
+            </w:r>
+          </w:p>
+        </w:tc>
+      </w:tr>
+      <w:tr>
+        <w:tc>
+          <w:tcPr>
+            <w:tcW w:w="2340" w:type="dxa"/>
+          </w:tcPr>
+          <w:p>
+            <w:pPr/>
+            <w:r>
+              <w:rPr>
+                <w:b/>
+              </w:rPr>
+              <w:t xml:space="preserve">Format</w:t>
+            </w:r>
+          </w:p>
+        </w:tc>
+        <w:tc>
+          <w:tcPr>
+            <w:tcW w:w="2340" w:type="dxa"/>
+          </w:tcPr>
+          <w:p>
+            <w:pPr/>
+            <w:r>
+              <w:t xml:space="preserve">Category ID</w:t>
+            </w:r>
+          </w:p>
+        </w:tc>
+        <w:tc>
+          <w:tcPr>
+            <w:tcW w:w="2340" w:type="dxa"/>
+          </w:tcPr>
+          <w:p>
+            <w:pPr/>
+            <w:r>
+              <w:rPr>
+                <w:b/>
+              </w:rPr>
+              <w:t xml:space="preserve">Valid Range</w:t>
+            </w:r>
+          </w:p>
+        </w:tc>
+        <w:tc>
+          <w:tcPr>
+            <w:tcW w:w="2340" w:type="dxa"/>
+          </w:tcPr>
+          <w:p>
+            <w:pPr/>
+            <w:r>
+              <w:t xml:space="preserve">MD.ITEM_CATEGORY.VIEW 可見的啟用分類</w:t>
+            </w:r>
+          </w:p>
+        </w:tc>
+      </w:tr>
+      <w:tr>
+        <w:tc>
+          <w:tcPr>
+            <w:tcW w:w="2340" w:type="dxa"/>
+          </w:tcPr>
+          <w:p>
+            <w:pPr/>
+            <w:r>
+              <w:rPr>
+                <w:b/>
+              </w:rPr>
+              <w:t xml:space="preserve">Related I/O</w:t>
+            </w:r>
+          </w:p>
+        </w:tc>
+        <w:tc>
+          <w:tcPr>
+            <w:tcW w:w="7020" w:type="dxa"/>
+            <w:gridSpan w:val="3"/>
+          </w:tcPr>
+          <w:p>
+            <w:pPr/>
+            <w:r>
+              <w:t xml:space="preserve">REQ_IO_A8.11.2</w:t>
+            </w:r>
+          </w:p>
+        </w:tc>
+      </w:tr>
+      <w:tr>
+        <w:tc>
+          <w:tcPr>
+            <w:tcW w:w="2340" w:type="dxa"/>
+          </w:tcPr>
+          <w:p>
+            <w:pPr/>
+            <w:r>
+              <w:rPr>
+                <w:b/>
+              </w:rPr>
+              <w:t xml:space="preserve">Author</w:t>
+            </w:r>
+          </w:p>
+        </w:tc>
+        <w:tc>
+          <w:tcPr>
+            <w:tcW w:w="7020" w:type="dxa"/>
+            <w:gridSpan w:val="3"/>
+          </w:tcPr>
+          <w:p>
+            <w:pPr/>
+            <w:r>
+              <w:t xml:space="preserve">Developer</w:t>
+            </w:r>
+          </w:p>
+        </w:tc>
+      </w:tr>
+    </w:tbl>
+    <w:p/>
+    <w:p>
+      <w:pPr>
+        <w:pStyle w:val="Heading5"/>
+      </w:pPr>
+      <w:r>
+        <w:t xml:space="preserve">4.4.1.8.13 Item Edit Interface</w:t>
+      </w:r>
+    </w:p>
+    <w:tbl>
+      <w:tblPr>
+        <w:tblStyle w:val="TableGrid"/>
+        <w:tblW w:w="9360" w:type="dxa"/>
+        <w:jc w:val="left"/>
+        <w:tblBorders>
+          <w:top w:val="single" w:color="000000" w:sz="6" w:space="0"/>
+          <w:left w:val="single" w:color="000000" w:sz="6" w:space="0"/>
+          <w:bottom w:val="single" w:color="000000" w:sz="6" w:space="0"/>
+          <w:right w:val="single" w:color="000000" w:sz="6" w:space="0"/>
+          <w:insideH w:val="single" w:color="000000" w:sz="6" w:space="0"/>
+          <w:insideV w:val="single" w:color="000000" w:sz="6" w:space="0"/>
+        </w:tblBorders>
+        <w:tblLayout w:type="fixed"/>
+        <w:tblCellMar>
+          <w:top w:w="100" w:type="dxa"/>
+          <w:left w:w="100" w:type="dxa"/>
+          <w:bottom w:w="100" w:type="dxa"/>
+          <w:right w:w="100" w:type="dxa"/>
+        </w:tblCellMar>
+      </w:tblPr>
+      <w:tblGrid>
+        <w:gridCol w:w="2340"/>
+        <w:gridCol w:w="2340"/>
+        <w:gridCol w:w="2340"/>
+        <w:gridCol w:w="2340"/>
+      </w:tblGrid>
+      <w:tr>
+        <w:tc>
+          <w:tcPr>
+            <w:tcW w:w="2340" w:type="dxa"/>
+          </w:tcPr>
+          <w:p>
+            <w:pPr/>
+            <w:r>
+              <w:rPr>
+                <w:b/>
+              </w:rPr>
+              <w:t xml:space="preserve">Requirement ID</w:t>
+            </w:r>
+          </w:p>
+        </w:tc>
+        <w:tc>
+          <w:tcPr>
+            <w:tcW w:w="2340" w:type="dxa"/>
+          </w:tcPr>
+          <w:p>
+            <w:pPr/>
+            <w:r>
+              <w:t xml:space="preserve">REQ_IO_A8.13.1</w:t>
+            </w:r>
+          </w:p>
+        </w:tc>
+        <w:tc>
+          <w:tcPr>
+            <w:tcW w:w="2340" w:type="dxa"/>
+          </w:tcPr>
+          <w:p>
+            <w:pPr/>
+            <w:r>
+              <w:rPr>
+                <w:b/>
+              </w:rPr>
+              <w:t xml:space="preserve">Version</w:t>
+            </w:r>
+          </w:p>
+        </w:tc>
+        <w:tc>
+          <w:tcPr>
+            <w:tcW w:w="2340" w:type="dxa"/>
+          </w:tcPr>
+          <w:p>
+            <w:pPr/>
+            <w:r>
+              <w:t xml:space="preserve">1.0</w:t>
+            </w:r>
+          </w:p>
+        </w:tc>
+      </w:tr>
+      <w:tr>
+        <w:tc>
+          <w:tcPr>
+            <w:tcW w:w="2340" w:type="dxa"/>
+          </w:tcPr>
+          <w:p>
+            <w:pPr/>
+            <w:r>
+              <w:rPr>
+                <w:b/>
+              </w:rPr>
+              <w:t xml:space="preserve">Item</w:t>
+            </w:r>
+          </w:p>
+        </w:tc>
+        <w:tc>
+          <w:tcPr>
+            <w:tcW w:w="7020" w:type="dxa"/>
+            <w:gridSpan w:val="3"/>
+          </w:tcPr>
+          <w:p>
+            <w:pPr/>
+            <w:r>
+              <w:t xml:space="preserve">Code (Label)</w:t>
+            </w:r>
+          </w:p>
+        </w:tc>
+      </w:tr>
+      <w:tr>
+        <w:tc>
+          <w:tcPr>
+            <w:tcW w:w="2340" w:type="dxa"/>
+          </w:tcPr>
+          <w:p>
+            <w:pPr/>
+            <w:r>
+              <w:rPr>
+                <w:b/>
+              </w:rPr>
+              <w:t xml:space="preserve">Description</w:t>
+            </w:r>
+          </w:p>
+        </w:tc>
+        <w:tc>
+          <w:tcPr>
+            <w:tcW w:w="7020" w:type="dxa"/>
+            <w:gridSpan w:val="3"/>
+          </w:tcPr>
+          <w:p>
+            <w:pPr/>
+            <w:r>
+              <w:t xml:space="preserve">編輯時不可修改。</w:t>
+            </w:r>
+          </w:p>
+        </w:tc>
+      </w:tr>
+      <w:tr>
+        <w:tc>
+          <w:tcPr>
+            <w:tcW w:w="2340" w:type="dxa"/>
+          </w:tcPr>
+          <w:p>
+            <w:pPr/>
+            <w:r>
+              <w:rPr>
+                <w:b/>
+              </w:rPr>
+              <w:t xml:space="preserve">Purpose</w:t>
+            </w:r>
+          </w:p>
+        </w:tc>
+        <w:tc>
+          <w:tcPr>
+            <w:tcW w:w="7020" w:type="dxa"/>
+            <w:gridSpan w:val="3"/>
+          </w:tcPr>
+          <w:p>
+            <w:pPr/>
+            <w:r>
+              <w:t xml:space="preserve">保留既有識別。</w:t>
+            </w:r>
+          </w:p>
+        </w:tc>
+      </w:tr>
+      <w:tr>
+        <w:tc>
+          <w:tcPr>
+            <w:tcW w:w="2340" w:type="dxa"/>
+          </w:tcPr>
+          <w:p>
+            <w:pPr/>
+            <w:r>
+              <w:rPr>
+                <w:b/>
+              </w:rPr>
+              <w:t xml:space="preserve">Format</w:t>
+            </w:r>
+          </w:p>
+        </w:tc>
+        <w:tc>
+          <w:tcPr>
+            <w:tcW w:w="2340" w:type="dxa"/>
+          </w:tcPr>
+          <w:p>
+            <w:pPr/>
+            <w:r>
+              <w:t xml:space="preserve">Text</w:t>
+            </w:r>
+          </w:p>
+        </w:tc>
+        <w:tc>
+          <w:tcPr>
+            <w:tcW w:w="2340" w:type="dxa"/>
+          </w:tcPr>
+          <w:p>
+            <w:pPr/>
+            <w:r>
+              <w:rPr>
+                <w:b/>
+              </w:rPr>
+              <w:t xml:space="preserve">Valid Range</w:t>
+            </w:r>
+          </w:p>
+        </w:tc>
+        <w:tc>
+          <w:tcPr>
+            <w:tcW w:w="2340" w:type="dxa"/>
+          </w:tcPr>
+          <w:p>
+            <w:pPr/>
+            <w:r>
+              <w:t xml:space="preserve">最多 30 字</w:t>
+            </w:r>
+          </w:p>
+        </w:tc>
+      </w:tr>
+      <w:tr>
+        <w:tc>
+          <w:tcPr>
+            <w:tcW w:w="2340" w:type="dxa"/>
+          </w:tcPr>
+          <w:p>
+            <w:pPr/>
+            <w:r>
+              <w:rPr>
+                <w:b/>
+              </w:rPr>
+              <w:t xml:space="preserve">Related I/O</w:t>
+            </w:r>
+          </w:p>
+        </w:tc>
+        <w:tc>
+          <w:tcPr>
+            <w:tcW w:w="7020" w:type="dxa"/>
+            <w:gridSpan w:val="3"/>
+          </w:tcPr>
+          <w:p>
+            <w:pPr/>
+            <w:r>
+              <w:t xml:space="preserve">REQ_IO_A8.11.2</w:t>
+            </w:r>
+          </w:p>
+        </w:tc>
+      </w:tr>
+      <w:tr>
+        <w:tc>
+          <w:tcPr>
+            <w:tcW w:w="2340" w:type="dxa"/>
+          </w:tcPr>
+          <w:p>
+            <w:pPr/>
+            <w:r>
+              <w:rPr>
+                <w:b/>
+              </w:rPr>
+              <w:t xml:space="preserve">Author</w:t>
+            </w:r>
+          </w:p>
+        </w:tc>
+        <w:tc>
+          <w:tcPr>
+            <w:tcW w:w="7020" w:type="dxa"/>
+            <w:gridSpan w:val="3"/>
+          </w:tcPr>
+          <w:p>
+            <w:pPr/>
+            <w:r>
+              <w:t xml:space="preserve">Developer</w:t>
+            </w:r>
+          </w:p>
+        </w:tc>
+      </w:tr>
+    </w:tbl>
+    <w:p/>
+    <w:tbl>
+      <w:tblPr>
+        <w:tblStyle w:val="TableGrid"/>
+        <w:tblW w:w="9360" w:type="dxa"/>
+        <w:jc w:val="left"/>
+        <w:tblBorders>
+          <w:top w:val="single" w:color="000000" w:sz="6" w:space="0"/>
+          <w:left w:val="single" w:color="000000" w:sz="6" w:space="0"/>
+          <w:bottom w:val="single" w:color="000000" w:sz="6" w:space="0"/>
+          <w:right w:val="single" w:color="000000" w:sz="6" w:space="0"/>
+          <w:insideH w:val="single" w:color="000000" w:sz="6" w:space="0"/>
+          <w:insideV w:val="single" w:color="000000" w:sz="6" w:space="0"/>
+        </w:tblBorders>
+        <w:tblLayout w:type="fixed"/>
+        <w:tblCellMar>
+          <w:top w:w="100" w:type="dxa"/>
+          <w:left w:w="100" w:type="dxa"/>
+          <w:bottom w:w="100" w:type="dxa"/>
+          <w:right w:w="100" w:type="dxa"/>
+        </w:tblCellMar>
+      </w:tblPr>
+      <w:tblGrid>
+        <w:gridCol w:w="2340"/>
+        <w:gridCol w:w="2340"/>
+        <w:gridCol w:w="2340"/>
+        <w:gridCol w:w="2340"/>
+      </w:tblGrid>
+      <w:tr>
+        <w:tc>
+          <w:tcPr>
+            <w:tcW w:w="2340" w:type="dxa"/>
+          </w:tcPr>
+          <w:p>
+            <w:pPr/>
+            <w:r>
+              <w:rPr>
+                <w:b/>
+              </w:rPr>
+              <w:t xml:space="preserve">Requirement ID</w:t>
+            </w:r>
+          </w:p>
+        </w:tc>
+        <w:tc>
+          <w:tcPr>
+            <w:tcW w:w="2340" w:type="dxa"/>
+          </w:tcPr>
+          <w:p>
+            <w:pPr/>
+            <w:r>
+              <w:t xml:space="preserve">REQ_IO_A8.13.2</w:t>
+            </w:r>
+          </w:p>
+        </w:tc>
+        <w:tc>
+          <w:tcPr>
+            <w:tcW w:w="2340" w:type="dxa"/>
+          </w:tcPr>
+          <w:p>
+            <w:pPr/>
+            <w:r>
+              <w:rPr>
+                <w:b/>
+              </w:rPr>
+              <w:t xml:space="preserve">Version</w:t>
+            </w:r>
+          </w:p>
+        </w:tc>
+        <w:tc>
+          <w:tcPr>
+            <w:tcW w:w="2340" w:type="dxa"/>
+          </w:tcPr>
+          <w:p>
+            <w:pPr/>
+            <w:r>
+              <w:t xml:space="preserve">1.0</w:t>
+            </w:r>
+          </w:p>
+        </w:tc>
+      </w:tr>
+      <w:tr>
+        <w:tc>
+          <w:tcPr>
+            <w:tcW w:w="2340" w:type="dxa"/>
+          </w:tcPr>
+          <w:p>
+            <w:pPr/>
+            <w:r>
+              <w:rPr>
+                <w:b/>
+              </w:rPr>
+              <w:t xml:space="preserve">Item</w:t>
+            </w:r>
+          </w:p>
+        </w:tc>
+        <w:tc>
+          <w:tcPr>
+            <w:tcW w:w="7020" w:type="dxa"/>
+            <w:gridSpan w:val="3"/>
+          </w:tcPr>
+          <w:p>
+            <w:pPr/>
+            <w:r>
+              <w:t xml:space="preserve">Name / Specification / References (Form)</w:t>
+            </w:r>
+          </w:p>
+        </w:tc>
+      </w:tr>
+      <w:tr>
+        <w:tc>
+          <w:tcPr>
+            <w:tcW w:w="2340" w:type="dxa"/>
+          </w:tcPr>
+          <w:p>
+            <w:pPr/>
+            <w:r>
+              <w:rPr>
+                <w:b/>
+              </w:rPr>
+              <w:t xml:space="preserve">Description</w:t>
+            </w:r>
+          </w:p>
+        </w:tc>
+        <w:tc>
+          <w:tcPr>
+            <w:tcW w:w="7020" w:type="dxa"/>
+            <w:gridSpan w:val="3"/>
+          </w:tcPr>
+          <w:p>
+            <w:pPr/>
+            <w:r>
+              <w:t xml:space="preserve">編輯名稱、規格、單位、品牌、分類；原參照已停用仍可保留。</w:t>
+            </w:r>
+          </w:p>
+        </w:tc>
+      </w:tr>
+      <w:tr>
+        <w:tc>
+          <w:tcPr>
+            <w:tcW w:w="2340" w:type="dxa"/>
+          </w:tcPr>
+          <w:p>
+            <w:pPr/>
+            <w:r>
+              <w:rPr>
+                <w:b/>
+              </w:rPr>
+              <w:t xml:space="preserve">Purpose</w:t>
+            </w:r>
+          </w:p>
+        </w:tc>
+        <w:tc>
+          <w:tcPr>
+            <w:tcW w:w="7020" w:type="dxa"/>
+            <w:gridSpan w:val="3"/>
+          </w:tcPr>
+          <w:p>
+            <w:pPr/>
+            <w:r>
+              <w:t xml:space="preserve">維護物料。</w:t>
+            </w:r>
+          </w:p>
+        </w:tc>
+      </w:tr>
+      <w:tr>
+        <w:tc>
+          <w:tcPr>
+            <w:tcW w:w="2340" w:type="dxa"/>
+          </w:tcPr>
+          <w:p>
+            <w:pPr/>
+            <w:r>
+              <w:rPr>
+                <w:b/>
+              </w:rPr>
+              <w:t xml:space="preserve">Format</w:t>
+            </w:r>
+          </w:p>
+        </w:tc>
+        <w:tc>
+          <w:tcPr>
+            <w:tcW w:w="2340" w:type="dxa"/>
+          </w:tcPr>
+          <w:p>
+            <w:pPr/>
+            <w:r>
+              <w:t xml:space="preserve">Text／IDs</w:t>
+            </w:r>
+          </w:p>
+        </w:tc>
+        <w:tc>
+          <w:tcPr>
+            <w:tcW w:w="2340" w:type="dxa"/>
+          </w:tcPr>
+          <w:p>
+            <w:pPr/>
+            <w:r>
+              <w:rPr>
+                <w:b/>
+              </w:rPr>
+              <w:t xml:space="preserve">Valid Range</w:t>
+            </w:r>
+          </w:p>
+        </w:tc>
+        <w:tc>
+          <w:tcPr>
+            <w:tcW w:w="2340" w:type="dxa"/>
+          </w:tcPr>
+          <w:p>
+            <w:pPr/>
+            <w:r>
+              <w:t xml:space="preserve">同建立；帶 version</w:t>
+            </w:r>
+          </w:p>
+        </w:tc>
+      </w:tr>
+      <w:tr>
+        <w:tc>
+          <w:tcPr>
+            <w:tcW w:w="2340" w:type="dxa"/>
+          </w:tcPr>
+          <w:p>
+            <w:pPr/>
+            <w:r>
+              <w:rPr>
+                <w:b/>
+              </w:rPr>
+              <w:t xml:space="preserve">Related I/O</w:t>
+            </w:r>
+          </w:p>
+        </w:tc>
+        <w:tc>
+          <w:tcPr>
+            <w:tcW w:w="7020" w:type="dxa"/>
+            <w:gridSpan w:val="3"/>
+          </w:tcPr>
+          <w:p>
+            <w:pPr/>
+            <w:r>
+              <w:t xml:space="preserve">REQ_IO_A8.11.2</w:t>
+            </w:r>
+          </w:p>
+        </w:tc>
+      </w:tr>
+      <w:tr>
+        <w:tc>
+          <w:tcPr>
+            <w:tcW w:w="2340" w:type="dxa"/>
+          </w:tcPr>
+          <w:p>
+            <w:pPr/>
+            <w:r>
+              <w:rPr>
+                <w:b/>
+              </w:rPr>
+              <w:t xml:space="preserve">Author</w:t>
+            </w:r>
+          </w:p>
+        </w:tc>
+        <w:tc>
+          <w:tcPr>
+            <w:tcW w:w="7020" w:type="dxa"/>
+            <w:gridSpan w:val="3"/>
+          </w:tcPr>
+          <w:p>
+            <w:pPr/>
+            <w:r>
+              <w:t xml:space="preserve">Developer</w:t>
+            </w:r>
+          </w:p>
+        </w:tc>
+      </w:tr>
+    </w:tbl>
+    <w:p/>
+    <w:tbl>
+      <w:tblPr>
+        <w:tblStyle w:val="TableGrid"/>
+        <w:tblW w:w="9360" w:type="dxa"/>
+        <w:jc w:val="left"/>
+        <w:tblBorders>
+          <w:top w:val="single" w:color="000000" w:sz="6" w:space="0"/>
+          <w:left w:val="single" w:color="000000" w:sz="6" w:space="0"/>
+          <w:bottom w:val="single" w:color="000000" w:sz="6" w:space="0"/>
+          <w:right w:val="single" w:color="000000" w:sz="6" w:space="0"/>
+          <w:insideH w:val="single" w:color="000000" w:sz="6" w:space="0"/>
+          <w:insideV w:val="single" w:color="000000" w:sz="6" w:space="0"/>
+        </w:tblBorders>
+        <w:tblLayout w:type="fixed"/>
+        <w:tblCellMar>
+          <w:top w:w="100" w:type="dxa"/>
+          <w:left w:w="100" w:type="dxa"/>
+          <w:bottom w:w="100" w:type="dxa"/>
+          <w:right w:w="100" w:type="dxa"/>
+        </w:tblCellMar>
+      </w:tblPr>
+      <w:tblGrid>
+        <w:gridCol w:w="2340"/>
+        <w:gridCol w:w="2340"/>
+        <w:gridCol w:w="2340"/>
+        <w:gridCol w:w="2340"/>
+      </w:tblGrid>
+      <w:tr>
+        <w:tc>
+          <w:tcPr>
+            <w:tcW w:w="2340" w:type="dxa"/>
+          </w:tcPr>
+          <w:p>
+            <w:pPr/>
+            <w:r>
+              <w:rPr>
+                <w:b/>
+              </w:rPr>
+              <w:t xml:space="preserve">Requirement ID</w:t>
+            </w:r>
+          </w:p>
+        </w:tc>
+        <w:tc>
+          <w:tcPr>
+            <w:tcW w:w="2340" w:type="dxa"/>
+          </w:tcPr>
+          <w:p>
+            <w:pPr/>
+            <w:r>
+              <w:t xml:space="preserve">REQ_IO_A8.13.3</w:t>
+            </w:r>
+          </w:p>
+        </w:tc>
+        <w:tc>
+          <w:tcPr>
+            <w:tcW w:w="2340" w:type="dxa"/>
+          </w:tcPr>
+          <w:p>
+            <w:pPr/>
+            <w:r>
+              <w:rPr>
+                <w:b/>
+              </w:rPr>
+              <w:t xml:space="preserve">Version</w:t>
+            </w:r>
+          </w:p>
+        </w:tc>
+        <w:tc>
+          <w:tcPr>
+            <w:tcW w:w="2340" w:type="dxa"/>
+          </w:tcPr>
+          <w:p>
+            <w:pPr/>
+            <w:r>
+              <w:t xml:space="preserve">1.0</w:t>
+            </w:r>
+          </w:p>
+        </w:tc>
+      </w:tr>
+      <w:tr>
+        <w:tc>
+          <w:tcPr>
+            <w:tcW w:w="2340" w:type="dxa"/>
+          </w:tcPr>
+          <w:p>
+            <w:pPr/>
+            <w:r>
+              <w:rPr>
+                <w:b/>
+              </w:rPr>
+              <w:t xml:space="preserve">Item</w:t>
+            </w:r>
+          </w:p>
+        </w:tc>
+        <w:tc>
+          <w:tcPr>
+            <w:tcW w:w="7020" w:type="dxa"/>
+            <w:gridSpan w:val="3"/>
+          </w:tcPr>
+          <w:p>
+            <w:pPr/>
+            <w:r>
+              <w:t xml:space="preserve">Active (Checkbox)</w:t>
+            </w:r>
+          </w:p>
+        </w:tc>
+      </w:tr>
+      <w:tr>
+        <w:tc>
+          <w:tcPr>
+            <w:tcW w:w="2340" w:type="dxa"/>
+          </w:tcPr>
+          <w:p>
+            <w:pPr/>
+            <w:r>
+              <w:rPr>
+                <w:b/>
+              </w:rPr>
+              <w:t xml:space="preserve">Description</w:t>
+            </w:r>
+          </w:p>
+        </w:tc>
+        <w:tc>
+          <w:tcPr>
+            <w:tcW w:w="7020" w:type="dxa"/>
+            <w:gridSpan w:val="3"/>
+          </w:tcPr>
+          <w:p>
+            <w:pPr/>
+            <w:r>
+              <w:t xml:space="preserve">啟用或停用物料。</w:t>
+            </w:r>
+          </w:p>
+        </w:tc>
+      </w:tr>
+      <w:tr>
+        <w:tc>
+          <w:tcPr>
+            <w:tcW w:w="2340" w:type="dxa"/>
+          </w:tcPr>
+          <w:p>
+            <w:pPr/>
+            <w:r>
+              <w:rPr>
+                <w:b/>
+              </w:rPr>
+              <w:t xml:space="preserve">Purpose</w:t>
+            </w:r>
+          </w:p>
+        </w:tc>
+        <w:tc>
+          <w:tcPr>
+            <w:tcW w:w="7020" w:type="dxa"/>
+            <w:gridSpan w:val="3"/>
+          </w:tcPr>
+          <w:p>
+            <w:pPr/>
+            <w:r>
+              <w:t xml:space="preserve">控制可用狀態。</w:t>
+            </w:r>
+          </w:p>
+        </w:tc>
+      </w:tr>
+      <w:tr>
+        <w:tc>
+          <w:tcPr>
+            <w:tcW w:w="2340" w:type="dxa"/>
+          </w:tcPr>
+          <w:p>
+            <w:pPr/>
+            <w:r>
+              <w:rPr>
+                <w:b/>
+              </w:rPr>
+              <w:t xml:space="preserve">Format</w:t>
+            </w:r>
+          </w:p>
+        </w:tc>
+        <w:tc>
+          <w:tcPr>
+            <w:tcW w:w="2340" w:type="dxa"/>
+          </w:tcPr>
+          <w:p>
+            <w:pPr/>
+            <w:r>
+              <w:t xml:space="preserve">Boolean</w:t>
+            </w:r>
+          </w:p>
+        </w:tc>
+        <w:tc>
+          <w:tcPr>
+            <w:tcW w:w="2340" w:type="dxa"/>
+          </w:tcPr>
+          <w:p>
+            <w:pPr/>
+            <w:r>
+              <w:rPr>
+                <w:b/>
+              </w:rPr>
+              <w:t xml:space="preserve">Valid Range</w:t>
+            </w:r>
+          </w:p>
+        </w:tc>
+        <w:tc>
+          <w:tcPr>
+            <w:tcW w:w="2340" w:type="dxa"/>
+          </w:tcPr>
+          <w:p>
+            <w:pPr/>
+            <w:r>
+              <w:t xml:space="preserve">true／false</w:t>
+            </w:r>
+          </w:p>
+        </w:tc>
+      </w:tr>
+      <w:tr>
+        <w:tc>
+          <w:tcPr>
+            <w:tcW w:w="2340" w:type="dxa"/>
+          </w:tcPr>
+          <w:p>
+            <w:pPr/>
+            <w:r>
+              <w:rPr>
+                <w:b/>
+              </w:rPr>
+              <w:t xml:space="preserve">Related I/O</w:t>
+            </w:r>
+          </w:p>
+        </w:tc>
+        <w:tc>
+          <w:tcPr>
+            <w:tcW w:w="7020" w:type="dxa"/>
+            <w:gridSpan w:val="3"/>
+          </w:tcPr>
+          <w:p>
+            <w:pPr/>
+            <w:r>
+              <w:t xml:space="preserve">REQ_IO_A8.11.2</w:t>
+            </w:r>
+          </w:p>
+        </w:tc>
+      </w:tr>
+      <w:tr>
+        <w:tc>
+          <w:tcPr>
+            <w:tcW w:w="2340" w:type="dxa"/>
+          </w:tcPr>
+          <w:p>
+            <w:pPr/>
+            <w:r>
+              <w:rPr>
+                <w:b/>
+              </w:rPr>
+              <w:t xml:space="preserve">Author</w:t>
+            </w:r>
+          </w:p>
+        </w:tc>
+        <w:tc>
+          <w:tcPr>
+            <w:tcW w:w="7020" w:type="dxa"/>
+            <w:gridSpan w:val="3"/>
+          </w:tcPr>
+          <w:p>
+            <w:pPr/>
+            <w:r>
+              <w:t xml:space="preserve">Developer</w:t>
+            </w:r>
+          </w:p>
+        </w:tc>
+      </w:tr>
+    </w:tbl>
+    <w:p/>
+    <w:p>
+      <w:pPr>
+        <w:pStyle w:val="Heading5"/>
+      </w:pPr>
+      <w:r>
         <w:t xml:space="preserve">4.4.1.8.30 Client Category View Interface</w:t>
       </w:r>
     </w:p>
@@ -70959,6 +73986,63 @@
           <w:i/>
         </w:rPr>
         <w:t xml:space="preserve">[Pending] Prototype screenshot of Supplier Edit Interface.</w:t>
+      </w:r>
+    </w:p>
+    <w:p>
+      <w:pPr>
+        <w:pStyle w:val="Heading5"/>
+      </w:pPr>
+      <w:r>
+        <w:t xml:space="preserve">4.5.1.8.11 Item View Interface</w:t>
+      </w:r>
+    </w:p>
+    <w:p>
+      <w:pPr>
+        <w:jc w:val="center"/>
+      </w:pPr>
+      <w:r>
+        <w:rPr>
+          <w:i/>
+        </w:rPr>
+        <w:t xml:space="preserve">[Pending] Prototype screenshot of Item View Interface.</w:t>
+      </w:r>
+    </w:p>
+    <w:p>
+      <w:pPr>
+        <w:pStyle w:val="Heading5"/>
+      </w:pPr>
+      <w:r>
+        <w:t xml:space="preserve">4.5.1.8.12 Item Create Interface</w:t>
+      </w:r>
+    </w:p>
+    <w:p>
+      <w:pPr>
+        <w:jc w:val="center"/>
+      </w:pPr>
+      <w:r>
+        <w:rPr>
+          <w:i/>
+        </w:rPr>
+        <w:t xml:space="preserve">[Pending] Prototype screenshot of Item Create Interface.</w:t>
+      </w:r>
+    </w:p>
+    <w:p>
+      <w:pPr>
+        <w:pStyle w:val="Heading5"/>
+      </w:pPr>
+      <w:r>
+        <w:t xml:space="preserve">4.5.1.8.13 Item Edit Interface</w:t>
+      </w:r>
+    </w:p>
+    <w:p>
+      <w:pPr>
+        <w:jc w:val="center"/>
+      </w:pPr>
+      <w:r>
+        <w:rPr>
+          <w:i/>
+        </w:rPr>
+        <w:t xml:space="preserve">[Pending] Prototype screenshot of Item Edit Interface.</w:t>
       </w:r>
     </w:p>
     <w:p>
@@ -71758,7 +74842,7 @@
       </w:r>
     </w:p>
     <w:sectPr>
-      <w:footerReference xmlns:r="http://schemas.openxmlformats.org/officeDocument/2006/relationships" w:type="default" r:id="R75d54e6b12ae41e8"/>
+      <w:footerReference xmlns:r="http://schemas.openxmlformats.org/officeDocument/2006/relationships" w:type="default" r:id="R3282d5a49d714f0b"/>
       <w:pgSz w:w="11906" w:h="16838"/>
       <w:pgMar w:top="1440" w:right="1440" w:bottom="1440" w:left="1440" w:header="720" w:footer="720" w:gutter="0"/>
     </w:sectPr>

--- a/docs/99-output/MyERP_SRS.docx
+++ b/docs/99-output/MyERP_SRS.docx
@@ -2378,6 +2378,598 @@
         <w:pStyle w:val="Heading5"/>
       </w:pPr>
       <w:r>
+        <w:t xml:space="preserve">4.1.1.8.3 Product Management</w:t>
+      </w:r>
+    </w:p>
+    <w:tbl>
+      <w:tblPr>
+        <w:tblStyle w:val="TableGrid"/>
+        <w:tblW w:w="9345" w:type="dxa"/>
+        <w:jc w:val="left"/>
+        <w:tblBorders>
+          <w:top w:val="single" w:color="000000" w:sz="8" w:space="0"/>
+          <w:left w:val="single" w:color="000000" w:sz="8" w:space="0"/>
+          <w:bottom w:val="single" w:color="000000" w:sz="8" w:space="0"/>
+          <w:right w:val="single" w:color="000000" w:sz="8" w:space="0"/>
+          <w:insideH w:val="single" w:color="000000" w:sz="8" w:space="0"/>
+          <w:insideV w:val="single" w:color="000000" w:sz="8" w:space="0"/>
+        </w:tblBorders>
+        <w:tblLayout w:type="fixed"/>
+        <w:tblCellMar>
+          <w:top w:w="100" w:type="dxa"/>
+          <w:left w:w="100" w:type="dxa"/>
+          <w:bottom w:w="100" w:type="dxa"/>
+          <w:right w:w="100" w:type="dxa"/>
+        </w:tblCellMar>
+      </w:tblPr>
+      <w:tblGrid>
+        <w:gridCol w:w="2220"/>
+        <w:gridCol w:w="3525"/>
+        <w:gridCol w:w="2370"/>
+        <w:gridCol w:w="1230"/>
+      </w:tblGrid>
+      <w:tr>
+        <w:trPr>
+          <w:trHeight w:val="465" w:hRule="atLeast"/>
+        </w:trPr>
+        <w:tc>
+          <w:tcPr>
+            <w:tcW w:w="2220" w:type="dxa"/>
+          </w:tcPr>
+          <w:p>
+            <w:pPr/>
+            <w:r>
+              <w:rPr>
+                <w:b/>
+              </w:rPr>
+              <w:t xml:space="preserve">Requirement ID</w:t>
+            </w:r>
+          </w:p>
+        </w:tc>
+        <w:tc>
+          <w:tcPr>
+            <w:tcW w:w="3525" w:type="dxa"/>
+          </w:tcPr>
+          <w:p>
+            <w:pPr/>
+            <w:r>
+              <w:t xml:space="preserve">REQ_F4118.3.1</w:t>
+            </w:r>
+          </w:p>
+        </w:tc>
+        <w:tc>
+          <w:tcPr>
+            <w:tcW w:w="2370" w:type="dxa"/>
+          </w:tcPr>
+          <w:p>
+            <w:pPr/>
+            <w:r>
+              <w:rPr>
+                <w:b/>
+              </w:rPr>
+              <w:t xml:space="preserve">Version</w:t>
+            </w:r>
+          </w:p>
+        </w:tc>
+        <w:tc>
+          <w:tcPr>
+            <w:tcW w:w="1230" w:type="dxa"/>
+          </w:tcPr>
+          <w:p>
+            <w:pPr/>
+            <w:r>
+              <w:t xml:space="preserve">1.0</w:t>
+            </w:r>
+          </w:p>
+        </w:tc>
+      </w:tr>
+      <w:tr>
+        <w:trPr>
+          <w:trHeight w:val="465" w:hRule="atLeast"/>
+        </w:trPr>
+        <w:tc>
+          <w:tcPr>
+            <w:tcW w:w="2220" w:type="dxa"/>
+          </w:tcPr>
+          <w:p>
+            <w:pPr/>
+            <w:r>
+              <w:rPr>
+                <w:b/>
+              </w:rPr>
+              <w:t xml:space="preserve">Description</w:t>
+            </w:r>
+          </w:p>
+        </w:tc>
+        <w:tc>
+          <w:tcPr>
+            <w:tcW w:w="7125" w:type="dxa"/>
+            <w:gridSpan w:val="3"/>
+          </w:tcPr>
+          <w:p>
+            <w:pPr/>
+            <w:r>
+              <w:t xml:space="preserve">System should enable user to view product.</w:t>
+            </w:r>
+          </w:p>
+        </w:tc>
+      </w:tr>
+      <w:tr>
+        <w:trPr>
+          <w:trHeight w:val="465" w:hRule="atLeast"/>
+        </w:trPr>
+        <w:tc>
+          <w:tcPr>
+            <w:tcW w:w="2220" w:type="dxa"/>
+          </w:tcPr>
+          <w:p>
+            <w:pPr/>
+            <w:r>
+              <w:rPr>
+                <w:b/>
+              </w:rPr>
+              <w:t xml:space="preserve">Author</w:t>
+            </w:r>
+          </w:p>
+        </w:tc>
+        <w:tc>
+          <w:tcPr>
+            <w:tcW w:w="7125" w:type="dxa"/>
+            <w:gridSpan w:val="3"/>
+          </w:tcPr>
+          <w:p>
+            <w:pPr/>
+            <w:r>
+              <w:t xml:space="preserve">Developer</w:t>
+            </w:r>
+          </w:p>
+        </w:tc>
+      </w:tr>
+    </w:tbl>
+    <w:p/>
+    <w:tbl>
+      <w:tblPr>
+        <w:tblStyle w:val="TableGrid"/>
+        <w:tblW w:w="9345" w:type="dxa"/>
+        <w:jc w:val="left"/>
+        <w:tblBorders>
+          <w:top w:val="single" w:color="000000" w:sz="8" w:space="0"/>
+          <w:left w:val="single" w:color="000000" w:sz="8" w:space="0"/>
+          <w:bottom w:val="single" w:color="000000" w:sz="8" w:space="0"/>
+          <w:right w:val="single" w:color="000000" w:sz="8" w:space="0"/>
+          <w:insideH w:val="single" w:color="000000" w:sz="8" w:space="0"/>
+          <w:insideV w:val="single" w:color="000000" w:sz="8" w:space="0"/>
+        </w:tblBorders>
+        <w:tblLayout w:type="fixed"/>
+        <w:tblCellMar>
+          <w:top w:w="100" w:type="dxa"/>
+          <w:left w:w="100" w:type="dxa"/>
+          <w:bottom w:w="100" w:type="dxa"/>
+          <w:right w:w="100" w:type="dxa"/>
+        </w:tblCellMar>
+      </w:tblPr>
+      <w:tblGrid>
+        <w:gridCol w:w="2220"/>
+        <w:gridCol w:w="3525"/>
+        <w:gridCol w:w="2370"/>
+        <w:gridCol w:w="1230"/>
+      </w:tblGrid>
+      <w:tr>
+        <w:trPr>
+          <w:trHeight w:val="465" w:hRule="atLeast"/>
+        </w:trPr>
+        <w:tc>
+          <w:tcPr>
+            <w:tcW w:w="2220" w:type="dxa"/>
+          </w:tcPr>
+          <w:p>
+            <w:pPr/>
+            <w:r>
+              <w:rPr>
+                <w:b/>
+              </w:rPr>
+              <w:t xml:space="preserve">Requirement ID</w:t>
+            </w:r>
+          </w:p>
+        </w:tc>
+        <w:tc>
+          <w:tcPr>
+            <w:tcW w:w="3525" w:type="dxa"/>
+          </w:tcPr>
+          <w:p>
+            <w:pPr/>
+            <w:r>
+              <w:t xml:space="preserve">REQ_F4118.3.2</w:t>
+            </w:r>
+          </w:p>
+        </w:tc>
+        <w:tc>
+          <w:tcPr>
+            <w:tcW w:w="2370" w:type="dxa"/>
+          </w:tcPr>
+          <w:p>
+            <w:pPr/>
+            <w:r>
+              <w:rPr>
+                <w:b/>
+              </w:rPr>
+              <w:t xml:space="preserve">Version</w:t>
+            </w:r>
+          </w:p>
+        </w:tc>
+        <w:tc>
+          <w:tcPr>
+            <w:tcW w:w="1230" w:type="dxa"/>
+          </w:tcPr>
+          <w:p>
+            <w:pPr/>
+            <w:r>
+              <w:t xml:space="preserve">1.0</w:t>
+            </w:r>
+          </w:p>
+        </w:tc>
+      </w:tr>
+      <w:tr>
+        <w:trPr>
+          <w:trHeight w:val="465" w:hRule="atLeast"/>
+        </w:trPr>
+        <w:tc>
+          <w:tcPr>
+            <w:tcW w:w="2220" w:type="dxa"/>
+          </w:tcPr>
+          <w:p>
+            <w:pPr/>
+            <w:r>
+              <w:rPr>
+                <w:b/>
+              </w:rPr>
+              <w:t xml:space="preserve">Description</w:t>
+            </w:r>
+          </w:p>
+        </w:tc>
+        <w:tc>
+          <w:tcPr>
+            <w:tcW w:w="7125" w:type="dxa"/>
+            <w:gridSpan w:val="3"/>
+          </w:tcPr>
+          <w:p>
+            <w:pPr/>
+            <w:r>
+              <w:t xml:space="preserve">System should enable user to create product.</w:t>
+            </w:r>
+          </w:p>
+        </w:tc>
+      </w:tr>
+      <w:tr>
+        <w:trPr>
+          <w:trHeight w:val="465" w:hRule="atLeast"/>
+        </w:trPr>
+        <w:tc>
+          <w:tcPr>
+            <w:tcW w:w="2220" w:type="dxa"/>
+          </w:tcPr>
+          <w:p>
+            <w:pPr/>
+            <w:r>
+              <w:rPr>
+                <w:b/>
+              </w:rPr>
+              <w:t xml:space="preserve">Author</w:t>
+            </w:r>
+          </w:p>
+        </w:tc>
+        <w:tc>
+          <w:tcPr>
+            <w:tcW w:w="7125" w:type="dxa"/>
+            <w:gridSpan w:val="3"/>
+          </w:tcPr>
+          <w:p>
+            <w:pPr/>
+            <w:r>
+              <w:t xml:space="preserve">Developer</w:t>
+            </w:r>
+          </w:p>
+        </w:tc>
+      </w:tr>
+    </w:tbl>
+    <w:p/>
+    <w:tbl>
+      <w:tblPr>
+        <w:tblStyle w:val="TableGrid"/>
+        <w:tblW w:w="9345" w:type="dxa"/>
+        <w:jc w:val="left"/>
+        <w:tblBorders>
+          <w:top w:val="single" w:color="000000" w:sz="8" w:space="0"/>
+          <w:left w:val="single" w:color="000000" w:sz="8" w:space="0"/>
+          <w:bottom w:val="single" w:color="000000" w:sz="8" w:space="0"/>
+          <w:right w:val="single" w:color="000000" w:sz="8" w:space="0"/>
+          <w:insideH w:val="single" w:color="000000" w:sz="8" w:space="0"/>
+          <w:insideV w:val="single" w:color="000000" w:sz="8" w:space="0"/>
+        </w:tblBorders>
+        <w:tblLayout w:type="fixed"/>
+        <w:tblCellMar>
+          <w:top w:w="100" w:type="dxa"/>
+          <w:left w:w="100" w:type="dxa"/>
+          <w:bottom w:w="100" w:type="dxa"/>
+          <w:right w:w="100" w:type="dxa"/>
+        </w:tblCellMar>
+      </w:tblPr>
+      <w:tblGrid>
+        <w:gridCol w:w="2220"/>
+        <w:gridCol w:w="3525"/>
+        <w:gridCol w:w="2370"/>
+        <w:gridCol w:w="1230"/>
+      </w:tblGrid>
+      <w:tr>
+        <w:trPr>
+          <w:trHeight w:val="465" w:hRule="atLeast"/>
+        </w:trPr>
+        <w:tc>
+          <w:tcPr>
+            <w:tcW w:w="2220" w:type="dxa"/>
+          </w:tcPr>
+          <w:p>
+            <w:pPr/>
+            <w:r>
+              <w:rPr>
+                <w:b/>
+              </w:rPr>
+              <w:t xml:space="preserve">Requirement ID</w:t>
+            </w:r>
+          </w:p>
+        </w:tc>
+        <w:tc>
+          <w:tcPr>
+            <w:tcW w:w="3525" w:type="dxa"/>
+          </w:tcPr>
+          <w:p>
+            <w:pPr/>
+            <w:r>
+              <w:t xml:space="preserve">REQ_F4118.3.3</w:t>
+            </w:r>
+          </w:p>
+        </w:tc>
+        <w:tc>
+          <w:tcPr>
+            <w:tcW w:w="2370" w:type="dxa"/>
+          </w:tcPr>
+          <w:p>
+            <w:pPr/>
+            <w:r>
+              <w:rPr>
+                <w:b/>
+              </w:rPr>
+              <w:t xml:space="preserve">Version</w:t>
+            </w:r>
+          </w:p>
+        </w:tc>
+        <w:tc>
+          <w:tcPr>
+            <w:tcW w:w="1230" w:type="dxa"/>
+          </w:tcPr>
+          <w:p>
+            <w:pPr/>
+            <w:r>
+              <w:t xml:space="preserve">1.0</w:t>
+            </w:r>
+          </w:p>
+        </w:tc>
+      </w:tr>
+      <w:tr>
+        <w:trPr>
+          <w:trHeight w:val="465" w:hRule="atLeast"/>
+        </w:trPr>
+        <w:tc>
+          <w:tcPr>
+            <w:tcW w:w="2220" w:type="dxa"/>
+          </w:tcPr>
+          <w:p>
+            <w:pPr/>
+            <w:r>
+              <w:rPr>
+                <w:b/>
+              </w:rPr>
+              <w:t xml:space="preserve">Description</w:t>
+            </w:r>
+          </w:p>
+        </w:tc>
+        <w:tc>
+          <w:tcPr>
+            <w:tcW w:w="7125" w:type="dxa"/>
+            <w:gridSpan w:val="3"/>
+          </w:tcPr>
+          <w:p>
+            <w:pPr/>
+            <w:r>
+              <w:t xml:space="preserve">System should enable user to edit product.</w:t>
+            </w:r>
+          </w:p>
+        </w:tc>
+      </w:tr>
+      <w:tr>
+        <w:trPr>
+          <w:trHeight w:val="465" w:hRule="atLeast"/>
+        </w:trPr>
+        <w:tc>
+          <w:tcPr>
+            <w:tcW w:w="2220" w:type="dxa"/>
+          </w:tcPr>
+          <w:p>
+            <w:pPr/>
+            <w:r>
+              <w:rPr>
+                <w:b/>
+              </w:rPr>
+              <w:t xml:space="preserve">Author</w:t>
+            </w:r>
+          </w:p>
+        </w:tc>
+        <w:tc>
+          <w:tcPr>
+            <w:tcW w:w="7125" w:type="dxa"/>
+            <w:gridSpan w:val="3"/>
+          </w:tcPr>
+          <w:p>
+            <w:pPr/>
+            <w:r>
+              <w:t xml:space="preserve">Developer</w:t>
+            </w:r>
+          </w:p>
+        </w:tc>
+      </w:tr>
+    </w:tbl>
+    <w:p/>
+    <w:tbl>
+      <w:tblPr>
+        <w:tblStyle w:val="TableGrid"/>
+        <w:tblW w:w="9345" w:type="dxa"/>
+        <w:jc w:val="left"/>
+        <w:tblBorders>
+          <w:top w:val="single" w:color="000000" w:sz="8" w:space="0"/>
+          <w:left w:val="single" w:color="000000" w:sz="8" w:space="0"/>
+          <w:bottom w:val="single" w:color="000000" w:sz="8" w:space="0"/>
+          <w:right w:val="single" w:color="000000" w:sz="8" w:space="0"/>
+          <w:insideH w:val="single" w:color="000000" w:sz="8" w:space="0"/>
+          <w:insideV w:val="single" w:color="000000" w:sz="8" w:space="0"/>
+        </w:tblBorders>
+        <w:tblLayout w:type="fixed"/>
+        <w:tblCellMar>
+          <w:top w:w="100" w:type="dxa"/>
+          <w:left w:w="100" w:type="dxa"/>
+          <w:bottom w:w="100" w:type="dxa"/>
+          <w:right w:w="100" w:type="dxa"/>
+        </w:tblCellMar>
+      </w:tblPr>
+      <w:tblGrid>
+        <w:gridCol w:w="2220"/>
+        <w:gridCol w:w="3525"/>
+        <w:gridCol w:w="2370"/>
+        <w:gridCol w:w="1230"/>
+      </w:tblGrid>
+      <w:tr>
+        <w:trPr>
+          <w:trHeight w:val="465" w:hRule="atLeast"/>
+        </w:trPr>
+        <w:tc>
+          <w:tcPr>
+            <w:tcW w:w="2220" w:type="dxa"/>
+          </w:tcPr>
+          <w:p>
+            <w:pPr/>
+            <w:r>
+              <w:rPr>
+                <w:b/>
+              </w:rPr>
+              <w:t xml:space="preserve">Requirement ID</w:t>
+            </w:r>
+          </w:p>
+        </w:tc>
+        <w:tc>
+          <w:tcPr>
+            <w:tcW w:w="3525" w:type="dxa"/>
+          </w:tcPr>
+          <w:p>
+            <w:pPr/>
+            <w:r>
+              <w:t xml:space="preserve">REQ_F4118.3.5</w:t>
+            </w:r>
+          </w:p>
+        </w:tc>
+        <w:tc>
+          <w:tcPr>
+            <w:tcW w:w="2370" w:type="dxa"/>
+          </w:tcPr>
+          <w:p>
+            <w:pPr/>
+            <w:r>
+              <w:rPr>
+                <w:b/>
+              </w:rPr>
+              <w:t xml:space="preserve">Version</w:t>
+            </w:r>
+          </w:p>
+        </w:tc>
+        <w:tc>
+          <w:tcPr>
+            <w:tcW w:w="1230" w:type="dxa"/>
+          </w:tcPr>
+          <w:p>
+            <w:pPr/>
+            <w:r>
+              <w:t xml:space="preserve">1.0</w:t>
+            </w:r>
+          </w:p>
+        </w:tc>
+      </w:tr>
+      <w:tr>
+        <w:trPr>
+          <w:trHeight w:val="465" w:hRule="atLeast"/>
+        </w:trPr>
+        <w:tc>
+          <w:tcPr>
+            <w:tcW w:w="2220" w:type="dxa"/>
+          </w:tcPr>
+          <w:p>
+            <w:pPr/>
+            <w:r>
+              <w:rPr>
+                <w:b/>
+              </w:rPr>
+              <w:t xml:space="preserve">Description</w:t>
+            </w:r>
+          </w:p>
+        </w:tc>
+        <w:tc>
+          <w:tcPr>
+            <w:tcW w:w="7125" w:type="dxa"/>
+            <w:gridSpan w:val="3"/>
+          </w:tcPr>
+          <w:p>
+            <w:pPr/>
+            <w:r>
+              <w:t xml:space="preserve">System should enable user to maintain item-specific unit conversions.</w:t>
+            </w:r>
+          </w:p>
+        </w:tc>
+      </w:tr>
+      <w:tr>
+        <w:trPr>
+          <w:trHeight w:val="465" w:hRule="atLeast"/>
+        </w:trPr>
+        <w:tc>
+          <w:tcPr>
+            <w:tcW w:w="2220" w:type="dxa"/>
+          </w:tcPr>
+          <w:p>
+            <w:pPr/>
+            <w:r>
+              <w:rPr>
+                <w:b/>
+              </w:rPr>
+              <w:t xml:space="preserve">Author</w:t>
+            </w:r>
+          </w:p>
+        </w:tc>
+        <w:tc>
+          <w:tcPr>
+            <w:tcW w:w="7125" w:type="dxa"/>
+            <w:gridSpan w:val="3"/>
+          </w:tcPr>
+          <w:p>
+            <w:pPr/>
+            <w:r>
+              <w:t xml:space="preserve">Developer</w:t>
+            </w:r>
+          </w:p>
+        </w:tc>
+      </w:tr>
+    </w:tbl>
+    <w:p/>
+    <w:p>
+      <w:pPr>
+        <w:pStyle w:val="Heading5"/>
+      </w:pPr>
+      <w:r>
         <w:t xml:space="preserve">4.1.1.8.8 Client Category</w:t>
       </w:r>
     </w:p>
@@ -4704,452 +5296,6 @@
             <w:pPr/>
             <w:r>
               <w:t xml:space="preserve">System should enable user to delete item brand.</w:t>
-            </w:r>
-          </w:p>
-        </w:tc>
-      </w:tr>
-      <w:tr>
-        <w:trPr>
-          <w:trHeight w:val="465" w:hRule="atLeast"/>
-        </w:trPr>
-        <w:tc>
-          <w:tcPr>
-            <w:tcW w:w="2220" w:type="dxa"/>
-          </w:tcPr>
-          <w:p>
-            <w:pPr/>
-            <w:r>
-              <w:rPr>
-                <w:b/>
-              </w:rPr>
-              <w:t xml:space="preserve">Author</w:t>
-            </w:r>
-          </w:p>
-        </w:tc>
-        <w:tc>
-          <w:tcPr>
-            <w:tcW w:w="7125" w:type="dxa"/>
-            <w:gridSpan w:val="3"/>
-          </w:tcPr>
-          <w:p>
-            <w:pPr/>
-            <w:r>
-              <w:t xml:space="preserve">Developer</w:t>
-            </w:r>
-          </w:p>
-        </w:tc>
-      </w:tr>
-    </w:tbl>
-    <w:p/>
-    <w:p>
-      <w:pPr>
-        <w:pStyle w:val="Heading5"/>
-      </w:pPr>
-      <w:r>
-        <w:t xml:space="preserve">4.1.1.8.12 Item Master</w:t>
-      </w:r>
-    </w:p>
-    <w:tbl>
-      <w:tblPr>
-        <w:tblStyle w:val="TableGrid"/>
-        <w:tblW w:w="9345" w:type="dxa"/>
-        <w:jc w:val="left"/>
-        <w:tblBorders>
-          <w:top w:val="single" w:color="000000" w:sz="8" w:space="0"/>
-          <w:left w:val="single" w:color="000000" w:sz="8" w:space="0"/>
-          <w:bottom w:val="single" w:color="000000" w:sz="8" w:space="0"/>
-          <w:right w:val="single" w:color="000000" w:sz="8" w:space="0"/>
-          <w:insideH w:val="single" w:color="000000" w:sz="8" w:space="0"/>
-          <w:insideV w:val="single" w:color="000000" w:sz="8" w:space="0"/>
-        </w:tblBorders>
-        <w:tblLayout w:type="fixed"/>
-        <w:tblCellMar>
-          <w:top w:w="100" w:type="dxa"/>
-          <w:left w:w="100" w:type="dxa"/>
-          <w:bottom w:w="100" w:type="dxa"/>
-          <w:right w:w="100" w:type="dxa"/>
-        </w:tblCellMar>
-      </w:tblPr>
-      <w:tblGrid>
-        <w:gridCol w:w="2220"/>
-        <w:gridCol w:w="3525"/>
-        <w:gridCol w:w="2370"/>
-        <w:gridCol w:w="1230"/>
-      </w:tblGrid>
-      <w:tr>
-        <w:trPr>
-          <w:trHeight w:val="465" w:hRule="atLeast"/>
-        </w:trPr>
-        <w:tc>
-          <w:tcPr>
-            <w:tcW w:w="2220" w:type="dxa"/>
-          </w:tcPr>
-          <w:p>
-            <w:pPr/>
-            <w:r>
-              <w:rPr>
-                <w:b/>
-              </w:rPr>
-              <w:t xml:space="preserve">Requirement ID</w:t>
-            </w:r>
-          </w:p>
-        </w:tc>
-        <w:tc>
-          <w:tcPr>
-            <w:tcW w:w="3525" w:type="dxa"/>
-          </w:tcPr>
-          <w:p>
-            <w:pPr/>
-            <w:r>
-              <w:t xml:space="preserve">REQ_F4118.12.1</w:t>
-            </w:r>
-          </w:p>
-        </w:tc>
-        <w:tc>
-          <w:tcPr>
-            <w:tcW w:w="2370" w:type="dxa"/>
-          </w:tcPr>
-          <w:p>
-            <w:pPr/>
-            <w:r>
-              <w:rPr>
-                <w:b/>
-              </w:rPr>
-              <w:t xml:space="preserve">Version</w:t>
-            </w:r>
-          </w:p>
-        </w:tc>
-        <w:tc>
-          <w:tcPr>
-            <w:tcW w:w="1230" w:type="dxa"/>
-          </w:tcPr>
-          <w:p>
-            <w:pPr/>
-            <w:r>
-              <w:t xml:space="preserve">1.0</w:t>
-            </w:r>
-          </w:p>
-        </w:tc>
-      </w:tr>
-      <w:tr>
-        <w:trPr>
-          <w:trHeight w:val="465" w:hRule="atLeast"/>
-        </w:trPr>
-        <w:tc>
-          <w:tcPr>
-            <w:tcW w:w="2220" w:type="dxa"/>
-          </w:tcPr>
-          <w:p>
-            <w:pPr/>
-            <w:r>
-              <w:rPr>
-                <w:b/>
-              </w:rPr>
-              <w:t xml:space="preserve">Description</w:t>
-            </w:r>
-          </w:p>
-        </w:tc>
-        <w:tc>
-          <w:tcPr>
-            <w:tcW w:w="7125" w:type="dxa"/>
-            <w:gridSpan w:val="3"/>
-          </w:tcPr>
-          <w:p>
-            <w:pPr/>
-            <w:r>
-              <w:t xml:space="preserve">System should enable user to view items.</w:t>
-            </w:r>
-          </w:p>
-        </w:tc>
-      </w:tr>
-      <w:tr>
-        <w:trPr>
-          <w:trHeight w:val="465" w:hRule="atLeast"/>
-        </w:trPr>
-        <w:tc>
-          <w:tcPr>
-            <w:tcW w:w="2220" w:type="dxa"/>
-          </w:tcPr>
-          <w:p>
-            <w:pPr/>
-            <w:r>
-              <w:rPr>
-                <w:b/>
-              </w:rPr>
-              <w:t xml:space="preserve">Author</w:t>
-            </w:r>
-          </w:p>
-        </w:tc>
-        <w:tc>
-          <w:tcPr>
-            <w:tcW w:w="7125" w:type="dxa"/>
-            <w:gridSpan w:val="3"/>
-          </w:tcPr>
-          <w:p>
-            <w:pPr/>
-            <w:r>
-              <w:t xml:space="preserve">Developer</w:t>
-            </w:r>
-          </w:p>
-        </w:tc>
-      </w:tr>
-    </w:tbl>
-    <w:p/>
-    <w:tbl>
-      <w:tblPr>
-        <w:tblStyle w:val="TableGrid"/>
-        <w:tblW w:w="9345" w:type="dxa"/>
-        <w:jc w:val="left"/>
-        <w:tblBorders>
-          <w:top w:val="single" w:color="000000" w:sz="8" w:space="0"/>
-          <w:left w:val="single" w:color="000000" w:sz="8" w:space="0"/>
-          <w:bottom w:val="single" w:color="000000" w:sz="8" w:space="0"/>
-          <w:right w:val="single" w:color="000000" w:sz="8" w:space="0"/>
-          <w:insideH w:val="single" w:color="000000" w:sz="8" w:space="0"/>
-          <w:insideV w:val="single" w:color="000000" w:sz="8" w:space="0"/>
-        </w:tblBorders>
-        <w:tblLayout w:type="fixed"/>
-        <w:tblCellMar>
-          <w:top w:w="100" w:type="dxa"/>
-          <w:left w:w="100" w:type="dxa"/>
-          <w:bottom w:w="100" w:type="dxa"/>
-          <w:right w:w="100" w:type="dxa"/>
-        </w:tblCellMar>
-      </w:tblPr>
-      <w:tblGrid>
-        <w:gridCol w:w="2220"/>
-        <w:gridCol w:w="3525"/>
-        <w:gridCol w:w="2370"/>
-        <w:gridCol w:w="1230"/>
-      </w:tblGrid>
-      <w:tr>
-        <w:trPr>
-          <w:trHeight w:val="465" w:hRule="atLeast"/>
-        </w:trPr>
-        <w:tc>
-          <w:tcPr>
-            <w:tcW w:w="2220" w:type="dxa"/>
-          </w:tcPr>
-          <w:p>
-            <w:pPr/>
-            <w:r>
-              <w:rPr>
-                <w:b/>
-              </w:rPr>
-              <w:t xml:space="preserve">Requirement ID</w:t>
-            </w:r>
-          </w:p>
-        </w:tc>
-        <w:tc>
-          <w:tcPr>
-            <w:tcW w:w="3525" w:type="dxa"/>
-          </w:tcPr>
-          <w:p>
-            <w:pPr/>
-            <w:r>
-              <w:t xml:space="preserve">REQ_F4118.12.2</w:t>
-            </w:r>
-          </w:p>
-        </w:tc>
-        <w:tc>
-          <w:tcPr>
-            <w:tcW w:w="2370" w:type="dxa"/>
-          </w:tcPr>
-          <w:p>
-            <w:pPr/>
-            <w:r>
-              <w:rPr>
-                <w:b/>
-              </w:rPr>
-              <w:t xml:space="preserve">Version</w:t>
-            </w:r>
-          </w:p>
-        </w:tc>
-        <w:tc>
-          <w:tcPr>
-            <w:tcW w:w="1230" w:type="dxa"/>
-          </w:tcPr>
-          <w:p>
-            <w:pPr/>
-            <w:r>
-              <w:t xml:space="preserve">1.0</w:t>
-            </w:r>
-          </w:p>
-        </w:tc>
-      </w:tr>
-      <w:tr>
-        <w:trPr>
-          <w:trHeight w:val="465" w:hRule="atLeast"/>
-        </w:trPr>
-        <w:tc>
-          <w:tcPr>
-            <w:tcW w:w="2220" w:type="dxa"/>
-          </w:tcPr>
-          <w:p>
-            <w:pPr/>
-            <w:r>
-              <w:rPr>
-                <w:b/>
-              </w:rPr>
-              <w:t xml:space="preserve">Description</w:t>
-            </w:r>
-          </w:p>
-        </w:tc>
-        <w:tc>
-          <w:tcPr>
-            <w:tcW w:w="7125" w:type="dxa"/>
-            <w:gridSpan w:val="3"/>
-          </w:tcPr>
-          <w:p>
-            <w:pPr/>
-            <w:r>
-              <w:t xml:space="preserve">System should enable user to create items.</w:t>
-            </w:r>
-          </w:p>
-        </w:tc>
-      </w:tr>
-      <w:tr>
-        <w:trPr>
-          <w:trHeight w:val="465" w:hRule="atLeast"/>
-        </w:trPr>
-        <w:tc>
-          <w:tcPr>
-            <w:tcW w:w="2220" w:type="dxa"/>
-          </w:tcPr>
-          <w:p>
-            <w:pPr/>
-            <w:r>
-              <w:rPr>
-                <w:b/>
-              </w:rPr>
-              <w:t xml:space="preserve">Author</w:t>
-            </w:r>
-          </w:p>
-        </w:tc>
-        <w:tc>
-          <w:tcPr>
-            <w:tcW w:w="7125" w:type="dxa"/>
-            <w:gridSpan w:val="3"/>
-          </w:tcPr>
-          <w:p>
-            <w:pPr/>
-            <w:r>
-              <w:t xml:space="preserve">Developer</w:t>
-            </w:r>
-          </w:p>
-        </w:tc>
-      </w:tr>
-    </w:tbl>
-    <w:p/>
-    <w:tbl>
-      <w:tblPr>
-        <w:tblStyle w:val="TableGrid"/>
-        <w:tblW w:w="9345" w:type="dxa"/>
-        <w:jc w:val="left"/>
-        <w:tblBorders>
-          <w:top w:val="single" w:color="000000" w:sz="8" w:space="0"/>
-          <w:left w:val="single" w:color="000000" w:sz="8" w:space="0"/>
-          <w:bottom w:val="single" w:color="000000" w:sz="8" w:space="0"/>
-          <w:right w:val="single" w:color="000000" w:sz="8" w:space="0"/>
-          <w:insideH w:val="single" w:color="000000" w:sz="8" w:space="0"/>
-          <w:insideV w:val="single" w:color="000000" w:sz="8" w:space="0"/>
-        </w:tblBorders>
-        <w:tblLayout w:type="fixed"/>
-        <w:tblCellMar>
-          <w:top w:w="100" w:type="dxa"/>
-          <w:left w:w="100" w:type="dxa"/>
-          <w:bottom w:w="100" w:type="dxa"/>
-          <w:right w:w="100" w:type="dxa"/>
-        </w:tblCellMar>
-      </w:tblPr>
-      <w:tblGrid>
-        <w:gridCol w:w="2220"/>
-        <w:gridCol w:w="3525"/>
-        <w:gridCol w:w="2370"/>
-        <w:gridCol w:w="1230"/>
-      </w:tblGrid>
-      <w:tr>
-        <w:trPr>
-          <w:trHeight w:val="465" w:hRule="atLeast"/>
-        </w:trPr>
-        <w:tc>
-          <w:tcPr>
-            <w:tcW w:w="2220" w:type="dxa"/>
-          </w:tcPr>
-          <w:p>
-            <w:pPr/>
-            <w:r>
-              <w:rPr>
-                <w:b/>
-              </w:rPr>
-              <w:t xml:space="preserve">Requirement ID</w:t>
-            </w:r>
-          </w:p>
-        </w:tc>
-        <w:tc>
-          <w:tcPr>
-            <w:tcW w:w="3525" w:type="dxa"/>
-          </w:tcPr>
-          <w:p>
-            <w:pPr/>
-            <w:r>
-              <w:t xml:space="preserve">REQ_F4118.12.3</w:t>
-            </w:r>
-          </w:p>
-        </w:tc>
-        <w:tc>
-          <w:tcPr>
-            <w:tcW w:w="2370" w:type="dxa"/>
-          </w:tcPr>
-          <w:p>
-            <w:pPr/>
-            <w:r>
-              <w:rPr>
-                <w:b/>
-              </w:rPr>
-              <w:t xml:space="preserve">Version</w:t>
-            </w:r>
-          </w:p>
-        </w:tc>
-        <w:tc>
-          <w:tcPr>
-            <w:tcW w:w="1230" w:type="dxa"/>
-          </w:tcPr>
-          <w:p>
-            <w:pPr/>
-            <w:r>
-              <w:t xml:space="preserve">1.0</w:t>
-            </w:r>
-          </w:p>
-        </w:tc>
-      </w:tr>
-      <w:tr>
-        <w:trPr>
-          <w:trHeight w:val="465" w:hRule="atLeast"/>
-        </w:trPr>
-        <w:tc>
-          <w:tcPr>
-            <w:tcW w:w="2220" w:type="dxa"/>
-          </w:tcPr>
-          <w:p>
-            <w:pPr/>
-            <w:r>
-              <w:rPr>
-                <w:b/>
-              </w:rPr>
-              <w:t xml:space="preserve">Description</w:t>
-            </w:r>
-          </w:p>
-        </w:tc>
-        <w:tc>
-          <w:tcPr>
-            <w:tcW w:w="7125" w:type="dxa"/>
-            <w:gridSpan w:val="3"/>
-          </w:tcPr>
-          <w:p>
-            <w:pPr/>
-            <w:r>
-              <w:t xml:space="preserve">System should enable user to edit items.</w:t>
             </w:r>
           </w:p>
         </w:tc>
@@ -23666,6 +23812,171 @@
       </w:tr>
     </w:tbl>
     <w:p/>
+    <w:tbl>
+      <w:tblPr>
+        <w:tblStyle w:val="TableGrid"/>
+        <w:tblW w:w="9360" w:type="dxa"/>
+        <w:jc w:val="left"/>
+        <w:tblBorders>
+          <w:top w:val="single" w:color="000000" w:sz="8" w:space="0"/>
+          <w:left w:val="single" w:color="000000" w:sz="8" w:space="0"/>
+          <w:bottom w:val="single" w:color="000000" w:sz="8" w:space="0"/>
+          <w:right w:val="single" w:color="000000" w:sz="8" w:space="0"/>
+          <w:insideH w:val="single" w:color="000000" w:sz="8" w:space="0"/>
+          <w:insideV w:val="single" w:color="000000" w:sz="8" w:space="0"/>
+        </w:tblBorders>
+        <w:tblLayout w:type="fixed"/>
+        <w:tblCellMar>
+          <w:top w:w="100" w:type="dxa"/>
+          <w:left w:w="100" w:type="dxa"/>
+          <w:bottom w:w="100" w:type="dxa"/>
+          <w:right w:w="100" w:type="dxa"/>
+        </w:tblCellMar>
+      </w:tblPr>
+      <w:tblGrid>
+        <w:gridCol w:w="2340"/>
+        <w:gridCol w:w="2340"/>
+        <w:gridCol w:w="2340"/>
+        <w:gridCol w:w="2340"/>
+      </w:tblGrid>
+      <w:tr>
+        <w:tc>
+          <w:tcPr>
+            <w:tcW w:w="2340" w:type="dxa"/>
+          </w:tcPr>
+          <w:p>
+            <w:pPr/>
+            <w:r>
+              <w:rPr>
+                <w:b/>
+              </w:rPr>
+              <w:t xml:space="preserve">Requirement ID</w:t>
+            </w:r>
+          </w:p>
+        </w:tc>
+        <w:tc>
+          <w:tcPr>
+            <w:tcW w:w="2340" w:type="dxa"/>
+          </w:tcPr>
+          <w:p>
+            <w:pPr/>
+            <w:r>
+              <w:t xml:space="preserve">REQ_DS43.114</w:t>
+            </w:r>
+          </w:p>
+        </w:tc>
+        <w:tc>
+          <w:tcPr>
+            <w:tcW w:w="2340" w:type="dxa"/>
+          </w:tcPr>
+          <w:p>
+            <w:pPr/>
+            <w:r>
+              <w:rPr>
+                <w:b/>
+              </w:rPr>
+              <w:t xml:space="preserve">Version</w:t>
+            </w:r>
+          </w:p>
+        </w:tc>
+        <w:tc>
+          <w:tcPr>
+            <w:tcW w:w="2340" w:type="dxa"/>
+          </w:tcPr>
+          <w:p>
+            <w:pPr/>
+            <w:r>
+              <w:t xml:space="preserve">1.0</w:t>
+            </w:r>
+          </w:p>
+        </w:tc>
+      </w:tr>
+      <w:tr>
+        <w:tc>
+          <w:tcPr>
+            <w:tcW w:w="2340" w:type="dxa"/>
+          </w:tcPr>
+          <w:p>
+            <w:pPr/>
+            <w:r>
+              <w:rPr>
+                <w:b/>
+              </w:rPr>
+              <w:t xml:space="preserve">Table Name</w:t>
+            </w:r>
+          </w:p>
+        </w:tc>
+        <w:tc>
+          <w:tcPr>
+            <w:tcW w:w="7020" w:type="dxa"/>
+            <w:gridSpan w:val="3"/>
+          </w:tcPr>
+          <w:p>
+            <w:pPr/>
+            <w:r>
+              <w:t xml:space="preserve">md_item_uom_conversion</w:t>
+            </w:r>
+          </w:p>
+        </w:tc>
+      </w:tr>
+      <w:tr>
+        <w:tc>
+          <w:tcPr>
+            <w:tcW w:w="2340" w:type="dxa"/>
+          </w:tcPr>
+          <w:p>
+            <w:pPr/>
+            <w:r>
+              <w:rPr>
+                <w:b/>
+              </w:rPr>
+              <w:t xml:space="preserve">Description</w:t>
+            </w:r>
+          </w:p>
+        </w:tc>
+        <w:tc>
+          <w:tcPr>
+            <w:tcW w:w="7020" w:type="dxa"/>
+            <w:gridSpan w:val="3"/>
+          </w:tcPr>
+          <w:p>
+            <w:pPr/>
+            <w:r>
+              <w:t xml:space="preserve">This table stores item-specific conversion factors from alternate units to the item base unit within a company.</w:t>
+            </w:r>
+          </w:p>
+        </w:tc>
+      </w:tr>
+      <w:tr>
+        <w:tc>
+          <w:tcPr>
+            <w:tcW w:w="2340" w:type="dxa"/>
+          </w:tcPr>
+          <w:p>
+            <w:pPr/>
+            <w:r>
+              <w:rPr>
+                <w:b/>
+              </w:rPr>
+              <w:t xml:space="preserve">Author</w:t>
+            </w:r>
+          </w:p>
+        </w:tc>
+        <w:tc>
+          <w:tcPr>
+            <w:tcW w:w="7020" w:type="dxa"/>
+            <w:gridSpan w:val="3"/>
+          </w:tcPr>
+          <w:p>
+            <w:pPr/>
+            <w:r>
+              <w:t xml:space="preserve">Developer</w:t>
+            </w:r>
+          </w:p>
+        </w:tc>
+      </w:tr>
+    </w:tbl>
+    <w:p/>
     <w:p>
       <w:pPr>
         <w:pStyle w:val="Heading2"/>
@@ -31015,7 +31326,7 @@
           <w:p>
             <w:pPr/>
             <w:r>
-              <w:t xml:space="preserve">代碼、名稱、規格、單位、品牌、分類、狀態；代碼與名稱可排序，伺服器分頁。</w:t>
+              <w:t xml:space="preserve">代碼、名稱、規格、單位、品牌、分類、狀態；代碼與名稱可排序，伺服器分頁；每列有「換算」開啟介面 8.77。</w:t>
             </w:r>
           </w:p>
         </w:tc>
@@ -31123,7 +31434,7 @@
           <w:p>
             <w:pPr/>
             <w:r>
-              <w:t xml:space="preserve">REQ_IO_A8.12.1, REQ_IO_A8.13.1</w:t>
+              <w:t xml:space="preserve">REQ_IO_A8.12.1, REQ_IO_A8.13.1, REQ_IO_A8.77.1</w:t>
             </w:r>
           </w:p>
         </w:tc>
@@ -33215,7 +33526,7 @@
           <w:p>
             <w:pPr/>
             <w:r>
-              <w:t xml:space="preserve">編輯名稱、規格、單位、品牌、分類；原參照已停用仍可保留。</w:t>
+              <w:t xml:space="preserve">編輯名稱、規格、單位、品牌、分類；原參照已停用仍可保留；有專屬換算時改基本單位顯示 BASE_UOM_LOCKED。</w:t>
             </w:r>
           </w:p>
         </w:tc>
@@ -73751,6 +74062,1379 @@
             <w:pPr/>
             <w:r>
               <w:t xml:space="preserve">通知列表</w:t>
+            </w:r>
+          </w:p>
+        </w:tc>
+      </w:tr>
+      <w:tr>
+        <w:tc>
+          <w:tcPr>
+            <w:tcW w:w="2340" w:type="dxa"/>
+          </w:tcPr>
+          <w:p>
+            <w:pPr/>
+            <w:r>
+              <w:rPr>
+                <w:b/>
+              </w:rPr>
+              <w:t xml:space="preserve">Author</w:t>
+            </w:r>
+          </w:p>
+        </w:tc>
+        <w:tc>
+          <w:tcPr>
+            <w:tcW w:w="7020" w:type="dxa"/>
+            <w:gridSpan w:val="3"/>
+          </w:tcPr>
+          <w:p>
+            <w:pPr/>
+            <w:r>
+              <w:t xml:space="preserve">Developer</w:t>
+            </w:r>
+          </w:p>
+        </w:tc>
+      </w:tr>
+    </w:tbl>
+    <w:p/>
+    <w:p>
+      <w:pPr>
+        <w:pStyle w:val="Heading5"/>
+      </w:pPr>
+      <w:r>
+        <w:t xml:space="preserve">4.4.1.8.77 Item Unit Conversion Interface</w:t>
+      </w:r>
+    </w:p>
+    <w:tbl>
+      <w:tblPr>
+        <w:tblStyle w:val="TableGrid"/>
+        <w:tblW w:w="9360" w:type="dxa"/>
+        <w:jc w:val="left"/>
+        <w:tblBorders>
+          <w:top w:val="single" w:color="000000" w:sz="6" w:space="0"/>
+          <w:left w:val="single" w:color="000000" w:sz="6" w:space="0"/>
+          <w:bottom w:val="single" w:color="000000" w:sz="6" w:space="0"/>
+          <w:right w:val="single" w:color="000000" w:sz="6" w:space="0"/>
+          <w:insideH w:val="single" w:color="000000" w:sz="6" w:space="0"/>
+          <w:insideV w:val="single" w:color="000000" w:sz="6" w:space="0"/>
+        </w:tblBorders>
+        <w:tblLayout w:type="fixed"/>
+        <w:tblCellMar>
+          <w:top w:w="100" w:type="dxa"/>
+          <w:left w:w="100" w:type="dxa"/>
+          <w:bottom w:w="100" w:type="dxa"/>
+          <w:right w:w="100" w:type="dxa"/>
+        </w:tblCellMar>
+      </w:tblPr>
+      <w:tblGrid>
+        <w:gridCol w:w="2340"/>
+        <w:gridCol w:w="2340"/>
+        <w:gridCol w:w="2340"/>
+        <w:gridCol w:w="2340"/>
+      </w:tblGrid>
+      <w:tr>
+        <w:tc>
+          <w:tcPr>
+            <w:tcW w:w="2340" w:type="dxa"/>
+          </w:tcPr>
+          <w:p>
+            <w:pPr/>
+            <w:r>
+              <w:rPr>
+                <w:b/>
+              </w:rPr>
+              <w:t xml:space="preserve">Requirement ID</w:t>
+            </w:r>
+          </w:p>
+        </w:tc>
+        <w:tc>
+          <w:tcPr>
+            <w:tcW w:w="2340" w:type="dxa"/>
+          </w:tcPr>
+          <w:p>
+            <w:pPr/>
+            <w:r>
+              <w:t xml:space="preserve">REQ_IO_A8.77.1</w:t>
+            </w:r>
+          </w:p>
+        </w:tc>
+        <w:tc>
+          <w:tcPr>
+            <w:tcW w:w="2340" w:type="dxa"/>
+          </w:tcPr>
+          <w:p>
+            <w:pPr/>
+            <w:r>
+              <w:rPr>
+                <w:b/>
+              </w:rPr>
+              <w:t xml:space="preserve">Version</w:t>
+            </w:r>
+          </w:p>
+        </w:tc>
+        <w:tc>
+          <w:tcPr>
+            <w:tcW w:w="2340" w:type="dxa"/>
+          </w:tcPr>
+          <w:p>
+            <w:pPr/>
+            <w:r>
+              <w:t xml:space="preserve">1.0</w:t>
+            </w:r>
+          </w:p>
+        </w:tc>
+      </w:tr>
+      <w:tr>
+        <w:tc>
+          <w:tcPr>
+            <w:tcW w:w="2340" w:type="dxa"/>
+          </w:tcPr>
+          <w:p>
+            <w:pPr/>
+            <w:r>
+              <w:rPr>
+                <w:b/>
+              </w:rPr>
+              <w:t xml:space="preserve">Item</w:t>
+            </w:r>
+          </w:p>
+        </w:tc>
+        <w:tc>
+          <w:tcPr>
+            <w:tcW w:w="7020" w:type="dxa"/>
+            <w:gridSpan w:val="3"/>
+          </w:tcPr>
+          <w:p>
+            <w:pPr/>
+            <w:r>
+              <w:t xml:space="preserve">Conversion List (Table)</w:t>
+            </w:r>
+          </w:p>
+        </w:tc>
+      </w:tr>
+      <w:tr>
+        <w:tc>
+          <w:tcPr>
+            <w:tcW w:w="2340" w:type="dxa"/>
+          </w:tcPr>
+          <w:p>
+            <w:pPr/>
+            <w:r>
+              <w:rPr>
+                <w:b/>
+              </w:rPr>
+              <w:t xml:space="preserve">Description</w:t>
+            </w:r>
+          </w:p>
+        </w:tc>
+        <w:tc>
+          <w:tcPr>
+            <w:tcW w:w="7020" w:type="dxa"/>
+            <w:gridSpan w:val="3"/>
+          </w:tcPr>
+          <w:p>
+            <w:pPr/>
+            <w:r>
+              <w:t xml:space="preserve">單位、換算規則（1 單位 = 係數 基本單位）、編輯／刪除操作。</w:t>
+            </w:r>
+          </w:p>
+        </w:tc>
+      </w:tr>
+      <w:tr>
+        <w:tc>
+          <w:tcPr>
+            <w:tcW w:w="2340" w:type="dxa"/>
+          </w:tcPr>
+          <w:p>
+            <w:pPr/>
+            <w:r>
+              <w:rPr>
+                <w:b/>
+              </w:rPr>
+              <w:t xml:space="preserve">Purpose</w:t>
+            </w:r>
+          </w:p>
+        </w:tc>
+        <w:tc>
+          <w:tcPr>
+            <w:tcW w:w="7020" w:type="dxa"/>
+            <w:gridSpan w:val="3"/>
+          </w:tcPr>
+          <w:p>
+            <w:pPr/>
+            <w:r>
+              <w:t xml:space="preserve">查看物料專屬換算。</w:t>
+            </w:r>
+          </w:p>
+        </w:tc>
+      </w:tr>
+      <w:tr>
+        <w:tc>
+          <w:tcPr>
+            <w:tcW w:w="2340" w:type="dxa"/>
+          </w:tcPr>
+          <w:p>
+            <w:pPr/>
+            <w:r>
+              <w:rPr>
+                <w:b/>
+              </w:rPr>
+              <w:t xml:space="preserve">Format</w:t>
+            </w:r>
+          </w:p>
+        </w:tc>
+        <w:tc>
+          <w:tcPr>
+            <w:tcW w:w="2340" w:type="dxa"/>
+          </w:tcPr>
+          <w:p>
+            <w:pPr/>
+            <w:r>
+              <w:t xml:space="preserve">Table</w:t>
+            </w:r>
+          </w:p>
+        </w:tc>
+        <w:tc>
+          <w:tcPr>
+            <w:tcW w:w="2340" w:type="dxa"/>
+          </w:tcPr>
+          <w:p>
+            <w:pPr/>
+            <w:r>
+              <w:rPr>
+                <w:b/>
+              </w:rPr>
+              <w:t xml:space="preserve">Valid Range</w:t>
+            </w:r>
+          </w:p>
+        </w:tc>
+        <w:tc>
+          <w:tcPr>
+            <w:tcW w:w="2340" w:type="dxa"/>
+          </w:tcPr>
+          <w:p>
+            <w:pPr/>
+            <w:r>
+              <w:t xml:space="preserve">該物料全部換算</w:t>
+            </w:r>
+          </w:p>
+        </w:tc>
+      </w:tr>
+      <w:tr>
+        <w:tc>
+          <w:tcPr>
+            <w:tcW w:w="2340" w:type="dxa"/>
+          </w:tcPr>
+          <w:p>
+            <w:pPr/>
+            <w:r>
+              <w:rPr>
+                <w:b/>
+              </w:rPr>
+              <w:t xml:space="preserve">Related I/O</w:t>
+            </w:r>
+          </w:p>
+        </w:tc>
+        <w:tc>
+          <w:tcPr>
+            <w:tcW w:w="7020" w:type="dxa"/>
+            <w:gridSpan w:val="3"/>
+          </w:tcPr>
+          <w:p>
+            <w:pPr/>
+            <w:r>
+              <w:t xml:space="preserve">REQ_IO_A8.11.2</w:t>
+            </w:r>
+          </w:p>
+        </w:tc>
+      </w:tr>
+      <w:tr>
+        <w:tc>
+          <w:tcPr>
+            <w:tcW w:w="2340" w:type="dxa"/>
+          </w:tcPr>
+          <w:p>
+            <w:pPr/>
+            <w:r>
+              <w:rPr>
+                <w:b/>
+              </w:rPr>
+              <w:t xml:space="preserve">Author</w:t>
+            </w:r>
+          </w:p>
+        </w:tc>
+        <w:tc>
+          <w:tcPr>
+            <w:tcW w:w="7020" w:type="dxa"/>
+            <w:gridSpan w:val="3"/>
+          </w:tcPr>
+          <w:p>
+            <w:pPr/>
+            <w:r>
+              <w:t xml:space="preserve">Developer</w:t>
+            </w:r>
+          </w:p>
+        </w:tc>
+      </w:tr>
+    </w:tbl>
+    <w:p/>
+    <w:tbl>
+      <w:tblPr>
+        <w:tblStyle w:val="TableGrid"/>
+        <w:tblW w:w="9360" w:type="dxa"/>
+        <w:jc w:val="left"/>
+        <w:tblBorders>
+          <w:top w:val="single" w:color="000000" w:sz="6" w:space="0"/>
+          <w:left w:val="single" w:color="000000" w:sz="6" w:space="0"/>
+          <w:bottom w:val="single" w:color="000000" w:sz="6" w:space="0"/>
+          <w:right w:val="single" w:color="000000" w:sz="6" w:space="0"/>
+          <w:insideH w:val="single" w:color="000000" w:sz="6" w:space="0"/>
+          <w:insideV w:val="single" w:color="000000" w:sz="6" w:space="0"/>
+        </w:tblBorders>
+        <w:tblLayout w:type="fixed"/>
+        <w:tblCellMar>
+          <w:top w:w="100" w:type="dxa"/>
+          <w:left w:w="100" w:type="dxa"/>
+          <w:bottom w:w="100" w:type="dxa"/>
+          <w:right w:w="100" w:type="dxa"/>
+        </w:tblCellMar>
+      </w:tblPr>
+      <w:tblGrid>
+        <w:gridCol w:w="2340"/>
+        <w:gridCol w:w="2340"/>
+        <w:gridCol w:w="2340"/>
+        <w:gridCol w:w="2340"/>
+      </w:tblGrid>
+      <w:tr>
+        <w:tc>
+          <w:tcPr>
+            <w:tcW w:w="2340" w:type="dxa"/>
+          </w:tcPr>
+          <w:p>
+            <w:pPr/>
+            <w:r>
+              <w:rPr>
+                <w:b/>
+              </w:rPr>
+              <w:t xml:space="preserve">Requirement ID</w:t>
+            </w:r>
+          </w:p>
+        </w:tc>
+        <w:tc>
+          <w:tcPr>
+            <w:tcW w:w="2340" w:type="dxa"/>
+          </w:tcPr>
+          <w:p>
+            <w:pPr/>
+            <w:r>
+              <w:t xml:space="preserve">REQ_IO_A8.77.2</w:t>
+            </w:r>
+          </w:p>
+        </w:tc>
+        <w:tc>
+          <w:tcPr>
+            <w:tcW w:w="2340" w:type="dxa"/>
+          </w:tcPr>
+          <w:p>
+            <w:pPr/>
+            <w:r>
+              <w:rPr>
+                <w:b/>
+              </w:rPr>
+              <w:t xml:space="preserve">Version</w:t>
+            </w:r>
+          </w:p>
+        </w:tc>
+        <w:tc>
+          <w:tcPr>
+            <w:tcW w:w="2340" w:type="dxa"/>
+          </w:tcPr>
+          <w:p>
+            <w:pPr/>
+            <w:r>
+              <w:t xml:space="preserve">1.0</w:t>
+            </w:r>
+          </w:p>
+        </w:tc>
+      </w:tr>
+      <w:tr>
+        <w:tc>
+          <w:tcPr>
+            <w:tcW w:w="2340" w:type="dxa"/>
+          </w:tcPr>
+          <w:p>
+            <w:pPr/>
+            <w:r>
+              <w:rPr>
+                <w:b/>
+              </w:rPr>
+              <w:t xml:space="preserve">Item</w:t>
+            </w:r>
+          </w:p>
+        </w:tc>
+        <w:tc>
+          <w:tcPr>
+            <w:tcW w:w="7020" w:type="dxa"/>
+            <w:gridSpan w:val="3"/>
+          </w:tcPr>
+          <w:p>
+            <w:pPr/>
+            <w:r>
+              <w:t xml:space="preserve">Unit (Dropdown)</w:t>
+            </w:r>
+          </w:p>
+        </w:tc>
+      </w:tr>
+      <w:tr>
+        <w:tc>
+          <w:tcPr>
+            <w:tcW w:w="2340" w:type="dxa"/>
+          </w:tcPr>
+          <w:p>
+            <w:pPr/>
+            <w:r>
+              <w:rPr>
+                <w:b/>
+              </w:rPr>
+              <w:t xml:space="preserve">Description</w:t>
+            </w:r>
+          </w:p>
+        </w:tc>
+        <w:tc>
+          <w:tcPr>
+            <w:tcW w:w="7020" w:type="dxa"/>
+            <w:gridSpan w:val="3"/>
+          </w:tcPr>
+          <w:p>
+            <w:pPr/>
+            <w:r>
+              <w:t xml:space="preserve">換算單位；排除基本單位，停用單位不可新選，編輯時唯讀。</w:t>
+            </w:r>
+          </w:p>
+        </w:tc>
+      </w:tr>
+      <w:tr>
+        <w:tc>
+          <w:tcPr>
+            <w:tcW w:w="2340" w:type="dxa"/>
+          </w:tcPr>
+          <w:p>
+            <w:pPr/>
+            <w:r>
+              <w:rPr>
+                <w:b/>
+              </w:rPr>
+              <w:t xml:space="preserve">Purpose</w:t>
+            </w:r>
+          </w:p>
+        </w:tc>
+        <w:tc>
+          <w:tcPr>
+            <w:tcW w:w="7020" w:type="dxa"/>
+            <w:gridSpan w:val="3"/>
+          </w:tcPr>
+          <w:p>
+            <w:pPr/>
+            <w:r>
+              <w:t xml:space="preserve">選擇包裝等單位。</w:t>
+            </w:r>
+          </w:p>
+        </w:tc>
+      </w:tr>
+      <w:tr>
+        <w:tc>
+          <w:tcPr>
+            <w:tcW w:w="2340" w:type="dxa"/>
+          </w:tcPr>
+          <w:p>
+            <w:pPr/>
+            <w:r>
+              <w:rPr>
+                <w:b/>
+              </w:rPr>
+              <w:t xml:space="preserve">Format</w:t>
+            </w:r>
+          </w:p>
+        </w:tc>
+        <w:tc>
+          <w:tcPr>
+            <w:tcW w:w="2340" w:type="dxa"/>
+          </w:tcPr>
+          <w:p>
+            <w:pPr/>
+            <w:r>
+              <w:t xml:space="preserve">Unit ID</w:t>
+            </w:r>
+          </w:p>
+        </w:tc>
+        <w:tc>
+          <w:tcPr>
+            <w:tcW w:w="2340" w:type="dxa"/>
+          </w:tcPr>
+          <w:p>
+            <w:pPr/>
+            <w:r>
+              <w:rPr>
+                <w:b/>
+              </w:rPr>
+              <w:t xml:space="preserve">Valid Range</w:t>
+            </w:r>
+          </w:p>
+        </w:tc>
+        <w:tc>
+          <w:tcPr>
+            <w:tcW w:w="2340" w:type="dxa"/>
+          </w:tcPr>
+          <w:p>
+            <w:pPr/>
+            <w:r>
+              <w:t xml:space="preserve">本公司啟用單位</w:t>
+            </w:r>
+          </w:p>
+        </w:tc>
+      </w:tr>
+      <w:tr>
+        <w:tc>
+          <w:tcPr>
+            <w:tcW w:w="2340" w:type="dxa"/>
+          </w:tcPr>
+          <w:p>
+            <w:pPr/>
+            <w:r>
+              <w:rPr>
+                <w:b/>
+              </w:rPr>
+              <w:t xml:space="preserve">Related I/O</w:t>
+            </w:r>
+          </w:p>
+        </w:tc>
+        <w:tc>
+          <w:tcPr>
+            <w:tcW w:w="7020" w:type="dxa"/>
+            <w:gridSpan w:val="3"/>
+          </w:tcPr>
+          <w:p>
+            <w:pPr/>
+            <w:r>
+              <w:t xml:space="preserve">REQ_IO_A8.77.1</w:t>
+            </w:r>
+          </w:p>
+        </w:tc>
+      </w:tr>
+      <w:tr>
+        <w:tc>
+          <w:tcPr>
+            <w:tcW w:w="2340" w:type="dxa"/>
+          </w:tcPr>
+          <w:p>
+            <w:pPr/>
+            <w:r>
+              <w:rPr>
+                <w:b/>
+              </w:rPr>
+              <w:t xml:space="preserve">Author</w:t>
+            </w:r>
+          </w:p>
+        </w:tc>
+        <w:tc>
+          <w:tcPr>
+            <w:tcW w:w="7020" w:type="dxa"/>
+            <w:gridSpan w:val="3"/>
+          </w:tcPr>
+          <w:p>
+            <w:pPr/>
+            <w:r>
+              <w:t xml:space="preserve">Developer</w:t>
+            </w:r>
+          </w:p>
+        </w:tc>
+      </w:tr>
+    </w:tbl>
+    <w:p/>
+    <w:tbl>
+      <w:tblPr>
+        <w:tblStyle w:val="TableGrid"/>
+        <w:tblW w:w="9360" w:type="dxa"/>
+        <w:jc w:val="left"/>
+        <w:tblBorders>
+          <w:top w:val="single" w:color="000000" w:sz="6" w:space="0"/>
+          <w:left w:val="single" w:color="000000" w:sz="6" w:space="0"/>
+          <w:bottom w:val="single" w:color="000000" w:sz="6" w:space="0"/>
+          <w:right w:val="single" w:color="000000" w:sz="6" w:space="0"/>
+          <w:insideH w:val="single" w:color="000000" w:sz="6" w:space="0"/>
+          <w:insideV w:val="single" w:color="000000" w:sz="6" w:space="0"/>
+        </w:tblBorders>
+        <w:tblLayout w:type="fixed"/>
+        <w:tblCellMar>
+          <w:top w:w="100" w:type="dxa"/>
+          <w:left w:w="100" w:type="dxa"/>
+          <w:bottom w:w="100" w:type="dxa"/>
+          <w:right w:w="100" w:type="dxa"/>
+        </w:tblCellMar>
+      </w:tblPr>
+      <w:tblGrid>
+        <w:gridCol w:w="2340"/>
+        <w:gridCol w:w="2340"/>
+        <w:gridCol w:w="2340"/>
+        <w:gridCol w:w="2340"/>
+      </w:tblGrid>
+      <w:tr>
+        <w:tc>
+          <w:tcPr>
+            <w:tcW w:w="2340" w:type="dxa"/>
+          </w:tcPr>
+          <w:p>
+            <w:pPr/>
+            <w:r>
+              <w:rPr>
+                <w:b/>
+              </w:rPr>
+              <w:t xml:space="preserve">Requirement ID</w:t>
+            </w:r>
+          </w:p>
+        </w:tc>
+        <w:tc>
+          <w:tcPr>
+            <w:tcW w:w="2340" w:type="dxa"/>
+          </w:tcPr>
+          <w:p>
+            <w:pPr/>
+            <w:r>
+              <w:t xml:space="preserve">REQ_IO_A8.77.3</w:t>
+            </w:r>
+          </w:p>
+        </w:tc>
+        <w:tc>
+          <w:tcPr>
+            <w:tcW w:w="2340" w:type="dxa"/>
+          </w:tcPr>
+          <w:p>
+            <w:pPr/>
+            <w:r>
+              <w:rPr>
+                <w:b/>
+              </w:rPr>
+              <w:t xml:space="preserve">Version</w:t>
+            </w:r>
+          </w:p>
+        </w:tc>
+        <w:tc>
+          <w:tcPr>
+            <w:tcW w:w="2340" w:type="dxa"/>
+          </w:tcPr>
+          <w:p>
+            <w:pPr/>
+            <w:r>
+              <w:t xml:space="preserve">1.0</w:t>
+            </w:r>
+          </w:p>
+        </w:tc>
+      </w:tr>
+      <w:tr>
+        <w:tc>
+          <w:tcPr>
+            <w:tcW w:w="2340" w:type="dxa"/>
+          </w:tcPr>
+          <w:p>
+            <w:pPr/>
+            <w:r>
+              <w:rPr>
+                <w:b/>
+              </w:rPr>
+              <w:t xml:space="preserve">Item</w:t>
+            </w:r>
+          </w:p>
+        </w:tc>
+        <w:tc>
+          <w:tcPr>
+            <w:tcW w:w="7020" w:type="dxa"/>
+            <w:gridSpan w:val="3"/>
+          </w:tcPr>
+          <w:p>
+            <w:pPr/>
+            <w:r>
+              <w:t xml:space="preserve">Factor (Input)</w:t>
+            </w:r>
+          </w:p>
+        </w:tc>
+      </w:tr>
+      <w:tr>
+        <w:tc>
+          <w:tcPr>
+            <w:tcW w:w="2340" w:type="dxa"/>
+          </w:tcPr>
+          <w:p>
+            <w:pPr/>
+            <w:r>
+              <w:rPr>
+                <w:b/>
+              </w:rPr>
+              <w:t xml:space="preserve">Description</w:t>
+            </w:r>
+          </w:p>
+        </w:tc>
+        <w:tc>
+          <w:tcPr>
+            <w:tcW w:w="7020" w:type="dxa"/>
+            <w:gridSpan w:val="3"/>
+          </w:tcPr>
+          <w:p>
+            <w:pPr/>
+            <w:r>
+              <w:t xml:space="preserve">1 單位 = 係數 基本單位。</w:t>
+            </w:r>
+          </w:p>
+        </w:tc>
+      </w:tr>
+      <w:tr>
+        <w:tc>
+          <w:tcPr>
+            <w:tcW w:w="2340" w:type="dxa"/>
+          </w:tcPr>
+          <w:p>
+            <w:pPr/>
+            <w:r>
+              <w:rPr>
+                <w:b/>
+              </w:rPr>
+              <w:t xml:space="preserve">Purpose</w:t>
+            </w:r>
+          </w:p>
+        </w:tc>
+        <w:tc>
+          <w:tcPr>
+            <w:tcW w:w="7020" w:type="dxa"/>
+            <w:gridSpan w:val="3"/>
+          </w:tcPr>
+          <w:p>
+            <w:pPr/>
+            <w:r>
+              <w:t xml:space="preserve">設定物料換算係數。</w:t>
+            </w:r>
+          </w:p>
+        </w:tc>
+      </w:tr>
+      <w:tr>
+        <w:tc>
+          <w:tcPr>
+            <w:tcW w:w="2340" w:type="dxa"/>
+          </w:tcPr>
+          <w:p>
+            <w:pPr/>
+            <w:r>
+              <w:rPr>
+                <w:b/>
+              </w:rPr>
+              <w:t xml:space="preserve">Format</w:t>
+            </w:r>
+          </w:p>
+        </w:tc>
+        <w:tc>
+          <w:tcPr>
+            <w:tcW w:w="2340" w:type="dxa"/>
+          </w:tcPr>
+          <w:p>
+            <w:pPr/>
+            <w:r>
+              <w:t xml:space="preserve">Decimal</w:t>
+            </w:r>
+          </w:p>
+        </w:tc>
+        <w:tc>
+          <w:tcPr>
+            <w:tcW w:w="2340" w:type="dxa"/>
+          </w:tcPr>
+          <w:p>
+            <w:pPr/>
+            <w:r>
+              <w:rPr>
+                <w:b/>
+              </w:rPr>
+              <w:t xml:space="preserve">Valid Range</w:t>
+            </w:r>
+          </w:p>
+        </w:tc>
+        <w:tc>
+          <w:tcPr>
+            <w:tcW w:w="2340" w:type="dxa"/>
+          </w:tcPr>
+          <w:p>
+            <w:pPr/>
+            <w:r>
+              <w:t xml:space="preserve">大於 0，最多 9 位整數及 6 位小數</w:t>
+            </w:r>
+          </w:p>
+        </w:tc>
+      </w:tr>
+      <w:tr>
+        <w:tc>
+          <w:tcPr>
+            <w:tcW w:w="2340" w:type="dxa"/>
+          </w:tcPr>
+          <w:p>
+            <w:pPr/>
+            <w:r>
+              <w:rPr>
+                <w:b/>
+              </w:rPr>
+              <w:t xml:space="preserve">Related I/O</w:t>
+            </w:r>
+          </w:p>
+        </w:tc>
+        <w:tc>
+          <w:tcPr>
+            <w:tcW w:w="7020" w:type="dxa"/>
+            <w:gridSpan w:val="3"/>
+          </w:tcPr>
+          <w:p>
+            <w:pPr/>
+            <w:r>
+              <w:t xml:space="preserve">REQ_IO_A8.77.1</w:t>
+            </w:r>
+          </w:p>
+        </w:tc>
+      </w:tr>
+      <w:tr>
+        <w:tc>
+          <w:tcPr>
+            <w:tcW w:w="2340" w:type="dxa"/>
+          </w:tcPr>
+          <w:p>
+            <w:pPr/>
+            <w:r>
+              <w:rPr>
+                <w:b/>
+              </w:rPr>
+              <w:t xml:space="preserve">Author</w:t>
+            </w:r>
+          </w:p>
+        </w:tc>
+        <w:tc>
+          <w:tcPr>
+            <w:tcW w:w="7020" w:type="dxa"/>
+            <w:gridSpan w:val="3"/>
+          </w:tcPr>
+          <w:p>
+            <w:pPr/>
+            <w:r>
+              <w:t xml:space="preserve">Developer</w:t>
+            </w:r>
+          </w:p>
+        </w:tc>
+      </w:tr>
+    </w:tbl>
+    <w:p/>
+    <w:tbl>
+      <w:tblPr>
+        <w:tblStyle w:val="TableGrid"/>
+        <w:tblW w:w="9360" w:type="dxa"/>
+        <w:jc w:val="left"/>
+        <w:tblBorders>
+          <w:top w:val="single" w:color="000000" w:sz="6" w:space="0"/>
+          <w:left w:val="single" w:color="000000" w:sz="6" w:space="0"/>
+          <w:bottom w:val="single" w:color="000000" w:sz="6" w:space="0"/>
+          <w:right w:val="single" w:color="000000" w:sz="6" w:space="0"/>
+          <w:insideH w:val="single" w:color="000000" w:sz="6" w:space="0"/>
+          <w:insideV w:val="single" w:color="000000" w:sz="6" w:space="0"/>
+        </w:tblBorders>
+        <w:tblLayout w:type="fixed"/>
+        <w:tblCellMar>
+          <w:top w:w="100" w:type="dxa"/>
+          <w:left w:w="100" w:type="dxa"/>
+          <w:bottom w:w="100" w:type="dxa"/>
+          <w:right w:w="100" w:type="dxa"/>
+        </w:tblCellMar>
+      </w:tblPr>
+      <w:tblGrid>
+        <w:gridCol w:w="2340"/>
+        <w:gridCol w:w="2340"/>
+        <w:gridCol w:w="2340"/>
+        <w:gridCol w:w="2340"/>
+      </w:tblGrid>
+      <w:tr>
+        <w:tc>
+          <w:tcPr>
+            <w:tcW w:w="2340" w:type="dxa"/>
+          </w:tcPr>
+          <w:p>
+            <w:pPr/>
+            <w:r>
+              <w:rPr>
+                <w:b/>
+              </w:rPr>
+              <w:t xml:space="preserve">Requirement ID</w:t>
+            </w:r>
+          </w:p>
+        </w:tc>
+        <w:tc>
+          <w:tcPr>
+            <w:tcW w:w="2340" w:type="dxa"/>
+          </w:tcPr>
+          <w:p>
+            <w:pPr/>
+            <w:r>
+              <w:t xml:space="preserve">REQ_IO_A8.77.4</w:t>
+            </w:r>
+          </w:p>
+        </w:tc>
+        <w:tc>
+          <w:tcPr>
+            <w:tcW w:w="2340" w:type="dxa"/>
+          </w:tcPr>
+          <w:p>
+            <w:pPr/>
+            <w:r>
+              <w:rPr>
+                <w:b/>
+              </w:rPr>
+              <w:t xml:space="preserve">Version</w:t>
+            </w:r>
+          </w:p>
+        </w:tc>
+        <w:tc>
+          <w:tcPr>
+            <w:tcW w:w="2340" w:type="dxa"/>
+          </w:tcPr>
+          <w:p>
+            <w:pPr/>
+            <w:r>
+              <w:t xml:space="preserve">1.0</w:t>
+            </w:r>
+          </w:p>
+        </w:tc>
+      </w:tr>
+      <w:tr>
+        <w:tc>
+          <w:tcPr>
+            <w:tcW w:w="2340" w:type="dxa"/>
+          </w:tcPr>
+          <w:p>
+            <w:pPr/>
+            <w:r>
+              <w:rPr>
+                <w:b/>
+              </w:rPr>
+              <w:t xml:space="preserve">Item</w:t>
+            </w:r>
+          </w:p>
+        </w:tc>
+        <w:tc>
+          <w:tcPr>
+            <w:tcW w:w="7020" w:type="dxa"/>
+            <w:gridSpan w:val="3"/>
+          </w:tcPr>
+          <w:p>
+            <w:pPr/>
+            <w:r>
+              <w:t xml:space="preserve">Delete (Button)</w:t>
+            </w:r>
+          </w:p>
+        </w:tc>
+      </w:tr>
+      <w:tr>
+        <w:tc>
+          <w:tcPr>
+            <w:tcW w:w="2340" w:type="dxa"/>
+          </w:tcPr>
+          <w:p>
+            <w:pPr/>
+            <w:r>
+              <w:rPr>
+                <w:b/>
+              </w:rPr>
+              <w:t xml:space="preserve">Description</w:t>
+            </w:r>
+          </w:p>
+        </w:tc>
+        <w:tc>
+          <w:tcPr>
+            <w:tcW w:w="7020" w:type="dxa"/>
+            <w:gridSpan w:val="3"/>
+          </w:tcPr>
+          <w:p>
+            <w:pPr/>
+            <w:r>
+              <w:t xml:space="preserve">確認後帶版本刪除換算。</w:t>
+            </w:r>
+          </w:p>
+        </w:tc>
+      </w:tr>
+      <w:tr>
+        <w:tc>
+          <w:tcPr>
+            <w:tcW w:w="2340" w:type="dxa"/>
+          </w:tcPr>
+          <w:p>
+            <w:pPr/>
+            <w:r>
+              <w:rPr>
+                <w:b/>
+              </w:rPr>
+              <w:t xml:space="preserve">Purpose</w:t>
+            </w:r>
+          </w:p>
+        </w:tc>
+        <w:tc>
+          <w:tcPr>
+            <w:tcW w:w="7020" w:type="dxa"/>
+            <w:gridSpan w:val="3"/>
+          </w:tcPr>
+          <w:p>
+            <w:pPr/>
+            <w:r>
+              <w:t xml:space="preserve">移除換算，以便修改基本單位。</w:t>
+            </w:r>
+          </w:p>
+        </w:tc>
+      </w:tr>
+      <w:tr>
+        <w:tc>
+          <w:tcPr>
+            <w:tcW w:w="2340" w:type="dxa"/>
+          </w:tcPr>
+          <w:p>
+            <w:pPr/>
+            <w:r>
+              <w:rPr>
+                <w:b/>
+              </w:rPr>
+              <w:t xml:space="preserve">Format</w:t>
+            </w:r>
+          </w:p>
+        </w:tc>
+        <w:tc>
+          <w:tcPr>
+            <w:tcW w:w="2340" w:type="dxa"/>
+          </w:tcPr>
+          <w:p>
+            <w:pPr/>
+            <w:r>
+              <w:t xml:space="preserve">Action</w:t>
+            </w:r>
+          </w:p>
+        </w:tc>
+        <w:tc>
+          <w:tcPr>
+            <w:tcW w:w="2340" w:type="dxa"/>
+          </w:tcPr>
+          <w:p>
+            <w:pPr/>
+            <w:r>
+              <w:rPr>
+                <w:b/>
+              </w:rPr>
+              <w:t xml:space="preserve">Valid Range</w:t>
+            </w:r>
+          </w:p>
+        </w:tc>
+        <w:tc>
+          <w:tcPr>
+            <w:tcW w:w="2340" w:type="dxa"/>
+          </w:tcPr>
+          <w:p>
+            <w:pPr/>
+            <w:r>
+              <w:t xml:space="preserve">MD.ITEM.EDIT</w:t>
+            </w:r>
+          </w:p>
+        </w:tc>
+      </w:tr>
+      <w:tr>
+        <w:tc>
+          <w:tcPr>
+            <w:tcW w:w="2340" w:type="dxa"/>
+          </w:tcPr>
+          <w:p>
+            <w:pPr/>
+            <w:r>
+              <w:rPr>
+                <w:b/>
+              </w:rPr>
+              <w:t xml:space="preserve">Related I/O</w:t>
+            </w:r>
+          </w:p>
+        </w:tc>
+        <w:tc>
+          <w:tcPr>
+            <w:tcW w:w="7020" w:type="dxa"/>
+            <w:gridSpan w:val="3"/>
+          </w:tcPr>
+          <w:p>
+            <w:pPr/>
+            <w:r>
+              <w:t xml:space="preserve">REQ_IO_A8.77.1</w:t>
+            </w:r>
+          </w:p>
+        </w:tc>
+      </w:tr>
+      <w:tr>
+        <w:tc>
+          <w:tcPr>
+            <w:tcW w:w="2340" w:type="dxa"/>
+          </w:tcPr>
+          <w:p>
+            <w:pPr/>
+            <w:r>
+              <w:rPr>
+                <w:b/>
+              </w:rPr>
+              <w:t xml:space="preserve">Author</w:t>
+            </w:r>
+          </w:p>
+        </w:tc>
+        <w:tc>
+          <w:tcPr>
+            <w:tcW w:w="7020" w:type="dxa"/>
+            <w:gridSpan w:val="3"/>
+          </w:tcPr>
+          <w:p>
+            <w:pPr/>
+            <w:r>
+              <w:t xml:space="preserve">Developer</w:t>
+            </w:r>
+          </w:p>
+        </w:tc>
+      </w:tr>
+    </w:tbl>
+    <w:p/>
+    <w:tbl>
+      <w:tblPr>
+        <w:tblStyle w:val="TableGrid"/>
+        <w:tblW w:w="9360" w:type="dxa"/>
+        <w:jc w:val="left"/>
+        <w:tblBorders>
+          <w:top w:val="single" w:color="000000" w:sz="6" w:space="0"/>
+          <w:left w:val="single" w:color="000000" w:sz="6" w:space="0"/>
+          <w:bottom w:val="single" w:color="000000" w:sz="6" w:space="0"/>
+          <w:right w:val="single" w:color="000000" w:sz="6" w:space="0"/>
+          <w:insideH w:val="single" w:color="000000" w:sz="6" w:space="0"/>
+          <w:insideV w:val="single" w:color="000000" w:sz="6" w:space="0"/>
+        </w:tblBorders>
+        <w:tblLayout w:type="fixed"/>
+        <w:tblCellMar>
+          <w:top w:w="100" w:type="dxa"/>
+          <w:left w:w="100" w:type="dxa"/>
+          <w:bottom w:w="100" w:type="dxa"/>
+          <w:right w:w="100" w:type="dxa"/>
+        </w:tblCellMar>
+      </w:tblPr>
+      <w:tblGrid>
+        <w:gridCol w:w="2340"/>
+        <w:gridCol w:w="2340"/>
+        <w:gridCol w:w="2340"/>
+        <w:gridCol w:w="2340"/>
+      </w:tblGrid>
+      <w:tr>
+        <w:tc>
+          <w:tcPr>
+            <w:tcW w:w="2340" w:type="dxa"/>
+          </w:tcPr>
+          <w:p>
+            <w:pPr/>
+            <w:r>
+              <w:rPr>
+                <w:b/>
+              </w:rPr>
+              <w:t xml:space="preserve">Requirement ID</w:t>
+            </w:r>
+          </w:p>
+        </w:tc>
+        <w:tc>
+          <w:tcPr>
+            <w:tcW w:w="2340" w:type="dxa"/>
+          </w:tcPr>
+          <w:p>
+            <w:pPr/>
+            <w:r>
+              <w:t xml:space="preserve">REQ_IO_A8.77.5</w:t>
+            </w:r>
+          </w:p>
+        </w:tc>
+        <w:tc>
+          <w:tcPr>
+            <w:tcW w:w="2340" w:type="dxa"/>
+          </w:tcPr>
+          <w:p>
+            <w:pPr/>
+            <w:r>
+              <w:rPr>
+                <w:b/>
+              </w:rPr>
+              <w:t xml:space="preserve">Version</w:t>
+            </w:r>
+          </w:p>
+        </w:tc>
+        <w:tc>
+          <w:tcPr>
+            <w:tcW w:w="2340" w:type="dxa"/>
+          </w:tcPr>
+          <w:p>
+            <w:pPr/>
+            <w:r>
+              <w:t xml:space="preserve">1.0</w:t>
+            </w:r>
+          </w:p>
+        </w:tc>
+      </w:tr>
+      <w:tr>
+        <w:tc>
+          <w:tcPr>
+            <w:tcW w:w="2340" w:type="dxa"/>
+          </w:tcPr>
+          <w:p>
+            <w:pPr/>
+            <w:r>
+              <w:rPr>
+                <w:b/>
+              </w:rPr>
+              <w:t xml:space="preserve">Item</w:t>
+            </w:r>
+          </w:p>
+        </w:tc>
+        <w:tc>
+          <w:tcPr>
+            <w:tcW w:w="7020" w:type="dxa"/>
+            <w:gridSpan w:val="3"/>
+          </w:tcPr>
+          <w:p>
+            <w:pPr/>
+            <w:r>
+              <w:t xml:space="preserve">Calculator (Form)</w:t>
+            </w:r>
+          </w:p>
+        </w:tc>
+      </w:tr>
+      <w:tr>
+        <w:tc>
+          <w:tcPr>
+            <w:tcW w:w="2340" w:type="dxa"/>
+          </w:tcPr>
+          <w:p>
+            <w:pPr/>
+            <w:r>
+              <w:rPr>
+                <w:b/>
+              </w:rPr>
+              <w:t xml:space="preserve">Description</w:t>
+            </w:r>
+          </w:p>
+        </w:tc>
+        <w:tc>
+          <w:tcPr>
+            <w:tcW w:w="7020" w:type="dxa"/>
+            <w:gridSpan w:val="3"/>
+          </w:tcPr>
+          <w:p>
+            <w:pPr/>
+            <w:r>
+              <w:t xml:space="preserve">數量、來源與目標單位、換算按鈕及結果。</w:t>
+            </w:r>
+          </w:p>
+        </w:tc>
+      </w:tr>
+      <w:tr>
+        <w:tc>
+          <w:tcPr>
+            <w:tcW w:w="2340" w:type="dxa"/>
+          </w:tcPr>
+          <w:p>
+            <w:pPr/>
+            <w:r>
+              <w:rPr>
+                <w:b/>
+              </w:rPr>
+              <w:t xml:space="preserve">Purpose</w:t>
+            </w:r>
+          </w:p>
+        </w:tc>
+        <w:tc>
+          <w:tcPr>
+            <w:tcW w:w="7020" w:type="dxa"/>
+            <w:gridSpan w:val="3"/>
+          </w:tcPr>
+          <w:p>
+            <w:pPr/>
+            <w:r>
+              <w:t xml:space="preserve">按物料試算數量。</w:t>
+            </w:r>
+          </w:p>
+        </w:tc>
+      </w:tr>
+      <w:tr>
+        <w:tc>
+          <w:tcPr>
+            <w:tcW w:w="2340" w:type="dxa"/>
+          </w:tcPr>
+          <w:p>
+            <w:pPr/>
+            <w:r>
+              <w:rPr>
+                <w:b/>
+              </w:rPr>
+              <w:t xml:space="preserve">Format</w:t>
+            </w:r>
+          </w:p>
+        </w:tc>
+        <w:tc>
+          <w:tcPr>
+            <w:tcW w:w="2340" w:type="dxa"/>
+          </w:tcPr>
+          <w:p>
+            <w:pPr/>
+            <w:r>
+              <w:t xml:space="preserve">Decimal</w:t>
+            </w:r>
+          </w:p>
+        </w:tc>
+        <w:tc>
+          <w:tcPr>
+            <w:tcW w:w="2340" w:type="dxa"/>
+          </w:tcPr>
+          <w:p>
+            <w:pPr/>
+            <w:r>
+              <w:rPr>
+                <w:b/>
+              </w:rPr>
+              <w:t xml:space="preserve">Valid Range</w:t>
+            </w:r>
+          </w:p>
+        </w:tc>
+        <w:tc>
+          <w:tcPr>
+            <w:tcW w:w="2340" w:type="dxa"/>
+          </w:tcPr>
+          <w:p>
+            <w:pPr/>
+            <w:r>
+              <w:t xml:space="preserve">數量最多 12 位整數及 6 位小數</w:t>
+            </w:r>
+          </w:p>
+        </w:tc>
+      </w:tr>
+      <w:tr>
+        <w:tc>
+          <w:tcPr>
+            <w:tcW w:w="2340" w:type="dxa"/>
+          </w:tcPr>
+          <w:p>
+            <w:pPr/>
+            <w:r>
+              <w:rPr>
+                <w:b/>
+              </w:rPr>
+              <w:t xml:space="preserve">Related I/O</w:t>
+            </w:r>
+          </w:p>
+        </w:tc>
+        <w:tc>
+          <w:tcPr>
+            <w:tcW w:w="7020" w:type="dxa"/>
+            <w:gridSpan w:val="3"/>
+          </w:tcPr>
+          <w:p>
+            <w:pPr/>
+            <w:r>
+              <w:t xml:space="preserve">REQ_IO_A8.77.1</w:t>
             </w:r>
           </w:p>
         </w:tc>
@@ -74750,6 +76434,25 @@
     </w:p>
     <w:p>
       <w:pPr>
+        <w:pStyle w:val="Heading5"/>
+      </w:pPr>
+      <w:r>
+        <w:t xml:space="preserve">4.5.1.8.77 Item Unit Conversion Interface</w:t>
+      </w:r>
+    </w:p>
+    <w:p>
+      <w:pPr>
+        <w:jc w:val="center"/>
+      </w:pPr>
+      <w:r>
+        <w:rPr>
+          <w:i/>
+        </w:rPr>
+        <w:t xml:space="preserve">[Pending] Prototype screenshot of Item Unit Conversion Interface.</w:t>
+      </w:r>
+    </w:p>
+    <w:p>
+      <w:pPr>
         <w:pStyle w:val="Heading2"/>
       </w:pPr>
       <w:r>
@@ -74842,7 +76545,7 @@
       </w:r>
     </w:p>
     <w:sectPr>
-      <w:footerReference xmlns:r="http://schemas.openxmlformats.org/officeDocument/2006/relationships" w:type="default" r:id="R3282d5a49d714f0b"/>
+      <w:footerReference xmlns:r="http://schemas.openxmlformats.org/officeDocument/2006/relationships" w:type="default" r:id="R6dd88c2215074280"/>
       <w:pgSz w:w="11906" w:h="16838"/>
       <w:pgMar w:top="1440" w:right="1440" w:bottom="1440" w:left="1440" w:header="720" w:footer="720" w:gutter="0"/>
     </w:sectPr>
